--- a/data/outputs/v2/General_Science/SS3.3_Waves/General_Science_Waves_CBE_LessonSequence.docx
+++ b/data/outputs/v2/General_Science/SS3.3_Waves/General_Science_Waves_CBE_LessonSequence.docx
@@ -3026,7 +3026,7 @@
             <w:pPr>
               <w:spacing w:after="20" w:before="0"/>
             </w:pPr>
-            <w:hyperlink w:history="1" r:id="rIdemn0sdwqsg5qlbzlep0qv">
+            <w:hyperlink w:history="1" r:id="rId07s-vs7xpvxni_fxx2qaq">
               <w:r>
                 <w:rPr>
                   <w:rFonts w:ascii="Arial" w:cs="Arial" w:eastAsia="Arial" w:hAnsi="Arial"/>
@@ -3035,7 +3035,7 @@
                   <w:szCs w:val="16"/>
                   <w:u w:val="single" w:color="2E75B6"/>
                 </w:rPr>
-                <w:t xml:space="preserve">Wave properties</w:t>
+                <w:t xml:space="preserve">Properties of periodic waves -dubbed(KY)</w:t>
               </w:r>
             </w:hyperlink>
           </w:p>
@@ -3051,7 +3051,7 @@
                 <w:sz w:val="14"/>
                 <w:szCs w:val="14"/>
               </w:rPr>
-              <w:t xml:space="preserve">Source: Khan Academy (English - US curriculum)</w:t>
+              <w:t xml:space="preserve">Source: Khan Academy (Kiswahili)</w:t>
             </w:r>
           </w:p>
           <w:p>
@@ -3059,7 +3059,7 @@
               <w:spacing w:after="10" w:before="0"/>
               <w:ind w:left="120"/>
             </w:pPr>
-            <w:hyperlink w:history="1" r:id="rId5c979axowytvj222djsoo">
+            <w:hyperlink w:history="1" r:id="rIdhpmhkdmv45aswvtvoa1eu">
               <w:r>
                 <w:rPr>
                   <w:rFonts w:ascii="Arial" w:cs="Arial" w:eastAsia="Arial" w:hAnsi="Arial"/>
@@ -3104,7 +3104,7 @@
             <w:pPr>
               <w:spacing w:after="20" w:before="0"/>
             </w:pPr>
-            <w:hyperlink w:history="1" r:id="rIdtdfbowryczlejaz_yendd">
+            <w:hyperlink w:history="1" r:id="rIdk3muhftoy7djngj80vn59">
               <w:r>
                 <w:rPr>
                   <w:rFonts w:ascii="Arial" w:cs="Arial" w:eastAsia="Arial" w:hAnsi="Arial"/>
@@ -3113,7 +3113,7 @@
                   <w:szCs w:val="16"/>
                   <w:u w:val="single" w:color="2E75B6"/>
                 </w:rPr>
-                <w:t xml:space="preserve">Landforms from Wave Erosion and Deposition (Flexbook)</w:t>
+                <w:t xml:space="preserve">Wave on a String</w:t>
               </w:r>
             </w:hyperlink>
           </w:p>
@@ -3129,7 +3129,7 @@
                 <w:sz w:val="14"/>
                 <w:szCs w:val="14"/>
               </w:rPr>
-              <w:t xml:space="preserve">Source: CK-12</w:t>
+              <w:t xml:space="preserve">Source: PhET Interactive Simulations (English)</w:t>
             </w:r>
           </w:p>
           <w:p>
@@ -3137,7 +3137,7 @@
               <w:spacing w:after="10" w:before="0"/>
               <w:ind w:left="120"/>
             </w:pPr>
-            <w:hyperlink w:history="1" r:id="rId066qs8qeprhkhyqnu0wco">
+            <w:hyperlink w:history="1" r:id="rIdgkqji8iorumwja31gszna">
               <w:r>
                 <w:rPr>
                   <w:rFonts w:ascii="Arial" w:cs="Arial" w:eastAsia="Arial" w:hAnsi="Arial"/>
@@ -3332,7 +3332,7 @@
             <w:pPr>
               <w:spacing w:after="20" w:before="0"/>
             </w:pPr>
-            <w:hyperlink w:history="1" r:id="rIdp_namcffqllica8sokdmx">
+            <w:hyperlink w:history="1" r:id="rIdk0bchlai6fsi6v9hhesyb">
               <w:r>
                 <w:rPr>
                   <w:rFonts w:ascii="Arial" w:cs="Arial" w:eastAsia="Arial" w:hAnsi="Arial"/>
@@ -3341,7 +3341,7 @@
                   <w:szCs w:val="16"/>
                   <w:u w:val="single" w:color="2E75B6"/>
                 </w:rPr>
-                <w:t xml:space="preserve">Wave properties</w:t>
+                <w:t xml:space="preserve">Properties of periodic waves</w:t>
               </w:r>
             </w:hyperlink>
           </w:p>
@@ -3365,7 +3365,7 @@
               <w:spacing w:after="10" w:before="0"/>
               <w:ind w:left="120"/>
             </w:pPr>
-            <w:hyperlink w:history="1" r:id="rId6e9be-b3nt2yhjjdgc7nt">
+            <w:hyperlink w:history="1" r:id="rIdy-hyxqff5cvecamcrzaxu">
               <w:r>
                 <w:rPr>
                   <w:rFonts w:ascii="Arial" w:cs="Arial" w:eastAsia="Arial" w:hAnsi="Arial"/>
@@ -3410,7 +3410,7 @@
             <w:pPr>
               <w:spacing w:after="20" w:before="0"/>
             </w:pPr>
-            <w:hyperlink w:history="1" r:id="rId7mbx1nmkk_9qklvd93lis">
+            <w:hyperlink w:history="1" r:id="rId3wocs1yqzrh3jtii0zdjs">
               <w:r>
                 <w:rPr>
                   <w:rFonts w:ascii="Arial" w:cs="Arial" w:eastAsia="Arial" w:hAnsi="Arial"/>
@@ -3419,7 +3419,7 @@
                   <w:szCs w:val="16"/>
                   <w:u w:val="single" w:color="2E75B6"/>
                 </w:rPr>
-                <w:t xml:space="preserve">Landforms from Wave Erosion and Deposition (Flexbook)</w:t>
+                <w:t xml:space="preserve">Wave Amplitude (Flexbook)</w:t>
               </w:r>
             </w:hyperlink>
           </w:p>
@@ -3443,7 +3443,7 @@
               <w:spacing w:after="10" w:before="0"/>
               <w:ind w:left="120"/>
             </w:pPr>
-            <w:hyperlink w:history="1" r:id="rIdjebptv7torvdjummmxqn4">
+            <w:hyperlink w:history="1" r:id="rIdnetpxvisa2-pwa44wi6if">
               <w:r>
                 <w:rPr>
                   <w:rFonts w:ascii="Arial" w:cs="Arial" w:eastAsia="Arial" w:hAnsi="Arial"/>
@@ -3638,7 +3638,7 @@
             <w:pPr>
               <w:spacing w:after="20" w:before="0"/>
             </w:pPr>
-            <w:hyperlink w:history="1" r:id="rIdkjpmvx5phs48chh7j1ehk">
+            <w:hyperlink w:history="1" r:id="rId26s9z-4ny85yq3knkbcjm">
               <w:r>
                 <w:rPr>
                   <w:rFonts w:ascii="Arial" w:cs="Arial" w:eastAsia="Arial" w:hAnsi="Arial"/>
@@ -3647,7 +3647,7 @@
                   <w:szCs w:val="16"/>
                   <w:u w:val="single" w:color="2E75B6"/>
                 </w:rPr>
-                <w:t xml:space="preserve">Wave properties</w:t>
+                <w:t xml:space="preserve">Sound Properties: Amplitude, period, frequency, wavelength</w:t>
               </w:r>
             </w:hyperlink>
           </w:p>
@@ -3671,7 +3671,7 @@
               <w:spacing w:after="10" w:before="0"/>
               <w:ind w:left="120"/>
             </w:pPr>
-            <w:hyperlink w:history="1" r:id="rId75bpnmtzun-_tthnt07zl">
+            <w:hyperlink w:history="1" r:id="rId7ec4kzmjgqqnzthip77w5">
               <w:r>
                 <w:rPr>
                   <w:rFonts w:ascii="Arial" w:cs="Arial" w:eastAsia="Arial" w:hAnsi="Arial"/>
@@ -3709,14 +3709,14 @@
                 <w:sz w:val="16"/>
                 <w:szCs w:val="16"/>
               </w:rPr>
-              <w:t xml:space="preserve">📖 HTML:</w:t>
+              <w:t xml:space="preserve">📖 EXERCISE:</w:t>
             </w:r>
           </w:p>
           <w:p>
             <w:pPr>
               <w:spacing w:after="20" w:before="0"/>
             </w:pPr>
-            <w:hyperlink w:history="1" r:id="rIdxn-y4zrk855inm-5i48wt">
+            <w:hyperlink w:history="1" r:id="rIdisxmiaufppdl8bno8lzzd">
               <w:r>
                 <w:rPr>
                   <w:rFonts w:ascii="Arial" w:cs="Arial" w:eastAsia="Arial" w:hAnsi="Arial"/>
@@ -3725,7 +3725,7 @@
                   <w:szCs w:val="16"/>
                   <w:u w:val="single" w:color="2E75B6"/>
                 </w:rPr>
-                <w:t xml:space="preserve">Landforms from Wave Erosion and Deposition (Flexbook)</w:t>
+                <w:t xml:space="preserve">Wave Amplitude Practice</w:t>
               </w:r>
             </w:hyperlink>
           </w:p>
@@ -3749,7 +3749,7 @@
               <w:spacing w:after="10" w:before="0"/>
               <w:ind w:left="120"/>
             </w:pPr>
-            <w:hyperlink w:history="1" r:id="rId6xibt7pf0okjmngqsi_o0">
+            <w:hyperlink w:history="1" r:id="rIdvozve1sqotegqcaczzjvu">
               <w:r>
                 <w:rPr>
                   <w:rFonts w:ascii="Arial" w:cs="Arial" w:eastAsia="Arial" w:hAnsi="Arial"/>
@@ -3944,7 +3944,7 @@
             <w:pPr>
               <w:spacing w:after="20" w:before="0"/>
             </w:pPr>
-            <w:hyperlink w:history="1" r:id="rId5cs5ebjfbgryht8zm_xop">
+            <w:hyperlink w:history="1" r:id="rIddgcqxujbmm5seq5w5p8gj">
               <w:r>
                 <w:rPr>
                   <w:rFonts w:ascii="Arial" w:cs="Arial" w:eastAsia="Arial" w:hAnsi="Arial"/>
@@ -3953,7 +3953,7 @@
                   <w:szCs w:val="16"/>
                   <w:u w:val="single" w:color="2E75B6"/>
                 </w:rPr>
-                <w:t xml:space="preserve">Wave properties</w:t>
+                <w:t xml:space="preserve">Properties of periodic waves -dubbed(KY)</w:t>
               </w:r>
             </w:hyperlink>
           </w:p>
@@ -3969,7 +3969,7 @@
                 <w:sz w:val="14"/>
                 <w:szCs w:val="14"/>
               </w:rPr>
-              <w:t xml:space="preserve">Source: Khan Academy (English - US curriculum)</w:t>
+              <w:t xml:space="preserve">Source: Khan Academy (Kiswahili)</w:t>
             </w:r>
           </w:p>
           <w:p>
@@ -3977,7 +3977,7 @@
               <w:spacing w:after="10" w:before="0"/>
               <w:ind w:left="120"/>
             </w:pPr>
-            <w:hyperlink w:history="1" r:id="rIdjrrjslnhj7vwn_t-iqc5i">
+            <w:hyperlink w:history="1" r:id="rIdonfppofyce4r40nubgiq7">
               <w:r>
                 <w:rPr>
                   <w:rFonts w:ascii="Arial" w:cs="Arial" w:eastAsia="Arial" w:hAnsi="Arial"/>
@@ -4022,7 +4022,7 @@
             <w:pPr>
               <w:spacing w:after="20" w:before="0"/>
             </w:pPr>
-            <w:hyperlink w:history="1" r:id="rIduohcstly8f7kwzur_1q1e">
+            <w:hyperlink w:history="1" r:id="rIdnjx28yxprkdj6ysx_nfs-">
               <w:r>
                 <w:rPr>
                   <w:rFonts w:ascii="Arial" w:cs="Arial" w:eastAsia="Arial" w:hAnsi="Arial"/>
@@ -4031,7 +4031,7 @@
                   <w:szCs w:val="16"/>
                   <w:u w:val="single" w:color="2E75B6"/>
                 </w:rPr>
-                <w:t xml:space="preserve">Landforms from Wave Erosion and Deposition (Flexbook)</w:t>
+                <w:t xml:space="preserve">Wave Frequency (Flexbook)</w:t>
               </w:r>
             </w:hyperlink>
           </w:p>
@@ -4055,7 +4055,7 @@
               <w:spacing w:after="10" w:before="0"/>
               <w:ind w:left="120"/>
             </w:pPr>
-            <w:hyperlink w:history="1" r:id="rIdnxmr_axffzwaxay2orsqc">
+            <w:hyperlink w:history="1" r:id="rIdbxidgzk_7dhx3cj1iynik">
               <w:r>
                 <w:rPr>
                   <w:rFonts w:ascii="Arial" w:cs="Arial" w:eastAsia="Arial" w:hAnsi="Arial"/>
@@ -4250,7 +4250,7 @@
             <w:pPr>
               <w:spacing w:after="20" w:before="0"/>
             </w:pPr>
-            <w:hyperlink w:history="1" r:id="rId6vrgpkk9idgru3l2txmj_">
+            <w:hyperlink w:history="1" r:id="rIddanyd9vixivyv4psoxw2b">
               <w:r>
                 <w:rPr>
                   <w:rFonts w:ascii="Arial" w:cs="Arial" w:eastAsia="Arial" w:hAnsi="Arial"/>
@@ -4259,7 +4259,7 @@
                   <w:szCs w:val="16"/>
                   <w:u w:val="single" w:color="2E75B6"/>
                 </w:rPr>
-                <w:t xml:space="preserve">Wave properties</w:t>
+                <w:t xml:space="preserve">Properties of periodic waves -dubbed(KY)</w:t>
               </w:r>
             </w:hyperlink>
           </w:p>
@@ -4275,7 +4275,7 @@
                 <w:sz w:val="14"/>
                 <w:szCs w:val="14"/>
               </w:rPr>
-              <w:t xml:space="preserve">Source: Khan Academy (English - US curriculum)</w:t>
+              <w:t xml:space="preserve">Source: Khan Academy (Kiswahili)</w:t>
             </w:r>
           </w:p>
           <w:p>
@@ -4283,7 +4283,7 @@
               <w:spacing w:after="10" w:before="0"/>
               <w:ind w:left="120"/>
             </w:pPr>
-            <w:hyperlink w:history="1" r:id="rIdxovpvb4z9c4ezxo5i2vdx">
+            <w:hyperlink w:history="1" r:id="rIdzytogz5lwkpnyqhcveszo">
               <w:r>
                 <w:rPr>
                   <w:rFonts w:ascii="Arial" w:cs="Arial" w:eastAsia="Arial" w:hAnsi="Arial"/>
@@ -4321,14 +4321,14 @@
                 <w:sz w:val="16"/>
                 <w:szCs w:val="16"/>
               </w:rPr>
-              <w:t xml:space="preserve">📖 HTML:</w:t>
+              <w:t xml:space="preserve">📖 EXERCISE:</w:t>
             </w:r>
           </w:p>
           <w:p>
             <w:pPr>
               <w:spacing w:after="20" w:before="0"/>
             </w:pPr>
-            <w:hyperlink w:history="1" r:id="rIdozb2zeh2hoh0rx6aclvbo">
+            <w:hyperlink w:history="1" r:id="rIdu2qqkdmsfxzivrfmnwcha">
               <w:r>
                 <w:rPr>
                   <w:rFonts w:ascii="Arial" w:cs="Arial" w:eastAsia="Arial" w:hAnsi="Arial"/>
@@ -4337,7 +4337,7 @@
                   <w:szCs w:val="16"/>
                   <w:u w:val="single" w:color="2E75B6"/>
                 </w:rPr>
-                <w:t xml:space="preserve">Landforms from Wave Erosion and Deposition (Flexbook)</w:t>
+                <w:t xml:space="preserve">Wave Frequency Practice</w:t>
               </w:r>
             </w:hyperlink>
           </w:p>
@@ -4361,7 +4361,7 @@
               <w:spacing w:after="10" w:before="0"/>
               <w:ind w:left="120"/>
             </w:pPr>
-            <w:hyperlink w:history="1" r:id="rIdlbctg12jsgqbqsmc8vpvf">
+            <w:hyperlink w:history="1" r:id="rIdk4zniagdgp1hwxsb35tf8">
               <w:r>
                 <w:rPr>
                   <w:rFonts w:ascii="Arial" w:cs="Arial" w:eastAsia="Arial" w:hAnsi="Arial"/>
@@ -5848,7 +5848,925 @@
             <w:pPr>
               <w:spacing w:after="20" w:before="0"/>
             </w:pPr>
-            <w:hyperlink w:history="1" r:id="rIdf54zo9wwes-5vxtcctrpl">
+            <w:hyperlink w:history="1" r:id="rIdew9_120o5dfuvfps3uj3w">
+              <w:r>
+                <w:rPr>
+                  <w:rFonts w:ascii="Arial" w:cs="Arial" w:eastAsia="Arial" w:hAnsi="Arial"/>
+                  <w:color w:val="2E75B6"/>
+                  <w:sz w:val="16"/>
+                  <w:szCs w:val="16"/>
+                  <w:u w:val="single" w:color="2E75B6"/>
+                </w:rPr>
+                <w:t xml:space="preserve">Properties of periodic waves -dubbed(KY)</w:t>
+              </w:r>
+            </w:hyperlink>
+          </w:p>
+          <w:p>
+            <w:pPr>
+              <w:spacing w:after="10" w:before="0"/>
+              <w:ind w:left="120"/>
+            </w:pPr>
+            <w:r>
+              <w:rPr>
+                <w:rFonts w:ascii="Arial" w:cs="Arial" w:eastAsia="Arial" w:hAnsi="Arial"/>
+                <w:color w:val="595959"/>
+                <w:sz w:val="14"/>
+                <w:szCs w:val="14"/>
+              </w:rPr>
+              <w:t xml:space="preserve">Source: Khan Academy (Kiswahili)</w:t>
+            </w:r>
+          </w:p>
+          <w:p>
+            <w:pPr>
+              <w:spacing w:after="10" w:before="0"/>
+              <w:ind w:left="120"/>
+            </w:pPr>
+            <w:hyperlink w:history="1" r:id="rIdemf_ycx5bon4cw8f67_oj">
+              <w:r>
+                <w:rPr>
+                  <w:rFonts w:ascii="Arial" w:cs="Arial" w:eastAsia="Arial" w:hAnsi="Arial"/>
+                  <w:color w:val="595959"/>
+                  <w:sz w:val="14"/>
+                  <w:szCs w:val="14"/>
+                  <w:u w:val="single" w:color="595959"/>
+                </w:rPr>
+                <w:t xml:space="preserve">🔍 Search ARES for similar videos</w:t>
+              </w:r>
+            </w:hyperlink>
+          </w:p>
+          <w:p>
+            <w:pPr>
+              <w:spacing w:after="40" w:before="0"/>
+            </w:pPr>
+            <w:r>
+              <w:rPr>
+                <w:sz w:val="14"/>
+                <w:szCs w:val="14"/>
+              </w:rPr>
+              <w:t xml:space="preserve"/>
+            </w:r>
+          </w:p>
+          <w:p>
+            <w:pPr>
+              <w:spacing w:after="20" w:before="0"/>
+            </w:pPr>
+            <w:r>
+              <w:rPr>
+                <w:rFonts w:ascii="Arial" w:cs="Arial" w:eastAsia="Arial" w:hAnsi="Arial"/>
+                <w:b/>
+                <w:bCs/>
+                <w:color w:val="1F3864"/>
+                <w:sz w:val="16"/>
+                <w:szCs w:val="16"/>
+              </w:rPr>
+              <w:t xml:space="preserve">📖 HTML:</w:t>
+            </w:r>
+          </w:p>
+          <w:p>
+            <w:pPr>
+              <w:spacing w:after="20" w:before="0"/>
+            </w:pPr>
+            <w:hyperlink w:history="1" r:id="rIdjzo_trsopoo_jrcjydhap">
+              <w:r>
+                <w:rPr>
+                  <w:rFonts w:ascii="Arial" w:cs="Arial" w:eastAsia="Arial" w:hAnsi="Arial"/>
+                  <w:color w:val="2E75B6"/>
+                  <w:sz w:val="16"/>
+                  <w:szCs w:val="16"/>
+                  <w:u w:val="single" w:color="2E75B6"/>
+                </w:rPr>
+                <w:t xml:space="preserve">Wave Equation (Flexbook)</w:t>
+              </w:r>
+            </w:hyperlink>
+          </w:p>
+          <w:p>
+            <w:pPr>
+              <w:spacing w:after="10" w:before="0"/>
+              <w:ind w:left="120"/>
+            </w:pPr>
+            <w:r>
+              <w:rPr>
+                <w:rFonts w:ascii="Arial" w:cs="Arial" w:eastAsia="Arial" w:hAnsi="Arial"/>
+                <w:color w:val="595959"/>
+                <w:sz w:val="14"/>
+                <w:szCs w:val="14"/>
+              </w:rPr>
+              <w:t xml:space="preserve">Source: CK-12</w:t>
+            </w:r>
+          </w:p>
+          <w:p>
+            <w:pPr>
+              <w:spacing w:after="10" w:before="0"/>
+              <w:ind w:left="120"/>
+            </w:pPr>
+            <w:hyperlink w:history="1" r:id="rIdpdjnejkllbc48gbec-42a">
+              <w:r>
+                <w:rPr>
+                  <w:rFonts w:ascii="Arial" w:cs="Arial" w:eastAsia="Arial" w:hAnsi="Arial"/>
+                  <w:color w:val="595959"/>
+                  <w:sz w:val="14"/>
+                  <w:szCs w:val="14"/>
+                  <w:u w:val="single" w:color="595959"/>
+                </w:rPr>
+                <w:t xml:space="preserve">🔍 Search ARES for similar readings</w:t>
+              </w:r>
+            </w:hyperlink>
+          </w:p>
+        </w:tc>
+        <w:tc>
+          <w:tcPr>
+            <w:tcW w:type="dxa" w:w="3040"/>
+            <w:shd w:fill="FFFFFF" w:color="auto" w:val="clear"/>
+            <w:tcMar>
+              <w:top w:type="dxa" w:w="60"/>
+              <w:left w:type="dxa" w:w="120"/>
+              <w:bottom w:type="dxa" w:w="60"/>
+              <w:right w:type="dxa" w:w="120"/>
+            </w:tcMar>
+            <w:vAlign w:val="top"/>
+          </w:tcPr>
+          <w:p>
+            <w:pPr>
+              <w:spacing w:after="40" w:before="0"/>
+              <w:jc w:val="left"/>
+            </w:pPr>
+            <w:r>
+              <w:rPr>
+                <w:rFonts w:ascii="Arial" w:cs="Arial" w:eastAsia="Arial" w:hAnsi="Arial"/>
+                <w:b w:val="false"/>
+                <w:bCs w:val="false"/>
+                <w:i w:val="false"/>
+                <w:iCs w:val="false"/>
+                <w:color w:val="000000"/>
+                <w:sz w:val="18"/>
+                <w:szCs w:val="18"/>
+              </w:rPr>
+              <w:t xml:space="preserve">Learners individually read a two-sentence scenario card (distributed by the teacher): 'A fisherman on Lake Victoria hears a boat engine vibrating steadily. He counts roughly 4 complete wave crests hitting his canoe every second. The crests are about 0.5 m apart. His friend, standing further along the shore, says the waves where he is standing seem to be the same speed but closer together.' Learners write individual predictions in their science notebooks: (a) What is the speed of these water waves? (b) If the friend observes crests only 0.25 m apart, what must have changed — frequency, speed, or wavelength? (c) Write your prediction as a sentence using at least two wave vocabulary words from Lesson 1. Learners share predictions with a partner (Think-Pair) before a brief whole-class share.</w:t>
+            </w:r>
+          </w:p>
+        </w:tc>
+        <w:tc>
+          <w:tcPr>
+            <w:tcW w:type="dxa" w:w="3040"/>
+            <w:shd w:fill="F2F2F2" w:color="auto" w:val="clear"/>
+            <w:tcMar>
+              <w:top w:type="dxa" w:w="60"/>
+              <w:left w:type="dxa" w:w="120"/>
+              <w:bottom w:type="dxa" w:w="60"/>
+              <w:right w:type="dxa" w:w="120"/>
+            </w:tcMar>
+            <w:vAlign w:val="top"/>
+          </w:tcPr>
+          <w:p>
+            <w:pPr>
+              <w:spacing w:after="40" w:before="0"/>
+              <w:jc w:val="left"/>
+            </w:pPr>
+            <w:r>
+              <w:rPr>
+                <w:rFonts w:ascii="Arial" w:cs="Arial" w:eastAsia="Arial" w:hAnsi="Arial"/>
+                <w:b w:val="false"/>
+                <w:bCs w:val="false"/>
+                <w:i w:val="false"/>
+                <w:iCs w:val="false"/>
+                <w:color w:val="000000"/>
+                <w:sz w:val="18"/>
+                <w:szCs w:val="18"/>
+              </w:rPr>
+              <w:t xml:space="preserve">Distribute scenario cards face-down; say: 'Do NOT flip the card until I say go.' After settling, say: 'Flip and read silently — you have 2 minutes.' [WAIT 2 minutes.] Then: 'Write your three predictions now — do not discuss yet.' [WAIT 4 minutes.] Prompt the Think-Pair: 'Turn to your neighbour and compare predictions — you have 90 seconds.' Cold-call 3 different pairs to share one prediction each. Record contrasting predictions (e.g. 'speed changes' vs 'frequency changes') on the board under the heading BEFORE WE LOOK AT EVIDENCE. Do NOT correct — say: 'We are going to test these ideas right now.'</w:t>
+            </w:r>
+          </w:p>
+        </w:tc>
+        <w:tc>
+          <w:tcPr>
+            <w:tcW w:type="dxa" w:w="3040"/>
+            <w:shd w:fill="FFFFFF" w:color="auto" w:val="clear"/>
+            <w:tcMar>
+              <w:top w:type="dxa" w:w="60"/>
+              <w:left w:type="dxa" w:w="120"/>
+              <w:bottom w:type="dxa" w:w="60"/>
+              <w:right w:type="dxa" w:w="120"/>
+            </w:tcMar>
+            <w:vAlign w:val="top"/>
+          </w:tcPr>
+          <w:p>
+            <w:pPr>
+              <w:spacing w:after="40" w:before="0"/>
+              <w:jc w:val="left"/>
+            </w:pPr>
+            <w:r>
+              <w:rPr>
+                <w:rFonts w:ascii="Arial" w:cs="Arial" w:eastAsia="Arial" w:hAnsi="Arial"/>
+                <w:b w:val="false"/>
+                <w:bCs w:val="false"/>
+                <w:i w:val="false"/>
+                <w:iCs w:val="false"/>
+                <w:color w:val="000000"/>
+                <w:sz w:val="18"/>
+                <w:szCs w:val="18"/>
+              </w:rPr>
+              <w:t xml:space="preserve">Prediction-before-observation (Elicit Prior Knowledge): surfacing and publicly recording divergent ideas creates cognitive dissonance that motivates close observation. Recording predictions on the board also creates accountability — learners know they will return to these claims.</w:t>
+            </w:r>
+          </w:p>
+        </w:tc>
+        <w:tc>
+          <w:tcPr>
+            <w:tcW w:type="dxa" w:w="3040"/>
+            <w:shd w:fill="F2F2F2" w:color="auto" w:val="clear"/>
+            <w:tcMar>
+              <w:top w:type="dxa" w:w="60"/>
+              <w:left w:type="dxa" w:w="120"/>
+              <w:bottom w:type="dxa" w:w="60"/>
+              <w:right w:type="dxa" w:w="120"/>
+            </w:tcMar>
+            <w:vAlign w:val="top"/>
+          </w:tcPr>
+          <w:p>
+            <w:pPr>
+              <w:spacing w:after="40" w:before="0"/>
+              <w:jc w:val="left"/>
+            </w:pPr>
+            <w:r>
+              <w:rPr>
+                <w:rFonts w:ascii="Arial" w:cs="Arial" w:eastAsia="Arial" w:hAnsi="Arial"/>
+                <w:b w:val="false"/>
+                <w:bCs w:val="false"/>
+                <w:i w:val="false"/>
+                <w:iCs w:val="false"/>
+                <w:color w:val="000000"/>
+                <w:sz w:val="18"/>
+                <w:szCs w:val="18"/>
+              </w:rPr>
+              <w:t xml:space="preserve">Circulate during individual writing. Look for: (1) correct use of at least two Lesson-1 vocabulary terms; (2) whether learners predict that speed stays constant while frequency and wavelength vary inversely. Flag learners who write 'speed increases with frequency' — these learners need targeted attention during the derivation phase. Note names for cold-calling during Explain.</w:t>
+            </w:r>
+          </w:p>
+        </w:tc>
+      </w:tr>
+      <w:tr>
+        <w:tc>
+          <w:tcPr>
+            <w:tcW w:type="dxa" w:w="1520"/>
+            <w:shd w:fill="D9EEF1" w:color="auto" w:val="clear"/>
+            <w:tcMar>
+              <w:top w:type="dxa" w:w="60"/>
+              <w:left w:type="dxa" w:w="120"/>
+              <w:bottom w:type="dxa" w:w="60"/>
+              <w:right w:type="dxa" w:w="120"/>
+            </w:tcMar>
+            <w:vAlign w:val="top"/>
+          </w:tcPr>
+          <w:p>
+            <w:pPr>
+              <w:spacing w:after="40" w:before="0"/>
+              <w:jc w:val="left"/>
+            </w:pPr>
+            <w:r>
+              <w:rPr>
+                <w:rFonts w:ascii="Arial" w:cs="Arial" w:eastAsia="Arial" w:hAnsi="Arial"/>
+                <w:b/>
+                <w:bCs/>
+                <w:i w:val="false"/>
+                <w:iCs w:val="false"/>
+                <w:color w:val="000000"/>
+                <w:sz w:val="18"/>
+                <w:szCs w:val="18"/>
+              </w:rPr>
+              <w:t xml:space="preserve">Observe Phase</w:t>
+            </w:r>
+          </w:p>
+          <w:p>
+            <w:pPr>
+              <w:spacing w:after="20" w:before="0"/>
+            </w:pPr>
+            <w:r>
+              <w:rPr>
+                <w:rFonts w:ascii="Arial" w:cs="Arial" w:eastAsia="Arial" w:hAnsi="Arial"/>
+                <w:b/>
+                <w:bCs/>
+                <w:color w:val="1F3864"/>
+                <w:sz w:val="16"/>
+                <w:szCs w:val="16"/>
+              </w:rPr>
+              <w:t xml:space="preserve">📹 VIDEO:</w:t>
+            </w:r>
+          </w:p>
+          <w:p>
+            <w:pPr>
+              <w:spacing w:after="20" w:before="0"/>
+            </w:pPr>
+            <w:hyperlink w:history="1" r:id="rIduv-kle7qm2rev55ircnd2">
+              <w:r>
+                <w:rPr>
+                  <w:rFonts w:ascii="Arial" w:cs="Arial" w:eastAsia="Arial" w:hAnsi="Arial"/>
+                  <w:color w:val="2E75B6"/>
+                  <w:sz w:val="16"/>
+                  <w:szCs w:val="16"/>
+                  <w:u w:val="single" w:color="2E75B6"/>
+                </w:rPr>
+                <w:t xml:space="preserve">Properties of periodic waves</w:t>
+              </w:r>
+            </w:hyperlink>
+          </w:p>
+          <w:p>
+            <w:pPr>
+              <w:spacing w:after="10" w:before="0"/>
+              <w:ind w:left="120"/>
+            </w:pPr>
+            <w:r>
+              <w:rPr>
+                <w:rFonts w:ascii="Arial" w:cs="Arial" w:eastAsia="Arial" w:hAnsi="Arial"/>
+                <w:color w:val="595959"/>
+                <w:sz w:val="14"/>
+                <w:szCs w:val="14"/>
+              </w:rPr>
+              <w:t xml:space="preserve">Source: Khan Academy (English - US curriculum)</w:t>
+            </w:r>
+          </w:p>
+          <w:p>
+            <w:pPr>
+              <w:spacing w:after="10" w:before="0"/>
+              <w:ind w:left="120"/>
+            </w:pPr>
+            <w:hyperlink w:history="1" r:id="rIdrl_z5hhjdxhmswktyy4bg">
+              <w:r>
+                <w:rPr>
+                  <w:rFonts w:ascii="Arial" w:cs="Arial" w:eastAsia="Arial" w:hAnsi="Arial"/>
+                  <w:color w:val="595959"/>
+                  <w:sz w:val="14"/>
+                  <w:szCs w:val="14"/>
+                  <w:u w:val="single" w:color="595959"/>
+                </w:rPr>
+                <w:t xml:space="preserve">🔍 Search ARES for similar videos</w:t>
+              </w:r>
+            </w:hyperlink>
+          </w:p>
+          <w:p>
+            <w:pPr>
+              <w:spacing w:after="40" w:before="0"/>
+            </w:pPr>
+            <w:r>
+              <w:rPr>
+                <w:sz w:val="14"/>
+                <w:szCs w:val="14"/>
+              </w:rPr>
+              <w:t xml:space="preserve"/>
+            </w:r>
+          </w:p>
+          <w:p>
+            <w:pPr>
+              <w:spacing w:after="20" w:before="0"/>
+            </w:pPr>
+            <w:r>
+              <w:rPr>
+                <w:rFonts w:ascii="Arial" w:cs="Arial" w:eastAsia="Arial" w:hAnsi="Arial"/>
+                <w:b/>
+                <w:bCs/>
+                <w:color w:val="1F3864"/>
+                <w:sz w:val="16"/>
+                <w:szCs w:val="16"/>
+              </w:rPr>
+              <w:t xml:space="preserve">📖 EXERCISE:</w:t>
+            </w:r>
+          </w:p>
+          <w:p>
+            <w:pPr>
+              <w:spacing w:after="20" w:before="0"/>
+            </w:pPr>
+            <w:hyperlink w:history="1" r:id="rIdjjd3abvfomr3c9nnumv-5">
+              <w:r>
+                <w:rPr>
+                  <w:rFonts w:ascii="Arial" w:cs="Arial" w:eastAsia="Arial" w:hAnsi="Arial"/>
+                  <w:color w:val="2E75B6"/>
+                  <w:sz w:val="16"/>
+                  <w:szCs w:val="16"/>
+                  <w:u w:val="single" w:color="2E75B6"/>
+                </w:rPr>
+                <w:t xml:space="preserve">Wave Equation Practice</w:t>
+              </w:r>
+            </w:hyperlink>
+          </w:p>
+          <w:p>
+            <w:pPr>
+              <w:spacing w:after="10" w:before="0"/>
+              <w:ind w:left="120"/>
+            </w:pPr>
+            <w:r>
+              <w:rPr>
+                <w:rFonts w:ascii="Arial" w:cs="Arial" w:eastAsia="Arial" w:hAnsi="Arial"/>
+                <w:color w:val="595959"/>
+                <w:sz w:val="14"/>
+                <w:szCs w:val="14"/>
+              </w:rPr>
+              <w:t xml:space="preserve">Source: CK-12</w:t>
+            </w:r>
+          </w:p>
+          <w:p>
+            <w:pPr>
+              <w:spacing w:after="10" w:before="0"/>
+              <w:ind w:left="120"/>
+            </w:pPr>
+            <w:hyperlink w:history="1" r:id="rIdzzimv3oiwa6r3sqefd3vd">
+              <w:r>
+                <w:rPr>
+                  <w:rFonts w:ascii="Arial" w:cs="Arial" w:eastAsia="Arial" w:hAnsi="Arial"/>
+                  <w:color w:val="595959"/>
+                  <w:sz w:val="14"/>
+                  <w:szCs w:val="14"/>
+                  <w:u w:val="single" w:color="595959"/>
+                </w:rPr>
+                <w:t xml:space="preserve">🔍 Search ARES for similar readings</w:t>
+              </w:r>
+            </w:hyperlink>
+          </w:p>
+        </w:tc>
+        <w:tc>
+          <w:tcPr>
+            <w:tcW w:type="dxa" w:w="3040"/>
+            <w:shd w:fill="FFFFFF" w:color="auto" w:val="clear"/>
+            <w:tcMar>
+              <w:top w:type="dxa" w:w="60"/>
+              <w:left w:type="dxa" w:w="120"/>
+              <w:bottom w:type="dxa" w:w="60"/>
+              <w:right w:type="dxa" w:w="120"/>
+            </w:tcMar>
+            <w:vAlign w:val="top"/>
+          </w:tcPr>
+          <w:p>
+            <w:pPr>
+              <w:spacing w:after="40" w:before="0"/>
+              <w:jc w:val="left"/>
+            </w:pPr>
+            <w:r>
+              <w:rPr>
+                <w:rFonts w:ascii="Arial" w:cs="Arial" w:eastAsia="Arial" w:hAnsi="Arial"/>
+                <w:b w:val="false"/>
+                <w:bCs w:val="false"/>
+                <w:i w:val="false"/>
+                <w:iCs w:val="false"/>
+                <w:color w:val="000000"/>
+                <w:sz w:val="18"/>
+                <w:szCs w:val="18"/>
+              </w:rPr>
+              <w:t xml:space="preserve">PART A — Slinky Demonstration (10 min): The teacher stretches a slinky along the floor of the classroom (approximately 4 m). Two learner volunteers hold each end. The teacher generates slow transverse pulses (approximately 1 Hz), then faster pulses (approximately 3 Hz). The rest of the class observes and records in a two-column table: 'What I notice about the distance between crests (wavelength)' and 'What I notice about how often crests pass a fixed point (frequency)'. PART B — Ripple Tank / Simulation (10 min): The teacher projects a ripple-tank simulation (e.g., PhET Wave Interference, or a pre-downloaded offline Kenya Education Cloud video of a ripple tank). The simulation shows: (i) low-frequency source → widely spaced wavefronts; (ii) high-frequency source → closely spaced wavefronts; (iii) the wave speed (indicated on screen or calculated from the simulation scale) remains constant in the same medium. Learners sketch both patterns in their notebooks, labelling λ (wavelength) and the direction of wave travel. They note the wave speed value in each case.</w:t>
+            </w:r>
+          </w:p>
+        </w:tc>
+        <w:tc>
+          <w:tcPr>
+            <w:tcW w:type="dxa" w:w="3040"/>
+            <w:shd w:fill="F2F2F2" w:color="auto" w:val="clear"/>
+            <w:tcMar>
+              <w:top w:type="dxa" w:w="60"/>
+              <w:left w:type="dxa" w:w="120"/>
+              <w:bottom w:type="dxa" w:w="60"/>
+              <w:right w:type="dxa" w:w="120"/>
+            </w:tcMar>
+            <w:vAlign w:val="top"/>
+          </w:tcPr>
+          <w:p>
+            <w:pPr>
+              <w:spacing w:after="40" w:before="0"/>
+              <w:jc w:val="left"/>
+            </w:pPr>
+            <w:r>
+              <w:rPr>
+                <w:rFonts w:ascii="Arial" w:cs="Arial" w:eastAsia="Arial" w:hAnsi="Arial"/>
+                <w:b w:val="false"/>
+                <w:bCs w:val="false"/>
+                <w:i w:val="false"/>
+                <w:iCs w:val="false"/>
+                <w:color w:val="000000"/>
+                <w:sz w:val="18"/>
+                <w:szCs w:val="18"/>
+              </w:rPr>
+              <w:t xml:space="preserve">SLINKY: Recruit two volunteers — say: 'Amina and Kamau, please hold the ends and keep tension constant — do not walk closer or further.' Generate slow pulses and ask the class: 'Count how many full waves fit along the spring — whisper the number to yourselves.' [WAIT 10 seconds.] Cold-call 2 learners. Then increase frequency and ask: 'What happened to the number of waves along the spring?' [WAIT 15 seconds.] Cold-call 2 learners. Ask: 'Did either of you move? Did the speed of my hand change the speed of the wave along the spring, or only how often I sent pulses?' [WAIT 30 seconds.] Cold-call 2 more learners. SIMULATION: As the simulation runs, narrate: 'Watch the wavefronts — I am only changing how fast the source vibrates.' Pause at each frequency and ask: 'Tell your partner: what changed and what stayed the same?' [WAIT 20 seconds.] Cold-call 3 pairs. Record agreed observations on the board: 'Higher frequency → shorter wavelength; speed appears constant in same medium.'</w:t>
+            </w:r>
+          </w:p>
+        </w:tc>
+        <w:tc>
+          <w:tcPr>
+            <w:tcW w:type="dxa" w:w="3040"/>
+            <w:shd w:fill="FFFFFF" w:color="auto" w:val="clear"/>
+            <w:tcMar>
+              <w:top w:type="dxa" w:w="60"/>
+              <w:left w:type="dxa" w:w="120"/>
+              <w:bottom w:type="dxa" w:w="60"/>
+              <w:right w:type="dxa" w:w="120"/>
+            </w:tcMar>
+            <w:vAlign w:val="top"/>
+          </w:tcPr>
+          <w:p>
+            <w:pPr>
+              <w:spacing w:after="40" w:before="0"/>
+              <w:jc w:val="left"/>
+            </w:pPr>
+            <w:r>
+              <w:rPr>
+                <w:rFonts w:ascii="Arial" w:cs="Arial" w:eastAsia="Arial" w:hAnsi="Arial"/>
+                <w:b w:val="false"/>
+                <w:bCs w:val="false"/>
+                <w:i w:val="false"/>
+                <w:iCs w:val="false"/>
+                <w:color w:val="000000"/>
+                <w:sz w:val="18"/>
+                <w:szCs w:val="18"/>
+              </w:rPr>
+              <w:t xml:space="preserve">Observation-with-structured-recording: the two-column table forces learners to separate what they observe (wavelength, frequency) from what they infer (speed). This disciplined separation is the NGSS Science and Engineering Practice SEP-3 (Planning and Carrying Out Investigations) at the observation level, preparing learners to construct an explanation from evidence.</w:t>
+            </w:r>
+          </w:p>
+        </w:tc>
+        <w:tc>
+          <w:tcPr>
+            <w:tcW w:type="dxa" w:w="3040"/>
+            <w:shd w:fill="F2F2F2" w:color="auto" w:val="clear"/>
+            <w:tcMar>
+              <w:top w:type="dxa" w:w="60"/>
+              <w:left w:type="dxa" w:w="120"/>
+              <w:bottom w:type="dxa" w:w="60"/>
+              <w:right w:type="dxa" w:w="120"/>
+            </w:tcMar>
+            <w:vAlign w:val="top"/>
+          </w:tcPr>
+          <w:p>
+            <w:pPr>
+              <w:spacing w:after="40" w:before="0"/>
+              <w:jc w:val="left"/>
+            </w:pPr>
+            <w:r>
+              <w:rPr>
+                <w:rFonts w:ascii="Arial" w:cs="Arial" w:eastAsia="Arial" w:hAnsi="Arial"/>
+                <w:b w:val="false"/>
+                <w:bCs w:val="false"/>
+                <w:i w:val="false"/>
+                <w:iCs w:val="false"/>
+                <w:color w:val="000000"/>
+                <w:sz w:val="18"/>
+                <w:szCs w:val="18"/>
+              </w:rPr>
+              <w:t xml:space="preserve">Collect notebooks briefly or do a quick show-hands: 'Thumb up if your table shows that wavelength decreased when frequency increased.' Address any thumbs-down immediately. Check that all learners have labelled λ correctly on their sketches — a common error is labelling only half a wavelength (crest to trough).</w:t>
+            </w:r>
+          </w:p>
+        </w:tc>
+      </w:tr>
+      <w:tr>
+        <w:tc>
+          <w:tcPr>
+            <w:tcW w:type="dxa" w:w="1520"/>
+            <w:shd w:fill="E2EFDA" w:color="auto" w:val="clear"/>
+            <w:tcMar>
+              <w:top w:type="dxa" w:w="60"/>
+              <w:left w:type="dxa" w:w="120"/>
+              <w:bottom w:type="dxa" w:w="60"/>
+              <w:right w:type="dxa" w:w="120"/>
+            </w:tcMar>
+            <w:vAlign w:val="top"/>
+          </w:tcPr>
+          <w:p>
+            <w:pPr>
+              <w:spacing w:after="40" w:before="0"/>
+              <w:jc w:val="left"/>
+            </w:pPr>
+            <w:r>
+              <w:rPr>
+                <w:rFonts w:ascii="Arial" w:cs="Arial" w:eastAsia="Arial" w:hAnsi="Arial"/>
+                <w:b/>
+                <w:bCs/>
+                <w:i w:val="false"/>
+                <w:iCs w:val="false"/>
+                <w:color w:val="000000"/>
+                <w:sz w:val="18"/>
+                <w:szCs w:val="18"/>
+              </w:rPr>
+              <w:t xml:space="preserve">Explain Phase</w:t>
+            </w:r>
+          </w:p>
+          <w:p>
+            <w:pPr>
+              <w:spacing w:after="20" w:before="0"/>
+            </w:pPr>
+            <w:r>
+              <w:rPr>
+                <w:rFonts w:ascii="Arial" w:cs="Arial" w:eastAsia="Arial" w:hAnsi="Arial"/>
+                <w:b/>
+                <w:bCs/>
+                <w:color w:val="1F3864"/>
+                <w:sz w:val="16"/>
+                <w:szCs w:val="16"/>
+              </w:rPr>
+              <w:t xml:space="preserve">📹 VIDEO:</w:t>
+            </w:r>
+          </w:p>
+          <w:p>
+            <w:pPr>
+              <w:spacing w:after="20" w:before="0"/>
+            </w:pPr>
+            <w:hyperlink w:history="1" r:id="rId5kbjw4ocsrtpa1l6gqtda">
+              <w:r>
+                <w:rPr>
+                  <w:rFonts w:ascii="Arial" w:cs="Arial" w:eastAsia="Arial" w:hAnsi="Arial"/>
+                  <w:color w:val="2E75B6"/>
+                  <w:sz w:val="16"/>
+                  <w:szCs w:val="16"/>
+                  <w:u w:val="single" w:color="2E75B6"/>
+                </w:rPr>
+                <w:t xml:space="preserve">Electronic transitions and energy</w:t>
+              </w:r>
+            </w:hyperlink>
+          </w:p>
+          <w:p>
+            <w:pPr>
+              <w:spacing w:after="10" w:before="0"/>
+              <w:ind w:left="120"/>
+            </w:pPr>
+            <w:r>
+              <w:rPr>
+                <w:rFonts w:ascii="Arial" w:cs="Arial" w:eastAsia="Arial" w:hAnsi="Arial"/>
+                <w:color w:val="595959"/>
+                <w:sz w:val="14"/>
+                <w:szCs w:val="14"/>
+              </w:rPr>
+              <w:t xml:space="preserve">Source: Khan Academy (English - US curriculum)</w:t>
+            </w:r>
+          </w:p>
+          <w:p>
+            <w:pPr>
+              <w:spacing w:after="10" w:before="0"/>
+              <w:ind w:left="120"/>
+            </w:pPr>
+            <w:hyperlink w:history="1" r:id="rIdlsxdjcxgwzkx00uisy5mi">
+              <w:r>
+                <w:rPr>
+                  <w:rFonts w:ascii="Arial" w:cs="Arial" w:eastAsia="Arial" w:hAnsi="Arial"/>
+                  <w:color w:val="595959"/>
+                  <w:sz w:val="14"/>
+                  <w:szCs w:val="14"/>
+                  <w:u w:val="single" w:color="595959"/>
+                </w:rPr>
+                <w:t xml:space="preserve">🔍 Search ARES for similar videos</w:t>
+              </w:r>
+            </w:hyperlink>
+          </w:p>
+          <w:p>
+            <w:pPr>
+              <w:spacing w:after="40" w:before="0"/>
+            </w:pPr>
+            <w:r>
+              <w:rPr>
+                <w:sz w:val="14"/>
+                <w:szCs w:val="14"/>
+              </w:rPr>
+              <w:t xml:space="preserve"/>
+            </w:r>
+          </w:p>
+          <w:p>
+            <w:pPr>
+              <w:spacing w:after="20" w:before="0"/>
+            </w:pPr>
+            <w:r>
+              <w:rPr>
+                <w:rFonts w:ascii="Arial" w:cs="Arial" w:eastAsia="Arial" w:hAnsi="Arial"/>
+                <w:b/>
+                <w:bCs/>
+                <w:color w:val="1F3864"/>
+                <w:sz w:val="16"/>
+                <w:szCs w:val="16"/>
+              </w:rPr>
+              <w:t xml:space="preserve">📖 HTML:</w:t>
+            </w:r>
+          </w:p>
+          <w:p>
+            <w:pPr>
+              <w:spacing w:after="20" w:before="0"/>
+            </w:pPr>
+            <w:hyperlink w:history="1" r:id="rIdvg2ep1bgesujgcpewq8-p">
+              <w:r>
+                <w:rPr>
+                  <w:rFonts w:ascii="Arial" w:cs="Arial" w:eastAsia="Arial" w:hAnsi="Arial"/>
+                  <w:color w:val="2E75B6"/>
+                  <w:sz w:val="16"/>
+                  <w:szCs w:val="16"/>
+                  <w:u w:val="single" w:color="2E75B6"/>
+                </w:rPr>
+                <w:t xml:space="preserve">De Broglie Wave Equation (Flexbook)</w:t>
+              </w:r>
+            </w:hyperlink>
+          </w:p>
+          <w:p>
+            <w:pPr>
+              <w:spacing w:after="10" w:before="0"/>
+              <w:ind w:left="120"/>
+            </w:pPr>
+            <w:r>
+              <w:rPr>
+                <w:rFonts w:ascii="Arial" w:cs="Arial" w:eastAsia="Arial" w:hAnsi="Arial"/>
+                <w:color w:val="595959"/>
+                <w:sz w:val="14"/>
+                <w:szCs w:val="14"/>
+              </w:rPr>
+              <w:t xml:space="preserve">Source: CK-12</w:t>
+            </w:r>
+          </w:p>
+          <w:p>
+            <w:pPr>
+              <w:spacing w:after="10" w:before="0"/>
+              <w:ind w:left="120"/>
+            </w:pPr>
+            <w:hyperlink w:history="1" r:id="rIdft1tvgfirqarw5pwypwul">
+              <w:r>
+                <w:rPr>
+                  <w:rFonts w:ascii="Arial" w:cs="Arial" w:eastAsia="Arial" w:hAnsi="Arial"/>
+                  <w:color w:val="595959"/>
+                  <w:sz w:val="14"/>
+                  <w:szCs w:val="14"/>
+                  <w:u w:val="single" w:color="595959"/>
+                </w:rPr>
+                <w:t xml:space="preserve">🔍 Search ARES for similar readings</w:t>
+              </w:r>
+            </w:hyperlink>
+          </w:p>
+        </w:tc>
+        <w:tc>
+          <w:tcPr>
+            <w:tcW w:type="dxa" w:w="3040"/>
+            <w:shd w:fill="FFFFFF" w:color="auto" w:val="clear"/>
+            <w:tcMar>
+              <w:top w:type="dxa" w:w="60"/>
+              <w:left w:type="dxa" w:w="120"/>
+              <w:bottom w:type="dxa" w:w="60"/>
+              <w:right w:type="dxa" w:w="120"/>
+            </w:tcMar>
+            <w:vAlign w:val="top"/>
+          </w:tcPr>
+          <w:p>
+            <w:pPr>
+              <w:spacing w:after="40" w:before="0"/>
+              <w:jc w:val="left"/>
+            </w:pPr>
+            <w:r>
+              <w:rPr>
+                <w:rFonts w:ascii="Arial" w:cs="Arial" w:eastAsia="Arial" w:hAnsi="Arial"/>
+                <w:b w:val="false"/>
+                <w:bCs w:val="false"/>
+                <w:i w:val="false"/>
+                <w:iCs w:val="false"/>
+                <w:color w:val="000000"/>
+                <w:sz w:val="18"/>
+                <w:szCs w:val="18"/>
+              </w:rPr>
+              <w:t xml:space="preserve">DERIVATION (10 min): Guided by the teacher's questioning sequence, learners co-derive v = fλ in their notebooks step by step. They write each logical step as prompted, with 30-second wait times between steps. NUMERICAL PROBLEMS (20 min): Learners work individually (then compare with a neighbour) on four Kenya-contextualised problems printed on a worksheet: PROBLEM 1 — Radio waves (Nairobi FM): 'Classic 105 FM Nairobi broadcasts at 98.4 MHz. Radio waves travel at 3.0 × 10⁸ m/s. Calculate the wavelength of the broadcast signal. What does this wavelength tell us about whether the signal can diffract around a hill in the Rift Valley?' PROBLEM 2 — Echo in Mombasa: 'A tourist at Fort Jesus in Mombasa claps once and hears an echo from the opposite wall 0.12 s later. The wall is 20.4 m away. Calculate the speed of sound. Compare your answer to 340 m/s — what might explain any difference?' PROBLEM 3 — Boat engine on Lake Victoria: 'A fisherman near Kisumu measures the wavelength of water waves produced by his boat engine as 0.8 m. The waves travel at 3.2 m/s. Calculate the frequency of the engine vibration and its period.' PROBLEM 4 — Indian Ocean swell: 'A coastal engineer at Mombasa Marine Reserve measures ocean swells with a wave speed of 15 m/s and a wavelength of 75 m. Calculate the period and frequency of the swell. How many crests hit the shore per minute?' Learners check answers with a neighbour, then the teacher reveals model solutions step by step on the board.</w:t>
+            </w:r>
+          </w:p>
+        </w:tc>
+        <w:tc>
+          <w:tcPr>
+            <w:tcW w:type="dxa" w:w="3040"/>
+            <w:shd w:fill="F2F2F2" w:color="auto" w:val="clear"/>
+            <w:tcMar>
+              <w:top w:type="dxa" w:w="60"/>
+              <w:left w:type="dxa" w:w="120"/>
+              <w:bottom w:type="dxa" w:w="60"/>
+              <w:right w:type="dxa" w:w="120"/>
+            </w:tcMar>
+            <w:vAlign w:val="top"/>
+          </w:tcPr>
+          <w:p>
+            <w:pPr>
+              <w:spacing w:after="40" w:before="0"/>
+              <w:jc w:val="left"/>
+            </w:pPr>
+            <w:r>
+              <w:rPr>
+                <w:rFonts w:ascii="Arial" w:cs="Arial" w:eastAsia="Arial" w:hAnsi="Arial"/>
+                <w:b w:val="false"/>
+                <w:bCs w:val="false"/>
+                <w:i w:val="false"/>
+                <w:iCs w:val="false"/>
+                <w:color w:val="000000"/>
+                <w:sz w:val="18"/>
+                <w:szCs w:val="18"/>
+              </w:rPr>
+              <w:t xml:space="preserve">DERIVATION sequence (each step: pose question → WAIT 30 seconds → cold-call minimum 4 students): Step 1: 'In one full period T, how far does the wave travel?' [Expected: one wavelength, λ.] Step 2: 'Write that as an equation using distance = speed × time.' [Expected: λ = v × T.] Step 3: 'We know T = 1/f. Substitute that in.' [Expected: λ = v/f.] Step 4: 'Rearrange to make v the subject.' [Expected: v = fλ.] Write each step on the board only AFTER 4 cold-calls. Say: 'We have just derived this — you did not memorise it, you built it.' PROBLEMS: Say: 'Problem 1 is about a radio station you may have heard on the matatu to school. Work alone for 8 minutes — show every step.' [Circulate; look for unit errors, especially MHz → Hz conversion.] After 8 minutes: 'Compare with your neighbour — do your answers agree?' Cold-call one pair per problem. For Problem 2 ask: 'Why divide by 2? Cold-call.' [Expected: sound travels to wall AND back.] For Problem 4 ask: 'Why does the period of an Indian Ocean swell matter to a fisherman launching a boat?' [WAIT 30 seconds.] Cold-call 3 learners — connect back to the anchoring phenomenon.</w:t>
+            </w:r>
+          </w:p>
+        </w:tc>
+        <w:tc>
+          <w:tcPr>
+            <w:tcW w:type="dxa" w:w="3040"/>
+            <w:shd w:fill="FFFFFF" w:color="auto" w:val="clear"/>
+            <w:tcMar>
+              <w:top w:type="dxa" w:w="60"/>
+              <w:left w:type="dxa" w:w="120"/>
+              <w:bottom w:type="dxa" w:w="60"/>
+              <w:right w:type="dxa" w:w="120"/>
+            </w:tcMar>
+            <w:vAlign w:val="top"/>
+          </w:tcPr>
+          <w:p>
+            <w:pPr>
+              <w:spacing w:after="40" w:before="0"/>
+              <w:jc w:val="left"/>
+            </w:pPr>
+            <w:r>
+              <w:rPr>
+                <w:rFonts w:ascii="Arial" w:cs="Arial" w:eastAsia="Arial" w:hAnsi="Arial"/>
+                <w:b w:val="false"/>
+                <w:bCs w:val="false"/>
+                <w:i w:val="false"/>
+                <w:iCs w:val="false"/>
+                <w:color w:val="000000"/>
+                <w:sz w:val="18"/>
+                <w:szCs w:val="18"/>
+              </w:rPr>
+              <w:t xml:space="preserve">Guided Derivation followed by Contextualised Problem-Solving: deriving the equation from first principles (SEP-6: Constructing Explanations) gives learners ownership of the mathematics. The four Kenya problems apply the equation in contexts that span the anchoring phenomenon's domains (water, sound, radio), helping learners see that one equation governs multiple observations. This cross-context transfer is the core of disciplinary sensemaking in physics.</w:t>
+            </w:r>
+          </w:p>
+        </w:tc>
+        <w:tc>
+          <w:tcPr>
+            <w:tcW w:type="dxa" w:w="3040"/>
+            <w:shd w:fill="F2F2F2" w:color="auto" w:val="clear"/>
+            <w:tcMar>
+              <w:top w:type="dxa" w:w="60"/>
+              <w:left w:type="dxa" w:w="120"/>
+              <w:bottom w:type="dxa" w:w="60"/>
+              <w:right w:type="dxa" w:w="120"/>
+            </w:tcMar>
+            <w:vAlign w:val="top"/>
+          </w:tcPr>
+          <w:p>
+            <w:pPr>
+              <w:spacing w:after="40" w:before="0"/>
+              <w:jc w:val="left"/>
+            </w:pPr>
+            <w:r>
+              <w:rPr>
+                <w:rFonts w:ascii="Arial" w:cs="Arial" w:eastAsia="Arial" w:hAnsi="Arial"/>
+                <w:b w:val="false"/>
+                <w:bCs w:val="false"/>
+                <w:i w:val="false"/>
+                <w:iCs w:val="false"/>
+                <w:color w:val="000000"/>
+                <w:sz w:val="18"/>
+                <w:szCs w:val="18"/>
+              </w:rPr>
+              <w:t xml:space="preserve">Collect one problem (Problem 3 — Lake Victoria) at the end of this phase as an exit slip. Mark criterion: (1) correct formula stated; (2) correct substitution with units; (3) correct numerical answer for f (4 Hz) and T (0.25 s); (4) units carried through. This slip informs grouping and targeted support for the next lesson. Also monitor: do learners correctly convert MHz to Hz? This is the highest-frequency error observed in Kenyan Form 3/4 radio-wave problems.</w:t>
+            </w:r>
+          </w:p>
+        </w:tc>
+      </w:tr>
+      <w:tr>
+        <w:tc>
+          <w:tcPr>
+            <w:tcW w:type="dxa" w:w="1520"/>
+            <w:shd w:fill="FCE4D6" w:color="auto" w:val="clear"/>
+            <w:tcMar>
+              <w:top w:type="dxa" w:w="60"/>
+              <w:left w:type="dxa" w:w="120"/>
+              <w:bottom w:type="dxa" w:w="60"/>
+              <w:right w:type="dxa" w:w="120"/>
+            </w:tcMar>
+            <w:vAlign w:val="top"/>
+          </w:tcPr>
+          <w:p>
+            <w:pPr>
+              <w:spacing w:after="40" w:before="0"/>
+              <w:jc w:val="left"/>
+            </w:pPr>
+            <w:r>
+              <w:rPr>
+                <w:rFonts w:ascii="Arial" w:cs="Arial" w:eastAsia="Arial" w:hAnsi="Arial"/>
+                <w:b/>
+                <w:bCs/>
+                <w:i w:val="false"/>
+                <w:iCs w:val="false"/>
+                <w:color w:val="000000"/>
+                <w:sz w:val="18"/>
+                <w:szCs w:val="18"/>
+              </w:rPr>
+              <w:t xml:space="preserve">Driving Question Board (DQB) Creation</w:t>
+            </w:r>
+          </w:p>
+          <w:p>
+            <w:pPr>
+              <w:spacing w:after="20" w:before="0"/>
+            </w:pPr>
+            <w:r>
+              <w:rPr>
+                <w:rFonts w:ascii="Arial" w:cs="Arial" w:eastAsia="Arial" w:hAnsi="Arial"/>
+                <w:b/>
+                <w:bCs/>
+                <w:color w:val="1F3864"/>
+                <w:sz w:val="16"/>
+                <w:szCs w:val="16"/>
+              </w:rPr>
+              <w:t xml:space="preserve">📹 VIDEO:</w:t>
+            </w:r>
+          </w:p>
+          <w:p>
+            <w:pPr>
+              <w:spacing w:after="20" w:before="0"/>
+            </w:pPr>
+            <w:hyperlink w:history="1" r:id="rIdk3_razq5csauhb8-xjzaq">
               <w:r>
                 <w:rPr>
                   <w:rFonts w:ascii="Arial" w:cs="Arial" w:eastAsia="Arial" w:hAnsi="Arial"/>
@@ -5881,7 +6799,7 @@
               <w:spacing w:after="10" w:before="0"/>
               <w:ind w:left="120"/>
             </w:pPr>
-            <w:hyperlink w:history="1" r:id="rIdyn-4yqcdbfh9-jnyriswe">
+            <w:hyperlink w:history="1" r:id="rId9qoizzuqppylrikbzy6tt">
               <w:r>
                 <w:rPr>
                   <w:rFonts w:ascii="Arial" w:cs="Arial" w:eastAsia="Arial" w:hAnsi="Arial"/>
@@ -5919,14 +6837,14 @@
                 <w:sz w:val="16"/>
                 <w:szCs w:val="16"/>
               </w:rPr>
-              <w:t xml:space="preserve">📖 HTML:</w:t>
+              <w:t xml:space="preserve">📖 EXERCISE:</w:t>
             </w:r>
           </w:p>
           <w:p>
             <w:pPr>
               <w:spacing w:after="20" w:before="0"/>
             </w:pPr>
-            <w:hyperlink w:history="1" r:id="rIdhybwl4jszxwx8hhjdtp9d">
+            <w:hyperlink w:history="1" r:id="rId6phni4q6iat2wdfbjc6fv">
               <w:r>
                 <w:rPr>
                   <w:rFonts w:ascii="Arial" w:cs="Arial" w:eastAsia="Arial" w:hAnsi="Arial"/>
@@ -5935,7 +6853,7 @@
                   <w:szCs w:val="16"/>
                   <w:u w:val="single" w:color="2E75B6"/>
                 </w:rPr>
-                <w:t xml:space="preserve">Landforms from Wave Erosion and Deposition (Flexbook)</w:t>
+                <w:t xml:space="preserve">de Broglie Wave Equation Practice</w:t>
               </w:r>
             </w:hyperlink>
           </w:p>
@@ -5959,7 +6877,7 @@
               <w:spacing w:after="10" w:before="0"/>
               <w:ind w:left="120"/>
             </w:pPr>
-            <w:hyperlink w:history="1" r:id="rIdzn8eegxq4rkvfcqaewprt">
+            <w:hyperlink w:history="1" r:id="rIdan9vmrs7sb7fjemx5vvpz">
               <w:r>
                 <w:rPr>
                   <w:rFonts w:ascii="Arial" w:cs="Arial" w:eastAsia="Arial" w:hAnsi="Arial"/>
@@ -6001,7 +6919,7 @@
                 <w:sz w:val="18"/>
                 <w:szCs w:val="18"/>
               </w:rPr>
-              <w:t xml:space="preserve">Learners individually read a two-sentence scenario card (distributed by the teacher): 'A fisherman on Lake Victoria hears a boat engine vibrating steadily. He counts roughly 4 complete wave crests hitting his canoe every second. The crests are about 0.5 m apart. His friend, standing further along the shore, says the waves where he is standing seem to be the same speed but closer together.' Learners write individual predictions in their science notebooks: (a) What is the speed of these water waves? (b) If the friend observes crests only 0.25 m apart, what must have changed — frequency, speed, or wavelength? (c) Write your prediction as a sentence using at least two wave vocabulary words from Lesson 1. Learners share predictions with a partner (Think-Pair) before a brief whole-class share.</w:t>
+              <w:t xml:space="preserve">Learners receive two sticky notes each (one green, one orange). On the GREEN note they write one thing the wave equation NOW explains about the anchoring phenomenon (e.g., 'The thunder sound has a long wavelength because its frequency is low — this may help it bend around the headland'). On the ORANGE note they write one NEW question the wave equation raises for them (e.g., 'If the speed of sound changes in different temperatures, does v = fλ mean the wavelength changes too?'). Learners post both notes on the class Driving Question Board in the designated 'Lesson 2 — Wave Equation' column. The teacher reads three green and three orange notes aloud, paraphrasing each for the class.</w:t>
             </w:r>
           </w:p>
         </w:tc>
@@ -6033,7 +6951,7 @@
                 <w:sz w:val="18"/>
                 <w:szCs w:val="18"/>
               </w:rPr>
-              <w:t xml:space="preserve">Distribute scenario cards face-down; say: 'Do NOT flip the card until I say go.' After settling, say: 'Flip and read silently — you have 2 minutes.' [WAIT 2 minutes.] Then: 'Write your three predictions now — do not discuss yet.' [WAIT 4 minutes.] Prompt the Think-Pair: 'Turn to your neighbour and compare predictions — you have 90 seconds.' Cold-call 3 different pairs to share one prediction each. Record contrasting predictions (e.g. 'speed changes' vs 'frequency changes') on the board under the heading BEFORE WE LOOK AT EVIDENCE. Do NOT correct — say: 'We are going to test these ideas right now.'</w:t>
+              <w:t xml:space="preserve">Say: 'Look at the anchoring phenomenon written at the top of our Driving Question Board — the fisherman, the thunder, the bending water waves, the fading Rift Valley signal. Write on your GREEN note: what does v = fλ now let you explain or calculate about that scene?' [WAIT 3 minutes for writing.] As learners post notes, scan for the most insight-rich and most confused responses. Read three green notes aloud: 'Here is what Akinyi wrote…' Paraphrase, then say: 'Does everyone agree this follows from v = fλ?' [WAIT 15 seconds.] Read three orange notes: 'Great question from Otieno — if speed changes between deep and shallow water, does wavelength change while frequency stays the same? We will investigate that in Lesson 4.' Update the board header: 'Lesson 2 ANSWERED: How are f, λ, and v related mathematically?'</w:t>
             </w:r>
           </w:p>
         </w:tc>
@@ -6065,7 +6983,7 @@
                 <w:sz w:val="18"/>
                 <w:szCs w:val="18"/>
               </w:rPr>
-              <w:t xml:space="preserve">Prediction-before-observation (Elicit Prior Knowledge): surfacing and publicly recording divergent ideas creates cognitive dissonance that motivates close observation. Recording predictions on the board also creates accountability — learners know they will return to these claims.</w:t>
+              <w:t xml:space="preserve">Driving Question Board (DQB) — Public Knowledge-Building: posting green (explained) and orange (new questions) notes externalises each learner's current model of the phenomenon, makes collective progress visible, and seeds the inquiry questions for future lessons. This is aligned with NGSS SEP-7 (Engaging in Argument from Evidence) at the communication level.</w:t>
             </w:r>
           </w:p>
         </w:tc>
@@ -6097,7 +7015,7 @@
                 <w:sz w:val="18"/>
                 <w:szCs w:val="18"/>
               </w:rPr>
-              <w:t xml:space="preserve">Circulate during individual writing. Look for: (1) correct use of at least two Lesson-1 vocabulary terms; (2) whether learners predict that speed stays constant while frequency and wavelength vary inversely. Flag learners who write 'speed increases with frequency' — these learners need targeted attention during the derivation phase. Note names for cold-calling during Explain.</w:t>
+              <w:t xml:space="preserve">Observe the green notes: do learners correctly connect the wave equation to the anchoring phenomenon, or do they write generic statements ('v = fλ is useful')? Generic responses indicate surface-level engagement; phenomenon-connected responses indicate deeper sensemaking. Photograph the board for the teacher's lesson reflection record.</w:t>
             </w:r>
           </w:p>
         </w:tc>
@@ -6106,32 +7024,32 @@
         <w:tc>
           <w:tcPr>
             <w:tcW w:type="dxa" w:w="1520"/>
-            <w:shd w:fill="D9EEF1" w:color="auto" w:val="clear"/>
-            <w:tcMar>
-              <w:top w:type="dxa" w:w="60"/>
-              <w:left w:type="dxa" w:w="120"/>
-              <w:bottom w:type="dxa" w:w="60"/>
-              <w:right w:type="dxa" w:w="120"/>
-            </w:tcMar>
-            <w:vAlign w:val="top"/>
-          </w:tcPr>
-          <w:p>
-            <w:pPr>
-              <w:spacing w:after="40" w:before="0"/>
-              <w:jc w:val="left"/>
-            </w:pPr>
-            <w:r>
-              <w:rPr>
-                <w:rFonts w:ascii="Arial" w:cs="Arial" w:eastAsia="Arial" w:hAnsi="Arial"/>
-                <w:b/>
-                <w:bCs/>
-                <w:i w:val="false"/>
-                <w:iCs w:val="false"/>
-                <w:color w:val="000000"/>
-                <w:sz w:val="18"/>
-                <w:szCs w:val="18"/>
-              </w:rPr>
-              <w:t xml:space="preserve">Observe Phase</w:t>
+            <w:shd w:fill="D5E8F0" w:color="auto" w:val="clear"/>
+            <w:tcMar>
+              <w:top w:type="dxa" w:w="60"/>
+              <w:left w:type="dxa" w:w="120"/>
+              <w:bottom w:type="dxa" w:w="60"/>
+              <w:right w:type="dxa" w:w="120"/>
+            </w:tcMar>
+            <w:vAlign w:val="top"/>
+          </w:tcPr>
+          <w:p>
+            <w:pPr>
+              <w:spacing w:after="40" w:before="0"/>
+              <w:jc w:val="left"/>
+            </w:pPr>
+            <w:r>
+              <w:rPr>
+                <w:rFonts w:ascii="Arial" w:cs="Arial" w:eastAsia="Arial" w:hAnsi="Arial"/>
+                <w:b/>
+                <w:bCs/>
+                <w:i w:val="false"/>
+                <w:iCs w:val="false"/>
+                <w:color w:val="000000"/>
+                <w:sz w:val="18"/>
+                <w:szCs w:val="18"/>
+              </w:rPr>
+              <w:t xml:space="preserve">Model Building Phase</w:t>
             </w:r>
           </w:p>
           <w:p>
@@ -6154,7 +7072,7 @@
             <w:pPr>
               <w:spacing w:after="20" w:before="0"/>
             </w:pPr>
-            <w:hyperlink w:history="1" r:id="rIdslf__eul3rhgf3iqwxxkb">
+            <w:hyperlink w:history="1" r:id="rIdiuz0fa06de7z-c6joxoxs">
               <w:r>
                 <w:rPr>
                   <w:rFonts w:ascii="Arial" w:cs="Arial" w:eastAsia="Arial" w:hAnsi="Arial"/>
@@ -6163,7 +7081,7 @@
                   <w:szCs w:val="16"/>
                   <w:u w:val="single" w:color="2E75B6"/>
                 </w:rPr>
-                <w:t xml:space="preserve">Wave properties</w:t>
+                <w:t xml:space="preserve">Sound Properties: Amplitude, period, frequency, wavelength</w:t>
               </w:r>
             </w:hyperlink>
           </w:p>
@@ -6187,7 +7105,7 @@
               <w:spacing w:after="10" w:before="0"/>
               <w:ind w:left="120"/>
             </w:pPr>
-            <w:hyperlink w:history="1" r:id="rIdt--v-tshn-tiy07nzxe2f">
+            <w:hyperlink w:history="1" r:id="rIdgkhdpgacpi1nuoknyso54">
               <w:r>
                 <w:rPr>
                   <w:rFonts w:ascii="Arial" w:cs="Arial" w:eastAsia="Arial" w:hAnsi="Arial"/>
@@ -6232,7 +7150,7 @@
             <w:pPr>
               <w:spacing w:after="20" w:before="0"/>
             </w:pPr>
-            <w:hyperlink w:history="1" r:id="rIdnjnvbh18rqhlng14e4xrz">
+            <w:hyperlink w:history="1" r:id="rIdmezrf_pvxoycmg5b8upaq">
               <w:r>
                 <w:rPr>
                   <w:rFonts w:ascii="Arial" w:cs="Arial" w:eastAsia="Arial" w:hAnsi="Arial"/>
@@ -6241,7 +7159,7 @@
                   <w:szCs w:val="16"/>
                   <w:u w:val="single" w:color="2E75B6"/>
                 </w:rPr>
-                <w:t xml:space="preserve">Landforms from Wave Erosion and Deposition (Flexbook)</w:t>
+                <w:t xml:space="preserve">Wave Speed (Flexbook)</w:t>
               </w:r>
             </w:hyperlink>
           </w:p>
@@ -6265,925 +7183,7 @@
               <w:spacing w:after="10" w:before="0"/>
               <w:ind w:left="120"/>
             </w:pPr>
-            <w:hyperlink w:history="1" r:id="rIdorrgtt65ypxpxvbk5acgm">
-              <w:r>
-                <w:rPr>
-                  <w:rFonts w:ascii="Arial" w:cs="Arial" w:eastAsia="Arial" w:hAnsi="Arial"/>
-                  <w:color w:val="595959"/>
-                  <w:sz w:val="14"/>
-                  <w:szCs w:val="14"/>
-                  <w:u w:val="single" w:color="595959"/>
-                </w:rPr>
-                <w:t xml:space="preserve">🔍 Search ARES for similar readings</w:t>
-              </w:r>
-            </w:hyperlink>
-          </w:p>
-        </w:tc>
-        <w:tc>
-          <w:tcPr>
-            <w:tcW w:type="dxa" w:w="3040"/>
-            <w:shd w:fill="FFFFFF" w:color="auto" w:val="clear"/>
-            <w:tcMar>
-              <w:top w:type="dxa" w:w="60"/>
-              <w:left w:type="dxa" w:w="120"/>
-              <w:bottom w:type="dxa" w:w="60"/>
-              <w:right w:type="dxa" w:w="120"/>
-            </w:tcMar>
-            <w:vAlign w:val="top"/>
-          </w:tcPr>
-          <w:p>
-            <w:pPr>
-              <w:spacing w:after="40" w:before="0"/>
-              <w:jc w:val="left"/>
-            </w:pPr>
-            <w:r>
-              <w:rPr>
-                <w:rFonts w:ascii="Arial" w:cs="Arial" w:eastAsia="Arial" w:hAnsi="Arial"/>
-                <w:b w:val="false"/>
-                <w:bCs w:val="false"/>
-                <w:i w:val="false"/>
-                <w:iCs w:val="false"/>
-                <w:color w:val="000000"/>
-                <w:sz w:val="18"/>
-                <w:szCs w:val="18"/>
-              </w:rPr>
-              <w:t xml:space="preserve">PART A — Slinky Demonstration (10 min): The teacher stretches a slinky along the floor of the classroom (approximately 4 m). Two learner volunteers hold each end. The teacher generates slow transverse pulses (approximately 1 Hz), then faster pulses (approximately 3 Hz). The rest of the class observes and records in a two-column table: 'What I notice about the distance between crests (wavelength)' and 'What I notice about how often crests pass a fixed point (frequency)'. PART B — Ripple Tank / Simulation (10 min): The teacher projects a ripple-tank simulation (e.g., PhET Wave Interference, or a pre-downloaded offline Kenya Education Cloud video of a ripple tank). The simulation shows: (i) low-frequency source → widely spaced wavefronts; (ii) high-frequency source → closely spaced wavefronts; (iii) the wave speed (indicated on screen or calculated from the simulation scale) remains constant in the same medium. Learners sketch both patterns in their notebooks, labelling λ (wavelength) and the direction of wave travel. They note the wave speed value in each case.</w:t>
-            </w:r>
-          </w:p>
-        </w:tc>
-        <w:tc>
-          <w:tcPr>
-            <w:tcW w:type="dxa" w:w="3040"/>
-            <w:shd w:fill="F2F2F2" w:color="auto" w:val="clear"/>
-            <w:tcMar>
-              <w:top w:type="dxa" w:w="60"/>
-              <w:left w:type="dxa" w:w="120"/>
-              <w:bottom w:type="dxa" w:w="60"/>
-              <w:right w:type="dxa" w:w="120"/>
-            </w:tcMar>
-            <w:vAlign w:val="top"/>
-          </w:tcPr>
-          <w:p>
-            <w:pPr>
-              <w:spacing w:after="40" w:before="0"/>
-              <w:jc w:val="left"/>
-            </w:pPr>
-            <w:r>
-              <w:rPr>
-                <w:rFonts w:ascii="Arial" w:cs="Arial" w:eastAsia="Arial" w:hAnsi="Arial"/>
-                <w:b w:val="false"/>
-                <w:bCs w:val="false"/>
-                <w:i w:val="false"/>
-                <w:iCs w:val="false"/>
-                <w:color w:val="000000"/>
-                <w:sz w:val="18"/>
-                <w:szCs w:val="18"/>
-              </w:rPr>
-              <w:t xml:space="preserve">SLINKY: Recruit two volunteers — say: 'Amina and Kamau, please hold the ends and keep tension constant — do not walk closer or further.' Generate slow pulses and ask the class: 'Count how many full waves fit along the spring — whisper the number to yourselves.' [WAIT 10 seconds.] Cold-call 2 learners. Then increase frequency and ask: 'What happened to the number of waves along the spring?' [WAIT 15 seconds.] Cold-call 2 learners. Ask: 'Did either of you move? Did the speed of my hand change the speed of the wave along the spring, or only how often I sent pulses?' [WAIT 30 seconds.] Cold-call 2 more learners. SIMULATION: As the simulation runs, narrate: 'Watch the wavefronts — I am only changing how fast the source vibrates.' Pause at each frequency and ask: 'Tell your partner: what changed and what stayed the same?' [WAIT 20 seconds.] Cold-call 3 pairs. Record agreed observations on the board: 'Higher frequency → shorter wavelength; speed appears constant in same medium.'</w:t>
-            </w:r>
-          </w:p>
-        </w:tc>
-        <w:tc>
-          <w:tcPr>
-            <w:tcW w:type="dxa" w:w="3040"/>
-            <w:shd w:fill="FFFFFF" w:color="auto" w:val="clear"/>
-            <w:tcMar>
-              <w:top w:type="dxa" w:w="60"/>
-              <w:left w:type="dxa" w:w="120"/>
-              <w:bottom w:type="dxa" w:w="60"/>
-              <w:right w:type="dxa" w:w="120"/>
-            </w:tcMar>
-            <w:vAlign w:val="top"/>
-          </w:tcPr>
-          <w:p>
-            <w:pPr>
-              <w:spacing w:after="40" w:before="0"/>
-              <w:jc w:val="left"/>
-            </w:pPr>
-            <w:r>
-              <w:rPr>
-                <w:rFonts w:ascii="Arial" w:cs="Arial" w:eastAsia="Arial" w:hAnsi="Arial"/>
-                <w:b w:val="false"/>
-                <w:bCs w:val="false"/>
-                <w:i w:val="false"/>
-                <w:iCs w:val="false"/>
-                <w:color w:val="000000"/>
-                <w:sz w:val="18"/>
-                <w:szCs w:val="18"/>
-              </w:rPr>
-              <w:t xml:space="preserve">Observation-with-structured-recording: the two-column table forces learners to separate what they observe (wavelength, frequency) from what they infer (speed). This disciplined separation is the NGSS Science and Engineering Practice SEP-3 (Planning and Carrying Out Investigations) at the observation level, preparing learners to construct an explanation from evidence.</w:t>
-            </w:r>
-          </w:p>
-        </w:tc>
-        <w:tc>
-          <w:tcPr>
-            <w:tcW w:type="dxa" w:w="3040"/>
-            <w:shd w:fill="F2F2F2" w:color="auto" w:val="clear"/>
-            <w:tcMar>
-              <w:top w:type="dxa" w:w="60"/>
-              <w:left w:type="dxa" w:w="120"/>
-              <w:bottom w:type="dxa" w:w="60"/>
-              <w:right w:type="dxa" w:w="120"/>
-            </w:tcMar>
-            <w:vAlign w:val="top"/>
-          </w:tcPr>
-          <w:p>
-            <w:pPr>
-              <w:spacing w:after="40" w:before="0"/>
-              <w:jc w:val="left"/>
-            </w:pPr>
-            <w:r>
-              <w:rPr>
-                <w:rFonts w:ascii="Arial" w:cs="Arial" w:eastAsia="Arial" w:hAnsi="Arial"/>
-                <w:b w:val="false"/>
-                <w:bCs w:val="false"/>
-                <w:i w:val="false"/>
-                <w:iCs w:val="false"/>
-                <w:color w:val="000000"/>
-                <w:sz w:val="18"/>
-                <w:szCs w:val="18"/>
-              </w:rPr>
-              <w:t xml:space="preserve">Collect notebooks briefly or do a quick show-hands: 'Thumb up if your table shows that wavelength decreased when frequency increased.' Address any thumbs-down immediately. Check that all learners have labelled λ correctly on their sketches — a common error is labelling only half a wavelength (crest to trough).</w:t>
-            </w:r>
-          </w:p>
-        </w:tc>
-      </w:tr>
-      <w:tr>
-        <w:tc>
-          <w:tcPr>
-            <w:tcW w:type="dxa" w:w="1520"/>
-            <w:shd w:fill="E2EFDA" w:color="auto" w:val="clear"/>
-            <w:tcMar>
-              <w:top w:type="dxa" w:w="60"/>
-              <w:left w:type="dxa" w:w="120"/>
-              <w:bottom w:type="dxa" w:w="60"/>
-              <w:right w:type="dxa" w:w="120"/>
-            </w:tcMar>
-            <w:vAlign w:val="top"/>
-          </w:tcPr>
-          <w:p>
-            <w:pPr>
-              <w:spacing w:after="40" w:before="0"/>
-              <w:jc w:val="left"/>
-            </w:pPr>
-            <w:r>
-              <w:rPr>
-                <w:rFonts w:ascii="Arial" w:cs="Arial" w:eastAsia="Arial" w:hAnsi="Arial"/>
-                <w:b/>
-                <w:bCs/>
-                <w:i w:val="false"/>
-                <w:iCs w:val="false"/>
-                <w:color w:val="000000"/>
-                <w:sz w:val="18"/>
-                <w:szCs w:val="18"/>
-              </w:rPr>
-              <w:t xml:space="preserve">Explain Phase</w:t>
-            </w:r>
-          </w:p>
-          <w:p>
-            <w:pPr>
-              <w:spacing w:after="20" w:before="0"/>
-            </w:pPr>
-            <w:r>
-              <w:rPr>
-                <w:rFonts w:ascii="Arial" w:cs="Arial" w:eastAsia="Arial" w:hAnsi="Arial"/>
-                <w:b/>
-                <w:bCs/>
-                <w:color w:val="1F3864"/>
-                <w:sz w:val="16"/>
-                <w:szCs w:val="16"/>
-              </w:rPr>
-              <w:t xml:space="preserve">📹 VIDEO:</w:t>
-            </w:r>
-          </w:p>
-          <w:p>
-            <w:pPr>
-              <w:spacing w:after="20" w:before="0"/>
-            </w:pPr>
-            <w:hyperlink w:history="1" r:id="rIdmvnpmbqjmce6sck4f7ey2">
-              <w:r>
-                <w:rPr>
-                  <w:rFonts w:ascii="Arial" w:cs="Arial" w:eastAsia="Arial" w:hAnsi="Arial"/>
-                  <w:color w:val="2E75B6"/>
-                  <w:sz w:val="16"/>
-                  <w:szCs w:val="16"/>
-                  <w:u w:val="single" w:color="2E75B6"/>
-                </w:rPr>
-                <w:t xml:space="preserve">Wave properties</w:t>
-              </w:r>
-            </w:hyperlink>
-          </w:p>
-          <w:p>
-            <w:pPr>
-              <w:spacing w:after="10" w:before="0"/>
-              <w:ind w:left="120"/>
-            </w:pPr>
-            <w:r>
-              <w:rPr>
-                <w:rFonts w:ascii="Arial" w:cs="Arial" w:eastAsia="Arial" w:hAnsi="Arial"/>
-                <w:color w:val="595959"/>
-                <w:sz w:val="14"/>
-                <w:szCs w:val="14"/>
-              </w:rPr>
-              <w:t xml:space="preserve">Source: Khan Academy (English - US curriculum)</w:t>
-            </w:r>
-          </w:p>
-          <w:p>
-            <w:pPr>
-              <w:spacing w:after="10" w:before="0"/>
-              <w:ind w:left="120"/>
-            </w:pPr>
-            <w:hyperlink w:history="1" r:id="rIdeiyinjros8fo0nppinbau">
-              <w:r>
-                <w:rPr>
-                  <w:rFonts w:ascii="Arial" w:cs="Arial" w:eastAsia="Arial" w:hAnsi="Arial"/>
-                  <w:color w:val="595959"/>
-                  <w:sz w:val="14"/>
-                  <w:szCs w:val="14"/>
-                  <w:u w:val="single" w:color="595959"/>
-                </w:rPr>
-                <w:t xml:space="preserve">🔍 Search ARES for similar videos</w:t>
-              </w:r>
-            </w:hyperlink>
-          </w:p>
-          <w:p>
-            <w:pPr>
-              <w:spacing w:after="40" w:before="0"/>
-            </w:pPr>
-            <w:r>
-              <w:rPr>
-                <w:sz w:val="14"/>
-                <w:szCs w:val="14"/>
-              </w:rPr>
-              <w:t xml:space="preserve"/>
-            </w:r>
-          </w:p>
-          <w:p>
-            <w:pPr>
-              <w:spacing w:after="20" w:before="0"/>
-            </w:pPr>
-            <w:r>
-              <w:rPr>
-                <w:rFonts w:ascii="Arial" w:cs="Arial" w:eastAsia="Arial" w:hAnsi="Arial"/>
-                <w:b/>
-                <w:bCs/>
-                <w:color w:val="1F3864"/>
-                <w:sz w:val="16"/>
-                <w:szCs w:val="16"/>
-              </w:rPr>
-              <w:t xml:space="preserve">📖 HTML:</w:t>
-            </w:r>
-          </w:p>
-          <w:p>
-            <w:pPr>
-              <w:spacing w:after="20" w:before="0"/>
-            </w:pPr>
-            <w:hyperlink w:history="1" r:id="rIdwugltkm_ankaaezmzfnsr">
-              <w:r>
-                <w:rPr>
-                  <w:rFonts w:ascii="Arial" w:cs="Arial" w:eastAsia="Arial" w:hAnsi="Arial"/>
-                  <w:color w:val="2E75B6"/>
-                  <w:sz w:val="16"/>
-                  <w:szCs w:val="16"/>
-                  <w:u w:val="single" w:color="2E75B6"/>
-                </w:rPr>
-                <w:t xml:space="preserve">Landforms from Wave Erosion and Deposition (Flexbook)</w:t>
-              </w:r>
-            </w:hyperlink>
-          </w:p>
-          <w:p>
-            <w:pPr>
-              <w:spacing w:after="10" w:before="0"/>
-              <w:ind w:left="120"/>
-            </w:pPr>
-            <w:r>
-              <w:rPr>
-                <w:rFonts w:ascii="Arial" w:cs="Arial" w:eastAsia="Arial" w:hAnsi="Arial"/>
-                <w:color w:val="595959"/>
-                <w:sz w:val="14"/>
-                <w:szCs w:val="14"/>
-              </w:rPr>
-              <w:t xml:space="preserve">Source: CK-12</w:t>
-            </w:r>
-          </w:p>
-          <w:p>
-            <w:pPr>
-              <w:spacing w:after="10" w:before="0"/>
-              <w:ind w:left="120"/>
-            </w:pPr>
-            <w:hyperlink w:history="1" r:id="rId91etfcbfbkmtn7uorehuz">
-              <w:r>
-                <w:rPr>
-                  <w:rFonts w:ascii="Arial" w:cs="Arial" w:eastAsia="Arial" w:hAnsi="Arial"/>
-                  <w:color w:val="595959"/>
-                  <w:sz w:val="14"/>
-                  <w:szCs w:val="14"/>
-                  <w:u w:val="single" w:color="595959"/>
-                </w:rPr>
-                <w:t xml:space="preserve">🔍 Search ARES for similar readings</w:t>
-              </w:r>
-            </w:hyperlink>
-          </w:p>
-        </w:tc>
-        <w:tc>
-          <w:tcPr>
-            <w:tcW w:type="dxa" w:w="3040"/>
-            <w:shd w:fill="FFFFFF" w:color="auto" w:val="clear"/>
-            <w:tcMar>
-              <w:top w:type="dxa" w:w="60"/>
-              <w:left w:type="dxa" w:w="120"/>
-              <w:bottom w:type="dxa" w:w="60"/>
-              <w:right w:type="dxa" w:w="120"/>
-            </w:tcMar>
-            <w:vAlign w:val="top"/>
-          </w:tcPr>
-          <w:p>
-            <w:pPr>
-              <w:spacing w:after="40" w:before="0"/>
-              <w:jc w:val="left"/>
-            </w:pPr>
-            <w:r>
-              <w:rPr>
-                <w:rFonts w:ascii="Arial" w:cs="Arial" w:eastAsia="Arial" w:hAnsi="Arial"/>
-                <w:b w:val="false"/>
-                <w:bCs w:val="false"/>
-                <w:i w:val="false"/>
-                <w:iCs w:val="false"/>
-                <w:color w:val="000000"/>
-                <w:sz w:val="18"/>
-                <w:szCs w:val="18"/>
-              </w:rPr>
-              <w:t xml:space="preserve">DERIVATION (10 min): Guided by the teacher's questioning sequence, learners co-derive v = fλ in their notebooks step by step. They write each logical step as prompted, with 30-second wait times between steps. NUMERICAL PROBLEMS (20 min): Learners work individually (then compare with a neighbour) on four Kenya-contextualised problems printed on a worksheet: PROBLEM 1 — Radio waves (Nairobi FM): 'Classic 105 FM Nairobi broadcasts at 98.4 MHz. Radio waves travel at 3.0 × 10⁸ m/s. Calculate the wavelength of the broadcast signal. What does this wavelength tell us about whether the signal can diffract around a hill in the Rift Valley?' PROBLEM 2 — Echo in Mombasa: 'A tourist at Fort Jesus in Mombasa claps once and hears an echo from the opposite wall 0.12 s later. The wall is 20.4 m away. Calculate the speed of sound. Compare your answer to 340 m/s — what might explain any difference?' PROBLEM 3 — Boat engine on Lake Victoria: 'A fisherman near Kisumu measures the wavelength of water waves produced by his boat engine as 0.8 m. The waves travel at 3.2 m/s. Calculate the frequency of the engine vibration and its period.' PROBLEM 4 — Indian Ocean swell: 'A coastal engineer at Mombasa Marine Reserve measures ocean swells with a wave speed of 15 m/s and a wavelength of 75 m. Calculate the period and frequency of the swell. How many crests hit the shore per minute?' Learners check answers with a neighbour, then the teacher reveals model solutions step by step on the board.</w:t>
-            </w:r>
-          </w:p>
-        </w:tc>
-        <w:tc>
-          <w:tcPr>
-            <w:tcW w:type="dxa" w:w="3040"/>
-            <w:shd w:fill="F2F2F2" w:color="auto" w:val="clear"/>
-            <w:tcMar>
-              <w:top w:type="dxa" w:w="60"/>
-              <w:left w:type="dxa" w:w="120"/>
-              <w:bottom w:type="dxa" w:w="60"/>
-              <w:right w:type="dxa" w:w="120"/>
-            </w:tcMar>
-            <w:vAlign w:val="top"/>
-          </w:tcPr>
-          <w:p>
-            <w:pPr>
-              <w:spacing w:after="40" w:before="0"/>
-              <w:jc w:val="left"/>
-            </w:pPr>
-            <w:r>
-              <w:rPr>
-                <w:rFonts w:ascii="Arial" w:cs="Arial" w:eastAsia="Arial" w:hAnsi="Arial"/>
-                <w:b w:val="false"/>
-                <w:bCs w:val="false"/>
-                <w:i w:val="false"/>
-                <w:iCs w:val="false"/>
-                <w:color w:val="000000"/>
-                <w:sz w:val="18"/>
-                <w:szCs w:val="18"/>
-              </w:rPr>
-              <w:t xml:space="preserve">DERIVATION sequence (each step: pose question → WAIT 30 seconds → cold-call minimum 4 students): Step 1: 'In one full period T, how far does the wave travel?' [Expected: one wavelength, λ.] Step 2: 'Write that as an equation using distance = speed × time.' [Expected: λ = v × T.] Step 3: 'We know T = 1/f. Substitute that in.' [Expected: λ = v/f.] Step 4: 'Rearrange to make v the subject.' [Expected: v = fλ.] Write each step on the board only AFTER 4 cold-calls. Say: 'We have just derived this — you did not memorise it, you built it.' PROBLEMS: Say: 'Problem 1 is about a radio station you may have heard on the matatu to school. Work alone for 8 minutes — show every step.' [Circulate; look for unit errors, especially MHz → Hz conversion.] After 8 minutes: 'Compare with your neighbour — do your answers agree?' Cold-call one pair per problem. For Problem 2 ask: 'Why divide by 2? Cold-call.' [Expected: sound travels to wall AND back.] For Problem 4 ask: 'Why does the period of an Indian Ocean swell matter to a fisherman launching a boat?' [WAIT 30 seconds.] Cold-call 3 learners — connect back to the anchoring phenomenon.</w:t>
-            </w:r>
-          </w:p>
-        </w:tc>
-        <w:tc>
-          <w:tcPr>
-            <w:tcW w:type="dxa" w:w="3040"/>
-            <w:shd w:fill="FFFFFF" w:color="auto" w:val="clear"/>
-            <w:tcMar>
-              <w:top w:type="dxa" w:w="60"/>
-              <w:left w:type="dxa" w:w="120"/>
-              <w:bottom w:type="dxa" w:w="60"/>
-              <w:right w:type="dxa" w:w="120"/>
-            </w:tcMar>
-            <w:vAlign w:val="top"/>
-          </w:tcPr>
-          <w:p>
-            <w:pPr>
-              <w:spacing w:after="40" w:before="0"/>
-              <w:jc w:val="left"/>
-            </w:pPr>
-            <w:r>
-              <w:rPr>
-                <w:rFonts w:ascii="Arial" w:cs="Arial" w:eastAsia="Arial" w:hAnsi="Arial"/>
-                <w:b w:val="false"/>
-                <w:bCs w:val="false"/>
-                <w:i w:val="false"/>
-                <w:iCs w:val="false"/>
-                <w:color w:val="000000"/>
-                <w:sz w:val="18"/>
-                <w:szCs w:val="18"/>
-              </w:rPr>
-              <w:t xml:space="preserve">Guided Derivation followed by Contextualised Problem-Solving: deriving the equation from first principles (SEP-6: Constructing Explanations) gives learners ownership of the mathematics. The four Kenya problems apply the equation in contexts that span the anchoring phenomenon's domains (water, sound, radio), helping learners see that one equation governs multiple observations. This cross-context transfer is the core of disciplinary sensemaking in physics.</w:t>
-            </w:r>
-          </w:p>
-        </w:tc>
-        <w:tc>
-          <w:tcPr>
-            <w:tcW w:type="dxa" w:w="3040"/>
-            <w:shd w:fill="F2F2F2" w:color="auto" w:val="clear"/>
-            <w:tcMar>
-              <w:top w:type="dxa" w:w="60"/>
-              <w:left w:type="dxa" w:w="120"/>
-              <w:bottom w:type="dxa" w:w="60"/>
-              <w:right w:type="dxa" w:w="120"/>
-            </w:tcMar>
-            <w:vAlign w:val="top"/>
-          </w:tcPr>
-          <w:p>
-            <w:pPr>
-              <w:spacing w:after="40" w:before="0"/>
-              <w:jc w:val="left"/>
-            </w:pPr>
-            <w:r>
-              <w:rPr>
-                <w:rFonts w:ascii="Arial" w:cs="Arial" w:eastAsia="Arial" w:hAnsi="Arial"/>
-                <w:b w:val="false"/>
-                <w:bCs w:val="false"/>
-                <w:i w:val="false"/>
-                <w:iCs w:val="false"/>
-                <w:color w:val="000000"/>
-                <w:sz w:val="18"/>
-                <w:szCs w:val="18"/>
-              </w:rPr>
-              <w:t xml:space="preserve">Collect one problem (Problem 3 — Lake Victoria) at the end of this phase as an exit slip. Mark criterion: (1) correct formula stated; (2) correct substitution with units; (3) correct numerical answer for f (4 Hz) and T (0.25 s); (4) units carried through. This slip informs grouping and targeted support for the next lesson. Also monitor: do learners correctly convert MHz to Hz? This is the highest-frequency error observed in Kenyan Form 3/4 radio-wave problems.</w:t>
-            </w:r>
-          </w:p>
-        </w:tc>
-      </w:tr>
-      <w:tr>
-        <w:tc>
-          <w:tcPr>
-            <w:tcW w:type="dxa" w:w="1520"/>
-            <w:shd w:fill="FCE4D6" w:color="auto" w:val="clear"/>
-            <w:tcMar>
-              <w:top w:type="dxa" w:w="60"/>
-              <w:left w:type="dxa" w:w="120"/>
-              <w:bottom w:type="dxa" w:w="60"/>
-              <w:right w:type="dxa" w:w="120"/>
-            </w:tcMar>
-            <w:vAlign w:val="top"/>
-          </w:tcPr>
-          <w:p>
-            <w:pPr>
-              <w:spacing w:after="40" w:before="0"/>
-              <w:jc w:val="left"/>
-            </w:pPr>
-            <w:r>
-              <w:rPr>
-                <w:rFonts w:ascii="Arial" w:cs="Arial" w:eastAsia="Arial" w:hAnsi="Arial"/>
-                <w:b/>
-                <w:bCs/>
-                <w:i w:val="false"/>
-                <w:iCs w:val="false"/>
-                <w:color w:val="000000"/>
-                <w:sz w:val="18"/>
-                <w:szCs w:val="18"/>
-              </w:rPr>
-              <w:t xml:space="preserve">Driving Question Board (DQB) Creation</w:t>
-            </w:r>
-          </w:p>
-          <w:p>
-            <w:pPr>
-              <w:spacing w:after="20" w:before="0"/>
-            </w:pPr>
-            <w:r>
-              <w:rPr>
-                <w:rFonts w:ascii="Arial" w:cs="Arial" w:eastAsia="Arial" w:hAnsi="Arial"/>
-                <w:b/>
-                <w:bCs/>
-                <w:color w:val="1F3864"/>
-                <w:sz w:val="16"/>
-                <w:szCs w:val="16"/>
-              </w:rPr>
-              <w:t xml:space="preserve">📹 VIDEO:</w:t>
-            </w:r>
-          </w:p>
-          <w:p>
-            <w:pPr>
-              <w:spacing w:after="20" w:before="0"/>
-            </w:pPr>
-            <w:hyperlink w:history="1" r:id="rId4m-xso6vci0lnpu_msxfl">
-              <w:r>
-                <w:rPr>
-                  <w:rFonts w:ascii="Arial" w:cs="Arial" w:eastAsia="Arial" w:hAnsi="Arial"/>
-                  <w:color w:val="2E75B6"/>
-                  <w:sz w:val="16"/>
-                  <w:szCs w:val="16"/>
-                  <w:u w:val="single" w:color="2E75B6"/>
-                </w:rPr>
-                <w:t xml:space="preserve">Wave properties</w:t>
-              </w:r>
-            </w:hyperlink>
-          </w:p>
-          <w:p>
-            <w:pPr>
-              <w:spacing w:after="10" w:before="0"/>
-              <w:ind w:left="120"/>
-            </w:pPr>
-            <w:r>
-              <w:rPr>
-                <w:rFonts w:ascii="Arial" w:cs="Arial" w:eastAsia="Arial" w:hAnsi="Arial"/>
-                <w:color w:val="595959"/>
-                <w:sz w:val="14"/>
-                <w:szCs w:val="14"/>
-              </w:rPr>
-              <w:t xml:space="preserve">Source: Khan Academy (English - US curriculum)</w:t>
-            </w:r>
-          </w:p>
-          <w:p>
-            <w:pPr>
-              <w:spacing w:after="10" w:before="0"/>
-              <w:ind w:left="120"/>
-            </w:pPr>
-            <w:hyperlink w:history="1" r:id="rIdt9hlyadukzkct55jzr_j-">
-              <w:r>
-                <w:rPr>
-                  <w:rFonts w:ascii="Arial" w:cs="Arial" w:eastAsia="Arial" w:hAnsi="Arial"/>
-                  <w:color w:val="595959"/>
-                  <w:sz w:val="14"/>
-                  <w:szCs w:val="14"/>
-                  <w:u w:val="single" w:color="595959"/>
-                </w:rPr>
-                <w:t xml:space="preserve">🔍 Search ARES for similar videos</w:t>
-              </w:r>
-            </w:hyperlink>
-          </w:p>
-          <w:p>
-            <w:pPr>
-              <w:spacing w:after="40" w:before="0"/>
-            </w:pPr>
-            <w:r>
-              <w:rPr>
-                <w:sz w:val="14"/>
-                <w:szCs w:val="14"/>
-              </w:rPr>
-              <w:t xml:space="preserve"/>
-            </w:r>
-          </w:p>
-          <w:p>
-            <w:pPr>
-              <w:spacing w:after="20" w:before="0"/>
-            </w:pPr>
-            <w:r>
-              <w:rPr>
-                <w:rFonts w:ascii="Arial" w:cs="Arial" w:eastAsia="Arial" w:hAnsi="Arial"/>
-                <w:b/>
-                <w:bCs/>
-                <w:color w:val="1F3864"/>
-                <w:sz w:val="16"/>
-                <w:szCs w:val="16"/>
-              </w:rPr>
-              <w:t xml:space="preserve">📖 HTML:</w:t>
-            </w:r>
-          </w:p>
-          <w:p>
-            <w:pPr>
-              <w:spacing w:after="20" w:before="0"/>
-            </w:pPr>
-            <w:hyperlink w:history="1" r:id="rIdqfnvxwyk2ecb04schmi5f">
-              <w:r>
-                <w:rPr>
-                  <w:rFonts w:ascii="Arial" w:cs="Arial" w:eastAsia="Arial" w:hAnsi="Arial"/>
-                  <w:color w:val="2E75B6"/>
-                  <w:sz w:val="16"/>
-                  <w:szCs w:val="16"/>
-                  <w:u w:val="single" w:color="2E75B6"/>
-                </w:rPr>
-                <w:t xml:space="preserve">Landforms from Wave Erosion and Deposition (Flexbook)</w:t>
-              </w:r>
-            </w:hyperlink>
-          </w:p>
-          <w:p>
-            <w:pPr>
-              <w:spacing w:after="10" w:before="0"/>
-              <w:ind w:left="120"/>
-            </w:pPr>
-            <w:r>
-              <w:rPr>
-                <w:rFonts w:ascii="Arial" w:cs="Arial" w:eastAsia="Arial" w:hAnsi="Arial"/>
-                <w:color w:val="595959"/>
-                <w:sz w:val="14"/>
-                <w:szCs w:val="14"/>
-              </w:rPr>
-              <w:t xml:space="preserve">Source: CK-12</w:t>
-            </w:r>
-          </w:p>
-          <w:p>
-            <w:pPr>
-              <w:spacing w:after="10" w:before="0"/>
-              <w:ind w:left="120"/>
-            </w:pPr>
-            <w:hyperlink w:history="1" r:id="rId63a9eigizkckc6mlhursa">
-              <w:r>
-                <w:rPr>
-                  <w:rFonts w:ascii="Arial" w:cs="Arial" w:eastAsia="Arial" w:hAnsi="Arial"/>
-                  <w:color w:val="595959"/>
-                  <w:sz w:val="14"/>
-                  <w:szCs w:val="14"/>
-                  <w:u w:val="single" w:color="595959"/>
-                </w:rPr>
-                <w:t xml:space="preserve">🔍 Search ARES for similar readings</w:t>
-              </w:r>
-            </w:hyperlink>
-          </w:p>
-        </w:tc>
-        <w:tc>
-          <w:tcPr>
-            <w:tcW w:type="dxa" w:w="3040"/>
-            <w:shd w:fill="FFFFFF" w:color="auto" w:val="clear"/>
-            <w:tcMar>
-              <w:top w:type="dxa" w:w="60"/>
-              <w:left w:type="dxa" w:w="120"/>
-              <w:bottom w:type="dxa" w:w="60"/>
-              <w:right w:type="dxa" w:w="120"/>
-            </w:tcMar>
-            <w:vAlign w:val="top"/>
-          </w:tcPr>
-          <w:p>
-            <w:pPr>
-              <w:spacing w:after="40" w:before="0"/>
-              <w:jc w:val="left"/>
-            </w:pPr>
-            <w:r>
-              <w:rPr>
-                <w:rFonts w:ascii="Arial" w:cs="Arial" w:eastAsia="Arial" w:hAnsi="Arial"/>
-                <w:b w:val="false"/>
-                <w:bCs w:val="false"/>
-                <w:i w:val="false"/>
-                <w:iCs w:val="false"/>
-                <w:color w:val="000000"/>
-                <w:sz w:val="18"/>
-                <w:szCs w:val="18"/>
-              </w:rPr>
-              <w:t xml:space="preserve">Learners receive two sticky notes each (one green, one orange). On the GREEN note they write one thing the wave equation NOW explains about the anchoring phenomenon (e.g., 'The thunder sound has a long wavelength because its frequency is low — this may help it bend around the headland'). On the ORANGE note they write one NEW question the wave equation raises for them (e.g., 'If the speed of sound changes in different temperatures, does v = fλ mean the wavelength changes too?'). Learners post both notes on the class Driving Question Board in the designated 'Lesson 2 — Wave Equation' column. The teacher reads three green and three orange notes aloud, paraphrasing each for the class.</w:t>
-            </w:r>
-          </w:p>
-        </w:tc>
-        <w:tc>
-          <w:tcPr>
-            <w:tcW w:type="dxa" w:w="3040"/>
-            <w:shd w:fill="F2F2F2" w:color="auto" w:val="clear"/>
-            <w:tcMar>
-              <w:top w:type="dxa" w:w="60"/>
-              <w:left w:type="dxa" w:w="120"/>
-              <w:bottom w:type="dxa" w:w="60"/>
-              <w:right w:type="dxa" w:w="120"/>
-            </w:tcMar>
-            <w:vAlign w:val="top"/>
-          </w:tcPr>
-          <w:p>
-            <w:pPr>
-              <w:spacing w:after="40" w:before="0"/>
-              <w:jc w:val="left"/>
-            </w:pPr>
-            <w:r>
-              <w:rPr>
-                <w:rFonts w:ascii="Arial" w:cs="Arial" w:eastAsia="Arial" w:hAnsi="Arial"/>
-                <w:b w:val="false"/>
-                <w:bCs w:val="false"/>
-                <w:i w:val="false"/>
-                <w:iCs w:val="false"/>
-                <w:color w:val="000000"/>
-                <w:sz w:val="18"/>
-                <w:szCs w:val="18"/>
-              </w:rPr>
-              <w:t xml:space="preserve">Say: 'Look at the anchoring phenomenon written at the top of our Driving Question Board — the fisherman, the thunder, the bending water waves, the fading Rift Valley signal. Write on your GREEN note: what does v = fλ now let you explain or calculate about that scene?' [WAIT 3 minutes for writing.] As learners post notes, scan for the most insight-rich and most confused responses. Read three green notes aloud: 'Here is what Akinyi wrote…' Paraphrase, then say: 'Does everyone agree this follows from v = fλ?' [WAIT 15 seconds.] Read three orange notes: 'Great question from Otieno — if speed changes between deep and shallow water, does wavelength change while frequency stays the same? We will investigate that in Lesson 4.' Update the board header: 'Lesson 2 ANSWERED: How are f, λ, and v related mathematically?'</w:t>
-            </w:r>
-          </w:p>
-        </w:tc>
-        <w:tc>
-          <w:tcPr>
-            <w:tcW w:type="dxa" w:w="3040"/>
-            <w:shd w:fill="FFFFFF" w:color="auto" w:val="clear"/>
-            <w:tcMar>
-              <w:top w:type="dxa" w:w="60"/>
-              <w:left w:type="dxa" w:w="120"/>
-              <w:bottom w:type="dxa" w:w="60"/>
-              <w:right w:type="dxa" w:w="120"/>
-            </w:tcMar>
-            <w:vAlign w:val="top"/>
-          </w:tcPr>
-          <w:p>
-            <w:pPr>
-              <w:spacing w:after="40" w:before="0"/>
-              <w:jc w:val="left"/>
-            </w:pPr>
-            <w:r>
-              <w:rPr>
-                <w:rFonts w:ascii="Arial" w:cs="Arial" w:eastAsia="Arial" w:hAnsi="Arial"/>
-                <w:b w:val="false"/>
-                <w:bCs w:val="false"/>
-                <w:i w:val="false"/>
-                <w:iCs w:val="false"/>
-                <w:color w:val="000000"/>
-                <w:sz w:val="18"/>
-                <w:szCs w:val="18"/>
-              </w:rPr>
-              <w:t xml:space="preserve">Driving Question Board (DQB) — Public Knowledge-Building: posting green (explained) and orange (new questions) notes externalises each learner's current model of the phenomenon, makes collective progress visible, and seeds the inquiry questions for future lessons. This is aligned with NGSS SEP-7 (Engaging in Argument from Evidence) at the communication level.</w:t>
-            </w:r>
-          </w:p>
-        </w:tc>
-        <w:tc>
-          <w:tcPr>
-            <w:tcW w:type="dxa" w:w="3040"/>
-            <w:shd w:fill="F2F2F2" w:color="auto" w:val="clear"/>
-            <w:tcMar>
-              <w:top w:type="dxa" w:w="60"/>
-              <w:left w:type="dxa" w:w="120"/>
-              <w:bottom w:type="dxa" w:w="60"/>
-              <w:right w:type="dxa" w:w="120"/>
-            </w:tcMar>
-            <w:vAlign w:val="top"/>
-          </w:tcPr>
-          <w:p>
-            <w:pPr>
-              <w:spacing w:after="40" w:before="0"/>
-              <w:jc w:val="left"/>
-            </w:pPr>
-            <w:r>
-              <w:rPr>
-                <w:rFonts w:ascii="Arial" w:cs="Arial" w:eastAsia="Arial" w:hAnsi="Arial"/>
-                <w:b w:val="false"/>
-                <w:bCs w:val="false"/>
-                <w:i w:val="false"/>
-                <w:iCs w:val="false"/>
-                <w:color w:val="000000"/>
-                <w:sz w:val="18"/>
-                <w:szCs w:val="18"/>
-              </w:rPr>
-              <w:t xml:space="preserve">Observe the green notes: do learners correctly connect the wave equation to the anchoring phenomenon, or do they write generic statements ('v = fλ is useful')? Generic responses indicate surface-level engagement; phenomenon-connected responses indicate deeper sensemaking. Photograph the board for the teacher's lesson reflection record.</w:t>
-            </w:r>
-          </w:p>
-        </w:tc>
-      </w:tr>
-      <w:tr>
-        <w:tc>
-          <w:tcPr>
-            <w:tcW w:type="dxa" w:w="1520"/>
-            <w:shd w:fill="D5E8F0" w:color="auto" w:val="clear"/>
-            <w:tcMar>
-              <w:top w:type="dxa" w:w="60"/>
-              <w:left w:type="dxa" w:w="120"/>
-              <w:bottom w:type="dxa" w:w="60"/>
-              <w:right w:type="dxa" w:w="120"/>
-            </w:tcMar>
-            <w:vAlign w:val="top"/>
-          </w:tcPr>
-          <w:p>
-            <w:pPr>
-              <w:spacing w:after="40" w:before="0"/>
-              <w:jc w:val="left"/>
-            </w:pPr>
-            <w:r>
-              <w:rPr>
-                <w:rFonts w:ascii="Arial" w:cs="Arial" w:eastAsia="Arial" w:hAnsi="Arial"/>
-                <w:b/>
-                <w:bCs/>
-                <w:i w:val="false"/>
-                <w:iCs w:val="false"/>
-                <w:color w:val="000000"/>
-                <w:sz w:val="18"/>
-                <w:szCs w:val="18"/>
-              </w:rPr>
-              <w:t xml:space="preserve">Model Building Phase</w:t>
-            </w:r>
-          </w:p>
-          <w:p>
-            <w:pPr>
-              <w:spacing w:after="20" w:before="0"/>
-            </w:pPr>
-            <w:r>
-              <w:rPr>
-                <w:rFonts w:ascii="Arial" w:cs="Arial" w:eastAsia="Arial" w:hAnsi="Arial"/>
-                <w:b/>
-                <w:bCs/>
-                <w:color w:val="1F3864"/>
-                <w:sz w:val="16"/>
-                <w:szCs w:val="16"/>
-              </w:rPr>
-              <w:t xml:space="preserve">📹 VIDEO:</w:t>
-            </w:r>
-          </w:p>
-          <w:p>
-            <w:pPr>
-              <w:spacing w:after="20" w:before="0"/>
-            </w:pPr>
-            <w:hyperlink w:history="1" r:id="rId3xsjmd_8gx1cq-hsv_poj">
-              <w:r>
-                <w:rPr>
-                  <w:rFonts w:ascii="Arial" w:cs="Arial" w:eastAsia="Arial" w:hAnsi="Arial"/>
-                  <w:color w:val="2E75B6"/>
-                  <w:sz w:val="16"/>
-                  <w:szCs w:val="16"/>
-                  <w:u w:val="single" w:color="2E75B6"/>
-                </w:rPr>
-                <w:t xml:space="preserve">Wave properties</w:t>
-              </w:r>
-            </w:hyperlink>
-          </w:p>
-          <w:p>
-            <w:pPr>
-              <w:spacing w:after="10" w:before="0"/>
-              <w:ind w:left="120"/>
-            </w:pPr>
-            <w:r>
-              <w:rPr>
-                <w:rFonts w:ascii="Arial" w:cs="Arial" w:eastAsia="Arial" w:hAnsi="Arial"/>
-                <w:color w:val="595959"/>
-                <w:sz w:val="14"/>
-                <w:szCs w:val="14"/>
-              </w:rPr>
-              <w:t xml:space="preserve">Source: Khan Academy (English - US curriculum)</w:t>
-            </w:r>
-          </w:p>
-          <w:p>
-            <w:pPr>
-              <w:spacing w:after="10" w:before="0"/>
-              <w:ind w:left="120"/>
-            </w:pPr>
-            <w:hyperlink w:history="1" r:id="rIduzcmbhphmk9r8nttpy6mc">
-              <w:r>
-                <w:rPr>
-                  <w:rFonts w:ascii="Arial" w:cs="Arial" w:eastAsia="Arial" w:hAnsi="Arial"/>
-                  <w:color w:val="595959"/>
-                  <w:sz w:val="14"/>
-                  <w:szCs w:val="14"/>
-                  <w:u w:val="single" w:color="595959"/>
-                </w:rPr>
-                <w:t xml:space="preserve">🔍 Search ARES for similar videos</w:t>
-              </w:r>
-            </w:hyperlink>
-          </w:p>
-          <w:p>
-            <w:pPr>
-              <w:spacing w:after="40" w:before="0"/>
-            </w:pPr>
-            <w:r>
-              <w:rPr>
-                <w:sz w:val="14"/>
-                <w:szCs w:val="14"/>
-              </w:rPr>
-              <w:t xml:space="preserve"/>
-            </w:r>
-          </w:p>
-          <w:p>
-            <w:pPr>
-              <w:spacing w:after="20" w:before="0"/>
-            </w:pPr>
-            <w:r>
-              <w:rPr>
-                <w:rFonts w:ascii="Arial" w:cs="Arial" w:eastAsia="Arial" w:hAnsi="Arial"/>
-                <w:b/>
-                <w:bCs/>
-                <w:color w:val="1F3864"/>
-                <w:sz w:val="16"/>
-                <w:szCs w:val="16"/>
-              </w:rPr>
-              <w:t xml:space="preserve">📖 HTML:</w:t>
-            </w:r>
-          </w:p>
-          <w:p>
-            <w:pPr>
-              <w:spacing w:after="20" w:before="0"/>
-            </w:pPr>
-            <w:hyperlink w:history="1" r:id="rIdwqontseh4-hsfbuqndeqd">
-              <w:r>
-                <w:rPr>
-                  <w:rFonts w:ascii="Arial" w:cs="Arial" w:eastAsia="Arial" w:hAnsi="Arial"/>
-                  <w:color w:val="2E75B6"/>
-                  <w:sz w:val="16"/>
-                  <w:szCs w:val="16"/>
-                  <w:u w:val="single" w:color="2E75B6"/>
-                </w:rPr>
-                <w:t xml:space="preserve">Landforms from Wave Erosion and Deposition (Flexbook)</w:t>
-              </w:r>
-            </w:hyperlink>
-          </w:p>
-          <w:p>
-            <w:pPr>
-              <w:spacing w:after="10" w:before="0"/>
-              <w:ind w:left="120"/>
-            </w:pPr>
-            <w:r>
-              <w:rPr>
-                <w:rFonts w:ascii="Arial" w:cs="Arial" w:eastAsia="Arial" w:hAnsi="Arial"/>
-                <w:color w:val="595959"/>
-                <w:sz w:val="14"/>
-                <w:szCs w:val="14"/>
-              </w:rPr>
-              <w:t xml:space="preserve">Source: CK-12</w:t>
-            </w:r>
-          </w:p>
-          <w:p>
-            <w:pPr>
-              <w:spacing w:after="10" w:before="0"/>
-              <w:ind w:left="120"/>
-            </w:pPr>
-            <w:hyperlink w:history="1" r:id="rId-vagoe03bcnyadglqgwbd">
+            <w:hyperlink w:history="1" r:id="rIdg_zmqlilgbjqkituf8msn">
               <w:r>
                 <w:rPr>
                   <w:rFonts w:ascii="Arial" w:cs="Arial" w:eastAsia="Arial" w:hAnsi="Arial"/>
@@ -8670,7 +8670,7 @@
             <w:pPr>
               <w:spacing w:after="20" w:before="0"/>
             </w:pPr>
-            <w:hyperlink w:history="1" r:id="rIddjmiisi-vzsz3rrgbjo8k">
+            <w:hyperlink w:history="1" r:id="rId6kngtlek3s0ekoxopa02c">
               <w:r>
                 <w:rPr>
                   <w:rFonts w:ascii="Arial" w:cs="Arial" w:eastAsia="Arial" w:hAnsi="Arial"/>
@@ -8679,7 +8679,7 @@
                   <w:szCs w:val="16"/>
                   <w:u w:val="single" w:color="2E75B6"/>
                 </w:rPr>
-                <w:t xml:space="preserve">Central limit theorem</w:t>
+                <w:t xml:space="preserve">Reflection and Diffraction of Mechanical Waves Two-Dimensions - Overview</w:t>
               </w:r>
             </w:hyperlink>
           </w:p>
@@ -8695,7 +8695,7 @@
                 <w:sz w:val="14"/>
                 <w:szCs w:val="14"/>
               </w:rPr>
-              <w:t xml:space="preserve">Source: Khan Academy (English - US curriculum)</w:t>
+              <w:t xml:space="preserve">Source: CK-12</w:t>
             </w:r>
           </w:p>
           <w:p>
@@ -8703,7 +8703,7 @@
               <w:spacing w:after="10" w:before="0"/>
               <w:ind w:left="120"/>
             </w:pPr>
-            <w:hyperlink w:history="1" r:id="rIdmntxz4vj3k9rud5xp7vvo">
+            <w:hyperlink w:history="1" r:id="rIdtiedxwlazzzbgwlja-wpm">
               <w:r>
                 <w:rPr>
                   <w:rFonts w:ascii="Arial" w:cs="Arial" w:eastAsia="Arial" w:hAnsi="Arial"/>
@@ -8748,7 +8748,7 @@
             <w:pPr>
               <w:spacing w:after="20" w:before="0"/>
             </w:pPr>
-            <w:hyperlink w:history="1" r:id="rIdnajume_h15cmy2xqsyoc1">
+            <w:hyperlink w:history="1" r:id="rIdqp-pjbldpolv-cy916oop">
               <w:r>
                 <w:rPr>
                   <w:rFonts w:ascii="Arial" w:cs="Arial" w:eastAsia="Arial" w:hAnsi="Arial"/>
@@ -8757,7 +8757,7 @@
                   <w:szCs w:val="16"/>
                   <w:u w:val="single" w:color="2E75B6"/>
                 </w:rPr>
-                <w:t xml:space="preserve">Reflection Symmetry (Flexbook)</w:t>
+                <w:t xml:space="preserve">Sound Waves (Flexbook)</w:t>
               </w:r>
             </w:hyperlink>
           </w:p>
@@ -8781,7 +8781,7 @@
               <w:spacing w:after="10" w:before="0"/>
               <w:ind w:left="120"/>
             </w:pPr>
-            <w:hyperlink w:history="1" r:id="rIdgc4hzpu8b5g7ypn2s4imd">
+            <w:hyperlink w:history="1" r:id="rIdo5kyub2vlace2a_ls6pvd">
               <w:r>
                 <w:rPr>
                   <w:rFonts w:ascii="Arial" w:cs="Arial" w:eastAsia="Arial" w:hAnsi="Arial"/>
@@ -8976,7 +8976,7 @@
             <w:pPr>
               <w:spacing w:after="20" w:before="0"/>
             </w:pPr>
-            <w:hyperlink w:history="1" r:id="rIdc_zqd74oatgtodjg5odoe">
+            <w:hyperlink w:history="1" r:id="rId6y1-lw5g2zypmubskd6s4">
               <w:r>
                 <w:rPr>
                   <w:rFonts w:ascii="Arial" w:cs="Arial" w:eastAsia="Arial" w:hAnsi="Arial"/>
@@ -8985,7 +8985,7 @@
                   <w:szCs w:val="16"/>
                   <w:u w:val="single" w:color="2E75B6"/>
                 </w:rPr>
-                <w:t xml:space="preserve">Central limit theorem</w:t>
+                <w:t xml:space="preserve">Characteristics of Sound Waves - Overview</w:t>
               </w:r>
             </w:hyperlink>
           </w:p>
@@ -9001,7 +9001,7 @@
                 <w:sz w:val="14"/>
                 <w:szCs w:val="14"/>
               </w:rPr>
-              <w:t xml:space="preserve">Source: Khan Academy (English - US curriculum)</w:t>
+              <w:t xml:space="preserve">Source: CK-12</w:t>
             </w:r>
           </w:p>
           <w:p>
@@ -9009,7 +9009,7 @@
               <w:spacing w:after="10" w:before="0"/>
               <w:ind w:left="120"/>
             </w:pPr>
-            <w:hyperlink w:history="1" r:id="rIdqkl0v1pdehy6ticlybkp5">
+            <w:hyperlink w:history="1" r:id="rIdqyaodyzqowi8yop5kmrug">
               <w:r>
                 <w:rPr>
                   <w:rFonts w:ascii="Arial" w:cs="Arial" w:eastAsia="Arial" w:hAnsi="Arial"/>
@@ -9047,14 +9047,14 @@
                 <w:sz w:val="16"/>
                 <w:szCs w:val="16"/>
               </w:rPr>
-              <w:t xml:space="preserve">📖 HTML:</w:t>
+              <w:t xml:space="preserve">📖 EXERCISE:</w:t>
             </w:r>
           </w:p>
           <w:p>
             <w:pPr>
               <w:spacing w:after="20" w:before="0"/>
             </w:pPr>
-            <w:hyperlink w:history="1" r:id="rIddmwtp4nxwtceckcefi9z3">
+            <w:hyperlink w:history="1" r:id="rIdeevuk9ptjnb7wprooxvvn">
               <w:r>
                 <w:rPr>
                   <w:rFonts w:ascii="Arial" w:cs="Arial" w:eastAsia="Arial" w:hAnsi="Arial"/>
@@ -9063,7 +9063,7 @@
                   <w:szCs w:val="16"/>
                   <w:u w:val="single" w:color="2E75B6"/>
                 </w:rPr>
-                <w:t xml:space="preserve">Reflection Symmetry (Flexbook)</w:t>
+                <w:t xml:space="preserve">Sound Waves Practice</w:t>
               </w:r>
             </w:hyperlink>
           </w:p>
@@ -9087,7 +9087,7 @@
               <w:spacing w:after="10" w:before="0"/>
               <w:ind w:left="120"/>
             </w:pPr>
-            <w:hyperlink w:history="1" r:id="rIdlymsqqpdm51cs9wyqmc_x">
+            <w:hyperlink w:history="1" r:id="rIdias6gdbs1a6lgazb277fp">
               <w:r>
                 <w:rPr>
                   <w:rFonts w:ascii="Arial" w:cs="Arial" w:eastAsia="Arial" w:hAnsi="Arial"/>
@@ -9282,7 +9282,7 @@
             <w:pPr>
               <w:spacing w:after="20" w:before="0"/>
             </w:pPr>
-            <w:hyperlink w:history="1" r:id="rIdsn2vpsfxouqmf4paiuihk">
+            <w:hyperlink w:history="1" r:id="rId-lshdgkfsxi3jeruwwzcx">
               <w:r>
                 <w:rPr>
                   <w:rFonts w:ascii="Arial" w:cs="Arial" w:eastAsia="Arial" w:hAnsi="Arial"/>
@@ -9291,7 +9291,7 @@
                   <w:szCs w:val="16"/>
                   <w:u w:val="single" w:color="2E75B6"/>
                 </w:rPr>
-                <w:t xml:space="preserve">Central limit theorem</w:t>
+                <w:t xml:space="preserve">Reflection and Interference of Mechanical Waves in One-Dimension - Example 1</w:t>
               </w:r>
             </w:hyperlink>
           </w:p>
@@ -9307,7 +9307,7 @@
                 <w:sz w:val="14"/>
                 <w:szCs w:val="14"/>
               </w:rPr>
-              <w:t xml:space="preserve">Source: Khan Academy (English - US curriculum)</w:t>
+              <w:t xml:space="preserve">Source: CK-12</w:t>
             </w:r>
           </w:p>
           <w:p>
@@ -9315,7 +9315,7 @@
               <w:spacing w:after="10" w:before="0"/>
               <w:ind w:left="120"/>
             </w:pPr>
-            <w:hyperlink w:history="1" r:id="rIdnxcmdais_jspojlvto9x8">
+            <w:hyperlink w:history="1" r:id="rIddwkuthymwvg3ueqdx9rli">
               <w:r>
                 <w:rPr>
                   <w:rFonts w:ascii="Arial" w:cs="Arial" w:eastAsia="Arial" w:hAnsi="Arial"/>
@@ -9360,7 +9360,7 @@
             <w:pPr>
               <w:spacing w:after="20" w:before="0"/>
             </w:pPr>
-            <w:hyperlink w:history="1" r:id="rIdfddnnslao2hc1bebjqklx">
+            <w:hyperlink w:history="1" r:id="rId_6zzm6uvrogtmcalwqp-x">
               <w:r>
                 <w:rPr>
                   <w:rFonts w:ascii="Arial" w:cs="Arial" w:eastAsia="Arial" w:hAnsi="Arial"/>
@@ -9369,7 +9369,7 @@
                   <w:szCs w:val="16"/>
                   <w:u w:val="single" w:color="2E75B6"/>
                 </w:rPr>
-                <w:t xml:space="preserve">Reflection Symmetry (Flexbook)</w:t>
+                <w:t xml:space="preserve">Law of Reflection (Flexbook)</w:t>
               </w:r>
             </w:hyperlink>
           </w:p>
@@ -9393,7 +9393,7 @@
               <w:spacing w:after="10" w:before="0"/>
               <w:ind w:left="120"/>
             </w:pPr>
-            <w:hyperlink w:history="1" r:id="rIdcm9jyuteecnewl7yoh97y">
+            <w:hyperlink w:history="1" r:id="rIdpnxrvvinc7ifoysn7196f">
               <w:r>
                 <w:rPr>
                   <w:rFonts w:ascii="Arial" w:cs="Arial" w:eastAsia="Arial" w:hAnsi="Arial"/>
@@ -9588,7 +9588,7 @@
             <w:pPr>
               <w:spacing w:after="20" w:before="0"/>
             </w:pPr>
-            <w:hyperlink w:history="1" r:id="rIdkvnuzecaak6virx96h1b_">
+            <w:hyperlink w:history="1" r:id="rIdaieprbk4gs1-yj23a8dpg">
               <w:r>
                 <w:rPr>
                   <w:rFonts w:ascii="Arial" w:cs="Arial" w:eastAsia="Arial" w:hAnsi="Arial"/>
@@ -9597,7 +9597,7 @@
                   <w:szCs w:val="16"/>
                   <w:u w:val="single" w:color="2E75B6"/>
                 </w:rPr>
-                <w:t xml:space="preserve">Central limit theorem</w:t>
+                <w:t xml:space="preserve">Reflection and Diffraction of Mechanical Waves Two-Dimensions - Overview</w:t>
               </w:r>
             </w:hyperlink>
           </w:p>
@@ -9613,7 +9613,7 @@
                 <w:sz w:val="14"/>
                 <w:szCs w:val="14"/>
               </w:rPr>
-              <w:t xml:space="preserve">Source: Khan Academy (English - US curriculum)</w:t>
+              <w:t xml:space="preserve">Source: CK-12</w:t>
             </w:r>
           </w:p>
           <w:p>
@@ -9621,7 +9621,7 @@
               <w:spacing w:after="10" w:before="0"/>
               <w:ind w:left="120"/>
             </w:pPr>
-            <w:hyperlink w:history="1" r:id="rIdwfrjmspfqdvbowvchszl9">
+            <w:hyperlink w:history="1" r:id="rIdohda6s6wlqlliljlcbqvw">
               <w:r>
                 <w:rPr>
                   <w:rFonts w:ascii="Arial" w:cs="Arial" w:eastAsia="Arial" w:hAnsi="Arial"/>
@@ -9659,14 +9659,14 @@
                 <w:sz w:val="16"/>
                 <w:szCs w:val="16"/>
               </w:rPr>
-              <w:t xml:space="preserve">📖 HTML:</w:t>
+              <w:t xml:space="preserve">📖 EXERCISE:</w:t>
             </w:r>
           </w:p>
           <w:p>
             <w:pPr>
               <w:spacing w:after="20" w:before="0"/>
             </w:pPr>
-            <w:hyperlink w:history="1" r:id="rIdg1j7i7qj_wwumopsdgzsx">
+            <w:hyperlink w:history="1" r:id="rIdhox2hualvadrsczeb9dru">
               <w:r>
                 <w:rPr>
                   <w:rFonts w:ascii="Arial" w:cs="Arial" w:eastAsia="Arial" w:hAnsi="Arial"/>
@@ -9675,7 +9675,7 @@
                   <w:szCs w:val="16"/>
                   <w:u w:val="single" w:color="2E75B6"/>
                 </w:rPr>
-                <w:t xml:space="preserve">Reflection Symmetry (Flexbook)</w:t>
+                <w:t xml:space="preserve">Law of Reflection Practice</w:t>
               </w:r>
             </w:hyperlink>
           </w:p>
@@ -9699,7 +9699,7 @@
               <w:spacing w:after="10" w:before="0"/>
               <w:ind w:left="120"/>
             </w:pPr>
-            <w:hyperlink w:history="1" r:id="rId0tmw_duq3hpavampjk8jr">
+            <w:hyperlink w:history="1" r:id="rIdxjutx5urns8q0u3_s1a8l">
               <w:r>
                 <w:rPr>
                   <w:rFonts w:ascii="Arial" w:cs="Arial" w:eastAsia="Arial" w:hAnsi="Arial"/>
@@ -9894,7 +9894,7 @@
             <w:pPr>
               <w:spacing w:after="20" w:before="0"/>
             </w:pPr>
-            <w:hyperlink w:history="1" r:id="rIduqrlz5rw0a4l-sbefsaql">
+            <w:hyperlink w:history="1" r:id="rId5cslkupkotkduj5553ec9">
               <w:r>
                 <w:rPr>
                   <w:rFonts w:ascii="Arial" w:cs="Arial" w:eastAsia="Arial" w:hAnsi="Arial"/>
@@ -9903,7 +9903,7 @@
                   <w:szCs w:val="16"/>
                   <w:u w:val="single" w:color="2E75B6"/>
                 </w:rPr>
-                <w:t xml:space="preserve">Central limit theorem</w:t>
+                <w:t xml:space="preserve">Reflection and Diffraction of Mechanical Waves Two-Dimensions - Overview</w:t>
               </w:r>
             </w:hyperlink>
           </w:p>
@@ -9919,7 +9919,7 @@
                 <w:sz w:val="14"/>
                 <w:szCs w:val="14"/>
               </w:rPr>
-              <w:t xml:space="preserve">Source: Khan Academy (English - US curriculum)</w:t>
+              <w:t xml:space="preserve">Source: CK-12</w:t>
             </w:r>
           </w:p>
           <w:p>
@@ -9927,7 +9927,7 @@
               <w:spacing w:after="10" w:before="0"/>
               <w:ind w:left="120"/>
             </w:pPr>
-            <w:hyperlink w:history="1" r:id="rIdvbubdoo-n1fwou509hhcs">
+            <w:hyperlink w:history="1" r:id="rIdjxmltbetxiz3gcgjyo715">
               <w:r>
                 <w:rPr>
                   <w:rFonts w:ascii="Arial" w:cs="Arial" w:eastAsia="Arial" w:hAnsi="Arial"/>
@@ -9972,7 +9972,7 @@
             <w:pPr>
               <w:spacing w:after="20" w:before="0"/>
             </w:pPr>
-            <w:hyperlink w:history="1" r:id="rIdyamopzcsgkm7rc8wxg-o9">
+            <w:hyperlink w:history="1" r:id="rIdsklts_lizseejenrqcoe9">
               <w:r>
                 <w:rPr>
                   <w:rFonts w:ascii="Arial" w:cs="Arial" w:eastAsia="Arial" w:hAnsi="Arial"/>
@@ -9981,7 +9981,7 @@
                   <w:szCs w:val="16"/>
                   <w:u w:val="single" w:color="2E75B6"/>
                 </w:rPr>
-                <w:t xml:space="preserve">Reflection Symmetry (Flexbook)</w:t>
+                <w:t xml:space="preserve">Reflection of Mechanical Waves (Flexbook)</w:t>
               </w:r>
             </w:hyperlink>
           </w:p>
@@ -10005,7 +10005,7 @@
               <w:spacing w:after="10" w:before="0"/>
               <w:ind w:left="120"/>
             </w:pPr>
-            <w:hyperlink w:history="1" r:id="rIdbk0kovyjmmfbgepzmgxo5">
+            <w:hyperlink w:history="1" r:id="rIdzhaen2arfukcsamesb3ad">
               <w:r>
                 <w:rPr>
                   <w:rFonts w:ascii="Arial" w:cs="Arial" w:eastAsia="Arial" w:hAnsi="Arial"/>
@@ -11492,7 +11492,7 @@
             <w:pPr>
               <w:spacing w:after="20" w:before="0"/>
             </w:pPr>
-            <w:hyperlink w:history="1" r:id="rIdx6jepjokciuxwqynbkavg">
+            <w:hyperlink w:history="1" r:id="rIdsmfkgwrzxp01ln_cy2ffc">
               <w:r>
                 <w:rPr>
                   <w:rFonts w:ascii="Arial" w:cs="Arial" w:eastAsia="Arial" w:hAnsi="Arial"/>
@@ -11501,7 +11501,7 @@
                   <w:szCs w:val="16"/>
                   <w:u w:val="single" w:color="2E75B6"/>
                 </w:rPr>
-                <w:t xml:space="preserve">Video: Bending Light</w:t>
+                <w:t xml:space="preserve">Wave properties</w:t>
               </w:r>
             </w:hyperlink>
           </w:p>
@@ -11517,7 +11517,7 @@
                 <w:sz w:val="14"/>
                 <w:szCs w:val="14"/>
               </w:rPr>
-              <w:t xml:space="preserve">Source: PhET Interactive Simulations (English)</w:t>
+              <w:t xml:space="preserve">Source: Khan Academy (English - US curriculum)</w:t>
             </w:r>
           </w:p>
           <w:p>
@@ -11525,7 +11525,7 @@
               <w:spacing w:after="10" w:before="0"/>
               <w:ind w:left="120"/>
             </w:pPr>
-            <w:hyperlink w:history="1" r:id="rIdpa7jk74721lr5jffce5uv">
+            <w:hyperlink w:history="1" r:id="rId5v3uboiku_no4boltr37t">
               <w:r>
                 <w:rPr>
                   <w:rFonts w:ascii="Arial" w:cs="Arial" w:eastAsia="Arial" w:hAnsi="Arial"/>
@@ -11570,7 +11570,7 @@
             <w:pPr>
               <w:spacing w:after="20" w:before="0"/>
             </w:pPr>
-            <w:hyperlink w:history="1" r:id="rIdth9btez3cjl6awooxzpas">
+            <w:hyperlink w:history="1" r:id="rIdxwzog44fdvrtebc_d3lq2">
               <w:r>
                 <w:rPr>
                   <w:rFonts w:ascii="Arial" w:cs="Arial" w:eastAsia="Arial" w:hAnsi="Arial"/>
@@ -11579,7 +11579,7 @@
                   <w:szCs w:val="16"/>
                   <w:u w:val="single" w:color="2E75B6"/>
                 </w:rPr>
-                <w:t xml:space="preserve">Refraction (Flexbook)</w:t>
+                <w:t xml:space="preserve">Wave Speed (Flexbook)</w:t>
               </w:r>
             </w:hyperlink>
           </w:p>
@@ -11603,7 +11603,7 @@
               <w:spacing w:after="10" w:before="0"/>
               <w:ind w:left="120"/>
             </w:pPr>
-            <w:hyperlink w:history="1" r:id="rId9plqhb0ugqo8m7bithgxx">
+            <w:hyperlink w:history="1" r:id="rIdq0qombbktekplt5b4a3z8">
               <w:r>
                 <w:rPr>
                   <w:rFonts w:ascii="Arial" w:cs="Arial" w:eastAsia="Arial" w:hAnsi="Arial"/>
@@ -11798,7 +11798,7 @@
             <w:pPr>
               <w:spacing w:after="20" w:before="0"/>
             </w:pPr>
-            <w:hyperlink w:history="1" r:id="rIdzdpndph5tn-pgj1ovij-d">
+            <w:hyperlink w:history="1" r:id="rIdkau3nxw1w4uspjwzj0zfb">
               <w:r>
                 <w:rPr>
                   <w:rFonts w:ascii="Arial" w:cs="Arial" w:eastAsia="Arial" w:hAnsi="Arial"/>
@@ -11807,7 +11807,7 @@
                   <w:szCs w:val="16"/>
                   <w:u w:val="single" w:color="2E75B6"/>
                 </w:rPr>
-                <w:t xml:space="preserve">Video: Bending Light</w:t>
+                <w:t xml:space="preserve">Properties of periodic waves -dubbed(KY)</w:t>
               </w:r>
             </w:hyperlink>
           </w:p>
@@ -11823,7 +11823,7 @@
                 <w:sz w:val="14"/>
                 <w:szCs w:val="14"/>
               </w:rPr>
-              <w:t xml:space="preserve">Source: PhET Interactive Simulations (English)</w:t>
+              <w:t xml:space="preserve">Source: Khan Academy (Kiswahili)</w:t>
             </w:r>
           </w:p>
           <w:p>
@@ -11831,7 +11831,7 @@
               <w:spacing w:after="10" w:before="0"/>
               <w:ind w:left="120"/>
             </w:pPr>
-            <w:hyperlink w:history="1" r:id="rIdmom1dbui9akglcuuezlx8">
+            <w:hyperlink w:history="1" r:id="rIdslzh60xaxoiimwy2n5tv4">
               <w:r>
                 <w:rPr>
                   <w:rFonts w:ascii="Arial" w:cs="Arial" w:eastAsia="Arial" w:hAnsi="Arial"/>
@@ -11869,14 +11869,14 @@
                 <w:sz w:val="16"/>
                 <w:szCs w:val="16"/>
               </w:rPr>
-              <w:t xml:space="preserve">📖 HTML:</w:t>
+              <w:t xml:space="preserve">📖 EXERCISE:</w:t>
             </w:r>
           </w:p>
           <w:p>
             <w:pPr>
               <w:spacing w:after="20" w:before="0"/>
             </w:pPr>
-            <w:hyperlink w:history="1" r:id="rIdvx1uhlx_uanuu4l_ejbhp">
+            <w:hyperlink w:history="1" r:id="rIdgwxkpgy9d-yhgtu75_tvq">
               <w:r>
                 <w:rPr>
                   <w:rFonts w:ascii="Arial" w:cs="Arial" w:eastAsia="Arial" w:hAnsi="Arial"/>
@@ -11885,7 +11885,7 @@
                   <w:szCs w:val="16"/>
                   <w:u w:val="single" w:color="2E75B6"/>
                 </w:rPr>
-                <w:t xml:space="preserve">Refraction (Flexbook)</w:t>
+                <w:t xml:space="preserve">Wave Speed Practice</w:t>
               </w:r>
             </w:hyperlink>
           </w:p>
@@ -11909,7 +11909,7 @@
               <w:spacing w:after="10" w:before="0"/>
               <w:ind w:left="120"/>
             </w:pPr>
-            <w:hyperlink w:history="1" r:id="rIdaamh6w3fahtri8e6sxkxl">
+            <w:hyperlink w:history="1" r:id="rIdjk_grypxeh1a0orn4jntj">
               <w:r>
                 <w:rPr>
                   <w:rFonts w:ascii="Arial" w:cs="Arial" w:eastAsia="Arial" w:hAnsi="Arial"/>
@@ -12104,7 +12104,7 @@
             <w:pPr>
               <w:spacing w:after="20" w:before="0"/>
             </w:pPr>
-            <w:hyperlink w:history="1" r:id="rIdlzcyuejzkx0gqisojvphx">
+            <w:hyperlink w:history="1" r:id="rIdeuuarsjiiwg6ebuan-7ku">
               <w:r>
                 <w:rPr>
                   <w:rFonts w:ascii="Arial" w:cs="Arial" w:eastAsia="Arial" w:hAnsi="Arial"/>
@@ -12113,7 +12113,7 @@
                   <w:szCs w:val="16"/>
                   <w:u w:val="single" w:color="2E75B6"/>
                 </w:rPr>
-                <w:t xml:space="preserve">Video: Bending Light</w:t>
+                <w:t xml:space="preserve">Electronic transitions and energy</w:t>
               </w:r>
             </w:hyperlink>
           </w:p>
@@ -12129,7 +12129,7 @@
                 <w:sz w:val="14"/>
                 <w:szCs w:val="14"/>
               </w:rPr>
-              <w:t xml:space="preserve">Source: PhET Interactive Simulations (English)</w:t>
+              <w:t xml:space="preserve">Source: Khan Academy (English - US curriculum)</w:t>
             </w:r>
           </w:p>
           <w:p>
@@ -12137,7 +12137,7 @@
               <w:spacing w:after="10" w:before="0"/>
               <w:ind w:left="120"/>
             </w:pPr>
-            <w:hyperlink w:history="1" r:id="rId-fiighhicq1rfvztyol5g">
+            <w:hyperlink w:history="1" r:id="rIdjmvroenluukwyvpxoiv4n">
               <w:r>
                 <w:rPr>
                   <w:rFonts w:ascii="Arial" w:cs="Arial" w:eastAsia="Arial" w:hAnsi="Arial"/>
@@ -12182,7 +12182,7 @@
             <w:pPr>
               <w:spacing w:after="20" w:before="0"/>
             </w:pPr>
-            <w:hyperlink w:history="1" r:id="rIdwoxjv9a4ncab-drge63a0">
+            <w:hyperlink w:history="1" r:id="rIdlp7pwbxrlrrwfyaxgsrbs">
               <w:r>
                 <w:rPr>
                   <w:rFonts w:ascii="Arial" w:cs="Arial" w:eastAsia="Arial" w:hAnsi="Arial"/>
@@ -12191,7 +12191,7 @@
                   <w:szCs w:val="16"/>
                   <w:u w:val="single" w:color="2E75B6"/>
                 </w:rPr>
-                <w:t xml:space="preserve">Refraction (Flexbook)</w:t>
+                <w:t xml:space="preserve">Wave Equation (Flexbook)</w:t>
               </w:r>
             </w:hyperlink>
           </w:p>
@@ -12215,7 +12215,7 @@
               <w:spacing w:after="10" w:before="0"/>
               <w:ind w:left="120"/>
             </w:pPr>
-            <w:hyperlink w:history="1" r:id="rIdw9cw0qjayuwponroehfbs">
+            <w:hyperlink w:history="1" r:id="rIdm0jnrshwzqj0lmhsv8-6q">
               <w:r>
                 <w:rPr>
                   <w:rFonts w:ascii="Arial" w:cs="Arial" w:eastAsia="Arial" w:hAnsi="Arial"/>
@@ -12410,7 +12410,7 @@
             <w:pPr>
               <w:spacing w:after="20" w:before="0"/>
             </w:pPr>
-            <w:hyperlink w:history="1" r:id="rId2qbgk-vx1asji0j-qpscx">
+            <w:hyperlink w:history="1" r:id="rIdzbma8fazhdnqahli5wcub">
               <w:r>
                 <w:rPr>
                   <w:rFonts w:ascii="Arial" w:cs="Arial" w:eastAsia="Arial" w:hAnsi="Arial"/>
@@ -12419,7 +12419,7 @@
                   <w:szCs w:val="16"/>
                   <w:u w:val="single" w:color="2E75B6"/>
                 </w:rPr>
-                <w:t xml:space="preserve">Video: Bending Light</w:t>
+                <w:t xml:space="preserve">Properties of periodic waves</w:t>
               </w:r>
             </w:hyperlink>
           </w:p>
@@ -12435,7 +12435,7 @@
                 <w:sz w:val="14"/>
                 <w:szCs w:val="14"/>
               </w:rPr>
-              <w:t xml:space="preserve">Source: PhET Interactive Simulations (English)</w:t>
+              <w:t xml:space="preserve">Source: Khan Academy (English - US curriculum)</w:t>
             </w:r>
           </w:p>
           <w:p>
@@ -12443,7 +12443,7 @@
               <w:spacing w:after="10" w:before="0"/>
               <w:ind w:left="120"/>
             </w:pPr>
-            <w:hyperlink w:history="1" r:id="rId1gqjdcuog4pmzojfm2vp6">
+            <w:hyperlink w:history="1" r:id="rIddulhtwac37ngcvvptrywf">
               <w:r>
                 <w:rPr>
                   <w:rFonts w:ascii="Arial" w:cs="Arial" w:eastAsia="Arial" w:hAnsi="Arial"/>
@@ -12481,14 +12481,14 @@
                 <w:sz w:val="16"/>
                 <w:szCs w:val="16"/>
               </w:rPr>
-              <w:t xml:space="preserve">📖 HTML:</w:t>
+              <w:t xml:space="preserve">📖 EXERCISE:</w:t>
             </w:r>
           </w:p>
           <w:p>
             <w:pPr>
               <w:spacing w:after="20" w:before="0"/>
             </w:pPr>
-            <w:hyperlink w:history="1" r:id="rId9lmbzwtnhvnthzdjvs6hv">
+            <w:hyperlink w:history="1" r:id="rId-2jc4fiafjffjgsnvq-_f">
               <w:r>
                 <w:rPr>
                   <w:rFonts w:ascii="Arial" w:cs="Arial" w:eastAsia="Arial" w:hAnsi="Arial"/>
@@ -12497,7 +12497,7 @@
                   <w:szCs w:val="16"/>
                   <w:u w:val="single" w:color="2E75B6"/>
                 </w:rPr>
-                <w:t xml:space="preserve">Refraction (Flexbook)</w:t>
+                <w:t xml:space="preserve">Wave Equation Practice</w:t>
               </w:r>
             </w:hyperlink>
           </w:p>
@@ -12521,7 +12521,7 @@
               <w:spacing w:after="10" w:before="0"/>
               <w:ind w:left="120"/>
             </w:pPr>
-            <w:hyperlink w:history="1" r:id="rIdkl4cnsn2wwkkx5fxk90ls">
+            <w:hyperlink w:history="1" r:id="rIdtei0iwvctau56rlqedvc0">
               <w:r>
                 <w:rPr>
                   <w:rFonts w:ascii="Arial" w:cs="Arial" w:eastAsia="Arial" w:hAnsi="Arial"/>
@@ -12716,7 +12716,7 @@
             <w:pPr>
               <w:spacing w:after="20" w:before="0"/>
             </w:pPr>
-            <w:hyperlink w:history="1" r:id="rIdopbg8lj328rfaa6062vkt">
+            <w:hyperlink w:history="1" r:id="rIdxxddukhprjyzay7ydchhq">
               <w:r>
                 <w:rPr>
                   <w:rFonts w:ascii="Arial" w:cs="Arial" w:eastAsia="Arial" w:hAnsi="Arial"/>
@@ -12725,7 +12725,7 @@
                   <w:szCs w:val="16"/>
                   <w:u w:val="single" w:color="2E75B6"/>
                 </w:rPr>
-                <w:t xml:space="preserve">Video: Bending Light</w:t>
+                <w:t xml:space="preserve">Refraction and frequency</w:t>
               </w:r>
             </w:hyperlink>
           </w:p>
@@ -12741,7 +12741,7 @@
                 <w:sz w:val="14"/>
                 <w:szCs w:val="14"/>
               </w:rPr>
-              <w:t xml:space="preserve">Source: PhET Interactive Simulations (English)</w:t>
+              <w:t xml:space="preserve">Source: Khan Academy (English - US curriculum)</w:t>
             </w:r>
           </w:p>
           <w:p>
@@ -12749,7 +12749,7 @@
               <w:spacing w:after="10" w:before="0"/>
               <w:ind w:left="120"/>
             </w:pPr>
-            <w:hyperlink w:history="1" r:id="rIdlfot2kdevgmnjczmzq4zw">
+            <w:hyperlink w:history="1" r:id="rIdsrn3uadcyb_t4gpylwxtz">
               <w:r>
                 <w:rPr>
                   <w:rFonts w:ascii="Arial" w:cs="Arial" w:eastAsia="Arial" w:hAnsi="Arial"/>
@@ -12794,7 +12794,7 @@
             <w:pPr>
               <w:spacing w:after="20" w:before="0"/>
             </w:pPr>
-            <w:hyperlink w:history="1" r:id="rIdyuh1iua6npipwun2456nj">
+            <w:hyperlink w:history="1" r:id="rIdmheerwan_7nz0r4ckkcgt">
               <w:r>
                 <w:rPr>
                   <w:rFonts w:ascii="Arial" w:cs="Arial" w:eastAsia="Arial" w:hAnsi="Arial"/>
@@ -12803,7 +12803,7 @@
                   <w:szCs w:val="16"/>
                   <w:u w:val="single" w:color="2E75B6"/>
                 </w:rPr>
-                <w:t xml:space="preserve">Refraction (Flexbook)</w:t>
+                <w:t xml:space="preserve">De Broglie Wave Equation (Flexbook)</w:t>
               </w:r>
             </w:hyperlink>
           </w:p>
@@ -12827,7 +12827,7 @@
               <w:spacing w:after="10" w:before="0"/>
               <w:ind w:left="120"/>
             </w:pPr>
-            <w:hyperlink w:history="1" r:id="rIdbm-aqgje8qiunbyvwfywc">
+            <w:hyperlink w:history="1" r:id="rIdm1izjto7hzaw-jyzxor2e">
               <w:r>
                 <w:rPr>
                   <w:rFonts w:ascii="Arial" w:cs="Arial" w:eastAsia="Arial" w:hAnsi="Arial"/>
@@ -14409,7 +14409,7 @@
             <w:pPr>
               <w:spacing w:after="20" w:before="0"/>
             </w:pPr>
-            <w:hyperlink w:history="1" r:id="rIdfqeohwurgg8pn9o1uk_jn">
+            <w:hyperlink w:history="1" r:id="rIdvnmusdpmk_snz5vdksvuh">
               <w:r>
                 <w:rPr>
                   <w:rFonts w:ascii="Arial" w:cs="Arial" w:eastAsia="Arial" w:hAnsi="Arial"/>
@@ -14418,7 +14418,7 @@
                   <w:szCs w:val="16"/>
                   <w:u w:val="single" w:color="2E75B6"/>
                 </w:rPr>
-                <w:t xml:space="preserve">Video: Bending Light</w:t>
+                <w:t xml:space="preserve">Reflection and Diffraction of Mechanical Waves Two-Dimensions - Overview</w:t>
               </w:r>
             </w:hyperlink>
           </w:p>
@@ -14434,7 +14434,7 @@
                 <w:sz w:val="14"/>
                 <w:szCs w:val="14"/>
               </w:rPr>
-              <w:t xml:space="preserve">Source: PhET Interactive Simulations (English)</w:t>
+              <w:t xml:space="preserve">Source: CK-12</w:t>
             </w:r>
           </w:p>
           <w:p>
@@ -14442,7 +14442,7 @@
               <w:spacing w:after="10" w:before="0"/>
               <w:ind w:left="120"/>
             </w:pPr>
-            <w:hyperlink w:history="1" r:id="rIdmsrztp9jr1nrbv3oqeink">
+            <w:hyperlink w:history="1" r:id="rIdhkwfwgxn0ckffefi0x8po">
               <w:r>
                 <w:rPr>
                   <w:rFonts w:ascii="Arial" w:cs="Arial" w:eastAsia="Arial" w:hAnsi="Arial"/>
@@ -14487,7 +14487,7 @@
             <w:pPr>
               <w:spacing w:after="20" w:before="0"/>
             </w:pPr>
-            <w:hyperlink w:history="1" r:id="rIdhuzt_qzdqdar6tii36h7z">
+            <w:hyperlink w:history="1" r:id="rIdwqmijzq9bcfd3y1iuwsiq">
               <w:r>
                 <w:rPr>
                   <w:rFonts w:ascii="Arial" w:cs="Arial" w:eastAsia="Arial" w:hAnsi="Arial"/>
@@ -14496,7 +14496,7 @@
                   <w:szCs w:val="16"/>
                   <w:u w:val="single" w:color="2E75B6"/>
                 </w:rPr>
-                <w:t xml:space="preserve">Diffraction (Flexbook)</w:t>
+                <w:t xml:space="preserve">Sound Waves (Flexbook)</w:t>
               </w:r>
             </w:hyperlink>
           </w:p>
@@ -14520,7 +14520,7 @@
               <w:spacing w:after="10" w:before="0"/>
               <w:ind w:left="120"/>
             </w:pPr>
-            <w:hyperlink w:history="1" r:id="rIduq0tsvrydbpuhvsalw0qh">
+            <w:hyperlink w:history="1" r:id="rId0cl5kh6oz4g2nx-2e1j-8">
               <w:r>
                 <w:rPr>
                   <w:rFonts w:ascii="Arial" w:cs="Arial" w:eastAsia="Arial" w:hAnsi="Arial"/>
@@ -14715,7 +14715,7 @@
             <w:pPr>
               <w:spacing w:after="20" w:before="0"/>
             </w:pPr>
-            <w:hyperlink w:history="1" r:id="rId5tzgd8uurdjfrtttgt_do">
+            <w:hyperlink w:history="1" r:id="rId4xhoa3n-gb5d7pqkhpqzm">
               <w:r>
                 <w:rPr>
                   <w:rFonts w:ascii="Arial" w:cs="Arial" w:eastAsia="Arial" w:hAnsi="Arial"/>
@@ -14724,7 +14724,7 @@
                   <w:szCs w:val="16"/>
                   <w:u w:val="single" w:color="2E75B6"/>
                 </w:rPr>
-                <w:t xml:space="preserve">Video: Bending Light</w:t>
+                <w:t xml:space="preserve">Characteristics of Sound Waves - Overview</w:t>
               </w:r>
             </w:hyperlink>
           </w:p>
@@ -14740,7 +14740,7 @@
                 <w:sz w:val="14"/>
                 <w:szCs w:val="14"/>
               </w:rPr>
-              <w:t xml:space="preserve">Source: PhET Interactive Simulations (English)</w:t>
+              <w:t xml:space="preserve">Source: CK-12</w:t>
             </w:r>
           </w:p>
           <w:p>
@@ -14748,7 +14748,7 @@
               <w:spacing w:after="10" w:before="0"/>
               <w:ind w:left="120"/>
             </w:pPr>
-            <w:hyperlink w:history="1" r:id="rId1tuxh6qxtql1zanh-9292">
+            <w:hyperlink w:history="1" r:id="rIdckktndimix8l7unkflgbd">
               <w:r>
                 <w:rPr>
                   <w:rFonts w:ascii="Arial" w:cs="Arial" w:eastAsia="Arial" w:hAnsi="Arial"/>
@@ -14786,14 +14786,14 @@
                 <w:sz w:val="16"/>
                 <w:szCs w:val="16"/>
               </w:rPr>
-              <w:t xml:space="preserve">📖 HTML:</w:t>
+              <w:t xml:space="preserve">📖 EXERCISE:</w:t>
             </w:r>
           </w:p>
           <w:p>
             <w:pPr>
               <w:spacing w:after="20" w:before="0"/>
             </w:pPr>
-            <w:hyperlink w:history="1" r:id="rIdmkgbalynp6wntkr67o5me">
+            <w:hyperlink w:history="1" r:id="rIdhlaysftfa0m_joxsxwjel">
               <w:r>
                 <w:rPr>
                   <w:rFonts w:ascii="Arial" w:cs="Arial" w:eastAsia="Arial" w:hAnsi="Arial"/>
@@ -14802,7 +14802,7 @@
                   <w:szCs w:val="16"/>
                   <w:u w:val="single" w:color="2E75B6"/>
                 </w:rPr>
-                <w:t xml:space="preserve">Diffraction (Flexbook)</w:t>
+                <w:t xml:space="preserve">Sound Waves Practice</w:t>
               </w:r>
             </w:hyperlink>
           </w:p>
@@ -14826,7 +14826,7 @@
               <w:spacing w:after="10" w:before="0"/>
               <w:ind w:left="120"/>
             </w:pPr>
-            <w:hyperlink w:history="1" r:id="rIdgnfnhbz3fkrap2lsk2dpa">
+            <w:hyperlink w:history="1" r:id="rIdhmigwyzan3xiviog-dczm">
               <w:r>
                 <w:rPr>
                   <w:rFonts w:ascii="Arial" w:cs="Arial" w:eastAsia="Arial" w:hAnsi="Arial"/>
@@ -15021,7 +15021,7 @@
             <w:pPr>
               <w:spacing w:after="20" w:before="0"/>
             </w:pPr>
-            <w:hyperlink w:history="1" r:id="rIdsa04c1-bq7lho7hienvdp">
+            <w:hyperlink w:history="1" r:id="rIdqienfrrb00abdgagc5hax">
               <w:r>
                 <w:rPr>
                   <w:rFonts w:ascii="Arial" w:cs="Arial" w:eastAsia="Arial" w:hAnsi="Arial"/>
@@ -15030,7 +15030,7 @@
                   <w:szCs w:val="16"/>
                   <w:u w:val="single" w:color="2E75B6"/>
                 </w:rPr>
-                <w:t xml:space="preserve">Video: Bending Light</w:t>
+                <w:t xml:space="preserve">Introduction to waves</w:t>
               </w:r>
             </w:hyperlink>
           </w:p>
@@ -15046,7 +15046,7 @@
                 <w:sz w:val="14"/>
                 <w:szCs w:val="14"/>
               </w:rPr>
-              <w:t xml:space="preserve">Source: PhET Interactive Simulations (English)</w:t>
+              <w:t xml:space="preserve">Source: Khan Academy (English - US curriculum)</w:t>
             </w:r>
           </w:p>
           <w:p>
@@ -15054,7 +15054,7 @@
               <w:spacing w:after="10" w:before="0"/>
               <w:ind w:left="120"/>
             </w:pPr>
-            <w:hyperlink w:history="1" r:id="rIdazsenlkomyzwd-hbkjevk">
+            <w:hyperlink w:history="1" r:id="rIdy1mvatvvpzyqdsaqpav1a">
               <w:r>
                 <w:rPr>
                   <w:rFonts w:ascii="Arial" w:cs="Arial" w:eastAsia="Arial" w:hAnsi="Arial"/>
@@ -15099,7 +15099,7 @@
             <w:pPr>
               <w:spacing w:after="20" w:before="0"/>
             </w:pPr>
-            <w:hyperlink w:history="1" r:id="rIdnpj_8muppi8aimursdmsh">
+            <w:hyperlink w:history="1" r:id="rIdithgtyc6orncymf1csfjm">
               <w:r>
                 <w:rPr>
                   <w:rFonts w:ascii="Arial" w:cs="Arial" w:eastAsia="Arial" w:hAnsi="Arial"/>
@@ -15108,7 +15108,7 @@
                   <w:szCs w:val="16"/>
                   <w:u w:val="single" w:color="2E75B6"/>
                 </w:rPr>
-                <w:t xml:space="preserve">Diffraction (Flexbook)</w:t>
+                <w:t xml:space="preserve">Radio Waves (Flexbook)</w:t>
               </w:r>
             </w:hyperlink>
           </w:p>
@@ -15132,7 +15132,7 @@
               <w:spacing w:after="10" w:before="0"/>
               <w:ind w:left="120"/>
             </w:pPr>
-            <w:hyperlink w:history="1" r:id="rId_2jc_gkxokh7eg-3zjhzc">
+            <w:hyperlink w:history="1" r:id="rIdvig4qoj6xthlhd_ez4kx1">
               <w:r>
                 <w:rPr>
                   <w:rFonts w:ascii="Arial" w:cs="Arial" w:eastAsia="Arial" w:hAnsi="Arial"/>
@@ -15327,7 +15327,7 @@
             <w:pPr>
               <w:spacing w:after="20" w:before="0"/>
             </w:pPr>
-            <w:hyperlink w:history="1" r:id="rIdrtmt29qptg556siehfpoa">
+            <w:hyperlink w:history="1" r:id="rIdanyz2q3vq_hugk214bb_z">
               <w:r>
                 <w:rPr>
                   <w:rFonts w:ascii="Arial" w:cs="Arial" w:eastAsia="Arial" w:hAnsi="Arial"/>
@@ -15336,7 +15336,7 @@
                   <w:szCs w:val="16"/>
                   <w:u w:val="single" w:color="2E75B6"/>
                 </w:rPr>
-                <w:t xml:space="preserve">Video: Bending Light</w:t>
+                <w:t xml:space="preserve">Sound Properties: Amplitude, period, frequency, wavelength</w:t>
               </w:r>
             </w:hyperlink>
           </w:p>
@@ -15352,7 +15352,7 @@
                 <w:sz w:val="14"/>
                 <w:szCs w:val="14"/>
               </w:rPr>
-              <w:t xml:space="preserve">Source: PhET Interactive Simulations (English)</w:t>
+              <w:t xml:space="preserve">Source: Khan Academy (English - US curriculum)</w:t>
             </w:r>
           </w:p>
           <w:p>
@@ -15360,7 +15360,7 @@
               <w:spacing w:after="10" w:before="0"/>
               <w:ind w:left="120"/>
             </w:pPr>
-            <w:hyperlink w:history="1" r:id="rId-cu6oe7e1kususutzk1il">
+            <w:hyperlink w:history="1" r:id="rIdnhaoztkxrk1l_degp-r2h">
               <w:r>
                 <w:rPr>
                   <w:rFonts w:ascii="Arial" w:cs="Arial" w:eastAsia="Arial" w:hAnsi="Arial"/>
@@ -15398,14 +15398,14 @@
                 <w:sz w:val="16"/>
                 <w:szCs w:val="16"/>
               </w:rPr>
-              <w:t xml:space="preserve">📖 HTML:</w:t>
+              <w:t xml:space="preserve">📖 EXERCISE:</w:t>
             </w:r>
           </w:p>
           <w:p>
             <w:pPr>
               <w:spacing w:after="20" w:before="0"/>
             </w:pPr>
-            <w:hyperlink w:history="1" r:id="rIdeh-9qfeuwqzplxffa7jqy">
+            <w:hyperlink w:history="1" r:id="rIdpgh6t_giyewwuuh2q0swj">
               <w:r>
                 <w:rPr>
                   <w:rFonts w:ascii="Arial" w:cs="Arial" w:eastAsia="Arial" w:hAnsi="Arial"/>
@@ -15414,7 +15414,7 @@
                   <w:szCs w:val="16"/>
                   <w:u w:val="single" w:color="2E75B6"/>
                 </w:rPr>
-                <w:t xml:space="preserve">Diffraction (Flexbook)</w:t>
+                <w:t xml:space="preserve">Radio Waves Practice</w:t>
               </w:r>
             </w:hyperlink>
           </w:p>
@@ -15438,7 +15438,7 @@
               <w:spacing w:after="10" w:before="0"/>
               <w:ind w:left="120"/>
             </w:pPr>
-            <w:hyperlink w:history="1" r:id="rIdmami6i-5pv2ay1kdtwdo2">
+            <w:hyperlink w:history="1" r:id="rIdmpuw8t2ce3j5ptpltc1qp">
               <w:r>
                 <w:rPr>
                   <w:rFonts w:ascii="Arial" w:cs="Arial" w:eastAsia="Arial" w:hAnsi="Arial"/>
@@ -15633,7 +15633,7 @@
             <w:pPr>
               <w:spacing w:after="20" w:before="0"/>
             </w:pPr>
-            <w:hyperlink w:history="1" r:id="rIdcs2kq0wwdg7htjfhazpor">
+            <w:hyperlink w:history="1" r:id="rIdlggqlmoeiq1r4-vcwrw5f">
               <w:r>
                 <w:rPr>
                   <w:rFonts w:ascii="Arial" w:cs="Arial" w:eastAsia="Arial" w:hAnsi="Arial"/>
@@ -15642,7 +15642,7 @@
                   <w:szCs w:val="16"/>
                   <w:u w:val="single" w:color="2E75B6"/>
                 </w:rPr>
-                <w:t xml:space="preserve">Video: Bending Light</w:t>
+                <w:t xml:space="preserve">Properties of periodic waves -dubbed(KY)</w:t>
               </w:r>
             </w:hyperlink>
           </w:p>
@@ -15658,7 +15658,7 @@
                 <w:sz w:val="14"/>
                 <w:szCs w:val="14"/>
               </w:rPr>
-              <w:t xml:space="preserve">Source: PhET Interactive Simulations (English)</w:t>
+              <w:t xml:space="preserve">Source: Khan Academy (Kiswahili)</w:t>
             </w:r>
           </w:p>
           <w:p>
@@ -15666,7 +15666,7 @@
               <w:spacing w:after="10" w:before="0"/>
               <w:ind w:left="120"/>
             </w:pPr>
-            <w:hyperlink w:history="1" r:id="rId6yccuurbfgjspkedohwwl">
+            <w:hyperlink w:history="1" r:id="rIdp2y6g7vv1_xgukoooalqp">
               <w:r>
                 <w:rPr>
                   <w:rFonts w:ascii="Arial" w:cs="Arial" w:eastAsia="Arial" w:hAnsi="Arial"/>
@@ -15711,7 +15711,7 @@
             <w:pPr>
               <w:spacing w:after="20" w:before="0"/>
             </w:pPr>
-            <w:hyperlink w:history="1" r:id="rIdgx6safc0sbsn7mlr7prin">
+            <w:hyperlink w:history="1" r:id="rIdlrqb5wd2_1kgwv4ly9p-g">
               <w:r>
                 <w:rPr>
                   <w:rFonts w:ascii="Arial" w:cs="Arial" w:eastAsia="Arial" w:hAnsi="Arial"/>
@@ -15720,7 +15720,7 @@
                   <w:szCs w:val="16"/>
                   <w:u w:val="single" w:color="2E75B6"/>
                 </w:rPr>
-                <w:t xml:space="preserve">Diffraction (Flexbook)</w:t>
+                <w:t xml:space="preserve">Radio Waves</w:t>
               </w:r>
             </w:hyperlink>
           </w:p>
@@ -15736,7 +15736,7 @@
                 <w:sz w:val="14"/>
                 <w:szCs w:val="14"/>
               </w:rPr>
-              <w:t xml:space="preserve">Source: CK-12</w:t>
+              <w:t xml:space="preserve">Source: PhET</w:t>
             </w:r>
           </w:p>
           <w:p>
@@ -15744,7 +15744,7 @@
               <w:spacing w:after="10" w:before="0"/>
               <w:ind w:left="120"/>
             </w:pPr>
-            <w:hyperlink w:history="1" r:id="rId83geocvq2yz6wpeiavfxe">
+            <w:hyperlink w:history="1" r:id="rIdplfo2y5pxv2ordtfywarp">
               <w:r>
                 <w:rPr>
                   <w:rFonts w:ascii="Arial" w:cs="Arial" w:eastAsia="Arial" w:hAnsi="Arial"/>
@@ -17231,7 +17231,7 @@
             <w:pPr>
               <w:spacing w:after="20" w:before="0"/>
             </w:pPr>
-            <w:hyperlink w:history="1" r:id="rIdjhgm8dgcwon7hhozmns1r">
+            <w:hyperlink w:history="1" r:id="rId373hzrpgnfjwr5pkojrco">
               <w:r>
                 <w:rPr>
                   <w:rFonts w:ascii="Arial" w:cs="Arial" w:eastAsia="Arial" w:hAnsi="Arial"/>
@@ -17240,7 +17240,7 @@
                   <w:szCs w:val="16"/>
                   <w:u w:val="single" w:color="2E75B6"/>
                 </w:rPr>
-                <w:t xml:space="preserve">Video: Bending Light</w:t>
+                <w:t xml:space="preserve">Refraction of seismic waves</w:t>
               </w:r>
             </w:hyperlink>
           </w:p>
@@ -17256,7 +17256,7 @@
                 <w:sz w:val="14"/>
                 <w:szCs w:val="14"/>
               </w:rPr>
-              <w:t xml:space="preserve">Source: PhET Interactive Simulations (English)</w:t>
+              <w:t xml:space="preserve">Source: Khan Academy (English - US curriculum)</w:t>
             </w:r>
           </w:p>
           <w:p>
@@ -17264,7 +17264,7 @@
               <w:spacing w:after="10" w:before="0"/>
               <w:ind w:left="120"/>
             </w:pPr>
-            <w:hyperlink w:history="1" r:id="rIdokryn3p7yzjhf3p6nhems">
+            <w:hyperlink w:history="1" r:id="rIdcgg4q-3itt882c_1oyncv">
               <w:r>
                 <w:rPr>
                   <w:rFonts w:ascii="Arial" w:cs="Arial" w:eastAsia="Arial" w:hAnsi="Arial"/>
@@ -17309,7 +17309,619 @@
             <w:pPr>
               <w:spacing w:after="20" w:before="0"/>
             </w:pPr>
-            <w:hyperlink w:history="1" r:id="rIdgi3gkatlsffwqvhg_0uw-">
+            <w:hyperlink w:history="1" r:id="rIdmhiqtmjoj4bg1k1tjocqt">
+              <w:r>
+                <w:rPr>
+                  <w:rFonts w:ascii="Arial" w:cs="Arial" w:eastAsia="Arial" w:hAnsi="Arial"/>
+                  <w:color w:val="2E75B6"/>
+                  <w:sz w:val="16"/>
+                  <w:szCs w:val="16"/>
+                  <w:u w:val="single" w:color="2E75B6"/>
+                </w:rPr>
+                <w:t xml:space="preserve">Seismic Waves from Earthquakes (Flexbook)</w:t>
+              </w:r>
+            </w:hyperlink>
+          </w:p>
+          <w:p>
+            <w:pPr>
+              <w:spacing w:after="10" w:before="0"/>
+              <w:ind w:left="120"/>
+            </w:pPr>
+            <w:r>
+              <w:rPr>
+                <w:rFonts w:ascii="Arial" w:cs="Arial" w:eastAsia="Arial" w:hAnsi="Arial"/>
+                <w:color w:val="595959"/>
+                <w:sz w:val="14"/>
+                <w:szCs w:val="14"/>
+              </w:rPr>
+              <w:t xml:space="preserve">Source: CK-12</w:t>
+            </w:r>
+          </w:p>
+          <w:p>
+            <w:pPr>
+              <w:spacing w:after="10" w:before="0"/>
+              <w:ind w:left="120"/>
+            </w:pPr>
+            <w:hyperlink w:history="1" r:id="rId1uo6cwuu8oxxf3xzeeukv">
+              <w:r>
+                <w:rPr>
+                  <w:rFonts w:ascii="Arial" w:cs="Arial" w:eastAsia="Arial" w:hAnsi="Arial"/>
+                  <w:color w:val="595959"/>
+                  <w:sz w:val="14"/>
+                  <w:szCs w:val="14"/>
+                  <w:u w:val="single" w:color="595959"/>
+                </w:rPr>
+                <w:t xml:space="preserve">🔍 Search ARES for similar readings</w:t>
+              </w:r>
+            </w:hyperlink>
+          </w:p>
+        </w:tc>
+        <w:tc>
+          <w:tcPr>
+            <w:tcW w:type="dxa" w:w="3040"/>
+            <w:shd w:fill="FFFFFF" w:color="auto" w:val="clear"/>
+            <w:tcMar>
+              <w:top w:type="dxa" w:w="60"/>
+              <w:left w:type="dxa" w:w="120"/>
+              <w:bottom w:type="dxa" w:w="60"/>
+              <w:right w:type="dxa" w:w="120"/>
+            </w:tcMar>
+            <w:vAlign w:val="top"/>
+          </w:tcPr>
+          <w:p>
+            <w:pPr>
+              <w:spacing w:after="40" w:before="0"/>
+              <w:jc w:val="left"/>
+            </w:pPr>
+            <w:r>
+              <w:rPr>
+                <w:rFonts w:ascii="Arial" w:cs="Arial" w:eastAsia="Arial" w:hAnsi="Arial"/>
+                <w:b w:val="false"/>
+                <w:bCs w:val="false"/>
+                <w:i w:val="false"/>
+                <w:iCs w:val="false"/>
+                <w:color w:val="000000"/>
+                <w:sz w:val="18"/>
+                <w:szCs w:val="18"/>
+              </w:rPr>
+              <w:t xml:space="preserve">Learners individually read a short stimulus card (1 paragraph, displayed on the board or printed) describing three puzzling Kenyan scenarios: (i) A KMFRI research vessel on Lake Victoria sends a pulse of sound downward and detects its echo from the lakebed 0.12 s later — the crew calculates the depth. (ii) A doctor at KNH moves an ultrasound probe over a patient's abdomen and sees a clear image of an organ on the screen. (iii) A seismologist at KMD in Nairobi detects ground waves from a tremor whose epicentre is near Suswa volcano in the Rift Valley, even though the waves have travelled through layers of different rock. Learners write a 2-minute silent individual prediction response to: 'Which wave property — reflection, refraction, or diffraction — is doing the most important work in each scenario, and why do you think so?' They record predictions in their science journals.</w:t>
+            </w:r>
+          </w:p>
+        </w:tc>
+        <w:tc>
+          <w:tcPr>
+            <w:tcW w:type="dxa" w:w="3040"/>
+            <w:shd w:fill="F2F2F2" w:color="auto" w:val="clear"/>
+            <w:tcMar>
+              <w:top w:type="dxa" w:w="60"/>
+              <w:left w:type="dxa" w:w="120"/>
+              <w:bottom w:type="dxa" w:w="60"/>
+              <w:right w:type="dxa" w:w="120"/>
+            </w:tcMar>
+            <w:vAlign w:val="top"/>
+          </w:tcPr>
+          <w:p>
+            <w:pPr>
+              <w:spacing w:after="40" w:before="0"/>
+              <w:jc w:val="left"/>
+            </w:pPr>
+            <w:r>
+              <w:rPr>
+                <w:rFonts w:ascii="Arial" w:cs="Arial" w:eastAsia="Arial" w:hAnsi="Arial"/>
+                <w:b w:val="false"/>
+                <w:bCs w:val="false"/>
+                <w:i w:val="false"/>
+                <w:iCs w:val="false"/>
+                <w:color w:val="000000"/>
+                <w:sz w:val="18"/>
+                <w:szCs w:val="18"/>
+              </w:rPr>
+              <w:t xml:space="preserve">BEFORE THE LESSON: Write the three scenarios on the board or prepare printed stimulus cards (one per learner or one per pair). Display the driving question prominently. SAY: 'Before we look at any new information, I want you to use what you already know from our experiments in Lessons 3, 4, and 5. Read the three scenarios on the board silently. Then, in your science journal, write which wave property — reflection, refraction, or diffraction — you think is working in each scenario, and give one reason for each choice. You have exactly 2 minutes. Begin.' [START TIMER — 2 minutes silent individual writing.] After 2 minutes, SAY: 'Put your pens down. Let's hear some predictions.' Use cold-call on exactly 4 learners (one per table group, rotating from the previous lesson's last cold-call). Ask each: 'Which property did you choose for scenario (i/ii/iii), and what was your reasoning?' [WAIT 10 seconds after each question before accepting answers.] Record key prediction words on the board in a three-column table labelled REFLECTION | REFRACTION | DIFFRACTION. Do NOT confirm or correct yet. SAY: 'Hold on to these predictions — by the end of today you will know whether you were right, and more importantly, you will be able to explain why using real Kenyan evidence.'</w:t>
+            </w:r>
+          </w:p>
+        </w:tc>
+        <w:tc>
+          <w:tcPr>
+            <w:tcW w:type="dxa" w:w="3040"/>
+            <w:shd w:fill="FFFFFF" w:color="auto" w:val="clear"/>
+            <w:tcMar>
+              <w:top w:type="dxa" w:w="60"/>
+              <w:left w:type="dxa" w:w="120"/>
+              <w:bottom w:type="dxa" w:w="60"/>
+              <w:right w:type="dxa" w:w="120"/>
+            </w:tcMar>
+            <w:vAlign w:val="top"/>
+          </w:tcPr>
+          <w:p>
+            <w:pPr>
+              <w:spacing w:after="40" w:before="0"/>
+              <w:jc w:val="left"/>
+            </w:pPr>
+            <w:r>
+              <w:rPr>
+                <w:rFonts w:ascii="Arial" w:cs="Arial" w:eastAsia="Arial" w:hAnsi="Arial"/>
+                <w:b w:val="false"/>
+                <w:bCs w:val="false"/>
+                <w:i w:val="false"/>
+                <w:iCs w:val="false"/>
+                <w:color w:val="000000"/>
+                <w:sz w:val="18"/>
+                <w:szCs w:val="18"/>
+              </w:rPr>
+              <w:t xml:space="preserve">Prediction journaling with cold-call sharing. This activates prior knowledge from Lessons 3–5, creates cognitive dissonance (learners discover they are uncertain about which property applies in complex real-life contexts), and provides the teacher with formative data on misconceptions to address during the gallery-walk debrief. Writing before speaking prevents dominant voices from anchoring peers' thinking.</w:t>
+            </w:r>
+          </w:p>
+        </w:tc>
+        <w:tc>
+          <w:tcPr>
+            <w:tcW w:type="dxa" w:w="3040"/>
+            <w:shd w:fill="F2F2F2" w:color="auto" w:val="clear"/>
+            <w:tcMar>
+              <w:top w:type="dxa" w:w="60"/>
+              <w:left w:type="dxa" w:w="120"/>
+              <w:bottom w:type="dxa" w:w="60"/>
+              <w:right w:type="dxa" w:w="120"/>
+            </w:tcMar>
+            <w:vAlign w:val="top"/>
+          </w:tcPr>
+          <w:p>
+            <w:pPr>
+              <w:spacing w:after="40" w:before="0"/>
+              <w:jc w:val="left"/>
+            </w:pPr>
+            <w:r>
+              <w:rPr>
+                <w:rFonts w:ascii="Arial" w:cs="Arial" w:eastAsia="Arial" w:hAnsi="Arial"/>
+                <w:b w:val="false"/>
+                <w:bCs w:val="false"/>
+                <w:i w:val="false"/>
+                <w:iCs w:val="false"/>
+                <w:color w:val="000000"/>
+                <w:sz w:val="18"/>
+                <w:szCs w:val="18"/>
+              </w:rPr>
+              <w:t xml:space="preserve">Observable indicator: Every learner has a written prediction entry in their journal for all three scenarios before the cold-call begins. Teacher scans the room during the 2-minute writing phase — anyone not writing is prompted quietly. During cold-call, listen for: correct property identification (target: ≥3 of 4 cold-called learners correctly identify reflection for SONAR/ultrasound); misconceptions (e.g., 'refraction' for SONAR) are recorded on the board as 'Questions to resolve' to revisit in Phase 3.</w:t>
+            </w:r>
+          </w:p>
+        </w:tc>
+      </w:tr>
+      <w:tr>
+        <w:tc>
+          <w:tcPr>
+            <w:tcW w:type="dxa" w:w="1520"/>
+            <w:shd w:fill="D9EEF1" w:color="auto" w:val="clear"/>
+            <w:tcMar>
+              <w:top w:type="dxa" w:w="60"/>
+              <w:left w:type="dxa" w:w="120"/>
+              <w:bottom w:type="dxa" w:w="60"/>
+              <w:right w:type="dxa" w:w="120"/>
+            </w:tcMar>
+            <w:vAlign w:val="top"/>
+          </w:tcPr>
+          <w:p>
+            <w:pPr>
+              <w:spacing w:after="40" w:before="0"/>
+              <w:jc w:val="left"/>
+            </w:pPr>
+            <w:r>
+              <w:rPr>
+                <w:rFonts w:ascii="Arial" w:cs="Arial" w:eastAsia="Arial" w:hAnsi="Arial"/>
+                <w:b/>
+                <w:bCs/>
+                <w:i w:val="false"/>
+                <w:iCs w:val="false"/>
+                <w:color w:val="000000"/>
+                <w:sz w:val="18"/>
+                <w:szCs w:val="18"/>
+              </w:rPr>
+              <w:t xml:space="preserve">Observe Phase</w:t>
+            </w:r>
+          </w:p>
+          <w:p>
+            <w:pPr>
+              <w:spacing w:after="20" w:before="0"/>
+            </w:pPr>
+            <w:r>
+              <w:rPr>
+                <w:rFonts w:ascii="Arial" w:cs="Arial" w:eastAsia="Arial" w:hAnsi="Arial"/>
+                <w:b/>
+                <w:bCs/>
+                <w:color w:val="1F3864"/>
+                <w:sz w:val="16"/>
+                <w:szCs w:val="16"/>
+              </w:rPr>
+              <w:t xml:space="preserve">📹 VIDEO:</w:t>
+            </w:r>
+          </w:p>
+          <w:p>
+            <w:pPr>
+              <w:spacing w:after="20" w:before="0"/>
+            </w:pPr>
+            <w:hyperlink w:history="1" r:id="rIdr9khg-rhbekgwgi5zvkzi">
+              <w:r>
+                <w:rPr>
+                  <w:rFonts w:ascii="Arial" w:cs="Arial" w:eastAsia="Arial" w:hAnsi="Arial"/>
+                  <w:color w:val="2E75B6"/>
+                  <w:sz w:val="16"/>
+                  <w:szCs w:val="16"/>
+                  <w:u w:val="single" w:color="2E75B6"/>
+                </w:rPr>
+                <w:t xml:space="preserve">Reflection and Diffraction of Mechanical Waves Two-Dimensions - Overview</w:t>
+              </w:r>
+            </w:hyperlink>
+          </w:p>
+          <w:p>
+            <w:pPr>
+              <w:spacing w:after="10" w:before="0"/>
+              <w:ind w:left="120"/>
+            </w:pPr>
+            <w:r>
+              <w:rPr>
+                <w:rFonts w:ascii="Arial" w:cs="Arial" w:eastAsia="Arial" w:hAnsi="Arial"/>
+                <w:color w:val="595959"/>
+                <w:sz w:val="14"/>
+                <w:szCs w:val="14"/>
+              </w:rPr>
+              <w:t xml:space="preserve">Source: CK-12</w:t>
+            </w:r>
+          </w:p>
+          <w:p>
+            <w:pPr>
+              <w:spacing w:after="10" w:before="0"/>
+              <w:ind w:left="120"/>
+            </w:pPr>
+            <w:hyperlink w:history="1" r:id="rIdckmkhiqi-1qx4jk_fnw3l">
+              <w:r>
+                <w:rPr>
+                  <w:rFonts w:ascii="Arial" w:cs="Arial" w:eastAsia="Arial" w:hAnsi="Arial"/>
+                  <w:color w:val="595959"/>
+                  <w:sz w:val="14"/>
+                  <w:szCs w:val="14"/>
+                  <w:u w:val="single" w:color="595959"/>
+                </w:rPr>
+                <w:t xml:space="preserve">🔍 Search ARES for similar videos</w:t>
+              </w:r>
+            </w:hyperlink>
+          </w:p>
+          <w:p>
+            <w:pPr>
+              <w:spacing w:after="40" w:before="0"/>
+            </w:pPr>
+            <w:r>
+              <w:rPr>
+                <w:sz w:val="14"/>
+                <w:szCs w:val="14"/>
+              </w:rPr>
+              <w:t xml:space="preserve"/>
+            </w:r>
+          </w:p>
+          <w:p>
+            <w:pPr>
+              <w:spacing w:after="20" w:before="0"/>
+            </w:pPr>
+            <w:r>
+              <w:rPr>
+                <w:rFonts w:ascii="Arial" w:cs="Arial" w:eastAsia="Arial" w:hAnsi="Arial"/>
+                <w:b/>
+                <w:bCs/>
+                <w:color w:val="1F3864"/>
+                <w:sz w:val="16"/>
+                <w:szCs w:val="16"/>
+              </w:rPr>
+              <w:t xml:space="preserve">📖 EXERCISE:</w:t>
+            </w:r>
+          </w:p>
+          <w:p>
+            <w:pPr>
+              <w:spacing w:after="20" w:before="0"/>
+            </w:pPr>
+            <w:hyperlink w:history="1" r:id="rIdukdjgyqlefx3gophwgaax">
+              <w:r>
+                <w:rPr>
+                  <w:rFonts w:ascii="Arial" w:cs="Arial" w:eastAsia="Arial" w:hAnsi="Arial"/>
+                  <w:color w:val="2E75B6"/>
+                  <w:sz w:val="16"/>
+                  <w:szCs w:val="16"/>
+                  <w:u w:val="single" w:color="2E75B6"/>
+                </w:rPr>
+                <w:t xml:space="preserve">Seismic Waves from Earthquakes Practice</w:t>
+              </w:r>
+            </w:hyperlink>
+          </w:p>
+          <w:p>
+            <w:pPr>
+              <w:spacing w:after="10" w:before="0"/>
+              <w:ind w:left="120"/>
+            </w:pPr>
+            <w:r>
+              <w:rPr>
+                <w:rFonts w:ascii="Arial" w:cs="Arial" w:eastAsia="Arial" w:hAnsi="Arial"/>
+                <w:color w:val="595959"/>
+                <w:sz w:val="14"/>
+                <w:szCs w:val="14"/>
+              </w:rPr>
+              <w:t xml:space="preserve">Source: CK-12</w:t>
+            </w:r>
+          </w:p>
+          <w:p>
+            <w:pPr>
+              <w:spacing w:after="10" w:before="0"/>
+              <w:ind w:left="120"/>
+            </w:pPr>
+            <w:hyperlink w:history="1" r:id="rId07fq91s_-9mz-_nerexue">
+              <w:r>
+                <w:rPr>
+                  <w:rFonts w:ascii="Arial" w:cs="Arial" w:eastAsia="Arial" w:hAnsi="Arial"/>
+                  <w:color w:val="595959"/>
+                  <w:sz w:val="14"/>
+                  <w:szCs w:val="14"/>
+                  <w:u w:val="single" w:color="595959"/>
+                </w:rPr>
+                <w:t xml:space="preserve">🔍 Search ARES for similar readings</w:t>
+              </w:r>
+            </w:hyperlink>
+          </w:p>
+        </w:tc>
+        <w:tc>
+          <w:tcPr>
+            <w:tcW w:type="dxa" w:w="3040"/>
+            <w:shd w:fill="FFFFFF" w:color="auto" w:val="clear"/>
+            <w:tcMar>
+              <w:top w:type="dxa" w:w="60"/>
+              <w:left w:type="dxa" w:w="120"/>
+              <w:bottom w:type="dxa" w:w="60"/>
+              <w:right w:type="dxa" w:w="120"/>
+            </w:tcMar>
+            <w:vAlign w:val="top"/>
+          </w:tcPr>
+          <w:p>
+            <w:pPr>
+              <w:spacing w:after="40" w:before="0"/>
+              <w:jc w:val="left"/>
+            </w:pPr>
+            <w:r>
+              <w:rPr>
+                <w:rFonts w:ascii="Arial" w:cs="Arial" w:eastAsia="Arial" w:hAnsi="Arial"/>
+                <w:b w:val="false"/>
+                <w:bCs w:val="false"/>
+                <w:i w:val="false"/>
+                <w:iCs w:val="false"/>
+                <w:color w:val="000000"/>
+                <w:sz w:val="18"/>
+                <w:szCs w:val="18"/>
+              </w:rPr>
+              <w:t xml:space="preserve">Learners move into four pre-assigned expert groups of 4–6 (Groups A, B, C, D). Each group receives a Research Brief card specifying their assigned application, three guiding research questions, and a list of approved resources (textbook pages, printed fact sheets prepared by teacher, or specific URLs if internet is available). The four applications are: (A) SONAR by KMFRI on Lake Victoria — link to reflection; (B) Ultrasound scanning at KNH — link to reflection; (C) Cats-eye reflectors and speed cameras on the Nairobi–Mombasa highway — link to reflection and refraction; (D) Seismic wave monitoring by KMD — link to refraction and diffraction. Groups have 20 minutes to research and create ONE A3 poster or one digital slide that must include: (1) a diagram of how the waves travel in their application, labelling the relevant wave property; (2) a two-sentence explanation of HOW the wave property is being used; (3) a Kenyan context detail (name of institution, location, or specific benefit to a Kenyan community); (4) a one-sentence connection back to the Lake Victoria fisherman phenomenon. Groups assign roles: Researcher, Diagram-maker, Writer, Timekeeper/Presenter.</w:t>
+            </w:r>
+          </w:p>
+        </w:tc>
+        <w:tc>
+          <w:tcPr>
+            <w:tcW w:type="dxa" w:w="3040"/>
+            <w:shd w:fill="F2F2F2" w:color="auto" w:val="clear"/>
+            <w:tcMar>
+              <w:top w:type="dxa" w:w="60"/>
+              <w:left w:type="dxa" w:w="120"/>
+              <w:bottom w:type="dxa" w:w="60"/>
+              <w:right w:type="dxa" w:w="120"/>
+            </w:tcMar>
+            <w:vAlign w:val="top"/>
+          </w:tcPr>
+          <w:p>
+            <w:pPr>
+              <w:spacing w:after="40" w:before="0"/>
+              <w:jc w:val="left"/>
+            </w:pPr>
+            <w:r>
+              <w:rPr>
+                <w:rFonts w:ascii="Arial" w:cs="Arial" w:eastAsia="Arial" w:hAnsi="Arial"/>
+                <w:b w:val="false"/>
+                <w:bCs w:val="false"/>
+                <w:i w:val="false"/>
+                <w:iCs w:val="false"/>
+                <w:color w:val="000000"/>
+                <w:sz w:val="18"/>
+                <w:szCs w:val="18"/>
+              </w:rPr>
+              <w:t xml:space="preserve">SAY: 'You are now expert groups. Each group will become the class authority on one application of waves in Kenya. Your job is to research, understand deeply, and then teach your classmates.' Distribute Research Brief cards and materials. SAY: 'Read your brief card carefully as a group. You have 20 minutes to research and create your poster or slide. Your poster must answer the three questions on your card, include a diagram, and — this is important — it must include one sentence that connects your application back to our fisherman at Lake Victoria. Go.' [START TIMER — 20 minutes.] Circulate every 3–4 minutes. At each group, ask ONE probing question without giving answers: Group A — 'How long did the sound pulse travel in total before the echo returned to the ship? What does that tell you about which wave property is at work?' Group B — 'Why does the ultrasound image change when the probe moves to a different angle? Which property causes that?' Group C — 'Why does the cat's eye glow at night even though it has no battery? Which property is responsible?' Group D — 'Seismic waves travel faster through dense rock than through soft sediment. What happens at the boundary — which property is that?' [WAIT 12 seconds after each question.] At the 15-minute mark, give a time warning: 'Five minutes remaining — make sure your Lake Victoria connection sentence is on the poster.' At 20 minutes, call time.</w:t>
+            </w:r>
+          </w:p>
+        </w:tc>
+        <w:tc>
+          <w:tcPr>
+            <w:tcW w:type="dxa" w:w="3040"/>
+            <w:shd w:fill="FFFFFF" w:color="auto" w:val="clear"/>
+            <w:tcMar>
+              <w:top w:type="dxa" w:w="60"/>
+              <w:left w:type="dxa" w:w="120"/>
+              <w:bottom w:type="dxa" w:w="60"/>
+              <w:right w:type="dxa" w:w="120"/>
+            </w:tcMar>
+            <w:vAlign w:val="top"/>
+          </w:tcPr>
+          <w:p>
+            <w:pPr>
+              <w:spacing w:after="40" w:before="0"/>
+              <w:jc w:val="left"/>
+            </w:pPr>
+            <w:r>
+              <w:rPr>
+                <w:rFonts w:ascii="Arial" w:cs="Arial" w:eastAsia="Arial" w:hAnsi="Arial"/>
+                <w:b w:val="false"/>
+                <w:bCs w:val="false"/>
+                <w:i w:val="false"/>
+                <w:iCs w:val="false"/>
+                <w:color w:val="000000"/>
+                <w:sz w:val="18"/>
+                <w:szCs w:val="18"/>
+              </w:rPr>
+              <w:t xml:space="preserve">Jigsaw expert-group research. By making each group the exclusive 'expert' on one application, this strategy creates genuine interdependence during the gallery presentations — learners must pay close attention to peers because they will not have researched the other three applications themselves. The Research Brief card scaffolds the inquiry without removing cognitive challenge. Requiring a Lake Victoria connection sentence ensures every group explicitly links applied technology back to the anchoring phenomenon, reinforcing the storyline thread.</w:t>
+            </w:r>
+          </w:p>
+        </w:tc>
+        <w:tc>
+          <w:tcPr>
+            <w:tcW w:type="dxa" w:w="3040"/>
+            <w:shd w:fill="F2F2F2" w:color="auto" w:val="clear"/>
+            <w:tcMar>
+              <w:top w:type="dxa" w:w="60"/>
+              <w:left w:type="dxa" w:w="120"/>
+              <w:bottom w:type="dxa" w:w="60"/>
+              <w:right w:type="dxa" w:w="120"/>
+            </w:tcMar>
+            <w:vAlign w:val="top"/>
+          </w:tcPr>
+          <w:p>
+            <w:pPr>
+              <w:spacing w:after="40" w:before="0"/>
+              <w:jc w:val="left"/>
+            </w:pPr>
+            <w:r>
+              <w:rPr>
+                <w:rFonts w:ascii="Arial" w:cs="Arial" w:eastAsia="Arial" w:hAnsi="Arial"/>
+                <w:b w:val="false"/>
+                <w:bCs w:val="false"/>
+                <w:i w:val="false"/>
+                <w:iCs w:val="false"/>
+                <w:color w:val="000000"/>
+                <w:sz w:val="18"/>
+                <w:szCs w:val="18"/>
+              </w:rPr>
+              <w:t xml:space="preserve">Observable indicators: (1) Every poster/slide contains all four required elements (diagram, property label, Kenyan context, phenomenon connection). Teacher checks this during circulation — any group missing an element is prompted: 'What wave property label is missing from your diagram?' (2) During probing questions, listen for correct use of vocabulary: 'reflection', 'refraction', 'angle of incidence', 'echo'. A group that cannot answer the probing question is directed: 'Look back at your experiment notes from Lesson 3 — what did the sound do when it hit the wall?' (3) Roles are being enacted — Timekeeper is tracking time, Diagram-maker is drawing. If one learner is dominating, intervene: 'I'd like to hear [name]'s idea about the diagram.'</w:t>
+            </w:r>
+          </w:p>
+        </w:tc>
+      </w:tr>
+      <w:tr>
+        <w:tc>
+          <w:tcPr>
+            <w:tcW w:type="dxa" w:w="1520"/>
+            <w:shd w:fill="E2EFDA" w:color="auto" w:val="clear"/>
+            <w:tcMar>
+              <w:top w:type="dxa" w:w="60"/>
+              <w:left w:type="dxa" w:w="120"/>
+              <w:bottom w:type="dxa" w:w="60"/>
+              <w:right w:type="dxa" w:w="120"/>
+            </w:tcMar>
+            <w:vAlign w:val="top"/>
+          </w:tcPr>
+          <w:p>
+            <w:pPr>
+              <w:spacing w:after="40" w:before="0"/>
+              <w:jc w:val="left"/>
+            </w:pPr>
+            <w:r>
+              <w:rPr>
+                <w:rFonts w:ascii="Arial" w:cs="Arial" w:eastAsia="Arial" w:hAnsi="Arial"/>
+                <w:b/>
+                <w:bCs/>
+                <w:i w:val="false"/>
+                <w:iCs w:val="false"/>
+                <w:color w:val="000000"/>
+                <w:sz w:val="18"/>
+                <w:szCs w:val="18"/>
+              </w:rPr>
+              <w:t xml:space="preserve">Explain Phase</w:t>
+            </w:r>
+          </w:p>
+          <w:p>
+            <w:pPr>
+              <w:spacing w:after="20" w:before="0"/>
+            </w:pPr>
+            <w:r>
+              <w:rPr>
+                <w:rFonts w:ascii="Arial" w:cs="Arial" w:eastAsia="Arial" w:hAnsi="Arial"/>
+                <w:b/>
+                <w:bCs/>
+                <w:color w:val="1F3864"/>
+                <w:sz w:val="16"/>
+                <w:szCs w:val="16"/>
+              </w:rPr>
+              <w:t xml:space="preserve">📹 VIDEO:</w:t>
+            </w:r>
+          </w:p>
+          <w:p>
+            <w:pPr>
+              <w:spacing w:after="20" w:before="0"/>
+            </w:pPr>
+            <w:hyperlink w:history="1" r:id="rIdmv7mq65jghepvegts1pnw">
+              <w:r>
+                <w:rPr>
+                  <w:rFonts w:ascii="Arial" w:cs="Arial" w:eastAsia="Arial" w:hAnsi="Arial"/>
+                  <w:color w:val="2E75B6"/>
+                  <w:sz w:val="16"/>
+                  <w:szCs w:val="16"/>
+                  <w:u w:val="single" w:color="2E75B6"/>
+                </w:rPr>
+                <w:t xml:space="preserve">Seismic waves</w:t>
+              </w:r>
+            </w:hyperlink>
+          </w:p>
+          <w:p>
+            <w:pPr>
+              <w:spacing w:after="10" w:before="0"/>
+              <w:ind w:left="120"/>
+            </w:pPr>
+            <w:r>
+              <w:rPr>
+                <w:rFonts w:ascii="Arial" w:cs="Arial" w:eastAsia="Arial" w:hAnsi="Arial"/>
+                <w:color w:val="595959"/>
+                <w:sz w:val="14"/>
+                <w:szCs w:val="14"/>
+              </w:rPr>
+              <w:t xml:space="preserve">Source: Khan Academy (English - US curriculum)</w:t>
+            </w:r>
+          </w:p>
+          <w:p>
+            <w:pPr>
+              <w:spacing w:after="10" w:before="0"/>
+              <w:ind w:left="120"/>
+            </w:pPr>
+            <w:hyperlink w:history="1" r:id="rIdoqusuglhzk2rmu6dnxk7z">
+              <w:r>
+                <w:rPr>
+                  <w:rFonts w:ascii="Arial" w:cs="Arial" w:eastAsia="Arial" w:hAnsi="Arial"/>
+                  <w:color w:val="595959"/>
+                  <w:sz w:val="14"/>
+                  <w:szCs w:val="14"/>
+                  <w:u w:val="single" w:color="595959"/>
+                </w:rPr>
+                <w:t xml:space="preserve">🔍 Search ARES for similar videos</w:t>
+              </w:r>
+            </w:hyperlink>
+          </w:p>
+          <w:p>
+            <w:pPr>
+              <w:spacing w:after="40" w:before="0"/>
+            </w:pPr>
+            <w:r>
+              <w:rPr>
+                <w:sz w:val="14"/>
+                <w:szCs w:val="14"/>
+              </w:rPr>
+              <w:t xml:space="preserve"/>
+            </w:r>
+          </w:p>
+          <w:p>
+            <w:pPr>
+              <w:spacing w:after="20" w:before="0"/>
+            </w:pPr>
+            <w:r>
+              <w:rPr>
+                <w:rFonts w:ascii="Arial" w:cs="Arial" w:eastAsia="Arial" w:hAnsi="Arial"/>
+                <w:b/>
+                <w:bCs/>
+                <w:color w:val="1F3864"/>
+                <w:sz w:val="16"/>
+                <w:szCs w:val="16"/>
+              </w:rPr>
+              <w:t xml:space="preserve">📖 HTML:</w:t>
+            </w:r>
+          </w:p>
+          <w:p>
+            <w:pPr>
+              <w:spacing w:after="20" w:before="0"/>
+            </w:pPr>
+            <w:hyperlink w:history="1" r:id="rId8c6d4krilx0lfo76cwnyp">
               <w:r>
                 <w:rPr>
                   <w:rFonts w:ascii="Arial" w:cs="Arial" w:eastAsia="Arial" w:hAnsi="Arial"/>
@@ -17342,7 +17954,7 @@
               <w:spacing w:after="10" w:before="0"/>
               <w:ind w:left="120"/>
             </w:pPr>
-            <w:hyperlink w:history="1" r:id="rIdo1wxgfyjqor_0tr6bn8cp">
+            <w:hyperlink w:history="1" r:id="rIdnvi3ugtjiq90tch_yxcjh">
               <w:r>
                 <w:rPr>
                   <w:rFonts w:ascii="Arial" w:cs="Arial" w:eastAsia="Arial" w:hAnsi="Arial"/>
@@ -17384,7 +17996,7 @@
                 <w:sz w:val="18"/>
                 <w:szCs w:val="18"/>
               </w:rPr>
-              <w:t xml:space="preserve">Learners individually read a short stimulus card (1 paragraph, displayed on the board or printed) describing three puzzling Kenyan scenarios: (i) A KMFRI research vessel on Lake Victoria sends a pulse of sound downward and detects its echo from the lakebed 0.12 s later — the crew calculates the depth. (ii) A doctor at KNH moves an ultrasound probe over a patient's abdomen and sees a clear image of an organ on the screen. (iii) A seismologist at KMD in Nairobi detects ground waves from a tremor whose epicentre is near Suswa volcano in the Rift Valley, even though the waves have travelled through layers of different rock. Learners write a 2-minute silent individual prediction response to: 'Which wave property — reflection, refraction, or diffraction — is doing the most important work in each scenario, and why do you think so?' They record predictions in their science journals.</w:t>
+              <w:t xml:space="preserve">Each expert group presents their poster or slide to the class (3 minutes), followed by 2 minutes of structured peer questions. Presenters stand beside their poster. The audience uses a Peer Feedback Card (prepared by teacher) to record: (a) which wave property the group described; (b) one thing they learned; (c) one question they want to ask. After all four presentations, the teacher facilitates a 10-minute whole-class sensemaking discussion that explicitly maps each application back to the wave-property headers (REFLECTION, REFRACTION, DIFFRACTION) and back to the Lake Victoria phenomenon. The teacher then revisits the predictions from Phase 1 and asks learners to confirm, correct, or nuance their original predictions in their journals.</w:t>
             </w:r>
           </w:p>
         </w:tc>
@@ -17416,7 +18028,7 @@
                 <w:sz w:val="18"/>
                 <w:szCs w:val="18"/>
               </w:rPr>
-              <w:t xml:space="preserve">BEFORE THE LESSON: Write the three scenarios on the board or prepare printed stimulus cards (one per learner or one per pair). Display the driving question prominently. SAY: 'Before we look at any new information, I want you to use what you already know from our experiments in Lessons 3, 4, and 5. Read the three scenarios on the board silently. Then, in your science journal, write which wave property — reflection, refraction, or diffraction — you think is working in each scenario, and give one reason for each choice. You have exactly 2 minutes. Begin.' [START TIMER — 2 minutes silent individual writing.] After 2 minutes, SAY: 'Put your pens down. Let's hear some predictions.' Use cold-call on exactly 4 learners (one per table group, rotating from the previous lesson's last cold-call). Ask each: 'Which property did you choose for scenario (i/ii/iii), and what was your reasoning?' [WAIT 10 seconds after each question before accepting answers.] Record key prediction words on the board in a three-column table labelled REFLECTION | REFRACTION | DIFFRACTION. Do NOT confirm or correct yet. SAY: 'Hold on to these predictions — by the end of today you will know whether you were right, and more importantly, you will be able to explain why using real Kenyan evidence.'</w:t>
+              <w:t xml:space="preserve">SAY: 'We will now hear from each expert group. Audience: while you listen, fill in your Peer Feedback Card — write the wave property, one thing you learned, and one question. Presenters: you have exactly 3 minutes, then 2 minutes for questions from the audience. I will time you.' [Run all four presentations with strict timing — use a visible timer projected or on the board.] After each presentation, select 2 peer questions from audience Peer Feedback Cards (cold-call on learners who have not yet spoken today — maintain a tally). After all four presentations (approx. 20 minutes total), SAY: 'Now let's make sense of what we've just heard together.' Draw a large T-chart on the board with columns: APPLICATION | WAVE PROPERTY | CONNECTION TO LAKE VICTORIA. Cold-call one learner per application row to complete the table (4 cold-calls, WAIT 12 seconds each). After the table is complete, SAY: 'Look at the first column. SONAR on Lake Victoria and ultrasound at KNH — what do they have in common with what our fisherman heard?' [WAIT 15 seconds — allow think time.] Cold-call 2 learners. Target answer: both use reflection of waves. SAY: 'And the seismic waves monitored by KMD bending through rock layers — what is the fisherman's water wave doing as it crosses from deep lake into the shallow bay?' [WAIT 12 seconds.] Target: both involve refraction. SAY: 'Now return to your journal prediction from Phase 1. Write one sentence: was your prediction correct, partially correct, or incorrect, and why? You have 90 seconds.' [TIMER 90 seconds.] Cold-call 2 learners to share their self-corrections.</w:t>
             </w:r>
           </w:p>
         </w:tc>
@@ -17448,7 +18060,7 @@
                 <w:sz w:val="18"/>
                 <w:szCs w:val="18"/>
               </w:rPr>
-              <w:t xml:space="preserve">Prediction journaling with cold-call sharing. This activates prior knowledge from Lessons 3–5, creates cognitive dissonance (learners discover they are uncertain about which property applies in complex real-life contexts), and provides the teacher with formative data on misconceptions to address during the gallery-walk debrief. Writing before speaking prevents dominant voices from anchoring peers' thinking.</w:t>
+              <w:t xml:space="preserve">Structured academic controversy presentation + T-chart whole-class mapping. The Peer Feedback Card turns passive listening into active evidence-gathering, mimicking the scientific practice of evaluating explanations (NGSS SEP 6: Constructing Explanations). The T-chart mapping session is a 'press for connections' strategy — the teacher deliberately asks learners to name the shared mechanism across different applications, building the generalisation that the same wave properties operate at all scales (microscopic ultrasound, geological seismic waves, everyday road reflectors). The journal self-correction closes the predict-observe-explain loop from Phase 1.</w:t>
             </w:r>
           </w:p>
         </w:tc>
@@ -17480,7 +18092,7 @@
                 <w:sz w:val="18"/>
                 <w:szCs w:val="18"/>
               </w:rPr>
-              <w:t xml:space="preserve">Observable indicator: Every learner has a written prediction entry in their journal for all three scenarios before the cold-call begins. Teacher scans the room during the 2-minute writing phase — anyone not writing is prompted quietly. During cold-call, listen for: correct property identification (target: ≥3 of 4 cold-called learners correctly identify reflection for SONAR/ultrasound); misconceptions (e.g., 'refraction' for SONAR) are recorded on the board as 'Questions to resolve' to revisit in Phase 3.</w:t>
+              <w:t xml:space="preserve">Observable indicators: (1) All Peer Feedback Cards are completed for all four presentations (teacher collects at end of lesson — spot-check 8 cards). (2) T-chart on board is correctly populated — if a learner gives an incorrect property for a cell, do NOT correct immediately; instead ask the class: 'Does anyone want to add to or challenge that answer?' Only provide the correct answer if no learner does so within 10 seconds. (3) Journal self-correction: circulate during the 90-second writing window — target indicator is that ≥80% of learners have written a substantive sentence (not just 'yes' or 'no'). Flag learners who write nothing for follow-up in Phase 5.</w:t>
             </w:r>
           </w:p>
         </w:tc>
@@ -17489,32 +18101,32 @@
         <w:tc>
           <w:tcPr>
             <w:tcW w:type="dxa" w:w="1520"/>
-            <w:shd w:fill="D9EEF1" w:color="auto" w:val="clear"/>
-            <w:tcMar>
-              <w:top w:type="dxa" w:w="60"/>
-              <w:left w:type="dxa" w:w="120"/>
-              <w:bottom w:type="dxa" w:w="60"/>
-              <w:right w:type="dxa" w:w="120"/>
-            </w:tcMar>
-            <w:vAlign w:val="top"/>
-          </w:tcPr>
-          <w:p>
-            <w:pPr>
-              <w:spacing w:after="40" w:before="0"/>
-              <w:jc w:val="left"/>
-            </w:pPr>
-            <w:r>
-              <w:rPr>
-                <w:rFonts w:ascii="Arial" w:cs="Arial" w:eastAsia="Arial" w:hAnsi="Arial"/>
-                <w:b/>
-                <w:bCs/>
-                <w:i w:val="false"/>
-                <w:iCs w:val="false"/>
-                <w:color w:val="000000"/>
-                <w:sz w:val="18"/>
-                <w:szCs w:val="18"/>
-              </w:rPr>
-              <w:t xml:space="preserve">Observe Phase</w:t>
+            <w:shd w:fill="FCE4D6" w:color="auto" w:val="clear"/>
+            <w:tcMar>
+              <w:top w:type="dxa" w:w="60"/>
+              <w:left w:type="dxa" w:w="120"/>
+              <w:bottom w:type="dxa" w:w="60"/>
+              <w:right w:type="dxa" w:w="120"/>
+            </w:tcMar>
+            <w:vAlign w:val="top"/>
+          </w:tcPr>
+          <w:p>
+            <w:pPr>
+              <w:spacing w:after="40" w:before="0"/>
+              <w:jc w:val="left"/>
+            </w:pPr>
+            <w:r>
+              <w:rPr>
+                <w:rFonts w:ascii="Arial" w:cs="Arial" w:eastAsia="Arial" w:hAnsi="Arial"/>
+                <w:b/>
+                <w:bCs/>
+                <w:i w:val="false"/>
+                <w:iCs w:val="false"/>
+                <w:color w:val="000000"/>
+                <w:sz w:val="18"/>
+                <w:szCs w:val="18"/>
+              </w:rPr>
+              <w:t xml:space="preserve">Driving Question Board (DQB) Creation</w:t>
             </w:r>
           </w:p>
           <w:p>
@@ -17537,7 +18149,7 @@
             <w:pPr>
               <w:spacing w:after="20" w:before="0"/>
             </w:pPr>
-            <w:hyperlink w:history="1" r:id="rIdlhf9ozkdhqyopsohmktuy">
+            <w:hyperlink w:history="1" r:id="rIdya6aqlxxez4xi46li9neu">
               <w:r>
                 <w:rPr>
                   <w:rFonts w:ascii="Arial" w:cs="Arial" w:eastAsia="Arial" w:hAnsi="Arial"/>
@@ -17546,7 +18158,7 @@
                   <w:szCs w:val="16"/>
                   <w:u w:val="single" w:color="2E75B6"/>
                 </w:rPr>
-                <w:t xml:space="preserve">Video: Bending Light</w:t>
+                <w:t xml:space="preserve">Refraction of seismic waves</w:t>
               </w:r>
             </w:hyperlink>
           </w:p>
@@ -17562,7 +18174,7 @@
                 <w:sz w:val="14"/>
                 <w:szCs w:val="14"/>
               </w:rPr>
-              <w:t xml:space="preserve">Source: PhET Interactive Simulations (English)</w:t>
+              <w:t xml:space="preserve">Source: Khan Academy (English - US curriculum)</w:t>
             </w:r>
           </w:p>
           <w:p>
@@ -17570,7 +18182,7 @@
               <w:spacing w:after="10" w:before="0"/>
               <w:ind w:left="120"/>
             </w:pPr>
-            <w:hyperlink w:history="1" r:id="rIdrrkghfvnxc-r1kxnzmxnn">
+            <w:hyperlink w:history="1" r:id="rIdeitusnrnyvdloazzv2bhx">
               <w:r>
                 <w:rPr>
                   <w:rFonts w:ascii="Arial" w:cs="Arial" w:eastAsia="Arial" w:hAnsi="Arial"/>
@@ -17608,14 +18220,14 @@
                 <w:sz w:val="16"/>
                 <w:szCs w:val="16"/>
               </w:rPr>
-              <w:t xml:space="preserve">📖 HTML:</w:t>
+              <w:t xml:space="preserve">📖 EXERCISE:</w:t>
             </w:r>
           </w:p>
           <w:p>
             <w:pPr>
               <w:spacing w:after="20" w:before="0"/>
             </w:pPr>
-            <w:hyperlink w:history="1" r:id="rIdqqrzdmpubhwv_b5ybp1d0">
+            <w:hyperlink w:history="1" r:id="rIdvns8xyudgoxe9ycneppmc">
               <w:r>
                 <w:rPr>
                   <w:rFonts w:ascii="Arial" w:cs="Arial" w:eastAsia="Arial" w:hAnsi="Arial"/>
@@ -17624,7 +18236,7 @@
                   <w:szCs w:val="16"/>
                   <w:u w:val="single" w:color="2E75B6"/>
                 </w:rPr>
-                <w:t xml:space="preserve">Seismic Waves (Flexbook)</w:t>
+                <w:t xml:space="preserve">Seismic Waves Practice</w:t>
               </w:r>
             </w:hyperlink>
           </w:p>
@@ -17648,7 +18260,7 @@
               <w:spacing w:after="10" w:before="0"/>
               <w:ind w:left="120"/>
             </w:pPr>
-            <w:hyperlink w:history="1" r:id="rId87u5wswbzbjbamqv7sjhq">
+            <w:hyperlink w:history="1" r:id="rId2io-kgcvjvq9psm5cjyup">
               <w:r>
                 <w:rPr>
                   <w:rFonts w:ascii="Arial" w:cs="Arial" w:eastAsia="Arial" w:hAnsi="Arial"/>
@@ -17690,7 +18302,7 @@
                 <w:sz w:val="18"/>
                 <w:szCs w:val="18"/>
               </w:rPr>
-              <w:t xml:space="preserve">Learners move into four pre-assigned expert groups of 4–6 (Groups A, B, C, D). Each group receives a Research Brief card specifying their assigned application, three guiding research questions, and a list of approved resources (textbook pages, printed fact sheets prepared by teacher, or specific URLs if internet is available). The four applications are: (A) SONAR by KMFRI on Lake Victoria — link to reflection; (B) Ultrasound scanning at KNH — link to reflection; (C) Cats-eye reflectors and speed cameras on the Nairobi–Mombasa highway — link to reflection and refraction; (D) Seismic wave monitoring by KMD — link to refraction and diffraction. Groups have 20 minutes to research and create ONE A3 poster or one digital slide that must include: (1) a diagram of how the waves travel in their application, labelling the relevant wave property; (2) a two-sentence explanation of HOW the wave property is being used; (3) a Kenyan context detail (name of institution, location, or specific benefit to a Kenyan community); (4) a one-sentence connection back to the Lake Victoria fisherman phenomenon. Groups assign roles: Researcher, Diagram-maker, Writer, Timekeeper/Presenter.</w:t>
+              <w:t xml:space="preserve">Each expert group receives four blank index cards (one per application). They write the application name on the front of one card and the wave property it uses on the back, then walk to the class DQB and place each application card in the correct column beneath the wave-property header that was established in earlier lessons (REFLECTION, REFRACTION, DIFFRACTION). If an application uses more than one property (e.g., seismic waves use both refraction and diffraction), the group places a card in each relevant column with a brief note explaining the distinction. Learners also review any unanswered 'wonder' questions on the DQB from previous lessons and use a sticky dot to mark any that today's lesson has now answered. New questions that arose during today's presentations can be added as new sticky notes.</w:t>
             </w:r>
           </w:p>
         </w:tc>
@@ -17722,7 +18334,7 @@
                 <w:sz w:val="18"/>
                 <w:szCs w:val="18"/>
               </w:rPr>
-              <w:t xml:space="preserve">SAY: 'You are now expert groups. Each group will become the class authority on one application of waves in Kenya. Your job is to research, understand deeply, and then teach your classmates.' Distribute Research Brief cards and materials. SAY: 'Read your brief card carefully as a group. You have 20 minutes to research and create your poster or slide. Your poster must answer the three questions on your card, include a diagram, and — this is important — it must include one sentence that connects your application back to our fisherman at Lake Victoria. Go.' [START TIMER — 20 minutes.] Circulate every 3–4 minutes. At each group, ask ONE probing question without giving answers: Group A — 'How long did the sound pulse travel in total before the echo returned to the ship? What does that tell you about which wave property is at work?' Group B — 'Why does the ultrasound image change when the probe moves to a different angle? Which property causes that?' Group C — 'Why does the cat's eye glow at night even though it has no battery? Which property is responsible?' Group D — 'Seismic waves travel faster through dense rock than through soft sediment. What happens at the boundary — which property is that?' [WAIT 12 seconds after each question.] At the 15-minute mark, give a time warning: 'Five minutes remaining — make sure your Lake Victoria connection sentence is on the poster.' At 20 minutes, call time.</w:t>
+              <w:t xml:space="preserve">SAY: 'It's time to update our Driving Question Board. Each group: write your application name on one card and the property on the back. Walk to the board and place it where it belongs — under REFLECTION, REFRACTION, or DIFFRACTION. If your application belongs in more than one column, make a card for each column and add a short note explaining why.' [Allow 4 minutes for groups to place cards.] Once all cards are placed, stand at the board and narrate briefly: 'Look at what we now have under REFLECTION — SONAR, ultrasound, cats-eyes, and speed cameras. Under REFRACTION — seismic waves through rock layers, water waves at the bay edge, and cats-eyes again. Under DIFFRACTION — seismic waves around mountain masses, sound around the headland.' SAY: 'Now look at the wonder questions from Lesson 1. Use a sticky dot to mark any question that today's lesson has helped you answer. Add any new questions as sticky notes.' [Allow 3 minutes.] SAY: 'Our board is showing us a pattern — can anyone read that pattern back to me in one sentence?' [WAIT 15 seconds.] Cold-call 2 learners. Target: 'Wave properties are used in technology all around us in Kenya, and they are the same properties that explain what the fisherman saw at Lake Victoria.'</w:t>
             </w:r>
           </w:p>
         </w:tc>
@@ -17754,7 +18366,7 @@
                 <w:sz w:val="18"/>
                 <w:szCs w:val="18"/>
               </w:rPr>
-              <w:t xml:space="preserve">Jigsaw expert-group research. By making each group the exclusive 'expert' on one application, this strategy creates genuine interdependence during the gallery presentations — learners must pay close attention to peers because they will not have researched the other three applications themselves. The Research Brief card scaffolds the inquiry without removing cognitive challenge. Requiring a Lake Victoria connection sentence ensures every group explicitly links applied technology back to the anchoring phenomenon, reinforcing the storyline thread.</w:t>
+              <w:t xml:space="preserve">Physical DQB card placement as a knowledge-mapping ritual. The act of physically walking to the board and placing a card is a public knowledge claim — learners must commit to a category, which reveals understanding or misconceptions. The sticky-dot activity on prior wonder questions transforms the DQB from a static display into a dynamic record of growing understanding, making the storyline's progress visible to the whole class. This enacts NGSS SEP 8: Obtaining, Evaluating, and Communicating Information.</w:t>
             </w:r>
           </w:p>
         </w:tc>
@@ -17786,7 +18398,7 @@
                 <w:sz w:val="18"/>
                 <w:szCs w:val="18"/>
               </w:rPr>
-              <w:t xml:space="preserve">Observable indicators: (1) Every poster/slide contains all four required elements (diagram, property label, Kenyan context, phenomenon connection). Teacher checks this during circulation — any group missing an element is prompted: 'What wave property label is missing from your diagram?' (2) During probing questions, listen for correct use of vocabulary: 'reflection', 'refraction', 'angle of incidence', 'echo'. A group that cannot answer the probing question is directed: 'Look back at your experiment notes from Lesson 3 — what did the sound do when it hit the wall?' (3) Roles are being enacted — Timekeeper is tracking time, Diagram-maker is drawing. If one learner is dominating, intervene: 'I'd like to hear [name]'s idea about the diagram.'</w:t>
+              <w:t xml:space="preserve">Observable indicators: (1) All four application cards are correctly placed — if a group places 'SONAR' under DIFFRACTION, ask publicly: 'Walk us through your reasoning — what does SONAR actually do with the sound pulse?' to elicit self-correction. (2) At least 3 prior 'wonder' questions receive sticky dots, indicating learners perceive their understanding as having grown. (3) The 'pattern' sentence from the cold-call correctly identifies the generalisation — if it does not, the teacher writes the correct generalisation on the board as a class consensus statement.</w:t>
             </w:r>
           </w:p>
         </w:tc>
@@ -17795,32 +18407,32 @@
         <w:tc>
           <w:tcPr>
             <w:tcW w:type="dxa" w:w="1520"/>
-            <w:shd w:fill="E2EFDA" w:color="auto" w:val="clear"/>
-            <w:tcMar>
-              <w:top w:type="dxa" w:w="60"/>
-              <w:left w:type="dxa" w:w="120"/>
-              <w:bottom w:type="dxa" w:w="60"/>
-              <w:right w:type="dxa" w:w="120"/>
-            </w:tcMar>
-            <w:vAlign w:val="top"/>
-          </w:tcPr>
-          <w:p>
-            <w:pPr>
-              <w:spacing w:after="40" w:before="0"/>
-              <w:jc w:val="left"/>
-            </w:pPr>
-            <w:r>
-              <w:rPr>
-                <w:rFonts w:ascii="Arial" w:cs="Arial" w:eastAsia="Arial" w:hAnsi="Arial"/>
-                <w:b/>
-                <w:bCs/>
-                <w:i w:val="false"/>
-                <w:iCs w:val="false"/>
-                <w:color w:val="000000"/>
-                <w:sz w:val="18"/>
-                <w:szCs w:val="18"/>
-              </w:rPr>
-              <w:t xml:space="preserve">Explain Phase</w:t>
+            <w:shd w:fill="D5E8F0" w:color="auto" w:val="clear"/>
+            <w:tcMar>
+              <w:top w:type="dxa" w:w="60"/>
+              <w:left w:type="dxa" w:w="120"/>
+              <w:bottom w:type="dxa" w:w="60"/>
+              <w:right w:type="dxa" w:w="120"/>
+            </w:tcMar>
+            <w:vAlign w:val="top"/>
+          </w:tcPr>
+          <w:p>
+            <w:pPr>
+              <w:spacing w:after="40" w:before="0"/>
+              <w:jc w:val="left"/>
+            </w:pPr>
+            <w:r>
+              <w:rPr>
+                <w:rFonts w:ascii="Arial" w:cs="Arial" w:eastAsia="Arial" w:hAnsi="Arial"/>
+                <w:b/>
+                <w:bCs/>
+                <w:i w:val="false"/>
+                <w:iCs w:val="false"/>
+                <w:color w:val="000000"/>
+                <w:sz w:val="18"/>
+                <w:szCs w:val="18"/>
+              </w:rPr>
+              <w:t xml:space="preserve">Model Building Phase</w:t>
             </w:r>
           </w:p>
           <w:p>
@@ -17843,7 +18455,7 @@
             <w:pPr>
               <w:spacing w:after="20" w:before="0"/>
             </w:pPr>
-            <w:hyperlink w:history="1" r:id="rIdz0xrnvoc4_szrucxatqna">
+            <w:hyperlink w:history="1" r:id="rIdvp9zbyzr-ukfrkwnqyrwe">
               <w:r>
                 <w:rPr>
                   <w:rFonts w:ascii="Arial" w:cs="Arial" w:eastAsia="Arial" w:hAnsi="Arial"/>
@@ -17852,7 +18464,7 @@
                   <w:szCs w:val="16"/>
                   <w:u w:val="single" w:color="2E75B6"/>
                 </w:rPr>
-                <w:t xml:space="preserve">Video: Bending Light</w:t>
+                <w:t xml:space="preserve">Refraction of seismic waves</w:t>
               </w:r>
             </w:hyperlink>
           </w:p>
@@ -17868,7 +18480,7 @@
                 <w:sz w:val="14"/>
                 <w:szCs w:val="14"/>
               </w:rPr>
-              <w:t xml:space="preserve">Source: PhET Interactive Simulations (English)</w:t>
+              <w:t xml:space="preserve">Source: Khan Academy (English - US curriculum)</w:t>
             </w:r>
           </w:p>
           <w:p>
@@ -17876,7 +18488,7 @@
               <w:spacing w:after="10" w:before="0"/>
               <w:ind w:left="120"/>
             </w:pPr>
-            <w:hyperlink w:history="1" r:id="rIdedcwja4yywyqr-cn3pmqn">
+            <w:hyperlink w:history="1" r:id="rIdzztsowvdwsketyufawtx7">
               <w:r>
                 <w:rPr>
                   <w:rFonts w:ascii="Arial" w:cs="Arial" w:eastAsia="Arial" w:hAnsi="Arial"/>
@@ -17921,7 +18533,7 @@
             <w:pPr>
               <w:spacing w:after="20" w:before="0"/>
             </w:pPr>
-            <w:hyperlink w:history="1" r:id="rIdp8epbx7okykxgcs_5unqv">
+            <w:hyperlink w:history="1" r:id="rIdyj8wjshqvnzxgvelshdon">
               <w:r>
                 <w:rPr>
                   <w:rFonts w:ascii="Arial" w:cs="Arial" w:eastAsia="Arial" w:hAnsi="Arial"/>
@@ -17930,7 +18542,7 @@
                   <w:szCs w:val="16"/>
                   <w:u w:val="single" w:color="2E75B6"/>
                 </w:rPr>
-                <w:t xml:space="preserve">Seismic Waves (Flexbook)</w:t>
+                <w:t xml:space="preserve">Wave Equation (Flexbook)</w:t>
               </w:r>
             </w:hyperlink>
           </w:p>
@@ -17954,619 +18566,7 @@
               <w:spacing w:after="10" w:before="0"/>
               <w:ind w:left="120"/>
             </w:pPr>
-            <w:hyperlink w:history="1" r:id="rIdam1s5tj-r2-_ag7abxe7j">
-              <w:r>
-                <w:rPr>
-                  <w:rFonts w:ascii="Arial" w:cs="Arial" w:eastAsia="Arial" w:hAnsi="Arial"/>
-                  <w:color w:val="595959"/>
-                  <w:sz w:val="14"/>
-                  <w:szCs w:val="14"/>
-                  <w:u w:val="single" w:color="595959"/>
-                </w:rPr>
-                <w:t xml:space="preserve">🔍 Search ARES for similar readings</w:t>
-              </w:r>
-            </w:hyperlink>
-          </w:p>
-        </w:tc>
-        <w:tc>
-          <w:tcPr>
-            <w:tcW w:type="dxa" w:w="3040"/>
-            <w:shd w:fill="FFFFFF" w:color="auto" w:val="clear"/>
-            <w:tcMar>
-              <w:top w:type="dxa" w:w="60"/>
-              <w:left w:type="dxa" w:w="120"/>
-              <w:bottom w:type="dxa" w:w="60"/>
-              <w:right w:type="dxa" w:w="120"/>
-            </w:tcMar>
-            <w:vAlign w:val="top"/>
-          </w:tcPr>
-          <w:p>
-            <w:pPr>
-              <w:spacing w:after="40" w:before="0"/>
-              <w:jc w:val="left"/>
-            </w:pPr>
-            <w:r>
-              <w:rPr>
-                <w:rFonts w:ascii="Arial" w:cs="Arial" w:eastAsia="Arial" w:hAnsi="Arial"/>
-                <w:b w:val="false"/>
-                <w:bCs w:val="false"/>
-                <w:i w:val="false"/>
-                <w:iCs w:val="false"/>
-                <w:color w:val="000000"/>
-                <w:sz w:val="18"/>
-                <w:szCs w:val="18"/>
-              </w:rPr>
-              <w:t xml:space="preserve">Each expert group presents their poster or slide to the class (3 minutes), followed by 2 minutes of structured peer questions. Presenters stand beside their poster. The audience uses a Peer Feedback Card (prepared by teacher) to record: (a) which wave property the group described; (b) one thing they learned; (c) one question they want to ask. After all four presentations, the teacher facilitates a 10-minute whole-class sensemaking discussion that explicitly maps each application back to the wave-property headers (REFLECTION, REFRACTION, DIFFRACTION) and back to the Lake Victoria phenomenon. The teacher then revisits the predictions from Phase 1 and asks learners to confirm, correct, or nuance their original predictions in their journals.</w:t>
-            </w:r>
-          </w:p>
-        </w:tc>
-        <w:tc>
-          <w:tcPr>
-            <w:tcW w:type="dxa" w:w="3040"/>
-            <w:shd w:fill="F2F2F2" w:color="auto" w:val="clear"/>
-            <w:tcMar>
-              <w:top w:type="dxa" w:w="60"/>
-              <w:left w:type="dxa" w:w="120"/>
-              <w:bottom w:type="dxa" w:w="60"/>
-              <w:right w:type="dxa" w:w="120"/>
-            </w:tcMar>
-            <w:vAlign w:val="top"/>
-          </w:tcPr>
-          <w:p>
-            <w:pPr>
-              <w:spacing w:after="40" w:before="0"/>
-              <w:jc w:val="left"/>
-            </w:pPr>
-            <w:r>
-              <w:rPr>
-                <w:rFonts w:ascii="Arial" w:cs="Arial" w:eastAsia="Arial" w:hAnsi="Arial"/>
-                <w:b w:val="false"/>
-                <w:bCs w:val="false"/>
-                <w:i w:val="false"/>
-                <w:iCs w:val="false"/>
-                <w:color w:val="000000"/>
-                <w:sz w:val="18"/>
-                <w:szCs w:val="18"/>
-              </w:rPr>
-              <w:t xml:space="preserve">SAY: 'We will now hear from each expert group. Audience: while you listen, fill in your Peer Feedback Card — write the wave property, one thing you learned, and one question. Presenters: you have exactly 3 minutes, then 2 minutes for questions from the audience. I will time you.' [Run all four presentations with strict timing — use a visible timer projected or on the board.] After each presentation, select 2 peer questions from audience Peer Feedback Cards (cold-call on learners who have not yet spoken today — maintain a tally). After all four presentations (approx. 20 minutes total), SAY: 'Now let's make sense of what we've just heard together.' Draw a large T-chart on the board with columns: APPLICATION | WAVE PROPERTY | CONNECTION TO LAKE VICTORIA. Cold-call one learner per application row to complete the table (4 cold-calls, WAIT 12 seconds each). After the table is complete, SAY: 'Look at the first column. SONAR on Lake Victoria and ultrasound at KNH — what do they have in common with what our fisherman heard?' [WAIT 15 seconds — allow think time.] Cold-call 2 learners. Target answer: both use reflection of waves. SAY: 'And the seismic waves monitored by KMD bending through rock layers — what is the fisherman's water wave doing as it crosses from deep lake into the shallow bay?' [WAIT 12 seconds.] Target: both involve refraction. SAY: 'Now return to your journal prediction from Phase 1. Write one sentence: was your prediction correct, partially correct, or incorrect, and why? You have 90 seconds.' [TIMER 90 seconds.] Cold-call 2 learners to share their self-corrections.</w:t>
-            </w:r>
-          </w:p>
-        </w:tc>
-        <w:tc>
-          <w:tcPr>
-            <w:tcW w:type="dxa" w:w="3040"/>
-            <w:shd w:fill="FFFFFF" w:color="auto" w:val="clear"/>
-            <w:tcMar>
-              <w:top w:type="dxa" w:w="60"/>
-              <w:left w:type="dxa" w:w="120"/>
-              <w:bottom w:type="dxa" w:w="60"/>
-              <w:right w:type="dxa" w:w="120"/>
-            </w:tcMar>
-            <w:vAlign w:val="top"/>
-          </w:tcPr>
-          <w:p>
-            <w:pPr>
-              <w:spacing w:after="40" w:before="0"/>
-              <w:jc w:val="left"/>
-            </w:pPr>
-            <w:r>
-              <w:rPr>
-                <w:rFonts w:ascii="Arial" w:cs="Arial" w:eastAsia="Arial" w:hAnsi="Arial"/>
-                <w:b w:val="false"/>
-                <w:bCs w:val="false"/>
-                <w:i w:val="false"/>
-                <w:iCs w:val="false"/>
-                <w:color w:val="000000"/>
-                <w:sz w:val="18"/>
-                <w:szCs w:val="18"/>
-              </w:rPr>
-              <w:t xml:space="preserve">Structured academic controversy presentation + T-chart whole-class mapping. The Peer Feedback Card turns passive listening into active evidence-gathering, mimicking the scientific practice of evaluating explanations (NGSS SEP 6: Constructing Explanations). The T-chart mapping session is a 'press for connections' strategy — the teacher deliberately asks learners to name the shared mechanism across different applications, building the generalisation that the same wave properties operate at all scales (microscopic ultrasound, geological seismic waves, everyday road reflectors). The journal self-correction closes the predict-observe-explain loop from Phase 1.</w:t>
-            </w:r>
-          </w:p>
-        </w:tc>
-        <w:tc>
-          <w:tcPr>
-            <w:tcW w:type="dxa" w:w="3040"/>
-            <w:shd w:fill="F2F2F2" w:color="auto" w:val="clear"/>
-            <w:tcMar>
-              <w:top w:type="dxa" w:w="60"/>
-              <w:left w:type="dxa" w:w="120"/>
-              <w:bottom w:type="dxa" w:w="60"/>
-              <w:right w:type="dxa" w:w="120"/>
-            </w:tcMar>
-            <w:vAlign w:val="top"/>
-          </w:tcPr>
-          <w:p>
-            <w:pPr>
-              <w:spacing w:after="40" w:before="0"/>
-              <w:jc w:val="left"/>
-            </w:pPr>
-            <w:r>
-              <w:rPr>
-                <w:rFonts w:ascii="Arial" w:cs="Arial" w:eastAsia="Arial" w:hAnsi="Arial"/>
-                <w:b w:val="false"/>
-                <w:bCs w:val="false"/>
-                <w:i w:val="false"/>
-                <w:iCs w:val="false"/>
-                <w:color w:val="000000"/>
-                <w:sz w:val="18"/>
-                <w:szCs w:val="18"/>
-              </w:rPr>
-              <w:t xml:space="preserve">Observable indicators: (1) All Peer Feedback Cards are completed for all four presentations (teacher collects at end of lesson — spot-check 8 cards). (2) T-chart on board is correctly populated — if a learner gives an incorrect property for a cell, do NOT correct immediately; instead ask the class: 'Does anyone want to add to or challenge that answer?' Only provide the correct answer if no learner does so within 10 seconds. (3) Journal self-correction: circulate during the 90-second writing window — target indicator is that ≥80% of learners have written a substantive sentence (not just 'yes' or 'no'). Flag learners who write nothing for follow-up in Phase 5.</w:t>
-            </w:r>
-          </w:p>
-        </w:tc>
-      </w:tr>
-      <w:tr>
-        <w:tc>
-          <w:tcPr>
-            <w:tcW w:type="dxa" w:w="1520"/>
-            <w:shd w:fill="FCE4D6" w:color="auto" w:val="clear"/>
-            <w:tcMar>
-              <w:top w:type="dxa" w:w="60"/>
-              <w:left w:type="dxa" w:w="120"/>
-              <w:bottom w:type="dxa" w:w="60"/>
-              <w:right w:type="dxa" w:w="120"/>
-            </w:tcMar>
-            <w:vAlign w:val="top"/>
-          </w:tcPr>
-          <w:p>
-            <w:pPr>
-              <w:spacing w:after="40" w:before="0"/>
-              <w:jc w:val="left"/>
-            </w:pPr>
-            <w:r>
-              <w:rPr>
-                <w:rFonts w:ascii="Arial" w:cs="Arial" w:eastAsia="Arial" w:hAnsi="Arial"/>
-                <w:b/>
-                <w:bCs/>
-                <w:i w:val="false"/>
-                <w:iCs w:val="false"/>
-                <w:color w:val="000000"/>
-                <w:sz w:val="18"/>
-                <w:szCs w:val="18"/>
-              </w:rPr>
-              <w:t xml:space="preserve">Driving Question Board (DQB) Creation</w:t>
-            </w:r>
-          </w:p>
-          <w:p>
-            <w:pPr>
-              <w:spacing w:after="20" w:before="0"/>
-            </w:pPr>
-            <w:r>
-              <w:rPr>
-                <w:rFonts w:ascii="Arial" w:cs="Arial" w:eastAsia="Arial" w:hAnsi="Arial"/>
-                <w:b/>
-                <w:bCs/>
-                <w:color w:val="1F3864"/>
-                <w:sz w:val="16"/>
-                <w:szCs w:val="16"/>
-              </w:rPr>
-              <w:t xml:space="preserve">📹 VIDEO:</w:t>
-            </w:r>
-          </w:p>
-          <w:p>
-            <w:pPr>
-              <w:spacing w:after="20" w:before="0"/>
-            </w:pPr>
-            <w:hyperlink w:history="1" r:id="rIdgrzwvzakjd2bipbn4qhga">
-              <w:r>
-                <w:rPr>
-                  <w:rFonts w:ascii="Arial" w:cs="Arial" w:eastAsia="Arial" w:hAnsi="Arial"/>
-                  <w:color w:val="2E75B6"/>
-                  <w:sz w:val="16"/>
-                  <w:szCs w:val="16"/>
-                  <w:u w:val="single" w:color="2E75B6"/>
-                </w:rPr>
-                <w:t xml:space="preserve">Video: Bending Light</w:t>
-              </w:r>
-            </w:hyperlink>
-          </w:p>
-          <w:p>
-            <w:pPr>
-              <w:spacing w:after="10" w:before="0"/>
-              <w:ind w:left="120"/>
-            </w:pPr>
-            <w:r>
-              <w:rPr>
-                <w:rFonts w:ascii="Arial" w:cs="Arial" w:eastAsia="Arial" w:hAnsi="Arial"/>
-                <w:color w:val="595959"/>
-                <w:sz w:val="14"/>
-                <w:szCs w:val="14"/>
-              </w:rPr>
-              <w:t xml:space="preserve">Source: PhET Interactive Simulations (English)</w:t>
-            </w:r>
-          </w:p>
-          <w:p>
-            <w:pPr>
-              <w:spacing w:after="10" w:before="0"/>
-              <w:ind w:left="120"/>
-            </w:pPr>
-            <w:hyperlink w:history="1" r:id="rId-2whgg4b59nsb0zc9yssg">
-              <w:r>
-                <w:rPr>
-                  <w:rFonts w:ascii="Arial" w:cs="Arial" w:eastAsia="Arial" w:hAnsi="Arial"/>
-                  <w:color w:val="595959"/>
-                  <w:sz w:val="14"/>
-                  <w:szCs w:val="14"/>
-                  <w:u w:val="single" w:color="595959"/>
-                </w:rPr>
-                <w:t xml:space="preserve">🔍 Search ARES for similar videos</w:t>
-              </w:r>
-            </w:hyperlink>
-          </w:p>
-          <w:p>
-            <w:pPr>
-              <w:spacing w:after="40" w:before="0"/>
-            </w:pPr>
-            <w:r>
-              <w:rPr>
-                <w:sz w:val="14"/>
-                <w:szCs w:val="14"/>
-              </w:rPr>
-              <w:t xml:space="preserve"/>
-            </w:r>
-          </w:p>
-          <w:p>
-            <w:pPr>
-              <w:spacing w:after="20" w:before="0"/>
-            </w:pPr>
-            <w:r>
-              <w:rPr>
-                <w:rFonts w:ascii="Arial" w:cs="Arial" w:eastAsia="Arial" w:hAnsi="Arial"/>
-                <w:b/>
-                <w:bCs/>
-                <w:color w:val="1F3864"/>
-                <w:sz w:val="16"/>
-                <w:szCs w:val="16"/>
-              </w:rPr>
-              <w:t xml:space="preserve">📖 HTML:</w:t>
-            </w:r>
-          </w:p>
-          <w:p>
-            <w:pPr>
-              <w:spacing w:after="20" w:before="0"/>
-            </w:pPr>
-            <w:hyperlink w:history="1" r:id="rIdahwapfxummbbus5reylgs">
-              <w:r>
-                <w:rPr>
-                  <w:rFonts w:ascii="Arial" w:cs="Arial" w:eastAsia="Arial" w:hAnsi="Arial"/>
-                  <w:color w:val="2E75B6"/>
-                  <w:sz w:val="16"/>
-                  <w:szCs w:val="16"/>
-                  <w:u w:val="single" w:color="2E75B6"/>
-                </w:rPr>
-                <w:t xml:space="preserve">Seismic Waves (Flexbook)</w:t>
-              </w:r>
-            </w:hyperlink>
-          </w:p>
-          <w:p>
-            <w:pPr>
-              <w:spacing w:after="10" w:before="0"/>
-              <w:ind w:left="120"/>
-            </w:pPr>
-            <w:r>
-              <w:rPr>
-                <w:rFonts w:ascii="Arial" w:cs="Arial" w:eastAsia="Arial" w:hAnsi="Arial"/>
-                <w:color w:val="595959"/>
-                <w:sz w:val="14"/>
-                <w:szCs w:val="14"/>
-              </w:rPr>
-              <w:t xml:space="preserve">Source: CK-12</w:t>
-            </w:r>
-          </w:p>
-          <w:p>
-            <w:pPr>
-              <w:spacing w:after="10" w:before="0"/>
-              <w:ind w:left="120"/>
-            </w:pPr>
-            <w:hyperlink w:history="1" r:id="rIdi4iuv0r0skixcaahzt7_r">
-              <w:r>
-                <w:rPr>
-                  <w:rFonts w:ascii="Arial" w:cs="Arial" w:eastAsia="Arial" w:hAnsi="Arial"/>
-                  <w:color w:val="595959"/>
-                  <w:sz w:val="14"/>
-                  <w:szCs w:val="14"/>
-                  <w:u w:val="single" w:color="595959"/>
-                </w:rPr>
-                <w:t xml:space="preserve">🔍 Search ARES for similar readings</w:t>
-              </w:r>
-            </w:hyperlink>
-          </w:p>
-        </w:tc>
-        <w:tc>
-          <w:tcPr>
-            <w:tcW w:type="dxa" w:w="3040"/>
-            <w:shd w:fill="FFFFFF" w:color="auto" w:val="clear"/>
-            <w:tcMar>
-              <w:top w:type="dxa" w:w="60"/>
-              <w:left w:type="dxa" w:w="120"/>
-              <w:bottom w:type="dxa" w:w="60"/>
-              <w:right w:type="dxa" w:w="120"/>
-            </w:tcMar>
-            <w:vAlign w:val="top"/>
-          </w:tcPr>
-          <w:p>
-            <w:pPr>
-              <w:spacing w:after="40" w:before="0"/>
-              <w:jc w:val="left"/>
-            </w:pPr>
-            <w:r>
-              <w:rPr>
-                <w:rFonts w:ascii="Arial" w:cs="Arial" w:eastAsia="Arial" w:hAnsi="Arial"/>
-                <w:b w:val="false"/>
-                <w:bCs w:val="false"/>
-                <w:i w:val="false"/>
-                <w:iCs w:val="false"/>
-                <w:color w:val="000000"/>
-                <w:sz w:val="18"/>
-                <w:szCs w:val="18"/>
-              </w:rPr>
-              <w:t xml:space="preserve">Each expert group receives four blank index cards (one per application). They write the application name on the front of one card and the wave property it uses on the back, then walk to the class DQB and place each application card in the correct column beneath the wave-property header that was established in earlier lessons (REFLECTION, REFRACTION, DIFFRACTION). If an application uses more than one property (e.g., seismic waves use both refraction and diffraction), the group places a card in each relevant column with a brief note explaining the distinction. Learners also review any unanswered 'wonder' questions on the DQB from previous lessons and use a sticky dot to mark any that today's lesson has now answered. New questions that arose during today's presentations can be added as new sticky notes.</w:t>
-            </w:r>
-          </w:p>
-        </w:tc>
-        <w:tc>
-          <w:tcPr>
-            <w:tcW w:type="dxa" w:w="3040"/>
-            <w:shd w:fill="F2F2F2" w:color="auto" w:val="clear"/>
-            <w:tcMar>
-              <w:top w:type="dxa" w:w="60"/>
-              <w:left w:type="dxa" w:w="120"/>
-              <w:bottom w:type="dxa" w:w="60"/>
-              <w:right w:type="dxa" w:w="120"/>
-            </w:tcMar>
-            <w:vAlign w:val="top"/>
-          </w:tcPr>
-          <w:p>
-            <w:pPr>
-              <w:spacing w:after="40" w:before="0"/>
-              <w:jc w:val="left"/>
-            </w:pPr>
-            <w:r>
-              <w:rPr>
-                <w:rFonts w:ascii="Arial" w:cs="Arial" w:eastAsia="Arial" w:hAnsi="Arial"/>
-                <w:b w:val="false"/>
-                <w:bCs w:val="false"/>
-                <w:i w:val="false"/>
-                <w:iCs w:val="false"/>
-                <w:color w:val="000000"/>
-                <w:sz w:val="18"/>
-                <w:szCs w:val="18"/>
-              </w:rPr>
-              <w:t xml:space="preserve">SAY: 'It's time to update our Driving Question Board. Each group: write your application name on one card and the property on the back. Walk to the board and place it where it belongs — under REFLECTION, REFRACTION, or DIFFRACTION. If your application belongs in more than one column, make a card for each column and add a short note explaining why.' [Allow 4 minutes for groups to place cards.] Once all cards are placed, stand at the board and narrate briefly: 'Look at what we now have under REFLECTION — SONAR, ultrasound, cats-eyes, and speed cameras. Under REFRACTION — seismic waves through rock layers, water waves at the bay edge, and cats-eyes again. Under DIFFRACTION — seismic waves around mountain masses, sound around the headland.' SAY: 'Now look at the wonder questions from Lesson 1. Use a sticky dot to mark any question that today's lesson has helped you answer. Add any new questions as sticky notes.' [Allow 3 minutes.] SAY: 'Our board is showing us a pattern — can anyone read that pattern back to me in one sentence?' [WAIT 15 seconds.] Cold-call 2 learners. Target: 'Wave properties are used in technology all around us in Kenya, and they are the same properties that explain what the fisherman saw at Lake Victoria.'</w:t>
-            </w:r>
-          </w:p>
-        </w:tc>
-        <w:tc>
-          <w:tcPr>
-            <w:tcW w:type="dxa" w:w="3040"/>
-            <w:shd w:fill="FFFFFF" w:color="auto" w:val="clear"/>
-            <w:tcMar>
-              <w:top w:type="dxa" w:w="60"/>
-              <w:left w:type="dxa" w:w="120"/>
-              <w:bottom w:type="dxa" w:w="60"/>
-              <w:right w:type="dxa" w:w="120"/>
-            </w:tcMar>
-            <w:vAlign w:val="top"/>
-          </w:tcPr>
-          <w:p>
-            <w:pPr>
-              <w:spacing w:after="40" w:before="0"/>
-              <w:jc w:val="left"/>
-            </w:pPr>
-            <w:r>
-              <w:rPr>
-                <w:rFonts w:ascii="Arial" w:cs="Arial" w:eastAsia="Arial" w:hAnsi="Arial"/>
-                <w:b w:val="false"/>
-                <w:bCs w:val="false"/>
-                <w:i w:val="false"/>
-                <w:iCs w:val="false"/>
-                <w:color w:val="000000"/>
-                <w:sz w:val="18"/>
-                <w:szCs w:val="18"/>
-              </w:rPr>
-              <w:t xml:space="preserve">Physical DQB card placement as a knowledge-mapping ritual. The act of physically walking to the board and placing a card is a public knowledge claim — learners must commit to a category, which reveals understanding or misconceptions. The sticky-dot activity on prior wonder questions transforms the DQB from a static display into a dynamic record of growing understanding, making the storyline's progress visible to the whole class. This enacts NGSS SEP 8: Obtaining, Evaluating, and Communicating Information.</w:t>
-            </w:r>
-          </w:p>
-        </w:tc>
-        <w:tc>
-          <w:tcPr>
-            <w:tcW w:type="dxa" w:w="3040"/>
-            <w:shd w:fill="F2F2F2" w:color="auto" w:val="clear"/>
-            <w:tcMar>
-              <w:top w:type="dxa" w:w="60"/>
-              <w:left w:type="dxa" w:w="120"/>
-              <w:bottom w:type="dxa" w:w="60"/>
-              <w:right w:type="dxa" w:w="120"/>
-            </w:tcMar>
-            <w:vAlign w:val="top"/>
-          </w:tcPr>
-          <w:p>
-            <w:pPr>
-              <w:spacing w:after="40" w:before="0"/>
-              <w:jc w:val="left"/>
-            </w:pPr>
-            <w:r>
-              <w:rPr>
-                <w:rFonts w:ascii="Arial" w:cs="Arial" w:eastAsia="Arial" w:hAnsi="Arial"/>
-                <w:b w:val="false"/>
-                <w:bCs w:val="false"/>
-                <w:i w:val="false"/>
-                <w:iCs w:val="false"/>
-                <w:color w:val="000000"/>
-                <w:sz w:val="18"/>
-                <w:szCs w:val="18"/>
-              </w:rPr>
-              <w:t xml:space="preserve">Observable indicators: (1) All four application cards are correctly placed — if a group places 'SONAR' under DIFFRACTION, ask publicly: 'Walk us through your reasoning — what does SONAR actually do with the sound pulse?' to elicit self-correction. (2) At least 3 prior 'wonder' questions receive sticky dots, indicating learners perceive their understanding as having grown. (3) The 'pattern' sentence from the cold-call correctly identifies the generalisation — if it does not, the teacher writes the correct generalisation on the board as a class consensus statement.</w:t>
-            </w:r>
-          </w:p>
-        </w:tc>
-      </w:tr>
-      <w:tr>
-        <w:tc>
-          <w:tcPr>
-            <w:tcW w:type="dxa" w:w="1520"/>
-            <w:shd w:fill="D5E8F0" w:color="auto" w:val="clear"/>
-            <w:tcMar>
-              <w:top w:type="dxa" w:w="60"/>
-              <w:left w:type="dxa" w:w="120"/>
-              <w:bottom w:type="dxa" w:w="60"/>
-              <w:right w:type="dxa" w:w="120"/>
-            </w:tcMar>
-            <w:vAlign w:val="top"/>
-          </w:tcPr>
-          <w:p>
-            <w:pPr>
-              <w:spacing w:after="40" w:before="0"/>
-              <w:jc w:val="left"/>
-            </w:pPr>
-            <w:r>
-              <w:rPr>
-                <w:rFonts w:ascii="Arial" w:cs="Arial" w:eastAsia="Arial" w:hAnsi="Arial"/>
-                <w:b/>
-                <w:bCs/>
-                <w:i w:val="false"/>
-                <w:iCs w:val="false"/>
-                <w:color w:val="000000"/>
-                <w:sz w:val="18"/>
-                <w:szCs w:val="18"/>
-              </w:rPr>
-              <w:t xml:space="preserve">Model Building Phase</w:t>
-            </w:r>
-          </w:p>
-          <w:p>
-            <w:pPr>
-              <w:spacing w:after="20" w:before="0"/>
-            </w:pPr>
-            <w:r>
-              <w:rPr>
-                <w:rFonts w:ascii="Arial" w:cs="Arial" w:eastAsia="Arial" w:hAnsi="Arial"/>
-                <w:b/>
-                <w:bCs/>
-                <w:color w:val="1F3864"/>
-                <w:sz w:val="16"/>
-                <w:szCs w:val="16"/>
-              </w:rPr>
-              <w:t xml:space="preserve">📹 VIDEO:</w:t>
-            </w:r>
-          </w:p>
-          <w:p>
-            <w:pPr>
-              <w:spacing w:after="20" w:before="0"/>
-            </w:pPr>
-            <w:hyperlink w:history="1" r:id="rIdmabwsushypz4pyy_htqp8">
-              <w:r>
-                <w:rPr>
-                  <w:rFonts w:ascii="Arial" w:cs="Arial" w:eastAsia="Arial" w:hAnsi="Arial"/>
-                  <w:color w:val="2E75B6"/>
-                  <w:sz w:val="16"/>
-                  <w:szCs w:val="16"/>
-                  <w:u w:val="single" w:color="2E75B6"/>
-                </w:rPr>
-                <w:t xml:space="preserve">Video: Bending Light</w:t>
-              </w:r>
-            </w:hyperlink>
-          </w:p>
-          <w:p>
-            <w:pPr>
-              <w:spacing w:after="10" w:before="0"/>
-              <w:ind w:left="120"/>
-            </w:pPr>
-            <w:r>
-              <w:rPr>
-                <w:rFonts w:ascii="Arial" w:cs="Arial" w:eastAsia="Arial" w:hAnsi="Arial"/>
-                <w:color w:val="595959"/>
-                <w:sz w:val="14"/>
-                <w:szCs w:val="14"/>
-              </w:rPr>
-              <w:t xml:space="preserve">Source: PhET Interactive Simulations (English)</w:t>
-            </w:r>
-          </w:p>
-          <w:p>
-            <w:pPr>
-              <w:spacing w:after="10" w:before="0"/>
-              <w:ind w:left="120"/>
-            </w:pPr>
-            <w:hyperlink w:history="1" r:id="rIdr8oswpvpjg-tilndcc0zo">
-              <w:r>
-                <w:rPr>
-                  <w:rFonts w:ascii="Arial" w:cs="Arial" w:eastAsia="Arial" w:hAnsi="Arial"/>
-                  <w:color w:val="595959"/>
-                  <w:sz w:val="14"/>
-                  <w:szCs w:val="14"/>
-                  <w:u w:val="single" w:color="595959"/>
-                </w:rPr>
-                <w:t xml:space="preserve">🔍 Search ARES for similar videos</w:t>
-              </w:r>
-            </w:hyperlink>
-          </w:p>
-          <w:p>
-            <w:pPr>
-              <w:spacing w:after="40" w:before="0"/>
-            </w:pPr>
-            <w:r>
-              <w:rPr>
-                <w:sz w:val="14"/>
-                <w:szCs w:val="14"/>
-              </w:rPr>
-              <w:t xml:space="preserve"/>
-            </w:r>
-          </w:p>
-          <w:p>
-            <w:pPr>
-              <w:spacing w:after="20" w:before="0"/>
-            </w:pPr>
-            <w:r>
-              <w:rPr>
-                <w:rFonts w:ascii="Arial" w:cs="Arial" w:eastAsia="Arial" w:hAnsi="Arial"/>
-                <w:b/>
-                <w:bCs/>
-                <w:color w:val="1F3864"/>
-                <w:sz w:val="16"/>
-                <w:szCs w:val="16"/>
-              </w:rPr>
-              <w:t xml:space="preserve">📖 HTML:</w:t>
-            </w:r>
-          </w:p>
-          <w:p>
-            <w:pPr>
-              <w:spacing w:after="20" w:before="0"/>
-            </w:pPr>
-            <w:hyperlink w:history="1" r:id="rIdqtyysfarwc08niz3bkpv4">
-              <w:r>
-                <w:rPr>
-                  <w:rFonts w:ascii="Arial" w:cs="Arial" w:eastAsia="Arial" w:hAnsi="Arial"/>
-                  <w:color w:val="2E75B6"/>
-                  <w:sz w:val="16"/>
-                  <w:szCs w:val="16"/>
-                  <w:u w:val="single" w:color="2E75B6"/>
-                </w:rPr>
-                <w:t xml:space="preserve">Seismic Waves (Flexbook)</w:t>
-              </w:r>
-            </w:hyperlink>
-          </w:p>
-          <w:p>
-            <w:pPr>
-              <w:spacing w:after="10" w:before="0"/>
-              <w:ind w:left="120"/>
-            </w:pPr>
-            <w:r>
-              <w:rPr>
-                <w:rFonts w:ascii="Arial" w:cs="Arial" w:eastAsia="Arial" w:hAnsi="Arial"/>
-                <w:color w:val="595959"/>
-                <w:sz w:val="14"/>
-                <w:szCs w:val="14"/>
-              </w:rPr>
-              <w:t xml:space="preserve">Source: CK-12</w:t>
-            </w:r>
-          </w:p>
-          <w:p>
-            <w:pPr>
-              <w:spacing w:after="10" w:before="0"/>
-              <w:ind w:left="120"/>
-            </w:pPr>
-            <w:hyperlink w:history="1" r:id="rIdwv14fibhosvzvxepbd0l8">
+            <w:hyperlink w:history="1" r:id="rIdbdbbvtcdseudw7u3ezh-y">
               <w:r>
                 <w:rPr>
                   <w:rFonts w:ascii="Arial" w:cs="Arial" w:eastAsia="Arial" w:hAnsi="Arial"/>
@@ -20148,40 +20148,24 @@
             <w:pPr>
               <w:spacing w:after="20" w:before="0"/>
             </w:pPr>
-            <w:hyperlink w:history="1" r:id="rIdk5xu29pjkqqwarpa_y9ud">
-              <w:r>
-                <w:rPr>
-                  <w:rFonts w:ascii="Arial" w:cs="Arial" w:eastAsia="Arial" w:hAnsi="Arial"/>
-                  <w:color w:val="2E75B6"/>
-                  <w:sz w:val="16"/>
-                  <w:szCs w:val="16"/>
-                  <w:u w:val="single" w:color="2E75B6"/>
-                </w:rPr>
-                <w:t xml:space="preserve">Specific heat of water</w:t>
-              </w:r>
-            </w:hyperlink>
+            <w:r>
+              <w:rPr>
+                <w:rFonts w:ascii="Arial" w:cs="Arial" w:eastAsia="Arial" w:hAnsi="Arial"/>
+                <w:i/>
+                <w:iCs/>
+                <w:color w:val="595959"/>
+                <w:sz w:val="16"/>
+                <w:szCs w:val="16"/>
+              </w:rPr>
+              <w:t xml:space="preserve">No closely matching video in the ARES library for this activity.</w:t>
+            </w:r>
           </w:p>
           <w:p>
             <w:pPr>
               <w:spacing w:after="10" w:before="0"/>
               <w:ind w:left="120"/>
             </w:pPr>
-            <w:r>
-              <w:rPr>
-                <w:rFonts w:ascii="Arial" w:cs="Arial" w:eastAsia="Arial" w:hAnsi="Arial"/>
-                <w:color w:val="595959"/>
-                <w:sz w:val="14"/>
-                <w:szCs w:val="14"/>
-              </w:rPr>
-              <w:t xml:space="preserve">Source: Khan Academy (English - US curriculum)</w:t>
-            </w:r>
-          </w:p>
-          <w:p>
-            <w:pPr>
-              <w:spacing w:after="10" w:before="0"/>
-              <w:ind w:left="120"/>
-            </w:pPr>
-            <w:hyperlink w:history="1" r:id="rId8lye2hls38muxfmyq3oxa">
+            <w:hyperlink w:history="1" r:id="rIdaljnmwgltvpfg7b62gezq">
               <w:r>
                 <w:rPr>
                   <w:rFonts w:ascii="Arial" w:cs="Arial" w:eastAsia="Arial" w:hAnsi="Arial"/>
@@ -20190,9 +20174,24 @@
                   <w:szCs w:val="14"/>
                   <w:u w:val="single" w:color="595959"/>
                 </w:rPr>
-                <w:t xml:space="preserve">🔍 Search ARES for similar videos</w:t>
+                <w:t xml:space="preserve">🔍 Search ARES for videos</w:t>
               </w:r>
             </w:hyperlink>
+          </w:p>
+          <w:p>
+            <w:pPr>
+              <w:spacing w:after="10" w:before="0"/>
+              <w:ind w:left="120"/>
+            </w:pPr>
+            <w:r>
+              <w:rPr>
+                <w:rFonts w:ascii="Arial" w:cs="Arial" w:eastAsia="Arial" w:hAnsi="Arial"/>
+                <w:color w:val="595959"/>
+                <w:sz w:val="14"/>
+                <w:szCs w:val="14"/>
+              </w:rPr>
+              <w:t xml:space="preserve">Search terms: waves environment coastal erosion</w:t>
+            </w:r>
           </w:p>
           <w:p>
             <w:pPr>
@@ -20219,47 +20218,31 @@
                 <w:sz w:val="16"/>
                 <w:szCs w:val="16"/>
               </w:rPr>
-              <w:t xml:space="preserve">📖 HTML:</w:t>
+              <w:t xml:space="preserve">📖 READING:</w:t>
             </w:r>
           </w:p>
           <w:p>
             <w:pPr>
               <w:spacing w:after="20" w:before="0"/>
             </w:pPr>
-            <w:hyperlink w:history="1" r:id="rIdf2g-fa6mudaqgiqw552f9">
-              <w:r>
-                <w:rPr>
-                  <w:rFonts w:ascii="Arial" w:cs="Arial" w:eastAsia="Arial" w:hAnsi="Arial"/>
-                  <w:color w:val="2E75B6"/>
-                  <w:sz w:val="16"/>
-                  <w:szCs w:val="16"/>
-                  <w:u w:val="single" w:color="2E75B6"/>
-                </w:rPr>
-                <w:t xml:space="preserve">Seismic Waves (Flexbook)</w:t>
-              </w:r>
-            </w:hyperlink>
+            <w:r>
+              <w:rPr>
+                <w:rFonts w:ascii="Arial" w:cs="Arial" w:eastAsia="Arial" w:hAnsi="Arial"/>
+                <w:i/>
+                <w:iCs/>
+                <w:color w:val="595959"/>
+                <w:sz w:val="16"/>
+                <w:szCs w:val="16"/>
+              </w:rPr>
+              <w:t xml:space="preserve">No closely matching reading in the ARES library for this activity.</w:t>
+            </w:r>
           </w:p>
           <w:p>
             <w:pPr>
               <w:spacing w:after="10" w:before="0"/>
               <w:ind w:left="120"/>
             </w:pPr>
-            <w:r>
-              <w:rPr>
-                <w:rFonts w:ascii="Arial" w:cs="Arial" w:eastAsia="Arial" w:hAnsi="Arial"/>
-                <w:color w:val="595959"/>
-                <w:sz w:val="14"/>
-                <w:szCs w:val="14"/>
-              </w:rPr>
-              <w:t xml:space="preserve">Source: CK-12</w:t>
-            </w:r>
-          </w:p>
-          <w:p>
-            <w:pPr>
-              <w:spacing w:after="10" w:before="0"/>
-              <w:ind w:left="120"/>
-            </w:pPr>
-            <w:hyperlink w:history="1" r:id="rId29txrjay0z7dlma5r6tl5">
+            <w:hyperlink w:history="1" r:id="rId3wyazi7bjkciig7e3wtwd">
               <w:r>
                 <w:rPr>
                   <w:rFonts w:ascii="Arial" w:cs="Arial" w:eastAsia="Arial" w:hAnsi="Arial"/>
@@ -20268,9 +20251,24 @@
                   <w:szCs w:val="14"/>
                   <w:u w:val="single" w:color="595959"/>
                 </w:rPr>
-                <w:t xml:space="preserve">🔍 Search ARES for similar readings</w:t>
+                <w:t xml:space="preserve">🔍 Search ARES for readings</w:t>
               </w:r>
             </w:hyperlink>
+          </w:p>
+          <w:p>
+            <w:pPr>
+              <w:spacing w:after="10" w:before="0"/>
+              <w:ind w:left="120"/>
+            </w:pPr>
+            <w:r>
+              <w:rPr>
+                <w:rFonts w:ascii="Arial" w:cs="Arial" w:eastAsia="Arial" w:hAnsi="Arial"/>
+                <w:color w:val="595959"/>
+                <w:sz w:val="14"/>
+                <w:szCs w:val="14"/>
+              </w:rPr>
+              <w:t xml:space="preserve">Search terms: waves environment coastal erosion</w:t>
+            </w:r>
           </w:p>
         </w:tc>
         <w:tc>
@@ -20454,40 +20452,24 @@
             <w:pPr>
               <w:spacing w:after="20" w:before="0"/>
             </w:pPr>
-            <w:hyperlink w:history="1" r:id="rIddvzrlzdkclipwg7ikq_7p">
-              <w:r>
-                <w:rPr>
-                  <w:rFonts w:ascii="Arial" w:cs="Arial" w:eastAsia="Arial" w:hAnsi="Arial"/>
-                  <w:color w:val="2E75B6"/>
-                  <w:sz w:val="16"/>
-                  <w:szCs w:val="16"/>
-                  <w:u w:val="single" w:color="2E75B6"/>
-                </w:rPr>
-                <w:t xml:space="preserve">Specific heat of water</w:t>
-              </w:r>
-            </w:hyperlink>
+            <w:r>
+              <w:rPr>
+                <w:rFonts w:ascii="Arial" w:cs="Arial" w:eastAsia="Arial" w:hAnsi="Arial"/>
+                <w:i/>
+                <w:iCs/>
+                <w:color w:val="595959"/>
+                <w:sz w:val="16"/>
+                <w:szCs w:val="16"/>
+              </w:rPr>
+              <w:t xml:space="preserve">No closely matching video in the ARES library for this activity.</w:t>
+            </w:r>
           </w:p>
           <w:p>
             <w:pPr>
               <w:spacing w:after="10" w:before="0"/>
               <w:ind w:left="120"/>
             </w:pPr>
-            <w:r>
-              <w:rPr>
-                <w:rFonts w:ascii="Arial" w:cs="Arial" w:eastAsia="Arial" w:hAnsi="Arial"/>
-                <w:color w:val="595959"/>
-                <w:sz w:val="14"/>
-                <w:szCs w:val="14"/>
-              </w:rPr>
-              <w:t xml:space="preserve">Source: Khan Academy (English - US curriculum)</w:t>
-            </w:r>
-          </w:p>
-          <w:p>
-            <w:pPr>
-              <w:spacing w:after="10" w:before="0"/>
-              <w:ind w:left="120"/>
-            </w:pPr>
-            <w:hyperlink w:history="1" r:id="rIdlkqsp8aavneotksnx1x4n">
+            <w:hyperlink w:history="1" r:id="rIdlt2gzsnsqhajqexb1bnmn">
               <w:r>
                 <w:rPr>
                   <w:rFonts w:ascii="Arial" w:cs="Arial" w:eastAsia="Arial" w:hAnsi="Arial"/>
@@ -20496,9 +20478,24 @@
                   <w:szCs w:val="14"/>
                   <w:u w:val="single" w:color="595959"/>
                 </w:rPr>
-                <w:t xml:space="preserve">🔍 Search ARES for similar videos</w:t>
+                <w:t xml:space="preserve">🔍 Search ARES for videos</w:t>
               </w:r>
             </w:hyperlink>
+          </w:p>
+          <w:p>
+            <w:pPr>
+              <w:spacing w:after="10" w:before="0"/>
+              <w:ind w:left="120"/>
+            </w:pPr>
+            <w:r>
+              <w:rPr>
+                <w:rFonts w:ascii="Arial" w:cs="Arial" w:eastAsia="Arial" w:hAnsi="Arial"/>
+                <w:color w:val="595959"/>
+                <w:sz w:val="14"/>
+                <w:szCs w:val="14"/>
+              </w:rPr>
+              <w:t xml:space="preserve">Search terms: waves environment coastal erosion</w:t>
+            </w:r>
           </w:p>
           <w:p>
             <w:pPr>
@@ -20525,47 +20522,31 @@
                 <w:sz w:val="16"/>
                 <w:szCs w:val="16"/>
               </w:rPr>
-              <w:t xml:space="preserve">📖 HTML:</w:t>
+              <w:t xml:space="preserve">📖 READING:</w:t>
             </w:r>
           </w:p>
           <w:p>
             <w:pPr>
               <w:spacing w:after="20" w:before="0"/>
             </w:pPr>
-            <w:hyperlink w:history="1" r:id="rIdijkiwnsltqsvvqdp3qupm">
-              <w:r>
-                <w:rPr>
-                  <w:rFonts w:ascii="Arial" w:cs="Arial" w:eastAsia="Arial" w:hAnsi="Arial"/>
-                  <w:color w:val="2E75B6"/>
-                  <w:sz w:val="16"/>
-                  <w:szCs w:val="16"/>
-                  <w:u w:val="single" w:color="2E75B6"/>
-                </w:rPr>
-                <w:t xml:space="preserve">Seismic Waves (Flexbook)</w:t>
-              </w:r>
-            </w:hyperlink>
+            <w:r>
+              <w:rPr>
+                <w:rFonts w:ascii="Arial" w:cs="Arial" w:eastAsia="Arial" w:hAnsi="Arial"/>
+                <w:i/>
+                <w:iCs/>
+                <w:color w:val="595959"/>
+                <w:sz w:val="16"/>
+                <w:szCs w:val="16"/>
+              </w:rPr>
+              <w:t xml:space="preserve">No closely matching reading in the ARES library for this activity.</w:t>
+            </w:r>
           </w:p>
           <w:p>
             <w:pPr>
               <w:spacing w:after="10" w:before="0"/>
               <w:ind w:left="120"/>
             </w:pPr>
-            <w:r>
-              <w:rPr>
-                <w:rFonts w:ascii="Arial" w:cs="Arial" w:eastAsia="Arial" w:hAnsi="Arial"/>
-                <w:color w:val="595959"/>
-                <w:sz w:val="14"/>
-                <w:szCs w:val="14"/>
-              </w:rPr>
-              <w:t xml:space="preserve">Source: CK-12</w:t>
-            </w:r>
-          </w:p>
-          <w:p>
-            <w:pPr>
-              <w:spacing w:after="10" w:before="0"/>
-              <w:ind w:left="120"/>
-            </w:pPr>
-            <w:hyperlink w:history="1" r:id="rIdcrrtk6zuosax8kdkrig48">
+            <w:hyperlink w:history="1" r:id="rIdulfuly2vyfr8eprw9w1ws">
               <w:r>
                 <w:rPr>
                   <w:rFonts w:ascii="Arial" w:cs="Arial" w:eastAsia="Arial" w:hAnsi="Arial"/>
@@ -20574,9 +20555,24 @@
                   <w:szCs w:val="14"/>
                   <w:u w:val="single" w:color="595959"/>
                 </w:rPr>
-                <w:t xml:space="preserve">🔍 Search ARES for similar readings</w:t>
+                <w:t xml:space="preserve">🔍 Search ARES for readings</w:t>
               </w:r>
             </w:hyperlink>
+          </w:p>
+          <w:p>
+            <w:pPr>
+              <w:spacing w:after="10" w:before="0"/>
+              <w:ind w:left="120"/>
+            </w:pPr>
+            <w:r>
+              <w:rPr>
+                <w:rFonts w:ascii="Arial" w:cs="Arial" w:eastAsia="Arial" w:hAnsi="Arial"/>
+                <w:color w:val="595959"/>
+                <w:sz w:val="14"/>
+                <w:szCs w:val="14"/>
+              </w:rPr>
+              <w:t xml:space="preserve">Search terms: waves environment coastal erosion</w:t>
+            </w:r>
           </w:p>
         </w:tc>
         <w:tc>
@@ -20760,40 +20756,24 @@
             <w:pPr>
               <w:spacing w:after="20" w:before="0"/>
             </w:pPr>
-            <w:hyperlink w:history="1" r:id="rIdyz8lxcq-li7s6c7_u76f9">
-              <w:r>
-                <w:rPr>
-                  <w:rFonts w:ascii="Arial" w:cs="Arial" w:eastAsia="Arial" w:hAnsi="Arial"/>
-                  <w:color w:val="2E75B6"/>
-                  <w:sz w:val="16"/>
-                  <w:szCs w:val="16"/>
-                  <w:u w:val="single" w:color="2E75B6"/>
-                </w:rPr>
-                <w:t xml:space="preserve">Specific heat of water</w:t>
-              </w:r>
-            </w:hyperlink>
+            <w:r>
+              <w:rPr>
+                <w:rFonts w:ascii="Arial" w:cs="Arial" w:eastAsia="Arial" w:hAnsi="Arial"/>
+                <w:i/>
+                <w:iCs/>
+                <w:color w:val="595959"/>
+                <w:sz w:val="16"/>
+                <w:szCs w:val="16"/>
+              </w:rPr>
+              <w:t xml:space="preserve">No closely matching video in the ARES library for this activity.</w:t>
+            </w:r>
           </w:p>
           <w:p>
             <w:pPr>
               <w:spacing w:after="10" w:before="0"/>
               <w:ind w:left="120"/>
             </w:pPr>
-            <w:r>
-              <w:rPr>
-                <w:rFonts w:ascii="Arial" w:cs="Arial" w:eastAsia="Arial" w:hAnsi="Arial"/>
-                <w:color w:val="595959"/>
-                <w:sz w:val="14"/>
-                <w:szCs w:val="14"/>
-              </w:rPr>
-              <w:t xml:space="preserve">Source: Khan Academy (English - US curriculum)</w:t>
-            </w:r>
-          </w:p>
-          <w:p>
-            <w:pPr>
-              <w:spacing w:after="10" w:before="0"/>
-              <w:ind w:left="120"/>
-            </w:pPr>
-            <w:hyperlink w:history="1" r:id="rIdydhnigzgkalcqy9jtdccp">
+            <w:hyperlink w:history="1" r:id="rIdfo9t58vjssx7zqacpydu8">
               <w:r>
                 <w:rPr>
                   <w:rFonts w:ascii="Arial" w:cs="Arial" w:eastAsia="Arial" w:hAnsi="Arial"/>
@@ -20802,9 +20782,24 @@
                   <w:szCs w:val="14"/>
                   <w:u w:val="single" w:color="595959"/>
                 </w:rPr>
-                <w:t xml:space="preserve">🔍 Search ARES for similar videos</w:t>
+                <w:t xml:space="preserve">🔍 Search ARES for videos</w:t>
               </w:r>
             </w:hyperlink>
+          </w:p>
+          <w:p>
+            <w:pPr>
+              <w:spacing w:after="10" w:before="0"/>
+              <w:ind w:left="120"/>
+            </w:pPr>
+            <w:r>
+              <w:rPr>
+                <w:rFonts w:ascii="Arial" w:cs="Arial" w:eastAsia="Arial" w:hAnsi="Arial"/>
+                <w:color w:val="595959"/>
+                <w:sz w:val="14"/>
+                <w:szCs w:val="14"/>
+              </w:rPr>
+              <w:t xml:space="preserve">Search terms: waves environment coastal erosion</w:t>
+            </w:r>
           </w:p>
           <w:p>
             <w:pPr>
@@ -20831,47 +20826,31 @@
                 <w:sz w:val="16"/>
                 <w:szCs w:val="16"/>
               </w:rPr>
-              <w:t xml:space="preserve">📖 HTML:</w:t>
+              <w:t xml:space="preserve">📖 READING:</w:t>
             </w:r>
           </w:p>
           <w:p>
             <w:pPr>
               <w:spacing w:after="20" w:before="0"/>
             </w:pPr>
-            <w:hyperlink w:history="1" r:id="rId_msi1rpx9kilo62_775cx">
-              <w:r>
-                <w:rPr>
-                  <w:rFonts w:ascii="Arial" w:cs="Arial" w:eastAsia="Arial" w:hAnsi="Arial"/>
-                  <w:color w:val="2E75B6"/>
-                  <w:sz w:val="16"/>
-                  <w:szCs w:val="16"/>
-                  <w:u w:val="single" w:color="2E75B6"/>
-                </w:rPr>
-                <w:t xml:space="preserve">Seismic Waves (Flexbook)</w:t>
-              </w:r>
-            </w:hyperlink>
+            <w:r>
+              <w:rPr>
+                <w:rFonts w:ascii="Arial" w:cs="Arial" w:eastAsia="Arial" w:hAnsi="Arial"/>
+                <w:i/>
+                <w:iCs/>
+                <w:color w:val="595959"/>
+                <w:sz w:val="16"/>
+                <w:szCs w:val="16"/>
+              </w:rPr>
+              <w:t xml:space="preserve">No closely matching reading in the ARES library for this activity.</w:t>
+            </w:r>
           </w:p>
           <w:p>
             <w:pPr>
               <w:spacing w:after="10" w:before="0"/>
               <w:ind w:left="120"/>
             </w:pPr>
-            <w:r>
-              <w:rPr>
-                <w:rFonts w:ascii="Arial" w:cs="Arial" w:eastAsia="Arial" w:hAnsi="Arial"/>
-                <w:color w:val="595959"/>
-                <w:sz w:val="14"/>
-                <w:szCs w:val="14"/>
-              </w:rPr>
-              <w:t xml:space="preserve">Source: CK-12</w:t>
-            </w:r>
-          </w:p>
-          <w:p>
-            <w:pPr>
-              <w:spacing w:after="10" w:before="0"/>
-              <w:ind w:left="120"/>
-            </w:pPr>
-            <w:hyperlink w:history="1" r:id="rIdju2dvzuuf-zc4bgf2hdb7">
+            <w:hyperlink w:history="1" r:id="rIducuoizvhpzzwycwcx2pj1">
               <w:r>
                 <w:rPr>
                   <w:rFonts w:ascii="Arial" w:cs="Arial" w:eastAsia="Arial" w:hAnsi="Arial"/>
@@ -20880,9 +20859,24 @@
                   <w:szCs w:val="14"/>
                   <w:u w:val="single" w:color="595959"/>
                 </w:rPr>
-                <w:t xml:space="preserve">🔍 Search ARES for similar readings</w:t>
+                <w:t xml:space="preserve">🔍 Search ARES for readings</w:t>
               </w:r>
             </w:hyperlink>
+          </w:p>
+          <w:p>
+            <w:pPr>
+              <w:spacing w:after="10" w:before="0"/>
+              <w:ind w:left="120"/>
+            </w:pPr>
+            <w:r>
+              <w:rPr>
+                <w:rFonts w:ascii="Arial" w:cs="Arial" w:eastAsia="Arial" w:hAnsi="Arial"/>
+                <w:color w:val="595959"/>
+                <w:sz w:val="14"/>
+                <w:szCs w:val="14"/>
+              </w:rPr>
+              <w:t xml:space="preserve">Search terms: waves environment coastal erosion</w:t>
+            </w:r>
           </w:p>
         </w:tc>
         <w:tc>
@@ -21066,40 +21060,24 @@
             <w:pPr>
               <w:spacing w:after="20" w:before="0"/>
             </w:pPr>
-            <w:hyperlink w:history="1" r:id="rIdqurvkcsek4sffdbgcvgzg">
-              <w:r>
-                <w:rPr>
-                  <w:rFonts w:ascii="Arial" w:cs="Arial" w:eastAsia="Arial" w:hAnsi="Arial"/>
-                  <w:color w:val="2E75B6"/>
-                  <w:sz w:val="16"/>
-                  <w:szCs w:val="16"/>
-                  <w:u w:val="single" w:color="2E75B6"/>
-                </w:rPr>
-                <w:t xml:space="preserve">Specific heat of water</w:t>
-              </w:r>
-            </w:hyperlink>
+            <w:r>
+              <w:rPr>
+                <w:rFonts w:ascii="Arial" w:cs="Arial" w:eastAsia="Arial" w:hAnsi="Arial"/>
+                <w:i/>
+                <w:iCs/>
+                <w:color w:val="595959"/>
+                <w:sz w:val="16"/>
+                <w:szCs w:val="16"/>
+              </w:rPr>
+              <w:t xml:space="preserve">No closely matching video in the ARES library for this activity.</w:t>
+            </w:r>
           </w:p>
           <w:p>
             <w:pPr>
               <w:spacing w:after="10" w:before="0"/>
               <w:ind w:left="120"/>
             </w:pPr>
-            <w:r>
-              <w:rPr>
-                <w:rFonts w:ascii="Arial" w:cs="Arial" w:eastAsia="Arial" w:hAnsi="Arial"/>
-                <w:color w:val="595959"/>
-                <w:sz w:val="14"/>
-                <w:szCs w:val="14"/>
-              </w:rPr>
-              <w:t xml:space="preserve">Source: Khan Academy (English - US curriculum)</w:t>
-            </w:r>
-          </w:p>
-          <w:p>
-            <w:pPr>
-              <w:spacing w:after="10" w:before="0"/>
-              <w:ind w:left="120"/>
-            </w:pPr>
-            <w:hyperlink w:history="1" r:id="rIdxty1srg8xjehaowzdbck6">
+            <w:hyperlink w:history="1" r:id="rIdb9uc7mktr_tufq55yu-1m">
               <w:r>
                 <w:rPr>
                   <w:rFonts w:ascii="Arial" w:cs="Arial" w:eastAsia="Arial" w:hAnsi="Arial"/>
@@ -21108,9 +21086,24 @@
                   <w:szCs w:val="14"/>
                   <w:u w:val="single" w:color="595959"/>
                 </w:rPr>
-                <w:t xml:space="preserve">🔍 Search ARES for similar videos</w:t>
+                <w:t xml:space="preserve">🔍 Search ARES for videos</w:t>
               </w:r>
             </w:hyperlink>
+          </w:p>
+          <w:p>
+            <w:pPr>
+              <w:spacing w:after="10" w:before="0"/>
+              <w:ind w:left="120"/>
+            </w:pPr>
+            <w:r>
+              <w:rPr>
+                <w:rFonts w:ascii="Arial" w:cs="Arial" w:eastAsia="Arial" w:hAnsi="Arial"/>
+                <w:color w:val="595959"/>
+                <w:sz w:val="14"/>
+                <w:szCs w:val="14"/>
+              </w:rPr>
+              <w:t xml:space="preserve">Search terms: waves environment coastal erosion</w:t>
+            </w:r>
           </w:p>
           <w:p>
             <w:pPr>
@@ -21137,47 +21130,31 @@
                 <w:sz w:val="16"/>
                 <w:szCs w:val="16"/>
               </w:rPr>
-              <w:t xml:space="preserve">📖 HTML:</w:t>
+              <w:t xml:space="preserve">📖 READING:</w:t>
             </w:r>
           </w:p>
           <w:p>
             <w:pPr>
               <w:spacing w:after="20" w:before="0"/>
             </w:pPr>
-            <w:hyperlink w:history="1" r:id="rId9uaxf22fxhwdzdm6ftaoy">
-              <w:r>
-                <w:rPr>
-                  <w:rFonts w:ascii="Arial" w:cs="Arial" w:eastAsia="Arial" w:hAnsi="Arial"/>
-                  <w:color w:val="2E75B6"/>
-                  <w:sz w:val="16"/>
-                  <w:szCs w:val="16"/>
-                  <w:u w:val="single" w:color="2E75B6"/>
-                </w:rPr>
-                <w:t xml:space="preserve">Seismic Waves (Flexbook)</w:t>
-              </w:r>
-            </w:hyperlink>
+            <w:r>
+              <w:rPr>
+                <w:rFonts w:ascii="Arial" w:cs="Arial" w:eastAsia="Arial" w:hAnsi="Arial"/>
+                <w:i/>
+                <w:iCs/>
+                <w:color w:val="595959"/>
+                <w:sz w:val="16"/>
+                <w:szCs w:val="16"/>
+              </w:rPr>
+              <w:t xml:space="preserve">No closely matching reading in the ARES library for this activity.</w:t>
+            </w:r>
           </w:p>
           <w:p>
             <w:pPr>
               <w:spacing w:after="10" w:before="0"/>
               <w:ind w:left="120"/>
             </w:pPr>
-            <w:r>
-              <w:rPr>
-                <w:rFonts w:ascii="Arial" w:cs="Arial" w:eastAsia="Arial" w:hAnsi="Arial"/>
-                <w:color w:val="595959"/>
-                <w:sz w:val="14"/>
-                <w:szCs w:val="14"/>
-              </w:rPr>
-              <w:t xml:space="preserve">Source: CK-12</w:t>
-            </w:r>
-          </w:p>
-          <w:p>
-            <w:pPr>
-              <w:spacing w:after="10" w:before="0"/>
-              <w:ind w:left="120"/>
-            </w:pPr>
-            <w:hyperlink w:history="1" r:id="rIdmlgo4ixdnzyuk8kiui7r2">
+            <w:hyperlink w:history="1" r:id="rIdryv5-vv5d3xy4tfed3x7c">
               <w:r>
                 <w:rPr>
                   <w:rFonts w:ascii="Arial" w:cs="Arial" w:eastAsia="Arial" w:hAnsi="Arial"/>
@@ -21186,9 +21163,24 @@
                   <w:szCs w:val="14"/>
                   <w:u w:val="single" w:color="595959"/>
                 </w:rPr>
-                <w:t xml:space="preserve">🔍 Search ARES for similar readings</w:t>
+                <w:t xml:space="preserve">🔍 Search ARES for readings</w:t>
               </w:r>
             </w:hyperlink>
+          </w:p>
+          <w:p>
+            <w:pPr>
+              <w:spacing w:after="10" w:before="0"/>
+              <w:ind w:left="120"/>
+            </w:pPr>
+            <w:r>
+              <w:rPr>
+                <w:rFonts w:ascii="Arial" w:cs="Arial" w:eastAsia="Arial" w:hAnsi="Arial"/>
+                <w:color w:val="595959"/>
+                <w:sz w:val="14"/>
+                <w:szCs w:val="14"/>
+              </w:rPr>
+              <w:t xml:space="preserve">Search terms: waves environment coastal erosion</w:t>
+            </w:r>
           </w:p>
         </w:tc>
         <w:tc>
@@ -21372,40 +21364,24 @@
             <w:pPr>
               <w:spacing w:after="20" w:before="0"/>
             </w:pPr>
-            <w:hyperlink w:history="1" r:id="rIdr0zgxkmyzcrz_nhgeqnmc">
-              <w:r>
-                <w:rPr>
-                  <w:rFonts w:ascii="Arial" w:cs="Arial" w:eastAsia="Arial" w:hAnsi="Arial"/>
-                  <w:color w:val="2E75B6"/>
-                  <w:sz w:val="16"/>
-                  <w:szCs w:val="16"/>
-                  <w:u w:val="single" w:color="2E75B6"/>
-                </w:rPr>
-                <w:t xml:space="preserve">Specific heat of water</w:t>
-              </w:r>
-            </w:hyperlink>
+            <w:r>
+              <w:rPr>
+                <w:rFonts w:ascii="Arial" w:cs="Arial" w:eastAsia="Arial" w:hAnsi="Arial"/>
+                <w:i/>
+                <w:iCs/>
+                <w:color w:val="595959"/>
+                <w:sz w:val="16"/>
+                <w:szCs w:val="16"/>
+              </w:rPr>
+              <w:t xml:space="preserve">No closely matching video in the ARES library for this activity.</w:t>
+            </w:r>
           </w:p>
           <w:p>
             <w:pPr>
               <w:spacing w:after="10" w:before="0"/>
               <w:ind w:left="120"/>
             </w:pPr>
-            <w:r>
-              <w:rPr>
-                <w:rFonts w:ascii="Arial" w:cs="Arial" w:eastAsia="Arial" w:hAnsi="Arial"/>
-                <w:color w:val="595959"/>
-                <w:sz w:val="14"/>
-                <w:szCs w:val="14"/>
-              </w:rPr>
-              <w:t xml:space="preserve">Source: Khan Academy (English - US curriculum)</w:t>
-            </w:r>
-          </w:p>
-          <w:p>
-            <w:pPr>
-              <w:spacing w:after="10" w:before="0"/>
-              <w:ind w:left="120"/>
-            </w:pPr>
-            <w:hyperlink w:history="1" r:id="rIdi5ad7sad8jag--0zzlay3">
+            <w:hyperlink w:history="1" r:id="rIdvljv1knwgg36euvblhcsv">
               <w:r>
                 <w:rPr>
                   <w:rFonts w:ascii="Arial" w:cs="Arial" w:eastAsia="Arial" w:hAnsi="Arial"/>
@@ -21414,9 +21390,24 @@
                   <w:szCs w:val="14"/>
                   <w:u w:val="single" w:color="595959"/>
                 </w:rPr>
-                <w:t xml:space="preserve">🔍 Search ARES for similar videos</w:t>
+                <w:t xml:space="preserve">🔍 Search ARES for videos</w:t>
               </w:r>
             </w:hyperlink>
+          </w:p>
+          <w:p>
+            <w:pPr>
+              <w:spacing w:after="10" w:before="0"/>
+              <w:ind w:left="120"/>
+            </w:pPr>
+            <w:r>
+              <w:rPr>
+                <w:rFonts w:ascii="Arial" w:cs="Arial" w:eastAsia="Arial" w:hAnsi="Arial"/>
+                <w:color w:val="595959"/>
+                <w:sz w:val="14"/>
+                <w:szCs w:val="14"/>
+              </w:rPr>
+              <w:t xml:space="preserve">Search terms: waves environment coastal erosion</w:t>
+            </w:r>
           </w:p>
           <w:p>
             <w:pPr>
@@ -21443,47 +21434,31 @@
                 <w:sz w:val="16"/>
                 <w:szCs w:val="16"/>
               </w:rPr>
-              <w:t xml:space="preserve">📖 HTML:</w:t>
+              <w:t xml:space="preserve">📖 READING:</w:t>
             </w:r>
           </w:p>
           <w:p>
             <w:pPr>
               <w:spacing w:after="20" w:before="0"/>
             </w:pPr>
-            <w:hyperlink w:history="1" r:id="rIdga7ycnsvvlsyslj6oovux">
-              <w:r>
-                <w:rPr>
-                  <w:rFonts w:ascii="Arial" w:cs="Arial" w:eastAsia="Arial" w:hAnsi="Arial"/>
-                  <w:color w:val="2E75B6"/>
-                  <w:sz w:val="16"/>
-                  <w:szCs w:val="16"/>
-                  <w:u w:val="single" w:color="2E75B6"/>
-                </w:rPr>
-                <w:t xml:space="preserve">Seismic Waves (Flexbook)</w:t>
-              </w:r>
-            </w:hyperlink>
+            <w:r>
+              <w:rPr>
+                <w:rFonts w:ascii="Arial" w:cs="Arial" w:eastAsia="Arial" w:hAnsi="Arial"/>
+                <w:i/>
+                <w:iCs/>
+                <w:color w:val="595959"/>
+                <w:sz w:val="16"/>
+                <w:szCs w:val="16"/>
+              </w:rPr>
+              <w:t xml:space="preserve">No closely matching reading in the ARES library for this activity.</w:t>
+            </w:r>
           </w:p>
           <w:p>
             <w:pPr>
               <w:spacing w:after="10" w:before="0"/>
               <w:ind w:left="120"/>
             </w:pPr>
-            <w:r>
-              <w:rPr>
-                <w:rFonts w:ascii="Arial" w:cs="Arial" w:eastAsia="Arial" w:hAnsi="Arial"/>
-                <w:color w:val="595959"/>
-                <w:sz w:val="14"/>
-                <w:szCs w:val="14"/>
-              </w:rPr>
-              <w:t xml:space="preserve">Source: CK-12</w:t>
-            </w:r>
-          </w:p>
-          <w:p>
-            <w:pPr>
-              <w:spacing w:after="10" w:before="0"/>
-              <w:ind w:left="120"/>
-            </w:pPr>
-            <w:hyperlink w:history="1" r:id="rIdefm5radf6blv32w8zf8us">
+            <w:hyperlink w:history="1" r:id="rIdmqp_nufwywtjwtvrnehb2">
               <w:r>
                 <w:rPr>
                   <w:rFonts w:ascii="Arial" w:cs="Arial" w:eastAsia="Arial" w:hAnsi="Arial"/>
@@ -21492,9 +21467,24 @@
                   <w:szCs w:val="14"/>
                   <w:u w:val="single" w:color="595959"/>
                 </w:rPr>
-                <w:t xml:space="preserve">🔍 Search ARES for similar readings</w:t>
+                <w:t xml:space="preserve">🔍 Search ARES for readings</w:t>
               </w:r>
             </w:hyperlink>
+          </w:p>
+          <w:p>
+            <w:pPr>
+              <w:spacing w:after="10" w:before="0"/>
+              <w:ind w:left="120"/>
+            </w:pPr>
+            <w:r>
+              <w:rPr>
+                <w:rFonts w:ascii="Arial" w:cs="Arial" w:eastAsia="Arial" w:hAnsi="Arial"/>
+                <w:color w:val="595959"/>
+                <w:sz w:val="14"/>
+                <w:szCs w:val="14"/>
+              </w:rPr>
+              <w:t xml:space="preserve">Search terms: waves environment coastal erosion</w:t>
+            </w:r>
           </w:p>
         </w:tc>
         <w:tc>
@@ -23084,7 +23074,7 @@
             <w:pPr>
               <w:spacing w:after="20" w:before="0"/>
             </w:pPr>
-            <w:hyperlink w:history="1" r:id="rIdtkophj7ugkblznphr_osw">
+            <w:hyperlink w:history="1" r:id="rIdabt3sfufn4tsgyckm8wd7">
               <w:r>
                 <w:rPr>
                   <w:rFonts w:ascii="Arial" w:cs="Arial" w:eastAsia="Arial" w:hAnsi="Arial"/>
@@ -23093,7 +23083,7 @@
                   <w:szCs w:val="16"/>
                   <w:u w:val="single" w:color="2E75B6"/>
                 </w:rPr>
-                <w:t xml:space="preserve">Video: Bending Light</w:t>
+                <w:t xml:space="preserve">Reflection and Diffraction of Mechanical Waves Two-Dimensions - Overview</w:t>
               </w:r>
             </w:hyperlink>
           </w:p>
@@ -23109,7 +23099,7 @@
                 <w:sz w:val="14"/>
                 <w:szCs w:val="14"/>
               </w:rPr>
-              <w:t xml:space="preserve">Source: PhET Interactive Simulations (English)</w:t>
+              <w:t xml:space="preserve">Source: CK-12</w:t>
             </w:r>
           </w:p>
           <w:p>
@@ -23117,7 +23107,7 @@
               <w:spacing w:after="10" w:before="0"/>
               <w:ind w:left="120"/>
             </w:pPr>
-            <w:hyperlink w:history="1" r:id="rIdgpefrbdvxtiv_jetknujv">
+            <w:hyperlink w:history="1" r:id="rId4gvunxds_h67akmzyeiu0">
               <w:r>
                 <w:rPr>
                   <w:rFonts w:ascii="Arial" w:cs="Arial" w:eastAsia="Arial" w:hAnsi="Arial"/>
@@ -23162,7 +23152,7 @@
             <w:pPr>
               <w:spacing w:after="20" w:before="0"/>
             </w:pPr>
-            <w:hyperlink w:history="1" r:id="rIdpw542gl8a5zx1gefi6soc">
+            <w:hyperlink w:history="1" r:id="rIdk2-b64rlvxgsxxshvfbqr">
               <w:r>
                 <w:rPr>
                   <w:rFonts w:ascii="Arial" w:cs="Arial" w:eastAsia="Arial" w:hAnsi="Arial"/>
@@ -23171,7 +23161,7 @@
                   <w:szCs w:val="16"/>
                   <w:u w:val="single" w:color="2E75B6"/>
                 </w:rPr>
-                <w:t xml:space="preserve">Landforms from Wave Erosion and Deposition (Flexbook)</w:t>
+                <w:t xml:space="preserve">Wave Equation (Flexbook)</w:t>
               </w:r>
             </w:hyperlink>
           </w:p>
@@ -23195,7 +23185,7 @@
               <w:spacing w:after="10" w:before="0"/>
               <w:ind w:left="120"/>
             </w:pPr>
-            <w:hyperlink w:history="1" r:id="rIds-7uabhjsmuw_u6bw6xr6">
+            <w:hyperlink w:history="1" r:id="rIdbzyrlijfvvsty2h0w-gts">
               <w:r>
                 <w:rPr>
                   <w:rFonts w:ascii="Arial" w:cs="Arial" w:eastAsia="Arial" w:hAnsi="Arial"/>
@@ -23390,7 +23380,7 @@
             <w:pPr>
               <w:spacing w:after="20" w:before="0"/>
             </w:pPr>
-            <w:hyperlink w:history="1" r:id="rIdljvnaewlnalyuhalkzwht">
+            <w:hyperlink w:history="1" r:id="rIdl8p2s7lc8ppmkf1wfgz-s">
               <w:r>
                 <w:rPr>
                   <w:rFonts w:ascii="Arial" w:cs="Arial" w:eastAsia="Arial" w:hAnsi="Arial"/>
@@ -23399,7 +23389,7 @@
                   <w:szCs w:val="16"/>
                   <w:u w:val="single" w:color="2E75B6"/>
                 </w:rPr>
-                <w:t xml:space="preserve">Video: Bending Light</w:t>
+                <w:t xml:space="preserve">Refraction and frequency</w:t>
               </w:r>
             </w:hyperlink>
           </w:p>
@@ -23415,7 +23405,7 @@
                 <w:sz w:val="14"/>
                 <w:szCs w:val="14"/>
               </w:rPr>
-              <w:t xml:space="preserve">Source: PhET Interactive Simulations (English)</w:t>
+              <w:t xml:space="preserve">Source: Khan Academy (English - US curriculum)</w:t>
             </w:r>
           </w:p>
           <w:p>
@@ -23423,7 +23413,7 @@
               <w:spacing w:after="10" w:before="0"/>
               <w:ind w:left="120"/>
             </w:pPr>
-            <w:hyperlink w:history="1" r:id="rId5ddyrwmloxqwtnhqym1fk">
+            <w:hyperlink w:history="1" r:id="rIde0uje9bgbjp30zushzstx">
               <w:r>
                 <w:rPr>
                   <w:rFonts w:ascii="Arial" w:cs="Arial" w:eastAsia="Arial" w:hAnsi="Arial"/>
@@ -23461,14 +23451,14 @@
                 <w:sz w:val="16"/>
                 <w:szCs w:val="16"/>
               </w:rPr>
-              <w:t xml:space="preserve">📖 HTML:</w:t>
+              <w:t xml:space="preserve">📖 EXERCISE:</w:t>
             </w:r>
           </w:p>
           <w:p>
             <w:pPr>
               <w:spacing w:after="20" w:before="0"/>
             </w:pPr>
-            <w:hyperlink w:history="1" r:id="rIdmnzjzq-r9dggglvtkswym">
+            <w:hyperlink w:history="1" r:id="rIdqsuaz37atzte7gkgpqkch">
               <w:r>
                 <w:rPr>
                   <w:rFonts w:ascii="Arial" w:cs="Arial" w:eastAsia="Arial" w:hAnsi="Arial"/>
@@ -23477,7 +23467,7 @@
                   <w:szCs w:val="16"/>
                   <w:u w:val="single" w:color="2E75B6"/>
                 </w:rPr>
-                <w:t xml:space="preserve">Landforms from Wave Erosion and Deposition (Flexbook)</w:t>
+                <w:t xml:space="preserve">Wave Equation Practice</w:t>
               </w:r>
             </w:hyperlink>
           </w:p>
@@ -23501,7 +23491,7 @@
               <w:spacing w:after="10" w:before="0"/>
               <w:ind w:left="120"/>
             </w:pPr>
-            <w:hyperlink w:history="1" r:id="rIdfvrbipstv0s7d46pvkq1o">
+            <w:hyperlink w:history="1" r:id="rIdwukgdgjcd2prk3dtfhcio">
               <w:r>
                 <w:rPr>
                   <w:rFonts w:ascii="Arial" w:cs="Arial" w:eastAsia="Arial" w:hAnsi="Arial"/>
@@ -23924,7 +23914,7 @@
             <w:pPr>
               <w:spacing w:after="20" w:before="0"/>
             </w:pPr>
-            <w:hyperlink w:history="1" r:id="rIdhmsqlrqojc8vp1unzounz">
+            <w:hyperlink w:history="1" r:id="rIdmt6vlaiguzwewj3ayt_gr">
               <w:r>
                 <w:rPr>
                   <w:rFonts w:ascii="Arial" w:cs="Arial" w:eastAsia="Arial" w:hAnsi="Arial"/>
@@ -23933,7 +23923,7 @@
                   <w:szCs w:val="16"/>
                   <w:u w:val="single" w:color="2E75B6"/>
                 </w:rPr>
-                <w:t xml:space="preserve">Video: Bending Light</w:t>
+                <w:t xml:space="preserve">Reflection and Diffraction of Mechanical Waves Two-Dimensions - Overview</w:t>
               </w:r>
             </w:hyperlink>
           </w:p>
@@ -23949,7 +23939,7 @@
                 <w:sz w:val="14"/>
                 <w:szCs w:val="14"/>
               </w:rPr>
-              <w:t xml:space="preserve">Source: PhET Interactive Simulations (English)</w:t>
+              <w:t xml:space="preserve">Source: CK-12</w:t>
             </w:r>
           </w:p>
           <w:p>
@@ -23957,7 +23947,7 @@
               <w:spacing w:after="10" w:before="0"/>
               <w:ind w:left="120"/>
             </w:pPr>
-            <w:hyperlink w:history="1" r:id="rIdkcbsrmvvc9auybttvfa6v">
+            <w:hyperlink w:history="1" r:id="rId9n03tuneylvonwfktjvrz">
               <w:r>
                 <w:rPr>
                   <w:rFonts w:ascii="Arial" w:cs="Arial" w:eastAsia="Arial" w:hAnsi="Arial"/>
@@ -24002,7 +23992,7 @@
             <w:pPr>
               <w:spacing w:after="20" w:before="0"/>
             </w:pPr>
-            <w:hyperlink w:history="1" r:id="rIdph5qv6wkwdal__s2mc8z0">
+            <w:hyperlink w:history="1" r:id="rIdnq5oiqsgirbghwnjxmu8v">
               <w:r>
                 <w:rPr>
                   <w:rFonts w:ascii="Arial" w:cs="Arial" w:eastAsia="Arial" w:hAnsi="Arial"/>
@@ -24011,7 +24001,7 @@
                   <w:szCs w:val="16"/>
                   <w:u w:val="single" w:color="2E75B6"/>
                 </w:rPr>
-                <w:t xml:space="preserve">Landforms from Wave Erosion and Deposition (Flexbook)</w:t>
+                <w:t xml:space="preserve">De Broglie Wave Equation (Flexbook)</w:t>
               </w:r>
             </w:hyperlink>
           </w:p>
@@ -24035,7 +24025,7 @@
               <w:spacing w:after="10" w:before="0"/>
               <w:ind w:left="120"/>
             </w:pPr>
-            <w:hyperlink w:history="1" r:id="rIdjxgtxuehwmmv3t3o29bxh">
+            <w:hyperlink w:history="1" r:id="rIdtzmsw3seadezujkgk0ocv">
               <w:r>
                 <w:rPr>
                   <w:rFonts w:ascii="Arial" w:cs="Arial" w:eastAsia="Arial" w:hAnsi="Arial"/>
@@ -24496,7 +24486,7 @@
             <w:pPr>
               <w:spacing w:after="20" w:before="0"/>
             </w:pPr>
-            <w:hyperlink w:history="1" r:id="rIdc-f_t1mvbpfcun4fgpnua">
+            <w:hyperlink w:history="1" r:id="rIdfqovihlqsrp6uc_hpiso1">
               <w:r>
                 <w:rPr>
                   <w:rFonts w:ascii="Arial" w:cs="Arial" w:eastAsia="Arial" w:hAnsi="Arial"/>
@@ -24505,7 +24495,7 @@
                   <w:szCs w:val="16"/>
                   <w:u w:val="single" w:color="2E75B6"/>
                 </w:rPr>
-                <w:t xml:space="preserve">Video: Bending Light</w:t>
+                <w:t xml:space="preserve">Reflection and Diffraction of Mechanical Waves Two-Dimensions - Overview</w:t>
               </w:r>
             </w:hyperlink>
           </w:p>
@@ -24521,7 +24511,7 @@
                 <w:sz w:val="14"/>
                 <w:szCs w:val="14"/>
               </w:rPr>
-              <w:t xml:space="preserve">Source: PhET Interactive Simulations (English)</w:t>
+              <w:t xml:space="preserve">Source: CK-12</w:t>
             </w:r>
           </w:p>
           <w:p>
@@ -24529,7 +24519,7 @@
               <w:spacing w:after="10" w:before="0"/>
               <w:ind w:left="120"/>
             </w:pPr>
-            <w:hyperlink w:history="1" r:id="rIdh_gvcq9cn7maoggtw1b5q">
+            <w:hyperlink w:history="1" r:id="rIdgcvqcnmb6vuyiw4n9bs5l">
               <w:r>
                 <w:rPr>
                   <w:rFonts w:ascii="Arial" w:cs="Arial" w:eastAsia="Arial" w:hAnsi="Arial"/>
@@ -24567,14 +24557,14 @@
                 <w:sz w:val="16"/>
                 <w:szCs w:val="16"/>
               </w:rPr>
-              <w:t xml:space="preserve">📖 HTML:</w:t>
+              <w:t xml:space="preserve">📖 EXERCISE:</w:t>
             </w:r>
           </w:p>
           <w:p>
             <w:pPr>
               <w:spacing w:after="20" w:before="0"/>
             </w:pPr>
-            <w:hyperlink w:history="1" r:id="rIdzgxwpjfzft6qtkeaefjt8">
+            <w:hyperlink w:history="1" r:id="rIdfqrsmcl570iyy-i1mumts">
               <w:r>
                 <w:rPr>
                   <w:rFonts w:ascii="Arial" w:cs="Arial" w:eastAsia="Arial" w:hAnsi="Arial"/>
@@ -24583,7 +24573,7 @@
                   <w:szCs w:val="16"/>
                   <w:u w:val="single" w:color="2E75B6"/>
                 </w:rPr>
-                <w:t xml:space="preserve">Landforms from Wave Erosion and Deposition (Flexbook)</w:t>
+                <w:t xml:space="preserve">de Broglie Wave Equation Practice</w:t>
               </w:r>
             </w:hyperlink>
           </w:p>
@@ -24607,7 +24597,7 @@
               <w:spacing w:after="10" w:before="0"/>
               <w:ind w:left="120"/>
             </w:pPr>
-            <w:hyperlink w:history="1" r:id="rId9wd7rx2g8a63n4fpltawd">
+            <w:hyperlink w:history="1" r:id="rId2vktz4ecfcai3c3hsfsm_">
               <w:r>
                 <w:rPr>
                   <w:rFonts w:ascii="Arial" w:cs="Arial" w:eastAsia="Arial" w:hAnsi="Arial"/>
@@ -24802,7 +24792,7 @@
             <w:pPr>
               <w:spacing w:after="20" w:before="0"/>
             </w:pPr>
-            <w:hyperlink w:history="1" r:id="rIdhbqtf80fkwljtxswstpll">
+            <w:hyperlink w:history="1" r:id="rIdswpthefch-nwqqsgoeclp">
               <w:r>
                 <w:rPr>
                   <w:rFonts w:ascii="Arial" w:cs="Arial" w:eastAsia="Arial" w:hAnsi="Arial"/>
@@ -24811,7 +24801,7 @@
                   <w:szCs w:val="16"/>
                   <w:u w:val="single" w:color="2E75B6"/>
                 </w:rPr>
-                <w:t xml:space="preserve">Video: Bending Light</w:t>
+                <w:t xml:space="preserve">Reflection and Diffraction of Mechanical Waves Two-Dimensions - Overview</w:t>
               </w:r>
             </w:hyperlink>
           </w:p>
@@ -24827,7 +24817,7 @@
                 <w:sz w:val="14"/>
                 <w:szCs w:val="14"/>
               </w:rPr>
-              <w:t xml:space="preserve">Source: PhET Interactive Simulations (English)</w:t>
+              <w:t xml:space="preserve">Source: CK-12</w:t>
             </w:r>
           </w:p>
           <w:p>
@@ -24835,7 +24825,7 @@
               <w:spacing w:after="10" w:before="0"/>
               <w:ind w:left="120"/>
             </w:pPr>
-            <w:hyperlink w:history="1" r:id="rIdsvact2q4cxm7wu_jtx0gv">
+            <w:hyperlink w:history="1" r:id="rIduxyrwqm4bw9vede-ris2k">
               <w:r>
                 <w:rPr>
                   <w:rFonts w:ascii="Arial" w:cs="Arial" w:eastAsia="Arial" w:hAnsi="Arial"/>
@@ -24880,7 +24870,7 @@
             <w:pPr>
               <w:spacing w:after="20" w:before="0"/>
             </w:pPr>
-            <w:hyperlink w:history="1" r:id="rIdkufrxydh6rjafxo3bsulu">
+            <w:hyperlink w:history="1" r:id="rIdypsffocundunndchniv59">
               <w:r>
                 <w:rPr>
                   <w:rFonts w:ascii="Arial" w:cs="Arial" w:eastAsia="Arial" w:hAnsi="Arial"/>
@@ -24889,7 +24879,7 @@
                   <w:szCs w:val="16"/>
                   <w:u w:val="single" w:color="2E75B6"/>
                 </w:rPr>
-                <w:t xml:space="preserve">Landforms from Wave Erosion and Deposition (Flexbook)</w:t>
+                <w:t xml:space="preserve">Refraction of Mechanical Waves (Flexbook)</w:t>
               </w:r>
             </w:hyperlink>
           </w:p>
@@ -24913,7 +24903,7 @@
               <w:spacing w:after="10" w:before="0"/>
               <w:ind w:left="120"/>
             </w:pPr>
-            <w:hyperlink w:history="1" r:id="rIdbppmutqynkhpgxcvz8n3f">
+            <w:hyperlink w:history="1" r:id="rIdygtvc4xbmzx0so_ywz1an">
               <w:r>
                 <w:rPr>
                   <w:rFonts w:ascii="Arial" w:cs="Arial" w:eastAsia="Arial" w:hAnsi="Arial"/>

--- a/data/outputs/v2/General_Science/SS3.3_Waves/General_Science_Waves_CBE_LessonSequence.docx
+++ b/data/outputs/v2/General_Science/SS3.3_Waves/General_Science_Waves_CBE_LessonSequence.docx
@@ -3026,7 +3026,7 @@
             <w:pPr>
               <w:spacing w:after="20" w:before="0"/>
             </w:pPr>
-            <w:hyperlink w:history="1" r:id="rId07s-vs7xpvxni_fxx2qaq">
+            <w:hyperlink w:history="1" r:id="rIdhfe9mx189d2uo389w68hw">
               <w:r>
                 <w:rPr>
                   <w:rFonts w:ascii="Arial" w:cs="Arial" w:eastAsia="Arial" w:hAnsi="Arial"/>
@@ -3059,7 +3059,7 @@
               <w:spacing w:after="10" w:before="0"/>
               <w:ind w:left="120"/>
             </w:pPr>
-            <w:hyperlink w:history="1" r:id="rIdhpmhkdmv45aswvtvoa1eu">
+            <w:hyperlink w:history="1" r:id="rIdm21ss1c3lgoyv61ktnil_">
               <w:r>
                 <w:rPr>
                   <w:rFonts w:ascii="Arial" w:cs="Arial" w:eastAsia="Arial" w:hAnsi="Arial"/>
@@ -3104,7 +3104,7 @@
             <w:pPr>
               <w:spacing w:after="20" w:before="0"/>
             </w:pPr>
-            <w:hyperlink w:history="1" r:id="rIdk3muhftoy7djngj80vn59">
+            <w:hyperlink w:history="1" r:id="rId8ozcybrlww2-yic9_wu8v">
               <w:r>
                 <w:rPr>
                   <w:rFonts w:ascii="Arial" w:cs="Arial" w:eastAsia="Arial" w:hAnsi="Arial"/>
@@ -3137,7 +3137,7 @@
               <w:spacing w:after="10" w:before="0"/>
               <w:ind w:left="120"/>
             </w:pPr>
-            <w:hyperlink w:history="1" r:id="rIdgkqji8iorumwja31gszna">
+            <w:hyperlink w:history="1" r:id="rIdaydrcuocsu5ujog_iqdef">
               <w:r>
                 <w:rPr>
                   <w:rFonts w:ascii="Arial" w:cs="Arial" w:eastAsia="Arial" w:hAnsi="Arial"/>
@@ -3332,7 +3332,7 @@
             <w:pPr>
               <w:spacing w:after="20" w:before="0"/>
             </w:pPr>
-            <w:hyperlink w:history="1" r:id="rIdk0bchlai6fsi6v9hhesyb">
+            <w:hyperlink w:history="1" r:id="rIdfac6sfrinwn56rdrupw-z">
               <w:r>
                 <w:rPr>
                   <w:rFonts w:ascii="Arial" w:cs="Arial" w:eastAsia="Arial" w:hAnsi="Arial"/>
@@ -3365,7 +3365,7 @@
               <w:spacing w:after="10" w:before="0"/>
               <w:ind w:left="120"/>
             </w:pPr>
-            <w:hyperlink w:history="1" r:id="rIdy-hyxqff5cvecamcrzaxu">
+            <w:hyperlink w:history="1" r:id="rIdc5hwtbvblvuijpwgi6yfy">
               <w:r>
                 <w:rPr>
                   <w:rFonts w:ascii="Arial" w:cs="Arial" w:eastAsia="Arial" w:hAnsi="Arial"/>
@@ -3410,7 +3410,7 @@
             <w:pPr>
               <w:spacing w:after="20" w:before="0"/>
             </w:pPr>
-            <w:hyperlink w:history="1" r:id="rId3wocs1yqzrh3jtii0zdjs">
+            <w:hyperlink w:history="1" r:id="rIddyeamspn9lutndazeaa3g">
               <w:r>
                 <w:rPr>
                   <w:rFonts w:ascii="Arial" w:cs="Arial" w:eastAsia="Arial" w:hAnsi="Arial"/>
@@ -3443,7 +3443,7 @@
               <w:spacing w:after="10" w:before="0"/>
               <w:ind w:left="120"/>
             </w:pPr>
-            <w:hyperlink w:history="1" r:id="rIdnetpxvisa2-pwa44wi6if">
+            <w:hyperlink w:history="1" r:id="rIdojjototxjqzzezzb5k4gx">
               <w:r>
                 <w:rPr>
                   <w:rFonts w:ascii="Arial" w:cs="Arial" w:eastAsia="Arial" w:hAnsi="Arial"/>
@@ -3638,7 +3638,7 @@
             <w:pPr>
               <w:spacing w:after="20" w:before="0"/>
             </w:pPr>
-            <w:hyperlink w:history="1" r:id="rId26s9z-4ny85yq3knkbcjm">
+            <w:hyperlink w:history="1" r:id="rId1ghn3qmmdnnjpgzff11vf">
               <w:r>
                 <w:rPr>
                   <w:rFonts w:ascii="Arial" w:cs="Arial" w:eastAsia="Arial" w:hAnsi="Arial"/>
@@ -3647,7 +3647,7 @@
                   <w:szCs w:val="16"/>
                   <w:u w:val="single" w:color="2E75B6"/>
                 </w:rPr>
-                <w:t xml:space="preserve">Sound Properties: Amplitude, period, frequency, wavelength</w:t>
+                <w:t xml:space="preserve">Properties of periodic waves -dubbed(KY)</w:t>
               </w:r>
             </w:hyperlink>
           </w:p>
@@ -3663,7 +3663,7 @@
                 <w:sz w:val="14"/>
                 <w:szCs w:val="14"/>
               </w:rPr>
-              <w:t xml:space="preserve">Source: Khan Academy (English - US curriculum)</w:t>
+              <w:t xml:space="preserve">Source: Khan Academy (Kiswahili)</w:t>
             </w:r>
           </w:p>
           <w:p>
@@ -3671,7 +3671,7 @@
               <w:spacing w:after="10" w:before="0"/>
               <w:ind w:left="120"/>
             </w:pPr>
-            <w:hyperlink w:history="1" r:id="rId7ec4kzmjgqqnzthip77w5">
+            <w:hyperlink w:history="1" r:id="rIdepqgw665oio8_ip84yh-8">
               <w:r>
                 <w:rPr>
                   <w:rFonts w:ascii="Arial" w:cs="Arial" w:eastAsia="Arial" w:hAnsi="Arial"/>
@@ -3716,7 +3716,7 @@
             <w:pPr>
               <w:spacing w:after="20" w:before="0"/>
             </w:pPr>
-            <w:hyperlink w:history="1" r:id="rIdisxmiaufppdl8bno8lzzd">
+            <w:hyperlink w:history="1" r:id="rIdayogmjmqpi8qsry-m3sr5">
               <w:r>
                 <w:rPr>
                   <w:rFonts w:ascii="Arial" w:cs="Arial" w:eastAsia="Arial" w:hAnsi="Arial"/>
@@ -3749,7 +3749,7 @@
               <w:spacing w:after="10" w:before="0"/>
               <w:ind w:left="120"/>
             </w:pPr>
-            <w:hyperlink w:history="1" r:id="rIdvozve1sqotegqcaczzjvu">
+            <w:hyperlink w:history="1" r:id="rIde5bz3ktjybqqaflg04vmm">
               <w:r>
                 <w:rPr>
                   <w:rFonts w:ascii="Arial" w:cs="Arial" w:eastAsia="Arial" w:hAnsi="Arial"/>
@@ -3944,7 +3944,7 @@
             <w:pPr>
               <w:spacing w:after="20" w:before="0"/>
             </w:pPr>
-            <w:hyperlink w:history="1" r:id="rIddgcqxujbmm5seq5w5p8gj">
+            <w:hyperlink w:history="1" r:id="rIdnzkfmtw54gsx8eptchzzv">
               <w:r>
                 <w:rPr>
                   <w:rFonts w:ascii="Arial" w:cs="Arial" w:eastAsia="Arial" w:hAnsi="Arial"/>
@@ -3977,7 +3977,7 @@
               <w:spacing w:after="10" w:before="0"/>
               <w:ind w:left="120"/>
             </w:pPr>
-            <w:hyperlink w:history="1" r:id="rIdonfppofyce4r40nubgiq7">
+            <w:hyperlink w:history="1" r:id="rIda2pzyuk1b5uh-u6dace8g">
               <w:r>
                 <w:rPr>
                   <w:rFonts w:ascii="Arial" w:cs="Arial" w:eastAsia="Arial" w:hAnsi="Arial"/>
@@ -4022,7 +4022,7 @@
             <w:pPr>
               <w:spacing w:after="20" w:before="0"/>
             </w:pPr>
-            <w:hyperlink w:history="1" r:id="rIdnjx28yxprkdj6ysx_nfs-">
+            <w:hyperlink w:history="1" r:id="rIdxdnia_kw17cbgygopqkce">
               <w:r>
                 <w:rPr>
                   <w:rFonts w:ascii="Arial" w:cs="Arial" w:eastAsia="Arial" w:hAnsi="Arial"/>
@@ -4055,7 +4055,7 @@
               <w:spacing w:after="10" w:before="0"/>
               <w:ind w:left="120"/>
             </w:pPr>
-            <w:hyperlink w:history="1" r:id="rIdbxidgzk_7dhx3cj1iynik">
+            <w:hyperlink w:history="1" r:id="rIdy3auaejw4t4gxodgbgdny">
               <w:r>
                 <w:rPr>
                   <w:rFonts w:ascii="Arial" w:cs="Arial" w:eastAsia="Arial" w:hAnsi="Arial"/>
@@ -4250,7 +4250,7 @@
             <w:pPr>
               <w:spacing w:after="20" w:before="0"/>
             </w:pPr>
-            <w:hyperlink w:history="1" r:id="rIddanyd9vixivyv4psoxw2b">
+            <w:hyperlink w:history="1" r:id="rIdrwv3ci-tajqkgpjgz3rpb">
               <w:r>
                 <w:rPr>
                   <w:rFonts w:ascii="Arial" w:cs="Arial" w:eastAsia="Arial" w:hAnsi="Arial"/>
@@ -4283,7 +4283,7 @@
               <w:spacing w:after="10" w:before="0"/>
               <w:ind w:left="120"/>
             </w:pPr>
-            <w:hyperlink w:history="1" r:id="rIdzytogz5lwkpnyqhcveszo">
+            <w:hyperlink w:history="1" r:id="rIdvveid14gxx-zdwvrgzgih">
               <w:r>
                 <w:rPr>
                   <w:rFonts w:ascii="Arial" w:cs="Arial" w:eastAsia="Arial" w:hAnsi="Arial"/>
@@ -4328,7 +4328,7 @@
             <w:pPr>
               <w:spacing w:after="20" w:before="0"/>
             </w:pPr>
-            <w:hyperlink w:history="1" r:id="rIdu2qqkdmsfxzivrfmnwcha">
+            <w:hyperlink w:history="1" r:id="rId2syeohllgbr0s8esw_ozq">
               <w:r>
                 <w:rPr>
                   <w:rFonts w:ascii="Arial" w:cs="Arial" w:eastAsia="Arial" w:hAnsi="Arial"/>
@@ -4361,7 +4361,7 @@
               <w:spacing w:after="10" w:before="0"/>
               <w:ind w:left="120"/>
             </w:pPr>
-            <w:hyperlink w:history="1" r:id="rIdk4zniagdgp1hwxsb35tf8">
+            <w:hyperlink w:history="1" r:id="rId52tyxtkmoqlnowxgozvbr">
               <w:r>
                 <w:rPr>
                   <w:rFonts w:ascii="Arial" w:cs="Arial" w:eastAsia="Arial" w:hAnsi="Arial"/>
@@ -5848,7 +5848,7 @@
             <w:pPr>
               <w:spacing w:after="20" w:before="0"/>
             </w:pPr>
-            <w:hyperlink w:history="1" r:id="rIdew9_120o5dfuvfps3uj3w">
+            <w:hyperlink w:history="1" r:id="rId1y3qjnlee0d6ghzems0mx">
               <w:r>
                 <w:rPr>
                   <w:rFonts w:ascii="Arial" w:cs="Arial" w:eastAsia="Arial" w:hAnsi="Arial"/>
@@ -5881,7 +5881,7 @@
               <w:spacing w:after="10" w:before="0"/>
               <w:ind w:left="120"/>
             </w:pPr>
-            <w:hyperlink w:history="1" r:id="rIdemf_ycx5bon4cw8f67_oj">
+            <w:hyperlink w:history="1" r:id="rIdcsgkhxrv5fjzvy_-oiycy">
               <w:r>
                 <w:rPr>
                   <w:rFonts w:ascii="Arial" w:cs="Arial" w:eastAsia="Arial" w:hAnsi="Arial"/>
@@ -5926,7 +5926,7 @@
             <w:pPr>
               <w:spacing w:after="20" w:before="0"/>
             </w:pPr>
-            <w:hyperlink w:history="1" r:id="rIdjzo_trsopoo_jrcjydhap">
+            <w:hyperlink w:history="1" r:id="rIdo1v3rv0qhi5xqd5mniioi">
               <w:r>
                 <w:rPr>
                   <w:rFonts w:ascii="Arial" w:cs="Arial" w:eastAsia="Arial" w:hAnsi="Arial"/>
@@ -5959,7 +5959,7 @@
               <w:spacing w:after="10" w:before="0"/>
               <w:ind w:left="120"/>
             </w:pPr>
-            <w:hyperlink w:history="1" r:id="rIdpdjnejkllbc48gbec-42a">
+            <w:hyperlink w:history="1" r:id="rIdg56gkazgy-xugbm0afvc1">
               <w:r>
                 <w:rPr>
                   <w:rFonts w:ascii="Arial" w:cs="Arial" w:eastAsia="Arial" w:hAnsi="Arial"/>
@@ -6154,7 +6154,7 @@
             <w:pPr>
               <w:spacing w:after="20" w:before="0"/>
             </w:pPr>
-            <w:hyperlink w:history="1" r:id="rIduv-kle7qm2rev55ircnd2">
+            <w:hyperlink w:history="1" r:id="rId3dobfuqaalweiy5h3sttw">
               <w:r>
                 <w:rPr>
                   <w:rFonts w:ascii="Arial" w:cs="Arial" w:eastAsia="Arial" w:hAnsi="Arial"/>
@@ -6187,7 +6187,7 @@
               <w:spacing w:after="10" w:before="0"/>
               <w:ind w:left="120"/>
             </w:pPr>
-            <w:hyperlink w:history="1" r:id="rIdrl_z5hhjdxhmswktyy4bg">
+            <w:hyperlink w:history="1" r:id="rIduqe8ejp-dp2odadagt1hx">
               <w:r>
                 <w:rPr>
                   <w:rFonts w:ascii="Arial" w:cs="Arial" w:eastAsia="Arial" w:hAnsi="Arial"/>
@@ -6232,7 +6232,7 @@
             <w:pPr>
               <w:spacing w:after="20" w:before="0"/>
             </w:pPr>
-            <w:hyperlink w:history="1" r:id="rIdjjd3abvfomr3c9nnumv-5">
+            <w:hyperlink w:history="1" r:id="rIdkgrs79rq5ommr5ua8uddm">
               <w:r>
                 <w:rPr>
                   <w:rFonts w:ascii="Arial" w:cs="Arial" w:eastAsia="Arial" w:hAnsi="Arial"/>
@@ -6265,7 +6265,7 @@
               <w:spacing w:after="10" w:before="0"/>
               <w:ind w:left="120"/>
             </w:pPr>
-            <w:hyperlink w:history="1" r:id="rIdzzimv3oiwa6r3sqefd3vd">
+            <w:hyperlink w:history="1" r:id="rIdl4skigqnzzs9jhywkwvf9">
               <w:r>
                 <w:rPr>
                   <w:rFonts w:ascii="Arial" w:cs="Arial" w:eastAsia="Arial" w:hAnsi="Arial"/>
@@ -6460,7 +6460,313 @@
             <w:pPr>
               <w:spacing w:after="20" w:before="0"/>
             </w:pPr>
-            <w:hyperlink w:history="1" r:id="rId5kbjw4ocsrtpa1l6gqtda">
+            <w:hyperlink w:history="1" r:id="rIdbgp83jr8xavhrz291ssmr">
+              <w:r>
+                <w:rPr>
+                  <w:rFonts w:ascii="Arial" w:cs="Arial" w:eastAsia="Arial" w:hAnsi="Arial"/>
+                  <w:color w:val="2E75B6"/>
+                  <w:sz w:val="16"/>
+                  <w:szCs w:val="16"/>
+                  <w:u w:val="single" w:color="2E75B6"/>
+                </w:rPr>
+                <w:t xml:space="preserve">Wave properties</w:t>
+              </w:r>
+            </w:hyperlink>
+          </w:p>
+          <w:p>
+            <w:pPr>
+              <w:spacing w:after="10" w:before="0"/>
+              <w:ind w:left="120"/>
+            </w:pPr>
+            <w:r>
+              <w:rPr>
+                <w:rFonts w:ascii="Arial" w:cs="Arial" w:eastAsia="Arial" w:hAnsi="Arial"/>
+                <w:color w:val="595959"/>
+                <w:sz w:val="14"/>
+                <w:szCs w:val="14"/>
+              </w:rPr>
+              <w:t xml:space="preserve">Source: Khan Academy (English - US curriculum)</w:t>
+            </w:r>
+          </w:p>
+          <w:p>
+            <w:pPr>
+              <w:spacing w:after="10" w:before="0"/>
+              <w:ind w:left="120"/>
+            </w:pPr>
+            <w:hyperlink w:history="1" r:id="rIdpo51ql-wqjsysb5ev9iix">
+              <w:r>
+                <w:rPr>
+                  <w:rFonts w:ascii="Arial" w:cs="Arial" w:eastAsia="Arial" w:hAnsi="Arial"/>
+                  <w:color w:val="595959"/>
+                  <w:sz w:val="14"/>
+                  <w:szCs w:val="14"/>
+                  <w:u w:val="single" w:color="595959"/>
+                </w:rPr>
+                <w:t xml:space="preserve">🔍 Search ARES for similar videos</w:t>
+              </w:r>
+            </w:hyperlink>
+          </w:p>
+          <w:p>
+            <w:pPr>
+              <w:spacing w:after="40" w:before="0"/>
+            </w:pPr>
+            <w:r>
+              <w:rPr>
+                <w:sz w:val="14"/>
+                <w:szCs w:val="14"/>
+              </w:rPr>
+              <w:t xml:space="preserve"/>
+            </w:r>
+          </w:p>
+          <w:p>
+            <w:pPr>
+              <w:spacing w:after="20" w:before="0"/>
+            </w:pPr>
+            <w:r>
+              <w:rPr>
+                <w:rFonts w:ascii="Arial" w:cs="Arial" w:eastAsia="Arial" w:hAnsi="Arial"/>
+                <w:b/>
+                <w:bCs/>
+                <w:color w:val="1F3864"/>
+                <w:sz w:val="16"/>
+                <w:szCs w:val="16"/>
+              </w:rPr>
+              <w:t xml:space="preserve">📖 HTML:</w:t>
+            </w:r>
+          </w:p>
+          <w:p>
+            <w:pPr>
+              <w:spacing w:after="20" w:before="0"/>
+            </w:pPr>
+            <w:hyperlink w:history="1" r:id="rIdid_qicxcca1rhswekfser">
+              <w:r>
+                <w:rPr>
+                  <w:rFonts w:ascii="Arial" w:cs="Arial" w:eastAsia="Arial" w:hAnsi="Arial"/>
+                  <w:color w:val="2E75B6"/>
+                  <w:sz w:val="16"/>
+                  <w:szCs w:val="16"/>
+                  <w:u w:val="single" w:color="2E75B6"/>
+                </w:rPr>
+                <w:t xml:space="preserve">Wave Speed (Flexbook)</w:t>
+              </w:r>
+            </w:hyperlink>
+          </w:p>
+          <w:p>
+            <w:pPr>
+              <w:spacing w:after="10" w:before="0"/>
+              <w:ind w:left="120"/>
+            </w:pPr>
+            <w:r>
+              <w:rPr>
+                <w:rFonts w:ascii="Arial" w:cs="Arial" w:eastAsia="Arial" w:hAnsi="Arial"/>
+                <w:color w:val="595959"/>
+                <w:sz w:val="14"/>
+                <w:szCs w:val="14"/>
+              </w:rPr>
+              <w:t xml:space="preserve">Source: CK-12</w:t>
+            </w:r>
+          </w:p>
+          <w:p>
+            <w:pPr>
+              <w:spacing w:after="10" w:before="0"/>
+              <w:ind w:left="120"/>
+            </w:pPr>
+            <w:hyperlink w:history="1" r:id="rId1innz2i9vw9x1rnazdv_d">
+              <w:r>
+                <w:rPr>
+                  <w:rFonts w:ascii="Arial" w:cs="Arial" w:eastAsia="Arial" w:hAnsi="Arial"/>
+                  <w:color w:val="595959"/>
+                  <w:sz w:val="14"/>
+                  <w:szCs w:val="14"/>
+                  <w:u w:val="single" w:color="595959"/>
+                </w:rPr>
+                <w:t xml:space="preserve">🔍 Search ARES for similar readings</w:t>
+              </w:r>
+            </w:hyperlink>
+          </w:p>
+        </w:tc>
+        <w:tc>
+          <w:tcPr>
+            <w:tcW w:type="dxa" w:w="3040"/>
+            <w:shd w:fill="FFFFFF" w:color="auto" w:val="clear"/>
+            <w:tcMar>
+              <w:top w:type="dxa" w:w="60"/>
+              <w:left w:type="dxa" w:w="120"/>
+              <w:bottom w:type="dxa" w:w="60"/>
+              <w:right w:type="dxa" w:w="120"/>
+            </w:tcMar>
+            <w:vAlign w:val="top"/>
+          </w:tcPr>
+          <w:p>
+            <w:pPr>
+              <w:spacing w:after="40" w:before="0"/>
+              <w:jc w:val="left"/>
+            </w:pPr>
+            <w:r>
+              <w:rPr>
+                <w:rFonts w:ascii="Arial" w:cs="Arial" w:eastAsia="Arial" w:hAnsi="Arial"/>
+                <w:b w:val="false"/>
+                <w:bCs w:val="false"/>
+                <w:i w:val="false"/>
+                <w:iCs w:val="false"/>
+                <w:color w:val="000000"/>
+                <w:sz w:val="18"/>
+                <w:szCs w:val="18"/>
+              </w:rPr>
+              <w:t xml:space="preserve">DERIVATION (10 min): Guided by the teacher's questioning sequence, learners co-derive v = fλ in their notebooks step by step. They write each logical step as prompted, with 30-second wait times between steps. NUMERICAL PROBLEMS (20 min): Learners work individually (then compare with a neighbour) on four Kenya-contextualised problems printed on a worksheet: PROBLEM 1 — Radio waves (Nairobi FM): 'Classic 105 FM Nairobi broadcasts at 98.4 MHz. Radio waves travel at 3.0 × 10⁸ m/s. Calculate the wavelength of the broadcast signal. What does this wavelength tell us about whether the signal can diffract around a hill in the Rift Valley?' PROBLEM 2 — Echo in Mombasa: 'A tourist at Fort Jesus in Mombasa claps once and hears an echo from the opposite wall 0.12 s later. The wall is 20.4 m away. Calculate the speed of sound. Compare your answer to 340 m/s — what might explain any difference?' PROBLEM 3 — Boat engine on Lake Victoria: 'A fisherman near Kisumu measures the wavelength of water waves produced by his boat engine as 0.8 m. The waves travel at 3.2 m/s. Calculate the frequency of the engine vibration and its period.' PROBLEM 4 — Indian Ocean swell: 'A coastal engineer at Mombasa Marine Reserve measures ocean swells with a wave speed of 15 m/s and a wavelength of 75 m. Calculate the period and frequency of the swell. How many crests hit the shore per minute?' Learners check answers with a neighbour, then the teacher reveals model solutions step by step on the board.</w:t>
+            </w:r>
+          </w:p>
+        </w:tc>
+        <w:tc>
+          <w:tcPr>
+            <w:tcW w:type="dxa" w:w="3040"/>
+            <w:shd w:fill="F2F2F2" w:color="auto" w:val="clear"/>
+            <w:tcMar>
+              <w:top w:type="dxa" w:w="60"/>
+              <w:left w:type="dxa" w:w="120"/>
+              <w:bottom w:type="dxa" w:w="60"/>
+              <w:right w:type="dxa" w:w="120"/>
+            </w:tcMar>
+            <w:vAlign w:val="top"/>
+          </w:tcPr>
+          <w:p>
+            <w:pPr>
+              <w:spacing w:after="40" w:before="0"/>
+              <w:jc w:val="left"/>
+            </w:pPr>
+            <w:r>
+              <w:rPr>
+                <w:rFonts w:ascii="Arial" w:cs="Arial" w:eastAsia="Arial" w:hAnsi="Arial"/>
+                <w:b w:val="false"/>
+                <w:bCs w:val="false"/>
+                <w:i w:val="false"/>
+                <w:iCs w:val="false"/>
+                <w:color w:val="000000"/>
+                <w:sz w:val="18"/>
+                <w:szCs w:val="18"/>
+              </w:rPr>
+              <w:t xml:space="preserve">DERIVATION sequence (each step: pose question → WAIT 30 seconds → cold-call minimum 4 students): Step 1: 'In one full period T, how far does the wave travel?' [Expected: one wavelength, λ.] Step 2: 'Write that as an equation using distance = speed × time.' [Expected: λ = v × T.] Step 3: 'We know T = 1/f. Substitute that in.' [Expected: λ = v/f.] Step 4: 'Rearrange to make v the subject.' [Expected: v = fλ.] Write each step on the board only AFTER 4 cold-calls. Say: 'We have just derived this — you did not memorise it, you built it.' PROBLEMS: Say: 'Problem 1 is about a radio station you may have heard on the matatu to school. Work alone for 8 minutes — show every step.' [Circulate; look for unit errors, especially MHz → Hz conversion.] After 8 minutes: 'Compare with your neighbour — do your answers agree?' Cold-call one pair per problem. For Problem 2 ask: 'Why divide by 2? Cold-call.' [Expected: sound travels to wall AND back.] For Problem 4 ask: 'Why does the period of an Indian Ocean swell matter to a fisherman launching a boat?' [WAIT 30 seconds.] Cold-call 3 learners — connect back to the anchoring phenomenon.</w:t>
+            </w:r>
+          </w:p>
+        </w:tc>
+        <w:tc>
+          <w:tcPr>
+            <w:tcW w:type="dxa" w:w="3040"/>
+            <w:shd w:fill="FFFFFF" w:color="auto" w:val="clear"/>
+            <w:tcMar>
+              <w:top w:type="dxa" w:w="60"/>
+              <w:left w:type="dxa" w:w="120"/>
+              <w:bottom w:type="dxa" w:w="60"/>
+              <w:right w:type="dxa" w:w="120"/>
+            </w:tcMar>
+            <w:vAlign w:val="top"/>
+          </w:tcPr>
+          <w:p>
+            <w:pPr>
+              <w:spacing w:after="40" w:before="0"/>
+              <w:jc w:val="left"/>
+            </w:pPr>
+            <w:r>
+              <w:rPr>
+                <w:rFonts w:ascii="Arial" w:cs="Arial" w:eastAsia="Arial" w:hAnsi="Arial"/>
+                <w:b w:val="false"/>
+                <w:bCs w:val="false"/>
+                <w:i w:val="false"/>
+                <w:iCs w:val="false"/>
+                <w:color w:val="000000"/>
+                <w:sz w:val="18"/>
+                <w:szCs w:val="18"/>
+              </w:rPr>
+              <w:t xml:space="preserve">Guided Derivation followed by Contextualised Problem-Solving: deriving the equation from first principles (SEP-6: Constructing Explanations) gives learners ownership of the mathematics. The four Kenya problems apply the equation in contexts that span the anchoring phenomenon's domains (water, sound, radio), helping learners see that one equation governs multiple observations. This cross-context transfer is the core of disciplinary sensemaking in physics.</w:t>
+            </w:r>
+          </w:p>
+        </w:tc>
+        <w:tc>
+          <w:tcPr>
+            <w:tcW w:type="dxa" w:w="3040"/>
+            <w:shd w:fill="F2F2F2" w:color="auto" w:val="clear"/>
+            <w:tcMar>
+              <w:top w:type="dxa" w:w="60"/>
+              <w:left w:type="dxa" w:w="120"/>
+              <w:bottom w:type="dxa" w:w="60"/>
+              <w:right w:type="dxa" w:w="120"/>
+            </w:tcMar>
+            <w:vAlign w:val="top"/>
+          </w:tcPr>
+          <w:p>
+            <w:pPr>
+              <w:spacing w:after="40" w:before="0"/>
+              <w:jc w:val="left"/>
+            </w:pPr>
+            <w:r>
+              <w:rPr>
+                <w:rFonts w:ascii="Arial" w:cs="Arial" w:eastAsia="Arial" w:hAnsi="Arial"/>
+                <w:b w:val="false"/>
+                <w:bCs w:val="false"/>
+                <w:i w:val="false"/>
+                <w:iCs w:val="false"/>
+                <w:color w:val="000000"/>
+                <w:sz w:val="18"/>
+                <w:szCs w:val="18"/>
+              </w:rPr>
+              <w:t xml:space="preserve">Collect one problem (Problem 3 — Lake Victoria) at the end of this phase as an exit slip. Mark criterion: (1) correct formula stated; (2) correct substitution with units; (3) correct numerical answer for f (4 Hz) and T (0.25 s); (4) units carried through. This slip informs grouping and targeted support for the next lesson. Also monitor: do learners correctly convert MHz to Hz? This is the highest-frequency error observed in Kenyan Form 3/4 radio-wave problems.</w:t>
+            </w:r>
+          </w:p>
+        </w:tc>
+      </w:tr>
+      <w:tr>
+        <w:tc>
+          <w:tcPr>
+            <w:tcW w:type="dxa" w:w="1520"/>
+            <w:shd w:fill="FCE4D6" w:color="auto" w:val="clear"/>
+            <w:tcMar>
+              <w:top w:type="dxa" w:w="60"/>
+              <w:left w:type="dxa" w:w="120"/>
+              <w:bottom w:type="dxa" w:w="60"/>
+              <w:right w:type="dxa" w:w="120"/>
+            </w:tcMar>
+            <w:vAlign w:val="top"/>
+          </w:tcPr>
+          <w:p>
+            <w:pPr>
+              <w:spacing w:after="40" w:before="0"/>
+              <w:jc w:val="left"/>
+            </w:pPr>
+            <w:r>
+              <w:rPr>
+                <w:rFonts w:ascii="Arial" w:cs="Arial" w:eastAsia="Arial" w:hAnsi="Arial"/>
+                <w:b/>
+                <w:bCs/>
+                <w:i w:val="false"/>
+                <w:iCs w:val="false"/>
+                <w:color w:val="000000"/>
+                <w:sz w:val="18"/>
+                <w:szCs w:val="18"/>
+              </w:rPr>
+              <w:t xml:space="preserve">Driving Question Board (DQB) Creation</w:t>
+            </w:r>
+          </w:p>
+          <w:p>
+            <w:pPr>
+              <w:spacing w:after="20" w:before="0"/>
+            </w:pPr>
+            <w:r>
+              <w:rPr>
+                <w:rFonts w:ascii="Arial" w:cs="Arial" w:eastAsia="Arial" w:hAnsi="Arial"/>
+                <w:b/>
+                <w:bCs/>
+                <w:color w:val="1F3864"/>
+                <w:sz w:val="16"/>
+                <w:szCs w:val="16"/>
+              </w:rPr>
+              <w:t xml:space="preserve">📹 VIDEO:</w:t>
+            </w:r>
+          </w:p>
+          <w:p>
+            <w:pPr>
+              <w:spacing w:after="20" w:before="0"/>
+            </w:pPr>
+            <w:hyperlink w:history="1" r:id="rIdt0uejyqplsgumb-3emulx">
               <w:r>
                 <w:rPr>
                   <w:rFonts w:ascii="Arial" w:cs="Arial" w:eastAsia="Arial" w:hAnsi="Arial"/>
@@ -6493,7 +6799,7 @@
               <w:spacing w:after="10" w:before="0"/>
               <w:ind w:left="120"/>
             </w:pPr>
-            <w:hyperlink w:history="1" r:id="rIdlsxdjcxgwzkx00uisy5mi">
+            <w:hyperlink w:history="1" r:id="rId27h3kuzmnsnk_llp_vlvj">
               <w:r>
                 <w:rPr>
                   <w:rFonts w:ascii="Arial" w:cs="Arial" w:eastAsia="Arial" w:hAnsi="Arial"/>
@@ -6531,6 +6837,312 @@
                 <w:sz w:val="16"/>
                 <w:szCs w:val="16"/>
               </w:rPr>
+              <w:t xml:space="preserve">📖 EXERCISE:</w:t>
+            </w:r>
+          </w:p>
+          <w:p>
+            <w:pPr>
+              <w:spacing w:after="20" w:before="0"/>
+            </w:pPr>
+            <w:hyperlink w:history="1" r:id="rIdi5pcv8hfv7cn6odaaf70_">
+              <w:r>
+                <w:rPr>
+                  <w:rFonts w:ascii="Arial" w:cs="Arial" w:eastAsia="Arial" w:hAnsi="Arial"/>
+                  <w:color w:val="2E75B6"/>
+                  <w:sz w:val="16"/>
+                  <w:szCs w:val="16"/>
+                  <w:u w:val="single" w:color="2E75B6"/>
+                </w:rPr>
+                <w:t xml:space="preserve">Wave Speed Practice</w:t>
+              </w:r>
+            </w:hyperlink>
+          </w:p>
+          <w:p>
+            <w:pPr>
+              <w:spacing w:after="10" w:before="0"/>
+              <w:ind w:left="120"/>
+            </w:pPr>
+            <w:r>
+              <w:rPr>
+                <w:rFonts w:ascii="Arial" w:cs="Arial" w:eastAsia="Arial" w:hAnsi="Arial"/>
+                <w:color w:val="595959"/>
+                <w:sz w:val="14"/>
+                <w:szCs w:val="14"/>
+              </w:rPr>
+              <w:t xml:space="preserve">Source: CK-12</w:t>
+            </w:r>
+          </w:p>
+          <w:p>
+            <w:pPr>
+              <w:spacing w:after="10" w:before="0"/>
+              <w:ind w:left="120"/>
+            </w:pPr>
+            <w:hyperlink w:history="1" r:id="rIdotknmhruqlaotrlpnnita">
+              <w:r>
+                <w:rPr>
+                  <w:rFonts w:ascii="Arial" w:cs="Arial" w:eastAsia="Arial" w:hAnsi="Arial"/>
+                  <w:color w:val="595959"/>
+                  <w:sz w:val="14"/>
+                  <w:szCs w:val="14"/>
+                  <w:u w:val="single" w:color="595959"/>
+                </w:rPr>
+                <w:t xml:space="preserve">🔍 Search ARES for similar readings</w:t>
+              </w:r>
+            </w:hyperlink>
+          </w:p>
+        </w:tc>
+        <w:tc>
+          <w:tcPr>
+            <w:tcW w:type="dxa" w:w="3040"/>
+            <w:shd w:fill="FFFFFF" w:color="auto" w:val="clear"/>
+            <w:tcMar>
+              <w:top w:type="dxa" w:w="60"/>
+              <w:left w:type="dxa" w:w="120"/>
+              <w:bottom w:type="dxa" w:w="60"/>
+              <w:right w:type="dxa" w:w="120"/>
+            </w:tcMar>
+            <w:vAlign w:val="top"/>
+          </w:tcPr>
+          <w:p>
+            <w:pPr>
+              <w:spacing w:after="40" w:before="0"/>
+              <w:jc w:val="left"/>
+            </w:pPr>
+            <w:r>
+              <w:rPr>
+                <w:rFonts w:ascii="Arial" w:cs="Arial" w:eastAsia="Arial" w:hAnsi="Arial"/>
+                <w:b w:val="false"/>
+                <w:bCs w:val="false"/>
+                <w:i w:val="false"/>
+                <w:iCs w:val="false"/>
+                <w:color w:val="000000"/>
+                <w:sz w:val="18"/>
+                <w:szCs w:val="18"/>
+              </w:rPr>
+              <w:t xml:space="preserve">Learners receive two sticky notes each (one green, one orange). On the GREEN note they write one thing the wave equation NOW explains about the anchoring phenomenon (e.g., 'The thunder sound has a long wavelength because its frequency is low — this may help it bend around the headland'). On the ORANGE note they write one NEW question the wave equation raises for them (e.g., 'If the speed of sound changes in different temperatures, does v = fλ mean the wavelength changes too?'). Learners post both notes on the class Driving Question Board in the designated 'Lesson 2 — Wave Equation' column. The teacher reads three green and three orange notes aloud, paraphrasing each for the class.</w:t>
+            </w:r>
+          </w:p>
+        </w:tc>
+        <w:tc>
+          <w:tcPr>
+            <w:tcW w:type="dxa" w:w="3040"/>
+            <w:shd w:fill="F2F2F2" w:color="auto" w:val="clear"/>
+            <w:tcMar>
+              <w:top w:type="dxa" w:w="60"/>
+              <w:left w:type="dxa" w:w="120"/>
+              <w:bottom w:type="dxa" w:w="60"/>
+              <w:right w:type="dxa" w:w="120"/>
+            </w:tcMar>
+            <w:vAlign w:val="top"/>
+          </w:tcPr>
+          <w:p>
+            <w:pPr>
+              <w:spacing w:after="40" w:before="0"/>
+              <w:jc w:val="left"/>
+            </w:pPr>
+            <w:r>
+              <w:rPr>
+                <w:rFonts w:ascii="Arial" w:cs="Arial" w:eastAsia="Arial" w:hAnsi="Arial"/>
+                <w:b w:val="false"/>
+                <w:bCs w:val="false"/>
+                <w:i w:val="false"/>
+                <w:iCs w:val="false"/>
+                <w:color w:val="000000"/>
+                <w:sz w:val="18"/>
+                <w:szCs w:val="18"/>
+              </w:rPr>
+              <w:t xml:space="preserve">Say: 'Look at the anchoring phenomenon written at the top of our Driving Question Board — the fisherman, the thunder, the bending water waves, the fading Rift Valley signal. Write on your GREEN note: what does v = fλ now let you explain or calculate about that scene?' [WAIT 3 minutes for writing.] As learners post notes, scan for the most insight-rich and most confused responses. Read three green notes aloud: 'Here is what Akinyi wrote…' Paraphrase, then say: 'Does everyone agree this follows from v = fλ?' [WAIT 15 seconds.] Read three orange notes: 'Great question from Otieno — if speed changes between deep and shallow water, does wavelength change while frequency stays the same? We will investigate that in Lesson 4.' Update the board header: 'Lesson 2 ANSWERED: How are f, λ, and v related mathematically?'</w:t>
+            </w:r>
+          </w:p>
+        </w:tc>
+        <w:tc>
+          <w:tcPr>
+            <w:tcW w:type="dxa" w:w="3040"/>
+            <w:shd w:fill="FFFFFF" w:color="auto" w:val="clear"/>
+            <w:tcMar>
+              <w:top w:type="dxa" w:w="60"/>
+              <w:left w:type="dxa" w:w="120"/>
+              <w:bottom w:type="dxa" w:w="60"/>
+              <w:right w:type="dxa" w:w="120"/>
+            </w:tcMar>
+            <w:vAlign w:val="top"/>
+          </w:tcPr>
+          <w:p>
+            <w:pPr>
+              <w:spacing w:after="40" w:before="0"/>
+              <w:jc w:val="left"/>
+            </w:pPr>
+            <w:r>
+              <w:rPr>
+                <w:rFonts w:ascii="Arial" w:cs="Arial" w:eastAsia="Arial" w:hAnsi="Arial"/>
+                <w:b w:val="false"/>
+                <w:bCs w:val="false"/>
+                <w:i w:val="false"/>
+                <w:iCs w:val="false"/>
+                <w:color w:val="000000"/>
+                <w:sz w:val="18"/>
+                <w:szCs w:val="18"/>
+              </w:rPr>
+              <w:t xml:space="preserve">Driving Question Board (DQB) — Public Knowledge-Building: posting green (explained) and orange (new questions) notes externalises each learner's current model of the phenomenon, makes collective progress visible, and seeds the inquiry questions for future lessons. This is aligned with NGSS SEP-7 (Engaging in Argument from Evidence) at the communication level.</w:t>
+            </w:r>
+          </w:p>
+        </w:tc>
+        <w:tc>
+          <w:tcPr>
+            <w:tcW w:type="dxa" w:w="3040"/>
+            <w:shd w:fill="F2F2F2" w:color="auto" w:val="clear"/>
+            <w:tcMar>
+              <w:top w:type="dxa" w:w="60"/>
+              <w:left w:type="dxa" w:w="120"/>
+              <w:bottom w:type="dxa" w:w="60"/>
+              <w:right w:type="dxa" w:w="120"/>
+            </w:tcMar>
+            <w:vAlign w:val="top"/>
+          </w:tcPr>
+          <w:p>
+            <w:pPr>
+              <w:spacing w:after="40" w:before="0"/>
+              <w:jc w:val="left"/>
+            </w:pPr>
+            <w:r>
+              <w:rPr>
+                <w:rFonts w:ascii="Arial" w:cs="Arial" w:eastAsia="Arial" w:hAnsi="Arial"/>
+                <w:b w:val="false"/>
+                <w:bCs w:val="false"/>
+                <w:i w:val="false"/>
+                <w:iCs w:val="false"/>
+                <w:color w:val="000000"/>
+                <w:sz w:val="18"/>
+                <w:szCs w:val="18"/>
+              </w:rPr>
+              <w:t xml:space="preserve">Observe the green notes: do learners correctly connect the wave equation to the anchoring phenomenon, or do they write generic statements ('v = fλ is useful')? Generic responses indicate surface-level engagement; phenomenon-connected responses indicate deeper sensemaking. Photograph the board for the teacher's lesson reflection record.</w:t>
+            </w:r>
+          </w:p>
+        </w:tc>
+      </w:tr>
+      <w:tr>
+        <w:tc>
+          <w:tcPr>
+            <w:tcW w:type="dxa" w:w="1520"/>
+            <w:shd w:fill="D5E8F0" w:color="auto" w:val="clear"/>
+            <w:tcMar>
+              <w:top w:type="dxa" w:w="60"/>
+              <w:left w:type="dxa" w:w="120"/>
+              <w:bottom w:type="dxa" w:w="60"/>
+              <w:right w:type="dxa" w:w="120"/>
+            </w:tcMar>
+            <w:vAlign w:val="top"/>
+          </w:tcPr>
+          <w:p>
+            <w:pPr>
+              <w:spacing w:after="40" w:before="0"/>
+              <w:jc w:val="left"/>
+            </w:pPr>
+            <w:r>
+              <w:rPr>
+                <w:rFonts w:ascii="Arial" w:cs="Arial" w:eastAsia="Arial" w:hAnsi="Arial"/>
+                <w:b/>
+                <w:bCs/>
+                <w:i w:val="false"/>
+                <w:iCs w:val="false"/>
+                <w:color w:val="000000"/>
+                <w:sz w:val="18"/>
+                <w:szCs w:val="18"/>
+              </w:rPr>
+              <w:t xml:space="preserve">Model Building Phase</w:t>
+            </w:r>
+          </w:p>
+          <w:p>
+            <w:pPr>
+              <w:spacing w:after="20" w:before="0"/>
+            </w:pPr>
+            <w:r>
+              <w:rPr>
+                <w:rFonts w:ascii="Arial" w:cs="Arial" w:eastAsia="Arial" w:hAnsi="Arial"/>
+                <w:b/>
+                <w:bCs/>
+                <w:color w:val="1F3864"/>
+                <w:sz w:val="16"/>
+                <w:szCs w:val="16"/>
+              </w:rPr>
+              <w:t xml:space="preserve">📹 VIDEO:</w:t>
+            </w:r>
+          </w:p>
+          <w:p>
+            <w:pPr>
+              <w:spacing w:after="20" w:before="0"/>
+            </w:pPr>
+            <w:hyperlink w:history="1" r:id="rIdkjbohpq55fjjbegrmos-p">
+              <w:r>
+                <w:rPr>
+                  <w:rFonts w:ascii="Arial" w:cs="Arial" w:eastAsia="Arial" w:hAnsi="Arial"/>
+                  <w:color w:val="2E75B6"/>
+                  <w:sz w:val="16"/>
+                  <w:szCs w:val="16"/>
+                  <w:u w:val="single" w:color="2E75B6"/>
+                </w:rPr>
+                <w:t xml:space="preserve">Properties of periodic waves -dubbed(KY)</w:t>
+              </w:r>
+            </w:hyperlink>
+          </w:p>
+          <w:p>
+            <w:pPr>
+              <w:spacing w:after="10" w:before="0"/>
+              <w:ind w:left="120"/>
+            </w:pPr>
+            <w:r>
+              <w:rPr>
+                <w:rFonts w:ascii="Arial" w:cs="Arial" w:eastAsia="Arial" w:hAnsi="Arial"/>
+                <w:color w:val="595959"/>
+                <w:sz w:val="14"/>
+                <w:szCs w:val="14"/>
+              </w:rPr>
+              <w:t xml:space="preserve">Source: Khan Academy (Kiswahili)</w:t>
+            </w:r>
+          </w:p>
+          <w:p>
+            <w:pPr>
+              <w:spacing w:after="10" w:before="0"/>
+              <w:ind w:left="120"/>
+            </w:pPr>
+            <w:hyperlink w:history="1" r:id="rIdx7vkg0c4xyayimi4d6s9a">
+              <w:r>
+                <w:rPr>
+                  <w:rFonts w:ascii="Arial" w:cs="Arial" w:eastAsia="Arial" w:hAnsi="Arial"/>
+                  <w:color w:val="595959"/>
+                  <w:sz w:val="14"/>
+                  <w:szCs w:val="14"/>
+                  <w:u w:val="single" w:color="595959"/>
+                </w:rPr>
+                <w:t xml:space="preserve">🔍 Search ARES for similar videos</w:t>
+              </w:r>
+            </w:hyperlink>
+          </w:p>
+          <w:p>
+            <w:pPr>
+              <w:spacing w:after="40" w:before="0"/>
+            </w:pPr>
+            <w:r>
+              <w:rPr>
+                <w:sz w:val="14"/>
+                <w:szCs w:val="14"/>
+              </w:rPr>
+              <w:t xml:space="preserve"/>
+            </w:r>
+          </w:p>
+          <w:p>
+            <w:pPr>
+              <w:spacing w:after="20" w:before="0"/>
+            </w:pPr>
+            <w:r>
+              <w:rPr>
+                <w:rFonts w:ascii="Arial" w:cs="Arial" w:eastAsia="Arial" w:hAnsi="Arial"/>
+                <w:b/>
+                <w:bCs/>
+                <w:color w:val="1F3864"/>
+                <w:sz w:val="16"/>
+                <w:szCs w:val="16"/>
+              </w:rPr>
               <w:t xml:space="preserve">📖 HTML:</w:t>
             </w:r>
           </w:p>
@@ -6538,7 +7150,7 @@
             <w:pPr>
               <w:spacing w:after="20" w:before="0"/>
             </w:pPr>
-            <w:hyperlink w:history="1" r:id="rIdvg2ep1bgesujgcpewq8-p">
+            <w:hyperlink w:history="1" r:id="rIdo6bpkmzq0gszmfg2hbhab">
               <w:r>
                 <w:rPr>
                   <w:rFonts w:ascii="Arial" w:cs="Arial" w:eastAsia="Arial" w:hAnsi="Arial"/>
@@ -6571,619 +7183,7 @@
               <w:spacing w:after="10" w:before="0"/>
               <w:ind w:left="120"/>
             </w:pPr>
-            <w:hyperlink w:history="1" r:id="rIdft1tvgfirqarw5pwypwul">
-              <w:r>
-                <w:rPr>
-                  <w:rFonts w:ascii="Arial" w:cs="Arial" w:eastAsia="Arial" w:hAnsi="Arial"/>
-                  <w:color w:val="595959"/>
-                  <w:sz w:val="14"/>
-                  <w:szCs w:val="14"/>
-                  <w:u w:val="single" w:color="595959"/>
-                </w:rPr>
-                <w:t xml:space="preserve">🔍 Search ARES for similar readings</w:t>
-              </w:r>
-            </w:hyperlink>
-          </w:p>
-        </w:tc>
-        <w:tc>
-          <w:tcPr>
-            <w:tcW w:type="dxa" w:w="3040"/>
-            <w:shd w:fill="FFFFFF" w:color="auto" w:val="clear"/>
-            <w:tcMar>
-              <w:top w:type="dxa" w:w="60"/>
-              <w:left w:type="dxa" w:w="120"/>
-              <w:bottom w:type="dxa" w:w="60"/>
-              <w:right w:type="dxa" w:w="120"/>
-            </w:tcMar>
-            <w:vAlign w:val="top"/>
-          </w:tcPr>
-          <w:p>
-            <w:pPr>
-              <w:spacing w:after="40" w:before="0"/>
-              <w:jc w:val="left"/>
-            </w:pPr>
-            <w:r>
-              <w:rPr>
-                <w:rFonts w:ascii="Arial" w:cs="Arial" w:eastAsia="Arial" w:hAnsi="Arial"/>
-                <w:b w:val="false"/>
-                <w:bCs w:val="false"/>
-                <w:i w:val="false"/>
-                <w:iCs w:val="false"/>
-                <w:color w:val="000000"/>
-                <w:sz w:val="18"/>
-                <w:szCs w:val="18"/>
-              </w:rPr>
-              <w:t xml:space="preserve">DERIVATION (10 min): Guided by the teacher's questioning sequence, learners co-derive v = fλ in their notebooks step by step. They write each logical step as prompted, with 30-second wait times between steps. NUMERICAL PROBLEMS (20 min): Learners work individually (then compare with a neighbour) on four Kenya-contextualised problems printed on a worksheet: PROBLEM 1 — Radio waves (Nairobi FM): 'Classic 105 FM Nairobi broadcasts at 98.4 MHz. Radio waves travel at 3.0 × 10⁸ m/s. Calculate the wavelength of the broadcast signal. What does this wavelength tell us about whether the signal can diffract around a hill in the Rift Valley?' PROBLEM 2 — Echo in Mombasa: 'A tourist at Fort Jesus in Mombasa claps once and hears an echo from the opposite wall 0.12 s later. The wall is 20.4 m away. Calculate the speed of sound. Compare your answer to 340 m/s — what might explain any difference?' PROBLEM 3 — Boat engine on Lake Victoria: 'A fisherman near Kisumu measures the wavelength of water waves produced by his boat engine as 0.8 m. The waves travel at 3.2 m/s. Calculate the frequency of the engine vibration and its period.' PROBLEM 4 — Indian Ocean swell: 'A coastal engineer at Mombasa Marine Reserve measures ocean swells with a wave speed of 15 m/s and a wavelength of 75 m. Calculate the period and frequency of the swell. How many crests hit the shore per minute?' Learners check answers with a neighbour, then the teacher reveals model solutions step by step on the board.</w:t>
-            </w:r>
-          </w:p>
-        </w:tc>
-        <w:tc>
-          <w:tcPr>
-            <w:tcW w:type="dxa" w:w="3040"/>
-            <w:shd w:fill="F2F2F2" w:color="auto" w:val="clear"/>
-            <w:tcMar>
-              <w:top w:type="dxa" w:w="60"/>
-              <w:left w:type="dxa" w:w="120"/>
-              <w:bottom w:type="dxa" w:w="60"/>
-              <w:right w:type="dxa" w:w="120"/>
-            </w:tcMar>
-            <w:vAlign w:val="top"/>
-          </w:tcPr>
-          <w:p>
-            <w:pPr>
-              <w:spacing w:after="40" w:before="0"/>
-              <w:jc w:val="left"/>
-            </w:pPr>
-            <w:r>
-              <w:rPr>
-                <w:rFonts w:ascii="Arial" w:cs="Arial" w:eastAsia="Arial" w:hAnsi="Arial"/>
-                <w:b w:val="false"/>
-                <w:bCs w:val="false"/>
-                <w:i w:val="false"/>
-                <w:iCs w:val="false"/>
-                <w:color w:val="000000"/>
-                <w:sz w:val="18"/>
-                <w:szCs w:val="18"/>
-              </w:rPr>
-              <w:t xml:space="preserve">DERIVATION sequence (each step: pose question → WAIT 30 seconds → cold-call minimum 4 students): Step 1: 'In one full period T, how far does the wave travel?' [Expected: one wavelength, λ.] Step 2: 'Write that as an equation using distance = speed × time.' [Expected: λ = v × T.] Step 3: 'We know T = 1/f. Substitute that in.' [Expected: λ = v/f.] Step 4: 'Rearrange to make v the subject.' [Expected: v = fλ.] Write each step on the board only AFTER 4 cold-calls. Say: 'We have just derived this — you did not memorise it, you built it.' PROBLEMS: Say: 'Problem 1 is about a radio station you may have heard on the matatu to school. Work alone for 8 minutes — show every step.' [Circulate; look for unit errors, especially MHz → Hz conversion.] After 8 minutes: 'Compare with your neighbour — do your answers agree?' Cold-call one pair per problem. For Problem 2 ask: 'Why divide by 2? Cold-call.' [Expected: sound travels to wall AND back.] For Problem 4 ask: 'Why does the period of an Indian Ocean swell matter to a fisherman launching a boat?' [WAIT 30 seconds.] Cold-call 3 learners — connect back to the anchoring phenomenon.</w:t>
-            </w:r>
-          </w:p>
-        </w:tc>
-        <w:tc>
-          <w:tcPr>
-            <w:tcW w:type="dxa" w:w="3040"/>
-            <w:shd w:fill="FFFFFF" w:color="auto" w:val="clear"/>
-            <w:tcMar>
-              <w:top w:type="dxa" w:w="60"/>
-              <w:left w:type="dxa" w:w="120"/>
-              <w:bottom w:type="dxa" w:w="60"/>
-              <w:right w:type="dxa" w:w="120"/>
-            </w:tcMar>
-            <w:vAlign w:val="top"/>
-          </w:tcPr>
-          <w:p>
-            <w:pPr>
-              <w:spacing w:after="40" w:before="0"/>
-              <w:jc w:val="left"/>
-            </w:pPr>
-            <w:r>
-              <w:rPr>
-                <w:rFonts w:ascii="Arial" w:cs="Arial" w:eastAsia="Arial" w:hAnsi="Arial"/>
-                <w:b w:val="false"/>
-                <w:bCs w:val="false"/>
-                <w:i w:val="false"/>
-                <w:iCs w:val="false"/>
-                <w:color w:val="000000"/>
-                <w:sz w:val="18"/>
-                <w:szCs w:val="18"/>
-              </w:rPr>
-              <w:t xml:space="preserve">Guided Derivation followed by Contextualised Problem-Solving: deriving the equation from first principles (SEP-6: Constructing Explanations) gives learners ownership of the mathematics. The four Kenya problems apply the equation in contexts that span the anchoring phenomenon's domains (water, sound, radio), helping learners see that one equation governs multiple observations. This cross-context transfer is the core of disciplinary sensemaking in physics.</w:t>
-            </w:r>
-          </w:p>
-        </w:tc>
-        <w:tc>
-          <w:tcPr>
-            <w:tcW w:type="dxa" w:w="3040"/>
-            <w:shd w:fill="F2F2F2" w:color="auto" w:val="clear"/>
-            <w:tcMar>
-              <w:top w:type="dxa" w:w="60"/>
-              <w:left w:type="dxa" w:w="120"/>
-              <w:bottom w:type="dxa" w:w="60"/>
-              <w:right w:type="dxa" w:w="120"/>
-            </w:tcMar>
-            <w:vAlign w:val="top"/>
-          </w:tcPr>
-          <w:p>
-            <w:pPr>
-              <w:spacing w:after="40" w:before="0"/>
-              <w:jc w:val="left"/>
-            </w:pPr>
-            <w:r>
-              <w:rPr>
-                <w:rFonts w:ascii="Arial" w:cs="Arial" w:eastAsia="Arial" w:hAnsi="Arial"/>
-                <w:b w:val="false"/>
-                <w:bCs w:val="false"/>
-                <w:i w:val="false"/>
-                <w:iCs w:val="false"/>
-                <w:color w:val="000000"/>
-                <w:sz w:val="18"/>
-                <w:szCs w:val="18"/>
-              </w:rPr>
-              <w:t xml:space="preserve">Collect one problem (Problem 3 — Lake Victoria) at the end of this phase as an exit slip. Mark criterion: (1) correct formula stated; (2) correct substitution with units; (3) correct numerical answer for f (4 Hz) and T (0.25 s); (4) units carried through. This slip informs grouping and targeted support for the next lesson. Also monitor: do learners correctly convert MHz to Hz? This is the highest-frequency error observed in Kenyan Form 3/4 radio-wave problems.</w:t>
-            </w:r>
-          </w:p>
-        </w:tc>
-      </w:tr>
-      <w:tr>
-        <w:tc>
-          <w:tcPr>
-            <w:tcW w:type="dxa" w:w="1520"/>
-            <w:shd w:fill="FCE4D6" w:color="auto" w:val="clear"/>
-            <w:tcMar>
-              <w:top w:type="dxa" w:w="60"/>
-              <w:left w:type="dxa" w:w="120"/>
-              <w:bottom w:type="dxa" w:w="60"/>
-              <w:right w:type="dxa" w:w="120"/>
-            </w:tcMar>
-            <w:vAlign w:val="top"/>
-          </w:tcPr>
-          <w:p>
-            <w:pPr>
-              <w:spacing w:after="40" w:before="0"/>
-              <w:jc w:val="left"/>
-            </w:pPr>
-            <w:r>
-              <w:rPr>
-                <w:rFonts w:ascii="Arial" w:cs="Arial" w:eastAsia="Arial" w:hAnsi="Arial"/>
-                <w:b/>
-                <w:bCs/>
-                <w:i w:val="false"/>
-                <w:iCs w:val="false"/>
-                <w:color w:val="000000"/>
-                <w:sz w:val="18"/>
-                <w:szCs w:val="18"/>
-              </w:rPr>
-              <w:t xml:space="preserve">Driving Question Board (DQB) Creation</w:t>
-            </w:r>
-          </w:p>
-          <w:p>
-            <w:pPr>
-              <w:spacing w:after="20" w:before="0"/>
-            </w:pPr>
-            <w:r>
-              <w:rPr>
-                <w:rFonts w:ascii="Arial" w:cs="Arial" w:eastAsia="Arial" w:hAnsi="Arial"/>
-                <w:b/>
-                <w:bCs/>
-                <w:color w:val="1F3864"/>
-                <w:sz w:val="16"/>
-                <w:szCs w:val="16"/>
-              </w:rPr>
-              <w:t xml:space="preserve">📹 VIDEO:</w:t>
-            </w:r>
-          </w:p>
-          <w:p>
-            <w:pPr>
-              <w:spacing w:after="20" w:before="0"/>
-            </w:pPr>
-            <w:hyperlink w:history="1" r:id="rIdk3_razq5csauhb8-xjzaq">
-              <w:r>
-                <w:rPr>
-                  <w:rFonts w:ascii="Arial" w:cs="Arial" w:eastAsia="Arial" w:hAnsi="Arial"/>
-                  <w:color w:val="2E75B6"/>
-                  <w:sz w:val="16"/>
-                  <w:szCs w:val="16"/>
-                  <w:u w:val="single" w:color="2E75B6"/>
-                </w:rPr>
-                <w:t xml:space="preserve">Wave properties</w:t>
-              </w:r>
-            </w:hyperlink>
-          </w:p>
-          <w:p>
-            <w:pPr>
-              <w:spacing w:after="10" w:before="0"/>
-              <w:ind w:left="120"/>
-            </w:pPr>
-            <w:r>
-              <w:rPr>
-                <w:rFonts w:ascii="Arial" w:cs="Arial" w:eastAsia="Arial" w:hAnsi="Arial"/>
-                <w:color w:val="595959"/>
-                <w:sz w:val="14"/>
-                <w:szCs w:val="14"/>
-              </w:rPr>
-              <w:t xml:space="preserve">Source: Khan Academy (English - US curriculum)</w:t>
-            </w:r>
-          </w:p>
-          <w:p>
-            <w:pPr>
-              <w:spacing w:after="10" w:before="0"/>
-              <w:ind w:left="120"/>
-            </w:pPr>
-            <w:hyperlink w:history="1" r:id="rId9qoizzuqppylrikbzy6tt">
-              <w:r>
-                <w:rPr>
-                  <w:rFonts w:ascii="Arial" w:cs="Arial" w:eastAsia="Arial" w:hAnsi="Arial"/>
-                  <w:color w:val="595959"/>
-                  <w:sz w:val="14"/>
-                  <w:szCs w:val="14"/>
-                  <w:u w:val="single" w:color="595959"/>
-                </w:rPr>
-                <w:t xml:space="preserve">🔍 Search ARES for similar videos</w:t>
-              </w:r>
-            </w:hyperlink>
-          </w:p>
-          <w:p>
-            <w:pPr>
-              <w:spacing w:after="40" w:before="0"/>
-            </w:pPr>
-            <w:r>
-              <w:rPr>
-                <w:sz w:val="14"/>
-                <w:szCs w:val="14"/>
-              </w:rPr>
-              <w:t xml:space="preserve"/>
-            </w:r>
-          </w:p>
-          <w:p>
-            <w:pPr>
-              <w:spacing w:after="20" w:before="0"/>
-            </w:pPr>
-            <w:r>
-              <w:rPr>
-                <w:rFonts w:ascii="Arial" w:cs="Arial" w:eastAsia="Arial" w:hAnsi="Arial"/>
-                <w:b/>
-                <w:bCs/>
-                <w:color w:val="1F3864"/>
-                <w:sz w:val="16"/>
-                <w:szCs w:val="16"/>
-              </w:rPr>
-              <w:t xml:space="preserve">📖 EXERCISE:</w:t>
-            </w:r>
-          </w:p>
-          <w:p>
-            <w:pPr>
-              <w:spacing w:after="20" w:before="0"/>
-            </w:pPr>
-            <w:hyperlink w:history="1" r:id="rId6phni4q6iat2wdfbjc6fv">
-              <w:r>
-                <w:rPr>
-                  <w:rFonts w:ascii="Arial" w:cs="Arial" w:eastAsia="Arial" w:hAnsi="Arial"/>
-                  <w:color w:val="2E75B6"/>
-                  <w:sz w:val="16"/>
-                  <w:szCs w:val="16"/>
-                  <w:u w:val="single" w:color="2E75B6"/>
-                </w:rPr>
-                <w:t xml:space="preserve">de Broglie Wave Equation Practice</w:t>
-              </w:r>
-            </w:hyperlink>
-          </w:p>
-          <w:p>
-            <w:pPr>
-              <w:spacing w:after="10" w:before="0"/>
-              <w:ind w:left="120"/>
-            </w:pPr>
-            <w:r>
-              <w:rPr>
-                <w:rFonts w:ascii="Arial" w:cs="Arial" w:eastAsia="Arial" w:hAnsi="Arial"/>
-                <w:color w:val="595959"/>
-                <w:sz w:val="14"/>
-                <w:szCs w:val="14"/>
-              </w:rPr>
-              <w:t xml:space="preserve">Source: CK-12</w:t>
-            </w:r>
-          </w:p>
-          <w:p>
-            <w:pPr>
-              <w:spacing w:after="10" w:before="0"/>
-              <w:ind w:left="120"/>
-            </w:pPr>
-            <w:hyperlink w:history="1" r:id="rIdan9vmrs7sb7fjemx5vvpz">
-              <w:r>
-                <w:rPr>
-                  <w:rFonts w:ascii="Arial" w:cs="Arial" w:eastAsia="Arial" w:hAnsi="Arial"/>
-                  <w:color w:val="595959"/>
-                  <w:sz w:val="14"/>
-                  <w:szCs w:val="14"/>
-                  <w:u w:val="single" w:color="595959"/>
-                </w:rPr>
-                <w:t xml:space="preserve">🔍 Search ARES for similar readings</w:t>
-              </w:r>
-            </w:hyperlink>
-          </w:p>
-        </w:tc>
-        <w:tc>
-          <w:tcPr>
-            <w:tcW w:type="dxa" w:w="3040"/>
-            <w:shd w:fill="FFFFFF" w:color="auto" w:val="clear"/>
-            <w:tcMar>
-              <w:top w:type="dxa" w:w="60"/>
-              <w:left w:type="dxa" w:w="120"/>
-              <w:bottom w:type="dxa" w:w="60"/>
-              <w:right w:type="dxa" w:w="120"/>
-            </w:tcMar>
-            <w:vAlign w:val="top"/>
-          </w:tcPr>
-          <w:p>
-            <w:pPr>
-              <w:spacing w:after="40" w:before="0"/>
-              <w:jc w:val="left"/>
-            </w:pPr>
-            <w:r>
-              <w:rPr>
-                <w:rFonts w:ascii="Arial" w:cs="Arial" w:eastAsia="Arial" w:hAnsi="Arial"/>
-                <w:b w:val="false"/>
-                <w:bCs w:val="false"/>
-                <w:i w:val="false"/>
-                <w:iCs w:val="false"/>
-                <w:color w:val="000000"/>
-                <w:sz w:val="18"/>
-                <w:szCs w:val="18"/>
-              </w:rPr>
-              <w:t xml:space="preserve">Learners receive two sticky notes each (one green, one orange). On the GREEN note they write one thing the wave equation NOW explains about the anchoring phenomenon (e.g., 'The thunder sound has a long wavelength because its frequency is low — this may help it bend around the headland'). On the ORANGE note they write one NEW question the wave equation raises for them (e.g., 'If the speed of sound changes in different temperatures, does v = fλ mean the wavelength changes too?'). Learners post both notes on the class Driving Question Board in the designated 'Lesson 2 — Wave Equation' column. The teacher reads three green and three orange notes aloud, paraphrasing each for the class.</w:t>
-            </w:r>
-          </w:p>
-        </w:tc>
-        <w:tc>
-          <w:tcPr>
-            <w:tcW w:type="dxa" w:w="3040"/>
-            <w:shd w:fill="F2F2F2" w:color="auto" w:val="clear"/>
-            <w:tcMar>
-              <w:top w:type="dxa" w:w="60"/>
-              <w:left w:type="dxa" w:w="120"/>
-              <w:bottom w:type="dxa" w:w="60"/>
-              <w:right w:type="dxa" w:w="120"/>
-            </w:tcMar>
-            <w:vAlign w:val="top"/>
-          </w:tcPr>
-          <w:p>
-            <w:pPr>
-              <w:spacing w:after="40" w:before="0"/>
-              <w:jc w:val="left"/>
-            </w:pPr>
-            <w:r>
-              <w:rPr>
-                <w:rFonts w:ascii="Arial" w:cs="Arial" w:eastAsia="Arial" w:hAnsi="Arial"/>
-                <w:b w:val="false"/>
-                <w:bCs w:val="false"/>
-                <w:i w:val="false"/>
-                <w:iCs w:val="false"/>
-                <w:color w:val="000000"/>
-                <w:sz w:val="18"/>
-                <w:szCs w:val="18"/>
-              </w:rPr>
-              <w:t xml:space="preserve">Say: 'Look at the anchoring phenomenon written at the top of our Driving Question Board — the fisherman, the thunder, the bending water waves, the fading Rift Valley signal. Write on your GREEN note: what does v = fλ now let you explain or calculate about that scene?' [WAIT 3 minutes for writing.] As learners post notes, scan for the most insight-rich and most confused responses. Read three green notes aloud: 'Here is what Akinyi wrote…' Paraphrase, then say: 'Does everyone agree this follows from v = fλ?' [WAIT 15 seconds.] Read three orange notes: 'Great question from Otieno — if speed changes between deep and shallow water, does wavelength change while frequency stays the same? We will investigate that in Lesson 4.' Update the board header: 'Lesson 2 ANSWERED: How are f, λ, and v related mathematically?'</w:t>
-            </w:r>
-          </w:p>
-        </w:tc>
-        <w:tc>
-          <w:tcPr>
-            <w:tcW w:type="dxa" w:w="3040"/>
-            <w:shd w:fill="FFFFFF" w:color="auto" w:val="clear"/>
-            <w:tcMar>
-              <w:top w:type="dxa" w:w="60"/>
-              <w:left w:type="dxa" w:w="120"/>
-              <w:bottom w:type="dxa" w:w="60"/>
-              <w:right w:type="dxa" w:w="120"/>
-            </w:tcMar>
-            <w:vAlign w:val="top"/>
-          </w:tcPr>
-          <w:p>
-            <w:pPr>
-              <w:spacing w:after="40" w:before="0"/>
-              <w:jc w:val="left"/>
-            </w:pPr>
-            <w:r>
-              <w:rPr>
-                <w:rFonts w:ascii="Arial" w:cs="Arial" w:eastAsia="Arial" w:hAnsi="Arial"/>
-                <w:b w:val="false"/>
-                <w:bCs w:val="false"/>
-                <w:i w:val="false"/>
-                <w:iCs w:val="false"/>
-                <w:color w:val="000000"/>
-                <w:sz w:val="18"/>
-                <w:szCs w:val="18"/>
-              </w:rPr>
-              <w:t xml:space="preserve">Driving Question Board (DQB) — Public Knowledge-Building: posting green (explained) and orange (new questions) notes externalises each learner's current model of the phenomenon, makes collective progress visible, and seeds the inquiry questions for future lessons. This is aligned with NGSS SEP-7 (Engaging in Argument from Evidence) at the communication level.</w:t>
-            </w:r>
-          </w:p>
-        </w:tc>
-        <w:tc>
-          <w:tcPr>
-            <w:tcW w:type="dxa" w:w="3040"/>
-            <w:shd w:fill="F2F2F2" w:color="auto" w:val="clear"/>
-            <w:tcMar>
-              <w:top w:type="dxa" w:w="60"/>
-              <w:left w:type="dxa" w:w="120"/>
-              <w:bottom w:type="dxa" w:w="60"/>
-              <w:right w:type="dxa" w:w="120"/>
-            </w:tcMar>
-            <w:vAlign w:val="top"/>
-          </w:tcPr>
-          <w:p>
-            <w:pPr>
-              <w:spacing w:after="40" w:before="0"/>
-              <w:jc w:val="left"/>
-            </w:pPr>
-            <w:r>
-              <w:rPr>
-                <w:rFonts w:ascii="Arial" w:cs="Arial" w:eastAsia="Arial" w:hAnsi="Arial"/>
-                <w:b w:val="false"/>
-                <w:bCs w:val="false"/>
-                <w:i w:val="false"/>
-                <w:iCs w:val="false"/>
-                <w:color w:val="000000"/>
-                <w:sz w:val="18"/>
-                <w:szCs w:val="18"/>
-              </w:rPr>
-              <w:t xml:space="preserve">Observe the green notes: do learners correctly connect the wave equation to the anchoring phenomenon, or do they write generic statements ('v = fλ is useful')? Generic responses indicate surface-level engagement; phenomenon-connected responses indicate deeper sensemaking. Photograph the board for the teacher's lesson reflection record.</w:t>
-            </w:r>
-          </w:p>
-        </w:tc>
-      </w:tr>
-      <w:tr>
-        <w:tc>
-          <w:tcPr>
-            <w:tcW w:type="dxa" w:w="1520"/>
-            <w:shd w:fill="D5E8F0" w:color="auto" w:val="clear"/>
-            <w:tcMar>
-              <w:top w:type="dxa" w:w="60"/>
-              <w:left w:type="dxa" w:w="120"/>
-              <w:bottom w:type="dxa" w:w="60"/>
-              <w:right w:type="dxa" w:w="120"/>
-            </w:tcMar>
-            <w:vAlign w:val="top"/>
-          </w:tcPr>
-          <w:p>
-            <w:pPr>
-              <w:spacing w:after="40" w:before="0"/>
-              <w:jc w:val="left"/>
-            </w:pPr>
-            <w:r>
-              <w:rPr>
-                <w:rFonts w:ascii="Arial" w:cs="Arial" w:eastAsia="Arial" w:hAnsi="Arial"/>
-                <w:b/>
-                <w:bCs/>
-                <w:i w:val="false"/>
-                <w:iCs w:val="false"/>
-                <w:color w:val="000000"/>
-                <w:sz w:val="18"/>
-                <w:szCs w:val="18"/>
-              </w:rPr>
-              <w:t xml:space="preserve">Model Building Phase</w:t>
-            </w:r>
-          </w:p>
-          <w:p>
-            <w:pPr>
-              <w:spacing w:after="20" w:before="0"/>
-            </w:pPr>
-            <w:r>
-              <w:rPr>
-                <w:rFonts w:ascii="Arial" w:cs="Arial" w:eastAsia="Arial" w:hAnsi="Arial"/>
-                <w:b/>
-                <w:bCs/>
-                <w:color w:val="1F3864"/>
-                <w:sz w:val="16"/>
-                <w:szCs w:val="16"/>
-              </w:rPr>
-              <w:t xml:space="preserve">📹 VIDEO:</w:t>
-            </w:r>
-          </w:p>
-          <w:p>
-            <w:pPr>
-              <w:spacing w:after="20" w:before="0"/>
-            </w:pPr>
-            <w:hyperlink w:history="1" r:id="rIdiuz0fa06de7z-c6joxoxs">
-              <w:r>
-                <w:rPr>
-                  <w:rFonts w:ascii="Arial" w:cs="Arial" w:eastAsia="Arial" w:hAnsi="Arial"/>
-                  <w:color w:val="2E75B6"/>
-                  <w:sz w:val="16"/>
-                  <w:szCs w:val="16"/>
-                  <w:u w:val="single" w:color="2E75B6"/>
-                </w:rPr>
-                <w:t xml:space="preserve">Sound Properties: Amplitude, period, frequency, wavelength</w:t>
-              </w:r>
-            </w:hyperlink>
-          </w:p>
-          <w:p>
-            <w:pPr>
-              <w:spacing w:after="10" w:before="0"/>
-              <w:ind w:left="120"/>
-            </w:pPr>
-            <w:r>
-              <w:rPr>
-                <w:rFonts w:ascii="Arial" w:cs="Arial" w:eastAsia="Arial" w:hAnsi="Arial"/>
-                <w:color w:val="595959"/>
-                <w:sz w:val="14"/>
-                <w:szCs w:val="14"/>
-              </w:rPr>
-              <w:t xml:space="preserve">Source: Khan Academy (English - US curriculum)</w:t>
-            </w:r>
-          </w:p>
-          <w:p>
-            <w:pPr>
-              <w:spacing w:after="10" w:before="0"/>
-              <w:ind w:left="120"/>
-            </w:pPr>
-            <w:hyperlink w:history="1" r:id="rIdgkhdpgacpi1nuoknyso54">
-              <w:r>
-                <w:rPr>
-                  <w:rFonts w:ascii="Arial" w:cs="Arial" w:eastAsia="Arial" w:hAnsi="Arial"/>
-                  <w:color w:val="595959"/>
-                  <w:sz w:val="14"/>
-                  <w:szCs w:val="14"/>
-                  <w:u w:val="single" w:color="595959"/>
-                </w:rPr>
-                <w:t xml:space="preserve">🔍 Search ARES for similar videos</w:t>
-              </w:r>
-            </w:hyperlink>
-          </w:p>
-          <w:p>
-            <w:pPr>
-              <w:spacing w:after="40" w:before="0"/>
-            </w:pPr>
-            <w:r>
-              <w:rPr>
-                <w:sz w:val="14"/>
-                <w:szCs w:val="14"/>
-              </w:rPr>
-              <w:t xml:space="preserve"/>
-            </w:r>
-          </w:p>
-          <w:p>
-            <w:pPr>
-              <w:spacing w:after="20" w:before="0"/>
-            </w:pPr>
-            <w:r>
-              <w:rPr>
-                <w:rFonts w:ascii="Arial" w:cs="Arial" w:eastAsia="Arial" w:hAnsi="Arial"/>
-                <w:b/>
-                <w:bCs/>
-                <w:color w:val="1F3864"/>
-                <w:sz w:val="16"/>
-                <w:szCs w:val="16"/>
-              </w:rPr>
-              <w:t xml:space="preserve">📖 HTML:</w:t>
-            </w:r>
-          </w:p>
-          <w:p>
-            <w:pPr>
-              <w:spacing w:after="20" w:before="0"/>
-            </w:pPr>
-            <w:hyperlink w:history="1" r:id="rIdmezrf_pvxoycmg5b8upaq">
-              <w:r>
-                <w:rPr>
-                  <w:rFonts w:ascii="Arial" w:cs="Arial" w:eastAsia="Arial" w:hAnsi="Arial"/>
-                  <w:color w:val="2E75B6"/>
-                  <w:sz w:val="16"/>
-                  <w:szCs w:val="16"/>
-                  <w:u w:val="single" w:color="2E75B6"/>
-                </w:rPr>
-                <w:t xml:space="preserve">Wave Speed (Flexbook)</w:t>
-              </w:r>
-            </w:hyperlink>
-          </w:p>
-          <w:p>
-            <w:pPr>
-              <w:spacing w:after="10" w:before="0"/>
-              <w:ind w:left="120"/>
-            </w:pPr>
-            <w:r>
-              <w:rPr>
-                <w:rFonts w:ascii="Arial" w:cs="Arial" w:eastAsia="Arial" w:hAnsi="Arial"/>
-                <w:color w:val="595959"/>
-                <w:sz w:val="14"/>
-                <w:szCs w:val="14"/>
-              </w:rPr>
-              <w:t xml:space="preserve">Source: CK-12</w:t>
-            </w:r>
-          </w:p>
-          <w:p>
-            <w:pPr>
-              <w:spacing w:after="10" w:before="0"/>
-              <w:ind w:left="120"/>
-            </w:pPr>
-            <w:hyperlink w:history="1" r:id="rIdg_zmqlilgbjqkituf8msn">
+            <w:hyperlink w:history="1" r:id="rIdchfakvischthio8sce8pg">
               <w:r>
                 <w:rPr>
                   <w:rFonts w:ascii="Arial" w:cs="Arial" w:eastAsia="Arial" w:hAnsi="Arial"/>
@@ -8670,7 +8670,7 @@
             <w:pPr>
               <w:spacing w:after="20" w:before="0"/>
             </w:pPr>
-            <w:hyperlink w:history="1" r:id="rId6kngtlek3s0ekoxopa02c">
+            <w:hyperlink w:history="1" r:id="rIdkrtujqqcfubtkgmxu1nsj">
               <w:r>
                 <w:rPr>
                   <w:rFonts w:ascii="Arial" w:cs="Arial" w:eastAsia="Arial" w:hAnsi="Arial"/>
@@ -8703,7 +8703,7 @@
               <w:spacing w:after="10" w:before="0"/>
               <w:ind w:left="120"/>
             </w:pPr>
-            <w:hyperlink w:history="1" r:id="rIdtiedxwlazzzbgwlja-wpm">
+            <w:hyperlink w:history="1" r:id="rIdql71zjzzotlidrbtnq-fp">
               <w:r>
                 <w:rPr>
                   <w:rFonts w:ascii="Arial" w:cs="Arial" w:eastAsia="Arial" w:hAnsi="Arial"/>
@@ -8748,7 +8748,7 @@
             <w:pPr>
               <w:spacing w:after="20" w:before="0"/>
             </w:pPr>
-            <w:hyperlink w:history="1" r:id="rIdqp-pjbldpolv-cy916oop">
+            <w:hyperlink w:history="1" r:id="rIdkvoo4l50cpb3lb8ifcxq_">
               <w:r>
                 <w:rPr>
                   <w:rFonts w:ascii="Arial" w:cs="Arial" w:eastAsia="Arial" w:hAnsi="Arial"/>
@@ -8781,7 +8781,7 @@
               <w:spacing w:after="10" w:before="0"/>
               <w:ind w:left="120"/>
             </w:pPr>
-            <w:hyperlink w:history="1" r:id="rIdo5kyub2vlace2a_ls6pvd">
+            <w:hyperlink w:history="1" r:id="rIdoq60ve3di0rns8zlxfycv">
               <w:r>
                 <w:rPr>
                   <w:rFonts w:ascii="Arial" w:cs="Arial" w:eastAsia="Arial" w:hAnsi="Arial"/>
@@ -8976,7 +8976,7 @@
             <w:pPr>
               <w:spacing w:after="20" w:before="0"/>
             </w:pPr>
-            <w:hyperlink w:history="1" r:id="rId6y1-lw5g2zypmubskd6s4">
+            <w:hyperlink w:history="1" r:id="rIduan17jg_ojrpqvnqp69uq">
               <w:r>
                 <w:rPr>
                   <w:rFonts w:ascii="Arial" w:cs="Arial" w:eastAsia="Arial" w:hAnsi="Arial"/>
@@ -9009,7 +9009,7 @@
               <w:spacing w:after="10" w:before="0"/>
               <w:ind w:left="120"/>
             </w:pPr>
-            <w:hyperlink w:history="1" r:id="rIdqyaodyzqowi8yop5kmrug">
+            <w:hyperlink w:history="1" r:id="rIdjjgfwtnplcls5of4r0sdf">
               <w:r>
                 <w:rPr>
                   <w:rFonts w:ascii="Arial" w:cs="Arial" w:eastAsia="Arial" w:hAnsi="Arial"/>
@@ -9054,7 +9054,7 @@
             <w:pPr>
               <w:spacing w:after="20" w:before="0"/>
             </w:pPr>
-            <w:hyperlink w:history="1" r:id="rIdeevuk9ptjnb7wprooxvvn">
+            <w:hyperlink w:history="1" r:id="rId7nc3htx6qpgsuq08gcfco">
               <w:r>
                 <w:rPr>
                   <w:rFonts w:ascii="Arial" w:cs="Arial" w:eastAsia="Arial" w:hAnsi="Arial"/>
@@ -9087,7 +9087,7 @@
               <w:spacing w:after="10" w:before="0"/>
               <w:ind w:left="120"/>
             </w:pPr>
-            <w:hyperlink w:history="1" r:id="rIdias6gdbs1a6lgazb277fp">
+            <w:hyperlink w:history="1" r:id="rIdc_bdh0jrhfuxucqqm2ece">
               <w:r>
                 <w:rPr>
                   <w:rFonts w:ascii="Arial" w:cs="Arial" w:eastAsia="Arial" w:hAnsi="Arial"/>
@@ -9282,7 +9282,7 @@
             <w:pPr>
               <w:spacing w:after="20" w:before="0"/>
             </w:pPr>
-            <w:hyperlink w:history="1" r:id="rId-lshdgkfsxi3jeruwwzcx">
+            <w:hyperlink w:history="1" r:id="rIdfyqle42p709eax9h7q0hw">
               <w:r>
                 <w:rPr>
                   <w:rFonts w:ascii="Arial" w:cs="Arial" w:eastAsia="Arial" w:hAnsi="Arial"/>
@@ -9315,7 +9315,7 @@
               <w:spacing w:after="10" w:before="0"/>
               <w:ind w:left="120"/>
             </w:pPr>
-            <w:hyperlink w:history="1" r:id="rIddwkuthymwvg3ueqdx9rli">
+            <w:hyperlink w:history="1" r:id="rIdjj_dg7thne-aa0m0_xgjd">
               <w:r>
                 <w:rPr>
                   <w:rFonts w:ascii="Arial" w:cs="Arial" w:eastAsia="Arial" w:hAnsi="Arial"/>
@@ -9360,7 +9360,313 @@
             <w:pPr>
               <w:spacing w:after="20" w:before="0"/>
             </w:pPr>
-            <w:hyperlink w:history="1" r:id="rId_6zzm6uvrogtmcalwqp-x">
+            <w:hyperlink w:history="1" r:id="rIdnamcwe6cjgiv9ncp-6ci8">
+              <w:r>
+                <w:rPr>
+                  <w:rFonts w:ascii="Arial" w:cs="Arial" w:eastAsia="Arial" w:hAnsi="Arial"/>
+                  <w:color w:val="2E75B6"/>
+                  <w:sz w:val="16"/>
+                  <w:szCs w:val="16"/>
+                  <w:u w:val="single" w:color="2E75B6"/>
+                </w:rPr>
+                <w:t xml:space="preserve">Reflection of Mechanical Waves (Flexbook)</w:t>
+              </w:r>
+            </w:hyperlink>
+          </w:p>
+          <w:p>
+            <w:pPr>
+              <w:spacing w:after="10" w:before="0"/>
+              <w:ind w:left="120"/>
+            </w:pPr>
+            <w:r>
+              <w:rPr>
+                <w:rFonts w:ascii="Arial" w:cs="Arial" w:eastAsia="Arial" w:hAnsi="Arial"/>
+                <w:color w:val="595959"/>
+                <w:sz w:val="14"/>
+                <w:szCs w:val="14"/>
+              </w:rPr>
+              <w:t xml:space="preserve">Source: CK-12</w:t>
+            </w:r>
+          </w:p>
+          <w:p>
+            <w:pPr>
+              <w:spacing w:after="10" w:before="0"/>
+              <w:ind w:left="120"/>
+            </w:pPr>
+            <w:hyperlink w:history="1" r:id="rIdl7yplniscx9asdcvrctoy">
+              <w:r>
+                <w:rPr>
+                  <w:rFonts w:ascii="Arial" w:cs="Arial" w:eastAsia="Arial" w:hAnsi="Arial"/>
+                  <w:color w:val="595959"/>
+                  <w:sz w:val="14"/>
+                  <w:szCs w:val="14"/>
+                  <w:u w:val="single" w:color="595959"/>
+                </w:rPr>
+                <w:t xml:space="preserve">🔍 Search ARES for similar readings</w:t>
+              </w:r>
+            </w:hyperlink>
+          </w:p>
+        </w:tc>
+        <w:tc>
+          <w:tcPr>
+            <w:tcW w:type="dxa" w:w="3040"/>
+            <w:shd w:fill="FFFFFF" w:color="auto" w:val="clear"/>
+            <w:tcMar>
+              <w:top w:type="dxa" w:w="60"/>
+              <w:left w:type="dxa" w:w="120"/>
+              <w:bottom w:type="dxa" w:w="60"/>
+              <w:right w:type="dxa" w:w="120"/>
+            </w:tcMar>
+            <w:vAlign w:val="top"/>
+          </w:tcPr>
+          <w:p>
+            <w:pPr>
+              <w:spacing w:after="40" w:before="0"/>
+              <w:jc w:val="left"/>
+            </w:pPr>
+            <w:r>
+              <w:rPr>
+                <w:rFonts w:ascii="Arial" w:cs="Arial" w:eastAsia="Arial" w:hAnsi="Arial"/>
+                <w:b w:val="false"/>
+                <w:bCs w:val="false"/>
+                <w:i w:val="false"/>
+                <w:iCs w:val="false"/>
+                <w:color w:val="000000"/>
+                <w:sz w:val="18"/>
+                <w:szCs w:val="18"/>
+              </w:rPr>
+              <w:t xml:space="preserve">Back in class, learners open their journals to a fresh page and draw two diagrams side by side. Diagram 1: A sound pulse from a person standing in front of a flat Nairobi building wall — draw the incident ray, the normal (dashed perpendicular line), and the reflected ray. Label the angle of incidence (θᵢ) and angle of reflection (θᵣ). Use a protractor to measure both angles. Diagram 2: The fisherman on the shore of Lake Victoria, with the rocky headland as a curved surface. Draw two incident sound rays from the storm hitting different parts of the headland, draw their reflected rays, and use arrows to show where the reflected sound travels — does any reflected ray head toward the fisherman's position? Learners compare diagrams in pairs, then the class discusses: 'Does reflection alone explain how the fisherman hears the thunder?' Learners write a 2-sentence explanation in their journals. The teacher then formalises the law of reflection verbally and on the board: 'The angle of incidence equals the angle of reflection — both measured from the normal to the surface at the point of contact.' Learners measure angles from their own Diagram 1 and verify the law. Finally, learners revisit their Phase 1 predictions and annotate them: circle what was correct, cross out what was wrong, and add the scientific term.</w:t>
+            </w:r>
+          </w:p>
+        </w:tc>
+        <w:tc>
+          <w:tcPr>
+            <w:tcW w:type="dxa" w:w="3040"/>
+            <w:shd w:fill="F2F2F2" w:color="auto" w:val="clear"/>
+            <w:tcMar>
+              <w:top w:type="dxa" w:w="60"/>
+              <w:left w:type="dxa" w:w="120"/>
+              <w:bottom w:type="dxa" w:w="60"/>
+              <w:right w:type="dxa" w:w="120"/>
+            </w:tcMar>
+            <w:vAlign w:val="top"/>
+          </w:tcPr>
+          <w:p>
+            <w:pPr>
+              <w:spacing w:after="40" w:before="0"/>
+              <w:jc w:val="left"/>
+            </w:pPr>
+            <w:r>
+              <w:rPr>
+                <w:rFonts w:ascii="Arial" w:cs="Arial" w:eastAsia="Arial" w:hAnsi="Arial"/>
+                <w:b w:val="false"/>
+                <w:bCs w:val="false"/>
+                <w:i w:val="false"/>
+                <w:iCs w:val="false"/>
+                <w:color w:val="000000"/>
+                <w:sz w:val="18"/>
+                <w:szCs w:val="18"/>
+              </w:rPr>
+              <w:t xml:space="preserve">Say: 'We now have evidence that sound bounces off the school wall. Let's use that evidence to draw the picture scientifically.' Display a partially drawn ray diagram on the board — incident ray hitting a flat surface — and ask: 'What is the normal? Someone come and draw it.' [WAIT 12 seconds. Accept a volunteer.] Then: 'Now measure the angle of incidence with your protractor. Tell me — if the angle of incidence is 40°, what do you predict the angle of reflection will be?' [WAIT 10 seconds. Cold-call 2 learners before confirming.] After learners draw Diagram 2, ask: 'Kipchoge — in your diagram, does any reflected ray from the headland reach the fisherman directly?' [WAIT 12 seconds.] Then: 'Amina — could reflected sound explain ALL of the fisherman's puzzle — including the sound coming from behind the cliff where there is no straight-line path and no reflective surface he can see?' [WAIT 15 seconds.] Guide the class to the honest answer: reflection explains echoes and some redirection, but cannot explain sound reaching a completely shadowed zone behind the headland. Say: 'Write this in your journal: reflection is part of the answer — but it is not the whole answer. What other wave behaviour might we need?' This is the productive tension that will drive Lesson 4.</w:t>
+            </w:r>
+          </w:p>
+        </w:tc>
+        <w:tc>
+          <w:tcPr>
+            <w:tcW w:type="dxa" w:w="3040"/>
+            <w:shd w:fill="FFFFFF" w:color="auto" w:val="clear"/>
+            <w:tcMar>
+              <w:top w:type="dxa" w:w="60"/>
+              <w:left w:type="dxa" w:w="120"/>
+              <w:bottom w:type="dxa" w:w="60"/>
+              <w:right w:type="dxa" w:w="120"/>
+            </w:tcMar>
+            <w:vAlign w:val="top"/>
+          </w:tcPr>
+          <w:p>
+            <w:pPr>
+              <w:spacing w:after="40" w:before="0"/>
+              <w:jc w:val="left"/>
+            </w:pPr>
+            <w:r>
+              <w:rPr>
+                <w:rFonts w:ascii="Arial" w:cs="Arial" w:eastAsia="Arial" w:hAnsi="Arial"/>
+                <w:b w:val="false"/>
+                <w:bCs w:val="false"/>
+                <w:i w:val="false"/>
+                <w:iCs w:val="false"/>
+                <w:color w:val="000000"/>
+                <w:sz w:val="18"/>
+                <w:szCs w:val="18"/>
+              </w:rPr>
+              <w:t xml:space="preserve">Diagrammatic modelling with protractor measurement (NGSS Practice: Developing and Using Models) combined with anchoring-phenomenon connection. By drawing the fisherman scenario explicitly, learners apply the abstract law to the original puzzle, making the explanation personally meaningful. The 'annotate your original prediction' activity is a metacognitive strategy (Learning to Learn competency) that makes conceptual change visible to learners themselves.</w:t>
+            </w:r>
+          </w:p>
+        </w:tc>
+        <w:tc>
+          <w:tcPr>
+            <w:tcW w:type="dxa" w:w="3040"/>
+            <w:shd w:fill="F2F2F2" w:color="auto" w:val="clear"/>
+            <w:tcMar>
+              <w:top w:type="dxa" w:w="60"/>
+              <w:left w:type="dxa" w:w="120"/>
+              <w:bottom w:type="dxa" w:w="60"/>
+              <w:right w:type="dxa" w:w="120"/>
+            </w:tcMar>
+            <w:vAlign w:val="top"/>
+          </w:tcPr>
+          <w:p>
+            <w:pPr>
+              <w:spacing w:after="40" w:before="0"/>
+              <w:jc w:val="left"/>
+            </w:pPr>
+            <w:r>
+              <w:rPr>
+                <w:rFonts w:ascii="Arial" w:cs="Arial" w:eastAsia="Arial" w:hAnsi="Arial"/>
+                <w:b w:val="false"/>
+                <w:bCs w:val="false"/>
+                <w:i w:val="false"/>
+                <w:iCs w:val="false"/>
+                <w:color w:val="000000"/>
+                <w:sz w:val="18"/>
+                <w:szCs w:val="18"/>
+              </w:rPr>
+              <w:t xml:space="preserve">Teacher circulates and checks: (a) Is the normal drawn perpendicular to the surface — not vertical? Many learners default to drawing the normal as a vertical line regardless of surface orientation. (b) Do measured angles in Diagram 1 satisfy θᵢ = θᵣ within ±3°? (c) In Diagram 2, do reflected rays point in physically plausible directions (not back into the headland)? Observable indicator: every learner has a completed 2-sentence journal explanation of what reflection can and cannot explain about the fisherman's puzzle before the DQB phase begins.</w:t>
+            </w:r>
+          </w:p>
+        </w:tc>
+      </w:tr>
+      <w:tr>
+        <w:tc>
+          <w:tcPr>
+            <w:tcW w:type="dxa" w:w="1520"/>
+            <w:shd w:fill="FCE4D6" w:color="auto" w:val="clear"/>
+            <w:tcMar>
+              <w:top w:type="dxa" w:w="60"/>
+              <w:left w:type="dxa" w:w="120"/>
+              <w:bottom w:type="dxa" w:w="60"/>
+              <w:right w:type="dxa" w:w="120"/>
+            </w:tcMar>
+            <w:vAlign w:val="top"/>
+          </w:tcPr>
+          <w:p>
+            <w:pPr>
+              <w:spacing w:after="40" w:before="0"/>
+              <w:jc w:val="left"/>
+            </w:pPr>
+            <w:r>
+              <w:rPr>
+                <w:rFonts w:ascii="Arial" w:cs="Arial" w:eastAsia="Arial" w:hAnsi="Arial"/>
+                <w:b/>
+                <w:bCs/>
+                <w:i w:val="false"/>
+                <w:iCs w:val="false"/>
+                <w:color w:val="000000"/>
+                <w:sz w:val="18"/>
+                <w:szCs w:val="18"/>
+              </w:rPr>
+              <w:t xml:space="preserve">Driving Question Board (DQB) Creation</w:t>
+            </w:r>
+          </w:p>
+          <w:p>
+            <w:pPr>
+              <w:spacing w:after="20" w:before="0"/>
+            </w:pPr>
+            <w:r>
+              <w:rPr>
+                <w:rFonts w:ascii="Arial" w:cs="Arial" w:eastAsia="Arial" w:hAnsi="Arial"/>
+                <w:b/>
+                <w:bCs/>
+                <w:color w:val="1F3864"/>
+                <w:sz w:val="16"/>
+                <w:szCs w:val="16"/>
+              </w:rPr>
+              <w:t xml:space="preserve">📹 VIDEO:</w:t>
+            </w:r>
+          </w:p>
+          <w:p>
+            <w:pPr>
+              <w:spacing w:after="20" w:before="0"/>
+            </w:pPr>
+            <w:hyperlink w:history="1" r:id="rIdu9jhil_7k1vjxeshlddi0">
+              <w:r>
+                <w:rPr>
+                  <w:rFonts w:ascii="Arial" w:cs="Arial" w:eastAsia="Arial" w:hAnsi="Arial"/>
+                  <w:color w:val="2E75B6"/>
+                  <w:sz w:val="16"/>
+                  <w:szCs w:val="16"/>
+                  <w:u w:val="single" w:color="2E75B6"/>
+                </w:rPr>
+                <w:t xml:space="preserve">Reflection and Diffraction of Mechanical Waves Two-Dimensions - Overview</w:t>
+              </w:r>
+            </w:hyperlink>
+          </w:p>
+          <w:p>
+            <w:pPr>
+              <w:spacing w:after="10" w:before="0"/>
+              <w:ind w:left="120"/>
+            </w:pPr>
+            <w:r>
+              <w:rPr>
+                <w:rFonts w:ascii="Arial" w:cs="Arial" w:eastAsia="Arial" w:hAnsi="Arial"/>
+                <w:color w:val="595959"/>
+                <w:sz w:val="14"/>
+                <w:szCs w:val="14"/>
+              </w:rPr>
+              <w:t xml:space="preserve">Source: CK-12</w:t>
+            </w:r>
+          </w:p>
+          <w:p>
+            <w:pPr>
+              <w:spacing w:after="10" w:before="0"/>
+              <w:ind w:left="120"/>
+            </w:pPr>
+            <w:hyperlink w:history="1" r:id="rIdwksr6w9xldnagkzuopxuh">
+              <w:r>
+                <w:rPr>
+                  <w:rFonts w:ascii="Arial" w:cs="Arial" w:eastAsia="Arial" w:hAnsi="Arial"/>
+                  <w:color w:val="595959"/>
+                  <w:sz w:val="14"/>
+                  <w:szCs w:val="14"/>
+                  <w:u w:val="single" w:color="595959"/>
+                </w:rPr>
+                <w:t xml:space="preserve">🔍 Search ARES for similar videos</w:t>
+              </w:r>
+            </w:hyperlink>
+          </w:p>
+          <w:p>
+            <w:pPr>
+              <w:spacing w:after="40" w:before="0"/>
+            </w:pPr>
+            <w:r>
+              <w:rPr>
+                <w:sz w:val="14"/>
+                <w:szCs w:val="14"/>
+              </w:rPr>
+              <w:t xml:space="preserve"/>
+            </w:r>
+          </w:p>
+          <w:p>
+            <w:pPr>
+              <w:spacing w:after="20" w:before="0"/>
+            </w:pPr>
+            <w:r>
+              <w:rPr>
+                <w:rFonts w:ascii="Arial" w:cs="Arial" w:eastAsia="Arial" w:hAnsi="Arial"/>
+                <w:b/>
+                <w:bCs/>
+                <w:color w:val="1F3864"/>
+                <w:sz w:val="16"/>
+                <w:szCs w:val="16"/>
+              </w:rPr>
+              <w:t xml:space="preserve">📖 HTML:</w:t>
+            </w:r>
+          </w:p>
+          <w:p>
+            <w:pPr>
+              <w:spacing w:after="20" w:before="0"/>
+            </w:pPr>
+            <w:hyperlink w:history="1" r:id="rIdkyiulnt_t5fdn7cttlvzu">
               <w:r>
                 <w:rPr>
                   <w:rFonts w:ascii="Arial" w:cs="Arial" w:eastAsia="Arial" w:hAnsi="Arial"/>
@@ -9393,7 +9699,7 @@
               <w:spacing w:after="10" w:before="0"/>
               <w:ind w:left="120"/>
             </w:pPr>
-            <w:hyperlink w:history="1" r:id="rIdpnxrvvinc7ifoysn7196f">
+            <w:hyperlink w:history="1" r:id="rId7iiyar4dlfmscvnqj7rjp">
               <w:r>
                 <w:rPr>
                   <w:rFonts w:ascii="Arial" w:cs="Arial" w:eastAsia="Arial" w:hAnsi="Arial"/>
@@ -9435,7 +9741,7 @@
                 <w:sz w:val="18"/>
                 <w:szCs w:val="18"/>
               </w:rPr>
-              <w:t xml:space="preserve">Back in class, learners open their journals to a fresh page and draw two diagrams side by side. Diagram 1: A sound pulse from a person standing in front of a flat Nairobi building wall — draw the incident ray, the normal (dashed perpendicular line), and the reflected ray. Label the angle of incidence (θᵢ) and angle of reflection (θᵣ). Use a protractor to measure both angles. Diagram 2: The fisherman on the shore of Lake Victoria, with the rocky headland as a curved surface. Draw two incident sound rays from the storm hitting different parts of the headland, draw their reflected rays, and use arrows to show where the reflected sound travels — does any reflected ray head toward the fisherman's position? Learners compare diagrams in pairs, then the class discusses: 'Does reflection alone explain how the fisherman hears the thunder?' Learners write a 2-sentence explanation in their journals. The teacher then formalises the law of reflection verbally and on the board: 'The angle of incidence equals the angle of reflection — both measured from the normal to the surface at the point of contact.' Learners measure angles from their own Diagram 1 and verify the law. Finally, learners revisit their Phase 1 predictions and annotate them: circle what was correct, cross out what was wrong, and add the scientific term.</w:t>
+              <w:t xml:space="preserve">Each learner writes two sticky notes (or two entries in a designated section of their journal if sticky notes are unavailable): (1) A CLAIM card — one sentence stating what they now know about the fisherman's puzzle because of today's lesson (e.g. 'Reflected sound from the cliff face could send some of the thunder's sound toward the fisherman even if the storm is partly behind the cliff.'). (2) A NEW QUESTION card — one question that today's evidence raises but does not answer (e.g. 'But what about the sound reaching the completely shadowed cove — no wall is facing that way?'). The class DQB (a large sheet of paper or section of the chalkboard divided into columns: WHAT WE OBSERVED / WHAT WE THINK WE KNOW / WHAT WE STILL WONDER) is updated. The teacher reads 3 CLAIM cards and 3 NEW QUESTION cards aloud, and the class votes (thumbs up/sideways/down) on whether they agree with each claim. New questions that the class agrees are not yet answered are circled in a different colour — these become the explicit bridge to Lesson 4 (diffraction).</w:t>
             </w:r>
           </w:p>
         </w:tc>
@@ -9467,7 +9773,7 @@
                 <w:sz w:val="18"/>
                 <w:szCs w:val="18"/>
               </w:rPr>
-              <w:t xml:space="preserve">Say: 'We now have evidence that sound bounces off the school wall. Let's use that evidence to draw the picture scientifically.' Display a partially drawn ray diagram on the board — incident ray hitting a flat surface — and ask: 'What is the normal? Someone come and draw it.' [WAIT 12 seconds. Accept a volunteer.] Then: 'Now measure the angle of incidence with your protractor. Tell me — if the angle of incidence is 40°, what do you predict the angle of reflection will be?' [WAIT 10 seconds. Cold-call 2 learners before confirming.] After learners draw Diagram 2, ask: 'Kipchoge — in your diagram, does any reflected ray from the headland reach the fisherman directly?' [WAIT 12 seconds.] Then: 'Amina — could reflected sound explain ALL of the fisherman's puzzle — including the sound coming from behind the cliff where there is no straight-line path and no reflective surface he can see?' [WAIT 15 seconds.] Guide the class to the honest answer: reflection explains echoes and some redirection, but cannot explain sound reaching a completely shadowed zone behind the headland. Say: 'Write this in your journal: reflection is part of the answer — but it is not the whole answer. What other wave behaviour might we need?' This is the productive tension that will drive Lesson 4.</w:t>
+              <w:t xml:space="preserve">Say: 'Take 3 minutes — silently write your CLAIM card and your NEW QUESTION card. No talking.' [Circulate. After 3 minutes:] 'Post your cards on the DQB now.' [Give 1 minute.] Read 3 claim cards aloud, pausing after each: 'Thumbs up if you agree with this claim, sideways if you are not sure, down if you disagree. [WAIT 8 seconds for thumbs.] Why did some of you put thumbs sideways — Zawadi?' [WAIT 12 seconds.] After reading 3 new question cards, circle the ones related to sound going around the headland and say: 'Look at this question — it is exactly what we cannot explain yet with reflection. Keep it in mind. Lesson 4 is going to attack this question directly.' Write on the DQB in a distinct colour: 'Reflection explains part of the fisherman's puzzle — but NOT how sound goes AROUND the headland.'</w:t>
             </w:r>
           </w:p>
         </w:tc>
@@ -9499,7 +9805,7 @@
                 <w:sz w:val="18"/>
                 <w:szCs w:val="18"/>
               </w:rPr>
-              <w:t xml:space="preserve">Diagrammatic modelling with protractor measurement (NGSS Practice: Developing and Using Models) combined with anchoring-phenomenon connection. By drawing the fisherman scenario explicitly, learners apply the abstract law to the original puzzle, making the explanation personally meaningful. The 'annotate your original prediction' activity is a metacognitive strategy (Learning to Learn competency) that makes conceptual change visible to learners themselves.</w:t>
+              <w:t xml:space="preserve">Claim–Evidence–Reasoning (CER) sticky-note protocol on the Driving Question Board. This strategy makes learners articulate the boundary of their current understanding — distinguishing what reflection explains from what it does not — which is epistemically honest science practice (NGSS Practice: Engaging in Argument from Evidence). The public voting ritual builds a shared class understanding and social accountability for the evolving model.</w:t>
             </w:r>
           </w:p>
         </w:tc>
@@ -9531,7 +9837,7 @@
                 <w:sz w:val="18"/>
                 <w:szCs w:val="18"/>
               </w:rPr>
-              <w:t xml:space="preserve">Teacher circulates and checks: (a) Is the normal drawn perpendicular to the surface — not vertical? Many learners default to drawing the normal as a vertical line regardless of surface orientation. (b) Do measured angles in Diagram 1 satisfy θᵢ = θᵣ within ±3°? (c) In Diagram 2, do reflected rays point in physically plausible directions (not back into the headland)? Observable indicator: every learner has a completed 2-sentence journal explanation of what reflection can and cannot explain about the fisherman's puzzle before the DQB phase begins.</w:t>
+              <w:t xml:space="preserve">Teacher reads all posted CLAIM cards after class. Look for: (a) claims that conflate reflection with the complete explanation of the fisherman's puzzle — these learners need targeted questioning in Lesson 4; (b) NEW QUESTION cards that already anticipate diffraction or bending ('What if the wave goes around the edge?') — these learners can be called on as 'thinking partners' in Lesson 4's predict phase. Observable indicator: every learner has at least one CLAIM and one NEW QUESTION posted on the DQB.</w:t>
             </w:r>
           </w:p>
         </w:tc>
@@ -9540,32 +9846,32 @@
         <w:tc>
           <w:tcPr>
             <w:tcW w:type="dxa" w:w="1520"/>
-            <w:shd w:fill="FCE4D6" w:color="auto" w:val="clear"/>
-            <w:tcMar>
-              <w:top w:type="dxa" w:w="60"/>
-              <w:left w:type="dxa" w:w="120"/>
-              <w:bottom w:type="dxa" w:w="60"/>
-              <w:right w:type="dxa" w:w="120"/>
-            </w:tcMar>
-            <w:vAlign w:val="top"/>
-          </w:tcPr>
-          <w:p>
-            <w:pPr>
-              <w:spacing w:after="40" w:before="0"/>
-              <w:jc w:val="left"/>
-            </w:pPr>
-            <w:r>
-              <w:rPr>
-                <w:rFonts w:ascii="Arial" w:cs="Arial" w:eastAsia="Arial" w:hAnsi="Arial"/>
-                <w:b/>
-                <w:bCs/>
-                <w:i w:val="false"/>
-                <w:iCs w:val="false"/>
-                <w:color w:val="000000"/>
-                <w:sz w:val="18"/>
-                <w:szCs w:val="18"/>
-              </w:rPr>
-              <w:t xml:space="preserve">Driving Question Board (DQB) Creation</w:t>
+            <w:shd w:fill="D5E8F0" w:color="auto" w:val="clear"/>
+            <w:tcMar>
+              <w:top w:type="dxa" w:w="60"/>
+              <w:left w:type="dxa" w:w="120"/>
+              <w:bottom w:type="dxa" w:w="60"/>
+              <w:right w:type="dxa" w:w="120"/>
+            </w:tcMar>
+            <w:vAlign w:val="top"/>
+          </w:tcPr>
+          <w:p>
+            <w:pPr>
+              <w:spacing w:after="40" w:before="0"/>
+              <w:jc w:val="left"/>
+            </w:pPr>
+            <w:r>
+              <w:rPr>
+                <w:rFonts w:ascii="Arial" w:cs="Arial" w:eastAsia="Arial" w:hAnsi="Arial"/>
+                <w:b/>
+                <w:bCs/>
+                <w:i w:val="false"/>
+                <w:iCs w:val="false"/>
+                <w:color w:val="000000"/>
+                <w:sz w:val="18"/>
+                <w:szCs w:val="18"/>
+              </w:rPr>
+              <w:t xml:space="preserve">Model Building Phase</w:t>
             </w:r>
           </w:p>
           <w:p>
@@ -9588,7 +9894,7 @@
             <w:pPr>
               <w:spacing w:after="20" w:before="0"/>
             </w:pPr>
-            <w:hyperlink w:history="1" r:id="rIdaieprbk4gs1-yj23a8dpg">
+            <w:hyperlink w:history="1" r:id="rIdobwmmua3vi97nt4cehwbl">
               <w:r>
                 <w:rPr>
                   <w:rFonts w:ascii="Arial" w:cs="Arial" w:eastAsia="Arial" w:hAnsi="Arial"/>
@@ -9621,7 +9927,7 @@
               <w:spacing w:after="10" w:before="0"/>
               <w:ind w:left="120"/>
             </w:pPr>
-            <w:hyperlink w:history="1" r:id="rIdohda6s6wlqlliljlcbqvw">
+            <w:hyperlink w:history="1" r:id="rIdi5rtksgurd-kxd_fiurtj">
               <w:r>
                 <w:rPr>
                   <w:rFonts w:ascii="Arial" w:cs="Arial" w:eastAsia="Arial" w:hAnsi="Arial"/>
@@ -9666,7 +9972,7 @@
             <w:pPr>
               <w:spacing w:after="20" w:before="0"/>
             </w:pPr>
-            <w:hyperlink w:history="1" r:id="rIdhox2hualvadrsczeb9dru">
+            <w:hyperlink w:history="1" r:id="rIdmpifvr90wtwll4vmnli-e">
               <w:r>
                 <w:rPr>
                   <w:rFonts w:ascii="Arial" w:cs="Arial" w:eastAsia="Arial" w:hAnsi="Arial"/>
@@ -9699,313 +10005,7 @@
               <w:spacing w:after="10" w:before="0"/>
               <w:ind w:left="120"/>
             </w:pPr>
-            <w:hyperlink w:history="1" r:id="rIdxjutx5urns8q0u3_s1a8l">
-              <w:r>
-                <w:rPr>
-                  <w:rFonts w:ascii="Arial" w:cs="Arial" w:eastAsia="Arial" w:hAnsi="Arial"/>
-                  <w:color w:val="595959"/>
-                  <w:sz w:val="14"/>
-                  <w:szCs w:val="14"/>
-                  <w:u w:val="single" w:color="595959"/>
-                </w:rPr>
-                <w:t xml:space="preserve">🔍 Search ARES for similar readings</w:t>
-              </w:r>
-            </w:hyperlink>
-          </w:p>
-        </w:tc>
-        <w:tc>
-          <w:tcPr>
-            <w:tcW w:type="dxa" w:w="3040"/>
-            <w:shd w:fill="FFFFFF" w:color="auto" w:val="clear"/>
-            <w:tcMar>
-              <w:top w:type="dxa" w:w="60"/>
-              <w:left w:type="dxa" w:w="120"/>
-              <w:bottom w:type="dxa" w:w="60"/>
-              <w:right w:type="dxa" w:w="120"/>
-            </w:tcMar>
-            <w:vAlign w:val="top"/>
-          </w:tcPr>
-          <w:p>
-            <w:pPr>
-              <w:spacing w:after="40" w:before="0"/>
-              <w:jc w:val="left"/>
-            </w:pPr>
-            <w:r>
-              <w:rPr>
-                <w:rFonts w:ascii="Arial" w:cs="Arial" w:eastAsia="Arial" w:hAnsi="Arial"/>
-                <w:b w:val="false"/>
-                <w:bCs w:val="false"/>
-                <w:i w:val="false"/>
-                <w:iCs w:val="false"/>
-                <w:color w:val="000000"/>
-                <w:sz w:val="18"/>
-                <w:szCs w:val="18"/>
-              </w:rPr>
-              <w:t xml:space="preserve">Each learner writes two sticky notes (or two entries in a designated section of their journal if sticky notes are unavailable): (1) A CLAIM card — one sentence stating what they now know about the fisherman's puzzle because of today's lesson (e.g. 'Reflected sound from the cliff face could send some of the thunder's sound toward the fisherman even if the storm is partly behind the cliff.'). (2) A NEW QUESTION card — one question that today's evidence raises but does not answer (e.g. 'But what about the sound reaching the completely shadowed cove — no wall is facing that way?'). The class DQB (a large sheet of paper or section of the chalkboard divided into columns: WHAT WE OBSERVED / WHAT WE THINK WE KNOW / WHAT WE STILL WONDER) is updated. The teacher reads 3 CLAIM cards and 3 NEW QUESTION cards aloud, and the class votes (thumbs up/sideways/down) on whether they agree with each claim. New questions that the class agrees are not yet answered are circled in a different colour — these become the explicit bridge to Lesson 4 (diffraction).</w:t>
-            </w:r>
-          </w:p>
-        </w:tc>
-        <w:tc>
-          <w:tcPr>
-            <w:tcW w:type="dxa" w:w="3040"/>
-            <w:shd w:fill="F2F2F2" w:color="auto" w:val="clear"/>
-            <w:tcMar>
-              <w:top w:type="dxa" w:w="60"/>
-              <w:left w:type="dxa" w:w="120"/>
-              <w:bottom w:type="dxa" w:w="60"/>
-              <w:right w:type="dxa" w:w="120"/>
-            </w:tcMar>
-            <w:vAlign w:val="top"/>
-          </w:tcPr>
-          <w:p>
-            <w:pPr>
-              <w:spacing w:after="40" w:before="0"/>
-              <w:jc w:val="left"/>
-            </w:pPr>
-            <w:r>
-              <w:rPr>
-                <w:rFonts w:ascii="Arial" w:cs="Arial" w:eastAsia="Arial" w:hAnsi="Arial"/>
-                <w:b w:val="false"/>
-                <w:bCs w:val="false"/>
-                <w:i w:val="false"/>
-                <w:iCs w:val="false"/>
-                <w:color w:val="000000"/>
-                <w:sz w:val="18"/>
-                <w:szCs w:val="18"/>
-              </w:rPr>
-              <w:t xml:space="preserve">Say: 'Take 3 minutes — silently write your CLAIM card and your NEW QUESTION card. No talking.' [Circulate. After 3 minutes:] 'Post your cards on the DQB now.' [Give 1 minute.] Read 3 claim cards aloud, pausing after each: 'Thumbs up if you agree with this claim, sideways if you are not sure, down if you disagree. [WAIT 8 seconds for thumbs.] Why did some of you put thumbs sideways — Zawadi?' [WAIT 12 seconds.] After reading 3 new question cards, circle the ones related to sound going around the headland and say: 'Look at this question — it is exactly what we cannot explain yet with reflection. Keep it in mind. Lesson 4 is going to attack this question directly.' Write on the DQB in a distinct colour: 'Reflection explains part of the fisherman's puzzle — but NOT how sound goes AROUND the headland.'</w:t>
-            </w:r>
-          </w:p>
-        </w:tc>
-        <w:tc>
-          <w:tcPr>
-            <w:tcW w:type="dxa" w:w="3040"/>
-            <w:shd w:fill="FFFFFF" w:color="auto" w:val="clear"/>
-            <w:tcMar>
-              <w:top w:type="dxa" w:w="60"/>
-              <w:left w:type="dxa" w:w="120"/>
-              <w:bottom w:type="dxa" w:w="60"/>
-              <w:right w:type="dxa" w:w="120"/>
-            </w:tcMar>
-            <w:vAlign w:val="top"/>
-          </w:tcPr>
-          <w:p>
-            <w:pPr>
-              <w:spacing w:after="40" w:before="0"/>
-              <w:jc w:val="left"/>
-            </w:pPr>
-            <w:r>
-              <w:rPr>
-                <w:rFonts w:ascii="Arial" w:cs="Arial" w:eastAsia="Arial" w:hAnsi="Arial"/>
-                <w:b w:val="false"/>
-                <w:bCs w:val="false"/>
-                <w:i w:val="false"/>
-                <w:iCs w:val="false"/>
-                <w:color w:val="000000"/>
-                <w:sz w:val="18"/>
-                <w:szCs w:val="18"/>
-              </w:rPr>
-              <w:t xml:space="preserve">Claim–Evidence–Reasoning (CER) sticky-note protocol on the Driving Question Board. This strategy makes learners articulate the boundary of their current understanding — distinguishing what reflection explains from what it does not — which is epistemically honest science practice (NGSS Practice: Engaging in Argument from Evidence). The public voting ritual builds a shared class understanding and social accountability for the evolving model.</w:t>
-            </w:r>
-          </w:p>
-        </w:tc>
-        <w:tc>
-          <w:tcPr>
-            <w:tcW w:type="dxa" w:w="3040"/>
-            <w:shd w:fill="F2F2F2" w:color="auto" w:val="clear"/>
-            <w:tcMar>
-              <w:top w:type="dxa" w:w="60"/>
-              <w:left w:type="dxa" w:w="120"/>
-              <w:bottom w:type="dxa" w:w="60"/>
-              <w:right w:type="dxa" w:w="120"/>
-            </w:tcMar>
-            <w:vAlign w:val="top"/>
-          </w:tcPr>
-          <w:p>
-            <w:pPr>
-              <w:spacing w:after="40" w:before="0"/>
-              <w:jc w:val="left"/>
-            </w:pPr>
-            <w:r>
-              <w:rPr>
-                <w:rFonts w:ascii="Arial" w:cs="Arial" w:eastAsia="Arial" w:hAnsi="Arial"/>
-                <w:b w:val="false"/>
-                <w:bCs w:val="false"/>
-                <w:i w:val="false"/>
-                <w:iCs w:val="false"/>
-                <w:color w:val="000000"/>
-                <w:sz w:val="18"/>
-                <w:szCs w:val="18"/>
-              </w:rPr>
-              <w:t xml:space="preserve">Teacher reads all posted CLAIM cards after class. Look for: (a) claims that conflate reflection with the complete explanation of the fisherman's puzzle — these learners need targeted questioning in Lesson 4; (b) NEW QUESTION cards that already anticipate diffraction or bending ('What if the wave goes around the edge?') — these learners can be called on as 'thinking partners' in Lesson 4's predict phase. Observable indicator: every learner has at least one CLAIM and one NEW QUESTION posted on the DQB.</w:t>
-            </w:r>
-          </w:p>
-        </w:tc>
-      </w:tr>
-      <w:tr>
-        <w:tc>
-          <w:tcPr>
-            <w:tcW w:type="dxa" w:w="1520"/>
-            <w:shd w:fill="D5E8F0" w:color="auto" w:val="clear"/>
-            <w:tcMar>
-              <w:top w:type="dxa" w:w="60"/>
-              <w:left w:type="dxa" w:w="120"/>
-              <w:bottom w:type="dxa" w:w="60"/>
-              <w:right w:type="dxa" w:w="120"/>
-            </w:tcMar>
-            <w:vAlign w:val="top"/>
-          </w:tcPr>
-          <w:p>
-            <w:pPr>
-              <w:spacing w:after="40" w:before="0"/>
-              <w:jc w:val="left"/>
-            </w:pPr>
-            <w:r>
-              <w:rPr>
-                <w:rFonts w:ascii="Arial" w:cs="Arial" w:eastAsia="Arial" w:hAnsi="Arial"/>
-                <w:b/>
-                <w:bCs/>
-                <w:i w:val="false"/>
-                <w:iCs w:val="false"/>
-                <w:color w:val="000000"/>
-                <w:sz w:val="18"/>
-                <w:szCs w:val="18"/>
-              </w:rPr>
-              <w:t xml:space="preserve">Model Building Phase</w:t>
-            </w:r>
-          </w:p>
-          <w:p>
-            <w:pPr>
-              <w:spacing w:after="20" w:before="0"/>
-            </w:pPr>
-            <w:r>
-              <w:rPr>
-                <w:rFonts w:ascii="Arial" w:cs="Arial" w:eastAsia="Arial" w:hAnsi="Arial"/>
-                <w:b/>
-                <w:bCs/>
-                <w:color w:val="1F3864"/>
-                <w:sz w:val="16"/>
-                <w:szCs w:val="16"/>
-              </w:rPr>
-              <w:t xml:space="preserve">📹 VIDEO:</w:t>
-            </w:r>
-          </w:p>
-          <w:p>
-            <w:pPr>
-              <w:spacing w:after="20" w:before="0"/>
-            </w:pPr>
-            <w:hyperlink w:history="1" r:id="rId5cslkupkotkduj5553ec9">
-              <w:r>
-                <w:rPr>
-                  <w:rFonts w:ascii="Arial" w:cs="Arial" w:eastAsia="Arial" w:hAnsi="Arial"/>
-                  <w:color w:val="2E75B6"/>
-                  <w:sz w:val="16"/>
-                  <w:szCs w:val="16"/>
-                  <w:u w:val="single" w:color="2E75B6"/>
-                </w:rPr>
-                <w:t xml:space="preserve">Reflection and Diffraction of Mechanical Waves Two-Dimensions - Overview</w:t>
-              </w:r>
-            </w:hyperlink>
-          </w:p>
-          <w:p>
-            <w:pPr>
-              <w:spacing w:after="10" w:before="0"/>
-              <w:ind w:left="120"/>
-            </w:pPr>
-            <w:r>
-              <w:rPr>
-                <w:rFonts w:ascii="Arial" w:cs="Arial" w:eastAsia="Arial" w:hAnsi="Arial"/>
-                <w:color w:val="595959"/>
-                <w:sz w:val="14"/>
-                <w:szCs w:val="14"/>
-              </w:rPr>
-              <w:t xml:space="preserve">Source: CK-12</w:t>
-            </w:r>
-          </w:p>
-          <w:p>
-            <w:pPr>
-              <w:spacing w:after="10" w:before="0"/>
-              <w:ind w:left="120"/>
-            </w:pPr>
-            <w:hyperlink w:history="1" r:id="rIdjxmltbetxiz3gcgjyo715">
-              <w:r>
-                <w:rPr>
-                  <w:rFonts w:ascii="Arial" w:cs="Arial" w:eastAsia="Arial" w:hAnsi="Arial"/>
-                  <w:color w:val="595959"/>
-                  <w:sz w:val="14"/>
-                  <w:szCs w:val="14"/>
-                  <w:u w:val="single" w:color="595959"/>
-                </w:rPr>
-                <w:t xml:space="preserve">🔍 Search ARES for similar videos</w:t>
-              </w:r>
-            </w:hyperlink>
-          </w:p>
-          <w:p>
-            <w:pPr>
-              <w:spacing w:after="40" w:before="0"/>
-            </w:pPr>
-            <w:r>
-              <w:rPr>
-                <w:sz w:val="14"/>
-                <w:szCs w:val="14"/>
-              </w:rPr>
-              <w:t xml:space="preserve"/>
-            </w:r>
-          </w:p>
-          <w:p>
-            <w:pPr>
-              <w:spacing w:after="20" w:before="0"/>
-            </w:pPr>
-            <w:r>
-              <w:rPr>
-                <w:rFonts w:ascii="Arial" w:cs="Arial" w:eastAsia="Arial" w:hAnsi="Arial"/>
-                <w:b/>
-                <w:bCs/>
-                <w:color w:val="1F3864"/>
-                <w:sz w:val="16"/>
-                <w:szCs w:val="16"/>
-              </w:rPr>
-              <w:t xml:space="preserve">📖 HTML:</w:t>
-            </w:r>
-          </w:p>
-          <w:p>
-            <w:pPr>
-              <w:spacing w:after="20" w:before="0"/>
-            </w:pPr>
-            <w:hyperlink w:history="1" r:id="rIdsklts_lizseejenrqcoe9">
-              <w:r>
-                <w:rPr>
-                  <w:rFonts w:ascii="Arial" w:cs="Arial" w:eastAsia="Arial" w:hAnsi="Arial"/>
-                  <w:color w:val="2E75B6"/>
-                  <w:sz w:val="16"/>
-                  <w:szCs w:val="16"/>
-                  <w:u w:val="single" w:color="2E75B6"/>
-                </w:rPr>
-                <w:t xml:space="preserve">Reflection of Mechanical Waves (Flexbook)</w:t>
-              </w:r>
-            </w:hyperlink>
-          </w:p>
-          <w:p>
-            <w:pPr>
-              <w:spacing w:after="10" w:before="0"/>
-              <w:ind w:left="120"/>
-            </w:pPr>
-            <w:r>
-              <w:rPr>
-                <w:rFonts w:ascii="Arial" w:cs="Arial" w:eastAsia="Arial" w:hAnsi="Arial"/>
-                <w:color w:val="595959"/>
-                <w:sz w:val="14"/>
-                <w:szCs w:val="14"/>
-              </w:rPr>
-              <w:t xml:space="preserve">Source: CK-12</w:t>
-            </w:r>
-          </w:p>
-          <w:p>
-            <w:pPr>
-              <w:spacing w:after="10" w:before="0"/>
-              <w:ind w:left="120"/>
-            </w:pPr>
-            <w:hyperlink w:history="1" r:id="rIdzhaen2arfukcsamesb3ad">
+            <w:hyperlink w:history="1" r:id="rIdzyoetohq8wqriy4exqwyx">
               <w:r>
                 <w:rPr>
                   <w:rFonts w:ascii="Arial" w:cs="Arial" w:eastAsia="Arial" w:hAnsi="Arial"/>
@@ -11492,7 +11492,7 @@
             <w:pPr>
               <w:spacing w:after="20" w:before="0"/>
             </w:pPr>
-            <w:hyperlink w:history="1" r:id="rIdsmfkgwrzxp01ln_cy2ffc">
+            <w:hyperlink w:history="1" r:id="rIdllln5ckm7dxjkuwwul41s">
               <w:r>
                 <w:rPr>
                   <w:rFonts w:ascii="Arial" w:cs="Arial" w:eastAsia="Arial" w:hAnsi="Arial"/>
@@ -11525,7 +11525,7 @@
               <w:spacing w:after="10" w:before="0"/>
               <w:ind w:left="120"/>
             </w:pPr>
-            <w:hyperlink w:history="1" r:id="rId5v3uboiku_no4boltr37t">
+            <w:hyperlink w:history="1" r:id="rIdak3ieklz1vu1i5xtuwva4">
               <w:r>
                 <w:rPr>
                   <w:rFonts w:ascii="Arial" w:cs="Arial" w:eastAsia="Arial" w:hAnsi="Arial"/>
@@ -11570,7 +11570,7 @@
             <w:pPr>
               <w:spacing w:after="20" w:before="0"/>
             </w:pPr>
-            <w:hyperlink w:history="1" r:id="rIdxwzog44fdvrtebc_d3lq2">
+            <w:hyperlink w:history="1" r:id="rIdvtublssmxcfbfytecd6hn">
               <w:r>
                 <w:rPr>
                   <w:rFonts w:ascii="Arial" w:cs="Arial" w:eastAsia="Arial" w:hAnsi="Arial"/>
@@ -11603,7 +11603,7 @@
               <w:spacing w:after="10" w:before="0"/>
               <w:ind w:left="120"/>
             </w:pPr>
-            <w:hyperlink w:history="1" r:id="rIdq0qombbktekplt5b4a3z8">
+            <w:hyperlink w:history="1" r:id="rIdbvk7-r5wbcc8ub6drb1_q">
               <w:r>
                 <w:rPr>
                   <w:rFonts w:ascii="Arial" w:cs="Arial" w:eastAsia="Arial" w:hAnsi="Arial"/>
@@ -11798,7 +11798,7 @@
             <w:pPr>
               <w:spacing w:after="20" w:before="0"/>
             </w:pPr>
-            <w:hyperlink w:history="1" r:id="rIdkau3nxw1w4uspjwzj0zfb">
+            <w:hyperlink w:history="1" r:id="rIdsul4krfo1t-5inmmpd8fs">
               <w:r>
                 <w:rPr>
                   <w:rFonts w:ascii="Arial" w:cs="Arial" w:eastAsia="Arial" w:hAnsi="Arial"/>
@@ -11831,7 +11831,7 @@
               <w:spacing w:after="10" w:before="0"/>
               <w:ind w:left="120"/>
             </w:pPr>
-            <w:hyperlink w:history="1" r:id="rIdslzh60xaxoiimwy2n5tv4">
+            <w:hyperlink w:history="1" r:id="rId6u5ndjv3wuvegosxzefq-">
               <w:r>
                 <w:rPr>
                   <w:rFonts w:ascii="Arial" w:cs="Arial" w:eastAsia="Arial" w:hAnsi="Arial"/>
@@ -11876,7 +11876,7 @@
             <w:pPr>
               <w:spacing w:after="20" w:before="0"/>
             </w:pPr>
-            <w:hyperlink w:history="1" r:id="rIdgwxkpgy9d-yhgtu75_tvq">
+            <w:hyperlink w:history="1" r:id="rIdr2dug9djp4qyf6blxo2zc">
               <w:r>
                 <w:rPr>
                   <w:rFonts w:ascii="Arial" w:cs="Arial" w:eastAsia="Arial" w:hAnsi="Arial"/>
@@ -11909,7 +11909,7 @@
               <w:spacing w:after="10" w:before="0"/>
               <w:ind w:left="120"/>
             </w:pPr>
-            <w:hyperlink w:history="1" r:id="rIdjk_grypxeh1a0orn4jntj">
+            <w:hyperlink w:history="1" r:id="rIdbnk7ue7lxxuuxycrpj8x7">
               <w:r>
                 <w:rPr>
                   <w:rFonts w:ascii="Arial" w:cs="Arial" w:eastAsia="Arial" w:hAnsi="Arial"/>
@@ -12104,7 +12104,619 @@
             <w:pPr>
               <w:spacing w:after="20" w:before="0"/>
             </w:pPr>
-            <w:hyperlink w:history="1" r:id="rIdeuuarsjiiwg6ebuan-7ku">
+            <w:hyperlink w:history="1" r:id="rIducfev4_pebpwbeh0vldfo">
+              <w:r>
+                <w:rPr>
+                  <w:rFonts w:ascii="Arial" w:cs="Arial" w:eastAsia="Arial" w:hAnsi="Arial"/>
+                  <w:color w:val="2E75B6"/>
+                  <w:sz w:val="16"/>
+                  <w:szCs w:val="16"/>
+                  <w:u w:val="single" w:color="2E75B6"/>
+                </w:rPr>
+                <w:t xml:space="preserve">Properties of periodic waves</w:t>
+              </w:r>
+            </w:hyperlink>
+          </w:p>
+          <w:p>
+            <w:pPr>
+              <w:spacing w:after="10" w:before="0"/>
+              <w:ind w:left="120"/>
+            </w:pPr>
+            <w:r>
+              <w:rPr>
+                <w:rFonts w:ascii="Arial" w:cs="Arial" w:eastAsia="Arial" w:hAnsi="Arial"/>
+                <w:color w:val="595959"/>
+                <w:sz w:val="14"/>
+                <w:szCs w:val="14"/>
+              </w:rPr>
+              <w:t xml:space="preserve">Source: Khan Academy (English - US curriculum)</w:t>
+            </w:r>
+          </w:p>
+          <w:p>
+            <w:pPr>
+              <w:spacing w:after="10" w:before="0"/>
+              <w:ind w:left="120"/>
+            </w:pPr>
+            <w:hyperlink w:history="1" r:id="rId7erbngo4tuq7pvkm0mfyh">
+              <w:r>
+                <w:rPr>
+                  <w:rFonts w:ascii="Arial" w:cs="Arial" w:eastAsia="Arial" w:hAnsi="Arial"/>
+                  <w:color w:val="595959"/>
+                  <w:sz w:val="14"/>
+                  <w:szCs w:val="14"/>
+                  <w:u w:val="single" w:color="595959"/>
+                </w:rPr>
+                <w:t xml:space="preserve">🔍 Search ARES for similar videos</w:t>
+              </w:r>
+            </w:hyperlink>
+          </w:p>
+          <w:p>
+            <w:pPr>
+              <w:spacing w:after="40" w:before="0"/>
+            </w:pPr>
+            <w:r>
+              <w:rPr>
+                <w:sz w:val="14"/>
+                <w:szCs w:val="14"/>
+              </w:rPr>
+              <w:t xml:space="preserve"/>
+            </w:r>
+          </w:p>
+          <w:p>
+            <w:pPr>
+              <w:spacing w:after="20" w:before="0"/>
+            </w:pPr>
+            <w:r>
+              <w:rPr>
+                <w:rFonts w:ascii="Arial" w:cs="Arial" w:eastAsia="Arial" w:hAnsi="Arial"/>
+                <w:b/>
+                <w:bCs/>
+                <w:color w:val="1F3864"/>
+                <w:sz w:val="16"/>
+                <w:szCs w:val="16"/>
+              </w:rPr>
+              <w:t xml:space="preserve">📖 HTML:</w:t>
+            </w:r>
+          </w:p>
+          <w:p>
+            <w:pPr>
+              <w:spacing w:after="20" w:before="0"/>
+            </w:pPr>
+            <w:hyperlink w:history="1" r:id="rIdrntnj1lcdf0sgdinynmnn">
+              <w:r>
+                <w:rPr>
+                  <w:rFonts w:ascii="Arial" w:cs="Arial" w:eastAsia="Arial" w:hAnsi="Arial"/>
+                  <w:color w:val="2E75B6"/>
+                  <w:sz w:val="16"/>
+                  <w:szCs w:val="16"/>
+                  <w:u w:val="single" w:color="2E75B6"/>
+                </w:rPr>
+                <w:t xml:space="preserve">Wave Equation (Flexbook)</w:t>
+              </w:r>
+            </w:hyperlink>
+          </w:p>
+          <w:p>
+            <w:pPr>
+              <w:spacing w:after="10" w:before="0"/>
+              <w:ind w:left="120"/>
+            </w:pPr>
+            <w:r>
+              <w:rPr>
+                <w:rFonts w:ascii="Arial" w:cs="Arial" w:eastAsia="Arial" w:hAnsi="Arial"/>
+                <w:color w:val="595959"/>
+                <w:sz w:val="14"/>
+                <w:szCs w:val="14"/>
+              </w:rPr>
+              <w:t xml:space="preserve">Source: CK-12</w:t>
+            </w:r>
+          </w:p>
+          <w:p>
+            <w:pPr>
+              <w:spacing w:after="10" w:before="0"/>
+              <w:ind w:left="120"/>
+            </w:pPr>
+            <w:hyperlink w:history="1" r:id="rIdot_tjlpbne8kpjkouzodm">
+              <w:r>
+                <w:rPr>
+                  <w:rFonts w:ascii="Arial" w:cs="Arial" w:eastAsia="Arial" w:hAnsi="Arial"/>
+                  <w:color w:val="595959"/>
+                  <w:sz w:val="14"/>
+                  <w:szCs w:val="14"/>
+                  <w:u w:val="single" w:color="595959"/>
+                </w:rPr>
+                <w:t xml:space="preserve">🔍 Search ARES for similar readings</w:t>
+              </w:r>
+            </w:hyperlink>
+          </w:p>
+        </w:tc>
+        <w:tc>
+          <w:tcPr>
+            <w:tcW w:type="dxa" w:w="3040"/>
+            <w:shd w:fill="FFFFFF" w:color="auto" w:val="clear"/>
+            <w:tcMar>
+              <w:top w:type="dxa" w:w="60"/>
+              <w:left w:type="dxa" w:w="120"/>
+              <w:bottom w:type="dxa" w:w="60"/>
+              <w:right w:type="dxa" w:w="120"/>
+            </w:tcMar>
+            <w:vAlign w:val="top"/>
+          </w:tcPr>
+          <w:p>
+            <w:pPr>
+              <w:spacing w:after="40" w:before="0"/>
+              <w:jc w:val="left"/>
+            </w:pPr>
+            <w:r>
+              <w:rPr>
+                <w:rFonts w:ascii="Arial" w:cs="Arial" w:eastAsia="Arial" w:hAnsi="Arial"/>
+                <w:b w:val="false"/>
+                <w:bCs w:val="false"/>
+                <w:i w:val="false"/>
+                <w:iCs w:val="false"/>
+                <w:color w:val="000000"/>
+                <w:sz w:val="18"/>
+                <w:szCs w:val="18"/>
+              </w:rPr>
+              <w:t xml:space="preserve">The teacher introduces the formal vocabulary: refraction, angle of incidence, angle of refraction, normal, boundary. Learners add these to their diagrams with arrows. The class then works through two Kenyan context discussions in groups of four, followed by a numerical problem. CONTEXT 1 — Lamu fishermen: Learners are given a short ARES reading card (150 words): 'At night, the air near the surface of the sea is cooler than the air higher up — this is called a temperature inversion. Sound travels faster in warm air. At night, sound waves travelling upward hit the warmer upper layer and refract back downward toward the water surface. The sound bounces between the sea surface and the warm upper air layer, travelling much farther than it would during the day. This is why Lamu fishermen have long known that voices and drumbeats carry much farther across the water at night.' Groups discuss: 'Draw a diagram showing how this temperature inversion refracts the sound downward. Label the cool air, the warm air layer, the sound wave path, and explain why the wave bends downward.' CONTEXT 2 — Rift Valley matatu radio: 'A matatu travelling from Nairobi to Nakuru loses its FM radio signal as it passes behind a ridge near Mai Mahiu. The FM waves (which travel in straight lines in uniform air) cannot bend around the solid ridge the way sound bends around a temperature layer — they need a different mechanism. But the signal also fades gradually as the matatu descends into the valley — the atmosphere refracts the signal slightly. Why does the signal fade completely behind the ridge, and only partly refract in the valley?' Groups discuss for 4 minutes, then report out. NUMERICAL PROBLEM: Displayed on ARES. 'A sound wave travels through cool air at 340 m/s with a frequency of 680 Hz. It crosses into a warmer air layer where its speed increases to 360 m/s. The frequency does not change. (a) Calculate the wavelength in the cool air. (b) Calculate the wavelength in the warm air. (c) Does the wave bend towards or away from the normal as it enters the warm air? Explain.' Learners work individually for 6 minutes, then compare with a partner.</w:t>
+            </w:r>
+          </w:p>
+        </w:tc>
+        <w:tc>
+          <w:tcPr>
+            <w:tcW w:type="dxa" w:w="3040"/>
+            <w:shd w:fill="F2F2F2" w:color="auto" w:val="clear"/>
+            <w:tcMar>
+              <w:top w:type="dxa" w:w="60"/>
+              <w:left w:type="dxa" w:w="120"/>
+              <w:bottom w:type="dxa" w:w="60"/>
+              <w:right w:type="dxa" w:w="120"/>
+            </w:tcMar>
+            <w:vAlign w:val="top"/>
+          </w:tcPr>
+          <w:p>
+            <w:pPr>
+              <w:spacing w:after="40" w:before="0"/>
+              <w:jc w:val="left"/>
+            </w:pPr>
+            <w:r>
+              <w:rPr>
+                <w:rFonts w:ascii="Arial" w:cs="Arial" w:eastAsia="Arial" w:hAnsi="Arial"/>
+                <w:b w:val="false"/>
+                <w:bCs w:val="false"/>
+                <w:i w:val="false"/>
+                <w:iCs w:val="false"/>
+                <w:color w:val="000000"/>
+                <w:sz w:val="18"/>
+                <w:szCs w:val="18"/>
+              </w:rPr>
+              <w:t xml:space="preserve">Introduce vocabulary by pointing to the learners' own diagrams: 'You already drew these — now we are giving the parts their scientific names.' Do NOT re-draw — point to learner diagrams projected on screen. For Context 1: 'You have 5 minutes in your group of four. One person draws, one person labels, one person writes the explanation, one person will present. Switch roles from last lesson.' After 5 minutes, cold-call one group to present their diagram. Ask the presenting group: 'Why does the wave bend downward and not upward?' Allow 10 seconds WAIT TIME. If no response after 10 seconds, prompt: 'What does the wave do when it enters a region where it travels faster — does it bend toward or away from the normal?' For Context 2: After 4-minute group discussion, cold-call a different group. Ask: 'What is the difference between how sound refracts around the temperature layer and why the FM signal cannot do the same thing behind a solid ridge?' Allow 15 seconds WAIT TIME — this is a higher-order question. Accept partial answers and build: 'You are right that the ridge is solid — we will explore diffraction in Lesson 5 to finish this explanation. Add it to your DQB question list.' For the numerical problem: After individual work, ask: 'Who got the same answer for both (a) and (b)? Hands up.' If many hands, cold-call one to explain. If few, work through step (a) together on the board using the wave equation v = fλ, asking learners to call out each substitution: 'What is v? What is f? So λ = ?' Accept shouted answers for substitution steps only — require written working for the final answer. Emphasise: 'Frequency does not change at the boundary — only speed and wavelength change. Write that rule in a box in your notes.'</w:t>
+            </w:r>
+          </w:p>
+        </w:tc>
+        <w:tc>
+          <w:tcPr>
+            <w:tcW w:type="dxa" w:w="3040"/>
+            <w:shd w:fill="FFFFFF" w:color="auto" w:val="clear"/>
+            <w:tcMar>
+              <w:top w:type="dxa" w:w="60"/>
+              <w:left w:type="dxa" w:w="120"/>
+              <w:bottom w:type="dxa" w:w="60"/>
+              <w:right w:type="dxa" w:w="120"/>
+            </w:tcMar>
+            <w:vAlign w:val="top"/>
+          </w:tcPr>
+          <w:p>
+            <w:pPr>
+              <w:spacing w:after="40" w:before="0"/>
+              <w:jc w:val="left"/>
+            </w:pPr>
+            <w:r>
+              <w:rPr>
+                <w:rFonts w:ascii="Arial" w:cs="Arial" w:eastAsia="Arial" w:hAnsi="Arial"/>
+                <w:b w:val="false"/>
+                <w:bCs w:val="false"/>
+                <w:i w:val="false"/>
+                <w:iCs w:val="false"/>
+                <w:color w:val="000000"/>
+                <w:sz w:val="18"/>
+                <w:szCs w:val="18"/>
+              </w:rPr>
+              <w:t xml:space="preserve">Structured context-transfer discussion (applying concepts to Kenyan phenomena): By requiring learners to construct their own diagram for the Lamu temperature-inversion scenario, they must actively apply the refraction rule (slow → bend toward normal; fast → bend away from normal) rather than passively receive it. The Rift Valley matatu context deliberately creates productive confusion — the FM signal fade requires diffraction, not refraction — which seeds the DQB question for Lesson 5 and demonstrates that one phenomenon can require multiple wave behaviours to fully explain. The numerical problem is an NGSS Mathematical and Computational Thinking practice: learners apply a quantitative relationship (v = fλ) to a boundary condition, reinforcing that frequency is the conserved quantity while speed and wavelength co-vary.</w:t>
+            </w:r>
+          </w:p>
+        </w:tc>
+        <w:tc>
+          <w:tcPr>
+            <w:tcW w:type="dxa" w:w="3040"/>
+            <w:shd w:fill="F2F2F2" w:color="auto" w:val="clear"/>
+            <w:tcMar>
+              <w:top w:type="dxa" w:w="60"/>
+              <w:left w:type="dxa" w:w="120"/>
+              <w:bottom w:type="dxa" w:w="60"/>
+              <w:right w:type="dxa" w:w="120"/>
+            </w:tcMar>
+            <w:vAlign w:val="top"/>
+          </w:tcPr>
+          <w:p>
+            <w:pPr>
+              <w:spacing w:after="40" w:before="0"/>
+              <w:jc w:val="left"/>
+            </w:pPr>
+            <w:r>
+              <w:rPr>
+                <w:rFonts w:ascii="Arial" w:cs="Arial" w:eastAsia="Arial" w:hAnsi="Arial"/>
+                <w:b w:val="false"/>
+                <w:bCs w:val="false"/>
+                <w:i w:val="false"/>
+                <w:iCs w:val="false"/>
+                <w:color w:val="000000"/>
+                <w:sz w:val="18"/>
+                <w:szCs w:val="18"/>
+              </w:rPr>
+              <w:t xml:space="preserve">Numerical problem: (a) λ = 340/680 = 0.50 m. (b) λ = 360/680 ≈ 0.529 m. (c) The wave bends away from the normal because it speeds up. Teacher checks for three specific errors: (1) learner changes frequency instead of wavelength; (2) learner uses incorrect formula rearrangement; (3) learner states 'bends toward the normal' when speed increases. Teacher records names of learners making error (1) — this is the most persistent misconception in refraction and must be addressed before Lesson 5. Context diagrams are checked for correct direction of bending (downward toward water surface for temperature inversion). Exit indicator: every learner must be able to state the rule 'when a wave slows down it bends toward the normal' in their own words.</w:t>
+            </w:r>
+          </w:p>
+        </w:tc>
+      </w:tr>
+      <w:tr>
+        <w:tc>
+          <w:tcPr>
+            <w:tcW w:type="dxa" w:w="1520"/>
+            <w:shd w:fill="FCE4D6" w:color="auto" w:val="clear"/>
+            <w:tcMar>
+              <w:top w:type="dxa" w:w="60"/>
+              <w:left w:type="dxa" w:w="120"/>
+              <w:bottom w:type="dxa" w:w="60"/>
+              <w:right w:type="dxa" w:w="120"/>
+            </w:tcMar>
+            <w:vAlign w:val="top"/>
+          </w:tcPr>
+          <w:p>
+            <w:pPr>
+              <w:spacing w:after="40" w:before="0"/>
+              <w:jc w:val="left"/>
+            </w:pPr>
+            <w:r>
+              <w:rPr>
+                <w:rFonts w:ascii="Arial" w:cs="Arial" w:eastAsia="Arial" w:hAnsi="Arial"/>
+                <w:b/>
+                <w:bCs/>
+                <w:i w:val="false"/>
+                <w:iCs w:val="false"/>
+                <w:color w:val="000000"/>
+                <w:sz w:val="18"/>
+                <w:szCs w:val="18"/>
+              </w:rPr>
+              <w:t xml:space="preserve">Driving Question Board (DQB) Creation</w:t>
+            </w:r>
+          </w:p>
+          <w:p>
+            <w:pPr>
+              <w:spacing w:after="20" w:before="0"/>
+            </w:pPr>
+            <w:r>
+              <w:rPr>
+                <w:rFonts w:ascii="Arial" w:cs="Arial" w:eastAsia="Arial" w:hAnsi="Arial"/>
+                <w:b/>
+                <w:bCs/>
+                <w:color w:val="1F3864"/>
+                <w:sz w:val="16"/>
+                <w:szCs w:val="16"/>
+              </w:rPr>
+              <w:t xml:space="preserve">📹 VIDEO:</w:t>
+            </w:r>
+          </w:p>
+          <w:p>
+            <w:pPr>
+              <w:spacing w:after="20" w:before="0"/>
+            </w:pPr>
+            <w:hyperlink w:history="1" r:id="rIdbr5d9spo9bpv5suiwt9m_">
+              <w:r>
+                <w:rPr>
+                  <w:rFonts w:ascii="Arial" w:cs="Arial" w:eastAsia="Arial" w:hAnsi="Arial"/>
+                  <w:color w:val="2E75B6"/>
+                  <w:sz w:val="16"/>
+                  <w:szCs w:val="16"/>
+                  <w:u w:val="single" w:color="2E75B6"/>
+                </w:rPr>
+                <w:t xml:space="preserve">Refraction and Snell's law</w:t>
+              </w:r>
+            </w:hyperlink>
+          </w:p>
+          <w:p>
+            <w:pPr>
+              <w:spacing w:after="10" w:before="0"/>
+              <w:ind w:left="120"/>
+            </w:pPr>
+            <w:r>
+              <w:rPr>
+                <w:rFonts w:ascii="Arial" w:cs="Arial" w:eastAsia="Arial" w:hAnsi="Arial"/>
+                <w:color w:val="595959"/>
+                <w:sz w:val="14"/>
+                <w:szCs w:val="14"/>
+              </w:rPr>
+              <w:t xml:space="preserve">Source: Khan Academy (English - US curriculum)</w:t>
+            </w:r>
+          </w:p>
+          <w:p>
+            <w:pPr>
+              <w:spacing w:after="10" w:before="0"/>
+              <w:ind w:left="120"/>
+            </w:pPr>
+            <w:hyperlink w:history="1" r:id="rIdaypphzlrcclckx2elmzw2">
+              <w:r>
+                <w:rPr>
+                  <w:rFonts w:ascii="Arial" w:cs="Arial" w:eastAsia="Arial" w:hAnsi="Arial"/>
+                  <w:color w:val="595959"/>
+                  <w:sz w:val="14"/>
+                  <w:szCs w:val="14"/>
+                  <w:u w:val="single" w:color="595959"/>
+                </w:rPr>
+                <w:t xml:space="preserve">🔍 Search ARES for similar videos</w:t>
+              </w:r>
+            </w:hyperlink>
+          </w:p>
+          <w:p>
+            <w:pPr>
+              <w:spacing w:after="40" w:before="0"/>
+            </w:pPr>
+            <w:r>
+              <w:rPr>
+                <w:sz w:val="14"/>
+                <w:szCs w:val="14"/>
+              </w:rPr>
+              <w:t xml:space="preserve"/>
+            </w:r>
+          </w:p>
+          <w:p>
+            <w:pPr>
+              <w:spacing w:after="20" w:before="0"/>
+            </w:pPr>
+            <w:r>
+              <w:rPr>
+                <w:rFonts w:ascii="Arial" w:cs="Arial" w:eastAsia="Arial" w:hAnsi="Arial"/>
+                <w:b/>
+                <w:bCs/>
+                <w:color w:val="1F3864"/>
+                <w:sz w:val="16"/>
+                <w:szCs w:val="16"/>
+              </w:rPr>
+              <w:t xml:space="preserve">📖 EXERCISE:</w:t>
+            </w:r>
+          </w:p>
+          <w:p>
+            <w:pPr>
+              <w:spacing w:after="20" w:before="0"/>
+            </w:pPr>
+            <w:hyperlink w:history="1" r:id="rIdwxy3ktghzcg5gsccq1zlx">
+              <w:r>
+                <w:rPr>
+                  <w:rFonts w:ascii="Arial" w:cs="Arial" w:eastAsia="Arial" w:hAnsi="Arial"/>
+                  <w:color w:val="2E75B6"/>
+                  <w:sz w:val="16"/>
+                  <w:szCs w:val="16"/>
+                  <w:u w:val="single" w:color="2E75B6"/>
+                </w:rPr>
+                <w:t xml:space="preserve">Wave Equation Practice</w:t>
+              </w:r>
+            </w:hyperlink>
+          </w:p>
+          <w:p>
+            <w:pPr>
+              <w:spacing w:after="10" w:before="0"/>
+              <w:ind w:left="120"/>
+            </w:pPr>
+            <w:r>
+              <w:rPr>
+                <w:rFonts w:ascii="Arial" w:cs="Arial" w:eastAsia="Arial" w:hAnsi="Arial"/>
+                <w:color w:val="595959"/>
+                <w:sz w:val="14"/>
+                <w:szCs w:val="14"/>
+              </w:rPr>
+              <w:t xml:space="preserve">Source: CK-12</w:t>
+            </w:r>
+          </w:p>
+          <w:p>
+            <w:pPr>
+              <w:spacing w:after="10" w:before="0"/>
+              <w:ind w:left="120"/>
+            </w:pPr>
+            <w:hyperlink w:history="1" r:id="rIdcsbi63cbd1qxa_eomx9s9">
+              <w:r>
+                <w:rPr>
+                  <w:rFonts w:ascii="Arial" w:cs="Arial" w:eastAsia="Arial" w:hAnsi="Arial"/>
+                  <w:color w:val="595959"/>
+                  <w:sz w:val="14"/>
+                  <w:szCs w:val="14"/>
+                  <w:u w:val="single" w:color="595959"/>
+                </w:rPr>
+                <w:t xml:space="preserve">🔍 Search ARES for similar readings</w:t>
+              </w:r>
+            </w:hyperlink>
+          </w:p>
+        </w:tc>
+        <w:tc>
+          <w:tcPr>
+            <w:tcW w:type="dxa" w:w="3040"/>
+            <w:shd w:fill="FFFFFF" w:color="auto" w:val="clear"/>
+            <w:tcMar>
+              <w:top w:type="dxa" w:w="60"/>
+              <w:left w:type="dxa" w:w="120"/>
+              <w:bottom w:type="dxa" w:w="60"/>
+              <w:right w:type="dxa" w:w="120"/>
+            </w:tcMar>
+            <w:vAlign w:val="top"/>
+          </w:tcPr>
+          <w:p>
+            <w:pPr>
+              <w:spacing w:after="40" w:before="0"/>
+              <w:jc w:val="left"/>
+            </w:pPr>
+            <w:r>
+              <w:rPr>
+                <w:rFonts w:ascii="Arial" w:cs="Arial" w:eastAsia="Arial" w:hAnsi="Arial"/>
+                <w:b w:val="false"/>
+                <w:bCs w:val="false"/>
+                <w:i w:val="false"/>
+                <w:iCs w:val="false"/>
+                <w:color w:val="000000"/>
+                <w:sz w:val="18"/>
+                <w:szCs w:val="18"/>
+              </w:rPr>
+              <w:t xml:space="preserve">Learners return to the class Driving Question Board (a shared physical or digital space maintained across all 8 lessons). They locate the card/sticky note placed in Lesson 1 or 2 that asked: 'Why do the water waves in the bay change direction as they reach the shallow water near the shore?' Learners now write a new CLAIM card in a different colour: 'The water waves refract (change direction) because they slow down as the water gets shallower. When the wave slows down, it bends toward the normal at the boundary between deep and shallow water. This is called refraction.' Learners also add a new QUESTION card for anything Lesson 4 could not yet explain: 'Why does the FM signal disappear completely behind the Rift Valley ridge — refraction alone does not explain this. What else can waves do?' Each learner updates their personal DQB tracker (a running table in their exercise book with columns: Lesson | New evidence | What it explains about the phenomenon | New questions it raises).</w:t>
+            </w:r>
+          </w:p>
+        </w:tc>
+        <w:tc>
+          <w:tcPr>
+            <w:tcW w:type="dxa" w:w="3040"/>
+            <w:shd w:fill="F2F2F2" w:color="auto" w:val="clear"/>
+            <w:tcMar>
+              <w:top w:type="dxa" w:w="60"/>
+              <w:left w:type="dxa" w:w="120"/>
+              <w:bottom w:type="dxa" w:w="60"/>
+              <w:right w:type="dxa" w:w="120"/>
+            </w:tcMar>
+            <w:vAlign w:val="top"/>
+          </w:tcPr>
+          <w:p>
+            <w:pPr>
+              <w:spacing w:after="40" w:before="0"/>
+              <w:jc w:val="left"/>
+            </w:pPr>
+            <w:r>
+              <w:rPr>
+                <w:rFonts w:ascii="Arial" w:cs="Arial" w:eastAsia="Arial" w:hAnsi="Arial"/>
+                <w:b w:val="false"/>
+                <w:bCs w:val="false"/>
+                <w:i w:val="false"/>
+                <w:iCs w:val="false"/>
+                <w:color w:val="000000"/>
+                <w:sz w:val="18"/>
+                <w:szCs w:val="18"/>
+              </w:rPr>
+              <w:t xml:space="preserve">Direct learners to the DQB: 'Find the question card about the shallow-water bending. We have been carrying that question since Lesson 1. Today we can finally answer it.' Give 3 minutes for learners to write their claim card. Cold-call one learner to read their claim aloud. Ask the class: 'Does this claim match the evidence we gathered today? Thumbs up if yes, thumbs sideways if you are not sure.' Address any thumbs-sideways by asking that learner: 'What part of the evidence are you not sure about?' Allow 10 seconds WAIT TIME. Then direct learners to their new question card about the Rift Valley ridge: 'We know refraction cannot explain why the signal disappears completely behind a solid ridge. Write that as our new question. We will answer it in Lesson 5.' Update the DQB together. Say: 'Notice that every lesson we answer one question and create a new one — this is exactly how science works.'</w:t>
+            </w:r>
+          </w:p>
+        </w:tc>
+        <w:tc>
+          <w:tcPr>
+            <w:tcW w:type="dxa" w:w="3040"/>
+            <w:shd w:fill="FFFFFF" w:color="auto" w:val="clear"/>
+            <w:tcMar>
+              <w:top w:type="dxa" w:w="60"/>
+              <w:left w:type="dxa" w:w="120"/>
+              <w:bottom w:type="dxa" w:w="60"/>
+              <w:right w:type="dxa" w:w="120"/>
+            </w:tcMar>
+            <w:vAlign w:val="top"/>
+          </w:tcPr>
+          <w:p>
+            <w:pPr>
+              <w:spacing w:after="40" w:before="0"/>
+              <w:jc w:val="left"/>
+            </w:pPr>
+            <w:r>
+              <w:rPr>
+                <w:rFonts w:ascii="Arial" w:cs="Arial" w:eastAsia="Arial" w:hAnsi="Arial"/>
+                <w:b w:val="false"/>
+                <w:bCs w:val="false"/>
+                <w:i w:val="false"/>
+                <w:iCs w:val="false"/>
+                <w:color w:val="000000"/>
+                <w:sz w:val="18"/>
+                <w:szCs w:val="18"/>
+              </w:rPr>
+              <w:t xml:space="preserve">Claim-Evidence-Reasoning (CER) on the DQB: The DQB is not a static display — it is a cumulative argument board. By requiring learners to physically replace an open question with a reasoned claim, they experience the progression of scientific understanding. The colour-coded cards (question = one colour, claim = another) make the growing explanatory power of the unit visually trackable. The deliberate planting of a new, unresolved question (ridge diffraction) maintains inquiry momentum and prevents premature closure — a key feature of NGSS storyline design.</w:t>
+            </w:r>
+          </w:p>
+        </w:tc>
+        <w:tc>
+          <w:tcPr>
+            <w:tcW w:type="dxa" w:w="3040"/>
+            <w:shd w:fill="F2F2F2" w:color="auto" w:val="clear"/>
+            <w:tcMar>
+              <w:top w:type="dxa" w:w="60"/>
+              <w:left w:type="dxa" w:w="120"/>
+              <w:bottom w:type="dxa" w:w="60"/>
+              <w:right w:type="dxa" w:w="120"/>
+            </w:tcMar>
+            <w:vAlign w:val="top"/>
+          </w:tcPr>
+          <w:p>
+            <w:pPr>
+              <w:spacing w:after="40" w:before="0"/>
+              <w:jc w:val="left"/>
+            </w:pPr>
+            <w:r>
+              <w:rPr>
+                <w:rFonts w:ascii="Arial" w:cs="Arial" w:eastAsia="Arial" w:hAnsi="Arial"/>
+                <w:b w:val="false"/>
+                <w:bCs w:val="false"/>
+                <w:i w:val="false"/>
+                <w:iCs w:val="false"/>
+                <w:color w:val="000000"/>
+                <w:sz w:val="18"/>
+                <w:szCs w:val="18"/>
+              </w:rPr>
+              <w:t xml:space="preserve">Learner DQB tracker tables are checked for logical coherence: Does the 'What it explains' column correctly reference refraction and the speed change? Does the 'New questions' column show genuine extension of thinking (not just a restatement of old questions)? Teacher reads 5 tracker tables during the final phase. Specific indicator: The learner can distinguish what refraction explains (direction change at boundary due to speed change) from what it cannot explain (disappearance of signal behind a solid obstacle), demonstrating boundary awareness of the concept.</w:t>
+            </w:r>
+          </w:p>
+        </w:tc>
+      </w:tr>
+      <w:tr>
+        <w:tc>
+          <w:tcPr>
+            <w:tcW w:type="dxa" w:w="1520"/>
+            <w:shd w:fill="D5E8F0" w:color="auto" w:val="clear"/>
+            <w:tcMar>
+              <w:top w:type="dxa" w:w="60"/>
+              <w:left w:type="dxa" w:w="120"/>
+              <w:bottom w:type="dxa" w:w="60"/>
+              <w:right w:type="dxa" w:w="120"/>
+            </w:tcMar>
+            <w:vAlign w:val="top"/>
+          </w:tcPr>
+          <w:p>
+            <w:pPr>
+              <w:spacing w:after="40" w:before="0"/>
+              <w:jc w:val="left"/>
+            </w:pPr>
+            <w:r>
+              <w:rPr>
+                <w:rFonts w:ascii="Arial" w:cs="Arial" w:eastAsia="Arial" w:hAnsi="Arial"/>
+                <w:b/>
+                <w:bCs/>
+                <w:i w:val="false"/>
+                <w:iCs w:val="false"/>
+                <w:color w:val="000000"/>
+                <w:sz w:val="18"/>
+                <w:szCs w:val="18"/>
+              </w:rPr>
+              <w:t xml:space="preserve">Model Building Phase</w:t>
+            </w:r>
+          </w:p>
+          <w:p>
+            <w:pPr>
+              <w:spacing w:after="20" w:before="0"/>
+            </w:pPr>
+            <w:r>
+              <w:rPr>
+                <w:rFonts w:ascii="Arial" w:cs="Arial" w:eastAsia="Arial" w:hAnsi="Arial"/>
+                <w:b/>
+                <w:bCs/>
+                <w:color w:val="1F3864"/>
+                <w:sz w:val="16"/>
+                <w:szCs w:val="16"/>
+              </w:rPr>
+              <w:t xml:space="preserve">📹 VIDEO:</w:t>
+            </w:r>
+          </w:p>
+          <w:p>
+            <w:pPr>
+              <w:spacing w:after="20" w:before="0"/>
+            </w:pPr>
+            <w:hyperlink w:history="1" r:id="rIdpfobpqarxm36xwtvt_cjb">
               <w:r>
                 <w:rPr>
                   <w:rFonts w:ascii="Arial" w:cs="Arial" w:eastAsia="Arial" w:hAnsi="Arial"/>
@@ -12137,7 +12749,7 @@
               <w:spacing w:after="10" w:before="0"/>
               <w:ind w:left="120"/>
             </w:pPr>
-            <w:hyperlink w:history="1" r:id="rIdjmvroenluukwyvpxoiv4n">
+            <w:hyperlink w:history="1" r:id="rIdw7swbq1m8j_ukgzmsjym0">
               <w:r>
                 <w:rPr>
                   <w:rFonts w:ascii="Arial" w:cs="Arial" w:eastAsia="Arial" w:hAnsi="Arial"/>
@@ -12182,619 +12794,7 @@
             <w:pPr>
               <w:spacing w:after="20" w:before="0"/>
             </w:pPr>
-            <w:hyperlink w:history="1" r:id="rIdlp7pwbxrlrrwfyaxgsrbs">
-              <w:r>
-                <w:rPr>
-                  <w:rFonts w:ascii="Arial" w:cs="Arial" w:eastAsia="Arial" w:hAnsi="Arial"/>
-                  <w:color w:val="2E75B6"/>
-                  <w:sz w:val="16"/>
-                  <w:szCs w:val="16"/>
-                  <w:u w:val="single" w:color="2E75B6"/>
-                </w:rPr>
-                <w:t xml:space="preserve">Wave Equation (Flexbook)</w:t>
-              </w:r>
-            </w:hyperlink>
-          </w:p>
-          <w:p>
-            <w:pPr>
-              <w:spacing w:after="10" w:before="0"/>
-              <w:ind w:left="120"/>
-            </w:pPr>
-            <w:r>
-              <w:rPr>
-                <w:rFonts w:ascii="Arial" w:cs="Arial" w:eastAsia="Arial" w:hAnsi="Arial"/>
-                <w:color w:val="595959"/>
-                <w:sz w:val="14"/>
-                <w:szCs w:val="14"/>
-              </w:rPr>
-              <w:t xml:space="preserve">Source: CK-12</w:t>
-            </w:r>
-          </w:p>
-          <w:p>
-            <w:pPr>
-              <w:spacing w:after="10" w:before="0"/>
-              <w:ind w:left="120"/>
-            </w:pPr>
-            <w:hyperlink w:history="1" r:id="rIdm0jnrshwzqj0lmhsv8-6q">
-              <w:r>
-                <w:rPr>
-                  <w:rFonts w:ascii="Arial" w:cs="Arial" w:eastAsia="Arial" w:hAnsi="Arial"/>
-                  <w:color w:val="595959"/>
-                  <w:sz w:val="14"/>
-                  <w:szCs w:val="14"/>
-                  <w:u w:val="single" w:color="595959"/>
-                </w:rPr>
-                <w:t xml:space="preserve">🔍 Search ARES for similar readings</w:t>
-              </w:r>
-            </w:hyperlink>
-          </w:p>
-        </w:tc>
-        <w:tc>
-          <w:tcPr>
-            <w:tcW w:type="dxa" w:w="3040"/>
-            <w:shd w:fill="FFFFFF" w:color="auto" w:val="clear"/>
-            <w:tcMar>
-              <w:top w:type="dxa" w:w="60"/>
-              <w:left w:type="dxa" w:w="120"/>
-              <w:bottom w:type="dxa" w:w="60"/>
-              <w:right w:type="dxa" w:w="120"/>
-            </w:tcMar>
-            <w:vAlign w:val="top"/>
-          </w:tcPr>
-          <w:p>
-            <w:pPr>
-              <w:spacing w:after="40" w:before="0"/>
-              <w:jc w:val="left"/>
-            </w:pPr>
-            <w:r>
-              <w:rPr>
-                <w:rFonts w:ascii="Arial" w:cs="Arial" w:eastAsia="Arial" w:hAnsi="Arial"/>
-                <w:b w:val="false"/>
-                <w:bCs w:val="false"/>
-                <w:i w:val="false"/>
-                <w:iCs w:val="false"/>
-                <w:color w:val="000000"/>
-                <w:sz w:val="18"/>
-                <w:szCs w:val="18"/>
-              </w:rPr>
-              <w:t xml:space="preserve">The teacher introduces the formal vocabulary: refraction, angle of incidence, angle of refraction, normal, boundary. Learners add these to their diagrams with arrows. The class then works through two Kenyan context discussions in groups of four, followed by a numerical problem. CONTEXT 1 — Lamu fishermen: Learners are given a short ARES reading card (150 words): 'At night, the air near the surface of the sea is cooler than the air higher up — this is called a temperature inversion. Sound travels faster in warm air. At night, sound waves travelling upward hit the warmer upper layer and refract back downward toward the water surface. The sound bounces between the sea surface and the warm upper air layer, travelling much farther than it would during the day. This is why Lamu fishermen have long known that voices and drumbeats carry much farther across the water at night.' Groups discuss: 'Draw a diagram showing how this temperature inversion refracts the sound downward. Label the cool air, the warm air layer, the sound wave path, and explain why the wave bends downward.' CONTEXT 2 — Rift Valley matatu radio: 'A matatu travelling from Nairobi to Nakuru loses its FM radio signal as it passes behind a ridge near Mai Mahiu. The FM waves (which travel in straight lines in uniform air) cannot bend around the solid ridge the way sound bends around a temperature layer — they need a different mechanism. But the signal also fades gradually as the matatu descends into the valley — the atmosphere refracts the signal slightly. Why does the signal fade completely behind the ridge, and only partly refract in the valley?' Groups discuss for 4 minutes, then report out. NUMERICAL PROBLEM: Displayed on ARES. 'A sound wave travels through cool air at 340 m/s with a frequency of 680 Hz. It crosses into a warmer air layer where its speed increases to 360 m/s. The frequency does not change. (a) Calculate the wavelength in the cool air. (b) Calculate the wavelength in the warm air. (c) Does the wave bend towards or away from the normal as it enters the warm air? Explain.' Learners work individually for 6 minutes, then compare with a partner.</w:t>
-            </w:r>
-          </w:p>
-        </w:tc>
-        <w:tc>
-          <w:tcPr>
-            <w:tcW w:type="dxa" w:w="3040"/>
-            <w:shd w:fill="F2F2F2" w:color="auto" w:val="clear"/>
-            <w:tcMar>
-              <w:top w:type="dxa" w:w="60"/>
-              <w:left w:type="dxa" w:w="120"/>
-              <w:bottom w:type="dxa" w:w="60"/>
-              <w:right w:type="dxa" w:w="120"/>
-            </w:tcMar>
-            <w:vAlign w:val="top"/>
-          </w:tcPr>
-          <w:p>
-            <w:pPr>
-              <w:spacing w:after="40" w:before="0"/>
-              <w:jc w:val="left"/>
-            </w:pPr>
-            <w:r>
-              <w:rPr>
-                <w:rFonts w:ascii="Arial" w:cs="Arial" w:eastAsia="Arial" w:hAnsi="Arial"/>
-                <w:b w:val="false"/>
-                <w:bCs w:val="false"/>
-                <w:i w:val="false"/>
-                <w:iCs w:val="false"/>
-                <w:color w:val="000000"/>
-                <w:sz w:val="18"/>
-                <w:szCs w:val="18"/>
-              </w:rPr>
-              <w:t xml:space="preserve">Introduce vocabulary by pointing to the learners' own diagrams: 'You already drew these — now we are giving the parts their scientific names.' Do NOT re-draw — point to learner diagrams projected on screen. For Context 1: 'You have 5 minutes in your group of four. One person draws, one person labels, one person writes the explanation, one person will present. Switch roles from last lesson.' After 5 minutes, cold-call one group to present their diagram. Ask the presenting group: 'Why does the wave bend downward and not upward?' Allow 10 seconds WAIT TIME. If no response after 10 seconds, prompt: 'What does the wave do when it enters a region where it travels faster — does it bend toward or away from the normal?' For Context 2: After 4-minute group discussion, cold-call a different group. Ask: 'What is the difference between how sound refracts around the temperature layer and why the FM signal cannot do the same thing behind a solid ridge?' Allow 15 seconds WAIT TIME — this is a higher-order question. Accept partial answers and build: 'You are right that the ridge is solid — we will explore diffraction in Lesson 5 to finish this explanation. Add it to your DQB question list.' For the numerical problem: After individual work, ask: 'Who got the same answer for both (a) and (b)? Hands up.' If many hands, cold-call one to explain. If few, work through step (a) together on the board using the wave equation v = fλ, asking learners to call out each substitution: 'What is v? What is f? So λ = ?' Accept shouted answers for substitution steps only — require written working for the final answer. Emphasise: 'Frequency does not change at the boundary — only speed and wavelength change. Write that rule in a box in your notes.'</w:t>
-            </w:r>
-          </w:p>
-        </w:tc>
-        <w:tc>
-          <w:tcPr>
-            <w:tcW w:type="dxa" w:w="3040"/>
-            <w:shd w:fill="FFFFFF" w:color="auto" w:val="clear"/>
-            <w:tcMar>
-              <w:top w:type="dxa" w:w="60"/>
-              <w:left w:type="dxa" w:w="120"/>
-              <w:bottom w:type="dxa" w:w="60"/>
-              <w:right w:type="dxa" w:w="120"/>
-            </w:tcMar>
-            <w:vAlign w:val="top"/>
-          </w:tcPr>
-          <w:p>
-            <w:pPr>
-              <w:spacing w:after="40" w:before="0"/>
-              <w:jc w:val="left"/>
-            </w:pPr>
-            <w:r>
-              <w:rPr>
-                <w:rFonts w:ascii="Arial" w:cs="Arial" w:eastAsia="Arial" w:hAnsi="Arial"/>
-                <w:b w:val="false"/>
-                <w:bCs w:val="false"/>
-                <w:i w:val="false"/>
-                <w:iCs w:val="false"/>
-                <w:color w:val="000000"/>
-                <w:sz w:val="18"/>
-                <w:szCs w:val="18"/>
-              </w:rPr>
-              <w:t xml:space="preserve">Structured context-transfer discussion (applying concepts to Kenyan phenomena): By requiring learners to construct their own diagram for the Lamu temperature-inversion scenario, they must actively apply the refraction rule (slow → bend toward normal; fast → bend away from normal) rather than passively receive it. The Rift Valley matatu context deliberately creates productive confusion — the FM signal fade requires diffraction, not refraction — which seeds the DQB question for Lesson 5 and demonstrates that one phenomenon can require multiple wave behaviours to fully explain. The numerical problem is an NGSS Mathematical and Computational Thinking practice: learners apply a quantitative relationship (v = fλ) to a boundary condition, reinforcing that frequency is the conserved quantity while speed and wavelength co-vary.</w:t>
-            </w:r>
-          </w:p>
-        </w:tc>
-        <w:tc>
-          <w:tcPr>
-            <w:tcW w:type="dxa" w:w="3040"/>
-            <w:shd w:fill="F2F2F2" w:color="auto" w:val="clear"/>
-            <w:tcMar>
-              <w:top w:type="dxa" w:w="60"/>
-              <w:left w:type="dxa" w:w="120"/>
-              <w:bottom w:type="dxa" w:w="60"/>
-              <w:right w:type="dxa" w:w="120"/>
-            </w:tcMar>
-            <w:vAlign w:val="top"/>
-          </w:tcPr>
-          <w:p>
-            <w:pPr>
-              <w:spacing w:after="40" w:before="0"/>
-              <w:jc w:val="left"/>
-            </w:pPr>
-            <w:r>
-              <w:rPr>
-                <w:rFonts w:ascii="Arial" w:cs="Arial" w:eastAsia="Arial" w:hAnsi="Arial"/>
-                <w:b w:val="false"/>
-                <w:bCs w:val="false"/>
-                <w:i w:val="false"/>
-                <w:iCs w:val="false"/>
-                <w:color w:val="000000"/>
-                <w:sz w:val="18"/>
-                <w:szCs w:val="18"/>
-              </w:rPr>
-              <w:t xml:space="preserve">Numerical problem: (a) λ = 340/680 = 0.50 m. (b) λ = 360/680 ≈ 0.529 m. (c) The wave bends away from the normal because it speeds up. Teacher checks for three specific errors: (1) learner changes frequency instead of wavelength; (2) learner uses incorrect formula rearrangement; (3) learner states 'bends toward the normal' when speed increases. Teacher records names of learners making error (1) — this is the most persistent misconception in refraction and must be addressed before Lesson 5. Context diagrams are checked for correct direction of bending (downward toward water surface for temperature inversion). Exit indicator: every learner must be able to state the rule 'when a wave slows down it bends toward the normal' in their own words.</w:t>
-            </w:r>
-          </w:p>
-        </w:tc>
-      </w:tr>
-      <w:tr>
-        <w:tc>
-          <w:tcPr>
-            <w:tcW w:type="dxa" w:w="1520"/>
-            <w:shd w:fill="FCE4D6" w:color="auto" w:val="clear"/>
-            <w:tcMar>
-              <w:top w:type="dxa" w:w="60"/>
-              <w:left w:type="dxa" w:w="120"/>
-              <w:bottom w:type="dxa" w:w="60"/>
-              <w:right w:type="dxa" w:w="120"/>
-            </w:tcMar>
-            <w:vAlign w:val="top"/>
-          </w:tcPr>
-          <w:p>
-            <w:pPr>
-              <w:spacing w:after="40" w:before="0"/>
-              <w:jc w:val="left"/>
-            </w:pPr>
-            <w:r>
-              <w:rPr>
-                <w:rFonts w:ascii="Arial" w:cs="Arial" w:eastAsia="Arial" w:hAnsi="Arial"/>
-                <w:b/>
-                <w:bCs/>
-                <w:i w:val="false"/>
-                <w:iCs w:val="false"/>
-                <w:color w:val="000000"/>
-                <w:sz w:val="18"/>
-                <w:szCs w:val="18"/>
-              </w:rPr>
-              <w:t xml:space="preserve">Driving Question Board (DQB) Creation</w:t>
-            </w:r>
-          </w:p>
-          <w:p>
-            <w:pPr>
-              <w:spacing w:after="20" w:before="0"/>
-            </w:pPr>
-            <w:r>
-              <w:rPr>
-                <w:rFonts w:ascii="Arial" w:cs="Arial" w:eastAsia="Arial" w:hAnsi="Arial"/>
-                <w:b/>
-                <w:bCs/>
-                <w:color w:val="1F3864"/>
-                <w:sz w:val="16"/>
-                <w:szCs w:val="16"/>
-              </w:rPr>
-              <w:t xml:space="preserve">📹 VIDEO:</w:t>
-            </w:r>
-          </w:p>
-          <w:p>
-            <w:pPr>
-              <w:spacing w:after="20" w:before="0"/>
-            </w:pPr>
-            <w:hyperlink w:history="1" r:id="rIdzbma8fazhdnqahli5wcub">
-              <w:r>
-                <w:rPr>
-                  <w:rFonts w:ascii="Arial" w:cs="Arial" w:eastAsia="Arial" w:hAnsi="Arial"/>
-                  <w:color w:val="2E75B6"/>
-                  <w:sz w:val="16"/>
-                  <w:szCs w:val="16"/>
-                  <w:u w:val="single" w:color="2E75B6"/>
-                </w:rPr>
-                <w:t xml:space="preserve">Properties of periodic waves</w:t>
-              </w:r>
-            </w:hyperlink>
-          </w:p>
-          <w:p>
-            <w:pPr>
-              <w:spacing w:after="10" w:before="0"/>
-              <w:ind w:left="120"/>
-            </w:pPr>
-            <w:r>
-              <w:rPr>
-                <w:rFonts w:ascii="Arial" w:cs="Arial" w:eastAsia="Arial" w:hAnsi="Arial"/>
-                <w:color w:val="595959"/>
-                <w:sz w:val="14"/>
-                <w:szCs w:val="14"/>
-              </w:rPr>
-              <w:t xml:space="preserve">Source: Khan Academy (English - US curriculum)</w:t>
-            </w:r>
-          </w:p>
-          <w:p>
-            <w:pPr>
-              <w:spacing w:after="10" w:before="0"/>
-              <w:ind w:left="120"/>
-            </w:pPr>
-            <w:hyperlink w:history="1" r:id="rIddulhtwac37ngcvvptrywf">
-              <w:r>
-                <w:rPr>
-                  <w:rFonts w:ascii="Arial" w:cs="Arial" w:eastAsia="Arial" w:hAnsi="Arial"/>
-                  <w:color w:val="595959"/>
-                  <w:sz w:val="14"/>
-                  <w:szCs w:val="14"/>
-                  <w:u w:val="single" w:color="595959"/>
-                </w:rPr>
-                <w:t xml:space="preserve">🔍 Search ARES for similar videos</w:t>
-              </w:r>
-            </w:hyperlink>
-          </w:p>
-          <w:p>
-            <w:pPr>
-              <w:spacing w:after="40" w:before="0"/>
-            </w:pPr>
-            <w:r>
-              <w:rPr>
-                <w:sz w:val="14"/>
-                <w:szCs w:val="14"/>
-              </w:rPr>
-              <w:t xml:space="preserve"/>
-            </w:r>
-          </w:p>
-          <w:p>
-            <w:pPr>
-              <w:spacing w:after="20" w:before="0"/>
-            </w:pPr>
-            <w:r>
-              <w:rPr>
-                <w:rFonts w:ascii="Arial" w:cs="Arial" w:eastAsia="Arial" w:hAnsi="Arial"/>
-                <w:b/>
-                <w:bCs/>
-                <w:color w:val="1F3864"/>
-                <w:sz w:val="16"/>
-                <w:szCs w:val="16"/>
-              </w:rPr>
-              <w:t xml:space="preserve">📖 EXERCISE:</w:t>
-            </w:r>
-          </w:p>
-          <w:p>
-            <w:pPr>
-              <w:spacing w:after="20" w:before="0"/>
-            </w:pPr>
-            <w:hyperlink w:history="1" r:id="rId-2jc4fiafjffjgsnvq-_f">
-              <w:r>
-                <w:rPr>
-                  <w:rFonts w:ascii="Arial" w:cs="Arial" w:eastAsia="Arial" w:hAnsi="Arial"/>
-                  <w:color w:val="2E75B6"/>
-                  <w:sz w:val="16"/>
-                  <w:szCs w:val="16"/>
-                  <w:u w:val="single" w:color="2E75B6"/>
-                </w:rPr>
-                <w:t xml:space="preserve">Wave Equation Practice</w:t>
-              </w:r>
-            </w:hyperlink>
-          </w:p>
-          <w:p>
-            <w:pPr>
-              <w:spacing w:after="10" w:before="0"/>
-              <w:ind w:left="120"/>
-            </w:pPr>
-            <w:r>
-              <w:rPr>
-                <w:rFonts w:ascii="Arial" w:cs="Arial" w:eastAsia="Arial" w:hAnsi="Arial"/>
-                <w:color w:val="595959"/>
-                <w:sz w:val="14"/>
-                <w:szCs w:val="14"/>
-              </w:rPr>
-              <w:t xml:space="preserve">Source: CK-12</w:t>
-            </w:r>
-          </w:p>
-          <w:p>
-            <w:pPr>
-              <w:spacing w:after="10" w:before="0"/>
-              <w:ind w:left="120"/>
-            </w:pPr>
-            <w:hyperlink w:history="1" r:id="rIdtei0iwvctau56rlqedvc0">
-              <w:r>
-                <w:rPr>
-                  <w:rFonts w:ascii="Arial" w:cs="Arial" w:eastAsia="Arial" w:hAnsi="Arial"/>
-                  <w:color w:val="595959"/>
-                  <w:sz w:val="14"/>
-                  <w:szCs w:val="14"/>
-                  <w:u w:val="single" w:color="595959"/>
-                </w:rPr>
-                <w:t xml:space="preserve">🔍 Search ARES for similar readings</w:t>
-              </w:r>
-            </w:hyperlink>
-          </w:p>
-        </w:tc>
-        <w:tc>
-          <w:tcPr>
-            <w:tcW w:type="dxa" w:w="3040"/>
-            <w:shd w:fill="FFFFFF" w:color="auto" w:val="clear"/>
-            <w:tcMar>
-              <w:top w:type="dxa" w:w="60"/>
-              <w:left w:type="dxa" w:w="120"/>
-              <w:bottom w:type="dxa" w:w="60"/>
-              <w:right w:type="dxa" w:w="120"/>
-            </w:tcMar>
-            <w:vAlign w:val="top"/>
-          </w:tcPr>
-          <w:p>
-            <w:pPr>
-              <w:spacing w:after="40" w:before="0"/>
-              <w:jc w:val="left"/>
-            </w:pPr>
-            <w:r>
-              <w:rPr>
-                <w:rFonts w:ascii="Arial" w:cs="Arial" w:eastAsia="Arial" w:hAnsi="Arial"/>
-                <w:b w:val="false"/>
-                <w:bCs w:val="false"/>
-                <w:i w:val="false"/>
-                <w:iCs w:val="false"/>
-                <w:color w:val="000000"/>
-                <w:sz w:val="18"/>
-                <w:szCs w:val="18"/>
-              </w:rPr>
-              <w:t xml:space="preserve">Learners return to the class Driving Question Board (a shared physical or digital space maintained across all 8 lessons). They locate the card/sticky note placed in Lesson 1 or 2 that asked: 'Why do the water waves in the bay change direction as they reach the shallow water near the shore?' Learners now write a new CLAIM card in a different colour: 'The water waves refract (change direction) because they slow down as the water gets shallower. When the wave slows down, it bends toward the normal at the boundary between deep and shallow water. This is called refraction.' Learners also add a new QUESTION card for anything Lesson 4 could not yet explain: 'Why does the FM signal disappear completely behind the Rift Valley ridge — refraction alone does not explain this. What else can waves do?' Each learner updates their personal DQB tracker (a running table in their exercise book with columns: Lesson | New evidence | What it explains about the phenomenon | New questions it raises).</w:t>
-            </w:r>
-          </w:p>
-        </w:tc>
-        <w:tc>
-          <w:tcPr>
-            <w:tcW w:type="dxa" w:w="3040"/>
-            <w:shd w:fill="F2F2F2" w:color="auto" w:val="clear"/>
-            <w:tcMar>
-              <w:top w:type="dxa" w:w="60"/>
-              <w:left w:type="dxa" w:w="120"/>
-              <w:bottom w:type="dxa" w:w="60"/>
-              <w:right w:type="dxa" w:w="120"/>
-            </w:tcMar>
-            <w:vAlign w:val="top"/>
-          </w:tcPr>
-          <w:p>
-            <w:pPr>
-              <w:spacing w:after="40" w:before="0"/>
-              <w:jc w:val="left"/>
-            </w:pPr>
-            <w:r>
-              <w:rPr>
-                <w:rFonts w:ascii="Arial" w:cs="Arial" w:eastAsia="Arial" w:hAnsi="Arial"/>
-                <w:b w:val="false"/>
-                <w:bCs w:val="false"/>
-                <w:i w:val="false"/>
-                <w:iCs w:val="false"/>
-                <w:color w:val="000000"/>
-                <w:sz w:val="18"/>
-                <w:szCs w:val="18"/>
-              </w:rPr>
-              <w:t xml:space="preserve">Direct learners to the DQB: 'Find the question card about the shallow-water bending. We have been carrying that question since Lesson 1. Today we can finally answer it.' Give 3 minutes for learners to write their claim card. Cold-call one learner to read their claim aloud. Ask the class: 'Does this claim match the evidence we gathered today? Thumbs up if yes, thumbs sideways if you are not sure.' Address any thumbs-sideways by asking that learner: 'What part of the evidence are you not sure about?' Allow 10 seconds WAIT TIME. Then direct learners to their new question card about the Rift Valley ridge: 'We know refraction cannot explain why the signal disappears completely behind a solid ridge. Write that as our new question. We will answer it in Lesson 5.' Update the DQB together. Say: 'Notice that every lesson we answer one question and create a new one — this is exactly how science works.'</w:t>
-            </w:r>
-          </w:p>
-        </w:tc>
-        <w:tc>
-          <w:tcPr>
-            <w:tcW w:type="dxa" w:w="3040"/>
-            <w:shd w:fill="FFFFFF" w:color="auto" w:val="clear"/>
-            <w:tcMar>
-              <w:top w:type="dxa" w:w="60"/>
-              <w:left w:type="dxa" w:w="120"/>
-              <w:bottom w:type="dxa" w:w="60"/>
-              <w:right w:type="dxa" w:w="120"/>
-            </w:tcMar>
-            <w:vAlign w:val="top"/>
-          </w:tcPr>
-          <w:p>
-            <w:pPr>
-              <w:spacing w:after="40" w:before="0"/>
-              <w:jc w:val="left"/>
-            </w:pPr>
-            <w:r>
-              <w:rPr>
-                <w:rFonts w:ascii="Arial" w:cs="Arial" w:eastAsia="Arial" w:hAnsi="Arial"/>
-                <w:b w:val="false"/>
-                <w:bCs w:val="false"/>
-                <w:i w:val="false"/>
-                <w:iCs w:val="false"/>
-                <w:color w:val="000000"/>
-                <w:sz w:val="18"/>
-                <w:szCs w:val="18"/>
-              </w:rPr>
-              <w:t xml:space="preserve">Claim-Evidence-Reasoning (CER) on the DQB: The DQB is not a static display — it is a cumulative argument board. By requiring learners to physically replace an open question with a reasoned claim, they experience the progression of scientific understanding. The colour-coded cards (question = one colour, claim = another) make the growing explanatory power of the unit visually trackable. The deliberate planting of a new, unresolved question (ridge diffraction) maintains inquiry momentum and prevents premature closure — a key feature of NGSS storyline design.</w:t>
-            </w:r>
-          </w:p>
-        </w:tc>
-        <w:tc>
-          <w:tcPr>
-            <w:tcW w:type="dxa" w:w="3040"/>
-            <w:shd w:fill="F2F2F2" w:color="auto" w:val="clear"/>
-            <w:tcMar>
-              <w:top w:type="dxa" w:w="60"/>
-              <w:left w:type="dxa" w:w="120"/>
-              <w:bottom w:type="dxa" w:w="60"/>
-              <w:right w:type="dxa" w:w="120"/>
-            </w:tcMar>
-            <w:vAlign w:val="top"/>
-          </w:tcPr>
-          <w:p>
-            <w:pPr>
-              <w:spacing w:after="40" w:before="0"/>
-              <w:jc w:val="left"/>
-            </w:pPr>
-            <w:r>
-              <w:rPr>
-                <w:rFonts w:ascii="Arial" w:cs="Arial" w:eastAsia="Arial" w:hAnsi="Arial"/>
-                <w:b w:val="false"/>
-                <w:bCs w:val="false"/>
-                <w:i w:val="false"/>
-                <w:iCs w:val="false"/>
-                <w:color w:val="000000"/>
-                <w:sz w:val="18"/>
-                <w:szCs w:val="18"/>
-              </w:rPr>
-              <w:t xml:space="preserve">Learner DQB tracker tables are checked for logical coherence: Does the 'What it explains' column correctly reference refraction and the speed change? Does the 'New questions' column show genuine extension of thinking (not just a restatement of old questions)? Teacher reads 5 tracker tables during the final phase. Specific indicator: The learner can distinguish what refraction explains (direction change at boundary due to speed change) from what it cannot explain (disappearance of signal behind a solid obstacle), demonstrating boundary awareness of the concept.</w:t>
-            </w:r>
-          </w:p>
-        </w:tc>
-      </w:tr>
-      <w:tr>
-        <w:tc>
-          <w:tcPr>
-            <w:tcW w:type="dxa" w:w="1520"/>
-            <w:shd w:fill="D5E8F0" w:color="auto" w:val="clear"/>
-            <w:tcMar>
-              <w:top w:type="dxa" w:w="60"/>
-              <w:left w:type="dxa" w:w="120"/>
-              <w:bottom w:type="dxa" w:w="60"/>
-              <w:right w:type="dxa" w:w="120"/>
-            </w:tcMar>
-            <w:vAlign w:val="top"/>
-          </w:tcPr>
-          <w:p>
-            <w:pPr>
-              <w:spacing w:after="40" w:before="0"/>
-              <w:jc w:val="left"/>
-            </w:pPr>
-            <w:r>
-              <w:rPr>
-                <w:rFonts w:ascii="Arial" w:cs="Arial" w:eastAsia="Arial" w:hAnsi="Arial"/>
-                <w:b/>
-                <w:bCs/>
-                <w:i w:val="false"/>
-                <w:iCs w:val="false"/>
-                <w:color w:val="000000"/>
-                <w:sz w:val="18"/>
-                <w:szCs w:val="18"/>
-              </w:rPr>
-              <w:t xml:space="preserve">Model Building Phase</w:t>
-            </w:r>
-          </w:p>
-          <w:p>
-            <w:pPr>
-              <w:spacing w:after="20" w:before="0"/>
-            </w:pPr>
-            <w:r>
-              <w:rPr>
-                <w:rFonts w:ascii="Arial" w:cs="Arial" w:eastAsia="Arial" w:hAnsi="Arial"/>
-                <w:b/>
-                <w:bCs/>
-                <w:color w:val="1F3864"/>
-                <w:sz w:val="16"/>
-                <w:szCs w:val="16"/>
-              </w:rPr>
-              <w:t xml:space="preserve">📹 VIDEO:</w:t>
-            </w:r>
-          </w:p>
-          <w:p>
-            <w:pPr>
-              <w:spacing w:after="20" w:before="0"/>
-            </w:pPr>
-            <w:hyperlink w:history="1" r:id="rIdxxddukhprjyzay7ydchhq">
-              <w:r>
-                <w:rPr>
-                  <w:rFonts w:ascii="Arial" w:cs="Arial" w:eastAsia="Arial" w:hAnsi="Arial"/>
-                  <w:color w:val="2E75B6"/>
-                  <w:sz w:val="16"/>
-                  <w:szCs w:val="16"/>
-                  <w:u w:val="single" w:color="2E75B6"/>
-                </w:rPr>
-                <w:t xml:space="preserve">Refraction and frequency</w:t>
-              </w:r>
-            </w:hyperlink>
-          </w:p>
-          <w:p>
-            <w:pPr>
-              <w:spacing w:after="10" w:before="0"/>
-              <w:ind w:left="120"/>
-            </w:pPr>
-            <w:r>
-              <w:rPr>
-                <w:rFonts w:ascii="Arial" w:cs="Arial" w:eastAsia="Arial" w:hAnsi="Arial"/>
-                <w:color w:val="595959"/>
-                <w:sz w:val="14"/>
-                <w:szCs w:val="14"/>
-              </w:rPr>
-              <w:t xml:space="preserve">Source: Khan Academy (English - US curriculum)</w:t>
-            </w:r>
-          </w:p>
-          <w:p>
-            <w:pPr>
-              <w:spacing w:after="10" w:before="0"/>
-              <w:ind w:left="120"/>
-            </w:pPr>
-            <w:hyperlink w:history="1" r:id="rIdsrn3uadcyb_t4gpylwxtz">
-              <w:r>
-                <w:rPr>
-                  <w:rFonts w:ascii="Arial" w:cs="Arial" w:eastAsia="Arial" w:hAnsi="Arial"/>
-                  <w:color w:val="595959"/>
-                  <w:sz w:val="14"/>
-                  <w:szCs w:val="14"/>
-                  <w:u w:val="single" w:color="595959"/>
-                </w:rPr>
-                <w:t xml:space="preserve">🔍 Search ARES for similar videos</w:t>
-              </w:r>
-            </w:hyperlink>
-          </w:p>
-          <w:p>
-            <w:pPr>
-              <w:spacing w:after="40" w:before="0"/>
-            </w:pPr>
-            <w:r>
-              <w:rPr>
-                <w:sz w:val="14"/>
-                <w:szCs w:val="14"/>
-              </w:rPr>
-              <w:t xml:space="preserve"/>
-            </w:r>
-          </w:p>
-          <w:p>
-            <w:pPr>
-              <w:spacing w:after="20" w:before="0"/>
-            </w:pPr>
-            <w:r>
-              <w:rPr>
-                <w:rFonts w:ascii="Arial" w:cs="Arial" w:eastAsia="Arial" w:hAnsi="Arial"/>
-                <w:b/>
-                <w:bCs/>
-                <w:color w:val="1F3864"/>
-                <w:sz w:val="16"/>
-                <w:szCs w:val="16"/>
-              </w:rPr>
-              <w:t xml:space="preserve">📖 HTML:</w:t>
-            </w:r>
-          </w:p>
-          <w:p>
-            <w:pPr>
-              <w:spacing w:after="20" w:before="0"/>
-            </w:pPr>
-            <w:hyperlink w:history="1" r:id="rIdmheerwan_7nz0r4ckkcgt">
+            <w:hyperlink w:history="1" r:id="rIdcalxaatrthehpjtounpzn">
               <w:r>
                 <w:rPr>
                   <w:rFonts w:ascii="Arial" w:cs="Arial" w:eastAsia="Arial" w:hAnsi="Arial"/>
@@ -12827,7 +12827,7 @@
               <w:spacing w:after="10" w:before="0"/>
               <w:ind w:left="120"/>
             </w:pPr>
-            <w:hyperlink w:history="1" r:id="rIdm1izjto7hzaw-jyzxor2e">
+            <w:hyperlink w:history="1" r:id="rIdzdzoyrzx0bu_acunk8wkp">
               <w:r>
                 <w:rPr>
                   <w:rFonts w:ascii="Arial" w:cs="Arial" w:eastAsia="Arial" w:hAnsi="Arial"/>
@@ -14409,7 +14409,7 @@
             <w:pPr>
               <w:spacing w:after="20" w:before="0"/>
             </w:pPr>
-            <w:hyperlink w:history="1" r:id="rIdvnmusdpmk_snz5vdksvuh">
+            <w:hyperlink w:history="1" r:id="rId13lphxjscmm94ebyirh6v">
               <w:r>
                 <w:rPr>
                   <w:rFonts w:ascii="Arial" w:cs="Arial" w:eastAsia="Arial" w:hAnsi="Arial"/>
@@ -14442,7 +14442,7 @@
               <w:spacing w:after="10" w:before="0"/>
               <w:ind w:left="120"/>
             </w:pPr>
-            <w:hyperlink w:history="1" r:id="rIdhkwfwgxn0ckffefi0x8po">
+            <w:hyperlink w:history="1" r:id="rIdibtkwzounwmfcs_wmegle">
               <w:r>
                 <w:rPr>
                   <w:rFonts w:ascii="Arial" w:cs="Arial" w:eastAsia="Arial" w:hAnsi="Arial"/>
@@ -14487,7 +14487,7 @@
             <w:pPr>
               <w:spacing w:after="20" w:before="0"/>
             </w:pPr>
-            <w:hyperlink w:history="1" r:id="rIdwqmijzq9bcfd3y1iuwsiq">
+            <w:hyperlink w:history="1" r:id="rIdolbsubw5thcbc00jefnx-">
               <w:r>
                 <w:rPr>
                   <w:rFonts w:ascii="Arial" w:cs="Arial" w:eastAsia="Arial" w:hAnsi="Arial"/>
@@ -14520,7 +14520,7 @@
               <w:spacing w:after="10" w:before="0"/>
               <w:ind w:left="120"/>
             </w:pPr>
-            <w:hyperlink w:history="1" r:id="rId0cl5kh6oz4g2nx-2e1j-8">
+            <w:hyperlink w:history="1" r:id="rIdcusc_u0ny4av6vmjn-po3">
               <w:r>
                 <w:rPr>
                   <w:rFonts w:ascii="Arial" w:cs="Arial" w:eastAsia="Arial" w:hAnsi="Arial"/>
@@ -14715,7 +14715,7 @@
             <w:pPr>
               <w:spacing w:after="20" w:before="0"/>
             </w:pPr>
-            <w:hyperlink w:history="1" r:id="rId4xhoa3n-gb5d7pqkhpqzm">
+            <w:hyperlink w:history="1" r:id="rIdb0cxzykke1akrqv5ap3ms">
               <w:r>
                 <w:rPr>
                   <w:rFonts w:ascii="Arial" w:cs="Arial" w:eastAsia="Arial" w:hAnsi="Arial"/>
@@ -14748,7 +14748,7 @@
               <w:spacing w:after="10" w:before="0"/>
               <w:ind w:left="120"/>
             </w:pPr>
-            <w:hyperlink w:history="1" r:id="rIdckktndimix8l7unkflgbd">
+            <w:hyperlink w:history="1" r:id="rId-g6-iqo4ukmaya1zjxckk">
               <w:r>
                 <w:rPr>
                   <w:rFonts w:ascii="Arial" w:cs="Arial" w:eastAsia="Arial" w:hAnsi="Arial"/>
@@ -14793,7 +14793,7 @@
             <w:pPr>
               <w:spacing w:after="20" w:before="0"/>
             </w:pPr>
-            <w:hyperlink w:history="1" r:id="rIdhlaysftfa0m_joxsxwjel">
+            <w:hyperlink w:history="1" r:id="rId_6pawfehbt-zbnwrg2y--">
               <w:r>
                 <w:rPr>
                   <w:rFonts w:ascii="Arial" w:cs="Arial" w:eastAsia="Arial" w:hAnsi="Arial"/>
@@ -14826,7 +14826,7 @@
               <w:spacing w:after="10" w:before="0"/>
               <w:ind w:left="120"/>
             </w:pPr>
-            <w:hyperlink w:history="1" r:id="rIdhmigwyzan3xiviog-dczm">
+            <w:hyperlink w:history="1" r:id="rId88-sk94oj7ewhweyii2sh">
               <w:r>
                 <w:rPr>
                   <w:rFonts w:ascii="Arial" w:cs="Arial" w:eastAsia="Arial" w:hAnsi="Arial"/>
@@ -15021,7 +15021,7 @@
             <w:pPr>
               <w:spacing w:after="20" w:before="0"/>
             </w:pPr>
-            <w:hyperlink w:history="1" r:id="rIdqienfrrb00abdgagc5hax">
+            <w:hyperlink w:history="1" r:id="rIdokc92tccux5epobsl9wxy">
               <w:r>
                 <w:rPr>
                   <w:rFonts w:ascii="Arial" w:cs="Arial" w:eastAsia="Arial" w:hAnsi="Arial"/>
@@ -15054,7 +15054,7 @@
               <w:spacing w:after="10" w:before="0"/>
               <w:ind w:left="120"/>
             </w:pPr>
-            <w:hyperlink w:history="1" r:id="rIdy1mvatvvpzyqdsaqpav1a">
+            <w:hyperlink w:history="1" r:id="rIdfdq9bkh-_uwdg6fqkokm2">
               <w:r>
                 <w:rPr>
                   <w:rFonts w:ascii="Arial" w:cs="Arial" w:eastAsia="Arial" w:hAnsi="Arial"/>
@@ -15099,7 +15099,7 @@
             <w:pPr>
               <w:spacing w:after="20" w:before="0"/>
             </w:pPr>
-            <w:hyperlink w:history="1" r:id="rIdithgtyc6orncymf1csfjm">
+            <w:hyperlink w:history="1" r:id="rIdabnh592ezvemkjqmyzx04">
               <w:r>
                 <w:rPr>
                   <w:rFonts w:ascii="Arial" w:cs="Arial" w:eastAsia="Arial" w:hAnsi="Arial"/>
@@ -15132,7 +15132,7 @@
               <w:spacing w:after="10" w:before="0"/>
               <w:ind w:left="120"/>
             </w:pPr>
-            <w:hyperlink w:history="1" r:id="rIdvig4qoj6xthlhd_ez4kx1">
+            <w:hyperlink w:history="1" r:id="rIdtzoi9o1p9dtvstnsd2moy">
               <w:r>
                 <w:rPr>
                   <w:rFonts w:ascii="Arial" w:cs="Arial" w:eastAsia="Arial" w:hAnsi="Arial"/>
@@ -15327,7 +15327,7 @@
             <w:pPr>
               <w:spacing w:after="20" w:before="0"/>
             </w:pPr>
-            <w:hyperlink w:history="1" r:id="rIdanyz2q3vq_hugk214bb_z">
+            <w:hyperlink w:history="1" r:id="rIdxst87x_on9qon7jtfhody">
               <w:r>
                 <w:rPr>
                   <w:rFonts w:ascii="Arial" w:cs="Arial" w:eastAsia="Arial" w:hAnsi="Arial"/>
@@ -15336,7 +15336,7 @@
                   <w:szCs w:val="16"/>
                   <w:u w:val="single" w:color="2E75B6"/>
                 </w:rPr>
-                <w:t xml:space="preserve">Sound Properties: Amplitude, period, frequency, wavelength</w:t>
+                <w:t xml:space="preserve">Properties of periodic waves -dubbed(KY)</w:t>
               </w:r>
             </w:hyperlink>
           </w:p>
@@ -15352,7 +15352,7 @@
                 <w:sz w:val="14"/>
                 <w:szCs w:val="14"/>
               </w:rPr>
-              <w:t xml:space="preserve">Source: Khan Academy (English - US curriculum)</w:t>
+              <w:t xml:space="preserve">Source: Khan Academy (Kiswahili)</w:t>
             </w:r>
           </w:p>
           <w:p>
@@ -15360,7 +15360,7 @@
               <w:spacing w:after="10" w:before="0"/>
               <w:ind w:left="120"/>
             </w:pPr>
-            <w:hyperlink w:history="1" r:id="rIdnhaoztkxrk1l_degp-r2h">
+            <w:hyperlink w:history="1" r:id="rId2ismm28cggigudvufvgpv">
               <w:r>
                 <w:rPr>
                   <w:rFonts w:ascii="Arial" w:cs="Arial" w:eastAsia="Arial" w:hAnsi="Arial"/>
@@ -15405,7 +15405,7 @@
             <w:pPr>
               <w:spacing w:after="20" w:before="0"/>
             </w:pPr>
-            <w:hyperlink w:history="1" r:id="rIdpgh6t_giyewwuuh2q0swj">
+            <w:hyperlink w:history="1" r:id="rId9pfgiqn1vbk4rdtxwbbzm">
               <w:r>
                 <w:rPr>
                   <w:rFonts w:ascii="Arial" w:cs="Arial" w:eastAsia="Arial" w:hAnsi="Arial"/>
@@ -15438,7 +15438,7 @@
               <w:spacing w:after="10" w:before="0"/>
               <w:ind w:left="120"/>
             </w:pPr>
-            <w:hyperlink w:history="1" r:id="rIdmpuw8t2ce3j5ptpltc1qp">
+            <w:hyperlink w:history="1" r:id="rIdo0rawf_unudi1ne9ssgb0">
               <w:r>
                 <w:rPr>
                   <w:rFonts w:ascii="Arial" w:cs="Arial" w:eastAsia="Arial" w:hAnsi="Arial"/>
@@ -15633,7 +15633,7 @@
             <w:pPr>
               <w:spacing w:after="20" w:before="0"/>
             </w:pPr>
-            <w:hyperlink w:history="1" r:id="rIdlggqlmoeiq1r4-vcwrw5f">
+            <w:hyperlink w:history="1" r:id="rIdczwff-orkoqgklhhgpavg">
               <w:r>
                 <w:rPr>
                   <w:rFonts w:ascii="Arial" w:cs="Arial" w:eastAsia="Arial" w:hAnsi="Arial"/>
@@ -15642,7 +15642,7 @@
                   <w:szCs w:val="16"/>
                   <w:u w:val="single" w:color="2E75B6"/>
                 </w:rPr>
-                <w:t xml:space="preserve">Properties of periodic waves -dubbed(KY)</w:t>
+                <w:t xml:space="preserve">Reflection and Diffraction of Mechanical Waves Two-Dimensions - Overview</w:t>
               </w:r>
             </w:hyperlink>
           </w:p>
@@ -15658,7 +15658,7 @@
                 <w:sz w:val="14"/>
                 <w:szCs w:val="14"/>
               </w:rPr>
-              <w:t xml:space="preserve">Source: Khan Academy (Kiswahili)</w:t>
+              <w:t xml:space="preserve">Source: CK-12</w:t>
             </w:r>
           </w:p>
           <w:p>
@@ -15666,7 +15666,7 @@
               <w:spacing w:after="10" w:before="0"/>
               <w:ind w:left="120"/>
             </w:pPr>
-            <w:hyperlink w:history="1" r:id="rIdp2y6g7vv1_xgukoooalqp">
+            <w:hyperlink w:history="1" r:id="rIdbvh6kwteoyio5v6qpbc5v">
               <w:r>
                 <w:rPr>
                   <w:rFonts w:ascii="Arial" w:cs="Arial" w:eastAsia="Arial" w:hAnsi="Arial"/>
@@ -15711,7 +15711,7 @@
             <w:pPr>
               <w:spacing w:after="20" w:before="0"/>
             </w:pPr>
-            <w:hyperlink w:history="1" r:id="rIdlrqb5wd2_1kgwv4ly9p-g">
+            <w:hyperlink w:history="1" r:id="rIdwwfhjoqxww3hpb-w1xmau">
               <w:r>
                 <w:rPr>
                   <w:rFonts w:ascii="Arial" w:cs="Arial" w:eastAsia="Arial" w:hAnsi="Arial"/>
@@ -15744,7 +15744,7 @@
               <w:spacing w:after="10" w:before="0"/>
               <w:ind w:left="120"/>
             </w:pPr>
-            <w:hyperlink w:history="1" r:id="rIdplfo2y5pxv2ordtfywarp">
+            <w:hyperlink w:history="1" r:id="rIdbevuuc3-nybuvhqmhmsif">
               <w:r>
                 <w:rPr>
                   <w:rFonts w:ascii="Arial" w:cs="Arial" w:eastAsia="Arial" w:hAnsi="Arial"/>
@@ -17231,7 +17231,7 @@
             <w:pPr>
               <w:spacing w:after="20" w:before="0"/>
             </w:pPr>
-            <w:hyperlink w:history="1" r:id="rId373hzrpgnfjwr5pkojrco">
+            <w:hyperlink w:history="1" r:id="rIdz_rp71fh-ra6gyuandxl6">
               <w:r>
                 <w:rPr>
                   <w:rFonts w:ascii="Arial" w:cs="Arial" w:eastAsia="Arial" w:hAnsi="Arial"/>
@@ -17264,7 +17264,7 @@
               <w:spacing w:after="10" w:before="0"/>
               <w:ind w:left="120"/>
             </w:pPr>
-            <w:hyperlink w:history="1" r:id="rIdcgg4q-3itt882c_1oyncv">
+            <w:hyperlink w:history="1" r:id="rIdwtujuvlclm79sh3wqe7c3">
               <w:r>
                 <w:rPr>
                   <w:rFonts w:ascii="Arial" w:cs="Arial" w:eastAsia="Arial" w:hAnsi="Arial"/>
@@ -17309,7 +17309,7 @@
             <w:pPr>
               <w:spacing w:after="20" w:before="0"/>
             </w:pPr>
-            <w:hyperlink w:history="1" r:id="rIdmhiqtmjoj4bg1k1tjocqt">
+            <w:hyperlink w:history="1" r:id="rIdbivmdwpe9pcj6thyhupbg">
               <w:r>
                 <w:rPr>
                   <w:rFonts w:ascii="Arial" w:cs="Arial" w:eastAsia="Arial" w:hAnsi="Arial"/>
@@ -17342,7 +17342,7 @@
               <w:spacing w:after="10" w:before="0"/>
               <w:ind w:left="120"/>
             </w:pPr>
-            <w:hyperlink w:history="1" r:id="rId1uo6cwuu8oxxf3xzeeukv">
+            <w:hyperlink w:history="1" r:id="rIdbkbn1mz0gvneiifs9lplz">
               <w:r>
                 <w:rPr>
                   <w:rFonts w:ascii="Arial" w:cs="Arial" w:eastAsia="Arial" w:hAnsi="Arial"/>
@@ -17537,7 +17537,7 @@
             <w:pPr>
               <w:spacing w:after="20" w:before="0"/>
             </w:pPr>
-            <w:hyperlink w:history="1" r:id="rIdr9khg-rhbekgwgi5zvkzi">
+            <w:hyperlink w:history="1" r:id="rIdkkhgrr4r6ic7hdfbfs_vz">
               <w:r>
                 <w:rPr>
                   <w:rFonts w:ascii="Arial" w:cs="Arial" w:eastAsia="Arial" w:hAnsi="Arial"/>
@@ -17570,7 +17570,7 @@
               <w:spacing w:after="10" w:before="0"/>
               <w:ind w:left="120"/>
             </w:pPr>
-            <w:hyperlink w:history="1" r:id="rIdckmkhiqi-1qx4jk_fnw3l">
+            <w:hyperlink w:history="1" r:id="rIdyrssldamh8lmyuaimccaq">
               <w:r>
                 <w:rPr>
                   <w:rFonts w:ascii="Arial" w:cs="Arial" w:eastAsia="Arial" w:hAnsi="Arial"/>
@@ -17615,7 +17615,7 @@
             <w:pPr>
               <w:spacing w:after="20" w:before="0"/>
             </w:pPr>
-            <w:hyperlink w:history="1" r:id="rIdukdjgyqlefx3gophwgaax">
+            <w:hyperlink w:history="1" r:id="rIdo66cfpfjza9v5b8hzolp2">
               <w:r>
                 <w:rPr>
                   <w:rFonts w:ascii="Arial" w:cs="Arial" w:eastAsia="Arial" w:hAnsi="Arial"/>
@@ -17648,7 +17648,7 @@
               <w:spacing w:after="10" w:before="0"/>
               <w:ind w:left="120"/>
             </w:pPr>
-            <w:hyperlink w:history="1" r:id="rId07fq91s_-9mz-_nerexue">
+            <w:hyperlink w:history="1" r:id="rIdnpikwqo6a5dvpkz60ltap">
               <w:r>
                 <w:rPr>
                   <w:rFonts w:ascii="Arial" w:cs="Arial" w:eastAsia="Arial" w:hAnsi="Arial"/>
@@ -17843,7 +17843,7 @@
             <w:pPr>
               <w:spacing w:after="20" w:before="0"/>
             </w:pPr>
-            <w:hyperlink w:history="1" r:id="rIdmv7mq65jghepvegts1pnw">
+            <w:hyperlink w:history="1" r:id="rIdykkzakk8l6fylxujk7w5h">
               <w:r>
                 <w:rPr>
                   <w:rFonts w:ascii="Arial" w:cs="Arial" w:eastAsia="Arial" w:hAnsi="Arial"/>
@@ -17876,7 +17876,7 @@
               <w:spacing w:after="10" w:before="0"/>
               <w:ind w:left="120"/>
             </w:pPr>
-            <w:hyperlink w:history="1" r:id="rIdoqusuglhzk2rmu6dnxk7z">
+            <w:hyperlink w:history="1" r:id="rIdzpy-judjl5wcoge3xnq8m">
               <w:r>
                 <w:rPr>
                   <w:rFonts w:ascii="Arial" w:cs="Arial" w:eastAsia="Arial" w:hAnsi="Arial"/>
@@ -17921,7 +17921,7 @@
             <w:pPr>
               <w:spacing w:after="20" w:before="0"/>
             </w:pPr>
-            <w:hyperlink w:history="1" r:id="rId8c6d4krilx0lfo76cwnyp">
+            <w:hyperlink w:history="1" r:id="rIdwzw1fnaxzyl2hnazchzzc">
               <w:r>
                 <w:rPr>
                   <w:rFonts w:ascii="Arial" w:cs="Arial" w:eastAsia="Arial" w:hAnsi="Arial"/>
@@ -17954,7 +17954,7 @@
               <w:spacing w:after="10" w:before="0"/>
               <w:ind w:left="120"/>
             </w:pPr>
-            <w:hyperlink w:history="1" r:id="rIdnvi3ugtjiq90tch_yxcjh">
+            <w:hyperlink w:history="1" r:id="rIdcpisg9nxcb2gr_dtmfhev">
               <w:r>
                 <w:rPr>
                   <w:rFonts w:ascii="Arial" w:cs="Arial" w:eastAsia="Arial" w:hAnsi="Arial"/>
@@ -18149,7 +18149,7 @@
             <w:pPr>
               <w:spacing w:after="20" w:before="0"/>
             </w:pPr>
-            <w:hyperlink w:history="1" r:id="rIdya6aqlxxez4xi46li9neu">
+            <w:hyperlink w:history="1" r:id="rId9aweg5pru1eunxjo25sgz">
               <w:r>
                 <w:rPr>
                   <w:rFonts w:ascii="Arial" w:cs="Arial" w:eastAsia="Arial" w:hAnsi="Arial"/>
@@ -18182,7 +18182,7 @@
               <w:spacing w:after="10" w:before="0"/>
               <w:ind w:left="120"/>
             </w:pPr>
-            <w:hyperlink w:history="1" r:id="rIdeitusnrnyvdloazzv2bhx">
+            <w:hyperlink w:history="1" r:id="rIdujz86ikqtt6nhsxbbw0gj">
               <w:r>
                 <w:rPr>
                   <w:rFonts w:ascii="Arial" w:cs="Arial" w:eastAsia="Arial" w:hAnsi="Arial"/>
@@ -18227,7 +18227,7 @@
             <w:pPr>
               <w:spacing w:after="20" w:before="0"/>
             </w:pPr>
-            <w:hyperlink w:history="1" r:id="rIdvns8xyudgoxe9ycneppmc">
+            <w:hyperlink w:history="1" r:id="rIdyysiftavny0vs8wck3a5y">
               <w:r>
                 <w:rPr>
                   <w:rFonts w:ascii="Arial" w:cs="Arial" w:eastAsia="Arial" w:hAnsi="Arial"/>
@@ -18260,7 +18260,7 @@
               <w:spacing w:after="10" w:before="0"/>
               <w:ind w:left="120"/>
             </w:pPr>
-            <w:hyperlink w:history="1" r:id="rId2io-kgcvjvq9psm5cjyup">
+            <w:hyperlink w:history="1" r:id="rIdswgq2odc-hevpdb_6pdzc">
               <w:r>
                 <w:rPr>
                   <w:rFonts w:ascii="Arial" w:cs="Arial" w:eastAsia="Arial" w:hAnsi="Arial"/>
@@ -18455,7 +18455,7 @@
             <w:pPr>
               <w:spacing w:after="20" w:before="0"/>
             </w:pPr>
-            <w:hyperlink w:history="1" r:id="rIdvp9zbyzr-ukfrkwnqyrwe">
+            <w:hyperlink w:history="1" r:id="rIdvzhkjzqtm_c50za3ayxnc">
               <w:r>
                 <w:rPr>
                   <w:rFonts w:ascii="Arial" w:cs="Arial" w:eastAsia="Arial" w:hAnsi="Arial"/>
@@ -18488,7 +18488,7 @@
               <w:spacing w:after="10" w:before="0"/>
               <w:ind w:left="120"/>
             </w:pPr>
-            <w:hyperlink w:history="1" r:id="rIdzztsowvdwsketyufawtx7">
+            <w:hyperlink w:history="1" r:id="rIdtluaay7_ijxjtnwmd8brz">
               <w:r>
                 <w:rPr>
                   <w:rFonts w:ascii="Arial" w:cs="Arial" w:eastAsia="Arial" w:hAnsi="Arial"/>
@@ -18533,7 +18533,7 @@
             <w:pPr>
               <w:spacing w:after="20" w:before="0"/>
             </w:pPr>
-            <w:hyperlink w:history="1" r:id="rIdyj8wjshqvnzxgvelshdon">
+            <w:hyperlink w:history="1" r:id="rIdtv8k4awe9rzaouxxdygeq">
               <w:r>
                 <w:rPr>
                   <w:rFonts w:ascii="Arial" w:cs="Arial" w:eastAsia="Arial" w:hAnsi="Arial"/>
@@ -18566,7 +18566,7 @@
               <w:spacing w:after="10" w:before="0"/>
               <w:ind w:left="120"/>
             </w:pPr>
-            <w:hyperlink w:history="1" r:id="rIdbdbbvtcdseudw7u3ezh-y">
+            <w:hyperlink w:history="1" r:id="rIdtxjcvbzrsy6xe_ugn2wjo">
               <w:r>
                 <w:rPr>
                   <w:rFonts w:ascii="Arial" w:cs="Arial" w:eastAsia="Arial" w:hAnsi="Arial"/>
@@ -20165,7 +20165,7 @@
               <w:spacing w:after="10" w:before="0"/>
               <w:ind w:left="120"/>
             </w:pPr>
-            <w:hyperlink w:history="1" r:id="rIdaljnmwgltvpfg7b62gezq">
+            <w:hyperlink w:history="1" r:id="rIdhsqnvdn2n7jhdkokvs6o-">
               <w:r>
                 <w:rPr>
                   <w:rFonts w:ascii="Arial" w:cs="Arial" w:eastAsia="Arial" w:hAnsi="Arial"/>
@@ -20242,7 +20242,7 @@
               <w:spacing w:after="10" w:before="0"/>
               <w:ind w:left="120"/>
             </w:pPr>
-            <w:hyperlink w:history="1" r:id="rId3wyazi7bjkciig7e3wtwd">
+            <w:hyperlink w:history="1" r:id="rIdfryjkzdaxib4b3rtmsdse">
               <w:r>
                 <w:rPr>
                   <w:rFonts w:ascii="Arial" w:cs="Arial" w:eastAsia="Arial" w:hAnsi="Arial"/>
@@ -20469,7 +20469,7 @@
               <w:spacing w:after="10" w:before="0"/>
               <w:ind w:left="120"/>
             </w:pPr>
-            <w:hyperlink w:history="1" r:id="rIdlt2gzsnsqhajqexb1bnmn">
+            <w:hyperlink w:history="1" r:id="rId5qig6woa-mtvzzc5r8kmx">
               <w:r>
                 <w:rPr>
                   <w:rFonts w:ascii="Arial" w:cs="Arial" w:eastAsia="Arial" w:hAnsi="Arial"/>
@@ -20546,7 +20546,7 @@
               <w:spacing w:after="10" w:before="0"/>
               <w:ind w:left="120"/>
             </w:pPr>
-            <w:hyperlink w:history="1" r:id="rIdulfuly2vyfr8eprw9w1ws">
+            <w:hyperlink w:history="1" r:id="rIdgihyisxbk4ktnphmbxo7k">
               <w:r>
                 <w:rPr>
                   <w:rFonts w:ascii="Arial" w:cs="Arial" w:eastAsia="Arial" w:hAnsi="Arial"/>
@@ -20773,7 +20773,7 @@
               <w:spacing w:after="10" w:before="0"/>
               <w:ind w:left="120"/>
             </w:pPr>
-            <w:hyperlink w:history="1" r:id="rIdfo9t58vjssx7zqacpydu8">
+            <w:hyperlink w:history="1" r:id="rIdm8cvqgipz6zqnjq8fw62_">
               <w:r>
                 <w:rPr>
                   <w:rFonts w:ascii="Arial" w:cs="Arial" w:eastAsia="Arial" w:hAnsi="Arial"/>
@@ -20850,7 +20850,7 @@
               <w:spacing w:after="10" w:before="0"/>
               <w:ind w:left="120"/>
             </w:pPr>
-            <w:hyperlink w:history="1" r:id="rIducuoizvhpzzwycwcx2pj1">
+            <w:hyperlink w:history="1" r:id="rIdetdwfnafoedsygijv-x-k">
               <w:r>
                 <w:rPr>
                   <w:rFonts w:ascii="Arial" w:cs="Arial" w:eastAsia="Arial" w:hAnsi="Arial"/>
@@ -21077,7 +21077,7 @@
               <w:spacing w:after="10" w:before="0"/>
               <w:ind w:left="120"/>
             </w:pPr>
-            <w:hyperlink w:history="1" r:id="rIdb9uc7mktr_tufq55yu-1m">
+            <w:hyperlink w:history="1" r:id="rIdbuqvsf-gfu4l3gverwedm">
               <w:r>
                 <w:rPr>
                   <w:rFonts w:ascii="Arial" w:cs="Arial" w:eastAsia="Arial" w:hAnsi="Arial"/>
@@ -21154,7 +21154,7 @@
               <w:spacing w:after="10" w:before="0"/>
               <w:ind w:left="120"/>
             </w:pPr>
-            <w:hyperlink w:history="1" r:id="rIdryv5-vv5d3xy4tfed3x7c">
+            <w:hyperlink w:history="1" r:id="rIdyhp-vgup9uzpkmk3rx28r">
               <w:r>
                 <w:rPr>
                   <w:rFonts w:ascii="Arial" w:cs="Arial" w:eastAsia="Arial" w:hAnsi="Arial"/>
@@ -21381,7 +21381,7 @@
               <w:spacing w:after="10" w:before="0"/>
               <w:ind w:left="120"/>
             </w:pPr>
-            <w:hyperlink w:history="1" r:id="rIdvljv1knwgg36euvblhcsv">
+            <w:hyperlink w:history="1" r:id="rIdwsohxuhjxuntoyz337cix">
               <w:r>
                 <w:rPr>
                   <w:rFonts w:ascii="Arial" w:cs="Arial" w:eastAsia="Arial" w:hAnsi="Arial"/>
@@ -21458,7 +21458,7 @@
               <w:spacing w:after="10" w:before="0"/>
               <w:ind w:left="120"/>
             </w:pPr>
-            <w:hyperlink w:history="1" r:id="rIdmqp_nufwywtjwtvrnehb2">
+            <w:hyperlink w:history="1" r:id="rIdc3i7dqxr2ea89sjgpf42h">
               <w:r>
                 <w:rPr>
                   <w:rFonts w:ascii="Arial" w:cs="Arial" w:eastAsia="Arial" w:hAnsi="Arial"/>
@@ -23074,7 +23074,7 @@
             <w:pPr>
               <w:spacing w:after="20" w:before="0"/>
             </w:pPr>
-            <w:hyperlink w:history="1" r:id="rIdabt3sfufn4tsgyckm8wd7">
+            <w:hyperlink w:history="1" r:id="rIdnepjxehjlraewapzv4vu5">
               <w:r>
                 <w:rPr>
                   <w:rFonts w:ascii="Arial" w:cs="Arial" w:eastAsia="Arial" w:hAnsi="Arial"/>
@@ -23107,7 +23107,7 @@
               <w:spacing w:after="10" w:before="0"/>
               <w:ind w:left="120"/>
             </w:pPr>
-            <w:hyperlink w:history="1" r:id="rId4gvunxds_h67akmzyeiu0">
+            <w:hyperlink w:history="1" r:id="rIddbypoyhvpfanf9_ielzsg">
               <w:r>
                 <w:rPr>
                   <w:rFonts w:ascii="Arial" w:cs="Arial" w:eastAsia="Arial" w:hAnsi="Arial"/>
@@ -23152,7 +23152,7 @@
             <w:pPr>
               <w:spacing w:after="20" w:before="0"/>
             </w:pPr>
-            <w:hyperlink w:history="1" r:id="rIdk2-b64rlvxgsxxshvfbqr">
+            <w:hyperlink w:history="1" r:id="rIdloqfcduwxjkz7tnfcpesv">
               <w:r>
                 <w:rPr>
                   <w:rFonts w:ascii="Arial" w:cs="Arial" w:eastAsia="Arial" w:hAnsi="Arial"/>
@@ -23185,7 +23185,7 @@
               <w:spacing w:after="10" w:before="0"/>
               <w:ind w:left="120"/>
             </w:pPr>
-            <w:hyperlink w:history="1" r:id="rIdbzyrlijfvvsty2h0w-gts">
+            <w:hyperlink w:history="1" r:id="rIdl-wnpklx41hvs3-3woabm">
               <w:r>
                 <w:rPr>
                   <w:rFonts w:ascii="Arial" w:cs="Arial" w:eastAsia="Arial" w:hAnsi="Arial"/>
@@ -23380,7 +23380,7 @@
             <w:pPr>
               <w:spacing w:after="20" w:before="0"/>
             </w:pPr>
-            <w:hyperlink w:history="1" r:id="rIdl8p2s7lc8ppmkf1wfgz-s">
+            <w:hyperlink w:history="1" r:id="rIdtt3kgv5tr2mud19hbuabn">
               <w:r>
                 <w:rPr>
                   <w:rFonts w:ascii="Arial" w:cs="Arial" w:eastAsia="Arial" w:hAnsi="Arial"/>
@@ -23389,7 +23389,7 @@
                   <w:szCs w:val="16"/>
                   <w:u w:val="single" w:color="2E75B6"/>
                 </w:rPr>
-                <w:t xml:space="preserve">Refraction and frequency</w:t>
+                <w:t xml:space="preserve">Refraction of seismic waves</w:t>
               </w:r>
             </w:hyperlink>
           </w:p>
@@ -23413,7 +23413,7 @@
               <w:spacing w:after="10" w:before="0"/>
               <w:ind w:left="120"/>
             </w:pPr>
-            <w:hyperlink w:history="1" r:id="rIde0uje9bgbjp30zushzstx">
+            <w:hyperlink w:history="1" r:id="rIdcl0ox2ambnlexbuwv0vlg">
               <w:r>
                 <w:rPr>
                   <w:rFonts w:ascii="Arial" w:cs="Arial" w:eastAsia="Arial" w:hAnsi="Arial"/>
@@ -23458,7 +23458,7 @@
             <w:pPr>
               <w:spacing w:after="20" w:before="0"/>
             </w:pPr>
-            <w:hyperlink w:history="1" r:id="rIdqsuaz37atzte7gkgpqkch">
+            <w:hyperlink w:history="1" r:id="rIdrrzhqjkdg-04trjq-xvp-">
               <w:r>
                 <w:rPr>
                   <w:rFonts w:ascii="Arial" w:cs="Arial" w:eastAsia="Arial" w:hAnsi="Arial"/>
@@ -23491,7 +23491,7 @@
               <w:spacing w:after="10" w:before="0"/>
               <w:ind w:left="120"/>
             </w:pPr>
-            <w:hyperlink w:history="1" r:id="rIdwukgdgjcd2prk3dtfhcio">
+            <w:hyperlink w:history="1" r:id="rIdrgpej9hf5dmkn3_rqlx8y">
               <w:r>
                 <w:rPr>
                   <w:rFonts w:ascii="Arial" w:cs="Arial" w:eastAsia="Arial" w:hAnsi="Arial"/>
@@ -23914,7 +23914,7 @@
             <w:pPr>
               <w:spacing w:after="20" w:before="0"/>
             </w:pPr>
-            <w:hyperlink w:history="1" r:id="rIdmt6vlaiguzwewj3ayt_gr">
+            <w:hyperlink w:history="1" r:id="rIdpovcgzy_hwcukds1t6eir">
               <w:r>
                 <w:rPr>
                   <w:rFonts w:ascii="Arial" w:cs="Arial" w:eastAsia="Arial" w:hAnsi="Arial"/>
@@ -23947,7 +23947,7 @@
               <w:spacing w:after="10" w:before="0"/>
               <w:ind w:left="120"/>
             </w:pPr>
-            <w:hyperlink w:history="1" r:id="rId9n03tuneylvonwfktjvrz">
+            <w:hyperlink w:history="1" r:id="rId13cz5saltuweeblfjpl5s">
               <w:r>
                 <w:rPr>
                   <w:rFonts w:ascii="Arial" w:cs="Arial" w:eastAsia="Arial" w:hAnsi="Arial"/>
@@ -23992,7 +23992,7 @@
             <w:pPr>
               <w:spacing w:after="20" w:before="0"/>
             </w:pPr>
-            <w:hyperlink w:history="1" r:id="rIdnq5oiqsgirbghwnjxmu8v">
+            <w:hyperlink w:history="1" r:id="rIdjpzhmjzbttwukrpnwhh-a">
               <w:r>
                 <w:rPr>
                   <w:rFonts w:ascii="Arial" w:cs="Arial" w:eastAsia="Arial" w:hAnsi="Arial"/>
@@ -24025,7 +24025,7 @@
               <w:spacing w:after="10" w:before="0"/>
               <w:ind w:left="120"/>
             </w:pPr>
-            <w:hyperlink w:history="1" r:id="rIdtzmsw3seadezujkgk0ocv">
+            <w:hyperlink w:history="1" r:id="rIdckh_eq5nr8ivd-4m5nicz">
               <w:r>
                 <w:rPr>
                   <w:rFonts w:ascii="Arial" w:cs="Arial" w:eastAsia="Arial" w:hAnsi="Arial"/>
@@ -24486,7 +24486,7 @@
             <w:pPr>
               <w:spacing w:after="20" w:before="0"/>
             </w:pPr>
-            <w:hyperlink w:history="1" r:id="rIdfqovihlqsrp6uc_hpiso1">
+            <w:hyperlink w:history="1" r:id="rIdyvc82_04bezqip8r5pgcj">
               <w:r>
                 <w:rPr>
                   <w:rFonts w:ascii="Arial" w:cs="Arial" w:eastAsia="Arial" w:hAnsi="Arial"/>
@@ -24519,7 +24519,7 @@
               <w:spacing w:after="10" w:before="0"/>
               <w:ind w:left="120"/>
             </w:pPr>
-            <w:hyperlink w:history="1" r:id="rIdgcvqcnmb6vuyiw4n9bs5l">
+            <w:hyperlink w:history="1" r:id="rIdgxxdpr9qmre_ndlia8crf">
               <w:r>
                 <w:rPr>
                   <w:rFonts w:ascii="Arial" w:cs="Arial" w:eastAsia="Arial" w:hAnsi="Arial"/>
@@ -24564,7 +24564,7 @@
             <w:pPr>
               <w:spacing w:after="20" w:before="0"/>
             </w:pPr>
-            <w:hyperlink w:history="1" r:id="rIdfqrsmcl570iyy-i1mumts">
+            <w:hyperlink w:history="1" r:id="rId8cmhv4ghzomt-w1pqpxvb">
               <w:r>
                 <w:rPr>
                   <w:rFonts w:ascii="Arial" w:cs="Arial" w:eastAsia="Arial" w:hAnsi="Arial"/>
@@ -24597,7 +24597,7 @@
               <w:spacing w:after="10" w:before="0"/>
               <w:ind w:left="120"/>
             </w:pPr>
-            <w:hyperlink w:history="1" r:id="rId2vktz4ecfcai3c3hsfsm_">
+            <w:hyperlink w:history="1" r:id="rIdbqtjwtrie2bjmy1uv7teb">
               <w:r>
                 <w:rPr>
                   <w:rFonts w:ascii="Arial" w:cs="Arial" w:eastAsia="Arial" w:hAnsi="Arial"/>
@@ -24792,7 +24792,7 @@
             <w:pPr>
               <w:spacing w:after="20" w:before="0"/>
             </w:pPr>
-            <w:hyperlink w:history="1" r:id="rIdswpthefch-nwqqsgoeclp">
+            <w:hyperlink w:history="1" r:id="rIdozhb9dnkawyjju_ztiwsy">
               <w:r>
                 <w:rPr>
                   <w:rFonts w:ascii="Arial" w:cs="Arial" w:eastAsia="Arial" w:hAnsi="Arial"/>
@@ -24825,7 +24825,7 @@
               <w:spacing w:after="10" w:before="0"/>
               <w:ind w:left="120"/>
             </w:pPr>
-            <w:hyperlink w:history="1" r:id="rIduxyrwqm4bw9vede-ris2k">
+            <w:hyperlink w:history="1" r:id="rIdsb6mo8m8hvyfqw0or1krq">
               <w:r>
                 <w:rPr>
                   <w:rFonts w:ascii="Arial" w:cs="Arial" w:eastAsia="Arial" w:hAnsi="Arial"/>
@@ -24870,7 +24870,7 @@
             <w:pPr>
               <w:spacing w:after="20" w:before="0"/>
             </w:pPr>
-            <w:hyperlink w:history="1" r:id="rIdypsffocundunndchniv59">
+            <w:hyperlink w:history="1" r:id="rIdj0b0o2xlldwmz0pazvlbw">
               <w:r>
                 <w:rPr>
                   <w:rFonts w:ascii="Arial" w:cs="Arial" w:eastAsia="Arial" w:hAnsi="Arial"/>
@@ -24903,7 +24903,7 @@
               <w:spacing w:after="10" w:before="0"/>
               <w:ind w:left="120"/>
             </w:pPr>
-            <w:hyperlink w:history="1" r:id="rIdygtvc4xbmzx0so_ywz1an">
+            <w:hyperlink w:history="1" r:id="rId6lg4j25ggpkzw2fvpqzz6">
               <w:r>
                 <w:rPr>
                   <w:rFonts w:ascii="Arial" w:cs="Arial" w:eastAsia="Arial" w:hAnsi="Arial"/>

--- a/data/outputs/v2/General_Science/SS3.3_Waves/General_Science_Waves_CBE_LessonSequence.docx
+++ b/data/outputs/v2/General_Science/SS3.3_Waves/General_Science_Waves_CBE_LessonSequence.docx
@@ -42,6 +42,177 @@
     </w:p>
     <w:p>
       <w:pPr>
+        <w:spacing w:after="80" w:before="120"/>
+      </w:pPr>
+      <w:r>
+        <w:rPr>
+          <w:rFonts w:ascii="Arial" w:cs="Arial" w:eastAsia="Arial" w:hAnsi="Arial"/>
+          <w:b/>
+          <w:bCs/>
+          <w:color w:val="1F3864"/>
+          <w:sz w:val="20"/>
+          <w:szCs w:val="20"/>
+        </w:rPr>
+        <w:t xml:space="preserve">ATTRIBUTION AND LICENSING</w:t>
+      </w:r>
+    </w:p>
+    <w:p>
+      <w:pPr>
+        <w:spacing w:after="60" w:before="0"/>
+      </w:pPr>
+      <w:r>
+        <w:rPr>
+          <w:rFonts w:ascii="Arial" w:cs="Arial" w:eastAsia="Arial" w:hAnsi="Arial"/>
+          <w:b/>
+          <w:bCs/>
+          <w:sz w:val="17"/>
+          <w:szCs w:val="17"/>
+        </w:rPr>
+        <w:t xml:space="preserve">Curriculum Alignment: </w:t>
+      </w:r>
+      <w:r>
+        <w:rPr>
+          <w:rFonts w:ascii="Arial" w:cs="Arial" w:eastAsia="Arial" w:hAnsi="Arial"/>
+          <w:sz w:val="17"/>
+          <w:szCs w:val="17"/>
+        </w:rPr>
+        <w:t xml:space="preserve">Structured in pedagogical alignment with the competence-based curriculum format and learning outcomes established by the Kenya Institute of Curriculum Development (KICD). This material is independently developed and is not officially endorsed or published by KICD.</w:t>
+      </w:r>
+    </w:p>
+    <w:p>
+      <w:pPr>
+        <w:spacing w:after="60" w:before="0"/>
+      </w:pPr>
+      <w:r>
+        <w:rPr>
+          <w:rFonts w:ascii="Arial" w:cs="Arial" w:eastAsia="Arial" w:hAnsi="Arial"/>
+          <w:b/>
+          <w:bCs/>
+          <w:sz w:val="17"/>
+          <w:szCs w:val="17"/>
+        </w:rPr>
+        <w:t xml:space="preserve">Content &amp; Pedagogy: </w:t>
+      </w:r>
+      <w:r>
+        <w:rPr>
+          <w:rFonts w:ascii="Arial" w:cs="Arial" w:eastAsia="Arial" w:hAnsi="Arial"/>
+          <w:sz w:val="17"/>
+          <w:szCs w:val="17"/>
+        </w:rPr>
+        <w:t xml:space="preserve">Developed and adapted by the educator team at SeaVuria (registered 501(c)(3) in the United States and registered NGO in Kenya, No. 872-850A-BF11), who designed the pedagogical framework, lesson templates and exemplar lessons on which this material is based.</w:t>
+      </w:r>
+    </w:p>
+    <w:p>
+      <w:pPr>
+        <w:spacing w:after="60" w:before="0"/>
+      </w:pPr>
+      <w:r>
+        <w:rPr>
+          <w:rFonts w:ascii="Arial" w:cs="Arial" w:eastAsia="Arial" w:hAnsi="Arial"/>
+          <w:b/>
+          <w:bCs/>
+          <w:sz w:val="17"/>
+          <w:szCs w:val="17"/>
+        </w:rPr>
+        <w:t xml:space="preserve">Production &amp; Layout: </w:t>
+      </w:r>
+      <w:r>
+        <w:rPr>
+          <w:rFonts w:ascii="Arial" w:cs="Arial" w:eastAsia="Arial" w:hAnsi="Arial"/>
+          <w:sz w:val="17"/>
+          <w:szCs w:val="17"/>
+        </w:rPr>
+        <w:t xml:space="preserve">Educational design and curriculum sequencing by SeaVuria. Technical layout, structural formatting, and digital optimization/implementation executed in partnership with ARES Education (registered 501(c)(3) in the United States and Canada (as Afretech Aid) and registered NGO in Kenya), with lesson drafting and compilation assisted by AI (Claude, Anthropic).</w:t>
+      </w:r>
+    </w:p>
+    <w:p>
+      <w:pPr>
+        <w:pBdr>
+          <w:bottom w:val="single" w:color="1F3864" w:sz="6" w:space="6"/>
+        </w:pBdr>
+        <w:spacing w:after="60" w:before="0"/>
+      </w:pPr>
+      <w:r>
+        <w:rPr>
+          <w:rFonts w:ascii="Arial" w:cs="Arial" w:eastAsia="Arial" w:hAnsi="Arial"/>
+          <w:b/>
+          <w:bCs/>
+          <w:sz w:val="17"/>
+          <w:szCs w:val="17"/>
+        </w:rPr>
+        <w:t xml:space="preserve">Licensing &amp; Copyright: </w:t>
+      </w:r>
+      <w:r>
+        <w:rPr>
+          <w:rFonts w:ascii="Arial" w:cs="Arial" w:eastAsia="Arial" w:hAnsi="Arial"/>
+          <w:sz w:val="17"/>
+          <w:szCs w:val="17"/>
+        </w:rPr>
+        <w:t xml:space="preserve">© 2026 SeaVuria and ARES. This work is licensed under a </w:t>
+      </w:r>
+      <w:hyperlink w:history="1" r:id="rIdnsr2nifod8lcb-r9iyajz">
+        <w:r>
+          <w:rPr>
+            <w:rFonts w:ascii="Arial" w:cs="Arial" w:eastAsia="Arial" w:hAnsi="Arial"/>
+            <w:color w:val="1F6B75"/>
+            <w:sz w:val="17"/>
+            <w:szCs w:val="17"/>
+            <w:u w:val="single" w:color="1F6B75"/>
+          </w:rPr>
+          <w:t xml:space="preserve">Creative Commons Attribution-NonCommercial 4.0 International License</w:t>
+        </w:r>
+      </w:hyperlink>
+      <w:r>
+        <w:rPr>
+          <w:rFonts w:ascii="Arial" w:cs="Arial" w:eastAsia="Arial" w:hAnsi="Arial"/>
+          <w:sz w:val="17"/>
+          <w:szCs w:val="17"/>
+        </w:rPr>
+        <w:t xml:space="preserve"> (</w:t>
+      </w:r>
+      <w:hyperlink w:history="1" r:id="rIdkuthesyaxfe8g42a-wpjm">
+        <w:r>
+          <w:rPr>
+            <w:rFonts w:ascii="Arial" w:cs="Arial" w:eastAsia="Arial" w:hAnsi="Arial"/>
+            <w:color w:val="1F6B75"/>
+            <w:sz w:val="17"/>
+            <w:szCs w:val="17"/>
+            <w:u w:val="single" w:color="1F6B75"/>
+          </w:rPr>
+          <w:t xml:space="preserve">CC BY-NC 4.0</w:t>
+        </w:r>
+      </w:hyperlink>
+      <w:r>
+        <w:rPr>
+          <w:rFonts w:ascii="Arial" w:cs="Arial" w:eastAsia="Arial" w:hAnsi="Arial"/>
+          <w:sz w:val="17"/>
+          <w:szCs w:val="17"/>
+        </w:rPr>
+        <w:t xml:space="preserve">). To view a copy of this license, visit </w:t>
+      </w:r>
+      <w:hyperlink w:history="1" r:id="rIdn249pevoc-teghv3pya9b">
+        <w:r>
+          <w:rPr>
+            <w:rFonts w:ascii="Arial" w:cs="Arial" w:eastAsia="Arial" w:hAnsi="Arial"/>
+            <w:color w:val="1F6B75"/>
+            <w:sz w:val="17"/>
+            <w:szCs w:val="17"/>
+            <w:u w:val="single" w:color="1F6B75"/>
+          </w:rPr>
+          <w:t xml:space="preserve">https://creativecommons.org/licenses/by-nc/4.0/</w:t>
+        </w:r>
+      </w:hyperlink>
+      <w:r>
+        <w:rPr>
+          <w:rFonts w:ascii="Arial" w:cs="Arial" w:eastAsia="Arial" w:hAnsi="Arial"/>
+          <w:sz w:val="17"/>
+          <w:szCs w:val="17"/>
+        </w:rPr>
+        <w:t xml:space="preserve">. You are free to copy, redistribute, and adapt this material in any medium or format, provided appropriate credit is given and the material is not used for commercial purposes. KICD learning outcomes and curriculum designations reproduced here for alignment purposes remain the property of KICD and are not covered by this license. Linked external resources (e.g. CK-12, Khan Academy, PhET) are subject to their own licenses.</w:t>
+      </w:r>
+    </w:p>
+    <w:p>
+      <w:pPr>
         <w:spacing w:after="120"/>
       </w:pPr>
       <w:r>
@@ -3026,7 +3197,7 @@
             <w:pPr>
               <w:spacing w:after="20" w:before="0"/>
             </w:pPr>
-            <w:hyperlink w:history="1" r:id="rIdhfe9mx189d2uo389w68hw">
+            <w:hyperlink w:history="1" r:id="rIdtyfsfo-rl1pgdtd8wyxk4">
               <w:r>
                 <w:rPr>
                   <w:rFonts w:ascii="Arial" w:cs="Arial" w:eastAsia="Arial" w:hAnsi="Arial"/>
@@ -3059,7 +3230,7 @@
               <w:spacing w:after="10" w:before="0"/>
               <w:ind w:left="120"/>
             </w:pPr>
-            <w:hyperlink w:history="1" r:id="rIdm21ss1c3lgoyv61ktnil_">
+            <w:hyperlink w:history="1" r:id="rIdmyspoezvw4nbylbzsmrgc">
               <w:r>
                 <w:rPr>
                   <w:rFonts w:ascii="Arial" w:cs="Arial" w:eastAsia="Arial" w:hAnsi="Arial"/>
@@ -3104,7 +3275,7 @@
             <w:pPr>
               <w:spacing w:after="20" w:before="0"/>
             </w:pPr>
-            <w:hyperlink w:history="1" r:id="rId8ozcybrlww2-yic9_wu8v">
+            <w:hyperlink w:history="1" r:id="rId_teach2imrbv3oyoyisfu">
               <w:r>
                 <w:rPr>
                   <w:rFonts w:ascii="Arial" w:cs="Arial" w:eastAsia="Arial" w:hAnsi="Arial"/>
@@ -3137,7 +3308,7 @@
               <w:spacing w:after="10" w:before="0"/>
               <w:ind w:left="120"/>
             </w:pPr>
-            <w:hyperlink w:history="1" r:id="rIdaydrcuocsu5ujog_iqdef">
+            <w:hyperlink w:history="1" r:id="rIdshrw_gmqz71kiiardn1lo">
               <w:r>
                 <w:rPr>
                   <w:rFonts w:ascii="Arial" w:cs="Arial" w:eastAsia="Arial" w:hAnsi="Arial"/>
@@ -3332,7 +3503,7 @@
             <w:pPr>
               <w:spacing w:after="20" w:before="0"/>
             </w:pPr>
-            <w:hyperlink w:history="1" r:id="rIdfac6sfrinwn56rdrupw-z">
+            <w:hyperlink w:history="1" r:id="rIdd1g73vi7txqy2n48xw5k8">
               <w:r>
                 <w:rPr>
                   <w:rFonts w:ascii="Arial" w:cs="Arial" w:eastAsia="Arial" w:hAnsi="Arial"/>
@@ -3365,7 +3536,7 @@
               <w:spacing w:after="10" w:before="0"/>
               <w:ind w:left="120"/>
             </w:pPr>
-            <w:hyperlink w:history="1" r:id="rIdc5hwtbvblvuijpwgi6yfy">
+            <w:hyperlink w:history="1" r:id="rId36nou-_yfm90ba8uns0cn">
               <w:r>
                 <w:rPr>
                   <w:rFonts w:ascii="Arial" w:cs="Arial" w:eastAsia="Arial" w:hAnsi="Arial"/>
@@ -3410,7 +3581,7 @@
             <w:pPr>
               <w:spacing w:after="20" w:before="0"/>
             </w:pPr>
-            <w:hyperlink w:history="1" r:id="rIddyeamspn9lutndazeaa3g">
+            <w:hyperlink w:history="1" r:id="rId0wjp0zh2r9hi0dbbcwmvh">
               <w:r>
                 <w:rPr>
                   <w:rFonts w:ascii="Arial" w:cs="Arial" w:eastAsia="Arial" w:hAnsi="Arial"/>
@@ -3443,7 +3614,7 @@
               <w:spacing w:after="10" w:before="0"/>
               <w:ind w:left="120"/>
             </w:pPr>
-            <w:hyperlink w:history="1" r:id="rIdojjototxjqzzezzb5k4gx">
+            <w:hyperlink w:history="1" r:id="rIdf0zuwcxo9forxg9asov9m">
               <w:r>
                 <w:rPr>
                   <w:rFonts w:ascii="Arial" w:cs="Arial" w:eastAsia="Arial" w:hAnsi="Arial"/>
@@ -3638,7 +3809,7 @@
             <w:pPr>
               <w:spacing w:after="20" w:before="0"/>
             </w:pPr>
-            <w:hyperlink w:history="1" r:id="rId1ghn3qmmdnnjpgzff11vf">
+            <w:hyperlink w:history="1" r:id="rId-dezgelb1bau57z1f5wbg">
               <w:r>
                 <w:rPr>
                   <w:rFonts w:ascii="Arial" w:cs="Arial" w:eastAsia="Arial" w:hAnsi="Arial"/>
@@ -3671,7 +3842,7 @@
               <w:spacing w:after="10" w:before="0"/>
               <w:ind w:left="120"/>
             </w:pPr>
-            <w:hyperlink w:history="1" r:id="rIdepqgw665oio8_ip84yh-8">
+            <w:hyperlink w:history="1" r:id="rIdbx2w9zxkas32vooyzdv58">
               <w:r>
                 <w:rPr>
                   <w:rFonts w:ascii="Arial" w:cs="Arial" w:eastAsia="Arial" w:hAnsi="Arial"/>
@@ -3716,7 +3887,7 @@
             <w:pPr>
               <w:spacing w:after="20" w:before="0"/>
             </w:pPr>
-            <w:hyperlink w:history="1" r:id="rIdayogmjmqpi8qsry-m3sr5">
+            <w:hyperlink w:history="1" r:id="rIdmfsdvwfn4xyfgvhhx-bce">
               <w:r>
                 <w:rPr>
                   <w:rFonts w:ascii="Arial" w:cs="Arial" w:eastAsia="Arial" w:hAnsi="Arial"/>
@@ -3749,7 +3920,7 @@
               <w:spacing w:after="10" w:before="0"/>
               <w:ind w:left="120"/>
             </w:pPr>
-            <w:hyperlink w:history="1" r:id="rIde5bz3ktjybqqaflg04vmm">
+            <w:hyperlink w:history="1" r:id="rId23usbjityadi6k7bjlbgz">
               <w:r>
                 <w:rPr>
                   <w:rFonts w:ascii="Arial" w:cs="Arial" w:eastAsia="Arial" w:hAnsi="Arial"/>
@@ -3944,7 +4115,7 @@
             <w:pPr>
               <w:spacing w:after="20" w:before="0"/>
             </w:pPr>
-            <w:hyperlink w:history="1" r:id="rIdnzkfmtw54gsx8eptchzzv">
+            <w:hyperlink w:history="1" r:id="rIdwh_vf2dzsikq1tci0ipsu">
               <w:r>
                 <w:rPr>
                   <w:rFonts w:ascii="Arial" w:cs="Arial" w:eastAsia="Arial" w:hAnsi="Arial"/>
@@ -3977,7 +4148,7 @@
               <w:spacing w:after="10" w:before="0"/>
               <w:ind w:left="120"/>
             </w:pPr>
-            <w:hyperlink w:history="1" r:id="rIda2pzyuk1b5uh-u6dace8g">
+            <w:hyperlink w:history="1" r:id="rIdezvoustlhwp4ue1hc4az3">
               <w:r>
                 <w:rPr>
                   <w:rFonts w:ascii="Arial" w:cs="Arial" w:eastAsia="Arial" w:hAnsi="Arial"/>
@@ -4022,7 +4193,7 @@
             <w:pPr>
               <w:spacing w:after="20" w:before="0"/>
             </w:pPr>
-            <w:hyperlink w:history="1" r:id="rIdxdnia_kw17cbgygopqkce">
+            <w:hyperlink w:history="1" r:id="rIdatvysdd-ls76ktmb4krjw">
               <w:r>
                 <w:rPr>
                   <w:rFonts w:ascii="Arial" w:cs="Arial" w:eastAsia="Arial" w:hAnsi="Arial"/>
@@ -4055,7 +4226,7 @@
               <w:spacing w:after="10" w:before="0"/>
               <w:ind w:left="120"/>
             </w:pPr>
-            <w:hyperlink w:history="1" r:id="rIdy3auaejw4t4gxodgbgdny">
+            <w:hyperlink w:history="1" r:id="rIdp-xe-e8zowgbenvjlfjao">
               <w:r>
                 <w:rPr>
                   <w:rFonts w:ascii="Arial" w:cs="Arial" w:eastAsia="Arial" w:hAnsi="Arial"/>
@@ -4250,7 +4421,7 @@
             <w:pPr>
               <w:spacing w:after="20" w:before="0"/>
             </w:pPr>
-            <w:hyperlink w:history="1" r:id="rIdrwv3ci-tajqkgpjgz3rpb">
+            <w:hyperlink w:history="1" r:id="rIddgdijqwz-xh1nvbdh5brx">
               <w:r>
                 <w:rPr>
                   <w:rFonts w:ascii="Arial" w:cs="Arial" w:eastAsia="Arial" w:hAnsi="Arial"/>
@@ -4283,7 +4454,7 @@
               <w:spacing w:after="10" w:before="0"/>
               <w:ind w:left="120"/>
             </w:pPr>
-            <w:hyperlink w:history="1" r:id="rIdvveid14gxx-zdwvrgzgih">
+            <w:hyperlink w:history="1" r:id="rIdn41dy4cjzs-ok-e4dgcst">
               <w:r>
                 <w:rPr>
                   <w:rFonts w:ascii="Arial" w:cs="Arial" w:eastAsia="Arial" w:hAnsi="Arial"/>
@@ -4328,7 +4499,7 @@
             <w:pPr>
               <w:spacing w:after="20" w:before="0"/>
             </w:pPr>
-            <w:hyperlink w:history="1" r:id="rId2syeohllgbr0s8esw_ozq">
+            <w:hyperlink w:history="1" r:id="rIde3ue-vyvo30vlw-y1my6k">
               <w:r>
                 <w:rPr>
                   <w:rFonts w:ascii="Arial" w:cs="Arial" w:eastAsia="Arial" w:hAnsi="Arial"/>
@@ -4361,7 +4532,7 @@
               <w:spacing w:after="10" w:before="0"/>
               <w:ind w:left="120"/>
             </w:pPr>
-            <w:hyperlink w:history="1" r:id="rId52tyxtkmoqlnowxgozvbr">
+            <w:hyperlink w:history="1" r:id="rIdiul4eh1l75vsvuzosb9mi">
               <w:r>
                 <w:rPr>
                   <w:rFonts w:ascii="Arial" w:cs="Arial" w:eastAsia="Arial" w:hAnsi="Arial"/>
@@ -4857,6 +5028,65 @@
         </w:tc>
       </w:tr>
     </w:tbl>
+    <w:p>
+      <w:pPr>
+        <w:pBdr>
+          <w:top w:val="single" w:color="BBBBBB" w:sz="4" w:space="4"/>
+        </w:pBdr>
+        <w:spacing w:after="0" w:before="160"/>
+      </w:pPr>
+      <w:r>
+        <w:rPr>
+          <w:rFonts w:ascii="Arial" w:cs="Arial" w:eastAsia="Arial" w:hAnsi="Arial"/>
+          <w:color w:val="666666"/>
+          <w:sz w:val="14"/>
+          <w:szCs w:val="14"/>
+        </w:rPr>
+        <w:t xml:space="preserve">© 2026 SeaVuria and ARES. Aligned with KICD objectives. Developed by SeaVuria; technical implementation by ARES (with AI assistance from Claude). Licensed under </w:t>
+      </w:r>
+      <w:hyperlink w:history="1" r:id="rId998af1zmupemm8opvs3fg">
+        <w:r>
+          <w:rPr>
+            <w:rFonts w:ascii="Arial" w:cs="Arial" w:eastAsia="Arial" w:hAnsi="Arial"/>
+            <w:color w:val="1F6B75"/>
+            <w:sz w:val="14"/>
+            <w:szCs w:val="14"/>
+            <w:u w:val="single" w:color="1F6B75"/>
+          </w:rPr>
+          <w:t xml:space="preserve">CC BY-NC 4.0</w:t>
+        </w:r>
+      </w:hyperlink>
+      <w:r>
+        <w:rPr>
+          <w:rFonts w:ascii="Arial" w:cs="Arial" w:eastAsia="Arial" w:hAnsi="Arial"/>
+          <w:color w:val="666666"/>
+          <w:sz w:val="14"/>
+          <w:szCs w:val="14"/>
+        </w:rPr>
+        <w:t xml:space="preserve"> (</w:t>
+      </w:r>
+      <w:hyperlink w:history="1" r:id="rIdh9uqtj6ux0xtwmtr8gfw1">
+        <w:r>
+          <w:rPr>
+            <w:rFonts w:ascii="Arial" w:cs="Arial" w:eastAsia="Arial" w:hAnsi="Arial"/>
+            <w:color w:val="1F6B75"/>
+            <w:sz w:val="14"/>
+            <w:szCs w:val="14"/>
+            <w:u w:val="single" w:color="1F6B75"/>
+          </w:rPr>
+          <w:t xml:space="preserve">https://creativecommons.org/licenses/by-nc/4.0/</w:t>
+        </w:r>
+      </w:hyperlink>
+      <w:r>
+        <w:rPr>
+          <w:rFonts w:ascii="Arial" w:cs="Arial" w:eastAsia="Arial" w:hAnsi="Arial"/>
+          <w:color w:val="666666"/>
+          <w:sz w:val="14"/>
+          <w:szCs w:val="14"/>
+        </w:rPr>
+        <w:t xml:space="preserve">).</w:t>
+      </w:r>
+    </w:p>
     <w:p>
       <w:r>
         <w:br w:type="page"/>
@@ -5848,7 +6078,7 @@
             <w:pPr>
               <w:spacing w:after="20" w:before="0"/>
             </w:pPr>
-            <w:hyperlink w:history="1" r:id="rId1y3qjnlee0d6ghzems0mx">
+            <w:hyperlink w:history="1" r:id="rIdx46sqe8ohsd1ehcnt_g4u">
               <w:r>
                 <w:rPr>
                   <w:rFonts w:ascii="Arial" w:cs="Arial" w:eastAsia="Arial" w:hAnsi="Arial"/>
@@ -5881,7 +6111,7 @@
               <w:spacing w:after="10" w:before="0"/>
               <w:ind w:left="120"/>
             </w:pPr>
-            <w:hyperlink w:history="1" r:id="rIdcsgkhxrv5fjzvy_-oiycy">
+            <w:hyperlink w:history="1" r:id="rIdfsq2qwuavmvcsijtmxkfk">
               <w:r>
                 <w:rPr>
                   <w:rFonts w:ascii="Arial" w:cs="Arial" w:eastAsia="Arial" w:hAnsi="Arial"/>
@@ -5926,7 +6156,7 @@
             <w:pPr>
               <w:spacing w:after="20" w:before="0"/>
             </w:pPr>
-            <w:hyperlink w:history="1" r:id="rIdo1v3rv0qhi5xqd5mniioi">
+            <w:hyperlink w:history="1" r:id="rIdnymydhb4mwnho8usz0yrq">
               <w:r>
                 <w:rPr>
                   <w:rFonts w:ascii="Arial" w:cs="Arial" w:eastAsia="Arial" w:hAnsi="Arial"/>
@@ -5959,7 +6189,7 @@
               <w:spacing w:after="10" w:before="0"/>
               <w:ind w:left="120"/>
             </w:pPr>
-            <w:hyperlink w:history="1" r:id="rIdg56gkazgy-xugbm0afvc1">
+            <w:hyperlink w:history="1" r:id="rIdlailgi4vidgbnetjy15lg">
               <w:r>
                 <w:rPr>
                   <w:rFonts w:ascii="Arial" w:cs="Arial" w:eastAsia="Arial" w:hAnsi="Arial"/>
@@ -6154,7 +6384,7 @@
             <w:pPr>
               <w:spacing w:after="20" w:before="0"/>
             </w:pPr>
-            <w:hyperlink w:history="1" r:id="rId3dobfuqaalweiy5h3sttw">
+            <w:hyperlink w:history="1" r:id="rId5zdqzjko9isscjflyns41">
               <w:r>
                 <w:rPr>
                   <w:rFonts w:ascii="Arial" w:cs="Arial" w:eastAsia="Arial" w:hAnsi="Arial"/>
@@ -6187,7 +6417,7 @@
               <w:spacing w:after="10" w:before="0"/>
               <w:ind w:left="120"/>
             </w:pPr>
-            <w:hyperlink w:history="1" r:id="rIduqe8ejp-dp2odadagt1hx">
+            <w:hyperlink w:history="1" r:id="rIduisczyjtjl7bkgrnsw5pc">
               <w:r>
                 <w:rPr>
                   <w:rFonts w:ascii="Arial" w:cs="Arial" w:eastAsia="Arial" w:hAnsi="Arial"/>
@@ -6232,7 +6462,7 @@
             <w:pPr>
               <w:spacing w:after="20" w:before="0"/>
             </w:pPr>
-            <w:hyperlink w:history="1" r:id="rIdkgrs79rq5ommr5ua8uddm">
+            <w:hyperlink w:history="1" r:id="rId_-j8zhfgcwfwk2fdr1f-q">
               <w:r>
                 <w:rPr>
                   <w:rFonts w:ascii="Arial" w:cs="Arial" w:eastAsia="Arial" w:hAnsi="Arial"/>
@@ -6265,7 +6495,7 @@
               <w:spacing w:after="10" w:before="0"/>
               <w:ind w:left="120"/>
             </w:pPr>
-            <w:hyperlink w:history="1" r:id="rIdl4skigqnzzs9jhywkwvf9">
+            <w:hyperlink w:history="1" r:id="rIdn5fwlwakbnxlngc9mv9qm">
               <w:r>
                 <w:rPr>
                   <w:rFonts w:ascii="Arial" w:cs="Arial" w:eastAsia="Arial" w:hAnsi="Arial"/>
@@ -6460,7 +6690,7 @@
             <w:pPr>
               <w:spacing w:after="20" w:before="0"/>
             </w:pPr>
-            <w:hyperlink w:history="1" r:id="rIdbgp83jr8xavhrz291ssmr">
+            <w:hyperlink w:history="1" r:id="rId8rzskkmkmf9ogp6eige1p">
               <w:r>
                 <w:rPr>
                   <w:rFonts w:ascii="Arial" w:cs="Arial" w:eastAsia="Arial" w:hAnsi="Arial"/>
@@ -6493,7 +6723,7 @@
               <w:spacing w:after="10" w:before="0"/>
               <w:ind w:left="120"/>
             </w:pPr>
-            <w:hyperlink w:history="1" r:id="rIdpo51ql-wqjsysb5ev9iix">
+            <w:hyperlink w:history="1" r:id="rIditfxqa5jy99gbsvnep1sy">
               <w:r>
                 <w:rPr>
                   <w:rFonts w:ascii="Arial" w:cs="Arial" w:eastAsia="Arial" w:hAnsi="Arial"/>
@@ -6538,7 +6768,7 @@
             <w:pPr>
               <w:spacing w:after="20" w:before="0"/>
             </w:pPr>
-            <w:hyperlink w:history="1" r:id="rIdid_qicxcca1rhswekfser">
+            <w:hyperlink w:history="1" r:id="rIdgwpnn8moeoaz7-pww0rnu">
               <w:r>
                 <w:rPr>
                   <w:rFonts w:ascii="Arial" w:cs="Arial" w:eastAsia="Arial" w:hAnsi="Arial"/>
@@ -6571,7 +6801,7 @@
               <w:spacing w:after="10" w:before="0"/>
               <w:ind w:left="120"/>
             </w:pPr>
-            <w:hyperlink w:history="1" r:id="rId1innz2i9vw9x1rnazdv_d">
+            <w:hyperlink w:history="1" r:id="rIddzddo_i1ym1zckrhr6l0q">
               <w:r>
                 <w:rPr>
                   <w:rFonts w:ascii="Arial" w:cs="Arial" w:eastAsia="Arial" w:hAnsi="Arial"/>
@@ -6766,7 +6996,7 @@
             <w:pPr>
               <w:spacing w:after="20" w:before="0"/>
             </w:pPr>
-            <w:hyperlink w:history="1" r:id="rIdt0uejyqplsgumb-3emulx">
+            <w:hyperlink w:history="1" r:id="rIdpd_b_moddarqtniotjiaa">
               <w:r>
                 <w:rPr>
                   <w:rFonts w:ascii="Arial" w:cs="Arial" w:eastAsia="Arial" w:hAnsi="Arial"/>
@@ -6799,7 +7029,7 @@
               <w:spacing w:after="10" w:before="0"/>
               <w:ind w:left="120"/>
             </w:pPr>
-            <w:hyperlink w:history="1" r:id="rId27h3kuzmnsnk_llp_vlvj">
+            <w:hyperlink w:history="1" r:id="rIdswetmchynetlvo_b-gdwo">
               <w:r>
                 <w:rPr>
                   <w:rFonts w:ascii="Arial" w:cs="Arial" w:eastAsia="Arial" w:hAnsi="Arial"/>
@@ -6844,7 +7074,7 @@
             <w:pPr>
               <w:spacing w:after="20" w:before="0"/>
             </w:pPr>
-            <w:hyperlink w:history="1" r:id="rIdi5pcv8hfv7cn6odaaf70_">
+            <w:hyperlink w:history="1" r:id="rId5z0_at5tkiz_m36av2dot">
               <w:r>
                 <w:rPr>
                   <w:rFonts w:ascii="Arial" w:cs="Arial" w:eastAsia="Arial" w:hAnsi="Arial"/>
@@ -6877,7 +7107,7 @@
               <w:spacing w:after="10" w:before="0"/>
               <w:ind w:left="120"/>
             </w:pPr>
-            <w:hyperlink w:history="1" r:id="rIdotknmhruqlaotrlpnnita">
+            <w:hyperlink w:history="1" r:id="rIdnrermwph19ye_-dwf_tb4">
               <w:r>
                 <w:rPr>
                   <w:rFonts w:ascii="Arial" w:cs="Arial" w:eastAsia="Arial" w:hAnsi="Arial"/>
@@ -7072,7 +7302,7 @@
             <w:pPr>
               <w:spacing w:after="20" w:before="0"/>
             </w:pPr>
-            <w:hyperlink w:history="1" r:id="rIdkjbohpq55fjjbegrmos-p">
+            <w:hyperlink w:history="1" r:id="rIdit8hknp_gqydh7xzraiz8">
               <w:r>
                 <w:rPr>
                   <w:rFonts w:ascii="Arial" w:cs="Arial" w:eastAsia="Arial" w:hAnsi="Arial"/>
@@ -7105,7 +7335,7 @@
               <w:spacing w:after="10" w:before="0"/>
               <w:ind w:left="120"/>
             </w:pPr>
-            <w:hyperlink w:history="1" r:id="rIdx7vkg0c4xyayimi4d6s9a">
+            <w:hyperlink w:history="1" r:id="rId4rza8y_etlwmsvb-0j_yp">
               <w:r>
                 <w:rPr>
                   <w:rFonts w:ascii="Arial" w:cs="Arial" w:eastAsia="Arial" w:hAnsi="Arial"/>
@@ -7150,7 +7380,7 @@
             <w:pPr>
               <w:spacing w:after="20" w:before="0"/>
             </w:pPr>
-            <w:hyperlink w:history="1" r:id="rIdo6bpkmzq0gszmfg2hbhab">
+            <w:hyperlink w:history="1" r:id="rIdrodqxio3mbmuqvobtbzsn">
               <w:r>
                 <w:rPr>
                   <w:rFonts w:ascii="Arial" w:cs="Arial" w:eastAsia="Arial" w:hAnsi="Arial"/>
@@ -7183,7 +7413,7 @@
               <w:spacing w:after="10" w:before="0"/>
               <w:ind w:left="120"/>
             </w:pPr>
-            <w:hyperlink w:history="1" r:id="rIdchfakvischthio8sce8pg">
+            <w:hyperlink w:history="1" r:id="rIdeotn-7lciklajvxene_2e">
               <w:r>
                 <w:rPr>
                   <w:rFonts w:ascii="Arial" w:cs="Arial" w:eastAsia="Arial" w:hAnsi="Arial"/>
@@ -7679,6 +7909,65 @@
         </w:tc>
       </w:tr>
     </w:tbl>
+    <w:p>
+      <w:pPr>
+        <w:pBdr>
+          <w:top w:val="single" w:color="BBBBBB" w:sz="4" w:space="4"/>
+        </w:pBdr>
+        <w:spacing w:after="0" w:before="160"/>
+      </w:pPr>
+      <w:r>
+        <w:rPr>
+          <w:rFonts w:ascii="Arial" w:cs="Arial" w:eastAsia="Arial" w:hAnsi="Arial"/>
+          <w:color w:val="666666"/>
+          <w:sz w:val="14"/>
+          <w:szCs w:val="14"/>
+        </w:rPr>
+        <w:t xml:space="preserve">© 2026 SeaVuria and ARES. Aligned with KICD objectives. Developed by SeaVuria; technical implementation by ARES (with AI assistance from Claude). Licensed under </w:t>
+      </w:r>
+      <w:hyperlink w:history="1" r:id="rIdrcch_u6kw4y_qqgmhjx1e">
+        <w:r>
+          <w:rPr>
+            <w:rFonts w:ascii="Arial" w:cs="Arial" w:eastAsia="Arial" w:hAnsi="Arial"/>
+            <w:color w:val="1F6B75"/>
+            <w:sz w:val="14"/>
+            <w:szCs w:val="14"/>
+            <w:u w:val="single" w:color="1F6B75"/>
+          </w:rPr>
+          <w:t xml:space="preserve">CC BY-NC 4.0</w:t>
+        </w:r>
+      </w:hyperlink>
+      <w:r>
+        <w:rPr>
+          <w:rFonts w:ascii="Arial" w:cs="Arial" w:eastAsia="Arial" w:hAnsi="Arial"/>
+          <w:color w:val="666666"/>
+          <w:sz w:val="14"/>
+          <w:szCs w:val="14"/>
+        </w:rPr>
+        <w:t xml:space="preserve"> (</w:t>
+      </w:r>
+      <w:hyperlink w:history="1" r:id="rIdgm9gxkupmkcwi499hauur">
+        <w:r>
+          <w:rPr>
+            <w:rFonts w:ascii="Arial" w:cs="Arial" w:eastAsia="Arial" w:hAnsi="Arial"/>
+            <w:color w:val="1F6B75"/>
+            <w:sz w:val="14"/>
+            <w:szCs w:val="14"/>
+            <w:u w:val="single" w:color="1F6B75"/>
+          </w:rPr>
+          <w:t xml:space="preserve">https://creativecommons.org/licenses/by-nc/4.0/</w:t>
+        </w:r>
+      </w:hyperlink>
+      <w:r>
+        <w:rPr>
+          <w:rFonts w:ascii="Arial" w:cs="Arial" w:eastAsia="Arial" w:hAnsi="Arial"/>
+          <w:color w:val="666666"/>
+          <w:sz w:val="14"/>
+          <w:szCs w:val="14"/>
+        </w:rPr>
+        <w:t xml:space="preserve">).</w:t>
+      </w:r>
+    </w:p>
     <w:p>
       <w:r>
         <w:br w:type="page"/>
@@ -8670,7 +8959,7 @@
             <w:pPr>
               <w:spacing w:after="20" w:before="0"/>
             </w:pPr>
-            <w:hyperlink w:history="1" r:id="rIdkrtujqqcfubtkgmxu1nsj">
+            <w:hyperlink w:history="1" r:id="rIdvs3r4hfec1mdpep2d56d4">
               <w:r>
                 <w:rPr>
                   <w:rFonts w:ascii="Arial" w:cs="Arial" w:eastAsia="Arial" w:hAnsi="Arial"/>
@@ -8703,7 +8992,7 @@
               <w:spacing w:after="10" w:before="0"/>
               <w:ind w:left="120"/>
             </w:pPr>
-            <w:hyperlink w:history="1" r:id="rIdql71zjzzotlidrbtnq-fp">
+            <w:hyperlink w:history="1" r:id="rIdgz4z8qfphdkqwhalz8ssb">
               <w:r>
                 <w:rPr>
                   <w:rFonts w:ascii="Arial" w:cs="Arial" w:eastAsia="Arial" w:hAnsi="Arial"/>
@@ -8748,7 +9037,7 @@
             <w:pPr>
               <w:spacing w:after="20" w:before="0"/>
             </w:pPr>
-            <w:hyperlink w:history="1" r:id="rIdkvoo4l50cpb3lb8ifcxq_">
+            <w:hyperlink w:history="1" r:id="rIdmpxzdgqghzcggys2ftvv3">
               <w:r>
                 <w:rPr>
                   <w:rFonts w:ascii="Arial" w:cs="Arial" w:eastAsia="Arial" w:hAnsi="Arial"/>
@@ -8781,7 +9070,7 @@
               <w:spacing w:after="10" w:before="0"/>
               <w:ind w:left="120"/>
             </w:pPr>
-            <w:hyperlink w:history="1" r:id="rIdoq60ve3di0rns8zlxfycv">
+            <w:hyperlink w:history="1" r:id="rIdzm1duo6pap-n6lyjrdek3">
               <w:r>
                 <w:rPr>
                   <w:rFonts w:ascii="Arial" w:cs="Arial" w:eastAsia="Arial" w:hAnsi="Arial"/>
@@ -8976,7 +9265,7 @@
             <w:pPr>
               <w:spacing w:after="20" w:before="0"/>
             </w:pPr>
-            <w:hyperlink w:history="1" r:id="rIduan17jg_ojrpqvnqp69uq">
+            <w:hyperlink w:history="1" r:id="rIdhnayuhxum_ace0dugen5f">
               <w:r>
                 <w:rPr>
                   <w:rFonts w:ascii="Arial" w:cs="Arial" w:eastAsia="Arial" w:hAnsi="Arial"/>
@@ -9009,7 +9298,7 @@
               <w:spacing w:after="10" w:before="0"/>
               <w:ind w:left="120"/>
             </w:pPr>
-            <w:hyperlink w:history="1" r:id="rIdjjgfwtnplcls5of4r0sdf">
+            <w:hyperlink w:history="1" r:id="rIdqnvvlni7ou2nzqwoskstz">
               <w:r>
                 <w:rPr>
                   <w:rFonts w:ascii="Arial" w:cs="Arial" w:eastAsia="Arial" w:hAnsi="Arial"/>
@@ -9054,7 +9343,7 @@
             <w:pPr>
               <w:spacing w:after="20" w:before="0"/>
             </w:pPr>
-            <w:hyperlink w:history="1" r:id="rId7nc3htx6qpgsuq08gcfco">
+            <w:hyperlink w:history="1" r:id="rIdos72-be39r1h_lcqo6zqi">
               <w:r>
                 <w:rPr>
                   <w:rFonts w:ascii="Arial" w:cs="Arial" w:eastAsia="Arial" w:hAnsi="Arial"/>
@@ -9087,7 +9376,7 @@
               <w:spacing w:after="10" w:before="0"/>
               <w:ind w:left="120"/>
             </w:pPr>
-            <w:hyperlink w:history="1" r:id="rIdc_bdh0jrhfuxucqqm2ece">
+            <w:hyperlink w:history="1" r:id="rId3eqfmrkfkepffv4---umh">
               <w:r>
                 <w:rPr>
                   <w:rFonts w:ascii="Arial" w:cs="Arial" w:eastAsia="Arial" w:hAnsi="Arial"/>
@@ -9282,7 +9571,7 @@
             <w:pPr>
               <w:spacing w:after="20" w:before="0"/>
             </w:pPr>
-            <w:hyperlink w:history="1" r:id="rIdfyqle42p709eax9h7q0hw">
+            <w:hyperlink w:history="1" r:id="rIdkoymzlei_qbur_stwgs-k">
               <w:r>
                 <w:rPr>
                   <w:rFonts w:ascii="Arial" w:cs="Arial" w:eastAsia="Arial" w:hAnsi="Arial"/>
@@ -9315,7 +9604,7 @@
               <w:spacing w:after="10" w:before="0"/>
               <w:ind w:left="120"/>
             </w:pPr>
-            <w:hyperlink w:history="1" r:id="rIdjj_dg7thne-aa0m0_xgjd">
+            <w:hyperlink w:history="1" r:id="rId5hbv2s4uyy8hq_sqijb5x">
               <w:r>
                 <w:rPr>
                   <w:rFonts w:ascii="Arial" w:cs="Arial" w:eastAsia="Arial" w:hAnsi="Arial"/>
@@ -9360,7 +9649,7 @@
             <w:pPr>
               <w:spacing w:after="20" w:before="0"/>
             </w:pPr>
-            <w:hyperlink w:history="1" r:id="rIdnamcwe6cjgiv9ncp-6ci8">
+            <w:hyperlink w:history="1" r:id="rId5kkang1dkkassx_jtflrn">
               <w:r>
                 <w:rPr>
                   <w:rFonts w:ascii="Arial" w:cs="Arial" w:eastAsia="Arial" w:hAnsi="Arial"/>
@@ -9393,7 +9682,7 @@
               <w:spacing w:after="10" w:before="0"/>
               <w:ind w:left="120"/>
             </w:pPr>
-            <w:hyperlink w:history="1" r:id="rIdl7yplniscx9asdcvrctoy">
+            <w:hyperlink w:history="1" r:id="rIdsghewglablk2i1vgmkxeo">
               <w:r>
                 <w:rPr>
                   <w:rFonts w:ascii="Arial" w:cs="Arial" w:eastAsia="Arial" w:hAnsi="Arial"/>
@@ -9588,7 +9877,7 @@
             <w:pPr>
               <w:spacing w:after="20" w:before="0"/>
             </w:pPr>
-            <w:hyperlink w:history="1" r:id="rIdu9jhil_7k1vjxeshlddi0">
+            <w:hyperlink w:history="1" r:id="rId-fkpvkjcxtoaw6dwbfxw9">
               <w:r>
                 <w:rPr>
                   <w:rFonts w:ascii="Arial" w:cs="Arial" w:eastAsia="Arial" w:hAnsi="Arial"/>
@@ -9621,7 +9910,7 @@
               <w:spacing w:after="10" w:before="0"/>
               <w:ind w:left="120"/>
             </w:pPr>
-            <w:hyperlink w:history="1" r:id="rIdwksr6w9xldnagkzuopxuh">
+            <w:hyperlink w:history="1" r:id="rIdhwr_0pqsfkjfvct6kryik">
               <w:r>
                 <w:rPr>
                   <w:rFonts w:ascii="Arial" w:cs="Arial" w:eastAsia="Arial" w:hAnsi="Arial"/>
@@ -9666,7 +9955,7 @@
             <w:pPr>
               <w:spacing w:after="20" w:before="0"/>
             </w:pPr>
-            <w:hyperlink w:history="1" r:id="rIdkyiulnt_t5fdn7cttlvzu">
+            <w:hyperlink w:history="1" r:id="rId-4we8jazakd8cusdhkmh8">
               <w:r>
                 <w:rPr>
                   <w:rFonts w:ascii="Arial" w:cs="Arial" w:eastAsia="Arial" w:hAnsi="Arial"/>
@@ -9699,7 +9988,7 @@
               <w:spacing w:after="10" w:before="0"/>
               <w:ind w:left="120"/>
             </w:pPr>
-            <w:hyperlink w:history="1" r:id="rId7iiyar4dlfmscvnqj7rjp">
+            <w:hyperlink w:history="1" r:id="rId1aqsp7uhofbejfejfem26">
               <w:r>
                 <w:rPr>
                   <w:rFonts w:ascii="Arial" w:cs="Arial" w:eastAsia="Arial" w:hAnsi="Arial"/>
@@ -9894,7 +10183,7 @@
             <w:pPr>
               <w:spacing w:after="20" w:before="0"/>
             </w:pPr>
-            <w:hyperlink w:history="1" r:id="rIdobwmmua3vi97nt4cehwbl">
+            <w:hyperlink w:history="1" r:id="rId5s3yxrgvdz3fpruuanaun">
               <w:r>
                 <w:rPr>
                   <w:rFonts w:ascii="Arial" w:cs="Arial" w:eastAsia="Arial" w:hAnsi="Arial"/>
@@ -9927,7 +10216,7 @@
               <w:spacing w:after="10" w:before="0"/>
               <w:ind w:left="120"/>
             </w:pPr>
-            <w:hyperlink w:history="1" r:id="rIdi5rtksgurd-kxd_fiurtj">
+            <w:hyperlink w:history="1" r:id="rIdfo4_1z2qhgo8eipeavnfn">
               <w:r>
                 <w:rPr>
                   <w:rFonts w:ascii="Arial" w:cs="Arial" w:eastAsia="Arial" w:hAnsi="Arial"/>
@@ -9972,7 +10261,7 @@
             <w:pPr>
               <w:spacing w:after="20" w:before="0"/>
             </w:pPr>
-            <w:hyperlink w:history="1" r:id="rIdmpifvr90wtwll4vmnli-e">
+            <w:hyperlink w:history="1" r:id="rId3txrsh5z7df5owh5w-qkv">
               <w:r>
                 <w:rPr>
                   <w:rFonts w:ascii="Arial" w:cs="Arial" w:eastAsia="Arial" w:hAnsi="Arial"/>
@@ -10005,7 +10294,7 @@
               <w:spacing w:after="10" w:before="0"/>
               <w:ind w:left="120"/>
             </w:pPr>
-            <w:hyperlink w:history="1" r:id="rIdzyoetohq8wqriy4exqwyx">
+            <w:hyperlink w:history="1" r:id="rIdrgbl7afiyomfco4uyuhan">
               <w:r>
                 <w:rPr>
                   <w:rFonts w:ascii="Arial" w:cs="Arial" w:eastAsia="Arial" w:hAnsi="Arial"/>
@@ -10501,6 +10790,65 @@
         </w:tc>
       </w:tr>
     </w:tbl>
+    <w:p>
+      <w:pPr>
+        <w:pBdr>
+          <w:top w:val="single" w:color="BBBBBB" w:sz="4" w:space="4"/>
+        </w:pBdr>
+        <w:spacing w:after="0" w:before="160"/>
+      </w:pPr>
+      <w:r>
+        <w:rPr>
+          <w:rFonts w:ascii="Arial" w:cs="Arial" w:eastAsia="Arial" w:hAnsi="Arial"/>
+          <w:color w:val="666666"/>
+          <w:sz w:val="14"/>
+          <w:szCs w:val="14"/>
+        </w:rPr>
+        <w:t xml:space="preserve">© 2026 SeaVuria and ARES. Aligned with KICD objectives. Developed by SeaVuria; technical implementation by ARES (with AI assistance from Claude). Licensed under </w:t>
+      </w:r>
+      <w:hyperlink w:history="1" r:id="rIdyub0zaisxtlo4fvbpfein">
+        <w:r>
+          <w:rPr>
+            <w:rFonts w:ascii="Arial" w:cs="Arial" w:eastAsia="Arial" w:hAnsi="Arial"/>
+            <w:color w:val="1F6B75"/>
+            <w:sz w:val="14"/>
+            <w:szCs w:val="14"/>
+            <w:u w:val="single" w:color="1F6B75"/>
+          </w:rPr>
+          <w:t xml:space="preserve">CC BY-NC 4.0</w:t>
+        </w:r>
+      </w:hyperlink>
+      <w:r>
+        <w:rPr>
+          <w:rFonts w:ascii="Arial" w:cs="Arial" w:eastAsia="Arial" w:hAnsi="Arial"/>
+          <w:color w:val="666666"/>
+          <w:sz w:val="14"/>
+          <w:szCs w:val="14"/>
+        </w:rPr>
+        <w:t xml:space="preserve"> (</w:t>
+      </w:r>
+      <w:hyperlink w:history="1" r:id="rIdns-xoxlkr2fpygfjio7z2">
+        <w:r>
+          <w:rPr>
+            <w:rFonts w:ascii="Arial" w:cs="Arial" w:eastAsia="Arial" w:hAnsi="Arial"/>
+            <w:color w:val="1F6B75"/>
+            <w:sz w:val="14"/>
+            <w:szCs w:val="14"/>
+            <w:u w:val="single" w:color="1F6B75"/>
+          </w:rPr>
+          <w:t xml:space="preserve">https://creativecommons.org/licenses/by-nc/4.0/</w:t>
+        </w:r>
+      </w:hyperlink>
+      <w:r>
+        <w:rPr>
+          <w:rFonts w:ascii="Arial" w:cs="Arial" w:eastAsia="Arial" w:hAnsi="Arial"/>
+          <w:color w:val="666666"/>
+          <w:sz w:val="14"/>
+          <w:szCs w:val="14"/>
+        </w:rPr>
+        <w:t xml:space="preserve">).</w:t>
+      </w:r>
+    </w:p>
     <w:p>
       <w:r>
         <w:br w:type="page"/>
@@ -11492,7 +11840,7 @@
             <w:pPr>
               <w:spacing w:after="20" w:before="0"/>
             </w:pPr>
-            <w:hyperlink w:history="1" r:id="rIdllln5ckm7dxjkuwwul41s">
+            <w:hyperlink w:history="1" r:id="rId2sjusohxyf7waokalzxtr">
               <w:r>
                 <w:rPr>
                   <w:rFonts w:ascii="Arial" w:cs="Arial" w:eastAsia="Arial" w:hAnsi="Arial"/>
@@ -11525,7 +11873,7 @@
               <w:spacing w:after="10" w:before="0"/>
               <w:ind w:left="120"/>
             </w:pPr>
-            <w:hyperlink w:history="1" r:id="rIdak3ieklz1vu1i5xtuwva4">
+            <w:hyperlink w:history="1" r:id="rIddiv_ld0ksfluutu4pq0ms">
               <w:r>
                 <w:rPr>
                   <w:rFonts w:ascii="Arial" w:cs="Arial" w:eastAsia="Arial" w:hAnsi="Arial"/>
@@ -11570,7 +11918,7 @@
             <w:pPr>
               <w:spacing w:after="20" w:before="0"/>
             </w:pPr>
-            <w:hyperlink w:history="1" r:id="rIdvtublssmxcfbfytecd6hn">
+            <w:hyperlink w:history="1" r:id="rIdqcjgtgmr9dgld3uj3zch2">
               <w:r>
                 <w:rPr>
                   <w:rFonts w:ascii="Arial" w:cs="Arial" w:eastAsia="Arial" w:hAnsi="Arial"/>
@@ -11603,7 +11951,7 @@
               <w:spacing w:after="10" w:before="0"/>
               <w:ind w:left="120"/>
             </w:pPr>
-            <w:hyperlink w:history="1" r:id="rIdbvk7-r5wbcc8ub6drb1_q">
+            <w:hyperlink w:history="1" r:id="rId6mlsrbjye6ct2m5plkmts">
               <w:r>
                 <w:rPr>
                   <w:rFonts w:ascii="Arial" w:cs="Arial" w:eastAsia="Arial" w:hAnsi="Arial"/>
@@ -11798,7 +12146,7 @@
             <w:pPr>
               <w:spacing w:after="20" w:before="0"/>
             </w:pPr>
-            <w:hyperlink w:history="1" r:id="rIdsul4krfo1t-5inmmpd8fs">
+            <w:hyperlink w:history="1" r:id="rIdjhtnt4bjass_yc3x7xmx-">
               <w:r>
                 <w:rPr>
                   <w:rFonts w:ascii="Arial" w:cs="Arial" w:eastAsia="Arial" w:hAnsi="Arial"/>
@@ -11831,7 +12179,7 @@
               <w:spacing w:after="10" w:before="0"/>
               <w:ind w:left="120"/>
             </w:pPr>
-            <w:hyperlink w:history="1" r:id="rId6u5ndjv3wuvegosxzefq-">
+            <w:hyperlink w:history="1" r:id="rIdnctpposi7nh-cmw8xajd9">
               <w:r>
                 <w:rPr>
                   <w:rFonts w:ascii="Arial" w:cs="Arial" w:eastAsia="Arial" w:hAnsi="Arial"/>
@@ -11876,7 +12224,7 @@
             <w:pPr>
               <w:spacing w:after="20" w:before="0"/>
             </w:pPr>
-            <w:hyperlink w:history="1" r:id="rIdr2dug9djp4qyf6blxo2zc">
+            <w:hyperlink w:history="1" r:id="rId8suje6ynytrxec_u7d0iv">
               <w:r>
                 <w:rPr>
                   <w:rFonts w:ascii="Arial" w:cs="Arial" w:eastAsia="Arial" w:hAnsi="Arial"/>
@@ -11909,7 +12257,7 @@
               <w:spacing w:after="10" w:before="0"/>
               <w:ind w:left="120"/>
             </w:pPr>
-            <w:hyperlink w:history="1" r:id="rIdbnk7ue7lxxuuxycrpj8x7">
+            <w:hyperlink w:history="1" r:id="rIdc_efhwgbaxw59tn5cibtj">
               <w:r>
                 <w:rPr>
                   <w:rFonts w:ascii="Arial" w:cs="Arial" w:eastAsia="Arial" w:hAnsi="Arial"/>
@@ -12104,7 +12452,7 @@
             <w:pPr>
               <w:spacing w:after="20" w:before="0"/>
             </w:pPr>
-            <w:hyperlink w:history="1" r:id="rIducfev4_pebpwbeh0vldfo">
+            <w:hyperlink w:history="1" r:id="rIdgmwpcyzrzgnl9eaeb5urn">
               <w:r>
                 <w:rPr>
                   <w:rFonts w:ascii="Arial" w:cs="Arial" w:eastAsia="Arial" w:hAnsi="Arial"/>
@@ -12137,7 +12485,7 @@
               <w:spacing w:after="10" w:before="0"/>
               <w:ind w:left="120"/>
             </w:pPr>
-            <w:hyperlink w:history="1" r:id="rId7erbngo4tuq7pvkm0mfyh">
+            <w:hyperlink w:history="1" r:id="rIdun2gbvj7ksfkjz0qajsq-">
               <w:r>
                 <w:rPr>
                   <w:rFonts w:ascii="Arial" w:cs="Arial" w:eastAsia="Arial" w:hAnsi="Arial"/>
@@ -12182,7 +12530,7 @@
             <w:pPr>
               <w:spacing w:after="20" w:before="0"/>
             </w:pPr>
-            <w:hyperlink w:history="1" r:id="rIdrntnj1lcdf0sgdinynmnn">
+            <w:hyperlink w:history="1" r:id="rIdodakwsciejz14l2ufauv1">
               <w:r>
                 <w:rPr>
                   <w:rFonts w:ascii="Arial" w:cs="Arial" w:eastAsia="Arial" w:hAnsi="Arial"/>
@@ -12215,7 +12563,7 @@
               <w:spacing w:after="10" w:before="0"/>
               <w:ind w:left="120"/>
             </w:pPr>
-            <w:hyperlink w:history="1" r:id="rIdot_tjlpbne8kpjkouzodm">
+            <w:hyperlink w:history="1" r:id="rId2etqbgmjipxw43vbyb9y7">
               <w:r>
                 <w:rPr>
                   <w:rFonts w:ascii="Arial" w:cs="Arial" w:eastAsia="Arial" w:hAnsi="Arial"/>
@@ -12410,7 +12758,7 @@
             <w:pPr>
               <w:spacing w:after="20" w:before="0"/>
             </w:pPr>
-            <w:hyperlink w:history="1" r:id="rIdbr5d9spo9bpv5suiwt9m_">
+            <w:hyperlink w:history="1" r:id="rId161zf6hfvw3-osu2aaxpe">
               <w:r>
                 <w:rPr>
                   <w:rFonts w:ascii="Arial" w:cs="Arial" w:eastAsia="Arial" w:hAnsi="Arial"/>
@@ -12443,7 +12791,7 @@
               <w:spacing w:after="10" w:before="0"/>
               <w:ind w:left="120"/>
             </w:pPr>
-            <w:hyperlink w:history="1" r:id="rIdaypphzlrcclckx2elmzw2">
+            <w:hyperlink w:history="1" r:id="rIdbfabkat5ls2gy3xlpvxmz">
               <w:r>
                 <w:rPr>
                   <w:rFonts w:ascii="Arial" w:cs="Arial" w:eastAsia="Arial" w:hAnsi="Arial"/>
@@ -12488,7 +12836,7 @@
             <w:pPr>
               <w:spacing w:after="20" w:before="0"/>
             </w:pPr>
-            <w:hyperlink w:history="1" r:id="rIdwxy3ktghzcg5gsccq1zlx">
+            <w:hyperlink w:history="1" r:id="rIdtkuex3zujjakaikuwn5cg">
               <w:r>
                 <w:rPr>
                   <w:rFonts w:ascii="Arial" w:cs="Arial" w:eastAsia="Arial" w:hAnsi="Arial"/>
@@ -12521,7 +12869,7 @@
               <w:spacing w:after="10" w:before="0"/>
               <w:ind w:left="120"/>
             </w:pPr>
-            <w:hyperlink w:history="1" r:id="rIdcsbi63cbd1qxa_eomx9s9">
+            <w:hyperlink w:history="1" r:id="rIdmkf-js1gbtrrumvwfipif">
               <w:r>
                 <w:rPr>
                   <w:rFonts w:ascii="Arial" w:cs="Arial" w:eastAsia="Arial" w:hAnsi="Arial"/>
@@ -12716,7 +13064,7 @@
             <w:pPr>
               <w:spacing w:after="20" w:before="0"/>
             </w:pPr>
-            <w:hyperlink w:history="1" r:id="rIdpfobpqarxm36xwtvt_cjb">
+            <w:hyperlink w:history="1" r:id="rIdkzkkdhmh-izmoc57qnis6">
               <w:r>
                 <w:rPr>
                   <w:rFonts w:ascii="Arial" w:cs="Arial" w:eastAsia="Arial" w:hAnsi="Arial"/>
@@ -12749,7 +13097,7 @@
               <w:spacing w:after="10" w:before="0"/>
               <w:ind w:left="120"/>
             </w:pPr>
-            <w:hyperlink w:history="1" r:id="rIdw7swbq1m8j_ukgzmsjym0">
+            <w:hyperlink w:history="1" r:id="rIdkng20b_0_wsr9vvki1r2c">
               <w:r>
                 <w:rPr>
                   <w:rFonts w:ascii="Arial" w:cs="Arial" w:eastAsia="Arial" w:hAnsi="Arial"/>
@@ -12794,7 +13142,7 @@
             <w:pPr>
               <w:spacing w:after="20" w:before="0"/>
             </w:pPr>
-            <w:hyperlink w:history="1" r:id="rIdcalxaatrthehpjtounpzn">
+            <w:hyperlink w:history="1" r:id="rIduriv5h1igkavp3oownhtp">
               <w:r>
                 <w:rPr>
                   <w:rFonts w:ascii="Arial" w:cs="Arial" w:eastAsia="Arial" w:hAnsi="Arial"/>
@@ -12827,7 +13175,7 @@
               <w:spacing w:after="10" w:before="0"/>
               <w:ind w:left="120"/>
             </w:pPr>
-            <w:hyperlink w:history="1" r:id="rIdzdzoyrzx0bu_acunk8wkp">
+            <w:hyperlink w:history="1" r:id="rIdersdvqzsvikh0zebonnk3">
               <w:r>
                 <w:rPr>
                   <w:rFonts w:ascii="Arial" w:cs="Arial" w:eastAsia="Arial" w:hAnsi="Arial"/>
@@ -13418,6 +13766,65 @@
         </w:tc>
       </w:tr>
     </w:tbl>
+    <w:p>
+      <w:pPr>
+        <w:pBdr>
+          <w:top w:val="single" w:color="BBBBBB" w:sz="4" w:space="4"/>
+        </w:pBdr>
+        <w:spacing w:after="0" w:before="160"/>
+      </w:pPr>
+      <w:r>
+        <w:rPr>
+          <w:rFonts w:ascii="Arial" w:cs="Arial" w:eastAsia="Arial" w:hAnsi="Arial"/>
+          <w:color w:val="666666"/>
+          <w:sz w:val="14"/>
+          <w:szCs w:val="14"/>
+        </w:rPr>
+        <w:t xml:space="preserve">© 2026 SeaVuria and ARES. Aligned with KICD objectives. Developed by SeaVuria; technical implementation by ARES (with AI assistance from Claude). Licensed under </w:t>
+      </w:r>
+      <w:hyperlink w:history="1" r:id="rIdv48qnzqtpyohtttgot2gv">
+        <w:r>
+          <w:rPr>
+            <w:rFonts w:ascii="Arial" w:cs="Arial" w:eastAsia="Arial" w:hAnsi="Arial"/>
+            <w:color w:val="1F6B75"/>
+            <w:sz w:val="14"/>
+            <w:szCs w:val="14"/>
+            <w:u w:val="single" w:color="1F6B75"/>
+          </w:rPr>
+          <w:t xml:space="preserve">CC BY-NC 4.0</w:t>
+        </w:r>
+      </w:hyperlink>
+      <w:r>
+        <w:rPr>
+          <w:rFonts w:ascii="Arial" w:cs="Arial" w:eastAsia="Arial" w:hAnsi="Arial"/>
+          <w:color w:val="666666"/>
+          <w:sz w:val="14"/>
+          <w:szCs w:val="14"/>
+        </w:rPr>
+        <w:t xml:space="preserve"> (</w:t>
+      </w:r>
+      <w:hyperlink w:history="1" r:id="rIdwcigajtgykrveurbu8g8v">
+        <w:r>
+          <w:rPr>
+            <w:rFonts w:ascii="Arial" w:cs="Arial" w:eastAsia="Arial" w:hAnsi="Arial"/>
+            <w:color w:val="1F6B75"/>
+            <w:sz w:val="14"/>
+            <w:szCs w:val="14"/>
+            <w:u w:val="single" w:color="1F6B75"/>
+          </w:rPr>
+          <w:t xml:space="preserve">https://creativecommons.org/licenses/by-nc/4.0/</w:t>
+        </w:r>
+      </w:hyperlink>
+      <w:r>
+        <w:rPr>
+          <w:rFonts w:ascii="Arial" w:cs="Arial" w:eastAsia="Arial" w:hAnsi="Arial"/>
+          <w:color w:val="666666"/>
+          <w:sz w:val="14"/>
+          <w:szCs w:val="14"/>
+        </w:rPr>
+        <w:t xml:space="preserve">).</w:t>
+      </w:r>
+    </w:p>
     <w:p>
       <w:r>
         <w:br w:type="page"/>
@@ -14409,7 +14816,7 @@
             <w:pPr>
               <w:spacing w:after="20" w:before="0"/>
             </w:pPr>
-            <w:hyperlink w:history="1" r:id="rId13lphxjscmm94ebyirh6v">
+            <w:hyperlink w:history="1" r:id="rIdusqmzzs1cvdzkswercsc8">
               <w:r>
                 <w:rPr>
                   <w:rFonts w:ascii="Arial" w:cs="Arial" w:eastAsia="Arial" w:hAnsi="Arial"/>
@@ -14442,7 +14849,7 @@
               <w:spacing w:after="10" w:before="0"/>
               <w:ind w:left="120"/>
             </w:pPr>
-            <w:hyperlink w:history="1" r:id="rIdibtkwzounwmfcs_wmegle">
+            <w:hyperlink w:history="1" r:id="rIdopd2g9acbkv1mi52c6ecx">
               <w:r>
                 <w:rPr>
                   <w:rFonts w:ascii="Arial" w:cs="Arial" w:eastAsia="Arial" w:hAnsi="Arial"/>
@@ -14487,7 +14894,7 @@
             <w:pPr>
               <w:spacing w:after="20" w:before="0"/>
             </w:pPr>
-            <w:hyperlink w:history="1" r:id="rIdolbsubw5thcbc00jefnx-">
+            <w:hyperlink w:history="1" r:id="rIdvfyytibrwqbaxgayujhnc">
               <w:r>
                 <w:rPr>
                   <w:rFonts w:ascii="Arial" w:cs="Arial" w:eastAsia="Arial" w:hAnsi="Arial"/>
@@ -14520,7 +14927,7 @@
               <w:spacing w:after="10" w:before="0"/>
               <w:ind w:left="120"/>
             </w:pPr>
-            <w:hyperlink w:history="1" r:id="rIdcusc_u0ny4av6vmjn-po3">
+            <w:hyperlink w:history="1" r:id="rIdbjvpzawkf_6qc-fd8vvwx">
               <w:r>
                 <w:rPr>
                   <w:rFonts w:ascii="Arial" w:cs="Arial" w:eastAsia="Arial" w:hAnsi="Arial"/>
@@ -14715,7 +15122,7 @@
             <w:pPr>
               <w:spacing w:after="20" w:before="0"/>
             </w:pPr>
-            <w:hyperlink w:history="1" r:id="rIdb0cxzykke1akrqv5ap3ms">
+            <w:hyperlink w:history="1" r:id="rIdczjkoo_qfe7qpk-7fxt6j">
               <w:r>
                 <w:rPr>
                   <w:rFonts w:ascii="Arial" w:cs="Arial" w:eastAsia="Arial" w:hAnsi="Arial"/>
@@ -14748,7 +15155,7 @@
               <w:spacing w:after="10" w:before="0"/>
               <w:ind w:left="120"/>
             </w:pPr>
-            <w:hyperlink w:history="1" r:id="rId-g6-iqo4ukmaya1zjxckk">
+            <w:hyperlink w:history="1" r:id="rId9n2fa_jzemq0i5r8wmifc">
               <w:r>
                 <w:rPr>
                   <w:rFonts w:ascii="Arial" w:cs="Arial" w:eastAsia="Arial" w:hAnsi="Arial"/>
@@ -14793,7 +15200,7 @@
             <w:pPr>
               <w:spacing w:after="20" w:before="0"/>
             </w:pPr>
-            <w:hyperlink w:history="1" r:id="rId_6pawfehbt-zbnwrg2y--">
+            <w:hyperlink w:history="1" r:id="rIdxqqlpr_apqyn9i5lmtiwq">
               <w:r>
                 <w:rPr>
                   <w:rFonts w:ascii="Arial" w:cs="Arial" w:eastAsia="Arial" w:hAnsi="Arial"/>
@@ -14826,7 +15233,7 @@
               <w:spacing w:after="10" w:before="0"/>
               <w:ind w:left="120"/>
             </w:pPr>
-            <w:hyperlink w:history="1" r:id="rId88-sk94oj7ewhweyii2sh">
+            <w:hyperlink w:history="1" r:id="rIdp1ro0-ynjiu2kwuxbovi1">
               <w:r>
                 <w:rPr>
                   <w:rFonts w:ascii="Arial" w:cs="Arial" w:eastAsia="Arial" w:hAnsi="Arial"/>
@@ -15021,7 +15428,7 @@
             <w:pPr>
               <w:spacing w:after="20" w:before="0"/>
             </w:pPr>
-            <w:hyperlink w:history="1" r:id="rIdokc92tccux5epobsl9wxy">
+            <w:hyperlink w:history="1" r:id="rIdw-_vq9rmap9ozahie7rao">
               <w:r>
                 <w:rPr>
                   <w:rFonts w:ascii="Arial" w:cs="Arial" w:eastAsia="Arial" w:hAnsi="Arial"/>
@@ -15054,7 +15461,7 @@
               <w:spacing w:after="10" w:before="0"/>
               <w:ind w:left="120"/>
             </w:pPr>
-            <w:hyperlink w:history="1" r:id="rIdfdq9bkh-_uwdg6fqkokm2">
+            <w:hyperlink w:history="1" r:id="rIdjjnjmqthvw5e-luvkteyq">
               <w:r>
                 <w:rPr>
                   <w:rFonts w:ascii="Arial" w:cs="Arial" w:eastAsia="Arial" w:hAnsi="Arial"/>
@@ -15099,7 +15506,7 @@
             <w:pPr>
               <w:spacing w:after="20" w:before="0"/>
             </w:pPr>
-            <w:hyperlink w:history="1" r:id="rIdabnh592ezvemkjqmyzx04">
+            <w:hyperlink w:history="1" r:id="rIda3orroik6qjenao8t-473">
               <w:r>
                 <w:rPr>
                   <w:rFonts w:ascii="Arial" w:cs="Arial" w:eastAsia="Arial" w:hAnsi="Arial"/>
@@ -15132,7 +15539,7 @@
               <w:spacing w:after="10" w:before="0"/>
               <w:ind w:left="120"/>
             </w:pPr>
-            <w:hyperlink w:history="1" r:id="rIdtzoi9o1p9dtvstnsd2moy">
+            <w:hyperlink w:history="1" r:id="rId2la7d0pi5eibvmgp9cuu1">
               <w:r>
                 <w:rPr>
                   <w:rFonts w:ascii="Arial" w:cs="Arial" w:eastAsia="Arial" w:hAnsi="Arial"/>
@@ -15327,7 +15734,7 @@
             <w:pPr>
               <w:spacing w:after="20" w:before="0"/>
             </w:pPr>
-            <w:hyperlink w:history="1" r:id="rIdxst87x_on9qon7jtfhody">
+            <w:hyperlink w:history="1" r:id="rIdsivvzyjnric2v__nbfvix">
               <w:r>
                 <w:rPr>
                   <w:rFonts w:ascii="Arial" w:cs="Arial" w:eastAsia="Arial" w:hAnsi="Arial"/>
@@ -15360,7 +15767,7 @@
               <w:spacing w:after="10" w:before="0"/>
               <w:ind w:left="120"/>
             </w:pPr>
-            <w:hyperlink w:history="1" r:id="rId2ismm28cggigudvufvgpv">
+            <w:hyperlink w:history="1" r:id="rIdvfcpazbwyqzdkvbfivwwi">
               <w:r>
                 <w:rPr>
                   <w:rFonts w:ascii="Arial" w:cs="Arial" w:eastAsia="Arial" w:hAnsi="Arial"/>
@@ -15405,7 +15812,7 @@
             <w:pPr>
               <w:spacing w:after="20" w:before="0"/>
             </w:pPr>
-            <w:hyperlink w:history="1" r:id="rId9pfgiqn1vbk4rdtxwbbzm">
+            <w:hyperlink w:history="1" r:id="rIdsm6gd92di6xc_9cvk8pwa">
               <w:r>
                 <w:rPr>
                   <w:rFonts w:ascii="Arial" w:cs="Arial" w:eastAsia="Arial" w:hAnsi="Arial"/>
@@ -15438,7 +15845,7 @@
               <w:spacing w:after="10" w:before="0"/>
               <w:ind w:left="120"/>
             </w:pPr>
-            <w:hyperlink w:history="1" r:id="rIdo0rawf_unudi1ne9ssgb0">
+            <w:hyperlink w:history="1" r:id="rIdamhhmdw9t__snwpxhsrd9">
               <w:r>
                 <w:rPr>
                   <w:rFonts w:ascii="Arial" w:cs="Arial" w:eastAsia="Arial" w:hAnsi="Arial"/>
@@ -15633,7 +16040,7 @@
             <w:pPr>
               <w:spacing w:after="20" w:before="0"/>
             </w:pPr>
-            <w:hyperlink w:history="1" r:id="rIdczwff-orkoqgklhhgpavg">
+            <w:hyperlink w:history="1" r:id="rIdf6iaz31zrhk5keonijqan">
               <w:r>
                 <w:rPr>
                   <w:rFonts w:ascii="Arial" w:cs="Arial" w:eastAsia="Arial" w:hAnsi="Arial"/>
@@ -15666,7 +16073,7 @@
               <w:spacing w:after="10" w:before="0"/>
               <w:ind w:left="120"/>
             </w:pPr>
-            <w:hyperlink w:history="1" r:id="rIdbvh6kwteoyio5v6qpbc5v">
+            <w:hyperlink w:history="1" r:id="rId0gppesftfjxvchxqh1bo1">
               <w:r>
                 <w:rPr>
                   <w:rFonts w:ascii="Arial" w:cs="Arial" w:eastAsia="Arial" w:hAnsi="Arial"/>
@@ -15711,7 +16118,7 @@
             <w:pPr>
               <w:spacing w:after="20" w:before="0"/>
             </w:pPr>
-            <w:hyperlink w:history="1" r:id="rIdwwfhjoqxww3hpb-w1xmau">
+            <w:hyperlink w:history="1" r:id="rIdnb0yrefb1bzgotiqy5y0t">
               <w:r>
                 <w:rPr>
                   <w:rFonts w:ascii="Arial" w:cs="Arial" w:eastAsia="Arial" w:hAnsi="Arial"/>
@@ -15744,7 +16151,7 @@
               <w:spacing w:after="10" w:before="0"/>
               <w:ind w:left="120"/>
             </w:pPr>
-            <w:hyperlink w:history="1" r:id="rIdbevuuc3-nybuvhqmhmsif">
+            <w:hyperlink w:history="1" r:id="rIdqalxlggx8lz1voxm0tvop">
               <w:r>
                 <w:rPr>
                   <w:rFonts w:ascii="Arial" w:cs="Arial" w:eastAsia="Arial" w:hAnsi="Arial"/>
@@ -16240,6 +16647,65 @@
         </w:tc>
       </w:tr>
     </w:tbl>
+    <w:p>
+      <w:pPr>
+        <w:pBdr>
+          <w:top w:val="single" w:color="BBBBBB" w:sz="4" w:space="4"/>
+        </w:pBdr>
+        <w:spacing w:after="0" w:before="160"/>
+      </w:pPr>
+      <w:r>
+        <w:rPr>
+          <w:rFonts w:ascii="Arial" w:cs="Arial" w:eastAsia="Arial" w:hAnsi="Arial"/>
+          <w:color w:val="666666"/>
+          <w:sz w:val="14"/>
+          <w:szCs w:val="14"/>
+        </w:rPr>
+        <w:t xml:space="preserve">© 2026 SeaVuria and ARES. Aligned with KICD objectives. Developed by SeaVuria; technical implementation by ARES (with AI assistance from Claude). Licensed under </w:t>
+      </w:r>
+      <w:hyperlink w:history="1" r:id="rId8vuovbx5xal9ctlaytc7z">
+        <w:r>
+          <w:rPr>
+            <w:rFonts w:ascii="Arial" w:cs="Arial" w:eastAsia="Arial" w:hAnsi="Arial"/>
+            <w:color w:val="1F6B75"/>
+            <w:sz w:val="14"/>
+            <w:szCs w:val="14"/>
+            <w:u w:val="single" w:color="1F6B75"/>
+          </w:rPr>
+          <w:t xml:space="preserve">CC BY-NC 4.0</w:t>
+        </w:r>
+      </w:hyperlink>
+      <w:r>
+        <w:rPr>
+          <w:rFonts w:ascii="Arial" w:cs="Arial" w:eastAsia="Arial" w:hAnsi="Arial"/>
+          <w:color w:val="666666"/>
+          <w:sz w:val="14"/>
+          <w:szCs w:val="14"/>
+        </w:rPr>
+        <w:t xml:space="preserve"> (</w:t>
+      </w:r>
+      <w:hyperlink w:history="1" r:id="rIdworscwvav0upaovo0i04q">
+        <w:r>
+          <w:rPr>
+            <w:rFonts w:ascii="Arial" w:cs="Arial" w:eastAsia="Arial" w:hAnsi="Arial"/>
+            <w:color w:val="1F6B75"/>
+            <w:sz w:val="14"/>
+            <w:szCs w:val="14"/>
+            <w:u w:val="single" w:color="1F6B75"/>
+          </w:rPr>
+          <w:t xml:space="preserve">https://creativecommons.org/licenses/by-nc/4.0/</w:t>
+        </w:r>
+      </w:hyperlink>
+      <w:r>
+        <w:rPr>
+          <w:rFonts w:ascii="Arial" w:cs="Arial" w:eastAsia="Arial" w:hAnsi="Arial"/>
+          <w:color w:val="666666"/>
+          <w:sz w:val="14"/>
+          <w:szCs w:val="14"/>
+        </w:rPr>
+        <w:t xml:space="preserve">).</w:t>
+      </w:r>
+    </w:p>
     <w:p>
       <w:r>
         <w:br w:type="page"/>
@@ -17231,7 +17697,7 @@
             <w:pPr>
               <w:spacing w:after="20" w:before="0"/>
             </w:pPr>
-            <w:hyperlink w:history="1" r:id="rIdz_rp71fh-ra6gyuandxl6">
+            <w:hyperlink w:history="1" r:id="rIdjjcou1iz2ujng10s9loks">
               <w:r>
                 <w:rPr>
                   <w:rFonts w:ascii="Arial" w:cs="Arial" w:eastAsia="Arial" w:hAnsi="Arial"/>
@@ -17264,7 +17730,7 @@
               <w:spacing w:after="10" w:before="0"/>
               <w:ind w:left="120"/>
             </w:pPr>
-            <w:hyperlink w:history="1" r:id="rIdwtujuvlclm79sh3wqe7c3">
+            <w:hyperlink w:history="1" r:id="rIdrgmux35ti40whveykdlmq">
               <w:r>
                 <w:rPr>
                   <w:rFonts w:ascii="Arial" w:cs="Arial" w:eastAsia="Arial" w:hAnsi="Arial"/>
@@ -17309,7 +17775,7 @@
             <w:pPr>
               <w:spacing w:after="20" w:before="0"/>
             </w:pPr>
-            <w:hyperlink w:history="1" r:id="rIdbivmdwpe9pcj6thyhupbg">
+            <w:hyperlink w:history="1" r:id="rId3bqyh9pdpzpkekidvunia">
               <w:r>
                 <w:rPr>
                   <w:rFonts w:ascii="Arial" w:cs="Arial" w:eastAsia="Arial" w:hAnsi="Arial"/>
@@ -17342,7 +17808,7 @@
               <w:spacing w:after="10" w:before="0"/>
               <w:ind w:left="120"/>
             </w:pPr>
-            <w:hyperlink w:history="1" r:id="rIdbkbn1mz0gvneiifs9lplz">
+            <w:hyperlink w:history="1" r:id="rIdhzbjl5po8pxz4n3xzvhio">
               <w:r>
                 <w:rPr>
                   <w:rFonts w:ascii="Arial" w:cs="Arial" w:eastAsia="Arial" w:hAnsi="Arial"/>
@@ -17537,7 +18003,7 @@
             <w:pPr>
               <w:spacing w:after="20" w:before="0"/>
             </w:pPr>
-            <w:hyperlink w:history="1" r:id="rIdkkhgrr4r6ic7hdfbfs_vz">
+            <w:hyperlink w:history="1" r:id="rIdq_l6ynwfs2bbs9wld_xzk">
               <w:r>
                 <w:rPr>
                   <w:rFonts w:ascii="Arial" w:cs="Arial" w:eastAsia="Arial" w:hAnsi="Arial"/>
@@ -17570,7 +18036,7 @@
               <w:spacing w:after="10" w:before="0"/>
               <w:ind w:left="120"/>
             </w:pPr>
-            <w:hyperlink w:history="1" r:id="rIdyrssldamh8lmyuaimccaq">
+            <w:hyperlink w:history="1" r:id="rIdhzwg3srxzwsblxj-qpmi3">
               <w:r>
                 <w:rPr>
                   <w:rFonts w:ascii="Arial" w:cs="Arial" w:eastAsia="Arial" w:hAnsi="Arial"/>
@@ -17615,7 +18081,7 @@
             <w:pPr>
               <w:spacing w:after="20" w:before="0"/>
             </w:pPr>
-            <w:hyperlink w:history="1" r:id="rIdo66cfpfjza9v5b8hzolp2">
+            <w:hyperlink w:history="1" r:id="rIddsxd_fv-l01c_kvpppns7">
               <w:r>
                 <w:rPr>
                   <w:rFonts w:ascii="Arial" w:cs="Arial" w:eastAsia="Arial" w:hAnsi="Arial"/>
@@ -17648,7 +18114,7 @@
               <w:spacing w:after="10" w:before="0"/>
               <w:ind w:left="120"/>
             </w:pPr>
-            <w:hyperlink w:history="1" r:id="rIdnpikwqo6a5dvpkz60ltap">
+            <w:hyperlink w:history="1" r:id="rIdwm8esk2ks8ejjdwy9zuql">
               <w:r>
                 <w:rPr>
                   <w:rFonts w:ascii="Arial" w:cs="Arial" w:eastAsia="Arial" w:hAnsi="Arial"/>
@@ -17843,7 +18309,7 @@
             <w:pPr>
               <w:spacing w:after="20" w:before="0"/>
             </w:pPr>
-            <w:hyperlink w:history="1" r:id="rIdykkzakk8l6fylxujk7w5h">
+            <w:hyperlink w:history="1" r:id="rIdn0ebke37sbros5f_a4wtv">
               <w:r>
                 <w:rPr>
                   <w:rFonts w:ascii="Arial" w:cs="Arial" w:eastAsia="Arial" w:hAnsi="Arial"/>
@@ -17876,7 +18342,7 @@
               <w:spacing w:after="10" w:before="0"/>
               <w:ind w:left="120"/>
             </w:pPr>
-            <w:hyperlink w:history="1" r:id="rIdzpy-judjl5wcoge3xnq8m">
+            <w:hyperlink w:history="1" r:id="rIdmayqcy_i7lrbu6ol6jmt-">
               <w:r>
                 <w:rPr>
                   <w:rFonts w:ascii="Arial" w:cs="Arial" w:eastAsia="Arial" w:hAnsi="Arial"/>
@@ -17921,7 +18387,7 @@
             <w:pPr>
               <w:spacing w:after="20" w:before="0"/>
             </w:pPr>
-            <w:hyperlink w:history="1" r:id="rIdwzw1fnaxzyl2hnazchzzc">
+            <w:hyperlink w:history="1" r:id="rIdasmfp_rixzzqdt8azakgp">
               <w:r>
                 <w:rPr>
                   <w:rFonts w:ascii="Arial" w:cs="Arial" w:eastAsia="Arial" w:hAnsi="Arial"/>
@@ -17954,7 +18420,7 @@
               <w:spacing w:after="10" w:before="0"/>
               <w:ind w:left="120"/>
             </w:pPr>
-            <w:hyperlink w:history="1" r:id="rIdcpisg9nxcb2gr_dtmfhev">
+            <w:hyperlink w:history="1" r:id="rIdv19zbtxavgtif8a-fhfky">
               <w:r>
                 <w:rPr>
                   <w:rFonts w:ascii="Arial" w:cs="Arial" w:eastAsia="Arial" w:hAnsi="Arial"/>
@@ -18149,7 +18615,7 @@
             <w:pPr>
               <w:spacing w:after="20" w:before="0"/>
             </w:pPr>
-            <w:hyperlink w:history="1" r:id="rId9aweg5pru1eunxjo25sgz">
+            <w:hyperlink w:history="1" r:id="rId9z3_cb-gfbrvsfh07_rzz">
               <w:r>
                 <w:rPr>
                   <w:rFonts w:ascii="Arial" w:cs="Arial" w:eastAsia="Arial" w:hAnsi="Arial"/>
@@ -18182,7 +18648,7 @@
               <w:spacing w:after="10" w:before="0"/>
               <w:ind w:left="120"/>
             </w:pPr>
-            <w:hyperlink w:history="1" r:id="rIdujz86ikqtt6nhsxbbw0gj">
+            <w:hyperlink w:history="1" r:id="rIdt6mwzifpqktpyc8d7wmx_">
               <w:r>
                 <w:rPr>
                   <w:rFonts w:ascii="Arial" w:cs="Arial" w:eastAsia="Arial" w:hAnsi="Arial"/>
@@ -18227,7 +18693,7 @@
             <w:pPr>
               <w:spacing w:after="20" w:before="0"/>
             </w:pPr>
-            <w:hyperlink w:history="1" r:id="rIdyysiftavny0vs8wck3a5y">
+            <w:hyperlink w:history="1" r:id="rIdgrz3tuej_4fppjkgrfb7o">
               <w:r>
                 <w:rPr>
                   <w:rFonts w:ascii="Arial" w:cs="Arial" w:eastAsia="Arial" w:hAnsi="Arial"/>
@@ -18260,7 +18726,7 @@
               <w:spacing w:after="10" w:before="0"/>
               <w:ind w:left="120"/>
             </w:pPr>
-            <w:hyperlink w:history="1" r:id="rIdswgq2odc-hevpdb_6pdzc">
+            <w:hyperlink w:history="1" r:id="rIdazohqz-u_cstc3wtpikc5">
               <w:r>
                 <w:rPr>
                   <w:rFonts w:ascii="Arial" w:cs="Arial" w:eastAsia="Arial" w:hAnsi="Arial"/>
@@ -18455,7 +18921,7 @@
             <w:pPr>
               <w:spacing w:after="20" w:before="0"/>
             </w:pPr>
-            <w:hyperlink w:history="1" r:id="rIdvzhkjzqtm_c50za3ayxnc">
+            <w:hyperlink w:history="1" r:id="rIdwyrtkx8bvx34e0qeufew0">
               <w:r>
                 <w:rPr>
                   <w:rFonts w:ascii="Arial" w:cs="Arial" w:eastAsia="Arial" w:hAnsi="Arial"/>
@@ -18488,7 +18954,7 @@
               <w:spacing w:after="10" w:before="0"/>
               <w:ind w:left="120"/>
             </w:pPr>
-            <w:hyperlink w:history="1" r:id="rIdtluaay7_ijxjtnwmd8brz">
+            <w:hyperlink w:history="1" r:id="rId2wnrxilkhhzphfydugevh">
               <w:r>
                 <w:rPr>
                   <w:rFonts w:ascii="Arial" w:cs="Arial" w:eastAsia="Arial" w:hAnsi="Arial"/>
@@ -18533,7 +18999,7 @@
             <w:pPr>
               <w:spacing w:after="20" w:before="0"/>
             </w:pPr>
-            <w:hyperlink w:history="1" r:id="rIdtv8k4awe9rzaouxxdygeq">
+            <w:hyperlink w:history="1" r:id="rIdhewdyecxtdlqzujd8xpe9">
               <w:r>
                 <w:rPr>
                   <w:rFonts w:ascii="Arial" w:cs="Arial" w:eastAsia="Arial" w:hAnsi="Arial"/>
@@ -18566,7 +19032,7 @@
               <w:spacing w:after="10" w:before="0"/>
               <w:ind w:left="120"/>
             </w:pPr>
-            <w:hyperlink w:history="1" r:id="rIdtxjcvbzrsy6xe_ugn2wjo">
+            <w:hyperlink w:history="1" r:id="rIdqjtakx7p4bftavagfn4l8">
               <w:r>
                 <w:rPr>
                   <w:rFonts w:ascii="Arial" w:cs="Arial" w:eastAsia="Arial" w:hAnsi="Arial"/>
@@ -19157,6 +19623,65 @@
         </w:tc>
       </w:tr>
     </w:tbl>
+    <w:p>
+      <w:pPr>
+        <w:pBdr>
+          <w:top w:val="single" w:color="BBBBBB" w:sz="4" w:space="4"/>
+        </w:pBdr>
+        <w:spacing w:after="0" w:before="160"/>
+      </w:pPr>
+      <w:r>
+        <w:rPr>
+          <w:rFonts w:ascii="Arial" w:cs="Arial" w:eastAsia="Arial" w:hAnsi="Arial"/>
+          <w:color w:val="666666"/>
+          <w:sz w:val="14"/>
+          <w:szCs w:val="14"/>
+        </w:rPr>
+        <w:t xml:space="preserve">© 2026 SeaVuria and ARES. Aligned with KICD objectives. Developed by SeaVuria; technical implementation by ARES (with AI assistance from Claude). Licensed under </w:t>
+      </w:r>
+      <w:hyperlink w:history="1" r:id="rIdh0e1yv_vn3yrtm_jx70ue">
+        <w:r>
+          <w:rPr>
+            <w:rFonts w:ascii="Arial" w:cs="Arial" w:eastAsia="Arial" w:hAnsi="Arial"/>
+            <w:color w:val="1F6B75"/>
+            <w:sz w:val="14"/>
+            <w:szCs w:val="14"/>
+            <w:u w:val="single" w:color="1F6B75"/>
+          </w:rPr>
+          <w:t xml:space="preserve">CC BY-NC 4.0</w:t>
+        </w:r>
+      </w:hyperlink>
+      <w:r>
+        <w:rPr>
+          <w:rFonts w:ascii="Arial" w:cs="Arial" w:eastAsia="Arial" w:hAnsi="Arial"/>
+          <w:color w:val="666666"/>
+          <w:sz w:val="14"/>
+          <w:szCs w:val="14"/>
+        </w:rPr>
+        <w:t xml:space="preserve"> (</w:t>
+      </w:r>
+      <w:hyperlink w:history="1" r:id="rIdadmagjgrqjrrueh9ujk8j">
+        <w:r>
+          <w:rPr>
+            <w:rFonts w:ascii="Arial" w:cs="Arial" w:eastAsia="Arial" w:hAnsi="Arial"/>
+            <w:color w:val="1F6B75"/>
+            <w:sz w:val="14"/>
+            <w:szCs w:val="14"/>
+            <w:u w:val="single" w:color="1F6B75"/>
+          </w:rPr>
+          <w:t xml:space="preserve">https://creativecommons.org/licenses/by-nc/4.0/</w:t>
+        </w:r>
+      </w:hyperlink>
+      <w:r>
+        <w:rPr>
+          <w:rFonts w:ascii="Arial" w:cs="Arial" w:eastAsia="Arial" w:hAnsi="Arial"/>
+          <w:color w:val="666666"/>
+          <w:sz w:val="14"/>
+          <w:szCs w:val="14"/>
+        </w:rPr>
+        <w:t xml:space="preserve">).</w:t>
+      </w:r>
+    </w:p>
     <w:p>
       <w:r>
         <w:br w:type="page"/>
@@ -20165,7 +20690,7 @@
               <w:spacing w:after="10" w:before="0"/>
               <w:ind w:left="120"/>
             </w:pPr>
-            <w:hyperlink w:history="1" r:id="rIdhsqnvdn2n7jhdkokvs6o-">
+            <w:hyperlink w:history="1" r:id="rIdv1pd7tv-9rfzmyotvdrqp">
               <w:r>
                 <w:rPr>
                   <w:rFonts w:ascii="Arial" w:cs="Arial" w:eastAsia="Arial" w:hAnsi="Arial"/>
@@ -20242,7 +20767,7 @@
               <w:spacing w:after="10" w:before="0"/>
               <w:ind w:left="120"/>
             </w:pPr>
-            <w:hyperlink w:history="1" r:id="rIdfryjkzdaxib4b3rtmsdse">
+            <w:hyperlink w:history="1" r:id="rIdne3pq3b0rauxkx3ozpii-">
               <w:r>
                 <w:rPr>
                   <w:rFonts w:ascii="Arial" w:cs="Arial" w:eastAsia="Arial" w:hAnsi="Arial"/>
@@ -20469,7 +20994,7 @@
               <w:spacing w:after="10" w:before="0"/>
               <w:ind w:left="120"/>
             </w:pPr>
-            <w:hyperlink w:history="1" r:id="rId5qig6woa-mtvzzc5r8kmx">
+            <w:hyperlink w:history="1" r:id="rIdbu9h_lqznrxtgqkqktaoz">
               <w:r>
                 <w:rPr>
                   <w:rFonts w:ascii="Arial" w:cs="Arial" w:eastAsia="Arial" w:hAnsi="Arial"/>
@@ -20546,7 +21071,7 @@
               <w:spacing w:after="10" w:before="0"/>
               <w:ind w:left="120"/>
             </w:pPr>
-            <w:hyperlink w:history="1" r:id="rIdgihyisxbk4ktnphmbxo7k">
+            <w:hyperlink w:history="1" r:id="rIdum3kfbbkfgefzk0ybldlo">
               <w:r>
                 <w:rPr>
                   <w:rFonts w:ascii="Arial" w:cs="Arial" w:eastAsia="Arial" w:hAnsi="Arial"/>
@@ -20773,7 +21298,7 @@
               <w:spacing w:after="10" w:before="0"/>
               <w:ind w:left="120"/>
             </w:pPr>
-            <w:hyperlink w:history="1" r:id="rIdm8cvqgipz6zqnjq8fw62_">
+            <w:hyperlink w:history="1" r:id="rIdfywv5bgqh4ydw8cv-jymd">
               <w:r>
                 <w:rPr>
                   <w:rFonts w:ascii="Arial" w:cs="Arial" w:eastAsia="Arial" w:hAnsi="Arial"/>
@@ -20850,7 +21375,7 @@
               <w:spacing w:after="10" w:before="0"/>
               <w:ind w:left="120"/>
             </w:pPr>
-            <w:hyperlink w:history="1" r:id="rIdetdwfnafoedsygijv-x-k">
+            <w:hyperlink w:history="1" r:id="rIdojy9-lycqwsrxxo-gvmou">
               <w:r>
                 <w:rPr>
                   <w:rFonts w:ascii="Arial" w:cs="Arial" w:eastAsia="Arial" w:hAnsi="Arial"/>
@@ -21077,7 +21602,7 @@
               <w:spacing w:after="10" w:before="0"/>
               <w:ind w:left="120"/>
             </w:pPr>
-            <w:hyperlink w:history="1" r:id="rIdbuqvsf-gfu4l3gverwedm">
+            <w:hyperlink w:history="1" r:id="rIdj9ovfhfs8okfsrjggi-s9">
               <w:r>
                 <w:rPr>
                   <w:rFonts w:ascii="Arial" w:cs="Arial" w:eastAsia="Arial" w:hAnsi="Arial"/>
@@ -21154,7 +21679,7 @@
               <w:spacing w:after="10" w:before="0"/>
               <w:ind w:left="120"/>
             </w:pPr>
-            <w:hyperlink w:history="1" r:id="rIdyhp-vgup9uzpkmk3rx28r">
+            <w:hyperlink w:history="1" r:id="rIdkm8v_jee4sgscma5lmwbo">
               <w:r>
                 <w:rPr>
                   <w:rFonts w:ascii="Arial" w:cs="Arial" w:eastAsia="Arial" w:hAnsi="Arial"/>
@@ -21381,7 +21906,7 @@
               <w:spacing w:after="10" w:before="0"/>
               <w:ind w:left="120"/>
             </w:pPr>
-            <w:hyperlink w:history="1" r:id="rIdwsohxuhjxuntoyz337cix">
+            <w:hyperlink w:history="1" r:id="rIdcumvn9jtvry4tid54izfs">
               <w:r>
                 <w:rPr>
                   <w:rFonts w:ascii="Arial" w:cs="Arial" w:eastAsia="Arial" w:hAnsi="Arial"/>
@@ -21458,7 +21983,7 @@
               <w:spacing w:after="10" w:before="0"/>
               <w:ind w:left="120"/>
             </w:pPr>
-            <w:hyperlink w:history="1" r:id="rIdc3i7dqxr2ea89sjgpf42h">
+            <w:hyperlink w:history="1" r:id="rId6m1itedaq7y-k0sqrm_wf">
               <w:r>
                 <w:rPr>
                   <w:rFonts w:ascii="Arial" w:cs="Arial" w:eastAsia="Arial" w:hAnsi="Arial"/>
@@ -22083,6 +22608,65 @@
         </w:tc>
       </w:tr>
     </w:tbl>
+    <w:p>
+      <w:pPr>
+        <w:pBdr>
+          <w:top w:val="single" w:color="BBBBBB" w:sz="4" w:space="4"/>
+        </w:pBdr>
+        <w:spacing w:after="0" w:before="160"/>
+      </w:pPr>
+      <w:r>
+        <w:rPr>
+          <w:rFonts w:ascii="Arial" w:cs="Arial" w:eastAsia="Arial" w:hAnsi="Arial"/>
+          <w:color w:val="666666"/>
+          <w:sz w:val="14"/>
+          <w:szCs w:val="14"/>
+        </w:rPr>
+        <w:t xml:space="preserve">© 2026 SeaVuria and ARES. Aligned with KICD objectives. Developed by SeaVuria; technical implementation by ARES (with AI assistance from Claude). Licensed under </w:t>
+      </w:r>
+      <w:hyperlink w:history="1" r:id="rIdzblhypz9snwwbuhueyiya">
+        <w:r>
+          <w:rPr>
+            <w:rFonts w:ascii="Arial" w:cs="Arial" w:eastAsia="Arial" w:hAnsi="Arial"/>
+            <w:color w:val="1F6B75"/>
+            <w:sz w:val="14"/>
+            <w:szCs w:val="14"/>
+            <w:u w:val="single" w:color="1F6B75"/>
+          </w:rPr>
+          <w:t xml:space="preserve">CC BY-NC 4.0</w:t>
+        </w:r>
+      </w:hyperlink>
+      <w:r>
+        <w:rPr>
+          <w:rFonts w:ascii="Arial" w:cs="Arial" w:eastAsia="Arial" w:hAnsi="Arial"/>
+          <w:color w:val="666666"/>
+          <w:sz w:val="14"/>
+          <w:szCs w:val="14"/>
+        </w:rPr>
+        <w:t xml:space="preserve"> (</w:t>
+      </w:r>
+      <w:hyperlink w:history="1" r:id="rIdwbd6icbewfbpwyb23o7wa">
+        <w:r>
+          <w:rPr>
+            <w:rFonts w:ascii="Arial" w:cs="Arial" w:eastAsia="Arial" w:hAnsi="Arial"/>
+            <w:color w:val="1F6B75"/>
+            <w:sz w:val="14"/>
+            <w:szCs w:val="14"/>
+            <w:u w:val="single" w:color="1F6B75"/>
+          </w:rPr>
+          <w:t xml:space="preserve">https://creativecommons.org/licenses/by-nc/4.0/</w:t>
+        </w:r>
+      </w:hyperlink>
+      <w:r>
+        <w:rPr>
+          <w:rFonts w:ascii="Arial" w:cs="Arial" w:eastAsia="Arial" w:hAnsi="Arial"/>
+          <w:color w:val="666666"/>
+          <w:sz w:val="14"/>
+          <w:szCs w:val="14"/>
+        </w:rPr>
+        <w:t xml:space="preserve">).</w:t>
+      </w:r>
+    </w:p>
     <w:p>
       <w:r>
         <w:br w:type="page"/>
@@ -23074,7 +23658,7 @@
             <w:pPr>
               <w:spacing w:after="20" w:before="0"/>
             </w:pPr>
-            <w:hyperlink w:history="1" r:id="rIdnepjxehjlraewapzv4vu5">
+            <w:hyperlink w:history="1" r:id="rIdmxmj3mnxrrhrh-7_03o-j">
               <w:r>
                 <w:rPr>
                   <w:rFonts w:ascii="Arial" w:cs="Arial" w:eastAsia="Arial" w:hAnsi="Arial"/>
@@ -23107,7 +23691,7 @@
               <w:spacing w:after="10" w:before="0"/>
               <w:ind w:left="120"/>
             </w:pPr>
-            <w:hyperlink w:history="1" r:id="rIddbypoyhvpfanf9_ielzsg">
+            <w:hyperlink w:history="1" r:id="rIdtjnffo8eplt3t4ciytaj0">
               <w:r>
                 <w:rPr>
                   <w:rFonts w:ascii="Arial" w:cs="Arial" w:eastAsia="Arial" w:hAnsi="Arial"/>
@@ -23152,7 +23736,7 @@
             <w:pPr>
               <w:spacing w:after="20" w:before="0"/>
             </w:pPr>
-            <w:hyperlink w:history="1" r:id="rIdloqfcduwxjkz7tnfcpesv">
+            <w:hyperlink w:history="1" r:id="rIdmqyybotbldopjytgvyhvu">
               <w:r>
                 <w:rPr>
                   <w:rFonts w:ascii="Arial" w:cs="Arial" w:eastAsia="Arial" w:hAnsi="Arial"/>
@@ -23185,7 +23769,7 @@
               <w:spacing w:after="10" w:before="0"/>
               <w:ind w:left="120"/>
             </w:pPr>
-            <w:hyperlink w:history="1" r:id="rIdl-wnpklx41hvs3-3woabm">
+            <w:hyperlink w:history="1" r:id="rIdmxnsiv479q-c1a2stqmpj">
               <w:r>
                 <w:rPr>
                   <w:rFonts w:ascii="Arial" w:cs="Arial" w:eastAsia="Arial" w:hAnsi="Arial"/>
@@ -23380,7 +23964,7 @@
             <w:pPr>
               <w:spacing w:after="20" w:before="0"/>
             </w:pPr>
-            <w:hyperlink w:history="1" r:id="rIdtt3kgv5tr2mud19hbuabn">
+            <w:hyperlink w:history="1" r:id="rIdxvwrf2mjaslvmotph3ifh">
               <w:r>
                 <w:rPr>
                   <w:rFonts w:ascii="Arial" w:cs="Arial" w:eastAsia="Arial" w:hAnsi="Arial"/>
@@ -23413,7 +23997,7 @@
               <w:spacing w:after="10" w:before="0"/>
               <w:ind w:left="120"/>
             </w:pPr>
-            <w:hyperlink w:history="1" r:id="rIdcl0ox2ambnlexbuwv0vlg">
+            <w:hyperlink w:history="1" r:id="rIduuqh6tvxtmnfaekuiw3v4">
               <w:r>
                 <w:rPr>
                   <w:rFonts w:ascii="Arial" w:cs="Arial" w:eastAsia="Arial" w:hAnsi="Arial"/>
@@ -23458,7 +24042,7 @@
             <w:pPr>
               <w:spacing w:after="20" w:before="0"/>
             </w:pPr>
-            <w:hyperlink w:history="1" r:id="rIdrrzhqjkdg-04trjq-xvp-">
+            <w:hyperlink w:history="1" r:id="rIdtxlzfck5dpe5onjksrmld">
               <w:r>
                 <w:rPr>
                   <w:rFonts w:ascii="Arial" w:cs="Arial" w:eastAsia="Arial" w:hAnsi="Arial"/>
@@ -23491,7 +24075,7 @@
               <w:spacing w:after="10" w:before="0"/>
               <w:ind w:left="120"/>
             </w:pPr>
-            <w:hyperlink w:history="1" r:id="rIdrgpej9hf5dmkn3_rqlx8y">
+            <w:hyperlink w:history="1" r:id="rIde82cxv2qfsmvxgyq-eef6">
               <w:r>
                 <w:rPr>
                   <w:rFonts w:ascii="Arial" w:cs="Arial" w:eastAsia="Arial" w:hAnsi="Arial"/>
@@ -23914,7 +24498,7 @@
             <w:pPr>
               <w:spacing w:after="20" w:before="0"/>
             </w:pPr>
-            <w:hyperlink w:history="1" r:id="rIdpovcgzy_hwcukds1t6eir">
+            <w:hyperlink w:history="1" r:id="rIdywgxw4mzyea06wepmzhpo">
               <w:r>
                 <w:rPr>
                   <w:rFonts w:ascii="Arial" w:cs="Arial" w:eastAsia="Arial" w:hAnsi="Arial"/>
@@ -23947,7 +24531,7 @@
               <w:spacing w:after="10" w:before="0"/>
               <w:ind w:left="120"/>
             </w:pPr>
-            <w:hyperlink w:history="1" r:id="rId13cz5saltuweeblfjpl5s">
+            <w:hyperlink w:history="1" r:id="rIddcjdznyz_wy0vo29a2lvm">
               <w:r>
                 <w:rPr>
                   <w:rFonts w:ascii="Arial" w:cs="Arial" w:eastAsia="Arial" w:hAnsi="Arial"/>
@@ -23992,7 +24576,7 @@
             <w:pPr>
               <w:spacing w:after="20" w:before="0"/>
             </w:pPr>
-            <w:hyperlink w:history="1" r:id="rIdjpzhmjzbttwukrpnwhh-a">
+            <w:hyperlink w:history="1" r:id="rIdrbljtdcnlgjvglehtjsoe">
               <w:r>
                 <w:rPr>
                   <w:rFonts w:ascii="Arial" w:cs="Arial" w:eastAsia="Arial" w:hAnsi="Arial"/>
@@ -24025,7 +24609,7 @@
               <w:spacing w:after="10" w:before="0"/>
               <w:ind w:left="120"/>
             </w:pPr>
-            <w:hyperlink w:history="1" r:id="rIdckh_eq5nr8ivd-4m5nicz">
+            <w:hyperlink w:history="1" r:id="rId5ae5obpda5b1fpjtr2udr">
               <w:r>
                 <w:rPr>
                   <w:rFonts w:ascii="Arial" w:cs="Arial" w:eastAsia="Arial" w:hAnsi="Arial"/>
@@ -24486,7 +25070,7 @@
             <w:pPr>
               <w:spacing w:after="20" w:before="0"/>
             </w:pPr>
-            <w:hyperlink w:history="1" r:id="rIdyvc82_04bezqip8r5pgcj">
+            <w:hyperlink w:history="1" r:id="rIdbbnjaduhrihohnoxnyyp2">
               <w:r>
                 <w:rPr>
                   <w:rFonts w:ascii="Arial" w:cs="Arial" w:eastAsia="Arial" w:hAnsi="Arial"/>
@@ -24519,7 +25103,7 @@
               <w:spacing w:after="10" w:before="0"/>
               <w:ind w:left="120"/>
             </w:pPr>
-            <w:hyperlink w:history="1" r:id="rIdgxxdpr9qmre_ndlia8crf">
+            <w:hyperlink w:history="1" r:id="rIdqg9dkhmhc5hkou_sum1jw">
               <w:r>
                 <w:rPr>
                   <w:rFonts w:ascii="Arial" w:cs="Arial" w:eastAsia="Arial" w:hAnsi="Arial"/>
@@ -24564,7 +25148,7 @@
             <w:pPr>
               <w:spacing w:after="20" w:before="0"/>
             </w:pPr>
-            <w:hyperlink w:history="1" r:id="rId8cmhv4ghzomt-w1pqpxvb">
+            <w:hyperlink w:history="1" r:id="rIdufatixhsxdl-_r2colw1q">
               <w:r>
                 <w:rPr>
                   <w:rFonts w:ascii="Arial" w:cs="Arial" w:eastAsia="Arial" w:hAnsi="Arial"/>
@@ -24597,7 +25181,7 @@
               <w:spacing w:after="10" w:before="0"/>
               <w:ind w:left="120"/>
             </w:pPr>
-            <w:hyperlink w:history="1" r:id="rIdbqtjwtrie2bjmy1uv7teb">
+            <w:hyperlink w:history="1" r:id="rIdr2_kfsg_nvb3rktk_rwlr">
               <w:r>
                 <w:rPr>
                   <w:rFonts w:ascii="Arial" w:cs="Arial" w:eastAsia="Arial" w:hAnsi="Arial"/>
@@ -24792,7 +25376,7 @@
             <w:pPr>
               <w:spacing w:after="20" w:before="0"/>
             </w:pPr>
-            <w:hyperlink w:history="1" r:id="rIdozhb9dnkawyjju_ztiwsy">
+            <w:hyperlink w:history="1" r:id="rIdblbnodyyorrx_qju91uzl">
               <w:r>
                 <w:rPr>
                   <w:rFonts w:ascii="Arial" w:cs="Arial" w:eastAsia="Arial" w:hAnsi="Arial"/>
@@ -24825,7 +25409,7 @@
               <w:spacing w:after="10" w:before="0"/>
               <w:ind w:left="120"/>
             </w:pPr>
-            <w:hyperlink w:history="1" r:id="rIdsb6mo8m8hvyfqw0or1krq">
+            <w:hyperlink w:history="1" r:id="rIdlbrz9yljkpmsnmmxjcgm7">
               <w:r>
                 <w:rPr>
                   <w:rFonts w:ascii="Arial" w:cs="Arial" w:eastAsia="Arial" w:hAnsi="Arial"/>
@@ -24870,7 +25454,7 @@
             <w:pPr>
               <w:spacing w:after="20" w:before="0"/>
             </w:pPr>
-            <w:hyperlink w:history="1" r:id="rIdj0b0o2xlldwmz0pazvlbw">
+            <w:hyperlink w:history="1" r:id="rIdyskqa3om6-pherf2uihk0">
               <w:r>
                 <w:rPr>
                   <w:rFonts w:ascii="Arial" w:cs="Arial" w:eastAsia="Arial" w:hAnsi="Arial"/>
@@ -24903,7 +25487,7 @@
               <w:spacing w:after="10" w:before="0"/>
               <w:ind w:left="120"/>
             </w:pPr>
-            <w:hyperlink w:history="1" r:id="rId6lg4j25ggpkzw2fvpqzz6">
+            <w:hyperlink w:history="1" r:id="rIdvpyaaza9we8p3lx7dm1w_">
               <w:r>
                 <w:rPr>
                   <w:rFonts w:ascii="Arial" w:cs="Arial" w:eastAsia="Arial" w:hAnsi="Arial"/>
@@ -25627,6 +26211,65 @@
         </w:tc>
       </w:tr>
     </w:tbl>
+    <w:p>
+      <w:pPr>
+        <w:pBdr>
+          <w:top w:val="single" w:color="BBBBBB" w:sz="4" w:space="4"/>
+        </w:pBdr>
+        <w:spacing w:after="0" w:before="160"/>
+      </w:pPr>
+      <w:r>
+        <w:rPr>
+          <w:rFonts w:ascii="Arial" w:cs="Arial" w:eastAsia="Arial" w:hAnsi="Arial"/>
+          <w:color w:val="666666"/>
+          <w:sz w:val="14"/>
+          <w:szCs w:val="14"/>
+        </w:rPr>
+        <w:t xml:space="preserve">© 2026 SeaVuria and ARES. Aligned with KICD objectives. Developed by SeaVuria; technical implementation by ARES (with AI assistance from Claude). Licensed under </w:t>
+      </w:r>
+      <w:hyperlink w:history="1" r:id="rIdecfvfbbzxwiuh4gfbtrze">
+        <w:r>
+          <w:rPr>
+            <w:rFonts w:ascii="Arial" w:cs="Arial" w:eastAsia="Arial" w:hAnsi="Arial"/>
+            <w:color w:val="1F6B75"/>
+            <w:sz w:val="14"/>
+            <w:szCs w:val="14"/>
+            <w:u w:val="single" w:color="1F6B75"/>
+          </w:rPr>
+          <w:t xml:space="preserve">CC BY-NC 4.0</w:t>
+        </w:r>
+      </w:hyperlink>
+      <w:r>
+        <w:rPr>
+          <w:rFonts w:ascii="Arial" w:cs="Arial" w:eastAsia="Arial" w:hAnsi="Arial"/>
+          <w:color w:val="666666"/>
+          <w:sz w:val="14"/>
+          <w:szCs w:val="14"/>
+        </w:rPr>
+        <w:t xml:space="preserve"> (</w:t>
+      </w:r>
+      <w:hyperlink w:history="1" r:id="rId6510yney5xseyovmgl3ea">
+        <w:r>
+          <w:rPr>
+            <w:rFonts w:ascii="Arial" w:cs="Arial" w:eastAsia="Arial" w:hAnsi="Arial"/>
+            <w:color w:val="1F6B75"/>
+            <w:sz w:val="14"/>
+            <w:szCs w:val="14"/>
+            <w:u w:val="single" w:color="1F6B75"/>
+          </w:rPr>
+          <w:t xml:space="preserve">https://creativecommons.org/licenses/by-nc/4.0/</w:t>
+        </w:r>
+      </w:hyperlink>
+      <w:r>
+        <w:rPr>
+          <w:rFonts w:ascii="Arial" w:cs="Arial" w:eastAsia="Arial" w:hAnsi="Arial"/>
+          <w:color w:val="666666"/>
+          <w:sz w:val="14"/>
+          <w:szCs w:val="14"/>
+        </w:rPr>
+        <w:t xml:space="preserve">).</w:t>
+      </w:r>
+    </w:p>
     <w:p>
       <w:r>
         <w:br w:type="page"/>

--- a/data/outputs/v2/General_Science/SS3.3_Waves/General_Science_Waves_CBE_LessonSequence.docx
+++ b/data/outputs/v2/General_Science/SS3.3_Waves/General_Science_Waves_CBE_LessonSequence.docx
@@ -38,6 +38,2001 @@
           <w:szCs w:val="22"/>
         </w:rPr>
         <w:t xml:space="preserve">CBE Phenomenon-Driven Lesson Sequence — Sub-Strand 3.3 (8 Lessons)</w:t>
+      </w:r>
+    </w:p>
+    <w:p>
+      <w:pPr>
+        <w:spacing w:after="120"/>
+      </w:pPr>
+      <w:r>
+        <w:t xml:space="preserve"/>
+      </w:r>
+    </w:p>
+    <w:tbl>
+      <w:tblPr>
+        <w:tblW w:type="dxa" w:w="13680"/>
+        <w:tblBorders>
+          <w:top w:val="single" w:color="AAAAAA" w:sz="4"/>
+          <w:left w:val="single" w:color="AAAAAA" w:sz="4"/>
+          <w:bottom w:val="single" w:color="AAAAAA" w:sz="4"/>
+          <w:right w:val="single" w:color="AAAAAA" w:sz="4"/>
+          <w:insideH w:val="single" w:color="auto" w:sz="4"/>
+          <w:insideV w:val="single" w:color="auto" w:sz="4"/>
+        </w:tblBorders>
+        <w:tblLayout w:type="fixed"/>
+      </w:tblPr>
+      <w:tblGrid>
+        <w:gridCol w:w="3000"/>
+        <w:gridCol w:w="10680"/>
+      </w:tblGrid>
+      <w:tr>
+        <w:tc>
+          <w:tcPr>
+            <w:tcW w:type="dxa" w:w="13680"/>
+            <w:gridSpan w:val="2"/>
+            <w:shd w:fill="1F3864" w:color="auto" w:val="clear"/>
+            <w:tcMar>
+              <w:top w:type="dxa" w:w="60"/>
+              <w:left w:type="dxa" w:w="120"/>
+              <w:bottom w:type="dxa" w:w="60"/>
+              <w:right w:type="dxa" w:w="120"/>
+            </w:tcMar>
+            <w:vAlign w:val="top"/>
+          </w:tcPr>
+          <w:p>
+            <w:pPr>
+              <w:spacing w:after="40" w:before="0"/>
+              <w:jc w:val="center"/>
+            </w:pPr>
+            <w:r>
+              <w:rPr>
+                <w:rFonts w:ascii="Arial" w:cs="Arial" w:eastAsia="Arial" w:hAnsi="Arial"/>
+                <w:b/>
+                <w:bCs/>
+                <w:i w:val="false"/>
+                <w:iCs w:val="false"/>
+                <w:color w:val="FFFFFF"/>
+                <w:sz w:val="22"/>
+                <w:szCs w:val="22"/>
+              </w:rPr>
+              <w:t xml:space="preserve">SUB-STRAND OVERVIEW</w:t>
+            </w:r>
+          </w:p>
+        </w:tc>
+      </w:tr>
+      <w:tr>
+        <w:tc>
+          <w:tcPr>
+            <w:tcW w:type="dxa" w:w="3000"/>
+            <w:shd w:fill="D5E8F0" w:color="auto" w:val="clear"/>
+            <w:tcMar>
+              <w:top w:type="dxa" w:w="60"/>
+              <w:left w:type="dxa" w:w="120"/>
+              <w:bottom w:type="dxa" w:w="60"/>
+              <w:right w:type="dxa" w:w="120"/>
+            </w:tcMar>
+            <w:vAlign w:val="top"/>
+          </w:tcPr>
+          <w:p>
+            <w:pPr>
+              <w:spacing w:after="40" w:before="0"/>
+              <w:jc w:val="left"/>
+            </w:pPr>
+            <w:r>
+              <w:rPr>
+                <w:rFonts w:ascii="Arial" w:cs="Arial" w:eastAsia="Arial" w:hAnsi="Arial"/>
+                <w:b/>
+                <w:bCs/>
+                <w:i w:val="false"/>
+                <w:iCs w:val="false"/>
+                <w:color w:val="000000"/>
+                <w:sz w:val="18"/>
+                <w:szCs w:val="18"/>
+              </w:rPr>
+              <w:t xml:space="preserve">Grade Level</w:t>
+            </w:r>
+          </w:p>
+        </w:tc>
+        <w:tc>
+          <w:tcPr>
+            <w:tcW w:type="dxa" w:w="10680"/>
+            <w:shd w:fill="FFFFFF" w:color="auto" w:val="clear"/>
+            <w:tcMar>
+              <w:top w:type="dxa" w:w="60"/>
+              <w:left w:type="dxa" w:w="120"/>
+              <w:bottom w:type="dxa" w:w="60"/>
+              <w:right w:type="dxa" w:w="120"/>
+            </w:tcMar>
+            <w:vAlign w:val="top"/>
+          </w:tcPr>
+          <w:p>
+            <w:pPr>
+              <w:spacing w:after="40" w:before="0"/>
+              <w:jc w:val="left"/>
+            </w:pPr>
+            <w:r>
+              <w:rPr>
+                <w:rFonts w:ascii="Arial" w:cs="Arial" w:eastAsia="Arial" w:hAnsi="Arial"/>
+                <w:b w:val="false"/>
+                <w:bCs w:val="false"/>
+                <w:i w:val="false"/>
+                <w:iCs w:val="false"/>
+                <w:color w:val="000000"/>
+                <w:sz w:val="18"/>
+                <w:szCs w:val="18"/>
+              </w:rPr>
+              <w:t xml:space="preserve">10</w:t>
+            </w:r>
+          </w:p>
+        </w:tc>
+      </w:tr>
+      <w:tr>
+        <w:tc>
+          <w:tcPr>
+            <w:tcW w:type="dxa" w:w="3000"/>
+            <w:shd w:fill="D5E8F0" w:color="auto" w:val="clear"/>
+            <w:tcMar>
+              <w:top w:type="dxa" w:w="60"/>
+              <w:left w:type="dxa" w:w="120"/>
+              <w:bottom w:type="dxa" w:w="60"/>
+              <w:right w:type="dxa" w:w="120"/>
+            </w:tcMar>
+            <w:vAlign w:val="top"/>
+          </w:tcPr>
+          <w:p>
+            <w:pPr>
+              <w:spacing w:after="40" w:before="0"/>
+              <w:jc w:val="left"/>
+            </w:pPr>
+            <w:r>
+              <w:rPr>
+                <w:rFonts w:ascii="Arial" w:cs="Arial" w:eastAsia="Arial" w:hAnsi="Arial"/>
+                <w:b/>
+                <w:bCs/>
+                <w:i w:val="false"/>
+                <w:iCs w:val="false"/>
+                <w:color w:val="000000"/>
+                <w:sz w:val="18"/>
+                <w:szCs w:val="18"/>
+              </w:rPr>
+              <w:t xml:space="preserve">Subject</w:t>
+            </w:r>
+          </w:p>
+        </w:tc>
+        <w:tc>
+          <w:tcPr>
+            <w:tcW w:type="dxa" w:w="10680"/>
+            <w:shd w:fill="FFFFFF" w:color="auto" w:val="clear"/>
+            <w:tcMar>
+              <w:top w:type="dxa" w:w="60"/>
+              <w:left w:type="dxa" w:w="120"/>
+              <w:bottom w:type="dxa" w:w="60"/>
+              <w:right w:type="dxa" w:w="120"/>
+            </w:tcMar>
+            <w:vAlign w:val="top"/>
+          </w:tcPr>
+          <w:p>
+            <w:pPr>
+              <w:spacing w:after="40" w:before="0"/>
+              <w:jc w:val="left"/>
+            </w:pPr>
+            <w:r>
+              <w:rPr>
+                <w:rFonts w:ascii="Arial" w:cs="Arial" w:eastAsia="Arial" w:hAnsi="Arial"/>
+                <w:b w:val="false"/>
+                <w:bCs w:val="false"/>
+                <w:i w:val="false"/>
+                <w:iCs w:val="false"/>
+                <w:color w:val="000000"/>
+                <w:sz w:val="18"/>
+                <w:szCs w:val="18"/>
+              </w:rPr>
+              <w:t xml:space="preserve">General Science</w:t>
+            </w:r>
+          </w:p>
+        </w:tc>
+      </w:tr>
+      <w:tr>
+        <w:tc>
+          <w:tcPr>
+            <w:tcW w:type="dxa" w:w="3000"/>
+            <w:shd w:fill="D5E8F0" w:color="auto" w:val="clear"/>
+            <w:tcMar>
+              <w:top w:type="dxa" w:w="60"/>
+              <w:left w:type="dxa" w:w="120"/>
+              <w:bottom w:type="dxa" w:w="60"/>
+              <w:right w:type="dxa" w:w="120"/>
+            </w:tcMar>
+            <w:vAlign w:val="top"/>
+          </w:tcPr>
+          <w:p>
+            <w:pPr>
+              <w:spacing w:after="40" w:before="0"/>
+              <w:jc w:val="left"/>
+            </w:pPr>
+            <w:r>
+              <w:rPr>
+                <w:rFonts w:ascii="Arial" w:cs="Arial" w:eastAsia="Arial" w:hAnsi="Arial"/>
+                <w:b/>
+                <w:bCs/>
+                <w:i w:val="false"/>
+                <w:iCs w:val="false"/>
+                <w:color w:val="000000"/>
+                <w:sz w:val="18"/>
+                <w:szCs w:val="18"/>
+              </w:rPr>
+              <w:t xml:space="preserve">Strand</w:t>
+            </w:r>
+          </w:p>
+        </w:tc>
+        <w:tc>
+          <w:tcPr>
+            <w:tcW w:type="dxa" w:w="10680"/>
+            <w:shd w:fill="FFFFFF" w:color="auto" w:val="clear"/>
+            <w:tcMar>
+              <w:top w:type="dxa" w:w="60"/>
+              <w:left w:type="dxa" w:w="120"/>
+              <w:bottom w:type="dxa" w:w="60"/>
+              <w:right w:type="dxa" w:w="120"/>
+            </w:tcMar>
+            <w:vAlign w:val="top"/>
+          </w:tcPr>
+          <w:p>
+            <w:pPr>
+              <w:spacing w:after="40" w:before="0"/>
+              <w:jc w:val="left"/>
+            </w:pPr>
+            <w:r>
+              <w:rPr>
+                <w:rFonts w:ascii="Arial" w:cs="Arial" w:eastAsia="Arial" w:hAnsi="Arial"/>
+                <w:b w:val="false"/>
+                <w:bCs w:val="false"/>
+                <w:i w:val="false"/>
+                <w:iCs w:val="false"/>
+                <w:color w:val="000000"/>
+                <w:sz w:val="18"/>
+                <w:szCs w:val="18"/>
+              </w:rPr>
+              <w:t xml:space="preserve">Strand 3.0: Natural Physical Science</w:t>
+            </w:r>
+          </w:p>
+        </w:tc>
+      </w:tr>
+      <w:tr>
+        <w:tc>
+          <w:tcPr>
+            <w:tcW w:type="dxa" w:w="3000"/>
+            <w:shd w:fill="D5E8F0" w:color="auto" w:val="clear"/>
+            <w:tcMar>
+              <w:top w:type="dxa" w:w="60"/>
+              <w:left w:type="dxa" w:w="120"/>
+              <w:bottom w:type="dxa" w:w="60"/>
+              <w:right w:type="dxa" w:w="120"/>
+            </w:tcMar>
+            <w:vAlign w:val="top"/>
+          </w:tcPr>
+          <w:p>
+            <w:pPr>
+              <w:spacing w:after="40" w:before="0"/>
+              <w:jc w:val="left"/>
+            </w:pPr>
+            <w:r>
+              <w:rPr>
+                <w:rFonts w:ascii="Arial" w:cs="Arial" w:eastAsia="Arial" w:hAnsi="Arial"/>
+                <w:b/>
+                <w:bCs/>
+                <w:i w:val="false"/>
+                <w:iCs w:val="false"/>
+                <w:color w:val="000000"/>
+                <w:sz w:val="18"/>
+                <w:szCs w:val="18"/>
+              </w:rPr>
+              <w:t xml:space="preserve">Sub-Strand</w:t>
+            </w:r>
+          </w:p>
+        </w:tc>
+        <w:tc>
+          <w:tcPr>
+            <w:tcW w:type="dxa" w:w="10680"/>
+            <w:shd w:fill="FFFFFF" w:color="auto" w:val="clear"/>
+            <w:tcMar>
+              <w:top w:type="dxa" w:w="60"/>
+              <w:left w:type="dxa" w:w="120"/>
+              <w:bottom w:type="dxa" w:w="60"/>
+              <w:right w:type="dxa" w:w="120"/>
+            </w:tcMar>
+            <w:vAlign w:val="top"/>
+          </w:tcPr>
+          <w:p>
+            <w:pPr>
+              <w:spacing w:after="40" w:before="0"/>
+              <w:jc w:val="left"/>
+            </w:pPr>
+            <w:r>
+              <w:rPr>
+                <w:rFonts w:ascii="Arial" w:cs="Arial" w:eastAsia="Arial" w:hAnsi="Arial"/>
+                <w:b w:val="false"/>
+                <w:bCs w:val="false"/>
+                <w:i w:val="false"/>
+                <w:iCs w:val="false"/>
+                <w:color w:val="000000"/>
+                <w:sz w:val="18"/>
+                <w:szCs w:val="18"/>
+              </w:rPr>
+              <w:t xml:space="preserve">Sub-Strand 3.3: Waves</w:t>
+            </w:r>
+          </w:p>
+        </w:tc>
+      </w:tr>
+      <w:tr>
+        <w:tc>
+          <w:tcPr>
+            <w:tcW w:type="dxa" w:w="3000"/>
+            <w:shd w:fill="D5E8F0" w:color="auto" w:val="clear"/>
+            <w:tcMar>
+              <w:top w:type="dxa" w:w="60"/>
+              <w:left w:type="dxa" w:w="120"/>
+              <w:bottom w:type="dxa" w:w="60"/>
+              <w:right w:type="dxa" w:w="120"/>
+            </w:tcMar>
+            <w:vAlign w:val="top"/>
+          </w:tcPr>
+          <w:p>
+            <w:pPr>
+              <w:spacing w:after="40" w:before="0"/>
+              <w:jc w:val="left"/>
+            </w:pPr>
+            <w:r>
+              <w:rPr>
+                <w:rFonts w:ascii="Arial" w:cs="Arial" w:eastAsia="Arial" w:hAnsi="Arial"/>
+                <w:b/>
+                <w:bCs/>
+                <w:i w:val="false"/>
+                <w:iCs w:val="false"/>
+                <w:color w:val="000000"/>
+                <w:sz w:val="18"/>
+                <w:szCs w:val="18"/>
+              </w:rPr>
+              <w:t xml:space="preserve">Total Duration</w:t>
+            </w:r>
+          </w:p>
+        </w:tc>
+        <w:tc>
+          <w:tcPr>
+            <w:tcW w:type="dxa" w:w="10680"/>
+            <w:shd w:fill="FFFFFF" w:color="auto" w:val="clear"/>
+            <w:tcMar>
+              <w:top w:type="dxa" w:w="60"/>
+              <w:left w:type="dxa" w:w="120"/>
+              <w:bottom w:type="dxa" w:w="60"/>
+              <w:right w:type="dxa" w:w="120"/>
+            </w:tcMar>
+            <w:vAlign w:val="top"/>
+          </w:tcPr>
+          <w:p>
+            <w:pPr>
+              <w:spacing w:after="40" w:before="0"/>
+              <w:jc w:val="left"/>
+            </w:pPr>
+            <w:r>
+              <w:rPr>
+                <w:rFonts w:ascii="Arial" w:cs="Arial" w:eastAsia="Arial" w:hAnsi="Arial"/>
+                <w:b w:val="false"/>
+                <w:bCs w:val="false"/>
+                <w:i w:val="false"/>
+                <w:iCs w:val="false"/>
+                <w:color w:val="000000"/>
+                <w:sz w:val="18"/>
+                <w:szCs w:val="18"/>
+              </w:rPr>
+              <w:t xml:space="preserve">8 lessons × 40 minutes = 320 minutes total</w:t>
+            </w:r>
+          </w:p>
+        </w:tc>
+      </w:tr>
+      <w:tr>
+        <w:tc>
+          <w:tcPr>
+            <w:tcW w:type="dxa" w:w="3000"/>
+            <w:shd w:fill="D5E8F0" w:color="auto" w:val="clear"/>
+            <w:tcMar>
+              <w:top w:type="dxa" w:w="60"/>
+              <w:left w:type="dxa" w:w="120"/>
+              <w:bottom w:type="dxa" w:w="60"/>
+              <w:right w:type="dxa" w:w="120"/>
+            </w:tcMar>
+            <w:vAlign w:val="top"/>
+          </w:tcPr>
+          <w:p>
+            <w:pPr>
+              <w:spacing w:after="40" w:before="0"/>
+              <w:jc w:val="left"/>
+            </w:pPr>
+            <w:r>
+              <w:rPr>
+                <w:rFonts w:ascii="Arial" w:cs="Arial" w:eastAsia="Arial" w:hAnsi="Arial"/>
+                <w:b/>
+                <w:bCs/>
+                <w:i w:val="false"/>
+                <w:iCs w:val="false"/>
+                <w:color w:val="000000"/>
+                <w:sz w:val="18"/>
+                <w:szCs w:val="18"/>
+              </w:rPr>
+              <w:t xml:space="preserve">Sub-Strand Content</w:t>
+            </w:r>
+          </w:p>
+        </w:tc>
+        <w:tc>
+          <w:tcPr>
+            <w:tcW w:type="dxa" w:w="10680"/>
+            <w:shd w:fill="FFFFFF" w:color="auto" w:val="clear"/>
+            <w:tcMar>
+              <w:top w:type="dxa" w:w="60"/>
+              <w:left w:type="dxa" w:w="120"/>
+              <w:bottom w:type="dxa" w:w="60"/>
+              <w:right w:type="dxa" w:w="120"/>
+            </w:tcMar>
+            <w:vAlign w:val="top"/>
+          </w:tcPr>
+          <w:p>
+            <w:pPr>
+              <w:spacing w:after="30" w:before="0"/>
+              <w:ind w:left="360" w:hanging="180"/>
+              <w:jc w:val="left"/>
+            </w:pPr>
+            <w:r>
+              <w:rPr>
+                <w:rFonts w:ascii="Arial" w:cs="Arial" w:eastAsia="Arial" w:hAnsi="Arial"/>
+                <w:b w:val="false"/>
+                <w:bCs w:val="false"/>
+                <w:i w:val="false"/>
+                <w:iCs w:val="false"/>
+                <w:color w:val="000000"/>
+                <w:sz w:val="18"/>
+                <w:szCs w:val="18"/>
+              </w:rPr>
+              <w:t xml:space="preserve">–  Terms used in waves (wavelength, period, amplitude, frequency and velocity)</w:t>
+            </w:r>
+          </w:p>
+          <w:p>
+            <w:pPr>
+              <w:spacing w:after="30" w:before="0"/>
+              <w:ind w:left="360" w:hanging="180"/>
+              <w:jc w:val="left"/>
+            </w:pPr>
+            <w:r>
+              <w:rPr>
+                <w:rFonts w:ascii="Arial" w:cs="Arial" w:eastAsia="Arial" w:hAnsi="Arial"/>
+                <w:b w:val="false"/>
+                <w:bCs w:val="false"/>
+                <w:i w:val="false"/>
+                <w:iCs w:val="false"/>
+                <w:color w:val="000000"/>
+                <w:sz w:val="18"/>
+                <w:szCs w:val="18"/>
+              </w:rPr>
+              <w:t xml:space="preserve">–  The wave equation (v = fλ)</w:t>
+            </w:r>
+          </w:p>
+          <w:p>
+            <w:pPr>
+              <w:spacing w:after="30" w:before="0"/>
+              <w:ind w:left="360" w:hanging="180"/>
+              <w:jc w:val="left"/>
+            </w:pPr>
+            <w:r>
+              <w:rPr>
+                <w:rFonts w:ascii="Arial" w:cs="Arial" w:eastAsia="Arial" w:hAnsi="Arial"/>
+                <w:b w:val="false"/>
+                <w:bCs w:val="false"/>
+                <w:i w:val="false"/>
+                <w:iCs w:val="false"/>
+                <w:color w:val="000000"/>
+                <w:sz w:val="18"/>
+                <w:szCs w:val="18"/>
+              </w:rPr>
+              <w:t xml:space="preserve">–  Properties of waves (reflection, refraction, diffraction)</w:t>
+            </w:r>
+          </w:p>
+          <w:p>
+            <w:pPr>
+              <w:spacing w:after="30" w:before="0"/>
+              <w:ind w:left="360" w:hanging="180"/>
+              <w:jc w:val="left"/>
+            </w:pPr>
+            <w:r>
+              <w:rPr>
+                <w:rFonts w:ascii="Arial" w:cs="Arial" w:eastAsia="Arial" w:hAnsi="Arial"/>
+                <w:b w:val="false"/>
+                <w:bCs w:val="false"/>
+                <w:i w:val="false"/>
+                <w:iCs w:val="false"/>
+                <w:color w:val="000000"/>
+                <w:sz w:val="18"/>
+                <w:szCs w:val="18"/>
+              </w:rPr>
+              <w:t xml:space="preserve">–  Application of properties of waves in real life</w:t>
+            </w:r>
+          </w:p>
+        </w:tc>
+      </w:tr>
+      <w:tr>
+        <w:tc>
+          <w:tcPr>
+            <w:tcW w:type="dxa" w:w="3000"/>
+            <w:shd w:fill="D5E8F0" w:color="auto" w:val="clear"/>
+            <w:tcMar>
+              <w:top w:type="dxa" w:w="60"/>
+              <w:left w:type="dxa" w:w="120"/>
+              <w:bottom w:type="dxa" w:w="60"/>
+              <w:right w:type="dxa" w:w="120"/>
+            </w:tcMar>
+            <w:vAlign w:val="top"/>
+          </w:tcPr>
+          <w:p>
+            <w:pPr>
+              <w:spacing w:after="40" w:before="0"/>
+              <w:jc w:val="left"/>
+            </w:pPr>
+            <w:r>
+              <w:rPr>
+                <w:rFonts w:ascii="Arial" w:cs="Arial" w:eastAsia="Arial" w:hAnsi="Arial"/>
+                <w:b/>
+                <w:bCs/>
+                <w:i w:val="false"/>
+                <w:iCs w:val="false"/>
+                <w:color w:val="000000"/>
+                <w:sz w:val="18"/>
+                <w:szCs w:val="18"/>
+              </w:rPr>
+              <w:t xml:space="preserve">Learning Outcomes</w:t>
+            </w:r>
+          </w:p>
+        </w:tc>
+        <w:tc>
+          <w:tcPr>
+            <w:tcW w:type="dxa" w:w="10680"/>
+            <w:shd w:fill="FFFFFF" w:color="auto" w:val="clear"/>
+            <w:tcMar>
+              <w:top w:type="dxa" w:w="60"/>
+              <w:left w:type="dxa" w:w="120"/>
+              <w:bottom w:type="dxa" w:w="60"/>
+              <w:right w:type="dxa" w:w="120"/>
+            </w:tcMar>
+            <w:vAlign w:val="top"/>
+          </w:tcPr>
+          <w:p>
+            <w:pPr>
+              <w:spacing w:after="40" w:before="0"/>
+              <w:jc w:val="left"/>
+            </w:pPr>
+            <w:r>
+              <w:rPr>
+                <w:rFonts w:ascii="Arial" w:cs="Arial" w:eastAsia="Arial" w:hAnsi="Arial"/>
+                <w:b w:val="false"/>
+                <w:bCs w:val="false"/>
+                <w:i w:val="false"/>
+                <w:iCs w:val="false"/>
+                <w:color w:val="000000"/>
+                <w:sz w:val="18"/>
+                <w:szCs w:val="18"/>
+              </w:rPr>
+              <w:t xml:space="preserve">By the end of the sub-strand, the learner should be able to:</w:t>
+            </w:r>
+          </w:p>
+          <w:p>
+            <w:pPr>
+              <w:spacing w:after="40" w:before="0"/>
+              <w:jc w:val="left"/>
+            </w:pPr>
+            <w:r>
+              <w:rPr>
+                <w:rFonts w:ascii="Arial" w:cs="Arial" w:eastAsia="Arial" w:hAnsi="Arial"/>
+                <w:b w:val="false"/>
+                <w:bCs w:val="false"/>
+                <w:i w:val="false"/>
+                <w:iCs w:val="false"/>
+                <w:color w:val="000000"/>
+                <w:sz w:val="18"/>
+                <w:szCs w:val="18"/>
+              </w:rPr>
+              <w:t xml:space="preserve">a) explain the terms used in waves,</w:t>
+            </w:r>
+          </w:p>
+          <w:p>
+            <w:pPr>
+              <w:spacing w:after="40" w:before="0"/>
+              <w:jc w:val="left"/>
+            </w:pPr>
+            <w:r>
+              <w:rPr>
+                <w:rFonts w:ascii="Arial" w:cs="Arial" w:eastAsia="Arial" w:hAnsi="Arial"/>
+                <w:b w:val="false"/>
+                <w:bCs w:val="false"/>
+                <w:i w:val="false"/>
+                <w:iCs w:val="false"/>
+                <w:color w:val="000000"/>
+                <w:sz w:val="18"/>
+                <w:szCs w:val="18"/>
+              </w:rPr>
+              <w:t xml:space="preserve">b) interpret the wave equation as used in science,</w:t>
+            </w:r>
+          </w:p>
+          <w:p>
+            <w:pPr>
+              <w:spacing w:after="40" w:before="0"/>
+              <w:jc w:val="left"/>
+            </w:pPr>
+            <w:r>
+              <w:rPr>
+                <w:rFonts w:ascii="Arial" w:cs="Arial" w:eastAsia="Arial" w:hAnsi="Arial"/>
+                <w:b w:val="false"/>
+                <w:bCs w:val="false"/>
+                <w:i w:val="false"/>
+                <w:iCs w:val="false"/>
+                <w:color w:val="000000"/>
+                <w:sz w:val="18"/>
+                <w:szCs w:val="18"/>
+              </w:rPr>
+              <w:t xml:space="preserve">c) calculate the characteristics using the wave equation,</w:t>
+            </w:r>
+          </w:p>
+          <w:p>
+            <w:pPr>
+              <w:spacing w:after="40" w:before="0"/>
+              <w:jc w:val="left"/>
+            </w:pPr>
+            <w:r>
+              <w:rPr>
+                <w:rFonts w:ascii="Arial" w:cs="Arial" w:eastAsia="Arial" w:hAnsi="Arial"/>
+                <w:b w:val="false"/>
+                <w:bCs w:val="false"/>
+                <w:i w:val="false"/>
+                <w:iCs w:val="false"/>
+                <w:color w:val="000000"/>
+                <w:sz w:val="18"/>
+                <w:szCs w:val="18"/>
+              </w:rPr>
+              <w:t xml:space="preserve">d) demonstrate the effects of properties of waves in real life,</w:t>
+            </w:r>
+          </w:p>
+          <w:p>
+            <w:pPr>
+              <w:spacing w:after="40" w:before="0"/>
+              <w:jc w:val="left"/>
+            </w:pPr>
+            <w:r>
+              <w:rPr>
+                <w:rFonts w:ascii="Arial" w:cs="Arial" w:eastAsia="Arial" w:hAnsi="Arial"/>
+                <w:b w:val="false"/>
+                <w:bCs w:val="false"/>
+                <w:i w:val="false"/>
+                <w:iCs w:val="false"/>
+                <w:color w:val="000000"/>
+                <w:sz w:val="18"/>
+                <w:szCs w:val="18"/>
+              </w:rPr>
+              <w:t xml:space="preserve">e) appreciate the applications of waves in real life.</w:t>
+            </w:r>
+          </w:p>
+        </w:tc>
+      </w:tr>
+      <w:tr>
+        <w:tc>
+          <w:tcPr>
+            <w:tcW w:type="dxa" w:w="3000"/>
+            <w:shd w:fill="D5E8F0" w:color="auto" w:val="clear"/>
+            <w:tcMar>
+              <w:top w:type="dxa" w:w="60"/>
+              <w:left w:type="dxa" w:w="120"/>
+              <w:bottom w:type="dxa" w:w="60"/>
+              <w:right w:type="dxa" w:w="120"/>
+            </w:tcMar>
+            <w:vAlign w:val="top"/>
+          </w:tcPr>
+          <w:p>
+            <w:pPr>
+              <w:spacing w:after="40" w:before="0"/>
+              <w:jc w:val="left"/>
+            </w:pPr>
+            <w:r>
+              <w:rPr>
+                <w:rFonts w:ascii="Arial" w:cs="Arial" w:eastAsia="Arial" w:hAnsi="Arial"/>
+                <w:b/>
+                <w:bCs/>
+                <w:i w:val="false"/>
+                <w:iCs w:val="false"/>
+                <w:color w:val="000000"/>
+                <w:sz w:val="18"/>
+                <w:szCs w:val="18"/>
+              </w:rPr>
+              <w:t xml:space="preserve">Core Competencies</w:t>
+            </w:r>
+          </w:p>
+        </w:tc>
+        <w:tc>
+          <w:tcPr>
+            <w:tcW w:type="dxa" w:w="10680"/>
+            <w:shd w:fill="FFFFFF" w:color="auto" w:val="clear"/>
+            <w:tcMar>
+              <w:top w:type="dxa" w:w="60"/>
+              <w:left w:type="dxa" w:w="120"/>
+              <w:bottom w:type="dxa" w:w="60"/>
+              <w:right w:type="dxa" w:w="120"/>
+            </w:tcMar>
+            <w:vAlign w:val="top"/>
+          </w:tcPr>
+          <w:p>
+            <w:pPr>
+              <w:spacing w:after="30" w:before="0"/>
+              <w:ind w:left="360" w:hanging="180"/>
+              <w:jc w:val="left"/>
+            </w:pPr>
+            <w:r>
+              <w:rPr>
+                <w:rFonts w:ascii="Arial" w:cs="Arial" w:eastAsia="Arial" w:hAnsi="Arial"/>
+                <w:b w:val="false"/>
+                <w:bCs w:val="false"/>
+                <w:i w:val="false"/>
+                <w:iCs w:val="false"/>
+                <w:color w:val="000000"/>
+                <w:sz w:val="18"/>
+                <w:szCs w:val="18"/>
+              </w:rPr>
+              <w:t xml:space="preserve">–  Learning to learn: as the learner searches for information on applications of reflection, refraction and diffraction of waves and reflects on findings from experiments and peer discussions.</w:t>
+            </w:r>
+          </w:p>
+          <w:p>
+            <w:pPr>
+              <w:spacing w:after="30" w:before="0"/>
+              <w:ind w:left="360" w:hanging="180"/>
+              <w:jc w:val="left"/>
+            </w:pPr>
+            <w:r>
+              <w:rPr>
+                <w:rFonts w:ascii="Arial" w:cs="Arial" w:eastAsia="Arial" w:hAnsi="Arial"/>
+                <w:b w:val="false"/>
+                <w:bCs w:val="false"/>
+                <w:i w:val="false"/>
+                <w:iCs w:val="false"/>
+                <w:color w:val="000000"/>
+                <w:sz w:val="18"/>
+                <w:szCs w:val="18"/>
+              </w:rPr>
+              <w:t xml:space="preserve">–  Critical thinking and problem solving: as the learner searches for information on mitigation measures of the effects of waves on the environment (communities, ecosystems, infrastructure and operations) and solves numerical problems using the wave equation.</w:t>
+            </w:r>
+          </w:p>
+        </w:tc>
+      </w:tr>
+      <w:tr>
+        <w:tc>
+          <w:tcPr>
+            <w:tcW w:type="dxa" w:w="3000"/>
+            <w:shd w:fill="E2EFDA" w:color="auto" w:val="clear"/>
+            <w:tcMar>
+              <w:top w:type="dxa" w:w="60"/>
+              <w:left w:type="dxa" w:w="120"/>
+              <w:bottom w:type="dxa" w:w="60"/>
+              <w:right w:type="dxa" w:w="120"/>
+            </w:tcMar>
+            <w:vAlign w:val="top"/>
+          </w:tcPr>
+          <w:p>
+            <w:pPr>
+              <w:spacing w:after="40" w:before="0"/>
+              <w:jc w:val="left"/>
+            </w:pPr>
+            <w:r>
+              <w:rPr>
+                <w:rFonts w:ascii="Arial" w:cs="Arial" w:eastAsia="Arial" w:hAnsi="Arial"/>
+                <w:b/>
+                <w:bCs/>
+                <w:i w:val="false"/>
+                <w:iCs w:val="false"/>
+                <w:color w:val="000000"/>
+                <w:sz w:val="18"/>
+                <w:szCs w:val="18"/>
+              </w:rPr>
+              <w:t xml:space="preserve">Core Values</w:t>
+            </w:r>
+          </w:p>
+        </w:tc>
+        <w:tc>
+          <w:tcPr>
+            <w:tcW w:type="dxa" w:w="10680"/>
+            <w:shd w:fill="FFFFFF" w:color="auto" w:val="clear"/>
+            <w:tcMar>
+              <w:top w:type="dxa" w:w="60"/>
+              <w:left w:type="dxa" w:w="120"/>
+              <w:bottom w:type="dxa" w:w="60"/>
+              <w:right w:type="dxa" w:w="120"/>
+            </w:tcMar>
+            <w:vAlign w:val="top"/>
+          </w:tcPr>
+          <w:p>
+            <w:pPr>
+              <w:spacing w:after="30" w:before="0"/>
+              <w:ind w:left="360" w:hanging="180"/>
+              <w:jc w:val="left"/>
+            </w:pPr>
+            <w:r>
+              <w:rPr>
+                <w:rFonts w:ascii="Arial" w:cs="Arial" w:eastAsia="Arial" w:hAnsi="Arial"/>
+                <w:b w:val="false"/>
+                <w:bCs w:val="false"/>
+                <w:i w:val="false"/>
+                <w:iCs w:val="false"/>
+                <w:color w:val="000000"/>
+                <w:sz w:val="18"/>
+                <w:szCs w:val="18"/>
+              </w:rPr>
+              <w:t xml:space="preserve">–  Unity: as the learners play different roles when carrying out experiments to investigate reflection of sound waves using the echo method.</w:t>
+            </w:r>
+          </w:p>
+        </w:tc>
+      </w:tr>
+      <w:tr>
+        <w:tc>
+          <w:tcPr>
+            <w:tcW w:type="dxa" w:w="3000"/>
+            <w:shd w:fill="D5E8F0" w:color="auto" w:val="clear"/>
+            <w:tcMar>
+              <w:top w:type="dxa" w:w="60"/>
+              <w:left w:type="dxa" w:w="120"/>
+              <w:bottom w:type="dxa" w:w="60"/>
+              <w:right w:type="dxa" w:w="120"/>
+            </w:tcMar>
+            <w:vAlign w:val="top"/>
+          </w:tcPr>
+          <w:p>
+            <w:pPr>
+              <w:spacing w:after="40" w:before="0"/>
+              <w:jc w:val="left"/>
+            </w:pPr>
+            <w:r>
+              <w:rPr>
+                <w:rFonts w:ascii="Arial" w:cs="Arial" w:eastAsia="Arial" w:hAnsi="Arial"/>
+                <w:b/>
+                <w:bCs/>
+                <w:i w:val="false"/>
+                <w:iCs w:val="false"/>
+                <w:color w:val="000000"/>
+                <w:sz w:val="18"/>
+                <w:szCs w:val="18"/>
+              </w:rPr>
+              <w:t xml:space="preserve">Science &amp; Engineering Practices</w:t>
+            </w:r>
+          </w:p>
+        </w:tc>
+        <w:tc>
+          <w:tcPr>
+            <w:tcW w:type="dxa" w:w="10680"/>
+            <w:shd w:fill="FFFFFF" w:color="auto" w:val="clear"/>
+            <w:tcMar>
+              <w:top w:type="dxa" w:w="60"/>
+              <w:left w:type="dxa" w:w="120"/>
+              <w:bottom w:type="dxa" w:w="60"/>
+              <w:right w:type="dxa" w:w="120"/>
+            </w:tcMar>
+            <w:vAlign w:val="top"/>
+          </w:tcPr>
+          <w:p>
+            <w:pPr>
+              <w:spacing w:after="30" w:before="0"/>
+              <w:ind w:left="360" w:hanging="180"/>
+              <w:jc w:val="left"/>
+            </w:pPr>
+            <w:r>
+              <w:rPr>
+                <w:rFonts w:ascii="Arial" w:cs="Arial" w:eastAsia="Arial" w:hAnsi="Arial"/>
+                <w:b w:val="false"/>
+                <w:bCs w:val="false"/>
+                <w:i w:val="false"/>
+                <w:iCs w:val="false"/>
+                <w:color w:val="000000"/>
+                <w:sz w:val="18"/>
+                <w:szCs w:val="18"/>
+              </w:rPr>
+              <w:t xml:space="preserve">–  Asking questions and defining problems: as learners pose investigable questions about wave phenomena observed at Lake Victoria, Mombasa coastline, and Nairobi's busy highways.</w:t>
+            </w:r>
+          </w:p>
+          <w:p>
+            <w:pPr>
+              <w:spacing w:after="30" w:before="0"/>
+              <w:ind w:left="360" w:hanging="180"/>
+              <w:jc w:val="left"/>
+            </w:pPr>
+            <w:r>
+              <w:rPr>
+                <w:rFonts w:ascii="Arial" w:cs="Arial" w:eastAsia="Arial" w:hAnsi="Arial"/>
+                <w:b w:val="false"/>
+                <w:bCs w:val="false"/>
+                <w:i w:val="false"/>
+                <w:iCs w:val="false"/>
+                <w:color w:val="000000"/>
+                <w:sz w:val="18"/>
+                <w:szCs w:val="18"/>
+              </w:rPr>
+              <w:t xml:space="preserve">–  Planning and carrying out investigations: as learners design and conduct experiments to investigate reflection of sound waves using the echo method and explore diffraction of sound around corners.</w:t>
+            </w:r>
+          </w:p>
+          <w:p>
+            <w:pPr>
+              <w:spacing w:after="30" w:before="0"/>
+              <w:ind w:left="360" w:hanging="180"/>
+              <w:jc w:val="left"/>
+            </w:pPr>
+            <w:r>
+              <w:rPr>
+                <w:rFonts w:ascii="Arial" w:cs="Arial" w:eastAsia="Arial" w:hAnsi="Arial"/>
+                <w:b w:val="false"/>
+                <w:bCs w:val="false"/>
+                <w:i w:val="false"/>
+                <w:iCs w:val="false"/>
+                <w:color w:val="000000"/>
+                <w:sz w:val="18"/>
+                <w:szCs w:val="18"/>
+              </w:rPr>
+              <w:t xml:space="preserve">–  Analysing and interpreting data: as learners interpret oscilloscope traces, wave diagrams, and experimental results to identify wavelength, amplitude, frequency, and period.</w:t>
+            </w:r>
+          </w:p>
+          <w:p>
+            <w:pPr>
+              <w:spacing w:after="30" w:before="0"/>
+              <w:ind w:left="360" w:hanging="180"/>
+              <w:jc w:val="left"/>
+            </w:pPr>
+            <w:r>
+              <w:rPr>
+                <w:rFonts w:ascii="Arial" w:cs="Arial" w:eastAsia="Arial" w:hAnsi="Arial"/>
+                <w:b w:val="false"/>
+                <w:bCs w:val="false"/>
+                <w:i w:val="false"/>
+                <w:iCs w:val="false"/>
+                <w:color w:val="000000"/>
+                <w:sz w:val="18"/>
+                <w:szCs w:val="18"/>
+              </w:rPr>
+              <w:t xml:space="preserve">–  Using mathematics and computational thinking: as learners solve numerical problems using the wave equation (v = fλ) to calculate wave speed, frequency, and wavelength.</w:t>
+            </w:r>
+          </w:p>
+          <w:p>
+            <w:pPr>
+              <w:spacing w:after="30" w:before="0"/>
+              <w:ind w:left="360" w:hanging="180"/>
+              <w:jc w:val="left"/>
+            </w:pPr>
+            <w:r>
+              <w:rPr>
+                <w:rFonts w:ascii="Arial" w:cs="Arial" w:eastAsia="Arial" w:hAnsi="Arial"/>
+                <w:b w:val="false"/>
+                <w:bCs w:val="false"/>
+                <w:i w:val="false"/>
+                <w:iCs w:val="false"/>
+                <w:color w:val="000000"/>
+                <w:sz w:val="18"/>
+                <w:szCs w:val="18"/>
+              </w:rPr>
+              <w:t xml:space="preserve">–  Constructing explanations: as learners explain real-life wave phenomena — including why a matatu driver's radio fades in the Rift Valley tunnels and why fishermen on Lake Victoria hear distant thunderclaps before others.</w:t>
+            </w:r>
+          </w:p>
+          <w:p>
+            <w:pPr>
+              <w:spacing w:after="30" w:before="0"/>
+              <w:ind w:left="360" w:hanging="180"/>
+              <w:jc w:val="left"/>
+            </w:pPr>
+            <w:r>
+              <w:rPr>
+                <w:rFonts w:ascii="Arial" w:cs="Arial" w:eastAsia="Arial" w:hAnsi="Arial"/>
+                <w:b w:val="false"/>
+                <w:bCs w:val="false"/>
+                <w:i w:val="false"/>
+                <w:iCs w:val="false"/>
+                <w:color w:val="000000"/>
+                <w:sz w:val="18"/>
+                <w:szCs w:val="18"/>
+              </w:rPr>
+              <w:t xml:space="preserve">–  Obtaining, evaluating, and communicating information: as learners research effects of waves on marine ecosystems and infrastructure, then discuss mitigation measures with peers.</w:t>
+            </w:r>
+          </w:p>
+        </w:tc>
+      </w:tr>
+      <w:tr>
+        <w:tc>
+          <w:tcPr>
+            <w:tcW w:type="dxa" w:w="3000"/>
+            <w:shd w:fill="FCE4D6" w:color="auto" w:val="clear"/>
+            <w:tcMar>
+              <w:top w:type="dxa" w:w="60"/>
+              <w:left w:type="dxa" w:w="120"/>
+              <w:bottom w:type="dxa" w:w="60"/>
+              <w:right w:type="dxa" w:w="120"/>
+            </w:tcMar>
+            <w:vAlign w:val="top"/>
+          </w:tcPr>
+          <w:p>
+            <w:pPr>
+              <w:spacing w:after="40" w:before="0"/>
+              <w:jc w:val="left"/>
+            </w:pPr>
+            <w:r>
+              <w:rPr>
+                <w:rFonts w:ascii="Arial" w:cs="Arial" w:eastAsia="Arial" w:hAnsi="Arial"/>
+                <w:b/>
+                <w:bCs/>
+                <w:i w:val="false"/>
+                <w:iCs w:val="false"/>
+                <w:color w:val="000000"/>
+                <w:sz w:val="18"/>
+                <w:szCs w:val="18"/>
+              </w:rPr>
+              <w:t xml:space="preserve">Pertinent &amp; Contemporary Issues (PCIs)</w:t>
+            </w:r>
+          </w:p>
+        </w:tc>
+        <w:tc>
+          <w:tcPr>
+            <w:tcW w:type="dxa" w:w="10680"/>
+            <w:shd w:fill="FFFFFF" w:color="auto" w:val="clear"/>
+            <w:tcMar>
+              <w:top w:type="dxa" w:w="60"/>
+              <w:left w:type="dxa" w:w="120"/>
+              <w:bottom w:type="dxa" w:w="60"/>
+              <w:right w:type="dxa" w:w="120"/>
+            </w:tcMar>
+            <w:vAlign w:val="top"/>
+          </w:tcPr>
+          <w:p>
+            <w:pPr>
+              <w:spacing w:after="30" w:before="0"/>
+              <w:ind w:left="360" w:hanging="180"/>
+              <w:jc w:val="left"/>
+            </w:pPr>
+            <w:r>
+              <w:rPr>
+                <w:rFonts w:ascii="Arial" w:cs="Arial" w:eastAsia="Arial" w:hAnsi="Arial"/>
+                <w:b w:val="false"/>
+                <w:bCs w:val="false"/>
+                <w:i w:val="false"/>
+                <w:iCs w:val="false"/>
+                <w:color w:val="000000"/>
+                <w:sz w:val="18"/>
+                <w:szCs w:val="18"/>
+              </w:rPr>
+              <w:t xml:space="preserve">–  Safety and security: as the learner appreciates some of the applications of waves related to safety in transport.</w:t>
+            </w:r>
+          </w:p>
+          <w:p>
+            <w:pPr>
+              <w:spacing w:after="30" w:before="0"/>
+              <w:ind w:left="360" w:hanging="180"/>
+              <w:jc w:val="left"/>
+            </w:pPr>
+            <w:r>
+              <w:rPr>
+                <w:rFonts w:ascii="Arial" w:cs="Arial" w:eastAsia="Arial" w:hAnsi="Arial"/>
+                <w:b w:val="false"/>
+                <w:bCs w:val="false"/>
+                <w:i w:val="false"/>
+                <w:iCs w:val="false"/>
+                <w:color w:val="000000"/>
+                <w:sz w:val="18"/>
+                <w:szCs w:val="18"/>
+              </w:rPr>
+              <w:t xml:space="preserve">–  Environmental issues: as the learner searches for information on the effect of waves on the environment (communities, marine ecosystems, infrastructure and operations).</w:t>
+            </w:r>
+          </w:p>
+        </w:tc>
+      </w:tr>
+      <w:tr>
+        <w:tc>
+          <w:tcPr>
+            <w:tcW w:type="dxa" w:w="3000"/>
+            <w:shd w:fill="D9EEF1" w:color="auto" w:val="clear"/>
+            <w:tcMar>
+              <w:top w:type="dxa" w:w="60"/>
+              <w:left w:type="dxa" w:w="120"/>
+              <w:bottom w:type="dxa" w:w="60"/>
+              <w:right w:type="dxa" w:w="120"/>
+            </w:tcMar>
+            <w:vAlign w:val="top"/>
+          </w:tcPr>
+          <w:p>
+            <w:pPr>
+              <w:spacing w:after="40" w:before="0"/>
+              <w:jc w:val="left"/>
+            </w:pPr>
+            <w:r>
+              <w:rPr>
+                <w:rFonts w:ascii="Arial" w:cs="Arial" w:eastAsia="Arial" w:hAnsi="Arial"/>
+                <w:b/>
+                <w:bCs/>
+                <w:i w:val="false"/>
+                <w:iCs w:val="false"/>
+                <w:color w:val="000000"/>
+                <w:sz w:val="18"/>
+                <w:szCs w:val="18"/>
+              </w:rPr>
+              <w:t xml:space="preserve">Career Connections</w:t>
+            </w:r>
+          </w:p>
+        </w:tc>
+        <w:tc>
+          <w:tcPr>
+            <w:tcW w:type="dxa" w:w="10680"/>
+            <w:shd w:fill="FFFFFF" w:color="auto" w:val="clear"/>
+            <w:tcMar>
+              <w:top w:type="dxa" w:w="60"/>
+              <w:left w:type="dxa" w:w="120"/>
+              <w:bottom w:type="dxa" w:w="60"/>
+              <w:right w:type="dxa" w:w="120"/>
+            </w:tcMar>
+            <w:vAlign w:val="top"/>
+          </w:tcPr>
+          <w:p>
+            <w:pPr>
+              <w:spacing w:after="30" w:before="0"/>
+              <w:ind w:left="360" w:hanging="180"/>
+              <w:jc w:val="left"/>
+            </w:pPr>
+            <w:r>
+              <w:rPr>
+                <w:rFonts w:ascii="Arial" w:cs="Arial" w:eastAsia="Arial" w:hAnsi="Arial"/>
+                <w:b w:val="false"/>
+                <w:bCs w:val="false"/>
+                <w:i w:val="false"/>
+                <w:iCs w:val="false"/>
+                <w:color w:val="000000"/>
+                <w:sz w:val="18"/>
+                <w:szCs w:val="18"/>
+              </w:rPr>
+              <w:t xml:space="preserve">–  Telecommunications engineer: designing radio, TV, and mobile-network systems that transmit signals as electromagnetic waves across Kenya's communication infrastructure.</w:t>
+            </w:r>
+          </w:p>
+          <w:p>
+            <w:pPr>
+              <w:spacing w:after="30" w:before="0"/>
+              <w:ind w:left="360" w:hanging="180"/>
+              <w:jc w:val="left"/>
+            </w:pPr>
+            <w:r>
+              <w:rPr>
+                <w:rFonts w:ascii="Arial" w:cs="Arial" w:eastAsia="Arial" w:hAnsi="Arial"/>
+                <w:b w:val="false"/>
+                <w:bCs w:val="false"/>
+                <w:i w:val="false"/>
+                <w:iCs w:val="false"/>
+                <w:color w:val="000000"/>
+                <w:sz w:val="18"/>
+                <w:szCs w:val="18"/>
+              </w:rPr>
+              <w:t xml:space="preserve">–  Marine/fisheries technologist: applying knowledge of water-wave behaviour to protect fishing communities on Lake Victoria and coastal Mombasa from wave hazards.</w:t>
+            </w:r>
+          </w:p>
+          <w:p>
+            <w:pPr>
+              <w:spacing w:after="30" w:before="0"/>
+              <w:ind w:left="360" w:hanging="180"/>
+              <w:jc w:val="left"/>
+            </w:pPr>
+            <w:r>
+              <w:rPr>
+                <w:rFonts w:ascii="Arial" w:cs="Arial" w:eastAsia="Arial" w:hAnsi="Arial"/>
+                <w:b w:val="false"/>
+                <w:bCs w:val="false"/>
+                <w:i w:val="false"/>
+                <w:iCs w:val="false"/>
+                <w:color w:val="000000"/>
+                <w:sz w:val="18"/>
+                <w:szCs w:val="18"/>
+              </w:rPr>
+              <w:t xml:space="preserve">–  Medical imaging technician: using ultrasound wave principles in Kenyan hospitals for diagnostic scanning (e.g., Kenyatta National Hospital).</w:t>
+            </w:r>
+          </w:p>
+          <w:p>
+            <w:pPr>
+              <w:spacing w:after="30" w:before="0"/>
+              <w:ind w:left="360" w:hanging="180"/>
+              <w:jc w:val="left"/>
+            </w:pPr>
+            <w:r>
+              <w:rPr>
+                <w:rFonts w:ascii="Arial" w:cs="Arial" w:eastAsia="Arial" w:hAnsi="Arial"/>
+                <w:b w:val="false"/>
+                <w:bCs w:val="false"/>
+                <w:i w:val="false"/>
+                <w:iCs w:val="false"/>
+                <w:color w:val="000000"/>
+                <w:sz w:val="18"/>
+                <w:szCs w:val="18"/>
+              </w:rPr>
+              <w:t xml:space="preserve">–  Civil/structural engineer: assessing and mitigating the destructive effects of seismic and water waves on roads, bridges, and buildings across Kenya.</w:t>
+            </w:r>
+          </w:p>
+          <w:p>
+            <w:pPr>
+              <w:spacing w:after="30" w:before="0"/>
+              <w:ind w:left="360" w:hanging="180"/>
+              <w:jc w:val="left"/>
+            </w:pPr>
+            <w:r>
+              <w:rPr>
+                <w:rFonts w:ascii="Arial" w:cs="Arial" w:eastAsia="Arial" w:hAnsi="Arial"/>
+                <w:b w:val="false"/>
+                <w:bCs w:val="false"/>
+                <w:i w:val="false"/>
+                <w:iCs w:val="false"/>
+                <w:color w:val="000000"/>
+                <w:sz w:val="18"/>
+                <w:szCs w:val="18"/>
+              </w:rPr>
+              <w:t xml:space="preserve">–  Meteorologist: applying wave properties to interpret weather radar and satellite data for forecasting rainfall patterns in the Rift Valley and coastal regions.</w:t>
+            </w:r>
+          </w:p>
+          <w:p>
+            <w:pPr>
+              <w:spacing w:after="30" w:before="0"/>
+              <w:ind w:left="360" w:hanging="180"/>
+              <w:jc w:val="left"/>
+            </w:pPr>
+            <w:r>
+              <w:rPr>
+                <w:rFonts w:ascii="Arial" w:cs="Arial" w:eastAsia="Arial" w:hAnsi="Arial"/>
+                <w:b w:val="false"/>
+                <w:bCs w:val="false"/>
+                <w:i w:val="false"/>
+                <w:iCs w:val="false"/>
+                <w:color w:val="000000"/>
+                <w:sz w:val="18"/>
+                <w:szCs w:val="18"/>
+              </w:rPr>
+              <w:t xml:space="preserve">–  Road-safety officer: leveraging reflection and refraction principles in the design of road signage, cats-eye reflectors, and speed-camera systems on Kenyan highways.</w:t>
+            </w:r>
+          </w:p>
+        </w:tc>
+      </w:tr>
+      <w:tr>
+        <w:tc>
+          <w:tcPr>
+            <w:tcW w:type="dxa" w:w="3000"/>
+            <w:shd w:fill="D5E8F0" w:color="auto" w:val="clear"/>
+            <w:tcMar>
+              <w:top w:type="dxa" w:w="60"/>
+              <w:left w:type="dxa" w:w="120"/>
+              <w:bottom w:type="dxa" w:w="60"/>
+              <w:right w:type="dxa" w:w="120"/>
+            </w:tcMar>
+            <w:vAlign w:val="top"/>
+          </w:tcPr>
+          <w:p>
+            <w:pPr>
+              <w:spacing w:after="40" w:before="0"/>
+              <w:jc w:val="left"/>
+            </w:pPr>
+            <w:r>
+              <w:rPr>
+                <w:rFonts w:ascii="Arial" w:cs="Arial" w:eastAsia="Arial" w:hAnsi="Arial"/>
+                <w:b/>
+                <w:bCs/>
+                <w:i w:val="false"/>
+                <w:iCs w:val="false"/>
+                <w:color w:val="000000"/>
+                <w:sz w:val="18"/>
+                <w:szCs w:val="18"/>
+              </w:rPr>
+              <w:t xml:space="preserve">Focus for Lessons</w:t>
+            </w:r>
+          </w:p>
+        </w:tc>
+        <w:tc>
+          <w:tcPr>
+            <w:tcW w:type="dxa" w:w="10680"/>
+            <w:shd w:fill="FFFFFF" w:color="auto" w:val="clear"/>
+            <w:tcMar>
+              <w:top w:type="dxa" w:w="60"/>
+              <w:left w:type="dxa" w:w="120"/>
+              <w:bottom w:type="dxa" w:w="60"/>
+              <w:right w:type="dxa" w:w="120"/>
+            </w:tcMar>
+            <w:vAlign w:val="top"/>
+          </w:tcPr>
+          <w:p>
+            <w:pPr>
+              <w:spacing w:after="40" w:before="0"/>
+              <w:jc w:val="left"/>
+            </w:pPr>
+            <w:r>
+              <w:rPr>
+                <w:rFonts w:ascii="Arial" w:cs="Arial" w:eastAsia="Arial" w:hAnsi="Arial"/>
+                <w:b w:val="false"/>
+                <w:bCs w:val="false"/>
+                <w:i w:val="false"/>
+                <w:iCs w:val="false"/>
+                <w:color w:val="000000"/>
+                <w:sz w:val="18"/>
+                <w:szCs w:val="18"/>
+              </w:rPr>
+              <w:t xml:space="preserve">This unit investigates the nature, properties, and real-life applications of waves, anchored in the observable and puzzling behaviour of sound and water waves within Kenyan everyday contexts — from the echo heard across the walls of Nairobi's tall buildings to the way waves batter the Mombasa coastline. Learners progress from building a precise wave vocabulary and mastering the wave equation, through hands-on experiments on reflection, refraction, and diffraction, to critically evaluating the impact of waves on Kenya's communities, marine ecosystems, and infrastructure. Throughout, the storyline is driven by the question of how invisible energy travelling as waves shapes the safety, technology, and environment of daily Kenyan life.</w:t>
+            </w:r>
+          </w:p>
+        </w:tc>
+      </w:tr>
+      <w:tr>
+        <w:tc>
+          <w:tcPr>
+            <w:tcW w:type="dxa" w:w="3000"/>
+            <w:shd w:fill="EAD1F5" w:color="auto" w:val="clear"/>
+            <w:tcMar>
+              <w:top w:type="dxa" w:w="60"/>
+              <w:left w:type="dxa" w:w="120"/>
+              <w:bottom w:type="dxa" w:w="60"/>
+              <w:right w:type="dxa" w:w="120"/>
+            </w:tcMar>
+            <w:vAlign w:val="top"/>
+          </w:tcPr>
+          <w:p>
+            <w:pPr>
+              <w:spacing w:after="40" w:before="0"/>
+              <w:jc w:val="left"/>
+            </w:pPr>
+            <w:r>
+              <w:rPr>
+                <w:rFonts w:ascii="Arial" w:cs="Arial" w:eastAsia="Arial" w:hAnsi="Arial"/>
+                <w:b/>
+                <w:bCs/>
+                <w:i w:val="false"/>
+                <w:iCs w:val="false"/>
+                <w:color w:val="000000"/>
+                <w:sz w:val="18"/>
+                <w:szCs w:val="18"/>
+              </w:rPr>
+              <w:t xml:space="preserve">Driving Question / Key Inquiry Questions</w:t>
+            </w:r>
+          </w:p>
+        </w:tc>
+        <w:tc>
+          <w:tcPr>
+            <w:tcW w:type="dxa" w:w="10680"/>
+            <w:shd w:fill="FFFFFF" w:color="auto" w:val="clear"/>
+            <w:tcMar>
+              <w:top w:type="dxa" w:w="60"/>
+              <w:left w:type="dxa" w:w="120"/>
+              <w:bottom w:type="dxa" w:w="60"/>
+              <w:right w:type="dxa" w:w="120"/>
+            </w:tcMar>
+            <w:vAlign w:val="top"/>
+          </w:tcPr>
+          <w:p>
+            <w:pPr>
+              <w:spacing w:after="40" w:before="0"/>
+              <w:jc w:val="left"/>
+            </w:pPr>
+            <w:r>
+              <w:rPr>
+                <w:rFonts w:ascii="Arial" w:cs="Arial" w:eastAsia="Arial" w:hAnsi="Arial"/>
+                <w:b w:val="false"/>
+                <w:bCs w:val="false"/>
+                <w:i w:val="false"/>
+                <w:iCs w:val="false"/>
+                <w:color w:val="000000"/>
+                <w:sz w:val="18"/>
+                <w:szCs w:val="18"/>
+              </w:rPr>
+              <w:t xml:space="preserve">DRIVING QUESTION: How do waves carry energy through our environment — and how can understanding their behaviour protect Kenyan communities, improve technology, and help us make sense of the world around us?</w:t>
+            </w:r>
+          </w:p>
+          <w:p>
+            <w:pPr>
+              <w:spacing w:after="40" w:before="0"/>
+              <w:jc w:val="left"/>
+            </w:pPr>
+            <w:r>
+              <w:rPr>
+                <w:rFonts w:ascii="Arial" w:cs="Arial" w:eastAsia="Arial" w:hAnsi="Arial"/>
+                <w:b w:val="false"/>
+                <w:bCs w:val="false"/>
+                <w:i w:val="false"/>
+                <w:iCs w:val="false"/>
+                <w:color w:val="000000"/>
+                <w:sz w:val="18"/>
+                <w:szCs w:val="18"/>
+              </w:rPr>
+              <w:t xml:space="preserve"/>
+            </w:r>
+          </w:p>
+          <w:p>
+            <w:pPr>
+              <w:spacing w:after="40" w:before="0"/>
+              <w:jc w:val="left"/>
+            </w:pPr>
+            <w:r>
+              <w:rPr>
+                <w:rFonts w:ascii="Arial" w:cs="Arial" w:eastAsia="Arial" w:hAnsi="Arial"/>
+                <w:b w:val="false"/>
+                <w:bCs w:val="false"/>
+                <w:i w:val="false"/>
+                <w:iCs w:val="false"/>
+                <w:color w:val="000000"/>
+                <w:sz w:val="18"/>
+                <w:szCs w:val="18"/>
+              </w:rPr>
+              <w:t xml:space="preserve">KICD KEY INQUIRY QUESTIONS:</w:t>
+            </w:r>
+          </w:p>
+          <w:p>
+            <w:pPr>
+              <w:spacing w:after="40" w:before="0"/>
+              <w:jc w:val="left"/>
+            </w:pPr>
+            <w:r>
+              <w:rPr>
+                <w:rFonts w:ascii="Arial" w:cs="Arial" w:eastAsia="Arial" w:hAnsi="Arial"/>
+                <w:b w:val="false"/>
+                <w:bCs w:val="false"/>
+                <w:i w:val="false"/>
+                <w:iCs w:val="false"/>
+                <w:color w:val="000000"/>
+                <w:sz w:val="18"/>
+                <w:szCs w:val="18"/>
+              </w:rPr>
+              <w:t xml:space="preserve">1. How are waves applicable in our day-to-day life?</w:t>
+            </w:r>
+          </w:p>
+          <w:p>
+            <w:pPr>
+              <w:spacing w:after="40" w:before="0"/>
+              <w:jc w:val="left"/>
+            </w:pPr>
+            <w:r>
+              <w:rPr>
+                <w:rFonts w:ascii="Arial" w:cs="Arial" w:eastAsia="Arial" w:hAnsi="Arial"/>
+                <w:b w:val="false"/>
+                <w:bCs w:val="false"/>
+                <w:i w:val="false"/>
+                <w:iCs w:val="false"/>
+                <w:color w:val="000000"/>
+                <w:sz w:val="18"/>
+                <w:szCs w:val="18"/>
+              </w:rPr>
+              <w:t xml:space="preserve">2. How do waves affect our environment?</w:t>
+            </w:r>
+          </w:p>
+        </w:tc>
+      </w:tr>
+      <w:tr>
+        <w:tc>
+          <w:tcPr>
+            <w:tcW w:type="dxa" w:w="3000"/>
+            <w:shd w:fill="EAD1F5" w:color="auto" w:val="clear"/>
+            <w:tcMar>
+              <w:top w:type="dxa" w:w="60"/>
+              <w:left w:type="dxa" w:w="120"/>
+              <w:bottom w:type="dxa" w:w="60"/>
+              <w:right w:type="dxa" w:w="120"/>
+            </w:tcMar>
+            <w:vAlign w:val="top"/>
+          </w:tcPr>
+          <w:p>
+            <w:pPr>
+              <w:spacing w:after="40" w:before="0"/>
+              <w:jc w:val="left"/>
+            </w:pPr>
+            <w:r>
+              <w:rPr>
+                <w:rFonts w:ascii="Arial" w:cs="Arial" w:eastAsia="Arial" w:hAnsi="Arial"/>
+                <w:b/>
+                <w:bCs/>
+                <w:i w:val="false"/>
+                <w:iCs w:val="false"/>
+                <w:color w:val="000000"/>
+                <w:sz w:val="18"/>
+                <w:szCs w:val="18"/>
+              </w:rPr>
+              <w:t xml:space="preserve">Anchoring Phenomenon</w:t>
+            </w:r>
+          </w:p>
+        </w:tc>
+        <w:tc>
+          <w:tcPr>
+            <w:tcW w:type="dxa" w:w="10680"/>
+            <w:shd w:fill="FFFFFF" w:color="auto" w:val="clear"/>
+            <w:tcMar>
+              <w:top w:type="dxa" w:w="60"/>
+              <w:left w:type="dxa" w:w="120"/>
+              <w:bottom w:type="dxa" w:w="60"/>
+              <w:right w:type="dxa" w:w="120"/>
+            </w:tcMar>
+            <w:vAlign w:val="top"/>
+          </w:tcPr>
+          <w:p>
+            <w:pPr>
+              <w:spacing w:after="40" w:before="0"/>
+              <w:jc w:val="left"/>
+            </w:pPr>
+            <w:r>
+              <w:rPr>
+                <w:rFonts w:ascii="Arial" w:cs="Arial" w:eastAsia="Arial" w:hAnsi="Arial"/>
+                <w:b w:val="false"/>
+                <w:bCs w:val="false"/>
+                <w:i w:val="false"/>
+                <w:iCs w:val="false"/>
+                <w:color w:val="000000"/>
+                <w:sz w:val="18"/>
+                <w:szCs w:val="18"/>
+              </w:rPr>
+              <w:t xml:space="preserve">A fisherman on the shores of Lake Victoria, near Kisumu, notices something puzzling during a fierce evening storm: he can hear the deep rumble of thunder from a distant lightning strike long after he sees the flash, and the sound seems to bend around the rocky headland so that it reaches him even when the storm is clearly behind the cliff. At the same time, the water waves radiating outward from the centre of the storm change direction as they cross from the deep open lake into the shallower bay near the shore, and they seem to spread around the headland and into the protected cove — even though there is no straight-line path from the storm to that cove. Students are asked: how can sound reach a place it should not be able to reach, why does water change direction at the shallow edge, and what does any of this have to do with the mobile-phone signal that fades when you go behind a hill in the Rift Valley? This multi-sensory, locally grounded phenomenon is puzzling because learners have everyday experience of sound and water but cannot yet explain the bending, bouncing, and spreading of wave energy using scientific language or mathematical relationships.</w:t>
+            </w:r>
+          </w:p>
+        </w:tc>
+      </w:tr>
+      <w:tr>
+        <w:tc>
+          <w:tcPr>
+            <w:tcW w:type="dxa" w:w="3000"/>
+            <w:shd w:fill="D9EEF1" w:color="auto" w:val="clear"/>
+            <w:tcMar>
+              <w:top w:type="dxa" w:w="60"/>
+              <w:left w:type="dxa" w:w="120"/>
+              <w:bottom w:type="dxa" w:w="60"/>
+              <w:right w:type="dxa" w:w="120"/>
+            </w:tcMar>
+            <w:vAlign w:val="top"/>
+          </w:tcPr>
+          <w:p>
+            <w:pPr>
+              <w:spacing w:after="40" w:before="0"/>
+              <w:jc w:val="left"/>
+            </w:pPr>
+            <w:r>
+              <w:rPr>
+                <w:rFonts w:ascii="Arial" w:cs="Arial" w:eastAsia="Arial" w:hAnsi="Arial"/>
+                <w:b/>
+                <w:bCs/>
+                <w:i w:val="false"/>
+                <w:iCs w:val="false"/>
+                <w:color w:val="000000"/>
+                <w:sz w:val="18"/>
+                <w:szCs w:val="18"/>
+              </w:rPr>
+              <w:t xml:space="preserve">Storyline Thread</w:t>
+            </w:r>
+          </w:p>
+        </w:tc>
+        <w:tc>
+          <w:tcPr>
+            <w:tcW w:type="dxa" w:w="10680"/>
+            <w:shd w:fill="FFFFFF" w:color="auto" w:val="clear"/>
+            <w:tcMar>
+              <w:top w:type="dxa" w:w="60"/>
+              <w:left w:type="dxa" w:w="120"/>
+              <w:bottom w:type="dxa" w:w="60"/>
+              <w:right w:type="dxa" w:w="120"/>
+            </w:tcMar>
+            <w:vAlign w:val="top"/>
+          </w:tcPr>
+          <w:p>
+            <w:pPr>
+              <w:spacing w:after="40" w:before="0"/>
+              <w:jc w:val="left"/>
+            </w:pPr>
+            <w:r>
+              <w:rPr>
+                <w:rFonts w:ascii="Arial" w:cs="Arial" w:eastAsia="Arial" w:hAnsi="Arial"/>
+                <w:b w:val="false"/>
+                <w:bCs w:val="false"/>
+                <w:i w:val="false"/>
+                <w:iCs w:val="false"/>
+                <w:color w:val="000000"/>
+                <w:sz w:val="18"/>
+                <w:szCs w:val="18"/>
+              </w:rPr>
+              <w:t xml:space="preserve">Lesson 1: ANCHORING PHENOMENON &amp; WAVE VOCABULARY — Students encounter the Lake Victoria fisherman scenario through a short narrated audio clip and a photograph of the Kisumu shoreline during a storm. In the Predict phase, learners write individual predictions explaining why the fisherman hears thunder from behind a cliff. Class shares predictions; teacher records them on the Driving Question Board (DQB). Learners then use print or non-print media to research wave terminology (wavelength, period, amplitude, frequency, velocity) and construct a labelled wave diagram with Kenyan-context annotations (e.g., marking the wavelength of a Lake Victoria water wave versus a spoken Swahili vowel sound). Lesson closes with learners adding their first "What I wonder…" sticky notes to the DQB.</w:t>
+            </w:r>
+          </w:p>
+          <w:p>
+            <w:pPr>
+              <w:spacing w:after="40" w:before="0"/>
+              <w:jc w:val="left"/>
+            </w:pPr>
+            <w:r>
+              <w:rPr>
+                <w:rFonts w:ascii="Arial" w:cs="Arial" w:eastAsia="Arial" w:hAnsi="Arial"/>
+                <w:b w:val="false"/>
+                <w:bCs w:val="false"/>
+                <w:i w:val="false"/>
+                <w:iCs w:val="false"/>
+                <w:color w:val="000000"/>
+                <w:sz w:val="18"/>
+                <w:szCs w:val="18"/>
+              </w:rPr>
+              <w:t xml:space="preserve"/>
+            </w:r>
+          </w:p>
+          <w:p>
+            <w:pPr>
+              <w:spacing w:after="40" w:before="0"/>
+              <w:jc w:val="left"/>
+            </w:pPr>
+            <w:r>
+              <w:rPr>
+                <w:rFonts w:ascii="Arial" w:cs="Arial" w:eastAsia="Arial" w:hAnsi="Arial"/>
+                <w:b w:val="false"/>
+                <w:bCs w:val="false"/>
+                <w:i w:val="false"/>
+                <w:iCs w:val="false"/>
+                <w:color w:val="000000"/>
+                <w:sz w:val="18"/>
+                <w:szCs w:val="18"/>
+              </w:rPr>
+              <w:t xml:space="preserve">Lesson 2: THE WAVE EQUATION — Building on vocabulary, learners Observe a teacher demonstration using a slinky spring and a ripple tank (or simulation) to show that a faster-vibrating source produces shorter-wavelength waves. Students measure period and frequency from the demonstration, then derive the relationship v = fλ through guided questioning (WAIT TIME: 30 seconds after each prompt; cold-call minimum 4 students per key step). Explain phase: learners solve a set of four numerical problems contextualised in Kenya — calculating the wavelength of a Nairobi FM radio station (e.g., 98.4 MHz), the speed of sound during a Mombasa echo, the frequency of a fisherman's boat-engine vibration on Lake Victoria, and the period of a coastal Indian Ocean swell. Learners update the DQB with new understanding and refine their anchoring-phenomenon predictions.</w:t>
+            </w:r>
+          </w:p>
+          <w:p>
+            <w:pPr>
+              <w:spacing w:after="40" w:before="0"/>
+              <w:jc w:val="left"/>
+            </w:pPr>
+            <w:r>
+              <w:rPr>
+                <w:rFonts w:ascii="Arial" w:cs="Arial" w:eastAsia="Arial" w:hAnsi="Arial"/>
+                <w:b w:val="false"/>
+                <w:bCs w:val="false"/>
+                <w:i w:val="false"/>
+                <w:iCs w:val="false"/>
+                <w:color w:val="000000"/>
+                <w:sz w:val="18"/>
+                <w:szCs w:val="18"/>
+              </w:rPr>
+              <w:t xml:space="preserve"/>
+            </w:r>
+          </w:p>
+          <w:p>
+            <w:pPr>
+              <w:spacing w:after="40" w:before="0"/>
+              <w:jc w:val="left"/>
+            </w:pPr>
+            <w:r>
+              <w:rPr>
+                <w:rFonts w:ascii="Arial" w:cs="Arial" w:eastAsia="Arial" w:hAnsi="Arial"/>
+                <w:b w:val="false"/>
+                <w:bCs w:val="false"/>
+                <w:i w:val="false"/>
+                <w:iCs w:val="false"/>
+                <w:color w:val="000000"/>
+                <w:sz w:val="18"/>
+                <w:szCs w:val="18"/>
+              </w:rPr>
+              <w:t xml:space="preserve">Lesson 3: REFLECTION OF WAVES — Predict phase: learners predict what will happen to a torch-beam (or sound pulse) when it hits a hard flat wall versus a curved wall. Observe phase: learners carry out the echo experiment — standing measured distances from the school's perimeter wall, clapping rhythmically and timing echoes to calculate sound speed; results are recorded and compared across groups. Explain phase: learners draw incident and reflected ray diagrams for sound at the Nairobi building walls, connecting back to the fisherman hearing sound from "behind" the cliff. Teacher introduces the law of reflection using protractor measurements from the experiment. DQB updated: "Reflection explains part of the fisherman's puzzle — but does it explain the sound going AROUND the headland?"</w:t>
+            </w:r>
+          </w:p>
+          <w:p>
+            <w:pPr>
+              <w:spacing w:after="40" w:before="0"/>
+              <w:jc w:val="left"/>
+            </w:pPr>
+            <w:r>
+              <w:rPr>
+                <w:rFonts w:ascii="Arial" w:cs="Arial" w:eastAsia="Arial" w:hAnsi="Arial"/>
+                <w:b w:val="false"/>
+                <w:bCs w:val="false"/>
+                <w:i w:val="false"/>
+                <w:iCs w:val="false"/>
+                <w:color w:val="000000"/>
+                <w:sz w:val="18"/>
+                <w:szCs w:val="18"/>
+              </w:rPr>
+              <w:t xml:space="preserve"/>
+            </w:r>
+          </w:p>
+          <w:p>
+            <w:pPr>
+              <w:spacing w:after="40" w:before="0"/>
+              <w:jc w:val="left"/>
+            </w:pPr>
+            <w:r>
+              <w:rPr>
+                <w:rFonts w:ascii="Arial" w:cs="Arial" w:eastAsia="Arial" w:hAnsi="Arial"/>
+                <w:b w:val="false"/>
+                <w:bCs w:val="false"/>
+                <w:i w:val="false"/>
+                <w:iCs w:val="false"/>
+                <w:color w:val="000000"/>
+                <w:sz w:val="18"/>
+                <w:szCs w:val="18"/>
+              </w:rPr>
+              <w:t xml:space="preserve">Lesson 4: REFRACTION OF WAVES — Predict phase: learners predict whether sound travels faster in warm air (above hot ugali on a jiko) or cool air and what happens to its direction. Observe phase: learners watch a video clip showing water waves bending as they cross from deep to shallow water in a ripple tank, with a Mombasa coastal-swell footage clip as a real-life parallel. They illustrate the concept diagrammatically (incident ray, refracted ray, normal, boundary). Explain phase: learners discuss in groups why the Lamu fishermen's calls travel farther at night (temperature inversion refracts sound downward), and connect this to the matatu FM-radio fading in the Rift Valley. Numerical problem: given wave speed changes from 340 m/s to 320 m/s at an air-temperature boundary, calculate the new wavelength if frequency is constant. DQB updated with the refraction explanation for shallow-water bending.</w:t>
+            </w:r>
+          </w:p>
+          <w:p>
+            <w:pPr>
+              <w:spacing w:after="40" w:before="0"/>
+              <w:jc w:val="left"/>
+            </w:pPr>
+            <w:r>
+              <w:rPr>
+                <w:rFonts w:ascii="Arial" w:cs="Arial" w:eastAsia="Arial" w:hAnsi="Arial"/>
+                <w:b w:val="false"/>
+                <w:bCs w:val="false"/>
+                <w:i w:val="false"/>
+                <w:iCs w:val="false"/>
+                <w:color w:val="000000"/>
+                <w:sz w:val="18"/>
+                <w:szCs w:val="18"/>
+              </w:rPr>
+              <w:t xml:space="preserve"/>
+            </w:r>
+          </w:p>
+          <w:p>
+            <w:pPr>
+              <w:spacing w:after="40" w:before="0"/>
+              <w:jc w:val="left"/>
+            </w:pPr>
+            <w:r>
+              <w:rPr>
+                <w:rFonts w:ascii="Arial" w:cs="Arial" w:eastAsia="Arial" w:hAnsi="Arial"/>
+                <w:b w:val="false"/>
+                <w:bCs w:val="false"/>
+                <w:i w:val="false"/>
+                <w:iCs w:val="false"/>
+                <w:color w:val="000000"/>
+                <w:sz w:val="18"/>
+                <w:szCs w:val="18"/>
+              </w:rPr>
+              <w:t xml:space="preserve">Lesson 5: DIFFRACTION OF WAVES — Predict phase: learners predict whether they can hear a person speaking on the other side of a doorway without seeing them, and why. Observe phase: learners carry out the experiment establishing that sound waves can be heard round a corner — one group claps or speaks near an open classroom doorway while others listen around the corner at increasing distances; results are recorded. They also watch a simulation of water waves diffracting through a gap of varying width. Explain phase: learners construct ray/wavefront diagrams showing diffraction through a narrow gap (representing the rocky headland cove from the anchoring phenomenon) and a wide gap. Learners connect diffraction to mobile-phone signals bending around hills in the Rift Valley and to the spread of radio waves between Nairobi and Kisumu. DQB updated: the full anchoring phenomenon (echo = reflection; shallow-bay bending = refraction; sound around the headland = diffraction) is now explained in learner-generated notes.</w:t>
+            </w:r>
+          </w:p>
+          <w:p>
+            <w:pPr>
+              <w:spacing w:after="40" w:before="0"/>
+              <w:jc w:val="left"/>
+            </w:pPr>
+            <w:r>
+              <w:rPr>
+                <w:rFonts w:ascii="Arial" w:cs="Arial" w:eastAsia="Arial" w:hAnsi="Arial"/>
+                <w:b w:val="false"/>
+                <w:bCs w:val="false"/>
+                <w:i w:val="false"/>
+                <w:iCs w:val="false"/>
+                <w:color w:val="000000"/>
+                <w:sz w:val="18"/>
+                <w:szCs w:val="18"/>
+              </w:rPr>
+              <w:t xml:space="preserve"/>
+            </w:r>
+          </w:p>
+          <w:p>
+            <w:pPr>
+              <w:spacing w:after="40" w:before="0"/>
+              <w:jc w:val="left"/>
+            </w:pPr>
+            <w:r>
+              <w:rPr>
+                <w:rFonts w:ascii="Arial" w:cs="Arial" w:eastAsia="Arial" w:hAnsi="Arial"/>
+                <w:b w:val="false"/>
+                <w:bCs w:val="false"/>
+                <w:i w:val="false"/>
+                <w:iCs w:val="false"/>
+                <w:color w:val="000000"/>
+                <w:sz w:val="18"/>
+                <w:szCs w:val="18"/>
+              </w:rPr>
+              <w:t xml:space="preserve">Lesson 6: APPLICATIONS OF WAVE PROPERTIES IN REAL LIFE — Learners move into an Explain/Apply phase. Working in groups, they research one assigned application each: (a) SONAR for depth-sounding by Kenya Marine and Fisheries Research Institute on Lake Victoria; (b) ultrasound scanning at Kenyatta National Hospital; (c) cats-eye road reflectors and speed cameras on the Nairobi–Mombasa highway; (d) earthquake (seismic) wave monitoring by the Kenya Meteorological Department. Groups create a poster or digital slide and present to the class (3 minutes each, followed by 2 minutes of peer questions). Teacher facilitates a whole-class discussion linking each application back to reflection, refraction, or diffraction. DQB: learners add application cards beside the corresponding wave property.</w:t>
+            </w:r>
+          </w:p>
+          <w:p>
+            <w:pPr>
+              <w:spacing w:after="40" w:before="0"/>
+              <w:jc w:val="left"/>
+            </w:pPr>
+            <w:r>
+              <w:rPr>
+                <w:rFonts w:ascii="Arial" w:cs="Arial" w:eastAsia="Arial" w:hAnsi="Arial"/>
+                <w:b w:val="false"/>
+                <w:bCs w:val="false"/>
+                <w:i w:val="false"/>
+                <w:iCs w:val="false"/>
+                <w:color w:val="000000"/>
+                <w:sz w:val="18"/>
+                <w:szCs w:val="18"/>
+              </w:rPr>
+              <w:t xml:space="preserve"/>
+            </w:r>
+          </w:p>
+          <w:p>
+            <w:pPr>
+              <w:spacing w:after="40" w:before="0"/>
+              <w:jc w:val="left"/>
+            </w:pPr>
+            <w:r>
+              <w:rPr>
+                <w:rFonts w:ascii="Arial" w:cs="Arial" w:eastAsia="Arial" w:hAnsi="Arial"/>
+                <w:b w:val="false"/>
+                <w:bCs w:val="false"/>
+                <w:i w:val="false"/>
+                <w:iCs w:val="false"/>
+                <w:color w:val="000000"/>
+                <w:sz w:val="18"/>
+                <w:szCs w:val="18"/>
+              </w:rPr>
+              <w:t xml:space="preserve">Lesson 7: EFFECTS OF WAVES ON THE ENVIRONMENT &amp; MITIGATION — Observe/Research phase: learners use print or non-print media to search for information on the effect of waves on the environment — coastal erosion at Mombasa and Lamu, impact of seismic waves on Nairobi's infrastructure, noise pollution from wave energy in urban areas, and disruption of marine ecosystems in Lake Victoria. Explain phase: learners discuss mitigation measures (sea walls, building codes, noise barriers, marine protected areas) with peers and record findings. A structured debate (teams of 3) addresses: "Should Kenya invest in a coastal wave-energy power station? What are the environmental trade-offs?" DQB updated with environmental impact and mitigation cards. Learners begin drafting their cumulative model.</w:t>
+            </w:r>
+          </w:p>
+          <w:p>
+            <w:pPr>
+              <w:spacing w:after="40" w:before="0"/>
+              <w:jc w:val="left"/>
+            </w:pPr>
+            <w:r>
+              <w:rPr>
+                <w:rFonts w:ascii="Arial" w:cs="Arial" w:eastAsia="Arial" w:hAnsi="Arial"/>
+                <w:b w:val="false"/>
+                <w:bCs w:val="false"/>
+                <w:i w:val="false"/>
+                <w:iCs w:val="false"/>
+                <w:color w:val="000000"/>
+                <w:sz w:val="18"/>
+                <w:szCs w:val="18"/>
+              </w:rPr>
+              <w:t xml:space="preserve"/>
+            </w:r>
+          </w:p>
+          <w:p>
+            <w:pPr>
+              <w:spacing w:after="40" w:before="0"/>
+              <w:jc w:val="left"/>
+            </w:pPr>
+            <w:r>
+              <w:rPr>
+                <w:rFonts w:ascii="Arial" w:cs="Arial" w:eastAsia="Arial" w:hAnsi="Arial"/>
+                <w:b w:val="false"/>
+                <w:bCs w:val="false"/>
+                <w:i w:val="false"/>
+                <w:iCs w:val="false"/>
+                <w:color w:val="000000"/>
+                <w:sz w:val="18"/>
+                <w:szCs w:val="18"/>
+              </w:rPr>
+              <w:t xml:space="preserve">Lesson 8: MODEL BUILDING, NUMERICAL CONSOLIDATION &amp; DQB CLOSURE — Learners individually complete a final set of mixed numerical problems (wave equation, echo-distance calculation, wavelength shift on refraction) using the wave equation in contexts drawn from across the unit's Kenyan scenarios. Then, in pairs, they produce or refine their cumulative annotated diagram (Model Building phase) showing: the Lake Victoria anchoring phenomenon with labelled reflection (echo off cliff), refraction (shallow bay), and diffraction (sound around headland); the wave equation linking their measurements; and at least two real-life applications and one environmental impact with a mitigation measure. Class reconvenes for DQB Closure — teacher reads each original "I wonder…" question aloud; cold-calls a student to answer using evidence from the unit (minimum 6 students called). Unanswered questions are flagged for further inquiry. Unit closes with learners writing a one-paragraph "Scientist's Statement" explaining to a Kisumu fisherman how wave science keeps coastal communities safer.</w:t>
+            </w:r>
+          </w:p>
+        </w:tc>
+      </w:tr>
+      <w:tr>
+        <w:tc>
+          <w:tcPr>
+            <w:tcW w:type="dxa" w:w="3000"/>
+            <w:shd w:fill="EAD1F5" w:color="auto" w:val="clear"/>
+            <w:tcMar>
+              <w:top w:type="dxa" w:w="60"/>
+              <w:left w:type="dxa" w:w="120"/>
+              <w:bottom w:type="dxa" w:w="60"/>
+              <w:right w:type="dxa" w:w="120"/>
+            </w:tcMar>
+            <w:vAlign w:val="top"/>
+          </w:tcPr>
+          <w:p>
+            <w:pPr>
+              <w:spacing w:after="40" w:before="0"/>
+              <w:jc w:val="left"/>
+            </w:pPr>
+            <w:r>
+              <w:rPr>
+                <w:rFonts w:ascii="Arial" w:cs="Arial" w:eastAsia="Arial" w:hAnsi="Arial"/>
+                <w:b/>
+                <w:bCs/>
+                <w:i w:val="false"/>
+                <w:iCs w:val="false"/>
+                <w:color w:val="000000"/>
+                <w:sz w:val="18"/>
+                <w:szCs w:val="18"/>
+              </w:rPr>
+              <w:t xml:space="preserve">Supporting Phenomena</w:t>
+            </w:r>
+          </w:p>
+        </w:tc>
+        <w:tc>
+          <w:tcPr>
+            <w:tcW w:type="dxa" w:w="10680"/>
+            <w:shd w:fill="FFFFFF" w:color="auto" w:val="clear"/>
+            <w:tcMar>
+              <w:top w:type="dxa" w:w="60"/>
+              <w:left w:type="dxa" w:w="120"/>
+              <w:bottom w:type="dxa" w:w="60"/>
+              <w:right w:type="dxa" w:w="120"/>
+            </w:tcMar>
+            <w:vAlign w:val="top"/>
+          </w:tcPr>
+          <w:p>
+            <w:pPr>
+              <w:spacing w:after="30" w:before="0"/>
+              <w:ind w:left="360" w:hanging="180"/>
+              <w:jc w:val="left"/>
+            </w:pPr>
+            <w:r>
+              <w:rPr>
+                <w:rFonts w:ascii="Arial" w:cs="Arial" w:eastAsia="Arial" w:hAnsi="Arial"/>
+                <w:b w:val="false"/>
+                <w:bCs w:val="false"/>
+                <w:i w:val="false"/>
+                <w:iCs w:val="false"/>
+                <w:color w:val="000000"/>
+                <w:sz w:val="18"/>
+                <w:szCs w:val="18"/>
+              </w:rPr>
+              <w:t xml:space="preserve">–  A student clapping once between two parallel walls of a school building in Nairobi hears multiple distinct echoes — a clear, repeatable instance of sound-wave reflection that raises the question of what determines the time gap between echoes and the wave equation link to distance and speed.</w:t>
+            </w:r>
+          </w:p>
+          <w:p>
+            <w:pPr>
+              <w:spacing w:after="30" w:before="0"/>
+              <w:ind w:left="360" w:hanging="180"/>
+              <w:jc w:val="left"/>
+            </w:pPr>
+            <w:r>
+              <w:rPr>
+                <w:rFonts w:ascii="Arial" w:cs="Arial" w:eastAsia="Arial" w:hAnsi="Arial"/>
+                <w:b w:val="false"/>
+                <w:bCs w:val="false"/>
+                <w:i w:val="false"/>
+                <w:iCs w:val="false"/>
+                <w:color w:val="000000"/>
+                <w:sz w:val="18"/>
+                <w:szCs w:val="18"/>
+              </w:rPr>
+              <w:t xml:space="preserve">–  Matatu passengers travelling through the Rift Valley escarpment road notice that FM radio reception cuts in and out as the vehicle moves behind hills or into cuttings, illustrating diffraction and absorption of electromagnetic waves in a familiar transport context.</w:t>
+            </w:r>
+          </w:p>
+          <w:p>
+            <w:pPr>
+              <w:spacing w:after="30" w:before="0"/>
+              <w:ind w:left="360" w:hanging="180"/>
+              <w:jc w:val="left"/>
+            </w:pPr>
+            <w:r>
+              <w:rPr>
+                <w:rFonts w:ascii="Arial" w:cs="Arial" w:eastAsia="Arial" w:hAnsi="Arial"/>
+                <w:b w:val="false"/>
+                <w:bCs w:val="false"/>
+                <w:i w:val="false"/>
+                <w:iCs w:val="false"/>
+                <w:color w:val="000000"/>
+                <w:sz w:val="18"/>
+                <w:szCs w:val="18"/>
+              </w:rPr>
+              <w:t xml:space="preserve">–  During a Geography field trip to Mombasa, learners observe that ocean swells arriving from the open Indian Ocean slow down, shorten in wavelength, and bend toward the shore as the sea becomes shallower — a visible, real-time demonstration of wave refraction in water that parallels refraction of sound and light.</w:t>
+            </w:r>
+          </w:p>
+          <w:p>
+            <w:pPr>
+              <w:spacing w:after="30" w:before="0"/>
+              <w:ind w:left="360" w:hanging="180"/>
+              <w:jc w:val="left"/>
+            </w:pPr>
+            <w:r>
+              <w:rPr>
+                <w:rFonts w:ascii="Arial" w:cs="Arial" w:eastAsia="Arial" w:hAnsi="Arial"/>
+                <w:b w:val="false"/>
+                <w:bCs w:val="false"/>
+                <w:i w:val="false"/>
+                <w:iCs w:val="false"/>
+                <w:color w:val="000000"/>
+                <w:sz w:val="18"/>
+                <w:szCs w:val="18"/>
+              </w:rPr>
+              <w:t xml:space="preserve">–  Fishermen in Lamu use shouted calls that travel far over calm water at night but seem to disappear in the daytime bustle — a phenomenon explained by the refraction of sound waves as temperature layers in the air change from night to day, linking wave properties directly to the livelihoods of coastal Kenyan communities.</w:t>
+            </w:r>
+          </w:p>
+        </w:tc>
+      </w:tr>
+    </w:tbl>
+    <w:p>
+      <w:pPr>
+        <w:spacing w:after="120"/>
+      </w:pPr>
+      <w:r>
+        <w:t xml:space="preserve"/>
       </w:r>
     </w:p>
     <w:p>
@@ -150,7 +2145,7 @@
         </w:rPr>
         <w:t xml:space="preserve">© 2026 SeaVuria and ARES. This work is licensed under a </w:t>
       </w:r>
-      <w:hyperlink w:history="1" r:id="rIdnsr2nifod8lcb-r9iyajz">
+      <w:hyperlink w:history="1" r:id="rId44r7lduev_pr9cxr-w6im">
         <w:r>
           <w:rPr>
             <w:rFonts w:ascii="Arial" w:cs="Arial" w:eastAsia="Arial" w:hAnsi="Arial"/>
@@ -170,7 +2165,7 @@
         </w:rPr>
         <w:t xml:space="preserve"> (</w:t>
       </w:r>
-      <w:hyperlink w:history="1" r:id="rIdkuthesyaxfe8g42a-wpjm">
+      <w:hyperlink w:history="1" r:id="rIdumltbjxeulpyrcicevacb">
         <w:r>
           <w:rPr>
             <w:rFonts w:ascii="Arial" w:cs="Arial" w:eastAsia="Arial" w:hAnsi="Arial"/>
@@ -190,7 +2185,7 @@
         </w:rPr>
         <w:t xml:space="preserve">). To view a copy of this license, visit </w:t>
       </w:r>
-      <w:hyperlink w:history="1" r:id="rIdn249pevoc-teghv3pya9b">
+      <w:hyperlink w:history="1" r:id="rIdd6lawobwtxr1l-o6n1yry">
         <w:r>
           <w:rPr>
             <w:rFonts w:ascii="Arial" w:cs="Arial" w:eastAsia="Arial" w:hAnsi="Arial"/>
@@ -209,2001 +2204,6 @@
           <w:szCs w:val="17"/>
         </w:rPr>
         <w:t xml:space="preserve">. You are free to copy, redistribute, and adapt this material in any medium or format, provided appropriate credit is given and the material is not used for commercial purposes. KICD learning outcomes and curriculum designations reproduced here for alignment purposes remain the property of KICD and are not covered by this license. Linked external resources (e.g. CK-12, Khan Academy, PhET) are subject to their own licenses.</w:t>
-      </w:r>
-    </w:p>
-    <w:p>
-      <w:pPr>
-        <w:spacing w:after="120"/>
-      </w:pPr>
-      <w:r>
-        <w:t xml:space="preserve"/>
-      </w:r>
-    </w:p>
-    <w:tbl>
-      <w:tblPr>
-        <w:tblW w:type="dxa" w:w="13680"/>
-        <w:tblBorders>
-          <w:top w:val="single" w:color="AAAAAA" w:sz="4"/>
-          <w:left w:val="single" w:color="AAAAAA" w:sz="4"/>
-          <w:bottom w:val="single" w:color="AAAAAA" w:sz="4"/>
-          <w:right w:val="single" w:color="AAAAAA" w:sz="4"/>
-          <w:insideH w:val="single" w:color="auto" w:sz="4"/>
-          <w:insideV w:val="single" w:color="auto" w:sz="4"/>
-        </w:tblBorders>
-        <w:tblLayout w:type="fixed"/>
-      </w:tblPr>
-      <w:tblGrid>
-        <w:gridCol w:w="3000"/>
-        <w:gridCol w:w="10680"/>
-      </w:tblGrid>
-      <w:tr>
-        <w:tc>
-          <w:tcPr>
-            <w:tcW w:type="dxa" w:w="13680"/>
-            <w:gridSpan w:val="2"/>
-            <w:shd w:fill="1F3864" w:color="auto" w:val="clear"/>
-            <w:tcMar>
-              <w:top w:type="dxa" w:w="60"/>
-              <w:left w:type="dxa" w:w="120"/>
-              <w:bottom w:type="dxa" w:w="60"/>
-              <w:right w:type="dxa" w:w="120"/>
-            </w:tcMar>
-            <w:vAlign w:val="top"/>
-          </w:tcPr>
-          <w:p>
-            <w:pPr>
-              <w:spacing w:after="40" w:before="0"/>
-              <w:jc w:val="center"/>
-            </w:pPr>
-            <w:r>
-              <w:rPr>
-                <w:rFonts w:ascii="Arial" w:cs="Arial" w:eastAsia="Arial" w:hAnsi="Arial"/>
-                <w:b/>
-                <w:bCs/>
-                <w:i w:val="false"/>
-                <w:iCs w:val="false"/>
-                <w:color w:val="FFFFFF"/>
-                <w:sz w:val="22"/>
-                <w:szCs w:val="22"/>
-              </w:rPr>
-              <w:t xml:space="preserve">SUB-STRAND OVERVIEW</w:t>
-            </w:r>
-          </w:p>
-        </w:tc>
-      </w:tr>
-      <w:tr>
-        <w:tc>
-          <w:tcPr>
-            <w:tcW w:type="dxa" w:w="3000"/>
-            <w:shd w:fill="D5E8F0" w:color="auto" w:val="clear"/>
-            <w:tcMar>
-              <w:top w:type="dxa" w:w="60"/>
-              <w:left w:type="dxa" w:w="120"/>
-              <w:bottom w:type="dxa" w:w="60"/>
-              <w:right w:type="dxa" w:w="120"/>
-            </w:tcMar>
-            <w:vAlign w:val="top"/>
-          </w:tcPr>
-          <w:p>
-            <w:pPr>
-              <w:spacing w:after="40" w:before="0"/>
-              <w:jc w:val="left"/>
-            </w:pPr>
-            <w:r>
-              <w:rPr>
-                <w:rFonts w:ascii="Arial" w:cs="Arial" w:eastAsia="Arial" w:hAnsi="Arial"/>
-                <w:b/>
-                <w:bCs/>
-                <w:i w:val="false"/>
-                <w:iCs w:val="false"/>
-                <w:color w:val="000000"/>
-                <w:sz w:val="18"/>
-                <w:szCs w:val="18"/>
-              </w:rPr>
-              <w:t xml:space="preserve">Grade Level</w:t>
-            </w:r>
-          </w:p>
-        </w:tc>
-        <w:tc>
-          <w:tcPr>
-            <w:tcW w:type="dxa" w:w="10680"/>
-            <w:shd w:fill="FFFFFF" w:color="auto" w:val="clear"/>
-            <w:tcMar>
-              <w:top w:type="dxa" w:w="60"/>
-              <w:left w:type="dxa" w:w="120"/>
-              <w:bottom w:type="dxa" w:w="60"/>
-              <w:right w:type="dxa" w:w="120"/>
-            </w:tcMar>
-            <w:vAlign w:val="top"/>
-          </w:tcPr>
-          <w:p>
-            <w:pPr>
-              <w:spacing w:after="40" w:before="0"/>
-              <w:jc w:val="left"/>
-            </w:pPr>
-            <w:r>
-              <w:rPr>
-                <w:rFonts w:ascii="Arial" w:cs="Arial" w:eastAsia="Arial" w:hAnsi="Arial"/>
-                <w:b w:val="false"/>
-                <w:bCs w:val="false"/>
-                <w:i w:val="false"/>
-                <w:iCs w:val="false"/>
-                <w:color w:val="000000"/>
-                <w:sz w:val="18"/>
-                <w:szCs w:val="18"/>
-              </w:rPr>
-              <w:t xml:space="preserve">10</w:t>
-            </w:r>
-          </w:p>
-        </w:tc>
-      </w:tr>
-      <w:tr>
-        <w:tc>
-          <w:tcPr>
-            <w:tcW w:type="dxa" w:w="3000"/>
-            <w:shd w:fill="D5E8F0" w:color="auto" w:val="clear"/>
-            <w:tcMar>
-              <w:top w:type="dxa" w:w="60"/>
-              <w:left w:type="dxa" w:w="120"/>
-              <w:bottom w:type="dxa" w:w="60"/>
-              <w:right w:type="dxa" w:w="120"/>
-            </w:tcMar>
-            <w:vAlign w:val="top"/>
-          </w:tcPr>
-          <w:p>
-            <w:pPr>
-              <w:spacing w:after="40" w:before="0"/>
-              <w:jc w:val="left"/>
-            </w:pPr>
-            <w:r>
-              <w:rPr>
-                <w:rFonts w:ascii="Arial" w:cs="Arial" w:eastAsia="Arial" w:hAnsi="Arial"/>
-                <w:b/>
-                <w:bCs/>
-                <w:i w:val="false"/>
-                <w:iCs w:val="false"/>
-                <w:color w:val="000000"/>
-                <w:sz w:val="18"/>
-                <w:szCs w:val="18"/>
-              </w:rPr>
-              <w:t xml:space="preserve">Subject</w:t>
-            </w:r>
-          </w:p>
-        </w:tc>
-        <w:tc>
-          <w:tcPr>
-            <w:tcW w:type="dxa" w:w="10680"/>
-            <w:shd w:fill="FFFFFF" w:color="auto" w:val="clear"/>
-            <w:tcMar>
-              <w:top w:type="dxa" w:w="60"/>
-              <w:left w:type="dxa" w:w="120"/>
-              <w:bottom w:type="dxa" w:w="60"/>
-              <w:right w:type="dxa" w:w="120"/>
-            </w:tcMar>
-            <w:vAlign w:val="top"/>
-          </w:tcPr>
-          <w:p>
-            <w:pPr>
-              <w:spacing w:after="40" w:before="0"/>
-              <w:jc w:val="left"/>
-            </w:pPr>
-            <w:r>
-              <w:rPr>
-                <w:rFonts w:ascii="Arial" w:cs="Arial" w:eastAsia="Arial" w:hAnsi="Arial"/>
-                <w:b w:val="false"/>
-                <w:bCs w:val="false"/>
-                <w:i w:val="false"/>
-                <w:iCs w:val="false"/>
-                <w:color w:val="000000"/>
-                <w:sz w:val="18"/>
-                <w:szCs w:val="18"/>
-              </w:rPr>
-              <w:t xml:space="preserve">General Science</w:t>
-            </w:r>
-          </w:p>
-        </w:tc>
-      </w:tr>
-      <w:tr>
-        <w:tc>
-          <w:tcPr>
-            <w:tcW w:type="dxa" w:w="3000"/>
-            <w:shd w:fill="D5E8F0" w:color="auto" w:val="clear"/>
-            <w:tcMar>
-              <w:top w:type="dxa" w:w="60"/>
-              <w:left w:type="dxa" w:w="120"/>
-              <w:bottom w:type="dxa" w:w="60"/>
-              <w:right w:type="dxa" w:w="120"/>
-            </w:tcMar>
-            <w:vAlign w:val="top"/>
-          </w:tcPr>
-          <w:p>
-            <w:pPr>
-              <w:spacing w:after="40" w:before="0"/>
-              <w:jc w:val="left"/>
-            </w:pPr>
-            <w:r>
-              <w:rPr>
-                <w:rFonts w:ascii="Arial" w:cs="Arial" w:eastAsia="Arial" w:hAnsi="Arial"/>
-                <w:b/>
-                <w:bCs/>
-                <w:i w:val="false"/>
-                <w:iCs w:val="false"/>
-                <w:color w:val="000000"/>
-                <w:sz w:val="18"/>
-                <w:szCs w:val="18"/>
-              </w:rPr>
-              <w:t xml:space="preserve">Strand</w:t>
-            </w:r>
-          </w:p>
-        </w:tc>
-        <w:tc>
-          <w:tcPr>
-            <w:tcW w:type="dxa" w:w="10680"/>
-            <w:shd w:fill="FFFFFF" w:color="auto" w:val="clear"/>
-            <w:tcMar>
-              <w:top w:type="dxa" w:w="60"/>
-              <w:left w:type="dxa" w:w="120"/>
-              <w:bottom w:type="dxa" w:w="60"/>
-              <w:right w:type="dxa" w:w="120"/>
-            </w:tcMar>
-            <w:vAlign w:val="top"/>
-          </w:tcPr>
-          <w:p>
-            <w:pPr>
-              <w:spacing w:after="40" w:before="0"/>
-              <w:jc w:val="left"/>
-            </w:pPr>
-            <w:r>
-              <w:rPr>
-                <w:rFonts w:ascii="Arial" w:cs="Arial" w:eastAsia="Arial" w:hAnsi="Arial"/>
-                <w:b w:val="false"/>
-                <w:bCs w:val="false"/>
-                <w:i w:val="false"/>
-                <w:iCs w:val="false"/>
-                <w:color w:val="000000"/>
-                <w:sz w:val="18"/>
-                <w:szCs w:val="18"/>
-              </w:rPr>
-              <w:t xml:space="preserve">Strand 3.0: Natural Physical Science</w:t>
-            </w:r>
-          </w:p>
-        </w:tc>
-      </w:tr>
-      <w:tr>
-        <w:tc>
-          <w:tcPr>
-            <w:tcW w:type="dxa" w:w="3000"/>
-            <w:shd w:fill="D5E8F0" w:color="auto" w:val="clear"/>
-            <w:tcMar>
-              <w:top w:type="dxa" w:w="60"/>
-              <w:left w:type="dxa" w:w="120"/>
-              <w:bottom w:type="dxa" w:w="60"/>
-              <w:right w:type="dxa" w:w="120"/>
-            </w:tcMar>
-            <w:vAlign w:val="top"/>
-          </w:tcPr>
-          <w:p>
-            <w:pPr>
-              <w:spacing w:after="40" w:before="0"/>
-              <w:jc w:val="left"/>
-            </w:pPr>
-            <w:r>
-              <w:rPr>
-                <w:rFonts w:ascii="Arial" w:cs="Arial" w:eastAsia="Arial" w:hAnsi="Arial"/>
-                <w:b/>
-                <w:bCs/>
-                <w:i w:val="false"/>
-                <w:iCs w:val="false"/>
-                <w:color w:val="000000"/>
-                <w:sz w:val="18"/>
-                <w:szCs w:val="18"/>
-              </w:rPr>
-              <w:t xml:space="preserve">Sub-Strand</w:t>
-            </w:r>
-          </w:p>
-        </w:tc>
-        <w:tc>
-          <w:tcPr>
-            <w:tcW w:type="dxa" w:w="10680"/>
-            <w:shd w:fill="FFFFFF" w:color="auto" w:val="clear"/>
-            <w:tcMar>
-              <w:top w:type="dxa" w:w="60"/>
-              <w:left w:type="dxa" w:w="120"/>
-              <w:bottom w:type="dxa" w:w="60"/>
-              <w:right w:type="dxa" w:w="120"/>
-            </w:tcMar>
-            <w:vAlign w:val="top"/>
-          </w:tcPr>
-          <w:p>
-            <w:pPr>
-              <w:spacing w:after="40" w:before="0"/>
-              <w:jc w:val="left"/>
-            </w:pPr>
-            <w:r>
-              <w:rPr>
-                <w:rFonts w:ascii="Arial" w:cs="Arial" w:eastAsia="Arial" w:hAnsi="Arial"/>
-                <w:b w:val="false"/>
-                <w:bCs w:val="false"/>
-                <w:i w:val="false"/>
-                <w:iCs w:val="false"/>
-                <w:color w:val="000000"/>
-                <w:sz w:val="18"/>
-                <w:szCs w:val="18"/>
-              </w:rPr>
-              <w:t xml:space="preserve">Sub-Strand 3.3: Waves</w:t>
-            </w:r>
-          </w:p>
-        </w:tc>
-      </w:tr>
-      <w:tr>
-        <w:tc>
-          <w:tcPr>
-            <w:tcW w:type="dxa" w:w="3000"/>
-            <w:shd w:fill="D5E8F0" w:color="auto" w:val="clear"/>
-            <w:tcMar>
-              <w:top w:type="dxa" w:w="60"/>
-              <w:left w:type="dxa" w:w="120"/>
-              <w:bottom w:type="dxa" w:w="60"/>
-              <w:right w:type="dxa" w:w="120"/>
-            </w:tcMar>
-            <w:vAlign w:val="top"/>
-          </w:tcPr>
-          <w:p>
-            <w:pPr>
-              <w:spacing w:after="40" w:before="0"/>
-              <w:jc w:val="left"/>
-            </w:pPr>
-            <w:r>
-              <w:rPr>
-                <w:rFonts w:ascii="Arial" w:cs="Arial" w:eastAsia="Arial" w:hAnsi="Arial"/>
-                <w:b/>
-                <w:bCs/>
-                <w:i w:val="false"/>
-                <w:iCs w:val="false"/>
-                <w:color w:val="000000"/>
-                <w:sz w:val="18"/>
-                <w:szCs w:val="18"/>
-              </w:rPr>
-              <w:t xml:space="preserve">Total Duration</w:t>
-            </w:r>
-          </w:p>
-        </w:tc>
-        <w:tc>
-          <w:tcPr>
-            <w:tcW w:type="dxa" w:w="10680"/>
-            <w:shd w:fill="FFFFFF" w:color="auto" w:val="clear"/>
-            <w:tcMar>
-              <w:top w:type="dxa" w:w="60"/>
-              <w:left w:type="dxa" w:w="120"/>
-              <w:bottom w:type="dxa" w:w="60"/>
-              <w:right w:type="dxa" w:w="120"/>
-            </w:tcMar>
-            <w:vAlign w:val="top"/>
-          </w:tcPr>
-          <w:p>
-            <w:pPr>
-              <w:spacing w:after="40" w:before="0"/>
-              <w:jc w:val="left"/>
-            </w:pPr>
-            <w:r>
-              <w:rPr>
-                <w:rFonts w:ascii="Arial" w:cs="Arial" w:eastAsia="Arial" w:hAnsi="Arial"/>
-                <w:b w:val="false"/>
-                <w:bCs w:val="false"/>
-                <w:i w:val="false"/>
-                <w:iCs w:val="false"/>
-                <w:color w:val="000000"/>
-                <w:sz w:val="18"/>
-                <w:szCs w:val="18"/>
-              </w:rPr>
-              <w:t xml:space="preserve">8 lessons × 40 minutes = 320 minutes total</w:t>
-            </w:r>
-          </w:p>
-        </w:tc>
-      </w:tr>
-      <w:tr>
-        <w:tc>
-          <w:tcPr>
-            <w:tcW w:type="dxa" w:w="3000"/>
-            <w:shd w:fill="D5E8F0" w:color="auto" w:val="clear"/>
-            <w:tcMar>
-              <w:top w:type="dxa" w:w="60"/>
-              <w:left w:type="dxa" w:w="120"/>
-              <w:bottom w:type="dxa" w:w="60"/>
-              <w:right w:type="dxa" w:w="120"/>
-            </w:tcMar>
-            <w:vAlign w:val="top"/>
-          </w:tcPr>
-          <w:p>
-            <w:pPr>
-              <w:spacing w:after="40" w:before="0"/>
-              <w:jc w:val="left"/>
-            </w:pPr>
-            <w:r>
-              <w:rPr>
-                <w:rFonts w:ascii="Arial" w:cs="Arial" w:eastAsia="Arial" w:hAnsi="Arial"/>
-                <w:b/>
-                <w:bCs/>
-                <w:i w:val="false"/>
-                <w:iCs w:val="false"/>
-                <w:color w:val="000000"/>
-                <w:sz w:val="18"/>
-                <w:szCs w:val="18"/>
-              </w:rPr>
-              <w:t xml:space="preserve">Sub-Strand Content</w:t>
-            </w:r>
-          </w:p>
-        </w:tc>
-        <w:tc>
-          <w:tcPr>
-            <w:tcW w:type="dxa" w:w="10680"/>
-            <w:shd w:fill="FFFFFF" w:color="auto" w:val="clear"/>
-            <w:tcMar>
-              <w:top w:type="dxa" w:w="60"/>
-              <w:left w:type="dxa" w:w="120"/>
-              <w:bottom w:type="dxa" w:w="60"/>
-              <w:right w:type="dxa" w:w="120"/>
-            </w:tcMar>
-            <w:vAlign w:val="top"/>
-          </w:tcPr>
-          <w:p>
-            <w:pPr>
-              <w:spacing w:after="30" w:before="0"/>
-              <w:ind w:left="360" w:hanging="180"/>
-              <w:jc w:val="left"/>
-            </w:pPr>
-            <w:r>
-              <w:rPr>
-                <w:rFonts w:ascii="Arial" w:cs="Arial" w:eastAsia="Arial" w:hAnsi="Arial"/>
-                <w:b w:val="false"/>
-                <w:bCs w:val="false"/>
-                <w:i w:val="false"/>
-                <w:iCs w:val="false"/>
-                <w:color w:val="000000"/>
-                <w:sz w:val="18"/>
-                <w:szCs w:val="18"/>
-              </w:rPr>
-              <w:t xml:space="preserve">–  Terms used in waves (wavelength, period, amplitude, frequency and velocity)</w:t>
-            </w:r>
-          </w:p>
-          <w:p>
-            <w:pPr>
-              <w:spacing w:after="30" w:before="0"/>
-              <w:ind w:left="360" w:hanging="180"/>
-              <w:jc w:val="left"/>
-            </w:pPr>
-            <w:r>
-              <w:rPr>
-                <w:rFonts w:ascii="Arial" w:cs="Arial" w:eastAsia="Arial" w:hAnsi="Arial"/>
-                <w:b w:val="false"/>
-                <w:bCs w:val="false"/>
-                <w:i w:val="false"/>
-                <w:iCs w:val="false"/>
-                <w:color w:val="000000"/>
-                <w:sz w:val="18"/>
-                <w:szCs w:val="18"/>
-              </w:rPr>
-              <w:t xml:space="preserve">–  The wave equation (v = fλ)</w:t>
-            </w:r>
-          </w:p>
-          <w:p>
-            <w:pPr>
-              <w:spacing w:after="30" w:before="0"/>
-              <w:ind w:left="360" w:hanging="180"/>
-              <w:jc w:val="left"/>
-            </w:pPr>
-            <w:r>
-              <w:rPr>
-                <w:rFonts w:ascii="Arial" w:cs="Arial" w:eastAsia="Arial" w:hAnsi="Arial"/>
-                <w:b w:val="false"/>
-                <w:bCs w:val="false"/>
-                <w:i w:val="false"/>
-                <w:iCs w:val="false"/>
-                <w:color w:val="000000"/>
-                <w:sz w:val="18"/>
-                <w:szCs w:val="18"/>
-              </w:rPr>
-              <w:t xml:space="preserve">–  Properties of waves (reflection, refraction, diffraction)</w:t>
-            </w:r>
-          </w:p>
-          <w:p>
-            <w:pPr>
-              <w:spacing w:after="30" w:before="0"/>
-              <w:ind w:left="360" w:hanging="180"/>
-              <w:jc w:val="left"/>
-            </w:pPr>
-            <w:r>
-              <w:rPr>
-                <w:rFonts w:ascii="Arial" w:cs="Arial" w:eastAsia="Arial" w:hAnsi="Arial"/>
-                <w:b w:val="false"/>
-                <w:bCs w:val="false"/>
-                <w:i w:val="false"/>
-                <w:iCs w:val="false"/>
-                <w:color w:val="000000"/>
-                <w:sz w:val="18"/>
-                <w:szCs w:val="18"/>
-              </w:rPr>
-              <w:t xml:space="preserve">–  Application of properties of waves in real life</w:t>
-            </w:r>
-          </w:p>
-        </w:tc>
-      </w:tr>
-      <w:tr>
-        <w:tc>
-          <w:tcPr>
-            <w:tcW w:type="dxa" w:w="3000"/>
-            <w:shd w:fill="D5E8F0" w:color="auto" w:val="clear"/>
-            <w:tcMar>
-              <w:top w:type="dxa" w:w="60"/>
-              <w:left w:type="dxa" w:w="120"/>
-              <w:bottom w:type="dxa" w:w="60"/>
-              <w:right w:type="dxa" w:w="120"/>
-            </w:tcMar>
-            <w:vAlign w:val="top"/>
-          </w:tcPr>
-          <w:p>
-            <w:pPr>
-              <w:spacing w:after="40" w:before="0"/>
-              <w:jc w:val="left"/>
-            </w:pPr>
-            <w:r>
-              <w:rPr>
-                <w:rFonts w:ascii="Arial" w:cs="Arial" w:eastAsia="Arial" w:hAnsi="Arial"/>
-                <w:b/>
-                <w:bCs/>
-                <w:i w:val="false"/>
-                <w:iCs w:val="false"/>
-                <w:color w:val="000000"/>
-                <w:sz w:val="18"/>
-                <w:szCs w:val="18"/>
-              </w:rPr>
-              <w:t xml:space="preserve">Learning Outcomes</w:t>
-            </w:r>
-          </w:p>
-        </w:tc>
-        <w:tc>
-          <w:tcPr>
-            <w:tcW w:type="dxa" w:w="10680"/>
-            <w:shd w:fill="FFFFFF" w:color="auto" w:val="clear"/>
-            <w:tcMar>
-              <w:top w:type="dxa" w:w="60"/>
-              <w:left w:type="dxa" w:w="120"/>
-              <w:bottom w:type="dxa" w:w="60"/>
-              <w:right w:type="dxa" w:w="120"/>
-            </w:tcMar>
-            <w:vAlign w:val="top"/>
-          </w:tcPr>
-          <w:p>
-            <w:pPr>
-              <w:spacing w:after="40" w:before="0"/>
-              <w:jc w:val="left"/>
-            </w:pPr>
-            <w:r>
-              <w:rPr>
-                <w:rFonts w:ascii="Arial" w:cs="Arial" w:eastAsia="Arial" w:hAnsi="Arial"/>
-                <w:b w:val="false"/>
-                <w:bCs w:val="false"/>
-                <w:i w:val="false"/>
-                <w:iCs w:val="false"/>
-                <w:color w:val="000000"/>
-                <w:sz w:val="18"/>
-                <w:szCs w:val="18"/>
-              </w:rPr>
-              <w:t xml:space="preserve">By the end of the sub-strand, the learner should be able to:</w:t>
-            </w:r>
-          </w:p>
-          <w:p>
-            <w:pPr>
-              <w:spacing w:after="40" w:before="0"/>
-              <w:jc w:val="left"/>
-            </w:pPr>
-            <w:r>
-              <w:rPr>
-                <w:rFonts w:ascii="Arial" w:cs="Arial" w:eastAsia="Arial" w:hAnsi="Arial"/>
-                <w:b w:val="false"/>
-                <w:bCs w:val="false"/>
-                <w:i w:val="false"/>
-                <w:iCs w:val="false"/>
-                <w:color w:val="000000"/>
-                <w:sz w:val="18"/>
-                <w:szCs w:val="18"/>
-              </w:rPr>
-              <w:t xml:space="preserve">a) explain the terms used in waves,</w:t>
-            </w:r>
-          </w:p>
-          <w:p>
-            <w:pPr>
-              <w:spacing w:after="40" w:before="0"/>
-              <w:jc w:val="left"/>
-            </w:pPr>
-            <w:r>
-              <w:rPr>
-                <w:rFonts w:ascii="Arial" w:cs="Arial" w:eastAsia="Arial" w:hAnsi="Arial"/>
-                <w:b w:val="false"/>
-                <w:bCs w:val="false"/>
-                <w:i w:val="false"/>
-                <w:iCs w:val="false"/>
-                <w:color w:val="000000"/>
-                <w:sz w:val="18"/>
-                <w:szCs w:val="18"/>
-              </w:rPr>
-              <w:t xml:space="preserve">b) interpret the wave equation as used in science,</w:t>
-            </w:r>
-          </w:p>
-          <w:p>
-            <w:pPr>
-              <w:spacing w:after="40" w:before="0"/>
-              <w:jc w:val="left"/>
-            </w:pPr>
-            <w:r>
-              <w:rPr>
-                <w:rFonts w:ascii="Arial" w:cs="Arial" w:eastAsia="Arial" w:hAnsi="Arial"/>
-                <w:b w:val="false"/>
-                <w:bCs w:val="false"/>
-                <w:i w:val="false"/>
-                <w:iCs w:val="false"/>
-                <w:color w:val="000000"/>
-                <w:sz w:val="18"/>
-                <w:szCs w:val="18"/>
-              </w:rPr>
-              <w:t xml:space="preserve">c) calculate the characteristics using the wave equation,</w:t>
-            </w:r>
-          </w:p>
-          <w:p>
-            <w:pPr>
-              <w:spacing w:after="40" w:before="0"/>
-              <w:jc w:val="left"/>
-            </w:pPr>
-            <w:r>
-              <w:rPr>
-                <w:rFonts w:ascii="Arial" w:cs="Arial" w:eastAsia="Arial" w:hAnsi="Arial"/>
-                <w:b w:val="false"/>
-                <w:bCs w:val="false"/>
-                <w:i w:val="false"/>
-                <w:iCs w:val="false"/>
-                <w:color w:val="000000"/>
-                <w:sz w:val="18"/>
-                <w:szCs w:val="18"/>
-              </w:rPr>
-              <w:t xml:space="preserve">d) demonstrate the effects of properties of waves in real life,</w:t>
-            </w:r>
-          </w:p>
-          <w:p>
-            <w:pPr>
-              <w:spacing w:after="40" w:before="0"/>
-              <w:jc w:val="left"/>
-            </w:pPr>
-            <w:r>
-              <w:rPr>
-                <w:rFonts w:ascii="Arial" w:cs="Arial" w:eastAsia="Arial" w:hAnsi="Arial"/>
-                <w:b w:val="false"/>
-                <w:bCs w:val="false"/>
-                <w:i w:val="false"/>
-                <w:iCs w:val="false"/>
-                <w:color w:val="000000"/>
-                <w:sz w:val="18"/>
-                <w:szCs w:val="18"/>
-              </w:rPr>
-              <w:t xml:space="preserve">e) appreciate the applications of waves in real life.</w:t>
-            </w:r>
-          </w:p>
-        </w:tc>
-      </w:tr>
-      <w:tr>
-        <w:tc>
-          <w:tcPr>
-            <w:tcW w:type="dxa" w:w="3000"/>
-            <w:shd w:fill="D5E8F0" w:color="auto" w:val="clear"/>
-            <w:tcMar>
-              <w:top w:type="dxa" w:w="60"/>
-              <w:left w:type="dxa" w:w="120"/>
-              <w:bottom w:type="dxa" w:w="60"/>
-              <w:right w:type="dxa" w:w="120"/>
-            </w:tcMar>
-            <w:vAlign w:val="top"/>
-          </w:tcPr>
-          <w:p>
-            <w:pPr>
-              <w:spacing w:after="40" w:before="0"/>
-              <w:jc w:val="left"/>
-            </w:pPr>
-            <w:r>
-              <w:rPr>
-                <w:rFonts w:ascii="Arial" w:cs="Arial" w:eastAsia="Arial" w:hAnsi="Arial"/>
-                <w:b/>
-                <w:bCs/>
-                <w:i w:val="false"/>
-                <w:iCs w:val="false"/>
-                <w:color w:val="000000"/>
-                <w:sz w:val="18"/>
-                <w:szCs w:val="18"/>
-              </w:rPr>
-              <w:t xml:space="preserve">Core Competencies</w:t>
-            </w:r>
-          </w:p>
-        </w:tc>
-        <w:tc>
-          <w:tcPr>
-            <w:tcW w:type="dxa" w:w="10680"/>
-            <w:shd w:fill="FFFFFF" w:color="auto" w:val="clear"/>
-            <w:tcMar>
-              <w:top w:type="dxa" w:w="60"/>
-              <w:left w:type="dxa" w:w="120"/>
-              <w:bottom w:type="dxa" w:w="60"/>
-              <w:right w:type="dxa" w:w="120"/>
-            </w:tcMar>
-            <w:vAlign w:val="top"/>
-          </w:tcPr>
-          <w:p>
-            <w:pPr>
-              <w:spacing w:after="30" w:before="0"/>
-              <w:ind w:left="360" w:hanging="180"/>
-              <w:jc w:val="left"/>
-            </w:pPr>
-            <w:r>
-              <w:rPr>
-                <w:rFonts w:ascii="Arial" w:cs="Arial" w:eastAsia="Arial" w:hAnsi="Arial"/>
-                <w:b w:val="false"/>
-                <w:bCs w:val="false"/>
-                <w:i w:val="false"/>
-                <w:iCs w:val="false"/>
-                <w:color w:val="000000"/>
-                <w:sz w:val="18"/>
-                <w:szCs w:val="18"/>
-              </w:rPr>
-              <w:t xml:space="preserve">–  Learning to learn: as the learner searches for information on applications of reflection, refraction and diffraction of waves and reflects on findings from experiments and peer discussions.</w:t>
-            </w:r>
-          </w:p>
-          <w:p>
-            <w:pPr>
-              <w:spacing w:after="30" w:before="0"/>
-              <w:ind w:left="360" w:hanging="180"/>
-              <w:jc w:val="left"/>
-            </w:pPr>
-            <w:r>
-              <w:rPr>
-                <w:rFonts w:ascii="Arial" w:cs="Arial" w:eastAsia="Arial" w:hAnsi="Arial"/>
-                <w:b w:val="false"/>
-                <w:bCs w:val="false"/>
-                <w:i w:val="false"/>
-                <w:iCs w:val="false"/>
-                <w:color w:val="000000"/>
-                <w:sz w:val="18"/>
-                <w:szCs w:val="18"/>
-              </w:rPr>
-              <w:t xml:space="preserve">–  Critical thinking and problem solving: as the learner searches for information on mitigation measures of the effects of waves on the environment (communities, ecosystems, infrastructure and operations) and solves numerical problems using the wave equation.</w:t>
-            </w:r>
-          </w:p>
-        </w:tc>
-      </w:tr>
-      <w:tr>
-        <w:tc>
-          <w:tcPr>
-            <w:tcW w:type="dxa" w:w="3000"/>
-            <w:shd w:fill="E2EFDA" w:color="auto" w:val="clear"/>
-            <w:tcMar>
-              <w:top w:type="dxa" w:w="60"/>
-              <w:left w:type="dxa" w:w="120"/>
-              <w:bottom w:type="dxa" w:w="60"/>
-              <w:right w:type="dxa" w:w="120"/>
-            </w:tcMar>
-            <w:vAlign w:val="top"/>
-          </w:tcPr>
-          <w:p>
-            <w:pPr>
-              <w:spacing w:after="40" w:before="0"/>
-              <w:jc w:val="left"/>
-            </w:pPr>
-            <w:r>
-              <w:rPr>
-                <w:rFonts w:ascii="Arial" w:cs="Arial" w:eastAsia="Arial" w:hAnsi="Arial"/>
-                <w:b/>
-                <w:bCs/>
-                <w:i w:val="false"/>
-                <w:iCs w:val="false"/>
-                <w:color w:val="000000"/>
-                <w:sz w:val="18"/>
-                <w:szCs w:val="18"/>
-              </w:rPr>
-              <w:t xml:space="preserve">Core Values</w:t>
-            </w:r>
-          </w:p>
-        </w:tc>
-        <w:tc>
-          <w:tcPr>
-            <w:tcW w:type="dxa" w:w="10680"/>
-            <w:shd w:fill="FFFFFF" w:color="auto" w:val="clear"/>
-            <w:tcMar>
-              <w:top w:type="dxa" w:w="60"/>
-              <w:left w:type="dxa" w:w="120"/>
-              <w:bottom w:type="dxa" w:w="60"/>
-              <w:right w:type="dxa" w:w="120"/>
-            </w:tcMar>
-            <w:vAlign w:val="top"/>
-          </w:tcPr>
-          <w:p>
-            <w:pPr>
-              <w:spacing w:after="30" w:before="0"/>
-              <w:ind w:left="360" w:hanging="180"/>
-              <w:jc w:val="left"/>
-            </w:pPr>
-            <w:r>
-              <w:rPr>
-                <w:rFonts w:ascii="Arial" w:cs="Arial" w:eastAsia="Arial" w:hAnsi="Arial"/>
-                <w:b w:val="false"/>
-                <w:bCs w:val="false"/>
-                <w:i w:val="false"/>
-                <w:iCs w:val="false"/>
-                <w:color w:val="000000"/>
-                <w:sz w:val="18"/>
-                <w:szCs w:val="18"/>
-              </w:rPr>
-              <w:t xml:space="preserve">–  Unity: as the learners play different roles when carrying out experiments to investigate reflection of sound waves using the echo method.</w:t>
-            </w:r>
-          </w:p>
-        </w:tc>
-      </w:tr>
-      <w:tr>
-        <w:tc>
-          <w:tcPr>
-            <w:tcW w:type="dxa" w:w="3000"/>
-            <w:shd w:fill="D5E8F0" w:color="auto" w:val="clear"/>
-            <w:tcMar>
-              <w:top w:type="dxa" w:w="60"/>
-              <w:left w:type="dxa" w:w="120"/>
-              <w:bottom w:type="dxa" w:w="60"/>
-              <w:right w:type="dxa" w:w="120"/>
-            </w:tcMar>
-            <w:vAlign w:val="top"/>
-          </w:tcPr>
-          <w:p>
-            <w:pPr>
-              <w:spacing w:after="40" w:before="0"/>
-              <w:jc w:val="left"/>
-            </w:pPr>
-            <w:r>
-              <w:rPr>
-                <w:rFonts w:ascii="Arial" w:cs="Arial" w:eastAsia="Arial" w:hAnsi="Arial"/>
-                <w:b/>
-                <w:bCs/>
-                <w:i w:val="false"/>
-                <w:iCs w:val="false"/>
-                <w:color w:val="000000"/>
-                <w:sz w:val="18"/>
-                <w:szCs w:val="18"/>
-              </w:rPr>
-              <w:t xml:space="preserve">Science &amp; Engineering Practices</w:t>
-            </w:r>
-          </w:p>
-        </w:tc>
-        <w:tc>
-          <w:tcPr>
-            <w:tcW w:type="dxa" w:w="10680"/>
-            <w:shd w:fill="FFFFFF" w:color="auto" w:val="clear"/>
-            <w:tcMar>
-              <w:top w:type="dxa" w:w="60"/>
-              <w:left w:type="dxa" w:w="120"/>
-              <w:bottom w:type="dxa" w:w="60"/>
-              <w:right w:type="dxa" w:w="120"/>
-            </w:tcMar>
-            <w:vAlign w:val="top"/>
-          </w:tcPr>
-          <w:p>
-            <w:pPr>
-              <w:spacing w:after="30" w:before="0"/>
-              <w:ind w:left="360" w:hanging="180"/>
-              <w:jc w:val="left"/>
-            </w:pPr>
-            <w:r>
-              <w:rPr>
-                <w:rFonts w:ascii="Arial" w:cs="Arial" w:eastAsia="Arial" w:hAnsi="Arial"/>
-                <w:b w:val="false"/>
-                <w:bCs w:val="false"/>
-                <w:i w:val="false"/>
-                <w:iCs w:val="false"/>
-                <w:color w:val="000000"/>
-                <w:sz w:val="18"/>
-                <w:szCs w:val="18"/>
-              </w:rPr>
-              <w:t xml:space="preserve">–  Asking questions and defining problems: as learners pose investigable questions about wave phenomena observed at Lake Victoria, Mombasa coastline, and Nairobi's busy highways.</w:t>
-            </w:r>
-          </w:p>
-          <w:p>
-            <w:pPr>
-              <w:spacing w:after="30" w:before="0"/>
-              <w:ind w:left="360" w:hanging="180"/>
-              <w:jc w:val="left"/>
-            </w:pPr>
-            <w:r>
-              <w:rPr>
-                <w:rFonts w:ascii="Arial" w:cs="Arial" w:eastAsia="Arial" w:hAnsi="Arial"/>
-                <w:b w:val="false"/>
-                <w:bCs w:val="false"/>
-                <w:i w:val="false"/>
-                <w:iCs w:val="false"/>
-                <w:color w:val="000000"/>
-                <w:sz w:val="18"/>
-                <w:szCs w:val="18"/>
-              </w:rPr>
-              <w:t xml:space="preserve">–  Planning and carrying out investigations: as learners design and conduct experiments to investigate reflection of sound waves using the echo method and explore diffraction of sound around corners.</w:t>
-            </w:r>
-          </w:p>
-          <w:p>
-            <w:pPr>
-              <w:spacing w:after="30" w:before="0"/>
-              <w:ind w:left="360" w:hanging="180"/>
-              <w:jc w:val="left"/>
-            </w:pPr>
-            <w:r>
-              <w:rPr>
-                <w:rFonts w:ascii="Arial" w:cs="Arial" w:eastAsia="Arial" w:hAnsi="Arial"/>
-                <w:b w:val="false"/>
-                <w:bCs w:val="false"/>
-                <w:i w:val="false"/>
-                <w:iCs w:val="false"/>
-                <w:color w:val="000000"/>
-                <w:sz w:val="18"/>
-                <w:szCs w:val="18"/>
-              </w:rPr>
-              <w:t xml:space="preserve">–  Analysing and interpreting data: as learners interpret oscilloscope traces, wave diagrams, and experimental results to identify wavelength, amplitude, frequency, and period.</w:t>
-            </w:r>
-          </w:p>
-          <w:p>
-            <w:pPr>
-              <w:spacing w:after="30" w:before="0"/>
-              <w:ind w:left="360" w:hanging="180"/>
-              <w:jc w:val="left"/>
-            </w:pPr>
-            <w:r>
-              <w:rPr>
-                <w:rFonts w:ascii="Arial" w:cs="Arial" w:eastAsia="Arial" w:hAnsi="Arial"/>
-                <w:b w:val="false"/>
-                <w:bCs w:val="false"/>
-                <w:i w:val="false"/>
-                <w:iCs w:val="false"/>
-                <w:color w:val="000000"/>
-                <w:sz w:val="18"/>
-                <w:szCs w:val="18"/>
-              </w:rPr>
-              <w:t xml:space="preserve">–  Using mathematics and computational thinking: as learners solve numerical problems using the wave equation (v = fλ) to calculate wave speed, frequency, and wavelength.</w:t>
-            </w:r>
-          </w:p>
-          <w:p>
-            <w:pPr>
-              <w:spacing w:after="30" w:before="0"/>
-              <w:ind w:left="360" w:hanging="180"/>
-              <w:jc w:val="left"/>
-            </w:pPr>
-            <w:r>
-              <w:rPr>
-                <w:rFonts w:ascii="Arial" w:cs="Arial" w:eastAsia="Arial" w:hAnsi="Arial"/>
-                <w:b w:val="false"/>
-                <w:bCs w:val="false"/>
-                <w:i w:val="false"/>
-                <w:iCs w:val="false"/>
-                <w:color w:val="000000"/>
-                <w:sz w:val="18"/>
-                <w:szCs w:val="18"/>
-              </w:rPr>
-              <w:t xml:space="preserve">–  Constructing explanations: as learners explain real-life wave phenomena — including why a matatu driver's radio fades in the Rift Valley tunnels and why fishermen on Lake Victoria hear distant thunderclaps before others.</w:t>
-            </w:r>
-          </w:p>
-          <w:p>
-            <w:pPr>
-              <w:spacing w:after="30" w:before="0"/>
-              <w:ind w:left="360" w:hanging="180"/>
-              <w:jc w:val="left"/>
-            </w:pPr>
-            <w:r>
-              <w:rPr>
-                <w:rFonts w:ascii="Arial" w:cs="Arial" w:eastAsia="Arial" w:hAnsi="Arial"/>
-                <w:b w:val="false"/>
-                <w:bCs w:val="false"/>
-                <w:i w:val="false"/>
-                <w:iCs w:val="false"/>
-                <w:color w:val="000000"/>
-                <w:sz w:val="18"/>
-                <w:szCs w:val="18"/>
-              </w:rPr>
-              <w:t xml:space="preserve">–  Obtaining, evaluating, and communicating information: as learners research effects of waves on marine ecosystems and infrastructure, then discuss mitigation measures with peers.</w:t>
-            </w:r>
-          </w:p>
-        </w:tc>
-      </w:tr>
-      <w:tr>
-        <w:tc>
-          <w:tcPr>
-            <w:tcW w:type="dxa" w:w="3000"/>
-            <w:shd w:fill="FCE4D6" w:color="auto" w:val="clear"/>
-            <w:tcMar>
-              <w:top w:type="dxa" w:w="60"/>
-              <w:left w:type="dxa" w:w="120"/>
-              <w:bottom w:type="dxa" w:w="60"/>
-              <w:right w:type="dxa" w:w="120"/>
-            </w:tcMar>
-            <w:vAlign w:val="top"/>
-          </w:tcPr>
-          <w:p>
-            <w:pPr>
-              <w:spacing w:after="40" w:before="0"/>
-              <w:jc w:val="left"/>
-            </w:pPr>
-            <w:r>
-              <w:rPr>
-                <w:rFonts w:ascii="Arial" w:cs="Arial" w:eastAsia="Arial" w:hAnsi="Arial"/>
-                <w:b/>
-                <w:bCs/>
-                <w:i w:val="false"/>
-                <w:iCs w:val="false"/>
-                <w:color w:val="000000"/>
-                <w:sz w:val="18"/>
-                <w:szCs w:val="18"/>
-              </w:rPr>
-              <w:t xml:space="preserve">Pertinent &amp; Contemporary Issues (PCIs)</w:t>
-            </w:r>
-          </w:p>
-        </w:tc>
-        <w:tc>
-          <w:tcPr>
-            <w:tcW w:type="dxa" w:w="10680"/>
-            <w:shd w:fill="FFFFFF" w:color="auto" w:val="clear"/>
-            <w:tcMar>
-              <w:top w:type="dxa" w:w="60"/>
-              <w:left w:type="dxa" w:w="120"/>
-              <w:bottom w:type="dxa" w:w="60"/>
-              <w:right w:type="dxa" w:w="120"/>
-            </w:tcMar>
-            <w:vAlign w:val="top"/>
-          </w:tcPr>
-          <w:p>
-            <w:pPr>
-              <w:spacing w:after="30" w:before="0"/>
-              <w:ind w:left="360" w:hanging="180"/>
-              <w:jc w:val="left"/>
-            </w:pPr>
-            <w:r>
-              <w:rPr>
-                <w:rFonts w:ascii="Arial" w:cs="Arial" w:eastAsia="Arial" w:hAnsi="Arial"/>
-                <w:b w:val="false"/>
-                <w:bCs w:val="false"/>
-                <w:i w:val="false"/>
-                <w:iCs w:val="false"/>
-                <w:color w:val="000000"/>
-                <w:sz w:val="18"/>
-                <w:szCs w:val="18"/>
-              </w:rPr>
-              <w:t xml:space="preserve">–  Safety and security: as the learner appreciates some of the applications of waves related to safety in transport.</w:t>
-            </w:r>
-          </w:p>
-          <w:p>
-            <w:pPr>
-              <w:spacing w:after="30" w:before="0"/>
-              <w:ind w:left="360" w:hanging="180"/>
-              <w:jc w:val="left"/>
-            </w:pPr>
-            <w:r>
-              <w:rPr>
-                <w:rFonts w:ascii="Arial" w:cs="Arial" w:eastAsia="Arial" w:hAnsi="Arial"/>
-                <w:b w:val="false"/>
-                <w:bCs w:val="false"/>
-                <w:i w:val="false"/>
-                <w:iCs w:val="false"/>
-                <w:color w:val="000000"/>
-                <w:sz w:val="18"/>
-                <w:szCs w:val="18"/>
-              </w:rPr>
-              <w:t xml:space="preserve">–  Environmental issues: as the learner searches for information on the effect of waves on the environment (communities, marine ecosystems, infrastructure and operations).</w:t>
-            </w:r>
-          </w:p>
-        </w:tc>
-      </w:tr>
-      <w:tr>
-        <w:tc>
-          <w:tcPr>
-            <w:tcW w:type="dxa" w:w="3000"/>
-            <w:shd w:fill="D9EEF1" w:color="auto" w:val="clear"/>
-            <w:tcMar>
-              <w:top w:type="dxa" w:w="60"/>
-              <w:left w:type="dxa" w:w="120"/>
-              <w:bottom w:type="dxa" w:w="60"/>
-              <w:right w:type="dxa" w:w="120"/>
-            </w:tcMar>
-            <w:vAlign w:val="top"/>
-          </w:tcPr>
-          <w:p>
-            <w:pPr>
-              <w:spacing w:after="40" w:before="0"/>
-              <w:jc w:val="left"/>
-            </w:pPr>
-            <w:r>
-              <w:rPr>
-                <w:rFonts w:ascii="Arial" w:cs="Arial" w:eastAsia="Arial" w:hAnsi="Arial"/>
-                <w:b/>
-                <w:bCs/>
-                <w:i w:val="false"/>
-                <w:iCs w:val="false"/>
-                <w:color w:val="000000"/>
-                <w:sz w:val="18"/>
-                <w:szCs w:val="18"/>
-              </w:rPr>
-              <w:t xml:space="preserve">Career Connections</w:t>
-            </w:r>
-          </w:p>
-        </w:tc>
-        <w:tc>
-          <w:tcPr>
-            <w:tcW w:type="dxa" w:w="10680"/>
-            <w:shd w:fill="FFFFFF" w:color="auto" w:val="clear"/>
-            <w:tcMar>
-              <w:top w:type="dxa" w:w="60"/>
-              <w:left w:type="dxa" w:w="120"/>
-              <w:bottom w:type="dxa" w:w="60"/>
-              <w:right w:type="dxa" w:w="120"/>
-            </w:tcMar>
-            <w:vAlign w:val="top"/>
-          </w:tcPr>
-          <w:p>
-            <w:pPr>
-              <w:spacing w:after="30" w:before="0"/>
-              <w:ind w:left="360" w:hanging="180"/>
-              <w:jc w:val="left"/>
-            </w:pPr>
-            <w:r>
-              <w:rPr>
-                <w:rFonts w:ascii="Arial" w:cs="Arial" w:eastAsia="Arial" w:hAnsi="Arial"/>
-                <w:b w:val="false"/>
-                <w:bCs w:val="false"/>
-                <w:i w:val="false"/>
-                <w:iCs w:val="false"/>
-                <w:color w:val="000000"/>
-                <w:sz w:val="18"/>
-                <w:szCs w:val="18"/>
-              </w:rPr>
-              <w:t xml:space="preserve">–  Telecommunications engineer: designing radio, TV, and mobile-network systems that transmit signals as electromagnetic waves across Kenya's communication infrastructure.</w:t>
-            </w:r>
-          </w:p>
-          <w:p>
-            <w:pPr>
-              <w:spacing w:after="30" w:before="0"/>
-              <w:ind w:left="360" w:hanging="180"/>
-              <w:jc w:val="left"/>
-            </w:pPr>
-            <w:r>
-              <w:rPr>
-                <w:rFonts w:ascii="Arial" w:cs="Arial" w:eastAsia="Arial" w:hAnsi="Arial"/>
-                <w:b w:val="false"/>
-                <w:bCs w:val="false"/>
-                <w:i w:val="false"/>
-                <w:iCs w:val="false"/>
-                <w:color w:val="000000"/>
-                <w:sz w:val="18"/>
-                <w:szCs w:val="18"/>
-              </w:rPr>
-              <w:t xml:space="preserve">–  Marine/fisheries technologist: applying knowledge of water-wave behaviour to protect fishing communities on Lake Victoria and coastal Mombasa from wave hazards.</w:t>
-            </w:r>
-          </w:p>
-          <w:p>
-            <w:pPr>
-              <w:spacing w:after="30" w:before="0"/>
-              <w:ind w:left="360" w:hanging="180"/>
-              <w:jc w:val="left"/>
-            </w:pPr>
-            <w:r>
-              <w:rPr>
-                <w:rFonts w:ascii="Arial" w:cs="Arial" w:eastAsia="Arial" w:hAnsi="Arial"/>
-                <w:b w:val="false"/>
-                <w:bCs w:val="false"/>
-                <w:i w:val="false"/>
-                <w:iCs w:val="false"/>
-                <w:color w:val="000000"/>
-                <w:sz w:val="18"/>
-                <w:szCs w:val="18"/>
-              </w:rPr>
-              <w:t xml:space="preserve">–  Medical imaging technician: using ultrasound wave principles in Kenyan hospitals for diagnostic scanning (e.g., Kenyatta National Hospital).</w:t>
-            </w:r>
-          </w:p>
-          <w:p>
-            <w:pPr>
-              <w:spacing w:after="30" w:before="0"/>
-              <w:ind w:left="360" w:hanging="180"/>
-              <w:jc w:val="left"/>
-            </w:pPr>
-            <w:r>
-              <w:rPr>
-                <w:rFonts w:ascii="Arial" w:cs="Arial" w:eastAsia="Arial" w:hAnsi="Arial"/>
-                <w:b w:val="false"/>
-                <w:bCs w:val="false"/>
-                <w:i w:val="false"/>
-                <w:iCs w:val="false"/>
-                <w:color w:val="000000"/>
-                <w:sz w:val="18"/>
-                <w:szCs w:val="18"/>
-              </w:rPr>
-              <w:t xml:space="preserve">–  Civil/structural engineer: assessing and mitigating the destructive effects of seismic and water waves on roads, bridges, and buildings across Kenya.</w:t>
-            </w:r>
-          </w:p>
-          <w:p>
-            <w:pPr>
-              <w:spacing w:after="30" w:before="0"/>
-              <w:ind w:left="360" w:hanging="180"/>
-              <w:jc w:val="left"/>
-            </w:pPr>
-            <w:r>
-              <w:rPr>
-                <w:rFonts w:ascii="Arial" w:cs="Arial" w:eastAsia="Arial" w:hAnsi="Arial"/>
-                <w:b w:val="false"/>
-                <w:bCs w:val="false"/>
-                <w:i w:val="false"/>
-                <w:iCs w:val="false"/>
-                <w:color w:val="000000"/>
-                <w:sz w:val="18"/>
-                <w:szCs w:val="18"/>
-              </w:rPr>
-              <w:t xml:space="preserve">–  Meteorologist: applying wave properties to interpret weather radar and satellite data for forecasting rainfall patterns in the Rift Valley and coastal regions.</w:t>
-            </w:r>
-          </w:p>
-          <w:p>
-            <w:pPr>
-              <w:spacing w:after="30" w:before="0"/>
-              <w:ind w:left="360" w:hanging="180"/>
-              <w:jc w:val="left"/>
-            </w:pPr>
-            <w:r>
-              <w:rPr>
-                <w:rFonts w:ascii="Arial" w:cs="Arial" w:eastAsia="Arial" w:hAnsi="Arial"/>
-                <w:b w:val="false"/>
-                <w:bCs w:val="false"/>
-                <w:i w:val="false"/>
-                <w:iCs w:val="false"/>
-                <w:color w:val="000000"/>
-                <w:sz w:val="18"/>
-                <w:szCs w:val="18"/>
-              </w:rPr>
-              <w:t xml:space="preserve">–  Road-safety officer: leveraging reflection and refraction principles in the design of road signage, cats-eye reflectors, and speed-camera systems on Kenyan highways.</w:t>
-            </w:r>
-          </w:p>
-        </w:tc>
-      </w:tr>
-      <w:tr>
-        <w:tc>
-          <w:tcPr>
-            <w:tcW w:type="dxa" w:w="3000"/>
-            <w:shd w:fill="D5E8F0" w:color="auto" w:val="clear"/>
-            <w:tcMar>
-              <w:top w:type="dxa" w:w="60"/>
-              <w:left w:type="dxa" w:w="120"/>
-              <w:bottom w:type="dxa" w:w="60"/>
-              <w:right w:type="dxa" w:w="120"/>
-            </w:tcMar>
-            <w:vAlign w:val="top"/>
-          </w:tcPr>
-          <w:p>
-            <w:pPr>
-              <w:spacing w:after="40" w:before="0"/>
-              <w:jc w:val="left"/>
-            </w:pPr>
-            <w:r>
-              <w:rPr>
-                <w:rFonts w:ascii="Arial" w:cs="Arial" w:eastAsia="Arial" w:hAnsi="Arial"/>
-                <w:b/>
-                <w:bCs/>
-                <w:i w:val="false"/>
-                <w:iCs w:val="false"/>
-                <w:color w:val="000000"/>
-                <w:sz w:val="18"/>
-                <w:szCs w:val="18"/>
-              </w:rPr>
-              <w:t xml:space="preserve">Focus for Lessons</w:t>
-            </w:r>
-          </w:p>
-        </w:tc>
-        <w:tc>
-          <w:tcPr>
-            <w:tcW w:type="dxa" w:w="10680"/>
-            <w:shd w:fill="FFFFFF" w:color="auto" w:val="clear"/>
-            <w:tcMar>
-              <w:top w:type="dxa" w:w="60"/>
-              <w:left w:type="dxa" w:w="120"/>
-              <w:bottom w:type="dxa" w:w="60"/>
-              <w:right w:type="dxa" w:w="120"/>
-            </w:tcMar>
-            <w:vAlign w:val="top"/>
-          </w:tcPr>
-          <w:p>
-            <w:pPr>
-              <w:spacing w:after="40" w:before="0"/>
-              <w:jc w:val="left"/>
-            </w:pPr>
-            <w:r>
-              <w:rPr>
-                <w:rFonts w:ascii="Arial" w:cs="Arial" w:eastAsia="Arial" w:hAnsi="Arial"/>
-                <w:b w:val="false"/>
-                <w:bCs w:val="false"/>
-                <w:i w:val="false"/>
-                <w:iCs w:val="false"/>
-                <w:color w:val="000000"/>
-                <w:sz w:val="18"/>
-                <w:szCs w:val="18"/>
-              </w:rPr>
-              <w:t xml:space="preserve">This unit investigates the nature, properties, and real-life applications of waves, anchored in the observable and puzzling behaviour of sound and water waves within Kenyan everyday contexts — from the echo heard across the walls of Nairobi's tall buildings to the way waves batter the Mombasa coastline. Learners progress from building a precise wave vocabulary and mastering the wave equation, through hands-on experiments on reflection, refraction, and diffraction, to critically evaluating the impact of waves on Kenya's communities, marine ecosystems, and infrastructure. Throughout, the storyline is driven by the question of how invisible energy travelling as waves shapes the safety, technology, and environment of daily Kenyan life.</w:t>
-            </w:r>
-          </w:p>
-        </w:tc>
-      </w:tr>
-      <w:tr>
-        <w:tc>
-          <w:tcPr>
-            <w:tcW w:type="dxa" w:w="3000"/>
-            <w:shd w:fill="EAD1F5" w:color="auto" w:val="clear"/>
-            <w:tcMar>
-              <w:top w:type="dxa" w:w="60"/>
-              <w:left w:type="dxa" w:w="120"/>
-              <w:bottom w:type="dxa" w:w="60"/>
-              <w:right w:type="dxa" w:w="120"/>
-            </w:tcMar>
-            <w:vAlign w:val="top"/>
-          </w:tcPr>
-          <w:p>
-            <w:pPr>
-              <w:spacing w:after="40" w:before="0"/>
-              <w:jc w:val="left"/>
-            </w:pPr>
-            <w:r>
-              <w:rPr>
-                <w:rFonts w:ascii="Arial" w:cs="Arial" w:eastAsia="Arial" w:hAnsi="Arial"/>
-                <w:b/>
-                <w:bCs/>
-                <w:i w:val="false"/>
-                <w:iCs w:val="false"/>
-                <w:color w:val="000000"/>
-                <w:sz w:val="18"/>
-                <w:szCs w:val="18"/>
-              </w:rPr>
-              <w:t xml:space="preserve">Driving Question / Key Inquiry Questions</w:t>
-            </w:r>
-          </w:p>
-        </w:tc>
-        <w:tc>
-          <w:tcPr>
-            <w:tcW w:type="dxa" w:w="10680"/>
-            <w:shd w:fill="FFFFFF" w:color="auto" w:val="clear"/>
-            <w:tcMar>
-              <w:top w:type="dxa" w:w="60"/>
-              <w:left w:type="dxa" w:w="120"/>
-              <w:bottom w:type="dxa" w:w="60"/>
-              <w:right w:type="dxa" w:w="120"/>
-            </w:tcMar>
-            <w:vAlign w:val="top"/>
-          </w:tcPr>
-          <w:p>
-            <w:pPr>
-              <w:spacing w:after="40" w:before="0"/>
-              <w:jc w:val="left"/>
-            </w:pPr>
-            <w:r>
-              <w:rPr>
-                <w:rFonts w:ascii="Arial" w:cs="Arial" w:eastAsia="Arial" w:hAnsi="Arial"/>
-                <w:b w:val="false"/>
-                <w:bCs w:val="false"/>
-                <w:i w:val="false"/>
-                <w:iCs w:val="false"/>
-                <w:color w:val="000000"/>
-                <w:sz w:val="18"/>
-                <w:szCs w:val="18"/>
-              </w:rPr>
-              <w:t xml:space="preserve">DRIVING QUESTION: How do waves carry energy through our environment — and how can understanding their behaviour protect Kenyan communities, improve technology, and help us make sense of the world around us?</w:t>
-            </w:r>
-          </w:p>
-          <w:p>
-            <w:pPr>
-              <w:spacing w:after="40" w:before="0"/>
-              <w:jc w:val="left"/>
-            </w:pPr>
-            <w:r>
-              <w:rPr>
-                <w:rFonts w:ascii="Arial" w:cs="Arial" w:eastAsia="Arial" w:hAnsi="Arial"/>
-                <w:b w:val="false"/>
-                <w:bCs w:val="false"/>
-                <w:i w:val="false"/>
-                <w:iCs w:val="false"/>
-                <w:color w:val="000000"/>
-                <w:sz w:val="18"/>
-                <w:szCs w:val="18"/>
-              </w:rPr>
-              <w:t xml:space="preserve"/>
-            </w:r>
-          </w:p>
-          <w:p>
-            <w:pPr>
-              <w:spacing w:after="40" w:before="0"/>
-              <w:jc w:val="left"/>
-            </w:pPr>
-            <w:r>
-              <w:rPr>
-                <w:rFonts w:ascii="Arial" w:cs="Arial" w:eastAsia="Arial" w:hAnsi="Arial"/>
-                <w:b w:val="false"/>
-                <w:bCs w:val="false"/>
-                <w:i w:val="false"/>
-                <w:iCs w:val="false"/>
-                <w:color w:val="000000"/>
-                <w:sz w:val="18"/>
-                <w:szCs w:val="18"/>
-              </w:rPr>
-              <w:t xml:space="preserve">KICD KEY INQUIRY QUESTIONS:</w:t>
-            </w:r>
-          </w:p>
-          <w:p>
-            <w:pPr>
-              <w:spacing w:after="40" w:before="0"/>
-              <w:jc w:val="left"/>
-            </w:pPr>
-            <w:r>
-              <w:rPr>
-                <w:rFonts w:ascii="Arial" w:cs="Arial" w:eastAsia="Arial" w:hAnsi="Arial"/>
-                <w:b w:val="false"/>
-                <w:bCs w:val="false"/>
-                <w:i w:val="false"/>
-                <w:iCs w:val="false"/>
-                <w:color w:val="000000"/>
-                <w:sz w:val="18"/>
-                <w:szCs w:val="18"/>
-              </w:rPr>
-              <w:t xml:space="preserve">1. How are waves applicable in our day-to-day life?</w:t>
-            </w:r>
-          </w:p>
-          <w:p>
-            <w:pPr>
-              <w:spacing w:after="40" w:before="0"/>
-              <w:jc w:val="left"/>
-            </w:pPr>
-            <w:r>
-              <w:rPr>
-                <w:rFonts w:ascii="Arial" w:cs="Arial" w:eastAsia="Arial" w:hAnsi="Arial"/>
-                <w:b w:val="false"/>
-                <w:bCs w:val="false"/>
-                <w:i w:val="false"/>
-                <w:iCs w:val="false"/>
-                <w:color w:val="000000"/>
-                <w:sz w:val="18"/>
-                <w:szCs w:val="18"/>
-              </w:rPr>
-              <w:t xml:space="preserve">2. How do waves affect our environment?</w:t>
-            </w:r>
-          </w:p>
-        </w:tc>
-      </w:tr>
-      <w:tr>
-        <w:tc>
-          <w:tcPr>
-            <w:tcW w:type="dxa" w:w="3000"/>
-            <w:shd w:fill="EAD1F5" w:color="auto" w:val="clear"/>
-            <w:tcMar>
-              <w:top w:type="dxa" w:w="60"/>
-              <w:left w:type="dxa" w:w="120"/>
-              <w:bottom w:type="dxa" w:w="60"/>
-              <w:right w:type="dxa" w:w="120"/>
-            </w:tcMar>
-            <w:vAlign w:val="top"/>
-          </w:tcPr>
-          <w:p>
-            <w:pPr>
-              <w:spacing w:after="40" w:before="0"/>
-              <w:jc w:val="left"/>
-            </w:pPr>
-            <w:r>
-              <w:rPr>
-                <w:rFonts w:ascii="Arial" w:cs="Arial" w:eastAsia="Arial" w:hAnsi="Arial"/>
-                <w:b/>
-                <w:bCs/>
-                <w:i w:val="false"/>
-                <w:iCs w:val="false"/>
-                <w:color w:val="000000"/>
-                <w:sz w:val="18"/>
-                <w:szCs w:val="18"/>
-              </w:rPr>
-              <w:t xml:space="preserve">Anchoring Phenomenon</w:t>
-            </w:r>
-          </w:p>
-        </w:tc>
-        <w:tc>
-          <w:tcPr>
-            <w:tcW w:type="dxa" w:w="10680"/>
-            <w:shd w:fill="FFFFFF" w:color="auto" w:val="clear"/>
-            <w:tcMar>
-              <w:top w:type="dxa" w:w="60"/>
-              <w:left w:type="dxa" w:w="120"/>
-              <w:bottom w:type="dxa" w:w="60"/>
-              <w:right w:type="dxa" w:w="120"/>
-            </w:tcMar>
-            <w:vAlign w:val="top"/>
-          </w:tcPr>
-          <w:p>
-            <w:pPr>
-              <w:spacing w:after="40" w:before="0"/>
-              <w:jc w:val="left"/>
-            </w:pPr>
-            <w:r>
-              <w:rPr>
-                <w:rFonts w:ascii="Arial" w:cs="Arial" w:eastAsia="Arial" w:hAnsi="Arial"/>
-                <w:b w:val="false"/>
-                <w:bCs w:val="false"/>
-                <w:i w:val="false"/>
-                <w:iCs w:val="false"/>
-                <w:color w:val="000000"/>
-                <w:sz w:val="18"/>
-                <w:szCs w:val="18"/>
-              </w:rPr>
-              <w:t xml:space="preserve">A fisherman on the shores of Lake Victoria, near Kisumu, notices something puzzling during a fierce evening storm: he can hear the deep rumble of thunder from a distant lightning strike long after he sees the flash, and the sound seems to bend around the rocky headland so that it reaches him even when the storm is clearly behind the cliff. At the same time, the water waves radiating outward from the centre of the storm change direction as they cross from the deep open lake into the shallower bay near the shore, and they seem to spread around the headland and into the protected cove — even though there is no straight-line path from the storm to that cove. Students are asked: how can sound reach a place it should not be able to reach, why does water change direction at the shallow edge, and what does any of this have to do with the mobile-phone signal that fades when you go behind a hill in the Rift Valley? This multi-sensory, locally grounded phenomenon is puzzling because learners have everyday experience of sound and water but cannot yet explain the bending, bouncing, and spreading of wave energy using scientific language or mathematical relationships.</w:t>
-            </w:r>
-          </w:p>
-        </w:tc>
-      </w:tr>
-      <w:tr>
-        <w:tc>
-          <w:tcPr>
-            <w:tcW w:type="dxa" w:w="3000"/>
-            <w:shd w:fill="D9EEF1" w:color="auto" w:val="clear"/>
-            <w:tcMar>
-              <w:top w:type="dxa" w:w="60"/>
-              <w:left w:type="dxa" w:w="120"/>
-              <w:bottom w:type="dxa" w:w="60"/>
-              <w:right w:type="dxa" w:w="120"/>
-            </w:tcMar>
-            <w:vAlign w:val="top"/>
-          </w:tcPr>
-          <w:p>
-            <w:pPr>
-              <w:spacing w:after="40" w:before="0"/>
-              <w:jc w:val="left"/>
-            </w:pPr>
-            <w:r>
-              <w:rPr>
-                <w:rFonts w:ascii="Arial" w:cs="Arial" w:eastAsia="Arial" w:hAnsi="Arial"/>
-                <w:b/>
-                <w:bCs/>
-                <w:i w:val="false"/>
-                <w:iCs w:val="false"/>
-                <w:color w:val="000000"/>
-                <w:sz w:val="18"/>
-                <w:szCs w:val="18"/>
-              </w:rPr>
-              <w:t xml:space="preserve">Storyline Thread</w:t>
-            </w:r>
-          </w:p>
-        </w:tc>
-        <w:tc>
-          <w:tcPr>
-            <w:tcW w:type="dxa" w:w="10680"/>
-            <w:shd w:fill="FFFFFF" w:color="auto" w:val="clear"/>
-            <w:tcMar>
-              <w:top w:type="dxa" w:w="60"/>
-              <w:left w:type="dxa" w:w="120"/>
-              <w:bottom w:type="dxa" w:w="60"/>
-              <w:right w:type="dxa" w:w="120"/>
-            </w:tcMar>
-            <w:vAlign w:val="top"/>
-          </w:tcPr>
-          <w:p>
-            <w:pPr>
-              <w:spacing w:after="40" w:before="0"/>
-              <w:jc w:val="left"/>
-            </w:pPr>
-            <w:r>
-              <w:rPr>
-                <w:rFonts w:ascii="Arial" w:cs="Arial" w:eastAsia="Arial" w:hAnsi="Arial"/>
-                <w:b w:val="false"/>
-                <w:bCs w:val="false"/>
-                <w:i w:val="false"/>
-                <w:iCs w:val="false"/>
-                <w:color w:val="000000"/>
-                <w:sz w:val="18"/>
-                <w:szCs w:val="18"/>
-              </w:rPr>
-              <w:t xml:space="preserve">Lesson 1: ANCHORING PHENOMENON &amp; WAVE VOCABULARY — Students encounter the Lake Victoria fisherman scenario through a short narrated audio clip and a photograph of the Kisumu shoreline during a storm. In the Predict phase, learners write individual predictions explaining why the fisherman hears thunder from behind a cliff. Class shares predictions; teacher records them on the Driving Question Board (DQB). Learners then use print or non-print media to research wave terminology (wavelength, period, amplitude, frequency, velocity) and construct a labelled wave diagram with Kenyan-context annotations (e.g., marking the wavelength of a Lake Victoria water wave versus a spoken Swahili vowel sound). Lesson closes with learners adding their first "What I wonder…" sticky notes to the DQB.</w:t>
-            </w:r>
-          </w:p>
-          <w:p>
-            <w:pPr>
-              <w:spacing w:after="40" w:before="0"/>
-              <w:jc w:val="left"/>
-            </w:pPr>
-            <w:r>
-              <w:rPr>
-                <w:rFonts w:ascii="Arial" w:cs="Arial" w:eastAsia="Arial" w:hAnsi="Arial"/>
-                <w:b w:val="false"/>
-                <w:bCs w:val="false"/>
-                <w:i w:val="false"/>
-                <w:iCs w:val="false"/>
-                <w:color w:val="000000"/>
-                <w:sz w:val="18"/>
-                <w:szCs w:val="18"/>
-              </w:rPr>
-              <w:t xml:space="preserve"/>
-            </w:r>
-          </w:p>
-          <w:p>
-            <w:pPr>
-              <w:spacing w:after="40" w:before="0"/>
-              <w:jc w:val="left"/>
-            </w:pPr>
-            <w:r>
-              <w:rPr>
-                <w:rFonts w:ascii="Arial" w:cs="Arial" w:eastAsia="Arial" w:hAnsi="Arial"/>
-                <w:b w:val="false"/>
-                <w:bCs w:val="false"/>
-                <w:i w:val="false"/>
-                <w:iCs w:val="false"/>
-                <w:color w:val="000000"/>
-                <w:sz w:val="18"/>
-                <w:szCs w:val="18"/>
-              </w:rPr>
-              <w:t xml:space="preserve">Lesson 2: THE WAVE EQUATION — Building on vocabulary, learners Observe a teacher demonstration using a slinky spring and a ripple tank (or simulation) to show that a faster-vibrating source produces shorter-wavelength waves. Students measure period and frequency from the demonstration, then derive the relationship v = fλ through guided questioning (WAIT TIME: 30 seconds after each prompt; cold-call minimum 4 students per key step). Explain phase: learners solve a set of four numerical problems contextualised in Kenya — calculating the wavelength of a Nairobi FM radio station (e.g., 98.4 MHz), the speed of sound during a Mombasa echo, the frequency of a fisherman's boat-engine vibration on Lake Victoria, and the period of a coastal Indian Ocean swell. Learners update the DQB with new understanding and refine their anchoring-phenomenon predictions.</w:t>
-            </w:r>
-          </w:p>
-          <w:p>
-            <w:pPr>
-              <w:spacing w:after="40" w:before="0"/>
-              <w:jc w:val="left"/>
-            </w:pPr>
-            <w:r>
-              <w:rPr>
-                <w:rFonts w:ascii="Arial" w:cs="Arial" w:eastAsia="Arial" w:hAnsi="Arial"/>
-                <w:b w:val="false"/>
-                <w:bCs w:val="false"/>
-                <w:i w:val="false"/>
-                <w:iCs w:val="false"/>
-                <w:color w:val="000000"/>
-                <w:sz w:val="18"/>
-                <w:szCs w:val="18"/>
-              </w:rPr>
-              <w:t xml:space="preserve"/>
-            </w:r>
-          </w:p>
-          <w:p>
-            <w:pPr>
-              <w:spacing w:after="40" w:before="0"/>
-              <w:jc w:val="left"/>
-            </w:pPr>
-            <w:r>
-              <w:rPr>
-                <w:rFonts w:ascii="Arial" w:cs="Arial" w:eastAsia="Arial" w:hAnsi="Arial"/>
-                <w:b w:val="false"/>
-                <w:bCs w:val="false"/>
-                <w:i w:val="false"/>
-                <w:iCs w:val="false"/>
-                <w:color w:val="000000"/>
-                <w:sz w:val="18"/>
-                <w:szCs w:val="18"/>
-              </w:rPr>
-              <w:t xml:space="preserve">Lesson 3: REFLECTION OF WAVES — Predict phase: learners predict what will happen to a torch-beam (or sound pulse) when it hits a hard flat wall versus a curved wall. Observe phase: learners carry out the echo experiment — standing measured distances from the school's perimeter wall, clapping rhythmically and timing echoes to calculate sound speed; results are recorded and compared across groups. Explain phase: learners draw incident and reflected ray diagrams for sound at the Nairobi building walls, connecting back to the fisherman hearing sound from "behind" the cliff. Teacher introduces the law of reflection using protractor measurements from the experiment. DQB updated: "Reflection explains part of the fisherman's puzzle — but does it explain the sound going AROUND the headland?"</w:t>
-            </w:r>
-          </w:p>
-          <w:p>
-            <w:pPr>
-              <w:spacing w:after="40" w:before="0"/>
-              <w:jc w:val="left"/>
-            </w:pPr>
-            <w:r>
-              <w:rPr>
-                <w:rFonts w:ascii="Arial" w:cs="Arial" w:eastAsia="Arial" w:hAnsi="Arial"/>
-                <w:b w:val="false"/>
-                <w:bCs w:val="false"/>
-                <w:i w:val="false"/>
-                <w:iCs w:val="false"/>
-                <w:color w:val="000000"/>
-                <w:sz w:val="18"/>
-                <w:szCs w:val="18"/>
-              </w:rPr>
-              <w:t xml:space="preserve"/>
-            </w:r>
-          </w:p>
-          <w:p>
-            <w:pPr>
-              <w:spacing w:after="40" w:before="0"/>
-              <w:jc w:val="left"/>
-            </w:pPr>
-            <w:r>
-              <w:rPr>
-                <w:rFonts w:ascii="Arial" w:cs="Arial" w:eastAsia="Arial" w:hAnsi="Arial"/>
-                <w:b w:val="false"/>
-                <w:bCs w:val="false"/>
-                <w:i w:val="false"/>
-                <w:iCs w:val="false"/>
-                <w:color w:val="000000"/>
-                <w:sz w:val="18"/>
-                <w:szCs w:val="18"/>
-              </w:rPr>
-              <w:t xml:space="preserve">Lesson 4: REFRACTION OF WAVES — Predict phase: learners predict whether sound travels faster in warm air (above hot ugali on a jiko) or cool air and what happens to its direction. Observe phase: learners watch a video clip showing water waves bending as they cross from deep to shallow water in a ripple tank, with a Mombasa coastal-swell footage clip as a real-life parallel. They illustrate the concept diagrammatically (incident ray, refracted ray, normal, boundary). Explain phase: learners discuss in groups why the Lamu fishermen's calls travel farther at night (temperature inversion refracts sound downward), and connect this to the matatu FM-radio fading in the Rift Valley. Numerical problem: given wave speed changes from 340 m/s to 320 m/s at an air-temperature boundary, calculate the new wavelength if frequency is constant. DQB updated with the refraction explanation for shallow-water bending.</w:t>
-            </w:r>
-          </w:p>
-          <w:p>
-            <w:pPr>
-              <w:spacing w:after="40" w:before="0"/>
-              <w:jc w:val="left"/>
-            </w:pPr>
-            <w:r>
-              <w:rPr>
-                <w:rFonts w:ascii="Arial" w:cs="Arial" w:eastAsia="Arial" w:hAnsi="Arial"/>
-                <w:b w:val="false"/>
-                <w:bCs w:val="false"/>
-                <w:i w:val="false"/>
-                <w:iCs w:val="false"/>
-                <w:color w:val="000000"/>
-                <w:sz w:val="18"/>
-                <w:szCs w:val="18"/>
-              </w:rPr>
-              <w:t xml:space="preserve"/>
-            </w:r>
-          </w:p>
-          <w:p>
-            <w:pPr>
-              <w:spacing w:after="40" w:before="0"/>
-              <w:jc w:val="left"/>
-            </w:pPr>
-            <w:r>
-              <w:rPr>
-                <w:rFonts w:ascii="Arial" w:cs="Arial" w:eastAsia="Arial" w:hAnsi="Arial"/>
-                <w:b w:val="false"/>
-                <w:bCs w:val="false"/>
-                <w:i w:val="false"/>
-                <w:iCs w:val="false"/>
-                <w:color w:val="000000"/>
-                <w:sz w:val="18"/>
-                <w:szCs w:val="18"/>
-              </w:rPr>
-              <w:t xml:space="preserve">Lesson 5: DIFFRACTION OF WAVES — Predict phase: learners predict whether they can hear a person speaking on the other side of a doorway without seeing them, and why. Observe phase: learners carry out the experiment establishing that sound waves can be heard round a corner — one group claps or speaks near an open classroom doorway while others listen around the corner at increasing distances; results are recorded. They also watch a simulation of water waves diffracting through a gap of varying width. Explain phase: learners construct ray/wavefront diagrams showing diffraction through a narrow gap (representing the rocky headland cove from the anchoring phenomenon) and a wide gap. Learners connect diffraction to mobile-phone signals bending around hills in the Rift Valley and to the spread of radio waves between Nairobi and Kisumu. DQB updated: the full anchoring phenomenon (echo = reflection; shallow-bay bending = refraction; sound around the headland = diffraction) is now explained in learner-generated notes.</w:t>
-            </w:r>
-          </w:p>
-          <w:p>
-            <w:pPr>
-              <w:spacing w:after="40" w:before="0"/>
-              <w:jc w:val="left"/>
-            </w:pPr>
-            <w:r>
-              <w:rPr>
-                <w:rFonts w:ascii="Arial" w:cs="Arial" w:eastAsia="Arial" w:hAnsi="Arial"/>
-                <w:b w:val="false"/>
-                <w:bCs w:val="false"/>
-                <w:i w:val="false"/>
-                <w:iCs w:val="false"/>
-                <w:color w:val="000000"/>
-                <w:sz w:val="18"/>
-                <w:szCs w:val="18"/>
-              </w:rPr>
-              <w:t xml:space="preserve"/>
-            </w:r>
-          </w:p>
-          <w:p>
-            <w:pPr>
-              <w:spacing w:after="40" w:before="0"/>
-              <w:jc w:val="left"/>
-            </w:pPr>
-            <w:r>
-              <w:rPr>
-                <w:rFonts w:ascii="Arial" w:cs="Arial" w:eastAsia="Arial" w:hAnsi="Arial"/>
-                <w:b w:val="false"/>
-                <w:bCs w:val="false"/>
-                <w:i w:val="false"/>
-                <w:iCs w:val="false"/>
-                <w:color w:val="000000"/>
-                <w:sz w:val="18"/>
-                <w:szCs w:val="18"/>
-              </w:rPr>
-              <w:t xml:space="preserve">Lesson 6: APPLICATIONS OF WAVE PROPERTIES IN REAL LIFE — Learners move into an Explain/Apply phase. Working in groups, they research one assigned application each: (a) SONAR for depth-sounding by Kenya Marine and Fisheries Research Institute on Lake Victoria; (b) ultrasound scanning at Kenyatta National Hospital; (c) cats-eye road reflectors and speed cameras on the Nairobi–Mombasa highway; (d) earthquake (seismic) wave monitoring by the Kenya Meteorological Department. Groups create a poster or digital slide and present to the class (3 minutes each, followed by 2 minutes of peer questions). Teacher facilitates a whole-class discussion linking each application back to reflection, refraction, or diffraction. DQB: learners add application cards beside the corresponding wave property.</w:t>
-            </w:r>
-          </w:p>
-          <w:p>
-            <w:pPr>
-              <w:spacing w:after="40" w:before="0"/>
-              <w:jc w:val="left"/>
-            </w:pPr>
-            <w:r>
-              <w:rPr>
-                <w:rFonts w:ascii="Arial" w:cs="Arial" w:eastAsia="Arial" w:hAnsi="Arial"/>
-                <w:b w:val="false"/>
-                <w:bCs w:val="false"/>
-                <w:i w:val="false"/>
-                <w:iCs w:val="false"/>
-                <w:color w:val="000000"/>
-                <w:sz w:val="18"/>
-                <w:szCs w:val="18"/>
-              </w:rPr>
-              <w:t xml:space="preserve"/>
-            </w:r>
-          </w:p>
-          <w:p>
-            <w:pPr>
-              <w:spacing w:after="40" w:before="0"/>
-              <w:jc w:val="left"/>
-            </w:pPr>
-            <w:r>
-              <w:rPr>
-                <w:rFonts w:ascii="Arial" w:cs="Arial" w:eastAsia="Arial" w:hAnsi="Arial"/>
-                <w:b w:val="false"/>
-                <w:bCs w:val="false"/>
-                <w:i w:val="false"/>
-                <w:iCs w:val="false"/>
-                <w:color w:val="000000"/>
-                <w:sz w:val="18"/>
-                <w:szCs w:val="18"/>
-              </w:rPr>
-              <w:t xml:space="preserve">Lesson 7: EFFECTS OF WAVES ON THE ENVIRONMENT &amp; MITIGATION — Observe/Research phase: learners use print or non-print media to search for information on the effect of waves on the environment — coastal erosion at Mombasa and Lamu, impact of seismic waves on Nairobi's infrastructure, noise pollution from wave energy in urban areas, and disruption of marine ecosystems in Lake Victoria. Explain phase: learners discuss mitigation measures (sea walls, building codes, noise barriers, marine protected areas) with peers and record findings. A structured debate (teams of 3) addresses: "Should Kenya invest in a coastal wave-energy power station? What are the environmental trade-offs?" DQB updated with environmental impact and mitigation cards. Learners begin drafting their cumulative model.</w:t>
-            </w:r>
-          </w:p>
-          <w:p>
-            <w:pPr>
-              <w:spacing w:after="40" w:before="0"/>
-              <w:jc w:val="left"/>
-            </w:pPr>
-            <w:r>
-              <w:rPr>
-                <w:rFonts w:ascii="Arial" w:cs="Arial" w:eastAsia="Arial" w:hAnsi="Arial"/>
-                <w:b w:val="false"/>
-                <w:bCs w:val="false"/>
-                <w:i w:val="false"/>
-                <w:iCs w:val="false"/>
-                <w:color w:val="000000"/>
-                <w:sz w:val="18"/>
-                <w:szCs w:val="18"/>
-              </w:rPr>
-              <w:t xml:space="preserve"/>
-            </w:r>
-          </w:p>
-          <w:p>
-            <w:pPr>
-              <w:spacing w:after="40" w:before="0"/>
-              <w:jc w:val="left"/>
-            </w:pPr>
-            <w:r>
-              <w:rPr>
-                <w:rFonts w:ascii="Arial" w:cs="Arial" w:eastAsia="Arial" w:hAnsi="Arial"/>
-                <w:b w:val="false"/>
-                <w:bCs w:val="false"/>
-                <w:i w:val="false"/>
-                <w:iCs w:val="false"/>
-                <w:color w:val="000000"/>
-                <w:sz w:val="18"/>
-                <w:szCs w:val="18"/>
-              </w:rPr>
-              <w:t xml:space="preserve">Lesson 8: MODEL BUILDING, NUMERICAL CONSOLIDATION &amp; DQB CLOSURE — Learners individually complete a final set of mixed numerical problems (wave equation, echo-distance calculation, wavelength shift on refraction) using the wave equation in contexts drawn from across the unit's Kenyan scenarios. Then, in pairs, they produce or refine their cumulative annotated diagram (Model Building phase) showing: the Lake Victoria anchoring phenomenon with labelled reflection (echo off cliff), refraction (shallow bay), and diffraction (sound around headland); the wave equation linking their measurements; and at least two real-life applications and one environmental impact with a mitigation measure. Class reconvenes for DQB Closure — teacher reads each original "I wonder…" question aloud; cold-calls a student to answer using evidence from the unit (minimum 6 students called). Unanswered questions are flagged for further inquiry. Unit closes with learners writing a one-paragraph "Scientist's Statement" explaining to a Kisumu fisherman how wave science keeps coastal communities safer.</w:t>
-            </w:r>
-          </w:p>
-        </w:tc>
-      </w:tr>
-      <w:tr>
-        <w:tc>
-          <w:tcPr>
-            <w:tcW w:type="dxa" w:w="3000"/>
-            <w:shd w:fill="EAD1F5" w:color="auto" w:val="clear"/>
-            <w:tcMar>
-              <w:top w:type="dxa" w:w="60"/>
-              <w:left w:type="dxa" w:w="120"/>
-              <w:bottom w:type="dxa" w:w="60"/>
-              <w:right w:type="dxa" w:w="120"/>
-            </w:tcMar>
-            <w:vAlign w:val="top"/>
-          </w:tcPr>
-          <w:p>
-            <w:pPr>
-              <w:spacing w:after="40" w:before="0"/>
-              <w:jc w:val="left"/>
-            </w:pPr>
-            <w:r>
-              <w:rPr>
-                <w:rFonts w:ascii="Arial" w:cs="Arial" w:eastAsia="Arial" w:hAnsi="Arial"/>
-                <w:b/>
-                <w:bCs/>
-                <w:i w:val="false"/>
-                <w:iCs w:val="false"/>
-                <w:color w:val="000000"/>
-                <w:sz w:val="18"/>
-                <w:szCs w:val="18"/>
-              </w:rPr>
-              <w:t xml:space="preserve">Supporting Phenomena</w:t>
-            </w:r>
-          </w:p>
-        </w:tc>
-        <w:tc>
-          <w:tcPr>
-            <w:tcW w:type="dxa" w:w="10680"/>
-            <w:shd w:fill="FFFFFF" w:color="auto" w:val="clear"/>
-            <w:tcMar>
-              <w:top w:type="dxa" w:w="60"/>
-              <w:left w:type="dxa" w:w="120"/>
-              <w:bottom w:type="dxa" w:w="60"/>
-              <w:right w:type="dxa" w:w="120"/>
-            </w:tcMar>
-            <w:vAlign w:val="top"/>
-          </w:tcPr>
-          <w:p>
-            <w:pPr>
-              <w:spacing w:after="30" w:before="0"/>
-              <w:ind w:left="360" w:hanging="180"/>
-              <w:jc w:val="left"/>
-            </w:pPr>
-            <w:r>
-              <w:rPr>
-                <w:rFonts w:ascii="Arial" w:cs="Arial" w:eastAsia="Arial" w:hAnsi="Arial"/>
-                <w:b w:val="false"/>
-                <w:bCs w:val="false"/>
-                <w:i w:val="false"/>
-                <w:iCs w:val="false"/>
-                <w:color w:val="000000"/>
-                <w:sz w:val="18"/>
-                <w:szCs w:val="18"/>
-              </w:rPr>
-              <w:t xml:space="preserve">–  A student clapping once between two parallel walls of a school building in Nairobi hears multiple distinct echoes — a clear, repeatable instance of sound-wave reflection that raises the question of what determines the time gap between echoes and the wave equation link to distance and speed.</w:t>
-            </w:r>
-          </w:p>
-          <w:p>
-            <w:pPr>
-              <w:spacing w:after="30" w:before="0"/>
-              <w:ind w:left="360" w:hanging="180"/>
-              <w:jc w:val="left"/>
-            </w:pPr>
-            <w:r>
-              <w:rPr>
-                <w:rFonts w:ascii="Arial" w:cs="Arial" w:eastAsia="Arial" w:hAnsi="Arial"/>
-                <w:b w:val="false"/>
-                <w:bCs w:val="false"/>
-                <w:i w:val="false"/>
-                <w:iCs w:val="false"/>
-                <w:color w:val="000000"/>
-                <w:sz w:val="18"/>
-                <w:szCs w:val="18"/>
-              </w:rPr>
-              <w:t xml:space="preserve">–  Matatu passengers travelling through the Rift Valley escarpment road notice that FM radio reception cuts in and out as the vehicle moves behind hills or into cuttings, illustrating diffraction and absorption of electromagnetic waves in a familiar transport context.</w:t>
-            </w:r>
-          </w:p>
-          <w:p>
-            <w:pPr>
-              <w:spacing w:after="30" w:before="0"/>
-              <w:ind w:left="360" w:hanging="180"/>
-              <w:jc w:val="left"/>
-            </w:pPr>
-            <w:r>
-              <w:rPr>
-                <w:rFonts w:ascii="Arial" w:cs="Arial" w:eastAsia="Arial" w:hAnsi="Arial"/>
-                <w:b w:val="false"/>
-                <w:bCs w:val="false"/>
-                <w:i w:val="false"/>
-                <w:iCs w:val="false"/>
-                <w:color w:val="000000"/>
-                <w:sz w:val="18"/>
-                <w:szCs w:val="18"/>
-              </w:rPr>
-              <w:t xml:space="preserve">–  During a Geography field trip to Mombasa, learners observe that ocean swells arriving from the open Indian Ocean slow down, shorten in wavelength, and bend toward the shore as the sea becomes shallower — a visible, real-time demonstration of wave refraction in water that parallels refraction of sound and light.</w:t>
-            </w:r>
-          </w:p>
-          <w:p>
-            <w:pPr>
-              <w:spacing w:after="30" w:before="0"/>
-              <w:ind w:left="360" w:hanging="180"/>
-              <w:jc w:val="left"/>
-            </w:pPr>
-            <w:r>
-              <w:rPr>
-                <w:rFonts w:ascii="Arial" w:cs="Arial" w:eastAsia="Arial" w:hAnsi="Arial"/>
-                <w:b w:val="false"/>
-                <w:bCs w:val="false"/>
-                <w:i w:val="false"/>
-                <w:iCs w:val="false"/>
-                <w:color w:val="000000"/>
-                <w:sz w:val="18"/>
-                <w:szCs w:val="18"/>
-              </w:rPr>
-              <w:t xml:space="preserve">–  Fishermen in Lamu use shouted calls that travel far over calm water at night but seem to disappear in the daytime bustle — a phenomenon explained by the refraction of sound waves as temperature layers in the air change from night to day, linking wave properties directly to the livelihoods of coastal Kenyan communities.</w:t>
-            </w:r>
-          </w:p>
-        </w:tc>
-      </w:tr>
-    </w:tbl>
-    <w:p>
-      <w:pPr>
-        <w:spacing w:after="120"/>
-      </w:pPr>
-      <w:r>
-        <w:t xml:space="preserve"/>
       </w:r>
     </w:p>
     <w:p>
@@ -3197,7 +3197,7 @@
             <w:pPr>
               <w:spacing w:after="20" w:before="0"/>
             </w:pPr>
-            <w:hyperlink w:history="1" r:id="rIdtyfsfo-rl1pgdtd8wyxk4">
+            <w:hyperlink w:history="1" r:id="rIdkh7jxggxzfihl8n0rjhgz">
               <w:r>
                 <w:rPr>
                   <w:rFonts w:ascii="Arial" w:cs="Arial" w:eastAsia="Arial" w:hAnsi="Arial"/>
@@ -3230,7 +3230,7 @@
               <w:spacing w:after="10" w:before="0"/>
               <w:ind w:left="120"/>
             </w:pPr>
-            <w:hyperlink w:history="1" r:id="rIdmyspoezvw4nbylbzsmrgc">
+            <w:hyperlink w:history="1" r:id="rIdkoouy5qd9ebowuufo14z2">
               <w:r>
                 <w:rPr>
                   <w:rFonts w:ascii="Arial" w:cs="Arial" w:eastAsia="Arial" w:hAnsi="Arial"/>
@@ -3275,7 +3275,7 @@
             <w:pPr>
               <w:spacing w:after="20" w:before="0"/>
             </w:pPr>
-            <w:hyperlink w:history="1" r:id="rId_teach2imrbv3oyoyisfu">
+            <w:hyperlink w:history="1" r:id="rIdj7l58pctun4pltdewbbjp">
               <w:r>
                 <w:rPr>
                   <w:rFonts w:ascii="Arial" w:cs="Arial" w:eastAsia="Arial" w:hAnsi="Arial"/>
@@ -3308,7 +3308,7 @@
               <w:spacing w:after="10" w:before="0"/>
               <w:ind w:left="120"/>
             </w:pPr>
-            <w:hyperlink w:history="1" r:id="rIdshrw_gmqz71kiiardn1lo">
+            <w:hyperlink w:history="1" r:id="rIdbq4yom9ce0iovdk2enfop">
               <w:r>
                 <w:rPr>
                   <w:rFonts w:ascii="Arial" w:cs="Arial" w:eastAsia="Arial" w:hAnsi="Arial"/>
@@ -3503,7 +3503,7 @@
             <w:pPr>
               <w:spacing w:after="20" w:before="0"/>
             </w:pPr>
-            <w:hyperlink w:history="1" r:id="rIdd1g73vi7txqy2n48xw5k8">
+            <w:hyperlink w:history="1" r:id="rId2tobs0cqmt3ujmq76vbh4">
               <w:r>
                 <w:rPr>
                   <w:rFonts w:ascii="Arial" w:cs="Arial" w:eastAsia="Arial" w:hAnsi="Arial"/>
@@ -3536,7 +3536,7 @@
               <w:spacing w:after="10" w:before="0"/>
               <w:ind w:left="120"/>
             </w:pPr>
-            <w:hyperlink w:history="1" r:id="rId36nou-_yfm90ba8uns0cn">
+            <w:hyperlink w:history="1" r:id="rId6ezgirworfeqohqgpntbo">
               <w:r>
                 <w:rPr>
                   <w:rFonts w:ascii="Arial" w:cs="Arial" w:eastAsia="Arial" w:hAnsi="Arial"/>
@@ -3581,7 +3581,7 @@
             <w:pPr>
               <w:spacing w:after="20" w:before="0"/>
             </w:pPr>
-            <w:hyperlink w:history="1" r:id="rId0wjp0zh2r9hi0dbbcwmvh">
+            <w:hyperlink w:history="1" r:id="rIdssulnkdnms2trvomi_oob">
               <w:r>
                 <w:rPr>
                   <w:rFonts w:ascii="Arial" w:cs="Arial" w:eastAsia="Arial" w:hAnsi="Arial"/>
@@ -3614,7 +3614,7 @@
               <w:spacing w:after="10" w:before="0"/>
               <w:ind w:left="120"/>
             </w:pPr>
-            <w:hyperlink w:history="1" r:id="rIdf0zuwcxo9forxg9asov9m">
+            <w:hyperlink w:history="1" r:id="rIdhfoinmgxsfzqrcas5mot0">
               <w:r>
                 <w:rPr>
                   <w:rFonts w:ascii="Arial" w:cs="Arial" w:eastAsia="Arial" w:hAnsi="Arial"/>
@@ -3809,7 +3809,7 @@
             <w:pPr>
               <w:spacing w:after="20" w:before="0"/>
             </w:pPr>
-            <w:hyperlink w:history="1" r:id="rId-dezgelb1bau57z1f5wbg">
+            <w:hyperlink w:history="1" r:id="rIduee048qhfifvuvgogsbcb">
               <w:r>
                 <w:rPr>
                   <w:rFonts w:ascii="Arial" w:cs="Arial" w:eastAsia="Arial" w:hAnsi="Arial"/>
@@ -3842,7 +3842,7 @@
               <w:spacing w:after="10" w:before="0"/>
               <w:ind w:left="120"/>
             </w:pPr>
-            <w:hyperlink w:history="1" r:id="rIdbx2w9zxkas32vooyzdv58">
+            <w:hyperlink w:history="1" r:id="rIds0p2yzzviyrqmzxuvczrq">
               <w:r>
                 <w:rPr>
                   <w:rFonts w:ascii="Arial" w:cs="Arial" w:eastAsia="Arial" w:hAnsi="Arial"/>
@@ -3887,7 +3887,7 @@
             <w:pPr>
               <w:spacing w:after="20" w:before="0"/>
             </w:pPr>
-            <w:hyperlink w:history="1" r:id="rIdmfsdvwfn4xyfgvhhx-bce">
+            <w:hyperlink w:history="1" r:id="rIdbm3jwflbem9t_xvv_bubc">
               <w:r>
                 <w:rPr>
                   <w:rFonts w:ascii="Arial" w:cs="Arial" w:eastAsia="Arial" w:hAnsi="Arial"/>
@@ -3920,7 +3920,7 @@
               <w:spacing w:after="10" w:before="0"/>
               <w:ind w:left="120"/>
             </w:pPr>
-            <w:hyperlink w:history="1" r:id="rId23usbjityadi6k7bjlbgz">
+            <w:hyperlink w:history="1" r:id="rIdw0_qd63t0htgabz8ld8ii">
               <w:r>
                 <w:rPr>
                   <w:rFonts w:ascii="Arial" w:cs="Arial" w:eastAsia="Arial" w:hAnsi="Arial"/>
@@ -4115,7 +4115,7 @@
             <w:pPr>
               <w:spacing w:after="20" w:before="0"/>
             </w:pPr>
-            <w:hyperlink w:history="1" r:id="rIdwh_vf2dzsikq1tci0ipsu">
+            <w:hyperlink w:history="1" r:id="rIdsnvcvdzs2uih8kzk5ew9k">
               <w:r>
                 <w:rPr>
                   <w:rFonts w:ascii="Arial" w:cs="Arial" w:eastAsia="Arial" w:hAnsi="Arial"/>
@@ -4148,7 +4148,7 @@
               <w:spacing w:after="10" w:before="0"/>
               <w:ind w:left="120"/>
             </w:pPr>
-            <w:hyperlink w:history="1" r:id="rIdezvoustlhwp4ue1hc4az3">
+            <w:hyperlink w:history="1" r:id="rIdtil7etn1ac24ggyef32nt">
               <w:r>
                 <w:rPr>
                   <w:rFonts w:ascii="Arial" w:cs="Arial" w:eastAsia="Arial" w:hAnsi="Arial"/>
@@ -4193,7 +4193,7 @@
             <w:pPr>
               <w:spacing w:after="20" w:before="0"/>
             </w:pPr>
-            <w:hyperlink w:history="1" r:id="rIdatvysdd-ls76ktmb4krjw">
+            <w:hyperlink w:history="1" r:id="rIdooy73t5zqche11h0nw8nl">
               <w:r>
                 <w:rPr>
                   <w:rFonts w:ascii="Arial" w:cs="Arial" w:eastAsia="Arial" w:hAnsi="Arial"/>
@@ -4226,7 +4226,7 @@
               <w:spacing w:after="10" w:before="0"/>
               <w:ind w:left="120"/>
             </w:pPr>
-            <w:hyperlink w:history="1" r:id="rIdp-xe-e8zowgbenvjlfjao">
+            <w:hyperlink w:history="1" r:id="rIdmvvz96bqfl9ak7sqq_5p9">
               <w:r>
                 <w:rPr>
                   <w:rFonts w:ascii="Arial" w:cs="Arial" w:eastAsia="Arial" w:hAnsi="Arial"/>
@@ -4421,7 +4421,7 @@
             <w:pPr>
               <w:spacing w:after="20" w:before="0"/>
             </w:pPr>
-            <w:hyperlink w:history="1" r:id="rIddgdijqwz-xh1nvbdh5brx">
+            <w:hyperlink w:history="1" r:id="rIdiffhzpokkhmxymefuhv5k">
               <w:r>
                 <w:rPr>
                   <w:rFonts w:ascii="Arial" w:cs="Arial" w:eastAsia="Arial" w:hAnsi="Arial"/>
@@ -4454,7 +4454,7 @@
               <w:spacing w:after="10" w:before="0"/>
               <w:ind w:left="120"/>
             </w:pPr>
-            <w:hyperlink w:history="1" r:id="rIdn41dy4cjzs-ok-e4dgcst">
+            <w:hyperlink w:history="1" r:id="rIdzmn8-hvzayi0uaqwjm0ds">
               <w:r>
                 <w:rPr>
                   <w:rFonts w:ascii="Arial" w:cs="Arial" w:eastAsia="Arial" w:hAnsi="Arial"/>
@@ -4499,7 +4499,7 @@
             <w:pPr>
               <w:spacing w:after="20" w:before="0"/>
             </w:pPr>
-            <w:hyperlink w:history="1" r:id="rIde3ue-vyvo30vlw-y1my6k">
+            <w:hyperlink w:history="1" r:id="rIdyxh1jdhdapr9pcjipcgwx">
               <w:r>
                 <w:rPr>
                   <w:rFonts w:ascii="Arial" w:cs="Arial" w:eastAsia="Arial" w:hAnsi="Arial"/>
@@ -4532,7 +4532,7 @@
               <w:spacing w:after="10" w:before="0"/>
               <w:ind w:left="120"/>
             </w:pPr>
-            <w:hyperlink w:history="1" r:id="rIdiul4eh1l75vsvuzosb9mi">
+            <w:hyperlink w:history="1" r:id="rId8aw_o6pnau0qmt2npfh6b">
               <w:r>
                 <w:rPr>
                   <w:rFonts w:ascii="Arial" w:cs="Arial" w:eastAsia="Arial" w:hAnsi="Arial"/>
@@ -5044,7 +5044,7 @@
         </w:rPr>
         <w:t xml:space="preserve">© 2026 SeaVuria and ARES. Aligned with KICD objectives. Developed by SeaVuria; technical implementation by ARES (with AI assistance from Claude). Licensed under </w:t>
       </w:r>
-      <w:hyperlink w:history="1" r:id="rId998af1zmupemm8opvs3fg">
+      <w:hyperlink w:history="1" r:id="rIdsie34tkvm3v90aubjzsyu">
         <w:r>
           <w:rPr>
             <w:rFonts w:ascii="Arial" w:cs="Arial" w:eastAsia="Arial" w:hAnsi="Arial"/>
@@ -5065,7 +5065,7 @@
         </w:rPr>
         <w:t xml:space="preserve"> (</w:t>
       </w:r>
-      <w:hyperlink w:history="1" r:id="rIdh9uqtj6ux0xtwmtr8gfw1">
+      <w:hyperlink w:history="1" r:id="rIdjlsh_xkigfwiikn4hp6o2">
         <w:r>
           <w:rPr>
             <w:rFonts w:ascii="Arial" w:cs="Arial" w:eastAsia="Arial" w:hAnsi="Arial"/>
@@ -6078,7 +6078,7 @@
             <w:pPr>
               <w:spacing w:after="20" w:before="0"/>
             </w:pPr>
-            <w:hyperlink w:history="1" r:id="rIdx46sqe8ohsd1ehcnt_g4u">
+            <w:hyperlink w:history="1" r:id="rIdhnrv9vs0p4q7p9pcy_fps">
               <w:r>
                 <w:rPr>
                   <w:rFonts w:ascii="Arial" w:cs="Arial" w:eastAsia="Arial" w:hAnsi="Arial"/>
@@ -6111,7 +6111,7 @@
               <w:spacing w:after="10" w:before="0"/>
               <w:ind w:left="120"/>
             </w:pPr>
-            <w:hyperlink w:history="1" r:id="rIdfsq2qwuavmvcsijtmxkfk">
+            <w:hyperlink w:history="1" r:id="rId_ui07noxzjow8qgbikj5t">
               <w:r>
                 <w:rPr>
                   <w:rFonts w:ascii="Arial" w:cs="Arial" w:eastAsia="Arial" w:hAnsi="Arial"/>
@@ -6156,7 +6156,7 @@
             <w:pPr>
               <w:spacing w:after="20" w:before="0"/>
             </w:pPr>
-            <w:hyperlink w:history="1" r:id="rIdnymydhb4mwnho8usz0yrq">
+            <w:hyperlink w:history="1" r:id="rId885o8rhv6i66wcbx2u3mk">
               <w:r>
                 <w:rPr>
                   <w:rFonts w:ascii="Arial" w:cs="Arial" w:eastAsia="Arial" w:hAnsi="Arial"/>
@@ -6189,7 +6189,7 @@
               <w:spacing w:after="10" w:before="0"/>
               <w:ind w:left="120"/>
             </w:pPr>
-            <w:hyperlink w:history="1" r:id="rIdlailgi4vidgbnetjy15lg">
+            <w:hyperlink w:history="1" r:id="rId4c7tdhjxmha0nyltpeb-0">
               <w:r>
                 <w:rPr>
                   <w:rFonts w:ascii="Arial" w:cs="Arial" w:eastAsia="Arial" w:hAnsi="Arial"/>
@@ -6384,7 +6384,7 @@
             <w:pPr>
               <w:spacing w:after="20" w:before="0"/>
             </w:pPr>
-            <w:hyperlink w:history="1" r:id="rId5zdqzjko9isscjflyns41">
+            <w:hyperlink w:history="1" r:id="rIdsfkm_cstn_pwu_jsoixqj">
               <w:r>
                 <w:rPr>
                   <w:rFonts w:ascii="Arial" w:cs="Arial" w:eastAsia="Arial" w:hAnsi="Arial"/>
@@ -6417,7 +6417,7 @@
               <w:spacing w:after="10" w:before="0"/>
               <w:ind w:left="120"/>
             </w:pPr>
-            <w:hyperlink w:history="1" r:id="rIduisczyjtjl7bkgrnsw5pc">
+            <w:hyperlink w:history="1" r:id="rIdssa7z8puqztah5wrd_ulv">
               <w:r>
                 <w:rPr>
                   <w:rFonts w:ascii="Arial" w:cs="Arial" w:eastAsia="Arial" w:hAnsi="Arial"/>
@@ -6462,7 +6462,7 @@
             <w:pPr>
               <w:spacing w:after="20" w:before="0"/>
             </w:pPr>
-            <w:hyperlink w:history="1" r:id="rId_-j8zhfgcwfwk2fdr1f-q">
+            <w:hyperlink w:history="1" r:id="rIdyesmldmeuvet-jfcvjgvz">
               <w:r>
                 <w:rPr>
                   <w:rFonts w:ascii="Arial" w:cs="Arial" w:eastAsia="Arial" w:hAnsi="Arial"/>
@@ -6495,7 +6495,7 @@
               <w:spacing w:after="10" w:before="0"/>
               <w:ind w:left="120"/>
             </w:pPr>
-            <w:hyperlink w:history="1" r:id="rIdn5fwlwakbnxlngc9mv9qm">
+            <w:hyperlink w:history="1" r:id="rId3pu_udei-80lfxyoclawg">
               <w:r>
                 <w:rPr>
                   <w:rFonts w:ascii="Arial" w:cs="Arial" w:eastAsia="Arial" w:hAnsi="Arial"/>
@@ -6690,7 +6690,7 @@
             <w:pPr>
               <w:spacing w:after="20" w:before="0"/>
             </w:pPr>
-            <w:hyperlink w:history="1" r:id="rId8rzskkmkmf9ogp6eige1p">
+            <w:hyperlink w:history="1" r:id="rId8s3no2lxkewtnshwhyk_s">
               <w:r>
                 <w:rPr>
                   <w:rFonts w:ascii="Arial" w:cs="Arial" w:eastAsia="Arial" w:hAnsi="Arial"/>
@@ -6723,7 +6723,7 @@
               <w:spacing w:after="10" w:before="0"/>
               <w:ind w:left="120"/>
             </w:pPr>
-            <w:hyperlink w:history="1" r:id="rIditfxqa5jy99gbsvnep1sy">
+            <w:hyperlink w:history="1" r:id="rIdxcoxsomarvcpiv_nksxeg">
               <w:r>
                 <w:rPr>
                   <w:rFonts w:ascii="Arial" w:cs="Arial" w:eastAsia="Arial" w:hAnsi="Arial"/>
@@ -6768,7 +6768,7 @@
             <w:pPr>
               <w:spacing w:after="20" w:before="0"/>
             </w:pPr>
-            <w:hyperlink w:history="1" r:id="rIdgwpnn8moeoaz7-pww0rnu">
+            <w:hyperlink w:history="1" r:id="rIdt7-qsdrprexdt6rgtqbwe">
               <w:r>
                 <w:rPr>
                   <w:rFonts w:ascii="Arial" w:cs="Arial" w:eastAsia="Arial" w:hAnsi="Arial"/>
@@ -6801,7 +6801,7 @@
               <w:spacing w:after="10" w:before="0"/>
               <w:ind w:left="120"/>
             </w:pPr>
-            <w:hyperlink w:history="1" r:id="rIddzddo_i1ym1zckrhr6l0q">
+            <w:hyperlink w:history="1" r:id="rIdnfrdyplslnuvq5_roun-a">
               <w:r>
                 <w:rPr>
                   <w:rFonts w:ascii="Arial" w:cs="Arial" w:eastAsia="Arial" w:hAnsi="Arial"/>
@@ -6996,7 +6996,7 @@
             <w:pPr>
               <w:spacing w:after="20" w:before="0"/>
             </w:pPr>
-            <w:hyperlink w:history="1" r:id="rIdpd_b_moddarqtniotjiaa">
+            <w:hyperlink w:history="1" r:id="rId76dsiuhjpdcnpmuebujzd">
               <w:r>
                 <w:rPr>
                   <w:rFonts w:ascii="Arial" w:cs="Arial" w:eastAsia="Arial" w:hAnsi="Arial"/>
@@ -7029,7 +7029,7 @@
               <w:spacing w:after="10" w:before="0"/>
               <w:ind w:left="120"/>
             </w:pPr>
-            <w:hyperlink w:history="1" r:id="rIdswetmchynetlvo_b-gdwo">
+            <w:hyperlink w:history="1" r:id="rIdrbuv0sqspggtv2ysj5auy">
               <w:r>
                 <w:rPr>
                   <w:rFonts w:ascii="Arial" w:cs="Arial" w:eastAsia="Arial" w:hAnsi="Arial"/>
@@ -7074,7 +7074,7 @@
             <w:pPr>
               <w:spacing w:after="20" w:before="0"/>
             </w:pPr>
-            <w:hyperlink w:history="1" r:id="rId5z0_at5tkiz_m36av2dot">
+            <w:hyperlink w:history="1" r:id="rIdqvgu_teds9yubww4yjfk6">
               <w:r>
                 <w:rPr>
                   <w:rFonts w:ascii="Arial" w:cs="Arial" w:eastAsia="Arial" w:hAnsi="Arial"/>
@@ -7107,7 +7107,7 @@
               <w:spacing w:after="10" w:before="0"/>
               <w:ind w:left="120"/>
             </w:pPr>
-            <w:hyperlink w:history="1" r:id="rIdnrermwph19ye_-dwf_tb4">
+            <w:hyperlink w:history="1" r:id="rIdjujjrophhpyvrzt7qirj_">
               <w:r>
                 <w:rPr>
                   <w:rFonts w:ascii="Arial" w:cs="Arial" w:eastAsia="Arial" w:hAnsi="Arial"/>
@@ -7302,7 +7302,7 @@
             <w:pPr>
               <w:spacing w:after="20" w:before="0"/>
             </w:pPr>
-            <w:hyperlink w:history="1" r:id="rIdit8hknp_gqydh7xzraiz8">
+            <w:hyperlink w:history="1" r:id="rIde1tt3zq8-ww8lhsoll-or">
               <w:r>
                 <w:rPr>
                   <w:rFonts w:ascii="Arial" w:cs="Arial" w:eastAsia="Arial" w:hAnsi="Arial"/>
@@ -7335,7 +7335,7 @@
               <w:spacing w:after="10" w:before="0"/>
               <w:ind w:left="120"/>
             </w:pPr>
-            <w:hyperlink w:history="1" r:id="rId4rza8y_etlwmsvb-0j_yp">
+            <w:hyperlink w:history="1" r:id="rIdfk94johngawe4ig4ruhfi">
               <w:r>
                 <w:rPr>
                   <w:rFonts w:ascii="Arial" w:cs="Arial" w:eastAsia="Arial" w:hAnsi="Arial"/>
@@ -7380,7 +7380,7 @@
             <w:pPr>
               <w:spacing w:after="20" w:before="0"/>
             </w:pPr>
-            <w:hyperlink w:history="1" r:id="rIdrodqxio3mbmuqvobtbzsn">
+            <w:hyperlink w:history="1" r:id="rIdhv8vzps3qzvjp9zcclgcw">
               <w:r>
                 <w:rPr>
                   <w:rFonts w:ascii="Arial" w:cs="Arial" w:eastAsia="Arial" w:hAnsi="Arial"/>
@@ -7413,7 +7413,7 @@
               <w:spacing w:after="10" w:before="0"/>
               <w:ind w:left="120"/>
             </w:pPr>
-            <w:hyperlink w:history="1" r:id="rIdeotn-7lciklajvxene_2e">
+            <w:hyperlink w:history="1" r:id="rIdranjxci2rbho_ufffy0_o">
               <w:r>
                 <w:rPr>
                   <w:rFonts w:ascii="Arial" w:cs="Arial" w:eastAsia="Arial" w:hAnsi="Arial"/>
@@ -7925,7 +7925,7 @@
         </w:rPr>
         <w:t xml:space="preserve">© 2026 SeaVuria and ARES. Aligned with KICD objectives. Developed by SeaVuria; technical implementation by ARES (with AI assistance from Claude). Licensed under </w:t>
       </w:r>
-      <w:hyperlink w:history="1" r:id="rIdrcch_u6kw4y_qqgmhjx1e">
+      <w:hyperlink w:history="1" r:id="rIdiopuznhavhzw7peuqscjn">
         <w:r>
           <w:rPr>
             <w:rFonts w:ascii="Arial" w:cs="Arial" w:eastAsia="Arial" w:hAnsi="Arial"/>
@@ -7946,7 +7946,7 @@
         </w:rPr>
         <w:t xml:space="preserve"> (</w:t>
       </w:r>
-      <w:hyperlink w:history="1" r:id="rIdgm9gxkupmkcwi499hauur">
+      <w:hyperlink w:history="1" r:id="rIdrwxtqaanfv3r4ryifigna">
         <w:r>
           <w:rPr>
             <w:rFonts w:ascii="Arial" w:cs="Arial" w:eastAsia="Arial" w:hAnsi="Arial"/>
@@ -8959,7 +8959,7 @@
             <w:pPr>
               <w:spacing w:after="20" w:before="0"/>
             </w:pPr>
-            <w:hyperlink w:history="1" r:id="rIdvs3r4hfec1mdpep2d56d4">
+            <w:hyperlink w:history="1" r:id="rIdpmknf3a4mhsferu97djtz">
               <w:r>
                 <w:rPr>
                   <w:rFonts w:ascii="Arial" w:cs="Arial" w:eastAsia="Arial" w:hAnsi="Arial"/>
@@ -8992,7 +8992,7 @@
               <w:spacing w:after="10" w:before="0"/>
               <w:ind w:left="120"/>
             </w:pPr>
-            <w:hyperlink w:history="1" r:id="rIdgz4z8qfphdkqwhalz8ssb">
+            <w:hyperlink w:history="1" r:id="rIdqt7dy1-a9tyshdn0rxzoa">
               <w:r>
                 <w:rPr>
                   <w:rFonts w:ascii="Arial" w:cs="Arial" w:eastAsia="Arial" w:hAnsi="Arial"/>
@@ -9037,7 +9037,7 @@
             <w:pPr>
               <w:spacing w:after="20" w:before="0"/>
             </w:pPr>
-            <w:hyperlink w:history="1" r:id="rIdmpxzdgqghzcggys2ftvv3">
+            <w:hyperlink w:history="1" r:id="rIdxphqlr_j8_cdoncln4kn2">
               <w:r>
                 <w:rPr>
                   <w:rFonts w:ascii="Arial" w:cs="Arial" w:eastAsia="Arial" w:hAnsi="Arial"/>
@@ -9070,7 +9070,7 @@
               <w:spacing w:after="10" w:before="0"/>
               <w:ind w:left="120"/>
             </w:pPr>
-            <w:hyperlink w:history="1" r:id="rIdzm1duo6pap-n6lyjrdek3">
+            <w:hyperlink w:history="1" r:id="rId1-h-50qfg8rdygmpqfjfu">
               <w:r>
                 <w:rPr>
                   <w:rFonts w:ascii="Arial" w:cs="Arial" w:eastAsia="Arial" w:hAnsi="Arial"/>
@@ -9265,7 +9265,7 @@
             <w:pPr>
               <w:spacing w:after="20" w:before="0"/>
             </w:pPr>
-            <w:hyperlink w:history="1" r:id="rIdhnayuhxum_ace0dugen5f">
+            <w:hyperlink w:history="1" r:id="rIdbzpujkdqpm_q9i44oynfq">
               <w:r>
                 <w:rPr>
                   <w:rFonts w:ascii="Arial" w:cs="Arial" w:eastAsia="Arial" w:hAnsi="Arial"/>
@@ -9298,7 +9298,7 @@
               <w:spacing w:after="10" w:before="0"/>
               <w:ind w:left="120"/>
             </w:pPr>
-            <w:hyperlink w:history="1" r:id="rIdqnvvlni7ou2nzqwoskstz">
+            <w:hyperlink w:history="1" r:id="rIdt_qh7q9n7xmfmbivygkdm">
               <w:r>
                 <w:rPr>
                   <w:rFonts w:ascii="Arial" w:cs="Arial" w:eastAsia="Arial" w:hAnsi="Arial"/>
@@ -9343,7 +9343,7 @@
             <w:pPr>
               <w:spacing w:after="20" w:before="0"/>
             </w:pPr>
-            <w:hyperlink w:history="1" r:id="rIdos72-be39r1h_lcqo6zqi">
+            <w:hyperlink w:history="1" r:id="rId5w6_eqkj5ebjuidixyakk">
               <w:r>
                 <w:rPr>
                   <w:rFonts w:ascii="Arial" w:cs="Arial" w:eastAsia="Arial" w:hAnsi="Arial"/>
@@ -9376,7 +9376,7 @@
               <w:spacing w:after="10" w:before="0"/>
               <w:ind w:left="120"/>
             </w:pPr>
-            <w:hyperlink w:history="1" r:id="rId3eqfmrkfkepffv4---umh">
+            <w:hyperlink w:history="1" r:id="rIdlavuq3pxdajxndc3fcueg">
               <w:r>
                 <w:rPr>
                   <w:rFonts w:ascii="Arial" w:cs="Arial" w:eastAsia="Arial" w:hAnsi="Arial"/>
@@ -9571,7 +9571,7 @@
             <w:pPr>
               <w:spacing w:after="20" w:before="0"/>
             </w:pPr>
-            <w:hyperlink w:history="1" r:id="rIdkoymzlei_qbur_stwgs-k">
+            <w:hyperlink w:history="1" r:id="rIdiwk3etzjz4aosus2zfwou">
               <w:r>
                 <w:rPr>
                   <w:rFonts w:ascii="Arial" w:cs="Arial" w:eastAsia="Arial" w:hAnsi="Arial"/>
@@ -9604,7 +9604,7 @@
               <w:spacing w:after="10" w:before="0"/>
               <w:ind w:left="120"/>
             </w:pPr>
-            <w:hyperlink w:history="1" r:id="rId5hbv2s4uyy8hq_sqijb5x">
+            <w:hyperlink w:history="1" r:id="rId6odfjc1ysmcokytyphljx">
               <w:r>
                 <w:rPr>
                   <w:rFonts w:ascii="Arial" w:cs="Arial" w:eastAsia="Arial" w:hAnsi="Arial"/>
@@ -9649,7 +9649,7 @@
             <w:pPr>
               <w:spacing w:after="20" w:before="0"/>
             </w:pPr>
-            <w:hyperlink w:history="1" r:id="rId5kkang1dkkassx_jtflrn">
+            <w:hyperlink w:history="1" r:id="rIdfavh3zjxclz5hxk107nbs">
               <w:r>
                 <w:rPr>
                   <w:rFonts w:ascii="Arial" w:cs="Arial" w:eastAsia="Arial" w:hAnsi="Arial"/>
@@ -9682,7 +9682,7 @@
               <w:spacing w:after="10" w:before="0"/>
               <w:ind w:left="120"/>
             </w:pPr>
-            <w:hyperlink w:history="1" r:id="rIdsghewglablk2i1vgmkxeo">
+            <w:hyperlink w:history="1" r:id="rIdr9dfkdzoazwec1os-5mh7">
               <w:r>
                 <w:rPr>
                   <w:rFonts w:ascii="Arial" w:cs="Arial" w:eastAsia="Arial" w:hAnsi="Arial"/>
@@ -9877,7 +9877,7 @@
             <w:pPr>
               <w:spacing w:after="20" w:before="0"/>
             </w:pPr>
-            <w:hyperlink w:history="1" r:id="rId-fkpvkjcxtoaw6dwbfxw9">
+            <w:hyperlink w:history="1" r:id="rIdu42dq374pu87wxongxoad">
               <w:r>
                 <w:rPr>
                   <w:rFonts w:ascii="Arial" w:cs="Arial" w:eastAsia="Arial" w:hAnsi="Arial"/>
@@ -9910,7 +9910,7 @@
               <w:spacing w:after="10" w:before="0"/>
               <w:ind w:left="120"/>
             </w:pPr>
-            <w:hyperlink w:history="1" r:id="rIdhwr_0pqsfkjfvct6kryik">
+            <w:hyperlink w:history="1" r:id="rIdavrips7lgr-dvp_2z43xp">
               <w:r>
                 <w:rPr>
                   <w:rFonts w:ascii="Arial" w:cs="Arial" w:eastAsia="Arial" w:hAnsi="Arial"/>
@@ -9955,7 +9955,7 @@
             <w:pPr>
               <w:spacing w:after="20" w:before="0"/>
             </w:pPr>
-            <w:hyperlink w:history="1" r:id="rId-4we8jazakd8cusdhkmh8">
+            <w:hyperlink w:history="1" r:id="rIdfhjsyjlcxlxmhzmvxlmf-">
               <w:r>
                 <w:rPr>
                   <w:rFonts w:ascii="Arial" w:cs="Arial" w:eastAsia="Arial" w:hAnsi="Arial"/>
@@ -9988,7 +9988,7 @@
               <w:spacing w:after="10" w:before="0"/>
               <w:ind w:left="120"/>
             </w:pPr>
-            <w:hyperlink w:history="1" r:id="rId1aqsp7uhofbejfejfem26">
+            <w:hyperlink w:history="1" r:id="rIdmenwlai6bvegcko5ulkq7">
               <w:r>
                 <w:rPr>
                   <w:rFonts w:ascii="Arial" w:cs="Arial" w:eastAsia="Arial" w:hAnsi="Arial"/>
@@ -10183,7 +10183,7 @@
             <w:pPr>
               <w:spacing w:after="20" w:before="0"/>
             </w:pPr>
-            <w:hyperlink w:history="1" r:id="rId5s3yxrgvdz3fpruuanaun">
+            <w:hyperlink w:history="1" r:id="rIdi9cb-wclhf1xjv3zjg-t_">
               <w:r>
                 <w:rPr>
                   <w:rFonts w:ascii="Arial" w:cs="Arial" w:eastAsia="Arial" w:hAnsi="Arial"/>
@@ -10216,7 +10216,7 @@
               <w:spacing w:after="10" w:before="0"/>
               <w:ind w:left="120"/>
             </w:pPr>
-            <w:hyperlink w:history="1" r:id="rIdfo4_1z2qhgo8eipeavnfn">
+            <w:hyperlink w:history="1" r:id="rIdxvo2lyvpl5fzmcx0azyyd">
               <w:r>
                 <w:rPr>
                   <w:rFonts w:ascii="Arial" w:cs="Arial" w:eastAsia="Arial" w:hAnsi="Arial"/>
@@ -10261,7 +10261,7 @@
             <w:pPr>
               <w:spacing w:after="20" w:before="0"/>
             </w:pPr>
-            <w:hyperlink w:history="1" r:id="rId3txrsh5z7df5owh5w-qkv">
+            <w:hyperlink w:history="1" r:id="rIdjvcwggm-upclkxghgkkly">
               <w:r>
                 <w:rPr>
                   <w:rFonts w:ascii="Arial" w:cs="Arial" w:eastAsia="Arial" w:hAnsi="Arial"/>
@@ -10294,7 +10294,7 @@
               <w:spacing w:after="10" w:before="0"/>
               <w:ind w:left="120"/>
             </w:pPr>
-            <w:hyperlink w:history="1" r:id="rIdrgbl7afiyomfco4uyuhan">
+            <w:hyperlink w:history="1" r:id="rId0rjhviw7dweh_0zzupekk">
               <w:r>
                 <w:rPr>
                   <w:rFonts w:ascii="Arial" w:cs="Arial" w:eastAsia="Arial" w:hAnsi="Arial"/>
@@ -10806,7 +10806,7 @@
         </w:rPr>
         <w:t xml:space="preserve">© 2026 SeaVuria and ARES. Aligned with KICD objectives. Developed by SeaVuria; technical implementation by ARES (with AI assistance from Claude). Licensed under </w:t>
       </w:r>
-      <w:hyperlink w:history="1" r:id="rIdyub0zaisxtlo4fvbpfein">
+      <w:hyperlink w:history="1" r:id="rId1p6aigfrt2ekfuxhzvnba">
         <w:r>
           <w:rPr>
             <w:rFonts w:ascii="Arial" w:cs="Arial" w:eastAsia="Arial" w:hAnsi="Arial"/>
@@ -10827,7 +10827,7 @@
         </w:rPr>
         <w:t xml:space="preserve"> (</w:t>
       </w:r>
-      <w:hyperlink w:history="1" r:id="rIdns-xoxlkr2fpygfjio7z2">
+      <w:hyperlink w:history="1" r:id="rIdi_v9g7tjyjayhmruablem">
         <w:r>
           <w:rPr>
             <w:rFonts w:ascii="Arial" w:cs="Arial" w:eastAsia="Arial" w:hAnsi="Arial"/>
@@ -11840,7 +11840,7 @@
             <w:pPr>
               <w:spacing w:after="20" w:before="0"/>
             </w:pPr>
-            <w:hyperlink w:history="1" r:id="rId2sjusohxyf7waokalzxtr">
+            <w:hyperlink w:history="1" r:id="rIdljj8kmwpptjnzauor5fzj">
               <w:r>
                 <w:rPr>
                   <w:rFonts w:ascii="Arial" w:cs="Arial" w:eastAsia="Arial" w:hAnsi="Arial"/>
@@ -11873,7 +11873,7 @@
               <w:spacing w:after="10" w:before="0"/>
               <w:ind w:left="120"/>
             </w:pPr>
-            <w:hyperlink w:history="1" r:id="rIddiv_ld0ksfluutu4pq0ms">
+            <w:hyperlink w:history="1" r:id="rIdb-qbu-uthebngtghu_kz9">
               <w:r>
                 <w:rPr>
                   <w:rFonts w:ascii="Arial" w:cs="Arial" w:eastAsia="Arial" w:hAnsi="Arial"/>
@@ -11918,7 +11918,7 @@
             <w:pPr>
               <w:spacing w:after="20" w:before="0"/>
             </w:pPr>
-            <w:hyperlink w:history="1" r:id="rIdqcjgtgmr9dgld3uj3zch2">
+            <w:hyperlink w:history="1" r:id="rIdr7_lcdhra_o1dxpu4mjmh">
               <w:r>
                 <w:rPr>
                   <w:rFonts w:ascii="Arial" w:cs="Arial" w:eastAsia="Arial" w:hAnsi="Arial"/>
@@ -11951,7 +11951,7 @@
               <w:spacing w:after="10" w:before="0"/>
               <w:ind w:left="120"/>
             </w:pPr>
-            <w:hyperlink w:history="1" r:id="rId6mlsrbjye6ct2m5plkmts">
+            <w:hyperlink w:history="1" r:id="rIdnhczxf86j35-tbaxsswri">
               <w:r>
                 <w:rPr>
                   <w:rFonts w:ascii="Arial" w:cs="Arial" w:eastAsia="Arial" w:hAnsi="Arial"/>
@@ -12146,7 +12146,7 @@
             <w:pPr>
               <w:spacing w:after="20" w:before="0"/>
             </w:pPr>
-            <w:hyperlink w:history="1" r:id="rIdjhtnt4bjass_yc3x7xmx-">
+            <w:hyperlink w:history="1" r:id="rIdrgog8is--e_yngka_vms0">
               <w:r>
                 <w:rPr>
                   <w:rFonts w:ascii="Arial" w:cs="Arial" w:eastAsia="Arial" w:hAnsi="Arial"/>
@@ -12179,7 +12179,7 @@
               <w:spacing w:after="10" w:before="0"/>
               <w:ind w:left="120"/>
             </w:pPr>
-            <w:hyperlink w:history="1" r:id="rIdnctpposi7nh-cmw8xajd9">
+            <w:hyperlink w:history="1" r:id="rIdqfgi4k7ojxqpvmqmvofrj">
               <w:r>
                 <w:rPr>
                   <w:rFonts w:ascii="Arial" w:cs="Arial" w:eastAsia="Arial" w:hAnsi="Arial"/>
@@ -12224,7 +12224,7 @@
             <w:pPr>
               <w:spacing w:after="20" w:before="0"/>
             </w:pPr>
-            <w:hyperlink w:history="1" r:id="rId8suje6ynytrxec_u7d0iv">
+            <w:hyperlink w:history="1" r:id="rIdche0hdymzh3lnfbjb00r2">
               <w:r>
                 <w:rPr>
                   <w:rFonts w:ascii="Arial" w:cs="Arial" w:eastAsia="Arial" w:hAnsi="Arial"/>
@@ -12257,7 +12257,7 @@
               <w:spacing w:after="10" w:before="0"/>
               <w:ind w:left="120"/>
             </w:pPr>
-            <w:hyperlink w:history="1" r:id="rIdc_efhwgbaxw59tn5cibtj">
+            <w:hyperlink w:history="1" r:id="rIdxi_xlyx7rjdqrk9eza12n">
               <w:r>
                 <w:rPr>
                   <w:rFonts w:ascii="Arial" w:cs="Arial" w:eastAsia="Arial" w:hAnsi="Arial"/>
@@ -12452,7 +12452,7 @@
             <w:pPr>
               <w:spacing w:after="20" w:before="0"/>
             </w:pPr>
-            <w:hyperlink w:history="1" r:id="rIdgmwpcyzrzgnl9eaeb5urn">
+            <w:hyperlink w:history="1" r:id="rIddhx25z_-epwjg0ayet8g_">
               <w:r>
                 <w:rPr>
                   <w:rFonts w:ascii="Arial" w:cs="Arial" w:eastAsia="Arial" w:hAnsi="Arial"/>
@@ -12485,7 +12485,7 @@
               <w:spacing w:after="10" w:before="0"/>
               <w:ind w:left="120"/>
             </w:pPr>
-            <w:hyperlink w:history="1" r:id="rIdun2gbvj7ksfkjz0qajsq-">
+            <w:hyperlink w:history="1" r:id="rIdemhnqbhxbrrhlfhqigz1a">
               <w:r>
                 <w:rPr>
                   <w:rFonts w:ascii="Arial" w:cs="Arial" w:eastAsia="Arial" w:hAnsi="Arial"/>
@@ -12530,7 +12530,7 @@
             <w:pPr>
               <w:spacing w:after="20" w:before="0"/>
             </w:pPr>
-            <w:hyperlink w:history="1" r:id="rIdodakwsciejz14l2ufauv1">
+            <w:hyperlink w:history="1" r:id="rIdcfe6nlwbctsnhmpt8o4zd">
               <w:r>
                 <w:rPr>
                   <w:rFonts w:ascii="Arial" w:cs="Arial" w:eastAsia="Arial" w:hAnsi="Arial"/>
@@ -12563,7 +12563,7 @@
               <w:spacing w:after="10" w:before="0"/>
               <w:ind w:left="120"/>
             </w:pPr>
-            <w:hyperlink w:history="1" r:id="rId2etqbgmjipxw43vbyb9y7">
+            <w:hyperlink w:history="1" r:id="rId5lnynntegwf2fbthds18u">
               <w:r>
                 <w:rPr>
                   <w:rFonts w:ascii="Arial" w:cs="Arial" w:eastAsia="Arial" w:hAnsi="Arial"/>
@@ -12758,7 +12758,7 @@
             <w:pPr>
               <w:spacing w:after="20" w:before="0"/>
             </w:pPr>
-            <w:hyperlink w:history="1" r:id="rId161zf6hfvw3-osu2aaxpe">
+            <w:hyperlink w:history="1" r:id="rIdrrjvpovepqtazlbnazrcb">
               <w:r>
                 <w:rPr>
                   <w:rFonts w:ascii="Arial" w:cs="Arial" w:eastAsia="Arial" w:hAnsi="Arial"/>
@@ -12791,7 +12791,7 @@
               <w:spacing w:after="10" w:before="0"/>
               <w:ind w:left="120"/>
             </w:pPr>
-            <w:hyperlink w:history="1" r:id="rIdbfabkat5ls2gy3xlpvxmz">
+            <w:hyperlink w:history="1" r:id="rIdn9dhtpuszwviecmzbnxga">
               <w:r>
                 <w:rPr>
                   <w:rFonts w:ascii="Arial" w:cs="Arial" w:eastAsia="Arial" w:hAnsi="Arial"/>
@@ -12836,7 +12836,7 @@
             <w:pPr>
               <w:spacing w:after="20" w:before="0"/>
             </w:pPr>
-            <w:hyperlink w:history="1" r:id="rIdtkuex3zujjakaikuwn5cg">
+            <w:hyperlink w:history="1" r:id="rIdimkvk1eoq9khztwvvd4m-">
               <w:r>
                 <w:rPr>
                   <w:rFonts w:ascii="Arial" w:cs="Arial" w:eastAsia="Arial" w:hAnsi="Arial"/>
@@ -12869,7 +12869,7 @@
               <w:spacing w:after="10" w:before="0"/>
               <w:ind w:left="120"/>
             </w:pPr>
-            <w:hyperlink w:history="1" r:id="rIdmkf-js1gbtrrumvwfipif">
+            <w:hyperlink w:history="1" r:id="rId0f6y_ap7w_lq29jajuypt">
               <w:r>
                 <w:rPr>
                   <w:rFonts w:ascii="Arial" w:cs="Arial" w:eastAsia="Arial" w:hAnsi="Arial"/>
@@ -13064,7 +13064,7 @@
             <w:pPr>
               <w:spacing w:after="20" w:before="0"/>
             </w:pPr>
-            <w:hyperlink w:history="1" r:id="rIdkzkkdhmh-izmoc57qnis6">
+            <w:hyperlink w:history="1" r:id="rIddloznhgagkjurbvftmvnt">
               <w:r>
                 <w:rPr>
                   <w:rFonts w:ascii="Arial" w:cs="Arial" w:eastAsia="Arial" w:hAnsi="Arial"/>
@@ -13097,7 +13097,7 @@
               <w:spacing w:after="10" w:before="0"/>
               <w:ind w:left="120"/>
             </w:pPr>
-            <w:hyperlink w:history="1" r:id="rIdkng20b_0_wsr9vvki1r2c">
+            <w:hyperlink w:history="1" r:id="rIdhbrqgofybbm8cu2qquch_">
               <w:r>
                 <w:rPr>
                   <w:rFonts w:ascii="Arial" w:cs="Arial" w:eastAsia="Arial" w:hAnsi="Arial"/>
@@ -13142,7 +13142,7 @@
             <w:pPr>
               <w:spacing w:after="20" w:before="0"/>
             </w:pPr>
-            <w:hyperlink w:history="1" r:id="rIduriv5h1igkavp3oownhtp">
+            <w:hyperlink w:history="1" r:id="rIdcj1kep0lfulk9mxvqs-xg">
               <w:r>
                 <w:rPr>
                   <w:rFonts w:ascii="Arial" w:cs="Arial" w:eastAsia="Arial" w:hAnsi="Arial"/>
@@ -13175,7 +13175,7 @@
               <w:spacing w:after="10" w:before="0"/>
               <w:ind w:left="120"/>
             </w:pPr>
-            <w:hyperlink w:history="1" r:id="rIdersdvqzsvikh0zebonnk3">
+            <w:hyperlink w:history="1" r:id="rIdnx9nbem0ebqieszdl4z3g">
               <w:r>
                 <w:rPr>
                   <w:rFonts w:ascii="Arial" w:cs="Arial" w:eastAsia="Arial" w:hAnsi="Arial"/>
@@ -13782,7 +13782,7 @@
         </w:rPr>
         <w:t xml:space="preserve">© 2026 SeaVuria and ARES. Aligned with KICD objectives. Developed by SeaVuria; technical implementation by ARES (with AI assistance from Claude). Licensed under </w:t>
       </w:r>
-      <w:hyperlink w:history="1" r:id="rIdv48qnzqtpyohtttgot2gv">
+      <w:hyperlink w:history="1" r:id="rIdyfdlmyznfiv6amhonner7">
         <w:r>
           <w:rPr>
             <w:rFonts w:ascii="Arial" w:cs="Arial" w:eastAsia="Arial" w:hAnsi="Arial"/>
@@ -13803,7 +13803,7 @@
         </w:rPr>
         <w:t xml:space="preserve"> (</w:t>
       </w:r>
-      <w:hyperlink w:history="1" r:id="rIdwcigajtgykrveurbu8g8v">
+      <w:hyperlink w:history="1" r:id="rIdz8u23mf1axlljlldlathp">
         <w:r>
           <w:rPr>
             <w:rFonts w:ascii="Arial" w:cs="Arial" w:eastAsia="Arial" w:hAnsi="Arial"/>
@@ -14816,7 +14816,7 @@
             <w:pPr>
               <w:spacing w:after="20" w:before="0"/>
             </w:pPr>
-            <w:hyperlink w:history="1" r:id="rIdusqmzzs1cvdzkswercsc8">
+            <w:hyperlink w:history="1" r:id="rIdljy-6puo02ndz3wwwt1lm">
               <w:r>
                 <w:rPr>
                   <w:rFonts w:ascii="Arial" w:cs="Arial" w:eastAsia="Arial" w:hAnsi="Arial"/>
@@ -14849,7 +14849,7 @@
               <w:spacing w:after="10" w:before="0"/>
               <w:ind w:left="120"/>
             </w:pPr>
-            <w:hyperlink w:history="1" r:id="rIdopd2g9acbkv1mi52c6ecx">
+            <w:hyperlink w:history="1" r:id="rIdmwpe316cmzlxbyuoguhqr">
               <w:r>
                 <w:rPr>
                   <w:rFonts w:ascii="Arial" w:cs="Arial" w:eastAsia="Arial" w:hAnsi="Arial"/>
@@ -14894,7 +14894,7 @@
             <w:pPr>
               <w:spacing w:after="20" w:before="0"/>
             </w:pPr>
-            <w:hyperlink w:history="1" r:id="rIdvfyytibrwqbaxgayujhnc">
+            <w:hyperlink w:history="1" r:id="rId0g6ckhi6gjrdhft-xscm9">
               <w:r>
                 <w:rPr>
                   <w:rFonts w:ascii="Arial" w:cs="Arial" w:eastAsia="Arial" w:hAnsi="Arial"/>
@@ -14927,7 +14927,7 @@
               <w:spacing w:after="10" w:before="0"/>
               <w:ind w:left="120"/>
             </w:pPr>
-            <w:hyperlink w:history="1" r:id="rIdbjvpzawkf_6qc-fd8vvwx">
+            <w:hyperlink w:history="1" r:id="rIdag0m8p4ptwbdsykoo2wnv">
               <w:r>
                 <w:rPr>
                   <w:rFonts w:ascii="Arial" w:cs="Arial" w:eastAsia="Arial" w:hAnsi="Arial"/>
@@ -15122,7 +15122,7 @@
             <w:pPr>
               <w:spacing w:after="20" w:before="0"/>
             </w:pPr>
-            <w:hyperlink w:history="1" r:id="rIdczjkoo_qfe7qpk-7fxt6j">
+            <w:hyperlink w:history="1" r:id="rIdiq5o66pzjhw_5fof8bopc">
               <w:r>
                 <w:rPr>
                   <w:rFonts w:ascii="Arial" w:cs="Arial" w:eastAsia="Arial" w:hAnsi="Arial"/>
@@ -15155,7 +15155,7 @@
               <w:spacing w:after="10" w:before="0"/>
               <w:ind w:left="120"/>
             </w:pPr>
-            <w:hyperlink w:history="1" r:id="rId9n2fa_jzemq0i5r8wmifc">
+            <w:hyperlink w:history="1" r:id="rId_tmcfmh_qgrcsxa8tjjjs">
               <w:r>
                 <w:rPr>
                   <w:rFonts w:ascii="Arial" w:cs="Arial" w:eastAsia="Arial" w:hAnsi="Arial"/>
@@ -15200,7 +15200,7 @@
             <w:pPr>
               <w:spacing w:after="20" w:before="0"/>
             </w:pPr>
-            <w:hyperlink w:history="1" r:id="rIdxqqlpr_apqyn9i5lmtiwq">
+            <w:hyperlink w:history="1" r:id="rIdq0cjrp8mocwevan76stpx">
               <w:r>
                 <w:rPr>
                   <w:rFonts w:ascii="Arial" w:cs="Arial" w:eastAsia="Arial" w:hAnsi="Arial"/>
@@ -15233,7 +15233,7 @@
               <w:spacing w:after="10" w:before="0"/>
               <w:ind w:left="120"/>
             </w:pPr>
-            <w:hyperlink w:history="1" r:id="rIdp1ro0-ynjiu2kwuxbovi1">
+            <w:hyperlink w:history="1" r:id="rIdhoei-_rl7wq0tablq9gj2">
               <w:r>
                 <w:rPr>
                   <w:rFonts w:ascii="Arial" w:cs="Arial" w:eastAsia="Arial" w:hAnsi="Arial"/>
@@ -15428,7 +15428,7 @@
             <w:pPr>
               <w:spacing w:after="20" w:before="0"/>
             </w:pPr>
-            <w:hyperlink w:history="1" r:id="rIdw-_vq9rmap9ozahie7rao">
+            <w:hyperlink w:history="1" r:id="rId3ywwj4_3akbvpcl-ldfma">
               <w:r>
                 <w:rPr>
                   <w:rFonts w:ascii="Arial" w:cs="Arial" w:eastAsia="Arial" w:hAnsi="Arial"/>
@@ -15461,7 +15461,7 @@
               <w:spacing w:after="10" w:before="0"/>
               <w:ind w:left="120"/>
             </w:pPr>
-            <w:hyperlink w:history="1" r:id="rIdjjnjmqthvw5e-luvkteyq">
+            <w:hyperlink w:history="1" r:id="rId5roz8tdnplui3ovhfrbwr">
               <w:r>
                 <w:rPr>
                   <w:rFonts w:ascii="Arial" w:cs="Arial" w:eastAsia="Arial" w:hAnsi="Arial"/>
@@ -15506,7 +15506,7 @@
             <w:pPr>
               <w:spacing w:after="20" w:before="0"/>
             </w:pPr>
-            <w:hyperlink w:history="1" r:id="rIda3orroik6qjenao8t-473">
+            <w:hyperlink w:history="1" r:id="rId-wd-wx3t-n6nuyhcx2q4h">
               <w:r>
                 <w:rPr>
                   <w:rFonts w:ascii="Arial" w:cs="Arial" w:eastAsia="Arial" w:hAnsi="Arial"/>
@@ -15539,7 +15539,7 @@
               <w:spacing w:after="10" w:before="0"/>
               <w:ind w:left="120"/>
             </w:pPr>
-            <w:hyperlink w:history="1" r:id="rId2la7d0pi5eibvmgp9cuu1">
+            <w:hyperlink w:history="1" r:id="rIddf9oybrrhlooxtirbwtwc">
               <w:r>
                 <w:rPr>
                   <w:rFonts w:ascii="Arial" w:cs="Arial" w:eastAsia="Arial" w:hAnsi="Arial"/>
@@ -15734,7 +15734,7 @@
             <w:pPr>
               <w:spacing w:after="20" w:before="0"/>
             </w:pPr>
-            <w:hyperlink w:history="1" r:id="rIdsivvzyjnric2v__nbfvix">
+            <w:hyperlink w:history="1" r:id="rIdflpqjo0xqzhrjqhww74ie">
               <w:r>
                 <w:rPr>
                   <w:rFonts w:ascii="Arial" w:cs="Arial" w:eastAsia="Arial" w:hAnsi="Arial"/>
@@ -15767,7 +15767,7 @@
               <w:spacing w:after="10" w:before="0"/>
               <w:ind w:left="120"/>
             </w:pPr>
-            <w:hyperlink w:history="1" r:id="rIdvfcpazbwyqzdkvbfivwwi">
+            <w:hyperlink w:history="1" r:id="rIdckp_nz5qnbtntj-j7-fyt">
               <w:r>
                 <w:rPr>
                   <w:rFonts w:ascii="Arial" w:cs="Arial" w:eastAsia="Arial" w:hAnsi="Arial"/>
@@ -15812,7 +15812,7 @@
             <w:pPr>
               <w:spacing w:after="20" w:before="0"/>
             </w:pPr>
-            <w:hyperlink w:history="1" r:id="rIdsm6gd92di6xc_9cvk8pwa">
+            <w:hyperlink w:history="1" r:id="rIdxykaaz8bpamip6uhdg9zb">
               <w:r>
                 <w:rPr>
                   <w:rFonts w:ascii="Arial" w:cs="Arial" w:eastAsia="Arial" w:hAnsi="Arial"/>
@@ -15845,7 +15845,7 @@
               <w:spacing w:after="10" w:before="0"/>
               <w:ind w:left="120"/>
             </w:pPr>
-            <w:hyperlink w:history="1" r:id="rIdamhhmdw9t__snwpxhsrd9">
+            <w:hyperlink w:history="1" r:id="rIdpd5apwxjdtuxy9aacac5e">
               <w:r>
                 <w:rPr>
                   <w:rFonts w:ascii="Arial" w:cs="Arial" w:eastAsia="Arial" w:hAnsi="Arial"/>
@@ -16040,7 +16040,7 @@
             <w:pPr>
               <w:spacing w:after="20" w:before="0"/>
             </w:pPr>
-            <w:hyperlink w:history="1" r:id="rIdf6iaz31zrhk5keonijqan">
+            <w:hyperlink w:history="1" r:id="rIdw5_sguvbg_kf-v49lfw0r">
               <w:r>
                 <w:rPr>
                   <w:rFonts w:ascii="Arial" w:cs="Arial" w:eastAsia="Arial" w:hAnsi="Arial"/>
@@ -16073,7 +16073,7 @@
               <w:spacing w:after="10" w:before="0"/>
               <w:ind w:left="120"/>
             </w:pPr>
-            <w:hyperlink w:history="1" r:id="rId0gppesftfjxvchxqh1bo1">
+            <w:hyperlink w:history="1" r:id="rIdzcfry8ns6opnxkkolzsdw">
               <w:r>
                 <w:rPr>
                   <w:rFonts w:ascii="Arial" w:cs="Arial" w:eastAsia="Arial" w:hAnsi="Arial"/>
@@ -16118,7 +16118,7 @@
             <w:pPr>
               <w:spacing w:after="20" w:before="0"/>
             </w:pPr>
-            <w:hyperlink w:history="1" r:id="rIdnb0yrefb1bzgotiqy5y0t">
+            <w:hyperlink w:history="1" r:id="rIdfkvayijzzykm6qso10ryz">
               <w:r>
                 <w:rPr>
                   <w:rFonts w:ascii="Arial" w:cs="Arial" w:eastAsia="Arial" w:hAnsi="Arial"/>
@@ -16151,7 +16151,7 @@
               <w:spacing w:after="10" w:before="0"/>
               <w:ind w:left="120"/>
             </w:pPr>
-            <w:hyperlink w:history="1" r:id="rIdqalxlggx8lz1voxm0tvop">
+            <w:hyperlink w:history="1" r:id="rIdibslm1ryelxhnnvm5lhfk">
               <w:r>
                 <w:rPr>
                   <w:rFonts w:ascii="Arial" w:cs="Arial" w:eastAsia="Arial" w:hAnsi="Arial"/>
@@ -16663,7 +16663,7 @@
         </w:rPr>
         <w:t xml:space="preserve">© 2026 SeaVuria and ARES. Aligned with KICD objectives. Developed by SeaVuria; technical implementation by ARES (with AI assistance from Claude). Licensed under </w:t>
       </w:r>
-      <w:hyperlink w:history="1" r:id="rId8vuovbx5xal9ctlaytc7z">
+      <w:hyperlink w:history="1" r:id="rIdxh25afjrmccvxtd6bfy2p">
         <w:r>
           <w:rPr>
             <w:rFonts w:ascii="Arial" w:cs="Arial" w:eastAsia="Arial" w:hAnsi="Arial"/>
@@ -16684,7 +16684,7 @@
         </w:rPr>
         <w:t xml:space="preserve"> (</w:t>
       </w:r>
-      <w:hyperlink w:history="1" r:id="rIdworscwvav0upaovo0i04q">
+      <w:hyperlink w:history="1" r:id="rIdyj53izfok_jt79gzxb5wu">
         <w:r>
           <w:rPr>
             <w:rFonts w:ascii="Arial" w:cs="Arial" w:eastAsia="Arial" w:hAnsi="Arial"/>
@@ -17697,7 +17697,7 @@
             <w:pPr>
               <w:spacing w:after="20" w:before="0"/>
             </w:pPr>
-            <w:hyperlink w:history="1" r:id="rIdjjcou1iz2ujng10s9loks">
+            <w:hyperlink w:history="1" r:id="rIdh9gjlwvjeqopb4peuoe-2">
               <w:r>
                 <w:rPr>
                   <w:rFonts w:ascii="Arial" w:cs="Arial" w:eastAsia="Arial" w:hAnsi="Arial"/>
@@ -17730,7 +17730,7 @@
               <w:spacing w:after="10" w:before="0"/>
               <w:ind w:left="120"/>
             </w:pPr>
-            <w:hyperlink w:history="1" r:id="rIdrgmux35ti40whveykdlmq">
+            <w:hyperlink w:history="1" r:id="rIdmqhfh80r2witenhkrpb9t">
               <w:r>
                 <w:rPr>
                   <w:rFonts w:ascii="Arial" w:cs="Arial" w:eastAsia="Arial" w:hAnsi="Arial"/>
@@ -17775,7 +17775,7 @@
             <w:pPr>
               <w:spacing w:after="20" w:before="0"/>
             </w:pPr>
-            <w:hyperlink w:history="1" r:id="rId3bqyh9pdpzpkekidvunia">
+            <w:hyperlink w:history="1" r:id="rId0uayael3aujdbuqhqwfvn">
               <w:r>
                 <w:rPr>
                   <w:rFonts w:ascii="Arial" w:cs="Arial" w:eastAsia="Arial" w:hAnsi="Arial"/>
@@ -17808,7 +17808,7 @@
               <w:spacing w:after="10" w:before="0"/>
               <w:ind w:left="120"/>
             </w:pPr>
-            <w:hyperlink w:history="1" r:id="rIdhzbjl5po8pxz4n3xzvhio">
+            <w:hyperlink w:history="1" r:id="rIdzzc8ty2vgwgs_dpqvbsyi">
               <w:r>
                 <w:rPr>
                   <w:rFonts w:ascii="Arial" w:cs="Arial" w:eastAsia="Arial" w:hAnsi="Arial"/>
@@ -18003,7 +18003,7 @@
             <w:pPr>
               <w:spacing w:after="20" w:before="0"/>
             </w:pPr>
-            <w:hyperlink w:history="1" r:id="rIdq_l6ynwfs2bbs9wld_xzk">
+            <w:hyperlink w:history="1" r:id="rIdabw4izdqeb2vee8n9-7gm">
               <w:r>
                 <w:rPr>
                   <w:rFonts w:ascii="Arial" w:cs="Arial" w:eastAsia="Arial" w:hAnsi="Arial"/>
@@ -18036,7 +18036,7 @@
               <w:spacing w:after="10" w:before="0"/>
               <w:ind w:left="120"/>
             </w:pPr>
-            <w:hyperlink w:history="1" r:id="rIdhzwg3srxzwsblxj-qpmi3">
+            <w:hyperlink w:history="1" r:id="rIdjskuwafcyz7xosm8ysbdu">
               <w:r>
                 <w:rPr>
                   <w:rFonts w:ascii="Arial" w:cs="Arial" w:eastAsia="Arial" w:hAnsi="Arial"/>
@@ -18081,7 +18081,7 @@
             <w:pPr>
               <w:spacing w:after="20" w:before="0"/>
             </w:pPr>
-            <w:hyperlink w:history="1" r:id="rIddsxd_fv-l01c_kvpppns7">
+            <w:hyperlink w:history="1" r:id="rIdzxli5cw5u1fo7ohq54r_a">
               <w:r>
                 <w:rPr>
                   <w:rFonts w:ascii="Arial" w:cs="Arial" w:eastAsia="Arial" w:hAnsi="Arial"/>
@@ -18114,7 +18114,7 @@
               <w:spacing w:after="10" w:before="0"/>
               <w:ind w:left="120"/>
             </w:pPr>
-            <w:hyperlink w:history="1" r:id="rIdwm8esk2ks8ejjdwy9zuql">
+            <w:hyperlink w:history="1" r:id="rIdwz8cop6mdbzezug9bv-pl">
               <w:r>
                 <w:rPr>
                   <w:rFonts w:ascii="Arial" w:cs="Arial" w:eastAsia="Arial" w:hAnsi="Arial"/>
@@ -18309,7 +18309,7 @@
             <w:pPr>
               <w:spacing w:after="20" w:before="0"/>
             </w:pPr>
-            <w:hyperlink w:history="1" r:id="rIdn0ebke37sbros5f_a4wtv">
+            <w:hyperlink w:history="1" r:id="rIdvlqwdcpp9dybjukshrxln">
               <w:r>
                 <w:rPr>
                   <w:rFonts w:ascii="Arial" w:cs="Arial" w:eastAsia="Arial" w:hAnsi="Arial"/>
@@ -18342,7 +18342,7 @@
               <w:spacing w:after="10" w:before="0"/>
               <w:ind w:left="120"/>
             </w:pPr>
-            <w:hyperlink w:history="1" r:id="rIdmayqcy_i7lrbu6ol6jmt-">
+            <w:hyperlink w:history="1" r:id="rIdfka4frevnsvgwo5ozfvm3">
               <w:r>
                 <w:rPr>
                   <w:rFonts w:ascii="Arial" w:cs="Arial" w:eastAsia="Arial" w:hAnsi="Arial"/>
@@ -18387,7 +18387,7 @@
             <w:pPr>
               <w:spacing w:after="20" w:before="0"/>
             </w:pPr>
-            <w:hyperlink w:history="1" r:id="rIdasmfp_rixzzqdt8azakgp">
+            <w:hyperlink w:history="1" r:id="rIdlutilm8m6acdryiknah5y">
               <w:r>
                 <w:rPr>
                   <w:rFonts w:ascii="Arial" w:cs="Arial" w:eastAsia="Arial" w:hAnsi="Arial"/>
@@ -18420,7 +18420,7 @@
               <w:spacing w:after="10" w:before="0"/>
               <w:ind w:left="120"/>
             </w:pPr>
-            <w:hyperlink w:history="1" r:id="rIdv19zbtxavgtif8a-fhfky">
+            <w:hyperlink w:history="1" r:id="rId0scoit1rapeg215xblwpo">
               <w:r>
                 <w:rPr>
                   <w:rFonts w:ascii="Arial" w:cs="Arial" w:eastAsia="Arial" w:hAnsi="Arial"/>
@@ -18615,7 +18615,7 @@
             <w:pPr>
               <w:spacing w:after="20" w:before="0"/>
             </w:pPr>
-            <w:hyperlink w:history="1" r:id="rId9z3_cb-gfbrvsfh07_rzz">
+            <w:hyperlink w:history="1" r:id="rIdvbgbuwoz_ks1bklxn2a22">
               <w:r>
                 <w:rPr>
                   <w:rFonts w:ascii="Arial" w:cs="Arial" w:eastAsia="Arial" w:hAnsi="Arial"/>
@@ -18648,7 +18648,7 @@
               <w:spacing w:after="10" w:before="0"/>
               <w:ind w:left="120"/>
             </w:pPr>
-            <w:hyperlink w:history="1" r:id="rIdt6mwzifpqktpyc8d7wmx_">
+            <w:hyperlink w:history="1" r:id="rIdvk23925xbiafj7peh8nzo">
               <w:r>
                 <w:rPr>
                   <w:rFonts w:ascii="Arial" w:cs="Arial" w:eastAsia="Arial" w:hAnsi="Arial"/>
@@ -18693,7 +18693,7 @@
             <w:pPr>
               <w:spacing w:after="20" w:before="0"/>
             </w:pPr>
-            <w:hyperlink w:history="1" r:id="rIdgrz3tuej_4fppjkgrfb7o">
+            <w:hyperlink w:history="1" r:id="rIdyzenoai4_fk9rgysdy_gc">
               <w:r>
                 <w:rPr>
                   <w:rFonts w:ascii="Arial" w:cs="Arial" w:eastAsia="Arial" w:hAnsi="Arial"/>
@@ -18726,7 +18726,7 @@
               <w:spacing w:after="10" w:before="0"/>
               <w:ind w:left="120"/>
             </w:pPr>
-            <w:hyperlink w:history="1" r:id="rIdazohqz-u_cstc3wtpikc5">
+            <w:hyperlink w:history="1" r:id="rIdipgdxgf_d5wbfvqbs7wrh">
               <w:r>
                 <w:rPr>
                   <w:rFonts w:ascii="Arial" w:cs="Arial" w:eastAsia="Arial" w:hAnsi="Arial"/>
@@ -18921,7 +18921,7 @@
             <w:pPr>
               <w:spacing w:after="20" w:before="0"/>
             </w:pPr>
-            <w:hyperlink w:history="1" r:id="rIdwyrtkx8bvx34e0qeufew0">
+            <w:hyperlink w:history="1" r:id="rIdm8wlbmfo4b3tekeme_kxq">
               <w:r>
                 <w:rPr>
                   <w:rFonts w:ascii="Arial" w:cs="Arial" w:eastAsia="Arial" w:hAnsi="Arial"/>
@@ -18954,7 +18954,7 @@
               <w:spacing w:after="10" w:before="0"/>
               <w:ind w:left="120"/>
             </w:pPr>
-            <w:hyperlink w:history="1" r:id="rId2wnrxilkhhzphfydugevh">
+            <w:hyperlink w:history="1" r:id="rIdgmmzoohm8jlv83obwfv1h">
               <w:r>
                 <w:rPr>
                   <w:rFonts w:ascii="Arial" w:cs="Arial" w:eastAsia="Arial" w:hAnsi="Arial"/>
@@ -18999,7 +18999,7 @@
             <w:pPr>
               <w:spacing w:after="20" w:before="0"/>
             </w:pPr>
-            <w:hyperlink w:history="1" r:id="rIdhewdyecxtdlqzujd8xpe9">
+            <w:hyperlink w:history="1" r:id="rIdaxnnluckfx-du1-nubpgo">
               <w:r>
                 <w:rPr>
                   <w:rFonts w:ascii="Arial" w:cs="Arial" w:eastAsia="Arial" w:hAnsi="Arial"/>
@@ -19032,7 +19032,7 @@
               <w:spacing w:after="10" w:before="0"/>
               <w:ind w:left="120"/>
             </w:pPr>
-            <w:hyperlink w:history="1" r:id="rIdqjtakx7p4bftavagfn4l8">
+            <w:hyperlink w:history="1" r:id="rIdansuokgwuwq1k-hl7bj2l">
               <w:r>
                 <w:rPr>
                   <w:rFonts w:ascii="Arial" w:cs="Arial" w:eastAsia="Arial" w:hAnsi="Arial"/>
@@ -19639,7 +19639,7 @@
         </w:rPr>
         <w:t xml:space="preserve">© 2026 SeaVuria and ARES. Aligned with KICD objectives. Developed by SeaVuria; technical implementation by ARES (with AI assistance from Claude). Licensed under </w:t>
       </w:r>
-      <w:hyperlink w:history="1" r:id="rIdh0e1yv_vn3yrtm_jx70ue">
+      <w:hyperlink w:history="1" r:id="rIdslgldwx9-tuiypwc6dtx5">
         <w:r>
           <w:rPr>
             <w:rFonts w:ascii="Arial" w:cs="Arial" w:eastAsia="Arial" w:hAnsi="Arial"/>
@@ -19660,7 +19660,7 @@
         </w:rPr>
         <w:t xml:space="preserve"> (</w:t>
       </w:r>
-      <w:hyperlink w:history="1" r:id="rIdadmagjgrqjrrueh9ujk8j">
+      <w:hyperlink w:history="1" r:id="rIdn5yq7pzc-u9lrk09w10op">
         <w:r>
           <w:rPr>
             <w:rFonts w:ascii="Arial" w:cs="Arial" w:eastAsia="Arial" w:hAnsi="Arial"/>
@@ -20690,7 +20690,7 @@
               <w:spacing w:after="10" w:before="0"/>
               <w:ind w:left="120"/>
             </w:pPr>
-            <w:hyperlink w:history="1" r:id="rIdv1pd7tv-9rfzmyotvdrqp">
+            <w:hyperlink w:history="1" r:id="rIda5ugkpmjli3yeui5drxg_">
               <w:r>
                 <w:rPr>
                   <w:rFonts w:ascii="Arial" w:cs="Arial" w:eastAsia="Arial" w:hAnsi="Arial"/>
@@ -20767,7 +20767,7 @@
               <w:spacing w:after="10" w:before="0"/>
               <w:ind w:left="120"/>
             </w:pPr>
-            <w:hyperlink w:history="1" r:id="rIdne3pq3b0rauxkx3ozpii-">
+            <w:hyperlink w:history="1" r:id="rIdodpm_hegiglyzdqhl8uzs">
               <w:r>
                 <w:rPr>
                   <w:rFonts w:ascii="Arial" w:cs="Arial" w:eastAsia="Arial" w:hAnsi="Arial"/>
@@ -20994,7 +20994,7 @@
               <w:spacing w:after="10" w:before="0"/>
               <w:ind w:left="120"/>
             </w:pPr>
-            <w:hyperlink w:history="1" r:id="rIdbu9h_lqznrxtgqkqktaoz">
+            <w:hyperlink w:history="1" r:id="rIdksupwxfnk2dzalwaeap2y">
               <w:r>
                 <w:rPr>
                   <w:rFonts w:ascii="Arial" w:cs="Arial" w:eastAsia="Arial" w:hAnsi="Arial"/>
@@ -21071,7 +21071,7 @@
               <w:spacing w:after="10" w:before="0"/>
               <w:ind w:left="120"/>
             </w:pPr>
-            <w:hyperlink w:history="1" r:id="rIdum3kfbbkfgefzk0ybldlo">
+            <w:hyperlink w:history="1" r:id="rIdhqdmllwimfayvletq-wtj">
               <w:r>
                 <w:rPr>
                   <w:rFonts w:ascii="Arial" w:cs="Arial" w:eastAsia="Arial" w:hAnsi="Arial"/>
@@ -21298,7 +21298,7 @@
               <w:spacing w:after="10" w:before="0"/>
               <w:ind w:left="120"/>
             </w:pPr>
-            <w:hyperlink w:history="1" r:id="rIdfywv5bgqh4ydw8cv-jymd">
+            <w:hyperlink w:history="1" r:id="rIdizoqmqaytcq6dsc2jmnx1">
               <w:r>
                 <w:rPr>
                   <w:rFonts w:ascii="Arial" w:cs="Arial" w:eastAsia="Arial" w:hAnsi="Arial"/>
@@ -21375,7 +21375,7 @@
               <w:spacing w:after="10" w:before="0"/>
               <w:ind w:left="120"/>
             </w:pPr>
-            <w:hyperlink w:history="1" r:id="rIdojy9-lycqwsrxxo-gvmou">
+            <w:hyperlink w:history="1" r:id="rIdy9ebmqsqbrrbgigmy2o7l">
               <w:r>
                 <w:rPr>
                   <w:rFonts w:ascii="Arial" w:cs="Arial" w:eastAsia="Arial" w:hAnsi="Arial"/>
@@ -21602,7 +21602,7 @@
               <w:spacing w:after="10" w:before="0"/>
               <w:ind w:left="120"/>
             </w:pPr>
-            <w:hyperlink w:history="1" r:id="rIdj9ovfhfs8okfsrjggi-s9">
+            <w:hyperlink w:history="1" r:id="rIdr11mfb8tfqhqgqb26vubk">
               <w:r>
                 <w:rPr>
                   <w:rFonts w:ascii="Arial" w:cs="Arial" w:eastAsia="Arial" w:hAnsi="Arial"/>
@@ -21679,7 +21679,7 @@
               <w:spacing w:after="10" w:before="0"/>
               <w:ind w:left="120"/>
             </w:pPr>
-            <w:hyperlink w:history="1" r:id="rIdkm8v_jee4sgscma5lmwbo">
+            <w:hyperlink w:history="1" r:id="rIdj822spgp4ii_u1ye33zh-">
               <w:r>
                 <w:rPr>
                   <w:rFonts w:ascii="Arial" w:cs="Arial" w:eastAsia="Arial" w:hAnsi="Arial"/>
@@ -21906,7 +21906,7 @@
               <w:spacing w:after="10" w:before="0"/>
               <w:ind w:left="120"/>
             </w:pPr>
-            <w:hyperlink w:history="1" r:id="rIdcumvn9jtvry4tid54izfs">
+            <w:hyperlink w:history="1" r:id="rIdge0jetpsxrw_p3buiqpxb">
               <w:r>
                 <w:rPr>
                   <w:rFonts w:ascii="Arial" w:cs="Arial" w:eastAsia="Arial" w:hAnsi="Arial"/>
@@ -21983,7 +21983,7 @@
               <w:spacing w:after="10" w:before="0"/>
               <w:ind w:left="120"/>
             </w:pPr>
-            <w:hyperlink w:history="1" r:id="rId6m1itedaq7y-k0sqrm_wf">
+            <w:hyperlink w:history="1" r:id="rIdyfchznz1vpzqbrxpucxjd">
               <w:r>
                 <w:rPr>
                   <w:rFonts w:ascii="Arial" w:cs="Arial" w:eastAsia="Arial" w:hAnsi="Arial"/>
@@ -22624,7 +22624,7 @@
         </w:rPr>
         <w:t xml:space="preserve">© 2026 SeaVuria and ARES. Aligned with KICD objectives. Developed by SeaVuria; technical implementation by ARES (with AI assistance from Claude). Licensed under </w:t>
       </w:r>
-      <w:hyperlink w:history="1" r:id="rIdzblhypz9snwwbuhueyiya">
+      <w:hyperlink w:history="1" r:id="rIdqhulwjbn_7xjujdtwynyr">
         <w:r>
           <w:rPr>
             <w:rFonts w:ascii="Arial" w:cs="Arial" w:eastAsia="Arial" w:hAnsi="Arial"/>
@@ -22645,7 +22645,7 @@
         </w:rPr>
         <w:t xml:space="preserve"> (</w:t>
       </w:r>
-      <w:hyperlink w:history="1" r:id="rIdwbd6icbewfbpwyb23o7wa">
+      <w:hyperlink w:history="1" r:id="rId0bs9vn_dbtlkkaqwd9wfm">
         <w:r>
           <w:rPr>
             <w:rFonts w:ascii="Arial" w:cs="Arial" w:eastAsia="Arial" w:hAnsi="Arial"/>
@@ -23658,7 +23658,7 @@
             <w:pPr>
               <w:spacing w:after="20" w:before="0"/>
             </w:pPr>
-            <w:hyperlink w:history="1" r:id="rIdmxmj3mnxrrhrh-7_03o-j">
+            <w:hyperlink w:history="1" r:id="rIde_2jpb54skdvfzuqvlxuy">
               <w:r>
                 <w:rPr>
                   <w:rFonts w:ascii="Arial" w:cs="Arial" w:eastAsia="Arial" w:hAnsi="Arial"/>
@@ -23691,7 +23691,7 @@
               <w:spacing w:after="10" w:before="0"/>
               <w:ind w:left="120"/>
             </w:pPr>
-            <w:hyperlink w:history="1" r:id="rIdtjnffo8eplt3t4ciytaj0">
+            <w:hyperlink w:history="1" r:id="rIdebx1-y73vzhuerb929w1x">
               <w:r>
                 <w:rPr>
                   <w:rFonts w:ascii="Arial" w:cs="Arial" w:eastAsia="Arial" w:hAnsi="Arial"/>
@@ -23736,7 +23736,7 @@
             <w:pPr>
               <w:spacing w:after="20" w:before="0"/>
             </w:pPr>
-            <w:hyperlink w:history="1" r:id="rIdmqyybotbldopjytgvyhvu">
+            <w:hyperlink w:history="1" r:id="rId0-rwlb6e-qfyybw6hdrwu">
               <w:r>
                 <w:rPr>
                   <w:rFonts w:ascii="Arial" w:cs="Arial" w:eastAsia="Arial" w:hAnsi="Arial"/>
@@ -23769,7 +23769,7 @@
               <w:spacing w:after="10" w:before="0"/>
               <w:ind w:left="120"/>
             </w:pPr>
-            <w:hyperlink w:history="1" r:id="rIdmxnsiv479q-c1a2stqmpj">
+            <w:hyperlink w:history="1" r:id="rIdn4_mcz7pkjvjpi1ifqw7j">
               <w:r>
                 <w:rPr>
                   <w:rFonts w:ascii="Arial" w:cs="Arial" w:eastAsia="Arial" w:hAnsi="Arial"/>
@@ -23964,7 +23964,7 @@
             <w:pPr>
               <w:spacing w:after="20" w:before="0"/>
             </w:pPr>
-            <w:hyperlink w:history="1" r:id="rIdxvwrf2mjaslvmotph3ifh">
+            <w:hyperlink w:history="1" r:id="rIdjws55-3_hrn30tmnjri4z">
               <w:r>
                 <w:rPr>
                   <w:rFonts w:ascii="Arial" w:cs="Arial" w:eastAsia="Arial" w:hAnsi="Arial"/>
@@ -23997,7 +23997,7 @@
               <w:spacing w:after="10" w:before="0"/>
               <w:ind w:left="120"/>
             </w:pPr>
-            <w:hyperlink w:history="1" r:id="rIduuqh6tvxtmnfaekuiw3v4">
+            <w:hyperlink w:history="1" r:id="rIde0crmxfxbfpvmbxbptsbn">
               <w:r>
                 <w:rPr>
                   <w:rFonts w:ascii="Arial" w:cs="Arial" w:eastAsia="Arial" w:hAnsi="Arial"/>
@@ -24042,7 +24042,7 @@
             <w:pPr>
               <w:spacing w:after="20" w:before="0"/>
             </w:pPr>
-            <w:hyperlink w:history="1" r:id="rIdtxlzfck5dpe5onjksrmld">
+            <w:hyperlink w:history="1" r:id="rIdixffrzkcdd83owjqsgm0l">
               <w:r>
                 <w:rPr>
                   <w:rFonts w:ascii="Arial" w:cs="Arial" w:eastAsia="Arial" w:hAnsi="Arial"/>
@@ -24075,7 +24075,7 @@
               <w:spacing w:after="10" w:before="0"/>
               <w:ind w:left="120"/>
             </w:pPr>
-            <w:hyperlink w:history="1" r:id="rIde82cxv2qfsmvxgyq-eef6">
+            <w:hyperlink w:history="1" r:id="rIdrn30govfishinawtfvjdo">
               <w:r>
                 <w:rPr>
                   <w:rFonts w:ascii="Arial" w:cs="Arial" w:eastAsia="Arial" w:hAnsi="Arial"/>
@@ -24498,7 +24498,7 @@
             <w:pPr>
               <w:spacing w:after="20" w:before="0"/>
             </w:pPr>
-            <w:hyperlink w:history="1" r:id="rIdywgxw4mzyea06wepmzhpo">
+            <w:hyperlink w:history="1" r:id="rId9pxwa6myxx-falhmnfmyw">
               <w:r>
                 <w:rPr>
                   <w:rFonts w:ascii="Arial" w:cs="Arial" w:eastAsia="Arial" w:hAnsi="Arial"/>
@@ -24531,7 +24531,7 @@
               <w:spacing w:after="10" w:before="0"/>
               <w:ind w:left="120"/>
             </w:pPr>
-            <w:hyperlink w:history="1" r:id="rIddcjdznyz_wy0vo29a2lvm">
+            <w:hyperlink w:history="1" r:id="rId0fjej19q0keabrawdfdyo">
               <w:r>
                 <w:rPr>
                   <w:rFonts w:ascii="Arial" w:cs="Arial" w:eastAsia="Arial" w:hAnsi="Arial"/>
@@ -24576,7 +24576,7 @@
             <w:pPr>
               <w:spacing w:after="20" w:before="0"/>
             </w:pPr>
-            <w:hyperlink w:history="1" r:id="rIdrbljtdcnlgjvglehtjsoe">
+            <w:hyperlink w:history="1" r:id="rIdle2_bcysojrw-5slwx8si">
               <w:r>
                 <w:rPr>
                   <w:rFonts w:ascii="Arial" w:cs="Arial" w:eastAsia="Arial" w:hAnsi="Arial"/>
@@ -24609,7 +24609,7 @@
               <w:spacing w:after="10" w:before="0"/>
               <w:ind w:left="120"/>
             </w:pPr>
-            <w:hyperlink w:history="1" r:id="rId5ae5obpda5b1fpjtr2udr">
+            <w:hyperlink w:history="1" r:id="rIdyija_iqpb6qk5t8r5emmj">
               <w:r>
                 <w:rPr>
                   <w:rFonts w:ascii="Arial" w:cs="Arial" w:eastAsia="Arial" w:hAnsi="Arial"/>
@@ -25070,7 +25070,7 @@
             <w:pPr>
               <w:spacing w:after="20" w:before="0"/>
             </w:pPr>
-            <w:hyperlink w:history="1" r:id="rIdbbnjaduhrihohnoxnyyp2">
+            <w:hyperlink w:history="1" r:id="rIdoylj4zxxlx_ibqo8eey36">
               <w:r>
                 <w:rPr>
                   <w:rFonts w:ascii="Arial" w:cs="Arial" w:eastAsia="Arial" w:hAnsi="Arial"/>
@@ -25103,7 +25103,7 @@
               <w:spacing w:after="10" w:before="0"/>
               <w:ind w:left="120"/>
             </w:pPr>
-            <w:hyperlink w:history="1" r:id="rIdqg9dkhmhc5hkou_sum1jw">
+            <w:hyperlink w:history="1" r:id="rId79wu1ja6lnubfpl7ieijh">
               <w:r>
                 <w:rPr>
                   <w:rFonts w:ascii="Arial" w:cs="Arial" w:eastAsia="Arial" w:hAnsi="Arial"/>
@@ -25148,7 +25148,7 @@
             <w:pPr>
               <w:spacing w:after="20" w:before="0"/>
             </w:pPr>
-            <w:hyperlink w:history="1" r:id="rIdufatixhsxdl-_r2colw1q">
+            <w:hyperlink w:history="1" r:id="rIdv-ehaiyms1crhdsxtzlzn">
               <w:r>
                 <w:rPr>
                   <w:rFonts w:ascii="Arial" w:cs="Arial" w:eastAsia="Arial" w:hAnsi="Arial"/>
@@ -25181,7 +25181,7 @@
               <w:spacing w:after="10" w:before="0"/>
               <w:ind w:left="120"/>
             </w:pPr>
-            <w:hyperlink w:history="1" r:id="rIdr2_kfsg_nvb3rktk_rwlr">
+            <w:hyperlink w:history="1" r:id="rIdwiadjgqdh2stzioppovqx">
               <w:r>
                 <w:rPr>
                   <w:rFonts w:ascii="Arial" w:cs="Arial" w:eastAsia="Arial" w:hAnsi="Arial"/>
@@ -25376,7 +25376,7 @@
             <w:pPr>
               <w:spacing w:after="20" w:before="0"/>
             </w:pPr>
-            <w:hyperlink w:history="1" r:id="rIdblbnodyyorrx_qju91uzl">
+            <w:hyperlink w:history="1" r:id="rIdmqmkhbkjwryqyspp5y6tf">
               <w:r>
                 <w:rPr>
                   <w:rFonts w:ascii="Arial" w:cs="Arial" w:eastAsia="Arial" w:hAnsi="Arial"/>
@@ -25409,7 +25409,7 @@
               <w:spacing w:after="10" w:before="0"/>
               <w:ind w:left="120"/>
             </w:pPr>
-            <w:hyperlink w:history="1" r:id="rIdlbrz9yljkpmsnmmxjcgm7">
+            <w:hyperlink w:history="1" r:id="rIdtj0hg9_kfj9fmrqstuxjc">
               <w:r>
                 <w:rPr>
                   <w:rFonts w:ascii="Arial" w:cs="Arial" w:eastAsia="Arial" w:hAnsi="Arial"/>
@@ -25454,7 +25454,7 @@
             <w:pPr>
               <w:spacing w:after="20" w:before="0"/>
             </w:pPr>
-            <w:hyperlink w:history="1" r:id="rIdyskqa3om6-pherf2uihk0">
+            <w:hyperlink w:history="1" r:id="rIdnucejtyolhjbhb2okjw2h">
               <w:r>
                 <w:rPr>
                   <w:rFonts w:ascii="Arial" w:cs="Arial" w:eastAsia="Arial" w:hAnsi="Arial"/>
@@ -25487,7 +25487,7 @@
               <w:spacing w:after="10" w:before="0"/>
               <w:ind w:left="120"/>
             </w:pPr>
-            <w:hyperlink w:history="1" r:id="rIdvpyaaza9we8p3lx7dm1w_">
+            <w:hyperlink w:history="1" r:id="rId6tue4pikipa0xhrc5dbq-">
               <w:r>
                 <w:rPr>
                   <w:rFonts w:ascii="Arial" w:cs="Arial" w:eastAsia="Arial" w:hAnsi="Arial"/>
@@ -26227,7 +26227,7 @@
         </w:rPr>
         <w:t xml:space="preserve">© 2026 SeaVuria and ARES. Aligned with KICD objectives. Developed by SeaVuria; technical implementation by ARES (with AI assistance from Claude). Licensed under </w:t>
       </w:r>
-      <w:hyperlink w:history="1" r:id="rIdecfvfbbzxwiuh4gfbtrze">
+      <w:hyperlink w:history="1" r:id="rId5tfm-nxbytegvgwovcfni">
         <w:r>
           <w:rPr>
             <w:rFonts w:ascii="Arial" w:cs="Arial" w:eastAsia="Arial" w:hAnsi="Arial"/>
@@ -26248,7 +26248,7 @@
         </w:rPr>
         <w:t xml:space="preserve"> (</w:t>
       </w:r>
-      <w:hyperlink w:history="1" r:id="rId6510yney5xseyovmgl3ea">
+      <w:hyperlink w:history="1" r:id="rIdsnolhn08_8d4lh_jjnnvz">
         <w:r>
           <w:rPr>
             <w:rFonts w:ascii="Arial" w:cs="Arial" w:eastAsia="Arial" w:hAnsi="Arial"/>

--- a/data/outputs/v2/General_Science/SS3.3_Waves/General_Science_Waves_CBE_LessonSequence.docx
+++ b/data/outputs/v2/General_Science/SS3.3_Waves/General_Science_Waves_CBE_LessonSequence.docx
@@ -2145,7 +2145,7 @@
         </w:rPr>
         <w:t xml:space="preserve">© 2026 SeaVuria and ARES. This work is licensed under a </w:t>
       </w:r>
-      <w:hyperlink w:history="1" r:id="rId5j2tlssnfdmelnbcxcbet">
+      <w:hyperlink w:history="1" r:id="rIdj4m1q5kcgchz5o3nxtr6h">
         <w:r>
           <w:rPr>
             <w:rFonts w:ascii="Arial" w:cs="Arial" w:eastAsia="Arial" w:hAnsi="Arial"/>
@@ -2165,7 +2165,7 @@
         </w:rPr>
         <w:t xml:space="preserve"> (</w:t>
       </w:r>
-      <w:hyperlink w:history="1" r:id="rIdmohabda54kcf_mdiqap_s">
+      <w:hyperlink w:history="1" r:id="rIdcuix4hhzydxwtvmkhtggg">
         <w:r>
           <w:rPr>
             <w:rFonts w:ascii="Arial" w:cs="Arial" w:eastAsia="Arial" w:hAnsi="Arial"/>
@@ -2185,7 +2185,7 @@
         </w:rPr>
         <w:t xml:space="preserve">). To view a copy of this license, visit </w:t>
       </w:r>
-      <w:hyperlink w:history="1" r:id="rIdtouuqizozbzb5ddw1kz3k">
+      <w:hyperlink w:history="1" r:id="rIdmoxyp4-yenhiiaaatiebt">
         <w:r>
           <w:rPr>
             <w:rFonts w:ascii="Arial" w:cs="Arial" w:eastAsia="Arial" w:hAnsi="Arial"/>
@@ -3197,7 +3197,7 @@
             <w:pPr>
               <w:spacing w:after="20" w:before="0"/>
             </w:pPr>
-            <w:hyperlink w:history="1" r:id="rIdqnhcil-d7wx5e5jxe56cy">
+            <w:hyperlink w:history="1" r:id="rIdvl0ktgm9ltrsqnrd1_g6c">
               <w:r>
                 <w:rPr>
                   <w:rFonts w:ascii="Arial" w:cs="Arial" w:eastAsia="Arial" w:hAnsi="Arial"/>
@@ -3230,7 +3230,7 @@
               <w:spacing w:after="10" w:before="0"/>
               <w:ind w:left="120"/>
             </w:pPr>
-            <w:hyperlink w:history="1" r:id="rIdsgdsisv7szte6cavs8jot">
+            <w:hyperlink w:history="1" r:id="rIdtamtrtbn4xjbhtvdq649i">
               <w:r>
                 <w:rPr>
                   <w:rFonts w:ascii="Arial" w:cs="Arial" w:eastAsia="Arial" w:hAnsi="Arial"/>
@@ -3275,7 +3275,7 @@
             <w:pPr>
               <w:spacing w:after="20" w:before="0"/>
             </w:pPr>
-            <w:hyperlink w:history="1" r:id="rIdbhpyvofsrs49om8r3mt-h">
+            <w:hyperlink w:history="1" r:id="rIdl8vdbggkce0z3s29pyjaf">
               <w:r>
                 <w:rPr>
                   <w:rFonts w:ascii="Arial" w:cs="Arial" w:eastAsia="Arial" w:hAnsi="Arial"/>
@@ -3308,7 +3308,7 @@
               <w:spacing w:after="10" w:before="0"/>
               <w:ind w:left="120"/>
             </w:pPr>
-            <w:hyperlink w:history="1" r:id="rIdgnujku9s-pycguldsgyny">
+            <w:hyperlink w:history="1" r:id="rIdn9mshlk4r0okb10qdfscz">
               <w:r>
                 <w:rPr>
                   <w:rFonts w:ascii="Arial" w:cs="Arial" w:eastAsia="Arial" w:hAnsi="Arial"/>
@@ -3503,7 +3503,7 @@
             <w:pPr>
               <w:spacing w:after="20" w:before="0"/>
             </w:pPr>
-            <w:hyperlink w:history="1" r:id="rId7tws2hu-erkyqhx_i3wk8">
+            <w:hyperlink w:history="1" r:id="rIdnb51uhhuzr34liobyqole">
               <w:r>
                 <w:rPr>
                   <w:rFonts w:ascii="Arial" w:cs="Arial" w:eastAsia="Arial" w:hAnsi="Arial"/>
@@ -3536,7 +3536,7 @@
               <w:spacing w:after="10" w:before="0"/>
               <w:ind w:left="120"/>
             </w:pPr>
-            <w:hyperlink w:history="1" r:id="rIdbkt0d7ohtqs154ynr4ybr">
+            <w:hyperlink w:history="1" r:id="rIddywy7ymdkzvxwabi6pjgt">
               <w:r>
                 <w:rPr>
                   <w:rFonts w:ascii="Arial" w:cs="Arial" w:eastAsia="Arial" w:hAnsi="Arial"/>
@@ -3581,7 +3581,7 @@
             <w:pPr>
               <w:spacing w:after="20" w:before="0"/>
             </w:pPr>
-            <w:hyperlink w:history="1" r:id="rIdod_9p402z91ietwgwsk71">
+            <w:hyperlink w:history="1" r:id="rId6ed6syq3milqvkezxuh0c">
               <w:r>
                 <w:rPr>
                   <w:rFonts w:ascii="Arial" w:cs="Arial" w:eastAsia="Arial" w:hAnsi="Arial"/>
@@ -3614,7 +3614,7 @@
               <w:spacing w:after="10" w:before="0"/>
               <w:ind w:left="120"/>
             </w:pPr>
-            <w:hyperlink w:history="1" r:id="rIdx0ni1fqj_ofkhkqypgqpv">
+            <w:hyperlink w:history="1" r:id="rIdrv2v2etncaka7wqrwgy1f">
               <w:r>
                 <w:rPr>
                   <w:rFonts w:ascii="Arial" w:cs="Arial" w:eastAsia="Arial" w:hAnsi="Arial"/>
@@ -3809,7 +3809,7 @@
             <w:pPr>
               <w:spacing w:after="20" w:before="0"/>
             </w:pPr>
-            <w:hyperlink w:history="1" r:id="rIdttrkunie89cfo8dhecoe0">
+            <w:hyperlink w:history="1" r:id="rIds78jp8vvguevlipeniamn">
               <w:r>
                 <w:rPr>
                   <w:rFonts w:ascii="Arial" w:cs="Arial" w:eastAsia="Arial" w:hAnsi="Arial"/>
@@ -3842,7 +3842,7 @@
               <w:spacing w:after="10" w:before="0"/>
               <w:ind w:left="120"/>
             </w:pPr>
-            <w:hyperlink w:history="1" r:id="rIdcgm1elfagrn1nlj0qqivx">
+            <w:hyperlink w:history="1" r:id="rIdq6regqabdgnzl-tivqq9b">
               <w:r>
                 <w:rPr>
                   <w:rFonts w:ascii="Arial" w:cs="Arial" w:eastAsia="Arial" w:hAnsi="Arial"/>
@@ -3887,7 +3887,7 @@
             <w:pPr>
               <w:spacing w:after="20" w:before="0"/>
             </w:pPr>
-            <w:hyperlink w:history="1" r:id="rId6jrudwy41rdx3rlvtty47">
+            <w:hyperlink w:history="1" r:id="rIdxpobrgukrjqcyrtatpvkx">
               <w:r>
                 <w:rPr>
                   <w:rFonts w:ascii="Arial" w:cs="Arial" w:eastAsia="Arial" w:hAnsi="Arial"/>
@@ -3920,7 +3920,7 @@
               <w:spacing w:after="10" w:before="0"/>
               <w:ind w:left="120"/>
             </w:pPr>
-            <w:hyperlink w:history="1" r:id="rIdd8m7ot3tun0cvqpyiqu_c">
+            <w:hyperlink w:history="1" r:id="rIdooznmy3k5jfudquitt52g">
               <w:r>
                 <w:rPr>
                   <w:rFonts w:ascii="Arial" w:cs="Arial" w:eastAsia="Arial" w:hAnsi="Arial"/>
@@ -4115,7 +4115,7 @@
             <w:pPr>
               <w:spacing w:after="20" w:before="0"/>
             </w:pPr>
-            <w:hyperlink w:history="1" r:id="rIdyktd50heqbvihv69uwbk_">
+            <w:hyperlink w:history="1" r:id="rIdscgbtui-u0i1xj_yyrrah">
               <w:r>
                 <w:rPr>
                   <w:rFonts w:ascii="Arial" w:cs="Arial" w:eastAsia="Arial" w:hAnsi="Arial"/>
@@ -4148,7 +4148,7 @@
               <w:spacing w:after="10" w:before="0"/>
               <w:ind w:left="120"/>
             </w:pPr>
-            <w:hyperlink w:history="1" r:id="rIdyycvjppo0uojufpemtt-p">
+            <w:hyperlink w:history="1" r:id="rIdjmvdykp70i4uwpnaxmfgp">
               <w:r>
                 <w:rPr>
                   <w:rFonts w:ascii="Arial" w:cs="Arial" w:eastAsia="Arial" w:hAnsi="Arial"/>
@@ -4193,7 +4193,7 @@
             <w:pPr>
               <w:spacing w:after="20" w:before="0"/>
             </w:pPr>
-            <w:hyperlink w:history="1" r:id="rId4pxtn3cv-i1onlpzhsmnf">
+            <w:hyperlink w:history="1" r:id="rIdwm9dh0vxbmryc77hmcwfh">
               <w:r>
                 <w:rPr>
                   <w:rFonts w:ascii="Arial" w:cs="Arial" w:eastAsia="Arial" w:hAnsi="Arial"/>
@@ -4226,7 +4226,7 @@
               <w:spacing w:after="10" w:before="0"/>
               <w:ind w:left="120"/>
             </w:pPr>
-            <w:hyperlink w:history="1" r:id="rIdz2y3pduohe5ephskf3gvy">
+            <w:hyperlink w:history="1" r:id="rIdrwbcwhaetagtklhj4dboq">
               <w:r>
                 <w:rPr>
                   <w:rFonts w:ascii="Arial" w:cs="Arial" w:eastAsia="Arial" w:hAnsi="Arial"/>
@@ -4421,7 +4421,7 @@
             <w:pPr>
               <w:spacing w:after="20" w:before="0"/>
             </w:pPr>
-            <w:hyperlink w:history="1" r:id="rIdphg9xq1qphcux-hd0b8pi">
+            <w:hyperlink w:history="1" r:id="rIdexhyapwn3arlvkjhq3_2b">
               <w:r>
                 <w:rPr>
                   <w:rFonts w:ascii="Arial" w:cs="Arial" w:eastAsia="Arial" w:hAnsi="Arial"/>
@@ -4454,7 +4454,7 @@
               <w:spacing w:after="10" w:before="0"/>
               <w:ind w:left="120"/>
             </w:pPr>
-            <w:hyperlink w:history="1" r:id="rIdcu9cqguk-rpph8wyqe9o1">
+            <w:hyperlink w:history="1" r:id="rIdtwvb0xmq2bxabphchsvoh">
               <w:r>
                 <w:rPr>
                   <w:rFonts w:ascii="Arial" w:cs="Arial" w:eastAsia="Arial" w:hAnsi="Arial"/>
@@ -4499,7 +4499,7 @@
             <w:pPr>
               <w:spacing w:after="20" w:before="0"/>
             </w:pPr>
-            <w:hyperlink w:history="1" r:id="rIdpyt6k8smsc6kqmewlrzwy">
+            <w:hyperlink w:history="1" r:id="rIdn8r2vg2s89mkdywpcd0p4">
               <w:r>
                 <w:rPr>
                   <w:rFonts w:ascii="Arial" w:cs="Arial" w:eastAsia="Arial" w:hAnsi="Arial"/>
@@ -4532,7 +4532,7 @@
               <w:spacing w:after="10" w:before="0"/>
               <w:ind w:left="120"/>
             </w:pPr>
-            <w:hyperlink w:history="1" r:id="rIdwwcqpbdl_w5ibgself1wv">
+            <w:hyperlink w:history="1" r:id="rIdaizorzf8ffn5ufdkp3u0c">
               <w:r>
                 <w:rPr>
                   <w:rFonts w:ascii="Arial" w:cs="Arial" w:eastAsia="Arial" w:hAnsi="Arial"/>
@@ -5044,7 +5044,7 @@
         </w:rPr>
         <w:t xml:space="preserve">© 2026 SeaVuria and ARES. Aligned with KICD objectives. Developed by SeaVuria; technical implementation by ARES (with AI assistance from Claude). Licensed under </w:t>
       </w:r>
-      <w:hyperlink w:history="1" r:id="rIdwyws0emma6bc4jqahelcc">
+      <w:hyperlink w:history="1" r:id="rIdizb_yxfvu63aerttq8-l9">
         <w:r>
           <w:rPr>
             <w:rFonts w:ascii="Arial" w:cs="Arial" w:eastAsia="Arial" w:hAnsi="Arial"/>
@@ -5065,7 +5065,7 @@
         </w:rPr>
         <w:t xml:space="preserve"> (</w:t>
       </w:r>
-      <w:hyperlink w:history="1" r:id="rId8mrhpb_jh5uzhaogi0wqr">
+      <w:hyperlink w:history="1" r:id="rIdjwx5-bu6j84yivx4wphw0">
         <w:r>
           <w:rPr>
             <w:rFonts w:ascii="Arial" w:cs="Arial" w:eastAsia="Arial" w:hAnsi="Arial"/>
@@ -6078,7 +6078,7 @@
             <w:pPr>
               <w:spacing w:after="20" w:before="0"/>
             </w:pPr>
-            <w:hyperlink w:history="1" r:id="rIdtfcgcxzx2u0bpbfxspb9f">
+            <w:hyperlink w:history="1" r:id="rIducgeoqqfg6v9r6wq80kfp">
               <w:r>
                 <w:rPr>
                   <w:rFonts w:ascii="Arial" w:cs="Arial" w:eastAsia="Arial" w:hAnsi="Arial"/>
@@ -6111,7 +6111,7 @@
               <w:spacing w:after="10" w:before="0"/>
               <w:ind w:left="120"/>
             </w:pPr>
-            <w:hyperlink w:history="1" r:id="rIdxnxixk9zpibxudelzrcky">
+            <w:hyperlink w:history="1" r:id="rIdd_yc_1__205hjtlhujjro">
               <w:r>
                 <w:rPr>
                   <w:rFonts w:ascii="Arial" w:cs="Arial" w:eastAsia="Arial" w:hAnsi="Arial"/>
@@ -6156,7 +6156,7 @@
             <w:pPr>
               <w:spacing w:after="20" w:before="0"/>
             </w:pPr>
-            <w:hyperlink w:history="1" r:id="rIdriy2xo2znvloko8wh6kcq">
+            <w:hyperlink w:history="1" r:id="rId2-ax5tfmdekccla-ix4ya">
               <w:r>
                 <w:rPr>
                   <w:rFonts w:ascii="Arial" w:cs="Arial" w:eastAsia="Arial" w:hAnsi="Arial"/>
@@ -6189,7 +6189,7 @@
               <w:spacing w:after="10" w:before="0"/>
               <w:ind w:left="120"/>
             </w:pPr>
-            <w:hyperlink w:history="1" r:id="rIdjo-4sp-osy7li0ipsocpo">
+            <w:hyperlink w:history="1" r:id="rIduqto9w_gprth5phe7vson">
               <w:r>
                 <w:rPr>
                   <w:rFonts w:ascii="Arial" w:cs="Arial" w:eastAsia="Arial" w:hAnsi="Arial"/>
@@ -6384,7 +6384,7 @@
             <w:pPr>
               <w:spacing w:after="20" w:before="0"/>
             </w:pPr>
-            <w:hyperlink w:history="1" r:id="rIdu2cz7wzomuca5kx-uhb7g">
+            <w:hyperlink w:history="1" r:id="rIdwlzsh9cooghz-hybaqx-y">
               <w:r>
                 <w:rPr>
                   <w:rFonts w:ascii="Arial" w:cs="Arial" w:eastAsia="Arial" w:hAnsi="Arial"/>
@@ -6417,7 +6417,7 @@
               <w:spacing w:after="10" w:before="0"/>
               <w:ind w:left="120"/>
             </w:pPr>
-            <w:hyperlink w:history="1" r:id="rIde0xnf-hoihvv4utt1soyk">
+            <w:hyperlink w:history="1" r:id="rIdso-5mbxn4njaezfasznfy">
               <w:r>
                 <w:rPr>
                   <w:rFonts w:ascii="Arial" w:cs="Arial" w:eastAsia="Arial" w:hAnsi="Arial"/>
@@ -6462,7 +6462,7 @@
             <w:pPr>
               <w:spacing w:after="20" w:before="0"/>
             </w:pPr>
-            <w:hyperlink w:history="1" r:id="rIdc24fhanrprcg0zilk_dut">
+            <w:hyperlink w:history="1" r:id="rIdzgskxkpbfajbotfthwcsn">
               <w:r>
                 <w:rPr>
                   <w:rFonts w:ascii="Arial" w:cs="Arial" w:eastAsia="Arial" w:hAnsi="Arial"/>
@@ -6495,7 +6495,7 @@
               <w:spacing w:after="10" w:before="0"/>
               <w:ind w:left="120"/>
             </w:pPr>
-            <w:hyperlink w:history="1" r:id="rIdf8zrn4u-ydvswkwxfs7bu">
+            <w:hyperlink w:history="1" r:id="rIdmstndqj2qggquyqz-th00">
               <w:r>
                 <w:rPr>
                   <w:rFonts w:ascii="Arial" w:cs="Arial" w:eastAsia="Arial" w:hAnsi="Arial"/>
@@ -6690,7 +6690,7 @@
             <w:pPr>
               <w:spacing w:after="20" w:before="0"/>
             </w:pPr>
-            <w:hyperlink w:history="1" r:id="rIdik4oi1dvjdiwp49p7ak7m">
+            <w:hyperlink w:history="1" r:id="rId69ejthzfdjbm2w-31biky">
               <w:r>
                 <w:rPr>
                   <w:rFonts w:ascii="Arial" w:cs="Arial" w:eastAsia="Arial" w:hAnsi="Arial"/>
@@ -6739,7 +6739,7 @@
               <w:spacing w:after="10" w:before="0"/>
               <w:ind w:left="120"/>
             </w:pPr>
-            <w:hyperlink w:history="1" r:id="rId0z5jxi6ibycn3r27icphi">
+            <w:hyperlink w:history="1" r:id="rIdn-__hf3dqsucvycic9jnk">
               <w:r>
                 <w:rPr>
                   <w:rFonts w:ascii="Arial" w:cs="Arial" w:eastAsia="Arial" w:hAnsi="Arial"/>
@@ -6784,7 +6784,7 @@
             <w:pPr>
               <w:spacing w:after="20" w:before="0"/>
             </w:pPr>
-            <w:hyperlink w:history="1" r:id="rId6m-epax50gg0ys9u7lr3f">
+            <w:hyperlink w:history="1" r:id="rIdtzyzhc6el0tswjpz0xffp">
               <w:r>
                 <w:rPr>
                   <w:rFonts w:ascii="Arial" w:cs="Arial" w:eastAsia="Arial" w:hAnsi="Arial"/>
@@ -6817,7 +6817,7 @@
               <w:spacing w:after="10" w:before="0"/>
               <w:ind w:left="120"/>
             </w:pPr>
-            <w:hyperlink w:history="1" r:id="rIdsf5kogxrgvl8r2ot7boex">
+            <w:hyperlink w:history="1" r:id="rIdebqbhtz1ch5tb6blfuu5m">
               <w:r>
                 <w:rPr>
                   <w:rFonts w:ascii="Arial" w:cs="Arial" w:eastAsia="Arial" w:hAnsi="Arial"/>
@@ -7012,7 +7012,7 @@
             <w:pPr>
               <w:spacing w:after="20" w:before="0"/>
             </w:pPr>
-            <w:hyperlink w:history="1" r:id="rIdrycioksa5vrldlqjwkgs1">
+            <w:hyperlink w:history="1" r:id="rIdsxa3skfdyxtikgw9d0eoz">
               <w:r>
                 <w:rPr>
                   <w:rFonts w:ascii="Arial" w:cs="Arial" w:eastAsia="Arial" w:hAnsi="Arial"/>
@@ -7061,7 +7061,7 @@
               <w:spacing w:after="10" w:before="0"/>
               <w:ind w:left="120"/>
             </w:pPr>
-            <w:hyperlink w:history="1" r:id="rIdjprknk0aja12rs3ez1u33">
+            <w:hyperlink w:history="1" r:id="rIdeh1kzumjw-wz2ndvhztrt">
               <w:r>
                 <w:rPr>
                   <w:rFonts w:ascii="Arial" w:cs="Arial" w:eastAsia="Arial" w:hAnsi="Arial"/>
@@ -7106,7 +7106,7 @@
             <w:pPr>
               <w:spacing w:after="20" w:before="0"/>
             </w:pPr>
-            <w:hyperlink w:history="1" r:id="rIdpvnvrdgcmygietpongueq">
+            <w:hyperlink w:history="1" r:id="rIdtmrunzv9k7rjlom7obmcp">
               <w:r>
                 <w:rPr>
                   <w:rFonts w:ascii="Arial" w:cs="Arial" w:eastAsia="Arial" w:hAnsi="Arial"/>
@@ -7139,7 +7139,7 @@
               <w:spacing w:after="10" w:before="0"/>
               <w:ind w:left="120"/>
             </w:pPr>
-            <w:hyperlink w:history="1" r:id="rId5hgeciui8ksax4ffk7tcn">
+            <w:hyperlink w:history="1" r:id="rId2lyp8o0aukeue470tzuex">
               <w:r>
                 <w:rPr>
                   <w:rFonts w:ascii="Arial" w:cs="Arial" w:eastAsia="Arial" w:hAnsi="Arial"/>
@@ -7334,7 +7334,7 @@
             <w:pPr>
               <w:spacing w:after="20" w:before="0"/>
             </w:pPr>
-            <w:hyperlink w:history="1" r:id="rIdqbjqicflvomqvtqcct5mu">
+            <w:hyperlink w:history="1" r:id="rIdruow6snfinpb24lghhbnj">
               <w:r>
                 <w:rPr>
                   <w:rFonts w:ascii="Arial" w:cs="Arial" w:eastAsia="Arial" w:hAnsi="Arial"/>
@@ -7383,7 +7383,7 @@
               <w:spacing w:after="10" w:before="0"/>
               <w:ind w:left="120"/>
             </w:pPr>
-            <w:hyperlink w:history="1" r:id="rIdbfl_tqbpp5tmr-36vnd-9">
+            <w:hyperlink w:history="1" r:id="rId0s8qs6geexwoaurq1h9nn">
               <w:r>
                 <w:rPr>
                   <w:rFonts w:ascii="Arial" w:cs="Arial" w:eastAsia="Arial" w:hAnsi="Arial"/>
@@ -7428,7 +7428,7 @@
             <w:pPr>
               <w:spacing w:after="20" w:before="0"/>
             </w:pPr>
-            <w:hyperlink w:history="1" r:id="rIdfaj2thkf56ku0f9zy52ob">
+            <w:hyperlink w:history="1" r:id="rIdk_t2b5jz9ohe0vpdwdsu0">
               <w:r>
                 <w:rPr>
                   <w:rFonts w:ascii="Arial" w:cs="Arial" w:eastAsia="Arial" w:hAnsi="Arial"/>
@@ -7461,7 +7461,7 @@
               <w:spacing w:after="10" w:before="0"/>
               <w:ind w:left="120"/>
             </w:pPr>
-            <w:hyperlink w:history="1" r:id="rIdn8hmuqrktytynk3bfdrln">
+            <w:hyperlink w:history="1" r:id="rIdxyoghmm_pnwwtmrlonj3e">
               <w:r>
                 <w:rPr>
                   <w:rFonts w:ascii="Arial" w:cs="Arial" w:eastAsia="Arial" w:hAnsi="Arial"/>
@@ -7951,7 +7951,7 @@
                 <w:sz w:val="18"/>
                 <w:szCs w:val="18"/>
               </w:rPr>
-              <w:t xml:space="preserve">The wave equation v = fλ explains why the fisherman at Lake Victoria can begin to assign numbers to his observations: the deep-rumble thunder sound has a low frequency and therefore a long wavelength, which — as learners will discover in Lesson 3 — enables it to diffract (bend) around the rocky headland more effectively than high-frequency sounds. The same equation explains why a Nairobi FM radio signal has a wavelength of roughly 3 m, which is relevant to whether that signal can diffract around a Rift Valley hill (a question that will be quantitatively resolved in Lesson 5 on diffraction). Learners cannot yet fully explain the bending mechanism, but they now have the mathematical tool to characterise any wave in the anchoring phenomenon.</w:t>
+              <w:t xml:space="preserve">The wave equation v = fλ explains why the fisherman at Lake Victoria can begin to assign numbers to his observations: the deep-rumble thunder sound has a low frequency and therefore a long wavelength, which — as learners will discover in Lesson 5 — enables it to diffract (bend) around the rocky headland more effectively than high-frequency sounds. The same equation explains why a Nairobi FM radio signal has a wavelength of roughly 3 m, which is relevant to whether that signal can diffract around a Rift Valley hill (a question that will be quantitatively resolved in Lesson 5 on diffraction). Learners cannot yet fully explain the bending mechanism, but they now have the mathematical tool to characterise any wave in the anchoring phenomenon.</w:t>
             </w:r>
           </w:p>
         </w:tc>
@@ -7973,7 +7973,7 @@
         </w:rPr>
         <w:t xml:space="preserve">© 2026 SeaVuria and ARES. Aligned with KICD objectives. Developed by SeaVuria; technical implementation by ARES (with AI assistance from Claude). Licensed under </w:t>
       </w:r>
-      <w:hyperlink w:history="1" r:id="rId0jz7gdlz1rhvtufkf8pzw">
+      <w:hyperlink w:history="1" r:id="rIdr8u7g-ow_6czynslgcu2o">
         <w:r>
           <w:rPr>
             <w:rFonts w:ascii="Arial" w:cs="Arial" w:eastAsia="Arial" w:hAnsi="Arial"/>
@@ -7994,7 +7994,7 @@
         </w:rPr>
         <w:t xml:space="preserve"> (</w:t>
       </w:r>
-      <w:hyperlink w:history="1" r:id="rIdkcbzrmwxyua2a5tskkfxm">
+      <w:hyperlink w:history="1" r:id="rIdmwcfgxx4j9bt0-nzpyr7j">
         <w:r>
           <w:rPr>
             <w:rFonts w:ascii="Arial" w:cs="Arial" w:eastAsia="Arial" w:hAnsi="Arial"/>
@@ -8565,7 +8565,7 @@
                 <w:sz w:val="18"/>
                 <w:szCs w:val="18"/>
               </w:rPr>
-              <w:t xml:space="preserve">Lesson 3 takes the first major step toward resolving the fisherman's puzzle: learners gather real acoustic evidence that sound bounces off hard surfaces (the school wall as a proxy for the rocky headland), measure the effect, and formalise it as the law of reflection. By the end of the lesson learners can explain part of the puzzle — reflected sound can reach the fisherman from behind the cliff — but the DQB update makes clear that reflection alone cannot explain sound bending around the headland, setting up the need for diffraction in Lesson 4.</w:t>
+              <w:t xml:space="preserve">Lesson 3 takes the first major step toward resolving the fisherman's puzzle: learners gather real acoustic evidence that sound bounces off hard surfaces (the school wall as a proxy for the rocky headland), measure the effect, and formalise it as the law of reflection. By the end of the lesson learners can explain part of the puzzle — reflected sound can reach the fisherman from behind the cliff — but the DQB update makes clear that reflection alone cannot explain sound bending around the headland, setting up the need for diffraction in Lesson 5.</w:t>
             </w:r>
           </w:p>
         </w:tc>
@@ -9007,7 +9007,7 @@
             <w:pPr>
               <w:spacing w:after="20" w:before="0"/>
             </w:pPr>
-            <w:hyperlink w:history="1" r:id="rIdtl9vqyzi7dkevvqkqi5br">
+            <w:hyperlink w:history="1" r:id="rIdtpwgg4x2dn39epiu8hcxw">
               <w:r>
                 <w:rPr>
                   <w:rFonts w:ascii="Arial" w:cs="Arial" w:eastAsia="Arial" w:hAnsi="Arial"/>
@@ -9040,7 +9040,7 @@
               <w:spacing w:after="10" w:before="0"/>
               <w:ind w:left="120"/>
             </w:pPr>
-            <w:hyperlink w:history="1" r:id="rIdnxkuveueavas2y0j5sukh">
+            <w:hyperlink w:history="1" r:id="rIdhk0l8jtuaidar9lmpvtlz">
               <w:r>
                 <w:rPr>
                   <w:rFonts w:ascii="Arial" w:cs="Arial" w:eastAsia="Arial" w:hAnsi="Arial"/>
@@ -9085,7 +9085,7 @@
             <w:pPr>
               <w:spacing w:after="20" w:before="0"/>
             </w:pPr>
-            <w:hyperlink w:history="1" r:id="rId9xys8f8rflu_bsfv2o2nh">
+            <w:hyperlink w:history="1" r:id="rId0czzbjlzld2nfsfnoomu2">
               <w:r>
                 <w:rPr>
                   <w:rFonts w:ascii="Arial" w:cs="Arial" w:eastAsia="Arial" w:hAnsi="Arial"/>
@@ -9118,7 +9118,7 @@
               <w:spacing w:after="10" w:before="0"/>
               <w:ind w:left="120"/>
             </w:pPr>
-            <w:hyperlink w:history="1" r:id="rIdtcvif4exuo_njlxmzumou">
+            <w:hyperlink w:history="1" r:id="rIdoivni8zjncyydhoohuuhe">
               <w:r>
                 <w:rPr>
                   <w:rFonts w:ascii="Arial" w:cs="Arial" w:eastAsia="Arial" w:hAnsi="Arial"/>
@@ -9313,7 +9313,7 @@
             <w:pPr>
               <w:spacing w:after="20" w:before="0"/>
             </w:pPr>
-            <w:hyperlink w:history="1" r:id="rIdvx6jmxd9befoc-qr3ebba">
+            <w:hyperlink w:history="1" r:id="rIdxepcsms-iqqkqg9tm4lut">
               <w:r>
                 <w:rPr>
                   <w:rFonts w:ascii="Arial" w:cs="Arial" w:eastAsia="Arial" w:hAnsi="Arial"/>
@@ -9346,7 +9346,7 @@
               <w:spacing w:after="10" w:before="0"/>
               <w:ind w:left="120"/>
             </w:pPr>
-            <w:hyperlink w:history="1" r:id="rIdjhgdb2ga2jz7pm-l_l5xq">
+            <w:hyperlink w:history="1" r:id="rId-spv3bnnwj267byevr7yj">
               <w:r>
                 <w:rPr>
                   <w:rFonts w:ascii="Arial" w:cs="Arial" w:eastAsia="Arial" w:hAnsi="Arial"/>
@@ -9391,7 +9391,7 @@
             <w:pPr>
               <w:spacing w:after="20" w:before="0"/>
             </w:pPr>
-            <w:hyperlink w:history="1" r:id="rIdz0vlo-w5xw2fyy6u-ljbx">
+            <w:hyperlink w:history="1" r:id="rIdxovc2hscu8trdzfvowqbj">
               <w:r>
                 <w:rPr>
                   <w:rFonts w:ascii="Arial" w:cs="Arial" w:eastAsia="Arial" w:hAnsi="Arial"/>
@@ -9424,7 +9424,7 @@
               <w:spacing w:after="10" w:before="0"/>
               <w:ind w:left="120"/>
             </w:pPr>
-            <w:hyperlink w:history="1" r:id="rIdd_cgqt8pqsgq7mxtmg3fq">
+            <w:hyperlink w:history="1" r:id="rIdmsoyawk1aksf37eogsbxp">
               <w:r>
                 <w:rPr>
                   <w:rFonts w:ascii="Arial" w:cs="Arial" w:eastAsia="Arial" w:hAnsi="Arial"/>
@@ -9619,7 +9619,7 @@
             <w:pPr>
               <w:spacing w:after="20" w:before="0"/>
             </w:pPr>
-            <w:hyperlink w:history="1" r:id="rId0ln9jf9dpjtxqavztuod9">
+            <w:hyperlink w:history="1" r:id="rIdnfhttfyrsdbjpxzp15-yg">
               <w:r>
                 <w:rPr>
                   <w:rFonts w:ascii="Arial" w:cs="Arial" w:eastAsia="Arial" w:hAnsi="Arial"/>
@@ -9652,7 +9652,7 @@
               <w:spacing w:after="10" w:before="0"/>
               <w:ind w:left="120"/>
             </w:pPr>
-            <w:hyperlink w:history="1" r:id="rIdcdyhucqbkoyytexvfmzfa">
+            <w:hyperlink w:history="1" r:id="rIdnn0vxehumn1gshsg7fdxz">
               <w:r>
                 <w:rPr>
                   <w:rFonts w:ascii="Arial" w:cs="Arial" w:eastAsia="Arial" w:hAnsi="Arial"/>
@@ -9697,7 +9697,7 @@
             <w:pPr>
               <w:spacing w:after="20" w:before="0"/>
             </w:pPr>
-            <w:hyperlink w:history="1" r:id="rIdfse6uddgc3dt4rgsgej6l">
+            <w:hyperlink w:history="1" r:id="rIddcomudu3opkbmdz51b_1z">
               <w:r>
                 <w:rPr>
                   <w:rFonts w:ascii="Arial" w:cs="Arial" w:eastAsia="Arial" w:hAnsi="Arial"/>
@@ -9730,7 +9730,7 @@
               <w:spacing w:after="10" w:before="0"/>
               <w:ind w:left="120"/>
             </w:pPr>
-            <w:hyperlink w:history="1" r:id="rIdgaiwy-lkn4k5vjwpqsi1q">
+            <w:hyperlink w:history="1" r:id="rIdntgemfpmluegfhdazsqpt">
               <w:r>
                 <w:rPr>
                   <w:rFonts w:ascii="Arial" w:cs="Arial" w:eastAsia="Arial" w:hAnsi="Arial"/>
@@ -9925,7 +9925,7 @@
             <w:pPr>
               <w:spacing w:after="20" w:before="0"/>
             </w:pPr>
-            <w:hyperlink w:history="1" r:id="rIduyzjlhde4axfdxp-8pajv">
+            <w:hyperlink w:history="1" r:id="rId9nhphecakjkf_ivekl6gk">
               <w:r>
                 <w:rPr>
                   <w:rFonts w:ascii="Arial" w:cs="Arial" w:eastAsia="Arial" w:hAnsi="Arial"/>
@@ -9958,7 +9958,7 @@
               <w:spacing w:after="10" w:before="0"/>
               <w:ind w:left="120"/>
             </w:pPr>
-            <w:hyperlink w:history="1" r:id="rIdpkfqauazmfer45twqggpa">
+            <w:hyperlink w:history="1" r:id="rIdycjhpinrdenksppinxbt9">
               <w:r>
                 <w:rPr>
                   <w:rFonts w:ascii="Arial" w:cs="Arial" w:eastAsia="Arial" w:hAnsi="Arial"/>
@@ -10003,7 +10003,7 @@
             <w:pPr>
               <w:spacing w:after="20" w:before="0"/>
             </w:pPr>
-            <w:hyperlink w:history="1" r:id="rIdn6rlmltd9o8z6bvaj9jcq">
+            <w:hyperlink w:history="1" r:id="rIdkspxprhzb36rrjrqb-qpu">
               <w:r>
                 <w:rPr>
                   <w:rFonts w:ascii="Arial" w:cs="Arial" w:eastAsia="Arial" w:hAnsi="Arial"/>
@@ -10036,7 +10036,7 @@
               <w:spacing w:after="10" w:before="0"/>
               <w:ind w:left="120"/>
             </w:pPr>
-            <w:hyperlink w:history="1" r:id="rIdbax_h1z0thyi4cjnt4ehl">
+            <w:hyperlink w:history="1" r:id="rIdurlxphmkal4h_tnlqrlka">
               <w:r>
                 <w:rPr>
                   <w:rFonts w:ascii="Arial" w:cs="Arial" w:eastAsia="Arial" w:hAnsi="Arial"/>
@@ -10078,7 +10078,7 @@
                 <w:sz w:val="18"/>
                 <w:szCs w:val="18"/>
               </w:rPr>
-              <w:t xml:space="preserve">Each learner writes two sticky notes (or two entries in a designated section of their journal if sticky notes are unavailable): (1) A CLAIM card — one sentence stating what they now know about the fisherman's puzzle because of today's lesson (e.g. 'Reflected sound from the cliff face could send some of the thunder's sound toward the fisherman even if the storm is partly behind the cliff.'). (2) A NEW QUESTION card — one question that today's evidence raises but does not answer (e.g. 'But what about the sound reaching the completely shadowed cove — no wall is facing that way?'). The class DQB (a large sheet of paper or section of the chalkboard divided into columns: WHAT WE OBSERVED / WHAT WE THINK WE KNOW / WHAT WE STILL WONDER) is updated. The teacher reads 3 CLAIM cards and 3 NEW QUESTION cards aloud, and the class votes (thumbs up/sideways/down) on whether they agree with each claim. New questions that the class agrees are not yet answered are circled in a different colour — these become the explicit bridge to Lesson 4 (diffraction).</w:t>
+              <w:t xml:space="preserve">Each learner writes two sticky notes (or two entries in a designated section of their journal if sticky notes are unavailable): (1) A CLAIM card — one sentence stating what they now know about the fisherman's puzzle because of today's lesson (e.g. 'Reflected sound from the cliff face could send some of the thunder's sound toward the fisherman even if the storm is partly behind the cliff.'). (2) A NEW QUESTION card — one question that today's evidence raises but does not answer (e.g. 'But what about the sound reaching the completely shadowed cove — no wall is facing that way?'). The class DQB (a large sheet of paper or section of the chalkboard divided into columns: WHAT WE OBSERVED / WHAT WE THINK WE KNOW / WHAT WE STILL WONDER) is updated. The teacher reads 3 CLAIM cards and 3 NEW QUESTION cards aloud, and the class votes (thumbs up/sideways/down) on whether they agree with each claim. New questions that the class agrees are not yet answered are circled in a different colour — these become the explicit bridge to Lesson 5 (diffraction).</w:t>
             </w:r>
           </w:p>
         </w:tc>
@@ -10110,7 +10110,7 @@
                 <w:sz w:val="18"/>
                 <w:szCs w:val="18"/>
               </w:rPr>
-              <w:t xml:space="preserve">Say: 'Take 3 minutes — silently write your CLAIM card and your NEW QUESTION card. No talking.' [Circulate. After 3 minutes:] 'Post your cards on the DQB now.' [Give 1 minute.] Read 3 claim cards aloud, pausing after each: 'Thumbs up if you agree with this claim, sideways if you are not sure, down if you disagree. [WAIT 8 seconds for thumbs.] Why did some of you put thumbs sideways — Zawadi?' [WAIT 12 seconds.] After reading 3 new question cards, circle the ones related to sound going around the headland and say: 'Look at this question — it is exactly what we cannot explain yet with reflection. Keep it in mind. Lesson 4 is going to attack this question directly.' Write on the DQB in a distinct colour: 'Reflection explains part of the fisherman's puzzle — but NOT how sound goes AROUND the headland.'</w:t>
+              <w:t xml:space="preserve">Say: 'Take 3 minutes — silently write your CLAIM card and your NEW QUESTION card. No talking.' [Circulate. After 3 minutes:] 'Post your cards on the DQB now.' [Give 1 minute.] Read 3 claim cards aloud, pausing after each: 'Thumbs up if you agree with this claim, sideways if you are not sure, down if you disagree. [WAIT 8 seconds for thumbs.] Why did some of you put thumbs sideways — Zawadi?' [WAIT 12 seconds.] After reading 3 new question cards, circle the ones related to sound going around the headland and say: 'Look at this question — it is exactly what we cannot explain yet with reflection. Keep it in mind. Lesson 5 is going to attack this question directly.' Write on the DQB in a distinct colour: 'Reflection explains part of the fisherman's puzzle — but NOT how sound goes AROUND the headland.'</w:t>
             </w:r>
           </w:p>
         </w:tc>
@@ -10174,7 +10174,7 @@
                 <w:sz w:val="18"/>
                 <w:szCs w:val="18"/>
               </w:rPr>
-              <w:t xml:space="preserve">Teacher reads all posted CLAIM cards after class. Look for: (a) claims that conflate reflection with the complete explanation of the fisherman's puzzle — these learners need targeted questioning in Lesson 4; (b) NEW QUESTION cards that already anticipate diffraction or bending ('What if the wave goes around the edge?') — these learners can be called on as 'thinking partners' in Lesson 4's predict phase. Observable indicator: every learner has at least one CLAIM and one NEW QUESTION posted on the DQB.</w:t>
+              <w:t xml:space="preserve">Teacher reads all posted CLAIM cards after class. Look for: (a) claims that conflate reflection with the complete explanation of the fisherman's puzzle — these learners need targeted questioning in Lesson 4; (b) NEW QUESTION cards that already anticipate diffraction or bending ('What if the wave goes around the edge?') — these learners can be called on as 'thinking partners' in Lesson 5's predict phase. Observable indicator: every learner has at least one CLAIM and one NEW QUESTION posted on the DQB.</w:t>
             </w:r>
           </w:p>
         </w:tc>
@@ -10231,7 +10231,7 @@
             <w:pPr>
               <w:spacing w:after="20" w:before="0"/>
             </w:pPr>
-            <w:hyperlink w:history="1" r:id="rIdn31d8smaamhywwi9gxaya">
+            <w:hyperlink w:history="1" r:id="rIdnumoznbd9qdw1eam7wvlf">
               <w:r>
                 <w:rPr>
                   <w:rFonts w:ascii="Arial" w:cs="Arial" w:eastAsia="Arial" w:hAnsi="Arial"/>
@@ -10280,7 +10280,7 @@
               <w:spacing w:after="10" w:before="0"/>
               <w:ind w:left="120"/>
             </w:pPr>
-            <w:hyperlink w:history="1" r:id="rIdnueo05_xrsgzzxilhwwm8">
+            <w:hyperlink w:history="1" r:id="rIdghftmqnzzqeynuxhy8uat">
               <w:r>
                 <w:rPr>
                   <w:rFonts w:ascii="Arial" w:cs="Arial" w:eastAsia="Arial" w:hAnsi="Arial"/>
@@ -10325,7 +10325,7 @@
             <w:pPr>
               <w:spacing w:after="20" w:before="0"/>
             </w:pPr>
-            <w:hyperlink w:history="1" r:id="rIdlvrdulf2oj-x80rhakoru">
+            <w:hyperlink w:history="1" r:id="rIdqme8yj1rgixz4cgrvuxar">
               <w:r>
                 <w:rPr>
                   <w:rFonts w:ascii="Arial" w:cs="Arial" w:eastAsia="Arial" w:hAnsi="Arial"/>
@@ -10358,7 +10358,7 @@
               <w:spacing w:after="10" w:before="0"/>
               <w:ind w:left="120"/>
             </w:pPr>
-            <w:hyperlink w:history="1" r:id="rIdixuc4indtwgslahz0tj9c">
+            <w:hyperlink w:history="1" r:id="rIdn5zddphoc91c4nbgzi-yj">
               <w:r>
                 <w:rPr>
                   <w:rFonts w:ascii="Arial" w:cs="Arial" w:eastAsia="Arial" w:hAnsi="Arial"/>
@@ -10496,7 +10496,7 @@
                 <w:sz w:val="18"/>
                 <w:szCs w:val="18"/>
               </w:rPr>
-              <w:t xml:space="preserve">Collect or photograph learner models at the end of the lesson. Check: (a) Are reflected rays drawn at the correct angle (roughly equal to incident angle)? (b) Does the annotation explicitly acknowledge that the shadowed cove is NOT explained by reflection? (c) Is the new layer in a distinct colour, showing the learner is tracking cumulative model growth? Learners whose models show reflected rays entering the shadowed cove have a persistent misconception about reflection that must be corrected before Lesson 4 introduces diffraction.</w:t>
+              <w:t xml:space="preserve">Collect or photograph learner models at the end of the lesson. Check: (a) Are reflected rays drawn at the correct angle (roughly equal to incident angle)? (b) Does the annotation explicitly acknowledge that the shadowed cove is NOT explained by reflection? (c) Is the new layer in a distinct colour, showing the learner is tracking cumulative model growth? Learners whose models show reflected rays entering the shadowed cove have a persistent misconception about reflection that must be corrected before Lesson 5 introduces diffraction.</w:t>
             </w:r>
           </w:p>
         </w:tc>
@@ -10589,7 +10589,7 @@
                 <w:sz w:val="18"/>
                 <w:szCs w:val="18"/>
               </w:rPr>
-              <w:t xml:space="preserve">After the lesson, consider the following questions: (1) During the echo experiment, did all groups obtain a speed of sound within a reasonable range (300–380 m/s)? If not, what was the most common source of error — clapping rhythm, timing over too few echoes, or background noise — and how will you address this in a follow-up? (2) In the Explain phase, how many learners still believed after the lesson that reflection alone could explain sound reaching the completely shadowed cove? If more than 30% of CLAIM cards showed this misconception, build a brief 5-minute re-teach into the opening of Lesson 4 before introducing diffraction. (3) Were learners able to draw the normal correctly as perpendicular to the surface (not always vertical)? This is the most common diagrammatic error in wave reflection — if prevalent, prepare a short demonstration using a mirror and torch at the start of Lesson 4. (4) Did the DQB NEW QUESTION cards surface the word 'bend' or 'around' in relation to sound — indicating readiness for diffraction? Identify 2–3 learners whose cards already anticipate diffraction and plan to cold-call them first in Lesson 4's Predict phase to model high-quality scientific thinking for peers. (5) How equitably were roles distributed in the echo experiment — did female learners take on the active roles of Clapper and Timer, or default to Recorder? Adjust group role assignments in Lesson 4 to ensure equitable participation.</w:t>
+              <w:t xml:space="preserve">After the lesson, consider the following questions: (1) During the echo experiment, did all groups obtain a speed of sound within a reasonable range (300–380 m/s)? If not, what was the most common source of error — clapping rhythm, timing over too few echoes, or background noise — and how will you address this in a follow-up? (2) In the Explain phase, how many learners still believed after the lesson that reflection alone could explain sound reaching the completely shadowed cove? If more than 30% of CLAIM cards showed this misconception, build a brief 5-minute re-teach into the opening of Lesson 5 before introducing diffraction. (3) Were learners able to draw the normal correctly as perpendicular to the surface (not always vertical)? This is the most common diagrammatic error in wave reflection — if prevalent, prepare a short demonstration using a mirror and torch at the start of Lesson 4. (4) Did the DQB NEW QUESTION cards surface the word 'bend' or 'around' in relation to sound — indicating readiness for diffraction? Identify 2–3 learners whose cards already anticipate diffraction and plan to cold-call them first in Lesson 5's Predict phase to model high-quality scientific thinking for peers. (5) How equitably were roles distributed in the echo experiment — did female learners take on the active roles of Clapper and Timer, or default to Recorder? Adjust group role assignments in Lesson 4 to ensure equitable participation.</w:t>
             </w:r>
           </w:p>
         </w:tc>
@@ -10848,7 +10848,7 @@
                 <w:sz w:val="18"/>
                 <w:szCs w:val="18"/>
               </w:rPr>
-              <w:t xml:space="preserve">The fisherman's experience of hearing thunder from the direction of the rocky cliff can be partly explained by the reflection of sound waves off the hard rock surface, redirecting some of the sound energy toward him. However, reflection requires a line-of-sight path to the reflecting surface and cannot explain why sound reaches the protected cove with no reflective surface facing the storm — that part of the puzzle remains unsolved and points toward a different wave behaviour (diffraction) to be explored in Lesson 4.</w:t>
+              <w:t xml:space="preserve">The fisherman's experience of hearing thunder from the direction of the rocky cliff can be partly explained by the reflection of sound waves off the hard rock surface, redirecting some of the sound energy toward him. However, reflection requires a line-of-sight path to the reflecting surface and cannot explain why sound reaches the protected cove with no reflective surface facing the storm — that part of the puzzle remains unsolved and points toward a different wave behaviour (diffraction) to be explored in Lesson 5.</w:t>
             </w:r>
           </w:p>
         </w:tc>
@@ -10870,7 +10870,7 @@
         </w:rPr>
         <w:t xml:space="preserve">© 2026 SeaVuria and ARES. Aligned with KICD objectives. Developed by SeaVuria; technical implementation by ARES (with AI assistance from Claude). Licensed under </w:t>
       </w:r>
-      <w:hyperlink w:history="1" r:id="rIdovjbttw6vhi0oeeywcijf">
+      <w:hyperlink w:history="1" r:id="rIdcxwtd0kssp8zb0vwkhx90">
         <w:r>
           <w:rPr>
             <w:rFonts w:ascii="Arial" w:cs="Arial" w:eastAsia="Arial" w:hAnsi="Arial"/>
@@ -10891,7 +10891,7 @@
         </w:rPr>
         <w:t xml:space="preserve"> (</w:t>
       </w:r>
-      <w:hyperlink w:history="1" r:id="rIdw-yi-jtkwbwyn9lpffr_p">
+      <w:hyperlink w:history="1" r:id="rIdlfgoh866t0bb-icfzo0w5">
         <w:r>
           <w:rPr>
             <w:rFonts w:ascii="Arial" w:cs="Arial" w:eastAsia="Arial" w:hAnsi="Arial"/>
@@ -11621,7 +11621,7 @@
                 <w:sz w:val="18"/>
                 <w:szCs w:val="18"/>
               </w:rPr>
-              <w:t xml:space="preserve">Lesson 4 places refraction at the centre of the Waves storyline. Learners begin by predicting what happens to the speed and direction of sound as it moves from cool air into the warm air rising above a jiko heating a pot of ugali — a tangible Kenyan entry point into the concept of wave speed changing with medium. They then observe two video clips embedded in the ARES platform: a ripple-tank slow-motion clip showing water waves bending as they cross from deep to shallow water, and a real-world clip of coastal swell waves visibly refracting as they approach the Mombasa shoreline. Using these clips, learners construct a labelled refraction diagram and establish the rule: slower medium → wave bends towards the normal. In the Explain phase, learners apply this rule to two Kenyan sound contexts — the Lamu fishermen's experience of sound travelling farther at night due to temperature inversion, and the matatu FM-radio fading behind Rift Valley ridges. A structured numerical problem requires learners to apply v = fλ to calculate the new wavelength when wave speed drops from 340 m/s to 320 m/s at an air-temperature boundary, with frequency held constant at 680 Hz. The lesson closes with a Driving Question Board update in which learners revise their prior DQB entry on shallow-water bending, and a cumulative model revision in which the refraction arrow is added to each learner's wave-behaviour diagram.</w:t>
+              <w:t xml:space="preserve">Lesson 4 places refraction at the centre of the Waves storyline. Learners begin by predicting what happens to the speed and direction of sound as it moves from cool air into the warm air rising above a jiko heating a pot of ugali — a tangible Kenyan entry point into the concept of wave speed changing with medium. They then observe two video clips embedded in the ARES platform: a ripple-tank slow-motion clip showing water waves bending as they cross from deep to shallow water, and a real-world clip of coastal swell waves visibly refracting as they approach the Mombasa shoreline. Using these clips, learners construct a labelled refraction diagram and establish the rule: slower medium → wave bends towards the normal. In the Explain phase, learners apply this rule to two Kenyan sound contexts — the Lamu fishermen's experience of sound travelling farther at night due to temperature inversion, and the matatu FM-radio fading behind Rift Valley ridges. A structured numerical problem requires learners to apply v = fλ to calculate the new wavelength when wave speed rises from 340 m/s to 360 m/s at an air-temperature boundary, with frequency held constant at 680 Hz. The lesson closes with a Driving Question Board update in which learners revise their prior DQB entry on shallow-water bending, and a cumulative model revision in which the refraction arrow is added to each learner's wave-behaviour diagram.</w:t>
             </w:r>
           </w:p>
         </w:tc>
@@ -11904,7 +11904,7 @@
             <w:pPr>
               <w:spacing w:after="20" w:before="0"/>
             </w:pPr>
-            <w:hyperlink w:history="1" r:id="rId-xgkikzdzpgk1tteounoz">
+            <w:hyperlink w:history="1" r:id="rIdmtbsv0nt_j1buf4cacwy0">
               <w:r>
                 <w:rPr>
                   <w:rFonts w:ascii="Arial" w:cs="Arial" w:eastAsia="Arial" w:hAnsi="Arial"/>
@@ -11937,7 +11937,7 @@
               <w:spacing w:after="10" w:before="0"/>
               <w:ind w:left="120"/>
             </w:pPr>
-            <w:hyperlink w:history="1" r:id="rIddrlrdye1clzvurlnwbyhr">
+            <w:hyperlink w:history="1" r:id="rIdr76ceh0yhx6vr4avi6bnv">
               <w:r>
                 <w:rPr>
                   <w:rFonts w:ascii="Arial" w:cs="Arial" w:eastAsia="Arial" w:hAnsi="Arial"/>
@@ -11982,7 +11982,7 @@
             <w:pPr>
               <w:spacing w:after="20" w:before="0"/>
             </w:pPr>
-            <w:hyperlink w:history="1" r:id="rIdpfteo2yjd8zbtlivcljz9">
+            <w:hyperlink w:history="1" r:id="rId-mfubdwzn8jzavr9wkmfu">
               <w:r>
                 <w:rPr>
                   <w:rFonts w:ascii="Arial" w:cs="Arial" w:eastAsia="Arial" w:hAnsi="Arial"/>
@@ -12015,7 +12015,7 @@
               <w:spacing w:after="10" w:before="0"/>
               <w:ind w:left="120"/>
             </w:pPr>
-            <w:hyperlink w:history="1" r:id="rIddopl2kdoeisldl1bk0c7f">
+            <w:hyperlink w:history="1" r:id="rIdgikioqk78tvwrtiripfgg">
               <w:r>
                 <w:rPr>
                   <w:rFonts w:ascii="Arial" w:cs="Arial" w:eastAsia="Arial" w:hAnsi="Arial"/>
@@ -12210,7 +12210,7 @@
             <w:pPr>
               <w:spacing w:after="20" w:before="0"/>
             </w:pPr>
-            <w:hyperlink w:history="1" r:id="rId3lztxdfrvtbaje8-kpse0">
+            <w:hyperlink w:history="1" r:id="rIdig_vsnvspgjvw-lujopdn">
               <w:r>
                 <w:rPr>
                   <w:rFonts w:ascii="Arial" w:cs="Arial" w:eastAsia="Arial" w:hAnsi="Arial"/>
@@ -12243,7 +12243,7 @@
               <w:spacing w:after="10" w:before="0"/>
               <w:ind w:left="120"/>
             </w:pPr>
-            <w:hyperlink w:history="1" r:id="rIdnwvjrqxjn7wmwo2jrs8qs">
+            <w:hyperlink w:history="1" r:id="rId9sxhbnxzu-0v77yv4ht57">
               <w:r>
                 <w:rPr>
                   <w:rFonts w:ascii="Arial" w:cs="Arial" w:eastAsia="Arial" w:hAnsi="Arial"/>
@@ -12288,7 +12288,7 @@
             <w:pPr>
               <w:spacing w:after="20" w:before="0"/>
             </w:pPr>
-            <w:hyperlink w:history="1" r:id="rIdod0y69cb66yf7kw5sfvrk">
+            <w:hyperlink w:history="1" r:id="rId37oefjbx59rpa3dhauza2">
               <w:r>
                 <w:rPr>
                   <w:rFonts w:ascii="Arial" w:cs="Arial" w:eastAsia="Arial" w:hAnsi="Arial"/>
@@ -12321,7 +12321,7 @@
               <w:spacing w:after="10" w:before="0"/>
               <w:ind w:left="120"/>
             </w:pPr>
-            <w:hyperlink w:history="1" r:id="rIdo6axxtcjcp7yfpir0m817">
+            <w:hyperlink w:history="1" r:id="rIdko0epdovtk2zjoyy-df8d">
               <w:r>
                 <w:rPr>
                   <w:rFonts w:ascii="Arial" w:cs="Arial" w:eastAsia="Arial" w:hAnsi="Arial"/>
@@ -12516,7 +12516,7 @@
             <w:pPr>
               <w:spacing w:after="20" w:before="0"/>
             </w:pPr>
-            <w:hyperlink w:history="1" r:id="rIdcqzksiwnmourqir5ygblc">
+            <w:hyperlink w:history="1" r:id="rIdpdwpnsyqkgcizbfzji67q">
               <w:r>
                 <w:rPr>
                   <w:rFonts w:ascii="Arial" w:cs="Arial" w:eastAsia="Arial" w:hAnsi="Arial"/>
@@ -12549,7 +12549,7 @@
               <w:spacing w:after="10" w:before="0"/>
               <w:ind w:left="120"/>
             </w:pPr>
-            <w:hyperlink w:history="1" r:id="rIdslnj9ojblw1xb9qhcv3nq">
+            <w:hyperlink w:history="1" r:id="rId0eghtah4larhpqlg3t9if">
               <w:r>
                 <w:rPr>
                   <w:rFonts w:ascii="Arial" w:cs="Arial" w:eastAsia="Arial" w:hAnsi="Arial"/>
@@ -12594,7 +12594,7 @@
             <w:pPr>
               <w:spacing w:after="20" w:before="0"/>
             </w:pPr>
-            <w:hyperlink w:history="1" r:id="rIdpzct7oro9w23jt8cibqze">
+            <w:hyperlink w:history="1" r:id="rIdvr0pgmtnfkpebsfegcvyn">
               <w:r>
                 <w:rPr>
                   <w:rFonts w:ascii="Arial" w:cs="Arial" w:eastAsia="Arial" w:hAnsi="Arial"/>
@@ -12627,7 +12627,7 @@
               <w:spacing w:after="10" w:before="0"/>
               <w:ind w:left="120"/>
             </w:pPr>
-            <w:hyperlink w:history="1" r:id="rIdwyuhkplg89bgsqpqmxxjs">
+            <w:hyperlink w:history="1" r:id="rIdnajtc_g6txb5f3hf_ez4x">
               <w:r>
                 <w:rPr>
                   <w:rFonts w:ascii="Arial" w:cs="Arial" w:eastAsia="Arial" w:hAnsi="Arial"/>
@@ -12822,7 +12822,7 @@
             <w:pPr>
               <w:spacing w:after="20" w:before="0"/>
             </w:pPr>
-            <w:hyperlink w:history="1" r:id="rIdwq-jmw1qxjwfnes6r-5-s">
+            <w:hyperlink w:history="1" r:id="rId-ry0ylpzdhghmgvz-_ln5">
               <w:r>
                 <w:rPr>
                   <w:rFonts w:ascii="Arial" w:cs="Arial" w:eastAsia="Arial" w:hAnsi="Arial"/>
@@ -12855,7 +12855,7 @@
               <w:spacing w:after="10" w:before="0"/>
               <w:ind w:left="120"/>
             </w:pPr>
-            <w:hyperlink w:history="1" r:id="rIdmj9uytzibbzw-xg32ntds">
+            <w:hyperlink w:history="1" r:id="rIdwbsnnq7wmri5jhiluwglx">
               <w:r>
                 <w:rPr>
                   <w:rFonts w:ascii="Arial" w:cs="Arial" w:eastAsia="Arial" w:hAnsi="Arial"/>
@@ -12900,7 +12900,7 @@
             <w:pPr>
               <w:spacing w:after="20" w:before="0"/>
             </w:pPr>
-            <w:hyperlink w:history="1" r:id="rIdo9zk9dui6uddq8_90ogeg">
+            <w:hyperlink w:history="1" r:id="rId2cvbd5zkqyq2ktxbrhrsf">
               <w:r>
                 <w:rPr>
                   <w:rFonts w:ascii="Arial" w:cs="Arial" w:eastAsia="Arial" w:hAnsi="Arial"/>
@@ -12933,7 +12933,7 @@
               <w:spacing w:after="10" w:before="0"/>
               <w:ind w:left="120"/>
             </w:pPr>
-            <w:hyperlink w:history="1" r:id="rIdc1yu7x2bf3x0quzl4juk2">
+            <w:hyperlink w:history="1" r:id="rIdxytridjfxe79rnfi0pxnk">
               <w:r>
                 <w:rPr>
                   <w:rFonts w:ascii="Arial" w:cs="Arial" w:eastAsia="Arial" w:hAnsi="Arial"/>
@@ -13128,7 +13128,7 @@
             <w:pPr>
               <w:spacing w:after="20" w:before="0"/>
             </w:pPr>
-            <w:hyperlink w:history="1" r:id="rIdlouazgejkdm9i3uxpycpo">
+            <w:hyperlink w:history="1" r:id="rIdckjgwlou8s7ei1sat8beb">
               <w:r>
                 <w:rPr>
                   <w:rFonts w:ascii="Arial" w:cs="Arial" w:eastAsia="Arial" w:hAnsi="Arial"/>
@@ -13177,7 +13177,7 @@
               <w:spacing w:after="10" w:before="0"/>
               <w:ind w:left="120"/>
             </w:pPr>
-            <w:hyperlink w:history="1" r:id="rIdtaiq5jme5pnevvhu0gvfp">
+            <w:hyperlink w:history="1" r:id="rIdvipummae0_tlrdvpn9rrv">
               <w:r>
                 <w:rPr>
                   <w:rFonts w:ascii="Arial" w:cs="Arial" w:eastAsia="Arial" w:hAnsi="Arial"/>
@@ -13222,7 +13222,7 @@
             <w:pPr>
               <w:spacing w:after="20" w:before="0"/>
             </w:pPr>
-            <w:hyperlink w:history="1" r:id="rIdb5fwyi8pdoni9gjvbswmd">
+            <w:hyperlink w:history="1" r:id="rIdelqqnnxhydcluji-4poon">
               <w:r>
                 <w:rPr>
                   <w:rFonts w:ascii="Arial" w:cs="Arial" w:eastAsia="Arial" w:hAnsi="Arial"/>
@@ -13255,7 +13255,7 @@
               <w:spacing w:after="10" w:before="0"/>
               <w:ind w:left="120"/>
             </w:pPr>
-            <w:hyperlink w:history="1" r:id="rIdhyoki3duvhb6xbou8n6zx">
+            <w:hyperlink w:history="1" r:id="rId1j0pvkxggfoo7beqsq7re">
               <w:r>
                 <w:rPr>
                   <w:rFonts w:ascii="Arial" w:cs="Arial" w:eastAsia="Arial" w:hAnsi="Arial"/>
@@ -13862,7 +13862,7 @@
         </w:rPr>
         <w:t xml:space="preserve">© 2026 SeaVuria and ARES. Aligned with KICD objectives. Developed by SeaVuria; technical implementation by ARES (with AI assistance from Claude). Licensed under </w:t>
       </w:r>
-      <w:hyperlink w:history="1" r:id="rIdtffbt1pdvp-s-tv49_pmw">
+      <w:hyperlink w:history="1" r:id="rIdup2balb6vllly-jun0icu">
         <w:r>
           <w:rPr>
             <w:rFonts w:ascii="Arial" w:cs="Arial" w:eastAsia="Arial" w:hAnsi="Arial"/>
@@ -13883,7 +13883,7 @@
         </w:rPr>
         <w:t xml:space="preserve"> (</w:t>
       </w:r>
-      <w:hyperlink w:history="1" r:id="rId4jcz85iqdx_zpad1dtce7">
+      <w:hyperlink w:history="1" r:id="rId4h9mwvxwhh3ejzdepa8wj">
         <w:r>
           <w:rPr>
             <w:rFonts w:ascii="Arial" w:cs="Arial" w:eastAsia="Arial" w:hAnsi="Arial"/>
@@ -14896,7 +14896,7 @@
             <w:pPr>
               <w:spacing w:after="20" w:before="0"/>
             </w:pPr>
-            <w:hyperlink w:history="1" r:id="rIdojsvtvvhqzyk58ldo2rtb">
+            <w:hyperlink w:history="1" r:id="rIdmk5diknbtnyd8qcpdaafs">
               <w:r>
                 <w:rPr>
                   <w:rFonts w:ascii="Arial" w:cs="Arial" w:eastAsia="Arial" w:hAnsi="Arial"/>
@@ -14929,7 +14929,7 @@
               <w:spacing w:after="10" w:before="0"/>
               <w:ind w:left="120"/>
             </w:pPr>
-            <w:hyperlink w:history="1" r:id="rId-jbwvca9ckdqjfyzhdipr">
+            <w:hyperlink w:history="1" r:id="rIdy3u2roioqmbyzcgncmnd2">
               <w:r>
                 <w:rPr>
                   <w:rFonts w:ascii="Arial" w:cs="Arial" w:eastAsia="Arial" w:hAnsi="Arial"/>
@@ -14974,7 +14974,7 @@
             <w:pPr>
               <w:spacing w:after="20" w:before="0"/>
             </w:pPr>
-            <w:hyperlink w:history="1" r:id="rIdjtqkswzik8tf010djban9">
+            <w:hyperlink w:history="1" r:id="rId83jzeunutzjf4pknzi0uv">
               <w:r>
                 <w:rPr>
                   <w:rFonts w:ascii="Arial" w:cs="Arial" w:eastAsia="Arial" w:hAnsi="Arial"/>
@@ -15007,7 +15007,7 @@
               <w:spacing w:after="10" w:before="0"/>
               <w:ind w:left="120"/>
             </w:pPr>
-            <w:hyperlink w:history="1" r:id="rId8y-ampilmwz24plox0gce">
+            <w:hyperlink w:history="1" r:id="rId3pylnqo-we0p0ry76sc3j">
               <w:r>
                 <w:rPr>
                   <w:rFonts w:ascii="Arial" w:cs="Arial" w:eastAsia="Arial" w:hAnsi="Arial"/>
@@ -15202,7 +15202,7 @@
             <w:pPr>
               <w:spacing w:after="20" w:before="0"/>
             </w:pPr>
-            <w:hyperlink w:history="1" r:id="rIdlvogb7ma7wyzwg7tw9bi_">
+            <w:hyperlink w:history="1" r:id="rIdjveytz9i5q8hmh4rdkbbt">
               <w:r>
                 <w:rPr>
                   <w:rFonts w:ascii="Arial" w:cs="Arial" w:eastAsia="Arial" w:hAnsi="Arial"/>
@@ -15235,7 +15235,7 @@
               <w:spacing w:after="10" w:before="0"/>
               <w:ind w:left="120"/>
             </w:pPr>
-            <w:hyperlink w:history="1" r:id="rIdpkn24wuup9vlvrarynqnc">
+            <w:hyperlink w:history="1" r:id="rId9linergk-86mt46jejwk-">
               <w:r>
                 <w:rPr>
                   <w:rFonts w:ascii="Arial" w:cs="Arial" w:eastAsia="Arial" w:hAnsi="Arial"/>
@@ -15280,7 +15280,7 @@
             <w:pPr>
               <w:spacing w:after="20" w:before="0"/>
             </w:pPr>
-            <w:hyperlink w:history="1" r:id="rIdkhudip8yqab6yevu8c9uh">
+            <w:hyperlink w:history="1" r:id="rIdprgx4w04n7qka9mmswjlv">
               <w:r>
                 <w:rPr>
                   <w:rFonts w:ascii="Arial" w:cs="Arial" w:eastAsia="Arial" w:hAnsi="Arial"/>
@@ -15313,7 +15313,7 @@
               <w:spacing w:after="10" w:before="0"/>
               <w:ind w:left="120"/>
             </w:pPr>
-            <w:hyperlink w:history="1" r:id="rIdbseziqswxgdpw12dsz6uc">
+            <w:hyperlink w:history="1" r:id="rIdv0xdz-4eaadv7mde_g8-d">
               <w:r>
                 <w:rPr>
                   <w:rFonts w:ascii="Arial" w:cs="Arial" w:eastAsia="Arial" w:hAnsi="Arial"/>
@@ -15508,7 +15508,7 @@
             <w:pPr>
               <w:spacing w:after="20" w:before="0"/>
             </w:pPr>
-            <w:hyperlink w:history="1" r:id="rIdvz7fba-jly3-uxmwang4b">
+            <w:hyperlink w:history="1" r:id="rIdpfls9c4okccu3xo5ts0_j">
               <w:r>
                 <w:rPr>
                   <w:rFonts w:ascii="Arial" w:cs="Arial" w:eastAsia="Arial" w:hAnsi="Arial"/>
@@ -15557,7 +15557,7 @@
               <w:spacing w:after="10" w:before="0"/>
               <w:ind w:left="120"/>
             </w:pPr>
-            <w:hyperlink w:history="1" r:id="rId7osqcco9tp9z2c1rrn32l">
+            <w:hyperlink w:history="1" r:id="rIdsxdip3do6mjbnd-gt5c4k">
               <w:r>
                 <w:rPr>
                   <w:rFonts w:ascii="Arial" w:cs="Arial" w:eastAsia="Arial" w:hAnsi="Arial"/>
@@ -15602,7 +15602,7 @@
             <w:pPr>
               <w:spacing w:after="20" w:before="0"/>
             </w:pPr>
-            <w:hyperlink w:history="1" r:id="rIdct4q8kzgvlopvumgksuu2">
+            <w:hyperlink w:history="1" r:id="rIds-bvzatktm_kmzzlufh6f">
               <w:r>
                 <w:rPr>
                   <w:rFonts w:ascii="Arial" w:cs="Arial" w:eastAsia="Arial" w:hAnsi="Arial"/>
@@ -15651,7 +15651,7 @@
               <w:spacing w:after="10" w:before="0"/>
               <w:ind w:left="120"/>
             </w:pPr>
-            <w:hyperlink w:history="1" r:id="rIdpl3d5fs-wjw_3_zo8eufq">
+            <w:hyperlink w:history="1" r:id="rIdz_tiha1uxps6fjoinncvp">
               <w:r>
                 <w:rPr>
                   <w:rFonts w:ascii="Arial" w:cs="Arial" w:eastAsia="Arial" w:hAnsi="Arial"/>
@@ -15846,7 +15846,7 @@
             <w:pPr>
               <w:spacing w:after="20" w:before="0"/>
             </w:pPr>
-            <w:hyperlink w:history="1" r:id="rIdevrioiurmag-3w0ietu-g">
+            <w:hyperlink w:history="1" r:id="rIds3-gisapn2ctzx5fzkpqm">
               <w:r>
                 <w:rPr>
                   <w:rFonts w:ascii="Arial" w:cs="Arial" w:eastAsia="Arial" w:hAnsi="Arial"/>
@@ -15895,7 +15895,7 @@
               <w:spacing w:after="10" w:before="0"/>
               <w:ind w:left="120"/>
             </w:pPr>
-            <w:hyperlink w:history="1" r:id="rIdrxmxxwtbjjlcy9evkcc06">
+            <w:hyperlink w:history="1" r:id="rIdrl5kvoqliiadkl901qgvm">
               <w:r>
                 <w:rPr>
                   <w:rFonts w:ascii="Arial" w:cs="Arial" w:eastAsia="Arial" w:hAnsi="Arial"/>
@@ -15940,7 +15940,7 @@
             <w:pPr>
               <w:spacing w:after="20" w:before="0"/>
             </w:pPr>
-            <w:hyperlink w:history="1" r:id="rIdz3p4gsewi6hqddpi6lzfa">
+            <w:hyperlink w:history="1" r:id="rIdnyhvvjnamdmu_hhv-wwv8">
               <w:r>
                 <w:rPr>
                   <w:rFonts w:ascii="Arial" w:cs="Arial" w:eastAsia="Arial" w:hAnsi="Arial"/>
@@ -15989,7 +15989,7 @@
               <w:spacing w:after="10" w:before="0"/>
               <w:ind w:left="120"/>
             </w:pPr>
-            <w:hyperlink w:history="1" r:id="rIdoou0fcsvrlvstmj-cucki">
+            <w:hyperlink w:history="1" r:id="rId0rmkctu-e3q5pw5qgmslj">
               <w:r>
                 <w:rPr>
                   <w:rFonts w:ascii="Arial" w:cs="Arial" w:eastAsia="Arial" w:hAnsi="Arial"/>
@@ -16184,7 +16184,7 @@
             <w:pPr>
               <w:spacing w:after="20" w:before="0"/>
             </w:pPr>
-            <w:hyperlink w:history="1" r:id="rIdznqi6lwsjjxet_mhfnnab">
+            <w:hyperlink w:history="1" r:id="rIdedlq70f24wbaasrpiwwnn">
               <w:r>
                 <w:rPr>
                   <w:rFonts w:ascii="Arial" w:cs="Arial" w:eastAsia="Arial" w:hAnsi="Arial"/>
@@ -16233,7 +16233,7 @@
               <w:spacing w:after="10" w:before="0"/>
               <w:ind w:left="120"/>
             </w:pPr>
-            <w:hyperlink w:history="1" r:id="rIdxvvrlmptew-q4x0l2j4c1">
+            <w:hyperlink w:history="1" r:id="rIdag7loquv9dpizdg4pchcb">
               <w:r>
                 <w:rPr>
                   <w:rFonts w:ascii="Arial" w:cs="Arial" w:eastAsia="Arial" w:hAnsi="Arial"/>
@@ -16278,7 +16278,7 @@
             <w:pPr>
               <w:spacing w:after="20" w:before="0"/>
             </w:pPr>
-            <w:hyperlink w:history="1" r:id="rIdyuvbjzgkr9opwrt-srubu">
+            <w:hyperlink w:history="1" r:id="rIduw9gdglpajjc7c9_qjju2">
               <w:r>
                 <w:rPr>
                   <w:rFonts w:ascii="Arial" w:cs="Arial" w:eastAsia="Arial" w:hAnsi="Arial"/>
@@ -16327,7 +16327,7 @@
               <w:spacing w:after="10" w:before="0"/>
               <w:ind w:left="120"/>
             </w:pPr>
-            <w:hyperlink w:history="1" r:id="rIdp0wfpeyiamxzftc9vijwe">
+            <w:hyperlink w:history="1" r:id="rIdlo4grvtci1fhfliy3pna4">
               <w:r>
                 <w:rPr>
                   <w:rFonts w:ascii="Arial" w:cs="Arial" w:eastAsia="Arial" w:hAnsi="Arial"/>
@@ -16369,7 +16369,7 @@
                 <w:sz w:val="18"/>
                 <w:szCs w:val="18"/>
               </w:rPr>
-              <w:t xml:space="preserve">Learners open their cumulative wavefront diagram of the Kisumu bay scene — started in Lesson 3 (reflection arrows) and updated in Lesson 4 (refraction bend at the shallow-water boundary). Today they add a third layer: diffraction around the rocky headland. Using a different colour (suggested: green for diffraction, to join blue for reflection and red for refraction used in previous lessons), learners draw: (1) The gap between the rocky headland and the shore as a narrow opening. (2) Incoming wavefronts from the storm side. (3) Diffracted circular/curved wavefronts spreading into the protected cove. (4) A label: 'Diffraction — sound spreads around the headland into the cove'. They also add a small inset diagram in the corner of the page showing a cross-section of the Rift Valley hills with a mobile-phone tower on one side, a hill in the middle, and a phone user on the other side — with curved wavefronts bending around/over the hill and an annotation: 'FM/mobile signal diffracts around hill (λ ≈ 0.1–1 m; hill gap &gt; λ, so partial diffraction)'. The completed diagram now tells the full story of the anchoring phenomenon in a single visual model.</w:t>
+              <w:t xml:space="preserve">Learners open their cumulative wavefront diagram of the Kisumu bay scene — started in Lesson 1, given reflection arrows in Lesson 3 and updated in Lesson 4 (refraction bend at the shallow-water boundary). Today they add a third layer: diffraction around the rocky headland. Using a different colour (suggested: green for diffraction, to join blue for reflection and red for refraction used in previous lessons), learners draw: (1) The gap between the rocky headland and the shore as a narrow opening. (2) Incoming wavefronts from the storm side. (3) Diffracted circular/curved wavefronts spreading into the protected cove. (4) A label: 'Diffraction — sound spreads around the headland into the cove'. They also add a small inset diagram in the corner of the page showing a cross-section of the Rift Valley hills with a mobile-phone tower on one side, a hill in the middle, and a phone user on the other side — with curved wavefronts bending around/over the hill and an annotation: 'FM/mobile signal diffracts around hill (λ ≈ 0.1–1 m; hill gap &gt; λ, so partial diffraction)'. The completed diagram now tells the full story of the anchoring phenomenon in a single visual model.</w:t>
             </w:r>
           </w:p>
         </w:tc>
@@ -16839,7 +16839,7 @@
         </w:rPr>
         <w:t xml:space="preserve">© 2026 SeaVuria and ARES. Aligned with KICD objectives. Developed by SeaVuria; technical implementation by ARES (with AI assistance from Claude). Licensed under </w:t>
       </w:r>
-      <w:hyperlink w:history="1" r:id="rId5xhyeeplg3tn6obbusel8">
+      <w:hyperlink w:history="1" r:id="rIdqh-mgvbxc_lz_ezstxqbn">
         <w:r>
           <w:rPr>
             <w:rFonts w:ascii="Arial" w:cs="Arial" w:eastAsia="Arial" w:hAnsi="Arial"/>
@@ -16860,7 +16860,7 @@
         </w:rPr>
         <w:t xml:space="preserve"> (</w:t>
       </w:r>
-      <w:hyperlink w:history="1" r:id="rId67n1ak3quksy0uuog2z-i">
+      <w:hyperlink w:history="1" r:id="rIdlilmvv2xzntj-vsdcsjmd">
         <w:r>
           <w:rPr>
             <w:rFonts w:ascii="Arial" w:cs="Arial" w:eastAsia="Arial" w:hAnsi="Arial"/>
@@ -17873,7 +17873,7 @@
             <w:pPr>
               <w:spacing w:after="20" w:before="0"/>
             </w:pPr>
-            <w:hyperlink w:history="1" r:id="rIdbqehudiipg-gtv8dnf_oa">
+            <w:hyperlink w:history="1" r:id="rIdftudi2ocpifeuikhgrayv">
               <w:r>
                 <w:rPr>
                   <w:rFonts w:ascii="Arial" w:cs="Arial" w:eastAsia="Arial" w:hAnsi="Arial"/>
@@ -17906,7 +17906,7 @@
               <w:spacing w:after="10" w:before="0"/>
               <w:ind w:left="120"/>
             </w:pPr>
-            <w:hyperlink w:history="1" r:id="rIdnxgijy0jghuhox43yygpy">
+            <w:hyperlink w:history="1" r:id="rId8ozcd6n5mjn5mft2ihsdp">
               <w:r>
                 <w:rPr>
                   <w:rFonts w:ascii="Arial" w:cs="Arial" w:eastAsia="Arial" w:hAnsi="Arial"/>
@@ -17951,7 +17951,7 @@
             <w:pPr>
               <w:spacing w:after="20" w:before="0"/>
             </w:pPr>
-            <w:hyperlink w:history="1" r:id="rIdbixhunrpcdrb0au3w0hnn">
+            <w:hyperlink w:history="1" r:id="rIdtxwqmshaboxwyudxyfehq">
               <w:r>
                 <w:rPr>
                   <w:rFonts w:ascii="Arial" w:cs="Arial" w:eastAsia="Arial" w:hAnsi="Arial"/>
@@ -17984,7 +17984,7 @@
               <w:spacing w:after="10" w:before="0"/>
               <w:ind w:left="120"/>
             </w:pPr>
-            <w:hyperlink w:history="1" r:id="rIdvca-yg3yix0gv3h5uotx8">
+            <w:hyperlink w:history="1" r:id="rIdwqbqhygnu2syotqgxhg9m">
               <w:r>
                 <w:rPr>
                   <w:rFonts w:ascii="Arial" w:cs="Arial" w:eastAsia="Arial" w:hAnsi="Arial"/>
@@ -18179,7 +18179,7 @@
             <w:pPr>
               <w:spacing w:after="20" w:before="0"/>
             </w:pPr>
-            <w:hyperlink w:history="1" r:id="rIdlggveqjjczu3mkut12o09">
+            <w:hyperlink w:history="1" r:id="rIdnuzxu7otvef3ppjsrjyif">
               <w:r>
                 <w:rPr>
                   <w:rFonts w:ascii="Arial" w:cs="Arial" w:eastAsia="Arial" w:hAnsi="Arial"/>
@@ -18212,7 +18212,7 @@
               <w:spacing w:after="10" w:before="0"/>
               <w:ind w:left="120"/>
             </w:pPr>
-            <w:hyperlink w:history="1" r:id="rIdw0lgu1akbdymmysmupfi_">
+            <w:hyperlink w:history="1" r:id="rIdgr_txdkk6kc46z3wazq1o">
               <w:r>
                 <w:rPr>
                   <w:rFonts w:ascii="Arial" w:cs="Arial" w:eastAsia="Arial" w:hAnsi="Arial"/>
@@ -18257,7 +18257,7 @@
             <w:pPr>
               <w:spacing w:after="20" w:before="0"/>
             </w:pPr>
-            <w:hyperlink w:history="1" r:id="rIdrs75puzn35sotr_xpsbd9">
+            <w:hyperlink w:history="1" r:id="rIdoclhufdnxy0ctcpvgkmm_">
               <w:r>
                 <w:rPr>
                   <w:rFonts w:ascii="Arial" w:cs="Arial" w:eastAsia="Arial" w:hAnsi="Arial"/>
@@ -18290,7 +18290,7 @@
               <w:spacing w:after="10" w:before="0"/>
               <w:ind w:left="120"/>
             </w:pPr>
-            <w:hyperlink w:history="1" r:id="rIdqnoofhgfh4x5yj02z0aja">
+            <w:hyperlink w:history="1" r:id="rId0jm04w-qui2dbwswmyv68">
               <w:r>
                 <w:rPr>
                   <w:rFonts w:ascii="Arial" w:cs="Arial" w:eastAsia="Arial" w:hAnsi="Arial"/>
@@ -18485,7 +18485,7 @@
             <w:pPr>
               <w:spacing w:after="20" w:before="0"/>
             </w:pPr>
-            <w:hyperlink w:history="1" r:id="rIdvi7knetikb7qp5zucgfx2">
+            <w:hyperlink w:history="1" r:id="rIdqcaryq-tu0n3goiaewo-1">
               <w:r>
                 <w:rPr>
                   <w:rFonts w:ascii="Arial" w:cs="Arial" w:eastAsia="Arial" w:hAnsi="Arial"/>
@@ -18534,7 +18534,7 @@
               <w:spacing w:after="10" w:before="0"/>
               <w:ind w:left="120"/>
             </w:pPr>
-            <w:hyperlink w:history="1" r:id="rIdf2tjprn-tcdyctk-olmyi">
+            <w:hyperlink w:history="1" r:id="rId2os4_fyqvwqoqtpbqagiu">
               <w:r>
                 <w:rPr>
                   <w:rFonts w:ascii="Arial" w:cs="Arial" w:eastAsia="Arial" w:hAnsi="Arial"/>
@@ -18579,7 +18579,7 @@
             <w:pPr>
               <w:spacing w:after="20" w:before="0"/>
             </w:pPr>
-            <w:hyperlink w:history="1" r:id="rIdri2nn7qqadvwiedouvuuu">
+            <w:hyperlink w:history="1" r:id="rIdi3rfw2ka4wzhiyiwhr6rt">
               <w:r>
                 <w:rPr>
                   <w:rFonts w:ascii="Arial" w:cs="Arial" w:eastAsia="Arial" w:hAnsi="Arial"/>
@@ -18612,7 +18612,7 @@
               <w:spacing w:after="10" w:before="0"/>
               <w:ind w:left="120"/>
             </w:pPr>
-            <w:hyperlink w:history="1" r:id="rIdecang9shbslhjhvyvbrcg">
+            <w:hyperlink w:history="1" r:id="rIdknpbqzsckok77lrpuyker">
               <w:r>
                 <w:rPr>
                   <w:rFonts w:ascii="Arial" w:cs="Arial" w:eastAsia="Arial" w:hAnsi="Arial"/>
@@ -18807,7 +18807,7 @@
             <w:pPr>
               <w:spacing w:after="20" w:before="0"/>
             </w:pPr>
-            <w:hyperlink w:history="1" r:id="rIdhtrw2lf-efmwzwgqtjcew">
+            <w:hyperlink w:history="1" r:id="rIdf-lv1q6sfsatega1qhwrf">
               <w:r>
                 <w:rPr>
                   <w:rFonts w:ascii="Arial" w:cs="Arial" w:eastAsia="Arial" w:hAnsi="Arial"/>
@@ -18856,7 +18856,7 @@
               <w:spacing w:after="10" w:before="0"/>
               <w:ind w:left="120"/>
             </w:pPr>
-            <w:hyperlink w:history="1" r:id="rIdvwe-ffmf8bttuu_c7a7zl">
+            <w:hyperlink w:history="1" r:id="rIdx8uate6z7fskxwm5ti278">
               <w:r>
                 <w:rPr>
                   <w:rFonts w:ascii="Arial" w:cs="Arial" w:eastAsia="Arial" w:hAnsi="Arial"/>
@@ -18901,7 +18901,7 @@
             <w:pPr>
               <w:spacing w:after="20" w:before="0"/>
             </w:pPr>
-            <w:hyperlink w:history="1" r:id="rIdghai7hyw4q7i6lvakbftk">
+            <w:hyperlink w:history="1" r:id="rId0x7jm4pfmfas5vn29pl6c">
               <w:r>
                 <w:rPr>
                   <w:rFonts w:ascii="Arial" w:cs="Arial" w:eastAsia="Arial" w:hAnsi="Arial"/>
@@ -18934,7 +18934,7 @@
               <w:spacing w:after="10" w:before="0"/>
               <w:ind w:left="120"/>
             </w:pPr>
-            <w:hyperlink w:history="1" r:id="rIdqaduxjznbr3_tfojandcv">
+            <w:hyperlink w:history="1" r:id="rIdsawiiunipbexlcvq0prff">
               <w:r>
                 <w:rPr>
                   <w:rFonts w:ascii="Arial" w:cs="Arial" w:eastAsia="Arial" w:hAnsi="Arial"/>
@@ -19129,7 +19129,7 @@
             <w:pPr>
               <w:spacing w:after="20" w:before="0"/>
             </w:pPr>
-            <w:hyperlink w:history="1" r:id="rIdi8gbgdbiny-awejonulr3">
+            <w:hyperlink w:history="1" r:id="rIdnrwktrtghgq5i-ov2e8lz">
               <w:r>
                 <w:rPr>
                   <w:rFonts w:ascii="Arial" w:cs="Arial" w:eastAsia="Arial" w:hAnsi="Arial"/>
@@ -19178,7 +19178,7 @@
               <w:spacing w:after="10" w:before="0"/>
               <w:ind w:left="120"/>
             </w:pPr>
-            <w:hyperlink w:history="1" r:id="rIdx2ne5t1o-1yyceo5jqgud">
+            <w:hyperlink w:history="1" r:id="rIdbdrlmuqy7h7plnchp8hyu">
               <w:r>
                 <w:rPr>
                   <w:rFonts w:ascii="Arial" w:cs="Arial" w:eastAsia="Arial" w:hAnsi="Arial"/>
@@ -19223,7 +19223,7 @@
             <w:pPr>
               <w:spacing w:after="20" w:before="0"/>
             </w:pPr>
-            <w:hyperlink w:history="1" r:id="rIdnjtihvu0phcug293d4kuh">
+            <w:hyperlink w:history="1" r:id="rIdwej-o4i-llgwvolnxatoq">
               <w:r>
                 <w:rPr>
                   <w:rFonts w:ascii="Arial" w:cs="Arial" w:eastAsia="Arial" w:hAnsi="Arial"/>
@@ -19272,7 +19272,7 @@
               <w:spacing w:after="10" w:before="0"/>
               <w:ind w:left="120"/>
             </w:pPr>
-            <w:hyperlink w:history="1" r:id="rId1ykboxbn1bqskf_bps_d2">
+            <w:hyperlink w:history="1" r:id="rIdase5uqqipyn-fa_hmd-vx">
               <w:r>
                 <w:rPr>
                   <w:rFonts w:ascii="Arial" w:cs="Arial" w:eastAsia="Arial" w:hAnsi="Arial"/>
@@ -19879,7 +19879,7 @@
         </w:rPr>
         <w:t xml:space="preserve">© 2026 SeaVuria and ARES. Aligned with KICD objectives. Developed by SeaVuria; technical implementation by ARES (with AI assistance from Claude). Licensed under </w:t>
       </w:r>
-      <w:hyperlink w:history="1" r:id="rIdrdwf5kmegc_u7devrnjvl">
+      <w:hyperlink w:history="1" r:id="rIdokiztymfqjor5jyxfgudd">
         <w:r>
           <w:rPr>
             <w:rFonts w:ascii="Arial" w:cs="Arial" w:eastAsia="Arial" w:hAnsi="Arial"/>
@@ -19900,7 +19900,7 @@
         </w:rPr>
         <w:t xml:space="preserve"> (</w:t>
       </w:r>
-      <w:hyperlink w:history="1" r:id="rIda6rmx3-xx2tjwm2po80oy">
+      <w:hyperlink w:history="1" r:id="rId7ukkjhimnph-bbjgiy2fh">
         <w:r>
           <w:rPr>
             <w:rFonts w:ascii="Arial" w:cs="Arial" w:eastAsia="Arial" w:hAnsi="Arial"/>
@@ -20930,7 +20930,7 @@
               <w:spacing w:after="10" w:before="0"/>
               <w:ind w:left="120"/>
             </w:pPr>
-            <w:hyperlink w:history="1" r:id="rIdptkb37v3vjiaka2vy5bl7">
+            <w:hyperlink w:history="1" r:id="rIdcjqyw8985p4wygchz3fjc">
               <w:r>
                 <w:rPr>
                   <w:rFonts w:ascii="Arial" w:cs="Arial" w:eastAsia="Arial" w:hAnsi="Arial"/>
@@ -20990,7 +20990,7 @@
             <w:pPr>
               <w:spacing w:after="20" w:before="0"/>
             </w:pPr>
-            <w:hyperlink w:history="1" r:id="rIddsumd9lebytspe1iusof6">
+            <w:hyperlink w:history="1" r:id="rIdahxu2yhkvcj5b9dtdmbui">
               <w:r>
                 <w:rPr>
                   <w:rFonts w:ascii="Arial" w:cs="Arial" w:eastAsia="Arial" w:hAnsi="Arial"/>
@@ -21023,7 +21023,7 @@
               <w:spacing w:after="10" w:before="0"/>
               <w:ind w:left="120"/>
             </w:pPr>
-            <w:hyperlink w:history="1" r:id="rId9ugcfidzd1kpj3c430ya_">
+            <w:hyperlink w:history="1" r:id="rIdrwjbxgdvikrchgksfw7oy">
               <w:r>
                 <w:rPr>
                   <w:rFonts w:ascii="Arial" w:cs="Arial" w:eastAsia="Arial" w:hAnsi="Arial"/>
@@ -21235,7 +21235,7 @@
               <w:spacing w:after="10" w:before="0"/>
               <w:ind w:left="120"/>
             </w:pPr>
-            <w:hyperlink w:history="1" r:id="rIdeb_1htyv33u6akyskp93q">
+            <w:hyperlink w:history="1" r:id="rId-kuu8h2ohrfx6s5e_w88f">
               <w:r>
                 <w:rPr>
                   <w:rFonts w:ascii="Arial" w:cs="Arial" w:eastAsia="Arial" w:hAnsi="Arial"/>
@@ -21295,7 +21295,7 @@
             <w:pPr>
               <w:spacing w:after="20" w:before="0"/>
             </w:pPr>
-            <w:hyperlink w:history="1" r:id="rIdfxocoljz-ihngxs-m8fhp">
+            <w:hyperlink w:history="1" r:id="rIdf8yeuct3w9wpi_jwiazxj">
               <w:r>
                 <w:rPr>
                   <w:rFonts w:ascii="Arial" w:cs="Arial" w:eastAsia="Arial" w:hAnsi="Arial"/>
@@ -21328,7 +21328,7 @@
               <w:spacing w:after="10" w:before="0"/>
               <w:ind w:left="120"/>
             </w:pPr>
-            <w:hyperlink w:history="1" r:id="rIdulxyr8lbdkgx_0yruaeio">
+            <w:hyperlink w:history="1" r:id="rIdrotfu8_dtsgquavgiv_d7">
               <w:r>
                 <w:rPr>
                   <w:rFonts w:ascii="Arial" w:cs="Arial" w:eastAsia="Arial" w:hAnsi="Arial"/>
@@ -21540,7 +21540,7 @@
               <w:spacing w:after="10" w:before="0"/>
               <w:ind w:left="120"/>
             </w:pPr>
-            <w:hyperlink w:history="1" r:id="rIdy4gnqn9ux8kbwiysenc5e">
+            <w:hyperlink w:history="1" r:id="rIdz3wgp6sz2yoehfz27xz8j">
               <w:r>
                 <w:rPr>
                   <w:rFonts w:ascii="Arial" w:cs="Arial" w:eastAsia="Arial" w:hAnsi="Arial"/>
@@ -21600,7 +21600,7 @@
             <w:pPr>
               <w:spacing w:after="20" w:before="0"/>
             </w:pPr>
-            <w:hyperlink w:history="1" r:id="rIdsop6-tmikbptuy-bf8hxx">
+            <w:hyperlink w:history="1" r:id="rIdzp6uxpmrdxz4om3ucuc6g">
               <w:r>
                 <w:rPr>
                   <w:rFonts w:ascii="Arial" w:cs="Arial" w:eastAsia="Arial" w:hAnsi="Arial"/>
@@ -21649,7 +21649,7 @@
               <w:spacing w:after="10" w:before="0"/>
               <w:ind w:left="120"/>
             </w:pPr>
-            <w:hyperlink w:history="1" r:id="rIdxypywirghubdwy-azv_ij">
+            <w:hyperlink w:history="1" r:id="rIdx6xqevlokd1y-2vap933x">
               <w:r>
                 <w:rPr>
                   <w:rFonts w:ascii="Arial" w:cs="Arial" w:eastAsia="Arial" w:hAnsi="Arial"/>
@@ -21861,7 +21861,7 @@
               <w:spacing w:after="10" w:before="0"/>
               <w:ind w:left="120"/>
             </w:pPr>
-            <w:hyperlink w:history="1" r:id="rId1gotnglwuaytpyi092t2-">
+            <w:hyperlink w:history="1" r:id="rIdtyvusqdwaccqno4i0eig_">
               <w:r>
                 <w:rPr>
                   <w:rFonts w:ascii="Arial" w:cs="Arial" w:eastAsia="Arial" w:hAnsi="Arial"/>
@@ -21921,7 +21921,7 @@
             <w:pPr>
               <w:spacing w:after="20" w:before="0"/>
             </w:pPr>
-            <w:hyperlink w:history="1" r:id="rId2pdwotpd7p5xgz46f3qpm">
+            <w:hyperlink w:history="1" r:id="rIdhu3c3dtseahk039mmp2uj">
               <w:r>
                 <w:rPr>
                   <w:rFonts w:ascii="Arial" w:cs="Arial" w:eastAsia="Arial" w:hAnsi="Arial"/>
@@ -21954,7 +21954,7 @@
               <w:spacing w:after="10" w:before="0"/>
               <w:ind w:left="120"/>
             </w:pPr>
-            <w:hyperlink w:history="1" r:id="rId74fbf0tkft6sjtsxl1_re">
+            <w:hyperlink w:history="1" r:id="rIdsz7w7wdpfhdlcnvdswzda">
               <w:r>
                 <w:rPr>
                   <w:rFonts w:ascii="Arial" w:cs="Arial" w:eastAsia="Arial" w:hAnsi="Arial"/>
@@ -22166,7 +22166,7 @@
               <w:spacing w:after="10" w:before="0"/>
               <w:ind w:left="120"/>
             </w:pPr>
-            <w:hyperlink w:history="1" r:id="rIdufpx19qjyzo6lrfzzt1_j">
+            <w:hyperlink w:history="1" r:id="rId4agolokdbvqlair88v0c2">
               <w:r>
                 <w:rPr>
                   <w:rFonts w:ascii="Arial" w:cs="Arial" w:eastAsia="Arial" w:hAnsi="Arial"/>
@@ -22226,7 +22226,7 @@
             <w:pPr>
               <w:spacing w:after="20" w:before="0"/>
             </w:pPr>
-            <w:hyperlink w:history="1" r:id="rIdhovxfhld2otq4odzed9ek">
+            <w:hyperlink w:history="1" r:id="rIdwvjnblzgohylef-bnj7o7">
               <w:r>
                 <w:rPr>
                   <w:rFonts w:ascii="Arial" w:cs="Arial" w:eastAsia="Arial" w:hAnsi="Arial"/>
@@ -22259,7 +22259,7 @@
               <w:spacing w:after="10" w:before="0"/>
               <w:ind w:left="120"/>
             </w:pPr>
-            <w:hyperlink w:history="1" r:id="rId9mvud1dnvuc7x7dn17gai">
+            <w:hyperlink w:history="1" r:id="rIdi9wcnwgnl18kdkkbvc4ig">
               <w:r>
                 <w:rPr>
                   <w:rFonts w:ascii="Arial" w:cs="Arial" w:eastAsia="Arial" w:hAnsi="Arial"/>
@@ -22885,7 +22885,7 @@
         </w:rPr>
         <w:t xml:space="preserve">© 2026 SeaVuria and ARES. Aligned with KICD objectives. Developed by SeaVuria; technical implementation by ARES (with AI assistance from Claude). Licensed under </w:t>
       </w:r>
-      <w:hyperlink w:history="1" r:id="rIddcofs-tsmtmbgqvk6jksx">
+      <w:hyperlink w:history="1" r:id="rId9lysyg9kprtm4hl9tmq3u">
         <w:r>
           <w:rPr>
             <w:rFonts w:ascii="Arial" w:cs="Arial" w:eastAsia="Arial" w:hAnsi="Arial"/>
@@ -22906,7 +22906,7 @@
         </w:rPr>
         <w:t xml:space="preserve"> (</w:t>
       </w:r>
-      <w:hyperlink w:history="1" r:id="rIdihuetj-oxzlje38d_60k2">
+      <w:hyperlink w:history="1" r:id="rIdjrz6maoutvrbvd2mh3bw8">
         <w:r>
           <w:rPr>
             <w:rFonts w:ascii="Arial" w:cs="Arial" w:eastAsia="Arial" w:hAnsi="Arial"/>
@@ -23919,7 +23919,7 @@
             <w:pPr>
               <w:spacing w:after="20" w:before="0"/>
             </w:pPr>
-            <w:hyperlink w:history="1" r:id="rIdpfgcdno9kbwgnir-mlegl">
+            <w:hyperlink w:history="1" r:id="rIdzjqeidp8ndxhf_khr_a_m">
               <w:r>
                 <w:rPr>
                   <w:rFonts w:ascii="Arial" w:cs="Arial" w:eastAsia="Arial" w:hAnsi="Arial"/>
@@ -23952,7 +23952,7 @@
               <w:spacing w:after="10" w:before="0"/>
               <w:ind w:left="120"/>
             </w:pPr>
-            <w:hyperlink w:history="1" r:id="rId9rqnyosc_v8fd2kwupwjp">
+            <w:hyperlink w:history="1" r:id="rIdq2qttzl8ckqahejvg0eiu">
               <w:r>
                 <w:rPr>
                   <w:rFonts w:ascii="Arial" w:cs="Arial" w:eastAsia="Arial" w:hAnsi="Arial"/>
@@ -23997,7 +23997,7 @@
             <w:pPr>
               <w:spacing w:after="20" w:before="0"/>
             </w:pPr>
-            <w:hyperlink w:history="1" r:id="rIdmeaphorv4d9namjngvwdw">
+            <w:hyperlink w:history="1" r:id="rIdmh4xjesxyrwb5hsxpn1vl">
               <w:r>
                 <w:rPr>
                   <w:rFonts w:ascii="Arial" w:cs="Arial" w:eastAsia="Arial" w:hAnsi="Arial"/>
@@ -24030,7 +24030,7 @@
               <w:spacing w:after="10" w:before="0"/>
               <w:ind w:left="120"/>
             </w:pPr>
-            <w:hyperlink w:history="1" r:id="rIdfrtqau6hyp5okvpj50-1t">
+            <w:hyperlink w:history="1" r:id="rIdaaxtvw8f5dmfuzsstsh7j">
               <w:r>
                 <w:rPr>
                   <w:rFonts w:ascii="Arial" w:cs="Arial" w:eastAsia="Arial" w:hAnsi="Arial"/>
@@ -24225,7 +24225,7 @@
             <w:pPr>
               <w:spacing w:after="20" w:before="0"/>
             </w:pPr>
-            <w:hyperlink w:history="1" r:id="rIdmk2ar2wibeuvzzs5wtlmn">
+            <w:hyperlink w:history="1" r:id="rIdzlg6iysbqa_vg-xnpzuzr">
               <w:r>
                 <w:rPr>
                   <w:rFonts w:ascii="Arial" w:cs="Arial" w:eastAsia="Arial" w:hAnsi="Arial"/>
@@ -24258,7 +24258,7 @@
               <w:spacing w:after="10" w:before="0"/>
               <w:ind w:left="120"/>
             </w:pPr>
-            <w:hyperlink w:history="1" r:id="rId_pmztn67zieqjgmkiwb_g">
+            <w:hyperlink w:history="1" r:id="rIdka35ynpwg3fzdtrmke_vf">
               <w:r>
                 <w:rPr>
                   <w:rFonts w:ascii="Arial" w:cs="Arial" w:eastAsia="Arial" w:hAnsi="Arial"/>
@@ -24303,7 +24303,7 @@
             <w:pPr>
               <w:spacing w:after="20" w:before="0"/>
             </w:pPr>
-            <w:hyperlink w:history="1" r:id="rIdujgntngzcl26_pl1-ylzj">
+            <w:hyperlink w:history="1" r:id="rIdo-xd1sbvd43fh63qjady8">
               <w:r>
                 <w:rPr>
                   <w:rFonts w:ascii="Arial" w:cs="Arial" w:eastAsia="Arial" w:hAnsi="Arial"/>
@@ -24336,7 +24336,7 @@
               <w:spacing w:after="10" w:before="0"/>
               <w:ind w:left="120"/>
             </w:pPr>
-            <w:hyperlink w:history="1" r:id="rIdxjubd42sltclnjwz7ro7s">
+            <w:hyperlink w:history="1" r:id="rIdc7w1bb5epz_0rm62t0qzq">
               <w:r>
                 <w:rPr>
                   <w:rFonts w:ascii="Arial" w:cs="Arial" w:eastAsia="Arial" w:hAnsi="Arial"/>
@@ -24759,7 +24759,7 @@
             <w:pPr>
               <w:spacing w:after="20" w:before="0"/>
             </w:pPr>
-            <w:hyperlink w:history="1" r:id="rIdhjnjtwdpb2idfr22k2k47">
+            <w:hyperlink w:history="1" r:id="rIdos2kx4wxhftaudzejjkwz">
               <w:r>
                 <w:rPr>
                   <w:rFonts w:ascii="Arial" w:cs="Arial" w:eastAsia="Arial" w:hAnsi="Arial"/>
@@ -24808,7 +24808,7 @@
               <w:spacing w:after="10" w:before="0"/>
               <w:ind w:left="120"/>
             </w:pPr>
-            <w:hyperlink w:history="1" r:id="rIdndk8qltjmdbr-75pubjj0">
+            <w:hyperlink w:history="1" r:id="rIdmmgkfqdquqh3wmakvomcy">
               <w:r>
                 <w:rPr>
                   <w:rFonts w:ascii="Arial" w:cs="Arial" w:eastAsia="Arial" w:hAnsi="Arial"/>
@@ -24853,7 +24853,7 @@
             <w:pPr>
               <w:spacing w:after="20" w:before="0"/>
             </w:pPr>
-            <w:hyperlink w:history="1" r:id="rId84bwuhdmxjz5tjvuv9-qt">
+            <w:hyperlink w:history="1" r:id="rIdmnjnw07zv8nt2nqjw6oci">
               <w:r>
                 <w:rPr>
                   <w:rFonts w:ascii="Arial" w:cs="Arial" w:eastAsia="Arial" w:hAnsi="Arial"/>
@@ -24886,7 +24886,7 @@
               <w:spacing w:after="10" w:before="0"/>
               <w:ind w:left="120"/>
             </w:pPr>
-            <w:hyperlink w:history="1" r:id="rId2sherfxr1qkee2jmnfy52">
+            <w:hyperlink w:history="1" r:id="rIdlnmj8i7dite0si1ku3t_w">
               <w:r>
                 <w:rPr>
                   <w:rFonts w:ascii="Arial" w:cs="Arial" w:eastAsia="Arial" w:hAnsi="Arial"/>
@@ -25347,7 +25347,7 @@
             <w:pPr>
               <w:spacing w:after="20" w:before="0"/>
             </w:pPr>
-            <w:hyperlink w:history="1" r:id="rIdios-o5xhv5jt5be0licnm">
+            <w:hyperlink w:history="1" r:id="rIdpcgcaeunk1ykdedf4fx5d">
               <w:r>
                 <w:rPr>
                   <w:rFonts w:ascii="Arial" w:cs="Arial" w:eastAsia="Arial" w:hAnsi="Arial"/>
@@ -25396,7 +25396,7 @@
               <w:spacing w:after="10" w:before="0"/>
               <w:ind w:left="120"/>
             </w:pPr>
-            <w:hyperlink w:history="1" r:id="rIddh6ic5gqx-dxyf4vnuqlu">
+            <w:hyperlink w:history="1" r:id="rIdegbhcjzxs3gwp0fj6f-x2">
               <w:r>
                 <w:rPr>
                   <w:rFonts w:ascii="Arial" w:cs="Arial" w:eastAsia="Arial" w:hAnsi="Arial"/>
@@ -25441,7 +25441,7 @@
             <w:pPr>
               <w:spacing w:after="20" w:before="0"/>
             </w:pPr>
-            <w:hyperlink w:history="1" r:id="rIdn3i6tmqwmofwk1m3cqoc4">
+            <w:hyperlink w:history="1" r:id="rIdggs0_m9jyu45daxf0l1qj">
               <w:r>
                 <w:rPr>
                   <w:rFonts w:ascii="Arial" w:cs="Arial" w:eastAsia="Arial" w:hAnsi="Arial"/>
@@ -25474,7 +25474,7 @@
               <w:spacing w:after="10" w:before="0"/>
               <w:ind w:left="120"/>
             </w:pPr>
-            <w:hyperlink w:history="1" r:id="rIdk-pirtdho9a1k5k9knhlj">
+            <w:hyperlink w:history="1" r:id="rIdfrqoykfqmyjejts4zzbfg">
               <w:r>
                 <w:rPr>
                   <w:rFonts w:ascii="Arial" w:cs="Arial" w:eastAsia="Arial" w:hAnsi="Arial"/>
@@ -25669,7 +25669,7 @@
             <w:pPr>
               <w:spacing w:after="20" w:before="0"/>
             </w:pPr>
-            <w:hyperlink w:history="1" r:id="rIdsl4r8bnqyjw8m7wpqo17r">
+            <w:hyperlink w:history="1" r:id="rIdjvbo3i78iofjga29sqjol">
               <w:r>
                 <w:rPr>
                   <w:rFonts w:ascii="Arial" w:cs="Arial" w:eastAsia="Arial" w:hAnsi="Arial"/>
@@ -25718,7 +25718,7 @@
               <w:spacing w:after="10" w:before="0"/>
               <w:ind w:left="120"/>
             </w:pPr>
-            <w:hyperlink w:history="1" r:id="rIdxc7orhq66o5zzchbvffpn">
+            <w:hyperlink w:history="1" r:id="rIdf1l5h9j0ephleiikx-z2u">
               <w:r>
                 <w:rPr>
                   <w:rFonts w:ascii="Arial" w:cs="Arial" w:eastAsia="Arial" w:hAnsi="Arial"/>
@@ -25763,7 +25763,7 @@
             <w:pPr>
               <w:spacing w:after="20" w:before="0"/>
             </w:pPr>
-            <w:hyperlink w:history="1" r:id="rIdmr-fsijrkaoqzfyhx4qib">
+            <w:hyperlink w:history="1" r:id="rIdxrjkbpfybpn0ykihroicd">
               <w:r>
                 <w:rPr>
                   <w:rFonts w:ascii="Arial" w:cs="Arial" w:eastAsia="Arial" w:hAnsi="Arial"/>
@@ -25796,7 +25796,7 @@
               <w:spacing w:after="10" w:before="0"/>
               <w:ind w:left="120"/>
             </w:pPr>
-            <w:hyperlink w:history="1" r:id="rIdahcazlali-tvwlu9vwf07">
+            <w:hyperlink w:history="1" r:id="rIdocgdd08thlcjcbgiwzv1-">
               <w:r>
                 <w:rPr>
                   <w:rFonts w:ascii="Arial" w:cs="Arial" w:eastAsia="Arial" w:hAnsi="Arial"/>
@@ -26536,7 +26536,7 @@
         </w:rPr>
         <w:t xml:space="preserve">© 2026 SeaVuria and ARES. Aligned with KICD objectives. Developed by SeaVuria; technical implementation by ARES (with AI assistance from Claude). Licensed under </w:t>
       </w:r>
-      <w:hyperlink w:history="1" r:id="rIdvt4lovenri0m-4hbkq0yt">
+      <w:hyperlink w:history="1" r:id="rIdrxppvtd3a-l3uevl6atpl">
         <w:r>
           <w:rPr>
             <w:rFonts w:ascii="Arial" w:cs="Arial" w:eastAsia="Arial" w:hAnsi="Arial"/>
@@ -26557,7 +26557,7 @@
         </w:rPr>
         <w:t xml:space="preserve"> (</w:t>
       </w:r>
-      <w:hyperlink w:history="1" r:id="rId5mczalvp7iktheosyorqy">
+      <w:hyperlink w:history="1" r:id="rIdepf0noq3b0tlkphdfayid">
         <w:r>
           <w:rPr>
             <w:rFonts w:ascii="Arial" w:cs="Arial" w:eastAsia="Arial" w:hAnsi="Arial"/>

--- a/data/outputs/v2/General_Science/SS3.3_Waves/General_Science_Waves_CBE_LessonSequence.docx
+++ b/data/outputs/v2/General_Science/SS3.3_Waves/General_Science_Waves_CBE_LessonSequence.docx
@@ -2145,7 +2145,7 @@
         </w:rPr>
         <w:t xml:space="preserve">© 2026 SeaVuria and ARES. This work is licensed under a </w:t>
       </w:r>
-      <w:hyperlink w:history="1" r:id="rIdj4m1q5kcgchz5o3nxtr6h">
+      <w:hyperlink w:history="1" r:id="rIdu-043pwxmvwwdrnq4gdei">
         <w:r>
           <w:rPr>
             <w:rFonts w:ascii="Arial" w:cs="Arial" w:eastAsia="Arial" w:hAnsi="Arial"/>
@@ -2165,7 +2165,7 @@
         </w:rPr>
         <w:t xml:space="preserve"> (</w:t>
       </w:r>
-      <w:hyperlink w:history="1" r:id="rIdcuix4hhzydxwtvmkhtggg">
+      <w:hyperlink w:history="1" r:id="rIdfsojbetge_g1yv-qnhvnf">
         <w:r>
           <w:rPr>
             <w:rFonts w:ascii="Arial" w:cs="Arial" w:eastAsia="Arial" w:hAnsi="Arial"/>
@@ -2185,7 +2185,7 @@
         </w:rPr>
         <w:t xml:space="preserve">). To view a copy of this license, visit </w:t>
       </w:r>
-      <w:hyperlink w:history="1" r:id="rIdmoxyp4-yenhiiaaatiebt">
+      <w:hyperlink w:history="1" r:id="rIdg31s6_2dknzqyh7t4nbsh">
         <w:r>
           <w:rPr>
             <w:rFonts w:ascii="Arial" w:cs="Arial" w:eastAsia="Arial" w:hAnsi="Arial"/>
@@ -3197,7 +3197,7 @@
             <w:pPr>
               <w:spacing w:after="20" w:before="0"/>
             </w:pPr>
-            <w:hyperlink w:history="1" r:id="rIdvl0ktgm9ltrsqnrd1_g6c">
+            <w:hyperlink w:history="1" r:id="rIdqt79qu5rvbihr2ojkel-g">
               <w:r>
                 <w:rPr>
                   <w:rFonts w:ascii="Arial" w:cs="Arial" w:eastAsia="Arial" w:hAnsi="Arial"/>
@@ -3230,7 +3230,7 @@
               <w:spacing w:after="10" w:before="0"/>
               <w:ind w:left="120"/>
             </w:pPr>
-            <w:hyperlink w:history="1" r:id="rIdtamtrtbn4xjbhtvdq649i">
+            <w:hyperlink w:history="1" r:id="rIdcsqmvmkhlopnhd722gofr">
               <w:r>
                 <w:rPr>
                   <w:rFonts w:ascii="Arial" w:cs="Arial" w:eastAsia="Arial" w:hAnsi="Arial"/>
@@ -3275,7 +3275,7 @@
             <w:pPr>
               <w:spacing w:after="20" w:before="0"/>
             </w:pPr>
-            <w:hyperlink w:history="1" r:id="rIdl8vdbggkce0z3s29pyjaf">
+            <w:hyperlink w:history="1" r:id="rIdq3arg_msb-pt1iwdo_wfa">
               <w:r>
                 <w:rPr>
                   <w:rFonts w:ascii="Arial" w:cs="Arial" w:eastAsia="Arial" w:hAnsi="Arial"/>
@@ -3308,7 +3308,7 @@
               <w:spacing w:after="10" w:before="0"/>
               <w:ind w:left="120"/>
             </w:pPr>
-            <w:hyperlink w:history="1" r:id="rIdn9mshlk4r0okb10qdfscz">
+            <w:hyperlink w:history="1" r:id="rIdxlkf5z2usix35mtbuwhen">
               <w:r>
                 <w:rPr>
                   <w:rFonts w:ascii="Arial" w:cs="Arial" w:eastAsia="Arial" w:hAnsi="Arial"/>
@@ -3503,7 +3503,7 @@
             <w:pPr>
               <w:spacing w:after="20" w:before="0"/>
             </w:pPr>
-            <w:hyperlink w:history="1" r:id="rIdnb51uhhuzr34liobyqole">
+            <w:hyperlink w:history="1" r:id="rIdvlcav95bwefme3wcnb-dl">
               <w:r>
                 <w:rPr>
                   <w:rFonts w:ascii="Arial" w:cs="Arial" w:eastAsia="Arial" w:hAnsi="Arial"/>
@@ -3536,7 +3536,7 @@
               <w:spacing w:after="10" w:before="0"/>
               <w:ind w:left="120"/>
             </w:pPr>
-            <w:hyperlink w:history="1" r:id="rIddywy7ymdkzvxwabi6pjgt">
+            <w:hyperlink w:history="1" r:id="rIdyuzy-kz1pysh1q82ugz8d">
               <w:r>
                 <w:rPr>
                   <w:rFonts w:ascii="Arial" w:cs="Arial" w:eastAsia="Arial" w:hAnsi="Arial"/>
@@ -3581,7 +3581,7 @@
             <w:pPr>
               <w:spacing w:after="20" w:before="0"/>
             </w:pPr>
-            <w:hyperlink w:history="1" r:id="rId6ed6syq3milqvkezxuh0c">
+            <w:hyperlink w:history="1" r:id="rIdcny1zs6p9u7un9bfegems">
               <w:r>
                 <w:rPr>
                   <w:rFonts w:ascii="Arial" w:cs="Arial" w:eastAsia="Arial" w:hAnsi="Arial"/>
@@ -3614,7 +3614,7 @@
               <w:spacing w:after="10" w:before="0"/>
               <w:ind w:left="120"/>
             </w:pPr>
-            <w:hyperlink w:history="1" r:id="rIdrv2v2etncaka7wqrwgy1f">
+            <w:hyperlink w:history="1" r:id="rIdrjnwvguq9y0gcsqiizf5l">
               <w:r>
                 <w:rPr>
                   <w:rFonts w:ascii="Arial" w:cs="Arial" w:eastAsia="Arial" w:hAnsi="Arial"/>
@@ -3809,7 +3809,7 @@
             <w:pPr>
               <w:spacing w:after="20" w:before="0"/>
             </w:pPr>
-            <w:hyperlink w:history="1" r:id="rIds78jp8vvguevlipeniamn">
+            <w:hyperlink w:history="1" r:id="rIdjenzjz5zuqpxvzy3mkba-">
               <w:r>
                 <w:rPr>
                   <w:rFonts w:ascii="Arial" w:cs="Arial" w:eastAsia="Arial" w:hAnsi="Arial"/>
@@ -3842,7 +3842,7 @@
               <w:spacing w:after="10" w:before="0"/>
               <w:ind w:left="120"/>
             </w:pPr>
-            <w:hyperlink w:history="1" r:id="rIdq6regqabdgnzl-tivqq9b">
+            <w:hyperlink w:history="1" r:id="rIdmrwcjohmzm7ce-elwffiw">
               <w:r>
                 <w:rPr>
                   <w:rFonts w:ascii="Arial" w:cs="Arial" w:eastAsia="Arial" w:hAnsi="Arial"/>
@@ -3887,7 +3887,7 @@
             <w:pPr>
               <w:spacing w:after="20" w:before="0"/>
             </w:pPr>
-            <w:hyperlink w:history="1" r:id="rIdxpobrgukrjqcyrtatpvkx">
+            <w:hyperlink w:history="1" r:id="rIdjcrtifbehizigcomhgb5l">
               <w:r>
                 <w:rPr>
                   <w:rFonts w:ascii="Arial" w:cs="Arial" w:eastAsia="Arial" w:hAnsi="Arial"/>
@@ -3920,7 +3920,7 @@
               <w:spacing w:after="10" w:before="0"/>
               <w:ind w:left="120"/>
             </w:pPr>
-            <w:hyperlink w:history="1" r:id="rIdooznmy3k5jfudquitt52g">
+            <w:hyperlink w:history="1" r:id="rIdog43xwkljwctjnmzmmrnz">
               <w:r>
                 <w:rPr>
                   <w:rFonts w:ascii="Arial" w:cs="Arial" w:eastAsia="Arial" w:hAnsi="Arial"/>
@@ -4115,7 +4115,7 @@
             <w:pPr>
               <w:spacing w:after="20" w:before="0"/>
             </w:pPr>
-            <w:hyperlink w:history="1" r:id="rIdscgbtui-u0i1xj_yyrrah">
+            <w:hyperlink w:history="1" r:id="rIdayqulgzlxyxz0ipg2ll5q">
               <w:r>
                 <w:rPr>
                   <w:rFonts w:ascii="Arial" w:cs="Arial" w:eastAsia="Arial" w:hAnsi="Arial"/>
@@ -4148,7 +4148,7 @@
               <w:spacing w:after="10" w:before="0"/>
               <w:ind w:left="120"/>
             </w:pPr>
-            <w:hyperlink w:history="1" r:id="rIdjmvdykp70i4uwpnaxmfgp">
+            <w:hyperlink w:history="1" r:id="rId5nrpoxenckce_awpk-8tn">
               <w:r>
                 <w:rPr>
                   <w:rFonts w:ascii="Arial" w:cs="Arial" w:eastAsia="Arial" w:hAnsi="Arial"/>
@@ -4193,7 +4193,7 @@
             <w:pPr>
               <w:spacing w:after="20" w:before="0"/>
             </w:pPr>
-            <w:hyperlink w:history="1" r:id="rIdwm9dh0vxbmryc77hmcwfh">
+            <w:hyperlink w:history="1" r:id="rId40vsclvachnxbd9efvf7j">
               <w:r>
                 <w:rPr>
                   <w:rFonts w:ascii="Arial" w:cs="Arial" w:eastAsia="Arial" w:hAnsi="Arial"/>
@@ -4226,7 +4226,7 @@
               <w:spacing w:after="10" w:before="0"/>
               <w:ind w:left="120"/>
             </w:pPr>
-            <w:hyperlink w:history="1" r:id="rIdrwbcwhaetagtklhj4dboq">
+            <w:hyperlink w:history="1" r:id="rId_idgfcwpyhiuglgvwwtjs">
               <w:r>
                 <w:rPr>
                   <w:rFonts w:ascii="Arial" w:cs="Arial" w:eastAsia="Arial" w:hAnsi="Arial"/>
@@ -4421,7 +4421,7 @@
             <w:pPr>
               <w:spacing w:after="20" w:before="0"/>
             </w:pPr>
-            <w:hyperlink w:history="1" r:id="rIdexhyapwn3arlvkjhq3_2b">
+            <w:hyperlink w:history="1" r:id="rIdfpzc6lpcepa27cwez7o6w">
               <w:r>
                 <w:rPr>
                   <w:rFonts w:ascii="Arial" w:cs="Arial" w:eastAsia="Arial" w:hAnsi="Arial"/>
@@ -4454,7 +4454,7 @@
               <w:spacing w:after="10" w:before="0"/>
               <w:ind w:left="120"/>
             </w:pPr>
-            <w:hyperlink w:history="1" r:id="rIdtwvb0xmq2bxabphchsvoh">
+            <w:hyperlink w:history="1" r:id="rId5uedl_oqkirfri65taeop">
               <w:r>
                 <w:rPr>
                   <w:rFonts w:ascii="Arial" w:cs="Arial" w:eastAsia="Arial" w:hAnsi="Arial"/>
@@ -4499,7 +4499,7 @@
             <w:pPr>
               <w:spacing w:after="20" w:before="0"/>
             </w:pPr>
-            <w:hyperlink w:history="1" r:id="rIdn8r2vg2s89mkdywpcd0p4">
+            <w:hyperlink w:history="1" r:id="rIdeuvs0kmgboaws8byy6cgo">
               <w:r>
                 <w:rPr>
                   <w:rFonts w:ascii="Arial" w:cs="Arial" w:eastAsia="Arial" w:hAnsi="Arial"/>
@@ -4532,7 +4532,7 @@
               <w:spacing w:after="10" w:before="0"/>
               <w:ind w:left="120"/>
             </w:pPr>
-            <w:hyperlink w:history="1" r:id="rIdaizorzf8ffn5ufdkp3u0c">
+            <w:hyperlink w:history="1" r:id="rIdavu1ttxgozknt4_yssoc0">
               <w:r>
                 <w:rPr>
                   <w:rFonts w:ascii="Arial" w:cs="Arial" w:eastAsia="Arial" w:hAnsi="Arial"/>
@@ -5044,7 +5044,7 @@
         </w:rPr>
         <w:t xml:space="preserve">© 2026 SeaVuria and ARES. Aligned with KICD objectives. Developed by SeaVuria; technical implementation by ARES (with AI assistance from Claude). Licensed under </w:t>
       </w:r>
-      <w:hyperlink w:history="1" r:id="rIdizb_yxfvu63aerttq8-l9">
+      <w:hyperlink w:history="1" r:id="rId_fhdf5hukpb4nq_f04e15">
         <w:r>
           <w:rPr>
             <w:rFonts w:ascii="Arial" w:cs="Arial" w:eastAsia="Arial" w:hAnsi="Arial"/>
@@ -5065,7 +5065,7 @@
         </w:rPr>
         <w:t xml:space="preserve"> (</w:t>
       </w:r>
-      <w:hyperlink w:history="1" r:id="rIdjwx5-bu6j84yivx4wphw0">
+      <w:hyperlink w:history="1" r:id="rIdcapgywib4rjtuw1ihatsh">
         <w:r>
           <w:rPr>
             <w:rFonts w:ascii="Arial" w:cs="Arial" w:eastAsia="Arial" w:hAnsi="Arial"/>
@@ -6078,7 +6078,7 @@
             <w:pPr>
               <w:spacing w:after="20" w:before="0"/>
             </w:pPr>
-            <w:hyperlink w:history="1" r:id="rIducgeoqqfg6v9r6wq80kfp">
+            <w:hyperlink w:history="1" r:id="rId18kaso49mrlib8hmjihgr">
               <w:r>
                 <w:rPr>
                   <w:rFonts w:ascii="Arial" w:cs="Arial" w:eastAsia="Arial" w:hAnsi="Arial"/>
@@ -6111,7 +6111,7 @@
               <w:spacing w:after="10" w:before="0"/>
               <w:ind w:left="120"/>
             </w:pPr>
-            <w:hyperlink w:history="1" r:id="rIdd_yc_1__205hjtlhujjro">
+            <w:hyperlink w:history="1" r:id="rIdijci2cmpp6ozwhrlta7et">
               <w:r>
                 <w:rPr>
                   <w:rFonts w:ascii="Arial" w:cs="Arial" w:eastAsia="Arial" w:hAnsi="Arial"/>
@@ -6156,7 +6156,7 @@
             <w:pPr>
               <w:spacing w:after="20" w:before="0"/>
             </w:pPr>
-            <w:hyperlink w:history="1" r:id="rId2-ax5tfmdekccla-ix4ya">
+            <w:hyperlink w:history="1" r:id="rIdbznr8zvhply20-__xthzs">
               <w:r>
                 <w:rPr>
                   <w:rFonts w:ascii="Arial" w:cs="Arial" w:eastAsia="Arial" w:hAnsi="Arial"/>
@@ -6189,7 +6189,7 @@
               <w:spacing w:after="10" w:before="0"/>
               <w:ind w:left="120"/>
             </w:pPr>
-            <w:hyperlink w:history="1" r:id="rIduqto9w_gprth5phe7vson">
+            <w:hyperlink w:history="1" r:id="rId5yims18orsibkos-uogb3">
               <w:r>
                 <w:rPr>
                   <w:rFonts w:ascii="Arial" w:cs="Arial" w:eastAsia="Arial" w:hAnsi="Arial"/>
@@ -6384,7 +6384,7 @@
             <w:pPr>
               <w:spacing w:after="20" w:before="0"/>
             </w:pPr>
-            <w:hyperlink w:history="1" r:id="rIdwlzsh9cooghz-hybaqx-y">
+            <w:hyperlink w:history="1" r:id="rIdh2lpijjvwf4ud_diu8usr">
               <w:r>
                 <w:rPr>
                   <w:rFonts w:ascii="Arial" w:cs="Arial" w:eastAsia="Arial" w:hAnsi="Arial"/>
@@ -6417,7 +6417,7 @@
               <w:spacing w:after="10" w:before="0"/>
               <w:ind w:left="120"/>
             </w:pPr>
-            <w:hyperlink w:history="1" r:id="rIdso-5mbxn4njaezfasznfy">
+            <w:hyperlink w:history="1" r:id="rIdiz68qda2yjzyycew-vkt-">
               <w:r>
                 <w:rPr>
                   <w:rFonts w:ascii="Arial" w:cs="Arial" w:eastAsia="Arial" w:hAnsi="Arial"/>
@@ -6462,7 +6462,7 @@
             <w:pPr>
               <w:spacing w:after="20" w:before="0"/>
             </w:pPr>
-            <w:hyperlink w:history="1" r:id="rIdzgskxkpbfajbotfthwcsn">
+            <w:hyperlink w:history="1" r:id="rIdifmxborg11ap1hulqjxzw">
               <w:r>
                 <w:rPr>
                   <w:rFonts w:ascii="Arial" w:cs="Arial" w:eastAsia="Arial" w:hAnsi="Arial"/>
@@ -6495,7 +6495,7 @@
               <w:spacing w:after="10" w:before="0"/>
               <w:ind w:left="120"/>
             </w:pPr>
-            <w:hyperlink w:history="1" r:id="rIdmstndqj2qggquyqz-th00">
+            <w:hyperlink w:history="1" r:id="rIdsusvnbwosopog2wtqv5nl">
               <w:r>
                 <w:rPr>
                   <w:rFonts w:ascii="Arial" w:cs="Arial" w:eastAsia="Arial" w:hAnsi="Arial"/>
@@ -6690,7 +6690,7 @@
             <w:pPr>
               <w:spacing w:after="20" w:before="0"/>
             </w:pPr>
-            <w:hyperlink w:history="1" r:id="rId69ejthzfdjbm2w-31biky">
+            <w:hyperlink w:history="1" r:id="rId5sljp-vsnsihmia4bmoxo">
               <w:r>
                 <w:rPr>
                   <w:rFonts w:ascii="Arial" w:cs="Arial" w:eastAsia="Arial" w:hAnsi="Arial"/>
@@ -6739,7 +6739,7 @@
               <w:spacing w:after="10" w:before="0"/>
               <w:ind w:left="120"/>
             </w:pPr>
-            <w:hyperlink w:history="1" r:id="rIdn-__hf3dqsucvycic9jnk">
+            <w:hyperlink w:history="1" r:id="rIdvntjhz6t4f3oscsc_4ma5">
               <w:r>
                 <w:rPr>
                   <w:rFonts w:ascii="Arial" w:cs="Arial" w:eastAsia="Arial" w:hAnsi="Arial"/>
@@ -6784,7 +6784,7 @@
             <w:pPr>
               <w:spacing w:after="20" w:before="0"/>
             </w:pPr>
-            <w:hyperlink w:history="1" r:id="rIdtzyzhc6el0tswjpz0xffp">
+            <w:hyperlink w:history="1" r:id="rIdx6ejxafvvwexdxisko0mb">
               <w:r>
                 <w:rPr>
                   <w:rFonts w:ascii="Arial" w:cs="Arial" w:eastAsia="Arial" w:hAnsi="Arial"/>
@@ -6817,7 +6817,7 @@
               <w:spacing w:after="10" w:before="0"/>
               <w:ind w:left="120"/>
             </w:pPr>
-            <w:hyperlink w:history="1" r:id="rIdebqbhtz1ch5tb6blfuu5m">
+            <w:hyperlink w:history="1" r:id="rId-5_7ntwfhbykag11atcfk">
               <w:r>
                 <w:rPr>
                   <w:rFonts w:ascii="Arial" w:cs="Arial" w:eastAsia="Arial" w:hAnsi="Arial"/>
@@ -7012,7 +7012,7 @@
             <w:pPr>
               <w:spacing w:after="20" w:before="0"/>
             </w:pPr>
-            <w:hyperlink w:history="1" r:id="rIdsxa3skfdyxtikgw9d0eoz">
+            <w:hyperlink w:history="1" r:id="rIdcqywxa0bfjrbdahgrunqf">
               <w:r>
                 <w:rPr>
                   <w:rFonts w:ascii="Arial" w:cs="Arial" w:eastAsia="Arial" w:hAnsi="Arial"/>
@@ -7061,7 +7061,7 @@
               <w:spacing w:after="10" w:before="0"/>
               <w:ind w:left="120"/>
             </w:pPr>
-            <w:hyperlink w:history="1" r:id="rIdeh1kzumjw-wz2ndvhztrt">
+            <w:hyperlink w:history="1" r:id="rIdo6kjhmgk0b2pivz7q4dro">
               <w:r>
                 <w:rPr>
                   <w:rFonts w:ascii="Arial" w:cs="Arial" w:eastAsia="Arial" w:hAnsi="Arial"/>
@@ -7106,7 +7106,7 @@
             <w:pPr>
               <w:spacing w:after="20" w:before="0"/>
             </w:pPr>
-            <w:hyperlink w:history="1" r:id="rIdtmrunzv9k7rjlom7obmcp">
+            <w:hyperlink w:history="1" r:id="rId5336d_0vl2ikap0_yzigt">
               <w:r>
                 <w:rPr>
                   <w:rFonts w:ascii="Arial" w:cs="Arial" w:eastAsia="Arial" w:hAnsi="Arial"/>
@@ -7139,7 +7139,7 @@
               <w:spacing w:after="10" w:before="0"/>
               <w:ind w:left="120"/>
             </w:pPr>
-            <w:hyperlink w:history="1" r:id="rId2lyp8o0aukeue470tzuex">
+            <w:hyperlink w:history="1" r:id="rIdpetdsjj0qrirs3ju42do2">
               <w:r>
                 <w:rPr>
                   <w:rFonts w:ascii="Arial" w:cs="Arial" w:eastAsia="Arial" w:hAnsi="Arial"/>
@@ -7334,7 +7334,7 @@
             <w:pPr>
               <w:spacing w:after="20" w:before="0"/>
             </w:pPr>
-            <w:hyperlink w:history="1" r:id="rIdruow6snfinpb24lghhbnj">
+            <w:hyperlink w:history="1" r:id="rIdaq0ipqr7kfhp-kqsz2n--">
               <w:r>
                 <w:rPr>
                   <w:rFonts w:ascii="Arial" w:cs="Arial" w:eastAsia="Arial" w:hAnsi="Arial"/>
@@ -7383,7 +7383,7 @@
               <w:spacing w:after="10" w:before="0"/>
               <w:ind w:left="120"/>
             </w:pPr>
-            <w:hyperlink w:history="1" r:id="rId0s8qs6geexwoaurq1h9nn">
+            <w:hyperlink w:history="1" r:id="rIdn4ijgmrup-5o2h6aomtmu">
               <w:r>
                 <w:rPr>
                   <w:rFonts w:ascii="Arial" w:cs="Arial" w:eastAsia="Arial" w:hAnsi="Arial"/>
@@ -7428,7 +7428,7 @@
             <w:pPr>
               <w:spacing w:after="20" w:before="0"/>
             </w:pPr>
-            <w:hyperlink w:history="1" r:id="rIdk_t2b5jz9ohe0vpdwdsu0">
+            <w:hyperlink w:history="1" r:id="rIdbga6is-sc_mf2gfvapqqh">
               <w:r>
                 <w:rPr>
                   <w:rFonts w:ascii="Arial" w:cs="Arial" w:eastAsia="Arial" w:hAnsi="Arial"/>
@@ -7461,7 +7461,7 @@
               <w:spacing w:after="10" w:before="0"/>
               <w:ind w:left="120"/>
             </w:pPr>
-            <w:hyperlink w:history="1" r:id="rIdxyoghmm_pnwwtmrlonj3e">
+            <w:hyperlink w:history="1" r:id="rIdatmshjxkbg-qn7gt3wa-k">
               <w:r>
                 <w:rPr>
                   <w:rFonts w:ascii="Arial" w:cs="Arial" w:eastAsia="Arial" w:hAnsi="Arial"/>
@@ -7973,7 +7973,7 @@
         </w:rPr>
         <w:t xml:space="preserve">© 2026 SeaVuria and ARES. Aligned with KICD objectives. Developed by SeaVuria; technical implementation by ARES (with AI assistance from Claude). Licensed under </w:t>
       </w:r>
-      <w:hyperlink w:history="1" r:id="rIdr8u7g-ow_6czynslgcu2o">
+      <w:hyperlink w:history="1" r:id="rIdl6cdheuiwtxxk51lcrkf7">
         <w:r>
           <w:rPr>
             <w:rFonts w:ascii="Arial" w:cs="Arial" w:eastAsia="Arial" w:hAnsi="Arial"/>
@@ -7994,7 +7994,7 @@
         </w:rPr>
         <w:t xml:space="preserve"> (</w:t>
       </w:r>
-      <w:hyperlink w:history="1" r:id="rIdmwcfgxx4j9bt0-nzpyr7j">
+      <w:hyperlink w:history="1" r:id="rIdckgcfhmuk_stzxmjxbg-k">
         <w:r>
           <w:rPr>
             <w:rFonts w:ascii="Arial" w:cs="Arial" w:eastAsia="Arial" w:hAnsi="Arial"/>
@@ -9007,7 +9007,7 @@
             <w:pPr>
               <w:spacing w:after="20" w:before="0"/>
             </w:pPr>
-            <w:hyperlink w:history="1" r:id="rIdtpwgg4x2dn39epiu8hcxw">
+            <w:hyperlink w:history="1" r:id="rIdguwm3w8loktkvvldmhgav">
               <w:r>
                 <w:rPr>
                   <w:rFonts w:ascii="Arial" w:cs="Arial" w:eastAsia="Arial" w:hAnsi="Arial"/>
@@ -9040,7 +9040,7 @@
               <w:spacing w:after="10" w:before="0"/>
               <w:ind w:left="120"/>
             </w:pPr>
-            <w:hyperlink w:history="1" r:id="rIdhk0l8jtuaidar9lmpvtlz">
+            <w:hyperlink w:history="1" r:id="rIdylfcgk3r36zgnbkk_ugq-">
               <w:r>
                 <w:rPr>
                   <w:rFonts w:ascii="Arial" w:cs="Arial" w:eastAsia="Arial" w:hAnsi="Arial"/>
@@ -9085,7 +9085,7 @@
             <w:pPr>
               <w:spacing w:after="20" w:before="0"/>
             </w:pPr>
-            <w:hyperlink w:history="1" r:id="rId0czzbjlzld2nfsfnoomu2">
+            <w:hyperlink w:history="1" r:id="rIdzs5zacubhm9efdd5ws3ia">
               <w:r>
                 <w:rPr>
                   <w:rFonts w:ascii="Arial" w:cs="Arial" w:eastAsia="Arial" w:hAnsi="Arial"/>
@@ -9118,7 +9118,7 @@
               <w:spacing w:after="10" w:before="0"/>
               <w:ind w:left="120"/>
             </w:pPr>
-            <w:hyperlink w:history="1" r:id="rIdoivni8zjncyydhoohuuhe">
+            <w:hyperlink w:history="1" r:id="rIdlx8ccyy_q3pxfac5cttia">
               <w:r>
                 <w:rPr>
                   <w:rFonts w:ascii="Arial" w:cs="Arial" w:eastAsia="Arial" w:hAnsi="Arial"/>
@@ -9313,7 +9313,7 @@
             <w:pPr>
               <w:spacing w:after="20" w:before="0"/>
             </w:pPr>
-            <w:hyperlink w:history="1" r:id="rIdxepcsms-iqqkqg9tm4lut">
+            <w:hyperlink w:history="1" r:id="rId-6zausghea1ld_sezlh5s">
               <w:r>
                 <w:rPr>
                   <w:rFonts w:ascii="Arial" w:cs="Arial" w:eastAsia="Arial" w:hAnsi="Arial"/>
@@ -9346,7 +9346,7 @@
               <w:spacing w:after="10" w:before="0"/>
               <w:ind w:left="120"/>
             </w:pPr>
-            <w:hyperlink w:history="1" r:id="rId-spv3bnnwj267byevr7yj">
+            <w:hyperlink w:history="1" r:id="rIdafl0qzp8qjxail0l8wyob">
               <w:r>
                 <w:rPr>
                   <w:rFonts w:ascii="Arial" w:cs="Arial" w:eastAsia="Arial" w:hAnsi="Arial"/>
@@ -9391,7 +9391,7 @@
             <w:pPr>
               <w:spacing w:after="20" w:before="0"/>
             </w:pPr>
-            <w:hyperlink w:history="1" r:id="rIdxovc2hscu8trdzfvowqbj">
+            <w:hyperlink w:history="1" r:id="rIdyl8hjjxkvkuypn3uszbjb">
               <w:r>
                 <w:rPr>
                   <w:rFonts w:ascii="Arial" w:cs="Arial" w:eastAsia="Arial" w:hAnsi="Arial"/>
@@ -9424,7 +9424,7 @@
               <w:spacing w:after="10" w:before="0"/>
               <w:ind w:left="120"/>
             </w:pPr>
-            <w:hyperlink w:history="1" r:id="rIdmsoyawk1aksf37eogsbxp">
+            <w:hyperlink w:history="1" r:id="rId96c-cjwivlr5y_tmge8mv">
               <w:r>
                 <w:rPr>
                   <w:rFonts w:ascii="Arial" w:cs="Arial" w:eastAsia="Arial" w:hAnsi="Arial"/>
@@ -9619,7 +9619,7 @@
             <w:pPr>
               <w:spacing w:after="20" w:before="0"/>
             </w:pPr>
-            <w:hyperlink w:history="1" r:id="rIdnfhttfyrsdbjpxzp15-yg">
+            <w:hyperlink w:history="1" r:id="rIdcy2w1hkjp_k-c4nevfogy">
               <w:r>
                 <w:rPr>
                   <w:rFonts w:ascii="Arial" w:cs="Arial" w:eastAsia="Arial" w:hAnsi="Arial"/>
@@ -9652,7 +9652,7 @@
               <w:spacing w:after="10" w:before="0"/>
               <w:ind w:left="120"/>
             </w:pPr>
-            <w:hyperlink w:history="1" r:id="rIdnn0vxehumn1gshsg7fdxz">
+            <w:hyperlink w:history="1" r:id="rIdlngt8gh90r8fkv6e9rmg5">
               <w:r>
                 <w:rPr>
                   <w:rFonts w:ascii="Arial" w:cs="Arial" w:eastAsia="Arial" w:hAnsi="Arial"/>
@@ -9697,7 +9697,7 @@
             <w:pPr>
               <w:spacing w:after="20" w:before="0"/>
             </w:pPr>
-            <w:hyperlink w:history="1" r:id="rIddcomudu3opkbmdz51b_1z">
+            <w:hyperlink w:history="1" r:id="rIdbms7r6qxsj4a623qexlnt">
               <w:r>
                 <w:rPr>
                   <w:rFonts w:ascii="Arial" w:cs="Arial" w:eastAsia="Arial" w:hAnsi="Arial"/>
@@ -9730,7 +9730,7 @@
               <w:spacing w:after="10" w:before="0"/>
               <w:ind w:left="120"/>
             </w:pPr>
-            <w:hyperlink w:history="1" r:id="rIdntgemfpmluegfhdazsqpt">
+            <w:hyperlink w:history="1" r:id="rIdhf01huohw7iwiqnxios9l">
               <w:r>
                 <w:rPr>
                   <w:rFonts w:ascii="Arial" w:cs="Arial" w:eastAsia="Arial" w:hAnsi="Arial"/>
@@ -9925,7 +9925,7 @@
             <w:pPr>
               <w:spacing w:after="20" w:before="0"/>
             </w:pPr>
-            <w:hyperlink w:history="1" r:id="rId9nhphecakjkf_ivekl6gk">
+            <w:hyperlink w:history="1" r:id="rIdzuw04t1qwj2sykx0imeda">
               <w:r>
                 <w:rPr>
                   <w:rFonts w:ascii="Arial" w:cs="Arial" w:eastAsia="Arial" w:hAnsi="Arial"/>
@@ -9958,7 +9958,7 @@
               <w:spacing w:after="10" w:before="0"/>
               <w:ind w:left="120"/>
             </w:pPr>
-            <w:hyperlink w:history="1" r:id="rIdycjhpinrdenksppinxbt9">
+            <w:hyperlink w:history="1" r:id="rId0izjlhynr4rrsqjqn6qb8">
               <w:r>
                 <w:rPr>
                   <w:rFonts w:ascii="Arial" w:cs="Arial" w:eastAsia="Arial" w:hAnsi="Arial"/>
@@ -10003,7 +10003,7 @@
             <w:pPr>
               <w:spacing w:after="20" w:before="0"/>
             </w:pPr>
-            <w:hyperlink w:history="1" r:id="rIdkspxprhzb36rrjrqb-qpu">
+            <w:hyperlink w:history="1" r:id="rIdzmba2tplqgootah_zkexj">
               <w:r>
                 <w:rPr>
                   <w:rFonts w:ascii="Arial" w:cs="Arial" w:eastAsia="Arial" w:hAnsi="Arial"/>
@@ -10036,7 +10036,7 @@
               <w:spacing w:after="10" w:before="0"/>
               <w:ind w:left="120"/>
             </w:pPr>
-            <w:hyperlink w:history="1" r:id="rIdurlxphmkal4h_tnlqrlka">
+            <w:hyperlink w:history="1" r:id="rIdn-swypgfn23zqoj2i00-i">
               <w:r>
                 <w:rPr>
                   <w:rFonts w:ascii="Arial" w:cs="Arial" w:eastAsia="Arial" w:hAnsi="Arial"/>
@@ -10231,7 +10231,7 @@
             <w:pPr>
               <w:spacing w:after="20" w:before="0"/>
             </w:pPr>
-            <w:hyperlink w:history="1" r:id="rIdnumoznbd9qdw1eam7wvlf">
+            <w:hyperlink w:history="1" r:id="rIdhupolqihp_c5rroyx6qvc">
               <w:r>
                 <w:rPr>
                   <w:rFonts w:ascii="Arial" w:cs="Arial" w:eastAsia="Arial" w:hAnsi="Arial"/>
@@ -10280,7 +10280,7 @@
               <w:spacing w:after="10" w:before="0"/>
               <w:ind w:left="120"/>
             </w:pPr>
-            <w:hyperlink w:history="1" r:id="rIdghftmqnzzqeynuxhy8uat">
+            <w:hyperlink w:history="1" r:id="rId5zghopzcfqusx9e4c4ric">
               <w:r>
                 <w:rPr>
                   <w:rFonts w:ascii="Arial" w:cs="Arial" w:eastAsia="Arial" w:hAnsi="Arial"/>
@@ -10325,7 +10325,7 @@
             <w:pPr>
               <w:spacing w:after="20" w:before="0"/>
             </w:pPr>
-            <w:hyperlink w:history="1" r:id="rIdqme8yj1rgixz4cgrvuxar">
+            <w:hyperlink w:history="1" r:id="rId3bspcnomek-jfzt_wxu3i">
               <w:r>
                 <w:rPr>
                   <w:rFonts w:ascii="Arial" w:cs="Arial" w:eastAsia="Arial" w:hAnsi="Arial"/>
@@ -10358,7 +10358,7 @@
               <w:spacing w:after="10" w:before="0"/>
               <w:ind w:left="120"/>
             </w:pPr>
-            <w:hyperlink w:history="1" r:id="rIdn5zddphoc91c4nbgzi-yj">
+            <w:hyperlink w:history="1" r:id="rIdwosljvlaugerquiemb7qp">
               <w:r>
                 <w:rPr>
                   <w:rFonts w:ascii="Arial" w:cs="Arial" w:eastAsia="Arial" w:hAnsi="Arial"/>
@@ -10870,7 +10870,7 @@
         </w:rPr>
         <w:t xml:space="preserve">© 2026 SeaVuria and ARES. Aligned with KICD objectives. Developed by SeaVuria; technical implementation by ARES (with AI assistance from Claude). Licensed under </w:t>
       </w:r>
-      <w:hyperlink w:history="1" r:id="rIdcxwtd0kssp8zb0vwkhx90">
+      <w:hyperlink w:history="1" r:id="rIdlpmuwfhdmzk5ebfigyoky">
         <w:r>
           <w:rPr>
             <w:rFonts w:ascii="Arial" w:cs="Arial" w:eastAsia="Arial" w:hAnsi="Arial"/>
@@ -10891,7 +10891,7 @@
         </w:rPr>
         <w:t xml:space="preserve"> (</w:t>
       </w:r>
-      <w:hyperlink w:history="1" r:id="rIdlfgoh866t0bb-icfzo0w5">
+      <w:hyperlink w:history="1" r:id="rId4wu2inylmge-wxueko4l7">
         <w:r>
           <w:rPr>
             <w:rFonts w:ascii="Arial" w:cs="Arial" w:eastAsia="Arial" w:hAnsi="Arial"/>
@@ -11904,7 +11904,7 @@
             <w:pPr>
               <w:spacing w:after="20" w:before="0"/>
             </w:pPr>
-            <w:hyperlink w:history="1" r:id="rIdmtbsv0nt_j1buf4cacwy0">
+            <w:hyperlink w:history="1" r:id="rIdoossfby9h_bbthmtguvw0">
               <w:r>
                 <w:rPr>
                   <w:rFonts w:ascii="Arial" w:cs="Arial" w:eastAsia="Arial" w:hAnsi="Arial"/>
@@ -11937,7 +11937,7 @@
               <w:spacing w:after="10" w:before="0"/>
               <w:ind w:left="120"/>
             </w:pPr>
-            <w:hyperlink w:history="1" r:id="rIdr76ceh0yhx6vr4avi6bnv">
+            <w:hyperlink w:history="1" r:id="rIdgygn4wzxkprwvjci9_cu7">
               <w:r>
                 <w:rPr>
                   <w:rFonts w:ascii="Arial" w:cs="Arial" w:eastAsia="Arial" w:hAnsi="Arial"/>
@@ -11982,7 +11982,7 @@
             <w:pPr>
               <w:spacing w:after="20" w:before="0"/>
             </w:pPr>
-            <w:hyperlink w:history="1" r:id="rId-mfubdwzn8jzavr9wkmfu">
+            <w:hyperlink w:history="1" r:id="rIdt6el1mu-hyo33pqjp7t8i">
               <w:r>
                 <w:rPr>
                   <w:rFonts w:ascii="Arial" w:cs="Arial" w:eastAsia="Arial" w:hAnsi="Arial"/>
@@ -12015,7 +12015,7 @@
               <w:spacing w:after="10" w:before="0"/>
               <w:ind w:left="120"/>
             </w:pPr>
-            <w:hyperlink w:history="1" r:id="rIdgikioqk78tvwrtiripfgg">
+            <w:hyperlink w:history="1" r:id="rIdgh9mzffktus7nwnamsv9t">
               <w:r>
                 <w:rPr>
                   <w:rFonts w:ascii="Arial" w:cs="Arial" w:eastAsia="Arial" w:hAnsi="Arial"/>
@@ -12210,7 +12210,7 @@
             <w:pPr>
               <w:spacing w:after="20" w:before="0"/>
             </w:pPr>
-            <w:hyperlink w:history="1" r:id="rIdig_vsnvspgjvw-lujopdn">
+            <w:hyperlink w:history="1" r:id="rIdl4ufnrlltl2vwp3mswq3d">
               <w:r>
                 <w:rPr>
                   <w:rFonts w:ascii="Arial" w:cs="Arial" w:eastAsia="Arial" w:hAnsi="Arial"/>
@@ -12243,7 +12243,7 @@
               <w:spacing w:after="10" w:before="0"/>
               <w:ind w:left="120"/>
             </w:pPr>
-            <w:hyperlink w:history="1" r:id="rId9sxhbnxzu-0v77yv4ht57">
+            <w:hyperlink w:history="1" r:id="rIdwevk5yllebahsn-ihcop5">
               <w:r>
                 <w:rPr>
                   <w:rFonts w:ascii="Arial" w:cs="Arial" w:eastAsia="Arial" w:hAnsi="Arial"/>
@@ -12288,7 +12288,7 @@
             <w:pPr>
               <w:spacing w:after="20" w:before="0"/>
             </w:pPr>
-            <w:hyperlink w:history="1" r:id="rId37oefjbx59rpa3dhauza2">
+            <w:hyperlink w:history="1" r:id="rId8uux9eghkmvucpj6xlbl4">
               <w:r>
                 <w:rPr>
                   <w:rFonts w:ascii="Arial" w:cs="Arial" w:eastAsia="Arial" w:hAnsi="Arial"/>
@@ -12321,7 +12321,7 @@
               <w:spacing w:after="10" w:before="0"/>
               <w:ind w:left="120"/>
             </w:pPr>
-            <w:hyperlink w:history="1" r:id="rIdko0epdovtk2zjoyy-df8d">
+            <w:hyperlink w:history="1" r:id="rIdysat-jr0xeuroec8wkn2q">
               <w:r>
                 <w:rPr>
                   <w:rFonts w:ascii="Arial" w:cs="Arial" w:eastAsia="Arial" w:hAnsi="Arial"/>
@@ -12516,7 +12516,7 @@
             <w:pPr>
               <w:spacing w:after="20" w:before="0"/>
             </w:pPr>
-            <w:hyperlink w:history="1" r:id="rIdpdwpnsyqkgcizbfzji67q">
+            <w:hyperlink w:history="1" r:id="rIdfwtqiu7rva8ptudtif1ln">
               <w:r>
                 <w:rPr>
                   <w:rFonts w:ascii="Arial" w:cs="Arial" w:eastAsia="Arial" w:hAnsi="Arial"/>
@@ -12549,7 +12549,7 @@
               <w:spacing w:after="10" w:before="0"/>
               <w:ind w:left="120"/>
             </w:pPr>
-            <w:hyperlink w:history="1" r:id="rId0eghtah4larhpqlg3t9if">
+            <w:hyperlink w:history="1" r:id="rIdvfrjrvivpkncmrxcvw_tu">
               <w:r>
                 <w:rPr>
                   <w:rFonts w:ascii="Arial" w:cs="Arial" w:eastAsia="Arial" w:hAnsi="Arial"/>
@@ -12594,7 +12594,7 @@
             <w:pPr>
               <w:spacing w:after="20" w:before="0"/>
             </w:pPr>
-            <w:hyperlink w:history="1" r:id="rIdvr0pgmtnfkpebsfegcvyn">
+            <w:hyperlink w:history="1" r:id="rIdxy-wdpm9d9v1j9blgcrv4">
               <w:r>
                 <w:rPr>
                   <w:rFonts w:ascii="Arial" w:cs="Arial" w:eastAsia="Arial" w:hAnsi="Arial"/>
@@ -12627,7 +12627,7 @@
               <w:spacing w:after="10" w:before="0"/>
               <w:ind w:left="120"/>
             </w:pPr>
-            <w:hyperlink w:history="1" r:id="rIdnajtc_g6txb5f3hf_ez4x">
+            <w:hyperlink w:history="1" r:id="rIdvtkqvaclajklgnmmzdmnv">
               <w:r>
                 <w:rPr>
                   <w:rFonts w:ascii="Arial" w:cs="Arial" w:eastAsia="Arial" w:hAnsi="Arial"/>
@@ -12822,7 +12822,7 @@
             <w:pPr>
               <w:spacing w:after="20" w:before="0"/>
             </w:pPr>
-            <w:hyperlink w:history="1" r:id="rId-ry0ylpzdhghmgvz-_ln5">
+            <w:hyperlink w:history="1" r:id="rId7l5ledlddyf6j4ljxjur-">
               <w:r>
                 <w:rPr>
                   <w:rFonts w:ascii="Arial" w:cs="Arial" w:eastAsia="Arial" w:hAnsi="Arial"/>
@@ -12855,7 +12855,7 @@
               <w:spacing w:after="10" w:before="0"/>
               <w:ind w:left="120"/>
             </w:pPr>
-            <w:hyperlink w:history="1" r:id="rIdwbsnnq7wmri5jhiluwglx">
+            <w:hyperlink w:history="1" r:id="rIddto8ltybiibsnkyllumqm">
               <w:r>
                 <w:rPr>
                   <w:rFonts w:ascii="Arial" w:cs="Arial" w:eastAsia="Arial" w:hAnsi="Arial"/>
@@ -12900,7 +12900,7 @@
             <w:pPr>
               <w:spacing w:after="20" w:before="0"/>
             </w:pPr>
-            <w:hyperlink w:history="1" r:id="rId2cvbd5zkqyq2ktxbrhrsf">
+            <w:hyperlink w:history="1" r:id="rIdgwlschlybkyjar5pyc6kk">
               <w:r>
                 <w:rPr>
                   <w:rFonts w:ascii="Arial" w:cs="Arial" w:eastAsia="Arial" w:hAnsi="Arial"/>
@@ -12933,7 +12933,7 @@
               <w:spacing w:after="10" w:before="0"/>
               <w:ind w:left="120"/>
             </w:pPr>
-            <w:hyperlink w:history="1" r:id="rIdxytridjfxe79rnfi0pxnk">
+            <w:hyperlink w:history="1" r:id="rIdcmnem0nnb4ro0qjcjk2k9">
               <w:r>
                 <w:rPr>
                   <w:rFonts w:ascii="Arial" w:cs="Arial" w:eastAsia="Arial" w:hAnsi="Arial"/>
@@ -13128,7 +13128,7 @@
             <w:pPr>
               <w:spacing w:after="20" w:before="0"/>
             </w:pPr>
-            <w:hyperlink w:history="1" r:id="rIdckjgwlou8s7ei1sat8beb">
+            <w:hyperlink w:history="1" r:id="rIdhp2zh3af4s-jxcao8qvmi">
               <w:r>
                 <w:rPr>
                   <w:rFonts w:ascii="Arial" w:cs="Arial" w:eastAsia="Arial" w:hAnsi="Arial"/>
@@ -13177,7 +13177,7 @@
               <w:spacing w:after="10" w:before="0"/>
               <w:ind w:left="120"/>
             </w:pPr>
-            <w:hyperlink w:history="1" r:id="rIdvipummae0_tlrdvpn9rrv">
+            <w:hyperlink w:history="1" r:id="rIdmztjvcpm1gk8wnhajwqwf">
               <w:r>
                 <w:rPr>
                   <w:rFonts w:ascii="Arial" w:cs="Arial" w:eastAsia="Arial" w:hAnsi="Arial"/>
@@ -13222,7 +13222,7 @@
             <w:pPr>
               <w:spacing w:after="20" w:before="0"/>
             </w:pPr>
-            <w:hyperlink w:history="1" r:id="rIdelqqnnxhydcluji-4poon">
+            <w:hyperlink w:history="1" r:id="rIdydniel1bzqsdxj2qehsq8">
               <w:r>
                 <w:rPr>
                   <w:rFonts w:ascii="Arial" w:cs="Arial" w:eastAsia="Arial" w:hAnsi="Arial"/>
@@ -13255,7 +13255,7 @@
               <w:spacing w:after="10" w:before="0"/>
               <w:ind w:left="120"/>
             </w:pPr>
-            <w:hyperlink w:history="1" r:id="rId1j0pvkxggfoo7beqsq7re">
+            <w:hyperlink w:history="1" r:id="rIdhqnx9-jmwq8vrrndxmiuy">
               <w:r>
                 <w:rPr>
                   <w:rFonts w:ascii="Arial" w:cs="Arial" w:eastAsia="Arial" w:hAnsi="Arial"/>
@@ -13862,7 +13862,7 @@
         </w:rPr>
         <w:t xml:space="preserve">© 2026 SeaVuria and ARES. Aligned with KICD objectives. Developed by SeaVuria; technical implementation by ARES (with AI assistance from Claude). Licensed under </w:t>
       </w:r>
-      <w:hyperlink w:history="1" r:id="rIdup2balb6vllly-jun0icu">
+      <w:hyperlink w:history="1" r:id="rIdyqq-cwdwima8bkepbih9x">
         <w:r>
           <w:rPr>
             <w:rFonts w:ascii="Arial" w:cs="Arial" w:eastAsia="Arial" w:hAnsi="Arial"/>
@@ -13883,7 +13883,7 @@
         </w:rPr>
         <w:t xml:space="preserve"> (</w:t>
       </w:r>
-      <w:hyperlink w:history="1" r:id="rId4h9mwvxwhh3ejzdepa8wj">
+      <w:hyperlink w:history="1" r:id="rIdreb1d91h0askotupyuqlg">
         <w:r>
           <w:rPr>
             <w:rFonts w:ascii="Arial" w:cs="Arial" w:eastAsia="Arial" w:hAnsi="Arial"/>
@@ -14896,7 +14896,7 @@
             <w:pPr>
               <w:spacing w:after="20" w:before="0"/>
             </w:pPr>
-            <w:hyperlink w:history="1" r:id="rIdmk5diknbtnyd8qcpdaafs">
+            <w:hyperlink w:history="1" r:id="rIdyrjjnj-hyxqp0_tgabfdx">
               <w:r>
                 <w:rPr>
                   <w:rFonts w:ascii="Arial" w:cs="Arial" w:eastAsia="Arial" w:hAnsi="Arial"/>
@@ -14929,7 +14929,7 @@
               <w:spacing w:after="10" w:before="0"/>
               <w:ind w:left="120"/>
             </w:pPr>
-            <w:hyperlink w:history="1" r:id="rIdy3u2roioqmbyzcgncmnd2">
+            <w:hyperlink w:history="1" r:id="rId9rzpmhmcev5x8i_xgvp_l">
               <w:r>
                 <w:rPr>
                   <w:rFonts w:ascii="Arial" w:cs="Arial" w:eastAsia="Arial" w:hAnsi="Arial"/>
@@ -14974,7 +14974,7 @@
             <w:pPr>
               <w:spacing w:after="20" w:before="0"/>
             </w:pPr>
-            <w:hyperlink w:history="1" r:id="rId83jzeunutzjf4pknzi0uv">
+            <w:hyperlink w:history="1" r:id="rIdnoyrz4jnkyk5gbg4sah75">
               <w:r>
                 <w:rPr>
                   <w:rFonts w:ascii="Arial" w:cs="Arial" w:eastAsia="Arial" w:hAnsi="Arial"/>
@@ -15007,7 +15007,7 @@
               <w:spacing w:after="10" w:before="0"/>
               <w:ind w:left="120"/>
             </w:pPr>
-            <w:hyperlink w:history="1" r:id="rId3pylnqo-we0p0ry76sc3j">
+            <w:hyperlink w:history="1" r:id="rId1lu1pjyqin2ck3_uffel1">
               <w:r>
                 <w:rPr>
                   <w:rFonts w:ascii="Arial" w:cs="Arial" w:eastAsia="Arial" w:hAnsi="Arial"/>
@@ -15202,7 +15202,7 @@
             <w:pPr>
               <w:spacing w:after="20" w:before="0"/>
             </w:pPr>
-            <w:hyperlink w:history="1" r:id="rIdjveytz9i5q8hmh4rdkbbt">
+            <w:hyperlink w:history="1" r:id="rIduea9q5isndgyg4_vklyvt">
               <w:r>
                 <w:rPr>
                   <w:rFonts w:ascii="Arial" w:cs="Arial" w:eastAsia="Arial" w:hAnsi="Arial"/>
@@ -15235,7 +15235,7 @@
               <w:spacing w:after="10" w:before="0"/>
               <w:ind w:left="120"/>
             </w:pPr>
-            <w:hyperlink w:history="1" r:id="rId9linergk-86mt46jejwk-">
+            <w:hyperlink w:history="1" r:id="rIdbbnu2apyzvru2hoxymbez">
               <w:r>
                 <w:rPr>
                   <w:rFonts w:ascii="Arial" w:cs="Arial" w:eastAsia="Arial" w:hAnsi="Arial"/>
@@ -15280,7 +15280,7 @@
             <w:pPr>
               <w:spacing w:after="20" w:before="0"/>
             </w:pPr>
-            <w:hyperlink w:history="1" r:id="rIdprgx4w04n7qka9mmswjlv">
+            <w:hyperlink w:history="1" r:id="rIdgwmklzsvnikf-npwv_cxo">
               <w:r>
                 <w:rPr>
                   <w:rFonts w:ascii="Arial" w:cs="Arial" w:eastAsia="Arial" w:hAnsi="Arial"/>
@@ -15313,7 +15313,7 @@
               <w:spacing w:after="10" w:before="0"/>
               <w:ind w:left="120"/>
             </w:pPr>
-            <w:hyperlink w:history="1" r:id="rIdv0xdz-4eaadv7mde_g8-d">
+            <w:hyperlink w:history="1" r:id="rIdyfvx7t0nktu1-evq4yums">
               <w:r>
                 <w:rPr>
                   <w:rFonts w:ascii="Arial" w:cs="Arial" w:eastAsia="Arial" w:hAnsi="Arial"/>
@@ -15508,7 +15508,7 @@
             <w:pPr>
               <w:spacing w:after="20" w:before="0"/>
             </w:pPr>
-            <w:hyperlink w:history="1" r:id="rIdpfls9c4okccu3xo5ts0_j">
+            <w:hyperlink w:history="1" r:id="rIdofxlmsoluauhyor8sfdyt">
               <w:r>
                 <w:rPr>
                   <w:rFonts w:ascii="Arial" w:cs="Arial" w:eastAsia="Arial" w:hAnsi="Arial"/>
@@ -15557,7 +15557,7 @@
               <w:spacing w:after="10" w:before="0"/>
               <w:ind w:left="120"/>
             </w:pPr>
-            <w:hyperlink w:history="1" r:id="rIdsxdip3do6mjbnd-gt5c4k">
+            <w:hyperlink w:history="1" r:id="rId85bhbyimmzopro9hhuoci">
               <w:r>
                 <w:rPr>
                   <w:rFonts w:ascii="Arial" w:cs="Arial" w:eastAsia="Arial" w:hAnsi="Arial"/>
@@ -15602,7 +15602,7 @@
             <w:pPr>
               <w:spacing w:after="20" w:before="0"/>
             </w:pPr>
-            <w:hyperlink w:history="1" r:id="rIds-bvzatktm_kmzzlufh6f">
+            <w:hyperlink w:history="1" r:id="rIdh9hkagyuriskzla-ftawz">
               <w:r>
                 <w:rPr>
                   <w:rFonts w:ascii="Arial" w:cs="Arial" w:eastAsia="Arial" w:hAnsi="Arial"/>
@@ -15651,7 +15651,7 @@
               <w:spacing w:after="10" w:before="0"/>
               <w:ind w:left="120"/>
             </w:pPr>
-            <w:hyperlink w:history="1" r:id="rIdz_tiha1uxps6fjoinncvp">
+            <w:hyperlink w:history="1" r:id="rIdsql-ognaifma87xufqnfp">
               <w:r>
                 <w:rPr>
                   <w:rFonts w:ascii="Arial" w:cs="Arial" w:eastAsia="Arial" w:hAnsi="Arial"/>
@@ -15846,7 +15846,7 @@
             <w:pPr>
               <w:spacing w:after="20" w:before="0"/>
             </w:pPr>
-            <w:hyperlink w:history="1" r:id="rIds3-gisapn2ctzx5fzkpqm">
+            <w:hyperlink w:history="1" r:id="rIdbd04l5uj0jt1lfehndy9-">
               <w:r>
                 <w:rPr>
                   <w:rFonts w:ascii="Arial" w:cs="Arial" w:eastAsia="Arial" w:hAnsi="Arial"/>
@@ -15895,7 +15895,7 @@
               <w:spacing w:after="10" w:before="0"/>
               <w:ind w:left="120"/>
             </w:pPr>
-            <w:hyperlink w:history="1" r:id="rIdrl5kvoqliiadkl901qgvm">
+            <w:hyperlink w:history="1" r:id="rIdgd_j3iwwn7zlzvtzglvm9">
               <w:r>
                 <w:rPr>
                   <w:rFonts w:ascii="Arial" w:cs="Arial" w:eastAsia="Arial" w:hAnsi="Arial"/>
@@ -15940,7 +15940,7 @@
             <w:pPr>
               <w:spacing w:after="20" w:before="0"/>
             </w:pPr>
-            <w:hyperlink w:history="1" r:id="rIdnyhvvjnamdmu_hhv-wwv8">
+            <w:hyperlink w:history="1" r:id="rIdfzobfllwnzjs4ok_hrgyz">
               <w:r>
                 <w:rPr>
                   <w:rFonts w:ascii="Arial" w:cs="Arial" w:eastAsia="Arial" w:hAnsi="Arial"/>
@@ -15989,7 +15989,7 @@
               <w:spacing w:after="10" w:before="0"/>
               <w:ind w:left="120"/>
             </w:pPr>
-            <w:hyperlink w:history="1" r:id="rId0rmkctu-e3q5pw5qgmslj">
+            <w:hyperlink w:history="1" r:id="rIdudbtun-zndrptuqkersjt">
               <w:r>
                 <w:rPr>
                   <w:rFonts w:ascii="Arial" w:cs="Arial" w:eastAsia="Arial" w:hAnsi="Arial"/>
@@ -16184,7 +16184,7 @@
             <w:pPr>
               <w:spacing w:after="20" w:before="0"/>
             </w:pPr>
-            <w:hyperlink w:history="1" r:id="rIdedlq70f24wbaasrpiwwnn">
+            <w:hyperlink w:history="1" r:id="rIdb8vxq6hf_73sykeh8vglx">
               <w:r>
                 <w:rPr>
                   <w:rFonts w:ascii="Arial" w:cs="Arial" w:eastAsia="Arial" w:hAnsi="Arial"/>
@@ -16233,7 +16233,7 @@
               <w:spacing w:after="10" w:before="0"/>
               <w:ind w:left="120"/>
             </w:pPr>
-            <w:hyperlink w:history="1" r:id="rIdag7loquv9dpizdg4pchcb">
+            <w:hyperlink w:history="1" r:id="rId-fbmsvb6sqffsde1hywts">
               <w:r>
                 <w:rPr>
                   <w:rFonts w:ascii="Arial" w:cs="Arial" w:eastAsia="Arial" w:hAnsi="Arial"/>
@@ -16278,7 +16278,7 @@
             <w:pPr>
               <w:spacing w:after="20" w:before="0"/>
             </w:pPr>
-            <w:hyperlink w:history="1" r:id="rIduw9gdglpajjc7c9_qjju2">
+            <w:hyperlink w:history="1" r:id="rIdn0ecfkayasl3z2_skls-u">
               <w:r>
                 <w:rPr>
                   <w:rFonts w:ascii="Arial" w:cs="Arial" w:eastAsia="Arial" w:hAnsi="Arial"/>
@@ -16327,7 +16327,7 @@
               <w:spacing w:after="10" w:before="0"/>
               <w:ind w:left="120"/>
             </w:pPr>
-            <w:hyperlink w:history="1" r:id="rIdlo4grvtci1fhfliy3pna4">
+            <w:hyperlink w:history="1" r:id="rIdekfczemjceipevfxz9w4f">
               <w:r>
                 <w:rPr>
                   <w:rFonts w:ascii="Arial" w:cs="Arial" w:eastAsia="Arial" w:hAnsi="Arial"/>
@@ -16839,7 +16839,7 @@
         </w:rPr>
         <w:t xml:space="preserve">© 2026 SeaVuria and ARES. Aligned with KICD objectives. Developed by SeaVuria; technical implementation by ARES (with AI assistance from Claude). Licensed under </w:t>
       </w:r>
-      <w:hyperlink w:history="1" r:id="rIdqh-mgvbxc_lz_ezstxqbn">
+      <w:hyperlink w:history="1" r:id="rIddez2opotadb4jsjuhb4k2">
         <w:r>
           <w:rPr>
             <w:rFonts w:ascii="Arial" w:cs="Arial" w:eastAsia="Arial" w:hAnsi="Arial"/>
@@ -16860,7 +16860,7 @@
         </w:rPr>
         <w:t xml:space="preserve"> (</w:t>
       </w:r>
-      <w:hyperlink w:history="1" r:id="rIdlilmvv2xzntj-vsdcsjmd">
+      <w:hyperlink w:history="1" r:id="rIdjywgghv9qvwr_knlnvkux">
         <w:r>
           <w:rPr>
             <w:rFonts w:ascii="Arial" w:cs="Arial" w:eastAsia="Arial" w:hAnsi="Arial"/>
@@ -17873,7 +17873,7 @@
             <w:pPr>
               <w:spacing w:after="20" w:before="0"/>
             </w:pPr>
-            <w:hyperlink w:history="1" r:id="rIdftudi2ocpifeuikhgrayv">
+            <w:hyperlink w:history="1" r:id="rIdjywios-5niegwbpp7xxpv">
               <w:r>
                 <w:rPr>
                   <w:rFonts w:ascii="Arial" w:cs="Arial" w:eastAsia="Arial" w:hAnsi="Arial"/>
@@ -17906,7 +17906,7 @@
               <w:spacing w:after="10" w:before="0"/>
               <w:ind w:left="120"/>
             </w:pPr>
-            <w:hyperlink w:history="1" r:id="rId8ozcd6n5mjn5mft2ihsdp">
+            <w:hyperlink w:history="1" r:id="rId3l88u1yog5xzanpj8gbpq">
               <w:r>
                 <w:rPr>
                   <w:rFonts w:ascii="Arial" w:cs="Arial" w:eastAsia="Arial" w:hAnsi="Arial"/>
@@ -17951,7 +17951,7 @@
             <w:pPr>
               <w:spacing w:after="20" w:before="0"/>
             </w:pPr>
-            <w:hyperlink w:history="1" r:id="rIdtxwqmshaboxwyudxyfehq">
+            <w:hyperlink w:history="1" r:id="rIdqbhnnkqaotyaobsxjds-5">
               <w:r>
                 <w:rPr>
                   <w:rFonts w:ascii="Arial" w:cs="Arial" w:eastAsia="Arial" w:hAnsi="Arial"/>
@@ -17984,7 +17984,7 @@
               <w:spacing w:after="10" w:before="0"/>
               <w:ind w:left="120"/>
             </w:pPr>
-            <w:hyperlink w:history="1" r:id="rIdwqbqhygnu2syotqgxhg9m">
+            <w:hyperlink w:history="1" r:id="rIdqk29pvekofvx0ccmzzisp">
               <w:r>
                 <w:rPr>
                   <w:rFonts w:ascii="Arial" w:cs="Arial" w:eastAsia="Arial" w:hAnsi="Arial"/>
@@ -18179,7 +18179,7 @@
             <w:pPr>
               <w:spacing w:after="20" w:before="0"/>
             </w:pPr>
-            <w:hyperlink w:history="1" r:id="rIdnuzxu7otvef3ppjsrjyif">
+            <w:hyperlink w:history="1" r:id="rIdcku_l8vuiaxpsjtgjldgm">
               <w:r>
                 <w:rPr>
                   <w:rFonts w:ascii="Arial" w:cs="Arial" w:eastAsia="Arial" w:hAnsi="Arial"/>
@@ -18212,7 +18212,7 @@
               <w:spacing w:after="10" w:before="0"/>
               <w:ind w:left="120"/>
             </w:pPr>
-            <w:hyperlink w:history="1" r:id="rIdgr_txdkk6kc46z3wazq1o">
+            <w:hyperlink w:history="1" r:id="rId7zbblw0tm3jyvxbe_nebr">
               <w:r>
                 <w:rPr>
                   <w:rFonts w:ascii="Arial" w:cs="Arial" w:eastAsia="Arial" w:hAnsi="Arial"/>
@@ -18257,7 +18257,7 @@
             <w:pPr>
               <w:spacing w:after="20" w:before="0"/>
             </w:pPr>
-            <w:hyperlink w:history="1" r:id="rIdoclhufdnxy0ctcpvgkmm_">
+            <w:hyperlink w:history="1" r:id="rIdp1s2blf26vks5x8yq_eom">
               <w:r>
                 <w:rPr>
                   <w:rFonts w:ascii="Arial" w:cs="Arial" w:eastAsia="Arial" w:hAnsi="Arial"/>
@@ -18290,7 +18290,7 @@
               <w:spacing w:after="10" w:before="0"/>
               <w:ind w:left="120"/>
             </w:pPr>
-            <w:hyperlink w:history="1" r:id="rId0jm04w-qui2dbwswmyv68">
+            <w:hyperlink w:history="1" r:id="rIdlpue2bpkxzoxinsmj-vii">
               <w:r>
                 <w:rPr>
                   <w:rFonts w:ascii="Arial" w:cs="Arial" w:eastAsia="Arial" w:hAnsi="Arial"/>
@@ -18485,7 +18485,7 @@
             <w:pPr>
               <w:spacing w:after="20" w:before="0"/>
             </w:pPr>
-            <w:hyperlink w:history="1" r:id="rIdqcaryq-tu0n3goiaewo-1">
+            <w:hyperlink w:history="1" r:id="rIdgly3slvyfavnoxvc7kv0a">
               <w:r>
                 <w:rPr>
                   <w:rFonts w:ascii="Arial" w:cs="Arial" w:eastAsia="Arial" w:hAnsi="Arial"/>
@@ -18534,7 +18534,7 @@
               <w:spacing w:after="10" w:before="0"/>
               <w:ind w:left="120"/>
             </w:pPr>
-            <w:hyperlink w:history="1" r:id="rId2os4_fyqvwqoqtpbqagiu">
+            <w:hyperlink w:history="1" r:id="rId5vsug77zv90jxvdtn8oht">
               <w:r>
                 <w:rPr>
                   <w:rFonts w:ascii="Arial" w:cs="Arial" w:eastAsia="Arial" w:hAnsi="Arial"/>
@@ -18579,7 +18579,7 @@
             <w:pPr>
               <w:spacing w:after="20" w:before="0"/>
             </w:pPr>
-            <w:hyperlink w:history="1" r:id="rIdi3rfw2ka4wzhiyiwhr6rt">
+            <w:hyperlink w:history="1" r:id="rIdee33tmqfjqrafdy92nv6o">
               <w:r>
                 <w:rPr>
                   <w:rFonts w:ascii="Arial" w:cs="Arial" w:eastAsia="Arial" w:hAnsi="Arial"/>
@@ -18612,7 +18612,7 @@
               <w:spacing w:after="10" w:before="0"/>
               <w:ind w:left="120"/>
             </w:pPr>
-            <w:hyperlink w:history="1" r:id="rIdknpbqzsckok77lrpuyker">
+            <w:hyperlink w:history="1" r:id="rIdgjp5xo58sc6migd6ie7wb">
               <w:r>
                 <w:rPr>
                   <w:rFonts w:ascii="Arial" w:cs="Arial" w:eastAsia="Arial" w:hAnsi="Arial"/>
@@ -18807,7 +18807,7 @@
             <w:pPr>
               <w:spacing w:after="20" w:before="0"/>
             </w:pPr>
-            <w:hyperlink w:history="1" r:id="rIdf-lv1q6sfsatega1qhwrf">
+            <w:hyperlink w:history="1" r:id="rIdjiw4lqf76na3xxjatl-xh">
               <w:r>
                 <w:rPr>
                   <w:rFonts w:ascii="Arial" w:cs="Arial" w:eastAsia="Arial" w:hAnsi="Arial"/>
@@ -18856,7 +18856,7 @@
               <w:spacing w:after="10" w:before="0"/>
               <w:ind w:left="120"/>
             </w:pPr>
-            <w:hyperlink w:history="1" r:id="rIdx8uate6z7fskxwm5ti278">
+            <w:hyperlink w:history="1" r:id="rIdigukmxjzm0bclo-nmffnf">
               <w:r>
                 <w:rPr>
                   <w:rFonts w:ascii="Arial" w:cs="Arial" w:eastAsia="Arial" w:hAnsi="Arial"/>
@@ -18901,7 +18901,7 @@
             <w:pPr>
               <w:spacing w:after="20" w:before="0"/>
             </w:pPr>
-            <w:hyperlink w:history="1" r:id="rId0x7jm4pfmfas5vn29pl6c">
+            <w:hyperlink w:history="1" r:id="rIdosxbtzljgqew5zl7phdl_">
               <w:r>
                 <w:rPr>
                   <w:rFonts w:ascii="Arial" w:cs="Arial" w:eastAsia="Arial" w:hAnsi="Arial"/>
@@ -18934,7 +18934,7 @@
               <w:spacing w:after="10" w:before="0"/>
               <w:ind w:left="120"/>
             </w:pPr>
-            <w:hyperlink w:history="1" r:id="rIdsawiiunipbexlcvq0prff">
+            <w:hyperlink w:history="1" r:id="rIdtzcxaaa4-gqsexga2jck5">
               <w:r>
                 <w:rPr>
                   <w:rFonts w:ascii="Arial" w:cs="Arial" w:eastAsia="Arial" w:hAnsi="Arial"/>
@@ -19129,7 +19129,7 @@
             <w:pPr>
               <w:spacing w:after="20" w:before="0"/>
             </w:pPr>
-            <w:hyperlink w:history="1" r:id="rIdnrwktrtghgq5i-ov2e8lz">
+            <w:hyperlink w:history="1" r:id="rIduh_64jg2fcnbelpqabv8h">
               <w:r>
                 <w:rPr>
                   <w:rFonts w:ascii="Arial" w:cs="Arial" w:eastAsia="Arial" w:hAnsi="Arial"/>
@@ -19178,7 +19178,7 @@
               <w:spacing w:after="10" w:before="0"/>
               <w:ind w:left="120"/>
             </w:pPr>
-            <w:hyperlink w:history="1" r:id="rIdbdrlmuqy7h7plnchp8hyu">
+            <w:hyperlink w:history="1" r:id="rIdqomixc6oeeckrtxqkedoy">
               <w:r>
                 <w:rPr>
                   <w:rFonts w:ascii="Arial" w:cs="Arial" w:eastAsia="Arial" w:hAnsi="Arial"/>
@@ -19223,7 +19223,7 @@
             <w:pPr>
               <w:spacing w:after="20" w:before="0"/>
             </w:pPr>
-            <w:hyperlink w:history="1" r:id="rIdwej-o4i-llgwvolnxatoq">
+            <w:hyperlink w:history="1" r:id="rIdfva_ytdnxnk0c-2zyycqw">
               <w:r>
                 <w:rPr>
                   <w:rFonts w:ascii="Arial" w:cs="Arial" w:eastAsia="Arial" w:hAnsi="Arial"/>
@@ -19272,7 +19272,7 @@
               <w:spacing w:after="10" w:before="0"/>
               <w:ind w:left="120"/>
             </w:pPr>
-            <w:hyperlink w:history="1" r:id="rIdase5uqqipyn-fa_hmd-vx">
+            <w:hyperlink w:history="1" r:id="rIdyr8banfdsmg2mmgh_rtid">
               <w:r>
                 <w:rPr>
                   <w:rFonts w:ascii="Arial" w:cs="Arial" w:eastAsia="Arial" w:hAnsi="Arial"/>
@@ -19879,7 +19879,7 @@
         </w:rPr>
         <w:t xml:space="preserve">© 2026 SeaVuria and ARES. Aligned with KICD objectives. Developed by SeaVuria; technical implementation by ARES (with AI assistance from Claude). Licensed under </w:t>
       </w:r>
-      <w:hyperlink w:history="1" r:id="rIdokiztymfqjor5jyxfgudd">
+      <w:hyperlink w:history="1" r:id="rIdwfkhj38bkndjhitxkl3uo">
         <w:r>
           <w:rPr>
             <w:rFonts w:ascii="Arial" w:cs="Arial" w:eastAsia="Arial" w:hAnsi="Arial"/>
@@ -19900,7 +19900,7 @@
         </w:rPr>
         <w:t xml:space="preserve"> (</w:t>
       </w:r>
-      <w:hyperlink w:history="1" r:id="rId7ukkjhimnph-bbjgiy2fh">
+      <w:hyperlink w:history="1" r:id="rIddtctuelm8cvomskzt786t">
         <w:r>
           <w:rPr>
             <w:rFonts w:ascii="Arial" w:cs="Arial" w:eastAsia="Arial" w:hAnsi="Arial"/>
@@ -20930,7 +20930,7 @@
               <w:spacing w:after="10" w:before="0"/>
               <w:ind w:left="120"/>
             </w:pPr>
-            <w:hyperlink w:history="1" r:id="rIdcjqyw8985p4wygchz3fjc">
+            <w:hyperlink w:history="1" r:id="rIdijd0ftxtjxw2wqck74afo">
               <w:r>
                 <w:rPr>
                   <w:rFonts w:ascii="Arial" w:cs="Arial" w:eastAsia="Arial" w:hAnsi="Arial"/>
@@ -20990,7 +20990,7 @@
             <w:pPr>
               <w:spacing w:after="20" w:before="0"/>
             </w:pPr>
-            <w:hyperlink w:history="1" r:id="rIdahxu2yhkvcj5b9dtdmbui">
+            <w:hyperlink w:history="1" r:id="rIdtkcjwfe3jd6aqyh3xc-at">
               <w:r>
                 <w:rPr>
                   <w:rFonts w:ascii="Arial" w:cs="Arial" w:eastAsia="Arial" w:hAnsi="Arial"/>
@@ -21023,7 +21023,7 @@
               <w:spacing w:after="10" w:before="0"/>
               <w:ind w:left="120"/>
             </w:pPr>
-            <w:hyperlink w:history="1" r:id="rIdrwjbxgdvikrchgksfw7oy">
+            <w:hyperlink w:history="1" r:id="rIdhzdn3miylxxgskov8prud">
               <w:r>
                 <w:rPr>
                   <w:rFonts w:ascii="Arial" w:cs="Arial" w:eastAsia="Arial" w:hAnsi="Arial"/>
@@ -21235,7 +21235,7 @@
               <w:spacing w:after="10" w:before="0"/>
               <w:ind w:left="120"/>
             </w:pPr>
-            <w:hyperlink w:history="1" r:id="rId-kuu8h2ohrfx6s5e_w88f">
+            <w:hyperlink w:history="1" r:id="rIdguhde4scrhge84nbuysjz">
               <w:r>
                 <w:rPr>
                   <w:rFonts w:ascii="Arial" w:cs="Arial" w:eastAsia="Arial" w:hAnsi="Arial"/>
@@ -21295,7 +21295,7 @@
             <w:pPr>
               <w:spacing w:after="20" w:before="0"/>
             </w:pPr>
-            <w:hyperlink w:history="1" r:id="rIdf8yeuct3w9wpi_jwiazxj">
+            <w:hyperlink w:history="1" r:id="rIdvxwxdnnmssr0mrm_uybfm">
               <w:r>
                 <w:rPr>
                   <w:rFonts w:ascii="Arial" w:cs="Arial" w:eastAsia="Arial" w:hAnsi="Arial"/>
@@ -21328,7 +21328,7 @@
               <w:spacing w:after="10" w:before="0"/>
               <w:ind w:left="120"/>
             </w:pPr>
-            <w:hyperlink w:history="1" r:id="rIdrotfu8_dtsgquavgiv_d7">
+            <w:hyperlink w:history="1" r:id="rIdzvvwh8i9oom3gc09esn38">
               <w:r>
                 <w:rPr>
                   <w:rFonts w:ascii="Arial" w:cs="Arial" w:eastAsia="Arial" w:hAnsi="Arial"/>
@@ -21540,7 +21540,7 @@
               <w:spacing w:after="10" w:before="0"/>
               <w:ind w:left="120"/>
             </w:pPr>
-            <w:hyperlink w:history="1" r:id="rIdz3wgp6sz2yoehfz27xz8j">
+            <w:hyperlink w:history="1" r:id="rIdt8_vfkyaxko7le3__ugt_">
               <w:r>
                 <w:rPr>
                   <w:rFonts w:ascii="Arial" w:cs="Arial" w:eastAsia="Arial" w:hAnsi="Arial"/>
@@ -21600,7 +21600,7 @@
             <w:pPr>
               <w:spacing w:after="20" w:before="0"/>
             </w:pPr>
-            <w:hyperlink w:history="1" r:id="rIdzp6uxpmrdxz4om3ucuc6g">
+            <w:hyperlink w:history="1" r:id="rId3yntlrfettebfwmtacvod">
               <w:r>
                 <w:rPr>
                   <w:rFonts w:ascii="Arial" w:cs="Arial" w:eastAsia="Arial" w:hAnsi="Arial"/>
@@ -21649,7 +21649,7 @@
               <w:spacing w:after="10" w:before="0"/>
               <w:ind w:left="120"/>
             </w:pPr>
-            <w:hyperlink w:history="1" r:id="rIdx6xqevlokd1y-2vap933x">
+            <w:hyperlink w:history="1" r:id="rIdtmnvlchb4d_67t0tpfvuu">
               <w:r>
                 <w:rPr>
                   <w:rFonts w:ascii="Arial" w:cs="Arial" w:eastAsia="Arial" w:hAnsi="Arial"/>
@@ -21861,7 +21861,7 @@
               <w:spacing w:after="10" w:before="0"/>
               <w:ind w:left="120"/>
             </w:pPr>
-            <w:hyperlink w:history="1" r:id="rIdtyvusqdwaccqno4i0eig_">
+            <w:hyperlink w:history="1" r:id="rIdwlozq8iewwqykvi6bmdwi">
               <w:r>
                 <w:rPr>
                   <w:rFonts w:ascii="Arial" w:cs="Arial" w:eastAsia="Arial" w:hAnsi="Arial"/>
@@ -21921,7 +21921,7 @@
             <w:pPr>
               <w:spacing w:after="20" w:before="0"/>
             </w:pPr>
-            <w:hyperlink w:history="1" r:id="rIdhu3c3dtseahk039mmp2uj">
+            <w:hyperlink w:history="1" r:id="rIdjq3xr9d_2x0hi4mgrhudf">
               <w:r>
                 <w:rPr>
                   <w:rFonts w:ascii="Arial" w:cs="Arial" w:eastAsia="Arial" w:hAnsi="Arial"/>
@@ -21954,7 +21954,7 @@
               <w:spacing w:after="10" w:before="0"/>
               <w:ind w:left="120"/>
             </w:pPr>
-            <w:hyperlink w:history="1" r:id="rIdsz7w7wdpfhdlcnvdswzda">
+            <w:hyperlink w:history="1" r:id="rIdfc22efcrzgduglqwbnkrl">
               <w:r>
                 <w:rPr>
                   <w:rFonts w:ascii="Arial" w:cs="Arial" w:eastAsia="Arial" w:hAnsi="Arial"/>
@@ -22166,7 +22166,7 @@
               <w:spacing w:after="10" w:before="0"/>
               <w:ind w:left="120"/>
             </w:pPr>
-            <w:hyperlink w:history="1" r:id="rId4agolokdbvqlair88v0c2">
+            <w:hyperlink w:history="1" r:id="rIdxm2m-n2ylukerhl4rxxhw">
               <w:r>
                 <w:rPr>
                   <w:rFonts w:ascii="Arial" w:cs="Arial" w:eastAsia="Arial" w:hAnsi="Arial"/>
@@ -22226,7 +22226,7 @@
             <w:pPr>
               <w:spacing w:after="20" w:before="0"/>
             </w:pPr>
-            <w:hyperlink w:history="1" r:id="rIdwvjnblzgohylef-bnj7o7">
+            <w:hyperlink w:history="1" r:id="rIdfsi-shiimnr-j0laiantv">
               <w:r>
                 <w:rPr>
                   <w:rFonts w:ascii="Arial" w:cs="Arial" w:eastAsia="Arial" w:hAnsi="Arial"/>
@@ -22259,7 +22259,7 @@
               <w:spacing w:after="10" w:before="0"/>
               <w:ind w:left="120"/>
             </w:pPr>
-            <w:hyperlink w:history="1" r:id="rIdi9wcnwgnl18kdkkbvc4ig">
+            <w:hyperlink w:history="1" r:id="rIdxis4k4izquplfw7auumns">
               <w:r>
                 <w:rPr>
                   <w:rFonts w:ascii="Arial" w:cs="Arial" w:eastAsia="Arial" w:hAnsi="Arial"/>
@@ -22885,7 +22885,7 @@
         </w:rPr>
         <w:t xml:space="preserve">© 2026 SeaVuria and ARES. Aligned with KICD objectives. Developed by SeaVuria; technical implementation by ARES (with AI assistance from Claude). Licensed under </w:t>
       </w:r>
-      <w:hyperlink w:history="1" r:id="rId9lysyg9kprtm4hl9tmq3u">
+      <w:hyperlink w:history="1" r:id="rId43esgpfh2usdcy6c1ngph">
         <w:r>
           <w:rPr>
             <w:rFonts w:ascii="Arial" w:cs="Arial" w:eastAsia="Arial" w:hAnsi="Arial"/>
@@ -22906,7 +22906,7 @@
         </w:rPr>
         <w:t xml:space="preserve"> (</w:t>
       </w:r>
-      <w:hyperlink w:history="1" r:id="rIdjrz6maoutvrbvd2mh3bw8">
+      <w:hyperlink w:history="1" r:id="rIduvk4sopefhej4pbrtlu6o">
         <w:r>
           <w:rPr>
             <w:rFonts w:ascii="Arial" w:cs="Arial" w:eastAsia="Arial" w:hAnsi="Arial"/>
@@ -23919,7 +23919,7 @@
             <w:pPr>
               <w:spacing w:after="20" w:before="0"/>
             </w:pPr>
-            <w:hyperlink w:history="1" r:id="rIdzjqeidp8ndxhf_khr_a_m">
+            <w:hyperlink w:history="1" r:id="rIdq4io-s7zdzfhmezl-z79a">
               <w:r>
                 <w:rPr>
                   <w:rFonts w:ascii="Arial" w:cs="Arial" w:eastAsia="Arial" w:hAnsi="Arial"/>
@@ -23952,7 +23952,7 @@
               <w:spacing w:after="10" w:before="0"/>
               <w:ind w:left="120"/>
             </w:pPr>
-            <w:hyperlink w:history="1" r:id="rIdq2qttzl8ckqahejvg0eiu">
+            <w:hyperlink w:history="1" r:id="rIdu8n4xef4wjgcnzdnpwmjg">
               <w:r>
                 <w:rPr>
                   <w:rFonts w:ascii="Arial" w:cs="Arial" w:eastAsia="Arial" w:hAnsi="Arial"/>
@@ -23997,7 +23997,7 @@
             <w:pPr>
               <w:spacing w:after="20" w:before="0"/>
             </w:pPr>
-            <w:hyperlink w:history="1" r:id="rIdmh4xjesxyrwb5hsxpn1vl">
+            <w:hyperlink w:history="1" r:id="rIddgmdchkkehsyrhj4ptpls">
               <w:r>
                 <w:rPr>
                   <w:rFonts w:ascii="Arial" w:cs="Arial" w:eastAsia="Arial" w:hAnsi="Arial"/>
@@ -24030,7 +24030,7 @@
               <w:spacing w:after="10" w:before="0"/>
               <w:ind w:left="120"/>
             </w:pPr>
-            <w:hyperlink w:history="1" r:id="rIdaaxtvw8f5dmfuzsstsh7j">
+            <w:hyperlink w:history="1" r:id="rIdw5d7t-jdymvuds9r9medf">
               <w:r>
                 <w:rPr>
                   <w:rFonts w:ascii="Arial" w:cs="Arial" w:eastAsia="Arial" w:hAnsi="Arial"/>
@@ -24225,7 +24225,7 @@
             <w:pPr>
               <w:spacing w:after="20" w:before="0"/>
             </w:pPr>
-            <w:hyperlink w:history="1" r:id="rIdzlg6iysbqa_vg-xnpzuzr">
+            <w:hyperlink w:history="1" r:id="rIdwcbdz09oxv1lsjoingmcb">
               <w:r>
                 <w:rPr>
                   <w:rFonts w:ascii="Arial" w:cs="Arial" w:eastAsia="Arial" w:hAnsi="Arial"/>
@@ -24258,7 +24258,7 @@
               <w:spacing w:after="10" w:before="0"/>
               <w:ind w:left="120"/>
             </w:pPr>
-            <w:hyperlink w:history="1" r:id="rIdka35ynpwg3fzdtrmke_vf">
+            <w:hyperlink w:history="1" r:id="rIdxs76frbsv6ntxgmixna0j">
               <w:r>
                 <w:rPr>
                   <w:rFonts w:ascii="Arial" w:cs="Arial" w:eastAsia="Arial" w:hAnsi="Arial"/>
@@ -24303,7 +24303,7 @@
             <w:pPr>
               <w:spacing w:after="20" w:before="0"/>
             </w:pPr>
-            <w:hyperlink w:history="1" r:id="rIdo-xd1sbvd43fh63qjady8">
+            <w:hyperlink w:history="1" r:id="rIdt5xh3kz6wagccqv7fe7ew">
               <w:r>
                 <w:rPr>
                   <w:rFonts w:ascii="Arial" w:cs="Arial" w:eastAsia="Arial" w:hAnsi="Arial"/>
@@ -24336,7 +24336,7 @@
               <w:spacing w:after="10" w:before="0"/>
               <w:ind w:left="120"/>
             </w:pPr>
-            <w:hyperlink w:history="1" r:id="rIdc7w1bb5epz_0rm62t0qzq">
+            <w:hyperlink w:history="1" r:id="rIdi3cmn0keh0j10zcfetspl">
               <w:r>
                 <w:rPr>
                   <w:rFonts w:ascii="Arial" w:cs="Arial" w:eastAsia="Arial" w:hAnsi="Arial"/>
@@ -24759,7 +24759,7 @@
             <w:pPr>
               <w:spacing w:after="20" w:before="0"/>
             </w:pPr>
-            <w:hyperlink w:history="1" r:id="rIdos2kx4wxhftaudzejjkwz">
+            <w:hyperlink w:history="1" r:id="rIdbrsks-6esw-zdx2v1ojf-">
               <w:r>
                 <w:rPr>
                   <w:rFonts w:ascii="Arial" w:cs="Arial" w:eastAsia="Arial" w:hAnsi="Arial"/>
@@ -24808,7 +24808,7 @@
               <w:spacing w:after="10" w:before="0"/>
               <w:ind w:left="120"/>
             </w:pPr>
-            <w:hyperlink w:history="1" r:id="rIdmmgkfqdquqh3wmakvomcy">
+            <w:hyperlink w:history="1" r:id="rId3g835lrg4snpm7vf53zec">
               <w:r>
                 <w:rPr>
                   <w:rFonts w:ascii="Arial" w:cs="Arial" w:eastAsia="Arial" w:hAnsi="Arial"/>
@@ -24853,7 +24853,7 @@
             <w:pPr>
               <w:spacing w:after="20" w:before="0"/>
             </w:pPr>
-            <w:hyperlink w:history="1" r:id="rIdmnjnw07zv8nt2nqjw6oci">
+            <w:hyperlink w:history="1" r:id="rIdkeqrc_ds7mebshnj1r0n8">
               <w:r>
                 <w:rPr>
                   <w:rFonts w:ascii="Arial" w:cs="Arial" w:eastAsia="Arial" w:hAnsi="Arial"/>
@@ -24886,7 +24886,7 @@
               <w:spacing w:after="10" w:before="0"/>
               <w:ind w:left="120"/>
             </w:pPr>
-            <w:hyperlink w:history="1" r:id="rIdlnmj8i7dite0si1ku3t_w">
+            <w:hyperlink w:history="1" r:id="rIdew6vwltovdfcadnnxko1b">
               <w:r>
                 <w:rPr>
                   <w:rFonts w:ascii="Arial" w:cs="Arial" w:eastAsia="Arial" w:hAnsi="Arial"/>
@@ -25347,7 +25347,7 @@
             <w:pPr>
               <w:spacing w:after="20" w:before="0"/>
             </w:pPr>
-            <w:hyperlink w:history="1" r:id="rIdpcgcaeunk1ykdedf4fx5d">
+            <w:hyperlink w:history="1" r:id="rIdwiwov0o9ledx5f0d5ywsf">
               <w:r>
                 <w:rPr>
                   <w:rFonts w:ascii="Arial" w:cs="Arial" w:eastAsia="Arial" w:hAnsi="Arial"/>
@@ -25396,7 +25396,7 @@
               <w:spacing w:after="10" w:before="0"/>
               <w:ind w:left="120"/>
             </w:pPr>
-            <w:hyperlink w:history="1" r:id="rIdegbhcjzxs3gwp0fj6f-x2">
+            <w:hyperlink w:history="1" r:id="rIdkdt0f0p7bcjjedbjzp7dz">
               <w:r>
                 <w:rPr>
                   <w:rFonts w:ascii="Arial" w:cs="Arial" w:eastAsia="Arial" w:hAnsi="Arial"/>
@@ -25441,7 +25441,7 @@
             <w:pPr>
               <w:spacing w:after="20" w:before="0"/>
             </w:pPr>
-            <w:hyperlink w:history="1" r:id="rIdggs0_m9jyu45daxf0l1qj">
+            <w:hyperlink w:history="1" r:id="rId6msj8s9zaukaoqu0sacxb">
               <w:r>
                 <w:rPr>
                   <w:rFonts w:ascii="Arial" w:cs="Arial" w:eastAsia="Arial" w:hAnsi="Arial"/>
@@ -25474,7 +25474,7 @@
               <w:spacing w:after="10" w:before="0"/>
               <w:ind w:left="120"/>
             </w:pPr>
-            <w:hyperlink w:history="1" r:id="rIdfrqoykfqmyjejts4zzbfg">
+            <w:hyperlink w:history="1" r:id="rIdbyqhmfr8wmspmgzlmy91z">
               <w:r>
                 <w:rPr>
                   <w:rFonts w:ascii="Arial" w:cs="Arial" w:eastAsia="Arial" w:hAnsi="Arial"/>
@@ -25669,7 +25669,7 @@
             <w:pPr>
               <w:spacing w:after="20" w:before="0"/>
             </w:pPr>
-            <w:hyperlink w:history="1" r:id="rIdjvbo3i78iofjga29sqjol">
+            <w:hyperlink w:history="1" r:id="rIdfckmofs2smcsx6p9jbbhn">
               <w:r>
                 <w:rPr>
                   <w:rFonts w:ascii="Arial" w:cs="Arial" w:eastAsia="Arial" w:hAnsi="Arial"/>
@@ -25718,7 +25718,7 @@
               <w:spacing w:after="10" w:before="0"/>
               <w:ind w:left="120"/>
             </w:pPr>
-            <w:hyperlink w:history="1" r:id="rIdf1l5h9j0ephleiikx-z2u">
+            <w:hyperlink w:history="1" r:id="rIdxwoomfkcch0bfcrgtcnqm">
               <w:r>
                 <w:rPr>
                   <w:rFonts w:ascii="Arial" w:cs="Arial" w:eastAsia="Arial" w:hAnsi="Arial"/>
@@ -25763,7 +25763,7 @@
             <w:pPr>
               <w:spacing w:after="20" w:before="0"/>
             </w:pPr>
-            <w:hyperlink w:history="1" r:id="rIdxrjkbpfybpn0ykihroicd">
+            <w:hyperlink w:history="1" r:id="rIdkblgm1mecelpfchzg3gbq">
               <w:r>
                 <w:rPr>
                   <w:rFonts w:ascii="Arial" w:cs="Arial" w:eastAsia="Arial" w:hAnsi="Arial"/>
@@ -25796,7 +25796,7 @@
               <w:spacing w:after="10" w:before="0"/>
               <w:ind w:left="120"/>
             </w:pPr>
-            <w:hyperlink w:history="1" r:id="rIdocgdd08thlcjcbgiwzv1-">
+            <w:hyperlink w:history="1" r:id="rIdhvh_e2zb7bia9ji9fvxyc">
               <w:r>
                 <w:rPr>
                   <w:rFonts w:ascii="Arial" w:cs="Arial" w:eastAsia="Arial" w:hAnsi="Arial"/>
@@ -26536,7 +26536,7 @@
         </w:rPr>
         <w:t xml:space="preserve">© 2026 SeaVuria and ARES. Aligned with KICD objectives. Developed by SeaVuria; technical implementation by ARES (with AI assistance from Claude). Licensed under </w:t>
       </w:r>
-      <w:hyperlink w:history="1" r:id="rIdrxppvtd3a-l3uevl6atpl">
+      <w:hyperlink w:history="1" r:id="rId0n7hkp-sdxtnaeglyvbol">
         <w:r>
           <w:rPr>
             <w:rFonts w:ascii="Arial" w:cs="Arial" w:eastAsia="Arial" w:hAnsi="Arial"/>
@@ -26557,7 +26557,7 @@
         </w:rPr>
         <w:t xml:space="preserve"> (</w:t>
       </w:r>
-      <w:hyperlink w:history="1" r:id="rIdepf0noq3b0tlkphdfayid">
+      <w:hyperlink w:history="1" r:id="rIdbn7s8bx0t5j6rzqygl61u">
         <w:r>
           <w:rPr>
             <w:rFonts w:ascii="Arial" w:cs="Arial" w:eastAsia="Arial" w:hAnsi="Arial"/>

--- a/data/outputs/v2/General_Science/SS3.3_Waves/General_Science_Waves_CBE_LessonSequence.docx
+++ b/data/outputs/v2/General_Science/SS3.3_Waves/General_Science_Waves_CBE_LessonSequence.docx
@@ -2145,7 +2145,7 @@
         </w:rPr>
         <w:t xml:space="preserve">© 2026 SeaVuria and ARES. This work is licensed under a </w:t>
       </w:r>
-      <w:hyperlink w:history="1" r:id="rIdu-043pwxmvwwdrnq4gdei">
+      <w:hyperlink w:history="1" r:id="rIdb8hxbw3fvbmroba9kiwwb">
         <w:r>
           <w:rPr>
             <w:rFonts w:ascii="Arial" w:cs="Arial" w:eastAsia="Arial" w:hAnsi="Arial"/>
@@ -2165,7 +2165,7 @@
         </w:rPr>
         <w:t xml:space="preserve"> (</w:t>
       </w:r>
-      <w:hyperlink w:history="1" r:id="rIdfsojbetge_g1yv-qnhvnf">
+      <w:hyperlink w:history="1" r:id="rIdd9axs7xe2yyjyoavd64jo">
         <w:r>
           <w:rPr>
             <w:rFonts w:ascii="Arial" w:cs="Arial" w:eastAsia="Arial" w:hAnsi="Arial"/>
@@ -2185,7 +2185,7 @@
         </w:rPr>
         <w:t xml:space="preserve">). To view a copy of this license, visit </w:t>
       </w:r>
-      <w:hyperlink w:history="1" r:id="rIdg31s6_2dknzqyh7t4nbsh">
+      <w:hyperlink w:history="1" r:id="rIdxlbmhv7b9tggdo9jknwwz">
         <w:r>
           <w:rPr>
             <w:rFonts w:ascii="Arial" w:cs="Arial" w:eastAsia="Arial" w:hAnsi="Arial"/>
@@ -3197,7 +3197,7 @@
             <w:pPr>
               <w:spacing w:after="20" w:before="0"/>
             </w:pPr>
-            <w:hyperlink w:history="1" r:id="rIdqt79qu5rvbihr2ojkel-g">
+            <w:hyperlink w:history="1" r:id="rId8xbwdcmsbjathl8ki7bnq">
               <w:r>
                 <w:rPr>
                   <w:rFonts w:ascii="Arial" w:cs="Arial" w:eastAsia="Arial" w:hAnsi="Arial"/>
@@ -3230,7 +3230,7 @@
               <w:spacing w:after="10" w:before="0"/>
               <w:ind w:left="120"/>
             </w:pPr>
-            <w:hyperlink w:history="1" r:id="rIdcsqmvmkhlopnhd722gofr">
+            <w:hyperlink w:history="1" r:id="rIdn9cvh43ku3fultflls4-s">
               <w:r>
                 <w:rPr>
                   <w:rFonts w:ascii="Arial" w:cs="Arial" w:eastAsia="Arial" w:hAnsi="Arial"/>
@@ -3275,7 +3275,7 @@
             <w:pPr>
               <w:spacing w:after="20" w:before="0"/>
             </w:pPr>
-            <w:hyperlink w:history="1" r:id="rIdq3arg_msb-pt1iwdo_wfa">
+            <w:hyperlink w:history="1" r:id="rIdtze3_-oqtjmbu0oq06d8a">
               <w:r>
                 <w:rPr>
                   <w:rFonts w:ascii="Arial" w:cs="Arial" w:eastAsia="Arial" w:hAnsi="Arial"/>
@@ -3308,7 +3308,7 @@
               <w:spacing w:after="10" w:before="0"/>
               <w:ind w:left="120"/>
             </w:pPr>
-            <w:hyperlink w:history="1" r:id="rIdxlkf5z2usix35mtbuwhen">
+            <w:hyperlink w:history="1" r:id="rIduqogin7eobcguf9ps-hvr">
               <w:r>
                 <w:rPr>
                   <w:rFonts w:ascii="Arial" w:cs="Arial" w:eastAsia="Arial" w:hAnsi="Arial"/>
@@ -3503,7 +3503,7 @@
             <w:pPr>
               <w:spacing w:after="20" w:before="0"/>
             </w:pPr>
-            <w:hyperlink w:history="1" r:id="rIdvlcav95bwefme3wcnb-dl">
+            <w:hyperlink w:history="1" r:id="rIdtw-xfrnnhxn96sxaayuha">
               <w:r>
                 <w:rPr>
                   <w:rFonts w:ascii="Arial" w:cs="Arial" w:eastAsia="Arial" w:hAnsi="Arial"/>
@@ -3536,7 +3536,7 @@
               <w:spacing w:after="10" w:before="0"/>
               <w:ind w:left="120"/>
             </w:pPr>
-            <w:hyperlink w:history="1" r:id="rIdyuzy-kz1pysh1q82ugz8d">
+            <w:hyperlink w:history="1" r:id="rIddwmmqbot3ylaauvcclj0c">
               <w:r>
                 <w:rPr>
                   <w:rFonts w:ascii="Arial" w:cs="Arial" w:eastAsia="Arial" w:hAnsi="Arial"/>
@@ -3581,7 +3581,7 @@
             <w:pPr>
               <w:spacing w:after="20" w:before="0"/>
             </w:pPr>
-            <w:hyperlink w:history="1" r:id="rIdcny1zs6p9u7un9bfegems">
+            <w:hyperlink w:history="1" r:id="rId0bbthbn1pgsvgblopj_sl">
               <w:r>
                 <w:rPr>
                   <w:rFonts w:ascii="Arial" w:cs="Arial" w:eastAsia="Arial" w:hAnsi="Arial"/>
@@ -3614,7 +3614,7 @@
               <w:spacing w:after="10" w:before="0"/>
               <w:ind w:left="120"/>
             </w:pPr>
-            <w:hyperlink w:history="1" r:id="rIdrjnwvguq9y0gcsqiizf5l">
+            <w:hyperlink w:history="1" r:id="rIdumwxwbvbbb_ye_lftsv02">
               <w:r>
                 <w:rPr>
                   <w:rFonts w:ascii="Arial" w:cs="Arial" w:eastAsia="Arial" w:hAnsi="Arial"/>
@@ -3809,7 +3809,7 @@
             <w:pPr>
               <w:spacing w:after="20" w:before="0"/>
             </w:pPr>
-            <w:hyperlink w:history="1" r:id="rIdjenzjz5zuqpxvzy3mkba-">
+            <w:hyperlink w:history="1" r:id="rIdrln9mxqubuizlmf1a7pi1">
               <w:r>
                 <w:rPr>
                   <w:rFonts w:ascii="Arial" w:cs="Arial" w:eastAsia="Arial" w:hAnsi="Arial"/>
@@ -3842,7 +3842,7 @@
               <w:spacing w:after="10" w:before="0"/>
               <w:ind w:left="120"/>
             </w:pPr>
-            <w:hyperlink w:history="1" r:id="rIdmrwcjohmzm7ce-elwffiw">
+            <w:hyperlink w:history="1" r:id="rIdsczh8wcdj5l2wlmhxhxo8">
               <w:r>
                 <w:rPr>
                   <w:rFonts w:ascii="Arial" w:cs="Arial" w:eastAsia="Arial" w:hAnsi="Arial"/>
@@ -3887,7 +3887,7 @@
             <w:pPr>
               <w:spacing w:after="20" w:before="0"/>
             </w:pPr>
-            <w:hyperlink w:history="1" r:id="rIdjcrtifbehizigcomhgb5l">
+            <w:hyperlink w:history="1" r:id="rIdhzu_dfgixt3adschek3kj">
               <w:r>
                 <w:rPr>
                   <w:rFonts w:ascii="Arial" w:cs="Arial" w:eastAsia="Arial" w:hAnsi="Arial"/>
@@ -3920,7 +3920,7 @@
               <w:spacing w:after="10" w:before="0"/>
               <w:ind w:left="120"/>
             </w:pPr>
-            <w:hyperlink w:history="1" r:id="rIdog43xwkljwctjnmzmmrnz">
+            <w:hyperlink w:history="1" r:id="rIdcwfy_geow3g7exqg_igco">
               <w:r>
                 <w:rPr>
                   <w:rFonts w:ascii="Arial" w:cs="Arial" w:eastAsia="Arial" w:hAnsi="Arial"/>
@@ -4115,7 +4115,7 @@
             <w:pPr>
               <w:spacing w:after="20" w:before="0"/>
             </w:pPr>
-            <w:hyperlink w:history="1" r:id="rIdayqulgzlxyxz0ipg2ll5q">
+            <w:hyperlink w:history="1" r:id="rIdtqsg3pg_h0wrz_wgryzqf">
               <w:r>
                 <w:rPr>
                   <w:rFonts w:ascii="Arial" w:cs="Arial" w:eastAsia="Arial" w:hAnsi="Arial"/>
@@ -4148,7 +4148,7 @@
               <w:spacing w:after="10" w:before="0"/>
               <w:ind w:left="120"/>
             </w:pPr>
-            <w:hyperlink w:history="1" r:id="rId5nrpoxenckce_awpk-8tn">
+            <w:hyperlink w:history="1" r:id="rIdrcjazoodv071ifqoaw57-">
               <w:r>
                 <w:rPr>
                   <w:rFonts w:ascii="Arial" w:cs="Arial" w:eastAsia="Arial" w:hAnsi="Arial"/>
@@ -4193,7 +4193,7 @@
             <w:pPr>
               <w:spacing w:after="20" w:before="0"/>
             </w:pPr>
-            <w:hyperlink w:history="1" r:id="rId40vsclvachnxbd9efvf7j">
+            <w:hyperlink w:history="1" r:id="rId77rrwy7_iqvoof77v0cqi">
               <w:r>
                 <w:rPr>
                   <w:rFonts w:ascii="Arial" w:cs="Arial" w:eastAsia="Arial" w:hAnsi="Arial"/>
@@ -4226,7 +4226,7 @@
               <w:spacing w:after="10" w:before="0"/>
               <w:ind w:left="120"/>
             </w:pPr>
-            <w:hyperlink w:history="1" r:id="rId_idgfcwpyhiuglgvwwtjs">
+            <w:hyperlink w:history="1" r:id="rId88bconkh6-c4tm1xn1ur8">
               <w:r>
                 <w:rPr>
                   <w:rFonts w:ascii="Arial" w:cs="Arial" w:eastAsia="Arial" w:hAnsi="Arial"/>
@@ -4421,7 +4421,7 @@
             <w:pPr>
               <w:spacing w:after="20" w:before="0"/>
             </w:pPr>
-            <w:hyperlink w:history="1" r:id="rIdfpzc6lpcepa27cwez7o6w">
+            <w:hyperlink w:history="1" r:id="rIdzjtxutwmbko8zrty3ekuq">
               <w:r>
                 <w:rPr>
                   <w:rFonts w:ascii="Arial" w:cs="Arial" w:eastAsia="Arial" w:hAnsi="Arial"/>
@@ -4454,7 +4454,7 @@
               <w:spacing w:after="10" w:before="0"/>
               <w:ind w:left="120"/>
             </w:pPr>
-            <w:hyperlink w:history="1" r:id="rId5uedl_oqkirfri65taeop">
+            <w:hyperlink w:history="1" r:id="rIdlfy5axezvueydeieu-qum">
               <w:r>
                 <w:rPr>
                   <w:rFonts w:ascii="Arial" w:cs="Arial" w:eastAsia="Arial" w:hAnsi="Arial"/>
@@ -4499,7 +4499,7 @@
             <w:pPr>
               <w:spacing w:after="20" w:before="0"/>
             </w:pPr>
-            <w:hyperlink w:history="1" r:id="rIdeuvs0kmgboaws8byy6cgo">
+            <w:hyperlink w:history="1" r:id="rIdqz3fea5wwmn8kgdsslh07">
               <w:r>
                 <w:rPr>
                   <w:rFonts w:ascii="Arial" w:cs="Arial" w:eastAsia="Arial" w:hAnsi="Arial"/>
@@ -4532,7 +4532,7 @@
               <w:spacing w:after="10" w:before="0"/>
               <w:ind w:left="120"/>
             </w:pPr>
-            <w:hyperlink w:history="1" r:id="rIdavu1ttxgozknt4_yssoc0">
+            <w:hyperlink w:history="1" r:id="rIdbplmiops1gip7m7pzpkey">
               <w:r>
                 <w:rPr>
                   <w:rFonts w:ascii="Arial" w:cs="Arial" w:eastAsia="Arial" w:hAnsi="Arial"/>
@@ -5044,7 +5044,7 @@
         </w:rPr>
         <w:t xml:space="preserve">© 2026 SeaVuria and ARES. Aligned with KICD objectives. Developed by SeaVuria; technical implementation by ARES (with AI assistance from Claude). Licensed under </w:t>
       </w:r>
-      <w:hyperlink w:history="1" r:id="rId_fhdf5hukpb4nq_f04e15">
+      <w:hyperlink w:history="1" r:id="rIdo5fap96nwy7z0bgmppmt_">
         <w:r>
           <w:rPr>
             <w:rFonts w:ascii="Arial" w:cs="Arial" w:eastAsia="Arial" w:hAnsi="Arial"/>
@@ -5065,7 +5065,7 @@
         </w:rPr>
         <w:t xml:space="preserve"> (</w:t>
       </w:r>
-      <w:hyperlink w:history="1" r:id="rIdcapgywib4rjtuw1ihatsh">
+      <w:hyperlink w:history="1" r:id="rIdlioylp6qj6kbcvzdo9yc8">
         <w:r>
           <w:rPr>
             <w:rFonts w:ascii="Arial" w:cs="Arial" w:eastAsia="Arial" w:hAnsi="Arial"/>
@@ -6078,7 +6078,7 @@
             <w:pPr>
               <w:spacing w:after="20" w:before="0"/>
             </w:pPr>
-            <w:hyperlink w:history="1" r:id="rId18kaso49mrlib8hmjihgr">
+            <w:hyperlink w:history="1" r:id="rIdgucgio4ahz5ipvssbfx-i">
               <w:r>
                 <w:rPr>
                   <w:rFonts w:ascii="Arial" w:cs="Arial" w:eastAsia="Arial" w:hAnsi="Arial"/>
@@ -6111,7 +6111,7 @@
               <w:spacing w:after="10" w:before="0"/>
               <w:ind w:left="120"/>
             </w:pPr>
-            <w:hyperlink w:history="1" r:id="rIdijci2cmpp6ozwhrlta7et">
+            <w:hyperlink w:history="1" r:id="rIdo9l8l6lycqqe8bed3kas5">
               <w:r>
                 <w:rPr>
                   <w:rFonts w:ascii="Arial" w:cs="Arial" w:eastAsia="Arial" w:hAnsi="Arial"/>
@@ -6156,7 +6156,7 @@
             <w:pPr>
               <w:spacing w:after="20" w:before="0"/>
             </w:pPr>
-            <w:hyperlink w:history="1" r:id="rIdbznr8zvhply20-__xthzs">
+            <w:hyperlink w:history="1" r:id="rIdwaw-llctyzwjc6akyz_vv">
               <w:r>
                 <w:rPr>
                   <w:rFonts w:ascii="Arial" w:cs="Arial" w:eastAsia="Arial" w:hAnsi="Arial"/>
@@ -6189,7 +6189,7 @@
               <w:spacing w:after="10" w:before="0"/>
               <w:ind w:left="120"/>
             </w:pPr>
-            <w:hyperlink w:history="1" r:id="rId5yims18orsibkos-uogb3">
+            <w:hyperlink w:history="1" r:id="rId9uirb6-zmatdxgkgaldkx">
               <w:r>
                 <w:rPr>
                   <w:rFonts w:ascii="Arial" w:cs="Arial" w:eastAsia="Arial" w:hAnsi="Arial"/>
@@ -6384,7 +6384,7 @@
             <w:pPr>
               <w:spacing w:after="20" w:before="0"/>
             </w:pPr>
-            <w:hyperlink w:history="1" r:id="rIdh2lpijjvwf4ud_diu8usr">
+            <w:hyperlink w:history="1" r:id="rId8awnoe9ggmgixuop_mxhx">
               <w:r>
                 <w:rPr>
                   <w:rFonts w:ascii="Arial" w:cs="Arial" w:eastAsia="Arial" w:hAnsi="Arial"/>
@@ -6417,7 +6417,7 @@
               <w:spacing w:after="10" w:before="0"/>
               <w:ind w:left="120"/>
             </w:pPr>
-            <w:hyperlink w:history="1" r:id="rIdiz68qda2yjzyycew-vkt-">
+            <w:hyperlink w:history="1" r:id="rIdilygw0rjybtzov94shnyb">
               <w:r>
                 <w:rPr>
                   <w:rFonts w:ascii="Arial" w:cs="Arial" w:eastAsia="Arial" w:hAnsi="Arial"/>
@@ -6462,7 +6462,7 @@
             <w:pPr>
               <w:spacing w:after="20" w:before="0"/>
             </w:pPr>
-            <w:hyperlink w:history="1" r:id="rIdifmxborg11ap1hulqjxzw">
+            <w:hyperlink w:history="1" r:id="rIdulpfvypbd6rmrae08mghv">
               <w:r>
                 <w:rPr>
                   <w:rFonts w:ascii="Arial" w:cs="Arial" w:eastAsia="Arial" w:hAnsi="Arial"/>
@@ -6495,7 +6495,7 @@
               <w:spacing w:after="10" w:before="0"/>
               <w:ind w:left="120"/>
             </w:pPr>
-            <w:hyperlink w:history="1" r:id="rIdsusvnbwosopog2wtqv5nl">
+            <w:hyperlink w:history="1" r:id="rIdrouyj8rn04xfbvzfeq_17">
               <w:r>
                 <w:rPr>
                   <w:rFonts w:ascii="Arial" w:cs="Arial" w:eastAsia="Arial" w:hAnsi="Arial"/>
@@ -6690,7 +6690,7 @@
             <w:pPr>
               <w:spacing w:after="20" w:before="0"/>
             </w:pPr>
-            <w:hyperlink w:history="1" r:id="rId5sljp-vsnsihmia4bmoxo">
+            <w:hyperlink w:history="1" r:id="rIdwjlkx2tkw8eljiv3yoemt">
               <w:r>
                 <w:rPr>
                   <w:rFonts w:ascii="Arial" w:cs="Arial" w:eastAsia="Arial" w:hAnsi="Arial"/>
@@ -6739,7 +6739,7 @@
               <w:spacing w:after="10" w:before="0"/>
               <w:ind w:left="120"/>
             </w:pPr>
-            <w:hyperlink w:history="1" r:id="rIdvntjhz6t4f3oscsc_4ma5">
+            <w:hyperlink w:history="1" r:id="rId28pgcvvqcpbb98ekcmdwp">
               <w:r>
                 <w:rPr>
                   <w:rFonts w:ascii="Arial" w:cs="Arial" w:eastAsia="Arial" w:hAnsi="Arial"/>
@@ -6784,7 +6784,7 @@
             <w:pPr>
               <w:spacing w:after="20" w:before="0"/>
             </w:pPr>
-            <w:hyperlink w:history="1" r:id="rIdx6ejxafvvwexdxisko0mb">
+            <w:hyperlink w:history="1" r:id="rIdvrrojpah9u-9nm_q5s9v2">
               <w:r>
                 <w:rPr>
                   <w:rFonts w:ascii="Arial" w:cs="Arial" w:eastAsia="Arial" w:hAnsi="Arial"/>
@@ -6817,7 +6817,7 @@
               <w:spacing w:after="10" w:before="0"/>
               <w:ind w:left="120"/>
             </w:pPr>
-            <w:hyperlink w:history="1" r:id="rId-5_7ntwfhbykag11atcfk">
+            <w:hyperlink w:history="1" r:id="rIdizolmqxrwhecuf5vl5l1j">
               <w:r>
                 <w:rPr>
                   <w:rFonts w:ascii="Arial" w:cs="Arial" w:eastAsia="Arial" w:hAnsi="Arial"/>
@@ -7012,7 +7012,7 @@
             <w:pPr>
               <w:spacing w:after="20" w:before="0"/>
             </w:pPr>
-            <w:hyperlink w:history="1" r:id="rIdcqywxa0bfjrbdahgrunqf">
+            <w:hyperlink w:history="1" r:id="rIddcg8s06h8c9d-kzwpiind">
               <w:r>
                 <w:rPr>
                   <w:rFonts w:ascii="Arial" w:cs="Arial" w:eastAsia="Arial" w:hAnsi="Arial"/>
@@ -7061,7 +7061,7 @@
               <w:spacing w:after="10" w:before="0"/>
               <w:ind w:left="120"/>
             </w:pPr>
-            <w:hyperlink w:history="1" r:id="rIdo6kjhmgk0b2pivz7q4dro">
+            <w:hyperlink w:history="1" r:id="rIdsyvuvdlm7qtjxjnud-56n">
               <w:r>
                 <w:rPr>
                   <w:rFonts w:ascii="Arial" w:cs="Arial" w:eastAsia="Arial" w:hAnsi="Arial"/>
@@ -7106,7 +7106,7 @@
             <w:pPr>
               <w:spacing w:after="20" w:before="0"/>
             </w:pPr>
-            <w:hyperlink w:history="1" r:id="rId5336d_0vl2ikap0_yzigt">
+            <w:hyperlink w:history="1" r:id="rIdadhprufftwoeblnexme0j">
               <w:r>
                 <w:rPr>
                   <w:rFonts w:ascii="Arial" w:cs="Arial" w:eastAsia="Arial" w:hAnsi="Arial"/>
@@ -7139,7 +7139,7 @@
               <w:spacing w:after="10" w:before="0"/>
               <w:ind w:left="120"/>
             </w:pPr>
-            <w:hyperlink w:history="1" r:id="rIdpetdsjj0qrirs3ju42do2">
+            <w:hyperlink w:history="1" r:id="rIdicvs9q2og_ihng1ldph6f">
               <w:r>
                 <w:rPr>
                   <w:rFonts w:ascii="Arial" w:cs="Arial" w:eastAsia="Arial" w:hAnsi="Arial"/>
@@ -7334,7 +7334,7 @@
             <w:pPr>
               <w:spacing w:after="20" w:before="0"/>
             </w:pPr>
-            <w:hyperlink w:history="1" r:id="rIdaq0ipqr7kfhp-kqsz2n--">
+            <w:hyperlink w:history="1" r:id="rIdyfv3lhvds8aehli03k_pg">
               <w:r>
                 <w:rPr>
                   <w:rFonts w:ascii="Arial" w:cs="Arial" w:eastAsia="Arial" w:hAnsi="Arial"/>
@@ -7383,7 +7383,7 @@
               <w:spacing w:after="10" w:before="0"/>
               <w:ind w:left="120"/>
             </w:pPr>
-            <w:hyperlink w:history="1" r:id="rIdn4ijgmrup-5o2h6aomtmu">
+            <w:hyperlink w:history="1" r:id="rId8zqx6uxk92mpd8gfh0pou">
               <w:r>
                 <w:rPr>
                   <w:rFonts w:ascii="Arial" w:cs="Arial" w:eastAsia="Arial" w:hAnsi="Arial"/>
@@ -7428,7 +7428,7 @@
             <w:pPr>
               <w:spacing w:after="20" w:before="0"/>
             </w:pPr>
-            <w:hyperlink w:history="1" r:id="rIdbga6is-sc_mf2gfvapqqh">
+            <w:hyperlink w:history="1" r:id="rId9dmbamel9ewlqdtbqhnuf">
               <w:r>
                 <w:rPr>
                   <w:rFonts w:ascii="Arial" w:cs="Arial" w:eastAsia="Arial" w:hAnsi="Arial"/>
@@ -7461,7 +7461,7 @@
               <w:spacing w:after="10" w:before="0"/>
               <w:ind w:left="120"/>
             </w:pPr>
-            <w:hyperlink w:history="1" r:id="rIdatmshjxkbg-qn7gt3wa-k">
+            <w:hyperlink w:history="1" r:id="rIdr3ppnzpbsvd6hjhkyvxi2">
               <w:r>
                 <w:rPr>
                   <w:rFonts w:ascii="Arial" w:cs="Arial" w:eastAsia="Arial" w:hAnsi="Arial"/>
@@ -7973,7 +7973,7 @@
         </w:rPr>
         <w:t xml:space="preserve">© 2026 SeaVuria and ARES. Aligned with KICD objectives. Developed by SeaVuria; technical implementation by ARES (with AI assistance from Claude). Licensed under </w:t>
       </w:r>
-      <w:hyperlink w:history="1" r:id="rIdl6cdheuiwtxxk51lcrkf7">
+      <w:hyperlink w:history="1" r:id="rIdiqmvrpyi5wgyvtluxmtji">
         <w:r>
           <w:rPr>
             <w:rFonts w:ascii="Arial" w:cs="Arial" w:eastAsia="Arial" w:hAnsi="Arial"/>
@@ -7994,7 +7994,7 @@
         </w:rPr>
         <w:t xml:space="preserve"> (</w:t>
       </w:r>
-      <w:hyperlink w:history="1" r:id="rIdckgcfhmuk_stzxmjxbg-k">
+      <w:hyperlink w:history="1" r:id="rIdh7ygrjxwiv-ldroegky50">
         <w:r>
           <w:rPr>
             <w:rFonts w:ascii="Arial" w:cs="Arial" w:eastAsia="Arial" w:hAnsi="Arial"/>
@@ -9007,7 +9007,7 @@
             <w:pPr>
               <w:spacing w:after="20" w:before="0"/>
             </w:pPr>
-            <w:hyperlink w:history="1" r:id="rIdguwm3w8loktkvvldmhgav">
+            <w:hyperlink w:history="1" r:id="rId89r7k3f3r6ch0nkp9mtwu">
               <w:r>
                 <w:rPr>
                   <w:rFonts w:ascii="Arial" w:cs="Arial" w:eastAsia="Arial" w:hAnsi="Arial"/>
@@ -9040,7 +9040,7 @@
               <w:spacing w:after="10" w:before="0"/>
               <w:ind w:left="120"/>
             </w:pPr>
-            <w:hyperlink w:history="1" r:id="rIdylfcgk3r36zgnbkk_ugq-">
+            <w:hyperlink w:history="1" r:id="rIduxez7vmj3mtn01kmrcins">
               <w:r>
                 <w:rPr>
                   <w:rFonts w:ascii="Arial" w:cs="Arial" w:eastAsia="Arial" w:hAnsi="Arial"/>
@@ -9085,7 +9085,7 @@
             <w:pPr>
               <w:spacing w:after="20" w:before="0"/>
             </w:pPr>
-            <w:hyperlink w:history="1" r:id="rIdzs5zacubhm9efdd5ws3ia">
+            <w:hyperlink w:history="1" r:id="rId0zae2finaevnuw4dhnlle">
               <w:r>
                 <w:rPr>
                   <w:rFonts w:ascii="Arial" w:cs="Arial" w:eastAsia="Arial" w:hAnsi="Arial"/>
@@ -9118,7 +9118,7 @@
               <w:spacing w:after="10" w:before="0"/>
               <w:ind w:left="120"/>
             </w:pPr>
-            <w:hyperlink w:history="1" r:id="rIdlx8ccyy_q3pxfac5cttia">
+            <w:hyperlink w:history="1" r:id="rId5s6ak_jfem9k5beij9wc5">
               <w:r>
                 <w:rPr>
                   <w:rFonts w:ascii="Arial" w:cs="Arial" w:eastAsia="Arial" w:hAnsi="Arial"/>
@@ -9313,7 +9313,7 @@
             <w:pPr>
               <w:spacing w:after="20" w:before="0"/>
             </w:pPr>
-            <w:hyperlink w:history="1" r:id="rId-6zausghea1ld_sezlh5s">
+            <w:hyperlink w:history="1" r:id="rIdgyqkmanyxndlzp6viyovy">
               <w:r>
                 <w:rPr>
                   <w:rFonts w:ascii="Arial" w:cs="Arial" w:eastAsia="Arial" w:hAnsi="Arial"/>
@@ -9346,7 +9346,7 @@
               <w:spacing w:after="10" w:before="0"/>
               <w:ind w:left="120"/>
             </w:pPr>
-            <w:hyperlink w:history="1" r:id="rIdafl0qzp8qjxail0l8wyob">
+            <w:hyperlink w:history="1" r:id="rIdikwm53l33f8hqq9wf2g0e">
               <w:r>
                 <w:rPr>
                   <w:rFonts w:ascii="Arial" w:cs="Arial" w:eastAsia="Arial" w:hAnsi="Arial"/>
@@ -9391,7 +9391,7 @@
             <w:pPr>
               <w:spacing w:after="20" w:before="0"/>
             </w:pPr>
-            <w:hyperlink w:history="1" r:id="rIdyl8hjjxkvkuypn3uszbjb">
+            <w:hyperlink w:history="1" r:id="rIdtymfn7tppgmrh2qccz8qz">
               <w:r>
                 <w:rPr>
                   <w:rFonts w:ascii="Arial" w:cs="Arial" w:eastAsia="Arial" w:hAnsi="Arial"/>
@@ -9424,7 +9424,7 @@
               <w:spacing w:after="10" w:before="0"/>
               <w:ind w:left="120"/>
             </w:pPr>
-            <w:hyperlink w:history="1" r:id="rId96c-cjwivlr5y_tmge8mv">
+            <w:hyperlink w:history="1" r:id="rId6hvmyg-uqrpszsfxe7lby">
               <w:r>
                 <w:rPr>
                   <w:rFonts w:ascii="Arial" w:cs="Arial" w:eastAsia="Arial" w:hAnsi="Arial"/>
@@ -9619,7 +9619,7 @@
             <w:pPr>
               <w:spacing w:after="20" w:before="0"/>
             </w:pPr>
-            <w:hyperlink w:history="1" r:id="rIdcy2w1hkjp_k-c4nevfogy">
+            <w:hyperlink w:history="1" r:id="rId9xnlelws6qfuxdbzlfthd">
               <w:r>
                 <w:rPr>
                   <w:rFonts w:ascii="Arial" w:cs="Arial" w:eastAsia="Arial" w:hAnsi="Arial"/>
@@ -9652,7 +9652,7 @@
               <w:spacing w:after="10" w:before="0"/>
               <w:ind w:left="120"/>
             </w:pPr>
-            <w:hyperlink w:history="1" r:id="rIdlngt8gh90r8fkv6e9rmg5">
+            <w:hyperlink w:history="1" r:id="rIdxe6xornmmyabdhxlthluc">
               <w:r>
                 <w:rPr>
                   <w:rFonts w:ascii="Arial" w:cs="Arial" w:eastAsia="Arial" w:hAnsi="Arial"/>
@@ -9697,7 +9697,7 @@
             <w:pPr>
               <w:spacing w:after="20" w:before="0"/>
             </w:pPr>
-            <w:hyperlink w:history="1" r:id="rIdbms7r6qxsj4a623qexlnt">
+            <w:hyperlink w:history="1" r:id="rIdei1tdk6fzennfurtsctxg">
               <w:r>
                 <w:rPr>
                   <w:rFonts w:ascii="Arial" w:cs="Arial" w:eastAsia="Arial" w:hAnsi="Arial"/>
@@ -9730,7 +9730,7 @@
               <w:spacing w:after="10" w:before="0"/>
               <w:ind w:left="120"/>
             </w:pPr>
-            <w:hyperlink w:history="1" r:id="rIdhf01huohw7iwiqnxios9l">
+            <w:hyperlink w:history="1" r:id="rIdleybcmwxulifqz_evdv2_">
               <w:r>
                 <w:rPr>
                   <w:rFonts w:ascii="Arial" w:cs="Arial" w:eastAsia="Arial" w:hAnsi="Arial"/>
@@ -9925,7 +9925,7 @@
             <w:pPr>
               <w:spacing w:after="20" w:before="0"/>
             </w:pPr>
-            <w:hyperlink w:history="1" r:id="rIdzuw04t1qwj2sykx0imeda">
+            <w:hyperlink w:history="1" r:id="rIdpyvt3b3sm_5fewsjm9tdp">
               <w:r>
                 <w:rPr>
                   <w:rFonts w:ascii="Arial" w:cs="Arial" w:eastAsia="Arial" w:hAnsi="Arial"/>
@@ -9958,7 +9958,7 @@
               <w:spacing w:after="10" w:before="0"/>
               <w:ind w:left="120"/>
             </w:pPr>
-            <w:hyperlink w:history="1" r:id="rId0izjlhynr4rrsqjqn6qb8">
+            <w:hyperlink w:history="1" r:id="rId3rcrd_l8w7lzkxyjwv7x8">
               <w:r>
                 <w:rPr>
                   <w:rFonts w:ascii="Arial" w:cs="Arial" w:eastAsia="Arial" w:hAnsi="Arial"/>
@@ -10003,7 +10003,7 @@
             <w:pPr>
               <w:spacing w:after="20" w:before="0"/>
             </w:pPr>
-            <w:hyperlink w:history="1" r:id="rIdzmba2tplqgootah_zkexj">
+            <w:hyperlink w:history="1" r:id="rIdoget1zuaxsesxudxh63um">
               <w:r>
                 <w:rPr>
                   <w:rFonts w:ascii="Arial" w:cs="Arial" w:eastAsia="Arial" w:hAnsi="Arial"/>
@@ -10036,7 +10036,7 @@
               <w:spacing w:after="10" w:before="0"/>
               <w:ind w:left="120"/>
             </w:pPr>
-            <w:hyperlink w:history="1" r:id="rIdn-swypgfn23zqoj2i00-i">
+            <w:hyperlink w:history="1" r:id="rId3gicgtonecnex6lhjiaqf">
               <w:r>
                 <w:rPr>
                   <w:rFonts w:ascii="Arial" w:cs="Arial" w:eastAsia="Arial" w:hAnsi="Arial"/>
@@ -10231,7 +10231,7 @@
             <w:pPr>
               <w:spacing w:after="20" w:before="0"/>
             </w:pPr>
-            <w:hyperlink w:history="1" r:id="rIdhupolqihp_c5rroyx6qvc">
+            <w:hyperlink w:history="1" r:id="rIdn8dn-muf9rs9ek5sy37dh">
               <w:r>
                 <w:rPr>
                   <w:rFonts w:ascii="Arial" w:cs="Arial" w:eastAsia="Arial" w:hAnsi="Arial"/>
@@ -10280,7 +10280,7 @@
               <w:spacing w:after="10" w:before="0"/>
               <w:ind w:left="120"/>
             </w:pPr>
-            <w:hyperlink w:history="1" r:id="rId5zghopzcfqusx9e4c4ric">
+            <w:hyperlink w:history="1" r:id="rIdcp69cry_dinve2sxuv4tj">
               <w:r>
                 <w:rPr>
                   <w:rFonts w:ascii="Arial" w:cs="Arial" w:eastAsia="Arial" w:hAnsi="Arial"/>
@@ -10325,7 +10325,7 @@
             <w:pPr>
               <w:spacing w:after="20" w:before="0"/>
             </w:pPr>
-            <w:hyperlink w:history="1" r:id="rId3bspcnomek-jfzt_wxu3i">
+            <w:hyperlink w:history="1" r:id="rIdbtmzahlse78ustb4ei7tv">
               <w:r>
                 <w:rPr>
                   <w:rFonts w:ascii="Arial" w:cs="Arial" w:eastAsia="Arial" w:hAnsi="Arial"/>
@@ -10358,7 +10358,7 @@
               <w:spacing w:after="10" w:before="0"/>
               <w:ind w:left="120"/>
             </w:pPr>
-            <w:hyperlink w:history="1" r:id="rIdwosljvlaugerquiemb7qp">
+            <w:hyperlink w:history="1" r:id="rId3n09vxkyrl51bpb_s-mbg">
               <w:r>
                 <w:rPr>
                   <w:rFonts w:ascii="Arial" w:cs="Arial" w:eastAsia="Arial" w:hAnsi="Arial"/>
@@ -10870,7 +10870,7 @@
         </w:rPr>
         <w:t xml:space="preserve">© 2026 SeaVuria and ARES. Aligned with KICD objectives. Developed by SeaVuria; technical implementation by ARES (with AI assistance from Claude). Licensed under </w:t>
       </w:r>
-      <w:hyperlink w:history="1" r:id="rIdlpmuwfhdmzk5ebfigyoky">
+      <w:hyperlink w:history="1" r:id="rIdikjvibs27zy7d9obyg3fk">
         <w:r>
           <w:rPr>
             <w:rFonts w:ascii="Arial" w:cs="Arial" w:eastAsia="Arial" w:hAnsi="Arial"/>
@@ -10891,7 +10891,7 @@
         </w:rPr>
         <w:t xml:space="preserve"> (</w:t>
       </w:r>
-      <w:hyperlink w:history="1" r:id="rId4wu2inylmge-wxueko4l7">
+      <w:hyperlink w:history="1" r:id="rIdbxkiarnihqmwncflluh8h">
         <w:r>
           <w:rPr>
             <w:rFonts w:ascii="Arial" w:cs="Arial" w:eastAsia="Arial" w:hAnsi="Arial"/>
@@ -11904,7 +11904,7 @@
             <w:pPr>
               <w:spacing w:after="20" w:before="0"/>
             </w:pPr>
-            <w:hyperlink w:history="1" r:id="rIdoossfby9h_bbthmtguvw0">
+            <w:hyperlink w:history="1" r:id="rIdn23sbv-yvurx2ffmrouox">
               <w:r>
                 <w:rPr>
                   <w:rFonts w:ascii="Arial" w:cs="Arial" w:eastAsia="Arial" w:hAnsi="Arial"/>
@@ -11937,7 +11937,7 @@
               <w:spacing w:after="10" w:before="0"/>
               <w:ind w:left="120"/>
             </w:pPr>
-            <w:hyperlink w:history="1" r:id="rIdgygn4wzxkprwvjci9_cu7">
+            <w:hyperlink w:history="1" r:id="rIdcqc1laercawscqgple3ht">
               <w:r>
                 <w:rPr>
                   <w:rFonts w:ascii="Arial" w:cs="Arial" w:eastAsia="Arial" w:hAnsi="Arial"/>
@@ -11982,7 +11982,7 @@
             <w:pPr>
               <w:spacing w:after="20" w:before="0"/>
             </w:pPr>
-            <w:hyperlink w:history="1" r:id="rIdt6el1mu-hyo33pqjp7t8i">
+            <w:hyperlink w:history="1" r:id="rIdyedz7vqe8nlu2f4b0_0l2">
               <w:r>
                 <w:rPr>
                   <w:rFonts w:ascii="Arial" w:cs="Arial" w:eastAsia="Arial" w:hAnsi="Arial"/>
@@ -12015,7 +12015,7 @@
               <w:spacing w:after="10" w:before="0"/>
               <w:ind w:left="120"/>
             </w:pPr>
-            <w:hyperlink w:history="1" r:id="rIdgh9mzffktus7nwnamsv9t">
+            <w:hyperlink w:history="1" r:id="rIdecasgoz1skw4abbgqqg5p">
               <w:r>
                 <w:rPr>
                   <w:rFonts w:ascii="Arial" w:cs="Arial" w:eastAsia="Arial" w:hAnsi="Arial"/>
@@ -12210,7 +12210,7 @@
             <w:pPr>
               <w:spacing w:after="20" w:before="0"/>
             </w:pPr>
-            <w:hyperlink w:history="1" r:id="rIdl4ufnrlltl2vwp3mswq3d">
+            <w:hyperlink w:history="1" r:id="rIdhdkmo2cyelvvkb1qnrgv0">
               <w:r>
                 <w:rPr>
                   <w:rFonts w:ascii="Arial" w:cs="Arial" w:eastAsia="Arial" w:hAnsi="Arial"/>
@@ -12243,7 +12243,7 @@
               <w:spacing w:after="10" w:before="0"/>
               <w:ind w:left="120"/>
             </w:pPr>
-            <w:hyperlink w:history="1" r:id="rIdwevk5yllebahsn-ihcop5">
+            <w:hyperlink w:history="1" r:id="rIdy4ij8cd9c8qky-ufx6tzu">
               <w:r>
                 <w:rPr>
                   <w:rFonts w:ascii="Arial" w:cs="Arial" w:eastAsia="Arial" w:hAnsi="Arial"/>
@@ -12288,7 +12288,7 @@
             <w:pPr>
               <w:spacing w:after="20" w:before="0"/>
             </w:pPr>
-            <w:hyperlink w:history="1" r:id="rId8uux9eghkmvucpj6xlbl4">
+            <w:hyperlink w:history="1" r:id="rIdimj9vppasjilg0q5ukauo">
               <w:r>
                 <w:rPr>
                   <w:rFonts w:ascii="Arial" w:cs="Arial" w:eastAsia="Arial" w:hAnsi="Arial"/>
@@ -12321,7 +12321,7 @@
               <w:spacing w:after="10" w:before="0"/>
               <w:ind w:left="120"/>
             </w:pPr>
-            <w:hyperlink w:history="1" r:id="rIdysat-jr0xeuroec8wkn2q">
+            <w:hyperlink w:history="1" r:id="rIdpixgfrn_ulx_qxd6cgz_k">
               <w:r>
                 <w:rPr>
                   <w:rFonts w:ascii="Arial" w:cs="Arial" w:eastAsia="Arial" w:hAnsi="Arial"/>
@@ -12516,7 +12516,7 @@
             <w:pPr>
               <w:spacing w:after="20" w:before="0"/>
             </w:pPr>
-            <w:hyperlink w:history="1" r:id="rIdfwtqiu7rva8ptudtif1ln">
+            <w:hyperlink w:history="1" r:id="rIdf3u0e0zkxooc2qpsxcduh">
               <w:r>
                 <w:rPr>
                   <w:rFonts w:ascii="Arial" w:cs="Arial" w:eastAsia="Arial" w:hAnsi="Arial"/>
@@ -12549,7 +12549,7 @@
               <w:spacing w:after="10" w:before="0"/>
               <w:ind w:left="120"/>
             </w:pPr>
-            <w:hyperlink w:history="1" r:id="rIdvfrjrvivpkncmrxcvw_tu">
+            <w:hyperlink w:history="1" r:id="rIdto4upeiu4qd2fxzg8cxw-">
               <w:r>
                 <w:rPr>
                   <w:rFonts w:ascii="Arial" w:cs="Arial" w:eastAsia="Arial" w:hAnsi="Arial"/>
@@ -12594,7 +12594,7 @@
             <w:pPr>
               <w:spacing w:after="20" w:before="0"/>
             </w:pPr>
-            <w:hyperlink w:history="1" r:id="rIdxy-wdpm9d9v1j9blgcrv4">
+            <w:hyperlink w:history="1" r:id="rIdg_zq2nabsaqbr7iljdi78">
               <w:r>
                 <w:rPr>
                   <w:rFonts w:ascii="Arial" w:cs="Arial" w:eastAsia="Arial" w:hAnsi="Arial"/>
@@ -12627,7 +12627,7 @@
               <w:spacing w:after="10" w:before="0"/>
               <w:ind w:left="120"/>
             </w:pPr>
-            <w:hyperlink w:history="1" r:id="rIdvtkqvaclajklgnmmzdmnv">
+            <w:hyperlink w:history="1" r:id="rIdyoxyp77wj7iqpgtz-znf3">
               <w:r>
                 <w:rPr>
                   <w:rFonts w:ascii="Arial" w:cs="Arial" w:eastAsia="Arial" w:hAnsi="Arial"/>
@@ -12822,7 +12822,7 @@
             <w:pPr>
               <w:spacing w:after="20" w:before="0"/>
             </w:pPr>
-            <w:hyperlink w:history="1" r:id="rId7l5ledlddyf6j4ljxjur-">
+            <w:hyperlink w:history="1" r:id="rId1dgecmxvsqocunbbllo4w">
               <w:r>
                 <w:rPr>
                   <w:rFonts w:ascii="Arial" w:cs="Arial" w:eastAsia="Arial" w:hAnsi="Arial"/>
@@ -12855,7 +12855,7 @@
               <w:spacing w:after="10" w:before="0"/>
               <w:ind w:left="120"/>
             </w:pPr>
-            <w:hyperlink w:history="1" r:id="rIddto8ltybiibsnkyllumqm">
+            <w:hyperlink w:history="1" r:id="rIdhl9ml_6g2bfmjxedbtecz">
               <w:r>
                 <w:rPr>
                   <w:rFonts w:ascii="Arial" w:cs="Arial" w:eastAsia="Arial" w:hAnsi="Arial"/>
@@ -12900,7 +12900,7 @@
             <w:pPr>
               <w:spacing w:after="20" w:before="0"/>
             </w:pPr>
-            <w:hyperlink w:history="1" r:id="rIdgwlschlybkyjar5pyc6kk">
+            <w:hyperlink w:history="1" r:id="rId9dpicfe46j_zgg3g2e-lb">
               <w:r>
                 <w:rPr>
                   <w:rFonts w:ascii="Arial" w:cs="Arial" w:eastAsia="Arial" w:hAnsi="Arial"/>
@@ -12933,7 +12933,7 @@
               <w:spacing w:after="10" w:before="0"/>
               <w:ind w:left="120"/>
             </w:pPr>
-            <w:hyperlink w:history="1" r:id="rIdcmnem0nnb4ro0qjcjk2k9">
+            <w:hyperlink w:history="1" r:id="rIdsvh4bmuqqorzllubolozy">
               <w:r>
                 <w:rPr>
                   <w:rFonts w:ascii="Arial" w:cs="Arial" w:eastAsia="Arial" w:hAnsi="Arial"/>
@@ -13128,7 +13128,7 @@
             <w:pPr>
               <w:spacing w:after="20" w:before="0"/>
             </w:pPr>
-            <w:hyperlink w:history="1" r:id="rIdhp2zh3af4s-jxcao8qvmi">
+            <w:hyperlink w:history="1" r:id="rIdam7qu79xo5snwztyc_3fh">
               <w:r>
                 <w:rPr>
                   <w:rFonts w:ascii="Arial" w:cs="Arial" w:eastAsia="Arial" w:hAnsi="Arial"/>
@@ -13177,7 +13177,7 @@
               <w:spacing w:after="10" w:before="0"/>
               <w:ind w:left="120"/>
             </w:pPr>
-            <w:hyperlink w:history="1" r:id="rIdmztjvcpm1gk8wnhajwqwf">
+            <w:hyperlink w:history="1" r:id="rIdika29fyhmpileiafujcxn">
               <w:r>
                 <w:rPr>
                   <w:rFonts w:ascii="Arial" w:cs="Arial" w:eastAsia="Arial" w:hAnsi="Arial"/>
@@ -13222,7 +13222,7 @@
             <w:pPr>
               <w:spacing w:after="20" w:before="0"/>
             </w:pPr>
-            <w:hyperlink w:history="1" r:id="rIdydniel1bzqsdxj2qehsq8">
+            <w:hyperlink w:history="1" r:id="rIdzoz0thrueqm_cbko7yhrt">
               <w:r>
                 <w:rPr>
                   <w:rFonts w:ascii="Arial" w:cs="Arial" w:eastAsia="Arial" w:hAnsi="Arial"/>
@@ -13255,7 +13255,7 @@
               <w:spacing w:after="10" w:before="0"/>
               <w:ind w:left="120"/>
             </w:pPr>
-            <w:hyperlink w:history="1" r:id="rIdhqnx9-jmwq8vrrndxmiuy">
+            <w:hyperlink w:history="1" r:id="rIdcgp7xtb-cgu2jd71lglur">
               <w:r>
                 <w:rPr>
                   <w:rFonts w:ascii="Arial" w:cs="Arial" w:eastAsia="Arial" w:hAnsi="Arial"/>
@@ -13862,7 +13862,7 @@
         </w:rPr>
         <w:t xml:space="preserve">© 2026 SeaVuria and ARES. Aligned with KICD objectives. Developed by SeaVuria; technical implementation by ARES (with AI assistance from Claude). Licensed under </w:t>
       </w:r>
-      <w:hyperlink w:history="1" r:id="rIdyqq-cwdwima8bkepbih9x">
+      <w:hyperlink w:history="1" r:id="rIdohcxqllim4cf-uv5q5wek">
         <w:r>
           <w:rPr>
             <w:rFonts w:ascii="Arial" w:cs="Arial" w:eastAsia="Arial" w:hAnsi="Arial"/>
@@ -13883,7 +13883,7 @@
         </w:rPr>
         <w:t xml:space="preserve"> (</w:t>
       </w:r>
-      <w:hyperlink w:history="1" r:id="rIdreb1d91h0askotupyuqlg">
+      <w:hyperlink w:history="1" r:id="rIdvughqblyxk2l9v4g5srjh">
         <w:r>
           <w:rPr>
             <w:rFonts w:ascii="Arial" w:cs="Arial" w:eastAsia="Arial" w:hAnsi="Arial"/>
@@ -14896,7 +14896,7 @@
             <w:pPr>
               <w:spacing w:after="20" w:before="0"/>
             </w:pPr>
-            <w:hyperlink w:history="1" r:id="rIdyrjjnj-hyxqp0_tgabfdx">
+            <w:hyperlink w:history="1" r:id="rId6euuezkts171jg9lduvyk">
               <w:r>
                 <w:rPr>
                   <w:rFonts w:ascii="Arial" w:cs="Arial" w:eastAsia="Arial" w:hAnsi="Arial"/>
@@ -14929,7 +14929,7 @@
               <w:spacing w:after="10" w:before="0"/>
               <w:ind w:left="120"/>
             </w:pPr>
-            <w:hyperlink w:history="1" r:id="rId9rzpmhmcev5x8i_xgvp_l">
+            <w:hyperlink w:history="1" r:id="rIda414pt9hczkhr4grchef5">
               <w:r>
                 <w:rPr>
                   <w:rFonts w:ascii="Arial" w:cs="Arial" w:eastAsia="Arial" w:hAnsi="Arial"/>
@@ -14974,7 +14974,7 @@
             <w:pPr>
               <w:spacing w:after="20" w:before="0"/>
             </w:pPr>
-            <w:hyperlink w:history="1" r:id="rIdnoyrz4jnkyk5gbg4sah75">
+            <w:hyperlink w:history="1" r:id="rIdmqv6fpxtgab2_xyz20tvn">
               <w:r>
                 <w:rPr>
                   <w:rFonts w:ascii="Arial" w:cs="Arial" w:eastAsia="Arial" w:hAnsi="Arial"/>
@@ -15007,7 +15007,7 @@
               <w:spacing w:after="10" w:before="0"/>
               <w:ind w:left="120"/>
             </w:pPr>
-            <w:hyperlink w:history="1" r:id="rId1lu1pjyqin2ck3_uffel1">
+            <w:hyperlink w:history="1" r:id="rIde0y-quc3vkhbvv5he-9mt">
               <w:r>
                 <w:rPr>
                   <w:rFonts w:ascii="Arial" w:cs="Arial" w:eastAsia="Arial" w:hAnsi="Arial"/>
@@ -15202,7 +15202,7 @@
             <w:pPr>
               <w:spacing w:after="20" w:before="0"/>
             </w:pPr>
-            <w:hyperlink w:history="1" r:id="rIduea9q5isndgyg4_vklyvt">
+            <w:hyperlink w:history="1" r:id="rIdbj8u5yole_ihcpxc2jmoi">
               <w:r>
                 <w:rPr>
                   <w:rFonts w:ascii="Arial" w:cs="Arial" w:eastAsia="Arial" w:hAnsi="Arial"/>
@@ -15235,7 +15235,7 @@
               <w:spacing w:after="10" w:before="0"/>
               <w:ind w:left="120"/>
             </w:pPr>
-            <w:hyperlink w:history="1" r:id="rIdbbnu2apyzvru2hoxymbez">
+            <w:hyperlink w:history="1" r:id="rIdxirwdyrbpieziu85bizyt">
               <w:r>
                 <w:rPr>
                   <w:rFonts w:ascii="Arial" w:cs="Arial" w:eastAsia="Arial" w:hAnsi="Arial"/>
@@ -15280,7 +15280,7 @@
             <w:pPr>
               <w:spacing w:after="20" w:before="0"/>
             </w:pPr>
-            <w:hyperlink w:history="1" r:id="rIdgwmklzsvnikf-npwv_cxo">
+            <w:hyperlink w:history="1" r:id="rIdnwywklwhzs0fqfbyfg96m">
               <w:r>
                 <w:rPr>
                   <w:rFonts w:ascii="Arial" w:cs="Arial" w:eastAsia="Arial" w:hAnsi="Arial"/>
@@ -15313,7 +15313,7 @@
               <w:spacing w:after="10" w:before="0"/>
               <w:ind w:left="120"/>
             </w:pPr>
-            <w:hyperlink w:history="1" r:id="rIdyfvx7t0nktu1-evq4yums">
+            <w:hyperlink w:history="1" r:id="rId-esev6xapipatpzjyzeqr">
               <w:r>
                 <w:rPr>
                   <w:rFonts w:ascii="Arial" w:cs="Arial" w:eastAsia="Arial" w:hAnsi="Arial"/>
@@ -15508,7 +15508,7 @@
             <w:pPr>
               <w:spacing w:after="20" w:before="0"/>
             </w:pPr>
-            <w:hyperlink w:history="1" r:id="rIdofxlmsoluauhyor8sfdyt">
+            <w:hyperlink w:history="1" r:id="rIdmqk9ggssah2ezvdvbli9i">
               <w:r>
                 <w:rPr>
                   <w:rFonts w:ascii="Arial" w:cs="Arial" w:eastAsia="Arial" w:hAnsi="Arial"/>
@@ -15557,7 +15557,7 @@
               <w:spacing w:after="10" w:before="0"/>
               <w:ind w:left="120"/>
             </w:pPr>
-            <w:hyperlink w:history="1" r:id="rId85bhbyimmzopro9hhuoci">
+            <w:hyperlink w:history="1" r:id="rId2ejc7mv4ep-uhxtghj7wv">
               <w:r>
                 <w:rPr>
                   <w:rFonts w:ascii="Arial" w:cs="Arial" w:eastAsia="Arial" w:hAnsi="Arial"/>
@@ -15602,7 +15602,7 @@
             <w:pPr>
               <w:spacing w:after="20" w:before="0"/>
             </w:pPr>
-            <w:hyperlink w:history="1" r:id="rIdh9hkagyuriskzla-ftawz">
+            <w:hyperlink w:history="1" r:id="rId_6zhgzy4edvaryl_wgrym">
               <w:r>
                 <w:rPr>
                   <w:rFonts w:ascii="Arial" w:cs="Arial" w:eastAsia="Arial" w:hAnsi="Arial"/>
@@ -15651,7 +15651,7 @@
               <w:spacing w:after="10" w:before="0"/>
               <w:ind w:left="120"/>
             </w:pPr>
-            <w:hyperlink w:history="1" r:id="rIdsql-ognaifma87xufqnfp">
+            <w:hyperlink w:history="1" r:id="rIddkgwsgbjy1dqquyyygsc0">
               <w:r>
                 <w:rPr>
                   <w:rFonts w:ascii="Arial" w:cs="Arial" w:eastAsia="Arial" w:hAnsi="Arial"/>
@@ -15846,7 +15846,7 @@
             <w:pPr>
               <w:spacing w:after="20" w:before="0"/>
             </w:pPr>
-            <w:hyperlink w:history="1" r:id="rIdbd04l5uj0jt1lfehndy9-">
+            <w:hyperlink w:history="1" r:id="rIdl3r7mkuslvfpwpghxknhh">
               <w:r>
                 <w:rPr>
                   <w:rFonts w:ascii="Arial" w:cs="Arial" w:eastAsia="Arial" w:hAnsi="Arial"/>
@@ -15895,7 +15895,7 @@
               <w:spacing w:after="10" w:before="0"/>
               <w:ind w:left="120"/>
             </w:pPr>
-            <w:hyperlink w:history="1" r:id="rIdgd_j3iwwn7zlzvtzglvm9">
+            <w:hyperlink w:history="1" r:id="rIdylklzibyhxwtdh_zmr92u">
               <w:r>
                 <w:rPr>
                   <w:rFonts w:ascii="Arial" w:cs="Arial" w:eastAsia="Arial" w:hAnsi="Arial"/>
@@ -15940,7 +15940,7 @@
             <w:pPr>
               <w:spacing w:after="20" w:before="0"/>
             </w:pPr>
-            <w:hyperlink w:history="1" r:id="rIdfzobfllwnzjs4ok_hrgyz">
+            <w:hyperlink w:history="1" r:id="rIdojw6lykifr63rthiyofbb">
               <w:r>
                 <w:rPr>
                   <w:rFonts w:ascii="Arial" w:cs="Arial" w:eastAsia="Arial" w:hAnsi="Arial"/>
@@ -15989,7 +15989,7 @@
               <w:spacing w:after="10" w:before="0"/>
               <w:ind w:left="120"/>
             </w:pPr>
-            <w:hyperlink w:history="1" r:id="rIdudbtun-zndrptuqkersjt">
+            <w:hyperlink w:history="1" r:id="rIdod-soieoh1-xxptm8qjtg">
               <w:r>
                 <w:rPr>
                   <w:rFonts w:ascii="Arial" w:cs="Arial" w:eastAsia="Arial" w:hAnsi="Arial"/>
@@ -16184,7 +16184,7 @@
             <w:pPr>
               <w:spacing w:after="20" w:before="0"/>
             </w:pPr>
-            <w:hyperlink w:history="1" r:id="rIdb8vxq6hf_73sykeh8vglx">
+            <w:hyperlink w:history="1" r:id="rIdw3dqqdsqxjoq0ytwfo6hi">
               <w:r>
                 <w:rPr>
                   <w:rFonts w:ascii="Arial" w:cs="Arial" w:eastAsia="Arial" w:hAnsi="Arial"/>
@@ -16233,7 +16233,7 @@
               <w:spacing w:after="10" w:before="0"/>
               <w:ind w:left="120"/>
             </w:pPr>
-            <w:hyperlink w:history="1" r:id="rId-fbmsvb6sqffsde1hywts">
+            <w:hyperlink w:history="1" r:id="rIdcjfnpagajoj-h7hjwcwis">
               <w:r>
                 <w:rPr>
                   <w:rFonts w:ascii="Arial" w:cs="Arial" w:eastAsia="Arial" w:hAnsi="Arial"/>
@@ -16278,7 +16278,7 @@
             <w:pPr>
               <w:spacing w:after="20" w:before="0"/>
             </w:pPr>
-            <w:hyperlink w:history="1" r:id="rIdn0ecfkayasl3z2_skls-u">
+            <w:hyperlink w:history="1" r:id="rId8ncknrriclbc56vi1faai">
               <w:r>
                 <w:rPr>
                   <w:rFonts w:ascii="Arial" w:cs="Arial" w:eastAsia="Arial" w:hAnsi="Arial"/>
@@ -16327,7 +16327,7 @@
               <w:spacing w:after="10" w:before="0"/>
               <w:ind w:left="120"/>
             </w:pPr>
-            <w:hyperlink w:history="1" r:id="rIdekfczemjceipevfxz9w4f">
+            <w:hyperlink w:history="1" r:id="rIdpikp2hzdjwpdlcclvffof">
               <w:r>
                 <w:rPr>
                   <w:rFonts w:ascii="Arial" w:cs="Arial" w:eastAsia="Arial" w:hAnsi="Arial"/>
@@ -16839,7 +16839,7 @@
         </w:rPr>
         <w:t xml:space="preserve">© 2026 SeaVuria and ARES. Aligned with KICD objectives. Developed by SeaVuria; technical implementation by ARES (with AI assistance from Claude). Licensed under </w:t>
       </w:r>
-      <w:hyperlink w:history="1" r:id="rIddez2opotadb4jsjuhb4k2">
+      <w:hyperlink w:history="1" r:id="rIdpz2ge7xetfnukw0lhk3vx">
         <w:r>
           <w:rPr>
             <w:rFonts w:ascii="Arial" w:cs="Arial" w:eastAsia="Arial" w:hAnsi="Arial"/>
@@ -16860,7 +16860,7 @@
         </w:rPr>
         <w:t xml:space="preserve"> (</w:t>
       </w:r>
-      <w:hyperlink w:history="1" r:id="rIdjywgghv9qvwr_knlnvkux">
+      <w:hyperlink w:history="1" r:id="rIduqpli0au5uwsufdftgbeu">
         <w:r>
           <w:rPr>
             <w:rFonts w:ascii="Arial" w:cs="Arial" w:eastAsia="Arial" w:hAnsi="Arial"/>
@@ -17873,7 +17873,7 @@
             <w:pPr>
               <w:spacing w:after="20" w:before="0"/>
             </w:pPr>
-            <w:hyperlink w:history="1" r:id="rIdjywios-5niegwbpp7xxpv">
+            <w:hyperlink w:history="1" r:id="rId8p-rfvpwy-7xkneauzxyu">
               <w:r>
                 <w:rPr>
                   <w:rFonts w:ascii="Arial" w:cs="Arial" w:eastAsia="Arial" w:hAnsi="Arial"/>
@@ -17906,7 +17906,7 @@
               <w:spacing w:after="10" w:before="0"/>
               <w:ind w:left="120"/>
             </w:pPr>
-            <w:hyperlink w:history="1" r:id="rId3l88u1yog5xzanpj8gbpq">
+            <w:hyperlink w:history="1" r:id="rIdg5hezzgmq1eaanceqrbw7">
               <w:r>
                 <w:rPr>
                   <w:rFonts w:ascii="Arial" w:cs="Arial" w:eastAsia="Arial" w:hAnsi="Arial"/>
@@ -17951,7 +17951,7 @@
             <w:pPr>
               <w:spacing w:after="20" w:before="0"/>
             </w:pPr>
-            <w:hyperlink w:history="1" r:id="rIdqbhnnkqaotyaobsxjds-5">
+            <w:hyperlink w:history="1" r:id="rIdm9tswjytjc6f7oj7cihez">
               <w:r>
                 <w:rPr>
                   <w:rFonts w:ascii="Arial" w:cs="Arial" w:eastAsia="Arial" w:hAnsi="Arial"/>
@@ -17984,7 +17984,7 @@
               <w:spacing w:after="10" w:before="0"/>
               <w:ind w:left="120"/>
             </w:pPr>
-            <w:hyperlink w:history="1" r:id="rIdqk29pvekofvx0ccmzzisp">
+            <w:hyperlink w:history="1" r:id="rId7awqof8a89c0iq9z0nvk8">
               <w:r>
                 <w:rPr>
                   <w:rFonts w:ascii="Arial" w:cs="Arial" w:eastAsia="Arial" w:hAnsi="Arial"/>
@@ -18179,7 +18179,7 @@
             <w:pPr>
               <w:spacing w:after="20" w:before="0"/>
             </w:pPr>
-            <w:hyperlink w:history="1" r:id="rIdcku_l8vuiaxpsjtgjldgm">
+            <w:hyperlink w:history="1" r:id="rId0d_ovujan-advqidqfudv">
               <w:r>
                 <w:rPr>
                   <w:rFonts w:ascii="Arial" w:cs="Arial" w:eastAsia="Arial" w:hAnsi="Arial"/>
@@ -18212,7 +18212,7 @@
               <w:spacing w:after="10" w:before="0"/>
               <w:ind w:left="120"/>
             </w:pPr>
-            <w:hyperlink w:history="1" r:id="rId7zbblw0tm3jyvxbe_nebr">
+            <w:hyperlink w:history="1" r:id="rId_or51oep37v2b1x9dizhx">
               <w:r>
                 <w:rPr>
                   <w:rFonts w:ascii="Arial" w:cs="Arial" w:eastAsia="Arial" w:hAnsi="Arial"/>
@@ -18257,7 +18257,7 @@
             <w:pPr>
               <w:spacing w:after="20" w:before="0"/>
             </w:pPr>
-            <w:hyperlink w:history="1" r:id="rIdp1s2blf26vks5x8yq_eom">
+            <w:hyperlink w:history="1" r:id="rIdnq0ugms0m77ga2q1w-d3x">
               <w:r>
                 <w:rPr>
                   <w:rFonts w:ascii="Arial" w:cs="Arial" w:eastAsia="Arial" w:hAnsi="Arial"/>
@@ -18290,7 +18290,7 @@
               <w:spacing w:after="10" w:before="0"/>
               <w:ind w:left="120"/>
             </w:pPr>
-            <w:hyperlink w:history="1" r:id="rIdlpue2bpkxzoxinsmj-vii">
+            <w:hyperlink w:history="1" r:id="rIdulm5g9-rkze8gnplf0rqw">
               <w:r>
                 <w:rPr>
                   <w:rFonts w:ascii="Arial" w:cs="Arial" w:eastAsia="Arial" w:hAnsi="Arial"/>
@@ -18485,7 +18485,7 @@
             <w:pPr>
               <w:spacing w:after="20" w:before="0"/>
             </w:pPr>
-            <w:hyperlink w:history="1" r:id="rIdgly3slvyfavnoxvc7kv0a">
+            <w:hyperlink w:history="1" r:id="rIdn6kt3on48ogzowgnmlnle">
               <w:r>
                 <w:rPr>
                   <w:rFonts w:ascii="Arial" w:cs="Arial" w:eastAsia="Arial" w:hAnsi="Arial"/>
@@ -18534,7 +18534,7 @@
               <w:spacing w:after="10" w:before="0"/>
               <w:ind w:left="120"/>
             </w:pPr>
-            <w:hyperlink w:history="1" r:id="rId5vsug77zv90jxvdtn8oht">
+            <w:hyperlink w:history="1" r:id="rIdheljzy-pn7pwa_wt8ehlm">
               <w:r>
                 <w:rPr>
                   <w:rFonts w:ascii="Arial" w:cs="Arial" w:eastAsia="Arial" w:hAnsi="Arial"/>
@@ -18579,7 +18579,7 @@
             <w:pPr>
               <w:spacing w:after="20" w:before="0"/>
             </w:pPr>
-            <w:hyperlink w:history="1" r:id="rIdee33tmqfjqrafdy92nv6o">
+            <w:hyperlink w:history="1" r:id="rId00-z1s4t907m-llxtzieb">
               <w:r>
                 <w:rPr>
                   <w:rFonts w:ascii="Arial" w:cs="Arial" w:eastAsia="Arial" w:hAnsi="Arial"/>
@@ -18612,7 +18612,7 @@
               <w:spacing w:after="10" w:before="0"/>
               <w:ind w:left="120"/>
             </w:pPr>
-            <w:hyperlink w:history="1" r:id="rIdgjp5xo58sc6migd6ie7wb">
+            <w:hyperlink w:history="1" r:id="rIdi9mkry46axpk9nhuu_xyt">
               <w:r>
                 <w:rPr>
                   <w:rFonts w:ascii="Arial" w:cs="Arial" w:eastAsia="Arial" w:hAnsi="Arial"/>
@@ -18807,7 +18807,7 @@
             <w:pPr>
               <w:spacing w:after="20" w:before="0"/>
             </w:pPr>
-            <w:hyperlink w:history="1" r:id="rIdjiw4lqf76na3xxjatl-xh">
+            <w:hyperlink w:history="1" r:id="rIdrevihezck_sfruadxv7ze">
               <w:r>
                 <w:rPr>
                   <w:rFonts w:ascii="Arial" w:cs="Arial" w:eastAsia="Arial" w:hAnsi="Arial"/>
@@ -18856,7 +18856,7 @@
               <w:spacing w:after="10" w:before="0"/>
               <w:ind w:left="120"/>
             </w:pPr>
-            <w:hyperlink w:history="1" r:id="rIdigukmxjzm0bclo-nmffnf">
+            <w:hyperlink w:history="1" r:id="rIdlxoqqcidkq00oxftiq92e">
               <w:r>
                 <w:rPr>
                   <w:rFonts w:ascii="Arial" w:cs="Arial" w:eastAsia="Arial" w:hAnsi="Arial"/>
@@ -18901,7 +18901,7 @@
             <w:pPr>
               <w:spacing w:after="20" w:before="0"/>
             </w:pPr>
-            <w:hyperlink w:history="1" r:id="rIdosxbtzljgqew5zl7phdl_">
+            <w:hyperlink w:history="1" r:id="rIdbgggy_jc9rx2tnvymbrlu">
               <w:r>
                 <w:rPr>
                   <w:rFonts w:ascii="Arial" w:cs="Arial" w:eastAsia="Arial" w:hAnsi="Arial"/>
@@ -18934,7 +18934,7 @@
               <w:spacing w:after="10" w:before="0"/>
               <w:ind w:left="120"/>
             </w:pPr>
-            <w:hyperlink w:history="1" r:id="rIdtzcxaaa4-gqsexga2jck5">
+            <w:hyperlink w:history="1" r:id="rIdsvo5iuvs4kbxnqe2wl7tn">
               <w:r>
                 <w:rPr>
                   <w:rFonts w:ascii="Arial" w:cs="Arial" w:eastAsia="Arial" w:hAnsi="Arial"/>
@@ -19129,7 +19129,7 @@
             <w:pPr>
               <w:spacing w:after="20" w:before="0"/>
             </w:pPr>
-            <w:hyperlink w:history="1" r:id="rIduh_64jg2fcnbelpqabv8h">
+            <w:hyperlink w:history="1" r:id="rId-spwreeo9lu48cuhlh59w">
               <w:r>
                 <w:rPr>
                   <w:rFonts w:ascii="Arial" w:cs="Arial" w:eastAsia="Arial" w:hAnsi="Arial"/>
@@ -19178,7 +19178,7 @@
               <w:spacing w:after="10" w:before="0"/>
               <w:ind w:left="120"/>
             </w:pPr>
-            <w:hyperlink w:history="1" r:id="rIdqomixc6oeeckrtxqkedoy">
+            <w:hyperlink w:history="1" r:id="rIdxiteunnurp-exy6b5aaru">
               <w:r>
                 <w:rPr>
                   <w:rFonts w:ascii="Arial" w:cs="Arial" w:eastAsia="Arial" w:hAnsi="Arial"/>
@@ -19223,7 +19223,7 @@
             <w:pPr>
               <w:spacing w:after="20" w:before="0"/>
             </w:pPr>
-            <w:hyperlink w:history="1" r:id="rIdfva_ytdnxnk0c-2zyycqw">
+            <w:hyperlink w:history="1" r:id="rIdwd5cejq7oqjpknbo84tjc">
               <w:r>
                 <w:rPr>
                   <w:rFonts w:ascii="Arial" w:cs="Arial" w:eastAsia="Arial" w:hAnsi="Arial"/>
@@ -19272,7 +19272,7 @@
               <w:spacing w:after="10" w:before="0"/>
               <w:ind w:left="120"/>
             </w:pPr>
-            <w:hyperlink w:history="1" r:id="rIdyr8banfdsmg2mmgh_rtid">
+            <w:hyperlink w:history="1" r:id="rIdfb8plnkk4y1atu5sd6a6n">
               <w:r>
                 <w:rPr>
                   <w:rFonts w:ascii="Arial" w:cs="Arial" w:eastAsia="Arial" w:hAnsi="Arial"/>
@@ -19879,7 +19879,7 @@
         </w:rPr>
         <w:t xml:space="preserve">© 2026 SeaVuria and ARES. Aligned with KICD objectives. Developed by SeaVuria; technical implementation by ARES (with AI assistance from Claude). Licensed under </w:t>
       </w:r>
-      <w:hyperlink w:history="1" r:id="rIdwfkhj38bkndjhitxkl3uo">
+      <w:hyperlink w:history="1" r:id="rIdkscond7kddy1ncn8_1vgw">
         <w:r>
           <w:rPr>
             <w:rFonts w:ascii="Arial" w:cs="Arial" w:eastAsia="Arial" w:hAnsi="Arial"/>
@@ -19900,7 +19900,7 @@
         </w:rPr>
         <w:t xml:space="preserve"> (</w:t>
       </w:r>
-      <w:hyperlink w:history="1" r:id="rIddtctuelm8cvomskzt786t">
+      <w:hyperlink w:history="1" r:id="rIdyqbz6kseijk6z8rzf8nsv">
         <w:r>
           <w:rPr>
             <w:rFonts w:ascii="Arial" w:cs="Arial" w:eastAsia="Arial" w:hAnsi="Arial"/>
@@ -20930,7 +20930,7 @@
               <w:spacing w:after="10" w:before="0"/>
               <w:ind w:left="120"/>
             </w:pPr>
-            <w:hyperlink w:history="1" r:id="rIdijd0ftxtjxw2wqck74afo">
+            <w:hyperlink w:history="1" r:id="rIdatqsfctstbfz6x-day7rw">
               <w:r>
                 <w:rPr>
                   <w:rFonts w:ascii="Arial" w:cs="Arial" w:eastAsia="Arial" w:hAnsi="Arial"/>
@@ -20990,7 +20990,7 @@
             <w:pPr>
               <w:spacing w:after="20" w:before="0"/>
             </w:pPr>
-            <w:hyperlink w:history="1" r:id="rIdtkcjwfe3jd6aqyh3xc-at">
+            <w:hyperlink w:history="1" r:id="rIdtzaukmgzg7yzrtbxycadl">
               <w:r>
                 <w:rPr>
                   <w:rFonts w:ascii="Arial" w:cs="Arial" w:eastAsia="Arial" w:hAnsi="Arial"/>
@@ -21023,7 +21023,7 @@
               <w:spacing w:after="10" w:before="0"/>
               <w:ind w:left="120"/>
             </w:pPr>
-            <w:hyperlink w:history="1" r:id="rIdhzdn3miylxxgskov8prud">
+            <w:hyperlink w:history="1" r:id="rIdizht525o_2shq0shabuab">
               <w:r>
                 <w:rPr>
                   <w:rFonts w:ascii="Arial" w:cs="Arial" w:eastAsia="Arial" w:hAnsi="Arial"/>
@@ -21235,7 +21235,7 @@
               <w:spacing w:after="10" w:before="0"/>
               <w:ind w:left="120"/>
             </w:pPr>
-            <w:hyperlink w:history="1" r:id="rIdguhde4scrhge84nbuysjz">
+            <w:hyperlink w:history="1" r:id="rIdazwjqwam9ysdgso15bika">
               <w:r>
                 <w:rPr>
                   <w:rFonts w:ascii="Arial" w:cs="Arial" w:eastAsia="Arial" w:hAnsi="Arial"/>
@@ -21295,7 +21295,7 @@
             <w:pPr>
               <w:spacing w:after="20" w:before="0"/>
             </w:pPr>
-            <w:hyperlink w:history="1" r:id="rIdvxwxdnnmssr0mrm_uybfm">
+            <w:hyperlink w:history="1" r:id="rIdmjdcos6kfzr0-drl5m0hd">
               <w:r>
                 <w:rPr>
                   <w:rFonts w:ascii="Arial" w:cs="Arial" w:eastAsia="Arial" w:hAnsi="Arial"/>
@@ -21328,7 +21328,7 @@
               <w:spacing w:after="10" w:before="0"/>
               <w:ind w:left="120"/>
             </w:pPr>
-            <w:hyperlink w:history="1" r:id="rIdzvvwh8i9oom3gc09esn38">
+            <w:hyperlink w:history="1" r:id="rId9dbbvopcmh2uzcvmtbzje">
               <w:r>
                 <w:rPr>
                   <w:rFonts w:ascii="Arial" w:cs="Arial" w:eastAsia="Arial" w:hAnsi="Arial"/>
@@ -21540,7 +21540,7 @@
               <w:spacing w:after="10" w:before="0"/>
               <w:ind w:left="120"/>
             </w:pPr>
-            <w:hyperlink w:history="1" r:id="rIdt8_vfkyaxko7le3__ugt_">
+            <w:hyperlink w:history="1" r:id="rIdw3gdxclfbyta9nv10nfzw">
               <w:r>
                 <w:rPr>
                   <w:rFonts w:ascii="Arial" w:cs="Arial" w:eastAsia="Arial" w:hAnsi="Arial"/>
@@ -21600,7 +21600,7 @@
             <w:pPr>
               <w:spacing w:after="20" w:before="0"/>
             </w:pPr>
-            <w:hyperlink w:history="1" r:id="rId3yntlrfettebfwmtacvod">
+            <w:hyperlink w:history="1" r:id="rIdf2zxdfudmnyk2r-ryxxhj">
               <w:r>
                 <w:rPr>
                   <w:rFonts w:ascii="Arial" w:cs="Arial" w:eastAsia="Arial" w:hAnsi="Arial"/>
@@ -21649,7 +21649,7 @@
               <w:spacing w:after="10" w:before="0"/>
               <w:ind w:left="120"/>
             </w:pPr>
-            <w:hyperlink w:history="1" r:id="rIdtmnvlchb4d_67t0tpfvuu">
+            <w:hyperlink w:history="1" r:id="rIdmuwg-rkjlra2ve7d3xnax">
               <w:r>
                 <w:rPr>
                   <w:rFonts w:ascii="Arial" w:cs="Arial" w:eastAsia="Arial" w:hAnsi="Arial"/>
@@ -21861,7 +21861,7 @@
               <w:spacing w:after="10" w:before="0"/>
               <w:ind w:left="120"/>
             </w:pPr>
-            <w:hyperlink w:history="1" r:id="rIdwlozq8iewwqykvi6bmdwi">
+            <w:hyperlink w:history="1" r:id="rIdtm01bpbd0-kz3ktyaxnrb">
               <w:r>
                 <w:rPr>
                   <w:rFonts w:ascii="Arial" w:cs="Arial" w:eastAsia="Arial" w:hAnsi="Arial"/>
@@ -21921,7 +21921,7 @@
             <w:pPr>
               <w:spacing w:after="20" w:before="0"/>
             </w:pPr>
-            <w:hyperlink w:history="1" r:id="rIdjq3xr9d_2x0hi4mgrhudf">
+            <w:hyperlink w:history="1" r:id="rIdnolzbr-_d1cwuzdtvy8_y">
               <w:r>
                 <w:rPr>
                   <w:rFonts w:ascii="Arial" w:cs="Arial" w:eastAsia="Arial" w:hAnsi="Arial"/>
@@ -21954,7 +21954,7 @@
               <w:spacing w:after="10" w:before="0"/>
               <w:ind w:left="120"/>
             </w:pPr>
-            <w:hyperlink w:history="1" r:id="rIdfc22efcrzgduglqwbnkrl">
+            <w:hyperlink w:history="1" r:id="rIdyluovhrsldfnk0xjtb46q">
               <w:r>
                 <w:rPr>
                   <w:rFonts w:ascii="Arial" w:cs="Arial" w:eastAsia="Arial" w:hAnsi="Arial"/>
@@ -22166,7 +22166,7 @@
               <w:spacing w:after="10" w:before="0"/>
               <w:ind w:left="120"/>
             </w:pPr>
-            <w:hyperlink w:history="1" r:id="rIdxm2m-n2ylukerhl4rxxhw">
+            <w:hyperlink w:history="1" r:id="rIdtmjbltjrh3afwmxgjcxv0">
               <w:r>
                 <w:rPr>
                   <w:rFonts w:ascii="Arial" w:cs="Arial" w:eastAsia="Arial" w:hAnsi="Arial"/>
@@ -22226,7 +22226,7 @@
             <w:pPr>
               <w:spacing w:after="20" w:before="0"/>
             </w:pPr>
-            <w:hyperlink w:history="1" r:id="rIdfsi-shiimnr-j0laiantv">
+            <w:hyperlink w:history="1" r:id="rIdbix2kwzekc8f0vdustbed">
               <w:r>
                 <w:rPr>
                   <w:rFonts w:ascii="Arial" w:cs="Arial" w:eastAsia="Arial" w:hAnsi="Arial"/>
@@ -22259,7 +22259,7 @@
               <w:spacing w:after="10" w:before="0"/>
               <w:ind w:left="120"/>
             </w:pPr>
-            <w:hyperlink w:history="1" r:id="rIdxis4k4izquplfw7auumns">
+            <w:hyperlink w:history="1" r:id="rId1mfe7kagfoulqvcuzboc8">
               <w:r>
                 <w:rPr>
                   <w:rFonts w:ascii="Arial" w:cs="Arial" w:eastAsia="Arial" w:hAnsi="Arial"/>
@@ -22885,7 +22885,7 @@
         </w:rPr>
         <w:t xml:space="preserve">© 2026 SeaVuria and ARES. Aligned with KICD objectives. Developed by SeaVuria; technical implementation by ARES (with AI assistance from Claude). Licensed under </w:t>
       </w:r>
-      <w:hyperlink w:history="1" r:id="rId43esgpfh2usdcy6c1ngph">
+      <w:hyperlink w:history="1" r:id="rIdqizovhfuc1szullqlc9ru">
         <w:r>
           <w:rPr>
             <w:rFonts w:ascii="Arial" w:cs="Arial" w:eastAsia="Arial" w:hAnsi="Arial"/>
@@ -22906,7 +22906,7 @@
         </w:rPr>
         <w:t xml:space="preserve"> (</w:t>
       </w:r>
-      <w:hyperlink w:history="1" r:id="rIduvk4sopefhej4pbrtlu6o">
+      <w:hyperlink w:history="1" r:id="rIdcwrqtrhkisebbnyi0bjht">
         <w:r>
           <w:rPr>
             <w:rFonts w:ascii="Arial" w:cs="Arial" w:eastAsia="Arial" w:hAnsi="Arial"/>
@@ -23919,7 +23919,7 @@
             <w:pPr>
               <w:spacing w:after="20" w:before="0"/>
             </w:pPr>
-            <w:hyperlink w:history="1" r:id="rIdq4io-s7zdzfhmezl-z79a">
+            <w:hyperlink w:history="1" r:id="rIdxmiioup66isjaceb3skoe">
               <w:r>
                 <w:rPr>
                   <w:rFonts w:ascii="Arial" w:cs="Arial" w:eastAsia="Arial" w:hAnsi="Arial"/>
@@ -23952,7 +23952,7 @@
               <w:spacing w:after="10" w:before="0"/>
               <w:ind w:left="120"/>
             </w:pPr>
-            <w:hyperlink w:history="1" r:id="rIdu8n4xef4wjgcnzdnpwmjg">
+            <w:hyperlink w:history="1" r:id="rIdjhswi9_igktzjey89mxyq">
               <w:r>
                 <w:rPr>
                   <w:rFonts w:ascii="Arial" w:cs="Arial" w:eastAsia="Arial" w:hAnsi="Arial"/>
@@ -23997,7 +23997,7 @@
             <w:pPr>
               <w:spacing w:after="20" w:before="0"/>
             </w:pPr>
-            <w:hyperlink w:history="1" r:id="rIddgmdchkkehsyrhj4ptpls">
+            <w:hyperlink w:history="1" r:id="rId4fs5g0p3ngnkax9fmleh1">
               <w:r>
                 <w:rPr>
                   <w:rFonts w:ascii="Arial" w:cs="Arial" w:eastAsia="Arial" w:hAnsi="Arial"/>
@@ -24030,7 +24030,7 @@
               <w:spacing w:after="10" w:before="0"/>
               <w:ind w:left="120"/>
             </w:pPr>
-            <w:hyperlink w:history="1" r:id="rIdw5d7t-jdymvuds9r9medf">
+            <w:hyperlink w:history="1" r:id="rIdswt8yi8x9w-yxknecfw5t">
               <w:r>
                 <w:rPr>
                   <w:rFonts w:ascii="Arial" w:cs="Arial" w:eastAsia="Arial" w:hAnsi="Arial"/>
@@ -24225,7 +24225,7 @@
             <w:pPr>
               <w:spacing w:after="20" w:before="0"/>
             </w:pPr>
-            <w:hyperlink w:history="1" r:id="rIdwcbdz09oxv1lsjoingmcb">
+            <w:hyperlink w:history="1" r:id="rIdhqgypheeujrcgdj0cihwh">
               <w:r>
                 <w:rPr>
                   <w:rFonts w:ascii="Arial" w:cs="Arial" w:eastAsia="Arial" w:hAnsi="Arial"/>
@@ -24258,7 +24258,7 @@
               <w:spacing w:after="10" w:before="0"/>
               <w:ind w:left="120"/>
             </w:pPr>
-            <w:hyperlink w:history="1" r:id="rIdxs76frbsv6ntxgmixna0j">
+            <w:hyperlink w:history="1" r:id="rIdrp9lvvajlnrmjtjtbxhor">
               <w:r>
                 <w:rPr>
                   <w:rFonts w:ascii="Arial" w:cs="Arial" w:eastAsia="Arial" w:hAnsi="Arial"/>
@@ -24303,7 +24303,7 @@
             <w:pPr>
               <w:spacing w:after="20" w:before="0"/>
             </w:pPr>
-            <w:hyperlink w:history="1" r:id="rIdt5xh3kz6wagccqv7fe7ew">
+            <w:hyperlink w:history="1" r:id="rId_i27z7kzlakhe9ia3whtr">
               <w:r>
                 <w:rPr>
                   <w:rFonts w:ascii="Arial" w:cs="Arial" w:eastAsia="Arial" w:hAnsi="Arial"/>
@@ -24336,7 +24336,7 @@
               <w:spacing w:after="10" w:before="0"/>
               <w:ind w:left="120"/>
             </w:pPr>
-            <w:hyperlink w:history="1" r:id="rIdi3cmn0keh0j10zcfetspl">
+            <w:hyperlink w:history="1" r:id="rIduabnulbqwqrezq8nld_du">
               <w:r>
                 <w:rPr>
                   <w:rFonts w:ascii="Arial" w:cs="Arial" w:eastAsia="Arial" w:hAnsi="Arial"/>
@@ -24759,7 +24759,7 @@
             <w:pPr>
               <w:spacing w:after="20" w:before="0"/>
             </w:pPr>
-            <w:hyperlink w:history="1" r:id="rIdbrsks-6esw-zdx2v1ojf-">
+            <w:hyperlink w:history="1" r:id="rIdgd_mfqktnqokmrm_1cty6">
               <w:r>
                 <w:rPr>
                   <w:rFonts w:ascii="Arial" w:cs="Arial" w:eastAsia="Arial" w:hAnsi="Arial"/>
@@ -24808,7 +24808,7 @@
               <w:spacing w:after="10" w:before="0"/>
               <w:ind w:left="120"/>
             </w:pPr>
-            <w:hyperlink w:history="1" r:id="rId3g835lrg4snpm7vf53zec">
+            <w:hyperlink w:history="1" r:id="rIdjud07ydkgxhxr3obfuahs">
               <w:r>
                 <w:rPr>
                   <w:rFonts w:ascii="Arial" w:cs="Arial" w:eastAsia="Arial" w:hAnsi="Arial"/>
@@ -24853,7 +24853,7 @@
             <w:pPr>
               <w:spacing w:after="20" w:before="0"/>
             </w:pPr>
-            <w:hyperlink w:history="1" r:id="rIdkeqrc_ds7mebshnj1r0n8">
+            <w:hyperlink w:history="1" r:id="rId2ovru9qdkp71blgykdd48">
               <w:r>
                 <w:rPr>
                   <w:rFonts w:ascii="Arial" w:cs="Arial" w:eastAsia="Arial" w:hAnsi="Arial"/>
@@ -24886,7 +24886,7 @@
               <w:spacing w:after="10" w:before="0"/>
               <w:ind w:left="120"/>
             </w:pPr>
-            <w:hyperlink w:history="1" r:id="rIdew6vwltovdfcadnnxko1b">
+            <w:hyperlink w:history="1" r:id="rIdcgpmchtjfn-codoejk1eu">
               <w:r>
                 <w:rPr>
                   <w:rFonts w:ascii="Arial" w:cs="Arial" w:eastAsia="Arial" w:hAnsi="Arial"/>
@@ -25347,7 +25347,7 @@
             <w:pPr>
               <w:spacing w:after="20" w:before="0"/>
             </w:pPr>
-            <w:hyperlink w:history="1" r:id="rIdwiwov0o9ledx5f0d5ywsf">
+            <w:hyperlink w:history="1" r:id="rIdrmfoespkiazpf4lv6gdww">
               <w:r>
                 <w:rPr>
                   <w:rFonts w:ascii="Arial" w:cs="Arial" w:eastAsia="Arial" w:hAnsi="Arial"/>
@@ -25396,7 +25396,7 @@
               <w:spacing w:after="10" w:before="0"/>
               <w:ind w:left="120"/>
             </w:pPr>
-            <w:hyperlink w:history="1" r:id="rIdkdt0f0p7bcjjedbjzp7dz">
+            <w:hyperlink w:history="1" r:id="rIdcrg9okapyzwhyzv7aheej">
               <w:r>
                 <w:rPr>
                   <w:rFonts w:ascii="Arial" w:cs="Arial" w:eastAsia="Arial" w:hAnsi="Arial"/>
@@ -25441,7 +25441,7 @@
             <w:pPr>
               <w:spacing w:after="20" w:before="0"/>
             </w:pPr>
-            <w:hyperlink w:history="1" r:id="rId6msj8s9zaukaoqu0sacxb">
+            <w:hyperlink w:history="1" r:id="rIdds2x2iqwh4hgynv9-rknx">
               <w:r>
                 <w:rPr>
                   <w:rFonts w:ascii="Arial" w:cs="Arial" w:eastAsia="Arial" w:hAnsi="Arial"/>
@@ -25474,7 +25474,7 @@
               <w:spacing w:after="10" w:before="0"/>
               <w:ind w:left="120"/>
             </w:pPr>
-            <w:hyperlink w:history="1" r:id="rIdbyqhmfr8wmspmgzlmy91z">
+            <w:hyperlink w:history="1" r:id="rIdz6dr-bl7dim4sym10p1tn">
               <w:r>
                 <w:rPr>
                   <w:rFonts w:ascii="Arial" w:cs="Arial" w:eastAsia="Arial" w:hAnsi="Arial"/>
@@ -25669,7 +25669,7 @@
             <w:pPr>
               <w:spacing w:after="20" w:before="0"/>
             </w:pPr>
-            <w:hyperlink w:history="1" r:id="rIdfckmofs2smcsx6p9jbbhn">
+            <w:hyperlink w:history="1" r:id="rIdak6mpgzscziowfirle-fb">
               <w:r>
                 <w:rPr>
                   <w:rFonts w:ascii="Arial" w:cs="Arial" w:eastAsia="Arial" w:hAnsi="Arial"/>
@@ -25718,7 +25718,7 @@
               <w:spacing w:after="10" w:before="0"/>
               <w:ind w:left="120"/>
             </w:pPr>
-            <w:hyperlink w:history="1" r:id="rIdxwoomfkcch0bfcrgtcnqm">
+            <w:hyperlink w:history="1" r:id="rIdfnbnm5an4whfxwzp3ygzf">
               <w:r>
                 <w:rPr>
                   <w:rFonts w:ascii="Arial" w:cs="Arial" w:eastAsia="Arial" w:hAnsi="Arial"/>
@@ -25763,7 +25763,7 @@
             <w:pPr>
               <w:spacing w:after="20" w:before="0"/>
             </w:pPr>
-            <w:hyperlink w:history="1" r:id="rIdkblgm1mecelpfchzg3gbq">
+            <w:hyperlink w:history="1" r:id="rIdfedv2d5l2-taoou48czie">
               <w:r>
                 <w:rPr>
                   <w:rFonts w:ascii="Arial" w:cs="Arial" w:eastAsia="Arial" w:hAnsi="Arial"/>
@@ -25796,7 +25796,7 @@
               <w:spacing w:after="10" w:before="0"/>
               <w:ind w:left="120"/>
             </w:pPr>
-            <w:hyperlink w:history="1" r:id="rIdhvh_e2zb7bia9ji9fvxyc">
+            <w:hyperlink w:history="1" r:id="rIdfwpwj_-9eyvzbnlnemzvy">
               <w:r>
                 <w:rPr>
                   <w:rFonts w:ascii="Arial" w:cs="Arial" w:eastAsia="Arial" w:hAnsi="Arial"/>
@@ -26514,7 +26514,7 @@
                 <w:sz w:val="18"/>
                 <w:szCs w:val="18"/>
               </w:rPr>
-              <w:t xml:space="preserve">Students can now explain the full anchoring phenomenon: the Kisumu fisherman hears thunder from behind the cliff because sound waves DIFFRACT around the rocky headland — the low-frequency rumble has a long wavelength comparable to the headland gap, so it spreads into the cove. The water waves change direction at the edge of the shallow bay because of REFRACTION — the wave speed decreases in shallow water, bending the wavefronts toward the normal, steering wave energy into the protected cove even without a straight-line path from the storm. The mobile-phone signal that fades behind a Rift Valley hill behaves the same way as the sound around the headland — microwaves DIFFRACT around the hill, though imperfectly, which is why engineers place repeater towers on hilltops to boost the diffracted signal into valleys. Wave science therefore directly answers the driving question: understanding reflection, refraction, and diffraction — and the mathematics linking them through v = fλ — equips communities, engineers, and scientists to protect lives, design better communications, and make sense of the energy-filled world around them.</w:t>
+              <w:t xml:space="preserve">Students can now explain the full anchoring phenomenon: the Kisumu fisherman hears thunder from behind the cliff because sound waves DIFFRACT around the rocky headland — the low-frequency rumble has a long wavelength comparable to the headland gap, so it spreads into the cove. The water waves change direction at the edge of the shallow bay because of REFRACTION — the wave speed decreases in shallow water, bending the wavefronts toward the normal and changing their direction; refraction alone does not carry energy into the protected cove behind the solid headland — that is explained by diffraction. The mobile-phone signal that fades behind a Rift Valley hill behaves the same way as the sound around the headland — microwaves DIFFRACT around the hill, though imperfectly, which is why engineers place repeater towers on hilltops to boost the diffracted signal into valleys. Wave science therefore directly answers the driving question: understanding reflection, refraction, and diffraction — and the mathematics linking them through v = fλ — equips communities, engineers, and scientists to protect lives, design better communications, and make sense of the energy-filled world around them.</w:t>
             </w:r>
           </w:p>
         </w:tc>
@@ -26536,7 +26536,7 @@
         </w:rPr>
         <w:t xml:space="preserve">© 2026 SeaVuria and ARES. Aligned with KICD objectives. Developed by SeaVuria; technical implementation by ARES (with AI assistance from Claude). Licensed under </w:t>
       </w:r>
-      <w:hyperlink w:history="1" r:id="rId0n7hkp-sdxtnaeglyvbol">
+      <w:hyperlink w:history="1" r:id="rIdf2z312f0ohtut0w4fhpdd">
         <w:r>
           <w:rPr>
             <w:rFonts w:ascii="Arial" w:cs="Arial" w:eastAsia="Arial" w:hAnsi="Arial"/>
@@ -26557,7 +26557,7 @@
         </w:rPr>
         <w:t xml:space="preserve"> (</w:t>
       </w:r>
-      <w:hyperlink w:history="1" r:id="rIdbn7s8bx0t5j6rzqygl61u">
+      <w:hyperlink w:history="1" r:id="rIdulb2tmlpb-oc0ukifyter">
         <w:r>
           <w:rPr>
             <w:rFonts w:ascii="Arial" w:cs="Arial" w:eastAsia="Arial" w:hAnsi="Arial"/>

--- a/data/outputs/v2/General_Science/SS3.3_Waves/General_Science_Waves_CBE_LessonSequence.docx
+++ b/data/outputs/v2/General_Science/SS3.3_Waves/General_Science_Waves_CBE_LessonSequence.docx
@@ -2145,7 +2145,7 @@
         </w:rPr>
         <w:t xml:space="preserve">© 2026 SeaVuria and ARES. This work is licensed under a </w:t>
       </w:r>
-      <w:hyperlink w:history="1" r:id="rIdb8hxbw3fvbmroba9kiwwb">
+      <w:hyperlink w:history="1" r:id="rIdgtxmszjozsdoxzd2nb7oj">
         <w:r>
           <w:rPr>
             <w:rFonts w:ascii="Arial" w:cs="Arial" w:eastAsia="Arial" w:hAnsi="Arial"/>
@@ -2165,7 +2165,7 @@
         </w:rPr>
         <w:t xml:space="preserve"> (</w:t>
       </w:r>
-      <w:hyperlink w:history="1" r:id="rIdd9axs7xe2yyjyoavd64jo">
+      <w:hyperlink w:history="1" r:id="rIdlznoj7tlll3l45irvctr5">
         <w:r>
           <w:rPr>
             <w:rFonts w:ascii="Arial" w:cs="Arial" w:eastAsia="Arial" w:hAnsi="Arial"/>
@@ -2185,7 +2185,7 @@
         </w:rPr>
         <w:t xml:space="preserve">). To view a copy of this license, visit </w:t>
       </w:r>
-      <w:hyperlink w:history="1" r:id="rIdxlbmhv7b9tggdo9jknwwz">
+      <w:hyperlink w:history="1" r:id="rIdr2wlo3vc627xwsaclczjt">
         <w:r>
           <w:rPr>
             <w:rFonts w:ascii="Arial" w:cs="Arial" w:eastAsia="Arial" w:hAnsi="Arial"/>
@@ -3197,7 +3197,7 @@
             <w:pPr>
               <w:spacing w:after="20" w:before="0"/>
             </w:pPr>
-            <w:hyperlink w:history="1" r:id="rId8xbwdcmsbjathl8ki7bnq">
+            <w:hyperlink w:history="1" r:id="rIdo2nbzedokdghlpamak-um">
               <w:r>
                 <w:rPr>
                   <w:rFonts w:ascii="Arial" w:cs="Arial" w:eastAsia="Arial" w:hAnsi="Arial"/>
@@ -3230,7 +3230,7 @@
               <w:spacing w:after="10" w:before="0"/>
               <w:ind w:left="120"/>
             </w:pPr>
-            <w:hyperlink w:history="1" r:id="rIdn9cvh43ku3fultflls4-s">
+            <w:hyperlink w:history="1" r:id="rId3vu7gaqa4a3yvlpgz_fm2">
               <w:r>
                 <w:rPr>
                   <w:rFonts w:ascii="Arial" w:cs="Arial" w:eastAsia="Arial" w:hAnsi="Arial"/>
@@ -3275,7 +3275,7 @@
             <w:pPr>
               <w:spacing w:after="20" w:before="0"/>
             </w:pPr>
-            <w:hyperlink w:history="1" r:id="rIdtze3_-oqtjmbu0oq06d8a">
+            <w:hyperlink w:history="1" r:id="rIdechgk2-59cb7kptwocplb">
               <w:r>
                 <w:rPr>
                   <w:rFonts w:ascii="Arial" w:cs="Arial" w:eastAsia="Arial" w:hAnsi="Arial"/>
@@ -3308,7 +3308,7 @@
               <w:spacing w:after="10" w:before="0"/>
               <w:ind w:left="120"/>
             </w:pPr>
-            <w:hyperlink w:history="1" r:id="rIduqogin7eobcguf9ps-hvr">
+            <w:hyperlink w:history="1" r:id="rIda2kpqcuqlp8c3ldeezzvb">
               <w:r>
                 <w:rPr>
                   <w:rFonts w:ascii="Arial" w:cs="Arial" w:eastAsia="Arial" w:hAnsi="Arial"/>
@@ -3503,7 +3503,7 @@
             <w:pPr>
               <w:spacing w:after="20" w:before="0"/>
             </w:pPr>
-            <w:hyperlink w:history="1" r:id="rIdtw-xfrnnhxn96sxaayuha">
+            <w:hyperlink w:history="1" r:id="rIdnfqfixrwexe9kfv325-mi">
               <w:r>
                 <w:rPr>
                   <w:rFonts w:ascii="Arial" w:cs="Arial" w:eastAsia="Arial" w:hAnsi="Arial"/>
@@ -3536,7 +3536,7 @@
               <w:spacing w:after="10" w:before="0"/>
               <w:ind w:left="120"/>
             </w:pPr>
-            <w:hyperlink w:history="1" r:id="rIddwmmqbot3ylaauvcclj0c">
+            <w:hyperlink w:history="1" r:id="rIdahivbkf1ovy8a1e0r3j6w">
               <w:r>
                 <w:rPr>
                   <w:rFonts w:ascii="Arial" w:cs="Arial" w:eastAsia="Arial" w:hAnsi="Arial"/>
@@ -3581,7 +3581,7 @@
             <w:pPr>
               <w:spacing w:after="20" w:before="0"/>
             </w:pPr>
-            <w:hyperlink w:history="1" r:id="rId0bbthbn1pgsvgblopj_sl">
+            <w:hyperlink w:history="1" r:id="rIdzoy0yp_wtbjz5kdi07cbx">
               <w:r>
                 <w:rPr>
                   <w:rFonts w:ascii="Arial" w:cs="Arial" w:eastAsia="Arial" w:hAnsi="Arial"/>
@@ -3614,7 +3614,7 @@
               <w:spacing w:after="10" w:before="0"/>
               <w:ind w:left="120"/>
             </w:pPr>
-            <w:hyperlink w:history="1" r:id="rIdumwxwbvbbb_ye_lftsv02">
+            <w:hyperlink w:history="1" r:id="rIdez97ffmsiysvo7w6syojk">
               <w:r>
                 <w:rPr>
                   <w:rFonts w:ascii="Arial" w:cs="Arial" w:eastAsia="Arial" w:hAnsi="Arial"/>
@@ -3809,7 +3809,7 @@
             <w:pPr>
               <w:spacing w:after="20" w:before="0"/>
             </w:pPr>
-            <w:hyperlink w:history="1" r:id="rIdrln9mxqubuizlmf1a7pi1">
+            <w:hyperlink w:history="1" r:id="rIdxmsdgeds3erbyjnbmcpol">
               <w:r>
                 <w:rPr>
                   <w:rFonts w:ascii="Arial" w:cs="Arial" w:eastAsia="Arial" w:hAnsi="Arial"/>
@@ -3842,7 +3842,7 @@
               <w:spacing w:after="10" w:before="0"/>
               <w:ind w:left="120"/>
             </w:pPr>
-            <w:hyperlink w:history="1" r:id="rIdsczh8wcdj5l2wlmhxhxo8">
+            <w:hyperlink w:history="1" r:id="rIdfxlispvznmpetwbdc1r7i">
               <w:r>
                 <w:rPr>
                   <w:rFonts w:ascii="Arial" w:cs="Arial" w:eastAsia="Arial" w:hAnsi="Arial"/>
@@ -3887,7 +3887,7 @@
             <w:pPr>
               <w:spacing w:after="20" w:before="0"/>
             </w:pPr>
-            <w:hyperlink w:history="1" r:id="rIdhzu_dfgixt3adschek3kj">
+            <w:hyperlink w:history="1" r:id="rIdxpxh6sprb0toomhlyc01z">
               <w:r>
                 <w:rPr>
                   <w:rFonts w:ascii="Arial" w:cs="Arial" w:eastAsia="Arial" w:hAnsi="Arial"/>
@@ -3920,7 +3920,7 @@
               <w:spacing w:after="10" w:before="0"/>
               <w:ind w:left="120"/>
             </w:pPr>
-            <w:hyperlink w:history="1" r:id="rIdcwfy_geow3g7exqg_igco">
+            <w:hyperlink w:history="1" r:id="rIdner3mazhljkxawihnvur7">
               <w:r>
                 <w:rPr>
                   <w:rFonts w:ascii="Arial" w:cs="Arial" w:eastAsia="Arial" w:hAnsi="Arial"/>
@@ -4115,7 +4115,7 @@
             <w:pPr>
               <w:spacing w:after="20" w:before="0"/>
             </w:pPr>
-            <w:hyperlink w:history="1" r:id="rIdtqsg3pg_h0wrz_wgryzqf">
+            <w:hyperlink w:history="1" r:id="rIdumykrmv9ppql_oefmbhqw">
               <w:r>
                 <w:rPr>
                   <w:rFonts w:ascii="Arial" w:cs="Arial" w:eastAsia="Arial" w:hAnsi="Arial"/>
@@ -4148,7 +4148,7 @@
               <w:spacing w:after="10" w:before="0"/>
               <w:ind w:left="120"/>
             </w:pPr>
-            <w:hyperlink w:history="1" r:id="rIdrcjazoodv071ifqoaw57-">
+            <w:hyperlink w:history="1" r:id="rId9avurirnafav27_8642vg">
               <w:r>
                 <w:rPr>
                   <w:rFonts w:ascii="Arial" w:cs="Arial" w:eastAsia="Arial" w:hAnsi="Arial"/>
@@ -4193,7 +4193,7 @@
             <w:pPr>
               <w:spacing w:after="20" w:before="0"/>
             </w:pPr>
-            <w:hyperlink w:history="1" r:id="rId77rrwy7_iqvoof77v0cqi">
+            <w:hyperlink w:history="1" r:id="rIdlffyf4zruyvaqowlvib_x">
               <w:r>
                 <w:rPr>
                   <w:rFonts w:ascii="Arial" w:cs="Arial" w:eastAsia="Arial" w:hAnsi="Arial"/>
@@ -4226,7 +4226,7 @@
               <w:spacing w:after="10" w:before="0"/>
               <w:ind w:left="120"/>
             </w:pPr>
-            <w:hyperlink w:history="1" r:id="rId88bconkh6-c4tm1xn1ur8">
+            <w:hyperlink w:history="1" r:id="rId-21kq6vtjqf_g-bigz-5-">
               <w:r>
                 <w:rPr>
                   <w:rFonts w:ascii="Arial" w:cs="Arial" w:eastAsia="Arial" w:hAnsi="Arial"/>
@@ -4421,7 +4421,7 @@
             <w:pPr>
               <w:spacing w:after="20" w:before="0"/>
             </w:pPr>
-            <w:hyperlink w:history="1" r:id="rIdzjtxutwmbko8zrty3ekuq">
+            <w:hyperlink w:history="1" r:id="rId83z6xpwd5ihpvf82zqlop">
               <w:r>
                 <w:rPr>
                   <w:rFonts w:ascii="Arial" w:cs="Arial" w:eastAsia="Arial" w:hAnsi="Arial"/>
@@ -4454,7 +4454,7 @@
               <w:spacing w:after="10" w:before="0"/>
               <w:ind w:left="120"/>
             </w:pPr>
-            <w:hyperlink w:history="1" r:id="rIdlfy5axezvueydeieu-qum">
+            <w:hyperlink w:history="1" r:id="rIdflr1dypvfmvqar2rujubz">
               <w:r>
                 <w:rPr>
                   <w:rFonts w:ascii="Arial" w:cs="Arial" w:eastAsia="Arial" w:hAnsi="Arial"/>
@@ -4499,7 +4499,7 @@
             <w:pPr>
               <w:spacing w:after="20" w:before="0"/>
             </w:pPr>
-            <w:hyperlink w:history="1" r:id="rIdqz3fea5wwmn8kgdsslh07">
+            <w:hyperlink w:history="1" r:id="rId8hbkroqnyux0txumkudwt">
               <w:r>
                 <w:rPr>
                   <w:rFonts w:ascii="Arial" w:cs="Arial" w:eastAsia="Arial" w:hAnsi="Arial"/>
@@ -4532,7 +4532,7 @@
               <w:spacing w:after="10" w:before="0"/>
               <w:ind w:left="120"/>
             </w:pPr>
-            <w:hyperlink w:history="1" r:id="rIdbplmiops1gip7m7pzpkey">
+            <w:hyperlink w:history="1" r:id="rIdjqdqq0kbhgbivkauncrlc">
               <w:r>
                 <w:rPr>
                   <w:rFonts w:ascii="Arial" w:cs="Arial" w:eastAsia="Arial" w:hAnsi="Arial"/>
@@ -5044,7 +5044,7 @@
         </w:rPr>
         <w:t xml:space="preserve">© 2026 SeaVuria and ARES. Aligned with KICD objectives. Developed by SeaVuria; technical implementation by ARES (with AI assistance from Claude). Licensed under </w:t>
       </w:r>
-      <w:hyperlink w:history="1" r:id="rIdo5fap96nwy7z0bgmppmt_">
+      <w:hyperlink w:history="1" r:id="rId-7v9gunhmyj6vhrvwo-41">
         <w:r>
           <w:rPr>
             <w:rFonts w:ascii="Arial" w:cs="Arial" w:eastAsia="Arial" w:hAnsi="Arial"/>
@@ -5065,7 +5065,7 @@
         </w:rPr>
         <w:t xml:space="preserve"> (</w:t>
       </w:r>
-      <w:hyperlink w:history="1" r:id="rIdlioylp6qj6kbcvzdo9yc8">
+      <w:hyperlink w:history="1" r:id="rIdspgp4nxjbf5w73om_gore">
         <w:r>
           <w:rPr>
             <w:rFonts w:ascii="Arial" w:cs="Arial" w:eastAsia="Arial" w:hAnsi="Arial"/>
@@ -6078,7 +6078,7 @@
             <w:pPr>
               <w:spacing w:after="20" w:before="0"/>
             </w:pPr>
-            <w:hyperlink w:history="1" r:id="rIdgucgio4ahz5ipvssbfx-i">
+            <w:hyperlink w:history="1" r:id="rId93q-c6trsz-c2wu9ya1my">
               <w:r>
                 <w:rPr>
                   <w:rFonts w:ascii="Arial" w:cs="Arial" w:eastAsia="Arial" w:hAnsi="Arial"/>
@@ -6111,7 +6111,7 @@
               <w:spacing w:after="10" w:before="0"/>
               <w:ind w:left="120"/>
             </w:pPr>
-            <w:hyperlink w:history="1" r:id="rIdo9l8l6lycqqe8bed3kas5">
+            <w:hyperlink w:history="1" r:id="rIdls2cuko-xc47m5byiudum">
               <w:r>
                 <w:rPr>
                   <w:rFonts w:ascii="Arial" w:cs="Arial" w:eastAsia="Arial" w:hAnsi="Arial"/>
@@ -6156,7 +6156,7 @@
             <w:pPr>
               <w:spacing w:after="20" w:before="0"/>
             </w:pPr>
-            <w:hyperlink w:history="1" r:id="rIdwaw-llctyzwjc6akyz_vv">
+            <w:hyperlink w:history="1" r:id="rId63eegfe8hir4kerc5kidh">
               <w:r>
                 <w:rPr>
                   <w:rFonts w:ascii="Arial" w:cs="Arial" w:eastAsia="Arial" w:hAnsi="Arial"/>
@@ -6189,7 +6189,7 @@
               <w:spacing w:after="10" w:before="0"/>
               <w:ind w:left="120"/>
             </w:pPr>
-            <w:hyperlink w:history="1" r:id="rId9uirb6-zmatdxgkgaldkx">
+            <w:hyperlink w:history="1" r:id="rIdmirav7hksci7v_jesr6ic">
               <w:r>
                 <w:rPr>
                   <w:rFonts w:ascii="Arial" w:cs="Arial" w:eastAsia="Arial" w:hAnsi="Arial"/>
@@ -6384,7 +6384,7 @@
             <w:pPr>
               <w:spacing w:after="20" w:before="0"/>
             </w:pPr>
-            <w:hyperlink w:history="1" r:id="rId8awnoe9ggmgixuop_mxhx">
+            <w:hyperlink w:history="1" r:id="rIdevhmqxlzdtbhkpams2waf">
               <w:r>
                 <w:rPr>
                   <w:rFonts w:ascii="Arial" w:cs="Arial" w:eastAsia="Arial" w:hAnsi="Arial"/>
@@ -6417,7 +6417,7 @@
               <w:spacing w:after="10" w:before="0"/>
               <w:ind w:left="120"/>
             </w:pPr>
-            <w:hyperlink w:history="1" r:id="rIdilygw0rjybtzov94shnyb">
+            <w:hyperlink w:history="1" r:id="rIdc_5hsesa-ldpsnaginsv-">
               <w:r>
                 <w:rPr>
                   <w:rFonts w:ascii="Arial" w:cs="Arial" w:eastAsia="Arial" w:hAnsi="Arial"/>
@@ -6462,7 +6462,7 @@
             <w:pPr>
               <w:spacing w:after="20" w:before="0"/>
             </w:pPr>
-            <w:hyperlink w:history="1" r:id="rIdulpfvypbd6rmrae08mghv">
+            <w:hyperlink w:history="1" r:id="rId90zoas0n0edbg-ao3h1nh">
               <w:r>
                 <w:rPr>
                   <w:rFonts w:ascii="Arial" w:cs="Arial" w:eastAsia="Arial" w:hAnsi="Arial"/>
@@ -6495,7 +6495,7 @@
               <w:spacing w:after="10" w:before="0"/>
               <w:ind w:left="120"/>
             </w:pPr>
-            <w:hyperlink w:history="1" r:id="rIdrouyj8rn04xfbvzfeq_17">
+            <w:hyperlink w:history="1" r:id="rIddml7kjpzhd8lmwlqjeas-">
               <w:r>
                 <w:rPr>
                   <w:rFonts w:ascii="Arial" w:cs="Arial" w:eastAsia="Arial" w:hAnsi="Arial"/>
@@ -6690,7 +6690,7 @@
             <w:pPr>
               <w:spacing w:after="20" w:before="0"/>
             </w:pPr>
-            <w:hyperlink w:history="1" r:id="rIdwjlkx2tkw8eljiv3yoemt">
+            <w:hyperlink w:history="1" r:id="rIdrazgd1okc7sbrhl_8feht">
               <w:r>
                 <w:rPr>
                   <w:rFonts w:ascii="Arial" w:cs="Arial" w:eastAsia="Arial" w:hAnsi="Arial"/>
@@ -6739,7 +6739,7 @@
               <w:spacing w:after="10" w:before="0"/>
               <w:ind w:left="120"/>
             </w:pPr>
-            <w:hyperlink w:history="1" r:id="rId28pgcvvqcpbb98ekcmdwp">
+            <w:hyperlink w:history="1" r:id="rId6hr2djomlns5rsmny17wd">
               <w:r>
                 <w:rPr>
                   <w:rFonts w:ascii="Arial" w:cs="Arial" w:eastAsia="Arial" w:hAnsi="Arial"/>
@@ -6784,7 +6784,7 @@
             <w:pPr>
               <w:spacing w:after="20" w:before="0"/>
             </w:pPr>
-            <w:hyperlink w:history="1" r:id="rIdvrrojpah9u-9nm_q5s9v2">
+            <w:hyperlink w:history="1" r:id="rIdm2dpsdpa-8fdfqrh2yzvz">
               <w:r>
                 <w:rPr>
                   <w:rFonts w:ascii="Arial" w:cs="Arial" w:eastAsia="Arial" w:hAnsi="Arial"/>
@@ -6817,7 +6817,7 @@
               <w:spacing w:after="10" w:before="0"/>
               <w:ind w:left="120"/>
             </w:pPr>
-            <w:hyperlink w:history="1" r:id="rIdizolmqxrwhecuf5vl5l1j">
+            <w:hyperlink w:history="1" r:id="rIdjyscz2zj27kq4ey4wt8zb">
               <w:r>
                 <w:rPr>
                   <w:rFonts w:ascii="Arial" w:cs="Arial" w:eastAsia="Arial" w:hAnsi="Arial"/>
@@ -7012,7 +7012,7 @@
             <w:pPr>
               <w:spacing w:after="20" w:before="0"/>
             </w:pPr>
-            <w:hyperlink w:history="1" r:id="rIddcg8s06h8c9d-kzwpiind">
+            <w:hyperlink w:history="1" r:id="rIdyk4n2nqia0iiedaebeker">
               <w:r>
                 <w:rPr>
                   <w:rFonts w:ascii="Arial" w:cs="Arial" w:eastAsia="Arial" w:hAnsi="Arial"/>
@@ -7061,7 +7061,7 @@
               <w:spacing w:after="10" w:before="0"/>
               <w:ind w:left="120"/>
             </w:pPr>
-            <w:hyperlink w:history="1" r:id="rIdsyvuvdlm7qtjxjnud-56n">
+            <w:hyperlink w:history="1" r:id="rIdooqvqsp_rul4ki7as86ao">
               <w:r>
                 <w:rPr>
                   <w:rFonts w:ascii="Arial" w:cs="Arial" w:eastAsia="Arial" w:hAnsi="Arial"/>
@@ -7106,7 +7106,7 @@
             <w:pPr>
               <w:spacing w:after="20" w:before="0"/>
             </w:pPr>
-            <w:hyperlink w:history="1" r:id="rIdadhprufftwoeblnexme0j">
+            <w:hyperlink w:history="1" r:id="rIdrxwu-_hrvmygv-ea-ynwk">
               <w:r>
                 <w:rPr>
                   <w:rFonts w:ascii="Arial" w:cs="Arial" w:eastAsia="Arial" w:hAnsi="Arial"/>
@@ -7139,7 +7139,7 @@
               <w:spacing w:after="10" w:before="0"/>
               <w:ind w:left="120"/>
             </w:pPr>
-            <w:hyperlink w:history="1" r:id="rIdicvs9q2og_ihng1ldph6f">
+            <w:hyperlink w:history="1" r:id="rIdjacofdynplzl_w0mjmxbh">
               <w:r>
                 <w:rPr>
                   <w:rFonts w:ascii="Arial" w:cs="Arial" w:eastAsia="Arial" w:hAnsi="Arial"/>
@@ -7334,7 +7334,7 @@
             <w:pPr>
               <w:spacing w:after="20" w:before="0"/>
             </w:pPr>
-            <w:hyperlink w:history="1" r:id="rIdyfv3lhvds8aehli03k_pg">
+            <w:hyperlink w:history="1" r:id="rId7nviyrv4aeuvry905qsbu">
               <w:r>
                 <w:rPr>
                   <w:rFonts w:ascii="Arial" w:cs="Arial" w:eastAsia="Arial" w:hAnsi="Arial"/>
@@ -7383,7 +7383,7 @@
               <w:spacing w:after="10" w:before="0"/>
               <w:ind w:left="120"/>
             </w:pPr>
-            <w:hyperlink w:history="1" r:id="rId8zqx6uxk92mpd8gfh0pou">
+            <w:hyperlink w:history="1" r:id="rId6wxsmgid4pgikwmhck3gm">
               <w:r>
                 <w:rPr>
                   <w:rFonts w:ascii="Arial" w:cs="Arial" w:eastAsia="Arial" w:hAnsi="Arial"/>
@@ -7428,7 +7428,7 @@
             <w:pPr>
               <w:spacing w:after="20" w:before="0"/>
             </w:pPr>
-            <w:hyperlink w:history="1" r:id="rId9dmbamel9ewlqdtbqhnuf">
+            <w:hyperlink w:history="1" r:id="rIdni6rgupk1f78qdfo49fje">
               <w:r>
                 <w:rPr>
                   <w:rFonts w:ascii="Arial" w:cs="Arial" w:eastAsia="Arial" w:hAnsi="Arial"/>
@@ -7461,7 +7461,7 @@
               <w:spacing w:after="10" w:before="0"/>
               <w:ind w:left="120"/>
             </w:pPr>
-            <w:hyperlink w:history="1" r:id="rIdr3ppnzpbsvd6hjhkyvxi2">
+            <w:hyperlink w:history="1" r:id="rIdgr89m2ro_ij5bv2ee215v">
               <w:r>
                 <w:rPr>
                   <w:rFonts w:ascii="Arial" w:cs="Arial" w:eastAsia="Arial" w:hAnsi="Arial"/>
@@ -7973,7 +7973,7 @@
         </w:rPr>
         <w:t xml:space="preserve">© 2026 SeaVuria and ARES. Aligned with KICD objectives. Developed by SeaVuria; technical implementation by ARES (with AI assistance from Claude). Licensed under </w:t>
       </w:r>
-      <w:hyperlink w:history="1" r:id="rIdiqmvrpyi5wgyvtluxmtji">
+      <w:hyperlink w:history="1" r:id="rIdhvw0pxx0_cwdxxqmtihve">
         <w:r>
           <w:rPr>
             <w:rFonts w:ascii="Arial" w:cs="Arial" w:eastAsia="Arial" w:hAnsi="Arial"/>
@@ -7994,7 +7994,7 @@
         </w:rPr>
         <w:t xml:space="preserve"> (</w:t>
       </w:r>
-      <w:hyperlink w:history="1" r:id="rIdh7ygrjxwiv-ldroegky50">
+      <w:hyperlink w:history="1" r:id="rIdwxoka06zbzhbntqjkiwzr">
         <w:r>
           <w:rPr>
             <w:rFonts w:ascii="Arial" w:cs="Arial" w:eastAsia="Arial" w:hAnsi="Arial"/>
@@ -9007,7 +9007,7 @@
             <w:pPr>
               <w:spacing w:after="20" w:before="0"/>
             </w:pPr>
-            <w:hyperlink w:history="1" r:id="rId89r7k3f3r6ch0nkp9mtwu">
+            <w:hyperlink w:history="1" r:id="rIdtuwhxkdh8ylc1w7edtt9k">
               <w:r>
                 <w:rPr>
                   <w:rFonts w:ascii="Arial" w:cs="Arial" w:eastAsia="Arial" w:hAnsi="Arial"/>
@@ -9040,7 +9040,7 @@
               <w:spacing w:after="10" w:before="0"/>
               <w:ind w:left="120"/>
             </w:pPr>
-            <w:hyperlink w:history="1" r:id="rIduxez7vmj3mtn01kmrcins">
+            <w:hyperlink w:history="1" r:id="rIdvoztagclxjtdalpqmylgl">
               <w:r>
                 <w:rPr>
                   <w:rFonts w:ascii="Arial" w:cs="Arial" w:eastAsia="Arial" w:hAnsi="Arial"/>
@@ -9085,7 +9085,7 @@
             <w:pPr>
               <w:spacing w:after="20" w:before="0"/>
             </w:pPr>
-            <w:hyperlink w:history="1" r:id="rId0zae2finaevnuw4dhnlle">
+            <w:hyperlink w:history="1" r:id="rId8jjkml5jabt9yvbve_cck">
               <w:r>
                 <w:rPr>
                   <w:rFonts w:ascii="Arial" w:cs="Arial" w:eastAsia="Arial" w:hAnsi="Arial"/>
@@ -9118,7 +9118,7 @@
               <w:spacing w:after="10" w:before="0"/>
               <w:ind w:left="120"/>
             </w:pPr>
-            <w:hyperlink w:history="1" r:id="rId5s6ak_jfem9k5beij9wc5">
+            <w:hyperlink w:history="1" r:id="rIdsywl-4ljynlbdmg2v3gys">
               <w:r>
                 <w:rPr>
                   <w:rFonts w:ascii="Arial" w:cs="Arial" w:eastAsia="Arial" w:hAnsi="Arial"/>
@@ -9313,7 +9313,7 @@
             <w:pPr>
               <w:spacing w:after="20" w:before="0"/>
             </w:pPr>
-            <w:hyperlink w:history="1" r:id="rIdgyqkmanyxndlzp6viyovy">
+            <w:hyperlink w:history="1" r:id="rIdvxa5mw5lmizwedzum3jx5">
               <w:r>
                 <w:rPr>
                   <w:rFonts w:ascii="Arial" w:cs="Arial" w:eastAsia="Arial" w:hAnsi="Arial"/>
@@ -9346,7 +9346,7 @@
               <w:spacing w:after="10" w:before="0"/>
               <w:ind w:left="120"/>
             </w:pPr>
-            <w:hyperlink w:history="1" r:id="rIdikwm53l33f8hqq9wf2g0e">
+            <w:hyperlink w:history="1" r:id="rIdm6xc-c00blty6x4umr0ib">
               <w:r>
                 <w:rPr>
                   <w:rFonts w:ascii="Arial" w:cs="Arial" w:eastAsia="Arial" w:hAnsi="Arial"/>
@@ -9391,7 +9391,7 @@
             <w:pPr>
               <w:spacing w:after="20" w:before="0"/>
             </w:pPr>
-            <w:hyperlink w:history="1" r:id="rIdtymfn7tppgmrh2qccz8qz">
+            <w:hyperlink w:history="1" r:id="rIdaum14amme1ybe4nmh0ffm">
               <w:r>
                 <w:rPr>
                   <w:rFonts w:ascii="Arial" w:cs="Arial" w:eastAsia="Arial" w:hAnsi="Arial"/>
@@ -9424,7 +9424,7 @@
               <w:spacing w:after="10" w:before="0"/>
               <w:ind w:left="120"/>
             </w:pPr>
-            <w:hyperlink w:history="1" r:id="rId6hvmyg-uqrpszsfxe7lby">
+            <w:hyperlink w:history="1" r:id="rIdyygqby9rxwxa-3-m2phih">
               <w:r>
                 <w:rPr>
                   <w:rFonts w:ascii="Arial" w:cs="Arial" w:eastAsia="Arial" w:hAnsi="Arial"/>
@@ -9619,7 +9619,7 @@
             <w:pPr>
               <w:spacing w:after="20" w:before="0"/>
             </w:pPr>
-            <w:hyperlink w:history="1" r:id="rId9xnlelws6qfuxdbzlfthd">
+            <w:hyperlink w:history="1" r:id="rIdn7wrfauugvbxv5v0jba1n">
               <w:r>
                 <w:rPr>
                   <w:rFonts w:ascii="Arial" w:cs="Arial" w:eastAsia="Arial" w:hAnsi="Arial"/>
@@ -9652,7 +9652,7 @@
               <w:spacing w:after="10" w:before="0"/>
               <w:ind w:left="120"/>
             </w:pPr>
-            <w:hyperlink w:history="1" r:id="rIdxe6xornmmyabdhxlthluc">
+            <w:hyperlink w:history="1" r:id="rIdsnfbanuu_cb2n-zin8z2o">
               <w:r>
                 <w:rPr>
                   <w:rFonts w:ascii="Arial" w:cs="Arial" w:eastAsia="Arial" w:hAnsi="Arial"/>
@@ -9697,7 +9697,7 @@
             <w:pPr>
               <w:spacing w:after="20" w:before="0"/>
             </w:pPr>
-            <w:hyperlink w:history="1" r:id="rIdei1tdk6fzennfurtsctxg">
+            <w:hyperlink w:history="1" r:id="rIdcqxgvupkxoefoo8rzsdbd">
               <w:r>
                 <w:rPr>
                   <w:rFonts w:ascii="Arial" w:cs="Arial" w:eastAsia="Arial" w:hAnsi="Arial"/>
@@ -9730,7 +9730,7 @@
               <w:spacing w:after="10" w:before="0"/>
               <w:ind w:left="120"/>
             </w:pPr>
-            <w:hyperlink w:history="1" r:id="rIdleybcmwxulifqz_evdv2_">
+            <w:hyperlink w:history="1" r:id="rId9m5jrepr4jclz2sz--wir">
               <w:r>
                 <w:rPr>
                   <w:rFonts w:ascii="Arial" w:cs="Arial" w:eastAsia="Arial" w:hAnsi="Arial"/>
@@ -9925,7 +9925,7 @@
             <w:pPr>
               <w:spacing w:after="20" w:before="0"/>
             </w:pPr>
-            <w:hyperlink w:history="1" r:id="rIdpyvt3b3sm_5fewsjm9tdp">
+            <w:hyperlink w:history="1" r:id="rId8bta2dfumuy2m6xztzvss">
               <w:r>
                 <w:rPr>
                   <w:rFonts w:ascii="Arial" w:cs="Arial" w:eastAsia="Arial" w:hAnsi="Arial"/>
@@ -9958,7 +9958,7 @@
               <w:spacing w:after="10" w:before="0"/>
               <w:ind w:left="120"/>
             </w:pPr>
-            <w:hyperlink w:history="1" r:id="rId3rcrd_l8w7lzkxyjwv7x8">
+            <w:hyperlink w:history="1" r:id="rIdst9c0-t7kbnzgtfrbbirf">
               <w:r>
                 <w:rPr>
                   <w:rFonts w:ascii="Arial" w:cs="Arial" w:eastAsia="Arial" w:hAnsi="Arial"/>
@@ -10003,7 +10003,7 @@
             <w:pPr>
               <w:spacing w:after="20" w:before="0"/>
             </w:pPr>
-            <w:hyperlink w:history="1" r:id="rIdoget1zuaxsesxudxh63um">
+            <w:hyperlink w:history="1" r:id="rIdxschkolsdqj-adwkjnaas">
               <w:r>
                 <w:rPr>
                   <w:rFonts w:ascii="Arial" w:cs="Arial" w:eastAsia="Arial" w:hAnsi="Arial"/>
@@ -10036,7 +10036,7 @@
               <w:spacing w:after="10" w:before="0"/>
               <w:ind w:left="120"/>
             </w:pPr>
-            <w:hyperlink w:history="1" r:id="rId3gicgtonecnex6lhjiaqf">
+            <w:hyperlink w:history="1" r:id="rIdi4qgtsmjmakxlfgfect66">
               <w:r>
                 <w:rPr>
                   <w:rFonts w:ascii="Arial" w:cs="Arial" w:eastAsia="Arial" w:hAnsi="Arial"/>
@@ -10231,7 +10231,7 @@
             <w:pPr>
               <w:spacing w:after="20" w:before="0"/>
             </w:pPr>
-            <w:hyperlink w:history="1" r:id="rIdn8dn-muf9rs9ek5sy37dh">
+            <w:hyperlink w:history="1" r:id="rIdqwrb9ezt0odtj4nxzrwcq">
               <w:r>
                 <w:rPr>
                   <w:rFonts w:ascii="Arial" w:cs="Arial" w:eastAsia="Arial" w:hAnsi="Arial"/>
@@ -10280,7 +10280,7 @@
               <w:spacing w:after="10" w:before="0"/>
               <w:ind w:left="120"/>
             </w:pPr>
-            <w:hyperlink w:history="1" r:id="rIdcp69cry_dinve2sxuv4tj">
+            <w:hyperlink w:history="1" r:id="rIdmqrju7povnwbta9wcvjb4">
               <w:r>
                 <w:rPr>
                   <w:rFonts w:ascii="Arial" w:cs="Arial" w:eastAsia="Arial" w:hAnsi="Arial"/>
@@ -10325,7 +10325,7 @@
             <w:pPr>
               <w:spacing w:after="20" w:before="0"/>
             </w:pPr>
-            <w:hyperlink w:history="1" r:id="rIdbtmzahlse78ustb4ei7tv">
+            <w:hyperlink w:history="1" r:id="rIdu7ma7kiln0abxlkeomcdo">
               <w:r>
                 <w:rPr>
                   <w:rFonts w:ascii="Arial" w:cs="Arial" w:eastAsia="Arial" w:hAnsi="Arial"/>
@@ -10358,7 +10358,7 @@
               <w:spacing w:after="10" w:before="0"/>
               <w:ind w:left="120"/>
             </w:pPr>
-            <w:hyperlink w:history="1" r:id="rId3n09vxkyrl51bpb_s-mbg">
+            <w:hyperlink w:history="1" r:id="rId5vnmvsqdbg9odabkx6vop">
               <w:r>
                 <w:rPr>
                   <w:rFonts w:ascii="Arial" w:cs="Arial" w:eastAsia="Arial" w:hAnsi="Arial"/>
@@ -10870,7 +10870,7 @@
         </w:rPr>
         <w:t xml:space="preserve">© 2026 SeaVuria and ARES. Aligned with KICD objectives. Developed by SeaVuria; technical implementation by ARES (with AI assistance from Claude). Licensed under </w:t>
       </w:r>
-      <w:hyperlink w:history="1" r:id="rIdikjvibs27zy7d9obyg3fk">
+      <w:hyperlink w:history="1" r:id="rIdbpsm-zpkmqngjno2htr1i">
         <w:r>
           <w:rPr>
             <w:rFonts w:ascii="Arial" w:cs="Arial" w:eastAsia="Arial" w:hAnsi="Arial"/>
@@ -10891,7 +10891,7 @@
         </w:rPr>
         <w:t xml:space="preserve"> (</w:t>
       </w:r>
-      <w:hyperlink w:history="1" r:id="rIdbxkiarnihqmwncflluh8h">
+      <w:hyperlink w:history="1" r:id="rId4mlxlngyl6tonvkiiimiu">
         <w:r>
           <w:rPr>
             <w:rFonts w:ascii="Arial" w:cs="Arial" w:eastAsia="Arial" w:hAnsi="Arial"/>
@@ -11904,7 +11904,7 @@
             <w:pPr>
               <w:spacing w:after="20" w:before="0"/>
             </w:pPr>
-            <w:hyperlink w:history="1" r:id="rIdn23sbv-yvurx2ffmrouox">
+            <w:hyperlink w:history="1" r:id="rIdozgqah2uhuwnlynfi8eu5">
               <w:r>
                 <w:rPr>
                   <w:rFonts w:ascii="Arial" w:cs="Arial" w:eastAsia="Arial" w:hAnsi="Arial"/>
@@ -11937,7 +11937,7 @@
               <w:spacing w:after="10" w:before="0"/>
               <w:ind w:left="120"/>
             </w:pPr>
-            <w:hyperlink w:history="1" r:id="rIdcqc1laercawscqgple3ht">
+            <w:hyperlink w:history="1" r:id="rIdici8tshqiisb2nouvq8a6">
               <w:r>
                 <w:rPr>
                   <w:rFonts w:ascii="Arial" w:cs="Arial" w:eastAsia="Arial" w:hAnsi="Arial"/>
@@ -11982,7 +11982,7 @@
             <w:pPr>
               <w:spacing w:after="20" w:before="0"/>
             </w:pPr>
-            <w:hyperlink w:history="1" r:id="rIdyedz7vqe8nlu2f4b0_0l2">
+            <w:hyperlink w:history="1" r:id="rIdllnbjecd0djzmekdrkxif">
               <w:r>
                 <w:rPr>
                   <w:rFonts w:ascii="Arial" w:cs="Arial" w:eastAsia="Arial" w:hAnsi="Arial"/>
@@ -12015,7 +12015,7 @@
               <w:spacing w:after="10" w:before="0"/>
               <w:ind w:left="120"/>
             </w:pPr>
-            <w:hyperlink w:history="1" r:id="rIdecasgoz1skw4abbgqqg5p">
+            <w:hyperlink w:history="1" r:id="rIdczklnuxeeac7ualmfzrai">
               <w:r>
                 <w:rPr>
                   <w:rFonts w:ascii="Arial" w:cs="Arial" w:eastAsia="Arial" w:hAnsi="Arial"/>
@@ -12210,7 +12210,7 @@
             <w:pPr>
               <w:spacing w:after="20" w:before="0"/>
             </w:pPr>
-            <w:hyperlink w:history="1" r:id="rIdhdkmo2cyelvvkb1qnrgv0">
+            <w:hyperlink w:history="1" r:id="rIdkvuzokxx1m4jk5md79s2v">
               <w:r>
                 <w:rPr>
                   <w:rFonts w:ascii="Arial" w:cs="Arial" w:eastAsia="Arial" w:hAnsi="Arial"/>
@@ -12243,7 +12243,7 @@
               <w:spacing w:after="10" w:before="0"/>
               <w:ind w:left="120"/>
             </w:pPr>
-            <w:hyperlink w:history="1" r:id="rIdy4ij8cd9c8qky-ufx6tzu">
+            <w:hyperlink w:history="1" r:id="rId4cqtjscrfdsvswikglrdh">
               <w:r>
                 <w:rPr>
                   <w:rFonts w:ascii="Arial" w:cs="Arial" w:eastAsia="Arial" w:hAnsi="Arial"/>
@@ -12288,7 +12288,7 @@
             <w:pPr>
               <w:spacing w:after="20" w:before="0"/>
             </w:pPr>
-            <w:hyperlink w:history="1" r:id="rIdimj9vppasjilg0q5ukauo">
+            <w:hyperlink w:history="1" r:id="rIdmjcihhdcfi_o3owpykun2">
               <w:r>
                 <w:rPr>
                   <w:rFonts w:ascii="Arial" w:cs="Arial" w:eastAsia="Arial" w:hAnsi="Arial"/>
@@ -12321,7 +12321,7 @@
               <w:spacing w:after="10" w:before="0"/>
               <w:ind w:left="120"/>
             </w:pPr>
-            <w:hyperlink w:history="1" r:id="rIdpixgfrn_ulx_qxd6cgz_k">
+            <w:hyperlink w:history="1" r:id="rIdkwrce4hlprnuymt_ze2u8">
               <w:r>
                 <w:rPr>
                   <w:rFonts w:ascii="Arial" w:cs="Arial" w:eastAsia="Arial" w:hAnsi="Arial"/>
@@ -12516,7 +12516,7 @@
             <w:pPr>
               <w:spacing w:after="20" w:before="0"/>
             </w:pPr>
-            <w:hyperlink w:history="1" r:id="rIdf3u0e0zkxooc2qpsxcduh">
+            <w:hyperlink w:history="1" r:id="rId-gxk4pkstgwpz4ncxrutq">
               <w:r>
                 <w:rPr>
                   <w:rFonts w:ascii="Arial" w:cs="Arial" w:eastAsia="Arial" w:hAnsi="Arial"/>
@@ -12549,7 +12549,7 @@
               <w:spacing w:after="10" w:before="0"/>
               <w:ind w:left="120"/>
             </w:pPr>
-            <w:hyperlink w:history="1" r:id="rIdto4upeiu4qd2fxzg8cxw-">
+            <w:hyperlink w:history="1" r:id="rIdwr02bw1hifukinlrubacm">
               <w:r>
                 <w:rPr>
                   <w:rFonts w:ascii="Arial" w:cs="Arial" w:eastAsia="Arial" w:hAnsi="Arial"/>
@@ -12594,7 +12594,7 @@
             <w:pPr>
               <w:spacing w:after="20" w:before="0"/>
             </w:pPr>
-            <w:hyperlink w:history="1" r:id="rIdg_zq2nabsaqbr7iljdi78">
+            <w:hyperlink w:history="1" r:id="rId7sb5tpugoetiypitkxnpd">
               <w:r>
                 <w:rPr>
                   <w:rFonts w:ascii="Arial" w:cs="Arial" w:eastAsia="Arial" w:hAnsi="Arial"/>
@@ -12627,7 +12627,7 @@
               <w:spacing w:after="10" w:before="0"/>
               <w:ind w:left="120"/>
             </w:pPr>
-            <w:hyperlink w:history="1" r:id="rIdyoxyp77wj7iqpgtz-znf3">
+            <w:hyperlink w:history="1" r:id="rIdszpdcmpb4c6yhd_dd0ljy">
               <w:r>
                 <w:rPr>
                   <w:rFonts w:ascii="Arial" w:cs="Arial" w:eastAsia="Arial" w:hAnsi="Arial"/>
@@ -12822,7 +12822,7 @@
             <w:pPr>
               <w:spacing w:after="20" w:before="0"/>
             </w:pPr>
-            <w:hyperlink w:history="1" r:id="rId1dgecmxvsqocunbbllo4w">
+            <w:hyperlink w:history="1" r:id="rId3d1sm3ztyl_j34hjyjsob">
               <w:r>
                 <w:rPr>
                   <w:rFonts w:ascii="Arial" w:cs="Arial" w:eastAsia="Arial" w:hAnsi="Arial"/>
@@ -12855,7 +12855,7 @@
               <w:spacing w:after="10" w:before="0"/>
               <w:ind w:left="120"/>
             </w:pPr>
-            <w:hyperlink w:history="1" r:id="rIdhl9ml_6g2bfmjxedbtecz">
+            <w:hyperlink w:history="1" r:id="rId2jlxjckjlgw3wywtxa7yd">
               <w:r>
                 <w:rPr>
                   <w:rFonts w:ascii="Arial" w:cs="Arial" w:eastAsia="Arial" w:hAnsi="Arial"/>
@@ -12900,7 +12900,7 @@
             <w:pPr>
               <w:spacing w:after="20" w:before="0"/>
             </w:pPr>
-            <w:hyperlink w:history="1" r:id="rId9dpicfe46j_zgg3g2e-lb">
+            <w:hyperlink w:history="1" r:id="rId4n6lsu1y6oqj-a1gv9rtq">
               <w:r>
                 <w:rPr>
                   <w:rFonts w:ascii="Arial" w:cs="Arial" w:eastAsia="Arial" w:hAnsi="Arial"/>
@@ -12933,7 +12933,7 @@
               <w:spacing w:after="10" w:before="0"/>
               <w:ind w:left="120"/>
             </w:pPr>
-            <w:hyperlink w:history="1" r:id="rIdsvh4bmuqqorzllubolozy">
+            <w:hyperlink w:history="1" r:id="rIdlzfmfdaohf8ha-0bbose_">
               <w:r>
                 <w:rPr>
                   <w:rFonts w:ascii="Arial" w:cs="Arial" w:eastAsia="Arial" w:hAnsi="Arial"/>
@@ -13128,7 +13128,7 @@
             <w:pPr>
               <w:spacing w:after="20" w:before="0"/>
             </w:pPr>
-            <w:hyperlink w:history="1" r:id="rIdam7qu79xo5snwztyc_3fh">
+            <w:hyperlink w:history="1" r:id="rIdkr_mooepyo99btvzjdtrd">
               <w:r>
                 <w:rPr>
                   <w:rFonts w:ascii="Arial" w:cs="Arial" w:eastAsia="Arial" w:hAnsi="Arial"/>
@@ -13177,7 +13177,7 @@
               <w:spacing w:after="10" w:before="0"/>
               <w:ind w:left="120"/>
             </w:pPr>
-            <w:hyperlink w:history="1" r:id="rIdika29fyhmpileiafujcxn">
+            <w:hyperlink w:history="1" r:id="rIdw7v0gkef3ubimdki062py">
               <w:r>
                 <w:rPr>
                   <w:rFonts w:ascii="Arial" w:cs="Arial" w:eastAsia="Arial" w:hAnsi="Arial"/>
@@ -13222,7 +13222,7 @@
             <w:pPr>
               <w:spacing w:after="20" w:before="0"/>
             </w:pPr>
-            <w:hyperlink w:history="1" r:id="rIdzoz0thrueqm_cbko7yhrt">
+            <w:hyperlink w:history="1" r:id="rIdu0b-uvmgupjgd_4czolqs">
               <w:r>
                 <w:rPr>
                   <w:rFonts w:ascii="Arial" w:cs="Arial" w:eastAsia="Arial" w:hAnsi="Arial"/>
@@ -13255,7 +13255,7 @@
               <w:spacing w:after="10" w:before="0"/>
               <w:ind w:left="120"/>
             </w:pPr>
-            <w:hyperlink w:history="1" r:id="rIdcgp7xtb-cgu2jd71lglur">
+            <w:hyperlink w:history="1" r:id="rIdqi4fpg1igk9elg8ux3mbt">
               <w:r>
                 <w:rPr>
                   <w:rFonts w:ascii="Arial" w:cs="Arial" w:eastAsia="Arial" w:hAnsi="Arial"/>
@@ -13862,7 +13862,7 @@
         </w:rPr>
         <w:t xml:space="preserve">© 2026 SeaVuria and ARES. Aligned with KICD objectives. Developed by SeaVuria; technical implementation by ARES (with AI assistance from Claude). Licensed under </w:t>
       </w:r>
-      <w:hyperlink w:history="1" r:id="rIdohcxqllim4cf-uv5q5wek">
+      <w:hyperlink w:history="1" r:id="rIdbdkuakek7rvzix5acqtfu">
         <w:r>
           <w:rPr>
             <w:rFonts w:ascii="Arial" w:cs="Arial" w:eastAsia="Arial" w:hAnsi="Arial"/>
@@ -13883,7 +13883,7 @@
         </w:rPr>
         <w:t xml:space="preserve"> (</w:t>
       </w:r>
-      <w:hyperlink w:history="1" r:id="rIdvughqblyxk2l9v4g5srjh">
+      <w:hyperlink w:history="1" r:id="rIdq59ishwgvufms9ezrjwdz">
         <w:r>
           <w:rPr>
             <w:rFonts w:ascii="Arial" w:cs="Arial" w:eastAsia="Arial" w:hAnsi="Arial"/>
@@ -14896,7 +14896,7 @@
             <w:pPr>
               <w:spacing w:after="20" w:before="0"/>
             </w:pPr>
-            <w:hyperlink w:history="1" r:id="rId6euuezkts171jg9lduvyk">
+            <w:hyperlink w:history="1" r:id="rIdit-x36mtnurlhel54wr0e">
               <w:r>
                 <w:rPr>
                   <w:rFonts w:ascii="Arial" w:cs="Arial" w:eastAsia="Arial" w:hAnsi="Arial"/>
@@ -14929,7 +14929,7 @@
               <w:spacing w:after="10" w:before="0"/>
               <w:ind w:left="120"/>
             </w:pPr>
-            <w:hyperlink w:history="1" r:id="rIda414pt9hczkhr4grchef5">
+            <w:hyperlink w:history="1" r:id="rIdtviwqot8-aovuxghs9itf">
               <w:r>
                 <w:rPr>
                   <w:rFonts w:ascii="Arial" w:cs="Arial" w:eastAsia="Arial" w:hAnsi="Arial"/>
@@ -14974,7 +14974,7 @@
             <w:pPr>
               <w:spacing w:after="20" w:before="0"/>
             </w:pPr>
-            <w:hyperlink w:history="1" r:id="rIdmqv6fpxtgab2_xyz20tvn">
+            <w:hyperlink w:history="1" r:id="rIdobxxdlzzw4ehh2lggspzh">
               <w:r>
                 <w:rPr>
                   <w:rFonts w:ascii="Arial" w:cs="Arial" w:eastAsia="Arial" w:hAnsi="Arial"/>
@@ -15007,7 +15007,7 @@
               <w:spacing w:after="10" w:before="0"/>
               <w:ind w:left="120"/>
             </w:pPr>
-            <w:hyperlink w:history="1" r:id="rIde0y-quc3vkhbvv5he-9mt">
+            <w:hyperlink w:history="1" r:id="rIdehmtrzcjdnxnowcbsyqop">
               <w:r>
                 <w:rPr>
                   <w:rFonts w:ascii="Arial" w:cs="Arial" w:eastAsia="Arial" w:hAnsi="Arial"/>
@@ -15202,7 +15202,7 @@
             <w:pPr>
               <w:spacing w:after="20" w:before="0"/>
             </w:pPr>
-            <w:hyperlink w:history="1" r:id="rIdbj8u5yole_ihcpxc2jmoi">
+            <w:hyperlink w:history="1" r:id="rIdpbk2qe5q5y_egc8vxtycx">
               <w:r>
                 <w:rPr>
                   <w:rFonts w:ascii="Arial" w:cs="Arial" w:eastAsia="Arial" w:hAnsi="Arial"/>
@@ -15235,7 +15235,7 @@
               <w:spacing w:after="10" w:before="0"/>
               <w:ind w:left="120"/>
             </w:pPr>
-            <w:hyperlink w:history="1" r:id="rIdxirwdyrbpieziu85bizyt">
+            <w:hyperlink w:history="1" r:id="rIdwgsxz8mdvox8qtohxzdeb">
               <w:r>
                 <w:rPr>
                   <w:rFonts w:ascii="Arial" w:cs="Arial" w:eastAsia="Arial" w:hAnsi="Arial"/>
@@ -15280,7 +15280,7 @@
             <w:pPr>
               <w:spacing w:after="20" w:before="0"/>
             </w:pPr>
-            <w:hyperlink w:history="1" r:id="rIdnwywklwhzs0fqfbyfg96m">
+            <w:hyperlink w:history="1" r:id="rIdm0ka8_2zcwwa49swjtbye">
               <w:r>
                 <w:rPr>
                   <w:rFonts w:ascii="Arial" w:cs="Arial" w:eastAsia="Arial" w:hAnsi="Arial"/>
@@ -15313,7 +15313,7 @@
               <w:spacing w:after="10" w:before="0"/>
               <w:ind w:left="120"/>
             </w:pPr>
-            <w:hyperlink w:history="1" r:id="rId-esev6xapipatpzjyzeqr">
+            <w:hyperlink w:history="1" r:id="rId0kepfwvfuto3y_ogybki0">
               <w:r>
                 <w:rPr>
                   <w:rFonts w:ascii="Arial" w:cs="Arial" w:eastAsia="Arial" w:hAnsi="Arial"/>
@@ -15508,7 +15508,7 @@
             <w:pPr>
               <w:spacing w:after="20" w:before="0"/>
             </w:pPr>
-            <w:hyperlink w:history="1" r:id="rIdmqk9ggssah2ezvdvbli9i">
+            <w:hyperlink w:history="1" r:id="rIdob7k94pg9eo93se7sfusj">
               <w:r>
                 <w:rPr>
                   <w:rFonts w:ascii="Arial" w:cs="Arial" w:eastAsia="Arial" w:hAnsi="Arial"/>
@@ -15557,7 +15557,7 @@
               <w:spacing w:after="10" w:before="0"/>
               <w:ind w:left="120"/>
             </w:pPr>
-            <w:hyperlink w:history="1" r:id="rId2ejc7mv4ep-uhxtghj7wv">
+            <w:hyperlink w:history="1" r:id="rIdknswlo48bxcznss51svu9">
               <w:r>
                 <w:rPr>
                   <w:rFonts w:ascii="Arial" w:cs="Arial" w:eastAsia="Arial" w:hAnsi="Arial"/>
@@ -15602,7 +15602,7 @@
             <w:pPr>
               <w:spacing w:after="20" w:before="0"/>
             </w:pPr>
-            <w:hyperlink w:history="1" r:id="rId_6zhgzy4edvaryl_wgrym">
+            <w:hyperlink w:history="1" r:id="rId_iq0wnnb6nnqomh4qb2wp">
               <w:r>
                 <w:rPr>
                   <w:rFonts w:ascii="Arial" w:cs="Arial" w:eastAsia="Arial" w:hAnsi="Arial"/>
@@ -15651,7 +15651,7 @@
               <w:spacing w:after="10" w:before="0"/>
               <w:ind w:left="120"/>
             </w:pPr>
-            <w:hyperlink w:history="1" r:id="rIddkgwsgbjy1dqquyyygsc0">
+            <w:hyperlink w:history="1" r:id="rIdbssd1crwz2p6uab805hgv">
               <w:r>
                 <w:rPr>
                   <w:rFonts w:ascii="Arial" w:cs="Arial" w:eastAsia="Arial" w:hAnsi="Arial"/>
@@ -15846,7 +15846,7 @@
             <w:pPr>
               <w:spacing w:after="20" w:before="0"/>
             </w:pPr>
-            <w:hyperlink w:history="1" r:id="rIdl3r7mkuslvfpwpghxknhh">
+            <w:hyperlink w:history="1" r:id="rIdufywtsmc1rxp5bcnsagua">
               <w:r>
                 <w:rPr>
                   <w:rFonts w:ascii="Arial" w:cs="Arial" w:eastAsia="Arial" w:hAnsi="Arial"/>
@@ -15895,7 +15895,7 @@
               <w:spacing w:after="10" w:before="0"/>
               <w:ind w:left="120"/>
             </w:pPr>
-            <w:hyperlink w:history="1" r:id="rIdylklzibyhxwtdh_zmr92u">
+            <w:hyperlink w:history="1" r:id="rIdvzhxpxab-y-xi9jgds78-">
               <w:r>
                 <w:rPr>
                   <w:rFonts w:ascii="Arial" w:cs="Arial" w:eastAsia="Arial" w:hAnsi="Arial"/>
@@ -15940,7 +15940,7 @@
             <w:pPr>
               <w:spacing w:after="20" w:before="0"/>
             </w:pPr>
-            <w:hyperlink w:history="1" r:id="rIdojw6lykifr63rthiyofbb">
+            <w:hyperlink w:history="1" r:id="rId748lma8k-s1a0cqfy_xbh">
               <w:r>
                 <w:rPr>
                   <w:rFonts w:ascii="Arial" w:cs="Arial" w:eastAsia="Arial" w:hAnsi="Arial"/>
@@ -15989,7 +15989,7 @@
               <w:spacing w:after="10" w:before="0"/>
               <w:ind w:left="120"/>
             </w:pPr>
-            <w:hyperlink w:history="1" r:id="rIdod-soieoh1-xxptm8qjtg">
+            <w:hyperlink w:history="1" r:id="rId_xwc9vof1zwtwja3fq81r">
               <w:r>
                 <w:rPr>
                   <w:rFonts w:ascii="Arial" w:cs="Arial" w:eastAsia="Arial" w:hAnsi="Arial"/>
@@ -16184,7 +16184,7 @@
             <w:pPr>
               <w:spacing w:after="20" w:before="0"/>
             </w:pPr>
-            <w:hyperlink w:history="1" r:id="rIdw3dqqdsqxjoq0ytwfo6hi">
+            <w:hyperlink w:history="1" r:id="rIddlmtc57rpr2vqrsh4ofcp">
               <w:r>
                 <w:rPr>
                   <w:rFonts w:ascii="Arial" w:cs="Arial" w:eastAsia="Arial" w:hAnsi="Arial"/>
@@ -16233,7 +16233,7 @@
               <w:spacing w:after="10" w:before="0"/>
               <w:ind w:left="120"/>
             </w:pPr>
-            <w:hyperlink w:history="1" r:id="rIdcjfnpagajoj-h7hjwcwis">
+            <w:hyperlink w:history="1" r:id="rIdsyhsz7xuqlojh1pdlqw8r">
               <w:r>
                 <w:rPr>
                   <w:rFonts w:ascii="Arial" w:cs="Arial" w:eastAsia="Arial" w:hAnsi="Arial"/>
@@ -16278,7 +16278,7 @@
             <w:pPr>
               <w:spacing w:after="20" w:before="0"/>
             </w:pPr>
-            <w:hyperlink w:history="1" r:id="rId8ncknrriclbc56vi1faai">
+            <w:hyperlink w:history="1" r:id="rIdqho-ushfk3mnddgc2zmeo">
               <w:r>
                 <w:rPr>
                   <w:rFonts w:ascii="Arial" w:cs="Arial" w:eastAsia="Arial" w:hAnsi="Arial"/>
@@ -16327,7 +16327,7 @@
               <w:spacing w:after="10" w:before="0"/>
               <w:ind w:left="120"/>
             </w:pPr>
-            <w:hyperlink w:history="1" r:id="rIdpikp2hzdjwpdlcclvffof">
+            <w:hyperlink w:history="1" r:id="rIdenby-oqvuloqe2vzlhjhk">
               <w:r>
                 <w:rPr>
                   <w:rFonts w:ascii="Arial" w:cs="Arial" w:eastAsia="Arial" w:hAnsi="Arial"/>
@@ -16839,7 +16839,7 @@
         </w:rPr>
         <w:t xml:space="preserve">© 2026 SeaVuria and ARES. Aligned with KICD objectives. Developed by SeaVuria; technical implementation by ARES (with AI assistance from Claude). Licensed under </w:t>
       </w:r>
-      <w:hyperlink w:history="1" r:id="rIdpz2ge7xetfnukw0lhk3vx">
+      <w:hyperlink w:history="1" r:id="rIdaqvyah6i5vnuqasebfqhg">
         <w:r>
           <w:rPr>
             <w:rFonts w:ascii="Arial" w:cs="Arial" w:eastAsia="Arial" w:hAnsi="Arial"/>
@@ -16860,7 +16860,7 @@
         </w:rPr>
         <w:t xml:space="preserve"> (</w:t>
       </w:r>
-      <w:hyperlink w:history="1" r:id="rIduqpli0au5uwsufdftgbeu">
+      <w:hyperlink w:history="1" r:id="rIdozfxmpixbr9rjcn24nbhz">
         <w:r>
           <w:rPr>
             <w:rFonts w:ascii="Arial" w:cs="Arial" w:eastAsia="Arial" w:hAnsi="Arial"/>
@@ -17873,7 +17873,7 @@
             <w:pPr>
               <w:spacing w:after="20" w:before="0"/>
             </w:pPr>
-            <w:hyperlink w:history="1" r:id="rId8p-rfvpwy-7xkneauzxyu">
+            <w:hyperlink w:history="1" r:id="rIdpwentsrnbvcirkz8ogn06">
               <w:r>
                 <w:rPr>
                   <w:rFonts w:ascii="Arial" w:cs="Arial" w:eastAsia="Arial" w:hAnsi="Arial"/>
@@ -17906,7 +17906,7 @@
               <w:spacing w:after="10" w:before="0"/>
               <w:ind w:left="120"/>
             </w:pPr>
-            <w:hyperlink w:history="1" r:id="rIdg5hezzgmq1eaanceqrbw7">
+            <w:hyperlink w:history="1" r:id="rIdwtnx9v8ah1a5_-ygnllea">
               <w:r>
                 <w:rPr>
                   <w:rFonts w:ascii="Arial" w:cs="Arial" w:eastAsia="Arial" w:hAnsi="Arial"/>
@@ -17951,7 +17951,7 @@
             <w:pPr>
               <w:spacing w:after="20" w:before="0"/>
             </w:pPr>
-            <w:hyperlink w:history="1" r:id="rIdm9tswjytjc6f7oj7cihez">
+            <w:hyperlink w:history="1" r:id="rIdcktyz8vopi50ssjglb2va">
               <w:r>
                 <w:rPr>
                   <w:rFonts w:ascii="Arial" w:cs="Arial" w:eastAsia="Arial" w:hAnsi="Arial"/>
@@ -17984,7 +17984,7 @@
               <w:spacing w:after="10" w:before="0"/>
               <w:ind w:left="120"/>
             </w:pPr>
-            <w:hyperlink w:history="1" r:id="rId7awqof8a89c0iq9z0nvk8">
+            <w:hyperlink w:history="1" r:id="rIdveg1dzanhztjeut_vwrgd">
               <w:r>
                 <w:rPr>
                   <w:rFonts w:ascii="Arial" w:cs="Arial" w:eastAsia="Arial" w:hAnsi="Arial"/>
@@ -18179,7 +18179,7 @@
             <w:pPr>
               <w:spacing w:after="20" w:before="0"/>
             </w:pPr>
-            <w:hyperlink w:history="1" r:id="rId0d_ovujan-advqidqfudv">
+            <w:hyperlink w:history="1" r:id="rIdvzeknwienrxc7jkluyuxp">
               <w:r>
                 <w:rPr>
                   <w:rFonts w:ascii="Arial" w:cs="Arial" w:eastAsia="Arial" w:hAnsi="Arial"/>
@@ -18212,7 +18212,7 @@
               <w:spacing w:after="10" w:before="0"/>
               <w:ind w:left="120"/>
             </w:pPr>
-            <w:hyperlink w:history="1" r:id="rId_or51oep37v2b1x9dizhx">
+            <w:hyperlink w:history="1" r:id="rIdhscukql3gjzukw-uppxnr">
               <w:r>
                 <w:rPr>
                   <w:rFonts w:ascii="Arial" w:cs="Arial" w:eastAsia="Arial" w:hAnsi="Arial"/>
@@ -18257,7 +18257,7 @@
             <w:pPr>
               <w:spacing w:after="20" w:before="0"/>
             </w:pPr>
-            <w:hyperlink w:history="1" r:id="rIdnq0ugms0m77ga2q1w-d3x">
+            <w:hyperlink w:history="1" r:id="rIdl3oghpslnzoulejtt9302">
               <w:r>
                 <w:rPr>
                   <w:rFonts w:ascii="Arial" w:cs="Arial" w:eastAsia="Arial" w:hAnsi="Arial"/>
@@ -18290,7 +18290,7 @@
               <w:spacing w:after="10" w:before="0"/>
               <w:ind w:left="120"/>
             </w:pPr>
-            <w:hyperlink w:history="1" r:id="rIdulm5g9-rkze8gnplf0rqw">
+            <w:hyperlink w:history="1" r:id="rIdbrzu5e4ht43arhzhjqqmm">
               <w:r>
                 <w:rPr>
                   <w:rFonts w:ascii="Arial" w:cs="Arial" w:eastAsia="Arial" w:hAnsi="Arial"/>
@@ -18485,7 +18485,7 @@
             <w:pPr>
               <w:spacing w:after="20" w:before="0"/>
             </w:pPr>
-            <w:hyperlink w:history="1" r:id="rIdn6kt3on48ogzowgnmlnle">
+            <w:hyperlink w:history="1" r:id="rId6ibf_awz4gz_izhquemd3">
               <w:r>
                 <w:rPr>
                   <w:rFonts w:ascii="Arial" w:cs="Arial" w:eastAsia="Arial" w:hAnsi="Arial"/>
@@ -18534,7 +18534,7 @@
               <w:spacing w:after="10" w:before="0"/>
               <w:ind w:left="120"/>
             </w:pPr>
-            <w:hyperlink w:history="1" r:id="rIdheljzy-pn7pwa_wt8ehlm">
+            <w:hyperlink w:history="1" r:id="rId1dtllnjkuwo7z6wovdcfr">
               <w:r>
                 <w:rPr>
                   <w:rFonts w:ascii="Arial" w:cs="Arial" w:eastAsia="Arial" w:hAnsi="Arial"/>
@@ -18579,7 +18579,7 @@
             <w:pPr>
               <w:spacing w:after="20" w:before="0"/>
             </w:pPr>
-            <w:hyperlink w:history="1" r:id="rId00-z1s4t907m-llxtzieb">
+            <w:hyperlink w:history="1" r:id="rIdtx7ukttwbv8px6vve90vb">
               <w:r>
                 <w:rPr>
                   <w:rFonts w:ascii="Arial" w:cs="Arial" w:eastAsia="Arial" w:hAnsi="Arial"/>
@@ -18612,7 +18612,7 @@
               <w:spacing w:after="10" w:before="0"/>
               <w:ind w:left="120"/>
             </w:pPr>
-            <w:hyperlink w:history="1" r:id="rIdi9mkry46axpk9nhuu_xyt">
+            <w:hyperlink w:history="1" r:id="rIdghmxpaal4l1e2bnhxsxqj">
               <w:r>
                 <w:rPr>
                   <w:rFonts w:ascii="Arial" w:cs="Arial" w:eastAsia="Arial" w:hAnsi="Arial"/>
@@ -18807,7 +18807,7 @@
             <w:pPr>
               <w:spacing w:after="20" w:before="0"/>
             </w:pPr>
-            <w:hyperlink w:history="1" r:id="rIdrevihezck_sfruadxv7ze">
+            <w:hyperlink w:history="1" r:id="rIdm5vfbgd9v9jrw2lfcigp5">
               <w:r>
                 <w:rPr>
                   <w:rFonts w:ascii="Arial" w:cs="Arial" w:eastAsia="Arial" w:hAnsi="Arial"/>
@@ -18856,7 +18856,7 @@
               <w:spacing w:after="10" w:before="0"/>
               <w:ind w:left="120"/>
             </w:pPr>
-            <w:hyperlink w:history="1" r:id="rIdlxoqqcidkq00oxftiq92e">
+            <w:hyperlink w:history="1" r:id="rIdbsp0mcf9mtl2at6mkj1mu">
               <w:r>
                 <w:rPr>
                   <w:rFonts w:ascii="Arial" w:cs="Arial" w:eastAsia="Arial" w:hAnsi="Arial"/>
@@ -18901,7 +18901,7 @@
             <w:pPr>
               <w:spacing w:after="20" w:before="0"/>
             </w:pPr>
-            <w:hyperlink w:history="1" r:id="rIdbgggy_jc9rx2tnvymbrlu">
+            <w:hyperlink w:history="1" r:id="rIdvkqzqmivh7_tl6grd24fj">
               <w:r>
                 <w:rPr>
                   <w:rFonts w:ascii="Arial" w:cs="Arial" w:eastAsia="Arial" w:hAnsi="Arial"/>
@@ -18934,7 +18934,7 @@
               <w:spacing w:after="10" w:before="0"/>
               <w:ind w:left="120"/>
             </w:pPr>
-            <w:hyperlink w:history="1" r:id="rIdsvo5iuvs4kbxnqe2wl7tn">
+            <w:hyperlink w:history="1" r:id="rIdfizi_ohwkpt3nrbhaczgp">
               <w:r>
                 <w:rPr>
                   <w:rFonts w:ascii="Arial" w:cs="Arial" w:eastAsia="Arial" w:hAnsi="Arial"/>
@@ -19129,7 +19129,7 @@
             <w:pPr>
               <w:spacing w:after="20" w:before="0"/>
             </w:pPr>
-            <w:hyperlink w:history="1" r:id="rId-spwreeo9lu48cuhlh59w">
+            <w:hyperlink w:history="1" r:id="rId_9unefxagjidr0o9sl8go">
               <w:r>
                 <w:rPr>
                   <w:rFonts w:ascii="Arial" w:cs="Arial" w:eastAsia="Arial" w:hAnsi="Arial"/>
@@ -19178,7 +19178,7 @@
               <w:spacing w:after="10" w:before="0"/>
               <w:ind w:left="120"/>
             </w:pPr>
-            <w:hyperlink w:history="1" r:id="rIdxiteunnurp-exy6b5aaru">
+            <w:hyperlink w:history="1" r:id="rIde5udz7d8q93uczm_1zapn">
               <w:r>
                 <w:rPr>
                   <w:rFonts w:ascii="Arial" w:cs="Arial" w:eastAsia="Arial" w:hAnsi="Arial"/>
@@ -19223,7 +19223,7 @@
             <w:pPr>
               <w:spacing w:after="20" w:before="0"/>
             </w:pPr>
-            <w:hyperlink w:history="1" r:id="rIdwd5cejq7oqjpknbo84tjc">
+            <w:hyperlink w:history="1" r:id="rIdrovs4ngefm1teaa63xtxg">
               <w:r>
                 <w:rPr>
                   <w:rFonts w:ascii="Arial" w:cs="Arial" w:eastAsia="Arial" w:hAnsi="Arial"/>
@@ -19272,7 +19272,7 @@
               <w:spacing w:after="10" w:before="0"/>
               <w:ind w:left="120"/>
             </w:pPr>
-            <w:hyperlink w:history="1" r:id="rIdfb8plnkk4y1atu5sd6a6n">
+            <w:hyperlink w:history="1" r:id="rIdlmatwimvytux6ubo0e5gq">
               <w:r>
                 <w:rPr>
                   <w:rFonts w:ascii="Arial" w:cs="Arial" w:eastAsia="Arial" w:hAnsi="Arial"/>
@@ -19879,7 +19879,7 @@
         </w:rPr>
         <w:t xml:space="preserve">© 2026 SeaVuria and ARES. Aligned with KICD objectives. Developed by SeaVuria; technical implementation by ARES (with AI assistance from Claude). Licensed under </w:t>
       </w:r>
-      <w:hyperlink w:history="1" r:id="rIdkscond7kddy1ncn8_1vgw">
+      <w:hyperlink w:history="1" r:id="rId7-husc3k8ygdaalsjig4n">
         <w:r>
           <w:rPr>
             <w:rFonts w:ascii="Arial" w:cs="Arial" w:eastAsia="Arial" w:hAnsi="Arial"/>
@@ -19900,7 +19900,7 @@
         </w:rPr>
         <w:t xml:space="preserve"> (</w:t>
       </w:r>
-      <w:hyperlink w:history="1" r:id="rIdyqbz6kseijk6z8rzf8nsv">
+      <w:hyperlink w:history="1" r:id="rIdotfa_059kbvwwyc1w3bo-">
         <w:r>
           <w:rPr>
             <w:rFonts w:ascii="Arial" w:cs="Arial" w:eastAsia="Arial" w:hAnsi="Arial"/>
@@ -20930,7 +20930,7 @@
               <w:spacing w:after="10" w:before="0"/>
               <w:ind w:left="120"/>
             </w:pPr>
-            <w:hyperlink w:history="1" r:id="rIdatqsfctstbfz6x-day7rw">
+            <w:hyperlink w:history="1" r:id="rIdo6mgmjxfteehibjq8kqmf">
               <w:r>
                 <w:rPr>
                   <w:rFonts w:ascii="Arial" w:cs="Arial" w:eastAsia="Arial" w:hAnsi="Arial"/>
@@ -20990,7 +20990,7 @@
             <w:pPr>
               <w:spacing w:after="20" w:before="0"/>
             </w:pPr>
-            <w:hyperlink w:history="1" r:id="rIdtzaukmgzg7yzrtbxycadl">
+            <w:hyperlink w:history="1" r:id="rIdrzwllnnrezem96xd37qsh">
               <w:r>
                 <w:rPr>
                   <w:rFonts w:ascii="Arial" w:cs="Arial" w:eastAsia="Arial" w:hAnsi="Arial"/>
@@ -21023,7 +21023,7 @@
               <w:spacing w:after="10" w:before="0"/>
               <w:ind w:left="120"/>
             </w:pPr>
-            <w:hyperlink w:history="1" r:id="rIdizht525o_2shq0shabuab">
+            <w:hyperlink w:history="1" r:id="rIddfo8ialyg6etzzdb9ruvo">
               <w:r>
                 <w:rPr>
                   <w:rFonts w:ascii="Arial" w:cs="Arial" w:eastAsia="Arial" w:hAnsi="Arial"/>
@@ -21235,7 +21235,7 @@
               <w:spacing w:after="10" w:before="0"/>
               <w:ind w:left="120"/>
             </w:pPr>
-            <w:hyperlink w:history="1" r:id="rIdazwjqwam9ysdgso15bika">
+            <w:hyperlink w:history="1" r:id="rIdvgf-7vd8lhzbpazhukhvw">
               <w:r>
                 <w:rPr>
                   <w:rFonts w:ascii="Arial" w:cs="Arial" w:eastAsia="Arial" w:hAnsi="Arial"/>
@@ -21295,7 +21295,7 @@
             <w:pPr>
               <w:spacing w:after="20" w:before="0"/>
             </w:pPr>
-            <w:hyperlink w:history="1" r:id="rIdmjdcos6kfzr0-drl5m0hd">
+            <w:hyperlink w:history="1" r:id="rIdh0nndui-5fvidqw0mwcgw">
               <w:r>
                 <w:rPr>
                   <w:rFonts w:ascii="Arial" w:cs="Arial" w:eastAsia="Arial" w:hAnsi="Arial"/>
@@ -21328,7 +21328,7 @@
               <w:spacing w:after="10" w:before="0"/>
               <w:ind w:left="120"/>
             </w:pPr>
-            <w:hyperlink w:history="1" r:id="rId9dbbvopcmh2uzcvmtbzje">
+            <w:hyperlink w:history="1" r:id="rIdp2pjkpljxw6inzhadapyc">
               <w:r>
                 <w:rPr>
                   <w:rFonts w:ascii="Arial" w:cs="Arial" w:eastAsia="Arial" w:hAnsi="Arial"/>
@@ -21540,7 +21540,7 @@
               <w:spacing w:after="10" w:before="0"/>
               <w:ind w:left="120"/>
             </w:pPr>
-            <w:hyperlink w:history="1" r:id="rIdw3gdxclfbyta9nv10nfzw">
+            <w:hyperlink w:history="1" r:id="rIdqi5fmykatnhqwen0jw8zb">
               <w:r>
                 <w:rPr>
                   <w:rFonts w:ascii="Arial" w:cs="Arial" w:eastAsia="Arial" w:hAnsi="Arial"/>
@@ -21600,7 +21600,7 @@
             <w:pPr>
               <w:spacing w:after="20" w:before="0"/>
             </w:pPr>
-            <w:hyperlink w:history="1" r:id="rIdf2zxdfudmnyk2r-ryxxhj">
+            <w:hyperlink w:history="1" r:id="rIduo9k6qdxecmdnzs5u5zg1">
               <w:r>
                 <w:rPr>
                   <w:rFonts w:ascii="Arial" w:cs="Arial" w:eastAsia="Arial" w:hAnsi="Arial"/>
@@ -21649,7 +21649,7 @@
               <w:spacing w:after="10" w:before="0"/>
               <w:ind w:left="120"/>
             </w:pPr>
-            <w:hyperlink w:history="1" r:id="rIdmuwg-rkjlra2ve7d3xnax">
+            <w:hyperlink w:history="1" r:id="rIdatwsl7dlxzigtojsahamd">
               <w:r>
                 <w:rPr>
                   <w:rFonts w:ascii="Arial" w:cs="Arial" w:eastAsia="Arial" w:hAnsi="Arial"/>
@@ -21861,7 +21861,7 @@
               <w:spacing w:after="10" w:before="0"/>
               <w:ind w:left="120"/>
             </w:pPr>
-            <w:hyperlink w:history="1" r:id="rIdtm01bpbd0-kz3ktyaxnrb">
+            <w:hyperlink w:history="1" r:id="rIduuqfdxjt2lwvaiq-q1ckh">
               <w:r>
                 <w:rPr>
                   <w:rFonts w:ascii="Arial" w:cs="Arial" w:eastAsia="Arial" w:hAnsi="Arial"/>
@@ -21921,7 +21921,7 @@
             <w:pPr>
               <w:spacing w:after="20" w:before="0"/>
             </w:pPr>
-            <w:hyperlink w:history="1" r:id="rIdnolzbr-_d1cwuzdtvy8_y">
+            <w:hyperlink w:history="1" r:id="rIdkmusgklmzori14s16o40e">
               <w:r>
                 <w:rPr>
                   <w:rFonts w:ascii="Arial" w:cs="Arial" w:eastAsia="Arial" w:hAnsi="Arial"/>
@@ -21954,7 +21954,7 @@
               <w:spacing w:after="10" w:before="0"/>
               <w:ind w:left="120"/>
             </w:pPr>
-            <w:hyperlink w:history="1" r:id="rIdyluovhrsldfnk0xjtb46q">
+            <w:hyperlink w:history="1" r:id="rId1sa1e7k3tvt0wqp04_2bw">
               <w:r>
                 <w:rPr>
                   <w:rFonts w:ascii="Arial" w:cs="Arial" w:eastAsia="Arial" w:hAnsi="Arial"/>
@@ -22166,7 +22166,7 @@
               <w:spacing w:after="10" w:before="0"/>
               <w:ind w:left="120"/>
             </w:pPr>
-            <w:hyperlink w:history="1" r:id="rIdtmjbltjrh3afwmxgjcxv0">
+            <w:hyperlink w:history="1" r:id="rIdpgjygnqdczctvpszayg9p">
               <w:r>
                 <w:rPr>
                   <w:rFonts w:ascii="Arial" w:cs="Arial" w:eastAsia="Arial" w:hAnsi="Arial"/>
@@ -22226,7 +22226,7 @@
             <w:pPr>
               <w:spacing w:after="20" w:before="0"/>
             </w:pPr>
-            <w:hyperlink w:history="1" r:id="rIdbix2kwzekc8f0vdustbed">
+            <w:hyperlink w:history="1" r:id="rIdgzhqae-ze1kbd7apkame3">
               <w:r>
                 <w:rPr>
                   <w:rFonts w:ascii="Arial" w:cs="Arial" w:eastAsia="Arial" w:hAnsi="Arial"/>
@@ -22259,7 +22259,7 @@
               <w:spacing w:after="10" w:before="0"/>
               <w:ind w:left="120"/>
             </w:pPr>
-            <w:hyperlink w:history="1" r:id="rId1mfe7kagfoulqvcuzboc8">
+            <w:hyperlink w:history="1" r:id="rIdrke_cn5tgyaoiwv52l9pu">
               <w:r>
                 <w:rPr>
                   <w:rFonts w:ascii="Arial" w:cs="Arial" w:eastAsia="Arial" w:hAnsi="Arial"/>
@@ -22885,7 +22885,7 @@
         </w:rPr>
         <w:t xml:space="preserve">© 2026 SeaVuria and ARES. Aligned with KICD objectives. Developed by SeaVuria; technical implementation by ARES (with AI assistance from Claude). Licensed under </w:t>
       </w:r>
-      <w:hyperlink w:history="1" r:id="rIdqizovhfuc1szullqlc9ru">
+      <w:hyperlink w:history="1" r:id="rId4qo_uc4sos8ef5zx-tbxb">
         <w:r>
           <w:rPr>
             <w:rFonts w:ascii="Arial" w:cs="Arial" w:eastAsia="Arial" w:hAnsi="Arial"/>
@@ -22906,7 +22906,7 @@
         </w:rPr>
         <w:t xml:space="preserve"> (</w:t>
       </w:r>
-      <w:hyperlink w:history="1" r:id="rIdcwrqtrhkisebbnyi0bjht">
+      <w:hyperlink w:history="1" r:id="rIddm43gw02itofuw-mtauig">
         <w:r>
           <w:rPr>
             <w:rFonts w:ascii="Arial" w:cs="Arial" w:eastAsia="Arial" w:hAnsi="Arial"/>
@@ -23919,7 +23919,7 @@
             <w:pPr>
               <w:spacing w:after="20" w:before="0"/>
             </w:pPr>
-            <w:hyperlink w:history="1" r:id="rIdxmiioup66isjaceb3skoe">
+            <w:hyperlink w:history="1" r:id="rIdhvqab_kvoz-efatbpfd0b">
               <w:r>
                 <w:rPr>
                   <w:rFonts w:ascii="Arial" w:cs="Arial" w:eastAsia="Arial" w:hAnsi="Arial"/>
@@ -23952,7 +23952,7 @@
               <w:spacing w:after="10" w:before="0"/>
               <w:ind w:left="120"/>
             </w:pPr>
-            <w:hyperlink w:history="1" r:id="rIdjhswi9_igktzjey89mxyq">
+            <w:hyperlink w:history="1" r:id="rIdt3ezrmhxughpusek0oqvl">
               <w:r>
                 <w:rPr>
                   <w:rFonts w:ascii="Arial" w:cs="Arial" w:eastAsia="Arial" w:hAnsi="Arial"/>
@@ -23997,7 +23997,7 @@
             <w:pPr>
               <w:spacing w:after="20" w:before="0"/>
             </w:pPr>
-            <w:hyperlink w:history="1" r:id="rId4fs5g0p3ngnkax9fmleh1">
+            <w:hyperlink w:history="1" r:id="rIdtd7fi-h75x5-96uc2b7ew">
               <w:r>
                 <w:rPr>
                   <w:rFonts w:ascii="Arial" w:cs="Arial" w:eastAsia="Arial" w:hAnsi="Arial"/>
@@ -24030,7 +24030,7 @@
               <w:spacing w:after="10" w:before="0"/>
               <w:ind w:left="120"/>
             </w:pPr>
-            <w:hyperlink w:history="1" r:id="rIdswt8yi8x9w-yxknecfw5t">
+            <w:hyperlink w:history="1" r:id="rIdup-a6plh7mwlkbnkcduiv">
               <w:r>
                 <w:rPr>
                   <w:rFonts w:ascii="Arial" w:cs="Arial" w:eastAsia="Arial" w:hAnsi="Arial"/>
@@ -24225,7 +24225,7 @@
             <w:pPr>
               <w:spacing w:after="20" w:before="0"/>
             </w:pPr>
-            <w:hyperlink w:history="1" r:id="rIdhqgypheeujrcgdj0cihwh">
+            <w:hyperlink w:history="1" r:id="rIdyva7u4h2tu34bh2cxm2hq">
               <w:r>
                 <w:rPr>
                   <w:rFonts w:ascii="Arial" w:cs="Arial" w:eastAsia="Arial" w:hAnsi="Arial"/>
@@ -24258,7 +24258,7 @@
               <w:spacing w:after="10" w:before="0"/>
               <w:ind w:left="120"/>
             </w:pPr>
-            <w:hyperlink w:history="1" r:id="rIdrp9lvvajlnrmjtjtbxhor">
+            <w:hyperlink w:history="1" r:id="rIdt5qhs3mdz8lsljfcdoety">
               <w:r>
                 <w:rPr>
                   <w:rFonts w:ascii="Arial" w:cs="Arial" w:eastAsia="Arial" w:hAnsi="Arial"/>
@@ -24303,7 +24303,7 @@
             <w:pPr>
               <w:spacing w:after="20" w:before="0"/>
             </w:pPr>
-            <w:hyperlink w:history="1" r:id="rId_i27z7kzlakhe9ia3whtr">
+            <w:hyperlink w:history="1" r:id="rIdncaxrj6_i3dx98qx4ys0g">
               <w:r>
                 <w:rPr>
                   <w:rFonts w:ascii="Arial" w:cs="Arial" w:eastAsia="Arial" w:hAnsi="Arial"/>
@@ -24336,7 +24336,7 @@
               <w:spacing w:after="10" w:before="0"/>
               <w:ind w:left="120"/>
             </w:pPr>
-            <w:hyperlink w:history="1" r:id="rIduabnulbqwqrezq8nld_du">
+            <w:hyperlink w:history="1" r:id="rId5suv3c8hzxlt9yhjufgeu">
               <w:r>
                 <w:rPr>
                   <w:rFonts w:ascii="Arial" w:cs="Arial" w:eastAsia="Arial" w:hAnsi="Arial"/>
@@ -24759,7 +24759,7 @@
             <w:pPr>
               <w:spacing w:after="20" w:before="0"/>
             </w:pPr>
-            <w:hyperlink w:history="1" r:id="rIdgd_mfqktnqokmrm_1cty6">
+            <w:hyperlink w:history="1" r:id="rIdivk7dnok2gcowzavrslce">
               <w:r>
                 <w:rPr>
                   <w:rFonts w:ascii="Arial" w:cs="Arial" w:eastAsia="Arial" w:hAnsi="Arial"/>
@@ -24808,7 +24808,7 @@
               <w:spacing w:after="10" w:before="0"/>
               <w:ind w:left="120"/>
             </w:pPr>
-            <w:hyperlink w:history="1" r:id="rIdjud07ydkgxhxr3obfuahs">
+            <w:hyperlink w:history="1" r:id="rIdvlxx11v0om3rsrxfhefst">
               <w:r>
                 <w:rPr>
                   <w:rFonts w:ascii="Arial" w:cs="Arial" w:eastAsia="Arial" w:hAnsi="Arial"/>
@@ -24853,7 +24853,7 @@
             <w:pPr>
               <w:spacing w:after="20" w:before="0"/>
             </w:pPr>
-            <w:hyperlink w:history="1" r:id="rId2ovru9qdkp71blgykdd48">
+            <w:hyperlink w:history="1" r:id="rIdogrl-ijm-yuufeg1tw2lj">
               <w:r>
                 <w:rPr>
                   <w:rFonts w:ascii="Arial" w:cs="Arial" w:eastAsia="Arial" w:hAnsi="Arial"/>
@@ -24886,7 +24886,7 @@
               <w:spacing w:after="10" w:before="0"/>
               <w:ind w:left="120"/>
             </w:pPr>
-            <w:hyperlink w:history="1" r:id="rIdcgpmchtjfn-codoejk1eu">
+            <w:hyperlink w:history="1" r:id="rId5hwtgcy5lizunqpvb13dw">
               <w:r>
                 <w:rPr>
                   <w:rFonts w:ascii="Arial" w:cs="Arial" w:eastAsia="Arial" w:hAnsi="Arial"/>
@@ -25347,7 +25347,7 @@
             <w:pPr>
               <w:spacing w:after="20" w:before="0"/>
             </w:pPr>
-            <w:hyperlink w:history="1" r:id="rIdrmfoespkiazpf4lv6gdww">
+            <w:hyperlink w:history="1" r:id="rIdxez5gysaexhyuzksgxdzi">
               <w:r>
                 <w:rPr>
                   <w:rFonts w:ascii="Arial" w:cs="Arial" w:eastAsia="Arial" w:hAnsi="Arial"/>
@@ -25396,7 +25396,7 @@
               <w:spacing w:after="10" w:before="0"/>
               <w:ind w:left="120"/>
             </w:pPr>
-            <w:hyperlink w:history="1" r:id="rIdcrg9okapyzwhyzv7aheej">
+            <w:hyperlink w:history="1" r:id="rIdamwp-sfyyumihj8_mvizd">
               <w:r>
                 <w:rPr>
                   <w:rFonts w:ascii="Arial" w:cs="Arial" w:eastAsia="Arial" w:hAnsi="Arial"/>
@@ -25441,7 +25441,7 @@
             <w:pPr>
               <w:spacing w:after="20" w:before="0"/>
             </w:pPr>
-            <w:hyperlink w:history="1" r:id="rIdds2x2iqwh4hgynv9-rknx">
+            <w:hyperlink w:history="1" r:id="rIdodmc5jexujf9iopeqroin">
               <w:r>
                 <w:rPr>
                   <w:rFonts w:ascii="Arial" w:cs="Arial" w:eastAsia="Arial" w:hAnsi="Arial"/>
@@ -25474,7 +25474,7 @@
               <w:spacing w:after="10" w:before="0"/>
               <w:ind w:left="120"/>
             </w:pPr>
-            <w:hyperlink w:history="1" r:id="rIdz6dr-bl7dim4sym10p1tn">
+            <w:hyperlink w:history="1" r:id="rId2rj3egs2xz6enzi7ah4sa">
               <w:r>
                 <w:rPr>
                   <w:rFonts w:ascii="Arial" w:cs="Arial" w:eastAsia="Arial" w:hAnsi="Arial"/>
@@ -25669,7 +25669,7 @@
             <w:pPr>
               <w:spacing w:after="20" w:before="0"/>
             </w:pPr>
-            <w:hyperlink w:history="1" r:id="rIdak6mpgzscziowfirle-fb">
+            <w:hyperlink w:history="1" r:id="rIdtid6v76qn7gg61stzrzxi">
               <w:r>
                 <w:rPr>
                   <w:rFonts w:ascii="Arial" w:cs="Arial" w:eastAsia="Arial" w:hAnsi="Arial"/>
@@ -25718,7 +25718,7 @@
               <w:spacing w:after="10" w:before="0"/>
               <w:ind w:left="120"/>
             </w:pPr>
-            <w:hyperlink w:history="1" r:id="rIdfnbnm5an4whfxwzp3ygzf">
+            <w:hyperlink w:history="1" r:id="rIdatxw2kx_2rrq1_iidy69z">
               <w:r>
                 <w:rPr>
                   <w:rFonts w:ascii="Arial" w:cs="Arial" w:eastAsia="Arial" w:hAnsi="Arial"/>
@@ -25763,7 +25763,7 @@
             <w:pPr>
               <w:spacing w:after="20" w:before="0"/>
             </w:pPr>
-            <w:hyperlink w:history="1" r:id="rIdfedv2d5l2-taoou48czie">
+            <w:hyperlink w:history="1" r:id="rIdpekztnshnkcwyhe30x1jm">
               <w:r>
                 <w:rPr>
                   <w:rFonts w:ascii="Arial" w:cs="Arial" w:eastAsia="Arial" w:hAnsi="Arial"/>
@@ -25796,7 +25796,7 @@
               <w:spacing w:after="10" w:before="0"/>
               <w:ind w:left="120"/>
             </w:pPr>
-            <w:hyperlink w:history="1" r:id="rIdfwpwj_-9eyvzbnlnemzvy">
+            <w:hyperlink w:history="1" r:id="rIdcvinctfyt0uqqsq8zdug_">
               <w:r>
                 <w:rPr>
                   <w:rFonts w:ascii="Arial" w:cs="Arial" w:eastAsia="Arial" w:hAnsi="Arial"/>
@@ -26536,7 +26536,7 @@
         </w:rPr>
         <w:t xml:space="preserve">© 2026 SeaVuria and ARES. Aligned with KICD objectives. Developed by SeaVuria; technical implementation by ARES (with AI assistance from Claude). Licensed under </w:t>
       </w:r>
-      <w:hyperlink w:history="1" r:id="rIdf2z312f0ohtut0w4fhpdd">
+      <w:hyperlink w:history="1" r:id="rIdu3716p9rfxaj0t3c78bon">
         <w:r>
           <w:rPr>
             <w:rFonts w:ascii="Arial" w:cs="Arial" w:eastAsia="Arial" w:hAnsi="Arial"/>
@@ -26557,7 +26557,7 @@
         </w:rPr>
         <w:t xml:space="preserve"> (</w:t>
       </w:r>
-      <w:hyperlink w:history="1" r:id="rIdulb2tmlpb-oc0ukifyter">
+      <w:hyperlink w:history="1" r:id="rIdtxk7siio81drxjkmpyovf">
         <w:r>
           <w:rPr>
             <w:rFonts w:ascii="Arial" w:cs="Arial" w:eastAsia="Arial" w:hAnsi="Arial"/>

--- a/data/outputs/v2/General_Science/SS3.3_Waves/General_Science_Waves_CBE_LessonSequence.docx
+++ b/data/outputs/v2/General_Science/SS3.3_Waves/General_Science_Waves_CBE_LessonSequence.docx
@@ -4,6 +4,7 @@
   <w:body>
     <w:p>
       <w:pPr>
+        <w:keepNext w:val="false"/>
         <w:spacing w:after="30" w:before="0"/>
         <w:jc w:val="center"/>
       </w:pPr>
@@ -23,6 +24,7 @@
     </w:p>
     <w:p>
       <w:pPr>
+        <w:keepNext w:val="false"/>
         <w:spacing w:after="60" w:before="0"/>
         <w:jc w:val="center"/>
       </w:pPr>
@@ -81,6 +83,7 @@
           </w:tcPr>
           <w:p>
             <w:pPr>
+              <w:keepNext w:val="false"/>
               <w:spacing w:after="40" w:before="0"/>
               <w:jc w:val="center"/>
             </w:pPr>
@@ -115,6 +118,7 @@
           </w:tcPr>
           <w:p>
             <w:pPr>
+              <w:keepNext w:val="false"/>
               <w:spacing w:after="40" w:before="0"/>
               <w:jc w:val="left"/>
             </w:pPr>
@@ -147,6 +151,7 @@
           </w:tcPr>
           <w:p>
             <w:pPr>
+              <w:keepNext w:val="false"/>
               <w:spacing w:after="40" w:before="0"/>
               <w:jc w:val="left"/>
             </w:pPr>
@@ -181,6 +186,7 @@
           </w:tcPr>
           <w:p>
             <w:pPr>
+              <w:keepNext w:val="false"/>
               <w:spacing w:after="40" w:before="0"/>
               <w:jc w:val="left"/>
             </w:pPr>
@@ -213,6 +219,7 @@
           </w:tcPr>
           <w:p>
             <w:pPr>
+              <w:keepNext w:val="false"/>
               <w:spacing w:after="40" w:before="0"/>
               <w:jc w:val="left"/>
             </w:pPr>
@@ -247,6 +254,7 @@
           </w:tcPr>
           <w:p>
             <w:pPr>
+              <w:keepNext w:val="false"/>
               <w:spacing w:after="40" w:before="0"/>
               <w:jc w:val="left"/>
             </w:pPr>
@@ -279,6 +287,7 @@
           </w:tcPr>
           <w:p>
             <w:pPr>
+              <w:keepNext w:val="false"/>
               <w:spacing w:after="40" w:before="0"/>
               <w:jc w:val="left"/>
             </w:pPr>
@@ -313,6 +322,7 @@
           </w:tcPr>
           <w:p>
             <w:pPr>
+              <w:keepNext w:val="false"/>
               <w:spacing w:after="40" w:before="0"/>
               <w:jc w:val="left"/>
             </w:pPr>
@@ -345,6 +355,7 @@
           </w:tcPr>
           <w:p>
             <w:pPr>
+              <w:keepNext w:val="false"/>
               <w:spacing w:after="40" w:before="0"/>
               <w:jc w:val="left"/>
             </w:pPr>
@@ -379,6 +390,7 @@
           </w:tcPr>
           <w:p>
             <w:pPr>
+              <w:keepNext w:val="false"/>
               <w:spacing w:after="40" w:before="0"/>
               <w:jc w:val="left"/>
             </w:pPr>
@@ -411,6 +423,7 @@
           </w:tcPr>
           <w:p>
             <w:pPr>
+              <w:keepNext w:val="false"/>
               <w:spacing w:after="40" w:before="0"/>
               <w:jc w:val="left"/>
             </w:pPr>
@@ -445,6 +458,7 @@
           </w:tcPr>
           <w:p>
             <w:pPr>
+              <w:keepNext w:val="false"/>
               <w:spacing w:after="40" w:before="0"/>
               <w:jc w:val="left"/>
             </w:pPr>
@@ -572,6 +586,7 @@
           </w:tcPr>
           <w:p>
             <w:pPr>
+              <w:keepNext w:val="false"/>
               <w:spacing w:after="40" w:before="0"/>
               <w:jc w:val="left"/>
             </w:pPr>
@@ -604,6 +619,7 @@
           </w:tcPr>
           <w:p>
             <w:pPr>
+              <w:keepNext w:val="false"/>
               <w:spacing w:after="40" w:before="0"/>
               <w:jc w:val="left"/>
             </w:pPr>
@@ -623,6 +639,7 @@
           </w:p>
           <w:p>
             <w:pPr>
+              <w:keepNext w:val="false"/>
               <w:spacing w:after="40" w:before="0"/>
               <w:jc w:val="left"/>
             </w:pPr>
@@ -642,6 +659,7 @@
           </w:p>
           <w:p>
             <w:pPr>
+              <w:keepNext w:val="false"/>
               <w:spacing w:after="40" w:before="0"/>
               <w:jc w:val="left"/>
             </w:pPr>
@@ -661,6 +679,7 @@
           </w:p>
           <w:p>
             <w:pPr>
+              <w:keepNext w:val="false"/>
               <w:spacing w:after="40" w:before="0"/>
               <w:jc w:val="left"/>
             </w:pPr>
@@ -680,6 +699,7 @@
           </w:p>
           <w:p>
             <w:pPr>
+              <w:keepNext w:val="false"/>
               <w:spacing w:after="40" w:before="0"/>
               <w:jc w:val="left"/>
             </w:pPr>
@@ -699,6 +719,7 @@
           </w:p>
           <w:p>
             <w:pPr>
+              <w:keepNext w:val="false"/>
               <w:spacing w:after="40" w:before="0"/>
               <w:jc w:val="left"/>
             </w:pPr>
@@ -733,6 +754,7 @@
           </w:tcPr>
           <w:p>
             <w:pPr>
+              <w:keepNext w:val="false"/>
               <w:spacing w:after="40" w:before="0"/>
               <w:jc w:val="left"/>
             </w:pPr>
@@ -820,6 +842,7 @@
           </w:tcPr>
           <w:p>
             <w:pPr>
+              <w:keepNext w:val="false"/>
               <w:spacing w:after="40" w:before="0"/>
               <w:jc w:val="left"/>
             </w:pPr>
@@ -887,6 +910,7 @@
           </w:tcPr>
           <w:p>
             <w:pPr>
+              <w:keepNext w:val="false"/>
               <w:spacing w:after="40" w:before="0"/>
               <w:jc w:val="left"/>
             </w:pPr>
@@ -1054,6 +1078,7 @@
           </w:tcPr>
           <w:p>
             <w:pPr>
+              <w:keepNext w:val="false"/>
               <w:spacing w:after="40" w:before="0"/>
               <w:jc w:val="left"/>
             </w:pPr>
@@ -1141,6 +1166,7 @@
           </w:tcPr>
           <w:p>
             <w:pPr>
+              <w:keepNext w:val="false"/>
               <w:spacing w:after="40" w:before="0"/>
               <w:jc w:val="left"/>
             </w:pPr>
@@ -1308,6 +1334,7 @@
           </w:tcPr>
           <w:p>
             <w:pPr>
+              <w:keepNext w:val="false"/>
               <w:spacing w:after="40" w:before="0"/>
               <w:jc w:val="left"/>
             </w:pPr>
@@ -1340,6 +1367,7 @@
           </w:tcPr>
           <w:p>
             <w:pPr>
+              <w:keepNext w:val="false"/>
               <w:spacing w:after="40" w:before="0"/>
               <w:jc w:val="left"/>
             </w:pPr>
@@ -1374,6 +1402,7 @@
           </w:tcPr>
           <w:p>
             <w:pPr>
+              <w:keepNext w:val="false"/>
               <w:spacing w:after="40" w:before="0"/>
               <w:jc w:val="left"/>
             </w:pPr>
@@ -1406,6 +1435,7 @@
           </w:tcPr>
           <w:p>
             <w:pPr>
+              <w:keepNext w:val="false"/>
               <w:spacing w:after="40" w:before="0"/>
               <w:jc w:val="left"/>
             </w:pPr>
@@ -1425,6 +1455,7 @@
           </w:p>
           <w:p>
             <w:pPr>
+              <w:keepNext w:val="false"/>
               <w:spacing w:after="40" w:before="0"/>
               <w:jc w:val="left"/>
             </w:pPr>
@@ -1444,6 +1475,7 @@
           </w:p>
           <w:p>
             <w:pPr>
+              <w:keepNext w:val="false"/>
               <w:spacing w:after="40" w:before="0"/>
               <w:jc w:val="left"/>
             </w:pPr>
@@ -1463,6 +1495,7 @@
           </w:p>
           <w:p>
             <w:pPr>
+              <w:keepNext w:val="false"/>
               <w:spacing w:after="40" w:before="0"/>
               <w:jc w:val="left"/>
             </w:pPr>
@@ -1482,6 +1515,7 @@
           </w:p>
           <w:p>
             <w:pPr>
+              <w:keepNext w:val="false"/>
               <w:spacing w:after="40" w:before="0"/>
               <w:jc w:val="left"/>
             </w:pPr>
@@ -1516,6 +1550,7 @@
           </w:tcPr>
           <w:p>
             <w:pPr>
+              <w:keepNext w:val="false"/>
               <w:spacing w:after="40" w:before="0"/>
               <w:jc w:val="left"/>
             </w:pPr>
@@ -1548,6 +1583,7 @@
           </w:tcPr>
           <w:p>
             <w:pPr>
+              <w:keepNext w:val="false"/>
               <w:spacing w:after="40" w:before="0"/>
               <w:jc w:val="left"/>
             </w:pPr>
@@ -1582,6 +1618,7 @@
           </w:tcPr>
           <w:p>
             <w:pPr>
+              <w:keepNext w:val="false"/>
               <w:spacing w:after="40" w:before="0"/>
               <w:jc w:val="left"/>
             </w:pPr>
@@ -1614,6 +1651,7 @@
           </w:tcPr>
           <w:p>
             <w:pPr>
+              <w:keepNext w:val="false"/>
               <w:spacing w:after="40" w:before="0"/>
               <w:jc w:val="left"/>
             </w:pPr>
@@ -1633,6 +1671,7 @@
           </w:p>
           <w:p>
             <w:pPr>
+              <w:keepNext w:val="false"/>
               <w:spacing w:after="40" w:before="0"/>
               <w:jc w:val="left"/>
             </w:pPr>
@@ -1652,6 +1691,7 @@
           </w:p>
           <w:p>
             <w:pPr>
+              <w:keepNext w:val="false"/>
               <w:spacing w:after="40" w:before="0"/>
               <w:jc w:val="left"/>
             </w:pPr>
@@ -1671,6 +1711,7 @@
           </w:p>
           <w:p>
             <w:pPr>
+              <w:keepNext w:val="false"/>
               <w:spacing w:after="40" w:before="0"/>
               <w:jc w:val="left"/>
             </w:pPr>
@@ -1690,6 +1731,7 @@
           </w:p>
           <w:p>
             <w:pPr>
+              <w:keepNext w:val="false"/>
               <w:spacing w:after="40" w:before="0"/>
               <w:jc w:val="left"/>
             </w:pPr>
@@ -1709,6 +1751,7 @@
           </w:p>
           <w:p>
             <w:pPr>
+              <w:keepNext w:val="false"/>
               <w:spacing w:after="40" w:before="0"/>
               <w:jc w:val="left"/>
             </w:pPr>
@@ -1728,6 +1771,7 @@
           </w:p>
           <w:p>
             <w:pPr>
+              <w:keepNext w:val="false"/>
               <w:spacing w:after="40" w:before="0"/>
               <w:jc w:val="left"/>
             </w:pPr>
@@ -1747,6 +1791,7 @@
           </w:p>
           <w:p>
             <w:pPr>
+              <w:keepNext w:val="false"/>
               <w:spacing w:after="40" w:before="0"/>
               <w:jc w:val="left"/>
             </w:pPr>
@@ -1766,6 +1811,7 @@
           </w:p>
           <w:p>
             <w:pPr>
+              <w:keepNext w:val="false"/>
               <w:spacing w:after="40" w:before="0"/>
               <w:jc w:val="left"/>
             </w:pPr>
@@ -1785,6 +1831,7 @@
           </w:p>
           <w:p>
             <w:pPr>
+              <w:keepNext w:val="false"/>
               <w:spacing w:after="40" w:before="0"/>
               <w:jc w:val="left"/>
             </w:pPr>
@@ -1804,6 +1851,7 @@
           </w:p>
           <w:p>
             <w:pPr>
+              <w:keepNext w:val="false"/>
               <w:spacing w:after="40" w:before="0"/>
               <w:jc w:val="left"/>
             </w:pPr>
@@ -1823,6 +1871,7 @@
           </w:p>
           <w:p>
             <w:pPr>
+              <w:keepNext w:val="false"/>
               <w:spacing w:after="40" w:before="0"/>
               <w:jc w:val="left"/>
             </w:pPr>
@@ -1842,6 +1891,7 @@
           </w:p>
           <w:p>
             <w:pPr>
+              <w:keepNext w:val="false"/>
               <w:spacing w:after="40" w:before="0"/>
               <w:jc w:val="left"/>
             </w:pPr>
@@ -1861,6 +1911,7 @@
           </w:p>
           <w:p>
             <w:pPr>
+              <w:keepNext w:val="false"/>
               <w:spacing w:after="40" w:before="0"/>
               <w:jc w:val="left"/>
             </w:pPr>
@@ -1880,6 +1931,7 @@
           </w:p>
           <w:p>
             <w:pPr>
+              <w:keepNext w:val="false"/>
               <w:spacing w:after="40" w:before="0"/>
               <w:jc w:val="left"/>
             </w:pPr>
@@ -1914,6 +1966,7 @@
           </w:tcPr>
           <w:p>
             <w:pPr>
+              <w:keepNext w:val="false"/>
               <w:spacing w:after="40" w:before="0"/>
               <w:jc w:val="left"/>
             </w:pPr>
@@ -2145,7 +2198,7 @@
         </w:rPr>
         <w:t xml:space="preserve">© 2026 SeaVuria and ARES. This work is licensed under a </w:t>
       </w:r>
-      <w:hyperlink w:history="1" r:id="rIdgtxmszjozsdoxzd2nb7oj">
+      <w:hyperlink w:history="1" r:id="rIdwci5sibmvrnnm3q2cbhl8">
         <w:r>
           <w:rPr>
             <w:rFonts w:ascii="Arial" w:cs="Arial" w:eastAsia="Arial" w:hAnsi="Arial"/>
@@ -2165,7 +2218,7 @@
         </w:rPr>
         <w:t xml:space="preserve"> (</w:t>
       </w:r>
-      <w:hyperlink w:history="1" r:id="rIdlznoj7tlll3l45irvctr5">
+      <w:hyperlink w:history="1" r:id="rIduwa1lzrg58gwe4jhikywa">
         <w:r>
           <w:rPr>
             <w:rFonts w:ascii="Arial" w:cs="Arial" w:eastAsia="Arial" w:hAnsi="Arial"/>
@@ -2185,7 +2238,7 @@
         </w:rPr>
         <w:t xml:space="preserve">). To view a copy of this license, visit </w:t>
       </w:r>
-      <w:hyperlink w:history="1" r:id="rIdr2wlo3vc627xwsaclczjt">
+      <w:hyperlink w:history="1" r:id="rId0ohkfcln3ad3ax9hhkja3">
         <w:r>
           <w:rPr>
             <w:rFonts w:ascii="Arial" w:cs="Arial" w:eastAsia="Arial" w:hAnsi="Arial"/>
@@ -2244,6 +2297,7 @@
           </w:tcPr>
           <w:p>
             <w:pPr>
+              <w:keepNext w:val="false"/>
               <w:spacing w:after="40" w:before="0"/>
               <w:jc w:val="center"/>
             </w:pPr>
@@ -2279,6 +2333,7 @@
           </w:tcPr>
           <w:p>
             <w:pPr>
+              <w:keepNext w:val="false"/>
               <w:spacing w:after="40" w:before="0"/>
               <w:jc w:val="center"/>
             </w:pPr>
@@ -2313,6 +2368,7 @@
           </w:tcPr>
           <w:p>
             <w:pPr>
+              <w:keepNext w:val="false"/>
               <w:spacing w:after="40" w:before="0"/>
               <w:jc w:val="left"/>
             </w:pPr>
@@ -2345,6 +2401,7 @@
           </w:tcPr>
           <w:p>
             <w:pPr>
+              <w:keepNext w:val="false"/>
               <w:spacing w:after="40" w:before="0"/>
               <w:jc w:val="left"/>
             </w:pPr>
@@ -2379,6 +2436,7 @@
           </w:tcPr>
           <w:p>
             <w:pPr>
+              <w:keepNext w:val="false"/>
               <w:spacing w:after="40" w:before="0"/>
               <w:jc w:val="left"/>
             </w:pPr>
@@ -2411,6 +2469,7 @@
           </w:tcPr>
           <w:p>
             <w:pPr>
+              <w:keepNext w:val="false"/>
               <w:spacing w:after="40" w:before="0"/>
               <w:jc w:val="left"/>
             </w:pPr>
@@ -2445,6 +2504,7 @@
           </w:tcPr>
           <w:p>
             <w:pPr>
+              <w:keepNext w:val="false"/>
               <w:spacing w:after="40" w:before="0"/>
               <w:jc w:val="left"/>
             </w:pPr>
@@ -2477,6 +2537,7 @@
           </w:tcPr>
           <w:p>
             <w:pPr>
+              <w:keepNext w:val="false"/>
               <w:spacing w:after="40" w:before="0"/>
               <w:jc w:val="left"/>
             </w:pPr>
@@ -2511,6 +2572,7 @@
           </w:tcPr>
           <w:p>
             <w:pPr>
+              <w:keepNext w:val="false"/>
               <w:spacing w:after="40" w:before="0"/>
               <w:jc w:val="left"/>
             </w:pPr>
@@ -2543,6 +2605,7 @@
           </w:tcPr>
           <w:p>
             <w:pPr>
+              <w:keepNext w:val="false"/>
               <w:spacing w:after="40" w:before="0"/>
               <w:jc w:val="left"/>
             </w:pPr>
@@ -2577,6 +2640,7 @@
           </w:tcPr>
           <w:p>
             <w:pPr>
+              <w:keepNext w:val="false"/>
               <w:spacing w:after="40" w:before="0"/>
               <w:jc w:val="left"/>
             </w:pPr>
@@ -2609,6 +2673,7 @@
           </w:tcPr>
           <w:p>
             <w:pPr>
+              <w:keepNext w:val="false"/>
               <w:spacing w:after="40" w:before="0"/>
               <w:jc w:val="left"/>
             </w:pPr>
@@ -2643,6 +2708,7 @@
           </w:tcPr>
           <w:p>
             <w:pPr>
+              <w:keepNext w:val="false"/>
               <w:spacing w:after="40" w:before="0"/>
               <w:jc w:val="left"/>
             </w:pPr>
@@ -2675,6 +2741,7 @@
           </w:tcPr>
           <w:p>
             <w:pPr>
+              <w:keepNext w:val="false"/>
               <w:spacing w:after="40" w:before="0"/>
               <w:jc w:val="left"/>
             </w:pPr>
@@ -2709,6 +2776,7 @@
           </w:tcPr>
           <w:p>
             <w:pPr>
+              <w:keepNext w:val="false"/>
               <w:spacing w:after="40" w:before="0"/>
               <w:jc w:val="left"/>
             </w:pPr>
@@ -2741,6 +2809,7 @@
           </w:tcPr>
           <w:p>
             <w:pPr>
+              <w:keepNext w:val="false"/>
               <w:spacing w:after="40" w:before="0"/>
               <w:jc w:val="left"/>
             </w:pPr>
@@ -2775,6 +2844,7 @@
           </w:tcPr>
           <w:p>
             <w:pPr>
+              <w:keepNext w:val="false"/>
               <w:spacing w:after="40" w:before="0"/>
               <w:jc w:val="left"/>
             </w:pPr>
@@ -2807,6 +2877,7 @@
           </w:tcPr>
           <w:p>
             <w:pPr>
+              <w:keepNext w:val="false"/>
               <w:spacing w:after="40" w:before="0"/>
               <w:jc w:val="left"/>
             </w:pPr>
@@ -2866,6 +2937,7 @@
           </w:tcPr>
           <w:p>
             <w:pPr>
+              <w:keepNext w:val="false"/>
               <w:spacing w:after="40" w:before="0"/>
               <w:jc w:val="center"/>
             </w:pPr>
@@ -2900,6 +2972,7 @@
           </w:tcPr>
           <w:p>
             <w:pPr>
+              <w:keepNext w:val="false"/>
               <w:spacing w:after="40" w:before="0"/>
               <w:jc w:val="left"/>
             </w:pPr>
@@ -2964,6 +3037,7 @@
           </w:tcPr>
           <w:p>
             <w:pPr>
+              <w:keepNext w:val="false"/>
               <w:spacing w:after="40" w:before="0"/>
               <w:jc w:val="center"/>
             </w:pPr>
@@ -2998,6 +3072,7 @@
           </w:tcPr>
           <w:p>
             <w:pPr>
+              <w:keepNext w:val="false"/>
               <w:spacing w:after="40" w:before="0"/>
               <w:jc w:val="left"/>
             </w:pPr>
@@ -3030,6 +3105,7 @@
           </w:tcPr>
           <w:p>
             <w:pPr>
+              <w:keepNext w:val="false"/>
               <w:spacing w:after="40" w:before="0"/>
               <w:jc w:val="left"/>
             </w:pPr>
@@ -3062,6 +3138,7 @@
           </w:tcPr>
           <w:p>
             <w:pPr>
+              <w:keepNext w:val="false"/>
               <w:spacing w:after="40" w:before="0"/>
               <w:jc w:val="left"/>
             </w:pPr>
@@ -3094,6 +3171,7 @@
           </w:tcPr>
           <w:p>
             <w:pPr>
+              <w:keepNext w:val="false"/>
               <w:spacing w:after="40" w:before="0"/>
               <w:jc w:val="left"/>
             </w:pPr>
@@ -3126,6 +3204,7 @@
           </w:tcPr>
           <w:p>
             <w:pPr>
+              <w:keepNext w:val="false"/>
               <w:spacing w:after="40" w:before="0"/>
               <w:jc w:val="left"/>
             </w:pPr>
@@ -3160,6 +3239,7 @@
           </w:tcPr>
           <w:p>
             <w:pPr>
+              <w:keepNext w:val="false"/>
               <w:spacing w:after="40" w:before="0"/>
               <w:jc w:val="left"/>
             </w:pPr>
@@ -3197,7 +3277,7 @@
             <w:pPr>
               <w:spacing w:after="20" w:before="0"/>
             </w:pPr>
-            <w:hyperlink w:history="1" r:id="rIdo2nbzedokdghlpamak-um">
+            <w:hyperlink w:history="1" r:id="rIdledng-y0wu1izmyy8jxlx">
               <w:r>
                 <w:rPr>
                   <w:rFonts w:ascii="Arial" w:cs="Arial" w:eastAsia="Arial" w:hAnsi="Arial"/>
@@ -3230,7 +3310,7 @@
               <w:spacing w:after="10" w:before="0"/>
               <w:ind w:left="120"/>
             </w:pPr>
-            <w:hyperlink w:history="1" r:id="rId3vu7gaqa4a3yvlpgz_fm2">
+            <w:hyperlink w:history="1" r:id="rIdijg7r4polvrnru_dz5wr1">
               <w:r>
                 <w:rPr>
                   <w:rFonts w:ascii="Arial" w:cs="Arial" w:eastAsia="Arial" w:hAnsi="Arial"/>
@@ -3275,7 +3355,7 @@
             <w:pPr>
               <w:spacing w:after="20" w:before="0"/>
             </w:pPr>
-            <w:hyperlink w:history="1" r:id="rIdechgk2-59cb7kptwocplb">
+            <w:hyperlink w:history="1" r:id="rIdn6fioay2wfnukgkaeksep">
               <w:r>
                 <w:rPr>
                   <w:rFonts w:ascii="Arial" w:cs="Arial" w:eastAsia="Arial" w:hAnsi="Arial"/>
@@ -3308,7 +3388,7 @@
               <w:spacing w:after="10" w:before="0"/>
               <w:ind w:left="120"/>
             </w:pPr>
-            <w:hyperlink w:history="1" r:id="rIda2kpqcuqlp8c3ldeezzvb">
+            <w:hyperlink w:history="1" r:id="rIdai8oex8wk7lp3rhlxsxhs">
               <w:r>
                 <w:rPr>
                   <w:rFonts w:ascii="Arial" w:cs="Arial" w:eastAsia="Arial" w:hAnsi="Arial"/>
@@ -3336,6 +3416,7 @@
           </w:tcPr>
           <w:p>
             <w:pPr>
+              <w:keepNext w:val="false"/>
               <w:spacing w:after="40" w:before="0"/>
               <w:jc w:val="left"/>
             </w:pPr>
@@ -3368,6 +3449,7 @@
           </w:tcPr>
           <w:p>
             <w:pPr>
+              <w:keepNext w:val="false"/>
               <w:spacing w:after="40" w:before="0"/>
               <w:jc w:val="left"/>
             </w:pPr>
@@ -3400,6 +3482,7 @@
           </w:tcPr>
           <w:p>
             <w:pPr>
+              <w:keepNext w:val="false"/>
               <w:spacing w:after="40" w:before="0"/>
               <w:jc w:val="left"/>
             </w:pPr>
@@ -3432,6 +3515,7 @@
           </w:tcPr>
           <w:p>
             <w:pPr>
+              <w:keepNext w:val="false"/>
               <w:spacing w:after="40" w:before="0"/>
               <w:jc w:val="left"/>
             </w:pPr>
@@ -3466,6 +3550,7 @@
           </w:tcPr>
           <w:p>
             <w:pPr>
+              <w:keepNext w:val="false"/>
               <w:spacing w:after="40" w:before="0"/>
               <w:jc w:val="left"/>
             </w:pPr>
@@ -3503,7 +3588,7 @@
             <w:pPr>
               <w:spacing w:after="20" w:before="0"/>
             </w:pPr>
-            <w:hyperlink w:history="1" r:id="rIdnfqfixrwexe9kfv325-mi">
+            <w:hyperlink w:history="1" r:id="rIdpcmdkpyn277rlsriwcpyu">
               <w:r>
                 <w:rPr>
                   <w:rFonts w:ascii="Arial" w:cs="Arial" w:eastAsia="Arial" w:hAnsi="Arial"/>
@@ -3536,7 +3621,7 @@
               <w:spacing w:after="10" w:before="0"/>
               <w:ind w:left="120"/>
             </w:pPr>
-            <w:hyperlink w:history="1" r:id="rIdahivbkf1ovy8a1e0r3j6w">
+            <w:hyperlink w:history="1" r:id="rIdwbc24yapm2hlaoxd2ns2y">
               <w:r>
                 <w:rPr>
                   <w:rFonts w:ascii="Arial" w:cs="Arial" w:eastAsia="Arial" w:hAnsi="Arial"/>
@@ -3581,7 +3666,7 @@
             <w:pPr>
               <w:spacing w:after="20" w:before="0"/>
             </w:pPr>
-            <w:hyperlink w:history="1" r:id="rIdzoy0yp_wtbjz5kdi07cbx">
+            <w:hyperlink w:history="1" r:id="rIdomjohgwjza3wlopzyxs6x">
               <w:r>
                 <w:rPr>
                   <w:rFonts w:ascii="Arial" w:cs="Arial" w:eastAsia="Arial" w:hAnsi="Arial"/>
@@ -3614,7 +3699,7 @@
               <w:spacing w:after="10" w:before="0"/>
               <w:ind w:left="120"/>
             </w:pPr>
-            <w:hyperlink w:history="1" r:id="rIdez97ffmsiysvo7w6syojk">
+            <w:hyperlink w:history="1" r:id="rIdb7ryjqzulrsfzlzrxvjlm">
               <w:r>
                 <w:rPr>
                   <w:rFonts w:ascii="Arial" w:cs="Arial" w:eastAsia="Arial" w:hAnsi="Arial"/>
@@ -3642,6 +3727,7 @@
           </w:tcPr>
           <w:p>
             <w:pPr>
+              <w:keepNext w:val="false"/>
               <w:spacing w:after="40" w:before="0"/>
               <w:jc w:val="left"/>
             </w:pPr>
@@ -3674,6 +3760,7 @@
           </w:tcPr>
           <w:p>
             <w:pPr>
+              <w:keepNext w:val="false"/>
               <w:spacing w:after="40" w:before="0"/>
               <w:jc w:val="left"/>
             </w:pPr>
@@ -3706,6 +3793,7 @@
           </w:tcPr>
           <w:p>
             <w:pPr>
+              <w:keepNext w:val="false"/>
               <w:spacing w:after="40" w:before="0"/>
               <w:jc w:val="left"/>
             </w:pPr>
@@ -3738,6 +3826,7 @@
           </w:tcPr>
           <w:p>
             <w:pPr>
+              <w:keepNext w:val="false"/>
               <w:spacing w:after="40" w:before="0"/>
               <w:jc w:val="left"/>
             </w:pPr>
@@ -3772,6 +3861,7 @@
           </w:tcPr>
           <w:p>
             <w:pPr>
+              <w:keepNext w:val="false"/>
               <w:spacing w:after="40" w:before="0"/>
               <w:jc w:val="left"/>
             </w:pPr>
@@ -3809,7 +3899,7 @@
             <w:pPr>
               <w:spacing w:after="20" w:before="0"/>
             </w:pPr>
-            <w:hyperlink w:history="1" r:id="rIdxmsdgeds3erbyjnbmcpol">
+            <w:hyperlink w:history="1" r:id="rIdhb34fhzz7canrnfvkhrg6">
               <w:r>
                 <w:rPr>
                   <w:rFonts w:ascii="Arial" w:cs="Arial" w:eastAsia="Arial" w:hAnsi="Arial"/>
@@ -3842,7 +3932,7 @@
               <w:spacing w:after="10" w:before="0"/>
               <w:ind w:left="120"/>
             </w:pPr>
-            <w:hyperlink w:history="1" r:id="rIdfxlispvznmpetwbdc1r7i">
+            <w:hyperlink w:history="1" r:id="rIdcet4ukzvi1pk9o57ylkdk">
               <w:r>
                 <w:rPr>
                   <w:rFonts w:ascii="Arial" w:cs="Arial" w:eastAsia="Arial" w:hAnsi="Arial"/>
@@ -3887,7 +3977,7 @@
             <w:pPr>
               <w:spacing w:after="20" w:before="0"/>
             </w:pPr>
-            <w:hyperlink w:history="1" r:id="rIdxpxh6sprb0toomhlyc01z">
+            <w:hyperlink w:history="1" r:id="rIdncwcqzndzanwy2ofbe6my">
               <w:r>
                 <w:rPr>
                   <w:rFonts w:ascii="Arial" w:cs="Arial" w:eastAsia="Arial" w:hAnsi="Arial"/>
@@ -3920,7 +4010,7 @@
               <w:spacing w:after="10" w:before="0"/>
               <w:ind w:left="120"/>
             </w:pPr>
-            <w:hyperlink w:history="1" r:id="rIdner3mazhljkxawihnvur7">
+            <w:hyperlink w:history="1" r:id="rIduejfpsjq9epij6gjibm84">
               <w:r>
                 <w:rPr>
                   <w:rFonts w:ascii="Arial" w:cs="Arial" w:eastAsia="Arial" w:hAnsi="Arial"/>
@@ -3948,6 +4038,7 @@
           </w:tcPr>
           <w:p>
             <w:pPr>
+              <w:keepNext w:val="false"/>
               <w:spacing w:after="40" w:before="0"/>
               <w:jc w:val="left"/>
             </w:pPr>
@@ -3980,6 +4071,7 @@
           </w:tcPr>
           <w:p>
             <w:pPr>
+              <w:keepNext w:val="false"/>
               <w:spacing w:after="40" w:before="0"/>
               <w:jc w:val="left"/>
             </w:pPr>
@@ -4012,6 +4104,7 @@
           </w:tcPr>
           <w:p>
             <w:pPr>
+              <w:keepNext w:val="false"/>
               <w:spacing w:after="40" w:before="0"/>
               <w:jc w:val="left"/>
             </w:pPr>
@@ -4044,6 +4137,7 @@
           </w:tcPr>
           <w:p>
             <w:pPr>
+              <w:keepNext w:val="false"/>
               <w:spacing w:after="40" w:before="0"/>
               <w:jc w:val="left"/>
             </w:pPr>
@@ -4078,6 +4172,7 @@
           </w:tcPr>
           <w:p>
             <w:pPr>
+              <w:keepNext w:val="false"/>
               <w:spacing w:after="40" w:before="0"/>
               <w:jc w:val="left"/>
             </w:pPr>
@@ -4115,7 +4210,7 @@
             <w:pPr>
               <w:spacing w:after="20" w:before="0"/>
             </w:pPr>
-            <w:hyperlink w:history="1" r:id="rIdumykrmv9ppql_oefmbhqw">
+            <w:hyperlink w:history="1" r:id="rId0atopgpnxaazo_n_6ams4">
               <w:r>
                 <w:rPr>
                   <w:rFonts w:ascii="Arial" w:cs="Arial" w:eastAsia="Arial" w:hAnsi="Arial"/>
@@ -4148,7 +4243,7 @@
               <w:spacing w:after="10" w:before="0"/>
               <w:ind w:left="120"/>
             </w:pPr>
-            <w:hyperlink w:history="1" r:id="rId9avurirnafav27_8642vg">
+            <w:hyperlink w:history="1" r:id="rId7wn7odjhswtsras7e13za">
               <w:r>
                 <w:rPr>
                   <w:rFonts w:ascii="Arial" w:cs="Arial" w:eastAsia="Arial" w:hAnsi="Arial"/>
@@ -4193,7 +4288,7 @@
             <w:pPr>
               <w:spacing w:after="20" w:before="0"/>
             </w:pPr>
-            <w:hyperlink w:history="1" r:id="rIdlffyf4zruyvaqowlvib_x">
+            <w:hyperlink w:history="1" r:id="rId88vvqp8wxikzgszx3t6kp">
               <w:r>
                 <w:rPr>
                   <w:rFonts w:ascii="Arial" w:cs="Arial" w:eastAsia="Arial" w:hAnsi="Arial"/>
@@ -4226,7 +4321,7 @@
               <w:spacing w:after="10" w:before="0"/>
               <w:ind w:left="120"/>
             </w:pPr>
-            <w:hyperlink w:history="1" r:id="rId-21kq6vtjqf_g-bigz-5-">
+            <w:hyperlink w:history="1" r:id="rId2yrgxtwdelbdtzfyrtf_z">
               <w:r>
                 <w:rPr>
                   <w:rFonts w:ascii="Arial" w:cs="Arial" w:eastAsia="Arial" w:hAnsi="Arial"/>
@@ -4254,6 +4349,7 @@
           </w:tcPr>
           <w:p>
             <w:pPr>
+              <w:keepNext w:val="false"/>
               <w:spacing w:after="40" w:before="0"/>
               <w:jc w:val="left"/>
             </w:pPr>
@@ -4286,6 +4382,7 @@
           </w:tcPr>
           <w:p>
             <w:pPr>
+              <w:keepNext w:val="false"/>
               <w:spacing w:after="40" w:before="0"/>
               <w:jc w:val="left"/>
             </w:pPr>
@@ -4318,6 +4415,7 @@
           </w:tcPr>
           <w:p>
             <w:pPr>
+              <w:keepNext w:val="false"/>
               <w:spacing w:after="40" w:before="0"/>
               <w:jc w:val="left"/>
             </w:pPr>
@@ -4350,6 +4448,7 @@
           </w:tcPr>
           <w:p>
             <w:pPr>
+              <w:keepNext w:val="false"/>
               <w:spacing w:after="40" w:before="0"/>
               <w:jc w:val="left"/>
             </w:pPr>
@@ -4384,6 +4483,7 @@
           </w:tcPr>
           <w:p>
             <w:pPr>
+              <w:keepNext w:val="false"/>
               <w:spacing w:after="40" w:before="0"/>
               <w:jc w:val="left"/>
             </w:pPr>
@@ -4421,7 +4521,7 @@
             <w:pPr>
               <w:spacing w:after="20" w:before="0"/>
             </w:pPr>
-            <w:hyperlink w:history="1" r:id="rId83z6xpwd5ihpvf82zqlop">
+            <w:hyperlink w:history="1" r:id="rId_pf2uh2eldrschvhppcao">
               <w:r>
                 <w:rPr>
                   <w:rFonts w:ascii="Arial" w:cs="Arial" w:eastAsia="Arial" w:hAnsi="Arial"/>
@@ -4454,7 +4554,7 @@
               <w:spacing w:after="10" w:before="0"/>
               <w:ind w:left="120"/>
             </w:pPr>
-            <w:hyperlink w:history="1" r:id="rIdflr1dypvfmvqar2rujubz">
+            <w:hyperlink w:history="1" r:id="rIdcxh7bpi6u8drjvxzgssa_">
               <w:r>
                 <w:rPr>
                   <w:rFonts w:ascii="Arial" w:cs="Arial" w:eastAsia="Arial" w:hAnsi="Arial"/>
@@ -4499,7 +4599,7 @@
             <w:pPr>
               <w:spacing w:after="20" w:before="0"/>
             </w:pPr>
-            <w:hyperlink w:history="1" r:id="rId8hbkroqnyux0txumkudwt">
+            <w:hyperlink w:history="1" r:id="rIdgrdn5qltupjrrdrmwitwi">
               <w:r>
                 <w:rPr>
                   <w:rFonts w:ascii="Arial" w:cs="Arial" w:eastAsia="Arial" w:hAnsi="Arial"/>
@@ -4532,7 +4632,7 @@
               <w:spacing w:after="10" w:before="0"/>
               <w:ind w:left="120"/>
             </w:pPr>
-            <w:hyperlink w:history="1" r:id="rIdjqdqq0kbhgbivkauncrlc">
+            <w:hyperlink w:history="1" r:id="rId5_vfxjfsvrnuujuv1crh9">
               <w:r>
                 <w:rPr>
                   <w:rFonts w:ascii="Arial" w:cs="Arial" w:eastAsia="Arial" w:hAnsi="Arial"/>
@@ -4560,6 +4660,7 @@
           </w:tcPr>
           <w:p>
             <w:pPr>
+              <w:keepNext w:val="false"/>
               <w:spacing w:after="40" w:before="0"/>
               <w:jc w:val="left"/>
             </w:pPr>
@@ -4592,6 +4693,7 @@
           </w:tcPr>
           <w:p>
             <w:pPr>
+              <w:keepNext w:val="false"/>
               <w:spacing w:after="40" w:before="0"/>
               <w:jc w:val="left"/>
             </w:pPr>
@@ -4624,6 +4726,7 @@
           </w:tcPr>
           <w:p>
             <w:pPr>
+              <w:keepNext w:val="false"/>
               <w:spacing w:after="40" w:before="0"/>
               <w:jc w:val="left"/>
             </w:pPr>
@@ -4656,6 +4759,7 @@
           </w:tcPr>
           <w:p>
             <w:pPr>
+              <w:keepNext w:val="false"/>
               <w:spacing w:after="40" w:before="0"/>
               <w:jc w:val="left"/>
             </w:pPr>
@@ -4715,6 +4819,7 @@
           </w:tcPr>
           <w:p>
             <w:pPr>
+              <w:keepNext w:val="false"/>
               <w:spacing w:after="40" w:before="0"/>
               <w:jc w:val="center"/>
             </w:pPr>
@@ -4749,6 +4854,7 @@
           </w:tcPr>
           <w:p>
             <w:pPr>
+              <w:keepNext w:val="false"/>
               <w:spacing w:after="40" w:before="0"/>
               <w:jc w:val="left"/>
             </w:pPr>
@@ -4810,6 +4916,7 @@
           </w:tcPr>
           <w:p>
             <w:pPr>
+              <w:keepNext w:val="false"/>
               <w:spacing w:after="40" w:before="0"/>
               <w:jc w:val="center"/>
             </w:pPr>
@@ -4844,6 +4951,7 @@
           </w:tcPr>
           <w:p>
             <w:pPr>
+              <w:keepNext w:val="false"/>
               <w:spacing w:after="40" w:before="0"/>
               <w:jc w:val="left"/>
             </w:pPr>
@@ -4876,6 +4984,7 @@
           </w:tcPr>
           <w:p>
             <w:pPr>
+              <w:keepNext w:val="false"/>
               <w:spacing w:after="40" w:before="0"/>
               <w:jc w:val="left"/>
             </w:pPr>
@@ -4910,6 +5019,7 @@
           </w:tcPr>
           <w:p>
             <w:pPr>
+              <w:keepNext w:val="false"/>
               <w:spacing w:after="40" w:before="0"/>
               <w:jc w:val="left"/>
             </w:pPr>
@@ -4942,6 +5052,7 @@
           </w:tcPr>
           <w:p>
             <w:pPr>
+              <w:keepNext w:val="false"/>
               <w:spacing w:after="40" w:before="0"/>
               <w:jc w:val="left"/>
             </w:pPr>
@@ -4976,6 +5087,7 @@
           </w:tcPr>
           <w:p>
             <w:pPr>
+              <w:keepNext w:val="false"/>
               <w:spacing w:after="40" w:before="0"/>
               <w:jc w:val="left"/>
             </w:pPr>
@@ -5008,6 +5120,7 @@
           </w:tcPr>
           <w:p>
             <w:pPr>
+              <w:keepNext w:val="false"/>
               <w:spacing w:after="40" w:before="0"/>
               <w:jc w:val="left"/>
             </w:pPr>
@@ -5044,7 +5157,7 @@
         </w:rPr>
         <w:t xml:space="preserve">© 2026 SeaVuria and ARES. Aligned with KICD objectives. Developed by SeaVuria; technical implementation by ARES (with AI assistance from Claude). Licensed under </w:t>
       </w:r>
-      <w:hyperlink w:history="1" r:id="rId-7v9gunhmyj6vhrvwo-41">
+      <w:hyperlink w:history="1" r:id="rIdyvhrxzuwyhqluyopobrih">
         <w:r>
           <w:rPr>
             <w:rFonts w:ascii="Arial" w:cs="Arial" w:eastAsia="Arial" w:hAnsi="Arial"/>
@@ -5065,7 +5178,7 @@
         </w:rPr>
         <w:t xml:space="preserve"> (</w:t>
       </w:r>
-      <w:hyperlink w:history="1" r:id="rIdspgp4nxjbf5w73om_gore">
+      <w:hyperlink w:history="1" r:id="rIddqkkjh9skaksefedbqmh-">
         <w:r>
           <w:rPr>
             <w:rFonts w:ascii="Arial" w:cs="Arial" w:eastAsia="Arial" w:hAnsi="Arial"/>
@@ -5125,6 +5238,7 @@
           </w:tcPr>
           <w:p>
             <w:pPr>
+              <w:keepNext w:val="false"/>
               <w:spacing w:after="40" w:before="0"/>
               <w:jc w:val="center"/>
             </w:pPr>
@@ -5160,6 +5274,7 @@
           </w:tcPr>
           <w:p>
             <w:pPr>
+              <w:keepNext w:val="false"/>
               <w:spacing w:after="40" w:before="0"/>
               <w:jc w:val="center"/>
             </w:pPr>
@@ -5194,6 +5309,7 @@
           </w:tcPr>
           <w:p>
             <w:pPr>
+              <w:keepNext w:val="false"/>
               <w:spacing w:after="40" w:before="0"/>
               <w:jc w:val="left"/>
             </w:pPr>
@@ -5226,6 +5342,7 @@
           </w:tcPr>
           <w:p>
             <w:pPr>
+              <w:keepNext w:val="false"/>
               <w:spacing w:after="40" w:before="0"/>
               <w:jc w:val="left"/>
             </w:pPr>
@@ -5260,6 +5377,7 @@
           </w:tcPr>
           <w:p>
             <w:pPr>
+              <w:keepNext w:val="false"/>
               <w:spacing w:after="40" w:before="0"/>
               <w:jc w:val="left"/>
             </w:pPr>
@@ -5292,6 +5410,7 @@
           </w:tcPr>
           <w:p>
             <w:pPr>
+              <w:keepNext w:val="false"/>
               <w:spacing w:after="40" w:before="0"/>
               <w:jc w:val="left"/>
             </w:pPr>
@@ -5326,6 +5445,7 @@
           </w:tcPr>
           <w:p>
             <w:pPr>
+              <w:keepNext w:val="false"/>
               <w:spacing w:after="40" w:before="0"/>
               <w:jc w:val="left"/>
             </w:pPr>
@@ -5358,6 +5478,7 @@
           </w:tcPr>
           <w:p>
             <w:pPr>
+              <w:keepNext w:val="false"/>
               <w:spacing w:after="40" w:before="0"/>
               <w:jc w:val="left"/>
             </w:pPr>
@@ -5392,6 +5513,7 @@
           </w:tcPr>
           <w:p>
             <w:pPr>
+              <w:keepNext w:val="false"/>
               <w:spacing w:after="40" w:before="0"/>
               <w:jc w:val="left"/>
             </w:pPr>
@@ -5424,6 +5546,7 @@
           </w:tcPr>
           <w:p>
             <w:pPr>
+              <w:keepNext w:val="false"/>
               <w:spacing w:after="40" w:before="0"/>
               <w:jc w:val="left"/>
             </w:pPr>
@@ -5458,6 +5581,7 @@
           </w:tcPr>
           <w:p>
             <w:pPr>
+              <w:keepNext w:val="false"/>
               <w:spacing w:after="40" w:before="0"/>
               <w:jc w:val="left"/>
             </w:pPr>
@@ -5490,6 +5614,7 @@
           </w:tcPr>
           <w:p>
             <w:pPr>
+              <w:keepNext w:val="false"/>
               <w:spacing w:after="40" w:before="0"/>
               <w:jc w:val="left"/>
             </w:pPr>
@@ -5524,6 +5649,7 @@
           </w:tcPr>
           <w:p>
             <w:pPr>
+              <w:keepNext w:val="false"/>
               <w:spacing w:after="40" w:before="0"/>
               <w:jc w:val="left"/>
             </w:pPr>
@@ -5556,6 +5682,7 @@
           </w:tcPr>
           <w:p>
             <w:pPr>
+              <w:keepNext w:val="false"/>
               <w:spacing w:after="40" w:before="0"/>
               <w:jc w:val="left"/>
             </w:pPr>
@@ -5590,6 +5717,7 @@
           </w:tcPr>
           <w:p>
             <w:pPr>
+              <w:keepNext w:val="false"/>
               <w:spacing w:after="40" w:before="0"/>
               <w:jc w:val="left"/>
             </w:pPr>
@@ -5622,6 +5750,7 @@
           </w:tcPr>
           <w:p>
             <w:pPr>
+              <w:keepNext w:val="false"/>
               <w:spacing w:after="40" w:before="0"/>
               <w:jc w:val="left"/>
             </w:pPr>
@@ -5656,6 +5785,7 @@
           </w:tcPr>
           <w:p>
             <w:pPr>
+              <w:keepNext w:val="false"/>
               <w:spacing w:after="40" w:before="0"/>
               <w:jc w:val="left"/>
             </w:pPr>
@@ -5688,6 +5818,7 @@
           </w:tcPr>
           <w:p>
             <w:pPr>
+              <w:keepNext w:val="false"/>
               <w:spacing w:after="40" w:before="0"/>
               <w:jc w:val="left"/>
             </w:pPr>
@@ -5747,6 +5878,7 @@
           </w:tcPr>
           <w:p>
             <w:pPr>
+              <w:keepNext w:val="false"/>
               <w:spacing w:after="40" w:before="0"/>
               <w:jc w:val="center"/>
             </w:pPr>
@@ -5781,6 +5913,7 @@
           </w:tcPr>
           <w:p>
             <w:pPr>
+              <w:keepNext w:val="false"/>
               <w:spacing w:after="40" w:before="0"/>
               <w:jc w:val="left"/>
             </w:pPr>
@@ -5845,6 +5978,7 @@
           </w:tcPr>
           <w:p>
             <w:pPr>
+              <w:keepNext w:val="false"/>
               <w:spacing w:after="40" w:before="0"/>
               <w:jc w:val="center"/>
             </w:pPr>
@@ -5879,6 +6013,7 @@
           </w:tcPr>
           <w:p>
             <w:pPr>
+              <w:keepNext w:val="false"/>
               <w:spacing w:after="40" w:before="0"/>
               <w:jc w:val="left"/>
             </w:pPr>
@@ -5911,6 +6046,7 @@
           </w:tcPr>
           <w:p>
             <w:pPr>
+              <w:keepNext w:val="false"/>
               <w:spacing w:after="40" w:before="0"/>
               <w:jc w:val="left"/>
             </w:pPr>
@@ -5943,6 +6079,7 @@
           </w:tcPr>
           <w:p>
             <w:pPr>
+              <w:keepNext w:val="false"/>
               <w:spacing w:after="40" w:before="0"/>
               <w:jc w:val="left"/>
             </w:pPr>
@@ -5975,6 +6112,7 @@
           </w:tcPr>
           <w:p>
             <w:pPr>
+              <w:keepNext w:val="false"/>
               <w:spacing w:after="40" w:before="0"/>
               <w:jc w:val="left"/>
             </w:pPr>
@@ -6007,6 +6145,7 @@
           </w:tcPr>
           <w:p>
             <w:pPr>
+              <w:keepNext w:val="false"/>
               <w:spacing w:after="40" w:before="0"/>
               <w:jc w:val="left"/>
             </w:pPr>
@@ -6041,6 +6180,7 @@
           </w:tcPr>
           <w:p>
             <w:pPr>
+              <w:keepNext w:val="false"/>
               <w:spacing w:after="40" w:before="0"/>
               <w:jc w:val="left"/>
             </w:pPr>
@@ -6078,7 +6218,7 @@
             <w:pPr>
               <w:spacing w:after="20" w:before="0"/>
             </w:pPr>
-            <w:hyperlink w:history="1" r:id="rId93q-c6trsz-c2wu9ya1my">
+            <w:hyperlink w:history="1" r:id="rIdhthsigjvyb3seprmjysv6">
               <w:r>
                 <w:rPr>
                   <w:rFonts w:ascii="Arial" w:cs="Arial" w:eastAsia="Arial" w:hAnsi="Arial"/>
@@ -6111,7 +6251,7 @@
               <w:spacing w:after="10" w:before="0"/>
               <w:ind w:left="120"/>
             </w:pPr>
-            <w:hyperlink w:history="1" r:id="rIdls2cuko-xc47m5byiudum">
+            <w:hyperlink w:history="1" r:id="rIdb9cazf_mrheisjekvwcme">
               <w:r>
                 <w:rPr>
                   <w:rFonts w:ascii="Arial" w:cs="Arial" w:eastAsia="Arial" w:hAnsi="Arial"/>
@@ -6156,7 +6296,7 @@
             <w:pPr>
               <w:spacing w:after="20" w:before="0"/>
             </w:pPr>
-            <w:hyperlink w:history="1" r:id="rId63eegfe8hir4kerc5kidh">
+            <w:hyperlink w:history="1" r:id="rId3rph_yv9b5tbqa4tfsg6y">
               <w:r>
                 <w:rPr>
                   <w:rFonts w:ascii="Arial" w:cs="Arial" w:eastAsia="Arial" w:hAnsi="Arial"/>
@@ -6189,7 +6329,7 @@
               <w:spacing w:after="10" w:before="0"/>
               <w:ind w:left="120"/>
             </w:pPr>
-            <w:hyperlink w:history="1" r:id="rIdmirav7hksci7v_jesr6ic">
+            <w:hyperlink w:history="1" r:id="rIdgu6rkvp3ataxlwdsbczgp">
               <w:r>
                 <w:rPr>
                   <w:rFonts w:ascii="Arial" w:cs="Arial" w:eastAsia="Arial" w:hAnsi="Arial"/>
@@ -6217,6 +6357,7 @@
           </w:tcPr>
           <w:p>
             <w:pPr>
+              <w:keepNext w:val="false"/>
               <w:spacing w:after="40" w:before="0"/>
               <w:jc w:val="left"/>
             </w:pPr>
@@ -6249,6 +6390,7 @@
           </w:tcPr>
           <w:p>
             <w:pPr>
+              <w:keepNext w:val="false"/>
               <w:spacing w:after="40" w:before="0"/>
               <w:jc w:val="left"/>
             </w:pPr>
@@ -6281,6 +6423,7 @@
           </w:tcPr>
           <w:p>
             <w:pPr>
+              <w:keepNext w:val="false"/>
               <w:spacing w:after="40" w:before="0"/>
               <w:jc w:val="left"/>
             </w:pPr>
@@ -6313,6 +6456,7 @@
           </w:tcPr>
           <w:p>
             <w:pPr>
+              <w:keepNext w:val="false"/>
               <w:spacing w:after="40" w:before="0"/>
               <w:jc w:val="left"/>
             </w:pPr>
@@ -6347,6 +6491,7 @@
           </w:tcPr>
           <w:p>
             <w:pPr>
+              <w:keepNext w:val="false"/>
               <w:spacing w:after="40" w:before="0"/>
               <w:jc w:val="left"/>
             </w:pPr>
@@ -6384,7 +6529,7 @@
             <w:pPr>
               <w:spacing w:after="20" w:before="0"/>
             </w:pPr>
-            <w:hyperlink w:history="1" r:id="rIdevhmqxlzdtbhkpams2waf">
+            <w:hyperlink w:history="1" r:id="rId94guap-0n-up60mmd54lx">
               <w:r>
                 <w:rPr>
                   <w:rFonts w:ascii="Arial" w:cs="Arial" w:eastAsia="Arial" w:hAnsi="Arial"/>
@@ -6417,7 +6562,7 @@
               <w:spacing w:after="10" w:before="0"/>
               <w:ind w:left="120"/>
             </w:pPr>
-            <w:hyperlink w:history="1" r:id="rIdc_5hsesa-ldpsnaginsv-">
+            <w:hyperlink w:history="1" r:id="rIdfxzibw3ppbq4bgqlckhak">
               <w:r>
                 <w:rPr>
                   <w:rFonts w:ascii="Arial" w:cs="Arial" w:eastAsia="Arial" w:hAnsi="Arial"/>
@@ -6462,7 +6607,7 @@
             <w:pPr>
               <w:spacing w:after="20" w:before="0"/>
             </w:pPr>
-            <w:hyperlink w:history="1" r:id="rId90zoas0n0edbg-ao3h1nh">
+            <w:hyperlink w:history="1" r:id="rIdqaoswryugaqxj3bdi36bp">
               <w:r>
                 <w:rPr>
                   <w:rFonts w:ascii="Arial" w:cs="Arial" w:eastAsia="Arial" w:hAnsi="Arial"/>
@@ -6495,7 +6640,7 @@
               <w:spacing w:after="10" w:before="0"/>
               <w:ind w:left="120"/>
             </w:pPr>
-            <w:hyperlink w:history="1" r:id="rIddml7kjpzhd8lmwlqjeas-">
+            <w:hyperlink w:history="1" r:id="rIdtdysdfnkyu82nflngkm2l">
               <w:r>
                 <w:rPr>
                   <w:rFonts w:ascii="Arial" w:cs="Arial" w:eastAsia="Arial" w:hAnsi="Arial"/>
@@ -6523,6 +6668,7 @@
           </w:tcPr>
           <w:p>
             <w:pPr>
+              <w:keepNext w:val="false"/>
               <w:spacing w:after="40" w:before="0"/>
               <w:jc w:val="left"/>
             </w:pPr>
@@ -6555,6 +6701,7 @@
           </w:tcPr>
           <w:p>
             <w:pPr>
+              <w:keepNext w:val="false"/>
               <w:spacing w:after="40" w:before="0"/>
               <w:jc w:val="left"/>
             </w:pPr>
@@ -6587,6 +6734,7 @@
           </w:tcPr>
           <w:p>
             <w:pPr>
+              <w:keepNext w:val="false"/>
               <w:spacing w:after="40" w:before="0"/>
               <w:jc w:val="left"/>
             </w:pPr>
@@ -6619,6 +6767,7 @@
           </w:tcPr>
           <w:p>
             <w:pPr>
+              <w:keepNext w:val="false"/>
               <w:spacing w:after="40" w:before="0"/>
               <w:jc w:val="left"/>
             </w:pPr>
@@ -6653,6 +6802,7 @@
           </w:tcPr>
           <w:p>
             <w:pPr>
+              <w:keepNext w:val="false"/>
               <w:spacing w:after="40" w:before="0"/>
               <w:jc w:val="left"/>
             </w:pPr>
@@ -6690,7 +6840,7 @@
             <w:pPr>
               <w:spacing w:after="20" w:before="0"/>
             </w:pPr>
-            <w:hyperlink w:history="1" r:id="rIdrazgd1okc7sbrhl_8feht">
+            <w:hyperlink w:history="1" r:id="rId4qfbnpfntms6u2qgtacyv">
               <w:r>
                 <w:rPr>
                   <w:rFonts w:ascii="Arial" w:cs="Arial" w:eastAsia="Arial" w:hAnsi="Arial"/>
@@ -6739,7 +6889,7 @@
               <w:spacing w:after="10" w:before="0"/>
               <w:ind w:left="120"/>
             </w:pPr>
-            <w:hyperlink w:history="1" r:id="rId6hr2djomlns5rsmny17wd">
+            <w:hyperlink w:history="1" r:id="rIdo2ztpoy27rt9plerrynh6">
               <w:r>
                 <w:rPr>
                   <w:rFonts w:ascii="Arial" w:cs="Arial" w:eastAsia="Arial" w:hAnsi="Arial"/>
@@ -6784,7 +6934,7 @@
             <w:pPr>
               <w:spacing w:after="20" w:before="0"/>
             </w:pPr>
-            <w:hyperlink w:history="1" r:id="rIdm2dpsdpa-8fdfqrh2yzvz">
+            <w:hyperlink w:history="1" r:id="rId3naqagaecqja80rqfdanl">
               <w:r>
                 <w:rPr>
                   <w:rFonts w:ascii="Arial" w:cs="Arial" w:eastAsia="Arial" w:hAnsi="Arial"/>
@@ -6817,7 +6967,7 @@
               <w:spacing w:after="10" w:before="0"/>
               <w:ind w:left="120"/>
             </w:pPr>
-            <w:hyperlink w:history="1" r:id="rIdjyscz2zj27kq4ey4wt8zb">
+            <w:hyperlink w:history="1" r:id="rId2crmmzx5pyf1-dgbevfgg">
               <w:r>
                 <w:rPr>
                   <w:rFonts w:ascii="Arial" w:cs="Arial" w:eastAsia="Arial" w:hAnsi="Arial"/>
@@ -6845,6 +6995,7 @@
           </w:tcPr>
           <w:p>
             <w:pPr>
+              <w:keepNext w:val="false"/>
               <w:spacing w:after="40" w:before="0"/>
               <w:jc w:val="left"/>
             </w:pPr>
@@ -6877,6 +7028,7 @@
           </w:tcPr>
           <w:p>
             <w:pPr>
+              <w:keepNext w:val="false"/>
               <w:spacing w:after="40" w:before="0"/>
               <w:jc w:val="left"/>
             </w:pPr>
@@ -6909,6 +7061,7 @@
           </w:tcPr>
           <w:p>
             <w:pPr>
+              <w:keepNext w:val="false"/>
               <w:spacing w:after="40" w:before="0"/>
               <w:jc w:val="left"/>
             </w:pPr>
@@ -6941,6 +7094,7 @@
           </w:tcPr>
           <w:p>
             <w:pPr>
+              <w:keepNext w:val="false"/>
               <w:spacing w:after="40" w:before="0"/>
               <w:jc w:val="left"/>
             </w:pPr>
@@ -6975,6 +7129,7 @@
           </w:tcPr>
           <w:p>
             <w:pPr>
+              <w:keepNext w:val="false"/>
               <w:spacing w:after="40" w:before="0"/>
               <w:jc w:val="left"/>
             </w:pPr>
@@ -7012,7 +7167,7 @@
             <w:pPr>
               <w:spacing w:after="20" w:before="0"/>
             </w:pPr>
-            <w:hyperlink w:history="1" r:id="rIdyk4n2nqia0iiedaebeker">
+            <w:hyperlink w:history="1" r:id="rIda6f5hckhb81onekfv0lmw">
               <w:r>
                 <w:rPr>
                   <w:rFonts w:ascii="Arial" w:cs="Arial" w:eastAsia="Arial" w:hAnsi="Arial"/>
@@ -7061,7 +7216,7 @@
               <w:spacing w:after="10" w:before="0"/>
               <w:ind w:left="120"/>
             </w:pPr>
-            <w:hyperlink w:history="1" r:id="rIdooqvqsp_rul4ki7as86ao">
+            <w:hyperlink w:history="1" r:id="rId7mfe5bx-ozhtz0nxmtki6">
               <w:r>
                 <w:rPr>
                   <w:rFonts w:ascii="Arial" w:cs="Arial" w:eastAsia="Arial" w:hAnsi="Arial"/>
@@ -7106,7 +7261,7 @@
             <w:pPr>
               <w:spacing w:after="20" w:before="0"/>
             </w:pPr>
-            <w:hyperlink w:history="1" r:id="rIdrxwu-_hrvmygv-ea-ynwk">
+            <w:hyperlink w:history="1" r:id="rIdii3v977vfzrljfrueeowv">
               <w:r>
                 <w:rPr>
                   <w:rFonts w:ascii="Arial" w:cs="Arial" w:eastAsia="Arial" w:hAnsi="Arial"/>
@@ -7139,7 +7294,7 @@
               <w:spacing w:after="10" w:before="0"/>
               <w:ind w:left="120"/>
             </w:pPr>
-            <w:hyperlink w:history="1" r:id="rIdjacofdynplzl_w0mjmxbh">
+            <w:hyperlink w:history="1" r:id="rIdlhphjegkor_gcrpxwvshc">
               <w:r>
                 <w:rPr>
                   <w:rFonts w:ascii="Arial" w:cs="Arial" w:eastAsia="Arial" w:hAnsi="Arial"/>
@@ -7167,6 +7322,7 @@
           </w:tcPr>
           <w:p>
             <w:pPr>
+              <w:keepNext w:val="false"/>
               <w:spacing w:after="40" w:before="0"/>
               <w:jc w:val="left"/>
             </w:pPr>
@@ -7199,6 +7355,7 @@
           </w:tcPr>
           <w:p>
             <w:pPr>
+              <w:keepNext w:val="false"/>
               <w:spacing w:after="40" w:before="0"/>
               <w:jc w:val="left"/>
             </w:pPr>
@@ -7231,6 +7388,7 @@
           </w:tcPr>
           <w:p>
             <w:pPr>
+              <w:keepNext w:val="false"/>
               <w:spacing w:after="40" w:before="0"/>
               <w:jc w:val="left"/>
             </w:pPr>
@@ -7263,6 +7421,7 @@
           </w:tcPr>
           <w:p>
             <w:pPr>
+              <w:keepNext w:val="false"/>
               <w:spacing w:after="40" w:before="0"/>
               <w:jc w:val="left"/>
             </w:pPr>
@@ -7297,6 +7456,7 @@
           </w:tcPr>
           <w:p>
             <w:pPr>
+              <w:keepNext w:val="false"/>
               <w:spacing w:after="40" w:before="0"/>
               <w:jc w:val="left"/>
             </w:pPr>
@@ -7334,7 +7494,7 @@
             <w:pPr>
               <w:spacing w:after="20" w:before="0"/>
             </w:pPr>
-            <w:hyperlink w:history="1" r:id="rId7nviyrv4aeuvry905qsbu">
+            <w:hyperlink w:history="1" r:id="rId0bdadhec1ynczp0cg5v-l">
               <w:r>
                 <w:rPr>
                   <w:rFonts w:ascii="Arial" w:cs="Arial" w:eastAsia="Arial" w:hAnsi="Arial"/>
@@ -7383,7 +7543,7 @@
               <w:spacing w:after="10" w:before="0"/>
               <w:ind w:left="120"/>
             </w:pPr>
-            <w:hyperlink w:history="1" r:id="rId6wxsmgid4pgikwmhck3gm">
+            <w:hyperlink w:history="1" r:id="rId14lhzlg-qbjqqqe-mrdlm">
               <w:r>
                 <w:rPr>
                   <w:rFonts w:ascii="Arial" w:cs="Arial" w:eastAsia="Arial" w:hAnsi="Arial"/>
@@ -7428,7 +7588,7 @@
             <w:pPr>
               <w:spacing w:after="20" w:before="0"/>
             </w:pPr>
-            <w:hyperlink w:history="1" r:id="rIdni6rgupk1f78qdfo49fje">
+            <w:hyperlink w:history="1" r:id="rIdwmdjp96byzk7miu2lkxvd">
               <w:r>
                 <w:rPr>
                   <w:rFonts w:ascii="Arial" w:cs="Arial" w:eastAsia="Arial" w:hAnsi="Arial"/>
@@ -7461,7 +7621,7 @@
               <w:spacing w:after="10" w:before="0"/>
               <w:ind w:left="120"/>
             </w:pPr>
-            <w:hyperlink w:history="1" r:id="rIdgr89m2ro_ij5bv2ee215v">
+            <w:hyperlink w:history="1" r:id="rIdk-hlp-umala-ghjpsqtdn">
               <w:r>
                 <w:rPr>
                   <w:rFonts w:ascii="Arial" w:cs="Arial" w:eastAsia="Arial" w:hAnsi="Arial"/>
@@ -7489,6 +7649,7 @@
           </w:tcPr>
           <w:p>
             <w:pPr>
+              <w:keepNext w:val="false"/>
               <w:spacing w:after="40" w:before="0"/>
               <w:jc w:val="left"/>
             </w:pPr>
@@ -7521,6 +7682,7 @@
           </w:tcPr>
           <w:p>
             <w:pPr>
+              <w:keepNext w:val="false"/>
               <w:spacing w:after="40" w:before="0"/>
               <w:jc w:val="left"/>
             </w:pPr>
@@ -7553,6 +7715,7 @@
           </w:tcPr>
           <w:p>
             <w:pPr>
+              <w:keepNext w:val="false"/>
               <w:spacing w:after="40" w:before="0"/>
               <w:jc w:val="left"/>
             </w:pPr>
@@ -7585,6 +7748,7 @@
           </w:tcPr>
           <w:p>
             <w:pPr>
+              <w:keepNext w:val="false"/>
               <w:spacing w:after="40" w:before="0"/>
               <w:jc w:val="left"/>
             </w:pPr>
@@ -7644,6 +7808,7 @@
           </w:tcPr>
           <w:p>
             <w:pPr>
+              <w:keepNext w:val="false"/>
               <w:spacing w:after="40" w:before="0"/>
               <w:jc w:val="center"/>
             </w:pPr>
@@ -7678,6 +7843,7 @@
           </w:tcPr>
           <w:p>
             <w:pPr>
+              <w:keepNext w:val="false"/>
               <w:spacing w:after="40" w:before="0"/>
               <w:jc w:val="left"/>
             </w:pPr>
@@ -7739,6 +7905,7 @@
           </w:tcPr>
           <w:p>
             <w:pPr>
+              <w:keepNext w:val="false"/>
               <w:spacing w:after="40" w:before="0"/>
               <w:jc w:val="center"/>
             </w:pPr>
@@ -7773,6 +7940,7 @@
           </w:tcPr>
           <w:p>
             <w:pPr>
+              <w:keepNext w:val="false"/>
               <w:spacing w:after="40" w:before="0"/>
               <w:jc w:val="left"/>
             </w:pPr>
@@ -7805,6 +7973,7 @@
           </w:tcPr>
           <w:p>
             <w:pPr>
+              <w:keepNext w:val="false"/>
               <w:spacing w:after="40" w:before="0"/>
               <w:jc w:val="left"/>
             </w:pPr>
@@ -7839,6 +8008,7 @@
           </w:tcPr>
           <w:p>
             <w:pPr>
+              <w:keepNext w:val="false"/>
               <w:spacing w:after="40" w:before="0"/>
               <w:jc w:val="left"/>
             </w:pPr>
@@ -7871,6 +8041,7 @@
           </w:tcPr>
           <w:p>
             <w:pPr>
+              <w:keepNext w:val="false"/>
               <w:spacing w:after="40" w:before="0"/>
               <w:jc w:val="left"/>
             </w:pPr>
@@ -7905,6 +8076,7 @@
           </w:tcPr>
           <w:p>
             <w:pPr>
+              <w:keepNext w:val="false"/>
               <w:spacing w:after="40" w:before="0"/>
               <w:jc w:val="left"/>
             </w:pPr>
@@ -7937,6 +8109,7 @@
           </w:tcPr>
           <w:p>
             <w:pPr>
+              <w:keepNext w:val="false"/>
               <w:spacing w:after="40" w:before="0"/>
               <w:jc w:val="left"/>
             </w:pPr>
@@ -7973,7 +8146,7 @@
         </w:rPr>
         <w:t xml:space="preserve">© 2026 SeaVuria and ARES. Aligned with KICD objectives. Developed by SeaVuria; technical implementation by ARES (with AI assistance from Claude). Licensed under </w:t>
       </w:r>
-      <w:hyperlink w:history="1" r:id="rIdhvw0pxx0_cwdxxqmtihve">
+      <w:hyperlink w:history="1" r:id="rIdg-sfpk_nxcyx0y5f6msqc">
         <w:r>
           <w:rPr>
             <w:rFonts w:ascii="Arial" w:cs="Arial" w:eastAsia="Arial" w:hAnsi="Arial"/>
@@ -7994,7 +8167,7 @@
         </w:rPr>
         <w:t xml:space="preserve"> (</w:t>
       </w:r>
-      <w:hyperlink w:history="1" r:id="rIdwxoka06zbzhbntqjkiwzr">
+      <w:hyperlink w:history="1" r:id="rIdxvdx8ebqi3sww_zberkdh">
         <w:r>
           <w:rPr>
             <w:rFonts w:ascii="Arial" w:cs="Arial" w:eastAsia="Arial" w:hAnsi="Arial"/>
@@ -8054,6 +8227,7 @@
           </w:tcPr>
           <w:p>
             <w:pPr>
+              <w:keepNext w:val="false"/>
               <w:spacing w:after="40" w:before="0"/>
               <w:jc w:val="center"/>
             </w:pPr>
@@ -8089,6 +8263,7 @@
           </w:tcPr>
           <w:p>
             <w:pPr>
+              <w:keepNext w:val="false"/>
               <w:spacing w:after="40" w:before="0"/>
               <w:jc w:val="center"/>
             </w:pPr>
@@ -8123,6 +8298,7 @@
           </w:tcPr>
           <w:p>
             <w:pPr>
+              <w:keepNext w:val="false"/>
               <w:spacing w:after="40" w:before="0"/>
               <w:jc w:val="left"/>
             </w:pPr>
@@ -8155,6 +8331,7 @@
           </w:tcPr>
           <w:p>
             <w:pPr>
+              <w:keepNext w:val="false"/>
               <w:spacing w:after="40" w:before="0"/>
               <w:jc w:val="left"/>
             </w:pPr>
@@ -8189,6 +8366,7 @@
           </w:tcPr>
           <w:p>
             <w:pPr>
+              <w:keepNext w:val="false"/>
               <w:spacing w:after="40" w:before="0"/>
               <w:jc w:val="left"/>
             </w:pPr>
@@ -8221,6 +8399,7 @@
           </w:tcPr>
           <w:p>
             <w:pPr>
+              <w:keepNext w:val="false"/>
               <w:spacing w:after="40" w:before="0"/>
               <w:jc w:val="left"/>
             </w:pPr>
@@ -8255,6 +8434,7 @@
           </w:tcPr>
           <w:p>
             <w:pPr>
+              <w:keepNext w:val="false"/>
               <w:spacing w:after="40" w:before="0"/>
               <w:jc w:val="left"/>
             </w:pPr>
@@ -8287,6 +8467,7 @@
           </w:tcPr>
           <w:p>
             <w:pPr>
+              <w:keepNext w:val="false"/>
               <w:spacing w:after="40" w:before="0"/>
               <w:jc w:val="left"/>
             </w:pPr>
@@ -8321,6 +8502,7 @@
           </w:tcPr>
           <w:p>
             <w:pPr>
+              <w:keepNext w:val="false"/>
               <w:spacing w:after="40" w:before="0"/>
               <w:jc w:val="left"/>
             </w:pPr>
@@ -8353,6 +8535,7 @@
           </w:tcPr>
           <w:p>
             <w:pPr>
+              <w:keepNext w:val="false"/>
               <w:spacing w:after="40" w:before="0"/>
               <w:jc w:val="left"/>
             </w:pPr>
@@ -8387,6 +8570,7 @@
           </w:tcPr>
           <w:p>
             <w:pPr>
+              <w:keepNext w:val="false"/>
               <w:spacing w:after="40" w:before="0"/>
               <w:jc w:val="left"/>
             </w:pPr>
@@ -8419,6 +8603,7 @@
           </w:tcPr>
           <w:p>
             <w:pPr>
+              <w:keepNext w:val="false"/>
               <w:spacing w:after="40" w:before="0"/>
               <w:jc w:val="left"/>
             </w:pPr>
@@ -8453,6 +8638,7 @@
           </w:tcPr>
           <w:p>
             <w:pPr>
+              <w:keepNext w:val="false"/>
               <w:spacing w:after="40" w:before="0"/>
               <w:jc w:val="left"/>
             </w:pPr>
@@ -8485,6 +8671,7 @@
           </w:tcPr>
           <w:p>
             <w:pPr>
+              <w:keepNext w:val="false"/>
               <w:spacing w:after="40" w:before="0"/>
               <w:jc w:val="left"/>
             </w:pPr>
@@ -8519,6 +8706,7 @@
           </w:tcPr>
           <w:p>
             <w:pPr>
+              <w:keepNext w:val="false"/>
               <w:spacing w:after="40" w:before="0"/>
               <w:jc w:val="left"/>
             </w:pPr>
@@ -8551,6 +8739,7 @@
           </w:tcPr>
           <w:p>
             <w:pPr>
+              <w:keepNext w:val="false"/>
               <w:spacing w:after="40" w:before="0"/>
               <w:jc w:val="left"/>
             </w:pPr>
@@ -8585,6 +8774,7 @@
           </w:tcPr>
           <w:p>
             <w:pPr>
+              <w:keepNext w:val="false"/>
               <w:spacing w:after="40" w:before="0"/>
               <w:jc w:val="left"/>
             </w:pPr>
@@ -8617,6 +8807,7 @@
           </w:tcPr>
           <w:p>
             <w:pPr>
+              <w:keepNext w:val="false"/>
               <w:spacing w:after="40" w:before="0"/>
               <w:jc w:val="left"/>
             </w:pPr>
@@ -8676,6 +8867,7 @@
           </w:tcPr>
           <w:p>
             <w:pPr>
+              <w:keepNext w:val="false"/>
               <w:spacing w:after="40" w:before="0"/>
               <w:jc w:val="center"/>
             </w:pPr>
@@ -8710,6 +8902,7 @@
           </w:tcPr>
           <w:p>
             <w:pPr>
+              <w:keepNext w:val="false"/>
               <w:spacing w:after="40" w:before="0"/>
               <w:jc w:val="left"/>
             </w:pPr>
@@ -8774,6 +8967,7 @@
           </w:tcPr>
           <w:p>
             <w:pPr>
+              <w:keepNext w:val="false"/>
               <w:spacing w:after="40" w:before="0"/>
               <w:jc w:val="center"/>
             </w:pPr>
@@ -8808,6 +9002,7 @@
           </w:tcPr>
           <w:p>
             <w:pPr>
+              <w:keepNext w:val="false"/>
               <w:spacing w:after="40" w:before="0"/>
               <w:jc w:val="left"/>
             </w:pPr>
@@ -8840,6 +9035,7 @@
           </w:tcPr>
           <w:p>
             <w:pPr>
+              <w:keepNext w:val="false"/>
               <w:spacing w:after="40" w:before="0"/>
               <w:jc w:val="left"/>
             </w:pPr>
@@ -8872,6 +9068,7 @@
           </w:tcPr>
           <w:p>
             <w:pPr>
+              <w:keepNext w:val="false"/>
               <w:spacing w:after="40" w:before="0"/>
               <w:jc w:val="left"/>
             </w:pPr>
@@ -8904,6 +9101,7 @@
           </w:tcPr>
           <w:p>
             <w:pPr>
+              <w:keepNext w:val="false"/>
               <w:spacing w:after="40" w:before="0"/>
               <w:jc w:val="left"/>
             </w:pPr>
@@ -8936,6 +9134,7 @@
           </w:tcPr>
           <w:p>
             <w:pPr>
+              <w:keepNext w:val="false"/>
               <w:spacing w:after="40" w:before="0"/>
               <w:jc w:val="left"/>
             </w:pPr>
@@ -8970,6 +9169,7 @@
           </w:tcPr>
           <w:p>
             <w:pPr>
+              <w:keepNext w:val="false"/>
               <w:spacing w:after="40" w:before="0"/>
               <w:jc w:val="left"/>
             </w:pPr>
@@ -9007,7 +9207,7 @@
             <w:pPr>
               <w:spacing w:after="20" w:before="0"/>
             </w:pPr>
-            <w:hyperlink w:history="1" r:id="rIdtuwhxkdh8ylc1w7edtt9k">
+            <w:hyperlink w:history="1" r:id="rIdsgq_uqdcvpmqjlara2ozv">
               <w:r>
                 <w:rPr>
                   <w:rFonts w:ascii="Arial" w:cs="Arial" w:eastAsia="Arial" w:hAnsi="Arial"/>
@@ -9040,7 +9240,7 @@
               <w:spacing w:after="10" w:before="0"/>
               <w:ind w:left="120"/>
             </w:pPr>
-            <w:hyperlink w:history="1" r:id="rIdvoztagclxjtdalpqmylgl">
+            <w:hyperlink w:history="1" r:id="rId_a5d4bm8ip7yben82deoc">
               <w:r>
                 <w:rPr>
                   <w:rFonts w:ascii="Arial" w:cs="Arial" w:eastAsia="Arial" w:hAnsi="Arial"/>
@@ -9085,7 +9285,7 @@
             <w:pPr>
               <w:spacing w:after="20" w:before="0"/>
             </w:pPr>
-            <w:hyperlink w:history="1" r:id="rId8jjkml5jabt9yvbve_cck">
+            <w:hyperlink w:history="1" r:id="rIdbtrtz5bcxuprym2j8zyoe">
               <w:r>
                 <w:rPr>
                   <w:rFonts w:ascii="Arial" w:cs="Arial" w:eastAsia="Arial" w:hAnsi="Arial"/>
@@ -9118,7 +9318,7 @@
               <w:spacing w:after="10" w:before="0"/>
               <w:ind w:left="120"/>
             </w:pPr>
-            <w:hyperlink w:history="1" r:id="rIdsywl-4ljynlbdmg2v3gys">
+            <w:hyperlink w:history="1" r:id="rIdajf_ybollwjbmhjhfw7xg">
               <w:r>
                 <w:rPr>
                   <w:rFonts w:ascii="Arial" w:cs="Arial" w:eastAsia="Arial" w:hAnsi="Arial"/>
@@ -9146,6 +9346,7 @@
           </w:tcPr>
           <w:p>
             <w:pPr>
+              <w:keepNext w:val="false"/>
               <w:spacing w:after="40" w:before="0"/>
               <w:jc w:val="left"/>
             </w:pPr>
@@ -9178,6 +9379,7 @@
           </w:tcPr>
           <w:p>
             <w:pPr>
+              <w:keepNext w:val="false"/>
               <w:spacing w:after="40" w:before="0"/>
               <w:jc w:val="left"/>
             </w:pPr>
@@ -9210,6 +9412,7 @@
           </w:tcPr>
           <w:p>
             <w:pPr>
+              <w:keepNext w:val="false"/>
               <w:spacing w:after="40" w:before="0"/>
               <w:jc w:val="left"/>
             </w:pPr>
@@ -9242,6 +9445,7 @@
           </w:tcPr>
           <w:p>
             <w:pPr>
+              <w:keepNext w:val="false"/>
               <w:spacing w:after="40" w:before="0"/>
               <w:jc w:val="left"/>
             </w:pPr>
@@ -9276,6 +9480,7 @@
           </w:tcPr>
           <w:p>
             <w:pPr>
+              <w:keepNext w:val="false"/>
               <w:spacing w:after="40" w:before="0"/>
               <w:jc w:val="left"/>
             </w:pPr>
@@ -9313,7 +9518,7 @@
             <w:pPr>
               <w:spacing w:after="20" w:before="0"/>
             </w:pPr>
-            <w:hyperlink w:history="1" r:id="rIdvxa5mw5lmizwedzum3jx5">
+            <w:hyperlink w:history="1" r:id="rIdae-upi6kmf5s41wlnjjxi">
               <w:r>
                 <w:rPr>
                   <w:rFonts w:ascii="Arial" w:cs="Arial" w:eastAsia="Arial" w:hAnsi="Arial"/>
@@ -9346,7 +9551,7 @@
               <w:spacing w:after="10" w:before="0"/>
               <w:ind w:left="120"/>
             </w:pPr>
-            <w:hyperlink w:history="1" r:id="rIdm6xc-c00blty6x4umr0ib">
+            <w:hyperlink w:history="1" r:id="rIdj13djfygffhkyyqxpalvr">
               <w:r>
                 <w:rPr>
                   <w:rFonts w:ascii="Arial" w:cs="Arial" w:eastAsia="Arial" w:hAnsi="Arial"/>
@@ -9391,7 +9596,7 @@
             <w:pPr>
               <w:spacing w:after="20" w:before="0"/>
             </w:pPr>
-            <w:hyperlink w:history="1" r:id="rIdaum14amme1ybe4nmh0ffm">
+            <w:hyperlink w:history="1" r:id="rIdklbkmxtrcfmjoizqvctal">
               <w:r>
                 <w:rPr>
                   <w:rFonts w:ascii="Arial" w:cs="Arial" w:eastAsia="Arial" w:hAnsi="Arial"/>
@@ -9424,7 +9629,7 @@
               <w:spacing w:after="10" w:before="0"/>
               <w:ind w:left="120"/>
             </w:pPr>
-            <w:hyperlink w:history="1" r:id="rIdyygqby9rxwxa-3-m2phih">
+            <w:hyperlink w:history="1" r:id="rIdh8fr8xd5rtozelnt51kez">
               <w:r>
                 <w:rPr>
                   <w:rFonts w:ascii="Arial" w:cs="Arial" w:eastAsia="Arial" w:hAnsi="Arial"/>
@@ -9452,6 +9657,7 @@
           </w:tcPr>
           <w:p>
             <w:pPr>
+              <w:keepNext w:val="false"/>
               <w:spacing w:after="40" w:before="0"/>
               <w:jc w:val="left"/>
             </w:pPr>
@@ -9484,6 +9690,7 @@
           </w:tcPr>
           <w:p>
             <w:pPr>
+              <w:keepNext w:val="false"/>
               <w:spacing w:after="40" w:before="0"/>
               <w:jc w:val="left"/>
             </w:pPr>
@@ -9516,6 +9723,7 @@
           </w:tcPr>
           <w:p>
             <w:pPr>
+              <w:keepNext w:val="false"/>
               <w:spacing w:after="40" w:before="0"/>
               <w:jc w:val="left"/>
             </w:pPr>
@@ -9548,6 +9756,7 @@
           </w:tcPr>
           <w:p>
             <w:pPr>
+              <w:keepNext w:val="false"/>
               <w:spacing w:after="40" w:before="0"/>
               <w:jc w:val="left"/>
             </w:pPr>
@@ -9582,6 +9791,7 @@
           </w:tcPr>
           <w:p>
             <w:pPr>
+              <w:keepNext w:val="false"/>
               <w:spacing w:after="40" w:before="0"/>
               <w:jc w:val="left"/>
             </w:pPr>
@@ -9619,7 +9829,7 @@
             <w:pPr>
               <w:spacing w:after="20" w:before="0"/>
             </w:pPr>
-            <w:hyperlink w:history="1" r:id="rIdn7wrfauugvbxv5v0jba1n">
+            <w:hyperlink w:history="1" r:id="rIdfmyzvx1y3xalruxovni4w">
               <w:r>
                 <w:rPr>
                   <w:rFonts w:ascii="Arial" w:cs="Arial" w:eastAsia="Arial" w:hAnsi="Arial"/>
@@ -9652,7 +9862,7 @@
               <w:spacing w:after="10" w:before="0"/>
               <w:ind w:left="120"/>
             </w:pPr>
-            <w:hyperlink w:history="1" r:id="rIdsnfbanuu_cb2n-zin8z2o">
+            <w:hyperlink w:history="1" r:id="rIdwdiqsceh8amlfbq7tszxf">
               <w:r>
                 <w:rPr>
                   <w:rFonts w:ascii="Arial" w:cs="Arial" w:eastAsia="Arial" w:hAnsi="Arial"/>
@@ -9697,7 +9907,7 @@
             <w:pPr>
               <w:spacing w:after="20" w:before="0"/>
             </w:pPr>
-            <w:hyperlink w:history="1" r:id="rIdcqxgvupkxoefoo8rzsdbd">
+            <w:hyperlink w:history="1" r:id="rIdswboqreou-dxknfh2n_-c">
               <w:r>
                 <w:rPr>
                   <w:rFonts w:ascii="Arial" w:cs="Arial" w:eastAsia="Arial" w:hAnsi="Arial"/>
@@ -9730,7 +9940,7 @@
               <w:spacing w:after="10" w:before="0"/>
               <w:ind w:left="120"/>
             </w:pPr>
-            <w:hyperlink w:history="1" r:id="rId9m5jrepr4jclz2sz--wir">
+            <w:hyperlink w:history="1" r:id="rIdtf8ki2pparghfx23k5d0f">
               <w:r>
                 <w:rPr>
                   <w:rFonts w:ascii="Arial" w:cs="Arial" w:eastAsia="Arial" w:hAnsi="Arial"/>
@@ -9758,6 +9968,7 @@
           </w:tcPr>
           <w:p>
             <w:pPr>
+              <w:keepNext w:val="false"/>
               <w:spacing w:after="40" w:before="0"/>
               <w:jc w:val="left"/>
             </w:pPr>
@@ -9790,6 +10001,7 @@
           </w:tcPr>
           <w:p>
             <w:pPr>
+              <w:keepNext w:val="false"/>
               <w:spacing w:after="40" w:before="0"/>
               <w:jc w:val="left"/>
             </w:pPr>
@@ -9822,6 +10034,7 @@
           </w:tcPr>
           <w:p>
             <w:pPr>
+              <w:keepNext w:val="false"/>
               <w:spacing w:after="40" w:before="0"/>
               <w:jc w:val="left"/>
             </w:pPr>
@@ -9854,6 +10067,7 @@
           </w:tcPr>
           <w:p>
             <w:pPr>
+              <w:keepNext w:val="false"/>
               <w:spacing w:after="40" w:before="0"/>
               <w:jc w:val="left"/>
             </w:pPr>
@@ -9888,6 +10102,7 @@
           </w:tcPr>
           <w:p>
             <w:pPr>
+              <w:keepNext w:val="false"/>
               <w:spacing w:after="40" w:before="0"/>
               <w:jc w:val="left"/>
             </w:pPr>
@@ -9925,7 +10140,7 @@
             <w:pPr>
               <w:spacing w:after="20" w:before="0"/>
             </w:pPr>
-            <w:hyperlink w:history="1" r:id="rId8bta2dfumuy2m6xztzvss">
+            <w:hyperlink w:history="1" r:id="rIdqw3osmlsua8aqjxijs-xr">
               <w:r>
                 <w:rPr>
                   <w:rFonts w:ascii="Arial" w:cs="Arial" w:eastAsia="Arial" w:hAnsi="Arial"/>
@@ -9958,7 +10173,7 @@
               <w:spacing w:after="10" w:before="0"/>
               <w:ind w:left="120"/>
             </w:pPr>
-            <w:hyperlink w:history="1" r:id="rIdst9c0-t7kbnzgtfrbbirf">
+            <w:hyperlink w:history="1" r:id="rIdwz6tisonklbyqg4mo4jgz">
               <w:r>
                 <w:rPr>
                   <w:rFonts w:ascii="Arial" w:cs="Arial" w:eastAsia="Arial" w:hAnsi="Arial"/>
@@ -10003,7 +10218,7 @@
             <w:pPr>
               <w:spacing w:after="20" w:before="0"/>
             </w:pPr>
-            <w:hyperlink w:history="1" r:id="rIdxschkolsdqj-adwkjnaas">
+            <w:hyperlink w:history="1" r:id="rIdicww_ilbignbfpnxup35h">
               <w:r>
                 <w:rPr>
                   <w:rFonts w:ascii="Arial" w:cs="Arial" w:eastAsia="Arial" w:hAnsi="Arial"/>
@@ -10036,7 +10251,7 @@
               <w:spacing w:after="10" w:before="0"/>
               <w:ind w:left="120"/>
             </w:pPr>
-            <w:hyperlink w:history="1" r:id="rIdi4qgtsmjmakxlfgfect66">
+            <w:hyperlink w:history="1" r:id="rIdhx-aq542nn0dvqc7vzkkw">
               <w:r>
                 <w:rPr>
                   <w:rFonts w:ascii="Arial" w:cs="Arial" w:eastAsia="Arial" w:hAnsi="Arial"/>
@@ -10064,6 +10279,7 @@
           </w:tcPr>
           <w:p>
             <w:pPr>
+              <w:keepNext w:val="false"/>
               <w:spacing w:after="40" w:before="0"/>
               <w:jc w:val="left"/>
             </w:pPr>
@@ -10096,6 +10312,7 @@
           </w:tcPr>
           <w:p>
             <w:pPr>
+              <w:keepNext w:val="false"/>
               <w:spacing w:after="40" w:before="0"/>
               <w:jc w:val="left"/>
             </w:pPr>
@@ -10128,6 +10345,7 @@
           </w:tcPr>
           <w:p>
             <w:pPr>
+              <w:keepNext w:val="false"/>
               <w:spacing w:after="40" w:before="0"/>
               <w:jc w:val="left"/>
             </w:pPr>
@@ -10160,6 +10378,7 @@
           </w:tcPr>
           <w:p>
             <w:pPr>
+              <w:keepNext w:val="false"/>
               <w:spacing w:after="40" w:before="0"/>
               <w:jc w:val="left"/>
             </w:pPr>
@@ -10194,6 +10413,7 @@
           </w:tcPr>
           <w:p>
             <w:pPr>
+              <w:keepNext w:val="false"/>
               <w:spacing w:after="40" w:before="0"/>
               <w:jc w:val="left"/>
             </w:pPr>
@@ -10231,7 +10451,7 @@
             <w:pPr>
               <w:spacing w:after="20" w:before="0"/>
             </w:pPr>
-            <w:hyperlink w:history="1" r:id="rIdqwrb9ezt0odtj4nxzrwcq">
+            <w:hyperlink w:history="1" r:id="rIdcsadc8kq3cvwfxqtwcuqh">
               <w:r>
                 <w:rPr>
                   <w:rFonts w:ascii="Arial" w:cs="Arial" w:eastAsia="Arial" w:hAnsi="Arial"/>
@@ -10280,7 +10500,7 @@
               <w:spacing w:after="10" w:before="0"/>
               <w:ind w:left="120"/>
             </w:pPr>
-            <w:hyperlink w:history="1" r:id="rIdmqrju7povnwbta9wcvjb4">
+            <w:hyperlink w:history="1" r:id="rIdm90ln5bwxne6ww9s7zuzj">
               <w:r>
                 <w:rPr>
                   <w:rFonts w:ascii="Arial" w:cs="Arial" w:eastAsia="Arial" w:hAnsi="Arial"/>
@@ -10325,7 +10545,7 @@
             <w:pPr>
               <w:spacing w:after="20" w:before="0"/>
             </w:pPr>
-            <w:hyperlink w:history="1" r:id="rIdu7ma7kiln0abxlkeomcdo">
+            <w:hyperlink w:history="1" r:id="rIdhy74emd6bdtp-jkkszv6f">
               <w:r>
                 <w:rPr>
                   <w:rFonts w:ascii="Arial" w:cs="Arial" w:eastAsia="Arial" w:hAnsi="Arial"/>
@@ -10358,7 +10578,7 @@
               <w:spacing w:after="10" w:before="0"/>
               <w:ind w:left="120"/>
             </w:pPr>
-            <w:hyperlink w:history="1" r:id="rId5vnmvsqdbg9odabkx6vop">
+            <w:hyperlink w:history="1" r:id="rIdcddm31mv9cdgg-b29rfij">
               <w:r>
                 <w:rPr>
                   <w:rFonts w:ascii="Arial" w:cs="Arial" w:eastAsia="Arial" w:hAnsi="Arial"/>
@@ -10386,6 +10606,7 @@
           </w:tcPr>
           <w:p>
             <w:pPr>
+              <w:keepNext w:val="false"/>
               <w:spacing w:after="40" w:before="0"/>
               <w:jc w:val="left"/>
             </w:pPr>
@@ -10418,6 +10639,7 @@
           </w:tcPr>
           <w:p>
             <w:pPr>
+              <w:keepNext w:val="false"/>
               <w:spacing w:after="40" w:before="0"/>
               <w:jc w:val="left"/>
             </w:pPr>
@@ -10450,6 +10672,7 @@
           </w:tcPr>
           <w:p>
             <w:pPr>
+              <w:keepNext w:val="false"/>
               <w:spacing w:after="40" w:before="0"/>
               <w:jc w:val="left"/>
             </w:pPr>
@@ -10482,6 +10705,7 @@
           </w:tcPr>
           <w:p>
             <w:pPr>
+              <w:keepNext w:val="false"/>
               <w:spacing w:after="40" w:before="0"/>
               <w:jc w:val="left"/>
             </w:pPr>
@@ -10541,6 +10765,7 @@
           </w:tcPr>
           <w:p>
             <w:pPr>
+              <w:keepNext w:val="false"/>
               <w:spacing w:after="40" w:before="0"/>
               <w:jc w:val="center"/>
             </w:pPr>
@@ -10575,6 +10800,7 @@
           </w:tcPr>
           <w:p>
             <w:pPr>
+              <w:keepNext w:val="false"/>
               <w:spacing w:after="40" w:before="0"/>
               <w:jc w:val="left"/>
             </w:pPr>
@@ -10636,6 +10862,7 @@
           </w:tcPr>
           <w:p>
             <w:pPr>
+              <w:keepNext w:val="false"/>
               <w:spacing w:after="40" w:before="0"/>
               <w:jc w:val="center"/>
             </w:pPr>
@@ -10670,6 +10897,7 @@
           </w:tcPr>
           <w:p>
             <w:pPr>
+              <w:keepNext w:val="false"/>
               <w:spacing w:after="40" w:before="0"/>
               <w:jc w:val="left"/>
             </w:pPr>
@@ -10702,6 +10930,7 @@
           </w:tcPr>
           <w:p>
             <w:pPr>
+              <w:keepNext w:val="false"/>
               <w:spacing w:after="40" w:before="0"/>
               <w:jc w:val="left"/>
             </w:pPr>
@@ -10736,6 +10965,7 @@
           </w:tcPr>
           <w:p>
             <w:pPr>
+              <w:keepNext w:val="false"/>
               <w:spacing w:after="40" w:before="0"/>
               <w:jc w:val="left"/>
             </w:pPr>
@@ -10768,6 +10998,7 @@
           </w:tcPr>
           <w:p>
             <w:pPr>
+              <w:keepNext w:val="false"/>
               <w:spacing w:after="40" w:before="0"/>
               <w:jc w:val="left"/>
             </w:pPr>
@@ -10802,6 +11033,7 @@
           </w:tcPr>
           <w:p>
             <w:pPr>
+              <w:keepNext w:val="false"/>
               <w:spacing w:after="40" w:before="0"/>
               <w:jc w:val="left"/>
             </w:pPr>
@@ -10834,6 +11066,7 @@
           </w:tcPr>
           <w:p>
             <w:pPr>
+              <w:keepNext w:val="false"/>
               <w:spacing w:after="40" w:before="0"/>
               <w:jc w:val="left"/>
             </w:pPr>
@@ -10870,7 +11103,7 @@
         </w:rPr>
         <w:t xml:space="preserve">© 2026 SeaVuria and ARES. Aligned with KICD objectives. Developed by SeaVuria; technical implementation by ARES (with AI assistance from Claude). Licensed under </w:t>
       </w:r>
-      <w:hyperlink w:history="1" r:id="rIdbpsm-zpkmqngjno2htr1i">
+      <w:hyperlink w:history="1" r:id="rIdnsva1-ggitynwirtwazfw">
         <w:r>
           <w:rPr>
             <w:rFonts w:ascii="Arial" w:cs="Arial" w:eastAsia="Arial" w:hAnsi="Arial"/>
@@ -10891,7 +11124,7 @@
         </w:rPr>
         <w:t xml:space="preserve"> (</w:t>
       </w:r>
-      <w:hyperlink w:history="1" r:id="rId4mlxlngyl6tonvkiiimiu">
+      <w:hyperlink w:history="1" r:id="rIdvjtxjfud2co6yvuiy8w6d">
         <w:r>
           <w:rPr>
             <w:rFonts w:ascii="Arial" w:cs="Arial" w:eastAsia="Arial" w:hAnsi="Arial"/>
@@ -10951,6 +11184,7 @@
           </w:tcPr>
           <w:p>
             <w:pPr>
+              <w:keepNext w:val="false"/>
               <w:spacing w:after="40" w:before="0"/>
               <w:jc w:val="center"/>
             </w:pPr>
@@ -10986,6 +11220,7 @@
           </w:tcPr>
           <w:p>
             <w:pPr>
+              <w:keepNext w:val="false"/>
               <w:spacing w:after="40" w:before="0"/>
               <w:jc w:val="center"/>
             </w:pPr>
@@ -11020,6 +11255,7 @@
           </w:tcPr>
           <w:p>
             <w:pPr>
+              <w:keepNext w:val="false"/>
               <w:spacing w:after="40" w:before="0"/>
               <w:jc w:val="left"/>
             </w:pPr>
@@ -11052,6 +11288,7 @@
           </w:tcPr>
           <w:p>
             <w:pPr>
+              <w:keepNext w:val="false"/>
               <w:spacing w:after="40" w:before="0"/>
               <w:jc w:val="left"/>
             </w:pPr>
@@ -11086,6 +11323,7 @@
           </w:tcPr>
           <w:p>
             <w:pPr>
+              <w:keepNext w:val="false"/>
               <w:spacing w:after="40" w:before="0"/>
               <w:jc w:val="left"/>
             </w:pPr>
@@ -11118,6 +11356,7 @@
           </w:tcPr>
           <w:p>
             <w:pPr>
+              <w:keepNext w:val="false"/>
               <w:spacing w:after="40" w:before="0"/>
               <w:jc w:val="left"/>
             </w:pPr>
@@ -11152,6 +11391,7 @@
           </w:tcPr>
           <w:p>
             <w:pPr>
+              <w:keepNext w:val="false"/>
               <w:spacing w:after="40" w:before="0"/>
               <w:jc w:val="left"/>
             </w:pPr>
@@ -11184,6 +11424,7 @@
           </w:tcPr>
           <w:p>
             <w:pPr>
+              <w:keepNext w:val="false"/>
               <w:spacing w:after="40" w:before="0"/>
               <w:jc w:val="left"/>
             </w:pPr>
@@ -11218,6 +11459,7 @@
           </w:tcPr>
           <w:p>
             <w:pPr>
+              <w:keepNext w:val="false"/>
               <w:spacing w:after="40" w:before="0"/>
               <w:jc w:val="left"/>
             </w:pPr>
@@ -11250,6 +11492,7 @@
           </w:tcPr>
           <w:p>
             <w:pPr>
+              <w:keepNext w:val="false"/>
               <w:spacing w:after="40" w:before="0"/>
               <w:jc w:val="left"/>
             </w:pPr>
@@ -11284,6 +11527,7 @@
           </w:tcPr>
           <w:p>
             <w:pPr>
+              <w:keepNext w:val="false"/>
               <w:spacing w:after="40" w:before="0"/>
               <w:jc w:val="left"/>
             </w:pPr>
@@ -11316,6 +11560,7 @@
           </w:tcPr>
           <w:p>
             <w:pPr>
+              <w:keepNext w:val="false"/>
               <w:spacing w:after="40" w:before="0"/>
               <w:jc w:val="left"/>
             </w:pPr>
@@ -11350,6 +11595,7 @@
           </w:tcPr>
           <w:p>
             <w:pPr>
+              <w:keepNext w:val="false"/>
               <w:spacing w:after="40" w:before="0"/>
               <w:jc w:val="left"/>
             </w:pPr>
@@ -11382,6 +11628,7 @@
           </w:tcPr>
           <w:p>
             <w:pPr>
+              <w:keepNext w:val="false"/>
               <w:spacing w:after="40" w:before="0"/>
               <w:jc w:val="left"/>
             </w:pPr>
@@ -11416,6 +11663,7 @@
           </w:tcPr>
           <w:p>
             <w:pPr>
+              <w:keepNext w:val="false"/>
               <w:spacing w:after="40" w:before="0"/>
               <w:jc w:val="left"/>
             </w:pPr>
@@ -11448,6 +11696,7 @@
           </w:tcPr>
           <w:p>
             <w:pPr>
+              <w:keepNext w:val="false"/>
               <w:spacing w:after="40" w:before="0"/>
               <w:jc w:val="left"/>
             </w:pPr>
@@ -11482,6 +11731,7 @@
           </w:tcPr>
           <w:p>
             <w:pPr>
+              <w:keepNext w:val="false"/>
               <w:spacing w:after="40" w:before="0"/>
               <w:jc w:val="left"/>
             </w:pPr>
@@ -11514,6 +11764,7 @@
           </w:tcPr>
           <w:p>
             <w:pPr>
+              <w:keepNext w:val="false"/>
               <w:spacing w:after="40" w:before="0"/>
               <w:jc w:val="left"/>
             </w:pPr>
@@ -11573,6 +11824,7 @@
           </w:tcPr>
           <w:p>
             <w:pPr>
+              <w:keepNext w:val="false"/>
               <w:spacing w:after="40" w:before="0"/>
               <w:jc w:val="center"/>
             </w:pPr>
@@ -11607,6 +11859,7 @@
           </w:tcPr>
           <w:p>
             <w:pPr>
+              <w:keepNext w:val="false"/>
               <w:spacing w:after="40" w:before="0"/>
               <w:jc w:val="left"/>
             </w:pPr>
@@ -11671,6 +11924,7 @@
           </w:tcPr>
           <w:p>
             <w:pPr>
+              <w:keepNext w:val="false"/>
               <w:spacing w:after="40" w:before="0"/>
               <w:jc w:val="center"/>
             </w:pPr>
@@ -11705,6 +11959,7 @@
           </w:tcPr>
           <w:p>
             <w:pPr>
+              <w:keepNext w:val="false"/>
               <w:spacing w:after="40" w:before="0"/>
               <w:jc w:val="left"/>
             </w:pPr>
@@ -11737,6 +11992,7 @@
           </w:tcPr>
           <w:p>
             <w:pPr>
+              <w:keepNext w:val="false"/>
               <w:spacing w:after="40" w:before="0"/>
               <w:jc w:val="left"/>
             </w:pPr>
@@ -11769,6 +12025,7 @@
           </w:tcPr>
           <w:p>
             <w:pPr>
+              <w:keepNext w:val="false"/>
               <w:spacing w:after="40" w:before="0"/>
               <w:jc w:val="left"/>
             </w:pPr>
@@ -11801,6 +12058,7 @@
           </w:tcPr>
           <w:p>
             <w:pPr>
+              <w:keepNext w:val="false"/>
               <w:spacing w:after="40" w:before="0"/>
               <w:jc w:val="left"/>
             </w:pPr>
@@ -11833,6 +12091,7 @@
           </w:tcPr>
           <w:p>
             <w:pPr>
+              <w:keepNext w:val="false"/>
               <w:spacing w:after="40" w:before="0"/>
               <w:jc w:val="left"/>
             </w:pPr>
@@ -11867,6 +12126,7 @@
           </w:tcPr>
           <w:p>
             <w:pPr>
+              <w:keepNext w:val="false"/>
               <w:spacing w:after="40" w:before="0"/>
               <w:jc w:val="left"/>
             </w:pPr>
@@ -11904,7 +12164,7 @@
             <w:pPr>
               <w:spacing w:after="20" w:before="0"/>
             </w:pPr>
-            <w:hyperlink w:history="1" r:id="rIdozgqah2uhuwnlynfi8eu5">
+            <w:hyperlink w:history="1" r:id="rIdtg8ln2x7lsdztdmoehedj">
               <w:r>
                 <w:rPr>
                   <w:rFonts w:ascii="Arial" w:cs="Arial" w:eastAsia="Arial" w:hAnsi="Arial"/>
@@ -11937,7 +12197,7 @@
               <w:spacing w:after="10" w:before="0"/>
               <w:ind w:left="120"/>
             </w:pPr>
-            <w:hyperlink w:history="1" r:id="rIdici8tshqiisb2nouvq8a6">
+            <w:hyperlink w:history="1" r:id="rIdkreqzdiqudx6bzl5fv6oa">
               <w:r>
                 <w:rPr>
                   <w:rFonts w:ascii="Arial" w:cs="Arial" w:eastAsia="Arial" w:hAnsi="Arial"/>
@@ -11982,7 +12242,7 @@
             <w:pPr>
               <w:spacing w:after="20" w:before="0"/>
             </w:pPr>
-            <w:hyperlink w:history="1" r:id="rIdllnbjecd0djzmekdrkxif">
+            <w:hyperlink w:history="1" r:id="rIdrcdwt7gmtlk_iinf1ui4l">
               <w:r>
                 <w:rPr>
                   <w:rFonts w:ascii="Arial" w:cs="Arial" w:eastAsia="Arial" w:hAnsi="Arial"/>
@@ -12015,7 +12275,7 @@
               <w:spacing w:after="10" w:before="0"/>
               <w:ind w:left="120"/>
             </w:pPr>
-            <w:hyperlink w:history="1" r:id="rIdczklnuxeeac7ualmfzrai">
+            <w:hyperlink w:history="1" r:id="rIdkme0ofq2pobbt2trtqgos">
               <w:r>
                 <w:rPr>
                   <w:rFonts w:ascii="Arial" w:cs="Arial" w:eastAsia="Arial" w:hAnsi="Arial"/>
@@ -12043,6 +12303,7 @@
           </w:tcPr>
           <w:p>
             <w:pPr>
+              <w:keepNext w:val="false"/>
               <w:spacing w:after="40" w:before="0"/>
               <w:jc w:val="left"/>
             </w:pPr>
@@ -12075,6 +12336,7 @@
           </w:tcPr>
           <w:p>
             <w:pPr>
+              <w:keepNext w:val="false"/>
               <w:spacing w:after="40" w:before="0"/>
               <w:jc w:val="left"/>
             </w:pPr>
@@ -12107,6 +12369,7 @@
           </w:tcPr>
           <w:p>
             <w:pPr>
+              <w:keepNext w:val="false"/>
               <w:spacing w:after="40" w:before="0"/>
               <w:jc w:val="left"/>
             </w:pPr>
@@ -12139,6 +12402,7 @@
           </w:tcPr>
           <w:p>
             <w:pPr>
+              <w:keepNext w:val="false"/>
               <w:spacing w:after="40" w:before="0"/>
               <w:jc w:val="left"/>
             </w:pPr>
@@ -12173,6 +12437,7 @@
           </w:tcPr>
           <w:p>
             <w:pPr>
+              <w:keepNext w:val="false"/>
               <w:spacing w:after="40" w:before="0"/>
               <w:jc w:val="left"/>
             </w:pPr>
@@ -12210,7 +12475,7 @@
             <w:pPr>
               <w:spacing w:after="20" w:before="0"/>
             </w:pPr>
-            <w:hyperlink w:history="1" r:id="rIdkvuzokxx1m4jk5md79s2v">
+            <w:hyperlink w:history="1" r:id="rId7t5anff0hl2z3pxwwjtix">
               <w:r>
                 <w:rPr>
                   <w:rFonts w:ascii="Arial" w:cs="Arial" w:eastAsia="Arial" w:hAnsi="Arial"/>
@@ -12243,7 +12508,7 @@
               <w:spacing w:after="10" w:before="0"/>
               <w:ind w:left="120"/>
             </w:pPr>
-            <w:hyperlink w:history="1" r:id="rId4cqtjscrfdsvswikglrdh">
+            <w:hyperlink w:history="1" r:id="rIdbcls7bzglcj6t1zwxgcg-">
               <w:r>
                 <w:rPr>
                   <w:rFonts w:ascii="Arial" w:cs="Arial" w:eastAsia="Arial" w:hAnsi="Arial"/>
@@ -12288,7 +12553,7 @@
             <w:pPr>
               <w:spacing w:after="20" w:before="0"/>
             </w:pPr>
-            <w:hyperlink w:history="1" r:id="rIdmjcihhdcfi_o3owpykun2">
+            <w:hyperlink w:history="1" r:id="rIde_uogzgqvexivbnfy6bq6">
               <w:r>
                 <w:rPr>
                   <w:rFonts w:ascii="Arial" w:cs="Arial" w:eastAsia="Arial" w:hAnsi="Arial"/>
@@ -12321,7 +12586,7 @@
               <w:spacing w:after="10" w:before="0"/>
               <w:ind w:left="120"/>
             </w:pPr>
-            <w:hyperlink w:history="1" r:id="rIdkwrce4hlprnuymt_ze2u8">
+            <w:hyperlink w:history="1" r:id="rIdywz2pxercijrw3u36xofq">
               <w:r>
                 <w:rPr>
                   <w:rFonts w:ascii="Arial" w:cs="Arial" w:eastAsia="Arial" w:hAnsi="Arial"/>
@@ -12349,6 +12614,7 @@
           </w:tcPr>
           <w:p>
             <w:pPr>
+              <w:keepNext w:val="false"/>
               <w:spacing w:after="40" w:before="0"/>
               <w:jc w:val="left"/>
             </w:pPr>
@@ -12381,6 +12647,7 @@
           </w:tcPr>
           <w:p>
             <w:pPr>
+              <w:keepNext w:val="false"/>
               <w:spacing w:after="40" w:before="0"/>
               <w:jc w:val="left"/>
             </w:pPr>
@@ -12413,6 +12680,7 @@
           </w:tcPr>
           <w:p>
             <w:pPr>
+              <w:keepNext w:val="false"/>
               <w:spacing w:after="40" w:before="0"/>
               <w:jc w:val="left"/>
             </w:pPr>
@@ -12445,6 +12713,7 @@
           </w:tcPr>
           <w:p>
             <w:pPr>
+              <w:keepNext w:val="false"/>
               <w:spacing w:after="40" w:before="0"/>
               <w:jc w:val="left"/>
             </w:pPr>
@@ -12479,6 +12748,7 @@
           </w:tcPr>
           <w:p>
             <w:pPr>
+              <w:keepNext w:val="false"/>
               <w:spacing w:after="40" w:before="0"/>
               <w:jc w:val="left"/>
             </w:pPr>
@@ -12516,7 +12786,7 @@
             <w:pPr>
               <w:spacing w:after="20" w:before="0"/>
             </w:pPr>
-            <w:hyperlink w:history="1" r:id="rId-gxk4pkstgwpz4ncxrutq">
+            <w:hyperlink w:history="1" r:id="rIdbpkyail2qbabqevywgmhy">
               <w:r>
                 <w:rPr>
                   <w:rFonts w:ascii="Arial" w:cs="Arial" w:eastAsia="Arial" w:hAnsi="Arial"/>
@@ -12549,7 +12819,7 @@
               <w:spacing w:after="10" w:before="0"/>
               <w:ind w:left="120"/>
             </w:pPr>
-            <w:hyperlink w:history="1" r:id="rIdwr02bw1hifukinlrubacm">
+            <w:hyperlink w:history="1" r:id="rIdlpcb85_6weksftdsi5byf">
               <w:r>
                 <w:rPr>
                   <w:rFonts w:ascii="Arial" w:cs="Arial" w:eastAsia="Arial" w:hAnsi="Arial"/>
@@ -12594,7 +12864,7 @@
             <w:pPr>
               <w:spacing w:after="20" w:before="0"/>
             </w:pPr>
-            <w:hyperlink w:history="1" r:id="rId7sb5tpugoetiypitkxnpd">
+            <w:hyperlink w:history="1" r:id="rIdpjizextebxy01lfnc2d5e">
               <w:r>
                 <w:rPr>
                   <w:rFonts w:ascii="Arial" w:cs="Arial" w:eastAsia="Arial" w:hAnsi="Arial"/>
@@ -12627,7 +12897,7 @@
               <w:spacing w:after="10" w:before="0"/>
               <w:ind w:left="120"/>
             </w:pPr>
-            <w:hyperlink w:history="1" r:id="rIdszpdcmpb4c6yhd_dd0ljy">
+            <w:hyperlink w:history="1" r:id="rIdkxteihqzt0k6v9lz3wusp">
               <w:r>
                 <w:rPr>
                   <w:rFonts w:ascii="Arial" w:cs="Arial" w:eastAsia="Arial" w:hAnsi="Arial"/>
@@ -12655,6 +12925,7 @@
           </w:tcPr>
           <w:p>
             <w:pPr>
+              <w:keepNext w:val="false"/>
               <w:spacing w:after="40" w:before="0"/>
               <w:jc w:val="left"/>
             </w:pPr>
@@ -12687,6 +12958,7 @@
           </w:tcPr>
           <w:p>
             <w:pPr>
+              <w:keepNext w:val="false"/>
               <w:spacing w:after="40" w:before="0"/>
               <w:jc w:val="left"/>
             </w:pPr>
@@ -12719,6 +12991,7 @@
           </w:tcPr>
           <w:p>
             <w:pPr>
+              <w:keepNext w:val="false"/>
               <w:spacing w:after="40" w:before="0"/>
               <w:jc w:val="left"/>
             </w:pPr>
@@ -12751,6 +13024,7 @@
           </w:tcPr>
           <w:p>
             <w:pPr>
+              <w:keepNext w:val="false"/>
               <w:spacing w:after="40" w:before="0"/>
               <w:jc w:val="left"/>
             </w:pPr>
@@ -12785,6 +13059,7 @@
           </w:tcPr>
           <w:p>
             <w:pPr>
+              <w:keepNext w:val="false"/>
               <w:spacing w:after="40" w:before="0"/>
               <w:jc w:val="left"/>
             </w:pPr>
@@ -12822,7 +13097,7 @@
             <w:pPr>
               <w:spacing w:after="20" w:before="0"/>
             </w:pPr>
-            <w:hyperlink w:history="1" r:id="rId3d1sm3ztyl_j34hjyjsob">
+            <w:hyperlink w:history="1" r:id="rIdql8jucyqtfi6ouf-i0ddo">
               <w:r>
                 <w:rPr>
                   <w:rFonts w:ascii="Arial" w:cs="Arial" w:eastAsia="Arial" w:hAnsi="Arial"/>
@@ -12855,7 +13130,7 @@
               <w:spacing w:after="10" w:before="0"/>
               <w:ind w:left="120"/>
             </w:pPr>
-            <w:hyperlink w:history="1" r:id="rId2jlxjckjlgw3wywtxa7yd">
+            <w:hyperlink w:history="1" r:id="rId37jdswxjqcuscvbuxwyku">
               <w:r>
                 <w:rPr>
                   <w:rFonts w:ascii="Arial" w:cs="Arial" w:eastAsia="Arial" w:hAnsi="Arial"/>
@@ -12900,7 +13175,7 @@
             <w:pPr>
               <w:spacing w:after="20" w:before="0"/>
             </w:pPr>
-            <w:hyperlink w:history="1" r:id="rId4n6lsu1y6oqj-a1gv9rtq">
+            <w:hyperlink w:history="1" r:id="rIdx91magm2bh2xgiyvchrvt">
               <w:r>
                 <w:rPr>
                   <w:rFonts w:ascii="Arial" w:cs="Arial" w:eastAsia="Arial" w:hAnsi="Arial"/>
@@ -12933,7 +13208,7 @@
               <w:spacing w:after="10" w:before="0"/>
               <w:ind w:left="120"/>
             </w:pPr>
-            <w:hyperlink w:history="1" r:id="rIdlzfmfdaohf8ha-0bbose_">
+            <w:hyperlink w:history="1" r:id="rIdhlwzebjm0ogdrdp_ltwtg">
               <w:r>
                 <w:rPr>
                   <w:rFonts w:ascii="Arial" w:cs="Arial" w:eastAsia="Arial" w:hAnsi="Arial"/>
@@ -12961,6 +13236,7 @@
           </w:tcPr>
           <w:p>
             <w:pPr>
+              <w:keepNext w:val="false"/>
               <w:spacing w:after="40" w:before="0"/>
               <w:jc w:val="left"/>
             </w:pPr>
@@ -12993,6 +13269,7 @@
           </w:tcPr>
           <w:p>
             <w:pPr>
+              <w:keepNext w:val="false"/>
               <w:spacing w:after="40" w:before="0"/>
               <w:jc w:val="left"/>
             </w:pPr>
@@ -13025,6 +13302,7 @@
           </w:tcPr>
           <w:p>
             <w:pPr>
+              <w:keepNext w:val="false"/>
               <w:spacing w:after="40" w:before="0"/>
               <w:jc w:val="left"/>
             </w:pPr>
@@ -13057,6 +13335,7 @@
           </w:tcPr>
           <w:p>
             <w:pPr>
+              <w:keepNext w:val="false"/>
               <w:spacing w:after="40" w:before="0"/>
               <w:jc w:val="left"/>
             </w:pPr>
@@ -13091,6 +13370,7 @@
           </w:tcPr>
           <w:p>
             <w:pPr>
+              <w:keepNext w:val="false"/>
               <w:spacing w:after="40" w:before="0"/>
               <w:jc w:val="left"/>
             </w:pPr>
@@ -13128,7 +13408,7 @@
             <w:pPr>
               <w:spacing w:after="20" w:before="0"/>
             </w:pPr>
-            <w:hyperlink w:history="1" r:id="rIdkr_mooepyo99btvzjdtrd">
+            <w:hyperlink w:history="1" r:id="rIdwidulgauqxmtqy3byysip">
               <w:r>
                 <w:rPr>
                   <w:rFonts w:ascii="Arial" w:cs="Arial" w:eastAsia="Arial" w:hAnsi="Arial"/>
@@ -13177,7 +13457,7 @@
               <w:spacing w:after="10" w:before="0"/>
               <w:ind w:left="120"/>
             </w:pPr>
-            <w:hyperlink w:history="1" r:id="rIdw7v0gkef3ubimdki062py">
+            <w:hyperlink w:history="1" r:id="rIdhy85gp6lznj9z1kd-fhcw">
               <w:r>
                 <w:rPr>
                   <w:rFonts w:ascii="Arial" w:cs="Arial" w:eastAsia="Arial" w:hAnsi="Arial"/>
@@ -13222,7 +13502,7 @@
             <w:pPr>
               <w:spacing w:after="20" w:before="0"/>
             </w:pPr>
-            <w:hyperlink w:history="1" r:id="rIdu0b-uvmgupjgd_4czolqs">
+            <w:hyperlink w:history="1" r:id="rIdkux3_k4jwu1qokbmga-ms">
               <w:r>
                 <w:rPr>
                   <w:rFonts w:ascii="Arial" w:cs="Arial" w:eastAsia="Arial" w:hAnsi="Arial"/>
@@ -13255,7 +13535,7 @@
               <w:spacing w:after="10" w:before="0"/>
               <w:ind w:left="120"/>
             </w:pPr>
-            <w:hyperlink w:history="1" r:id="rIdqi4fpg1igk9elg8ux3mbt">
+            <w:hyperlink w:history="1" r:id="rId3uek2s2i77gka5yxbxz_k">
               <w:r>
                 <w:rPr>
                   <w:rFonts w:ascii="Arial" w:cs="Arial" w:eastAsia="Arial" w:hAnsi="Arial"/>
@@ -13283,6 +13563,7 @@
           </w:tcPr>
           <w:p>
             <w:pPr>
+              <w:keepNext w:val="false"/>
               <w:spacing w:after="40" w:before="0"/>
               <w:jc w:val="left"/>
             </w:pPr>
@@ -13315,6 +13596,7 @@
           </w:tcPr>
           <w:p>
             <w:pPr>
+              <w:keepNext w:val="false"/>
               <w:spacing w:after="40" w:before="0"/>
               <w:jc w:val="left"/>
             </w:pPr>
@@ -13347,6 +13629,7 @@
           </w:tcPr>
           <w:p>
             <w:pPr>
+              <w:keepNext w:val="false"/>
               <w:spacing w:after="40" w:before="0"/>
               <w:jc w:val="left"/>
             </w:pPr>
@@ -13379,6 +13662,7 @@
           </w:tcPr>
           <w:p>
             <w:pPr>
+              <w:keepNext w:val="false"/>
               <w:spacing w:after="40" w:before="0"/>
               <w:jc w:val="left"/>
             </w:pPr>
@@ -13438,6 +13722,7 @@
           </w:tcPr>
           <w:p>
             <w:pPr>
+              <w:keepNext w:val="false"/>
               <w:spacing w:after="40" w:before="0"/>
               <w:jc w:val="center"/>
             </w:pPr>
@@ -13472,6 +13757,7 @@
           </w:tcPr>
           <w:p>
             <w:pPr>
+              <w:keepNext w:val="false"/>
               <w:spacing w:after="40" w:before="0"/>
               <w:jc w:val="left"/>
             </w:pPr>
@@ -13491,6 +13777,7 @@
           </w:p>
           <w:p>
             <w:pPr>
+              <w:keepNext w:val="false"/>
               <w:spacing w:after="40" w:before="0"/>
               <w:jc w:val="left"/>
             </w:pPr>
@@ -13510,6 +13797,7 @@
           </w:p>
           <w:p>
             <w:pPr>
+              <w:keepNext w:val="false"/>
               <w:spacing w:after="40" w:before="0"/>
               <w:jc w:val="left"/>
             </w:pPr>
@@ -13529,6 +13817,7 @@
           </w:p>
           <w:p>
             <w:pPr>
+              <w:keepNext w:val="false"/>
               <w:spacing w:after="40" w:before="0"/>
               <w:jc w:val="left"/>
             </w:pPr>
@@ -13548,6 +13837,7 @@
           </w:p>
           <w:p>
             <w:pPr>
+              <w:keepNext w:val="false"/>
               <w:spacing w:after="40" w:before="0"/>
               <w:jc w:val="left"/>
             </w:pPr>
@@ -13567,6 +13857,7 @@
           </w:p>
           <w:p>
             <w:pPr>
+              <w:keepNext w:val="false"/>
               <w:spacing w:after="40" w:before="0"/>
               <w:jc w:val="left"/>
             </w:pPr>
@@ -13628,6 +13919,7 @@
           </w:tcPr>
           <w:p>
             <w:pPr>
+              <w:keepNext w:val="false"/>
               <w:spacing w:after="40" w:before="0"/>
               <w:jc w:val="center"/>
             </w:pPr>
@@ -13662,6 +13954,7 @@
           </w:tcPr>
           <w:p>
             <w:pPr>
+              <w:keepNext w:val="false"/>
               <w:spacing w:after="40" w:before="0"/>
               <w:jc w:val="left"/>
             </w:pPr>
@@ -13694,6 +13987,7 @@
           </w:tcPr>
           <w:p>
             <w:pPr>
+              <w:keepNext w:val="false"/>
               <w:spacing w:after="40" w:before="0"/>
               <w:jc w:val="left"/>
             </w:pPr>
@@ -13728,6 +14022,7 @@
           </w:tcPr>
           <w:p>
             <w:pPr>
+              <w:keepNext w:val="false"/>
               <w:spacing w:after="40" w:before="0"/>
               <w:jc w:val="left"/>
             </w:pPr>
@@ -13760,6 +14055,7 @@
           </w:tcPr>
           <w:p>
             <w:pPr>
+              <w:keepNext w:val="false"/>
               <w:spacing w:after="40" w:before="0"/>
               <w:jc w:val="left"/>
             </w:pPr>
@@ -13794,6 +14090,7 @@
           </w:tcPr>
           <w:p>
             <w:pPr>
+              <w:keepNext w:val="false"/>
               <w:spacing w:after="40" w:before="0"/>
               <w:jc w:val="left"/>
             </w:pPr>
@@ -13826,6 +14123,7 @@
           </w:tcPr>
           <w:p>
             <w:pPr>
+              <w:keepNext w:val="false"/>
               <w:spacing w:after="40" w:before="0"/>
               <w:jc w:val="left"/>
             </w:pPr>
@@ -13862,7 +14160,7 @@
         </w:rPr>
         <w:t xml:space="preserve">© 2026 SeaVuria and ARES. Aligned with KICD objectives. Developed by SeaVuria; technical implementation by ARES (with AI assistance from Claude). Licensed under </w:t>
       </w:r>
-      <w:hyperlink w:history="1" r:id="rIdbdkuakek7rvzix5acqtfu">
+      <w:hyperlink w:history="1" r:id="rIdffzmqxbcp_0ntdogg4cqc">
         <w:r>
           <w:rPr>
             <w:rFonts w:ascii="Arial" w:cs="Arial" w:eastAsia="Arial" w:hAnsi="Arial"/>
@@ -13883,7 +14181,7 @@
         </w:rPr>
         <w:t xml:space="preserve"> (</w:t>
       </w:r>
-      <w:hyperlink w:history="1" r:id="rIdq59ishwgvufms9ezrjwdz">
+      <w:hyperlink w:history="1" r:id="rIdnu3s31fwr9qksbvlknpxf">
         <w:r>
           <w:rPr>
             <w:rFonts w:ascii="Arial" w:cs="Arial" w:eastAsia="Arial" w:hAnsi="Arial"/>
@@ -13943,6 +14241,7 @@
           </w:tcPr>
           <w:p>
             <w:pPr>
+              <w:keepNext w:val="false"/>
               <w:spacing w:after="40" w:before="0"/>
               <w:jc w:val="center"/>
             </w:pPr>
@@ -13978,6 +14277,7 @@
           </w:tcPr>
           <w:p>
             <w:pPr>
+              <w:keepNext w:val="false"/>
               <w:spacing w:after="40" w:before="0"/>
               <w:jc w:val="center"/>
             </w:pPr>
@@ -14012,6 +14312,7 @@
           </w:tcPr>
           <w:p>
             <w:pPr>
+              <w:keepNext w:val="false"/>
               <w:spacing w:after="40" w:before="0"/>
               <w:jc w:val="left"/>
             </w:pPr>
@@ -14044,6 +14345,7 @@
           </w:tcPr>
           <w:p>
             <w:pPr>
+              <w:keepNext w:val="false"/>
               <w:spacing w:after="40" w:before="0"/>
               <w:jc w:val="left"/>
             </w:pPr>
@@ -14078,6 +14380,7 @@
           </w:tcPr>
           <w:p>
             <w:pPr>
+              <w:keepNext w:val="false"/>
               <w:spacing w:after="40" w:before="0"/>
               <w:jc w:val="left"/>
             </w:pPr>
@@ -14110,6 +14413,7 @@
           </w:tcPr>
           <w:p>
             <w:pPr>
+              <w:keepNext w:val="false"/>
               <w:spacing w:after="40" w:before="0"/>
               <w:jc w:val="left"/>
             </w:pPr>
@@ -14144,6 +14448,7 @@
           </w:tcPr>
           <w:p>
             <w:pPr>
+              <w:keepNext w:val="false"/>
               <w:spacing w:after="40" w:before="0"/>
               <w:jc w:val="left"/>
             </w:pPr>
@@ -14176,6 +14481,7 @@
           </w:tcPr>
           <w:p>
             <w:pPr>
+              <w:keepNext w:val="false"/>
               <w:spacing w:after="40" w:before="0"/>
               <w:jc w:val="left"/>
             </w:pPr>
@@ -14210,6 +14516,7 @@
           </w:tcPr>
           <w:p>
             <w:pPr>
+              <w:keepNext w:val="false"/>
               <w:spacing w:after="40" w:before="0"/>
               <w:jc w:val="left"/>
             </w:pPr>
@@ -14242,6 +14549,7 @@
           </w:tcPr>
           <w:p>
             <w:pPr>
+              <w:keepNext w:val="false"/>
               <w:spacing w:after="40" w:before="0"/>
               <w:jc w:val="left"/>
             </w:pPr>
@@ -14276,6 +14584,7 @@
           </w:tcPr>
           <w:p>
             <w:pPr>
+              <w:keepNext w:val="false"/>
               <w:spacing w:after="40" w:before="0"/>
               <w:jc w:val="left"/>
             </w:pPr>
@@ -14308,6 +14617,7 @@
           </w:tcPr>
           <w:p>
             <w:pPr>
+              <w:keepNext w:val="false"/>
               <w:spacing w:after="40" w:before="0"/>
               <w:jc w:val="left"/>
             </w:pPr>
@@ -14342,6 +14652,7 @@
           </w:tcPr>
           <w:p>
             <w:pPr>
+              <w:keepNext w:val="false"/>
               <w:spacing w:after="40" w:before="0"/>
               <w:jc w:val="left"/>
             </w:pPr>
@@ -14374,6 +14685,7 @@
           </w:tcPr>
           <w:p>
             <w:pPr>
+              <w:keepNext w:val="false"/>
               <w:spacing w:after="40" w:before="0"/>
               <w:jc w:val="left"/>
             </w:pPr>
@@ -14408,6 +14720,7 @@
           </w:tcPr>
           <w:p>
             <w:pPr>
+              <w:keepNext w:val="false"/>
               <w:spacing w:after="40" w:before="0"/>
               <w:jc w:val="left"/>
             </w:pPr>
@@ -14440,6 +14753,7 @@
           </w:tcPr>
           <w:p>
             <w:pPr>
+              <w:keepNext w:val="false"/>
               <w:spacing w:after="40" w:before="0"/>
               <w:jc w:val="left"/>
             </w:pPr>
@@ -14474,6 +14788,7 @@
           </w:tcPr>
           <w:p>
             <w:pPr>
+              <w:keepNext w:val="false"/>
               <w:spacing w:after="40" w:before="0"/>
               <w:jc w:val="left"/>
             </w:pPr>
@@ -14506,6 +14821,7 @@
           </w:tcPr>
           <w:p>
             <w:pPr>
+              <w:keepNext w:val="false"/>
               <w:spacing w:after="40" w:before="0"/>
               <w:jc w:val="left"/>
             </w:pPr>
@@ -14565,6 +14881,7 @@
           </w:tcPr>
           <w:p>
             <w:pPr>
+              <w:keepNext w:val="false"/>
               <w:spacing w:after="40" w:before="0"/>
               <w:jc w:val="center"/>
             </w:pPr>
@@ -14599,6 +14916,7 @@
           </w:tcPr>
           <w:p>
             <w:pPr>
+              <w:keepNext w:val="false"/>
               <w:spacing w:after="40" w:before="0"/>
               <w:jc w:val="left"/>
             </w:pPr>
@@ -14663,6 +14981,7 @@
           </w:tcPr>
           <w:p>
             <w:pPr>
+              <w:keepNext w:val="false"/>
               <w:spacing w:after="40" w:before="0"/>
               <w:jc w:val="center"/>
             </w:pPr>
@@ -14697,6 +15016,7 @@
           </w:tcPr>
           <w:p>
             <w:pPr>
+              <w:keepNext w:val="false"/>
               <w:spacing w:after="40" w:before="0"/>
               <w:jc w:val="left"/>
             </w:pPr>
@@ -14729,6 +15049,7 @@
           </w:tcPr>
           <w:p>
             <w:pPr>
+              <w:keepNext w:val="false"/>
               <w:spacing w:after="40" w:before="0"/>
               <w:jc w:val="left"/>
             </w:pPr>
@@ -14761,6 +15082,7 @@
           </w:tcPr>
           <w:p>
             <w:pPr>
+              <w:keepNext w:val="false"/>
               <w:spacing w:after="40" w:before="0"/>
               <w:jc w:val="left"/>
             </w:pPr>
@@ -14793,6 +15115,7 @@
           </w:tcPr>
           <w:p>
             <w:pPr>
+              <w:keepNext w:val="false"/>
               <w:spacing w:after="40" w:before="0"/>
               <w:jc w:val="left"/>
             </w:pPr>
@@ -14825,6 +15148,7 @@
           </w:tcPr>
           <w:p>
             <w:pPr>
+              <w:keepNext w:val="false"/>
               <w:spacing w:after="40" w:before="0"/>
               <w:jc w:val="left"/>
             </w:pPr>
@@ -14859,6 +15183,7 @@
           </w:tcPr>
           <w:p>
             <w:pPr>
+              <w:keepNext w:val="false"/>
               <w:spacing w:after="40" w:before="0"/>
               <w:jc w:val="left"/>
             </w:pPr>
@@ -14896,7 +15221,7 @@
             <w:pPr>
               <w:spacing w:after="20" w:before="0"/>
             </w:pPr>
-            <w:hyperlink w:history="1" r:id="rIdit-x36mtnurlhel54wr0e">
+            <w:hyperlink w:history="1" r:id="rId_zszizfoi4xwdvsq7dq45">
               <w:r>
                 <w:rPr>
                   <w:rFonts w:ascii="Arial" w:cs="Arial" w:eastAsia="Arial" w:hAnsi="Arial"/>
@@ -14929,7 +15254,7 @@
               <w:spacing w:after="10" w:before="0"/>
               <w:ind w:left="120"/>
             </w:pPr>
-            <w:hyperlink w:history="1" r:id="rIdtviwqot8-aovuxghs9itf">
+            <w:hyperlink w:history="1" r:id="rIdi_uzc2m97a4zvpglmng7v">
               <w:r>
                 <w:rPr>
                   <w:rFonts w:ascii="Arial" w:cs="Arial" w:eastAsia="Arial" w:hAnsi="Arial"/>
@@ -14974,7 +15299,7 @@
             <w:pPr>
               <w:spacing w:after="20" w:before="0"/>
             </w:pPr>
-            <w:hyperlink w:history="1" r:id="rIdobxxdlzzw4ehh2lggspzh">
+            <w:hyperlink w:history="1" r:id="rIdijmy_yiumixxuantmj5od">
               <w:r>
                 <w:rPr>
                   <w:rFonts w:ascii="Arial" w:cs="Arial" w:eastAsia="Arial" w:hAnsi="Arial"/>
@@ -15007,7 +15332,7 @@
               <w:spacing w:after="10" w:before="0"/>
               <w:ind w:left="120"/>
             </w:pPr>
-            <w:hyperlink w:history="1" r:id="rIdehmtrzcjdnxnowcbsyqop">
+            <w:hyperlink w:history="1" r:id="rIdlvxhb9go9-2xc0rxajsbu">
               <w:r>
                 <w:rPr>
                   <w:rFonts w:ascii="Arial" w:cs="Arial" w:eastAsia="Arial" w:hAnsi="Arial"/>
@@ -15035,6 +15360,7 @@
           </w:tcPr>
           <w:p>
             <w:pPr>
+              <w:keepNext w:val="false"/>
               <w:spacing w:after="40" w:before="0"/>
               <w:jc w:val="left"/>
             </w:pPr>
@@ -15067,6 +15393,7 @@
           </w:tcPr>
           <w:p>
             <w:pPr>
+              <w:keepNext w:val="false"/>
               <w:spacing w:after="40" w:before="0"/>
               <w:jc w:val="left"/>
             </w:pPr>
@@ -15099,6 +15426,7 @@
           </w:tcPr>
           <w:p>
             <w:pPr>
+              <w:keepNext w:val="false"/>
               <w:spacing w:after="40" w:before="0"/>
               <w:jc w:val="left"/>
             </w:pPr>
@@ -15131,6 +15459,7 @@
           </w:tcPr>
           <w:p>
             <w:pPr>
+              <w:keepNext w:val="false"/>
               <w:spacing w:after="40" w:before="0"/>
               <w:jc w:val="left"/>
             </w:pPr>
@@ -15165,6 +15494,7 @@
           </w:tcPr>
           <w:p>
             <w:pPr>
+              <w:keepNext w:val="false"/>
               <w:spacing w:after="40" w:before="0"/>
               <w:jc w:val="left"/>
             </w:pPr>
@@ -15202,7 +15532,7 @@
             <w:pPr>
               <w:spacing w:after="20" w:before="0"/>
             </w:pPr>
-            <w:hyperlink w:history="1" r:id="rIdpbk2qe5q5y_egc8vxtycx">
+            <w:hyperlink w:history="1" r:id="rIdlxt93tssd3vkkp-vi7-pn">
               <w:r>
                 <w:rPr>
                   <w:rFonts w:ascii="Arial" w:cs="Arial" w:eastAsia="Arial" w:hAnsi="Arial"/>
@@ -15235,7 +15565,7 @@
               <w:spacing w:after="10" w:before="0"/>
               <w:ind w:left="120"/>
             </w:pPr>
-            <w:hyperlink w:history="1" r:id="rIdwgsxz8mdvox8qtohxzdeb">
+            <w:hyperlink w:history="1" r:id="rIdf4benzsnq6a8ten5w1uil">
               <w:r>
                 <w:rPr>
                   <w:rFonts w:ascii="Arial" w:cs="Arial" w:eastAsia="Arial" w:hAnsi="Arial"/>
@@ -15280,7 +15610,7 @@
             <w:pPr>
               <w:spacing w:after="20" w:before="0"/>
             </w:pPr>
-            <w:hyperlink w:history="1" r:id="rIdm0ka8_2zcwwa49swjtbye">
+            <w:hyperlink w:history="1" r:id="rIdz8ridl6olm0xwyzpzst29">
               <w:r>
                 <w:rPr>
                   <w:rFonts w:ascii="Arial" w:cs="Arial" w:eastAsia="Arial" w:hAnsi="Arial"/>
@@ -15313,7 +15643,7 @@
               <w:spacing w:after="10" w:before="0"/>
               <w:ind w:left="120"/>
             </w:pPr>
-            <w:hyperlink w:history="1" r:id="rId0kepfwvfuto3y_ogybki0">
+            <w:hyperlink w:history="1" r:id="rIdvayw9tynpd2zio9wkeznl">
               <w:r>
                 <w:rPr>
                   <w:rFonts w:ascii="Arial" w:cs="Arial" w:eastAsia="Arial" w:hAnsi="Arial"/>
@@ -15341,6 +15671,7 @@
           </w:tcPr>
           <w:p>
             <w:pPr>
+              <w:keepNext w:val="false"/>
               <w:spacing w:after="40" w:before="0"/>
               <w:jc w:val="left"/>
             </w:pPr>
@@ -15373,6 +15704,7 @@
           </w:tcPr>
           <w:p>
             <w:pPr>
+              <w:keepNext w:val="false"/>
               <w:spacing w:after="40" w:before="0"/>
               <w:jc w:val="left"/>
             </w:pPr>
@@ -15405,6 +15737,7 @@
           </w:tcPr>
           <w:p>
             <w:pPr>
+              <w:keepNext w:val="false"/>
               <w:spacing w:after="40" w:before="0"/>
               <w:jc w:val="left"/>
             </w:pPr>
@@ -15437,6 +15770,7 @@
           </w:tcPr>
           <w:p>
             <w:pPr>
+              <w:keepNext w:val="false"/>
               <w:spacing w:after="40" w:before="0"/>
               <w:jc w:val="left"/>
             </w:pPr>
@@ -15471,6 +15805,7 @@
           </w:tcPr>
           <w:p>
             <w:pPr>
+              <w:keepNext w:val="false"/>
               <w:spacing w:after="40" w:before="0"/>
               <w:jc w:val="left"/>
             </w:pPr>
@@ -15508,7 +15843,7 @@
             <w:pPr>
               <w:spacing w:after="20" w:before="0"/>
             </w:pPr>
-            <w:hyperlink w:history="1" r:id="rIdob7k94pg9eo93se7sfusj">
+            <w:hyperlink w:history="1" r:id="rIdhrxdiv79edm0z0tjltl93">
               <w:r>
                 <w:rPr>
                   <w:rFonts w:ascii="Arial" w:cs="Arial" w:eastAsia="Arial" w:hAnsi="Arial"/>
@@ -15557,7 +15892,7 @@
               <w:spacing w:after="10" w:before="0"/>
               <w:ind w:left="120"/>
             </w:pPr>
-            <w:hyperlink w:history="1" r:id="rIdknswlo48bxcznss51svu9">
+            <w:hyperlink w:history="1" r:id="rId_tgdbwycxiv6by8qzl5wg">
               <w:r>
                 <w:rPr>
                   <w:rFonts w:ascii="Arial" w:cs="Arial" w:eastAsia="Arial" w:hAnsi="Arial"/>
@@ -15602,7 +15937,7 @@
             <w:pPr>
               <w:spacing w:after="20" w:before="0"/>
             </w:pPr>
-            <w:hyperlink w:history="1" r:id="rId_iq0wnnb6nnqomh4qb2wp">
+            <w:hyperlink w:history="1" r:id="rId4lbjvioqdlccenun-ispq">
               <w:r>
                 <w:rPr>
                   <w:rFonts w:ascii="Arial" w:cs="Arial" w:eastAsia="Arial" w:hAnsi="Arial"/>
@@ -15651,7 +15986,7 @@
               <w:spacing w:after="10" w:before="0"/>
               <w:ind w:left="120"/>
             </w:pPr>
-            <w:hyperlink w:history="1" r:id="rIdbssd1crwz2p6uab805hgv">
+            <w:hyperlink w:history="1" r:id="rIdmt0pszn72w2lyvhjyeym7">
               <w:r>
                 <w:rPr>
                   <w:rFonts w:ascii="Arial" w:cs="Arial" w:eastAsia="Arial" w:hAnsi="Arial"/>
@@ -15679,6 +16014,7 @@
           </w:tcPr>
           <w:p>
             <w:pPr>
+              <w:keepNext w:val="false"/>
               <w:spacing w:after="40" w:before="0"/>
               <w:jc w:val="left"/>
             </w:pPr>
@@ -15711,6 +16047,7 @@
           </w:tcPr>
           <w:p>
             <w:pPr>
+              <w:keepNext w:val="false"/>
               <w:spacing w:after="40" w:before="0"/>
               <w:jc w:val="left"/>
             </w:pPr>
@@ -15743,6 +16080,7 @@
           </w:tcPr>
           <w:p>
             <w:pPr>
+              <w:keepNext w:val="false"/>
               <w:spacing w:after="40" w:before="0"/>
               <w:jc w:val="left"/>
             </w:pPr>
@@ -15775,6 +16113,7 @@
           </w:tcPr>
           <w:p>
             <w:pPr>
+              <w:keepNext w:val="false"/>
               <w:spacing w:after="40" w:before="0"/>
               <w:jc w:val="left"/>
             </w:pPr>
@@ -15809,6 +16148,7 @@
           </w:tcPr>
           <w:p>
             <w:pPr>
+              <w:keepNext w:val="false"/>
               <w:spacing w:after="40" w:before="0"/>
               <w:jc w:val="left"/>
             </w:pPr>
@@ -15846,7 +16186,7 @@
             <w:pPr>
               <w:spacing w:after="20" w:before="0"/>
             </w:pPr>
-            <w:hyperlink w:history="1" r:id="rIdufywtsmc1rxp5bcnsagua">
+            <w:hyperlink w:history="1" r:id="rIdqfhum3spzkd-50ukid9ob">
               <w:r>
                 <w:rPr>
                   <w:rFonts w:ascii="Arial" w:cs="Arial" w:eastAsia="Arial" w:hAnsi="Arial"/>
@@ -15895,7 +16235,7 @@
               <w:spacing w:after="10" w:before="0"/>
               <w:ind w:left="120"/>
             </w:pPr>
-            <w:hyperlink w:history="1" r:id="rIdvzhxpxab-y-xi9jgds78-">
+            <w:hyperlink w:history="1" r:id="rIdqjkpfklw1lsogzu6sczcy">
               <w:r>
                 <w:rPr>
                   <w:rFonts w:ascii="Arial" w:cs="Arial" w:eastAsia="Arial" w:hAnsi="Arial"/>
@@ -15940,7 +16280,7 @@
             <w:pPr>
               <w:spacing w:after="20" w:before="0"/>
             </w:pPr>
-            <w:hyperlink w:history="1" r:id="rId748lma8k-s1a0cqfy_xbh">
+            <w:hyperlink w:history="1" r:id="rIdixwevitagidhjdasxnxgn">
               <w:r>
                 <w:rPr>
                   <w:rFonts w:ascii="Arial" w:cs="Arial" w:eastAsia="Arial" w:hAnsi="Arial"/>
@@ -15989,7 +16329,7 @@
               <w:spacing w:after="10" w:before="0"/>
               <w:ind w:left="120"/>
             </w:pPr>
-            <w:hyperlink w:history="1" r:id="rId_xwc9vof1zwtwja3fq81r">
+            <w:hyperlink w:history="1" r:id="rIdxocc9pjnkopvpz6czaeli">
               <w:r>
                 <w:rPr>
                   <w:rFonts w:ascii="Arial" w:cs="Arial" w:eastAsia="Arial" w:hAnsi="Arial"/>
@@ -16017,6 +16357,7 @@
           </w:tcPr>
           <w:p>
             <w:pPr>
+              <w:keepNext w:val="false"/>
               <w:spacing w:after="40" w:before="0"/>
               <w:jc w:val="left"/>
             </w:pPr>
@@ -16049,6 +16390,7 @@
           </w:tcPr>
           <w:p>
             <w:pPr>
+              <w:keepNext w:val="false"/>
               <w:spacing w:after="40" w:before="0"/>
               <w:jc w:val="left"/>
             </w:pPr>
@@ -16081,6 +16423,7 @@
           </w:tcPr>
           <w:p>
             <w:pPr>
+              <w:keepNext w:val="false"/>
               <w:spacing w:after="40" w:before="0"/>
               <w:jc w:val="left"/>
             </w:pPr>
@@ -16113,6 +16456,7 @@
           </w:tcPr>
           <w:p>
             <w:pPr>
+              <w:keepNext w:val="false"/>
               <w:spacing w:after="40" w:before="0"/>
               <w:jc w:val="left"/>
             </w:pPr>
@@ -16147,6 +16491,7 @@
           </w:tcPr>
           <w:p>
             <w:pPr>
+              <w:keepNext w:val="false"/>
               <w:spacing w:after="40" w:before="0"/>
               <w:jc w:val="left"/>
             </w:pPr>
@@ -16184,7 +16529,7 @@
             <w:pPr>
               <w:spacing w:after="20" w:before="0"/>
             </w:pPr>
-            <w:hyperlink w:history="1" r:id="rIddlmtc57rpr2vqrsh4ofcp">
+            <w:hyperlink w:history="1" r:id="rIdlvovsieaclntyo31neupq">
               <w:r>
                 <w:rPr>
                   <w:rFonts w:ascii="Arial" w:cs="Arial" w:eastAsia="Arial" w:hAnsi="Arial"/>
@@ -16233,7 +16578,7 @@
               <w:spacing w:after="10" w:before="0"/>
               <w:ind w:left="120"/>
             </w:pPr>
-            <w:hyperlink w:history="1" r:id="rIdsyhsz7xuqlojh1pdlqw8r">
+            <w:hyperlink w:history="1" r:id="rIdw80llquyseygvnhf86pwh">
               <w:r>
                 <w:rPr>
                   <w:rFonts w:ascii="Arial" w:cs="Arial" w:eastAsia="Arial" w:hAnsi="Arial"/>
@@ -16278,7 +16623,7 @@
             <w:pPr>
               <w:spacing w:after="20" w:before="0"/>
             </w:pPr>
-            <w:hyperlink w:history="1" r:id="rIdqho-ushfk3mnddgc2zmeo">
+            <w:hyperlink w:history="1" r:id="rId0zt2olqrd67e48oug5nrw">
               <w:r>
                 <w:rPr>
                   <w:rFonts w:ascii="Arial" w:cs="Arial" w:eastAsia="Arial" w:hAnsi="Arial"/>
@@ -16327,7 +16672,7 @@
               <w:spacing w:after="10" w:before="0"/>
               <w:ind w:left="120"/>
             </w:pPr>
-            <w:hyperlink w:history="1" r:id="rIdenby-oqvuloqe2vzlhjhk">
+            <w:hyperlink w:history="1" r:id="rIdlzozxhrq4oipmmpck0vsf">
               <w:r>
                 <w:rPr>
                   <w:rFonts w:ascii="Arial" w:cs="Arial" w:eastAsia="Arial" w:hAnsi="Arial"/>
@@ -16355,6 +16700,7 @@
           </w:tcPr>
           <w:p>
             <w:pPr>
+              <w:keepNext w:val="false"/>
               <w:spacing w:after="40" w:before="0"/>
               <w:jc w:val="left"/>
             </w:pPr>
@@ -16387,6 +16733,7 @@
           </w:tcPr>
           <w:p>
             <w:pPr>
+              <w:keepNext w:val="false"/>
               <w:spacing w:after="40" w:before="0"/>
               <w:jc w:val="left"/>
             </w:pPr>
@@ -16419,6 +16766,7 @@
           </w:tcPr>
           <w:p>
             <w:pPr>
+              <w:keepNext w:val="false"/>
               <w:spacing w:after="40" w:before="0"/>
               <w:jc w:val="left"/>
             </w:pPr>
@@ -16451,6 +16799,7 @@
           </w:tcPr>
           <w:p>
             <w:pPr>
+              <w:keepNext w:val="false"/>
               <w:spacing w:after="40" w:before="0"/>
               <w:jc w:val="left"/>
             </w:pPr>
@@ -16510,6 +16859,7 @@
           </w:tcPr>
           <w:p>
             <w:pPr>
+              <w:keepNext w:val="false"/>
               <w:spacing w:after="40" w:before="0"/>
               <w:jc w:val="center"/>
             </w:pPr>
@@ -16544,6 +16894,7 @@
           </w:tcPr>
           <w:p>
             <w:pPr>
+              <w:keepNext w:val="false"/>
               <w:spacing w:after="40" w:before="0"/>
               <w:jc w:val="left"/>
             </w:pPr>
@@ -16605,6 +16956,7 @@
           </w:tcPr>
           <w:p>
             <w:pPr>
+              <w:keepNext w:val="false"/>
               <w:spacing w:after="40" w:before="0"/>
               <w:jc w:val="center"/>
             </w:pPr>
@@ -16639,6 +16991,7 @@
           </w:tcPr>
           <w:p>
             <w:pPr>
+              <w:keepNext w:val="false"/>
               <w:spacing w:after="40" w:before="0"/>
               <w:jc w:val="left"/>
             </w:pPr>
@@ -16671,6 +17024,7 @@
           </w:tcPr>
           <w:p>
             <w:pPr>
+              <w:keepNext w:val="false"/>
               <w:spacing w:after="40" w:before="0"/>
               <w:jc w:val="left"/>
             </w:pPr>
@@ -16705,6 +17059,7 @@
           </w:tcPr>
           <w:p>
             <w:pPr>
+              <w:keepNext w:val="false"/>
               <w:spacing w:after="40" w:before="0"/>
               <w:jc w:val="left"/>
             </w:pPr>
@@ -16737,6 +17092,7 @@
           </w:tcPr>
           <w:p>
             <w:pPr>
+              <w:keepNext w:val="false"/>
               <w:spacing w:after="40" w:before="0"/>
               <w:jc w:val="left"/>
             </w:pPr>
@@ -16771,6 +17127,7 @@
           </w:tcPr>
           <w:p>
             <w:pPr>
+              <w:keepNext w:val="false"/>
               <w:spacing w:after="40" w:before="0"/>
               <w:jc w:val="left"/>
             </w:pPr>
@@ -16803,6 +17160,7 @@
           </w:tcPr>
           <w:p>
             <w:pPr>
+              <w:keepNext w:val="false"/>
               <w:spacing w:after="40" w:before="0"/>
               <w:jc w:val="left"/>
             </w:pPr>
@@ -16839,7 +17197,7 @@
         </w:rPr>
         <w:t xml:space="preserve">© 2026 SeaVuria and ARES. Aligned with KICD objectives. Developed by SeaVuria; technical implementation by ARES (with AI assistance from Claude). Licensed under </w:t>
       </w:r>
-      <w:hyperlink w:history="1" r:id="rIdaqvyah6i5vnuqasebfqhg">
+      <w:hyperlink w:history="1" r:id="rIdctwczonmltbwy55lsot_f">
         <w:r>
           <w:rPr>
             <w:rFonts w:ascii="Arial" w:cs="Arial" w:eastAsia="Arial" w:hAnsi="Arial"/>
@@ -16860,7 +17218,7 @@
         </w:rPr>
         <w:t xml:space="preserve"> (</w:t>
       </w:r>
-      <w:hyperlink w:history="1" r:id="rIdozfxmpixbr9rjcn24nbhz">
+      <w:hyperlink w:history="1" r:id="rIdgcwdohirk09cknekfmltv">
         <w:r>
           <w:rPr>
             <w:rFonts w:ascii="Arial" w:cs="Arial" w:eastAsia="Arial" w:hAnsi="Arial"/>
@@ -16920,6 +17278,7 @@
           </w:tcPr>
           <w:p>
             <w:pPr>
+              <w:keepNext w:val="false"/>
               <w:spacing w:after="40" w:before="0"/>
               <w:jc w:val="center"/>
             </w:pPr>
@@ -16955,6 +17314,7 @@
           </w:tcPr>
           <w:p>
             <w:pPr>
+              <w:keepNext w:val="false"/>
               <w:spacing w:after="40" w:before="0"/>
               <w:jc w:val="center"/>
             </w:pPr>
@@ -16989,6 +17349,7 @@
           </w:tcPr>
           <w:p>
             <w:pPr>
+              <w:keepNext w:val="false"/>
               <w:spacing w:after="40" w:before="0"/>
               <w:jc w:val="left"/>
             </w:pPr>
@@ -17021,6 +17382,7 @@
           </w:tcPr>
           <w:p>
             <w:pPr>
+              <w:keepNext w:val="false"/>
               <w:spacing w:after="40" w:before="0"/>
               <w:jc w:val="left"/>
             </w:pPr>
@@ -17055,6 +17417,7 @@
           </w:tcPr>
           <w:p>
             <w:pPr>
+              <w:keepNext w:val="false"/>
               <w:spacing w:after="40" w:before="0"/>
               <w:jc w:val="left"/>
             </w:pPr>
@@ -17087,6 +17450,7 @@
           </w:tcPr>
           <w:p>
             <w:pPr>
+              <w:keepNext w:val="false"/>
               <w:spacing w:after="40" w:before="0"/>
               <w:jc w:val="left"/>
             </w:pPr>
@@ -17121,6 +17485,7 @@
           </w:tcPr>
           <w:p>
             <w:pPr>
+              <w:keepNext w:val="false"/>
               <w:spacing w:after="40" w:before="0"/>
               <w:jc w:val="left"/>
             </w:pPr>
@@ -17153,6 +17518,7 @@
           </w:tcPr>
           <w:p>
             <w:pPr>
+              <w:keepNext w:val="false"/>
               <w:spacing w:after="40" w:before="0"/>
               <w:jc w:val="left"/>
             </w:pPr>
@@ -17187,6 +17553,7 @@
           </w:tcPr>
           <w:p>
             <w:pPr>
+              <w:keepNext w:val="false"/>
               <w:spacing w:after="40" w:before="0"/>
               <w:jc w:val="left"/>
             </w:pPr>
@@ -17219,6 +17586,7 @@
           </w:tcPr>
           <w:p>
             <w:pPr>
+              <w:keepNext w:val="false"/>
               <w:spacing w:after="40" w:before="0"/>
               <w:jc w:val="left"/>
             </w:pPr>
@@ -17253,6 +17621,7 @@
           </w:tcPr>
           <w:p>
             <w:pPr>
+              <w:keepNext w:val="false"/>
               <w:spacing w:after="40" w:before="0"/>
               <w:jc w:val="left"/>
             </w:pPr>
@@ -17285,6 +17654,7 @@
           </w:tcPr>
           <w:p>
             <w:pPr>
+              <w:keepNext w:val="false"/>
               <w:spacing w:after="40" w:before="0"/>
               <w:jc w:val="left"/>
             </w:pPr>
@@ -17319,6 +17689,7 @@
           </w:tcPr>
           <w:p>
             <w:pPr>
+              <w:keepNext w:val="false"/>
               <w:spacing w:after="40" w:before="0"/>
               <w:jc w:val="left"/>
             </w:pPr>
@@ -17351,6 +17722,7 @@
           </w:tcPr>
           <w:p>
             <w:pPr>
+              <w:keepNext w:val="false"/>
               <w:spacing w:after="40" w:before="0"/>
               <w:jc w:val="left"/>
             </w:pPr>
@@ -17385,6 +17757,7 @@
           </w:tcPr>
           <w:p>
             <w:pPr>
+              <w:keepNext w:val="false"/>
               <w:spacing w:after="40" w:before="0"/>
               <w:jc w:val="left"/>
             </w:pPr>
@@ -17417,6 +17790,7 @@
           </w:tcPr>
           <w:p>
             <w:pPr>
+              <w:keepNext w:val="false"/>
               <w:spacing w:after="40" w:before="0"/>
               <w:jc w:val="left"/>
             </w:pPr>
@@ -17451,6 +17825,7 @@
           </w:tcPr>
           <w:p>
             <w:pPr>
+              <w:keepNext w:val="false"/>
               <w:spacing w:after="40" w:before="0"/>
               <w:jc w:val="left"/>
             </w:pPr>
@@ -17483,6 +17858,7 @@
           </w:tcPr>
           <w:p>
             <w:pPr>
+              <w:keepNext w:val="false"/>
               <w:spacing w:after="40" w:before="0"/>
               <w:jc w:val="left"/>
             </w:pPr>
@@ -17542,6 +17918,7 @@
           </w:tcPr>
           <w:p>
             <w:pPr>
+              <w:keepNext w:val="false"/>
               <w:spacing w:after="40" w:before="0"/>
               <w:jc w:val="center"/>
             </w:pPr>
@@ -17576,6 +17953,7 @@
           </w:tcPr>
           <w:p>
             <w:pPr>
+              <w:keepNext w:val="false"/>
               <w:spacing w:after="40" w:before="0"/>
               <w:jc w:val="left"/>
             </w:pPr>
@@ -17640,6 +18018,7 @@
           </w:tcPr>
           <w:p>
             <w:pPr>
+              <w:keepNext w:val="false"/>
               <w:spacing w:after="40" w:before="0"/>
               <w:jc w:val="center"/>
             </w:pPr>
@@ -17674,6 +18053,7 @@
           </w:tcPr>
           <w:p>
             <w:pPr>
+              <w:keepNext w:val="false"/>
               <w:spacing w:after="40" w:before="0"/>
               <w:jc w:val="left"/>
             </w:pPr>
@@ -17706,6 +18086,7 @@
           </w:tcPr>
           <w:p>
             <w:pPr>
+              <w:keepNext w:val="false"/>
               <w:spacing w:after="40" w:before="0"/>
               <w:jc w:val="left"/>
             </w:pPr>
@@ -17738,6 +18119,7 @@
           </w:tcPr>
           <w:p>
             <w:pPr>
+              <w:keepNext w:val="false"/>
               <w:spacing w:after="40" w:before="0"/>
               <w:jc w:val="left"/>
             </w:pPr>
@@ -17770,6 +18152,7 @@
           </w:tcPr>
           <w:p>
             <w:pPr>
+              <w:keepNext w:val="false"/>
               <w:spacing w:after="40" w:before="0"/>
               <w:jc w:val="left"/>
             </w:pPr>
@@ -17802,6 +18185,7 @@
           </w:tcPr>
           <w:p>
             <w:pPr>
+              <w:keepNext w:val="false"/>
               <w:spacing w:after="40" w:before="0"/>
               <w:jc w:val="left"/>
             </w:pPr>
@@ -17836,6 +18220,7 @@
           </w:tcPr>
           <w:p>
             <w:pPr>
+              <w:keepNext w:val="false"/>
               <w:spacing w:after="40" w:before="0"/>
               <w:jc w:val="left"/>
             </w:pPr>
@@ -17873,7 +18258,7 @@
             <w:pPr>
               <w:spacing w:after="20" w:before="0"/>
             </w:pPr>
-            <w:hyperlink w:history="1" r:id="rIdpwentsrnbvcirkz8ogn06">
+            <w:hyperlink w:history="1" r:id="rId5-ifgsd_e65ami1vdllsd">
               <w:r>
                 <w:rPr>
                   <w:rFonts w:ascii="Arial" w:cs="Arial" w:eastAsia="Arial" w:hAnsi="Arial"/>
@@ -17906,7 +18291,7 @@
               <w:spacing w:after="10" w:before="0"/>
               <w:ind w:left="120"/>
             </w:pPr>
-            <w:hyperlink w:history="1" r:id="rIdwtnx9v8ah1a5_-ygnllea">
+            <w:hyperlink w:history="1" r:id="rIdb8sxdctrluagkc5qk2hjo">
               <w:r>
                 <w:rPr>
                   <w:rFonts w:ascii="Arial" w:cs="Arial" w:eastAsia="Arial" w:hAnsi="Arial"/>
@@ -17951,7 +18336,7 @@
             <w:pPr>
               <w:spacing w:after="20" w:before="0"/>
             </w:pPr>
-            <w:hyperlink w:history="1" r:id="rIdcktyz8vopi50ssjglb2va">
+            <w:hyperlink w:history="1" r:id="rIduixzhhgqkwn8yzja-lwpi">
               <w:r>
                 <w:rPr>
                   <w:rFonts w:ascii="Arial" w:cs="Arial" w:eastAsia="Arial" w:hAnsi="Arial"/>
@@ -17984,7 +18369,7 @@
               <w:spacing w:after="10" w:before="0"/>
               <w:ind w:left="120"/>
             </w:pPr>
-            <w:hyperlink w:history="1" r:id="rIdveg1dzanhztjeut_vwrgd">
+            <w:hyperlink w:history="1" r:id="rIdwionno5uy6xow_xhn38fz">
               <w:r>
                 <w:rPr>
                   <w:rFonts w:ascii="Arial" w:cs="Arial" w:eastAsia="Arial" w:hAnsi="Arial"/>
@@ -18012,6 +18397,7 @@
           </w:tcPr>
           <w:p>
             <w:pPr>
+              <w:keepNext w:val="false"/>
               <w:spacing w:after="40" w:before="0"/>
               <w:jc w:val="left"/>
             </w:pPr>
@@ -18044,6 +18430,7 @@
           </w:tcPr>
           <w:p>
             <w:pPr>
+              <w:keepNext w:val="false"/>
               <w:spacing w:after="40" w:before="0"/>
               <w:jc w:val="left"/>
             </w:pPr>
@@ -18076,6 +18463,7 @@
           </w:tcPr>
           <w:p>
             <w:pPr>
+              <w:keepNext w:val="false"/>
               <w:spacing w:after="40" w:before="0"/>
               <w:jc w:val="left"/>
             </w:pPr>
@@ -18108,6 +18496,7 @@
           </w:tcPr>
           <w:p>
             <w:pPr>
+              <w:keepNext w:val="false"/>
               <w:spacing w:after="40" w:before="0"/>
               <w:jc w:val="left"/>
             </w:pPr>
@@ -18142,6 +18531,7 @@
           </w:tcPr>
           <w:p>
             <w:pPr>
+              <w:keepNext w:val="false"/>
               <w:spacing w:after="40" w:before="0"/>
               <w:jc w:val="left"/>
             </w:pPr>
@@ -18179,7 +18569,7 @@
             <w:pPr>
               <w:spacing w:after="20" w:before="0"/>
             </w:pPr>
-            <w:hyperlink w:history="1" r:id="rIdvzeknwienrxc7jkluyuxp">
+            <w:hyperlink w:history="1" r:id="rIdcgtgkon_yh5goruyy3up5">
               <w:r>
                 <w:rPr>
                   <w:rFonts w:ascii="Arial" w:cs="Arial" w:eastAsia="Arial" w:hAnsi="Arial"/>
@@ -18212,7 +18602,7 @@
               <w:spacing w:after="10" w:before="0"/>
               <w:ind w:left="120"/>
             </w:pPr>
-            <w:hyperlink w:history="1" r:id="rIdhscukql3gjzukw-uppxnr">
+            <w:hyperlink w:history="1" r:id="rId637skehmifliubpxp571l">
               <w:r>
                 <w:rPr>
                   <w:rFonts w:ascii="Arial" w:cs="Arial" w:eastAsia="Arial" w:hAnsi="Arial"/>
@@ -18257,7 +18647,7 @@
             <w:pPr>
               <w:spacing w:after="20" w:before="0"/>
             </w:pPr>
-            <w:hyperlink w:history="1" r:id="rIdl3oghpslnzoulejtt9302">
+            <w:hyperlink w:history="1" r:id="rIdrfignqq6qa91_iwi_tjq3">
               <w:r>
                 <w:rPr>
                   <w:rFonts w:ascii="Arial" w:cs="Arial" w:eastAsia="Arial" w:hAnsi="Arial"/>
@@ -18290,7 +18680,7 @@
               <w:spacing w:after="10" w:before="0"/>
               <w:ind w:left="120"/>
             </w:pPr>
-            <w:hyperlink w:history="1" r:id="rIdbrzu5e4ht43arhzhjqqmm">
+            <w:hyperlink w:history="1" r:id="rIdzdrsgdyklrwdzewvuba84">
               <w:r>
                 <w:rPr>
                   <w:rFonts w:ascii="Arial" w:cs="Arial" w:eastAsia="Arial" w:hAnsi="Arial"/>
@@ -18318,6 +18708,7 @@
           </w:tcPr>
           <w:p>
             <w:pPr>
+              <w:keepNext w:val="false"/>
               <w:spacing w:after="40" w:before="0"/>
               <w:jc w:val="left"/>
             </w:pPr>
@@ -18350,6 +18741,7 @@
           </w:tcPr>
           <w:p>
             <w:pPr>
+              <w:keepNext w:val="false"/>
               <w:spacing w:after="40" w:before="0"/>
               <w:jc w:val="left"/>
             </w:pPr>
@@ -18382,6 +18774,7 @@
           </w:tcPr>
           <w:p>
             <w:pPr>
+              <w:keepNext w:val="false"/>
               <w:spacing w:after="40" w:before="0"/>
               <w:jc w:val="left"/>
             </w:pPr>
@@ -18414,6 +18807,7 @@
           </w:tcPr>
           <w:p>
             <w:pPr>
+              <w:keepNext w:val="false"/>
               <w:spacing w:after="40" w:before="0"/>
               <w:jc w:val="left"/>
             </w:pPr>
@@ -18448,6 +18842,7 @@
           </w:tcPr>
           <w:p>
             <w:pPr>
+              <w:keepNext w:val="false"/>
               <w:spacing w:after="40" w:before="0"/>
               <w:jc w:val="left"/>
             </w:pPr>
@@ -18485,7 +18880,7 @@
             <w:pPr>
               <w:spacing w:after="20" w:before="0"/>
             </w:pPr>
-            <w:hyperlink w:history="1" r:id="rId6ibf_awz4gz_izhquemd3">
+            <w:hyperlink w:history="1" r:id="rId6v24fw7bgrtg5tqpriifl">
               <w:r>
                 <w:rPr>
                   <w:rFonts w:ascii="Arial" w:cs="Arial" w:eastAsia="Arial" w:hAnsi="Arial"/>
@@ -18534,7 +18929,7 @@
               <w:spacing w:after="10" w:before="0"/>
               <w:ind w:left="120"/>
             </w:pPr>
-            <w:hyperlink w:history="1" r:id="rId1dtllnjkuwo7z6wovdcfr">
+            <w:hyperlink w:history="1" r:id="rId8iilzku_9iztgallgjsx8">
               <w:r>
                 <w:rPr>
                   <w:rFonts w:ascii="Arial" w:cs="Arial" w:eastAsia="Arial" w:hAnsi="Arial"/>
@@ -18579,7 +18974,7 @@
             <w:pPr>
               <w:spacing w:after="20" w:before="0"/>
             </w:pPr>
-            <w:hyperlink w:history="1" r:id="rIdtx7ukttwbv8px6vve90vb">
+            <w:hyperlink w:history="1" r:id="rIdgj3byj5ayxf0oevtdjaet">
               <w:r>
                 <w:rPr>
                   <w:rFonts w:ascii="Arial" w:cs="Arial" w:eastAsia="Arial" w:hAnsi="Arial"/>
@@ -18612,7 +19007,7 @@
               <w:spacing w:after="10" w:before="0"/>
               <w:ind w:left="120"/>
             </w:pPr>
-            <w:hyperlink w:history="1" r:id="rIdghmxpaal4l1e2bnhxsxqj">
+            <w:hyperlink w:history="1" r:id="rIddgui25mfu6xzprak8toig">
               <w:r>
                 <w:rPr>
                   <w:rFonts w:ascii="Arial" w:cs="Arial" w:eastAsia="Arial" w:hAnsi="Arial"/>
@@ -18640,6 +19035,7 @@
           </w:tcPr>
           <w:p>
             <w:pPr>
+              <w:keepNext w:val="false"/>
               <w:spacing w:after="40" w:before="0"/>
               <w:jc w:val="left"/>
             </w:pPr>
@@ -18672,6 +19068,7 @@
           </w:tcPr>
           <w:p>
             <w:pPr>
+              <w:keepNext w:val="false"/>
               <w:spacing w:after="40" w:before="0"/>
               <w:jc w:val="left"/>
             </w:pPr>
@@ -18704,6 +19101,7 @@
           </w:tcPr>
           <w:p>
             <w:pPr>
+              <w:keepNext w:val="false"/>
               <w:spacing w:after="40" w:before="0"/>
               <w:jc w:val="left"/>
             </w:pPr>
@@ -18736,6 +19134,7 @@
           </w:tcPr>
           <w:p>
             <w:pPr>
+              <w:keepNext w:val="false"/>
               <w:spacing w:after="40" w:before="0"/>
               <w:jc w:val="left"/>
             </w:pPr>
@@ -18770,6 +19169,7 @@
           </w:tcPr>
           <w:p>
             <w:pPr>
+              <w:keepNext w:val="false"/>
               <w:spacing w:after="40" w:before="0"/>
               <w:jc w:val="left"/>
             </w:pPr>
@@ -18807,7 +19207,7 @@
             <w:pPr>
               <w:spacing w:after="20" w:before="0"/>
             </w:pPr>
-            <w:hyperlink w:history="1" r:id="rIdm5vfbgd9v9jrw2lfcigp5">
+            <w:hyperlink w:history="1" r:id="rId0th9kuxq4mplzcnv-kuxl">
               <w:r>
                 <w:rPr>
                   <w:rFonts w:ascii="Arial" w:cs="Arial" w:eastAsia="Arial" w:hAnsi="Arial"/>
@@ -18856,7 +19256,7 @@
               <w:spacing w:after="10" w:before="0"/>
               <w:ind w:left="120"/>
             </w:pPr>
-            <w:hyperlink w:history="1" r:id="rIdbsp0mcf9mtl2at6mkj1mu">
+            <w:hyperlink w:history="1" r:id="rId3bqpbdnigocjippep-bja">
               <w:r>
                 <w:rPr>
                   <w:rFonts w:ascii="Arial" w:cs="Arial" w:eastAsia="Arial" w:hAnsi="Arial"/>
@@ -18901,7 +19301,7 @@
             <w:pPr>
               <w:spacing w:after="20" w:before="0"/>
             </w:pPr>
-            <w:hyperlink w:history="1" r:id="rIdvkqzqmivh7_tl6grd24fj">
+            <w:hyperlink w:history="1" r:id="rIdqybcpzuk4t4dp9az4kzj8">
               <w:r>
                 <w:rPr>
                   <w:rFonts w:ascii="Arial" w:cs="Arial" w:eastAsia="Arial" w:hAnsi="Arial"/>
@@ -18934,7 +19334,7 @@
               <w:spacing w:after="10" w:before="0"/>
               <w:ind w:left="120"/>
             </w:pPr>
-            <w:hyperlink w:history="1" r:id="rIdfizi_ohwkpt3nrbhaczgp">
+            <w:hyperlink w:history="1" r:id="rIdfxj5wqgcspdu94gvdrvo0">
               <w:r>
                 <w:rPr>
                   <w:rFonts w:ascii="Arial" w:cs="Arial" w:eastAsia="Arial" w:hAnsi="Arial"/>
@@ -18962,6 +19362,7 @@
           </w:tcPr>
           <w:p>
             <w:pPr>
+              <w:keepNext w:val="false"/>
               <w:spacing w:after="40" w:before="0"/>
               <w:jc w:val="left"/>
             </w:pPr>
@@ -18994,6 +19395,7 @@
           </w:tcPr>
           <w:p>
             <w:pPr>
+              <w:keepNext w:val="false"/>
               <w:spacing w:after="40" w:before="0"/>
               <w:jc w:val="left"/>
             </w:pPr>
@@ -19026,6 +19428,7 @@
           </w:tcPr>
           <w:p>
             <w:pPr>
+              <w:keepNext w:val="false"/>
               <w:spacing w:after="40" w:before="0"/>
               <w:jc w:val="left"/>
             </w:pPr>
@@ -19058,6 +19461,7 @@
           </w:tcPr>
           <w:p>
             <w:pPr>
+              <w:keepNext w:val="false"/>
               <w:spacing w:after="40" w:before="0"/>
               <w:jc w:val="left"/>
             </w:pPr>
@@ -19092,6 +19496,7 @@
           </w:tcPr>
           <w:p>
             <w:pPr>
+              <w:keepNext w:val="false"/>
               <w:spacing w:after="40" w:before="0"/>
               <w:jc w:val="left"/>
             </w:pPr>
@@ -19129,7 +19534,7 @@
             <w:pPr>
               <w:spacing w:after="20" w:before="0"/>
             </w:pPr>
-            <w:hyperlink w:history="1" r:id="rId_9unefxagjidr0o9sl8go">
+            <w:hyperlink w:history="1" r:id="rIdiwnpr3cosxyurnga48krh">
               <w:r>
                 <w:rPr>
                   <w:rFonts w:ascii="Arial" w:cs="Arial" w:eastAsia="Arial" w:hAnsi="Arial"/>
@@ -19178,7 +19583,7 @@
               <w:spacing w:after="10" w:before="0"/>
               <w:ind w:left="120"/>
             </w:pPr>
-            <w:hyperlink w:history="1" r:id="rIde5udz7d8q93uczm_1zapn">
+            <w:hyperlink w:history="1" r:id="rIduccv7tyc9_8sgq3ps4g3l">
               <w:r>
                 <w:rPr>
                   <w:rFonts w:ascii="Arial" w:cs="Arial" w:eastAsia="Arial" w:hAnsi="Arial"/>
@@ -19223,7 +19628,7 @@
             <w:pPr>
               <w:spacing w:after="20" w:before="0"/>
             </w:pPr>
-            <w:hyperlink w:history="1" r:id="rIdrovs4ngefm1teaa63xtxg">
+            <w:hyperlink w:history="1" r:id="rId-4mcp7e9ipvxksu0sifbu">
               <w:r>
                 <w:rPr>
                   <w:rFonts w:ascii="Arial" w:cs="Arial" w:eastAsia="Arial" w:hAnsi="Arial"/>
@@ -19272,7 +19677,7 @@
               <w:spacing w:after="10" w:before="0"/>
               <w:ind w:left="120"/>
             </w:pPr>
-            <w:hyperlink w:history="1" r:id="rIdlmatwimvytux6ubo0e5gq">
+            <w:hyperlink w:history="1" r:id="rIdpmgaoglq3depr6ccxcnfx">
               <w:r>
                 <w:rPr>
                   <w:rFonts w:ascii="Arial" w:cs="Arial" w:eastAsia="Arial" w:hAnsi="Arial"/>
@@ -19300,6 +19705,7 @@
           </w:tcPr>
           <w:p>
             <w:pPr>
+              <w:keepNext w:val="false"/>
               <w:spacing w:after="40" w:before="0"/>
               <w:jc w:val="left"/>
             </w:pPr>
@@ -19332,6 +19738,7 @@
           </w:tcPr>
           <w:p>
             <w:pPr>
+              <w:keepNext w:val="false"/>
               <w:spacing w:after="40" w:before="0"/>
               <w:jc w:val="left"/>
             </w:pPr>
@@ -19364,6 +19771,7 @@
           </w:tcPr>
           <w:p>
             <w:pPr>
+              <w:keepNext w:val="false"/>
               <w:spacing w:after="40" w:before="0"/>
               <w:jc w:val="left"/>
             </w:pPr>
@@ -19396,6 +19804,7 @@
           </w:tcPr>
           <w:p>
             <w:pPr>
+              <w:keepNext w:val="false"/>
               <w:spacing w:after="40" w:before="0"/>
               <w:jc w:val="left"/>
             </w:pPr>
@@ -19455,6 +19864,7 @@
           </w:tcPr>
           <w:p>
             <w:pPr>
+              <w:keepNext w:val="false"/>
               <w:spacing w:after="40" w:before="0"/>
               <w:jc w:val="center"/>
             </w:pPr>
@@ -19489,6 +19899,7 @@
           </w:tcPr>
           <w:p>
             <w:pPr>
+              <w:keepNext w:val="false"/>
               <w:spacing w:after="40" w:before="0"/>
               <w:jc w:val="left"/>
             </w:pPr>
@@ -19508,6 +19919,7 @@
           </w:p>
           <w:p>
             <w:pPr>
+              <w:keepNext w:val="false"/>
               <w:spacing w:after="40" w:before="0"/>
               <w:jc w:val="left"/>
             </w:pPr>
@@ -19527,6 +19939,7 @@
           </w:p>
           <w:p>
             <w:pPr>
+              <w:keepNext w:val="false"/>
               <w:spacing w:after="40" w:before="0"/>
               <w:jc w:val="left"/>
             </w:pPr>
@@ -19546,6 +19959,7 @@
           </w:p>
           <w:p>
             <w:pPr>
+              <w:keepNext w:val="false"/>
               <w:spacing w:after="40" w:before="0"/>
               <w:jc w:val="left"/>
             </w:pPr>
@@ -19565,6 +19979,7 @@
           </w:p>
           <w:p>
             <w:pPr>
+              <w:keepNext w:val="false"/>
               <w:spacing w:after="40" w:before="0"/>
               <w:jc w:val="left"/>
             </w:pPr>
@@ -19584,6 +19999,7 @@
           </w:p>
           <w:p>
             <w:pPr>
+              <w:keepNext w:val="false"/>
               <w:spacing w:after="40" w:before="0"/>
               <w:jc w:val="left"/>
             </w:pPr>
@@ -19645,6 +20061,7 @@
           </w:tcPr>
           <w:p>
             <w:pPr>
+              <w:keepNext w:val="false"/>
               <w:spacing w:after="40" w:before="0"/>
               <w:jc w:val="center"/>
             </w:pPr>
@@ -19679,6 +20096,7 @@
           </w:tcPr>
           <w:p>
             <w:pPr>
+              <w:keepNext w:val="false"/>
               <w:spacing w:after="40" w:before="0"/>
               <w:jc w:val="left"/>
             </w:pPr>
@@ -19711,6 +20129,7 @@
           </w:tcPr>
           <w:p>
             <w:pPr>
+              <w:keepNext w:val="false"/>
               <w:spacing w:after="40" w:before="0"/>
               <w:jc w:val="left"/>
             </w:pPr>
@@ -19745,6 +20164,7 @@
           </w:tcPr>
           <w:p>
             <w:pPr>
+              <w:keepNext w:val="false"/>
               <w:spacing w:after="40" w:before="0"/>
               <w:jc w:val="left"/>
             </w:pPr>
@@ -19777,6 +20197,7 @@
           </w:tcPr>
           <w:p>
             <w:pPr>
+              <w:keepNext w:val="false"/>
               <w:spacing w:after="40" w:before="0"/>
               <w:jc w:val="left"/>
             </w:pPr>
@@ -19811,6 +20232,7 @@
           </w:tcPr>
           <w:p>
             <w:pPr>
+              <w:keepNext w:val="false"/>
               <w:spacing w:after="40" w:before="0"/>
               <w:jc w:val="left"/>
             </w:pPr>
@@ -19843,6 +20265,7 @@
           </w:tcPr>
           <w:p>
             <w:pPr>
+              <w:keepNext w:val="false"/>
               <w:spacing w:after="40" w:before="0"/>
               <w:jc w:val="left"/>
             </w:pPr>
@@ -19879,7 +20302,7 @@
         </w:rPr>
         <w:t xml:space="preserve">© 2026 SeaVuria and ARES. Aligned with KICD objectives. Developed by SeaVuria; technical implementation by ARES (with AI assistance from Claude). Licensed under </w:t>
       </w:r>
-      <w:hyperlink w:history="1" r:id="rId7-husc3k8ygdaalsjig4n">
+      <w:hyperlink w:history="1" r:id="rIdv0b6rx8y66bagy9zf81ol">
         <w:r>
           <w:rPr>
             <w:rFonts w:ascii="Arial" w:cs="Arial" w:eastAsia="Arial" w:hAnsi="Arial"/>
@@ -19900,7 +20323,7 @@
         </w:rPr>
         <w:t xml:space="preserve"> (</w:t>
       </w:r>
-      <w:hyperlink w:history="1" r:id="rIdotfa_059kbvwwyc1w3bo-">
+      <w:hyperlink w:history="1" r:id="rIddq0qntuha_oecc58z3hmj">
         <w:r>
           <w:rPr>
             <w:rFonts w:ascii="Arial" w:cs="Arial" w:eastAsia="Arial" w:hAnsi="Arial"/>
@@ -19960,6 +20383,7 @@
           </w:tcPr>
           <w:p>
             <w:pPr>
+              <w:keepNext w:val="false"/>
               <w:spacing w:after="40" w:before="0"/>
               <w:jc w:val="center"/>
             </w:pPr>
@@ -19995,6 +20419,7 @@
           </w:tcPr>
           <w:p>
             <w:pPr>
+              <w:keepNext w:val="false"/>
               <w:spacing w:after="40" w:before="0"/>
               <w:jc w:val="center"/>
             </w:pPr>
@@ -20029,6 +20454,7 @@
           </w:tcPr>
           <w:p>
             <w:pPr>
+              <w:keepNext w:val="false"/>
               <w:spacing w:after="40" w:before="0"/>
               <w:jc w:val="left"/>
             </w:pPr>
@@ -20061,6 +20487,7 @@
           </w:tcPr>
           <w:p>
             <w:pPr>
+              <w:keepNext w:val="false"/>
               <w:spacing w:after="40" w:before="0"/>
               <w:jc w:val="left"/>
             </w:pPr>
@@ -20095,6 +20522,7 @@
           </w:tcPr>
           <w:p>
             <w:pPr>
+              <w:keepNext w:val="false"/>
               <w:spacing w:after="40" w:before="0"/>
               <w:jc w:val="left"/>
             </w:pPr>
@@ -20127,6 +20555,7 @@
           </w:tcPr>
           <w:p>
             <w:pPr>
+              <w:keepNext w:val="false"/>
               <w:spacing w:after="40" w:before="0"/>
               <w:jc w:val="left"/>
             </w:pPr>
@@ -20161,6 +20590,7 @@
           </w:tcPr>
           <w:p>
             <w:pPr>
+              <w:keepNext w:val="false"/>
               <w:spacing w:after="40" w:before="0"/>
               <w:jc w:val="left"/>
             </w:pPr>
@@ -20193,6 +20623,7 @@
           </w:tcPr>
           <w:p>
             <w:pPr>
+              <w:keepNext w:val="false"/>
               <w:spacing w:after="40" w:before="0"/>
               <w:jc w:val="left"/>
             </w:pPr>
@@ -20227,6 +20658,7 @@
           </w:tcPr>
           <w:p>
             <w:pPr>
+              <w:keepNext w:val="false"/>
               <w:spacing w:after="40" w:before="0"/>
               <w:jc w:val="left"/>
             </w:pPr>
@@ -20259,6 +20691,7 @@
           </w:tcPr>
           <w:p>
             <w:pPr>
+              <w:keepNext w:val="false"/>
               <w:spacing w:after="40" w:before="0"/>
               <w:jc w:val="left"/>
             </w:pPr>
@@ -20293,6 +20726,7 @@
           </w:tcPr>
           <w:p>
             <w:pPr>
+              <w:keepNext w:val="false"/>
               <w:spacing w:after="40" w:before="0"/>
               <w:jc w:val="left"/>
             </w:pPr>
@@ -20325,6 +20759,7 @@
           </w:tcPr>
           <w:p>
             <w:pPr>
+              <w:keepNext w:val="false"/>
               <w:spacing w:after="40" w:before="0"/>
               <w:jc w:val="left"/>
             </w:pPr>
@@ -20359,6 +20794,7 @@
           </w:tcPr>
           <w:p>
             <w:pPr>
+              <w:keepNext w:val="false"/>
               <w:spacing w:after="40" w:before="0"/>
               <w:jc w:val="left"/>
             </w:pPr>
@@ -20391,6 +20827,7 @@
           </w:tcPr>
           <w:p>
             <w:pPr>
+              <w:keepNext w:val="false"/>
               <w:spacing w:after="40" w:before="0"/>
               <w:jc w:val="left"/>
             </w:pPr>
@@ -20425,6 +20862,7 @@
           </w:tcPr>
           <w:p>
             <w:pPr>
+              <w:keepNext w:val="false"/>
               <w:spacing w:after="40" w:before="0"/>
               <w:jc w:val="left"/>
             </w:pPr>
@@ -20457,6 +20895,7 @@
           </w:tcPr>
           <w:p>
             <w:pPr>
+              <w:keepNext w:val="false"/>
               <w:spacing w:after="40" w:before="0"/>
               <w:jc w:val="left"/>
             </w:pPr>
@@ -20491,6 +20930,7 @@
           </w:tcPr>
           <w:p>
             <w:pPr>
+              <w:keepNext w:val="false"/>
               <w:spacing w:after="40" w:before="0"/>
               <w:jc w:val="left"/>
             </w:pPr>
@@ -20523,6 +20963,7 @@
           </w:tcPr>
           <w:p>
             <w:pPr>
+              <w:keepNext w:val="false"/>
               <w:spacing w:after="40" w:before="0"/>
               <w:jc w:val="left"/>
             </w:pPr>
@@ -20582,6 +21023,7 @@
           </w:tcPr>
           <w:p>
             <w:pPr>
+              <w:keepNext w:val="false"/>
               <w:spacing w:after="40" w:before="0"/>
               <w:jc w:val="center"/>
             </w:pPr>
@@ -20616,6 +21058,7 @@
           </w:tcPr>
           <w:p>
             <w:pPr>
+              <w:keepNext w:val="false"/>
               <w:spacing w:after="40" w:before="0"/>
               <w:jc w:val="left"/>
             </w:pPr>
@@ -20680,6 +21123,7 @@
           </w:tcPr>
           <w:p>
             <w:pPr>
+              <w:keepNext w:val="false"/>
               <w:spacing w:after="40" w:before="0"/>
               <w:jc w:val="center"/>
             </w:pPr>
@@ -20714,6 +21158,7 @@
           </w:tcPr>
           <w:p>
             <w:pPr>
+              <w:keepNext w:val="false"/>
               <w:spacing w:after="40" w:before="0"/>
               <w:jc w:val="left"/>
             </w:pPr>
@@ -20746,6 +21191,7 @@
           </w:tcPr>
           <w:p>
             <w:pPr>
+              <w:keepNext w:val="false"/>
               <w:spacing w:after="40" w:before="0"/>
               <w:jc w:val="left"/>
             </w:pPr>
@@ -20778,6 +21224,7 @@
           </w:tcPr>
           <w:p>
             <w:pPr>
+              <w:keepNext w:val="false"/>
               <w:spacing w:after="40" w:before="0"/>
               <w:jc w:val="left"/>
             </w:pPr>
@@ -20810,6 +21257,7 @@
           </w:tcPr>
           <w:p>
             <w:pPr>
+              <w:keepNext w:val="false"/>
               <w:spacing w:after="40" w:before="0"/>
               <w:jc w:val="left"/>
             </w:pPr>
@@ -20842,6 +21290,7 @@
           </w:tcPr>
           <w:p>
             <w:pPr>
+              <w:keepNext w:val="false"/>
               <w:spacing w:after="40" w:before="0"/>
               <w:jc w:val="left"/>
             </w:pPr>
@@ -20876,6 +21325,7 @@
           </w:tcPr>
           <w:p>
             <w:pPr>
+              <w:keepNext w:val="false"/>
               <w:spacing w:after="40" w:before="0"/>
               <w:jc w:val="left"/>
             </w:pPr>
@@ -20930,7 +21380,7 @@
               <w:spacing w:after="10" w:before="0"/>
               <w:ind w:left="120"/>
             </w:pPr>
-            <w:hyperlink w:history="1" r:id="rIdo6mgmjxfteehibjq8kqmf">
+            <w:hyperlink w:history="1" r:id="rId52nnxve2f_lkoirytudrb">
               <w:r>
                 <w:rPr>
                   <w:rFonts w:ascii="Arial" w:cs="Arial" w:eastAsia="Arial" w:hAnsi="Arial"/>
@@ -20990,7 +21440,7 @@
             <w:pPr>
               <w:spacing w:after="20" w:before="0"/>
             </w:pPr>
-            <w:hyperlink w:history="1" r:id="rIdrzwllnnrezem96xd37qsh">
+            <w:hyperlink w:history="1" r:id="rIdxt2qzpxbno8jup9e4w9po">
               <w:r>
                 <w:rPr>
                   <w:rFonts w:ascii="Arial" w:cs="Arial" w:eastAsia="Arial" w:hAnsi="Arial"/>
@@ -21023,7 +21473,7 @@
               <w:spacing w:after="10" w:before="0"/>
               <w:ind w:left="120"/>
             </w:pPr>
-            <w:hyperlink w:history="1" r:id="rIddfo8ialyg6etzzdb9ruvo">
+            <w:hyperlink w:history="1" r:id="rIdpczwzgsq72dhbim1ivszw">
               <w:r>
                 <w:rPr>
                   <w:rFonts w:ascii="Arial" w:cs="Arial" w:eastAsia="Arial" w:hAnsi="Arial"/>
@@ -21051,6 +21501,7 @@
           </w:tcPr>
           <w:p>
             <w:pPr>
+              <w:keepNext w:val="false"/>
               <w:spacing w:after="40" w:before="0"/>
               <w:jc w:val="left"/>
             </w:pPr>
@@ -21083,6 +21534,7 @@
           </w:tcPr>
           <w:p>
             <w:pPr>
+              <w:keepNext w:val="false"/>
               <w:spacing w:after="40" w:before="0"/>
               <w:jc w:val="left"/>
             </w:pPr>
@@ -21115,6 +21567,7 @@
           </w:tcPr>
           <w:p>
             <w:pPr>
+              <w:keepNext w:val="false"/>
               <w:spacing w:after="40" w:before="0"/>
               <w:jc w:val="left"/>
             </w:pPr>
@@ -21147,6 +21600,7 @@
           </w:tcPr>
           <w:p>
             <w:pPr>
+              <w:keepNext w:val="false"/>
               <w:spacing w:after="40" w:before="0"/>
               <w:jc w:val="left"/>
             </w:pPr>
@@ -21181,6 +21635,7 @@
           </w:tcPr>
           <w:p>
             <w:pPr>
+              <w:keepNext w:val="false"/>
               <w:spacing w:after="40" w:before="0"/>
               <w:jc w:val="left"/>
             </w:pPr>
@@ -21235,7 +21690,7 @@
               <w:spacing w:after="10" w:before="0"/>
               <w:ind w:left="120"/>
             </w:pPr>
-            <w:hyperlink w:history="1" r:id="rIdvgf-7vd8lhzbpazhukhvw">
+            <w:hyperlink w:history="1" r:id="rIdcskcfjmcxpvckqydgi1p4">
               <w:r>
                 <w:rPr>
                   <w:rFonts w:ascii="Arial" w:cs="Arial" w:eastAsia="Arial" w:hAnsi="Arial"/>
@@ -21295,7 +21750,7 @@
             <w:pPr>
               <w:spacing w:after="20" w:before="0"/>
             </w:pPr>
-            <w:hyperlink w:history="1" r:id="rIdh0nndui-5fvidqw0mwcgw">
+            <w:hyperlink w:history="1" r:id="rIdqrbpir-d_y5jknemdrpss">
               <w:r>
                 <w:rPr>
                   <w:rFonts w:ascii="Arial" w:cs="Arial" w:eastAsia="Arial" w:hAnsi="Arial"/>
@@ -21328,7 +21783,7 @@
               <w:spacing w:after="10" w:before="0"/>
               <w:ind w:left="120"/>
             </w:pPr>
-            <w:hyperlink w:history="1" r:id="rIdp2pjkpljxw6inzhadapyc">
+            <w:hyperlink w:history="1" r:id="rIdcldtzobf_6ixfqmw4mthy">
               <w:r>
                 <w:rPr>
                   <w:rFonts w:ascii="Arial" w:cs="Arial" w:eastAsia="Arial" w:hAnsi="Arial"/>
@@ -21356,6 +21811,7 @@
           </w:tcPr>
           <w:p>
             <w:pPr>
+              <w:keepNext w:val="false"/>
               <w:spacing w:after="40" w:before="0"/>
               <w:jc w:val="left"/>
             </w:pPr>
@@ -21388,6 +21844,7 @@
           </w:tcPr>
           <w:p>
             <w:pPr>
+              <w:keepNext w:val="false"/>
               <w:spacing w:after="40" w:before="0"/>
               <w:jc w:val="left"/>
             </w:pPr>
@@ -21420,6 +21877,7 @@
           </w:tcPr>
           <w:p>
             <w:pPr>
+              <w:keepNext w:val="false"/>
               <w:spacing w:after="40" w:before="0"/>
               <w:jc w:val="left"/>
             </w:pPr>
@@ -21452,6 +21910,7 @@
           </w:tcPr>
           <w:p>
             <w:pPr>
+              <w:keepNext w:val="false"/>
               <w:spacing w:after="40" w:before="0"/>
               <w:jc w:val="left"/>
             </w:pPr>
@@ -21486,6 +21945,7 @@
           </w:tcPr>
           <w:p>
             <w:pPr>
+              <w:keepNext w:val="false"/>
               <w:spacing w:after="40" w:before="0"/>
               <w:jc w:val="left"/>
             </w:pPr>
@@ -21540,7 +22000,7 @@
               <w:spacing w:after="10" w:before="0"/>
               <w:ind w:left="120"/>
             </w:pPr>
-            <w:hyperlink w:history="1" r:id="rIdqi5fmykatnhqwen0jw8zb">
+            <w:hyperlink w:history="1" r:id="rId8tvvlgutg5t7sr1mdwjp2">
               <w:r>
                 <w:rPr>
                   <w:rFonts w:ascii="Arial" w:cs="Arial" w:eastAsia="Arial" w:hAnsi="Arial"/>
@@ -21600,7 +22060,7 @@
             <w:pPr>
               <w:spacing w:after="20" w:before="0"/>
             </w:pPr>
-            <w:hyperlink w:history="1" r:id="rIduo9k6qdxecmdnzs5u5zg1">
+            <w:hyperlink w:history="1" r:id="rId_naodmanma3ei10vwv2pu">
               <w:r>
                 <w:rPr>
                   <w:rFonts w:ascii="Arial" w:cs="Arial" w:eastAsia="Arial" w:hAnsi="Arial"/>
@@ -21649,7 +22109,7 @@
               <w:spacing w:after="10" w:before="0"/>
               <w:ind w:left="120"/>
             </w:pPr>
-            <w:hyperlink w:history="1" r:id="rIdatwsl7dlxzigtojsahamd">
+            <w:hyperlink w:history="1" r:id="rIduml0xzz9icdo3yazlehto">
               <w:r>
                 <w:rPr>
                   <w:rFonts w:ascii="Arial" w:cs="Arial" w:eastAsia="Arial" w:hAnsi="Arial"/>
@@ -21677,6 +22137,7 @@
           </w:tcPr>
           <w:p>
             <w:pPr>
+              <w:keepNext w:val="false"/>
               <w:spacing w:after="40" w:before="0"/>
               <w:jc w:val="left"/>
             </w:pPr>
@@ -21709,6 +22170,7 @@
           </w:tcPr>
           <w:p>
             <w:pPr>
+              <w:keepNext w:val="false"/>
               <w:spacing w:after="40" w:before="0"/>
               <w:jc w:val="left"/>
             </w:pPr>
@@ -21741,6 +22203,7 @@
           </w:tcPr>
           <w:p>
             <w:pPr>
+              <w:keepNext w:val="false"/>
               <w:spacing w:after="40" w:before="0"/>
               <w:jc w:val="left"/>
             </w:pPr>
@@ -21773,6 +22236,7 @@
           </w:tcPr>
           <w:p>
             <w:pPr>
+              <w:keepNext w:val="false"/>
               <w:spacing w:after="40" w:before="0"/>
               <w:jc w:val="left"/>
             </w:pPr>
@@ -21807,6 +22271,7 @@
           </w:tcPr>
           <w:p>
             <w:pPr>
+              <w:keepNext w:val="false"/>
               <w:spacing w:after="40" w:before="0"/>
               <w:jc w:val="left"/>
             </w:pPr>
@@ -21861,7 +22326,7 @@
               <w:spacing w:after="10" w:before="0"/>
               <w:ind w:left="120"/>
             </w:pPr>
-            <w:hyperlink w:history="1" r:id="rIduuqfdxjt2lwvaiq-q1ckh">
+            <w:hyperlink w:history="1" r:id="rIdxjpauzthrg-xeu5cvziwx">
               <w:r>
                 <w:rPr>
                   <w:rFonts w:ascii="Arial" w:cs="Arial" w:eastAsia="Arial" w:hAnsi="Arial"/>
@@ -21921,7 +22386,7 @@
             <w:pPr>
               <w:spacing w:after="20" w:before="0"/>
             </w:pPr>
-            <w:hyperlink w:history="1" r:id="rIdkmusgklmzori14s16o40e">
+            <w:hyperlink w:history="1" r:id="rIdufjsxdqly_o1pga4jcfui">
               <w:r>
                 <w:rPr>
                   <w:rFonts w:ascii="Arial" w:cs="Arial" w:eastAsia="Arial" w:hAnsi="Arial"/>
@@ -21954,7 +22419,7 @@
               <w:spacing w:after="10" w:before="0"/>
               <w:ind w:left="120"/>
             </w:pPr>
-            <w:hyperlink w:history="1" r:id="rId1sa1e7k3tvt0wqp04_2bw">
+            <w:hyperlink w:history="1" r:id="rId__9qjnk4l8jrrndzdqwfl">
               <w:r>
                 <w:rPr>
                   <w:rFonts w:ascii="Arial" w:cs="Arial" w:eastAsia="Arial" w:hAnsi="Arial"/>
@@ -21982,6 +22447,7 @@
           </w:tcPr>
           <w:p>
             <w:pPr>
+              <w:keepNext w:val="false"/>
               <w:spacing w:after="40" w:before="0"/>
               <w:jc w:val="left"/>
             </w:pPr>
@@ -22014,6 +22480,7 @@
           </w:tcPr>
           <w:p>
             <w:pPr>
+              <w:keepNext w:val="false"/>
               <w:spacing w:after="40" w:before="0"/>
               <w:jc w:val="left"/>
             </w:pPr>
@@ -22046,6 +22513,7 @@
           </w:tcPr>
           <w:p>
             <w:pPr>
+              <w:keepNext w:val="false"/>
               <w:spacing w:after="40" w:before="0"/>
               <w:jc w:val="left"/>
             </w:pPr>
@@ -22078,6 +22546,7 @@
           </w:tcPr>
           <w:p>
             <w:pPr>
+              <w:keepNext w:val="false"/>
               <w:spacing w:after="40" w:before="0"/>
               <w:jc w:val="left"/>
             </w:pPr>
@@ -22112,6 +22581,7 @@
           </w:tcPr>
           <w:p>
             <w:pPr>
+              <w:keepNext w:val="false"/>
               <w:spacing w:after="40" w:before="0"/>
               <w:jc w:val="left"/>
             </w:pPr>
@@ -22166,7 +22636,7 @@
               <w:spacing w:after="10" w:before="0"/>
               <w:ind w:left="120"/>
             </w:pPr>
-            <w:hyperlink w:history="1" r:id="rIdpgjygnqdczctvpszayg9p">
+            <w:hyperlink w:history="1" r:id="rIdyswkncwovkjjauydkvhis">
               <w:r>
                 <w:rPr>
                   <w:rFonts w:ascii="Arial" w:cs="Arial" w:eastAsia="Arial" w:hAnsi="Arial"/>
@@ -22226,7 +22696,7 @@
             <w:pPr>
               <w:spacing w:after="20" w:before="0"/>
             </w:pPr>
-            <w:hyperlink w:history="1" r:id="rIdgzhqae-ze1kbd7apkame3">
+            <w:hyperlink w:history="1" r:id="rIdupna2gsl6eufxx40td6hh">
               <w:r>
                 <w:rPr>
                   <w:rFonts w:ascii="Arial" w:cs="Arial" w:eastAsia="Arial" w:hAnsi="Arial"/>
@@ -22259,7 +22729,7 @@
               <w:spacing w:after="10" w:before="0"/>
               <w:ind w:left="120"/>
             </w:pPr>
-            <w:hyperlink w:history="1" r:id="rIdrke_cn5tgyaoiwv52l9pu">
+            <w:hyperlink w:history="1" r:id="rIdhrawn_lozsd-uguwydi77">
               <w:r>
                 <w:rPr>
                   <w:rFonts w:ascii="Arial" w:cs="Arial" w:eastAsia="Arial" w:hAnsi="Arial"/>
@@ -22287,6 +22757,7 @@
           </w:tcPr>
           <w:p>
             <w:pPr>
+              <w:keepNext w:val="false"/>
               <w:spacing w:after="40" w:before="0"/>
               <w:jc w:val="left"/>
             </w:pPr>
@@ -22319,6 +22790,7 @@
           </w:tcPr>
           <w:p>
             <w:pPr>
+              <w:keepNext w:val="false"/>
               <w:spacing w:after="40" w:before="0"/>
               <w:jc w:val="left"/>
             </w:pPr>
@@ -22351,6 +22823,7 @@
           </w:tcPr>
           <w:p>
             <w:pPr>
+              <w:keepNext w:val="false"/>
               <w:spacing w:after="40" w:before="0"/>
               <w:jc w:val="left"/>
             </w:pPr>
@@ -22383,6 +22856,7 @@
           </w:tcPr>
           <w:p>
             <w:pPr>
+              <w:keepNext w:val="false"/>
               <w:spacing w:after="40" w:before="0"/>
               <w:jc w:val="left"/>
             </w:pPr>
@@ -22442,6 +22916,7 @@
           </w:tcPr>
           <w:p>
             <w:pPr>
+              <w:keepNext w:val="false"/>
               <w:spacing w:after="40" w:before="0"/>
               <w:jc w:val="center"/>
             </w:pPr>
@@ -22476,6 +22951,7 @@
           </w:tcPr>
           <w:p>
             <w:pPr>
+              <w:keepNext w:val="false"/>
               <w:spacing w:after="40" w:before="0"/>
               <w:jc w:val="left"/>
             </w:pPr>
@@ -22495,6 +22971,7 @@
           </w:p>
           <w:p>
             <w:pPr>
+              <w:keepNext w:val="false"/>
               <w:spacing w:after="40" w:before="0"/>
               <w:jc w:val="left"/>
             </w:pPr>
@@ -22514,6 +22991,7 @@
           </w:p>
           <w:p>
             <w:pPr>
+              <w:keepNext w:val="false"/>
               <w:spacing w:after="40" w:before="0"/>
               <w:jc w:val="left"/>
             </w:pPr>
@@ -22533,6 +23011,7 @@
           </w:p>
           <w:p>
             <w:pPr>
+              <w:keepNext w:val="false"/>
               <w:spacing w:after="40" w:before="0"/>
               <w:jc w:val="left"/>
             </w:pPr>
@@ -22552,6 +23031,7 @@
           </w:p>
           <w:p>
             <w:pPr>
+              <w:keepNext w:val="false"/>
               <w:spacing w:after="40" w:before="0"/>
               <w:jc w:val="left"/>
             </w:pPr>
@@ -22571,6 +23051,7 @@
           </w:p>
           <w:p>
             <w:pPr>
+              <w:keepNext w:val="false"/>
               <w:spacing w:after="40" w:before="0"/>
               <w:jc w:val="left"/>
             </w:pPr>
@@ -22590,6 +23071,7 @@
           </w:p>
           <w:p>
             <w:pPr>
+              <w:keepNext w:val="false"/>
               <w:spacing w:after="40" w:before="0"/>
               <w:jc w:val="left"/>
             </w:pPr>
@@ -22651,6 +23133,7 @@
           </w:tcPr>
           <w:p>
             <w:pPr>
+              <w:keepNext w:val="false"/>
               <w:spacing w:after="40" w:before="0"/>
               <w:jc w:val="center"/>
             </w:pPr>
@@ -22685,6 +23168,7 @@
           </w:tcPr>
           <w:p>
             <w:pPr>
+              <w:keepNext w:val="false"/>
               <w:spacing w:after="40" w:before="0"/>
               <w:jc w:val="left"/>
             </w:pPr>
@@ -22717,6 +23201,7 @@
           </w:tcPr>
           <w:p>
             <w:pPr>
+              <w:keepNext w:val="false"/>
               <w:spacing w:after="40" w:before="0"/>
               <w:jc w:val="left"/>
             </w:pPr>
@@ -22751,6 +23236,7 @@
           </w:tcPr>
           <w:p>
             <w:pPr>
+              <w:keepNext w:val="false"/>
               <w:spacing w:after="40" w:before="0"/>
               <w:jc w:val="left"/>
             </w:pPr>
@@ -22783,6 +23269,7 @@
           </w:tcPr>
           <w:p>
             <w:pPr>
+              <w:keepNext w:val="false"/>
               <w:spacing w:after="40" w:before="0"/>
               <w:jc w:val="left"/>
             </w:pPr>
@@ -22817,6 +23304,7 @@
           </w:tcPr>
           <w:p>
             <w:pPr>
+              <w:keepNext w:val="false"/>
               <w:spacing w:after="40" w:before="0"/>
               <w:jc w:val="left"/>
             </w:pPr>
@@ -22849,6 +23337,7 @@
           </w:tcPr>
           <w:p>
             <w:pPr>
+              <w:keepNext w:val="false"/>
               <w:spacing w:after="40" w:before="0"/>
               <w:jc w:val="left"/>
             </w:pPr>
@@ -22885,7 +23374,7 @@
         </w:rPr>
         <w:t xml:space="preserve">© 2026 SeaVuria and ARES. Aligned with KICD objectives. Developed by SeaVuria; technical implementation by ARES (with AI assistance from Claude). Licensed under </w:t>
       </w:r>
-      <w:hyperlink w:history="1" r:id="rId4qo_uc4sos8ef5zx-tbxb">
+      <w:hyperlink w:history="1" r:id="rIdli3tzrctlrnee5kxpcfin">
         <w:r>
           <w:rPr>
             <w:rFonts w:ascii="Arial" w:cs="Arial" w:eastAsia="Arial" w:hAnsi="Arial"/>
@@ -22906,7 +23395,7 @@
         </w:rPr>
         <w:t xml:space="preserve"> (</w:t>
       </w:r>
-      <w:hyperlink w:history="1" r:id="rIddm43gw02itofuw-mtauig">
+      <w:hyperlink w:history="1" r:id="rIdp78onftniibgon03dnmea">
         <w:r>
           <w:rPr>
             <w:rFonts w:ascii="Arial" w:cs="Arial" w:eastAsia="Arial" w:hAnsi="Arial"/>
@@ -22966,6 +23455,7 @@
           </w:tcPr>
           <w:p>
             <w:pPr>
+              <w:keepNext w:val="false"/>
               <w:spacing w:after="40" w:before="0"/>
               <w:jc w:val="center"/>
             </w:pPr>
@@ -23001,6 +23491,7 @@
           </w:tcPr>
           <w:p>
             <w:pPr>
+              <w:keepNext w:val="false"/>
               <w:spacing w:after="40" w:before="0"/>
               <w:jc w:val="center"/>
             </w:pPr>
@@ -23035,6 +23526,7 @@
           </w:tcPr>
           <w:p>
             <w:pPr>
+              <w:keepNext w:val="false"/>
               <w:spacing w:after="40" w:before="0"/>
               <w:jc w:val="left"/>
             </w:pPr>
@@ -23067,6 +23559,7 @@
           </w:tcPr>
           <w:p>
             <w:pPr>
+              <w:keepNext w:val="false"/>
               <w:spacing w:after="40" w:before="0"/>
               <w:jc w:val="left"/>
             </w:pPr>
@@ -23101,6 +23594,7 @@
           </w:tcPr>
           <w:p>
             <w:pPr>
+              <w:keepNext w:val="false"/>
               <w:spacing w:after="40" w:before="0"/>
               <w:jc w:val="left"/>
             </w:pPr>
@@ -23133,6 +23627,7 @@
           </w:tcPr>
           <w:p>
             <w:pPr>
+              <w:keepNext w:val="false"/>
               <w:spacing w:after="40" w:before="0"/>
               <w:jc w:val="left"/>
             </w:pPr>
@@ -23167,6 +23662,7 @@
           </w:tcPr>
           <w:p>
             <w:pPr>
+              <w:keepNext w:val="false"/>
               <w:spacing w:after="40" w:before="0"/>
               <w:jc w:val="left"/>
             </w:pPr>
@@ -23199,6 +23695,7 @@
           </w:tcPr>
           <w:p>
             <w:pPr>
+              <w:keepNext w:val="false"/>
               <w:spacing w:after="40" w:before="0"/>
               <w:jc w:val="left"/>
             </w:pPr>
@@ -23233,6 +23730,7 @@
           </w:tcPr>
           <w:p>
             <w:pPr>
+              <w:keepNext w:val="false"/>
               <w:spacing w:after="40" w:before="0"/>
               <w:jc w:val="left"/>
             </w:pPr>
@@ -23265,6 +23763,7 @@
           </w:tcPr>
           <w:p>
             <w:pPr>
+              <w:keepNext w:val="false"/>
               <w:spacing w:after="40" w:before="0"/>
               <w:jc w:val="left"/>
             </w:pPr>
@@ -23299,6 +23798,7 @@
           </w:tcPr>
           <w:p>
             <w:pPr>
+              <w:keepNext w:val="false"/>
               <w:spacing w:after="40" w:before="0"/>
               <w:jc w:val="left"/>
             </w:pPr>
@@ -23331,6 +23831,7 @@
           </w:tcPr>
           <w:p>
             <w:pPr>
+              <w:keepNext w:val="false"/>
               <w:spacing w:after="40" w:before="0"/>
               <w:jc w:val="left"/>
             </w:pPr>
@@ -23365,6 +23866,7 @@
           </w:tcPr>
           <w:p>
             <w:pPr>
+              <w:keepNext w:val="false"/>
               <w:spacing w:after="40" w:before="0"/>
               <w:jc w:val="left"/>
             </w:pPr>
@@ -23397,6 +23899,7 @@
           </w:tcPr>
           <w:p>
             <w:pPr>
+              <w:keepNext w:val="false"/>
               <w:spacing w:after="40" w:before="0"/>
               <w:jc w:val="left"/>
             </w:pPr>
@@ -23431,6 +23934,7 @@
           </w:tcPr>
           <w:p>
             <w:pPr>
+              <w:keepNext w:val="false"/>
               <w:spacing w:after="40" w:before="0"/>
               <w:jc w:val="left"/>
             </w:pPr>
@@ -23463,6 +23967,7 @@
           </w:tcPr>
           <w:p>
             <w:pPr>
+              <w:keepNext w:val="false"/>
               <w:spacing w:after="40" w:before="0"/>
               <w:jc w:val="left"/>
             </w:pPr>
@@ -23497,6 +24002,7 @@
           </w:tcPr>
           <w:p>
             <w:pPr>
+              <w:keepNext w:val="false"/>
               <w:spacing w:after="40" w:before="0"/>
               <w:jc w:val="left"/>
             </w:pPr>
@@ -23529,6 +24035,7 @@
           </w:tcPr>
           <w:p>
             <w:pPr>
+              <w:keepNext w:val="false"/>
               <w:spacing w:after="40" w:before="0"/>
               <w:jc w:val="left"/>
             </w:pPr>
@@ -23588,6 +24095,7 @@
           </w:tcPr>
           <w:p>
             <w:pPr>
+              <w:keepNext w:val="false"/>
               <w:spacing w:after="40" w:before="0"/>
               <w:jc w:val="center"/>
             </w:pPr>
@@ -23622,6 +24130,7 @@
           </w:tcPr>
           <w:p>
             <w:pPr>
+              <w:keepNext w:val="false"/>
               <w:spacing w:after="40" w:before="0"/>
               <w:jc w:val="left"/>
             </w:pPr>
@@ -23686,6 +24195,7 @@
           </w:tcPr>
           <w:p>
             <w:pPr>
+              <w:keepNext w:val="false"/>
               <w:spacing w:after="40" w:before="0"/>
               <w:jc w:val="center"/>
             </w:pPr>
@@ -23720,6 +24230,7 @@
           </w:tcPr>
           <w:p>
             <w:pPr>
+              <w:keepNext w:val="false"/>
               <w:spacing w:after="40" w:before="0"/>
               <w:jc w:val="left"/>
             </w:pPr>
@@ -23752,6 +24263,7 @@
           </w:tcPr>
           <w:p>
             <w:pPr>
+              <w:keepNext w:val="false"/>
               <w:spacing w:after="40" w:before="0"/>
               <w:jc w:val="left"/>
             </w:pPr>
@@ -23784,6 +24296,7 @@
           </w:tcPr>
           <w:p>
             <w:pPr>
+              <w:keepNext w:val="false"/>
               <w:spacing w:after="40" w:before="0"/>
               <w:jc w:val="left"/>
             </w:pPr>
@@ -23816,6 +24329,7 @@
           </w:tcPr>
           <w:p>
             <w:pPr>
+              <w:keepNext w:val="false"/>
               <w:spacing w:after="40" w:before="0"/>
               <w:jc w:val="left"/>
             </w:pPr>
@@ -23848,6 +24362,7 @@
           </w:tcPr>
           <w:p>
             <w:pPr>
+              <w:keepNext w:val="false"/>
               <w:spacing w:after="40" w:before="0"/>
               <w:jc w:val="left"/>
             </w:pPr>
@@ -23882,6 +24397,7 @@
           </w:tcPr>
           <w:p>
             <w:pPr>
+              <w:keepNext w:val="false"/>
               <w:spacing w:after="40" w:before="0"/>
               <w:jc w:val="left"/>
             </w:pPr>
@@ -23919,7 +24435,7 @@
             <w:pPr>
               <w:spacing w:after="20" w:before="0"/>
             </w:pPr>
-            <w:hyperlink w:history="1" r:id="rIdhvqab_kvoz-efatbpfd0b">
+            <w:hyperlink w:history="1" r:id="rIdvisbma5-opghwglepqj0w">
               <w:r>
                 <w:rPr>
                   <w:rFonts w:ascii="Arial" w:cs="Arial" w:eastAsia="Arial" w:hAnsi="Arial"/>
@@ -23952,7 +24468,7 @@
               <w:spacing w:after="10" w:before="0"/>
               <w:ind w:left="120"/>
             </w:pPr>
-            <w:hyperlink w:history="1" r:id="rIdt3ezrmhxughpusek0oqvl">
+            <w:hyperlink w:history="1" r:id="rId_fv-fg1wll_dylgoq5q5d">
               <w:r>
                 <w:rPr>
                   <w:rFonts w:ascii="Arial" w:cs="Arial" w:eastAsia="Arial" w:hAnsi="Arial"/>
@@ -23997,7 +24513,7 @@
             <w:pPr>
               <w:spacing w:after="20" w:before="0"/>
             </w:pPr>
-            <w:hyperlink w:history="1" r:id="rIdtd7fi-h75x5-96uc2b7ew">
+            <w:hyperlink w:history="1" r:id="rIdww1eavlnkokhdmog6ykf3">
               <w:r>
                 <w:rPr>
                   <w:rFonts w:ascii="Arial" w:cs="Arial" w:eastAsia="Arial" w:hAnsi="Arial"/>
@@ -24030,7 +24546,7 @@
               <w:spacing w:after="10" w:before="0"/>
               <w:ind w:left="120"/>
             </w:pPr>
-            <w:hyperlink w:history="1" r:id="rIdup-a6plh7mwlkbnkcduiv">
+            <w:hyperlink w:history="1" r:id="rIdm28zwcmouxfebrezkzwtn">
               <w:r>
                 <w:rPr>
                   <w:rFonts w:ascii="Arial" w:cs="Arial" w:eastAsia="Arial" w:hAnsi="Arial"/>
@@ -24058,6 +24574,7 @@
           </w:tcPr>
           <w:p>
             <w:pPr>
+              <w:keepNext w:val="false"/>
               <w:spacing w:after="40" w:before="0"/>
               <w:jc w:val="left"/>
             </w:pPr>
@@ -24090,6 +24607,7 @@
           </w:tcPr>
           <w:p>
             <w:pPr>
+              <w:keepNext w:val="false"/>
               <w:spacing w:after="40" w:before="0"/>
               <w:jc w:val="left"/>
             </w:pPr>
@@ -24122,6 +24640,7 @@
           </w:tcPr>
           <w:p>
             <w:pPr>
+              <w:keepNext w:val="false"/>
               <w:spacing w:after="40" w:before="0"/>
               <w:jc w:val="left"/>
             </w:pPr>
@@ -24154,6 +24673,7 @@
           </w:tcPr>
           <w:p>
             <w:pPr>
+              <w:keepNext w:val="false"/>
               <w:spacing w:after="40" w:before="0"/>
               <w:jc w:val="left"/>
             </w:pPr>
@@ -24188,6 +24708,7 @@
           </w:tcPr>
           <w:p>
             <w:pPr>
+              <w:keepNext w:val="false"/>
               <w:spacing w:after="40" w:before="0"/>
               <w:jc w:val="left"/>
             </w:pPr>
@@ -24225,7 +24746,7 @@
             <w:pPr>
               <w:spacing w:after="20" w:before="0"/>
             </w:pPr>
-            <w:hyperlink w:history="1" r:id="rIdyva7u4h2tu34bh2cxm2hq">
+            <w:hyperlink w:history="1" r:id="rIdbqm5hgqyoumnjnffhub5w">
               <w:r>
                 <w:rPr>
                   <w:rFonts w:ascii="Arial" w:cs="Arial" w:eastAsia="Arial" w:hAnsi="Arial"/>
@@ -24258,7 +24779,7 @@
               <w:spacing w:after="10" w:before="0"/>
               <w:ind w:left="120"/>
             </w:pPr>
-            <w:hyperlink w:history="1" r:id="rIdt5qhs3mdz8lsljfcdoety">
+            <w:hyperlink w:history="1" r:id="rId3sfdoc39ozj4fgk7wwwts">
               <w:r>
                 <w:rPr>
                   <w:rFonts w:ascii="Arial" w:cs="Arial" w:eastAsia="Arial" w:hAnsi="Arial"/>
@@ -24303,7 +24824,7 @@
             <w:pPr>
               <w:spacing w:after="20" w:before="0"/>
             </w:pPr>
-            <w:hyperlink w:history="1" r:id="rIdncaxrj6_i3dx98qx4ys0g">
+            <w:hyperlink w:history="1" r:id="rIdjvx1owwdjtyofoagby3sw">
               <w:r>
                 <w:rPr>
                   <w:rFonts w:ascii="Arial" w:cs="Arial" w:eastAsia="Arial" w:hAnsi="Arial"/>
@@ -24336,7 +24857,7 @@
               <w:spacing w:after="10" w:before="0"/>
               <w:ind w:left="120"/>
             </w:pPr>
-            <w:hyperlink w:history="1" r:id="rId5suv3c8hzxlt9yhjufgeu">
+            <w:hyperlink w:history="1" r:id="rIdkmbskzuznbqmw5sin6n8t">
               <w:r>
                 <w:rPr>
                   <w:rFonts w:ascii="Arial" w:cs="Arial" w:eastAsia="Arial" w:hAnsi="Arial"/>
@@ -24364,6 +24885,7 @@
           </w:tcPr>
           <w:p>
             <w:pPr>
+              <w:keepNext w:val="false"/>
               <w:spacing w:after="40" w:before="0"/>
               <w:jc w:val="left"/>
             </w:pPr>
@@ -24383,6 +24905,7 @@
           </w:p>
           <w:p>
             <w:pPr>
+              <w:keepNext w:val="false"/>
               <w:spacing w:after="40" w:before="0"/>
               <w:jc w:val="left"/>
             </w:pPr>
@@ -24402,6 +24925,7 @@
           </w:p>
           <w:p>
             <w:pPr>
+              <w:keepNext w:val="false"/>
               <w:spacing w:after="40" w:before="0"/>
               <w:jc w:val="left"/>
             </w:pPr>
@@ -24421,6 +24945,7 @@
           </w:p>
           <w:p>
             <w:pPr>
+              <w:keepNext w:val="false"/>
               <w:spacing w:after="40" w:before="0"/>
               <w:jc w:val="left"/>
             </w:pPr>
@@ -24440,6 +24965,7 @@
           </w:p>
           <w:p>
             <w:pPr>
+              <w:keepNext w:val="false"/>
               <w:spacing w:after="40" w:before="0"/>
               <w:jc w:val="left"/>
             </w:pPr>
@@ -24459,6 +24985,7 @@
           </w:p>
           <w:p>
             <w:pPr>
+              <w:keepNext w:val="false"/>
               <w:spacing w:after="40" w:before="0"/>
               <w:jc w:val="left"/>
             </w:pPr>
@@ -24478,6 +25005,7 @@
           </w:p>
           <w:p>
             <w:pPr>
+              <w:keepNext w:val="false"/>
               <w:spacing w:after="40" w:before="0"/>
               <w:jc w:val="left"/>
             </w:pPr>
@@ -24497,6 +25025,7 @@
           </w:p>
           <w:p>
             <w:pPr>
+              <w:keepNext w:val="false"/>
               <w:spacing w:after="40" w:before="0"/>
               <w:jc w:val="left"/>
             </w:pPr>
@@ -24516,6 +25045,7 @@
           </w:p>
           <w:p>
             <w:pPr>
+              <w:keepNext w:val="false"/>
               <w:spacing w:after="40" w:before="0"/>
               <w:jc w:val="left"/>
             </w:pPr>
@@ -24535,6 +25065,7 @@
           </w:p>
           <w:p>
             <w:pPr>
+              <w:keepNext w:val="false"/>
               <w:spacing w:after="40" w:before="0"/>
               <w:jc w:val="left"/>
             </w:pPr>
@@ -24554,6 +25085,7 @@
           </w:p>
           <w:p>
             <w:pPr>
+              <w:keepNext w:val="false"/>
               <w:spacing w:after="40" w:before="0"/>
               <w:jc w:val="left"/>
             </w:pPr>
@@ -24573,6 +25105,7 @@
           </w:p>
           <w:p>
             <w:pPr>
+              <w:keepNext w:val="false"/>
               <w:spacing w:after="40" w:before="0"/>
               <w:jc w:val="left"/>
             </w:pPr>
@@ -24592,6 +25125,7 @@
           </w:p>
           <w:p>
             <w:pPr>
+              <w:keepNext w:val="false"/>
               <w:spacing w:after="40" w:before="0"/>
               <w:jc w:val="left"/>
             </w:pPr>
@@ -24624,6 +25158,7 @@
           </w:tcPr>
           <w:p>
             <w:pPr>
+              <w:keepNext w:val="false"/>
               <w:spacing w:after="40" w:before="0"/>
               <w:jc w:val="left"/>
             </w:pPr>
@@ -24656,6 +25191,7 @@
           </w:tcPr>
           <w:p>
             <w:pPr>
+              <w:keepNext w:val="false"/>
               <w:spacing w:after="40" w:before="0"/>
               <w:jc w:val="left"/>
             </w:pPr>
@@ -24688,6 +25224,7 @@
           </w:tcPr>
           <w:p>
             <w:pPr>
+              <w:keepNext w:val="false"/>
               <w:spacing w:after="40" w:before="0"/>
               <w:jc w:val="left"/>
             </w:pPr>
@@ -24722,6 +25259,7 @@
           </w:tcPr>
           <w:p>
             <w:pPr>
+              <w:keepNext w:val="false"/>
               <w:spacing w:after="40" w:before="0"/>
               <w:jc w:val="left"/>
             </w:pPr>
@@ -24759,7 +25297,7 @@
             <w:pPr>
               <w:spacing w:after="20" w:before="0"/>
             </w:pPr>
-            <w:hyperlink w:history="1" r:id="rIdivk7dnok2gcowzavrslce">
+            <w:hyperlink w:history="1" r:id="rIddp8eohcui5w5kdqvtf1g-">
               <w:r>
                 <w:rPr>
                   <w:rFonts w:ascii="Arial" w:cs="Arial" w:eastAsia="Arial" w:hAnsi="Arial"/>
@@ -24808,7 +25346,7 @@
               <w:spacing w:after="10" w:before="0"/>
               <w:ind w:left="120"/>
             </w:pPr>
-            <w:hyperlink w:history="1" r:id="rIdvlxx11v0om3rsrxfhefst">
+            <w:hyperlink w:history="1" r:id="rId44cujoqhcqtwmdkgb9ysn">
               <w:r>
                 <w:rPr>
                   <w:rFonts w:ascii="Arial" w:cs="Arial" w:eastAsia="Arial" w:hAnsi="Arial"/>
@@ -24853,7 +25391,7 @@
             <w:pPr>
               <w:spacing w:after="20" w:before="0"/>
             </w:pPr>
-            <w:hyperlink w:history="1" r:id="rIdogrl-ijm-yuufeg1tw2lj">
+            <w:hyperlink w:history="1" r:id="rIdsbezchztxndzezmughulj">
               <w:r>
                 <w:rPr>
                   <w:rFonts w:ascii="Arial" w:cs="Arial" w:eastAsia="Arial" w:hAnsi="Arial"/>
@@ -24886,7 +25424,7 @@
               <w:spacing w:after="10" w:before="0"/>
               <w:ind w:left="120"/>
             </w:pPr>
-            <w:hyperlink w:history="1" r:id="rId5hwtgcy5lizunqpvb13dw">
+            <w:hyperlink w:history="1" r:id="rIdscfj3v_-xw743tbfs6kun">
               <w:r>
                 <w:rPr>
                   <w:rFonts w:ascii="Arial" w:cs="Arial" w:eastAsia="Arial" w:hAnsi="Arial"/>
@@ -24914,6 +25452,7 @@
           </w:tcPr>
           <w:p>
             <w:pPr>
+              <w:keepNext w:val="false"/>
               <w:spacing w:after="40" w:before="0"/>
               <w:jc w:val="left"/>
             </w:pPr>
@@ -24933,6 +25472,7 @@
           </w:p>
           <w:p>
             <w:pPr>
+              <w:keepNext w:val="false"/>
               <w:spacing w:after="40" w:before="0"/>
               <w:jc w:val="left"/>
             </w:pPr>
@@ -24952,6 +25492,7 @@
           </w:p>
           <w:p>
             <w:pPr>
+              <w:keepNext w:val="false"/>
               <w:spacing w:after="40" w:before="0"/>
               <w:jc w:val="left"/>
             </w:pPr>
@@ -24971,6 +25512,7 @@
           </w:p>
           <w:p>
             <w:pPr>
+              <w:keepNext w:val="false"/>
               <w:spacing w:after="40" w:before="0"/>
               <w:jc w:val="left"/>
             </w:pPr>
@@ -24990,6 +25532,7 @@
           </w:p>
           <w:p>
             <w:pPr>
+              <w:keepNext w:val="false"/>
               <w:spacing w:after="40" w:before="0"/>
               <w:jc w:val="left"/>
             </w:pPr>
@@ -25009,6 +25552,7 @@
           </w:p>
           <w:p>
             <w:pPr>
+              <w:keepNext w:val="false"/>
               <w:spacing w:after="40" w:before="0"/>
               <w:jc w:val="left"/>
             </w:pPr>
@@ -25028,6 +25572,7 @@
           </w:p>
           <w:p>
             <w:pPr>
+              <w:keepNext w:val="false"/>
               <w:spacing w:after="40" w:before="0"/>
               <w:jc w:val="left"/>
             </w:pPr>
@@ -25047,6 +25592,7 @@
           </w:p>
           <w:p>
             <w:pPr>
+              <w:keepNext w:val="false"/>
               <w:spacing w:after="40" w:before="0"/>
               <w:jc w:val="left"/>
             </w:pPr>
@@ -25066,6 +25612,7 @@
           </w:p>
           <w:p>
             <w:pPr>
+              <w:keepNext w:val="false"/>
               <w:spacing w:after="40" w:before="0"/>
               <w:jc w:val="left"/>
             </w:pPr>
@@ -25085,6 +25632,7 @@
           </w:p>
           <w:p>
             <w:pPr>
+              <w:keepNext w:val="false"/>
               <w:spacing w:after="40" w:before="0"/>
               <w:jc w:val="left"/>
             </w:pPr>
@@ -25104,6 +25652,7 @@
           </w:p>
           <w:p>
             <w:pPr>
+              <w:keepNext w:val="false"/>
               <w:spacing w:after="40" w:before="0"/>
               <w:jc w:val="left"/>
             </w:pPr>
@@ -25123,6 +25672,7 @@
           </w:p>
           <w:p>
             <w:pPr>
+              <w:keepNext w:val="false"/>
               <w:spacing w:after="40" w:before="0"/>
               <w:jc w:val="left"/>
             </w:pPr>
@@ -25142,6 +25692,7 @@
           </w:p>
           <w:p>
             <w:pPr>
+              <w:keepNext w:val="false"/>
               <w:spacing w:after="40" w:before="0"/>
               <w:jc w:val="left"/>
             </w:pPr>
@@ -25161,6 +25712,7 @@
           </w:p>
           <w:p>
             <w:pPr>
+              <w:keepNext w:val="false"/>
               <w:spacing w:after="40" w:before="0"/>
               <w:jc w:val="left"/>
             </w:pPr>
@@ -25180,6 +25732,7 @@
           </w:p>
           <w:p>
             <w:pPr>
+              <w:keepNext w:val="false"/>
               <w:spacing w:after="40" w:before="0"/>
               <w:jc w:val="left"/>
             </w:pPr>
@@ -25212,6 +25765,7 @@
           </w:tcPr>
           <w:p>
             <w:pPr>
+              <w:keepNext w:val="false"/>
               <w:spacing w:after="40" w:before="0"/>
               <w:jc w:val="left"/>
             </w:pPr>
@@ -25244,6 +25798,7 @@
           </w:tcPr>
           <w:p>
             <w:pPr>
+              <w:keepNext w:val="false"/>
               <w:spacing w:after="40" w:before="0"/>
               <w:jc w:val="left"/>
             </w:pPr>
@@ -25276,6 +25831,7 @@
           </w:tcPr>
           <w:p>
             <w:pPr>
+              <w:keepNext w:val="false"/>
               <w:spacing w:after="40" w:before="0"/>
               <w:jc w:val="left"/>
             </w:pPr>
@@ -25310,6 +25866,7 @@
           </w:tcPr>
           <w:p>
             <w:pPr>
+              <w:keepNext w:val="false"/>
               <w:spacing w:after="40" w:before="0"/>
               <w:jc w:val="left"/>
             </w:pPr>
@@ -25347,7 +25904,7 @@
             <w:pPr>
               <w:spacing w:after="20" w:before="0"/>
             </w:pPr>
-            <w:hyperlink w:history="1" r:id="rIdxez5gysaexhyuzksgxdzi">
+            <w:hyperlink w:history="1" r:id="rId-83h4tivkwziroeejsgku">
               <w:r>
                 <w:rPr>
                   <w:rFonts w:ascii="Arial" w:cs="Arial" w:eastAsia="Arial" w:hAnsi="Arial"/>
@@ -25396,7 +25953,7 @@
               <w:spacing w:after="10" w:before="0"/>
               <w:ind w:left="120"/>
             </w:pPr>
-            <w:hyperlink w:history="1" r:id="rIdamwp-sfyyumihj8_mvizd">
+            <w:hyperlink w:history="1" r:id="rIdi1z-jycwuludtazutlvol">
               <w:r>
                 <w:rPr>
                   <w:rFonts w:ascii="Arial" w:cs="Arial" w:eastAsia="Arial" w:hAnsi="Arial"/>
@@ -25441,7 +25998,7 @@
             <w:pPr>
               <w:spacing w:after="20" w:before="0"/>
             </w:pPr>
-            <w:hyperlink w:history="1" r:id="rIdodmc5jexujf9iopeqroin">
+            <w:hyperlink w:history="1" r:id="rId4uiqk1kl12t1lk3ffzcpx">
               <w:r>
                 <w:rPr>
                   <w:rFonts w:ascii="Arial" w:cs="Arial" w:eastAsia="Arial" w:hAnsi="Arial"/>
@@ -25474,7 +26031,7 @@
               <w:spacing w:after="10" w:before="0"/>
               <w:ind w:left="120"/>
             </w:pPr>
-            <w:hyperlink w:history="1" r:id="rId2rj3egs2xz6enzi7ah4sa">
+            <w:hyperlink w:history="1" r:id="rId5m4wodl9vbvo2jblmergn">
               <w:r>
                 <w:rPr>
                   <w:rFonts w:ascii="Arial" w:cs="Arial" w:eastAsia="Arial" w:hAnsi="Arial"/>
@@ -25502,6 +26059,7 @@
           </w:tcPr>
           <w:p>
             <w:pPr>
+              <w:keepNext w:val="false"/>
               <w:spacing w:after="40" w:before="0"/>
               <w:jc w:val="left"/>
             </w:pPr>
@@ -25534,6 +26092,7 @@
           </w:tcPr>
           <w:p>
             <w:pPr>
+              <w:keepNext w:val="false"/>
               <w:spacing w:after="40" w:before="0"/>
               <w:jc w:val="left"/>
             </w:pPr>
@@ -25566,6 +26125,7 @@
           </w:tcPr>
           <w:p>
             <w:pPr>
+              <w:keepNext w:val="false"/>
               <w:spacing w:after="40" w:before="0"/>
               <w:jc w:val="left"/>
             </w:pPr>
@@ -25598,6 +26158,7 @@
           </w:tcPr>
           <w:p>
             <w:pPr>
+              <w:keepNext w:val="false"/>
               <w:spacing w:after="40" w:before="0"/>
               <w:jc w:val="left"/>
             </w:pPr>
@@ -25632,6 +26193,7 @@
           </w:tcPr>
           <w:p>
             <w:pPr>
+              <w:keepNext w:val="false"/>
               <w:spacing w:after="40" w:before="0"/>
               <w:jc w:val="left"/>
             </w:pPr>
@@ -25669,7 +26231,7 @@
             <w:pPr>
               <w:spacing w:after="20" w:before="0"/>
             </w:pPr>
-            <w:hyperlink w:history="1" r:id="rIdtid6v76qn7gg61stzrzxi">
+            <w:hyperlink w:history="1" r:id="rId3bfnszccjuveac93jrc1l">
               <w:r>
                 <w:rPr>
                   <w:rFonts w:ascii="Arial" w:cs="Arial" w:eastAsia="Arial" w:hAnsi="Arial"/>
@@ -25718,7 +26280,7 @@
               <w:spacing w:after="10" w:before="0"/>
               <w:ind w:left="120"/>
             </w:pPr>
-            <w:hyperlink w:history="1" r:id="rIdatxw2kx_2rrq1_iidy69z">
+            <w:hyperlink w:history="1" r:id="rIdqsdjibtzn_m8k4mgfpj88">
               <w:r>
                 <w:rPr>
                   <w:rFonts w:ascii="Arial" w:cs="Arial" w:eastAsia="Arial" w:hAnsi="Arial"/>
@@ -25763,7 +26325,7 @@
             <w:pPr>
               <w:spacing w:after="20" w:before="0"/>
             </w:pPr>
-            <w:hyperlink w:history="1" r:id="rIdpekztnshnkcwyhe30x1jm">
+            <w:hyperlink w:history="1" r:id="rId31fi9yszbpd_nws38jlyh">
               <w:r>
                 <w:rPr>
                   <w:rFonts w:ascii="Arial" w:cs="Arial" w:eastAsia="Arial" w:hAnsi="Arial"/>
@@ -25796,7 +26358,7 @@
               <w:spacing w:after="10" w:before="0"/>
               <w:ind w:left="120"/>
             </w:pPr>
-            <w:hyperlink w:history="1" r:id="rIdcvinctfyt0uqqsq8zdug_">
+            <w:hyperlink w:history="1" r:id="rIdylx9bpqueialomwnngcvk">
               <w:r>
                 <w:rPr>
                   <w:rFonts w:ascii="Arial" w:cs="Arial" w:eastAsia="Arial" w:hAnsi="Arial"/>
@@ -25824,6 +26386,7 @@
           </w:tcPr>
           <w:p>
             <w:pPr>
+              <w:keepNext w:val="false"/>
               <w:spacing w:after="40" w:before="0"/>
               <w:jc w:val="left"/>
             </w:pPr>
@@ -25856,6 +26419,7 @@
           </w:tcPr>
           <w:p>
             <w:pPr>
+              <w:keepNext w:val="false"/>
               <w:spacing w:after="40" w:before="0"/>
               <w:jc w:val="left"/>
             </w:pPr>
@@ -25888,6 +26452,7 @@
           </w:tcPr>
           <w:p>
             <w:pPr>
+              <w:keepNext w:val="false"/>
               <w:spacing w:after="40" w:before="0"/>
               <w:jc w:val="left"/>
             </w:pPr>
@@ -25920,6 +26485,7 @@
           </w:tcPr>
           <w:p>
             <w:pPr>
+              <w:keepNext w:val="false"/>
               <w:spacing w:after="40" w:before="0"/>
               <w:jc w:val="left"/>
             </w:pPr>
@@ -25979,6 +26545,7 @@
           </w:tcPr>
           <w:p>
             <w:pPr>
+              <w:keepNext w:val="false"/>
               <w:spacing w:after="40" w:before="0"/>
               <w:jc w:val="center"/>
             </w:pPr>
@@ -26013,6 +26580,7 @@
           </w:tcPr>
           <w:p>
             <w:pPr>
+              <w:keepNext w:val="false"/>
               <w:spacing w:after="40" w:before="0"/>
               <w:jc w:val="left"/>
             </w:pPr>
@@ -26032,6 +26600,7 @@
           </w:p>
           <w:p>
             <w:pPr>
+              <w:keepNext w:val="false"/>
               <w:spacing w:after="40" w:before="0"/>
               <w:jc w:val="left"/>
             </w:pPr>
@@ -26051,6 +26620,7 @@
           </w:p>
           <w:p>
             <w:pPr>
+              <w:keepNext w:val="false"/>
               <w:spacing w:after="40" w:before="0"/>
               <w:jc w:val="left"/>
             </w:pPr>
@@ -26070,6 +26640,7 @@
           </w:p>
           <w:p>
             <w:pPr>
+              <w:keepNext w:val="false"/>
               <w:spacing w:after="40" w:before="0"/>
               <w:jc w:val="left"/>
             </w:pPr>
@@ -26089,6 +26660,7 @@
           </w:p>
           <w:p>
             <w:pPr>
+              <w:keepNext w:val="false"/>
               <w:spacing w:after="40" w:before="0"/>
               <w:jc w:val="left"/>
             </w:pPr>
@@ -26108,6 +26680,7 @@
           </w:p>
           <w:p>
             <w:pPr>
+              <w:keepNext w:val="false"/>
               <w:spacing w:after="40" w:before="0"/>
               <w:jc w:val="left"/>
             </w:pPr>
@@ -26127,6 +26700,7 @@
           </w:p>
           <w:p>
             <w:pPr>
+              <w:keepNext w:val="false"/>
               <w:spacing w:after="40" w:before="0"/>
               <w:jc w:val="left"/>
             </w:pPr>
@@ -26146,6 +26720,7 @@
           </w:p>
           <w:p>
             <w:pPr>
+              <w:keepNext w:val="false"/>
               <w:spacing w:after="40" w:before="0"/>
               <w:jc w:val="left"/>
             </w:pPr>
@@ -26165,6 +26740,7 @@
           </w:p>
           <w:p>
             <w:pPr>
+              <w:keepNext w:val="false"/>
               <w:spacing w:after="40" w:before="0"/>
               <w:jc w:val="left"/>
             </w:pPr>
@@ -26184,6 +26760,7 @@
           </w:p>
           <w:p>
             <w:pPr>
+              <w:keepNext w:val="false"/>
               <w:spacing w:after="40" w:before="0"/>
               <w:jc w:val="left"/>
             </w:pPr>
@@ -26203,6 +26780,7 @@
           </w:p>
           <w:p>
             <w:pPr>
+              <w:keepNext w:val="false"/>
               <w:spacing w:after="40" w:before="0"/>
               <w:jc w:val="left"/>
             </w:pPr>
@@ -26222,6 +26800,7 @@
           </w:p>
           <w:p>
             <w:pPr>
+              <w:keepNext w:val="false"/>
               <w:spacing w:after="40" w:before="0"/>
               <w:jc w:val="left"/>
             </w:pPr>
@@ -26241,6 +26820,7 @@
           </w:p>
           <w:p>
             <w:pPr>
+              <w:keepNext w:val="false"/>
               <w:spacing w:after="40" w:before="0"/>
               <w:jc w:val="left"/>
             </w:pPr>
@@ -26302,6 +26882,7 @@
           </w:tcPr>
           <w:p>
             <w:pPr>
+              <w:keepNext w:val="false"/>
               <w:spacing w:after="40" w:before="0"/>
               <w:jc w:val="center"/>
             </w:pPr>
@@ -26336,6 +26917,7 @@
           </w:tcPr>
           <w:p>
             <w:pPr>
+              <w:keepNext w:val="false"/>
               <w:spacing w:after="40" w:before="0"/>
               <w:jc w:val="left"/>
             </w:pPr>
@@ -26368,6 +26950,7 @@
           </w:tcPr>
           <w:p>
             <w:pPr>
+              <w:keepNext w:val="false"/>
               <w:spacing w:after="40" w:before="0"/>
               <w:jc w:val="left"/>
             </w:pPr>
@@ -26402,6 +26985,7 @@
           </w:tcPr>
           <w:p>
             <w:pPr>
+              <w:keepNext w:val="false"/>
               <w:spacing w:after="40" w:before="0"/>
               <w:jc w:val="left"/>
             </w:pPr>
@@ -26434,6 +27018,7 @@
           </w:tcPr>
           <w:p>
             <w:pPr>
+              <w:keepNext w:val="false"/>
               <w:spacing w:after="40" w:before="0"/>
               <w:jc w:val="left"/>
             </w:pPr>
@@ -26468,6 +27053,7 @@
           </w:tcPr>
           <w:p>
             <w:pPr>
+              <w:keepNext w:val="false"/>
               <w:spacing w:after="40" w:before="0"/>
               <w:jc w:val="left"/>
             </w:pPr>
@@ -26500,6 +27086,7 @@
           </w:tcPr>
           <w:p>
             <w:pPr>
+              <w:keepNext w:val="false"/>
               <w:spacing w:after="40" w:before="0"/>
               <w:jc w:val="left"/>
             </w:pPr>
@@ -26536,7 +27123,7 @@
         </w:rPr>
         <w:t xml:space="preserve">© 2026 SeaVuria and ARES. Aligned with KICD objectives. Developed by SeaVuria; technical implementation by ARES (with AI assistance from Claude). Licensed under </w:t>
       </w:r>
-      <w:hyperlink w:history="1" r:id="rIdu3716p9rfxaj0t3c78bon">
+      <w:hyperlink w:history="1" r:id="rIdodot-d6dkoqxbq82fscem">
         <w:r>
           <w:rPr>
             <w:rFonts w:ascii="Arial" w:cs="Arial" w:eastAsia="Arial" w:hAnsi="Arial"/>
@@ -26557,7 +27144,7 @@
         </w:rPr>
         <w:t xml:space="preserve"> (</w:t>
       </w:r>
-      <w:hyperlink w:history="1" r:id="rIdtxk7siio81drxjkmpyovf">
+      <w:hyperlink w:history="1" r:id="rId_pmb37acoiyyccqjuuig7">
         <w:r>
           <w:rPr>
             <w:rFonts w:ascii="Arial" w:cs="Arial" w:eastAsia="Arial" w:hAnsi="Arial"/>
@@ -26618,6 +27205,7 @@
           </w:tcPr>
           <w:p>
             <w:pPr>
+              <w:keepNext w:val="false"/>
               <w:spacing w:after="40" w:before="0"/>
               <w:jc w:val="center"/>
             </w:pPr>
@@ -26652,6 +27240,7 @@
           </w:tcPr>
           <w:p>
             <w:pPr>
+              <w:keepNext w:val="false"/>
               <w:spacing w:after="40" w:before="0"/>
               <w:jc w:val="left"/>
             </w:pPr>
@@ -26684,6 +27273,7 @@
           </w:tcPr>
           <w:p>
             <w:pPr>
+              <w:keepNext w:val="false"/>
               <w:spacing w:after="40" w:before="0"/>
               <w:jc w:val="left"/>
             </w:pPr>
@@ -26716,6 +27306,7 @@
           </w:tcPr>
           <w:p>
             <w:pPr>
+              <w:keepNext w:val="false"/>
               <w:spacing w:after="40" w:before="0"/>
               <w:jc w:val="left"/>
             </w:pPr>
@@ -26750,6 +27341,7 @@
           </w:tcPr>
           <w:p>
             <w:pPr>
+              <w:keepNext w:val="false"/>
               <w:spacing w:after="40" w:before="0"/>
               <w:jc w:val="left"/>
             </w:pPr>
@@ -26782,6 +27374,7 @@
           </w:tcPr>
           <w:p>
             <w:pPr>
+              <w:keepNext w:val="false"/>
               <w:spacing w:after="40" w:before="0"/>
               <w:jc w:val="left"/>
             </w:pPr>
@@ -26814,6 +27407,7 @@
           </w:tcPr>
           <w:p>
             <w:pPr>
+              <w:keepNext w:val="false"/>
               <w:spacing w:after="40" w:before="0"/>
               <w:jc w:val="left"/>
             </w:pPr>
@@ -26848,6 +27442,7 @@
           </w:tcPr>
           <w:p>
             <w:pPr>
+              <w:keepNext w:val="false"/>
               <w:spacing w:after="40" w:before="0"/>
               <w:jc w:val="left"/>
             </w:pPr>
@@ -26880,6 +27475,7 @@
           </w:tcPr>
           <w:p>
             <w:pPr>
+              <w:keepNext w:val="false"/>
               <w:spacing w:after="40" w:before="0"/>
               <w:jc w:val="left"/>
             </w:pPr>
@@ -26912,6 +27508,7 @@
           </w:tcPr>
           <w:p>
             <w:pPr>
+              <w:keepNext w:val="false"/>
               <w:spacing w:after="40" w:before="0"/>
               <w:jc w:val="left"/>
             </w:pPr>
@@ -26946,6 +27543,7 @@
           </w:tcPr>
           <w:p>
             <w:pPr>
+              <w:keepNext w:val="false"/>
               <w:spacing w:after="40" w:before="0"/>
               <w:jc w:val="left"/>
             </w:pPr>
@@ -26978,6 +27576,7 @@
           </w:tcPr>
           <w:p>
             <w:pPr>
+              <w:keepNext w:val="false"/>
               <w:spacing w:after="40" w:before="0"/>
               <w:jc w:val="left"/>
             </w:pPr>
@@ -27010,6 +27609,7 @@
           </w:tcPr>
           <w:p>
             <w:pPr>
+              <w:keepNext w:val="false"/>
               <w:spacing w:after="40" w:before="0"/>
               <w:jc w:val="left"/>
             </w:pPr>

--- a/data/outputs/v2/General_Science/SS3.3_Waves/General_Science_Waves_CBE_LessonSequence.docx
+++ b/data/outputs/v2/General_Science/SS3.3_Waves/General_Science_Waves_CBE_LessonSequence.docx
@@ -2198,7 +2198,7 @@
         </w:rPr>
         <w:t xml:space="preserve">© 2026 SeaVuria and ARES. This work is licensed under a </w:t>
       </w:r>
-      <w:hyperlink w:history="1" r:id="rIdwci5sibmvrnnm3q2cbhl8">
+      <w:hyperlink w:history="1" r:id="rId6qahhfv6kog4dq-fbkaku">
         <w:r>
           <w:rPr>
             <w:rFonts w:ascii="Arial" w:cs="Arial" w:eastAsia="Arial" w:hAnsi="Arial"/>
@@ -2218,7 +2218,7 @@
         </w:rPr>
         <w:t xml:space="preserve"> (</w:t>
       </w:r>
-      <w:hyperlink w:history="1" r:id="rIduwa1lzrg58gwe4jhikywa">
+      <w:hyperlink w:history="1" r:id="rIdjrining__8l4mpmkfnzlm">
         <w:r>
           <w:rPr>
             <w:rFonts w:ascii="Arial" w:cs="Arial" w:eastAsia="Arial" w:hAnsi="Arial"/>
@@ -2238,7 +2238,7 @@
         </w:rPr>
         <w:t xml:space="preserve">). To view a copy of this license, visit </w:t>
       </w:r>
-      <w:hyperlink w:history="1" r:id="rId0ohkfcln3ad3ax9hhkja3">
+      <w:hyperlink w:history="1" r:id="rIdz_h-yzer18zdi0x9k_voo">
         <w:r>
           <w:rPr>
             <w:rFonts w:ascii="Arial" w:cs="Arial" w:eastAsia="Arial" w:hAnsi="Arial"/>
@@ -3277,7 +3277,7 @@
             <w:pPr>
               <w:spacing w:after="20" w:before="0"/>
             </w:pPr>
-            <w:hyperlink w:history="1" r:id="rIdledng-y0wu1izmyy8jxlx">
+            <w:hyperlink w:history="1" r:id="rIdnnunzorh6bmptjmbw9cxf">
               <w:r>
                 <w:rPr>
                   <w:rFonts w:ascii="Arial" w:cs="Arial" w:eastAsia="Arial" w:hAnsi="Arial"/>
@@ -3310,7 +3310,7 @@
               <w:spacing w:after="10" w:before="0"/>
               <w:ind w:left="120"/>
             </w:pPr>
-            <w:hyperlink w:history="1" r:id="rIdijg7r4polvrnru_dz5wr1">
+            <w:hyperlink w:history="1" r:id="rId8ggju04nen6qtf38djeuv">
               <w:r>
                 <w:rPr>
                   <w:rFonts w:ascii="Arial" w:cs="Arial" w:eastAsia="Arial" w:hAnsi="Arial"/>
@@ -3355,7 +3355,7 @@
             <w:pPr>
               <w:spacing w:after="20" w:before="0"/>
             </w:pPr>
-            <w:hyperlink w:history="1" r:id="rIdn6fioay2wfnukgkaeksep">
+            <w:hyperlink w:history="1" r:id="rIdbbry2sq3ejkhek9lynweo">
               <w:r>
                 <w:rPr>
                   <w:rFonts w:ascii="Arial" w:cs="Arial" w:eastAsia="Arial" w:hAnsi="Arial"/>
@@ -3388,7 +3388,7 @@
               <w:spacing w:after="10" w:before="0"/>
               <w:ind w:left="120"/>
             </w:pPr>
-            <w:hyperlink w:history="1" r:id="rIdai8oex8wk7lp3rhlxsxhs">
+            <w:hyperlink w:history="1" r:id="rIdr0vml_rnnvedqk3xu-8h3">
               <w:r>
                 <w:rPr>
                   <w:rFonts w:ascii="Arial" w:cs="Arial" w:eastAsia="Arial" w:hAnsi="Arial"/>
@@ -3588,7 +3588,7 @@
             <w:pPr>
               <w:spacing w:after="20" w:before="0"/>
             </w:pPr>
-            <w:hyperlink w:history="1" r:id="rIdpcmdkpyn277rlsriwcpyu">
+            <w:hyperlink w:history="1" r:id="rIdkf-9sbr1_lmh9vebw_h3s">
               <w:r>
                 <w:rPr>
                   <w:rFonts w:ascii="Arial" w:cs="Arial" w:eastAsia="Arial" w:hAnsi="Arial"/>
@@ -3621,7 +3621,7 @@
               <w:spacing w:after="10" w:before="0"/>
               <w:ind w:left="120"/>
             </w:pPr>
-            <w:hyperlink w:history="1" r:id="rIdwbc24yapm2hlaoxd2ns2y">
+            <w:hyperlink w:history="1" r:id="rIdvue1aodt8jqnuwwun0qal">
               <w:r>
                 <w:rPr>
                   <w:rFonts w:ascii="Arial" w:cs="Arial" w:eastAsia="Arial" w:hAnsi="Arial"/>
@@ -3666,7 +3666,7 @@
             <w:pPr>
               <w:spacing w:after="20" w:before="0"/>
             </w:pPr>
-            <w:hyperlink w:history="1" r:id="rIdomjohgwjza3wlopzyxs6x">
+            <w:hyperlink w:history="1" r:id="rIdcad7fzoiw45apzxzrfibb">
               <w:r>
                 <w:rPr>
                   <w:rFonts w:ascii="Arial" w:cs="Arial" w:eastAsia="Arial" w:hAnsi="Arial"/>
@@ -3699,7 +3699,7 @@
               <w:spacing w:after="10" w:before="0"/>
               <w:ind w:left="120"/>
             </w:pPr>
-            <w:hyperlink w:history="1" r:id="rIdb7ryjqzulrsfzlzrxvjlm">
+            <w:hyperlink w:history="1" r:id="rIdslckhwiarowwri-qz9cf0">
               <w:r>
                 <w:rPr>
                   <w:rFonts w:ascii="Arial" w:cs="Arial" w:eastAsia="Arial" w:hAnsi="Arial"/>
@@ -3899,7 +3899,7 @@
             <w:pPr>
               <w:spacing w:after="20" w:before="0"/>
             </w:pPr>
-            <w:hyperlink w:history="1" r:id="rIdhb34fhzz7canrnfvkhrg6">
+            <w:hyperlink w:history="1" r:id="rIdu9wraihowbpmupghjwsci">
               <w:r>
                 <w:rPr>
                   <w:rFonts w:ascii="Arial" w:cs="Arial" w:eastAsia="Arial" w:hAnsi="Arial"/>
@@ -3932,7 +3932,7 @@
               <w:spacing w:after="10" w:before="0"/>
               <w:ind w:left="120"/>
             </w:pPr>
-            <w:hyperlink w:history="1" r:id="rIdcet4ukzvi1pk9o57ylkdk">
+            <w:hyperlink w:history="1" r:id="rId2qshkckvd1ictej-s5rdv">
               <w:r>
                 <w:rPr>
                   <w:rFonts w:ascii="Arial" w:cs="Arial" w:eastAsia="Arial" w:hAnsi="Arial"/>
@@ -3977,7 +3977,7 @@
             <w:pPr>
               <w:spacing w:after="20" w:before="0"/>
             </w:pPr>
-            <w:hyperlink w:history="1" r:id="rIdncwcqzndzanwy2ofbe6my">
+            <w:hyperlink w:history="1" r:id="rIdodgbzhnptlw9ukackbmu9">
               <w:r>
                 <w:rPr>
                   <w:rFonts w:ascii="Arial" w:cs="Arial" w:eastAsia="Arial" w:hAnsi="Arial"/>
@@ -4010,7 +4010,7 @@
               <w:spacing w:after="10" w:before="0"/>
               <w:ind w:left="120"/>
             </w:pPr>
-            <w:hyperlink w:history="1" r:id="rIduejfpsjq9epij6gjibm84">
+            <w:hyperlink w:history="1" r:id="rIdqkofzknsmywkuykesmlly">
               <w:r>
                 <w:rPr>
                   <w:rFonts w:ascii="Arial" w:cs="Arial" w:eastAsia="Arial" w:hAnsi="Arial"/>
@@ -4210,7 +4210,7 @@
             <w:pPr>
               <w:spacing w:after="20" w:before="0"/>
             </w:pPr>
-            <w:hyperlink w:history="1" r:id="rId0atopgpnxaazo_n_6ams4">
+            <w:hyperlink w:history="1" r:id="rIdmpiqabdxrrnoxrhdjrkwp">
               <w:r>
                 <w:rPr>
                   <w:rFonts w:ascii="Arial" w:cs="Arial" w:eastAsia="Arial" w:hAnsi="Arial"/>
@@ -4243,7 +4243,7 @@
               <w:spacing w:after="10" w:before="0"/>
               <w:ind w:left="120"/>
             </w:pPr>
-            <w:hyperlink w:history="1" r:id="rId7wn7odjhswtsras7e13za">
+            <w:hyperlink w:history="1" r:id="rIdm-ou0dicygxpzu7sm1avh">
               <w:r>
                 <w:rPr>
                   <w:rFonts w:ascii="Arial" w:cs="Arial" w:eastAsia="Arial" w:hAnsi="Arial"/>
@@ -4288,7 +4288,7 @@
             <w:pPr>
               <w:spacing w:after="20" w:before="0"/>
             </w:pPr>
-            <w:hyperlink w:history="1" r:id="rId88vvqp8wxikzgszx3t6kp">
+            <w:hyperlink w:history="1" r:id="rIdbgei-xx3f6rzcvnyvt0s3">
               <w:r>
                 <w:rPr>
                   <w:rFonts w:ascii="Arial" w:cs="Arial" w:eastAsia="Arial" w:hAnsi="Arial"/>
@@ -4321,7 +4321,7 @@
               <w:spacing w:after="10" w:before="0"/>
               <w:ind w:left="120"/>
             </w:pPr>
-            <w:hyperlink w:history="1" r:id="rId2yrgxtwdelbdtzfyrtf_z">
+            <w:hyperlink w:history="1" r:id="rIdbjizm0ycqluxuvmx_u9gl">
               <w:r>
                 <w:rPr>
                   <w:rFonts w:ascii="Arial" w:cs="Arial" w:eastAsia="Arial" w:hAnsi="Arial"/>
@@ -4521,7 +4521,7 @@
             <w:pPr>
               <w:spacing w:after="20" w:before="0"/>
             </w:pPr>
-            <w:hyperlink w:history="1" r:id="rId_pf2uh2eldrschvhppcao">
+            <w:hyperlink w:history="1" r:id="rIdzecqy9qqhjl0qxlkd30gz">
               <w:r>
                 <w:rPr>
                   <w:rFonts w:ascii="Arial" w:cs="Arial" w:eastAsia="Arial" w:hAnsi="Arial"/>
@@ -4554,7 +4554,7 @@
               <w:spacing w:after="10" w:before="0"/>
               <w:ind w:left="120"/>
             </w:pPr>
-            <w:hyperlink w:history="1" r:id="rIdcxh7bpi6u8drjvxzgssa_">
+            <w:hyperlink w:history="1" r:id="rId5vtttty2ua-7z2_z5qgw7">
               <w:r>
                 <w:rPr>
                   <w:rFonts w:ascii="Arial" w:cs="Arial" w:eastAsia="Arial" w:hAnsi="Arial"/>
@@ -4599,7 +4599,7 @@
             <w:pPr>
               <w:spacing w:after="20" w:before="0"/>
             </w:pPr>
-            <w:hyperlink w:history="1" r:id="rIdgrdn5qltupjrrdrmwitwi">
+            <w:hyperlink w:history="1" r:id="rIddfzbimfimcmk_jyuy-fk3">
               <w:r>
                 <w:rPr>
                   <w:rFonts w:ascii="Arial" w:cs="Arial" w:eastAsia="Arial" w:hAnsi="Arial"/>
@@ -4632,7 +4632,7 @@
               <w:spacing w:after="10" w:before="0"/>
               <w:ind w:left="120"/>
             </w:pPr>
-            <w:hyperlink w:history="1" r:id="rId5_vfxjfsvrnuujuv1crh9">
+            <w:hyperlink w:history="1" r:id="rIdt69qvtodhe-wg2mhlmbhu">
               <w:r>
                 <w:rPr>
                   <w:rFonts w:ascii="Arial" w:cs="Arial" w:eastAsia="Arial" w:hAnsi="Arial"/>
@@ -5157,7 +5157,7 @@
         </w:rPr>
         <w:t xml:space="preserve">© 2026 SeaVuria and ARES. Aligned with KICD objectives. Developed by SeaVuria; technical implementation by ARES (with AI assistance from Claude). Licensed under </w:t>
       </w:r>
-      <w:hyperlink w:history="1" r:id="rIdyvhrxzuwyhqluyopobrih">
+      <w:hyperlink w:history="1" r:id="rId0w-zzac8u2s8lmtbog67j">
         <w:r>
           <w:rPr>
             <w:rFonts w:ascii="Arial" w:cs="Arial" w:eastAsia="Arial" w:hAnsi="Arial"/>
@@ -5178,7 +5178,7 @@
         </w:rPr>
         <w:t xml:space="preserve"> (</w:t>
       </w:r>
-      <w:hyperlink w:history="1" r:id="rIddqkkjh9skaksefedbqmh-">
+      <w:hyperlink w:history="1" r:id="rId-gx-uu9ukmxft51ww1lyp">
         <w:r>
           <w:rPr>
             <w:rFonts w:ascii="Arial" w:cs="Arial" w:eastAsia="Arial" w:hAnsi="Arial"/>
@@ -6218,7 +6218,7 @@
             <w:pPr>
               <w:spacing w:after="20" w:before="0"/>
             </w:pPr>
-            <w:hyperlink w:history="1" r:id="rIdhthsigjvyb3seprmjysv6">
+            <w:hyperlink w:history="1" r:id="rIdti0icnkfp-uuogvk-mlv1">
               <w:r>
                 <w:rPr>
                   <w:rFonts w:ascii="Arial" w:cs="Arial" w:eastAsia="Arial" w:hAnsi="Arial"/>
@@ -6251,7 +6251,7 @@
               <w:spacing w:after="10" w:before="0"/>
               <w:ind w:left="120"/>
             </w:pPr>
-            <w:hyperlink w:history="1" r:id="rIdb9cazf_mrheisjekvwcme">
+            <w:hyperlink w:history="1" r:id="rIdlsuhhfovidglzxc5s4pmz">
               <w:r>
                 <w:rPr>
                   <w:rFonts w:ascii="Arial" w:cs="Arial" w:eastAsia="Arial" w:hAnsi="Arial"/>
@@ -6296,7 +6296,7 @@
             <w:pPr>
               <w:spacing w:after="20" w:before="0"/>
             </w:pPr>
-            <w:hyperlink w:history="1" r:id="rId3rph_yv9b5tbqa4tfsg6y">
+            <w:hyperlink w:history="1" r:id="rIdtg-zwhe08i8cg7j5hsiub">
               <w:r>
                 <w:rPr>
                   <w:rFonts w:ascii="Arial" w:cs="Arial" w:eastAsia="Arial" w:hAnsi="Arial"/>
@@ -6329,7 +6329,7 @@
               <w:spacing w:after="10" w:before="0"/>
               <w:ind w:left="120"/>
             </w:pPr>
-            <w:hyperlink w:history="1" r:id="rIdgu6rkvp3ataxlwdsbczgp">
+            <w:hyperlink w:history="1" r:id="rIddkjtisod94zpy2lsylbhd">
               <w:r>
                 <w:rPr>
                   <w:rFonts w:ascii="Arial" w:cs="Arial" w:eastAsia="Arial" w:hAnsi="Arial"/>
@@ -6529,7 +6529,7 @@
             <w:pPr>
               <w:spacing w:after="20" w:before="0"/>
             </w:pPr>
-            <w:hyperlink w:history="1" r:id="rId94guap-0n-up60mmd54lx">
+            <w:hyperlink w:history="1" r:id="rId3gc2vop4lron249pkpwau">
               <w:r>
                 <w:rPr>
                   <w:rFonts w:ascii="Arial" w:cs="Arial" w:eastAsia="Arial" w:hAnsi="Arial"/>
@@ -6562,7 +6562,7 @@
               <w:spacing w:after="10" w:before="0"/>
               <w:ind w:left="120"/>
             </w:pPr>
-            <w:hyperlink w:history="1" r:id="rIdfxzibw3ppbq4bgqlckhak">
+            <w:hyperlink w:history="1" r:id="rIdtd54uroubwqalavys6pgu">
               <w:r>
                 <w:rPr>
                   <w:rFonts w:ascii="Arial" w:cs="Arial" w:eastAsia="Arial" w:hAnsi="Arial"/>
@@ -6607,7 +6607,7 @@
             <w:pPr>
               <w:spacing w:after="20" w:before="0"/>
             </w:pPr>
-            <w:hyperlink w:history="1" r:id="rIdqaoswryugaqxj3bdi36bp">
+            <w:hyperlink w:history="1" r:id="rId9bvakmjhzad15x_3ruah0">
               <w:r>
                 <w:rPr>
                   <w:rFonts w:ascii="Arial" w:cs="Arial" w:eastAsia="Arial" w:hAnsi="Arial"/>
@@ -6640,7 +6640,7 @@
               <w:spacing w:after="10" w:before="0"/>
               <w:ind w:left="120"/>
             </w:pPr>
-            <w:hyperlink w:history="1" r:id="rIdtdysdfnkyu82nflngkm2l">
+            <w:hyperlink w:history="1" r:id="rIdc-wle5g7sqrdpbghu8xql">
               <w:r>
                 <w:rPr>
                   <w:rFonts w:ascii="Arial" w:cs="Arial" w:eastAsia="Arial" w:hAnsi="Arial"/>
@@ -6840,7 +6840,7 @@
             <w:pPr>
               <w:spacing w:after="20" w:before="0"/>
             </w:pPr>
-            <w:hyperlink w:history="1" r:id="rId4qfbnpfntms6u2qgtacyv">
+            <w:hyperlink w:history="1" r:id="rIdwhio7nqrrs4zqroiugkbw">
               <w:r>
                 <w:rPr>
                   <w:rFonts w:ascii="Arial" w:cs="Arial" w:eastAsia="Arial" w:hAnsi="Arial"/>
@@ -6889,7 +6889,7 @@
               <w:spacing w:after="10" w:before="0"/>
               <w:ind w:left="120"/>
             </w:pPr>
-            <w:hyperlink w:history="1" r:id="rIdo2ztpoy27rt9plerrynh6">
+            <w:hyperlink w:history="1" r:id="rIdd2sak2knsfrj5psb28pao">
               <w:r>
                 <w:rPr>
                   <w:rFonts w:ascii="Arial" w:cs="Arial" w:eastAsia="Arial" w:hAnsi="Arial"/>
@@ -6934,7 +6934,7 @@
             <w:pPr>
               <w:spacing w:after="20" w:before="0"/>
             </w:pPr>
-            <w:hyperlink w:history="1" r:id="rId3naqagaecqja80rqfdanl">
+            <w:hyperlink w:history="1" r:id="rIdmakmajy0rbixkkzurld1n">
               <w:r>
                 <w:rPr>
                   <w:rFonts w:ascii="Arial" w:cs="Arial" w:eastAsia="Arial" w:hAnsi="Arial"/>
@@ -6967,7 +6967,7 @@
               <w:spacing w:after="10" w:before="0"/>
               <w:ind w:left="120"/>
             </w:pPr>
-            <w:hyperlink w:history="1" r:id="rId2crmmzx5pyf1-dgbevfgg">
+            <w:hyperlink w:history="1" r:id="rIdzvuui2zrjxfxjjbjjptxa">
               <w:r>
                 <w:rPr>
                   <w:rFonts w:ascii="Arial" w:cs="Arial" w:eastAsia="Arial" w:hAnsi="Arial"/>
@@ -7167,7 +7167,7 @@
             <w:pPr>
               <w:spacing w:after="20" w:before="0"/>
             </w:pPr>
-            <w:hyperlink w:history="1" r:id="rIda6f5hckhb81onekfv0lmw">
+            <w:hyperlink w:history="1" r:id="rIdxjl_d5igrfqqslcd-6wgs">
               <w:r>
                 <w:rPr>
                   <w:rFonts w:ascii="Arial" w:cs="Arial" w:eastAsia="Arial" w:hAnsi="Arial"/>
@@ -7216,7 +7216,7 @@
               <w:spacing w:after="10" w:before="0"/>
               <w:ind w:left="120"/>
             </w:pPr>
-            <w:hyperlink w:history="1" r:id="rId7mfe5bx-ozhtz0nxmtki6">
+            <w:hyperlink w:history="1" r:id="rId1j3yhlrtero50bt0k3xo2">
               <w:r>
                 <w:rPr>
                   <w:rFonts w:ascii="Arial" w:cs="Arial" w:eastAsia="Arial" w:hAnsi="Arial"/>
@@ -7261,7 +7261,7 @@
             <w:pPr>
               <w:spacing w:after="20" w:before="0"/>
             </w:pPr>
-            <w:hyperlink w:history="1" r:id="rIdii3v977vfzrljfrueeowv">
+            <w:hyperlink w:history="1" r:id="rId9kjmyjvsvtnxzdyzlbs6b">
               <w:r>
                 <w:rPr>
                   <w:rFonts w:ascii="Arial" w:cs="Arial" w:eastAsia="Arial" w:hAnsi="Arial"/>
@@ -7294,7 +7294,7 @@
               <w:spacing w:after="10" w:before="0"/>
               <w:ind w:left="120"/>
             </w:pPr>
-            <w:hyperlink w:history="1" r:id="rIdlhphjegkor_gcrpxwvshc">
+            <w:hyperlink w:history="1" r:id="rIdqnw4c6kbjbeare-xhuxb1">
               <w:r>
                 <w:rPr>
                   <w:rFonts w:ascii="Arial" w:cs="Arial" w:eastAsia="Arial" w:hAnsi="Arial"/>
@@ -7494,7 +7494,7 @@
             <w:pPr>
               <w:spacing w:after="20" w:before="0"/>
             </w:pPr>
-            <w:hyperlink w:history="1" r:id="rId0bdadhec1ynczp0cg5v-l">
+            <w:hyperlink w:history="1" r:id="rId7c6la-n9ccfscmrelag3f">
               <w:r>
                 <w:rPr>
                   <w:rFonts w:ascii="Arial" w:cs="Arial" w:eastAsia="Arial" w:hAnsi="Arial"/>
@@ -7543,7 +7543,7 @@
               <w:spacing w:after="10" w:before="0"/>
               <w:ind w:left="120"/>
             </w:pPr>
-            <w:hyperlink w:history="1" r:id="rId14lhzlg-qbjqqqe-mrdlm">
+            <w:hyperlink w:history="1" r:id="rId-nbqxftbuc5qlymxkdsln">
               <w:r>
                 <w:rPr>
                   <w:rFonts w:ascii="Arial" w:cs="Arial" w:eastAsia="Arial" w:hAnsi="Arial"/>
@@ -7588,7 +7588,7 @@
             <w:pPr>
               <w:spacing w:after="20" w:before="0"/>
             </w:pPr>
-            <w:hyperlink w:history="1" r:id="rIdwmdjp96byzk7miu2lkxvd">
+            <w:hyperlink w:history="1" r:id="rId4zwyjyjt3zfazd0nfw4xm">
               <w:r>
                 <w:rPr>
                   <w:rFonts w:ascii="Arial" w:cs="Arial" w:eastAsia="Arial" w:hAnsi="Arial"/>
@@ -7621,7 +7621,7 @@
               <w:spacing w:after="10" w:before="0"/>
               <w:ind w:left="120"/>
             </w:pPr>
-            <w:hyperlink w:history="1" r:id="rIdk-hlp-umala-ghjpsqtdn">
+            <w:hyperlink w:history="1" r:id="rIdugqoows341lsi9l14fxli">
               <w:r>
                 <w:rPr>
                   <w:rFonts w:ascii="Arial" w:cs="Arial" w:eastAsia="Arial" w:hAnsi="Arial"/>
@@ -8146,7 +8146,7 @@
         </w:rPr>
         <w:t xml:space="preserve">© 2026 SeaVuria and ARES. Aligned with KICD objectives. Developed by SeaVuria; technical implementation by ARES (with AI assistance from Claude). Licensed under </w:t>
       </w:r>
-      <w:hyperlink w:history="1" r:id="rIdg-sfpk_nxcyx0y5f6msqc">
+      <w:hyperlink w:history="1" r:id="rIdmcw3az5h4bmldnm-2jzmr">
         <w:r>
           <w:rPr>
             <w:rFonts w:ascii="Arial" w:cs="Arial" w:eastAsia="Arial" w:hAnsi="Arial"/>
@@ -8167,7 +8167,7 @@
         </w:rPr>
         <w:t xml:space="preserve"> (</w:t>
       </w:r>
-      <w:hyperlink w:history="1" r:id="rIdxvdx8ebqi3sww_zberkdh">
+      <w:hyperlink w:history="1" r:id="rIdpshey728q3ybzioevmndm">
         <w:r>
           <w:rPr>
             <w:rFonts w:ascii="Arial" w:cs="Arial" w:eastAsia="Arial" w:hAnsi="Arial"/>
@@ -9207,7 +9207,7 @@
             <w:pPr>
               <w:spacing w:after="20" w:before="0"/>
             </w:pPr>
-            <w:hyperlink w:history="1" r:id="rIdsgq_uqdcvpmqjlara2ozv">
+            <w:hyperlink w:history="1" r:id="rIdp2ck6slahwse6tduxxb0e">
               <w:r>
                 <w:rPr>
                   <w:rFonts w:ascii="Arial" w:cs="Arial" w:eastAsia="Arial" w:hAnsi="Arial"/>
@@ -9240,7 +9240,7 @@
               <w:spacing w:after="10" w:before="0"/>
               <w:ind w:left="120"/>
             </w:pPr>
-            <w:hyperlink w:history="1" r:id="rId_a5d4bm8ip7yben82deoc">
+            <w:hyperlink w:history="1" r:id="rIdfmn2u8zj3hz8of3xwvejt">
               <w:r>
                 <w:rPr>
                   <w:rFonts w:ascii="Arial" w:cs="Arial" w:eastAsia="Arial" w:hAnsi="Arial"/>
@@ -9285,7 +9285,7 @@
             <w:pPr>
               <w:spacing w:after="20" w:before="0"/>
             </w:pPr>
-            <w:hyperlink w:history="1" r:id="rIdbtrtz5bcxuprym2j8zyoe">
+            <w:hyperlink w:history="1" r:id="rIdb261mcxv2vc-cctcixbrk">
               <w:r>
                 <w:rPr>
                   <w:rFonts w:ascii="Arial" w:cs="Arial" w:eastAsia="Arial" w:hAnsi="Arial"/>
@@ -9318,7 +9318,7 @@
               <w:spacing w:after="10" w:before="0"/>
               <w:ind w:left="120"/>
             </w:pPr>
-            <w:hyperlink w:history="1" r:id="rIdajf_ybollwjbmhjhfw7xg">
+            <w:hyperlink w:history="1" r:id="rIdbcejc_o3bmiabmvzf0b3d">
               <w:r>
                 <w:rPr>
                   <w:rFonts w:ascii="Arial" w:cs="Arial" w:eastAsia="Arial" w:hAnsi="Arial"/>
@@ -9518,7 +9518,7 @@
             <w:pPr>
               <w:spacing w:after="20" w:before="0"/>
             </w:pPr>
-            <w:hyperlink w:history="1" r:id="rIdae-upi6kmf5s41wlnjjxi">
+            <w:hyperlink w:history="1" r:id="rIdlygmrcrpj-4hghxpqkvfr">
               <w:r>
                 <w:rPr>
                   <w:rFonts w:ascii="Arial" w:cs="Arial" w:eastAsia="Arial" w:hAnsi="Arial"/>
@@ -9551,7 +9551,7 @@
               <w:spacing w:after="10" w:before="0"/>
               <w:ind w:left="120"/>
             </w:pPr>
-            <w:hyperlink w:history="1" r:id="rIdj13djfygffhkyyqxpalvr">
+            <w:hyperlink w:history="1" r:id="rIdatd9rzghii2am1liljwrq">
               <w:r>
                 <w:rPr>
                   <w:rFonts w:ascii="Arial" w:cs="Arial" w:eastAsia="Arial" w:hAnsi="Arial"/>
@@ -9596,7 +9596,7 @@
             <w:pPr>
               <w:spacing w:after="20" w:before="0"/>
             </w:pPr>
-            <w:hyperlink w:history="1" r:id="rIdklbkmxtrcfmjoizqvctal">
+            <w:hyperlink w:history="1" r:id="rIdwwpw65txvkt0hets3txuk">
               <w:r>
                 <w:rPr>
                   <w:rFonts w:ascii="Arial" w:cs="Arial" w:eastAsia="Arial" w:hAnsi="Arial"/>
@@ -9629,7 +9629,7 @@
               <w:spacing w:after="10" w:before="0"/>
               <w:ind w:left="120"/>
             </w:pPr>
-            <w:hyperlink w:history="1" r:id="rIdh8fr8xd5rtozelnt51kez">
+            <w:hyperlink w:history="1" r:id="rIdhsubgbyv-9fbiuuoown07">
               <w:r>
                 <w:rPr>
                   <w:rFonts w:ascii="Arial" w:cs="Arial" w:eastAsia="Arial" w:hAnsi="Arial"/>
@@ -9829,7 +9829,7 @@
             <w:pPr>
               <w:spacing w:after="20" w:before="0"/>
             </w:pPr>
-            <w:hyperlink w:history="1" r:id="rIdfmyzvx1y3xalruxovni4w">
+            <w:hyperlink w:history="1" r:id="rIddfj67kgwvdv50iuljgy_6">
               <w:r>
                 <w:rPr>
                   <w:rFonts w:ascii="Arial" w:cs="Arial" w:eastAsia="Arial" w:hAnsi="Arial"/>
@@ -9862,7 +9862,7 @@
               <w:spacing w:after="10" w:before="0"/>
               <w:ind w:left="120"/>
             </w:pPr>
-            <w:hyperlink w:history="1" r:id="rIdwdiqsceh8amlfbq7tszxf">
+            <w:hyperlink w:history="1" r:id="rId_vbjvjq7q-eo9skvofija">
               <w:r>
                 <w:rPr>
                   <w:rFonts w:ascii="Arial" w:cs="Arial" w:eastAsia="Arial" w:hAnsi="Arial"/>
@@ -9907,7 +9907,7 @@
             <w:pPr>
               <w:spacing w:after="20" w:before="0"/>
             </w:pPr>
-            <w:hyperlink w:history="1" r:id="rIdswboqreou-dxknfh2n_-c">
+            <w:hyperlink w:history="1" r:id="rIdwxlmqsw-kqxiyg075hd7p">
               <w:r>
                 <w:rPr>
                   <w:rFonts w:ascii="Arial" w:cs="Arial" w:eastAsia="Arial" w:hAnsi="Arial"/>
@@ -9940,7 +9940,7 @@
               <w:spacing w:after="10" w:before="0"/>
               <w:ind w:left="120"/>
             </w:pPr>
-            <w:hyperlink w:history="1" r:id="rIdtf8ki2pparghfx23k5d0f">
+            <w:hyperlink w:history="1" r:id="rIdscnjekjcmpdrozjngl00k">
               <w:r>
                 <w:rPr>
                   <w:rFonts w:ascii="Arial" w:cs="Arial" w:eastAsia="Arial" w:hAnsi="Arial"/>
@@ -10140,7 +10140,7 @@
             <w:pPr>
               <w:spacing w:after="20" w:before="0"/>
             </w:pPr>
-            <w:hyperlink w:history="1" r:id="rIdqw3osmlsua8aqjxijs-xr">
+            <w:hyperlink w:history="1" r:id="rIdsumm1lgqb6dwtwumz3axy">
               <w:r>
                 <w:rPr>
                   <w:rFonts w:ascii="Arial" w:cs="Arial" w:eastAsia="Arial" w:hAnsi="Arial"/>
@@ -10173,7 +10173,7 @@
               <w:spacing w:after="10" w:before="0"/>
               <w:ind w:left="120"/>
             </w:pPr>
-            <w:hyperlink w:history="1" r:id="rIdwz6tisonklbyqg4mo4jgz">
+            <w:hyperlink w:history="1" r:id="rIdxbfyq9akh9cscjlkglbns">
               <w:r>
                 <w:rPr>
                   <w:rFonts w:ascii="Arial" w:cs="Arial" w:eastAsia="Arial" w:hAnsi="Arial"/>
@@ -10218,7 +10218,7 @@
             <w:pPr>
               <w:spacing w:after="20" w:before="0"/>
             </w:pPr>
-            <w:hyperlink w:history="1" r:id="rIdicww_ilbignbfpnxup35h">
+            <w:hyperlink w:history="1" r:id="rIdky1l7z2u59_pwzeldqxwf">
               <w:r>
                 <w:rPr>
                   <w:rFonts w:ascii="Arial" w:cs="Arial" w:eastAsia="Arial" w:hAnsi="Arial"/>
@@ -10251,7 +10251,7 @@
               <w:spacing w:after="10" w:before="0"/>
               <w:ind w:left="120"/>
             </w:pPr>
-            <w:hyperlink w:history="1" r:id="rIdhx-aq542nn0dvqc7vzkkw">
+            <w:hyperlink w:history="1" r:id="rIdt9caqfnwluts5hqenqws7">
               <w:r>
                 <w:rPr>
                   <w:rFonts w:ascii="Arial" w:cs="Arial" w:eastAsia="Arial" w:hAnsi="Arial"/>
@@ -10451,7 +10451,7 @@
             <w:pPr>
               <w:spacing w:after="20" w:before="0"/>
             </w:pPr>
-            <w:hyperlink w:history="1" r:id="rIdcsadc8kq3cvwfxqtwcuqh">
+            <w:hyperlink w:history="1" r:id="rIdah7dky02hdrvsypl7nkve">
               <w:r>
                 <w:rPr>
                   <w:rFonts w:ascii="Arial" w:cs="Arial" w:eastAsia="Arial" w:hAnsi="Arial"/>
@@ -10500,7 +10500,7 @@
               <w:spacing w:after="10" w:before="0"/>
               <w:ind w:left="120"/>
             </w:pPr>
-            <w:hyperlink w:history="1" r:id="rIdm90ln5bwxne6ww9s7zuzj">
+            <w:hyperlink w:history="1" r:id="rIdupvxy2u5kqo9t6kckcd2u">
               <w:r>
                 <w:rPr>
                   <w:rFonts w:ascii="Arial" w:cs="Arial" w:eastAsia="Arial" w:hAnsi="Arial"/>
@@ -10545,7 +10545,7 @@
             <w:pPr>
               <w:spacing w:after="20" w:before="0"/>
             </w:pPr>
-            <w:hyperlink w:history="1" r:id="rIdhy74emd6bdtp-jkkszv6f">
+            <w:hyperlink w:history="1" r:id="rIdqadwpkqnqjihfa_02miws">
               <w:r>
                 <w:rPr>
                   <w:rFonts w:ascii="Arial" w:cs="Arial" w:eastAsia="Arial" w:hAnsi="Arial"/>
@@ -10578,7 +10578,7 @@
               <w:spacing w:after="10" w:before="0"/>
               <w:ind w:left="120"/>
             </w:pPr>
-            <w:hyperlink w:history="1" r:id="rIdcddm31mv9cdgg-b29rfij">
+            <w:hyperlink w:history="1" r:id="rIdlvpvpxdv7lmkkalbsfoxz">
               <w:r>
                 <w:rPr>
                   <w:rFonts w:ascii="Arial" w:cs="Arial" w:eastAsia="Arial" w:hAnsi="Arial"/>
@@ -11103,7 +11103,7 @@
         </w:rPr>
         <w:t xml:space="preserve">© 2026 SeaVuria and ARES. Aligned with KICD objectives. Developed by SeaVuria; technical implementation by ARES (with AI assistance from Claude). Licensed under </w:t>
       </w:r>
-      <w:hyperlink w:history="1" r:id="rIdnsva1-ggitynwirtwazfw">
+      <w:hyperlink w:history="1" r:id="rIdagaroea-wzq4a4mzip4ff">
         <w:r>
           <w:rPr>
             <w:rFonts w:ascii="Arial" w:cs="Arial" w:eastAsia="Arial" w:hAnsi="Arial"/>
@@ -11124,7 +11124,7 @@
         </w:rPr>
         <w:t xml:space="preserve"> (</w:t>
       </w:r>
-      <w:hyperlink w:history="1" r:id="rIdvjtxjfud2co6yvuiy8w6d">
+      <w:hyperlink w:history="1" r:id="rIdpgmxyiwapic8a3oy5unsx">
         <w:r>
           <w:rPr>
             <w:rFonts w:ascii="Arial" w:cs="Arial" w:eastAsia="Arial" w:hAnsi="Arial"/>
@@ -12164,7 +12164,7 @@
             <w:pPr>
               <w:spacing w:after="20" w:before="0"/>
             </w:pPr>
-            <w:hyperlink w:history="1" r:id="rIdtg8ln2x7lsdztdmoehedj">
+            <w:hyperlink w:history="1" r:id="rIditzkqokbyfnkjwhj2pila">
               <w:r>
                 <w:rPr>
                   <w:rFonts w:ascii="Arial" w:cs="Arial" w:eastAsia="Arial" w:hAnsi="Arial"/>
@@ -12197,7 +12197,7 @@
               <w:spacing w:after="10" w:before="0"/>
               <w:ind w:left="120"/>
             </w:pPr>
-            <w:hyperlink w:history="1" r:id="rIdkreqzdiqudx6bzl5fv6oa">
+            <w:hyperlink w:history="1" r:id="rId-v3znagq-xwwon5u4v_01">
               <w:r>
                 <w:rPr>
                   <w:rFonts w:ascii="Arial" w:cs="Arial" w:eastAsia="Arial" w:hAnsi="Arial"/>
@@ -12242,7 +12242,7 @@
             <w:pPr>
               <w:spacing w:after="20" w:before="0"/>
             </w:pPr>
-            <w:hyperlink w:history="1" r:id="rIdrcdwt7gmtlk_iinf1ui4l">
+            <w:hyperlink w:history="1" r:id="rIdzf5i-39krnj2hy8lg-7zd">
               <w:r>
                 <w:rPr>
                   <w:rFonts w:ascii="Arial" w:cs="Arial" w:eastAsia="Arial" w:hAnsi="Arial"/>
@@ -12275,7 +12275,7 @@
               <w:spacing w:after="10" w:before="0"/>
               <w:ind w:left="120"/>
             </w:pPr>
-            <w:hyperlink w:history="1" r:id="rIdkme0ofq2pobbt2trtqgos">
+            <w:hyperlink w:history="1" r:id="rIdjtu9zknt4zabqhztxup6w">
               <w:r>
                 <w:rPr>
                   <w:rFonts w:ascii="Arial" w:cs="Arial" w:eastAsia="Arial" w:hAnsi="Arial"/>
@@ -12475,7 +12475,7 @@
             <w:pPr>
               <w:spacing w:after="20" w:before="0"/>
             </w:pPr>
-            <w:hyperlink w:history="1" r:id="rId7t5anff0hl2z3pxwwjtix">
+            <w:hyperlink w:history="1" r:id="rIdlxxl5oazhrgvjscg23her">
               <w:r>
                 <w:rPr>
                   <w:rFonts w:ascii="Arial" w:cs="Arial" w:eastAsia="Arial" w:hAnsi="Arial"/>
@@ -12508,7 +12508,7 @@
               <w:spacing w:after="10" w:before="0"/>
               <w:ind w:left="120"/>
             </w:pPr>
-            <w:hyperlink w:history="1" r:id="rIdbcls7bzglcj6t1zwxgcg-">
+            <w:hyperlink w:history="1" r:id="rIduzspfq4jsxuf-yczmw38p">
               <w:r>
                 <w:rPr>
                   <w:rFonts w:ascii="Arial" w:cs="Arial" w:eastAsia="Arial" w:hAnsi="Arial"/>
@@ -12553,7 +12553,7 @@
             <w:pPr>
               <w:spacing w:after="20" w:before="0"/>
             </w:pPr>
-            <w:hyperlink w:history="1" r:id="rIde_uogzgqvexivbnfy6bq6">
+            <w:hyperlink w:history="1" r:id="rId0orrvpg_ev23capyow0bm">
               <w:r>
                 <w:rPr>
                   <w:rFonts w:ascii="Arial" w:cs="Arial" w:eastAsia="Arial" w:hAnsi="Arial"/>
@@ -12586,7 +12586,7 @@
               <w:spacing w:after="10" w:before="0"/>
               <w:ind w:left="120"/>
             </w:pPr>
-            <w:hyperlink w:history="1" r:id="rIdywz2pxercijrw3u36xofq">
+            <w:hyperlink w:history="1" r:id="rIdgrof4vde7nikhrns8r-nt">
               <w:r>
                 <w:rPr>
                   <w:rFonts w:ascii="Arial" w:cs="Arial" w:eastAsia="Arial" w:hAnsi="Arial"/>
@@ -12786,7 +12786,7 @@
             <w:pPr>
               <w:spacing w:after="20" w:before="0"/>
             </w:pPr>
-            <w:hyperlink w:history="1" r:id="rIdbpkyail2qbabqevywgmhy">
+            <w:hyperlink w:history="1" r:id="rId4ogiehk7d5jqacxslicdo">
               <w:r>
                 <w:rPr>
                   <w:rFonts w:ascii="Arial" w:cs="Arial" w:eastAsia="Arial" w:hAnsi="Arial"/>
@@ -12819,7 +12819,7 @@
               <w:spacing w:after="10" w:before="0"/>
               <w:ind w:left="120"/>
             </w:pPr>
-            <w:hyperlink w:history="1" r:id="rIdlpcb85_6weksftdsi5byf">
+            <w:hyperlink w:history="1" r:id="rIdhduoglqd4n0cdz9q08_80">
               <w:r>
                 <w:rPr>
                   <w:rFonts w:ascii="Arial" w:cs="Arial" w:eastAsia="Arial" w:hAnsi="Arial"/>
@@ -12864,7 +12864,7 @@
             <w:pPr>
               <w:spacing w:after="20" w:before="0"/>
             </w:pPr>
-            <w:hyperlink w:history="1" r:id="rIdpjizextebxy01lfnc2d5e">
+            <w:hyperlink w:history="1" r:id="rIdcvlzbvf6p8k4vmlgbdiwz">
               <w:r>
                 <w:rPr>
                   <w:rFonts w:ascii="Arial" w:cs="Arial" w:eastAsia="Arial" w:hAnsi="Arial"/>
@@ -12897,7 +12897,7 @@
               <w:spacing w:after="10" w:before="0"/>
               <w:ind w:left="120"/>
             </w:pPr>
-            <w:hyperlink w:history="1" r:id="rIdkxteihqzt0k6v9lz3wusp">
+            <w:hyperlink w:history="1" r:id="rIdwrqbz-punaznyskoibfos">
               <w:r>
                 <w:rPr>
                   <w:rFonts w:ascii="Arial" w:cs="Arial" w:eastAsia="Arial" w:hAnsi="Arial"/>
@@ -13097,7 +13097,7 @@
             <w:pPr>
               <w:spacing w:after="20" w:before="0"/>
             </w:pPr>
-            <w:hyperlink w:history="1" r:id="rIdql8jucyqtfi6ouf-i0ddo">
+            <w:hyperlink w:history="1" r:id="rIdzwe-8el6jygpkpmk7vecr">
               <w:r>
                 <w:rPr>
                   <w:rFonts w:ascii="Arial" w:cs="Arial" w:eastAsia="Arial" w:hAnsi="Arial"/>
@@ -13130,7 +13130,7 @@
               <w:spacing w:after="10" w:before="0"/>
               <w:ind w:left="120"/>
             </w:pPr>
-            <w:hyperlink w:history="1" r:id="rId37jdswxjqcuscvbuxwyku">
+            <w:hyperlink w:history="1" r:id="rIdcdfqxc5o-vsk_gjok_bbw">
               <w:r>
                 <w:rPr>
                   <w:rFonts w:ascii="Arial" w:cs="Arial" w:eastAsia="Arial" w:hAnsi="Arial"/>
@@ -13175,7 +13175,7 @@
             <w:pPr>
               <w:spacing w:after="20" w:before="0"/>
             </w:pPr>
-            <w:hyperlink w:history="1" r:id="rIdx91magm2bh2xgiyvchrvt">
+            <w:hyperlink w:history="1" r:id="rIdypx8-bgddwrk1zpgdp6mx">
               <w:r>
                 <w:rPr>
                   <w:rFonts w:ascii="Arial" w:cs="Arial" w:eastAsia="Arial" w:hAnsi="Arial"/>
@@ -13208,7 +13208,7 @@
               <w:spacing w:after="10" w:before="0"/>
               <w:ind w:left="120"/>
             </w:pPr>
-            <w:hyperlink w:history="1" r:id="rIdhlwzebjm0ogdrdp_ltwtg">
+            <w:hyperlink w:history="1" r:id="rIdfk2rju53owl2wnxxppaqp">
               <w:r>
                 <w:rPr>
                   <w:rFonts w:ascii="Arial" w:cs="Arial" w:eastAsia="Arial" w:hAnsi="Arial"/>
@@ -13408,7 +13408,7 @@
             <w:pPr>
               <w:spacing w:after="20" w:before="0"/>
             </w:pPr>
-            <w:hyperlink w:history="1" r:id="rIdwidulgauqxmtqy3byysip">
+            <w:hyperlink w:history="1" r:id="rIdippaplbwj8_xqfxuqwtzh">
               <w:r>
                 <w:rPr>
                   <w:rFonts w:ascii="Arial" w:cs="Arial" w:eastAsia="Arial" w:hAnsi="Arial"/>
@@ -13457,7 +13457,7 @@
               <w:spacing w:after="10" w:before="0"/>
               <w:ind w:left="120"/>
             </w:pPr>
-            <w:hyperlink w:history="1" r:id="rIdhy85gp6lznj9z1kd-fhcw">
+            <w:hyperlink w:history="1" r:id="rIdg7_l2ems1gk3qi1rgsavo">
               <w:r>
                 <w:rPr>
                   <w:rFonts w:ascii="Arial" w:cs="Arial" w:eastAsia="Arial" w:hAnsi="Arial"/>
@@ -13502,7 +13502,7 @@
             <w:pPr>
               <w:spacing w:after="20" w:before="0"/>
             </w:pPr>
-            <w:hyperlink w:history="1" r:id="rIdkux3_k4jwu1qokbmga-ms">
+            <w:hyperlink w:history="1" r:id="rId_75jecuy-zxaskb0xoidk">
               <w:r>
                 <w:rPr>
                   <w:rFonts w:ascii="Arial" w:cs="Arial" w:eastAsia="Arial" w:hAnsi="Arial"/>
@@ -13535,7 +13535,7 @@
               <w:spacing w:after="10" w:before="0"/>
               <w:ind w:left="120"/>
             </w:pPr>
-            <w:hyperlink w:history="1" r:id="rId3uek2s2i77gka5yxbxz_k">
+            <w:hyperlink w:history="1" r:id="rId3iwbekk1cm-bx-oo6ut0v">
               <w:r>
                 <w:rPr>
                   <w:rFonts w:ascii="Arial" w:cs="Arial" w:eastAsia="Arial" w:hAnsi="Arial"/>
@@ -14160,7 +14160,7 @@
         </w:rPr>
         <w:t xml:space="preserve">© 2026 SeaVuria and ARES. Aligned with KICD objectives. Developed by SeaVuria; technical implementation by ARES (with AI assistance from Claude). Licensed under </w:t>
       </w:r>
-      <w:hyperlink w:history="1" r:id="rIdffzmqxbcp_0ntdogg4cqc">
+      <w:hyperlink w:history="1" r:id="rIdhldfthwpmotlfnxizql45">
         <w:r>
           <w:rPr>
             <w:rFonts w:ascii="Arial" w:cs="Arial" w:eastAsia="Arial" w:hAnsi="Arial"/>
@@ -14181,7 +14181,7 @@
         </w:rPr>
         <w:t xml:space="preserve"> (</w:t>
       </w:r>
-      <w:hyperlink w:history="1" r:id="rIdnu3s31fwr9qksbvlknpxf">
+      <w:hyperlink w:history="1" r:id="rIdur7c3ksw6jhsybaexkhsj">
         <w:r>
           <w:rPr>
             <w:rFonts w:ascii="Arial" w:cs="Arial" w:eastAsia="Arial" w:hAnsi="Arial"/>
@@ -15221,7 +15221,7 @@
             <w:pPr>
               <w:spacing w:after="20" w:before="0"/>
             </w:pPr>
-            <w:hyperlink w:history="1" r:id="rId_zszizfoi4xwdvsq7dq45">
+            <w:hyperlink w:history="1" r:id="rIdku2efxzqivyimgoa4_d_v">
               <w:r>
                 <w:rPr>
                   <w:rFonts w:ascii="Arial" w:cs="Arial" w:eastAsia="Arial" w:hAnsi="Arial"/>
@@ -15254,7 +15254,7 @@
               <w:spacing w:after="10" w:before="0"/>
               <w:ind w:left="120"/>
             </w:pPr>
-            <w:hyperlink w:history="1" r:id="rIdi_uzc2m97a4zvpglmng7v">
+            <w:hyperlink w:history="1" r:id="rIdr191yb--xxcjjiwa5itn_">
               <w:r>
                 <w:rPr>
                   <w:rFonts w:ascii="Arial" w:cs="Arial" w:eastAsia="Arial" w:hAnsi="Arial"/>
@@ -15299,7 +15299,7 @@
             <w:pPr>
               <w:spacing w:after="20" w:before="0"/>
             </w:pPr>
-            <w:hyperlink w:history="1" r:id="rIdijmy_yiumixxuantmj5od">
+            <w:hyperlink w:history="1" r:id="rIdt_6ev5bq4chqngzuxg6ss">
               <w:r>
                 <w:rPr>
                   <w:rFonts w:ascii="Arial" w:cs="Arial" w:eastAsia="Arial" w:hAnsi="Arial"/>
@@ -15332,7 +15332,7 @@
               <w:spacing w:after="10" w:before="0"/>
               <w:ind w:left="120"/>
             </w:pPr>
-            <w:hyperlink w:history="1" r:id="rIdlvxhb9go9-2xc0rxajsbu">
+            <w:hyperlink w:history="1" r:id="rIddfzrwctsfjur7zkct6yzg">
               <w:r>
                 <w:rPr>
                   <w:rFonts w:ascii="Arial" w:cs="Arial" w:eastAsia="Arial" w:hAnsi="Arial"/>
@@ -15532,7 +15532,7 @@
             <w:pPr>
               <w:spacing w:after="20" w:before="0"/>
             </w:pPr>
-            <w:hyperlink w:history="1" r:id="rIdlxt93tssd3vkkp-vi7-pn">
+            <w:hyperlink w:history="1" r:id="rIdh4om93dmvdnuq-qhvkbpy">
               <w:r>
                 <w:rPr>
                   <w:rFonts w:ascii="Arial" w:cs="Arial" w:eastAsia="Arial" w:hAnsi="Arial"/>
@@ -15565,7 +15565,7 @@
               <w:spacing w:after="10" w:before="0"/>
               <w:ind w:left="120"/>
             </w:pPr>
-            <w:hyperlink w:history="1" r:id="rIdf4benzsnq6a8ten5w1uil">
+            <w:hyperlink w:history="1" r:id="rIdkxip3rcraxylc2whlszf8">
               <w:r>
                 <w:rPr>
                   <w:rFonts w:ascii="Arial" w:cs="Arial" w:eastAsia="Arial" w:hAnsi="Arial"/>
@@ -15610,7 +15610,7 @@
             <w:pPr>
               <w:spacing w:after="20" w:before="0"/>
             </w:pPr>
-            <w:hyperlink w:history="1" r:id="rIdz8ridl6olm0xwyzpzst29">
+            <w:hyperlink w:history="1" r:id="rIdqeakhfqirw2l7imk7jffm">
               <w:r>
                 <w:rPr>
                   <w:rFonts w:ascii="Arial" w:cs="Arial" w:eastAsia="Arial" w:hAnsi="Arial"/>
@@ -15643,7 +15643,7 @@
               <w:spacing w:after="10" w:before="0"/>
               <w:ind w:left="120"/>
             </w:pPr>
-            <w:hyperlink w:history="1" r:id="rIdvayw9tynpd2zio9wkeznl">
+            <w:hyperlink w:history="1" r:id="rIdcwp1_mfvarsn8rhumzg9w">
               <w:r>
                 <w:rPr>
                   <w:rFonts w:ascii="Arial" w:cs="Arial" w:eastAsia="Arial" w:hAnsi="Arial"/>
@@ -15843,7 +15843,7 @@
             <w:pPr>
               <w:spacing w:after="20" w:before="0"/>
             </w:pPr>
-            <w:hyperlink w:history="1" r:id="rIdhrxdiv79edm0z0tjltl93">
+            <w:hyperlink w:history="1" r:id="rIdb4wi3bh-lrt4lgkk87arm">
               <w:r>
                 <w:rPr>
                   <w:rFonts w:ascii="Arial" w:cs="Arial" w:eastAsia="Arial" w:hAnsi="Arial"/>
@@ -15892,7 +15892,7 @@
               <w:spacing w:after="10" w:before="0"/>
               <w:ind w:left="120"/>
             </w:pPr>
-            <w:hyperlink w:history="1" r:id="rId_tgdbwycxiv6by8qzl5wg">
+            <w:hyperlink w:history="1" r:id="rIdiw6ecqku6k_qokmjeeglo">
               <w:r>
                 <w:rPr>
                   <w:rFonts w:ascii="Arial" w:cs="Arial" w:eastAsia="Arial" w:hAnsi="Arial"/>
@@ -15937,7 +15937,7 @@
             <w:pPr>
               <w:spacing w:after="20" w:before="0"/>
             </w:pPr>
-            <w:hyperlink w:history="1" r:id="rId4lbjvioqdlccenun-ispq">
+            <w:hyperlink w:history="1" r:id="rIdwvxr0toaqeaqb1aisf0_t">
               <w:r>
                 <w:rPr>
                   <w:rFonts w:ascii="Arial" w:cs="Arial" w:eastAsia="Arial" w:hAnsi="Arial"/>
@@ -15986,7 +15986,7 @@
               <w:spacing w:after="10" w:before="0"/>
               <w:ind w:left="120"/>
             </w:pPr>
-            <w:hyperlink w:history="1" r:id="rIdmt0pszn72w2lyvhjyeym7">
+            <w:hyperlink w:history="1" r:id="rIdp7tgl7f4n90ciguqhwue0">
               <w:r>
                 <w:rPr>
                   <w:rFonts w:ascii="Arial" w:cs="Arial" w:eastAsia="Arial" w:hAnsi="Arial"/>
@@ -16186,7 +16186,7 @@
             <w:pPr>
               <w:spacing w:after="20" w:before="0"/>
             </w:pPr>
-            <w:hyperlink w:history="1" r:id="rIdqfhum3spzkd-50ukid9ob">
+            <w:hyperlink w:history="1" r:id="rIdwr_gi9bnrmehoeapx1ewj">
               <w:r>
                 <w:rPr>
                   <w:rFonts w:ascii="Arial" w:cs="Arial" w:eastAsia="Arial" w:hAnsi="Arial"/>
@@ -16235,7 +16235,7 @@
               <w:spacing w:after="10" w:before="0"/>
               <w:ind w:left="120"/>
             </w:pPr>
-            <w:hyperlink w:history="1" r:id="rIdqjkpfklw1lsogzu6sczcy">
+            <w:hyperlink w:history="1" r:id="rIdcvpupuu6nctyfrfamk_8n">
               <w:r>
                 <w:rPr>
                   <w:rFonts w:ascii="Arial" w:cs="Arial" w:eastAsia="Arial" w:hAnsi="Arial"/>
@@ -16280,7 +16280,7 @@
             <w:pPr>
               <w:spacing w:after="20" w:before="0"/>
             </w:pPr>
-            <w:hyperlink w:history="1" r:id="rIdixwevitagidhjdasxnxgn">
+            <w:hyperlink w:history="1" r:id="rId0vxpdokvlqwtxfjpuvkij">
               <w:r>
                 <w:rPr>
                   <w:rFonts w:ascii="Arial" w:cs="Arial" w:eastAsia="Arial" w:hAnsi="Arial"/>
@@ -16329,7 +16329,7 @@
               <w:spacing w:after="10" w:before="0"/>
               <w:ind w:left="120"/>
             </w:pPr>
-            <w:hyperlink w:history="1" r:id="rIdxocc9pjnkopvpz6czaeli">
+            <w:hyperlink w:history="1" r:id="rIdu2dm0m6v5drtdkhtowsve">
               <w:r>
                 <w:rPr>
                   <w:rFonts w:ascii="Arial" w:cs="Arial" w:eastAsia="Arial" w:hAnsi="Arial"/>
@@ -16529,7 +16529,7 @@
             <w:pPr>
               <w:spacing w:after="20" w:before="0"/>
             </w:pPr>
-            <w:hyperlink w:history="1" r:id="rIdlvovsieaclntyo31neupq">
+            <w:hyperlink w:history="1" r:id="rIduggh2pmx9s33vlod2j910">
               <w:r>
                 <w:rPr>
                   <w:rFonts w:ascii="Arial" w:cs="Arial" w:eastAsia="Arial" w:hAnsi="Arial"/>
@@ -16578,7 +16578,7 @@
               <w:spacing w:after="10" w:before="0"/>
               <w:ind w:left="120"/>
             </w:pPr>
-            <w:hyperlink w:history="1" r:id="rIdw80llquyseygvnhf86pwh">
+            <w:hyperlink w:history="1" r:id="rIdfae5gvz2y8cchqvxlchti">
               <w:r>
                 <w:rPr>
                   <w:rFonts w:ascii="Arial" w:cs="Arial" w:eastAsia="Arial" w:hAnsi="Arial"/>
@@ -16623,7 +16623,7 @@
             <w:pPr>
               <w:spacing w:after="20" w:before="0"/>
             </w:pPr>
-            <w:hyperlink w:history="1" r:id="rId0zt2olqrd67e48oug5nrw">
+            <w:hyperlink w:history="1" r:id="rIdejhuwmx9nqgbzwdp7d2mn">
               <w:r>
                 <w:rPr>
                   <w:rFonts w:ascii="Arial" w:cs="Arial" w:eastAsia="Arial" w:hAnsi="Arial"/>
@@ -16672,7 +16672,7 @@
               <w:spacing w:after="10" w:before="0"/>
               <w:ind w:left="120"/>
             </w:pPr>
-            <w:hyperlink w:history="1" r:id="rIdlzozxhrq4oipmmpck0vsf">
+            <w:hyperlink w:history="1" r:id="rId1yrteffpea38mwxc-qvuz">
               <w:r>
                 <w:rPr>
                   <w:rFonts w:ascii="Arial" w:cs="Arial" w:eastAsia="Arial" w:hAnsi="Arial"/>
@@ -17197,7 +17197,7 @@
         </w:rPr>
         <w:t xml:space="preserve">© 2026 SeaVuria and ARES. Aligned with KICD objectives. Developed by SeaVuria; technical implementation by ARES (with AI assistance from Claude). Licensed under </w:t>
       </w:r>
-      <w:hyperlink w:history="1" r:id="rIdctwczonmltbwy55lsot_f">
+      <w:hyperlink w:history="1" r:id="rIdl9b6lzoiozaazp7lob1q2">
         <w:r>
           <w:rPr>
             <w:rFonts w:ascii="Arial" w:cs="Arial" w:eastAsia="Arial" w:hAnsi="Arial"/>
@@ -17218,7 +17218,7 @@
         </w:rPr>
         <w:t xml:space="preserve"> (</w:t>
       </w:r>
-      <w:hyperlink w:history="1" r:id="rIdgcwdohirk09cknekfmltv">
+      <w:hyperlink w:history="1" r:id="rIdkh-ck_zlljslhv3qgn0-9">
         <w:r>
           <w:rPr>
             <w:rFonts w:ascii="Arial" w:cs="Arial" w:eastAsia="Arial" w:hAnsi="Arial"/>
@@ -18258,7 +18258,7 @@
             <w:pPr>
               <w:spacing w:after="20" w:before="0"/>
             </w:pPr>
-            <w:hyperlink w:history="1" r:id="rId5-ifgsd_e65ami1vdllsd">
+            <w:hyperlink w:history="1" r:id="rIdeeoacpc1qhhro5xknireg">
               <w:r>
                 <w:rPr>
                   <w:rFonts w:ascii="Arial" w:cs="Arial" w:eastAsia="Arial" w:hAnsi="Arial"/>
@@ -18291,7 +18291,7 @@
               <w:spacing w:after="10" w:before="0"/>
               <w:ind w:left="120"/>
             </w:pPr>
-            <w:hyperlink w:history="1" r:id="rIdb8sxdctrluagkc5qk2hjo">
+            <w:hyperlink w:history="1" r:id="rIdzyznumjzgptyzvhj5nyyj">
               <w:r>
                 <w:rPr>
                   <w:rFonts w:ascii="Arial" w:cs="Arial" w:eastAsia="Arial" w:hAnsi="Arial"/>
@@ -18336,7 +18336,7 @@
             <w:pPr>
               <w:spacing w:after="20" w:before="0"/>
             </w:pPr>
-            <w:hyperlink w:history="1" r:id="rIduixzhhgqkwn8yzja-lwpi">
+            <w:hyperlink w:history="1" r:id="rIdibikpwng7dhnqgfisfirx">
               <w:r>
                 <w:rPr>
                   <w:rFonts w:ascii="Arial" w:cs="Arial" w:eastAsia="Arial" w:hAnsi="Arial"/>
@@ -18369,7 +18369,7 @@
               <w:spacing w:after="10" w:before="0"/>
               <w:ind w:left="120"/>
             </w:pPr>
-            <w:hyperlink w:history="1" r:id="rIdwionno5uy6xow_xhn38fz">
+            <w:hyperlink w:history="1" r:id="rIdgxlh4ct15gwpau7n5cmwv">
               <w:r>
                 <w:rPr>
                   <w:rFonts w:ascii="Arial" w:cs="Arial" w:eastAsia="Arial" w:hAnsi="Arial"/>
@@ -18569,7 +18569,7 @@
             <w:pPr>
               <w:spacing w:after="20" w:before="0"/>
             </w:pPr>
-            <w:hyperlink w:history="1" r:id="rIdcgtgkon_yh5goruyy3up5">
+            <w:hyperlink w:history="1" r:id="rIdilxszmpyhmxzw2t76ihxj">
               <w:r>
                 <w:rPr>
                   <w:rFonts w:ascii="Arial" w:cs="Arial" w:eastAsia="Arial" w:hAnsi="Arial"/>
@@ -18602,7 +18602,7 @@
               <w:spacing w:after="10" w:before="0"/>
               <w:ind w:left="120"/>
             </w:pPr>
-            <w:hyperlink w:history="1" r:id="rId637skehmifliubpxp571l">
+            <w:hyperlink w:history="1" r:id="rIdliu_hnjnqkdyrezm1n-wt">
               <w:r>
                 <w:rPr>
                   <w:rFonts w:ascii="Arial" w:cs="Arial" w:eastAsia="Arial" w:hAnsi="Arial"/>
@@ -18647,7 +18647,7 @@
             <w:pPr>
               <w:spacing w:after="20" w:before="0"/>
             </w:pPr>
-            <w:hyperlink w:history="1" r:id="rIdrfignqq6qa91_iwi_tjq3">
+            <w:hyperlink w:history="1" r:id="rIdebcmmpyn1ltjquzextsqb">
               <w:r>
                 <w:rPr>
                   <w:rFonts w:ascii="Arial" w:cs="Arial" w:eastAsia="Arial" w:hAnsi="Arial"/>
@@ -18680,7 +18680,7 @@
               <w:spacing w:after="10" w:before="0"/>
               <w:ind w:left="120"/>
             </w:pPr>
-            <w:hyperlink w:history="1" r:id="rIdzdrsgdyklrwdzewvuba84">
+            <w:hyperlink w:history="1" r:id="rIdsjqrw7schmq-iesdepfjv">
               <w:r>
                 <w:rPr>
                   <w:rFonts w:ascii="Arial" w:cs="Arial" w:eastAsia="Arial" w:hAnsi="Arial"/>
@@ -18880,7 +18880,7 @@
             <w:pPr>
               <w:spacing w:after="20" w:before="0"/>
             </w:pPr>
-            <w:hyperlink w:history="1" r:id="rId6v24fw7bgrtg5tqpriifl">
+            <w:hyperlink w:history="1" r:id="rIdzedb9ptas43nqa34txcvy">
               <w:r>
                 <w:rPr>
                   <w:rFonts w:ascii="Arial" w:cs="Arial" w:eastAsia="Arial" w:hAnsi="Arial"/>
@@ -18929,7 +18929,7 @@
               <w:spacing w:after="10" w:before="0"/>
               <w:ind w:left="120"/>
             </w:pPr>
-            <w:hyperlink w:history="1" r:id="rId8iilzku_9iztgallgjsx8">
+            <w:hyperlink w:history="1" r:id="rIdpbvdnuomm9ciu3e8fyxft">
               <w:r>
                 <w:rPr>
                   <w:rFonts w:ascii="Arial" w:cs="Arial" w:eastAsia="Arial" w:hAnsi="Arial"/>
@@ -18974,7 +18974,7 @@
             <w:pPr>
               <w:spacing w:after="20" w:before="0"/>
             </w:pPr>
-            <w:hyperlink w:history="1" r:id="rIdgj3byj5ayxf0oevtdjaet">
+            <w:hyperlink w:history="1" r:id="rIdd4ex6hx4oovxspyeyglpf">
               <w:r>
                 <w:rPr>
                   <w:rFonts w:ascii="Arial" w:cs="Arial" w:eastAsia="Arial" w:hAnsi="Arial"/>
@@ -19007,7 +19007,7 @@
               <w:spacing w:after="10" w:before="0"/>
               <w:ind w:left="120"/>
             </w:pPr>
-            <w:hyperlink w:history="1" r:id="rIddgui25mfu6xzprak8toig">
+            <w:hyperlink w:history="1" r:id="rIdb55nnaujdqdgjp4qddn9c">
               <w:r>
                 <w:rPr>
                   <w:rFonts w:ascii="Arial" w:cs="Arial" w:eastAsia="Arial" w:hAnsi="Arial"/>
@@ -19207,7 +19207,7 @@
             <w:pPr>
               <w:spacing w:after="20" w:before="0"/>
             </w:pPr>
-            <w:hyperlink w:history="1" r:id="rId0th9kuxq4mplzcnv-kuxl">
+            <w:hyperlink w:history="1" r:id="rIdwontwcpzh-rk0v5vi9dmm">
               <w:r>
                 <w:rPr>
                   <w:rFonts w:ascii="Arial" w:cs="Arial" w:eastAsia="Arial" w:hAnsi="Arial"/>
@@ -19256,7 +19256,7 @@
               <w:spacing w:after="10" w:before="0"/>
               <w:ind w:left="120"/>
             </w:pPr>
-            <w:hyperlink w:history="1" r:id="rId3bqpbdnigocjippep-bja">
+            <w:hyperlink w:history="1" r:id="rIdstbzlplejoqrv1lqkodum">
               <w:r>
                 <w:rPr>
                   <w:rFonts w:ascii="Arial" w:cs="Arial" w:eastAsia="Arial" w:hAnsi="Arial"/>
@@ -19301,7 +19301,7 @@
             <w:pPr>
               <w:spacing w:after="20" w:before="0"/>
             </w:pPr>
-            <w:hyperlink w:history="1" r:id="rIdqybcpzuk4t4dp9az4kzj8">
+            <w:hyperlink w:history="1" r:id="rIdqh2fko3vrdofd6h68asnc">
               <w:r>
                 <w:rPr>
                   <w:rFonts w:ascii="Arial" w:cs="Arial" w:eastAsia="Arial" w:hAnsi="Arial"/>
@@ -19334,7 +19334,7 @@
               <w:spacing w:after="10" w:before="0"/>
               <w:ind w:left="120"/>
             </w:pPr>
-            <w:hyperlink w:history="1" r:id="rIdfxj5wqgcspdu94gvdrvo0">
+            <w:hyperlink w:history="1" r:id="rIdjw-4oowvgi6bue4zrefrj">
               <w:r>
                 <w:rPr>
                   <w:rFonts w:ascii="Arial" w:cs="Arial" w:eastAsia="Arial" w:hAnsi="Arial"/>
@@ -19534,7 +19534,7 @@
             <w:pPr>
               <w:spacing w:after="20" w:before="0"/>
             </w:pPr>
-            <w:hyperlink w:history="1" r:id="rIdiwnpr3cosxyurnga48krh">
+            <w:hyperlink w:history="1" r:id="rIdsqhbdh1v_kojd-ojcus9b">
               <w:r>
                 <w:rPr>
                   <w:rFonts w:ascii="Arial" w:cs="Arial" w:eastAsia="Arial" w:hAnsi="Arial"/>
@@ -19583,7 +19583,7 @@
               <w:spacing w:after="10" w:before="0"/>
               <w:ind w:left="120"/>
             </w:pPr>
-            <w:hyperlink w:history="1" r:id="rIduccv7tyc9_8sgq3ps4g3l">
+            <w:hyperlink w:history="1" r:id="rIdwp7c6kfsfuo6shfklf1c3">
               <w:r>
                 <w:rPr>
                   <w:rFonts w:ascii="Arial" w:cs="Arial" w:eastAsia="Arial" w:hAnsi="Arial"/>
@@ -19628,7 +19628,7 @@
             <w:pPr>
               <w:spacing w:after="20" w:before="0"/>
             </w:pPr>
-            <w:hyperlink w:history="1" r:id="rId-4mcp7e9ipvxksu0sifbu">
+            <w:hyperlink w:history="1" r:id="rIdugblfl0octphfc24eg7e9">
               <w:r>
                 <w:rPr>
                   <w:rFonts w:ascii="Arial" w:cs="Arial" w:eastAsia="Arial" w:hAnsi="Arial"/>
@@ -19677,7 +19677,7 @@
               <w:spacing w:after="10" w:before="0"/>
               <w:ind w:left="120"/>
             </w:pPr>
-            <w:hyperlink w:history="1" r:id="rIdpmgaoglq3depr6ccxcnfx">
+            <w:hyperlink w:history="1" r:id="rIdq8_2kjrkt-dzydoaksk12">
               <w:r>
                 <w:rPr>
                   <w:rFonts w:ascii="Arial" w:cs="Arial" w:eastAsia="Arial" w:hAnsi="Arial"/>
@@ -20302,7 +20302,7 @@
         </w:rPr>
         <w:t xml:space="preserve">© 2026 SeaVuria and ARES. Aligned with KICD objectives. Developed by SeaVuria; technical implementation by ARES (with AI assistance from Claude). Licensed under </w:t>
       </w:r>
-      <w:hyperlink w:history="1" r:id="rIdv0b6rx8y66bagy9zf81ol">
+      <w:hyperlink w:history="1" r:id="rIdglytsbyvfzs9noku9jlq2">
         <w:r>
           <w:rPr>
             <w:rFonts w:ascii="Arial" w:cs="Arial" w:eastAsia="Arial" w:hAnsi="Arial"/>
@@ -20323,7 +20323,7 @@
         </w:rPr>
         <w:t xml:space="preserve"> (</w:t>
       </w:r>
-      <w:hyperlink w:history="1" r:id="rIddq0qntuha_oecc58z3hmj">
+      <w:hyperlink w:history="1" r:id="rIdznikqp3qzptib2oweutqx">
         <w:r>
           <w:rPr>
             <w:rFonts w:ascii="Arial" w:cs="Arial" w:eastAsia="Arial" w:hAnsi="Arial"/>
@@ -21380,7 +21380,7 @@
               <w:spacing w:after="10" w:before="0"/>
               <w:ind w:left="120"/>
             </w:pPr>
-            <w:hyperlink w:history="1" r:id="rId52nnxve2f_lkoirytudrb">
+            <w:hyperlink w:history="1" r:id="rIdymgckh9xn9fqaoytxxpel">
               <w:r>
                 <w:rPr>
                   <w:rFonts w:ascii="Arial" w:cs="Arial" w:eastAsia="Arial" w:hAnsi="Arial"/>
@@ -21440,7 +21440,7 @@
             <w:pPr>
               <w:spacing w:after="20" w:before="0"/>
             </w:pPr>
-            <w:hyperlink w:history="1" r:id="rIdxt2qzpxbno8jup9e4w9po">
+            <w:hyperlink w:history="1" r:id="rId24jggrv89mdkwx-gktwzr">
               <w:r>
                 <w:rPr>
                   <w:rFonts w:ascii="Arial" w:cs="Arial" w:eastAsia="Arial" w:hAnsi="Arial"/>
@@ -21473,7 +21473,7 @@
               <w:spacing w:after="10" w:before="0"/>
               <w:ind w:left="120"/>
             </w:pPr>
-            <w:hyperlink w:history="1" r:id="rIdpczwzgsq72dhbim1ivszw">
+            <w:hyperlink w:history="1" r:id="rIddrbrru_sobv9fgabv6bd8">
               <w:r>
                 <w:rPr>
                   <w:rFonts w:ascii="Arial" w:cs="Arial" w:eastAsia="Arial" w:hAnsi="Arial"/>
@@ -21690,7 +21690,7 @@
               <w:spacing w:after="10" w:before="0"/>
               <w:ind w:left="120"/>
             </w:pPr>
-            <w:hyperlink w:history="1" r:id="rIdcskcfjmcxpvckqydgi1p4">
+            <w:hyperlink w:history="1" r:id="rId__xsi-us1b7t4ebeswaut">
               <w:r>
                 <w:rPr>
                   <w:rFonts w:ascii="Arial" w:cs="Arial" w:eastAsia="Arial" w:hAnsi="Arial"/>
@@ -21750,7 +21750,7 @@
             <w:pPr>
               <w:spacing w:after="20" w:before="0"/>
             </w:pPr>
-            <w:hyperlink w:history="1" r:id="rIdqrbpir-d_y5jknemdrpss">
+            <w:hyperlink w:history="1" r:id="rIdyvkgfmrpv1qk680zqgxjc">
               <w:r>
                 <w:rPr>
                   <w:rFonts w:ascii="Arial" w:cs="Arial" w:eastAsia="Arial" w:hAnsi="Arial"/>
@@ -21783,7 +21783,7 @@
               <w:spacing w:after="10" w:before="0"/>
               <w:ind w:left="120"/>
             </w:pPr>
-            <w:hyperlink w:history="1" r:id="rIdcldtzobf_6ixfqmw4mthy">
+            <w:hyperlink w:history="1" r:id="rIdur6mu23ury5qpyp1bum8b">
               <w:r>
                 <w:rPr>
                   <w:rFonts w:ascii="Arial" w:cs="Arial" w:eastAsia="Arial" w:hAnsi="Arial"/>
@@ -22000,7 +22000,7 @@
               <w:spacing w:after="10" w:before="0"/>
               <w:ind w:left="120"/>
             </w:pPr>
-            <w:hyperlink w:history="1" r:id="rId8tvvlgutg5t7sr1mdwjp2">
+            <w:hyperlink w:history="1" r:id="rIdycpj8vyer5xbasobehrmy">
               <w:r>
                 <w:rPr>
                   <w:rFonts w:ascii="Arial" w:cs="Arial" w:eastAsia="Arial" w:hAnsi="Arial"/>
@@ -22060,7 +22060,7 @@
             <w:pPr>
               <w:spacing w:after="20" w:before="0"/>
             </w:pPr>
-            <w:hyperlink w:history="1" r:id="rId_naodmanma3ei10vwv2pu">
+            <w:hyperlink w:history="1" r:id="rIddwsfct6w8q-9xojzyg_d5">
               <w:r>
                 <w:rPr>
                   <w:rFonts w:ascii="Arial" w:cs="Arial" w:eastAsia="Arial" w:hAnsi="Arial"/>
@@ -22109,7 +22109,7 @@
               <w:spacing w:after="10" w:before="0"/>
               <w:ind w:left="120"/>
             </w:pPr>
-            <w:hyperlink w:history="1" r:id="rIduml0xzz9icdo3yazlehto">
+            <w:hyperlink w:history="1" r:id="rIdczuhpyxrw-g4cutrfrcyr">
               <w:r>
                 <w:rPr>
                   <w:rFonts w:ascii="Arial" w:cs="Arial" w:eastAsia="Arial" w:hAnsi="Arial"/>
@@ -22326,7 +22326,7 @@
               <w:spacing w:after="10" w:before="0"/>
               <w:ind w:left="120"/>
             </w:pPr>
-            <w:hyperlink w:history="1" r:id="rIdxjpauzthrg-xeu5cvziwx">
+            <w:hyperlink w:history="1" r:id="rIdifhtfgrkp9ygeup9-3x1r">
               <w:r>
                 <w:rPr>
                   <w:rFonts w:ascii="Arial" w:cs="Arial" w:eastAsia="Arial" w:hAnsi="Arial"/>
@@ -22386,7 +22386,7 @@
             <w:pPr>
               <w:spacing w:after="20" w:before="0"/>
             </w:pPr>
-            <w:hyperlink w:history="1" r:id="rIdufjsxdqly_o1pga4jcfui">
+            <w:hyperlink w:history="1" r:id="rIdc79aszojwqzchug_qrfoe">
               <w:r>
                 <w:rPr>
                   <w:rFonts w:ascii="Arial" w:cs="Arial" w:eastAsia="Arial" w:hAnsi="Arial"/>
@@ -22419,7 +22419,7 @@
               <w:spacing w:after="10" w:before="0"/>
               <w:ind w:left="120"/>
             </w:pPr>
-            <w:hyperlink w:history="1" r:id="rId__9qjnk4l8jrrndzdqwfl">
+            <w:hyperlink w:history="1" r:id="rIdmetgaeorucg1kbzetsdxl">
               <w:r>
                 <w:rPr>
                   <w:rFonts w:ascii="Arial" w:cs="Arial" w:eastAsia="Arial" w:hAnsi="Arial"/>
@@ -22636,7 +22636,7 @@
               <w:spacing w:after="10" w:before="0"/>
               <w:ind w:left="120"/>
             </w:pPr>
-            <w:hyperlink w:history="1" r:id="rIdyswkncwovkjjauydkvhis">
+            <w:hyperlink w:history="1" r:id="rIds4egjssottgargnuqaoxu">
               <w:r>
                 <w:rPr>
                   <w:rFonts w:ascii="Arial" w:cs="Arial" w:eastAsia="Arial" w:hAnsi="Arial"/>
@@ -22696,7 +22696,7 @@
             <w:pPr>
               <w:spacing w:after="20" w:before="0"/>
             </w:pPr>
-            <w:hyperlink w:history="1" r:id="rIdupna2gsl6eufxx40td6hh">
+            <w:hyperlink w:history="1" r:id="rIdw0qbxndwe2ax5aiyruyia">
               <w:r>
                 <w:rPr>
                   <w:rFonts w:ascii="Arial" w:cs="Arial" w:eastAsia="Arial" w:hAnsi="Arial"/>
@@ -22729,7 +22729,7 @@
               <w:spacing w:after="10" w:before="0"/>
               <w:ind w:left="120"/>
             </w:pPr>
-            <w:hyperlink w:history="1" r:id="rIdhrawn_lozsd-uguwydi77">
+            <w:hyperlink w:history="1" r:id="rIdqtwe5rdejyrum8fbi3z5e">
               <w:r>
                 <w:rPr>
                   <w:rFonts w:ascii="Arial" w:cs="Arial" w:eastAsia="Arial" w:hAnsi="Arial"/>
@@ -23374,7 +23374,7 @@
         </w:rPr>
         <w:t xml:space="preserve">© 2026 SeaVuria and ARES. Aligned with KICD objectives. Developed by SeaVuria; technical implementation by ARES (with AI assistance from Claude). Licensed under </w:t>
       </w:r>
-      <w:hyperlink w:history="1" r:id="rIdli3tzrctlrnee5kxpcfin">
+      <w:hyperlink w:history="1" r:id="rIdqm-mvy6qbw9zhhttg7ee1">
         <w:r>
           <w:rPr>
             <w:rFonts w:ascii="Arial" w:cs="Arial" w:eastAsia="Arial" w:hAnsi="Arial"/>
@@ -23395,7 +23395,7 @@
         </w:rPr>
         <w:t xml:space="preserve"> (</w:t>
       </w:r>
-      <w:hyperlink w:history="1" r:id="rIdp78onftniibgon03dnmea">
+      <w:hyperlink w:history="1" r:id="rIdtlrhp9hspfi_plt3tpuqq">
         <w:r>
           <w:rPr>
             <w:rFonts w:ascii="Arial" w:cs="Arial" w:eastAsia="Arial" w:hAnsi="Arial"/>
@@ -24435,7 +24435,7 @@
             <w:pPr>
               <w:spacing w:after="20" w:before="0"/>
             </w:pPr>
-            <w:hyperlink w:history="1" r:id="rIdvisbma5-opghwglepqj0w">
+            <w:hyperlink w:history="1" r:id="rIdetkxf9ktzajemo7p3lknc">
               <w:r>
                 <w:rPr>
                   <w:rFonts w:ascii="Arial" w:cs="Arial" w:eastAsia="Arial" w:hAnsi="Arial"/>
@@ -24468,7 +24468,7 @@
               <w:spacing w:after="10" w:before="0"/>
               <w:ind w:left="120"/>
             </w:pPr>
-            <w:hyperlink w:history="1" r:id="rId_fv-fg1wll_dylgoq5q5d">
+            <w:hyperlink w:history="1" r:id="rIdywudn-2_vkjndkhd9dtfa">
               <w:r>
                 <w:rPr>
                   <w:rFonts w:ascii="Arial" w:cs="Arial" w:eastAsia="Arial" w:hAnsi="Arial"/>
@@ -24513,7 +24513,7 @@
             <w:pPr>
               <w:spacing w:after="20" w:before="0"/>
             </w:pPr>
-            <w:hyperlink w:history="1" r:id="rIdww1eavlnkokhdmog6ykf3">
+            <w:hyperlink w:history="1" r:id="rIdp8_muaaoqt2yhz9qhoiz4">
               <w:r>
                 <w:rPr>
                   <w:rFonts w:ascii="Arial" w:cs="Arial" w:eastAsia="Arial" w:hAnsi="Arial"/>
@@ -24546,7 +24546,7 @@
               <w:spacing w:after="10" w:before="0"/>
               <w:ind w:left="120"/>
             </w:pPr>
-            <w:hyperlink w:history="1" r:id="rIdm28zwcmouxfebrezkzwtn">
+            <w:hyperlink w:history="1" r:id="rIdfltdtjjlkedpme7lbfbtu">
               <w:r>
                 <w:rPr>
                   <w:rFonts w:ascii="Arial" w:cs="Arial" w:eastAsia="Arial" w:hAnsi="Arial"/>
@@ -24746,7 +24746,7 @@
             <w:pPr>
               <w:spacing w:after="20" w:before="0"/>
             </w:pPr>
-            <w:hyperlink w:history="1" r:id="rIdbqm5hgqyoumnjnffhub5w">
+            <w:hyperlink w:history="1" r:id="rId-c9ujh8ajqhbpyoscxzs3">
               <w:r>
                 <w:rPr>
                   <w:rFonts w:ascii="Arial" w:cs="Arial" w:eastAsia="Arial" w:hAnsi="Arial"/>
@@ -24779,7 +24779,7 @@
               <w:spacing w:after="10" w:before="0"/>
               <w:ind w:left="120"/>
             </w:pPr>
-            <w:hyperlink w:history="1" r:id="rId3sfdoc39ozj4fgk7wwwts">
+            <w:hyperlink w:history="1" r:id="rIdkamlxe-t7zynnjqasi1lm">
               <w:r>
                 <w:rPr>
                   <w:rFonts w:ascii="Arial" w:cs="Arial" w:eastAsia="Arial" w:hAnsi="Arial"/>
@@ -24824,7 +24824,7 @@
             <w:pPr>
               <w:spacing w:after="20" w:before="0"/>
             </w:pPr>
-            <w:hyperlink w:history="1" r:id="rIdjvx1owwdjtyofoagby3sw">
+            <w:hyperlink w:history="1" r:id="rIdsfclpv3_hhshc-1qukisw">
               <w:r>
                 <w:rPr>
                   <w:rFonts w:ascii="Arial" w:cs="Arial" w:eastAsia="Arial" w:hAnsi="Arial"/>
@@ -24857,7 +24857,7 @@
               <w:spacing w:after="10" w:before="0"/>
               <w:ind w:left="120"/>
             </w:pPr>
-            <w:hyperlink w:history="1" r:id="rIdkmbskzuznbqmw5sin6n8t">
+            <w:hyperlink w:history="1" r:id="rIdl2onm3fogmszksyctbphi">
               <w:r>
                 <w:rPr>
                   <w:rFonts w:ascii="Arial" w:cs="Arial" w:eastAsia="Arial" w:hAnsi="Arial"/>
@@ -25297,7 +25297,7 @@
             <w:pPr>
               <w:spacing w:after="20" w:before="0"/>
             </w:pPr>
-            <w:hyperlink w:history="1" r:id="rIddp8eohcui5w5kdqvtf1g-">
+            <w:hyperlink w:history="1" r:id="rIdomz29ify1tx-nn1pl70ps">
               <w:r>
                 <w:rPr>
                   <w:rFonts w:ascii="Arial" w:cs="Arial" w:eastAsia="Arial" w:hAnsi="Arial"/>
@@ -25346,7 +25346,7 @@
               <w:spacing w:after="10" w:before="0"/>
               <w:ind w:left="120"/>
             </w:pPr>
-            <w:hyperlink w:history="1" r:id="rId44cujoqhcqtwmdkgb9ysn">
+            <w:hyperlink w:history="1" r:id="rIdyfho0sekdcowqemkex25i">
               <w:r>
                 <w:rPr>
                   <w:rFonts w:ascii="Arial" w:cs="Arial" w:eastAsia="Arial" w:hAnsi="Arial"/>
@@ -25391,7 +25391,7 @@
             <w:pPr>
               <w:spacing w:after="20" w:before="0"/>
             </w:pPr>
-            <w:hyperlink w:history="1" r:id="rIdsbezchztxndzezmughulj">
+            <w:hyperlink w:history="1" r:id="rIdnguxu0cy39ojfj_ten0q2">
               <w:r>
                 <w:rPr>
                   <w:rFonts w:ascii="Arial" w:cs="Arial" w:eastAsia="Arial" w:hAnsi="Arial"/>
@@ -25424,7 +25424,7 @@
               <w:spacing w:after="10" w:before="0"/>
               <w:ind w:left="120"/>
             </w:pPr>
-            <w:hyperlink w:history="1" r:id="rIdscfj3v_-xw743tbfs6kun">
+            <w:hyperlink w:history="1" r:id="rIdwt18cvscuqgroe2aac_oa">
               <w:r>
                 <w:rPr>
                   <w:rFonts w:ascii="Arial" w:cs="Arial" w:eastAsia="Arial" w:hAnsi="Arial"/>
@@ -25904,7 +25904,7 @@
             <w:pPr>
               <w:spacing w:after="20" w:before="0"/>
             </w:pPr>
-            <w:hyperlink w:history="1" r:id="rId-83h4tivkwziroeejsgku">
+            <w:hyperlink w:history="1" r:id="rIdkclwmx-1esdcsiy8r5zza">
               <w:r>
                 <w:rPr>
                   <w:rFonts w:ascii="Arial" w:cs="Arial" w:eastAsia="Arial" w:hAnsi="Arial"/>
@@ -25953,7 +25953,7 @@
               <w:spacing w:after="10" w:before="0"/>
               <w:ind w:left="120"/>
             </w:pPr>
-            <w:hyperlink w:history="1" r:id="rIdi1z-jycwuludtazutlvol">
+            <w:hyperlink w:history="1" r:id="rIdoeo8_xa1h8ulhlppqtpma">
               <w:r>
                 <w:rPr>
                   <w:rFonts w:ascii="Arial" w:cs="Arial" w:eastAsia="Arial" w:hAnsi="Arial"/>
@@ -25998,7 +25998,7 @@
             <w:pPr>
               <w:spacing w:after="20" w:before="0"/>
             </w:pPr>
-            <w:hyperlink w:history="1" r:id="rId4uiqk1kl12t1lk3ffzcpx">
+            <w:hyperlink w:history="1" r:id="rId7s4q5btnq8qbeqsobq-no">
               <w:r>
                 <w:rPr>
                   <w:rFonts w:ascii="Arial" w:cs="Arial" w:eastAsia="Arial" w:hAnsi="Arial"/>
@@ -26031,7 +26031,7 @@
               <w:spacing w:after="10" w:before="0"/>
               <w:ind w:left="120"/>
             </w:pPr>
-            <w:hyperlink w:history="1" r:id="rId5m4wodl9vbvo2jblmergn">
+            <w:hyperlink w:history="1" r:id="rIdxuulo04oxcilzzcwhqvn4">
               <w:r>
                 <w:rPr>
                   <w:rFonts w:ascii="Arial" w:cs="Arial" w:eastAsia="Arial" w:hAnsi="Arial"/>
@@ -26231,7 +26231,7 @@
             <w:pPr>
               <w:spacing w:after="20" w:before="0"/>
             </w:pPr>
-            <w:hyperlink w:history="1" r:id="rId3bfnszccjuveac93jrc1l">
+            <w:hyperlink w:history="1" r:id="rIdq0ra9a2jx-whbnnfjsfk5">
               <w:r>
                 <w:rPr>
                   <w:rFonts w:ascii="Arial" w:cs="Arial" w:eastAsia="Arial" w:hAnsi="Arial"/>
@@ -26280,7 +26280,7 @@
               <w:spacing w:after="10" w:before="0"/>
               <w:ind w:left="120"/>
             </w:pPr>
-            <w:hyperlink w:history="1" r:id="rIdqsdjibtzn_m8k4mgfpj88">
+            <w:hyperlink w:history="1" r:id="rIdfsspbjgxjyklwatkuodgk">
               <w:r>
                 <w:rPr>
                   <w:rFonts w:ascii="Arial" w:cs="Arial" w:eastAsia="Arial" w:hAnsi="Arial"/>
@@ -26325,7 +26325,7 @@
             <w:pPr>
               <w:spacing w:after="20" w:before="0"/>
             </w:pPr>
-            <w:hyperlink w:history="1" r:id="rId31fi9yszbpd_nws38jlyh">
+            <w:hyperlink w:history="1" r:id="rIdoctgrdakvtojamcv02iro">
               <w:r>
                 <w:rPr>
                   <w:rFonts w:ascii="Arial" w:cs="Arial" w:eastAsia="Arial" w:hAnsi="Arial"/>
@@ -26358,7 +26358,7 @@
               <w:spacing w:after="10" w:before="0"/>
               <w:ind w:left="120"/>
             </w:pPr>
-            <w:hyperlink w:history="1" r:id="rIdylx9bpqueialomwnngcvk">
+            <w:hyperlink w:history="1" r:id="rId0hj5qkn6fykgnadp-fez5">
               <w:r>
                 <w:rPr>
                   <w:rFonts w:ascii="Arial" w:cs="Arial" w:eastAsia="Arial" w:hAnsi="Arial"/>
@@ -27123,7 +27123,7 @@
         </w:rPr>
         <w:t xml:space="preserve">© 2026 SeaVuria and ARES. Aligned with KICD objectives. Developed by SeaVuria; technical implementation by ARES (with AI assistance from Claude). Licensed under </w:t>
       </w:r>
-      <w:hyperlink w:history="1" r:id="rIdodot-d6dkoqxbq82fscem">
+      <w:hyperlink w:history="1" r:id="rIdxododaaq4ikvq9s6rpfhf">
         <w:r>
           <w:rPr>
             <w:rFonts w:ascii="Arial" w:cs="Arial" w:eastAsia="Arial" w:hAnsi="Arial"/>
@@ -27144,7 +27144,7 @@
         </w:rPr>
         <w:t xml:space="preserve"> (</w:t>
       </w:r>
-      <w:hyperlink w:history="1" r:id="rId_pmb37acoiyyccqjuuig7">
+      <w:hyperlink w:history="1" r:id="rIdr_mexh-4xjx5xenpjroe6">
         <w:r>
           <w:rPr>
             <w:rFonts w:ascii="Arial" w:cs="Arial" w:eastAsia="Arial" w:hAnsi="Arial"/>
